--- a/docs/ОРСАПР_ПС_Литвиненко.docx
+++ b/docs/ОРСАПР_ПС_Литвиненко.docx
@@ -1,6 +1,6 @@
 
 <file path=word/document.xml><?xml version="1.0" encoding="utf-8"?>
-<w:document xmlns:wpc="http://schemas.microsoft.com/office/word/2010/wordprocessingCanvas" xmlns:cx="http://schemas.microsoft.com/office/drawing/2014/chartex" xmlns:cx1="http://schemas.microsoft.com/office/drawing/2015/9/8/chartex" xmlns:cx2="http://schemas.microsoft.com/office/drawing/2015/10/21/chartex" xmlns:cx3="http://schemas.microsoft.com/office/drawing/2016/5/9/chartex" xmlns:cx4="http://schemas.microsoft.com/office/drawing/2016/5/10/chartex" xmlns:cx5="http://schemas.microsoft.com/office/drawing/2016/5/11/chartex" xmlns:cx6="http://schemas.microsoft.com/office/drawing/2016/5/12/chartex" xmlns:cx7="http://schemas.microsoft.com/office/drawing/2016/5/13/chartex" xmlns:cx8="http://schemas.microsoft.com/office/drawing/2016/5/14/chartex" xmlns:mc="http://schemas.openxmlformats.org/markup-compatibility/2006" xmlns:aink="http://schemas.microsoft.com/office/drawing/2016/ink" xmlns:am3d="http://schemas.microsoft.com/office/drawing/2017/model3d" xmlns:o="urn:schemas-microsoft-com:office:office" xmlns:oel="http://schemas.microsoft.com/office/2019/extlst" xmlns:r="http://schemas.openxmlformats.org/officeDocument/2006/relationships" xmlns:m="http://schemas.openxmlformats.org/officeDocument/2006/math" xmlns:v="urn:schemas-microsoft-com:vml" xmlns:wp14="http://schemas.microsoft.com/office/word/2010/wordprocessingDrawing" xmlns:wp="http://schemas.openxmlformats.org/drawingml/2006/wordprocessingDrawing" xmlns:w10="urn:schemas-microsoft-com:office:word" xmlns:w="http://schemas.openxmlformats.org/wordprocessingml/2006/main" xmlns:w14="http://schemas.microsoft.com/office/word/2010/wordml" xmlns:w15="http://schemas.microsoft.com/office/word/2012/wordml" xmlns:w16cex="http://schemas.microsoft.com/office/word/2018/wordml/cex" xmlns:w16cid="http://schemas.microsoft.com/office/word/2016/wordml/cid" xmlns:w16="http://schemas.microsoft.com/office/word/2018/wordml" xmlns:w16du="http://schemas.microsoft.com/office/word/2023/wordml/word16du" xmlns:w16sdtdh="http://schemas.microsoft.com/office/word/2020/wordml/sdtdatahash" xmlns:w16sdtfl="http://schemas.microsoft.com/office/word/2024/wordml/sdtformatlock" xmlns:w16se="http://schemas.microsoft.com/office/word/2015/wordml/symex" xmlns:wpg="http://schemas.microsoft.com/office/word/2010/wordprocessingGroup" xmlns:wpi="http://schemas.microsoft.com/office/word/2010/wordprocessingInk" xmlns:wne="http://schemas.microsoft.com/office/word/2006/wordml" xmlns:wps="http://schemas.microsoft.com/office/word/2010/wordprocessingShape" mc:Ignorable="w14 w15 w16se w16cid w16 w16cex w16sdtdh w16sdtfl w16du wp14">
+<w:document xmlns:wpc="http://schemas.microsoft.com/office/word/2010/wordprocessingCanvas" xmlns:cx="http://schemas.microsoft.com/office/drawing/2014/chartex" xmlns:cx1="http://schemas.microsoft.com/office/drawing/2015/9/8/chartex" xmlns:cx2="http://schemas.microsoft.com/office/drawing/2015/10/21/chartex" xmlns:cx3="http://schemas.microsoft.com/office/drawing/2016/5/9/chartex" xmlns:cx4="http://schemas.microsoft.com/office/drawing/2016/5/10/chartex" xmlns:cx5="http://schemas.microsoft.com/office/drawing/2016/5/11/chartex" xmlns:cx6="http://schemas.microsoft.com/office/drawing/2016/5/12/chartex" xmlns:cx7="http://schemas.microsoft.com/office/drawing/2016/5/13/chartex" xmlns:cx8="http://schemas.microsoft.com/office/drawing/2016/5/14/chartex" xmlns:mc="http://schemas.openxmlformats.org/markup-compatibility/2006" xmlns:aink="http://schemas.microsoft.com/office/drawing/2016/ink" xmlns:am3d="http://schemas.microsoft.com/office/drawing/2017/model3d" xmlns:o="urn:schemas-microsoft-com:office:office" xmlns:oel="http://schemas.microsoft.com/office/2019/extlst" xmlns:r="http://schemas.openxmlformats.org/officeDocument/2006/relationships" xmlns:m="http://schemas.openxmlformats.org/officeDocument/2006/math" xmlns:v="urn:schemas-microsoft-com:vml" xmlns:wp14="http://schemas.microsoft.com/office/word/2010/wordprocessingDrawing" xmlns:wp="http://schemas.openxmlformats.org/drawingml/2006/wordprocessingDrawing" xmlns:w10="urn:schemas-microsoft-com:office:word" xmlns:w="http://schemas.openxmlformats.org/wordprocessingml/2006/main" xmlns:w14="http://schemas.microsoft.com/office/word/2010/wordml" xmlns:w15="http://schemas.microsoft.com/office/word/2012/wordml" xmlns:w16cex="http://schemas.microsoft.com/office/word/2018/wordml/cex" xmlns:w16cid="http://schemas.microsoft.com/office/word/2016/wordml/cid" xmlns:w16="http://schemas.microsoft.com/office/word/2018/wordml" xmlns:w16sdtdh="http://schemas.microsoft.com/office/word/2020/wordml/sdtdatahash" xmlns:w16se="http://schemas.microsoft.com/office/word/2015/wordml/symex" xmlns:wpg="http://schemas.microsoft.com/office/word/2010/wordprocessingGroup" xmlns:wpi="http://schemas.microsoft.com/office/word/2010/wordprocessingInk" xmlns:wne="http://schemas.microsoft.com/office/word/2006/wordml" xmlns:wps="http://schemas.microsoft.com/office/word/2010/wordprocessingShape" mc:Ignorable="w14 w15 w16se w16cid w16 w16cex w16sdtdh wp14">
   <w:body>
     <w:p>
       <w:pPr>
@@ -349,55 +349,7 @@
           <w:sz w:val="28"/>
           <w:szCs w:val="28"/>
         </w:rPr>
-        <w:t xml:space="preserve">  ________</w:t>
-      </w:r>
-      <w:r>
-        <w:rPr>
-          <w:color w:val="000000"/>
-          <w:sz w:val="28"/>
-          <w:szCs w:val="28"/>
-        </w:rPr>
-        <w:t>Литвиненко</w:t>
-      </w:r>
-      <w:r>
-        <w:rPr>
-          <w:color w:val="000000"/>
-          <w:sz w:val="28"/>
-          <w:szCs w:val="28"/>
-        </w:rPr>
-        <w:t xml:space="preserve"> </w:t>
-      </w:r>
-      <w:r>
-        <w:rPr>
-          <w:color w:val="000000"/>
-          <w:sz w:val="28"/>
-          <w:szCs w:val="28"/>
-        </w:rPr>
-        <w:t>Р</w:t>
-      </w:r>
-      <w:r>
-        <w:rPr>
-          <w:color w:val="000000"/>
-          <w:sz w:val="28"/>
-          <w:szCs w:val="28"/>
-        </w:rPr>
-        <w:t>.</w:t>
-      </w:r>
-      <w:r>
-        <w:rPr>
-          <w:color w:val="000000"/>
-          <w:sz w:val="28"/>
-          <w:szCs w:val="28"/>
-        </w:rPr>
-        <w:t>Е</w:t>
-      </w:r>
-      <w:r>
-        <w:rPr>
-          <w:color w:val="000000"/>
-          <w:sz w:val="28"/>
-          <w:szCs w:val="28"/>
-        </w:rPr>
-        <w:t>.</w:t>
+        <w:t xml:space="preserve">  ________Литвиненко Р.Е.</w:t>
       </w:r>
     </w:p>
     <w:p>
@@ -411,6 +363,7 @@
           <w:szCs w:val="28"/>
         </w:rPr>
       </w:pPr>
+      <w:proofErr w:type="gramStart"/>
       <w:r>
         <w:rPr>
           <w:color w:val="000000"/>
@@ -418,7 +371,17 @@
           <w:szCs w:val="28"/>
           <w:u w:val="single"/>
         </w:rPr>
-        <w:t xml:space="preserve">«    »                       </w:t>
+        <w:t xml:space="preserve">«  </w:t>
+      </w:r>
+      <w:proofErr w:type="gramEnd"/>
+      <w:r>
+        <w:rPr>
+          <w:color w:val="000000"/>
+          <w:sz w:val="28"/>
+          <w:szCs w:val="28"/>
+          <w:u w:val="single"/>
+        </w:rPr>
+        <w:t xml:space="preserve">  »                       </w:t>
       </w:r>
       <w:r>
         <w:rPr>
@@ -486,7 +449,25 @@
           <w:sz w:val="28"/>
           <w:szCs w:val="28"/>
         </w:rPr>
-        <w:t>_________Калентьев А.А.</w:t>
+        <w:t>_________</w:t>
+      </w:r>
+      <w:proofErr w:type="spellStart"/>
+      <w:r>
+        <w:rPr>
+          <w:color w:val="000000"/>
+          <w:sz w:val="28"/>
+          <w:szCs w:val="28"/>
+        </w:rPr>
+        <w:t>Калентьев</w:t>
+      </w:r>
+      <w:proofErr w:type="spellEnd"/>
+      <w:r>
+        <w:rPr>
+          <w:color w:val="000000"/>
+          <w:sz w:val="28"/>
+          <w:szCs w:val="28"/>
+        </w:rPr>
+        <w:t xml:space="preserve"> А.А.</w:t>
       </w:r>
     </w:p>
     <w:p>
@@ -506,7 +487,25 @@
           <w:sz w:val="28"/>
           <w:szCs w:val="28"/>
         </w:rPr>
-        <w:t>«___»____________2026 г.</w:t>
+        <w:t>«__</w:t>
+      </w:r>
+      <w:proofErr w:type="gramStart"/>
+      <w:r>
+        <w:rPr>
+          <w:color w:val="000000"/>
+          <w:sz w:val="28"/>
+          <w:szCs w:val="28"/>
+        </w:rPr>
+        <w:t>_»_</w:t>
+      </w:r>
+      <w:proofErr w:type="gramEnd"/>
+      <w:r>
+        <w:rPr>
+          <w:color w:val="000000"/>
+          <w:sz w:val="28"/>
+          <w:szCs w:val="28"/>
+        </w:rPr>
+        <w:t>___________2026 г.</w:t>
       </w:r>
     </w:p>
     <w:p>
@@ -590,12 +589,12 @@
           <w:szCs w:val="28"/>
         </w:rPr>
         <w:sectPr>
-          <w:headerReference w:type="even" r:id="rId5"/>
-          <w:headerReference w:type="default" r:id="rId6"/>
-          <w:footerReference w:type="even" r:id="rId7"/>
-          <w:footerReference w:type="default" r:id="rId8"/>
-          <w:headerReference w:type="first" r:id="rId9"/>
-          <w:footerReference w:type="first" r:id="rId10"/>
+          <w:headerReference w:type="even" r:id="rId7"/>
+          <w:headerReference w:type="default" r:id="rId8"/>
+          <w:footerReference w:type="even" r:id="rId9"/>
+          <w:footerReference w:type="default" r:id="rId10"/>
+          <w:headerReference w:type="first" r:id="rId11"/>
+          <w:footerReference w:type="first" r:id="rId12"/>
           <w:pgSz w:w="11910" w:h="16840"/>
           <w:pgMar w:top="1360" w:right="840" w:bottom="280" w:left="1340" w:header="680" w:footer="720" w:gutter="0"/>
           <w:cols w:space="720"/>
@@ -609,15 +608,7 @@
           <w:sz w:val="28"/>
           <w:szCs w:val="28"/>
         </w:rPr>
-        <w:t xml:space="preserve">                                                                                                                                            Томск 202</w:t>
-      </w:r>
-      <w:r>
-        <w:rPr>
-          <w:color w:val="000000"/>
-          <w:sz w:val="28"/>
-          <w:szCs w:val="28"/>
-        </w:rPr>
-        <w:t>6</w:t>
+        <w:t xml:space="preserve">                                                                                                                                            Томск 2026</w:t>
       </w:r>
     </w:p>
     <w:bookmarkStart w:id="1" w:name="_Toc240922644" w:displacedByCustomXml="next"/>
@@ -653,7 +644,7 @@
               <w:sz w:val="28"/>
               <w:szCs w:val="28"/>
             </w:rPr>
-            <w:t>СОДЕРЖАНИЕ</w:t>
+            <w:t>Оглавление</w:t>
           </w:r>
         </w:p>
         <w:p>
@@ -673,6 +664,8 @@
             </w:tabs>
             <w:rPr>
               <w:rFonts w:asciiTheme="minorHAnsi" w:eastAsiaTheme="minorEastAsia" w:hAnsiTheme="minorHAnsi" w:cstheme="minorBidi"/>
+              <w:b/>
+              <w:bCs/>
               <w:noProof/>
               <w:kern w:val="2"/>
               <w:sz w:val="28"/>
@@ -706,6 +699,8 @@
             <w:r>
               <w:rPr>
                 <w:rStyle w:val="af6"/>
+                <w:b/>
+                <w:bCs/>
                 <w:noProof/>
                 <w:sz w:val="28"/>
                 <w:szCs w:val="28"/>
@@ -714,6 +709,8 @@
             </w:r>
             <w:r>
               <w:rPr>
+                <w:b/>
+                <w:bCs/>
                 <w:noProof/>
                 <w:webHidden/>
                 <w:sz w:val="28"/>
@@ -723,6 +720,8 @@
             </w:r>
             <w:r>
               <w:rPr>
+                <w:b/>
+                <w:bCs/>
                 <w:noProof/>
                 <w:webHidden/>
                 <w:sz w:val="28"/>
@@ -732,6 +731,8 @@
             </w:r>
             <w:r>
               <w:rPr>
+                <w:b/>
+                <w:bCs/>
                 <w:noProof/>
                 <w:webHidden/>
                 <w:sz w:val="28"/>
@@ -741,6 +742,8 @@
             </w:r>
             <w:r>
               <w:rPr>
+                <w:b/>
+                <w:bCs/>
                 <w:noProof/>
                 <w:webHidden/>
                 <w:sz w:val="28"/>
@@ -749,6 +752,8 @@
             </w:r>
             <w:r>
               <w:rPr>
+                <w:b/>
+                <w:bCs/>
                 <w:noProof/>
                 <w:webHidden/>
                 <w:sz w:val="28"/>
@@ -758,6 +763,8 @@
             </w:r>
             <w:r>
               <w:rPr>
+                <w:b/>
+                <w:bCs/>
                 <w:noProof/>
                 <w:webHidden/>
                 <w:sz w:val="28"/>
@@ -767,6 +774,8 @@
             </w:r>
             <w:r>
               <w:rPr>
+                <w:b/>
+                <w:bCs/>
                 <w:noProof/>
                 <w:webHidden/>
                 <w:sz w:val="28"/>
@@ -784,6 +793,8 @@
             </w:tabs>
             <w:rPr>
               <w:rFonts w:asciiTheme="minorHAnsi" w:eastAsiaTheme="minorEastAsia" w:hAnsiTheme="minorHAnsi" w:cstheme="minorBidi"/>
+              <w:b/>
+              <w:bCs/>
               <w:noProof/>
               <w:kern w:val="2"/>
               <w:sz w:val="28"/>
@@ -796,6 +807,8 @@
             <w:r>
               <w:rPr>
                 <w:rStyle w:val="af6"/>
+                <w:b/>
+                <w:bCs/>
                 <w:noProof/>
                 <w:sz w:val="28"/>
                 <w:szCs w:val="28"/>
@@ -804,6 +817,8 @@
             </w:r>
             <w:r>
               <w:rPr>
+                <w:b/>
+                <w:bCs/>
                 <w:noProof/>
                 <w:webHidden/>
                 <w:sz w:val="28"/>
@@ -813,6 +828,8 @@
             </w:r>
             <w:r>
               <w:rPr>
+                <w:b/>
+                <w:bCs/>
                 <w:noProof/>
                 <w:webHidden/>
                 <w:sz w:val="28"/>
@@ -822,6 +839,8 @@
             </w:r>
             <w:r>
               <w:rPr>
+                <w:b/>
+                <w:bCs/>
                 <w:noProof/>
                 <w:webHidden/>
                 <w:sz w:val="28"/>
@@ -831,6 +850,8 @@
             </w:r>
             <w:r>
               <w:rPr>
+                <w:b/>
+                <w:bCs/>
                 <w:noProof/>
                 <w:webHidden/>
                 <w:sz w:val="28"/>
@@ -839,6 +860,8 @@
             </w:r>
             <w:r>
               <w:rPr>
+                <w:b/>
+                <w:bCs/>
                 <w:noProof/>
                 <w:webHidden/>
                 <w:sz w:val="28"/>
@@ -848,6 +871,8 @@
             </w:r>
             <w:r>
               <w:rPr>
+                <w:b/>
+                <w:bCs/>
                 <w:noProof/>
                 <w:webHidden/>
                 <w:sz w:val="28"/>
@@ -857,6 +882,8 @@
             </w:r>
             <w:r>
               <w:rPr>
+                <w:b/>
+                <w:bCs/>
                 <w:noProof/>
                 <w:webHidden/>
                 <w:sz w:val="28"/>
@@ -874,6 +901,8 @@
             </w:tabs>
             <w:rPr>
               <w:rFonts w:asciiTheme="minorHAnsi" w:eastAsiaTheme="minorEastAsia" w:hAnsiTheme="minorHAnsi" w:cstheme="minorBidi"/>
+              <w:b/>
+              <w:bCs/>
               <w:noProof/>
               <w:kern w:val="2"/>
               <w:sz w:val="28"/>
@@ -886,6 +915,8 @@
             <w:r>
               <w:rPr>
                 <w:rStyle w:val="af6"/>
+                <w:b/>
+                <w:bCs/>
                 <w:noProof/>
                 <w:sz w:val="28"/>
                 <w:szCs w:val="28"/>
@@ -895,6 +926,8 @@
             <w:r>
               <w:rPr>
                 <w:rStyle w:val="af6"/>
+                <w:b/>
+                <w:bCs/>
                 <w:noProof/>
                 <w:sz w:val="28"/>
                 <w:szCs w:val="28"/>
@@ -904,6 +937,8 @@
             </w:r>
             <w:r>
               <w:rPr>
+                <w:b/>
+                <w:bCs/>
                 <w:noProof/>
                 <w:webHidden/>
                 <w:sz w:val="28"/>
@@ -913,6 +948,8 @@
             </w:r>
             <w:r>
               <w:rPr>
+                <w:b/>
+                <w:bCs/>
                 <w:noProof/>
                 <w:webHidden/>
                 <w:sz w:val="28"/>
@@ -922,6 +959,8 @@
             </w:r>
             <w:r>
               <w:rPr>
+                <w:b/>
+                <w:bCs/>
                 <w:noProof/>
                 <w:webHidden/>
                 <w:sz w:val="28"/>
@@ -931,6 +970,8 @@
             </w:r>
             <w:r>
               <w:rPr>
+                <w:b/>
+                <w:bCs/>
                 <w:noProof/>
                 <w:webHidden/>
                 <w:sz w:val="28"/>
@@ -939,6 +980,8 @@
             </w:r>
             <w:r>
               <w:rPr>
+                <w:b/>
+                <w:bCs/>
                 <w:noProof/>
                 <w:webHidden/>
                 <w:sz w:val="28"/>
@@ -948,6 +991,8 @@
             </w:r>
             <w:r>
               <w:rPr>
+                <w:b/>
+                <w:bCs/>
                 <w:noProof/>
                 <w:webHidden/>
                 <w:sz w:val="28"/>
@@ -957,6 +1002,8 @@
             </w:r>
             <w:r>
               <w:rPr>
+                <w:b/>
+                <w:bCs/>
                 <w:noProof/>
                 <w:webHidden/>
                 <w:sz w:val="28"/>
@@ -974,6 +1021,8 @@
             </w:tabs>
             <w:rPr>
               <w:rFonts w:asciiTheme="minorHAnsi" w:eastAsiaTheme="minorEastAsia" w:hAnsiTheme="minorHAnsi" w:cstheme="minorBidi"/>
+              <w:b/>
+              <w:bCs/>
               <w:noProof/>
               <w:kern w:val="2"/>
               <w:sz w:val="28"/>
@@ -986,6 +1035,8 @@
             <w:r>
               <w:rPr>
                 <w:rStyle w:val="af6"/>
+                <w:b/>
+                <w:bCs/>
                 <w:noProof/>
                 <w:sz w:val="28"/>
                 <w:szCs w:val="28"/>
@@ -994,6 +1045,8 @@
             </w:r>
             <w:r>
               <w:rPr>
+                <w:b/>
+                <w:bCs/>
                 <w:noProof/>
                 <w:webHidden/>
                 <w:sz w:val="28"/>
@@ -1003,6 +1056,8 @@
             </w:r>
             <w:r>
               <w:rPr>
+                <w:b/>
+                <w:bCs/>
                 <w:noProof/>
                 <w:webHidden/>
                 <w:sz w:val="28"/>
@@ -1012,6 +1067,8 @@
             </w:r>
             <w:r>
               <w:rPr>
+                <w:b/>
+                <w:bCs/>
                 <w:noProof/>
                 <w:webHidden/>
                 <w:sz w:val="28"/>
@@ -1021,6 +1078,8 @@
             </w:r>
             <w:r>
               <w:rPr>
+                <w:b/>
+                <w:bCs/>
                 <w:noProof/>
                 <w:webHidden/>
                 <w:sz w:val="28"/>
@@ -1029,6 +1088,8 @@
             </w:r>
             <w:r>
               <w:rPr>
+                <w:b/>
+                <w:bCs/>
                 <w:noProof/>
                 <w:webHidden/>
                 <w:sz w:val="28"/>
@@ -1038,6 +1099,8 @@
             </w:r>
             <w:r>
               <w:rPr>
+                <w:b/>
+                <w:bCs/>
                 <w:noProof/>
                 <w:webHidden/>
                 <w:sz w:val="28"/>
@@ -1047,6 +1110,8 @@
             </w:r>
             <w:r>
               <w:rPr>
+                <w:b/>
+                <w:bCs/>
                 <w:noProof/>
                 <w:webHidden/>
                 <w:sz w:val="28"/>
@@ -1064,6 +1129,8 @@
             </w:tabs>
             <w:rPr>
               <w:rFonts w:asciiTheme="minorHAnsi" w:eastAsiaTheme="minorEastAsia" w:hAnsiTheme="minorHAnsi" w:cstheme="minorBidi"/>
+              <w:b/>
+              <w:bCs/>
               <w:noProof/>
               <w:kern w:val="2"/>
               <w:sz w:val="28"/>
@@ -1076,6 +1143,8 @@
             <w:r>
               <w:rPr>
                 <w:rStyle w:val="af6"/>
+                <w:b/>
+                <w:bCs/>
                 <w:noProof/>
                 <w:sz w:val="28"/>
                 <w:szCs w:val="28"/>
@@ -1084,6 +1153,8 @@
             </w:r>
             <w:r>
               <w:rPr>
+                <w:b/>
+                <w:bCs/>
                 <w:noProof/>
                 <w:webHidden/>
                 <w:sz w:val="28"/>
@@ -1093,6 +1164,8 @@
             </w:r>
             <w:r>
               <w:rPr>
+                <w:b/>
+                <w:bCs/>
                 <w:noProof/>
                 <w:webHidden/>
                 <w:sz w:val="28"/>
@@ -1102,6 +1175,8 @@
             </w:r>
             <w:r>
               <w:rPr>
+                <w:b/>
+                <w:bCs/>
                 <w:noProof/>
                 <w:webHidden/>
                 <w:sz w:val="28"/>
@@ -1111,6 +1186,8 @@
             </w:r>
             <w:r>
               <w:rPr>
+                <w:b/>
+                <w:bCs/>
                 <w:noProof/>
                 <w:webHidden/>
                 <w:sz w:val="28"/>
@@ -1119,6 +1196,8 @@
             </w:r>
             <w:r>
               <w:rPr>
+                <w:b/>
+                <w:bCs/>
                 <w:noProof/>
                 <w:webHidden/>
                 <w:sz w:val="28"/>
@@ -1128,6 +1207,8 @@
             </w:r>
             <w:r>
               <w:rPr>
+                <w:b/>
+                <w:bCs/>
                 <w:noProof/>
                 <w:webHidden/>
                 <w:sz w:val="28"/>
@@ -1137,6 +1218,8 @@
             </w:r>
             <w:r>
               <w:rPr>
+                <w:b/>
+                <w:bCs/>
                 <w:noProof/>
                 <w:webHidden/>
                 <w:sz w:val="28"/>
@@ -1154,6 +1237,8 @@
             </w:tabs>
             <w:rPr>
               <w:rFonts w:asciiTheme="minorHAnsi" w:eastAsiaTheme="minorEastAsia" w:hAnsiTheme="minorHAnsi" w:cstheme="minorBidi"/>
+              <w:b/>
+              <w:bCs/>
               <w:noProof/>
               <w:kern w:val="2"/>
               <w:sz w:val="28"/>
@@ -1166,6 +1251,8 @@
             <w:r>
               <w:rPr>
                 <w:rStyle w:val="af6"/>
+                <w:b/>
+                <w:bCs/>
                 <w:noProof/>
                 <w:sz w:val="28"/>
                 <w:szCs w:val="28"/>
@@ -1174,6 +1261,8 @@
             </w:r>
             <w:r>
               <w:rPr>
+                <w:b/>
+                <w:bCs/>
                 <w:noProof/>
                 <w:webHidden/>
                 <w:sz w:val="28"/>
@@ -1183,6 +1272,8 @@
             </w:r>
             <w:r>
               <w:rPr>
+                <w:b/>
+                <w:bCs/>
                 <w:noProof/>
                 <w:webHidden/>
                 <w:sz w:val="28"/>
@@ -1192,6 +1283,8 @@
             </w:r>
             <w:r>
               <w:rPr>
+                <w:b/>
+                <w:bCs/>
                 <w:noProof/>
                 <w:webHidden/>
                 <w:sz w:val="28"/>
@@ -1201,6 +1294,8 @@
             </w:r>
             <w:r>
               <w:rPr>
+                <w:b/>
+                <w:bCs/>
                 <w:noProof/>
                 <w:webHidden/>
                 <w:sz w:val="28"/>
@@ -1209,6 +1304,8 @@
             </w:r>
             <w:r>
               <w:rPr>
+                <w:b/>
+                <w:bCs/>
                 <w:noProof/>
                 <w:webHidden/>
                 <w:sz w:val="28"/>
@@ -1218,6 +1315,8 @@
             </w:r>
             <w:r>
               <w:rPr>
+                <w:b/>
+                <w:bCs/>
                 <w:noProof/>
                 <w:webHidden/>
                 <w:sz w:val="28"/>
@@ -1227,6 +1326,8 @@
             </w:r>
             <w:r>
               <w:rPr>
+                <w:b/>
+                <w:bCs/>
                 <w:noProof/>
                 <w:webHidden/>
                 <w:sz w:val="28"/>
@@ -1244,6 +1345,8 @@
             </w:tabs>
             <w:rPr>
               <w:rFonts w:asciiTheme="minorHAnsi" w:eastAsiaTheme="minorEastAsia" w:hAnsiTheme="minorHAnsi" w:cstheme="minorBidi"/>
+              <w:b/>
+              <w:bCs/>
               <w:noProof/>
               <w:kern w:val="2"/>
               <w:sz w:val="28"/>
@@ -1256,6 +1359,8 @@
             <w:r>
               <w:rPr>
                 <w:rStyle w:val="af6"/>
+                <w:b/>
+                <w:bCs/>
                 <w:noProof/>
                 <w:sz w:val="28"/>
                 <w:szCs w:val="28"/>
@@ -1264,6 +1369,8 @@
             </w:r>
             <w:r>
               <w:rPr>
+                <w:b/>
+                <w:bCs/>
                 <w:noProof/>
                 <w:webHidden/>
                 <w:sz w:val="28"/>
@@ -1273,6 +1380,8 @@
             </w:r>
             <w:r>
               <w:rPr>
+                <w:b/>
+                <w:bCs/>
                 <w:noProof/>
                 <w:webHidden/>
                 <w:sz w:val="28"/>
@@ -1282,6 +1391,8 @@
             </w:r>
             <w:r>
               <w:rPr>
+                <w:b/>
+                <w:bCs/>
                 <w:noProof/>
                 <w:webHidden/>
                 <w:sz w:val="28"/>
@@ -1291,6 +1402,8 @@
             </w:r>
             <w:r>
               <w:rPr>
+                <w:b/>
+                <w:bCs/>
                 <w:noProof/>
                 <w:webHidden/>
                 <w:sz w:val="28"/>
@@ -1299,6 +1412,8 @@
             </w:r>
             <w:r>
               <w:rPr>
+                <w:b/>
+                <w:bCs/>
                 <w:noProof/>
                 <w:webHidden/>
                 <w:sz w:val="28"/>
@@ -1308,6 +1423,8 @@
             </w:r>
             <w:r>
               <w:rPr>
+                <w:b/>
+                <w:bCs/>
                 <w:noProof/>
                 <w:webHidden/>
                 <w:sz w:val="28"/>
@@ -1317,6 +1434,8 @@
             </w:r>
             <w:r>
               <w:rPr>
+                <w:b/>
+                <w:bCs/>
                 <w:noProof/>
                 <w:webHidden/>
                 <w:sz w:val="28"/>
@@ -1334,6 +1453,8 @@
             </w:tabs>
             <w:rPr>
               <w:rFonts w:asciiTheme="minorHAnsi" w:eastAsiaTheme="minorEastAsia" w:hAnsiTheme="minorHAnsi" w:cstheme="minorBidi"/>
+              <w:b/>
+              <w:bCs/>
               <w:noProof/>
               <w:kern w:val="2"/>
               <w:sz w:val="28"/>
@@ -1346,6 +1467,8 @@
             <w:r>
               <w:rPr>
                 <w:rStyle w:val="af6"/>
+                <w:b/>
+                <w:bCs/>
                 <w:noProof/>
                 <w:sz w:val="28"/>
                 <w:szCs w:val="28"/>
@@ -1354,6 +1477,8 @@
             </w:r>
             <w:r>
               <w:rPr>
+                <w:b/>
+                <w:bCs/>
                 <w:noProof/>
                 <w:webHidden/>
                 <w:sz w:val="28"/>
@@ -1363,6 +1488,8 @@
             </w:r>
             <w:r>
               <w:rPr>
+                <w:b/>
+                <w:bCs/>
                 <w:noProof/>
                 <w:webHidden/>
                 <w:sz w:val="28"/>
@@ -1372,6 +1499,8 @@
             </w:r>
             <w:r>
               <w:rPr>
+                <w:b/>
+                <w:bCs/>
                 <w:noProof/>
                 <w:webHidden/>
                 <w:sz w:val="28"/>
@@ -1381,6 +1510,8 @@
             </w:r>
             <w:r>
               <w:rPr>
+                <w:b/>
+                <w:bCs/>
                 <w:noProof/>
                 <w:webHidden/>
                 <w:sz w:val="28"/>
@@ -1389,6 +1520,8 @@
             </w:r>
             <w:r>
               <w:rPr>
+                <w:b/>
+                <w:bCs/>
                 <w:noProof/>
                 <w:webHidden/>
                 <w:sz w:val="28"/>
@@ -1398,6 +1531,8 @@
             </w:r>
             <w:r>
               <w:rPr>
+                <w:b/>
+                <w:bCs/>
                 <w:noProof/>
                 <w:webHidden/>
                 <w:sz w:val="28"/>
@@ -1407,6 +1542,8 @@
             </w:r>
             <w:r>
               <w:rPr>
+                <w:b/>
+                <w:bCs/>
                 <w:noProof/>
                 <w:webHidden/>
                 <w:sz w:val="28"/>
@@ -1424,6 +1561,8 @@
             </w:tabs>
             <w:rPr>
               <w:rFonts w:asciiTheme="minorHAnsi" w:eastAsiaTheme="minorEastAsia" w:hAnsiTheme="minorHAnsi" w:cstheme="minorBidi"/>
+              <w:b/>
+              <w:bCs/>
               <w:noProof/>
               <w:kern w:val="2"/>
               <w:sz w:val="28"/>
@@ -1436,6 +1575,8 @@
             <w:r>
               <w:rPr>
                 <w:rStyle w:val="af6"/>
+                <w:b/>
+                <w:bCs/>
                 <w:noProof/>
                 <w:sz w:val="28"/>
                 <w:szCs w:val="28"/>
@@ -1444,6 +1585,8 @@
             </w:r>
             <w:r>
               <w:rPr>
+                <w:b/>
+                <w:bCs/>
                 <w:noProof/>
                 <w:webHidden/>
                 <w:sz w:val="28"/>
@@ -1453,6 +1596,8 @@
             </w:r>
             <w:r>
               <w:rPr>
+                <w:b/>
+                <w:bCs/>
                 <w:noProof/>
                 <w:webHidden/>
                 <w:sz w:val="28"/>
@@ -1462,6 +1607,8 @@
             </w:r>
             <w:r>
               <w:rPr>
+                <w:b/>
+                <w:bCs/>
                 <w:noProof/>
                 <w:webHidden/>
                 <w:sz w:val="28"/>
@@ -1471,6 +1618,8 @@
             </w:r>
             <w:r>
               <w:rPr>
+                <w:b/>
+                <w:bCs/>
                 <w:noProof/>
                 <w:webHidden/>
                 <w:sz w:val="28"/>
@@ -1479,6 +1628,8 @@
             </w:r>
             <w:r>
               <w:rPr>
+                <w:b/>
+                <w:bCs/>
                 <w:noProof/>
                 <w:webHidden/>
                 <w:sz w:val="28"/>
@@ -1488,6 +1639,8 @@
             </w:r>
             <w:r>
               <w:rPr>
+                <w:b/>
+                <w:bCs/>
                 <w:noProof/>
                 <w:webHidden/>
                 <w:sz w:val="28"/>
@@ -1497,6 +1650,8 @@
             </w:r>
             <w:r>
               <w:rPr>
+                <w:b/>
+                <w:bCs/>
                 <w:noProof/>
                 <w:webHidden/>
                 <w:sz w:val="28"/>
@@ -1550,6 +1705,8 @@
         <w:jc w:val="center"/>
         <w:rPr>
           <w:rFonts w:ascii="Times New Roman" w:hAnsi="Times New Roman" w:cs="Times New Roman"/>
+          <w:b/>
+          <w:bCs/>
           <w:color w:val="auto"/>
           <w:sz w:val="28"/>
           <w:szCs w:val="28"/>
@@ -1559,6 +1716,8 @@
       <w:r>
         <w:rPr>
           <w:rFonts w:ascii="Times New Roman" w:hAnsi="Times New Roman" w:cs="Times New Roman"/>
+          <w:b/>
+          <w:bCs/>
           <w:color w:val="auto"/>
           <w:sz w:val="28"/>
           <w:szCs w:val="28"/>
@@ -1574,6 +1733,8 @@
         <w:spacing w:line="360" w:lineRule="auto"/>
         <w:jc w:val="center"/>
         <w:rPr>
+          <w:b/>
+          <w:bCs/>
           <w:sz w:val="28"/>
           <w:szCs w:val="28"/>
         </w:rPr>
@@ -1586,6 +1747,8 @@
         <w:jc w:val="center"/>
         <w:rPr>
           <w:rFonts w:ascii="Times New Roman" w:hAnsi="Times New Roman" w:cs="Times New Roman"/>
+          <w:b/>
+          <w:bCs/>
           <w:color w:val="auto"/>
           <w:sz w:val="28"/>
           <w:szCs w:val="28"/>
@@ -1596,6 +1759,8 @@
       <w:r>
         <w:rPr>
           <w:rFonts w:ascii="Times New Roman" w:hAnsi="Times New Roman" w:cs="Times New Roman"/>
+          <w:b/>
+          <w:bCs/>
           <w:color w:val="auto"/>
           <w:sz w:val="28"/>
           <w:szCs w:val="28"/>
@@ -1628,7 +1793,23 @@
           <w:sz w:val="28"/>
           <w:szCs w:val="28"/>
         </w:rPr>
-        <w:t>«Autodesk Inventor» — это комплексная система автоматизированного проектирования (САПР), позволяющая разрабатывать сложные трехмерные модели, выпускать чертежи изделий, схемы, спецификации и прочую конструкторскую документацию.</w:t>
+        <w:t xml:space="preserve">«Autodesk </w:t>
+      </w:r>
+      <w:proofErr w:type="spellStart"/>
+      <w:r>
+        <w:rPr>
+          <w:sz w:val="28"/>
+          <w:szCs w:val="28"/>
+        </w:rPr>
+        <w:t>Inventor</w:t>
+      </w:r>
+      <w:proofErr w:type="spellEnd"/>
+      <w:r>
+        <w:rPr>
+          <w:sz w:val="28"/>
+          <w:szCs w:val="28"/>
+        </w:rPr>
+        <w:t>» — это комплексная система автоматизированного проектирования (САПР), позволяющая разрабатывать сложные трехмерные модели, выпускать чертежи изделий, схемы, спецификации и прочую конструкторскую документацию.</w:t>
       </w:r>
     </w:p>
     <w:p>
@@ -1664,8 +1845,33 @@
           <w:sz w:val="28"/>
           <w:szCs w:val="28"/>
         </w:rPr>
-        <w:t>Autodesk Inventor включает инструменты твердотельного, поверхностного и свободного моделирования, а также модули для инженерных расчетов (МКЭ), анализа напряжений и кинематики механизмов. Ключевой особенностью системы является использование собственного мощного геометрического ядра ShapeManager</w:t>
-      </w:r>
+        <w:t xml:space="preserve">Autodesk </w:t>
+      </w:r>
+      <w:proofErr w:type="spellStart"/>
+      <w:r>
+        <w:rPr>
+          <w:sz w:val="28"/>
+          <w:szCs w:val="28"/>
+        </w:rPr>
+        <w:t>Inventor</w:t>
+      </w:r>
+      <w:proofErr w:type="spellEnd"/>
+      <w:r>
+        <w:rPr>
+          <w:sz w:val="28"/>
+          <w:szCs w:val="28"/>
+        </w:rPr>
+        <w:t xml:space="preserve"> включает инструменты твердотельного, поверхностного и свободного моделирования, а также модули для инженерных расчетов (МКЭ), анализа напряжений и кинематики механизмов. Ключевой особенностью системы является использование собственного мощного геометрического ядра </w:t>
+      </w:r>
+      <w:proofErr w:type="spellStart"/>
+      <w:r>
+        <w:rPr>
+          <w:sz w:val="28"/>
+          <w:szCs w:val="28"/>
+        </w:rPr>
+        <w:t>ShapeManager</w:t>
+      </w:r>
+      <w:proofErr w:type="spellEnd"/>
       <w:r>
         <w:rPr>
           <w:sz w:val="28"/>
@@ -1696,7 +1902,23 @@
           <w:sz w:val="28"/>
           <w:szCs w:val="28"/>
         </w:rPr>
-        <w:t>Autodesk Inventor имеет множество аналогов на рынке, среди них встречаются КОМПАС-3D, SOLIDWORKS и другие.</w:t>
+        <w:t xml:space="preserve">Autodesk </w:t>
+      </w:r>
+      <w:proofErr w:type="spellStart"/>
+      <w:r>
+        <w:rPr>
+          <w:sz w:val="28"/>
+          <w:szCs w:val="28"/>
+        </w:rPr>
+        <w:t>Inventor</w:t>
+      </w:r>
+      <w:proofErr w:type="spellEnd"/>
+      <w:r>
+        <w:rPr>
+          <w:sz w:val="28"/>
+          <w:szCs w:val="28"/>
+        </w:rPr>
+        <w:t xml:space="preserve"> имеет множество аналогов на рынке, среди них встречаются КОМПАС-3D, SOLIDWORKS и другие.</w:t>
       </w:r>
     </w:p>
     <w:p>
@@ -1716,6 +1938,7 @@
         </w:rPr>
         <w:t xml:space="preserve">В рамках дисциплины </w:t>
       </w:r>
+      <w:proofErr w:type="gramStart"/>
       <w:r>
         <w:rPr>
           <w:sz w:val="28"/>
@@ -1723,6 +1946,7 @@
         </w:rPr>
         <w:t>выбор</w:t>
       </w:r>
+      <w:proofErr w:type="gramEnd"/>
       <w:r>
         <w:rPr>
           <w:sz w:val="28"/>
@@ -1771,6 +1995,8 @@
         <w:jc w:val="center"/>
         <w:rPr>
           <w:rFonts w:ascii="Times New Roman" w:hAnsi="Times New Roman" w:cs="Times New Roman"/>
+          <w:b/>
+          <w:bCs/>
           <w:color w:val="auto"/>
           <w:sz w:val="28"/>
           <w:szCs w:val="28"/>
@@ -1780,6 +2006,8 @@
       <w:r>
         <w:rPr>
           <w:rFonts w:ascii="Times New Roman" w:hAnsi="Times New Roman" w:cs="Times New Roman"/>
+          <w:b/>
+          <w:bCs/>
           <w:color w:val="auto"/>
           <w:sz w:val="28"/>
           <w:szCs w:val="28"/>
@@ -1790,6 +2018,8 @@
       <w:r>
         <w:rPr>
           <w:rFonts w:ascii="Times New Roman" w:hAnsi="Times New Roman" w:cs="Times New Roman"/>
+          <w:b/>
+          <w:bCs/>
           <w:color w:val="auto"/>
           <w:sz w:val="28"/>
           <w:szCs w:val="28"/>
@@ -1809,7 +2039,6 @@
         <w:rPr>
           <w:sz w:val="28"/>
           <w:szCs w:val="28"/>
-          <w:lang w:val="en-US"/>
         </w:rPr>
       </w:pPr>
       <w:r>
@@ -1817,13 +2046,60 @@
           <w:sz w:val="28"/>
           <w:szCs w:val="28"/>
         </w:rPr>
-        <w:t>API (англ. application programming interface — программный интерфейс приложения) — это набор способов и правил, по которым различные программы общаются между собой и обмениваются данными. Все эти взаимодействия происходят с помощью функций, классов, методов, структур, а иногда констант одной программы, к которой обращаются другие. Это основной принцип работы API.</w:t>
-      </w:r>
-      <w:r>
-        <w:rPr>
-          <w:sz w:val="28"/>
-          <w:szCs w:val="28"/>
-          <w:lang w:val="en-US"/>
+        <w:t xml:space="preserve">API (англ. </w:t>
+      </w:r>
+      <w:proofErr w:type="spellStart"/>
+      <w:r>
+        <w:rPr>
+          <w:sz w:val="28"/>
+          <w:szCs w:val="28"/>
+        </w:rPr>
+        <w:t>application</w:t>
+      </w:r>
+      <w:proofErr w:type="spellEnd"/>
+      <w:r>
+        <w:rPr>
+          <w:sz w:val="28"/>
+          <w:szCs w:val="28"/>
+        </w:rPr>
+        <w:t xml:space="preserve"> </w:t>
+      </w:r>
+      <w:proofErr w:type="spellStart"/>
+      <w:r>
+        <w:rPr>
+          <w:sz w:val="28"/>
+          <w:szCs w:val="28"/>
+        </w:rPr>
+        <w:t>programming</w:t>
+      </w:r>
+      <w:proofErr w:type="spellEnd"/>
+      <w:r>
+        <w:rPr>
+          <w:sz w:val="28"/>
+          <w:szCs w:val="28"/>
+        </w:rPr>
+        <w:t xml:space="preserve"> </w:t>
+      </w:r>
+      <w:proofErr w:type="spellStart"/>
+      <w:r>
+        <w:rPr>
+          <w:sz w:val="28"/>
+          <w:szCs w:val="28"/>
+        </w:rPr>
+        <w:t>interface</w:t>
+      </w:r>
+      <w:proofErr w:type="spellEnd"/>
+      <w:r>
+        <w:rPr>
+          <w:sz w:val="28"/>
+          <w:szCs w:val="28"/>
+        </w:rPr>
+        <w:t xml:space="preserve"> — программный интерфейс приложения) — это набор способов и правил, по которым различные программы общаются между собой и обмениваются данными. Все эти взаимодействия происходят с помощью функций, классов, методов, структур, а иногда констант одной программы, к которой обращаются другие. Это основной принцип работы API.</w:t>
+      </w:r>
+      <w:r>
+        <w:rPr>
+          <w:sz w:val="28"/>
+          <w:szCs w:val="28"/>
         </w:rPr>
         <w:t>[2]</w:t>
       </w:r>
@@ -1843,7 +2119,71 @@
           <w:sz w:val="28"/>
           <w:szCs w:val="28"/>
         </w:rPr>
-        <w:t>В Autodesk Inventor программный интерфейс (Inventor API) построен на базе технологии COM (Component Object Model). Это дает возможность разрабатывать подключаемые модули (Add-ins) и автономные приложения, используя широкий спектр языков программирования: C#, VB.NET, C++</w:t>
+        <w:t xml:space="preserve">В Autodesk </w:t>
+      </w:r>
+      <w:proofErr w:type="spellStart"/>
+      <w:r>
+        <w:rPr>
+          <w:sz w:val="28"/>
+          <w:szCs w:val="28"/>
+        </w:rPr>
+        <w:t>Inventor</w:t>
+      </w:r>
+      <w:proofErr w:type="spellEnd"/>
+      <w:r>
+        <w:rPr>
+          <w:sz w:val="28"/>
+          <w:szCs w:val="28"/>
+        </w:rPr>
+        <w:t xml:space="preserve"> программный интерфейс (</w:t>
+      </w:r>
+      <w:proofErr w:type="spellStart"/>
+      <w:r>
+        <w:rPr>
+          <w:sz w:val="28"/>
+          <w:szCs w:val="28"/>
+        </w:rPr>
+        <w:t>Inventor</w:t>
+      </w:r>
+      <w:proofErr w:type="spellEnd"/>
+      <w:r>
+        <w:rPr>
+          <w:sz w:val="28"/>
+          <w:szCs w:val="28"/>
+        </w:rPr>
+        <w:t xml:space="preserve"> API) построен на базе технологии COM (</w:t>
+      </w:r>
+      <w:proofErr w:type="spellStart"/>
+      <w:r>
+        <w:rPr>
+          <w:sz w:val="28"/>
+          <w:szCs w:val="28"/>
+        </w:rPr>
+        <w:t>Component</w:t>
+      </w:r>
+      <w:proofErr w:type="spellEnd"/>
+      <w:r>
+        <w:rPr>
+          <w:sz w:val="28"/>
+          <w:szCs w:val="28"/>
+        </w:rPr>
+        <w:t xml:space="preserve"> Object Model). Это дает возможность разрабатывать подключаемые модули (</w:t>
+      </w:r>
+      <w:proofErr w:type="spellStart"/>
+      <w:r>
+        <w:rPr>
+          <w:sz w:val="28"/>
+          <w:szCs w:val="28"/>
+        </w:rPr>
+        <w:t>Add-ins</w:t>
+      </w:r>
+      <w:proofErr w:type="spellEnd"/>
+      <w:r>
+        <w:rPr>
+          <w:sz w:val="28"/>
+          <w:szCs w:val="28"/>
+        </w:rPr>
+        <w:t>) и автономные приложения, используя широкий спектр языков программирования: C#, VB.NET, C++</w:t>
       </w:r>
       <w:r>
         <w:rPr>
@@ -1868,7 +2208,87 @@
           <w:sz w:val="28"/>
           <w:szCs w:val="28"/>
         </w:rPr>
-        <w:t>Главным объектом API системы Autodesk Inventor является Application. Свойства и методы этого объекта реализуют наиболее общие функции управления средой САПР, настройками системы, окнами и документами, а также дают возможность получить доступ к другим объектам иерархии. Документы Inventor разделяются на несколько типов: PartDocument (документ детали), AssemblyDocument (документ сборки), DrawingDocument (графический документ, чертеж)</w:t>
+        <w:t xml:space="preserve">Главным объектом API системы Autodesk </w:t>
+      </w:r>
+      <w:proofErr w:type="spellStart"/>
+      <w:r>
+        <w:rPr>
+          <w:sz w:val="28"/>
+          <w:szCs w:val="28"/>
+        </w:rPr>
+        <w:t>Inventor</w:t>
+      </w:r>
+      <w:proofErr w:type="spellEnd"/>
+      <w:r>
+        <w:rPr>
+          <w:sz w:val="28"/>
+          <w:szCs w:val="28"/>
+        </w:rPr>
+        <w:t xml:space="preserve"> является Application. Свойства и методы этого объекта реализуют наиболее общие функции управления средой САПР, настройками системы, окнами и документами, а также дают возможность получить доступ к другим объектам иерархии. Документы </w:t>
+      </w:r>
+      <w:proofErr w:type="spellStart"/>
+      <w:r>
+        <w:rPr>
+          <w:sz w:val="28"/>
+          <w:szCs w:val="28"/>
+        </w:rPr>
+        <w:t>Inventor</w:t>
+      </w:r>
+      <w:proofErr w:type="spellEnd"/>
+      <w:r>
+        <w:rPr>
+          <w:sz w:val="28"/>
+          <w:szCs w:val="28"/>
+        </w:rPr>
+        <w:t xml:space="preserve"> разделяются на несколько типов: </w:t>
+      </w:r>
+      <w:proofErr w:type="spellStart"/>
+      <w:r>
+        <w:rPr>
+          <w:sz w:val="28"/>
+          <w:szCs w:val="28"/>
+        </w:rPr>
+        <w:t>PartDocument</w:t>
+      </w:r>
+      <w:proofErr w:type="spellEnd"/>
+      <w:r>
+        <w:rPr>
+          <w:sz w:val="28"/>
+          <w:szCs w:val="28"/>
+        </w:rPr>
+        <w:t xml:space="preserve"> (документ детали), </w:t>
+      </w:r>
+      <w:proofErr w:type="spellStart"/>
+      <w:r>
+        <w:rPr>
+          <w:sz w:val="28"/>
+          <w:szCs w:val="28"/>
+        </w:rPr>
+        <w:t>AssemblyDocument</w:t>
+      </w:r>
+      <w:proofErr w:type="spellEnd"/>
+      <w:r>
+        <w:rPr>
+          <w:sz w:val="28"/>
+          <w:szCs w:val="28"/>
+        </w:rPr>
+        <w:t xml:space="preserve"> (документ сборки), </w:t>
+      </w:r>
+      <w:proofErr w:type="spellStart"/>
+      <w:r>
+        <w:rPr>
+          <w:sz w:val="28"/>
+          <w:szCs w:val="28"/>
+        </w:rPr>
+        <w:t>DrawingDocument</w:t>
+      </w:r>
+      <w:proofErr w:type="spellEnd"/>
+      <w:r>
+        <w:rPr>
+          <w:sz w:val="28"/>
+          <w:szCs w:val="28"/>
+        </w:rPr>
+        <w:t xml:space="preserve"> (графический документ, чертеж)</w:t>
       </w:r>
       <w:r>
         <w:rPr>
@@ -1893,7 +2313,39 @@
           <w:sz w:val="28"/>
           <w:szCs w:val="28"/>
         </w:rPr>
-        <w:t>Для параметрического построения 3D-геометрии рамки используются объекты TransientGeometry (для математического описания координат) и PartComponentDefinition (для управления эскизами и операциями выдавливания).</w:t>
+        <w:t xml:space="preserve">Для параметрического построения 3D-геометрии рамки используются объекты </w:t>
+      </w:r>
+      <w:proofErr w:type="spellStart"/>
+      <w:r>
+        <w:rPr>
+          <w:sz w:val="28"/>
+          <w:szCs w:val="28"/>
+        </w:rPr>
+        <w:t>TransientGeometry</w:t>
+      </w:r>
+      <w:proofErr w:type="spellEnd"/>
+      <w:r>
+        <w:rPr>
+          <w:sz w:val="28"/>
+          <w:szCs w:val="28"/>
+        </w:rPr>
+        <w:t xml:space="preserve"> (для математического описания координат) и </w:t>
+      </w:r>
+      <w:proofErr w:type="spellStart"/>
+      <w:r>
+        <w:rPr>
+          <w:sz w:val="28"/>
+          <w:szCs w:val="28"/>
+        </w:rPr>
+        <w:t>PartComponentDefinition</w:t>
+      </w:r>
+      <w:proofErr w:type="spellEnd"/>
+      <w:r>
+        <w:rPr>
+          <w:sz w:val="28"/>
+          <w:szCs w:val="28"/>
+        </w:rPr>
+        <w:t xml:space="preserve"> (для управления эскизами и операциями выдавливания).</w:t>
       </w:r>
     </w:p>
     <w:p>
@@ -1911,12 +2363,21 @@
         </w:rPr>
         <w:tab/>
       </w:r>
-      <w:r>
-        <w:rPr>
-          <w:sz w:val="28"/>
-          <w:szCs w:val="28"/>
-        </w:rPr>
-        <w:t>ComponentOccurrence — интерфейс вхождения компонента в сборку (детали или подсборки). Свойства и методы данного интерфейса управляют состоянием, видимостью и позиционированием компонентов внутри сборочной единицы.</w:t>
+      <w:proofErr w:type="spellStart"/>
+      <w:r>
+        <w:rPr>
+          <w:sz w:val="28"/>
+          <w:szCs w:val="28"/>
+        </w:rPr>
+        <w:t>ComponentOccurrence</w:t>
+      </w:r>
+      <w:proofErr w:type="spellEnd"/>
+      <w:r>
+        <w:rPr>
+          <w:sz w:val="28"/>
+          <w:szCs w:val="28"/>
+        </w:rPr>
+        <w:t xml:space="preserve"> — интерфейс вхождения компонента в сборку (детали или подсборки). Свойства и методы данного интерфейса управляют состоянием, видимостью и позиционированием компонентов внутри сборочной единицы.</w:t>
       </w:r>
       <w:r>
         <w:rPr>
@@ -1943,14 +2404,7 @@
           <w:sz w:val="28"/>
           <w:szCs w:val="28"/>
         </w:rPr>
-        <w:t>Основные свойства и методы API, задействованные в плагине, представлены в таблицах 1.1 и 1.2.</w:t>
-      </w:r>
-      <w:r>
-        <w:rPr>
-          <w:sz w:val="28"/>
-          <w:szCs w:val="28"/>
-        </w:rPr>
-        <w:t xml:space="preserve"> </w:t>
+        <w:t xml:space="preserve">Основные свойства и методы API, задействованные в плагине, представлены в таблицах 1.1 и 1.2. </w:t>
       </w:r>
       <w:r>
         <w:rPr>
@@ -2101,6 +2555,7 @@
                 <w:szCs w:val="24"/>
               </w:rPr>
             </w:pPr>
+            <w:proofErr w:type="spellStart"/>
             <w:r>
               <w:rPr>
                 <w:sz w:val="24"/>
@@ -2108,6 +2563,7 @@
               </w:rPr>
               <w:t>TransientGeometry</w:t>
             </w:r>
+            <w:proofErr w:type="spellEnd"/>
           </w:p>
         </w:tc>
         <w:tc>
@@ -2127,6 +2583,7 @@
                 <w:szCs w:val="24"/>
               </w:rPr>
             </w:pPr>
+            <w:proofErr w:type="spellStart"/>
             <w:r>
               <w:rPr>
                 <w:sz w:val="24"/>
@@ -2134,6 +2591,7 @@
               </w:rPr>
               <w:t>TransientGeometry</w:t>
             </w:r>
+            <w:proofErr w:type="spellEnd"/>
           </w:p>
         </w:tc>
         <w:tc>
@@ -2184,6 +2642,7 @@
                 <w:szCs w:val="24"/>
               </w:rPr>
             </w:pPr>
+            <w:proofErr w:type="spellStart"/>
             <w:r>
               <w:rPr>
                 <w:color w:val="000000" w:themeColor="text1"/>
@@ -2192,6 +2651,7 @@
               </w:rPr>
               <w:t>ComponentDefinition</w:t>
             </w:r>
+            <w:proofErr w:type="spellEnd"/>
           </w:p>
         </w:tc>
         <w:tc>
@@ -2211,6 +2671,7 @@
                 <w:szCs w:val="24"/>
               </w:rPr>
             </w:pPr>
+            <w:proofErr w:type="spellStart"/>
             <w:r>
               <w:rPr>
                 <w:sz w:val="24"/>
@@ -2218,6 +2679,7 @@
               </w:rPr>
               <w:t>PartComponentDefinition</w:t>
             </w:r>
+            <w:proofErr w:type="spellEnd"/>
             <w:r>
               <w:rPr>
                 <w:sz w:val="24"/>
@@ -2276,6 +2738,7 @@
                 <w:lang w:val="en-US"/>
               </w:rPr>
             </w:pPr>
+            <w:proofErr w:type="spellStart"/>
             <w:r>
               <w:rPr>
                 <w:sz w:val="24"/>
@@ -2283,6 +2746,7 @@
               </w:rPr>
               <w:t>Sketches</w:t>
             </w:r>
+            <w:proofErr w:type="spellEnd"/>
           </w:p>
         </w:tc>
         <w:tc>
@@ -2304,6 +2768,7 @@
                 <w:lang w:val="en-US"/>
               </w:rPr>
             </w:pPr>
+            <w:proofErr w:type="spellStart"/>
             <w:r>
               <w:rPr>
                 <w:sz w:val="24"/>
@@ -2311,6 +2776,7 @@
               </w:rPr>
               <w:t>PlanarSketches</w:t>
             </w:r>
+            <w:proofErr w:type="spellEnd"/>
           </w:p>
         </w:tc>
         <w:tc>
@@ -2361,6 +2827,7 @@
                 <w:szCs w:val="24"/>
               </w:rPr>
             </w:pPr>
+            <w:proofErr w:type="spellStart"/>
             <w:r>
               <w:rPr>
                 <w:sz w:val="24"/>
@@ -2368,6 +2835,7 @@
               </w:rPr>
               <w:t>ExtrudeFeatures</w:t>
             </w:r>
+            <w:proofErr w:type="spellEnd"/>
           </w:p>
         </w:tc>
         <w:tc>
@@ -2388,6 +2856,7 @@
                 <w:szCs w:val="24"/>
               </w:rPr>
             </w:pPr>
+            <w:proofErr w:type="spellStart"/>
             <w:r>
               <w:rPr>
                 <w:sz w:val="24"/>
@@ -2395,6 +2864,7 @@
               </w:rPr>
               <w:t>ExtrudeFeatures</w:t>
             </w:r>
+            <w:proofErr w:type="spellEnd"/>
           </w:p>
         </w:tc>
         <w:tc>
@@ -2447,6 +2917,7 @@
                 <w:szCs w:val="24"/>
               </w:rPr>
             </w:pPr>
+            <w:proofErr w:type="spellStart"/>
             <w:r>
               <w:rPr>
                 <w:sz w:val="24"/>
@@ -2454,6 +2925,7 @@
               </w:rPr>
               <w:t>WorkPlanes</w:t>
             </w:r>
+            <w:proofErr w:type="spellEnd"/>
           </w:p>
         </w:tc>
         <w:tc>
@@ -2474,6 +2946,7 @@
                 <w:szCs w:val="24"/>
               </w:rPr>
             </w:pPr>
+            <w:proofErr w:type="spellStart"/>
             <w:r>
               <w:rPr>
                 <w:sz w:val="24"/>
@@ -2481,6 +2954,7 @@
               </w:rPr>
               <w:t>WorkPlanes</w:t>
             </w:r>
+            <w:proofErr w:type="spellEnd"/>
           </w:p>
         </w:tc>
         <w:tc>
@@ -2710,40 +3184,83 @@
                 <w:lang w:val="en-US"/>
               </w:rPr>
             </w:pPr>
+            <w:proofErr w:type="spellStart"/>
             <w:r>
               <w:rPr>
                 <w:sz w:val="24"/>
                 <w:szCs w:val="24"/>
               </w:rPr>
-              <w:t>Documents.Add()</w:t>
-            </w:r>
-          </w:p>
-        </w:tc>
-        <w:tc>
-          <w:tcPr>
-            <w:tcW w:w="1254" w:type="pct"/>
-          </w:tcPr>
-          <w:p>
-            <w:pPr>
-              <w:tabs>
-                <w:tab w:val="left" w:pos="0"/>
-              </w:tabs>
-              <w:spacing w:line="276" w:lineRule="auto"/>
-              <w:ind w:right="-51"/>
-              <w:jc w:val="center"/>
+              <w:t>Documents.Add</w:t>
+            </w:r>
+            <w:proofErr w:type="spellEnd"/>
+            <w:r>
               <w:rPr>
                 <w:sz w:val="24"/>
                 <w:szCs w:val="24"/>
-                <w:lang w:val="en-US"/>
-              </w:rPr>
-            </w:pPr>
-            <w:r>
+              </w:rPr>
+              <w:t>()</w:t>
+            </w:r>
+          </w:p>
+        </w:tc>
+        <w:tc>
+          <w:tcPr>
+            <w:tcW w:w="1254" w:type="pct"/>
+          </w:tcPr>
+          <w:p>
+            <w:pPr>
+              <w:tabs>
+                <w:tab w:val="left" w:pos="0"/>
+              </w:tabs>
+              <w:spacing w:line="276" w:lineRule="auto"/>
+              <w:ind w:right="-51"/>
+              <w:jc w:val="center"/>
               <w:rPr>
                 <w:sz w:val="24"/>
                 <w:szCs w:val="24"/>
-              </w:rPr>
-              <w:t>DocumentTypeEnum, string, bool</w:t>
-            </w:r>
+                <w:lang w:val="en-US"/>
+              </w:rPr>
+            </w:pPr>
+            <w:proofErr w:type="spellStart"/>
+            <w:r>
+              <w:rPr>
+                <w:sz w:val="24"/>
+                <w:szCs w:val="24"/>
+              </w:rPr>
+              <w:t>DocumentTypeEnum</w:t>
+            </w:r>
+            <w:proofErr w:type="spellEnd"/>
+            <w:r>
+              <w:rPr>
+                <w:sz w:val="24"/>
+                <w:szCs w:val="24"/>
+              </w:rPr>
+              <w:t xml:space="preserve">, </w:t>
+            </w:r>
+            <w:proofErr w:type="spellStart"/>
+            <w:r>
+              <w:rPr>
+                <w:sz w:val="24"/>
+                <w:szCs w:val="24"/>
+              </w:rPr>
+              <w:t>string</w:t>
+            </w:r>
+            <w:proofErr w:type="spellEnd"/>
+            <w:r>
+              <w:rPr>
+                <w:sz w:val="24"/>
+                <w:szCs w:val="24"/>
+              </w:rPr>
+              <w:t xml:space="preserve">, </w:t>
+            </w:r>
+            <w:proofErr w:type="spellStart"/>
+            <w:r>
+              <w:rPr>
+                <w:sz w:val="24"/>
+                <w:szCs w:val="24"/>
+              </w:rPr>
+              <w:t>bool</w:t>
+            </w:r>
+            <w:proofErr w:type="spellEnd"/>
           </w:p>
         </w:tc>
         <w:tc>
@@ -2820,65 +3337,94 @@
                 <w:szCs w:val="24"/>
               </w:rPr>
             </w:pPr>
+            <w:proofErr w:type="spellStart"/>
             <w:r>
               <w:rPr>
                 <w:sz w:val="24"/>
                 <w:szCs w:val="24"/>
               </w:rPr>
-              <w:t>PlanarSketches.Add()</w:t>
-            </w:r>
-          </w:p>
-        </w:tc>
-        <w:tc>
-          <w:tcPr>
-            <w:tcW w:w="1254" w:type="pct"/>
-          </w:tcPr>
-          <w:p>
-            <w:pPr>
-              <w:tabs>
-                <w:tab w:val="left" w:pos="0"/>
-              </w:tabs>
-              <w:spacing w:line="276" w:lineRule="auto"/>
-              <w:ind w:right="-51"/>
-              <w:jc w:val="center"/>
+              <w:t>PlanarSketches.Add</w:t>
+            </w:r>
+            <w:proofErr w:type="spellEnd"/>
+            <w:r>
               <w:rPr>
                 <w:sz w:val="24"/>
                 <w:szCs w:val="24"/>
               </w:rPr>
-            </w:pPr>
-            <w:r>
+              <w:t>()</w:t>
+            </w:r>
+          </w:p>
+        </w:tc>
+        <w:tc>
+          <w:tcPr>
+            <w:tcW w:w="1254" w:type="pct"/>
+          </w:tcPr>
+          <w:p>
+            <w:pPr>
+              <w:tabs>
+                <w:tab w:val="left" w:pos="0"/>
+              </w:tabs>
+              <w:spacing w:line="276" w:lineRule="auto"/>
+              <w:ind w:right="-51"/>
+              <w:jc w:val="center"/>
               <w:rPr>
                 <w:sz w:val="24"/>
                 <w:szCs w:val="24"/>
               </w:rPr>
-              <w:t>WorkPlane, bool</w:t>
-            </w:r>
-          </w:p>
-        </w:tc>
-        <w:tc>
-          <w:tcPr>
-            <w:tcW w:w="918" w:type="pct"/>
-          </w:tcPr>
-          <w:p>
-            <w:pPr>
-              <w:tabs>
-                <w:tab w:val="left" w:pos="0"/>
-              </w:tabs>
-              <w:spacing w:line="276" w:lineRule="auto"/>
-              <w:ind w:right="-51"/>
-              <w:jc w:val="center"/>
+            </w:pPr>
+            <w:proofErr w:type="spellStart"/>
+            <w:r>
               <w:rPr>
                 <w:sz w:val="24"/>
                 <w:szCs w:val="24"/>
               </w:rPr>
-            </w:pPr>
+              <w:t>WorkPlane</w:t>
+            </w:r>
+            <w:proofErr w:type="spellEnd"/>
             <w:r>
               <w:rPr>
                 <w:sz w:val="24"/>
                 <w:szCs w:val="24"/>
               </w:rPr>
+              <w:t xml:space="preserve">, </w:t>
+            </w:r>
+            <w:proofErr w:type="spellStart"/>
+            <w:r>
+              <w:rPr>
+                <w:sz w:val="24"/>
+                <w:szCs w:val="24"/>
+              </w:rPr>
+              <w:t>bool</w:t>
+            </w:r>
+            <w:proofErr w:type="spellEnd"/>
+          </w:p>
+        </w:tc>
+        <w:tc>
+          <w:tcPr>
+            <w:tcW w:w="918" w:type="pct"/>
+          </w:tcPr>
+          <w:p>
+            <w:pPr>
+              <w:tabs>
+                <w:tab w:val="left" w:pos="0"/>
+              </w:tabs>
+              <w:spacing w:line="276" w:lineRule="auto"/>
+              <w:ind w:right="-51"/>
+              <w:jc w:val="center"/>
+              <w:rPr>
+                <w:sz w:val="24"/>
+                <w:szCs w:val="24"/>
+              </w:rPr>
+            </w:pPr>
+            <w:proofErr w:type="spellStart"/>
+            <w:r>
+              <w:rPr>
+                <w:sz w:val="24"/>
+                <w:szCs w:val="24"/>
+              </w:rPr>
               <w:t>PlanarSketch</w:t>
             </w:r>
+            <w:proofErr w:type="spellEnd"/>
           </w:p>
         </w:tc>
         <w:tc>
@@ -2935,34 +3481,75 @@
                 <w:sz w:val="24"/>
                 <w:szCs w:val="24"/>
               </w:rPr>
-              <w:t>CreatePoint2d()</w:t>
-            </w:r>
-          </w:p>
-        </w:tc>
-        <w:tc>
-          <w:tcPr>
-            <w:tcW w:w="1254" w:type="pct"/>
-          </w:tcPr>
-          <w:p>
-            <w:pPr>
-              <w:tabs>
-                <w:tab w:val="left" w:pos="0"/>
-              </w:tabs>
-              <w:spacing w:line="276" w:lineRule="auto"/>
-              <w:ind w:right="-51"/>
-              <w:jc w:val="center"/>
+              <w:t>CreatePoint2</w:t>
+            </w:r>
+            <w:proofErr w:type="gramStart"/>
+            <w:r>
               <w:rPr>
                 <w:sz w:val="24"/>
                 <w:szCs w:val="24"/>
-                <w:lang w:val="en-US"/>
-              </w:rPr>
-            </w:pPr>
+              </w:rPr>
+              <w:t>d(</w:t>
+            </w:r>
+            <w:proofErr w:type="gramEnd"/>
             <w:r>
               <w:rPr>
                 <w:sz w:val="24"/>
                 <w:szCs w:val="24"/>
               </w:rPr>
-              <w:t>double x, double y</w:t>
+              <w:t>)</w:t>
+            </w:r>
+          </w:p>
+        </w:tc>
+        <w:tc>
+          <w:tcPr>
+            <w:tcW w:w="1254" w:type="pct"/>
+          </w:tcPr>
+          <w:p>
+            <w:pPr>
+              <w:tabs>
+                <w:tab w:val="left" w:pos="0"/>
+              </w:tabs>
+              <w:spacing w:line="276" w:lineRule="auto"/>
+              <w:ind w:right="-51"/>
+              <w:jc w:val="center"/>
+              <w:rPr>
+                <w:sz w:val="24"/>
+                <w:szCs w:val="24"/>
+                <w:lang w:val="en-US"/>
+              </w:rPr>
+            </w:pPr>
+            <w:proofErr w:type="spellStart"/>
+            <w:r>
+              <w:rPr>
+                <w:sz w:val="24"/>
+                <w:szCs w:val="24"/>
+              </w:rPr>
+              <w:t>double</w:t>
+            </w:r>
+            <w:proofErr w:type="spellEnd"/>
+            <w:r>
+              <w:rPr>
+                <w:sz w:val="24"/>
+                <w:szCs w:val="24"/>
+              </w:rPr>
+              <w:t xml:space="preserve"> x, </w:t>
+            </w:r>
+            <w:proofErr w:type="spellStart"/>
+            <w:r>
+              <w:rPr>
+                <w:sz w:val="24"/>
+                <w:szCs w:val="24"/>
+              </w:rPr>
+              <w:t>double</w:t>
+            </w:r>
+            <w:proofErr w:type="spellEnd"/>
+            <w:r>
+              <w:rPr>
+                <w:sz w:val="24"/>
+                <w:szCs w:val="24"/>
+              </w:rPr>
+              <w:t xml:space="preserve"> y</w:t>
             </w:r>
           </w:p>
         </w:tc>
@@ -3041,110 +3628,141 @@
                 <w:szCs w:val="24"/>
               </w:rPr>
             </w:pPr>
+            <w:proofErr w:type="spellStart"/>
             <w:r>
               <w:rPr>
                 <w:sz w:val="24"/>
                 <w:szCs w:val="24"/>
               </w:rPr>
-              <w:t>SketchLines.</w:t>
-            </w:r>
-          </w:p>
-          <w:p>
-            <w:pPr>
-              <w:tabs>
-                <w:tab w:val="left" w:pos="0"/>
-                <w:tab w:val="left" w:pos="326"/>
-              </w:tabs>
-              <w:spacing w:line="276" w:lineRule="auto"/>
-              <w:ind w:right="-51"/>
-              <w:jc w:val="center"/>
+              <w:t>SketchLines</w:t>
+            </w:r>
+            <w:proofErr w:type="spellEnd"/>
+            <w:r>
               <w:rPr>
                 <w:sz w:val="24"/>
                 <w:szCs w:val="24"/>
               </w:rPr>
-            </w:pPr>
-            <w:r>
+              <w:t>.</w:t>
+            </w:r>
+          </w:p>
+          <w:p>
+            <w:pPr>
+              <w:tabs>
+                <w:tab w:val="left" w:pos="0"/>
+                <w:tab w:val="left" w:pos="326"/>
+              </w:tabs>
+              <w:spacing w:line="276" w:lineRule="auto"/>
+              <w:ind w:right="-51"/>
+              <w:jc w:val="center"/>
               <w:rPr>
                 <w:sz w:val="24"/>
                 <w:szCs w:val="24"/>
               </w:rPr>
-              <w:t>AddAsTwoPointRectangle()</w:t>
-            </w:r>
-          </w:p>
-        </w:tc>
-        <w:tc>
-          <w:tcPr>
-            <w:tcW w:w="1254" w:type="pct"/>
-          </w:tcPr>
-          <w:p>
-            <w:pPr>
-              <w:tabs>
-                <w:tab w:val="left" w:pos="0"/>
-              </w:tabs>
-              <w:spacing w:line="276" w:lineRule="auto"/>
-              <w:ind w:right="-51"/>
-              <w:jc w:val="center"/>
+            </w:pPr>
+            <w:proofErr w:type="spellStart"/>
+            <w:proofErr w:type="gramStart"/>
+            <w:r>
               <w:rPr>
                 <w:sz w:val="24"/>
                 <w:szCs w:val="24"/>
-                <w:lang w:val="en-US"/>
-              </w:rPr>
-            </w:pPr>
+              </w:rPr>
+              <w:t>AddAsTwoPointRectangle</w:t>
+            </w:r>
+            <w:proofErr w:type="spellEnd"/>
             <w:r>
               <w:rPr>
                 <w:sz w:val="24"/>
                 <w:szCs w:val="24"/>
               </w:rPr>
-              <w:t>Point2d, Point2d</w:t>
-            </w:r>
-          </w:p>
-        </w:tc>
-        <w:tc>
-          <w:tcPr>
-            <w:tcW w:w="918" w:type="pct"/>
-          </w:tcPr>
-          <w:p>
-            <w:pPr>
-              <w:tabs>
-                <w:tab w:val="left" w:pos="0"/>
-              </w:tabs>
-              <w:spacing w:line="276" w:lineRule="auto"/>
-              <w:ind w:right="-51"/>
-              <w:jc w:val="center"/>
+              <w:t>(</w:t>
+            </w:r>
+            <w:proofErr w:type="gramEnd"/>
+            <w:r>
               <w:rPr>
                 <w:sz w:val="24"/>
                 <w:szCs w:val="24"/>
-                <w:lang w:val="en-US"/>
-              </w:rPr>
-            </w:pPr>
-            <w:r>
+              </w:rPr>
+              <w:t>)</w:t>
+            </w:r>
+          </w:p>
+        </w:tc>
+        <w:tc>
+          <w:tcPr>
+            <w:tcW w:w="1254" w:type="pct"/>
+          </w:tcPr>
+          <w:p>
+            <w:pPr>
+              <w:tabs>
+                <w:tab w:val="left" w:pos="0"/>
+              </w:tabs>
+              <w:spacing w:line="276" w:lineRule="auto"/>
+              <w:ind w:right="-51"/>
+              <w:jc w:val="center"/>
               <w:rPr>
                 <w:sz w:val="24"/>
                 <w:szCs w:val="24"/>
-              </w:rPr>
-              <w:t>SketchEntities</w:t>
-            </w:r>
-          </w:p>
-          <w:p>
-            <w:pPr>
-              <w:tabs>
-                <w:tab w:val="left" w:pos="0"/>
-              </w:tabs>
-              <w:spacing w:line="276" w:lineRule="auto"/>
-              <w:ind w:right="-51"/>
-              <w:jc w:val="center"/>
+                <w:lang w:val="en-US"/>
+              </w:rPr>
+            </w:pPr>
+            <w:r>
               <w:rPr>
                 <w:sz w:val="24"/>
                 <w:szCs w:val="24"/>
               </w:rPr>
-            </w:pPr>
-            <w:r>
+              <w:t>Point2d, Point2d</w:t>
+            </w:r>
+          </w:p>
+        </w:tc>
+        <w:tc>
+          <w:tcPr>
+            <w:tcW w:w="918" w:type="pct"/>
+          </w:tcPr>
+          <w:p>
+            <w:pPr>
+              <w:tabs>
+                <w:tab w:val="left" w:pos="0"/>
+              </w:tabs>
+              <w:spacing w:line="276" w:lineRule="auto"/>
+              <w:ind w:right="-51"/>
+              <w:jc w:val="center"/>
               <w:rPr>
                 <w:sz w:val="24"/>
                 <w:szCs w:val="24"/>
+                <w:lang w:val="en-US"/>
+              </w:rPr>
+            </w:pPr>
+            <w:proofErr w:type="spellStart"/>
+            <w:r>
+              <w:rPr>
+                <w:sz w:val="24"/>
+                <w:szCs w:val="24"/>
+              </w:rPr>
+              <w:t>SketchEntities</w:t>
+            </w:r>
+            <w:proofErr w:type="spellEnd"/>
+          </w:p>
+          <w:p>
+            <w:pPr>
+              <w:tabs>
+                <w:tab w:val="left" w:pos="0"/>
+              </w:tabs>
+              <w:spacing w:line="276" w:lineRule="auto"/>
+              <w:ind w:right="-51"/>
+              <w:jc w:val="center"/>
+              <w:rPr>
+                <w:sz w:val="24"/>
+                <w:szCs w:val="24"/>
+              </w:rPr>
+            </w:pPr>
+            <w:proofErr w:type="spellStart"/>
+            <w:r>
+              <w:rPr>
+                <w:sz w:val="24"/>
+                <w:szCs w:val="24"/>
               </w:rPr>
               <w:t>Enumerator</w:t>
             </w:r>
+            <w:proofErr w:type="spellEnd"/>
           </w:p>
         </w:tc>
         <w:tc>
@@ -3196,12 +3814,21 @@
                 <w:szCs w:val="24"/>
               </w:rPr>
             </w:pPr>
+            <w:proofErr w:type="spellStart"/>
             <w:r>
               <w:rPr>
                 <w:sz w:val="24"/>
                 <w:szCs w:val="24"/>
               </w:rPr>
-              <w:t>Profiles.AddForSolid()</w:t>
+              <w:t>Profiles.AddForSolid</w:t>
+            </w:r>
+            <w:proofErr w:type="spellEnd"/>
+            <w:r>
+              <w:rPr>
+                <w:sz w:val="24"/>
+                <w:szCs w:val="24"/>
+              </w:rPr>
+              <w:t>()</w:t>
             </w:r>
           </w:p>
         </w:tc>
@@ -3306,85 +3933,139 @@
                 <w:lang w:val="en-US"/>
               </w:rPr>
             </w:pPr>
+            <w:proofErr w:type="spellStart"/>
             <w:r>
               <w:rPr>
                 <w:sz w:val="24"/>
                 <w:szCs w:val="24"/>
               </w:rPr>
-              <w:t>ExtrudeFeatures.</w:t>
-            </w:r>
-          </w:p>
-          <w:p>
-            <w:pPr>
-              <w:tabs>
-                <w:tab w:val="left" w:pos="0"/>
-              </w:tabs>
-              <w:spacing w:line="276" w:lineRule="auto"/>
-              <w:ind w:right="-51"/>
-              <w:jc w:val="center"/>
+              <w:t>ExtrudeFeatures</w:t>
+            </w:r>
+            <w:proofErr w:type="spellEnd"/>
+            <w:r>
               <w:rPr>
                 <w:sz w:val="24"/>
                 <w:szCs w:val="24"/>
-                <w:lang w:val="en-US"/>
-              </w:rPr>
-            </w:pPr>
-            <w:r>
+              </w:rPr>
+              <w:t>.</w:t>
+            </w:r>
+          </w:p>
+          <w:p>
+            <w:pPr>
+              <w:tabs>
+                <w:tab w:val="left" w:pos="0"/>
+              </w:tabs>
+              <w:spacing w:line="276" w:lineRule="auto"/>
+              <w:ind w:right="-51"/>
+              <w:jc w:val="center"/>
               <w:rPr>
                 <w:sz w:val="24"/>
                 <w:szCs w:val="24"/>
-              </w:rPr>
-              <w:t>AddByDistanceExtent()</w:t>
-            </w:r>
-          </w:p>
-        </w:tc>
-        <w:tc>
-          <w:tcPr>
-            <w:tcW w:w="1254" w:type="pct"/>
-          </w:tcPr>
-          <w:p>
-            <w:pPr>
-              <w:tabs>
-                <w:tab w:val="left" w:pos="0"/>
-              </w:tabs>
-              <w:spacing w:line="276" w:lineRule="auto"/>
-              <w:ind w:right="-51"/>
-              <w:jc w:val="center"/>
+                <w:lang w:val="en-US"/>
+              </w:rPr>
+            </w:pPr>
+            <w:proofErr w:type="spellStart"/>
+            <w:proofErr w:type="gramStart"/>
+            <w:r>
               <w:rPr>
                 <w:sz w:val="24"/>
                 <w:szCs w:val="24"/>
-                <w:lang w:val="en-US"/>
-              </w:rPr>
-            </w:pPr>
+              </w:rPr>
+              <w:t>AddByDistanceExtent</w:t>
+            </w:r>
+            <w:proofErr w:type="spellEnd"/>
             <w:r>
               <w:rPr>
                 <w:sz w:val="24"/>
                 <w:szCs w:val="24"/>
               </w:rPr>
-              <w:t>Profile, double, PartFeature</w:t>
-            </w:r>
-          </w:p>
-          <w:p>
-            <w:pPr>
-              <w:tabs>
-                <w:tab w:val="left" w:pos="0"/>
-              </w:tabs>
-              <w:spacing w:line="276" w:lineRule="auto"/>
-              <w:ind w:right="-51"/>
-              <w:jc w:val="center"/>
+              <w:t>(</w:t>
+            </w:r>
+            <w:proofErr w:type="gramEnd"/>
+            <w:r>
               <w:rPr>
                 <w:sz w:val="24"/>
                 <w:szCs w:val="24"/>
-                <w:lang w:val="en-US"/>
-              </w:rPr>
-            </w:pPr>
-            <w:r>
+              </w:rPr>
+              <w:t>)</w:t>
+            </w:r>
+          </w:p>
+        </w:tc>
+        <w:tc>
+          <w:tcPr>
+            <w:tcW w:w="1254" w:type="pct"/>
+          </w:tcPr>
+          <w:p>
+            <w:pPr>
+              <w:tabs>
+                <w:tab w:val="left" w:pos="0"/>
+              </w:tabs>
+              <w:spacing w:line="276" w:lineRule="auto"/>
+              <w:ind w:right="-51"/>
+              <w:jc w:val="center"/>
               <w:rPr>
                 <w:sz w:val="24"/>
                 <w:szCs w:val="24"/>
+                <w:lang w:val="en-US"/>
+              </w:rPr>
+            </w:pPr>
+            <w:r>
+              <w:rPr>
+                <w:sz w:val="24"/>
+                <w:szCs w:val="24"/>
+              </w:rPr>
+              <w:t xml:space="preserve">Profile, </w:t>
+            </w:r>
+            <w:proofErr w:type="spellStart"/>
+            <w:r>
+              <w:rPr>
+                <w:sz w:val="24"/>
+                <w:szCs w:val="24"/>
+              </w:rPr>
+              <w:t>double</w:t>
+            </w:r>
+            <w:proofErr w:type="spellEnd"/>
+            <w:r>
+              <w:rPr>
+                <w:sz w:val="24"/>
+                <w:szCs w:val="24"/>
+              </w:rPr>
+              <w:t xml:space="preserve">, </w:t>
+            </w:r>
+            <w:proofErr w:type="spellStart"/>
+            <w:r>
+              <w:rPr>
+                <w:sz w:val="24"/>
+                <w:szCs w:val="24"/>
+              </w:rPr>
+              <w:t>PartFeature</w:t>
+            </w:r>
+            <w:proofErr w:type="spellEnd"/>
+          </w:p>
+          <w:p>
+            <w:pPr>
+              <w:tabs>
+                <w:tab w:val="left" w:pos="0"/>
+              </w:tabs>
+              <w:spacing w:line="276" w:lineRule="auto"/>
+              <w:ind w:right="-51"/>
+              <w:jc w:val="center"/>
+              <w:rPr>
+                <w:sz w:val="24"/>
+                <w:szCs w:val="24"/>
+                <w:lang w:val="en-US"/>
+              </w:rPr>
+            </w:pPr>
+            <w:proofErr w:type="spellStart"/>
+            <w:r>
+              <w:rPr>
+                <w:sz w:val="24"/>
+                <w:szCs w:val="24"/>
               </w:rPr>
               <w:lastRenderedPageBreak/>
               <w:t>ExtentDirectionEnum</w:t>
             </w:r>
+            <w:proofErr w:type="spellEnd"/>
           </w:p>
         </w:tc>
         <w:tc>
@@ -3404,6 +4085,7 @@
                 <w:szCs w:val="24"/>
               </w:rPr>
             </w:pPr>
+            <w:proofErr w:type="spellStart"/>
             <w:r>
               <w:rPr>
                 <w:sz w:val="24"/>
@@ -3412,6 +4094,7 @@
               <w:lastRenderedPageBreak/>
               <w:t>ExtrudeFeature</w:t>
             </w:r>
+            <w:proofErr w:type="spellEnd"/>
           </w:p>
         </w:tc>
         <w:tc>
@@ -3456,7 +4139,6 @@
         <w:rPr>
           <w:sz w:val="28"/>
           <w:szCs w:val="28"/>
-          <w:lang w:val="en-US"/>
         </w:rPr>
       </w:pPr>
     </w:p>
@@ -3470,7 +4152,6 @@
           <w:color w:val="auto"/>
           <w:sz w:val="28"/>
           <w:szCs w:val="28"/>
-          <w:lang w:val="en-US"/>
         </w:rPr>
       </w:pPr>
       <w:bookmarkStart w:id="7" w:name="_Toc240922647"/>
@@ -3496,12 +4177,149 @@
       <w:bookmarkEnd w:id="7"/>
       <w:bookmarkEnd w:id="8"/>
     </w:p>
+    <w:p/>
     <w:p>
       <w:pPr>
-        <w:rPr>
-          <w:lang w:val="en-US"/>
+        <w:widowControl/>
+        <w:autoSpaceDE/>
+        <w:autoSpaceDN/>
+        <w:spacing w:line="360" w:lineRule="auto"/>
+        <w:ind w:firstLine="708"/>
+        <w:jc w:val="both"/>
+        <w:rPr>
+          <w:sz w:val="28"/>
+          <w:szCs w:val="28"/>
         </w:rPr>
       </w:pPr>
+      <w:r>
+        <w:rPr>
+          <w:sz w:val="28"/>
+          <w:szCs w:val="28"/>
+        </w:rPr>
+        <w:t>К</w:t>
+      </w:r>
+      <w:r>
+        <w:rPr>
+          <w:sz w:val="28"/>
+          <w:szCs w:val="28"/>
+        </w:rPr>
+        <w:t xml:space="preserve">освенным </w:t>
+      </w:r>
+      <w:commentRangeStart w:id="9"/>
+      <w:r>
+        <w:rPr>
+          <w:sz w:val="28"/>
+          <w:szCs w:val="28"/>
+        </w:rPr>
+        <w:t>аналогом</w:t>
+      </w:r>
+      <w:r>
+        <w:rPr>
+          <w:sz w:val="28"/>
+          <w:szCs w:val="28"/>
+        </w:rPr>
+        <w:t xml:space="preserve"> </w:t>
+      </w:r>
+      <w:commentRangeEnd w:id="9"/>
+      <w:r>
+        <w:rPr>
+          <w:rStyle w:val="af2"/>
+          <w:sz w:val="28"/>
+          <w:szCs w:val="28"/>
+        </w:rPr>
+        <w:commentReference w:id="9"/>
+      </w:r>
+      <w:r>
+        <w:rPr>
+          <w:sz w:val="28"/>
+          <w:szCs w:val="28"/>
+        </w:rPr>
+        <w:t xml:space="preserve">для плагина создания рамки для фотографии </w:t>
+      </w:r>
+      <w:r>
+        <w:rPr>
+          <w:sz w:val="28"/>
+          <w:szCs w:val="28"/>
+        </w:rPr>
+        <w:t>являются</w:t>
+      </w:r>
+      <w:r>
+        <w:rPr>
+          <w:sz w:val="28"/>
+          <w:szCs w:val="28"/>
+        </w:rPr>
+        <w:t xml:space="preserve"> специализированные онлайн-конструкторы багетных рамок, предоставляемые различными багетными мастерскими</w:t>
+      </w:r>
+      <w:r>
+        <w:rPr>
+          <w:sz w:val="28"/>
+          <w:szCs w:val="28"/>
+        </w:rPr>
+        <w:t xml:space="preserve">, </w:t>
+      </w:r>
+      <w:r>
+        <w:rPr>
+          <w:sz w:val="28"/>
+          <w:szCs w:val="28"/>
+        </w:rPr>
+        <w:t>например, онлайн-конструктор багетной мастерской «</w:t>
+      </w:r>
+      <w:r>
+        <w:rPr>
+          <w:sz w:val="28"/>
+          <w:szCs w:val="28"/>
+        </w:rPr>
+        <w:t>Арт мастер</w:t>
+      </w:r>
+      <w:r>
+        <w:rPr>
+          <w:sz w:val="28"/>
+          <w:szCs w:val="28"/>
+        </w:rPr>
+        <w:t>».</w:t>
+      </w:r>
+      <w:r>
+        <w:rPr>
+          <w:sz w:val="28"/>
+          <w:szCs w:val="28"/>
+        </w:rPr>
+        <w:t xml:space="preserve"> В нём можно не только подобрать нужное обрамление</w:t>
+      </w:r>
+      <w:r>
+        <w:rPr>
+          <w:sz w:val="28"/>
+          <w:szCs w:val="28"/>
+        </w:rPr>
+        <w:t xml:space="preserve"> по размерам</w:t>
+      </w:r>
+      <w:r>
+        <w:rPr>
+          <w:sz w:val="28"/>
+          <w:szCs w:val="28"/>
+        </w:rPr>
+        <w:t>, но и узнать стоимость всех работ с помощью багетного калькулятора.</w:t>
+      </w:r>
+      <w:r>
+        <w:rPr>
+          <w:sz w:val="28"/>
+          <w:szCs w:val="28"/>
+        </w:rPr>
+        <w:t>[</w:t>
+      </w:r>
+      <w:r>
+        <w:rPr>
+          <w:sz w:val="28"/>
+          <w:szCs w:val="28"/>
+        </w:rPr>
+        <w:t>5</w:t>
+      </w:r>
+      <w:r>
+        <w:rPr>
+          <w:sz w:val="28"/>
+          <w:szCs w:val="28"/>
+        </w:rPr>
+        <w:t>]</w:t>
+      </w:r>
     </w:p>
     <w:p>
       <w:pPr>
@@ -3521,149 +4339,6 @@
           <w:sz w:val="28"/>
           <w:szCs w:val="28"/>
         </w:rPr>
-        <w:t>К</w:t>
-      </w:r>
-      <w:r>
-        <w:rPr>
-          <w:sz w:val="28"/>
-          <w:szCs w:val="28"/>
-        </w:rPr>
-        <w:t xml:space="preserve">освенным </w:t>
-      </w:r>
-      <w:commentRangeStart w:id="9"/>
-      <w:r>
-        <w:rPr>
-          <w:sz w:val="28"/>
-          <w:szCs w:val="28"/>
-        </w:rPr>
-        <w:t>аналогом</w:t>
-      </w:r>
-      <w:r>
-        <w:rPr>
-          <w:sz w:val="28"/>
-          <w:szCs w:val="28"/>
-        </w:rPr>
-        <w:t xml:space="preserve"> </w:t>
-      </w:r>
-      <w:commentRangeEnd w:id="9"/>
-      <w:r>
-        <w:rPr>
-          <w:rStyle w:val="af2"/>
-          <w:sz w:val="28"/>
-          <w:szCs w:val="28"/>
-        </w:rPr>
-        <w:commentReference w:id="9"/>
-      </w:r>
-      <w:r>
-        <w:rPr>
-          <w:sz w:val="28"/>
-          <w:szCs w:val="28"/>
-        </w:rPr>
-        <w:t xml:space="preserve">для плагина создания рамки для фотографии </w:t>
-      </w:r>
-      <w:r>
-        <w:rPr>
-          <w:sz w:val="28"/>
-          <w:szCs w:val="28"/>
-        </w:rPr>
-        <w:t>являются</w:t>
-      </w:r>
-      <w:r>
-        <w:rPr>
-          <w:sz w:val="28"/>
-          <w:szCs w:val="28"/>
-        </w:rPr>
-        <w:t xml:space="preserve"> специализированные онлайн-конструкторы багетных рамок, предоставляемые различными багетными мастерскими</w:t>
-      </w:r>
-      <w:r>
-        <w:rPr>
-          <w:sz w:val="28"/>
-          <w:szCs w:val="28"/>
-        </w:rPr>
-        <w:t xml:space="preserve">, </w:t>
-      </w:r>
-      <w:r>
-        <w:rPr>
-          <w:sz w:val="28"/>
-          <w:szCs w:val="28"/>
-        </w:rPr>
-        <w:t>например, онлайн-конструктор багетной мастерской «</w:t>
-      </w:r>
-      <w:r>
-        <w:rPr>
-          <w:sz w:val="28"/>
-          <w:szCs w:val="28"/>
-        </w:rPr>
-        <w:t>Арт мастер</w:t>
-      </w:r>
-      <w:r>
-        <w:rPr>
-          <w:sz w:val="28"/>
-          <w:szCs w:val="28"/>
-        </w:rPr>
-        <w:t>».</w:t>
-      </w:r>
-      <w:r>
-        <w:rPr>
-          <w:sz w:val="28"/>
-          <w:szCs w:val="28"/>
-        </w:rPr>
-        <w:t xml:space="preserve"> В нём можно не только подобрать нужное обрамление</w:t>
-      </w:r>
-      <w:r>
-        <w:rPr>
-          <w:sz w:val="28"/>
-          <w:szCs w:val="28"/>
-        </w:rPr>
-        <w:t xml:space="preserve"> по размерам</w:t>
-      </w:r>
-      <w:r>
-        <w:rPr>
-          <w:sz w:val="28"/>
-          <w:szCs w:val="28"/>
-        </w:rPr>
-        <w:t>, но и узнать стоимость всех работ с помощью багетного калькулятора.</w:t>
-      </w:r>
-      <w:r>
-        <w:rPr>
-          <w:sz w:val="28"/>
-          <w:szCs w:val="28"/>
-        </w:rPr>
-        <w:t>[</w:t>
-      </w:r>
-      <w:r>
-        <w:rPr>
-          <w:sz w:val="28"/>
-          <w:szCs w:val="28"/>
-        </w:rPr>
-        <w:t>5</w:t>
-      </w:r>
-      <w:r>
-        <w:rPr>
-          <w:sz w:val="28"/>
-          <w:szCs w:val="28"/>
-        </w:rPr>
-        <w:t>]</w:t>
-      </w:r>
-    </w:p>
-    <w:p>
-      <w:pPr>
-        <w:widowControl/>
-        <w:autoSpaceDE/>
-        <w:autoSpaceDN/>
-        <w:spacing w:line="360" w:lineRule="auto"/>
-        <w:ind w:firstLine="708"/>
-        <w:jc w:val="both"/>
-        <w:rPr>
-          <w:sz w:val="28"/>
-          <w:szCs w:val="28"/>
-        </w:rPr>
-      </w:pPr>
-      <w:r>
-        <w:rPr>
-          <w:sz w:val="28"/>
-          <w:szCs w:val="28"/>
-        </w:rPr>
         <w:t>Онлайн-конструктор багетной мастерской «Арт мастер» представлен на рисунке 1.1.</w:t>
       </w:r>
     </w:p>
@@ -3681,6 +4356,7 @@
       </w:pPr>
       <w:r>
         <w:rPr>
+          <w:noProof/>
           <w:sz w:val="28"/>
           <w:szCs w:val="28"/>
         </w:rPr>
@@ -3700,7 +4376,7 @@
                     <pic:cNvPicPr/>
                   </pic:nvPicPr>
                   <pic:blipFill>
-                    <a:blip r:embed="rId15"/>
+                    <a:blip r:embed="rId17"/>
                     <a:stretch>
                       <a:fillRect/>
                     </a:stretch>
@@ -3756,14 +4432,7 @@
           <w:sz w:val="28"/>
           <w:szCs w:val="28"/>
         </w:rPr>
-        <w:t xml:space="preserve"> </w:t>
-      </w:r>
-      <w:r>
-        <w:rPr>
-          <w:sz w:val="28"/>
-          <w:szCs w:val="28"/>
-        </w:rPr>
-        <w:t xml:space="preserve">Онлайн-конструктор багетной мастерской «Арт мастер» </w:t>
+        <w:t xml:space="preserve"> Онлайн-конструктор багетной мастерской «Арт мастер» </w:t>
       </w:r>
       <w:r>
         <w:rPr>
@@ -3780,6 +4449,8 @@
         <w:jc w:val="center"/>
         <w:rPr>
           <w:rFonts w:ascii="Times New Roman" w:hAnsi="Times New Roman" w:cs="Times New Roman"/>
+          <w:b/>
+          <w:bCs/>
           <w:color w:val="auto"/>
           <w:sz w:val="28"/>
           <w:szCs w:val="28"/>
@@ -3790,6 +4461,8 @@
       <w:r>
         <w:rPr>
           <w:rFonts w:ascii="Times New Roman" w:hAnsi="Times New Roman" w:cs="Times New Roman"/>
+          <w:b/>
+          <w:bCs/>
           <w:color w:val="auto"/>
           <w:sz w:val="28"/>
           <w:szCs w:val="28"/>
@@ -4485,7 +5158,7 @@
                     <pic:cNvPicPr/>
                   </pic:nvPicPr>
                   <pic:blipFill>
-                    <a:blip r:embed="rId16"/>
+                    <a:blip r:embed="rId18"/>
                     <a:stretch>
                       <a:fillRect/>
                     </a:stretch>
@@ -4589,6 +5262,8 @@
         <w:jc w:val="center"/>
         <w:rPr>
           <w:rFonts w:ascii="Times New Roman" w:hAnsi="Times New Roman" w:cs="Times New Roman"/>
+          <w:b/>
+          <w:bCs/>
           <w:color w:val="auto"/>
           <w:sz w:val="28"/>
           <w:szCs w:val="28"/>
@@ -4599,6 +5274,8 @@
       <w:r>
         <w:rPr>
           <w:rFonts w:ascii="Times New Roman" w:hAnsi="Times New Roman" w:cs="Times New Roman"/>
+          <w:b/>
+          <w:bCs/>
           <w:color w:val="auto"/>
           <w:sz w:val="28"/>
           <w:szCs w:val="28"/>
@@ -4614,6 +5291,8 @@
         <w:spacing w:line="360" w:lineRule="auto"/>
         <w:jc w:val="center"/>
         <w:rPr>
+          <w:b/>
+          <w:bCs/>
           <w:sz w:val="28"/>
           <w:szCs w:val="28"/>
         </w:rPr>
@@ -4626,6 +5305,8 @@
         <w:jc w:val="center"/>
         <w:rPr>
           <w:rFonts w:ascii="Times New Roman" w:hAnsi="Times New Roman" w:cs="Times New Roman"/>
+          <w:b/>
+          <w:bCs/>
           <w:color w:val="auto"/>
           <w:sz w:val="28"/>
           <w:szCs w:val="28"/>
@@ -4636,6 +5317,8 @@
       <w:r>
         <w:rPr>
           <w:rFonts w:ascii="Times New Roman" w:hAnsi="Times New Roman" w:cs="Times New Roman"/>
+          <w:b/>
+          <w:bCs/>
           <w:color w:val="auto"/>
           <w:sz w:val="28"/>
           <w:szCs w:val="28"/>
@@ -4688,7 +5371,103 @@
           <w:sz w:val="28"/>
           <w:szCs w:val="28"/>
         </w:rPr>
-        <w:t>Класс MainForm является главным окном приложения. Он хранит в себе параметры (Parameters) и объект класса строителя модели (Builder). Класс Builder использует объект обертки API (Wrapper), в котором находятся все нужные методы создания примитивов и документов, которые пригодятся для построения модели в САПР Inventor.</w:t>
+        <w:t xml:space="preserve">Класс </w:t>
+      </w:r>
+      <w:proofErr w:type="spellStart"/>
+      <w:r>
+        <w:rPr>
+          <w:sz w:val="28"/>
+          <w:szCs w:val="28"/>
+        </w:rPr>
+        <w:t>MainForm</w:t>
+      </w:r>
+      <w:proofErr w:type="spellEnd"/>
+      <w:r>
+        <w:rPr>
+          <w:sz w:val="28"/>
+          <w:szCs w:val="28"/>
+        </w:rPr>
+        <w:t xml:space="preserve"> является главным окном приложения. Он хранит в себе параметры (</w:t>
+      </w:r>
+      <w:proofErr w:type="spellStart"/>
+      <w:r>
+        <w:rPr>
+          <w:sz w:val="28"/>
+          <w:szCs w:val="28"/>
+        </w:rPr>
+        <w:t>Parameters</w:t>
+      </w:r>
+      <w:proofErr w:type="spellEnd"/>
+      <w:r>
+        <w:rPr>
+          <w:sz w:val="28"/>
+          <w:szCs w:val="28"/>
+        </w:rPr>
+        <w:t>) и объект класса строителя модели (</w:t>
+      </w:r>
+      <w:proofErr w:type="spellStart"/>
+      <w:r>
+        <w:rPr>
+          <w:sz w:val="28"/>
+          <w:szCs w:val="28"/>
+        </w:rPr>
+        <w:t>Builder</w:t>
+      </w:r>
+      <w:proofErr w:type="spellEnd"/>
+      <w:r>
+        <w:rPr>
+          <w:sz w:val="28"/>
+          <w:szCs w:val="28"/>
+        </w:rPr>
+        <w:t xml:space="preserve">). Класс </w:t>
+      </w:r>
+      <w:proofErr w:type="spellStart"/>
+      <w:r>
+        <w:rPr>
+          <w:sz w:val="28"/>
+          <w:szCs w:val="28"/>
+        </w:rPr>
+        <w:t>Builder</w:t>
+      </w:r>
+      <w:proofErr w:type="spellEnd"/>
+      <w:r>
+        <w:rPr>
+          <w:sz w:val="28"/>
+          <w:szCs w:val="28"/>
+        </w:rPr>
+        <w:t xml:space="preserve"> использует объект обертки API (</w:t>
+      </w:r>
+      <w:proofErr w:type="spellStart"/>
+      <w:r>
+        <w:rPr>
+          <w:sz w:val="28"/>
+          <w:szCs w:val="28"/>
+        </w:rPr>
+        <w:t>Wrapper</w:t>
+      </w:r>
+      <w:proofErr w:type="spellEnd"/>
+      <w:r>
+        <w:rPr>
+          <w:sz w:val="28"/>
+          <w:szCs w:val="28"/>
+        </w:rPr>
+        <w:t xml:space="preserve">), в котором находятся все нужные методы создания примитивов и документов, которые пригодятся для построения модели в САПР </w:t>
+      </w:r>
+      <w:proofErr w:type="spellStart"/>
+      <w:r>
+        <w:rPr>
+          <w:sz w:val="28"/>
+          <w:szCs w:val="28"/>
+        </w:rPr>
+        <w:t>Inventor</w:t>
+      </w:r>
+      <w:proofErr w:type="spellEnd"/>
+      <w:r>
+        <w:rPr>
+          <w:sz w:val="28"/>
+          <w:szCs w:val="28"/>
+        </w:rPr>
+        <w:t>.</w:t>
       </w:r>
     </w:p>
     <w:p>
@@ -4707,6 +5486,7 @@
       </w:pPr>
       <w:r>
         <w:rPr>
+          <w:noProof/>
           <w:sz w:val="28"/>
           <w:szCs w:val="28"/>
         </w:rPr>
@@ -4726,7 +5506,7 @@
                     <pic:cNvPicPr/>
                   </pic:nvPicPr>
                   <pic:blipFill>
-                    <a:blip r:embed="rId17"/>
+                    <a:blip r:embed="rId19"/>
                     <a:stretch>
                       <a:fillRect/>
                     </a:stretch>
@@ -4880,6 +5660,7 @@
         </w:rPr>
         <w:t xml:space="preserve"> Свойства класса </w:t>
       </w:r>
+      <w:proofErr w:type="spellStart"/>
       <w:r>
         <w:rPr>
           <w:sz w:val="28"/>
@@ -4887,6 +5668,7 @@
         </w:rPr>
         <w:t>MainForm</w:t>
       </w:r>
+      <w:proofErr w:type="spellEnd"/>
     </w:p>
     <w:tbl>
       <w:tblPr>
@@ -5086,8 +5868,17 @@
                 <w:sz w:val="28"/>
                 <w:szCs w:val="28"/>
               </w:rPr>
-              <w:t>_parameters</w:t>
-            </w:r>
+              <w:t>_</w:t>
+            </w:r>
+            <w:proofErr w:type="spellStart"/>
+            <w:r>
+              <w:rPr>
+                <w:sz w:val="28"/>
+                <w:szCs w:val="28"/>
+              </w:rPr>
+              <w:t>parameters</w:t>
+            </w:r>
+            <w:proofErr w:type="spellEnd"/>
           </w:p>
         </w:tc>
         <w:tc>
@@ -5182,6 +5973,7 @@
         </w:rPr>
         <w:t xml:space="preserve">класса </w:t>
       </w:r>
+      <w:proofErr w:type="spellStart"/>
       <w:r>
         <w:rPr>
           <w:sz w:val="28"/>
@@ -5189,6 +5981,7 @@
         </w:rPr>
         <w:t>MainForm</w:t>
       </w:r>
+      <w:proofErr w:type="spellEnd"/>
     </w:p>
     <w:tbl>
       <w:tblPr>
@@ -5307,6 +6100,8 @@
                 <w:szCs w:val="28"/>
               </w:rPr>
             </w:pPr>
+            <w:proofErr w:type="spellStart"/>
+            <w:proofErr w:type="gramStart"/>
             <w:r>
               <w:rPr>
                 <w:sz w:val="28"/>
@@ -5315,12 +6110,21 @@
               </w:rPr>
               <w:t>BuildModel</w:t>
             </w:r>
-            <w:r>
-              <w:rPr>
-                <w:sz w:val="28"/>
-                <w:szCs w:val="28"/>
-              </w:rPr>
-              <w:t>()</w:t>
+            <w:proofErr w:type="spellEnd"/>
+            <w:r>
+              <w:rPr>
+                <w:sz w:val="28"/>
+                <w:szCs w:val="28"/>
+              </w:rPr>
+              <w:t>(</w:t>
+            </w:r>
+            <w:proofErr w:type="gramEnd"/>
+            <w:r>
+              <w:rPr>
+                <w:sz w:val="28"/>
+                <w:szCs w:val="28"/>
+              </w:rPr>
+              <w:t>)</w:t>
             </w:r>
           </w:p>
         </w:tc>
@@ -5400,6 +6204,8 @@
                 <w:szCs w:val="28"/>
               </w:rPr>
             </w:pPr>
+            <w:proofErr w:type="spellStart"/>
+            <w:proofErr w:type="gramStart"/>
             <w:r>
               <w:rPr>
                 <w:sz w:val="28"/>
@@ -5408,12 +6214,21 @@
               </w:rPr>
               <w:t>FirstValidate</w:t>
             </w:r>
-            <w:r>
-              <w:rPr>
-                <w:sz w:val="28"/>
-                <w:szCs w:val="28"/>
-              </w:rPr>
-              <w:t>()</w:t>
+            <w:proofErr w:type="spellEnd"/>
+            <w:r>
+              <w:rPr>
+                <w:sz w:val="28"/>
+                <w:szCs w:val="28"/>
+              </w:rPr>
+              <w:t>(</w:t>
+            </w:r>
+            <w:proofErr w:type="gramEnd"/>
+            <w:r>
+              <w:rPr>
+                <w:sz w:val="28"/>
+                <w:szCs w:val="28"/>
+              </w:rPr>
+              <w:t>)</w:t>
             </w:r>
           </w:p>
         </w:tc>
@@ -5494,13 +6309,41 @@
                 <w:lang w:val="en-US"/>
               </w:rPr>
             </w:pPr>
-            <w:r>
-              <w:rPr>
-                <w:sz w:val="28"/>
-                <w:szCs w:val="28"/>
-                <w:lang w:val="en-US"/>
-              </w:rPr>
-              <w:t>TextBox_FrameWidth_Leave()</w:t>
+            <w:proofErr w:type="spellStart"/>
+            <w:r>
+              <w:rPr>
+                <w:sz w:val="28"/>
+                <w:szCs w:val="28"/>
+                <w:lang w:val="en-US"/>
+              </w:rPr>
+              <w:t>TextBox_FrameWidth_</w:t>
+            </w:r>
+            <w:proofErr w:type="gramStart"/>
+            <w:r>
+              <w:rPr>
+                <w:sz w:val="28"/>
+                <w:szCs w:val="28"/>
+                <w:lang w:val="en-US"/>
+              </w:rPr>
+              <w:t>Leave</w:t>
+            </w:r>
+            <w:proofErr w:type="spellEnd"/>
+            <w:r>
+              <w:rPr>
+                <w:sz w:val="28"/>
+                <w:szCs w:val="28"/>
+                <w:lang w:val="en-US"/>
+              </w:rPr>
+              <w:t>(</w:t>
+            </w:r>
+            <w:proofErr w:type="gramEnd"/>
+            <w:r>
+              <w:rPr>
+                <w:sz w:val="28"/>
+                <w:szCs w:val="28"/>
+                <w:lang w:val="en-US"/>
+              </w:rPr>
+              <w:t>)</w:t>
             </w:r>
           </w:p>
         </w:tc>
@@ -5581,13 +6424,41 @@
                 <w:lang w:val="en-US"/>
               </w:rPr>
             </w:pPr>
-            <w:r>
-              <w:rPr>
-                <w:sz w:val="28"/>
-                <w:szCs w:val="28"/>
-                <w:lang w:val="en-US"/>
-              </w:rPr>
-              <w:t>TextBox_FrameHeight_Leave()</w:t>
+            <w:proofErr w:type="spellStart"/>
+            <w:r>
+              <w:rPr>
+                <w:sz w:val="28"/>
+                <w:szCs w:val="28"/>
+                <w:lang w:val="en-US"/>
+              </w:rPr>
+              <w:t>TextBox_FrameHeight_</w:t>
+            </w:r>
+            <w:proofErr w:type="gramStart"/>
+            <w:r>
+              <w:rPr>
+                <w:sz w:val="28"/>
+                <w:szCs w:val="28"/>
+                <w:lang w:val="en-US"/>
+              </w:rPr>
+              <w:t>Leave</w:t>
+            </w:r>
+            <w:proofErr w:type="spellEnd"/>
+            <w:r>
+              <w:rPr>
+                <w:sz w:val="28"/>
+                <w:szCs w:val="28"/>
+                <w:lang w:val="en-US"/>
+              </w:rPr>
+              <w:t>(</w:t>
+            </w:r>
+            <w:proofErr w:type="gramEnd"/>
+            <w:r>
+              <w:rPr>
+                <w:sz w:val="28"/>
+                <w:szCs w:val="28"/>
+                <w:lang w:val="en-US"/>
+              </w:rPr>
+              <w:t>)</w:t>
             </w:r>
           </w:p>
         </w:tc>
@@ -5668,13 +6539,41 @@
                 <w:lang w:val="en-US"/>
               </w:rPr>
             </w:pPr>
-            <w:r>
-              <w:rPr>
-                <w:sz w:val="28"/>
-                <w:szCs w:val="28"/>
-                <w:lang w:val="en-US"/>
-              </w:rPr>
-              <w:t>TextBox_BorderWidth_Leave()</w:t>
+            <w:proofErr w:type="spellStart"/>
+            <w:r>
+              <w:rPr>
+                <w:sz w:val="28"/>
+                <w:szCs w:val="28"/>
+                <w:lang w:val="en-US"/>
+              </w:rPr>
+              <w:t>TextBox_BorderWidth_</w:t>
+            </w:r>
+            <w:proofErr w:type="gramStart"/>
+            <w:r>
+              <w:rPr>
+                <w:sz w:val="28"/>
+                <w:szCs w:val="28"/>
+                <w:lang w:val="en-US"/>
+              </w:rPr>
+              <w:t>Leave</w:t>
+            </w:r>
+            <w:proofErr w:type="spellEnd"/>
+            <w:r>
+              <w:rPr>
+                <w:sz w:val="28"/>
+                <w:szCs w:val="28"/>
+                <w:lang w:val="en-US"/>
+              </w:rPr>
+              <w:t>(</w:t>
+            </w:r>
+            <w:proofErr w:type="gramEnd"/>
+            <w:r>
+              <w:rPr>
+                <w:sz w:val="28"/>
+                <w:szCs w:val="28"/>
+                <w:lang w:val="en-US"/>
+              </w:rPr>
+              <w:t>)</w:t>
             </w:r>
           </w:p>
         </w:tc>
@@ -5755,13 +6654,41 @@
                 <w:lang w:val="en-US"/>
               </w:rPr>
             </w:pPr>
-            <w:r>
-              <w:rPr>
-                <w:sz w:val="28"/>
-                <w:szCs w:val="28"/>
-                <w:lang w:val="en-US"/>
-              </w:rPr>
-              <w:t>TextBox_FrameThickness_Leave()</w:t>
+            <w:proofErr w:type="spellStart"/>
+            <w:r>
+              <w:rPr>
+                <w:sz w:val="28"/>
+                <w:szCs w:val="28"/>
+                <w:lang w:val="en-US"/>
+              </w:rPr>
+              <w:t>TextBox_FrameThickness_</w:t>
+            </w:r>
+            <w:proofErr w:type="gramStart"/>
+            <w:r>
+              <w:rPr>
+                <w:sz w:val="28"/>
+                <w:szCs w:val="28"/>
+                <w:lang w:val="en-US"/>
+              </w:rPr>
+              <w:t>Leave</w:t>
+            </w:r>
+            <w:proofErr w:type="spellEnd"/>
+            <w:r>
+              <w:rPr>
+                <w:sz w:val="28"/>
+                <w:szCs w:val="28"/>
+                <w:lang w:val="en-US"/>
+              </w:rPr>
+              <w:t>(</w:t>
+            </w:r>
+            <w:proofErr w:type="gramEnd"/>
+            <w:r>
+              <w:rPr>
+                <w:sz w:val="28"/>
+                <w:szCs w:val="28"/>
+                <w:lang w:val="en-US"/>
+              </w:rPr>
+              <w:t>)</w:t>
             </w:r>
           </w:p>
         </w:tc>
@@ -5842,13 +6769,41 @@
                 <w:lang w:val="en-US"/>
               </w:rPr>
             </w:pPr>
-            <w:r>
-              <w:rPr>
-                <w:sz w:val="28"/>
-                <w:szCs w:val="28"/>
-                <w:lang w:val="en-US"/>
-              </w:rPr>
-              <w:t>TextBox_StandAngle_Leave()</w:t>
+            <w:proofErr w:type="spellStart"/>
+            <w:r>
+              <w:rPr>
+                <w:sz w:val="28"/>
+                <w:szCs w:val="28"/>
+                <w:lang w:val="en-US"/>
+              </w:rPr>
+              <w:t>TextBox_StandAngle_</w:t>
+            </w:r>
+            <w:proofErr w:type="gramStart"/>
+            <w:r>
+              <w:rPr>
+                <w:sz w:val="28"/>
+                <w:szCs w:val="28"/>
+                <w:lang w:val="en-US"/>
+              </w:rPr>
+              <w:t>Leave</w:t>
+            </w:r>
+            <w:proofErr w:type="spellEnd"/>
+            <w:r>
+              <w:rPr>
+                <w:sz w:val="28"/>
+                <w:szCs w:val="28"/>
+                <w:lang w:val="en-US"/>
+              </w:rPr>
+              <w:t>(</w:t>
+            </w:r>
+            <w:proofErr w:type="gramEnd"/>
+            <w:r>
+              <w:rPr>
+                <w:sz w:val="28"/>
+                <w:szCs w:val="28"/>
+                <w:lang w:val="en-US"/>
+              </w:rPr>
+              <w:t>)</w:t>
             </w:r>
           </w:p>
         </w:tc>
@@ -5929,12 +6884,37 @@
                 <w:lang w:val="en-US"/>
               </w:rPr>
             </w:pPr>
-            <w:r>
-              <w:rPr>
-                <w:sz w:val="28"/>
-                <w:szCs w:val="28"/>
-              </w:rPr>
-              <w:t>TextBox_OnlyDigitKeyPress()</w:t>
+            <w:proofErr w:type="spellStart"/>
+            <w:r>
+              <w:rPr>
+                <w:sz w:val="28"/>
+                <w:szCs w:val="28"/>
+              </w:rPr>
+              <w:t>TextBox_</w:t>
+            </w:r>
+            <w:proofErr w:type="gramStart"/>
+            <w:r>
+              <w:rPr>
+                <w:sz w:val="28"/>
+                <w:szCs w:val="28"/>
+              </w:rPr>
+              <w:t>OnlyDigitKeyPress</w:t>
+            </w:r>
+            <w:proofErr w:type="spellEnd"/>
+            <w:r>
+              <w:rPr>
+                <w:sz w:val="28"/>
+                <w:szCs w:val="28"/>
+              </w:rPr>
+              <w:t>(</w:t>
+            </w:r>
+            <w:proofErr w:type="gramEnd"/>
+            <w:r>
+              <w:rPr>
+                <w:sz w:val="28"/>
+                <w:szCs w:val="28"/>
+              </w:rPr>
+              <w:t>)</w:t>
             </w:r>
           </w:p>
         </w:tc>
@@ -6014,6 +6994,8 @@
                 <w:szCs w:val="28"/>
               </w:rPr>
             </w:pPr>
+            <w:proofErr w:type="spellStart"/>
+            <w:proofErr w:type="gramStart"/>
             <w:r>
               <w:rPr>
                 <w:sz w:val="28"/>
@@ -6023,12 +7005,21 @@
               <w:lastRenderedPageBreak/>
               <w:t>SetColors</w:t>
             </w:r>
-            <w:r>
-              <w:rPr>
-                <w:sz w:val="28"/>
-                <w:szCs w:val="28"/>
-              </w:rPr>
-              <w:t>()</w:t>
+            <w:proofErr w:type="spellEnd"/>
+            <w:r>
+              <w:rPr>
+                <w:sz w:val="28"/>
+                <w:szCs w:val="28"/>
+              </w:rPr>
+              <w:t>(</w:t>
+            </w:r>
+            <w:proofErr w:type="gramEnd"/>
+            <w:r>
+              <w:rPr>
+                <w:sz w:val="28"/>
+                <w:szCs w:val="28"/>
+              </w:rPr>
+              <w:t>)</w:t>
             </w:r>
           </w:p>
         </w:tc>
@@ -6566,15 +7557,7 @@
                 <w:szCs w:val="28"/>
                 <w:lang w:val="en-US"/>
               </w:rPr>
-              <w:t>v</w:t>
-            </w:r>
-            <w:r>
-              <w:rPr>
-                <w:sz w:val="28"/>
-                <w:szCs w:val="28"/>
-                <w:lang w:val="en-US"/>
-              </w:rPr>
-              <w:t>oid</w:t>
+              <w:t>void</w:t>
             </w:r>
           </w:p>
         </w:tc>
@@ -6624,6 +7607,7 @@
                 <w:lang w:val="en-US"/>
               </w:rPr>
             </w:pPr>
+            <w:proofErr w:type="spellStart"/>
             <w:r>
               <w:rPr>
                 <w:sz w:val="28"/>
@@ -6631,6 +7615,7 @@
               </w:rPr>
               <w:t>BuildBackWall</w:t>
             </w:r>
+            <w:proofErr w:type="spellEnd"/>
           </w:p>
         </w:tc>
         <w:tc>
@@ -6733,6 +7718,7 @@
                 <w:lang w:val="en-US"/>
               </w:rPr>
             </w:pPr>
+            <w:proofErr w:type="spellStart"/>
             <w:r>
               <w:rPr>
                 <w:sz w:val="28"/>
@@ -6741,6 +7727,7 @@
               </w:rPr>
               <w:t>BuildFrame</w:t>
             </w:r>
+            <w:proofErr w:type="spellEnd"/>
           </w:p>
         </w:tc>
         <w:tc>
@@ -6795,15 +7782,7 @@
                 <w:szCs w:val="28"/>
                 <w:lang w:val="en-US"/>
               </w:rPr>
-              <w:t>v</w:t>
-            </w:r>
-            <w:r>
-              <w:rPr>
-                <w:sz w:val="28"/>
-                <w:szCs w:val="28"/>
-                <w:lang w:val="en-US"/>
-              </w:rPr>
-              <w:t>oid</w:t>
+              <w:t>void</w:t>
             </w:r>
           </w:p>
         </w:tc>
@@ -6867,6 +7846,7 @@
                 <w:lang w:val="en-US"/>
               </w:rPr>
             </w:pPr>
+            <w:proofErr w:type="spellStart"/>
             <w:r>
               <w:rPr>
                 <w:sz w:val="28"/>
@@ -6875,6 +7855,7 @@
               </w:rPr>
               <w:t>BuildStand</w:t>
             </w:r>
+            <w:proofErr w:type="spellEnd"/>
           </w:p>
         </w:tc>
         <w:tc>
@@ -7157,6 +8138,7 @@
                 <w:lang w:val="en-US"/>
               </w:rPr>
             </w:pPr>
+            <w:proofErr w:type="spellStart"/>
             <w:r>
               <w:rPr>
                 <w:sz w:val="28"/>
@@ -7165,6 +8147,7 @@
               </w:rPr>
               <w:t>CreateRectangle</w:t>
             </w:r>
+            <w:proofErr w:type="spellEnd"/>
           </w:p>
         </w:tc>
         <w:tc>
@@ -7270,7 +8253,6 @@
               <w:rPr>
                 <w:sz w:val="28"/>
                 <w:szCs w:val="28"/>
-                <w:lang w:val="en-US"/>
               </w:rPr>
             </w:pPr>
             <w:r>
@@ -7302,6 +8284,7 @@
                 <w:lang w:val="en-US"/>
               </w:rPr>
             </w:pPr>
+            <w:proofErr w:type="spellStart"/>
             <w:r>
               <w:rPr>
                 <w:sz w:val="28"/>
@@ -7310,6 +8293,7 @@
               </w:rPr>
               <w:t>CreateLine</w:t>
             </w:r>
+            <w:proofErr w:type="spellEnd"/>
           </w:p>
         </w:tc>
         <w:tc>
@@ -7446,6 +8430,7 @@
                 <w:lang w:val="en-US"/>
               </w:rPr>
             </w:pPr>
+            <w:proofErr w:type="spellStart"/>
             <w:r>
               <w:rPr>
                 <w:sz w:val="28"/>
@@ -7454,6 +8439,7 @@
               </w:rPr>
               <w:t>ExtrudeSketch</w:t>
             </w:r>
+            <w:proofErr w:type="spellEnd"/>
           </w:p>
         </w:tc>
         <w:tc>
@@ -7513,6 +8499,7 @@
                 <w:lang w:val="en-US"/>
               </w:rPr>
             </w:pPr>
+            <w:proofErr w:type="spellStart"/>
             <w:r>
               <w:rPr>
                 <w:sz w:val="28"/>
@@ -7520,21 +8507,23 @@
               </w:rPr>
               <w:t>PartFeature</w:t>
             </w:r>
-          </w:p>
-          <w:p>
-            <w:pPr>
-              <w:tabs>
-                <w:tab w:val="left" w:pos="0"/>
-              </w:tabs>
-              <w:spacing w:line="276" w:lineRule="auto"/>
-              <w:ind w:right="-51"/>
-              <w:jc w:val="center"/>
-              <w:rPr>
-                <w:sz w:val="28"/>
-                <w:szCs w:val="28"/>
-                <w:lang w:val="en-US"/>
-              </w:rPr>
-            </w:pPr>
+            <w:proofErr w:type="spellEnd"/>
+          </w:p>
+          <w:p>
+            <w:pPr>
+              <w:tabs>
+                <w:tab w:val="left" w:pos="0"/>
+              </w:tabs>
+              <w:spacing w:line="276" w:lineRule="auto"/>
+              <w:ind w:right="-51"/>
+              <w:jc w:val="center"/>
+              <w:rPr>
+                <w:sz w:val="28"/>
+                <w:szCs w:val="28"/>
+                <w:lang w:val="en-US"/>
+              </w:rPr>
+            </w:pPr>
+            <w:proofErr w:type="spellStart"/>
             <w:r>
               <w:rPr>
                 <w:sz w:val="28"/>
@@ -7542,6 +8531,7 @@
               </w:rPr>
               <w:t>ExtentDirectionEnum</w:t>
             </w:r>
+            <w:proofErr w:type="spellEnd"/>
           </w:p>
         </w:tc>
         <w:tc>
@@ -7603,7 +8593,6 @@
               <w:rPr>
                 <w:sz w:val="28"/>
                 <w:szCs w:val="28"/>
-                <w:lang w:val="en-US"/>
               </w:rPr>
             </w:pPr>
             <w:r>
@@ -7635,6 +8624,7 @@
                 <w:lang w:val="en-US"/>
               </w:rPr>
             </w:pPr>
+            <w:proofErr w:type="spellStart"/>
             <w:r>
               <w:rPr>
                 <w:sz w:val="28"/>
@@ -7643,6 +8633,7 @@
               </w:rPr>
               <w:t>CreateSketch</w:t>
             </w:r>
+            <w:proofErr w:type="spellEnd"/>
           </w:p>
         </w:tc>
         <w:tc>
@@ -7663,6 +8654,7 @@
                 <w:lang w:val="en-US"/>
               </w:rPr>
             </w:pPr>
+            <w:proofErr w:type="spellStart"/>
             <w:r>
               <w:rPr>
                 <w:sz w:val="28"/>
@@ -7670,6 +8662,7 @@
               </w:rPr>
               <w:t>WorkPlane</w:t>
             </w:r>
+            <w:proofErr w:type="spellEnd"/>
           </w:p>
         </w:tc>
         <w:tc>
@@ -7690,6 +8683,7 @@
                 <w:lang w:val="en-US"/>
               </w:rPr>
             </w:pPr>
+            <w:proofErr w:type="spellStart"/>
             <w:r>
               <w:rPr>
                 <w:sz w:val="28"/>
@@ -7697,6 +8691,7 @@
               </w:rPr>
               <w:t>PlanarSketch</w:t>
             </w:r>
+            <w:proofErr w:type="spellEnd"/>
           </w:p>
         </w:tc>
         <w:tc>
@@ -7745,6 +8740,7 @@
                 <w:lang w:val="en-US"/>
               </w:rPr>
             </w:pPr>
+            <w:proofErr w:type="spellStart"/>
             <w:r>
               <w:rPr>
                 <w:sz w:val="28"/>
@@ -7754,6 +8750,7 @@
               <w:lastRenderedPageBreak/>
               <w:t>OpenCAD</w:t>
             </w:r>
+            <w:proofErr w:type="spellEnd"/>
           </w:p>
         </w:tc>
         <w:tc>
@@ -7842,8 +8839,17 @@
                 <w:sz w:val="28"/>
                 <w:szCs w:val="28"/>
               </w:rPr>
-              <w:t>Открытие процесса Autodesk Inventor</w:t>
-            </w:r>
+              <w:t xml:space="preserve">Открытие процесса Autodesk </w:t>
+            </w:r>
+            <w:proofErr w:type="spellStart"/>
+            <w:r>
+              <w:rPr>
+                <w:sz w:val="28"/>
+                <w:szCs w:val="28"/>
+              </w:rPr>
+              <w:t>Inventor</w:t>
+            </w:r>
+            <w:proofErr w:type="spellEnd"/>
           </w:p>
         </w:tc>
       </w:tr>
@@ -8016,8 +9022,18 @@
                 <w:szCs w:val="28"/>
                 <w:lang w:val="en-US"/>
               </w:rPr>
-              <w:t>_frameWidth</w:t>
-            </w:r>
+              <w:t>_</w:t>
+            </w:r>
+            <w:proofErr w:type="spellStart"/>
+            <w:r>
+              <w:rPr>
+                <w:sz w:val="28"/>
+                <w:szCs w:val="28"/>
+                <w:lang w:val="en-US"/>
+              </w:rPr>
+              <w:t>frameWidth</w:t>
+            </w:r>
+            <w:proofErr w:type="spellEnd"/>
           </w:p>
         </w:tc>
         <w:tc>
@@ -8101,8 +9117,18 @@
                 <w:szCs w:val="28"/>
                 <w:lang w:val="en-US"/>
               </w:rPr>
-              <w:t>_frameHeight</w:t>
-            </w:r>
+              <w:t>_</w:t>
+            </w:r>
+            <w:proofErr w:type="spellStart"/>
+            <w:r>
+              <w:rPr>
+                <w:sz w:val="28"/>
+                <w:szCs w:val="28"/>
+                <w:lang w:val="en-US"/>
+              </w:rPr>
+              <w:t>frameHeight</w:t>
+            </w:r>
+            <w:proofErr w:type="spellEnd"/>
           </w:p>
         </w:tc>
         <w:tc>
@@ -8184,8 +9210,17 @@
                 <w:sz w:val="28"/>
                 <w:szCs w:val="28"/>
               </w:rPr>
-              <w:t>_borderWidth</w:t>
-            </w:r>
+              <w:t>_</w:t>
+            </w:r>
+            <w:proofErr w:type="spellStart"/>
+            <w:r>
+              <w:rPr>
+                <w:sz w:val="28"/>
+                <w:szCs w:val="28"/>
+              </w:rPr>
+              <w:t>borderWidth</w:t>
+            </w:r>
+            <w:proofErr w:type="spellEnd"/>
           </w:p>
         </w:tc>
         <w:tc>
@@ -8267,8 +9302,17 @@
                 <w:sz w:val="28"/>
                 <w:szCs w:val="28"/>
               </w:rPr>
-              <w:t>_frameThickness</w:t>
-            </w:r>
+              <w:t>_</w:t>
+            </w:r>
+            <w:proofErr w:type="spellStart"/>
+            <w:r>
+              <w:rPr>
+                <w:sz w:val="28"/>
+                <w:szCs w:val="28"/>
+              </w:rPr>
+              <w:t>frameThickness</w:t>
+            </w:r>
+            <w:proofErr w:type="spellEnd"/>
           </w:p>
         </w:tc>
         <w:tc>
@@ -8350,8 +9394,17 @@
                 <w:sz w:val="28"/>
                 <w:szCs w:val="28"/>
               </w:rPr>
-              <w:t>_standAngle</w:t>
-            </w:r>
+              <w:t>_</w:t>
+            </w:r>
+            <w:proofErr w:type="spellStart"/>
+            <w:r>
+              <w:rPr>
+                <w:sz w:val="28"/>
+                <w:szCs w:val="28"/>
+              </w:rPr>
+              <w:t>standAngle</w:t>
+            </w:r>
+            <w:proofErr w:type="spellEnd"/>
           </w:p>
         </w:tc>
         <w:tc>
@@ -8417,7 +9470,6 @@
         <w:rPr>
           <w:sz w:val="28"/>
           <w:szCs w:val="28"/>
-          <w:lang w:val="en-US"/>
         </w:rPr>
       </w:pPr>
     </w:p>
@@ -8571,12 +9623,30 @@
                 <w:lang w:val="en-US"/>
               </w:rPr>
             </w:pPr>
-            <w:r>
-              <w:rPr>
-                <w:sz w:val="28"/>
-                <w:szCs w:val="28"/>
-              </w:rPr>
-              <w:t>Parameters()</w:t>
+            <w:proofErr w:type="spellStart"/>
+            <w:proofErr w:type="gramStart"/>
+            <w:r>
+              <w:rPr>
+                <w:sz w:val="28"/>
+                <w:szCs w:val="28"/>
+              </w:rPr>
+              <w:t>Parameters</w:t>
+            </w:r>
+            <w:proofErr w:type="spellEnd"/>
+            <w:r>
+              <w:rPr>
+                <w:sz w:val="28"/>
+                <w:szCs w:val="28"/>
+              </w:rPr>
+              <w:t>(</w:t>
+            </w:r>
+            <w:proofErr w:type="gramEnd"/>
+            <w:r>
+              <w:rPr>
+                <w:sz w:val="28"/>
+                <w:szCs w:val="28"/>
+              </w:rPr>
+              <w:t>)</w:t>
             </w:r>
           </w:p>
         </w:tc>
@@ -8604,15 +9674,7 @@
                 <w:szCs w:val="28"/>
                 <w:lang w:val="en-US"/>
               </w:rPr>
-              <w:t>v</w:t>
-            </w:r>
-            <w:r>
-              <w:rPr>
-                <w:sz w:val="28"/>
-                <w:szCs w:val="28"/>
-                <w:lang w:val="en-US"/>
-              </w:rPr>
-              <w:t>oid</w:t>
+              <w:t>void</w:t>
             </w:r>
           </w:p>
         </w:tc>
@@ -8665,6 +9727,8 @@
                 <w:szCs w:val="28"/>
               </w:rPr>
             </w:pPr>
+            <w:proofErr w:type="spellStart"/>
+            <w:proofErr w:type="gramStart"/>
             <w:r>
               <w:rPr>
                 <w:sz w:val="28"/>
@@ -8673,12 +9737,21 @@
               </w:rPr>
               <w:t>CheckDependentParametersValue</w:t>
             </w:r>
-            <w:r>
-              <w:rPr>
-                <w:sz w:val="28"/>
-                <w:szCs w:val="28"/>
-              </w:rPr>
-              <w:t>()</w:t>
+            <w:proofErr w:type="spellEnd"/>
+            <w:r>
+              <w:rPr>
+                <w:sz w:val="28"/>
+                <w:szCs w:val="28"/>
+              </w:rPr>
+              <w:t>(</w:t>
+            </w:r>
+            <w:proofErr w:type="gramEnd"/>
+            <w:r>
+              <w:rPr>
+                <w:sz w:val="28"/>
+                <w:szCs w:val="28"/>
+              </w:rPr>
+              <w:t>)</w:t>
             </w:r>
           </w:p>
         </w:tc>
@@ -8706,15 +9779,7 @@
                 <w:szCs w:val="28"/>
                 <w:lang w:val="en-US"/>
               </w:rPr>
-              <w:t>s</w:t>
-            </w:r>
-            <w:r>
-              <w:rPr>
-                <w:sz w:val="28"/>
-                <w:szCs w:val="28"/>
-                <w:lang w:val="en-US"/>
-              </w:rPr>
-              <w:t>tring</w:t>
+              <w:t>string</w:t>
             </w:r>
           </w:p>
         </w:tc>
@@ -8767,12 +9832,30 @@
                 <w:lang w:val="en-US"/>
               </w:rPr>
             </w:pPr>
-            <w:r>
-              <w:rPr>
-                <w:sz w:val="28"/>
-                <w:szCs w:val="28"/>
-              </w:rPr>
-              <w:t>FrameWidth()</w:t>
+            <w:proofErr w:type="spellStart"/>
+            <w:proofErr w:type="gramStart"/>
+            <w:r>
+              <w:rPr>
+                <w:sz w:val="28"/>
+                <w:szCs w:val="28"/>
+              </w:rPr>
+              <w:t>FrameWidth</w:t>
+            </w:r>
+            <w:proofErr w:type="spellEnd"/>
+            <w:r>
+              <w:rPr>
+                <w:sz w:val="28"/>
+                <w:szCs w:val="28"/>
+              </w:rPr>
+              <w:t>(</w:t>
+            </w:r>
+            <w:proofErr w:type="gramEnd"/>
+            <w:r>
+              <w:rPr>
+                <w:sz w:val="28"/>
+                <w:szCs w:val="28"/>
+              </w:rPr>
+              <w:t>)</w:t>
             </w:r>
           </w:p>
         </w:tc>
@@ -8853,12 +9936,30 @@
                 <w:lang w:val="en-US"/>
               </w:rPr>
             </w:pPr>
-            <w:r>
-              <w:rPr>
-                <w:sz w:val="28"/>
-                <w:szCs w:val="28"/>
-              </w:rPr>
-              <w:t>FrameHeight()</w:t>
+            <w:proofErr w:type="spellStart"/>
+            <w:proofErr w:type="gramStart"/>
+            <w:r>
+              <w:rPr>
+                <w:sz w:val="28"/>
+                <w:szCs w:val="28"/>
+              </w:rPr>
+              <w:t>FrameHeight</w:t>
+            </w:r>
+            <w:proofErr w:type="spellEnd"/>
+            <w:r>
+              <w:rPr>
+                <w:sz w:val="28"/>
+                <w:szCs w:val="28"/>
+              </w:rPr>
+              <w:t>(</w:t>
+            </w:r>
+            <w:proofErr w:type="gramEnd"/>
+            <w:r>
+              <w:rPr>
+                <w:sz w:val="28"/>
+                <w:szCs w:val="28"/>
+              </w:rPr>
+              <w:t>)</w:t>
             </w:r>
           </w:p>
         </w:tc>
@@ -8880,6 +9981,7 @@
                 <w:lang w:val="en-US"/>
               </w:rPr>
             </w:pPr>
+            <w:proofErr w:type="spellStart"/>
             <w:r>
               <w:rPr>
                 <w:sz w:val="28"/>
@@ -8887,6 +9989,7 @@
               </w:rPr>
               <w:t>double</w:t>
             </w:r>
+            <w:proofErr w:type="spellEnd"/>
           </w:p>
         </w:tc>
         <w:tc>
@@ -8938,13 +10041,33 @@
                 <w:lang w:val="en-US"/>
               </w:rPr>
             </w:pPr>
-            <w:r>
-              <w:rPr>
-                <w:sz w:val="28"/>
-                <w:szCs w:val="28"/>
-                <w:lang w:val="en-US"/>
-              </w:rPr>
-              <w:t>BorderWidth()</w:t>
+            <w:proofErr w:type="spellStart"/>
+            <w:proofErr w:type="gramStart"/>
+            <w:r>
+              <w:rPr>
+                <w:sz w:val="28"/>
+                <w:szCs w:val="28"/>
+                <w:lang w:val="en-US"/>
+              </w:rPr>
+              <w:t>BorderWidth</w:t>
+            </w:r>
+            <w:proofErr w:type="spellEnd"/>
+            <w:r>
+              <w:rPr>
+                <w:sz w:val="28"/>
+                <w:szCs w:val="28"/>
+                <w:lang w:val="en-US"/>
+              </w:rPr>
+              <w:t>(</w:t>
+            </w:r>
+            <w:proofErr w:type="gramEnd"/>
+            <w:r>
+              <w:rPr>
+                <w:sz w:val="28"/>
+                <w:szCs w:val="28"/>
+                <w:lang w:val="en-US"/>
+              </w:rPr>
+              <w:t>)</w:t>
             </w:r>
           </w:p>
         </w:tc>
@@ -8966,6 +10089,7 @@
                 <w:lang w:val="en-US"/>
               </w:rPr>
             </w:pPr>
+            <w:proofErr w:type="spellStart"/>
             <w:r>
               <w:rPr>
                 <w:sz w:val="28"/>
@@ -8973,6 +10097,7 @@
               </w:rPr>
               <w:t>double</w:t>
             </w:r>
+            <w:proofErr w:type="spellEnd"/>
           </w:p>
         </w:tc>
         <w:tc>
@@ -9024,12 +10149,30 @@
                 <w:lang w:val="en-US"/>
               </w:rPr>
             </w:pPr>
-            <w:r>
-              <w:rPr>
-                <w:sz w:val="28"/>
-                <w:szCs w:val="28"/>
-              </w:rPr>
-              <w:t>FrameThickness()</w:t>
+            <w:proofErr w:type="spellStart"/>
+            <w:proofErr w:type="gramStart"/>
+            <w:r>
+              <w:rPr>
+                <w:sz w:val="28"/>
+                <w:szCs w:val="28"/>
+              </w:rPr>
+              <w:t>FrameThickness</w:t>
+            </w:r>
+            <w:proofErr w:type="spellEnd"/>
+            <w:r>
+              <w:rPr>
+                <w:sz w:val="28"/>
+                <w:szCs w:val="28"/>
+              </w:rPr>
+              <w:t>(</w:t>
+            </w:r>
+            <w:proofErr w:type="gramEnd"/>
+            <w:r>
+              <w:rPr>
+                <w:sz w:val="28"/>
+                <w:szCs w:val="28"/>
+              </w:rPr>
+              <w:t>)</w:t>
             </w:r>
           </w:p>
         </w:tc>
@@ -9051,6 +10194,7 @@
                 <w:lang w:val="en-US"/>
               </w:rPr>
             </w:pPr>
+            <w:proofErr w:type="spellStart"/>
             <w:r>
               <w:rPr>
                 <w:sz w:val="28"/>
@@ -9058,6 +10202,7 @@
               </w:rPr>
               <w:t>double</w:t>
             </w:r>
+            <w:proofErr w:type="spellEnd"/>
           </w:p>
         </w:tc>
         <w:tc>
@@ -9109,12 +10254,30 @@
                 <w:lang w:val="en-US"/>
               </w:rPr>
             </w:pPr>
-            <w:r>
-              <w:rPr>
-                <w:sz w:val="28"/>
-                <w:szCs w:val="28"/>
-              </w:rPr>
-              <w:t>StandAngle()</w:t>
+            <w:proofErr w:type="spellStart"/>
+            <w:proofErr w:type="gramStart"/>
+            <w:r>
+              <w:rPr>
+                <w:sz w:val="28"/>
+                <w:szCs w:val="28"/>
+              </w:rPr>
+              <w:t>StandAngle</w:t>
+            </w:r>
+            <w:proofErr w:type="spellEnd"/>
+            <w:r>
+              <w:rPr>
+                <w:sz w:val="28"/>
+                <w:szCs w:val="28"/>
+              </w:rPr>
+              <w:t>(</w:t>
+            </w:r>
+            <w:proofErr w:type="gramEnd"/>
+            <w:r>
+              <w:rPr>
+                <w:sz w:val="28"/>
+                <w:szCs w:val="28"/>
+              </w:rPr>
+              <w:t>)</w:t>
             </w:r>
           </w:p>
         </w:tc>
@@ -9136,6 +10299,7 @@
                 <w:lang w:val="en-US"/>
               </w:rPr>
             </w:pPr>
+            <w:proofErr w:type="spellStart"/>
             <w:r>
               <w:rPr>
                 <w:sz w:val="28"/>
@@ -9143,6 +10307,7 @@
               </w:rPr>
               <w:t>double</w:t>
             </w:r>
+            <w:proofErr w:type="spellEnd"/>
           </w:p>
         </w:tc>
         <w:tc>
@@ -9208,6 +10373,8 @@
         <w:jc w:val="center"/>
         <w:rPr>
           <w:rFonts w:ascii="Times New Roman" w:hAnsi="Times New Roman" w:cs="Times New Roman"/>
+          <w:b/>
+          <w:bCs/>
           <w:color w:val="auto"/>
           <w:sz w:val="28"/>
           <w:szCs w:val="28"/>
@@ -9218,6 +10385,8 @@
       <w:r>
         <w:rPr>
           <w:rFonts w:ascii="Times New Roman" w:hAnsi="Times New Roman" w:cs="Times New Roman"/>
+          <w:b/>
+          <w:bCs/>
           <w:color w:val="auto"/>
           <w:sz w:val="28"/>
           <w:szCs w:val="28"/>
@@ -9254,6 +10423,8 @@
         <w:jc w:val="center"/>
         <w:rPr>
           <w:rFonts w:ascii="Times New Roman" w:hAnsi="Times New Roman" w:cs="Times New Roman"/>
+          <w:b/>
+          <w:bCs/>
           <w:color w:val="auto"/>
           <w:sz w:val="28"/>
           <w:szCs w:val="28"/>
@@ -9264,6 +10435,8 @@
       <w:r>
         <w:rPr>
           <w:rFonts w:ascii="Times New Roman" w:hAnsi="Times New Roman" w:cs="Times New Roman"/>
+          <w:b/>
+          <w:bCs/>
           <w:color w:val="auto"/>
           <w:sz w:val="28"/>
           <w:szCs w:val="28"/>
@@ -9324,7 +10497,22 @@
           <w:szCs w:val="28"/>
           <w:lang w:val="en-US"/>
         </w:rPr>
-        <w:t>Autodesk Inventor</w:t>
+        <w:t>Autodesk</w:t>
+      </w:r>
+      <w:r>
+        <w:rPr>
+          <w:sz w:val="28"/>
+          <w:szCs w:val="28"/>
+        </w:rPr>
+        <w:t xml:space="preserve"> </w:t>
+      </w:r>
+      <w:r>
+        <w:rPr>
+          <w:sz w:val="28"/>
+          <w:szCs w:val="28"/>
+          <w:lang w:val="en-US"/>
+        </w:rPr>
+        <w:t>Inventor</w:t>
       </w:r>
       <w:r>
         <w:rPr>
@@ -9333,7 +10521,7 @@
         </w:rPr>
         <w:t xml:space="preserve">. [Электронный ресурс]. – Режим доступа: </w:t>
       </w:r>
-      <w:hyperlink r:id="rId18" w:history="1">
+      <w:hyperlink r:id="rId20" w:history="1">
         <w:r>
           <w:rPr>
             <w:rStyle w:val="af6"/>
@@ -9348,56 +10536,7 @@
           <w:sz w:val="28"/>
           <w:szCs w:val="28"/>
         </w:rPr>
-        <w:t xml:space="preserve"> </w:t>
-      </w:r>
-      <w:r>
-        <w:rPr>
-          <w:sz w:val="28"/>
-          <w:szCs w:val="28"/>
-        </w:rPr>
-        <w:t xml:space="preserve">(дата обращения: </w:t>
-      </w:r>
-      <w:r>
-        <w:rPr>
-          <w:sz w:val="28"/>
-          <w:szCs w:val="28"/>
-        </w:rPr>
-        <w:t>22</w:t>
-      </w:r>
-      <w:r>
-        <w:rPr>
-          <w:sz w:val="28"/>
-          <w:szCs w:val="28"/>
-        </w:rPr>
-        <w:t>.</w:t>
-      </w:r>
-      <w:r>
-        <w:rPr>
-          <w:sz w:val="28"/>
-          <w:szCs w:val="28"/>
-        </w:rPr>
-        <w:t>09</w:t>
-      </w:r>
-      <w:r>
-        <w:rPr>
-          <w:sz w:val="28"/>
-          <w:szCs w:val="28"/>
-        </w:rPr>
-        <w:t>.202</w:t>
-      </w:r>
-      <w:r>
-        <w:rPr>
-          <w:sz w:val="28"/>
-          <w:szCs w:val="28"/>
-        </w:rPr>
-        <w:t>6</w:t>
-      </w:r>
-      <w:r>
-        <w:rPr>
-          <w:sz w:val="28"/>
-          <w:szCs w:val="28"/>
-        </w:rPr>
-        <w:t>).</w:t>
+        <w:t xml:space="preserve"> (дата обращения: 22.09.2026).</w:t>
       </w:r>
     </w:p>
     <w:p>
@@ -9454,6 +10593,7 @@
         </w:rPr>
         <w:t xml:space="preserve">– </w:t>
       </w:r>
+      <w:proofErr w:type="spellStart"/>
       <w:r>
         <w:rPr>
           <w:sz w:val="28"/>
@@ -9462,6 +10602,7 @@
         </w:rPr>
         <w:t>Uplab</w:t>
       </w:r>
+      <w:proofErr w:type="spellEnd"/>
       <w:r>
         <w:rPr>
           <w:sz w:val="28"/>
@@ -9556,14 +10697,7 @@
           <w:sz w:val="28"/>
           <w:szCs w:val="28"/>
         </w:rPr>
-        <w:t xml:space="preserve">. </w:t>
-      </w:r>
-      <w:r>
-        <w:rPr>
-          <w:sz w:val="28"/>
-          <w:szCs w:val="28"/>
-        </w:rPr>
-        <w:t xml:space="preserve">Документация по </w:t>
+        <w:t xml:space="preserve">. Документация по </w:t>
       </w:r>
       <w:r>
         <w:rPr>
@@ -9595,7 +10729,7 @@
         </w:rPr>
         <w:t xml:space="preserve"> [Электронный ресурс]. – Режим доступа: </w:t>
       </w:r>
-      <w:hyperlink r:id="rId19" w:history="1">
+      <w:hyperlink r:id="rId21" w:history="1">
         <w:r>
           <w:rPr>
             <w:rStyle w:val="af6"/>
@@ -9678,7 +10812,6 @@
         <w:rPr>
           <w:sz w:val="28"/>
           <w:szCs w:val="28"/>
-          <w:lang w:val="en-US"/>
         </w:rPr>
       </w:pPr>
       <w:r>
@@ -9700,14 +10833,23 @@
           <w:sz w:val="28"/>
           <w:szCs w:val="28"/>
         </w:rPr>
-        <w:t>Autodesk Inventor API. Первые шаги</w:t>
-      </w:r>
-      <w:r>
-        <w:rPr>
-          <w:sz w:val="28"/>
-          <w:szCs w:val="28"/>
-        </w:rPr>
-        <w:t xml:space="preserve"> </w:t>
+        <w:t xml:space="preserve">Autodesk </w:t>
+      </w:r>
+      <w:proofErr w:type="spellStart"/>
+      <w:r>
+        <w:rPr>
+          <w:sz w:val="28"/>
+          <w:szCs w:val="28"/>
+        </w:rPr>
+        <w:t>Inventor</w:t>
+      </w:r>
+      <w:proofErr w:type="spellEnd"/>
+      <w:r>
+        <w:rPr>
+          <w:sz w:val="28"/>
+          <w:szCs w:val="28"/>
+        </w:rPr>
+        <w:t xml:space="preserve"> API. Первые шаги </w:t>
       </w:r>
       <w:r>
         <w:rPr>
@@ -9716,7 +10858,7 @@
         </w:rPr>
         <w:t>[Электронный ресурс]. – Режим доступа:</w:t>
       </w:r>
-      <w:hyperlink r:id="rId20" w:history="1">
+      <w:hyperlink r:id="rId22" w:history="1">
         <w:r>
           <w:rPr>
             <w:rStyle w:val="af6"/>
@@ -9798,7 +10940,6 @@
         <w:rPr>
           <w:sz w:val="28"/>
           <w:szCs w:val="28"/>
-          <w:lang w:val="en-US"/>
         </w:rPr>
         <w:t>5</w:t>
       </w:r>
@@ -9887,7 +11028,7 @@
 </file>
 
 <file path=word/comments.xml><?xml version="1.0" encoding="utf-8"?>
-<w:comments xmlns:wpc="http://schemas.microsoft.com/office/word/2010/wordprocessingCanvas" xmlns:cx="http://schemas.microsoft.com/office/drawing/2014/chartex" xmlns:cx1="http://schemas.microsoft.com/office/drawing/2015/9/8/chartex" xmlns:cx2="http://schemas.microsoft.com/office/drawing/2015/10/21/chartex" xmlns:cx3="http://schemas.microsoft.com/office/drawing/2016/5/9/chartex" xmlns:cx4="http://schemas.microsoft.com/office/drawing/2016/5/10/chartex" xmlns:cx5="http://schemas.microsoft.com/office/drawing/2016/5/11/chartex" xmlns:cx6="http://schemas.microsoft.com/office/drawing/2016/5/12/chartex" xmlns:cx7="http://schemas.microsoft.com/office/drawing/2016/5/13/chartex" xmlns:cx8="http://schemas.microsoft.com/office/drawing/2016/5/14/chartex" xmlns:mc="http://schemas.openxmlformats.org/markup-compatibility/2006" xmlns:aink="http://schemas.microsoft.com/office/drawing/2016/ink" xmlns:am3d="http://schemas.microsoft.com/office/drawing/2017/model3d" xmlns:o="urn:schemas-microsoft-com:office:office" xmlns:oel="http://schemas.microsoft.com/office/2019/extlst" xmlns:r="http://schemas.openxmlformats.org/officeDocument/2006/relationships" xmlns:m="http://schemas.openxmlformats.org/officeDocument/2006/math" xmlns:v="urn:schemas-microsoft-com:vml" xmlns:wp14="http://schemas.microsoft.com/office/word/2010/wordprocessingDrawing" xmlns:wp="http://schemas.openxmlformats.org/drawingml/2006/wordprocessingDrawing" xmlns:w10="urn:schemas-microsoft-com:office:word" xmlns:w="http://schemas.openxmlformats.org/wordprocessingml/2006/main" xmlns:w14="http://schemas.microsoft.com/office/word/2010/wordml" xmlns:w15="http://schemas.microsoft.com/office/word/2012/wordml" xmlns:w16cex="http://schemas.microsoft.com/office/word/2018/wordml/cex" xmlns:w16cid="http://schemas.microsoft.com/office/word/2016/wordml/cid" xmlns:w16="http://schemas.microsoft.com/office/word/2018/wordml" xmlns:w16du="http://schemas.microsoft.com/office/word/2023/wordml/word16du" xmlns:w16sdtdh="http://schemas.microsoft.com/office/word/2020/wordml/sdtdatahash" xmlns:w16sdtfl="http://schemas.microsoft.com/office/word/2024/wordml/sdtformatlock" xmlns:w16se="http://schemas.microsoft.com/office/word/2015/wordml/symex" xmlns:wpg="http://schemas.microsoft.com/office/word/2010/wordprocessingGroup" xmlns:wpi="http://schemas.microsoft.com/office/word/2010/wordprocessingInk" xmlns:wne="http://schemas.microsoft.com/office/word/2006/wordml" xmlns:wps="http://schemas.microsoft.com/office/word/2010/wordprocessingShape" mc:Ignorable="w14 w15 w16se w16cid w16 w16cex w16sdtdh w16sdtfl w16du wp14">
+<w:comments xmlns:wpc="http://schemas.microsoft.com/office/word/2010/wordprocessingCanvas" xmlns:cx="http://schemas.microsoft.com/office/drawing/2014/chartex" xmlns:cx1="http://schemas.microsoft.com/office/drawing/2015/9/8/chartex" xmlns:cx2="http://schemas.microsoft.com/office/drawing/2015/10/21/chartex" xmlns:cx3="http://schemas.microsoft.com/office/drawing/2016/5/9/chartex" xmlns:cx4="http://schemas.microsoft.com/office/drawing/2016/5/10/chartex" xmlns:cx5="http://schemas.microsoft.com/office/drawing/2016/5/11/chartex" xmlns:cx6="http://schemas.microsoft.com/office/drawing/2016/5/12/chartex" xmlns:cx7="http://schemas.microsoft.com/office/drawing/2016/5/13/chartex" xmlns:cx8="http://schemas.microsoft.com/office/drawing/2016/5/14/chartex" xmlns:mc="http://schemas.openxmlformats.org/markup-compatibility/2006" xmlns:aink="http://schemas.microsoft.com/office/drawing/2016/ink" xmlns:am3d="http://schemas.microsoft.com/office/drawing/2017/model3d" xmlns:o="urn:schemas-microsoft-com:office:office" xmlns:oel="http://schemas.microsoft.com/office/2019/extlst" xmlns:r="http://schemas.openxmlformats.org/officeDocument/2006/relationships" xmlns:m="http://schemas.openxmlformats.org/officeDocument/2006/math" xmlns:v="urn:schemas-microsoft-com:vml" xmlns:wp14="http://schemas.microsoft.com/office/word/2010/wordprocessingDrawing" xmlns:wp="http://schemas.openxmlformats.org/drawingml/2006/wordprocessingDrawing" xmlns:w10="urn:schemas-microsoft-com:office:word" xmlns:w="http://schemas.openxmlformats.org/wordprocessingml/2006/main" xmlns:w14="http://schemas.microsoft.com/office/word/2010/wordml" xmlns:w15="http://schemas.microsoft.com/office/word/2012/wordml" xmlns:w16cex="http://schemas.microsoft.com/office/word/2018/wordml/cex" xmlns:w16cid="http://schemas.microsoft.com/office/word/2016/wordml/cid" xmlns:w16="http://schemas.microsoft.com/office/word/2018/wordml" xmlns:w16sdtdh="http://schemas.microsoft.com/office/word/2020/wordml/sdtdatahash" xmlns:w16se="http://schemas.microsoft.com/office/word/2015/wordml/symex" xmlns:wpg="http://schemas.microsoft.com/office/word/2010/wordprocessingGroup" xmlns:wpi="http://schemas.microsoft.com/office/word/2010/wordprocessingInk" xmlns:wne="http://schemas.microsoft.com/office/word/2006/wordml" xmlns:wps="http://schemas.microsoft.com/office/word/2010/wordprocessingShape" mc:Ignorable="w14 w15 w16se w16cid w16 w16cex w16sdtdh wp14">
   <w:comment w:id="9" w:author="Роман Литвиненко" w:date="2026-09-22T19:47:00Z" w:initials="РЛ">
     <w:p>
       <w:pPr>
@@ -9903,36 +11044,60 @@
         <w:t xml:space="preserve">Ещё один возможный косвенный аналог </w:t>
       </w:r>
       <w:r>
+        <w:t xml:space="preserve">- </w:t>
+      </w:r>
+      <w:proofErr w:type="spellStart"/>
+      <w:r>
         <w:rPr>
           <w:lang w:val="en-US"/>
         </w:rPr>
-        <w:t>- sketchup</w:t>
-      </w:r>
+        <w:t>sketchup</w:t>
+      </w:r>
+      <w:proofErr w:type="spellEnd"/>
     </w:p>
   </w:comment>
 </w:comments>
 </file>
 
 <file path=word/commentsExtended.xml><?xml version="1.0" encoding="utf-8"?>
-<w15:commentsEx xmlns:wpc="http://schemas.microsoft.com/office/word/2010/wordprocessingCanvas" xmlns:cx="http://schemas.microsoft.com/office/drawing/2014/chartex" xmlns:cx1="http://schemas.microsoft.com/office/drawing/2015/9/8/chartex" xmlns:cx2="http://schemas.microsoft.com/office/drawing/2015/10/21/chartex" xmlns:cx3="http://schemas.microsoft.com/office/drawing/2016/5/9/chartex" xmlns:cx4="http://schemas.microsoft.com/office/drawing/2016/5/10/chartex" xmlns:cx5="http://schemas.microsoft.com/office/drawing/2016/5/11/chartex" xmlns:cx6="http://schemas.microsoft.com/office/drawing/2016/5/12/chartex" xmlns:cx7="http://schemas.microsoft.com/office/drawing/2016/5/13/chartex" xmlns:cx8="http://schemas.microsoft.com/office/drawing/2016/5/14/chartex" xmlns:mc="http://schemas.openxmlformats.org/markup-compatibility/2006" xmlns:aink="http://schemas.microsoft.com/office/drawing/2016/ink" xmlns:am3d="http://schemas.microsoft.com/office/drawing/2017/model3d" xmlns:o="urn:schemas-microsoft-com:office:office" xmlns:oel="http://schemas.microsoft.com/office/2019/extlst" xmlns:r="http://schemas.openxmlformats.org/officeDocument/2006/relationships" xmlns:m="http://schemas.openxmlformats.org/officeDocument/2006/math" xmlns:v="urn:schemas-microsoft-com:vml" xmlns:wp14="http://schemas.microsoft.com/office/word/2010/wordprocessingDrawing" xmlns:wp="http://schemas.openxmlformats.org/drawingml/2006/wordprocessingDrawing" xmlns:w10="urn:schemas-microsoft-com:office:word" xmlns:w="http://schemas.openxmlformats.org/wordprocessingml/2006/main" xmlns:w14="http://schemas.microsoft.com/office/word/2010/wordml" xmlns:w15="http://schemas.microsoft.com/office/word/2012/wordml" xmlns:w16cex="http://schemas.microsoft.com/office/word/2018/wordml/cex" xmlns:w16cid="http://schemas.microsoft.com/office/word/2016/wordml/cid" xmlns:w16="http://schemas.microsoft.com/office/word/2018/wordml" xmlns:w16du="http://schemas.microsoft.com/office/word/2023/wordml/word16du" xmlns:w16sdtdh="http://schemas.microsoft.com/office/word/2020/wordml/sdtdatahash" xmlns:w16sdtfl="http://schemas.microsoft.com/office/word/2024/wordml/sdtformatlock" xmlns:w16se="http://schemas.microsoft.com/office/word/2015/wordml/symex" xmlns:wpg="http://schemas.microsoft.com/office/word/2010/wordprocessingGroup" xmlns:wpi="http://schemas.microsoft.com/office/word/2010/wordprocessingInk" xmlns:wne="http://schemas.microsoft.com/office/word/2006/wordml" xmlns:wps="http://schemas.microsoft.com/office/word/2010/wordprocessingShape" mc:Ignorable="w14 w15 w16se w16cid w16 w16cex w16sdtdh w16sdtfl w16du wp14">
+<w15:commentsEx xmlns:wpc="http://schemas.microsoft.com/office/word/2010/wordprocessingCanvas" xmlns:cx="http://schemas.microsoft.com/office/drawing/2014/chartex" xmlns:cx1="http://schemas.microsoft.com/office/drawing/2015/9/8/chartex" xmlns:cx2="http://schemas.microsoft.com/office/drawing/2015/10/21/chartex" xmlns:cx3="http://schemas.microsoft.com/office/drawing/2016/5/9/chartex" xmlns:cx4="http://schemas.microsoft.com/office/drawing/2016/5/10/chartex" xmlns:cx5="http://schemas.microsoft.com/office/drawing/2016/5/11/chartex" xmlns:cx6="http://schemas.microsoft.com/office/drawing/2016/5/12/chartex" xmlns:cx7="http://schemas.microsoft.com/office/drawing/2016/5/13/chartex" xmlns:cx8="http://schemas.microsoft.com/office/drawing/2016/5/14/chartex" xmlns:mc="http://schemas.openxmlformats.org/markup-compatibility/2006" xmlns:aink="http://schemas.microsoft.com/office/drawing/2016/ink" xmlns:am3d="http://schemas.microsoft.com/office/drawing/2017/model3d" xmlns:o="urn:schemas-microsoft-com:office:office" xmlns:oel="http://schemas.microsoft.com/office/2019/extlst" xmlns:r="http://schemas.openxmlformats.org/officeDocument/2006/relationships" xmlns:m="http://schemas.openxmlformats.org/officeDocument/2006/math" xmlns:v="urn:schemas-microsoft-com:vml" xmlns:wp14="http://schemas.microsoft.com/office/word/2010/wordprocessingDrawing" xmlns:wp="http://schemas.openxmlformats.org/drawingml/2006/wordprocessingDrawing" xmlns:w10="urn:schemas-microsoft-com:office:word" xmlns:w="http://schemas.openxmlformats.org/wordprocessingml/2006/main" xmlns:w14="http://schemas.microsoft.com/office/word/2010/wordml" xmlns:w15="http://schemas.microsoft.com/office/word/2012/wordml" xmlns:w16cex="http://schemas.microsoft.com/office/word/2018/wordml/cex" xmlns:w16cid="http://schemas.microsoft.com/office/word/2016/wordml/cid" xmlns:w16="http://schemas.microsoft.com/office/word/2018/wordml" xmlns:w16sdtdh="http://schemas.microsoft.com/office/word/2020/wordml/sdtdatahash" xmlns:w16se="http://schemas.microsoft.com/office/word/2015/wordml/symex" xmlns:wpg="http://schemas.microsoft.com/office/word/2010/wordprocessingGroup" xmlns:wpi="http://schemas.microsoft.com/office/word/2010/wordprocessingInk" xmlns:wne="http://schemas.microsoft.com/office/word/2006/wordml" xmlns:wps="http://schemas.microsoft.com/office/word/2010/wordprocessingShape" mc:Ignorable="w14 w15 w16se w16cid w16 w16cex w16sdtdh wp14">
   <w15:commentEx w15:paraId="1D3670CE" w15:done="1"/>
 </w15:commentsEx>
 </file>
 
 <file path=word/commentsExtensible.xml><?xml version="1.0" encoding="utf-8"?>
-<w16cex:commentsExtensible xmlns:wpc="http://schemas.microsoft.com/office/word/2010/wordprocessingCanvas" xmlns:cx="http://schemas.microsoft.com/office/drawing/2014/chartex" xmlns:cx1="http://schemas.microsoft.com/office/drawing/2015/9/8/chartex" xmlns:cx2="http://schemas.microsoft.com/office/drawing/2015/10/21/chartex" xmlns:cx3="http://schemas.microsoft.com/office/drawing/2016/5/9/chartex" xmlns:cx4="http://schemas.microsoft.com/office/drawing/2016/5/10/chartex" xmlns:cx5="http://schemas.microsoft.com/office/drawing/2016/5/11/chartex" xmlns:cx6="http://schemas.microsoft.com/office/drawing/2016/5/12/chartex" xmlns:cx7="http://schemas.microsoft.com/office/drawing/2016/5/13/chartex" xmlns:cx8="http://schemas.microsoft.com/office/drawing/2016/5/14/chartex" xmlns:cr="http://schemas.microsoft.com/office/comments/2020/reactions" xmlns:mc="http://schemas.openxmlformats.org/markup-compatibility/2006" xmlns:aink="http://schemas.microsoft.com/office/drawing/2016/ink" xmlns:am3d="http://schemas.microsoft.com/office/drawing/2017/model3d" xmlns:o="urn:schemas-microsoft-com:office:office" xmlns:oel="http://schemas.microsoft.com/office/2019/extlst" xmlns:r="http://schemas.openxmlformats.org/officeDocument/2006/relationships" xmlns:m="http://schemas.openxmlformats.org/officeDocument/2006/math" xmlns:v="urn:schemas-microsoft-com:vml" xmlns:wp14="http://schemas.microsoft.com/office/word/2010/wordprocessingDrawing" xmlns:wp="http://schemas.openxmlformats.org/drawingml/2006/wordprocessingDrawing" xmlns:w10="urn:schemas-microsoft-com:office:word" xmlns:w="http://schemas.openxmlformats.org/wordprocessingml/2006/main" xmlns:w14="http://schemas.microsoft.com/office/word/2010/wordml" xmlns:w15="http://schemas.microsoft.com/office/word/2012/wordml" xmlns:w16cex="http://schemas.microsoft.com/office/word/2018/wordml/cex" xmlns:w16cid="http://schemas.microsoft.com/office/word/2016/wordml/cid" xmlns:w16="http://schemas.microsoft.com/office/word/2018/wordml" xmlns:w16du="http://schemas.microsoft.com/office/word/2023/wordml/word16du" xmlns:w16sdtdh="http://schemas.microsoft.com/office/word/2020/wordml/sdtdatahash" xmlns:w16sdtfl="http://schemas.microsoft.com/office/word/2024/wordml/sdtformatlock" xmlns:w16se="http://schemas.microsoft.com/office/word/2015/wordml/symex" xmlns:wpg="http://schemas.microsoft.com/office/word/2010/wordprocessingGroup" xmlns:wpi="http://schemas.microsoft.com/office/word/2010/wordprocessingInk" xmlns:wne="http://schemas.microsoft.com/office/word/2006/wordml" xmlns:wps="http://schemas.microsoft.com/office/word/2010/wordprocessingShape" mc:Ignorable="w14 w15 w16se w16cid w16 w16cex w16sdtdh w16sdtfl cr w16du wp14">
+<w16cex:commentsExtensible xmlns:wpc="http://schemas.microsoft.com/office/word/2010/wordprocessingCanvas" xmlns:cx="http://schemas.microsoft.com/office/drawing/2014/chartex" xmlns:cx1="http://schemas.microsoft.com/office/drawing/2015/9/8/chartex" xmlns:cx2="http://schemas.microsoft.com/office/drawing/2015/10/21/chartex" xmlns:cx3="http://schemas.microsoft.com/office/drawing/2016/5/9/chartex" xmlns:cx4="http://schemas.microsoft.com/office/drawing/2016/5/10/chartex" xmlns:cx5="http://schemas.microsoft.com/office/drawing/2016/5/11/chartex" xmlns:cx6="http://schemas.microsoft.com/office/drawing/2016/5/12/chartex" xmlns:cx7="http://schemas.microsoft.com/office/drawing/2016/5/13/chartex" xmlns:cx8="http://schemas.microsoft.com/office/drawing/2016/5/14/chartex" xmlns:cr="http://schemas.microsoft.com/office/comments/2020/reactions" xmlns:mc="http://schemas.openxmlformats.org/markup-compatibility/2006" xmlns:aink="http://schemas.microsoft.com/office/drawing/2016/ink" xmlns:am3d="http://schemas.microsoft.com/office/drawing/2017/model3d" xmlns:o="urn:schemas-microsoft-com:office:office" xmlns:oel="http://schemas.microsoft.com/office/2019/extlst" xmlns:r="http://schemas.openxmlformats.org/officeDocument/2006/relationships" xmlns:m="http://schemas.openxmlformats.org/officeDocument/2006/math" xmlns:v="urn:schemas-microsoft-com:vml" xmlns:wp14="http://schemas.microsoft.com/office/word/2010/wordprocessingDrawing" xmlns:wp="http://schemas.openxmlformats.org/drawingml/2006/wordprocessingDrawing" xmlns:w10="urn:schemas-microsoft-com:office:word" xmlns:w="http://schemas.openxmlformats.org/wordprocessingml/2006/main" xmlns:w14="http://schemas.microsoft.com/office/word/2010/wordml" xmlns:w15="http://schemas.microsoft.com/office/word/2012/wordml" xmlns:w16cex="http://schemas.microsoft.com/office/word/2018/wordml/cex" xmlns:w16cid="http://schemas.microsoft.com/office/word/2016/wordml/cid" xmlns:w16="http://schemas.microsoft.com/office/word/2018/wordml" xmlns:w16sdtdh="http://schemas.microsoft.com/office/word/2020/wordml/sdtdatahash" xmlns:w16se="http://schemas.microsoft.com/office/word/2015/wordml/symex" xmlns:wpg="http://schemas.microsoft.com/office/word/2010/wordprocessingGroup" xmlns:wpi="http://schemas.microsoft.com/office/word/2010/wordprocessingInk" xmlns:wne="http://schemas.microsoft.com/office/word/2006/wordml" xmlns:wps="http://schemas.microsoft.com/office/word/2010/wordprocessingShape" mc:Ignorable="w14 w15 w16se w16cid w16 w16cex w16sdtdh cr wp14">
   <w16cex:commentExtensible w16cex:durableId="70ED1BE9" w16cex:dateUtc="2026-09-22T12:47:00Z"/>
 </w16cex:commentsExtensible>
 </file>
 
 <file path=word/commentsIds.xml><?xml version="1.0" encoding="utf-8"?>
-<w16cid:commentsIds xmlns:wpc="http://schemas.microsoft.com/office/word/2010/wordprocessingCanvas" xmlns:cx="http://schemas.microsoft.com/office/drawing/2014/chartex" xmlns:cx1="http://schemas.microsoft.com/office/drawing/2015/9/8/chartex" xmlns:cx2="http://schemas.microsoft.com/office/drawing/2015/10/21/chartex" xmlns:cx3="http://schemas.microsoft.com/office/drawing/2016/5/9/chartex" xmlns:cx4="http://schemas.microsoft.com/office/drawing/2016/5/10/chartex" xmlns:cx5="http://schemas.microsoft.com/office/drawing/2016/5/11/chartex" xmlns:cx6="http://schemas.microsoft.com/office/drawing/2016/5/12/chartex" xmlns:cx7="http://schemas.microsoft.com/office/drawing/2016/5/13/chartex" xmlns:cx8="http://schemas.microsoft.com/office/drawing/2016/5/14/chartex" xmlns:mc="http://schemas.openxmlformats.org/markup-compatibility/2006" xmlns:aink="http://schemas.microsoft.com/office/drawing/2016/ink" xmlns:am3d="http://schemas.microsoft.com/office/drawing/2017/model3d" xmlns:o="urn:schemas-microsoft-com:office:office" xmlns:oel="http://schemas.microsoft.com/office/2019/extlst" xmlns:r="http://schemas.openxmlformats.org/officeDocument/2006/relationships" xmlns:m="http://schemas.openxmlformats.org/officeDocument/2006/math" xmlns:v="urn:schemas-microsoft-com:vml" xmlns:wp14="http://schemas.microsoft.com/office/word/2010/wordprocessingDrawing" xmlns:wp="http://schemas.openxmlformats.org/drawingml/2006/wordprocessingDrawing" xmlns:w10="urn:schemas-microsoft-com:office:word" xmlns:w="http://schemas.openxmlformats.org/wordprocessingml/2006/main" xmlns:w14="http://schemas.microsoft.com/office/word/2010/wordml" xmlns:w15="http://schemas.microsoft.com/office/word/2012/wordml" xmlns:w16cex="http://schemas.microsoft.com/office/word/2018/wordml/cex" xmlns:w16cid="http://schemas.microsoft.com/office/word/2016/wordml/cid" xmlns:w16="http://schemas.microsoft.com/office/word/2018/wordml" xmlns:w16du="http://schemas.microsoft.com/office/word/2023/wordml/word16du" xmlns:w16sdtdh="http://schemas.microsoft.com/office/word/2020/wordml/sdtdatahash" xmlns:w16sdtfl="http://schemas.microsoft.com/office/word/2024/wordml/sdtformatlock" xmlns:w16se="http://schemas.microsoft.com/office/word/2015/wordml/symex" xmlns:wpg="http://schemas.microsoft.com/office/word/2010/wordprocessingGroup" xmlns:wpi="http://schemas.microsoft.com/office/word/2010/wordprocessingInk" xmlns:wne="http://schemas.microsoft.com/office/word/2006/wordml" xmlns:wps="http://schemas.microsoft.com/office/word/2010/wordprocessingShape" mc:Ignorable="w14 w15 w16se w16cid w16 w16cex w16sdtdh w16sdtfl w16du wp14">
+<w16cid:commentsIds xmlns:wpc="http://schemas.microsoft.com/office/word/2010/wordprocessingCanvas" xmlns:cx="http://schemas.microsoft.com/office/drawing/2014/chartex" xmlns:cx1="http://schemas.microsoft.com/office/drawing/2015/9/8/chartex" xmlns:cx2="http://schemas.microsoft.com/office/drawing/2015/10/21/chartex" xmlns:cx3="http://schemas.microsoft.com/office/drawing/2016/5/9/chartex" xmlns:cx4="http://schemas.microsoft.com/office/drawing/2016/5/10/chartex" xmlns:cx5="http://schemas.microsoft.com/office/drawing/2016/5/11/chartex" xmlns:cx6="http://schemas.microsoft.com/office/drawing/2016/5/12/chartex" xmlns:cx7="http://schemas.microsoft.com/office/drawing/2016/5/13/chartex" xmlns:cx8="http://schemas.microsoft.com/office/drawing/2016/5/14/chartex" xmlns:mc="http://schemas.openxmlformats.org/markup-compatibility/2006" xmlns:aink="http://schemas.microsoft.com/office/drawing/2016/ink" xmlns:am3d="http://schemas.microsoft.com/office/drawing/2017/model3d" xmlns:o="urn:schemas-microsoft-com:office:office" xmlns:oel="http://schemas.microsoft.com/office/2019/extlst" xmlns:r="http://schemas.openxmlformats.org/officeDocument/2006/relationships" xmlns:m="http://schemas.openxmlformats.org/officeDocument/2006/math" xmlns:v="urn:schemas-microsoft-com:vml" xmlns:wp14="http://schemas.microsoft.com/office/word/2010/wordprocessingDrawing" xmlns:wp="http://schemas.openxmlformats.org/drawingml/2006/wordprocessingDrawing" xmlns:w10="urn:schemas-microsoft-com:office:word" xmlns:w="http://schemas.openxmlformats.org/wordprocessingml/2006/main" xmlns:w14="http://schemas.microsoft.com/office/word/2010/wordml" xmlns:w15="http://schemas.microsoft.com/office/word/2012/wordml" xmlns:w16cex="http://schemas.microsoft.com/office/word/2018/wordml/cex" xmlns:w16cid="http://schemas.microsoft.com/office/word/2016/wordml/cid" xmlns:w16="http://schemas.microsoft.com/office/word/2018/wordml" xmlns:w16sdtdh="http://schemas.microsoft.com/office/word/2020/wordml/sdtdatahash" xmlns:w16se="http://schemas.microsoft.com/office/word/2015/wordml/symex" xmlns:wpg="http://schemas.microsoft.com/office/word/2010/wordprocessingGroup" xmlns:wpi="http://schemas.microsoft.com/office/word/2010/wordprocessingInk" xmlns:wne="http://schemas.microsoft.com/office/word/2006/wordml" xmlns:wps="http://schemas.microsoft.com/office/word/2010/wordprocessingShape" mc:Ignorable="w14 w15 w16se w16cid w16 w16cex w16sdtdh wp14">
   <w16cid:commentId w16cid:paraId="1D3670CE" w16cid:durableId="70ED1BE9"/>
 </w16cid:commentsIds>
 </file>
 
+<file path=word/endnotes.xml><?xml version="1.0" encoding="utf-8"?>
+<w:endnotes xmlns:wpc="http://schemas.microsoft.com/office/word/2010/wordprocessingCanvas" xmlns:cx="http://schemas.microsoft.com/office/drawing/2014/chartex" xmlns:cx1="http://schemas.microsoft.com/office/drawing/2015/9/8/chartex" xmlns:cx2="http://schemas.microsoft.com/office/drawing/2015/10/21/chartex" xmlns:cx3="http://schemas.microsoft.com/office/drawing/2016/5/9/chartex" xmlns:cx4="http://schemas.microsoft.com/office/drawing/2016/5/10/chartex" xmlns:cx5="http://schemas.microsoft.com/office/drawing/2016/5/11/chartex" xmlns:cx6="http://schemas.microsoft.com/office/drawing/2016/5/12/chartex" xmlns:cx7="http://schemas.microsoft.com/office/drawing/2016/5/13/chartex" xmlns:cx8="http://schemas.microsoft.com/office/drawing/2016/5/14/chartex" xmlns:mc="http://schemas.openxmlformats.org/markup-compatibility/2006" xmlns:aink="http://schemas.microsoft.com/office/drawing/2016/ink" xmlns:am3d="http://schemas.microsoft.com/office/drawing/2017/model3d" xmlns:o="urn:schemas-microsoft-com:office:office" xmlns:oel="http://schemas.microsoft.com/office/2019/extlst" xmlns:r="http://schemas.openxmlformats.org/officeDocument/2006/relationships" xmlns:m="http://schemas.openxmlformats.org/officeDocument/2006/math" xmlns:v="urn:schemas-microsoft-com:vml" xmlns:wp14="http://schemas.microsoft.com/office/word/2010/wordprocessingDrawing" xmlns:wp="http://schemas.openxmlformats.org/drawingml/2006/wordprocessingDrawing" xmlns:w10="urn:schemas-microsoft-com:office:word" xmlns:w="http://schemas.openxmlformats.org/wordprocessingml/2006/main" xmlns:w14="http://schemas.microsoft.com/office/word/2010/wordml" xmlns:w15="http://schemas.microsoft.com/office/word/2012/wordml" xmlns:w16cex="http://schemas.microsoft.com/office/word/2018/wordml/cex" xmlns:w16cid="http://schemas.microsoft.com/office/word/2016/wordml/cid" xmlns:w16="http://schemas.microsoft.com/office/word/2018/wordml" xmlns:w16sdtdh="http://schemas.microsoft.com/office/word/2020/wordml/sdtdatahash" xmlns:w16se="http://schemas.microsoft.com/office/word/2015/wordml/symex" xmlns:wpg="http://schemas.microsoft.com/office/word/2010/wordprocessingGroup" xmlns:wpi="http://schemas.microsoft.com/office/word/2010/wordprocessingInk" xmlns:wne="http://schemas.microsoft.com/office/word/2006/wordml" xmlns:wps="http://schemas.microsoft.com/office/word/2010/wordprocessingShape" mc:Ignorable="w14 w15 w16se w16cid w16 w16cex w16sdtdh wp14">
+  <w:endnote w:type="separator" w:id="-1">
+    <w:p>
+      <w:r>
+        <w:separator/>
+      </w:r>
+    </w:p>
+  </w:endnote>
+  <w:endnote w:type="continuationSeparator" w:id="0">
+    <w:p>
+      <w:r>
+        <w:continuationSeparator/>
+      </w:r>
+    </w:p>
+  </w:endnote>
+</w:endnotes>
+</file>
+
 <file path=word/footer1.xml><?xml version="1.0" encoding="utf-8"?>
-<w:ftr xmlns:wpc="http://schemas.microsoft.com/office/word/2010/wordprocessingCanvas" xmlns:cx="http://schemas.microsoft.com/office/drawing/2014/chartex" xmlns:cx1="http://schemas.microsoft.com/office/drawing/2015/9/8/chartex" xmlns:cx2="http://schemas.microsoft.com/office/drawing/2015/10/21/chartex" xmlns:cx3="http://schemas.microsoft.com/office/drawing/2016/5/9/chartex" xmlns:cx4="http://schemas.microsoft.com/office/drawing/2016/5/10/chartex" xmlns:cx5="http://schemas.microsoft.com/office/drawing/2016/5/11/chartex" xmlns:cx6="http://schemas.microsoft.com/office/drawing/2016/5/12/chartex" xmlns:cx7="http://schemas.microsoft.com/office/drawing/2016/5/13/chartex" xmlns:cx8="http://schemas.microsoft.com/office/drawing/2016/5/14/chartex" xmlns:mc="http://schemas.openxmlformats.org/markup-compatibility/2006" xmlns:aink="http://schemas.microsoft.com/office/drawing/2016/ink" xmlns:am3d="http://schemas.microsoft.com/office/drawing/2017/model3d" xmlns:o="urn:schemas-microsoft-com:office:office" xmlns:oel="http://schemas.microsoft.com/office/2019/extlst" xmlns:r="http://schemas.openxmlformats.org/officeDocument/2006/relationships" xmlns:m="http://schemas.openxmlformats.org/officeDocument/2006/math" xmlns:v="urn:schemas-microsoft-com:vml" xmlns:wp14="http://schemas.microsoft.com/office/word/2010/wordprocessingDrawing" xmlns:wp="http://schemas.openxmlformats.org/drawingml/2006/wordprocessingDrawing" xmlns:w10="urn:schemas-microsoft-com:office:word" xmlns:w="http://schemas.openxmlformats.org/wordprocessingml/2006/main" xmlns:w14="http://schemas.microsoft.com/office/word/2010/wordml" xmlns:w15="http://schemas.microsoft.com/office/word/2012/wordml" xmlns:w16cex="http://schemas.microsoft.com/office/word/2018/wordml/cex" xmlns:w16cid="http://schemas.microsoft.com/office/word/2016/wordml/cid" xmlns:w16="http://schemas.microsoft.com/office/word/2018/wordml" xmlns:w16du="http://schemas.microsoft.com/office/word/2023/wordml/word16du" xmlns:w16sdtdh="http://schemas.microsoft.com/office/word/2020/wordml/sdtdatahash" xmlns:w16sdtfl="http://schemas.microsoft.com/office/word/2024/wordml/sdtformatlock" xmlns:w16se="http://schemas.microsoft.com/office/word/2015/wordml/symex" xmlns:wpg="http://schemas.microsoft.com/office/word/2010/wordprocessingGroup" xmlns:wpi="http://schemas.microsoft.com/office/word/2010/wordprocessingInk" xmlns:wne="http://schemas.microsoft.com/office/word/2006/wordml" xmlns:wps="http://schemas.microsoft.com/office/word/2010/wordprocessingShape" mc:Ignorable="w14 w15 w16se w16cid w16 w16cex w16sdtdh w16sdtfl w16du wp14">
+<w:ftr xmlns:wpc="http://schemas.microsoft.com/office/word/2010/wordprocessingCanvas" xmlns:cx="http://schemas.microsoft.com/office/drawing/2014/chartex" xmlns:cx1="http://schemas.microsoft.com/office/drawing/2015/9/8/chartex" xmlns:cx2="http://schemas.microsoft.com/office/drawing/2015/10/21/chartex" xmlns:cx3="http://schemas.microsoft.com/office/drawing/2016/5/9/chartex" xmlns:cx4="http://schemas.microsoft.com/office/drawing/2016/5/10/chartex" xmlns:cx5="http://schemas.microsoft.com/office/drawing/2016/5/11/chartex" xmlns:cx6="http://schemas.microsoft.com/office/drawing/2016/5/12/chartex" xmlns:cx7="http://schemas.microsoft.com/office/drawing/2016/5/13/chartex" xmlns:cx8="http://schemas.microsoft.com/office/drawing/2016/5/14/chartex" xmlns:mc="http://schemas.openxmlformats.org/markup-compatibility/2006" xmlns:aink="http://schemas.microsoft.com/office/drawing/2016/ink" xmlns:am3d="http://schemas.microsoft.com/office/drawing/2017/model3d" xmlns:o="urn:schemas-microsoft-com:office:office" xmlns:oel="http://schemas.microsoft.com/office/2019/extlst" xmlns:r="http://schemas.openxmlformats.org/officeDocument/2006/relationships" xmlns:m="http://schemas.openxmlformats.org/officeDocument/2006/math" xmlns:v="urn:schemas-microsoft-com:vml" xmlns:wp14="http://schemas.microsoft.com/office/word/2010/wordprocessingDrawing" xmlns:wp="http://schemas.openxmlformats.org/drawingml/2006/wordprocessingDrawing" xmlns:w10="urn:schemas-microsoft-com:office:word" xmlns:w="http://schemas.openxmlformats.org/wordprocessingml/2006/main" xmlns:w14="http://schemas.microsoft.com/office/word/2010/wordml" xmlns:w15="http://schemas.microsoft.com/office/word/2012/wordml" xmlns:w16cex="http://schemas.microsoft.com/office/word/2018/wordml/cex" xmlns:w16cid="http://schemas.microsoft.com/office/word/2016/wordml/cid" xmlns:w16="http://schemas.microsoft.com/office/word/2018/wordml" xmlns:w16sdtdh="http://schemas.microsoft.com/office/word/2020/wordml/sdtdatahash" xmlns:w16se="http://schemas.microsoft.com/office/word/2015/wordml/symex" xmlns:wpg="http://schemas.microsoft.com/office/word/2010/wordprocessingGroup" xmlns:wpi="http://schemas.microsoft.com/office/word/2010/wordprocessingInk" xmlns:wne="http://schemas.microsoft.com/office/word/2006/wordml" xmlns:wps="http://schemas.microsoft.com/office/word/2010/wordprocessingShape" mc:Ignorable="w14 w15 w16se w16cid w16 w16cex w16sdtdh wp14">
   <w:p>
     <w:pPr>
       <w:pStyle w:val="af"/>
@@ -9942,7 +11107,7 @@
 </file>
 
 <file path=word/footer2.xml><?xml version="1.0" encoding="utf-8"?>
-<w:ftr xmlns:wpc="http://schemas.microsoft.com/office/word/2010/wordprocessingCanvas" xmlns:cx="http://schemas.microsoft.com/office/drawing/2014/chartex" xmlns:cx1="http://schemas.microsoft.com/office/drawing/2015/9/8/chartex" xmlns:cx2="http://schemas.microsoft.com/office/drawing/2015/10/21/chartex" xmlns:cx3="http://schemas.microsoft.com/office/drawing/2016/5/9/chartex" xmlns:cx4="http://schemas.microsoft.com/office/drawing/2016/5/10/chartex" xmlns:cx5="http://schemas.microsoft.com/office/drawing/2016/5/11/chartex" xmlns:cx6="http://schemas.microsoft.com/office/drawing/2016/5/12/chartex" xmlns:cx7="http://schemas.microsoft.com/office/drawing/2016/5/13/chartex" xmlns:cx8="http://schemas.microsoft.com/office/drawing/2016/5/14/chartex" xmlns:mc="http://schemas.openxmlformats.org/markup-compatibility/2006" xmlns:aink="http://schemas.microsoft.com/office/drawing/2016/ink" xmlns:am3d="http://schemas.microsoft.com/office/drawing/2017/model3d" xmlns:o="urn:schemas-microsoft-com:office:office" xmlns:oel="http://schemas.microsoft.com/office/2019/extlst" xmlns:r="http://schemas.openxmlformats.org/officeDocument/2006/relationships" xmlns:m="http://schemas.openxmlformats.org/officeDocument/2006/math" xmlns:v="urn:schemas-microsoft-com:vml" xmlns:wp14="http://schemas.microsoft.com/office/word/2010/wordprocessingDrawing" xmlns:wp="http://schemas.openxmlformats.org/drawingml/2006/wordprocessingDrawing" xmlns:w10="urn:schemas-microsoft-com:office:word" xmlns:w="http://schemas.openxmlformats.org/wordprocessingml/2006/main" xmlns:w14="http://schemas.microsoft.com/office/word/2010/wordml" xmlns:w15="http://schemas.microsoft.com/office/word/2012/wordml" xmlns:w16cex="http://schemas.microsoft.com/office/word/2018/wordml/cex" xmlns:w16cid="http://schemas.microsoft.com/office/word/2016/wordml/cid" xmlns:w16="http://schemas.microsoft.com/office/word/2018/wordml" xmlns:w16du="http://schemas.microsoft.com/office/word/2023/wordml/word16du" xmlns:w16sdtdh="http://schemas.microsoft.com/office/word/2020/wordml/sdtdatahash" xmlns:w16sdtfl="http://schemas.microsoft.com/office/word/2024/wordml/sdtformatlock" xmlns:w16se="http://schemas.microsoft.com/office/word/2015/wordml/symex" xmlns:wpg="http://schemas.microsoft.com/office/word/2010/wordprocessingGroup" xmlns:wpi="http://schemas.microsoft.com/office/word/2010/wordprocessingInk" xmlns:wne="http://schemas.microsoft.com/office/word/2006/wordml" xmlns:wps="http://schemas.microsoft.com/office/word/2010/wordprocessingShape" mc:Ignorable="w14 w15 w16se w16cid w16 w16cex w16sdtdh w16sdtfl w16du wp14">
+<w:ftr xmlns:wpc="http://schemas.microsoft.com/office/word/2010/wordprocessingCanvas" xmlns:cx="http://schemas.microsoft.com/office/drawing/2014/chartex" xmlns:cx1="http://schemas.microsoft.com/office/drawing/2015/9/8/chartex" xmlns:cx2="http://schemas.microsoft.com/office/drawing/2015/10/21/chartex" xmlns:cx3="http://schemas.microsoft.com/office/drawing/2016/5/9/chartex" xmlns:cx4="http://schemas.microsoft.com/office/drawing/2016/5/10/chartex" xmlns:cx5="http://schemas.microsoft.com/office/drawing/2016/5/11/chartex" xmlns:cx6="http://schemas.microsoft.com/office/drawing/2016/5/12/chartex" xmlns:cx7="http://schemas.microsoft.com/office/drawing/2016/5/13/chartex" xmlns:cx8="http://schemas.microsoft.com/office/drawing/2016/5/14/chartex" xmlns:mc="http://schemas.openxmlformats.org/markup-compatibility/2006" xmlns:aink="http://schemas.microsoft.com/office/drawing/2016/ink" xmlns:am3d="http://schemas.microsoft.com/office/drawing/2017/model3d" xmlns:o="urn:schemas-microsoft-com:office:office" xmlns:oel="http://schemas.microsoft.com/office/2019/extlst" xmlns:r="http://schemas.openxmlformats.org/officeDocument/2006/relationships" xmlns:m="http://schemas.openxmlformats.org/officeDocument/2006/math" xmlns:v="urn:schemas-microsoft-com:vml" xmlns:wp14="http://schemas.microsoft.com/office/word/2010/wordprocessingDrawing" xmlns:wp="http://schemas.openxmlformats.org/drawingml/2006/wordprocessingDrawing" xmlns:w10="urn:schemas-microsoft-com:office:word" xmlns:w="http://schemas.openxmlformats.org/wordprocessingml/2006/main" xmlns:w14="http://schemas.microsoft.com/office/word/2010/wordml" xmlns:w15="http://schemas.microsoft.com/office/word/2012/wordml" xmlns:w16cex="http://schemas.microsoft.com/office/word/2018/wordml/cex" xmlns:w16cid="http://schemas.microsoft.com/office/word/2016/wordml/cid" xmlns:w16="http://schemas.microsoft.com/office/word/2018/wordml" xmlns:w16sdtdh="http://schemas.microsoft.com/office/word/2020/wordml/sdtdatahash" xmlns:w16se="http://schemas.microsoft.com/office/word/2015/wordml/symex" xmlns:wpg="http://schemas.microsoft.com/office/word/2010/wordprocessingGroup" xmlns:wpi="http://schemas.microsoft.com/office/word/2010/wordprocessingInk" xmlns:wne="http://schemas.microsoft.com/office/word/2006/wordml" xmlns:wps="http://schemas.microsoft.com/office/word/2010/wordprocessingShape" mc:Ignorable="w14 w15 w16se w16cid w16 w16cex w16sdtdh wp14">
   <w:sdt>
     <w:sdtPr>
       <w:rPr>
@@ -10012,7 +11177,7 @@
 </file>
 
 <file path=word/footer3.xml><?xml version="1.0" encoding="utf-8"?>
-<w:ftr xmlns:wpc="http://schemas.microsoft.com/office/word/2010/wordprocessingCanvas" xmlns:cx="http://schemas.microsoft.com/office/drawing/2014/chartex" xmlns:cx1="http://schemas.microsoft.com/office/drawing/2015/9/8/chartex" xmlns:cx2="http://schemas.microsoft.com/office/drawing/2015/10/21/chartex" xmlns:cx3="http://schemas.microsoft.com/office/drawing/2016/5/9/chartex" xmlns:cx4="http://schemas.microsoft.com/office/drawing/2016/5/10/chartex" xmlns:cx5="http://schemas.microsoft.com/office/drawing/2016/5/11/chartex" xmlns:cx6="http://schemas.microsoft.com/office/drawing/2016/5/12/chartex" xmlns:cx7="http://schemas.microsoft.com/office/drawing/2016/5/13/chartex" xmlns:cx8="http://schemas.microsoft.com/office/drawing/2016/5/14/chartex" xmlns:mc="http://schemas.openxmlformats.org/markup-compatibility/2006" xmlns:aink="http://schemas.microsoft.com/office/drawing/2016/ink" xmlns:am3d="http://schemas.microsoft.com/office/drawing/2017/model3d" xmlns:o="urn:schemas-microsoft-com:office:office" xmlns:oel="http://schemas.microsoft.com/office/2019/extlst" xmlns:r="http://schemas.openxmlformats.org/officeDocument/2006/relationships" xmlns:m="http://schemas.openxmlformats.org/officeDocument/2006/math" xmlns:v="urn:schemas-microsoft-com:vml" xmlns:wp14="http://schemas.microsoft.com/office/word/2010/wordprocessingDrawing" xmlns:wp="http://schemas.openxmlformats.org/drawingml/2006/wordprocessingDrawing" xmlns:w10="urn:schemas-microsoft-com:office:word" xmlns:w="http://schemas.openxmlformats.org/wordprocessingml/2006/main" xmlns:w14="http://schemas.microsoft.com/office/word/2010/wordml" xmlns:w15="http://schemas.microsoft.com/office/word/2012/wordml" xmlns:w16cex="http://schemas.microsoft.com/office/word/2018/wordml/cex" xmlns:w16cid="http://schemas.microsoft.com/office/word/2016/wordml/cid" xmlns:w16="http://schemas.microsoft.com/office/word/2018/wordml" xmlns:w16du="http://schemas.microsoft.com/office/word/2023/wordml/word16du" xmlns:w16sdtdh="http://schemas.microsoft.com/office/word/2020/wordml/sdtdatahash" xmlns:w16sdtfl="http://schemas.microsoft.com/office/word/2024/wordml/sdtformatlock" xmlns:w16se="http://schemas.microsoft.com/office/word/2015/wordml/symex" xmlns:wpg="http://schemas.microsoft.com/office/word/2010/wordprocessingGroup" xmlns:wpi="http://schemas.microsoft.com/office/word/2010/wordprocessingInk" xmlns:wne="http://schemas.microsoft.com/office/word/2006/wordml" xmlns:wps="http://schemas.microsoft.com/office/word/2010/wordprocessingShape" mc:Ignorable="w14 w15 w16se w16cid w16 w16cex w16sdtdh w16sdtfl w16du wp14">
+<w:ftr xmlns:wpc="http://schemas.microsoft.com/office/word/2010/wordprocessingCanvas" xmlns:cx="http://schemas.microsoft.com/office/drawing/2014/chartex" xmlns:cx1="http://schemas.microsoft.com/office/drawing/2015/9/8/chartex" xmlns:cx2="http://schemas.microsoft.com/office/drawing/2015/10/21/chartex" xmlns:cx3="http://schemas.microsoft.com/office/drawing/2016/5/9/chartex" xmlns:cx4="http://schemas.microsoft.com/office/drawing/2016/5/10/chartex" xmlns:cx5="http://schemas.microsoft.com/office/drawing/2016/5/11/chartex" xmlns:cx6="http://schemas.microsoft.com/office/drawing/2016/5/12/chartex" xmlns:cx7="http://schemas.microsoft.com/office/drawing/2016/5/13/chartex" xmlns:cx8="http://schemas.microsoft.com/office/drawing/2016/5/14/chartex" xmlns:mc="http://schemas.openxmlformats.org/markup-compatibility/2006" xmlns:aink="http://schemas.microsoft.com/office/drawing/2016/ink" xmlns:am3d="http://schemas.microsoft.com/office/drawing/2017/model3d" xmlns:o="urn:schemas-microsoft-com:office:office" xmlns:oel="http://schemas.microsoft.com/office/2019/extlst" xmlns:r="http://schemas.openxmlformats.org/officeDocument/2006/relationships" xmlns:m="http://schemas.openxmlformats.org/officeDocument/2006/math" xmlns:v="urn:schemas-microsoft-com:vml" xmlns:wp14="http://schemas.microsoft.com/office/word/2010/wordprocessingDrawing" xmlns:wp="http://schemas.openxmlformats.org/drawingml/2006/wordprocessingDrawing" xmlns:w10="urn:schemas-microsoft-com:office:word" xmlns:w="http://schemas.openxmlformats.org/wordprocessingml/2006/main" xmlns:w14="http://schemas.microsoft.com/office/word/2010/wordml" xmlns:w15="http://schemas.microsoft.com/office/word/2012/wordml" xmlns:w16cex="http://schemas.microsoft.com/office/word/2018/wordml/cex" xmlns:w16cid="http://schemas.microsoft.com/office/word/2016/wordml/cid" xmlns:w16="http://schemas.microsoft.com/office/word/2018/wordml" xmlns:w16sdtdh="http://schemas.microsoft.com/office/word/2020/wordml/sdtdatahash" xmlns:w16se="http://schemas.microsoft.com/office/word/2015/wordml/symex" xmlns:wpg="http://schemas.microsoft.com/office/word/2010/wordprocessingGroup" xmlns:wpi="http://schemas.microsoft.com/office/word/2010/wordprocessingInk" xmlns:wne="http://schemas.microsoft.com/office/word/2006/wordml" xmlns:wps="http://schemas.microsoft.com/office/word/2010/wordprocessingShape" mc:Ignorable="w14 w15 w16se w16cid w16 w16cex w16sdtdh wp14">
   <w:p>
     <w:pPr>
       <w:pStyle w:val="af"/>
@@ -10025,8 +11190,27 @@
 </w:ftr>
 </file>
 
+<file path=word/footnotes.xml><?xml version="1.0" encoding="utf-8"?>
+<w:footnotes xmlns:wpc="http://schemas.microsoft.com/office/word/2010/wordprocessingCanvas" xmlns:cx="http://schemas.microsoft.com/office/drawing/2014/chartex" xmlns:cx1="http://schemas.microsoft.com/office/drawing/2015/9/8/chartex" xmlns:cx2="http://schemas.microsoft.com/office/drawing/2015/10/21/chartex" xmlns:cx3="http://schemas.microsoft.com/office/drawing/2016/5/9/chartex" xmlns:cx4="http://schemas.microsoft.com/office/drawing/2016/5/10/chartex" xmlns:cx5="http://schemas.microsoft.com/office/drawing/2016/5/11/chartex" xmlns:cx6="http://schemas.microsoft.com/office/drawing/2016/5/12/chartex" xmlns:cx7="http://schemas.microsoft.com/office/drawing/2016/5/13/chartex" xmlns:cx8="http://schemas.microsoft.com/office/drawing/2016/5/14/chartex" xmlns:mc="http://schemas.openxmlformats.org/markup-compatibility/2006" xmlns:aink="http://schemas.microsoft.com/office/drawing/2016/ink" xmlns:am3d="http://schemas.microsoft.com/office/drawing/2017/model3d" xmlns:o="urn:schemas-microsoft-com:office:office" xmlns:oel="http://schemas.microsoft.com/office/2019/extlst" xmlns:r="http://schemas.openxmlformats.org/officeDocument/2006/relationships" xmlns:m="http://schemas.openxmlformats.org/officeDocument/2006/math" xmlns:v="urn:schemas-microsoft-com:vml" xmlns:wp14="http://schemas.microsoft.com/office/word/2010/wordprocessingDrawing" xmlns:wp="http://schemas.openxmlformats.org/drawingml/2006/wordprocessingDrawing" xmlns:w10="urn:schemas-microsoft-com:office:word" xmlns:w="http://schemas.openxmlformats.org/wordprocessingml/2006/main" xmlns:w14="http://schemas.microsoft.com/office/word/2010/wordml" xmlns:w15="http://schemas.microsoft.com/office/word/2012/wordml" xmlns:w16cex="http://schemas.microsoft.com/office/word/2018/wordml/cex" xmlns:w16cid="http://schemas.microsoft.com/office/word/2016/wordml/cid" xmlns:w16="http://schemas.microsoft.com/office/word/2018/wordml" xmlns:w16sdtdh="http://schemas.microsoft.com/office/word/2020/wordml/sdtdatahash" xmlns:w16se="http://schemas.microsoft.com/office/word/2015/wordml/symex" xmlns:wpg="http://schemas.microsoft.com/office/word/2010/wordprocessingGroup" xmlns:wpi="http://schemas.microsoft.com/office/word/2010/wordprocessingInk" xmlns:wne="http://schemas.microsoft.com/office/word/2006/wordml" xmlns:wps="http://schemas.microsoft.com/office/word/2010/wordprocessingShape" mc:Ignorable="w14 w15 w16se w16cid w16 w16cex w16sdtdh wp14">
+  <w:footnote w:type="separator" w:id="-1">
+    <w:p>
+      <w:r>
+        <w:separator/>
+      </w:r>
+    </w:p>
+  </w:footnote>
+  <w:footnote w:type="continuationSeparator" w:id="0">
+    <w:p>
+      <w:r>
+        <w:continuationSeparator/>
+      </w:r>
+    </w:p>
+  </w:footnote>
+</w:footnotes>
+</file>
+
 <file path=word/header1.xml><?xml version="1.0" encoding="utf-8"?>
-<w:hdr xmlns:wpc="http://schemas.microsoft.com/office/word/2010/wordprocessingCanvas" xmlns:cx="http://schemas.microsoft.com/office/drawing/2014/chartex" xmlns:cx1="http://schemas.microsoft.com/office/drawing/2015/9/8/chartex" xmlns:cx2="http://schemas.microsoft.com/office/drawing/2015/10/21/chartex" xmlns:cx3="http://schemas.microsoft.com/office/drawing/2016/5/9/chartex" xmlns:cx4="http://schemas.microsoft.com/office/drawing/2016/5/10/chartex" xmlns:cx5="http://schemas.microsoft.com/office/drawing/2016/5/11/chartex" xmlns:cx6="http://schemas.microsoft.com/office/drawing/2016/5/12/chartex" xmlns:cx7="http://schemas.microsoft.com/office/drawing/2016/5/13/chartex" xmlns:cx8="http://schemas.microsoft.com/office/drawing/2016/5/14/chartex" xmlns:mc="http://schemas.openxmlformats.org/markup-compatibility/2006" xmlns:aink="http://schemas.microsoft.com/office/drawing/2016/ink" xmlns:am3d="http://schemas.microsoft.com/office/drawing/2017/model3d" xmlns:o="urn:schemas-microsoft-com:office:office" xmlns:oel="http://schemas.microsoft.com/office/2019/extlst" xmlns:r="http://schemas.openxmlformats.org/officeDocument/2006/relationships" xmlns:m="http://schemas.openxmlformats.org/officeDocument/2006/math" xmlns:v="urn:schemas-microsoft-com:vml" xmlns:wp14="http://schemas.microsoft.com/office/word/2010/wordprocessingDrawing" xmlns:wp="http://schemas.openxmlformats.org/drawingml/2006/wordprocessingDrawing" xmlns:w10="urn:schemas-microsoft-com:office:word" xmlns:w="http://schemas.openxmlformats.org/wordprocessingml/2006/main" xmlns:w14="http://schemas.microsoft.com/office/word/2010/wordml" xmlns:w15="http://schemas.microsoft.com/office/word/2012/wordml" xmlns:w16cex="http://schemas.microsoft.com/office/word/2018/wordml/cex" xmlns:w16cid="http://schemas.microsoft.com/office/word/2016/wordml/cid" xmlns:w16="http://schemas.microsoft.com/office/word/2018/wordml" xmlns:w16du="http://schemas.microsoft.com/office/word/2023/wordml/word16du" xmlns:w16sdtdh="http://schemas.microsoft.com/office/word/2020/wordml/sdtdatahash" xmlns:w16sdtfl="http://schemas.microsoft.com/office/word/2024/wordml/sdtformatlock" xmlns:w16se="http://schemas.microsoft.com/office/word/2015/wordml/symex" xmlns:wpg="http://schemas.microsoft.com/office/word/2010/wordprocessingGroup" xmlns:wpi="http://schemas.microsoft.com/office/word/2010/wordprocessingInk" xmlns:wne="http://schemas.microsoft.com/office/word/2006/wordml" xmlns:wps="http://schemas.microsoft.com/office/word/2010/wordprocessingShape" mc:Ignorable="w14 w15 w16se w16cid w16 w16cex w16sdtdh w16sdtfl w16du wp14">
+<w:hdr xmlns:wpc="http://schemas.microsoft.com/office/word/2010/wordprocessingCanvas" xmlns:cx="http://schemas.microsoft.com/office/drawing/2014/chartex" xmlns:cx1="http://schemas.microsoft.com/office/drawing/2015/9/8/chartex" xmlns:cx2="http://schemas.microsoft.com/office/drawing/2015/10/21/chartex" xmlns:cx3="http://schemas.microsoft.com/office/drawing/2016/5/9/chartex" xmlns:cx4="http://schemas.microsoft.com/office/drawing/2016/5/10/chartex" xmlns:cx5="http://schemas.microsoft.com/office/drawing/2016/5/11/chartex" xmlns:cx6="http://schemas.microsoft.com/office/drawing/2016/5/12/chartex" xmlns:cx7="http://schemas.microsoft.com/office/drawing/2016/5/13/chartex" xmlns:cx8="http://schemas.microsoft.com/office/drawing/2016/5/14/chartex" xmlns:mc="http://schemas.openxmlformats.org/markup-compatibility/2006" xmlns:aink="http://schemas.microsoft.com/office/drawing/2016/ink" xmlns:am3d="http://schemas.microsoft.com/office/drawing/2017/model3d" xmlns:o="urn:schemas-microsoft-com:office:office" xmlns:oel="http://schemas.microsoft.com/office/2019/extlst" xmlns:r="http://schemas.openxmlformats.org/officeDocument/2006/relationships" xmlns:m="http://schemas.openxmlformats.org/officeDocument/2006/math" xmlns:v="urn:schemas-microsoft-com:vml" xmlns:wp14="http://schemas.microsoft.com/office/word/2010/wordprocessingDrawing" xmlns:wp="http://schemas.openxmlformats.org/drawingml/2006/wordprocessingDrawing" xmlns:w10="urn:schemas-microsoft-com:office:word" xmlns:w="http://schemas.openxmlformats.org/wordprocessingml/2006/main" xmlns:w14="http://schemas.microsoft.com/office/word/2010/wordml" xmlns:w15="http://schemas.microsoft.com/office/word/2012/wordml" xmlns:w16cex="http://schemas.microsoft.com/office/word/2018/wordml/cex" xmlns:w16cid="http://schemas.microsoft.com/office/word/2016/wordml/cid" xmlns:w16="http://schemas.microsoft.com/office/word/2018/wordml" xmlns:w16sdtdh="http://schemas.microsoft.com/office/word/2020/wordml/sdtdatahash" xmlns:w16se="http://schemas.microsoft.com/office/word/2015/wordml/symex" xmlns:wpg="http://schemas.microsoft.com/office/word/2010/wordprocessingGroup" xmlns:wpi="http://schemas.microsoft.com/office/word/2010/wordprocessingInk" xmlns:wne="http://schemas.microsoft.com/office/word/2006/wordml" xmlns:wps="http://schemas.microsoft.com/office/word/2010/wordprocessingShape" mc:Ignorable="w14 w15 w16se w16cid w16 w16cex w16sdtdh wp14">
   <w:p>
     <w:pPr>
       <w:pStyle w:val="ad"/>
@@ -10036,7 +11220,7 @@
 </file>
 
 <file path=word/header2.xml><?xml version="1.0" encoding="utf-8"?>
-<w:hdr xmlns:wpc="http://schemas.microsoft.com/office/word/2010/wordprocessingCanvas" xmlns:cx="http://schemas.microsoft.com/office/drawing/2014/chartex" xmlns:cx1="http://schemas.microsoft.com/office/drawing/2015/9/8/chartex" xmlns:cx2="http://schemas.microsoft.com/office/drawing/2015/10/21/chartex" xmlns:cx3="http://schemas.microsoft.com/office/drawing/2016/5/9/chartex" xmlns:cx4="http://schemas.microsoft.com/office/drawing/2016/5/10/chartex" xmlns:cx5="http://schemas.microsoft.com/office/drawing/2016/5/11/chartex" xmlns:cx6="http://schemas.microsoft.com/office/drawing/2016/5/12/chartex" xmlns:cx7="http://schemas.microsoft.com/office/drawing/2016/5/13/chartex" xmlns:cx8="http://schemas.microsoft.com/office/drawing/2016/5/14/chartex" xmlns:mc="http://schemas.openxmlformats.org/markup-compatibility/2006" xmlns:aink="http://schemas.microsoft.com/office/drawing/2016/ink" xmlns:am3d="http://schemas.microsoft.com/office/drawing/2017/model3d" xmlns:o="urn:schemas-microsoft-com:office:office" xmlns:oel="http://schemas.microsoft.com/office/2019/extlst" xmlns:r="http://schemas.openxmlformats.org/officeDocument/2006/relationships" xmlns:m="http://schemas.openxmlformats.org/officeDocument/2006/math" xmlns:v="urn:schemas-microsoft-com:vml" xmlns:wp14="http://schemas.microsoft.com/office/word/2010/wordprocessingDrawing" xmlns:wp="http://schemas.openxmlformats.org/drawingml/2006/wordprocessingDrawing" xmlns:w10="urn:schemas-microsoft-com:office:word" xmlns:w="http://schemas.openxmlformats.org/wordprocessingml/2006/main" xmlns:w14="http://schemas.microsoft.com/office/word/2010/wordml" xmlns:w15="http://schemas.microsoft.com/office/word/2012/wordml" xmlns:w16cex="http://schemas.microsoft.com/office/word/2018/wordml/cex" xmlns:w16cid="http://schemas.microsoft.com/office/word/2016/wordml/cid" xmlns:w16="http://schemas.microsoft.com/office/word/2018/wordml" xmlns:w16du="http://schemas.microsoft.com/office/word/2023/wordml/word16du" xmlns:w16sdtdh="http://schemas.microsoft.com/office/word/2020/wordml/sdtdatahash" xmlns:w16sdtfl="http://schemas.microsoft.com/office/word/2024/wordml/sdtformatlock" xmlns:w16se="http://schemas.microsoft.com/office/word/2015/wordml/symex" xmlns:wpg="http://schemas.microsoft.com/office/word/2010/wordprocessingGroup" xmlns:wpi="http://schemas.microsoft.com/office/word/2010/wordprocessingInk" xmlns:wne="http://schemas.microsoft.com/office/word/2006/wordml" xmlns:wps="http://schemas.microsoft.com/office/word/2010/wordprocessingShape" mc:Ignorable="w14 w15 w16se w16cid w16 w16cex w16sdtdh w16sdtfl w16du wp14">
+<w:hdr xmlns:wpc="http://schemas.microsoft.com/office/word/2010/wordprocessingCanvas" xmlns:cx="http://schemas.microsoft.com/office/drawing/2014/chartex" xmlns:cx1="http://schemas.microsoft.com/office/drawing/2015/9/8/chartex" xmlns:cx2="http://schemas.microsoft.com/office/drawing/2015/10/21/chartex" xmlns:cx3="http://schemas.microsoft.com/office/drawing/2016/5/9/chartex" xmlns:cx4="http://schemas.microsoft.com/office/drawing/2016/5/10/chartex" xmlns:cx5="http://schemas.microsoft.com/office/drawing/2016/5/11/chartex" xmlns:cx6="http://schemas.microsoft.com/office/drawing/2016/5/12/chartex" xmlns:cx7="http://schemas.microsoft.com/office/drawing/2016/5/13/chartex" xmlns:cx8="http://schemas.microsoft.com/office/drawing/2016/5/14/chartex" xmlns:mc="http://schemas.openxmlformats.org/markup-compatibility/2006" xmlns:aink="http://schemas.microsoft.com/office/drawing/2016/ink" xmlns:am3d="http://schemas.microsoft.com/office/drawing/2017/model3d" xmlns:o="urn:schemas-microsoft-com:office:office" xmlns:oel="http://schemas.microsoft.com/office/2019/extlst" xmlns:r="http://schemas.openxmlformats.org/officeDocument/2006/relationships" xmlns:m="http://schemas.openxmlformats.org/officeDocument/2006/math" xmlns:v="urn:schemas-microsoft-com:vml" xmlns:wp14="http://schemas.microsoft.com/office/word/2010/wordprocessingDrawing" xmlns:wp="http://schemas.openxmlformats.org/drawingml/2006/wordprocessingDrawing" xmlns:w10="urn:schemas-microsoft-com:office:word" xmlns:w="http://schemas.openxmlformats.org/wordprocessingml/2006/main" xmlns:w14="http://schemas.microsoft.com/office/word/2010/wordml" xmlns:w15="http://schemas.microsoft.com/office/word/2012/wordml" xmlns:w16cex="http://schemas.microsoft.com/office/word/2018/wordml/cex" xmlns:w16cid="http://schemas.microsoft.com/office/word/2016/wordml/cid" xmlns:w16="http://schemas.microsoft.com/office/word/2018/wordml" xmlns:w16sdtdh="http://schemas.microsoft.com/office/word/2020/wordml/sdtdatahash" xmlns:w16se="http://schemas.microsoft.com/office/word/2015/wordml/symex" xmlns:wpg="http://schemas.microsoft.com/office/word/2010/wordprocessingGroup" xmlns:wpi="http://schemas.microsoft.com/office/word/2010/wordprocessingInk" xmlns:wne="http://schemas.microsoft.com/office/word/2006/wordml" xmlns:wps="http://schemas.microsoft.com/office/word/2010/wordprocessingShape" mc:Ignorable="w14 w15 w16se w16cid w16 w16cex w16sdtdh wp14">
   <w:p>
     <w:pPr>
       <w:pStyle w:val="ad"/>
@@ -10046,7 +11230,7 @@
 </file>
 
 <file path=word/header3.xml><?xml version="1.0" encoding="utf-8"?>
-<w:hdr xmlns:wpc="http://schemas.microsoft.com/office/word/2010/wordprocessingCanvas" xmlns:cx="http://schemas.microsoft.com/office/drawing/2014/chartex" xmlns:cx1="http://schemas.microsoft.com/office/drawing/2015/9/8/chartex" xmlns:cx2="http://schemas.microsoft.com/office/drawing/2015/10/21/chartex" xmlns:cx3="http://schemas.microsoft.com/office/drawing/2016/5/9/chartex" xmlns:cx4="http://schemas.microsoft.com/office/drawing/2016/5/10/chartex" xmlns:cx5="http://schemas.microsoft.com/office/drawing/2016/5/11/chartex" xmlns:cx6="http://schemas.microsoft.com/office/drawing/2016/5/12/chartex" xmlns:cx7="http://schemas.microsoft.com/office/drawing/2016/5/13/chartex" xmlns:cx8="http://schemas.microsoft.com/office/drawing/2016/5/14/chartex" xmlns:mc="http://schemas.openxmlformats.org/markup-compatibility/2006" xmlns:aink="http://schemas.microsoft.com/office/drawing/2016/ink" xmlns:am3d="http://schemas.microsoft.com/office/drawing/2017/model3d" xmlns:o="urn:schemas-microsoft-com:office:office" xmlns:oel="http://schemas.microsoft.com/office/2019/extlst" xmlns:r="http://schemas.openxmlformats.org/officeDocument/2006/relationships" xmlns:m="http://schemas.openxmlformats.org/officeDocument/2006/math" xmlns:v="urn:schemas-microsoft-com:vml" xmlns:wp14="http://schemas.microsoft.com/office/word/2010/wordprocessingDrawing" xmlns:wp="http://schemas.openxmlformats.org/drawingml/2006/wordprocessingDrawing" xmlns:w10="urn:schemas-microsoft-com:office:word" xmlns:w="http://schemas.openxmlformats.org/wordprocessingml/2006/main" xmlns:w14="http://schemas.microsoft.com/office/word/2010/wordml" xmlns:w15="http://schemas.microsoft.com/office/word/2012/wordml" xmlns:w16cex="http://schemas.microsoft.com/office/word/2018/wordml/cex" xmlns:w16cid="http://schemas.microsoft.com/office/word/2016/wordml/cid" xmlns:w16="http://schemas.microsoft.com/office/word/2018/wordml" xmlns:w16du="http://schemas.microsoft.com/office/word/2023/wordml/word16du" xmlns:w16sdtdh="http://schemas.microsoft.com/office/word/2020/wordml/sdtdatahash" xmlns:w16sdtfl="http://schemas.microsoft.com/office/word/2024/wordml/sdtformatlock" xmlns:w16se="http://schemas.microsoft.com/office/word/2015/wordml/symex" xmlns:wpg="http://schemas.microsoft.com/office/word/2010/wordprocessingGroup" xmlns:wpi="http://schemas.microsoft.com/office/word/2010/wordprocessingInk" xmlns:wne="http://schemas.microsoft.com/office/word/2006/wordml" xmlns:wps="http://schemas.microsoft.com/office/word/2010/wordprocessingShape" mc:Ignorable="w14 w15 w16se w16cid w16 w16cex w16sdtdh w16sdtfl w16du wp14">
+<w:hdr xmlns:wpc="http://schemas.microsoft.com/office/word/2010/wordprocessingCanvas" xmlns:cx="http://schemas.microsoft.com/office/drawing/2014/chartex" xmlns:cx1="http://schemas.microsoft.com/office/drawing/2015/9/8/chartex" xmlns:cx2="http://schemas.microsoft.com/office/drawing/2015/10/21/chartex" xmlns:cx3="http://schemas.microsoft.com/office/drawing/2016/5/9/chartex" xmlns:cx4="http://schemas.microsoft.com/office/drawing/2016/5/10/chartex" xmlns:cx5="http://schemas.microsoft.com/office/drawing/2016/5/11/chartex" xmlns:cx6="http://schemas.microsoft.com/office/drawing/2016/5/12/chartex" xmlns:cx7="http://schemas.microsoft.com/office/drawing/2016/5/13/chartex" xmlns:cx8="http://schemas.microsoft.com/office/drawing/2016/5/14/chartex" xmlns:mc="http://schemas.openxmlformats.org/markup-compatibility/2006" xmlns:aink="http://schemas.microsoft.com/office/drawing/2016/ink" xmlns:am3d="http://schemas.microsoft.com/office/drawing/2017/model3d" xmlns:o="urn:schemas-microsoft-com:office:office" xmlns:oel="http://schemas.microsoft.com/office/2019/extlst" xmlns:r="http://schemas.openxmlformats.org/officeDocument/2006/relationships" xmlns:m="http://schemas.openxmlformats.org/officeDocument/2006/math" xmlns:v="urn:schemas-microsoft-com:vml" xmlns:wp14="http://schemas.microsoft.com/office/word/2010/wordprocessingDrawing" xmlns:wp="http://schemas.openxmlformats.org/drawingml/2006/wordprocessingDrawing" xmlns:w10="urn:schemas-microsoft-com:office:word" xmlns:w="http://schemas.openxmlformats.org/wordprocessingml/2006/main" xmlns:w14="http://schemas.microsoft.com/office/word/2010/wordml" xmlns:w15="http://schemas.microsoft.com/office/word/2012/wordml" xmlns:w16cex="http://schemas.microsoft.com/office/word/2018/wordml/cex" xmlns:w16cid="http://schemas.microsoft.com/office/word/2016/wordml/cid" xmlns:w16="http://schemas.microsoft.com/office/word/2018/wordml" xmlns:w16sdtdh="http://schemas.microsoft.com/office/word/2020/wordml/sdtdatahash" xmlns:w16se="http://schemas.microsoft.com/office/word/2015/wordml/symex" xmlns:wpg="http://schemas.microsoft.com/office/word/2010/wordprocessingGroup" xmlns:wpi="http://schemas.microsoft.com/office/word/2010/wordprocessingInk" xmlns:wne="http://schemas.microsoft.com/office/word/2006/wordml" xmlns:wps="http://schemas.microsoft.com/office/word/2010/wordprocessingShape" mc:Ignorable="w14 w15 w16se w16cid w16 w16cex w16sdtdh wp14">
   <w:p>
     <w:pPr>
       <w:pStyle w:val="ad"/>
@@ -10056,7 +11240,7 @@
 </file>
 
 <file path=word/people.xml><?xml version="1.0" encoding="utf-8"?>
-<w15:people xmlns:wpc="http://schemas.microsoft.com/office/word/2010/wordprocessingCanvas" xmlns:cx="http://schemas.microsoft.com/office/drawing/2014/chartex" xmlns:cx1="http://schemas.microsoft.com/office/drawing/2015/9/8/chartex" xmlns:cx2="http://schemas.microsoft.com/office/drawing/2015/10/21/chartex" xmlns:cx3="http://schemas.microsoft.com/office/drawing/2016/5/9/chartex" xmlns:cx4="http://schemas.microsoft.com/office/drawing/2016/5/10/chartex" xmlns:cx5="http://schemas.microsoft.com/office/drawing/2016/5/11/chartex" xmlns:cx6="http://schemas.microsoft.com/office/drawing/2016/5/12/chartex" xmlns:cx7="http://schemas.microsoft.com/office/drawing/2016/5/13/chartex" xmlns:cx8="http://schemas.microsoft.com/office/drawing/2016/5/14/chartex" xmlns:mc="http://schemas.openxmlformats.org/markup-compatibility/2006" xmlns:aink="http://schemas.microsoft.com/office/drawing/2016/ink" xmlns:am3d="http://schemas.microsoft.com/office/drawing/2017/model3d" xmlns:o="urn:schemas-microsoft-com:office:office" xmlns:oel="http://schemas.microsoft.com/office/2019/extlst" xmlns:r="http://schemas.openxmlformats.org/officeDocument/2006/relationships" xmlns:m="http://schemas.openxmlformats.org/officeDocument/2006/math" xmlns:v="urn:schemas-microsoft-com:vml" xmlns:wp14="http://schemas.microsoft.com/office/word/2010/wordprocessingDrawing" xmlns:wp="http://schemas.openxmlformats.org/drawingml/2006/wordprocessingDrawing" xmlns:w10="urn:schemas-microsoft-com:office:word" xmlns:w="http://schemas.openxmlformats.org/wordprocessingml/2006/main" xmlns:w14="http://schemas.microsoft.com/office/word/2010/wordml" xmlns:w15="http://schemas.microsoft.com/office/word/2012/wordml" xmlns:w16cex="http://schemas.microsoft.com/office/word/2018/wordml/cex" xmlns:w16cid="http://schemas.microsoft.com/office/word/2016/wordml/cid" xmlns:w16="http://schemas.microsoft.com/office/word/2018/wordml" xmlns:w16du="http://schemas.microsoft.com/office/word/2023/wordml/word16du" xmlns:w16sdtdh="http://schemas.microsoft.com/office/word/2020/wordml/sdtdatahash" xmlns:w16sdtfl="http://schemas.microsoft.com/office/word/2024/wordml/sdtformatlock" xmlns:w16se="http://schemas.microsoft.com/office/word/2015/wordml/symex" xmlns:wpg="http://schemas.microsoft.com/office/word/2010/wordprocessingGroup" xmlns:wpi="http://schemas.microsoft.com/office/word/2010/wordprocessingInk" xmlns:wne="http://schemas.microsoft.com/office/word/2006/wordml" xmlns:wps="http://schemas.microsoft.com/office/word/2010/wordprocessingShape" mc:Ignorable="w14 w15 w16se w16cid w16 w16cex w16sdtdh w16sdtfl w16du wp14">
+<w15:people xmlns:wpc="http://schemas.microsoft.com/office/word/2010/wordprocessingCanvas" xmlns:cx="http://schemas.microsoft.com/office/drawing/2014/chartex" xmlns:cx1="http://schemas.microsoft.com/office/drawing/2015/9/8/chartex" xmlns:cx2="http://schemas.microsoft.com/office/drawing/2015/10/21/chartex" xmlns:cx3="http://schemas.microsoft.com/office/drawing/2016/5/9/chartex" xmlns:cx4="http://schemas.microsoft.com/office/drawing/2016/5/10/chartex" xmlns:cx5="http://schemas.microsoft.com/office/drawing/2016/5/11/chartex" xmlns:cx6="http://schemas.microsoft.com/office/drawing/2016/5/12/chartex" xmlns:cx7="http://schemas.microsoft.com/office/drawing/2016/5/13/chartex" xmlns:cx8="http://schemas.microsoft.com/office/drawing/2016/5/14/chartex" xmlns:mc="http://schemas.openxmlformats.org/markup-compatibility/2006" xmlns:aink="http://schemas.microsoft.com/office/drawing/2016/ink" xmlns:am3d="http://schemas.microsoft.com/office/drawing/2017/model3d" xmlns:o="urn:schemas-microsoft-com:office:office" xmlns:oel="http://schemas.microsoft.com/office/2019/extlst" xmlns:r="http://schemas.openxmlformats.org/officeDocument/2006/relationships" xmlns:m="http://schemas.openxmlformats.org/officeDocument/2006/math" xmlns:v="urn:schemas-microsoft-com:vml" xmlns:wp14="http://schemas.microsoft.com/office/word/2010/wordprocessingDrawing" xmlns:wp="http://schemas.openxmlformats.org/drawingml/2006/wordprocessingDrawing" xmlns:w10="urn:schemas-microsoft-com:office:word" xmlns:w="http://schemas.openxmlformats.org/wordprocessingml/2006/main" xmlns:w14="http://schemas.microsoft.com/office/word/2010/wordml" xmlns:w15="http://schemas.microsoft.com/office/word/2012/wordml" xmlns:w16cex="http://schemas.microsoft.com/office/word/2018/wordml/cex" xmlns:w16cid="http://schemas.microsoft.com/office/word/2016/wordml/cid" xmlns:w16="http://schemas.microsoft.com/office/word/2018/wordml" xmlns:w16sdtdh="http://schemas.microsoft.com/office/word/2020/wordml/sdtdatahash" xmlns:w16se="http://schemas.microsoft.com/office/word/2015/wordml/symex" xmlns:wpg="http://schemas.microsoft.com/office/word/2010/wordprocessingGroup" xmlns:wpi="http://schemas.microsoft.com/office/word/2010/wordprocessingInk" xmlns:wne="http://schemas.microsoft.com/office/word/2006/wordml" xmlns:wps="http://schemas.microsoft.com/office/word/2010/wordprocessingShape" mc:Ignorable="w14 w15 w16se w16cid w16 w16cex w16sdtdh wp14">
   <w15:person w15:author="Роман Литвиненко">
     <w15:presenceInfo w15:providerId="Windows Live" w15:userId="7bfaa9bc017a5331"/>
   </w15:person>
@@ -10064,7 +11248,7 @@
 </file>
 
 <file path=word/styles.xml><?xml version="1.0" encoding="utf-8"?>
-<w:styles xmlns:mc="http://schemas.openxmlformats.org/markup-compatibility/2006" xmlns:r="http://schemas.openxmlformats.org/officeDocument/2006/relationships" xmlns:w="http://schemas.openxmlformats.org/wordprocessingml/2006/main" xmlns:w14="http://schemas.microsoft.com/office/word/2010/wordml" xmlns:w15="http://schemas.microsoft.com/office/word/2012/wordml" xmlns:w16cex="http://schemas.microsoft.com/office/word/2018/wordml/cex" xmlns:w16cid="http://schemas.microsoft.com/office/word/2016/wordml/cid" xmlns:w16="http://schemas.microsoft.com/office/word/2018/wordml" xmlns:w16du="http://schemas.microsoft.com/office/word/2023/wordml/word16du" xmlns:w16sdtdh="http://schemas.microsoft.com/office/word/2020/wordml/sdtdatahash" xmlns:w16sdtfl="http://schemas.microsoft.com/office/word/2024/wordml/sdtformatlock" xmlns:w16se="http://schemas.microsoft.com/office/word/2015/wordml/symex" mc:Ignorable="w14 w15 w16se w16cid w16 w16cex w16sdtdh w16sdtfl w16du">
+<w:styles xmlns:mc="http://schemas.openxmlformats.org/markup-compatibility/2006" xmlns:r="http://schemas.openxmlformats.org/officeDocument/2006/relationships" xmlns:w="http://schemas.openxmlformats.org/wordprocessingml/2006/main" xmlns:w14="http://schemas.microsoft.com/office/word/2010/wordml" xmlns:w15="http://schemas.microsoft.com/office/word/2012/wordml" xmlns:w16cex="http://schemas.microsoft.com/office/word/2018/wordml/cex" xmlns:w16cid="http://schemas.microsoft.com/office/word/2016/wordml/cid" xmlns:w16="http://schemas.microsoft.com/office/word/2018/wordml" xmlns:w16sdtdh="http://schemas.microsoft.com/office/word/2020/wordml/sdtdatahash" xmlns:w16se="http://schemas.microsoft.com/office/word/2015/wordml/symex" mc:Ignorable="w14 w15 w16se w16cid w16 w16cex w16sdtdh">
   <w:docDefaults>
     <w:rPrDefault>
       <w:rPr>
@@ -10677,6 +11861,7 @@
   <w:style w:type="character" w:default="1" w:styleId="a0">
     <w:name w:val="Default Paragraph Font"/>
     <w:uiPriority w:val="1"/>
+    <w:semiHidden/>
     <w:unhideWhenUsed/>
   </w:style>
   <w:style w:type="table" w:default="1" w:styleId="a1">

--- a/docs/ОРСАПР_ПС_Литвиненко.docx
+++ b/docs/ОРСАПР_ПС_Литвиненко.docx
@@ -10398,6 +10398,117 @@
     </w:p>
     <w:p>
       <w:pPr>
+        <w:rPr>
+          <w:sz w:val="28"/>
+          <w:szCs w:val="28"/>
+        </w:rPr>
+      </w:pPr>
+    </w:p>
+    <w:p>
+      <w:pPr>
+        <w:rPr>
+          <w:sz w:val="28"/>
+          <w:szCs w:val="28"/>
+        </w:rPr>
+      </w:pPr>
+      <w:r>
+        <w:rPr>
+          <w:noProof/>
+          <w:sz w:val="28"/>
+          <w:szCs w:val="28"/>
+          <w:lang w:val="en-US"/>
+        </w:rPr>
+        <w:drawing>
+          <wp:inline distT="0" distB="0" distL="0" distR="0" wp14:anchorId="3B218503" wp14:editId="0637E075">
+            <wp:extent cx="5940425" cy="3987800"/>
+            <wp:effectExtent l="0" t="0" r="3175" b="0"/>
+            <wp:docPr id="2" name="Рисунок 2"/>
+            <wp:cNvGraphicFramePr>
+              <a:graphicFrameLocks xmlns:a="http://schemas.openxmlformats.org/drawingml/2006/main" noChangeAspect="1"/>
+            </wp:cNvGraphicFramePr>
+            <a:graphic xmlns:a="http://schemas.openxmlformats.org/drawingml/2006/main">
+              <a:graphicData uri="http://schemas.openxmlformats.org/drawingml/2006/picture">
+                <pic:pic xmlns:pic="http://schemas.openxmlformats.org/drawingml/2006/picture">
+                  <pic:nvPicPr>
+                    <pic:cNvPr id="1" name=""/>
+                    <pic:cNvPicPr/>
+                  </pic:nvPicPr>
+                  <pic:blipFill>
+                    <a:blip r:embed="rId20"/>
+                    <a:stretch>
+                      <a:fillRect/>
+                    </a:stretch>
+                  </pic:blipFill>
+                  <pic:spPr>
+                    <a:xfrm>
+                      <a:off x="0" y="0"/>
+                      <a:ext cx="5940425" cy="3987800"/>
+                    </a:xfrm>
+                    <a:prstGeom prst="rect">
+                      <a:avLst/>
+                    </a:prstGeom>
+                  </pic:spPr>
+                </pic:pic>
+              </a:graphicData>
+            </a:graphic>
+          </wp:inline>
+        </w:drawing>
+      </w:r>
+    </w:p>
+    <w:p>
+      <w:pPr>
+        <w:rPr>
+          <w:sz w:val="28"/>
+          <w:szCs w:val="28"/>
+        </w:rPr>
+      </w:pPr>
+      <w:r>
+        <w:rPr>
+          <w:noProof/>
+          <w:sz w:val="28"/>
+          <w:szCs w:val="28"/>
+          <w:lang w:val="en-US"/>
+        </w:rPr>
+        <w:lastRenderedPageBreak/>
+        <w:drawing>
+          <wp:inline distT="0" distB="0" distL="0" distR="0" wp14:anchorId="397D548D" wp14:editId="1F5979B2">
+            <wp:extent cx="5940425" cy="4059555"/>
+            <wp:effectExtent l="0" t="0" r="3175" b="0"/>
+            <wp:docPr id="3" name="Рисунок 3"/>
+            <wp:cNvGraphicFramePr>
+              <a:graphicFrameLocks xmlns:a="http://schemas.openxmlformats.org/drawingml/2006/main" noChangeAspect="1"/>
+            </wp:cNvGraphicFramePr>
+            <a:graphic xmlns:a="http://schemas.openxmlformats.org/drawingml/2006/main">
+              <a:graphicData uri="http://schemas.openxmlformats.org/drawingml/2006/picture">
+                <pic:pic xmlns:pic="http://schemas.openxmlformats.org/drawingml/2006/picture">
+                  <pic:nvPicPr>
+                    <pic:cNvPr id="1" name=""/>
+                    <pic:cNvPicPr/>
+                  </pic:nvPicPr>
+                  <pic:blipFill>
+                    <a:blip r:embed="rId21"/>
+                    <a:stretch>
+                      <a:fillRect/>
+                    </a:stretch>
+                  </pic:blipFill>
+                  <pic:spPr>
+                    <a:xfrm>
+                      <a:off x="0" y="0"/>
+                      <a:ext cx="5940425" cy="4059555"/>
+                    </a:xfrm>
+                    <a:prstGeom prst="rect">
+                      <a:avLst/>
+                    </a:prstGeom>
+                  </pic:spPr>
+                </pic:pic>
+              </a:graphicData>
+            </a:graphic>
+          </wp:inline>
+        </w:drawing>
+      </w:r>
+    </w:p>
+    <w:p>
+      <w:pPr>
         <w:widowControl/>
         <w:autoSpaceDE/>
         <w:autoSpaceDN/>
@@ -10521,7 +10632,7 @@
         </w:rPr>
         <w:t xml:space="preserve">. [Электронный ресурс]. – Режим доступа: </w:t>
       </w:r>
-      <w:hyperlink r:id="rId20" w:history="1">
+      <w:hyperlink r:id="rId22" w:history="1">
         <w:r>
           <w:rPr>
             <w:rStyle w:val="af6"/>
@@ -10729,7 +10840,7 @@
         </w:rPr>
         <w:t xml:space="preserve"> [Электронный ресурс]. – Режим доступа: </w:t>
       </w:r>
-      <w:hyperlink r:id="rId21" w:history="1">
+      <w:hyperlink r:id="rId23" w:history="1">
         <w:r>
           <w:rPr>
             <w:rStyle w:val="af6"/>
@@ -10858,7 +10969,7 @@
         </w:rPr>
         <w:t>[Электронный ресурс]. – Режим доступа:</w:t>
       </w:r>
-      <w:hyperlink r:id="rId22" w:history="1">
+      <w:hyperlink r:id="rId24" w:history="1">
         <w:r>
           <w:rPr>
             <w:rStyle w:val="af6"/>
@@ -11046,14 +11157,12 @@
       <w:r>
         <w:t xml:space="preserve">- </w:t>
       </w:r>
-      <w:proofErr w:type="spellStart"/>
       <w:r>
         <w:rPr>
           <w:lang w:val="en-US"/>
         </w:rPr>
         <w:t>sketchup</w:t>
       </w:r>
-      <w:proofErr w:type="spellEnd"/>
     </w:p>
   </w:comment>
 </w:comments>

--- a/docs/ОРСАПР_ПС_Литвиненко.docx
+++ b/docs/ОРСАПР_ПС_Литвиненко.docx
@@ -363,7 +363,6 @@
           <w:szCs w:val="28"/>
         </w:rPr>
       </w:pPr>
-      <w:proofErr w:type="gramStart"/>
       <w:r>
         <w:rPr>
           <w:color w:val="000000"/>
@@ -371,17 +370,7 @@
           <w:szCs w:val="28"/>
           <w:u w:val="single"/>
         </w:rPr>
-        <w:t xml:space="preserve">«  </w:t>
-      </w:r>
-      <w:proofErr w:type="gramEnd"/>
-      <w:r>
-        <w:rPr>
-          <w:color w:val="000000"/>
-          <w:sz w:val="28"/>
-          <w:szCs w:val="28"/>
-          <w:u w:val="single"/>
-        </w:rPr>
-        <w:t xml:space="preserve">  »                       </w:t>
+        <w:t xml:space="preserve">«    »                       </w:t>
       </w:r>
       <w:r>
         <w:rPr>
@@ -449,25 +438,7 @@
           <w:sz w:val="28"/>
           <w:szCs w:val="28"/>
         </w:rPr>
-        <w:t>_________</w:t>
-      </w:r>
-      <w:proofErr w:type="spellStart"/>
-      <w:r>
-        <w:rPr>
-          <w:color w:val="000000"/>
-          <w:sz w:val="28"/>
-          <w:szCs w:val="28"/>
-        </w:rPr>
-        <w:t>Калентьев</w:t>
-      </w:r>
-      <w:proofErr w:type="spellEnd"/>
-      <w:r>
-        <w:rPr>
-          <w:color w:val="000000"/>
-          <w:sz w:val="28"/>
-          <w:szCs w:val="28"/>
-        </w:rPr>
-        <w:t xml:space="preserve"> А.А.</w:t>
+        <w:t>_________Калентьев А.А.</w:t>
       </w:r>
     </w:p>
     <w:p>
@@ -487,25 +458,7 @@
           <w:sz w:val="28"/>
           <w:szCs w:val="28"/>
         </w:rPr>
-        <w:t>«__</w:t>
-      </w:r>
-      <w:proofErr w:type="gramStart"/>
-      <w:r>
-        <w:rPr>
-          <w:color w:val="000000"/>
-          <w:sz w:val="28"/>
-          <w:szCs w:val="28"/>
-        </w:rPr>
-        <w:t>_»_</w:t>
-      </w:r>
-      <w:proofErr w:type="gramEnd"/>
-      <w:r>
-        <w:rPr>
-          <w:color w:val="000000"/>
-          <w:sz w:val="28"/>
-          <w:szCs w:val="28"/>
-        </w:rPr>
-        <w:t>___________2026 г.</w:t>
+        <w:t>«___»____________2026 г.</w:t>
       </w:r>
     </w:p>
     <w:p>
@@ -1793,23 +1746,7 @@
           <w:sz w:val="28"/>
           <w:szCs w:val="28"/>
         </w:rPr>
-        <w:t xml:space="preserve">«Autodesk </w:t>
-      </w:r>
-      <w:proofErr w:type="spellStart"/>
-      <w:r>
-        <w:rPr>
-          <w:sz w:val="28"/>
-          <w:szCs w:val="28"/>
-        </w:rPr>
-        <w:t>Inventor</w:t>
-      </w:r>
-      <w:proofErr w:type="spellEnd"/>
-      <w:r>
-        <w:rPr>
-          <w:sz w:val="28"/>
-          <w:szCs w:val="28"/>
-        </w:rPr>
-        <w:t>» — это комплексная система автоматизированного проектирования (САПР), позволяющая разрабатывать сложные трехмерные модели, выпускать чертежи изделий, схемы, спецификации и прочую конструкторскую документацию.</w:t>
+        <w:t>«Autodesk Inventor» — это комплексная система автоматизированного проектирования (САПР), позволяющая разрабатывать сложные трехмерные модели, выпускать чертежи изделий, схемы, спецификации и прочую конструкторскую документацию.</w:t>
       </w:r>
     </w:p>
     <w:p>
@@ -1845,33 +1782,8 @@
           <w:sz w:val="28"/>
           <w:szCs w:val="28"/>
         </w:rPr>
-        <w:t xml:space="preserve">Autodesk </w:t>
-      </w:r>
-      <w:proofErr w:type="spellStart"/>
-      <w:r>
-        <w:rPr>
-          <w:sz w:val="28"/>
-          <w:szCs w:val="28"/>
-        </w:rPr>
-        <w:t>Inventor</w:t>
-      </w:r>
-      <w:proofErr w:type="spellEnd"/>
-      <w:r>
-        <w:rPr>
-          <w:sz w:val="28"/>
-          <w:szCs w:val="28"/>
-        </w:rPr>
-        <w:t xml:space="preserve"> включает инструменты твердотельного, поверхностного и свободного моделирования, а также модули для инженерных расчетов (МКЭ), анализа напряжений и кинематики механизмов. Ключевой особенностью системы является использование собственного мощного геометрического ядра </w:t>
-      </w:r>
-      <w:proofErr w:type="spellStart"/>
-      <w:r>
-        <w:rPr>
-          <w:sz w:val="28"/>
-          <w:szCs w:val="28"/>
-        </w:rPr>
-        <w:t>ShapeManager</w:t>
-      </w:r>
-      <w:proofErr w:type="spellEnd"/>
+        <w:t>Autodesk Inventor включает инструменты твердотельного, поверхностного и свободного моделирования, а также модули для инженерных расчетов (МКЭ), анализа напряжений и кинематики механизмов. Ключевой особенностью системы является использование собственного мощного геометрического ядра ShapeManager</w:t>
+      </w:r>
       <w:r>
         <w:rPr>
           <w:sz w:val="28"/>
@@ -1902,23 +1814,7 @@
           <w:sz w:val="28"/>
           <w:szCs w:val="28"/>
         </w:rPr>
-        <w:t xml:space="preserve">Autodesk </w:t>
-      </w:r>
-      <w:proofErr w:type="spellStart"/>
-      <w:r>
-        <w:rPr>
-          <w:sz w:val="28"/>
-          <w:szCs w:val="28"/>
-        </w:rPr>
-        <w:t>Inventor</w:t>
-      </w:r>
-      <w:proofErr w:type="spellEnd"/>
-      <w:r>
-        <w:rPr>
-          <w:sz w:val="28"/>
-          <w:szCs w:val="28"/>
-        </w:rPr>
-        <w:t xml:space="preserve"> имеет множество аналогов на рынке, среди них встречаются КОМПАС-3D, SOLIDWORKS и другие.</w:t>
+        <w:t>Autodesk Inventor имеет множество аналогов на рынке, среди них встречаются КОМПАС-3D, SOLIDWORKS и другие.</w:t>
       </w:r>
     </w:p>
     <w:p>
@@ -1938,7 +1834,6 @@
         </w:rPr>
         <w:t xml:space="preserve">В рамках дисциплины </w:t>
       </w:r>
-      <w:proofErr w:type="gramStart"/>
       <w:r>
         <w:rPr>
           <w:sz w:val="28"/>
@@ -1946,7 +1841,6 @@
         </w:rPr>
         <w:t>выбор</w:t>
       </w:r>
-      <w:proofErr w:type="gramEnd"/>
       <w:r>
         <w:rPr>
           <w:sz w:val="28"/>
@@ -2046,55 +1940,7 @@
           <w:sz w:val="28"/>
           <w:szCs w:val="28"/>
         </w:rPr>
-        <w:t xml:space="preserve">API (англ. </w:t>
-      </w:r>
-      <w:proofErr w:type="spellStart"/>
-      <w:r>
-        <w:rPr>
-          <w:sz w:val="28"/>
-          <w:szCs w:val="28"/>
-        </w:rPr>
-        <w:t>application</w:t>
-      </w:r>
-      <w:proofErr w:type="spellEnd"/>
-      <w:r>
-        <w:rPr>
-          <w:sz w:val="28"/>
-          <w:szCs w:val="28"/>
-        </w:rPr>
-        <w:t xml:space="preserve"> </w:t>
-      </w:r>
-      <w:proofErr w:type="spellStart"/>
-      <w:r>
-        <w:rPr>
-          <w:sz w:val="28"/>
-          <w:szCs w:val="28"/>
-        </w:rPr>
-        <w:t>programming</w:t>
-      </w:r>
-      <w:proofErr w:type="spellEnd"/>
-      <w:r>
-        <w:rPr>
-          <w:sz w:val="28"/>
-          <w:szCs w:val="28"/>
-        </w:rPr>
-        <w:t xml:space="preserve"> </w:t>
-      </w:r>
-      <w:proofErr w:type="spellStart"/>
-      <w:r>
-        <w:rPr>
-          <w:sz w:val="28"/>
-          <w:szCs w:val="28"/>
-        </w:rPr>
-        <w:t>interface</w:t>
-      </w:r>
-      <w:proofErr w:type="spellEnd"/>
-      <w:r>
-        <w:rPr>
-          <w:sz w:val="28"/>
-          <w:szCs w:val="28"/>
-        </w:rPr>
-        <w:t xml:space="preserve"> — программный интерфейс приложения) — это набор способов и правил, по которым различные программы общаются между собой и обмениваются данными. Все эти взаимодействия происходят с помощью функций, классов, методов, структур, а иногда констант одной программы, к которой обращаются другие. Это основной принцип работы API.</w:t>
+        <w:t>API (англ. application programming interface — программный интерфейс приложения) — это набор способов и правил, по которым различные программы общаются между собой и обмениваются данными. Все эти взаимодействия происходят с помощью функций, классов, методов, структур, а иногда констант одной программы, к которой обращаются другие. Это основной принцип работы API.</w:t>
       </w:r>
       <w:r>
         <w:rPr>
@@ -2119,71 +1965,7 @@
           <w:sz w:val="28"/>
           <w:szCs w:val="28"/>
         </w:rPr>
-        <w:t xml:space="preserve">В Autodesk </w:t>
-      </w:r>
-      <w:proofErr w:type="spellStart"/>
-      <w:r>
-        <w:rPr>
-          <w:sz w:val="28"/>
-          <w:szCs w:val="28"/>
-        </w:rPr>
-        <w:t>Inventor</w:t>
-      </w:r>
-      <w:proofErr w:type="spellEnd"/>
-      <w:r>
-        <w:rPr>
-          <w:sz w:val="28"/>
-          <w:szCs w:val="28"/>
-        </w:rPr>
-        <w:t xml:space="preserve"> программный интерфейс (</w:t>
-      </w:r>
-      <w:proofErr w:type="spellStart"/>
-      <w:r>
-        <w:rPr>
-          <w:sz w:val="28"/>
-          <w:szCs w:val="28"/>
-        </w:rPr>
-        <w:t>Inventor</w:t>
-      </w:r>
-      <w:proofErr w:type="spellEnd"/>
-      <w:r>
-        <w:rPr>
-          <w:sz w:val="28"/>
-          <w:szCs w:val="28"/>
-        </w:rPr>
-        <w:t xml:space="preserve"> API) построен на базе технологии COM (</w:t>
-      </w:r>
-      <w:proofErr w:type="spellStart"/>
-      <w:r>
-        <w:rPr>
-          <w:sz w:val="28"/>
-          <w:szCs w:val="28"/>
-        </w:rPr>
-        <w:t>Component</w:t>
-      </w:r>
-      <w:proofErr w:type="spellEnd"/>
-      <w:r>
-        <w:rPr>
-          <w:sz w:val="28"/>
-          <w:szCs w:val="28"/>
-        </w:rPr>
-        <w:t xml:space="preserve"> Object Model). Это дает возможность разрабатывать подключаемые модули (</w:t>
-      </w:r>
-      <w:proofErr w:type="spellStart"/>
-      <w:r>
-        <w:rPr>
-          <w:sz w:val="28"/>
-          <w:szCs w:val="28"/>
-        </w:rPr>
-        <w:t>Add-ins</w:t>
-      </w:r>
-      <w:proofErr w:type="spellEnd"/>
-      <w:r>
-        <w:rPr>
-          <w:sz w:val="28"/>
-          <w:szCs w:val="28"/>
-        </w:rPr>
-        <w:t>) и автономные приложения, используя широкий спектр языков программирования: C#, VB.NET, C++</w:t>
+        <w:t>В Autodesk Inventor программный интерфейс (Inventor API) построен на базе технологии COM (Component Object Model). Это дает возможность разрабатывать подключаемые модули (Add-ins) и автономные приложения, используя широкий спектр языков программирования: C#, VB.NET, C++</w:t>
       </w:r>
       <w:r>
         <w:rPr>
@@ -2208,87 +1990,7 @@
           <w:sz w:val="28"/>
           <w:szCs w:val="28"/>
         </w:rPr>
-        <w:t xml:space="preserve">Главным объектом API системы Autodesk </w:t>
-      </w:r>
-      <w:proofErr w:type="spellStart"/>
-      <w:r>
-        <w:rPr>
-          <w:sz w:val="28"/>
-          <w:szCs w:val="28"/>
-        </w:rPr>
-        <w:t>Inventor</w:t>
-      </w:r>
-      <w:proofErr w:type="spellEnd"/>
-      <w:r>
-        <w:rPr>
-          <w:sz w:val="28"/>
-          <w:szCs w:val="28"/>
-        </w:rPr>
-        <w:t xml:space="preserve"> является Application. Свойства и методы этого объекта реализуют наиболее общие функции управления средой САПР, настройками системы, окнами и документами, а также дают возможность получить доступ к другим объектам иерархии. Документы </w:t>
-      </w:r>
-      <w:proofErr w:type="spellStart"/>
-      <w:r>
-        <w:rPr>
-          <w:sz w:val="28"/>
-          <w:szCs w:val="28"/>
-        </w:rPr>
-        <w:t>Inventor</w:t>
-      </w:r>
-      <w:proofErr w:type="spellEnd"/>
-      <w:r>
-        <w:rPr>
-          <w:sz w:val="28"/>
-          <w:szCs w:val="28"/>
-        </w:rPr>
-        <w:t xml:space="preserve"> разделяются на несколько типов: </w:t>
-      </w:r>
-      <w:proofErr w:type="spellStart"/>
-      <w:r>
-        <w:rPr>
-          <w:sz w:val="28"/>
-          <w:szCs w:val="28"/>
-        </w:rPr>
-        <w:t>PartDocument</w:t>
-      </w:r>
-      <w:proofErr w:type="spellEnd"/>
-      <w:r>
-        <w:rPr>
-          <w:sz w:val="28"/>
-          <w:szCs w:val="28"/>
-        </w:rPr>
-        <w:t xml:space="preserve"> (документ детали), </w:t>
-      </w:r>
-      <w:proofErr w:type="spellStart"/>
-      <w:r>
-        <w:rPr>
-          <w:sz w:val="28"/>
-          <w:szCs w:val="28"/>
-        </w:rPr>
-        <w:t>AssemblyDocument</w:t>
-      </w:r>
-      <w:proofErr w:type="spellEnd"/>
-      <w:r>
-        <w:rPr>
-          <w:sz w:val="28"/>
-          <w:szCs w:val="28"/>
-        </w:rPr>
-        <w:t xml:space="preserve"> (документ сборки), </w:t>
-      </w:r>
-      <w:proofErr w:type="spellStart"/>
-      <w:r>
-        <w:rPr>
-          <w:sz w:val="28"/>
-          <w:szCs w:val="28"/>
-        </w:rPr>
-        <w:t>DrawingDocument</w:t>
-      </w:r>
-      <w:proofErr w:type="spellEnd"/>
-      <w:r>
-        <w:rPr>
-          <w:sz w:val="28"/>
-          <w:szCs w:val="28"/>
-        </w:rPr>
-        <w:t xml:space="preserve"> (графический документ, чертеж)</w:t>
+        <w:t>Главным объектом API системы Autodesk Inventor является Application. Свойства и методы этого объекта реализуют наиболее общие функции управления средой САПР, настройками системы, окнами и документами, а также дают возможность получить доступ к другим объектам иерархии. Документы Inventor разделяются на несколько типов: PartDocument (документ детали), AssemblyDocument (документ сборки), DrawingDocument (графический документ, чертеж)</w:t>
       </w:r>
       <w:r>
         <w:rPr>
@@ -2313,39 +2015,7 @@
           <w:sz w:val="28"/>
           <w:szCs w:val="28"/>
         </w:rPr>
-        <w:t xml:space="preserve">Для параметрического построения 3D-геометрии рамки используются объекты </w:t>
-      </w:r>
-      <w:proofErr w:type="spellStart"/>
-      <w:r>
-        <w:rPr>
-          <w:sz w:val="28"/>
-          <w:szCs w:val="28"/>
-        </w:rPr>
-        <w:t>TransientGeometry</w:t>
-      </w:r>
-      <w:proofErr w:type="spellEnd"/>
-      <w:r>
-        <w:rPr>
-          <w:sz w:val="28"/>
-          <w:szCs w:val="28"/>
-        </w:rPr>
-        <w:t xml:space="preserve"> (для математического описания координат) и </w:t>
-      </w:r>
-      <w:proofErr w:type="spellStart"/>
-      <w:r>
-        <w:rPr>
-          <w:sz w:val="28"/>
-          <w:szCs w:val="28"/>
-        </w:rPr>
-        <w:t>PartComponentDefinition</w:t>
-      </w:r>
-      <w:proofErr w:type="spellEnd"/>
-      <w:r>
-        <w:rPr>
-          <w:sz w:val="28"/>
-          <w:szCs w:val="28"/>
-        </w:rPr>
-        <w:t xml:space="preserve"> (для управления эскизами и операциями выдавливания).</w:t>
+        <w:t>Для параметрического построения 3D-геометрии рамки используются объекты TransientGeometry (для математического описания координат) и PartComponentDefinition (для управления эскизами и операциями выдавливания).</w:t>
       </w:r>
     </w:p>
     <w:p>
@@ -2363,21 +2033,12 @@
         </w:rPr>
         <w:tab/>
       </w:r>
-      <w:proofErr w:type="spellStart"/>
-      <w:r>
-        <w:rPr>
-          <w:sz w:val="28"/>
-          <w:szCs w:val="28"/>
-        </w:rPr>
-        <w:t>ComponentOccurrence</w:t>
-      </w:r>
-      <w:proofErr w:type="spellEnd"/>
-      <w:r>
-        <w:rPr>
-          <w:sz w:val="28"/>
-          <w:szCs w:val="28"/>
-        </w:rPr>
-        <w:t xml:space="preserve"> — интерфейс вхождения компонента в сборку (детали или подсборки). Свойства и методы данного интерфейса управляют состоянием, видимостью и позиционированием компонентов внутри сборочной единицы.</w:t>
+      <w:r>
+        <w:rPr>
+          <w:sz w:val="28"/>
+          <w:szCs w:val="28"/>
+        </w:rPr>
+        <w:t>ComponentOccurrence — интерфейс вхождения компонента в сборку (детали или подсборки). Свойства и методы данного интерфейса управляют состоянием, видимостью и позиционированием компонентов внутри сборочной единицы.</w:t>
       </w:r>
       <w:r>
         <w:rPr>
@@ -2555,7 +2216,6 @@
                 <w:szCs w:val="24"/>
               </w:rPr>
             </w:pPr>
-            <w:proofErr w:type="spellStart"/>
             <w:r>
               <w:rPr>
                 <w:sz w:val="24"/>
@@ -2563,7 +2223,6 @@
               </w:rPr>
               <w:t>TransientGeometry</w:t>
             </w:r>
-            <w:proofErr w:type="spellEnd"/>
           </w:p>
         </w:tc>
         <w:tc>
@@ -2583,7 +2242,6 @@
                 <w:szCs w:val="24"/>
               </w:rPr>
             </w:pPr>
-            <w:proofErr w:type="spellStart"/>
             <w:r>
               <w:rPr>
                 <w:sz w:val="24"/>
@@ -2591,7 +2249,6 @@
               </w:rPr>
               <w:t>TransientGeometry</w:t>
             </w:r>
-            <w:proofErr w:type="spellEnd"/>
           </w:p>
         </w:tc>
         <w:tc>
@@ -2642,7 +2299,6 @@
                 <w:szCs w:val="24"/>
               </w:rPr>
             </w:pPr>
-            <w:proofErr w:type="spellStart"/>
             <w:r>
               <w:rPr>
                 <w:color w:val="000000" w:themeColor="text1"/>
@@ -2651,7 +2307,6 @@
               </w:rPr>
               <w:t>ComponentDefinition</w:t>
             </w:r>
-            <w:proofErr w:type="spellEnd"/>
           </w:p>
         </w:tc>
         <w:tc>
@@ -2671,7 +2326,6 @@
                 <w:szCs w:val="24"/>
               </w:rPr>
             </w:pPr>
-            <w:proofErr w:type="spellStart"/>
             <w:r>
               <w:rPr>
                 <w:sz w:val="24"/>
@@ -2679,7 +2333,6 @@
               </w:rPr>
               <w:t>PartComponentDefinition</w:t>
             </w:r>
-            <w:proofErr w:type="spellEnd"/>
             <w:r>
               <w:rPr>
                 <w:sz w:val="24"/>
@@ -2738,7 +2391,6 @@
                 <w:lang w:val="en-US"/>
               </w:rPr>
             </w:pPr>
-            <w:proofErr w:type="spellStart"/>
             <w:r>
               <w:rPr>
                 <w:sz w:val="24"/>
@@ -2746,7 +2398,6 @@
               </w:rPr>
               <w:t>Sketches</w:t>
             </w:r>
-            <w:proofErr w:type="spellEnd"/>
           </w:p>
         </w:tc>
         <w:tc>
@@ -2768,7 +2419,6 @@
                 <w:lang w:val="en-US"/>
               </w:rPr>
             </w:pPr>
-            <w:proofErr w:type="spellStart"/>
             <w:r>
               <w:rPr>
                 <w:sz w:val="24"/>
@@ -2776,7 +2426,6 @@
               </w:rPr>
               <w:t>PlanarSketches</w:t>
             </w:r>
-            <w:proofErr w:type="spellEnd"/>
           </w:p>
         </w:tc>
         <w:tc>
@@ -2827,7 +2476,6 @@
                 <w:szCs w:val="24"/>
               </w:rPr>
             </w:pPr>
-            <w:proofErr w:type="spellStart"/>
             <w:r>
               <w:rPr>
                 <w:sz w:val="24"/>
@@ -2835,7 +2483,6 @@
               </w:rPr>
               <w:t>ExtrudeFeatures</w:t>
             </w:r>
-            <w:proofErr w:type="spellEnd"/>
           </w:p>
         </w:tc>
         <w:tc>
@@ -2856,7 +2503,6 @@
                 <w:szCs w:val="24"/>
               </w:rPr>
             </w:pPr>
-            <w:proofErr w:type="spellStart"/>
             <w:r>
               <w:rPr>
                 <w:sz w:val="24"/>
@@ -2864,7 +2510,6 @@
               </w:rPr>
               <w:t>ExtrudeFeatures</w:t>
             </w:r>
-            <w:proofErr w:type="spellEnd"/>
           </w:p>
         </w:tc>
         <w:tc>
@@ -2917,7 +2562,6 @@
                 <w:szCs w:val="24"/>
               </w:rPr>
             </w:pPr>
-            <w:proofErr w:type="spellStart"/>
             <w:r>
               <w:rPr>
                 <w:sz w:val="24"/>
@@ -2925,7 +2569,6 @@
               </w:rPr>
               <w:t>WorkPlanes</w:t>
             </w:r>
-            <w:proofErr w:type="spellEnd"/>
           </w:p>
         </w:tc>
         <w:tc>
@@ -2946,7 +2589,6 @@
                 <w:szCs w:val="24"/>
               </w:rPr>
             </w:pPr>
-            <w:proofErr w:type="spellStart"/>
             <w:r>
               <w:rPr>
                 <w:sz w:val="24"/>
@@ -2954,7 +2596,6 @@
               </w:rPr>
               <w:t>WorkPlanes</w:t>
             </w:r>
-            <w:proofErr w:type="spellEnd"/>
           </w:p>
         </w:tc>
         <w:tc>
@@ -3184,83 +2825,40 @@
                 <w:lang w:val="en-US"/>
               </w:rPr>
             </w:pPr>
-            <w:proofErr w:type="spellStart"/>
             <w:r>
               <w:rPr>
                 <w:sz w:val="24"/>
                 <w:szCs w:val="24"/>
               </w:rPr>
-              <w:t>Documents.Add</w:t>
-            </w:r>
-            <w:proofErr w:type="spellEnd"/>
-            <w:r>
+              <w:t>Documents.Add()</w:t>
+            </w:r>
+          </w:p>
+        </w:tc>
+        <w:tc>
+          <w:tcPr>
+            <w:tcW w:w="1254" w:type="pct"/>
+          </w:tcPr>
+          <w:p>
+            <w:pPr>
+              <w:tabs>
+                <w:tab w:val="left" w:pos="0"/>
+              </w:tabs>
+              <w:spacing w:line="276" w:lineRule="auto"/>
+              <w:ind w:right="-51"/>
+              <w:jc w:val="center"/>
               <w:rPr>
                 <w:sz w:val="24"/>
                 <w:szCs w:val="24"/>
-              </w:rPr>
-              <w:t>()</w:t>
-            </w:r>
-          </w:p>
-        </w:tc>
-        <w:tc>
-          <w:tcPr>
-            <w:tcW w:w="1254" w:type="pct"/>
-          </w:tcPr>
-          <w:p>
-            <w:pPr>
-              <w:tabs>
-                <w:tab w:val="left" w:pos="0"/>
-              </w:tabs>
-              <w:spacing w:line="276" w:lineRule="auto"/>
-              <w:ind w:right="-51"/>
-              <w:jc w:val="center"/>
+                <w:lang w:val="en-US"/>
+              </w:rPr>
+            </w:pPr>
+            <w:r>
               <w:rPr>
                 <w:sz w:val="24"/>
                 <w:szCs w:val="24"/>
-                <w:lang w:val="en-US"/>
-              </w:rPr>
-            </w:pPr>
-            <w:proofErr w:type="spellStart"/>
-            <w:r>
-              <w:rPr>
-                <w:sz w:val="24"/>
-                <w:szCs w:val="24"/>
-              </w:rPr>
-              <w:t>DocumentTypeEnum</w:t>
-            </w:r>
-            <w:proofErr w:type="spellEnd"/>
-            <w:r>
-              <w:rPr>
-                <w:sz w:val="24"/>
-                <w:szCs w:val="24"/>
-              </w:rPr>
-              <w:t xml:space="preserve">, </w:t>
-            </w:r>
-            <w:proofErr w:type="spellStart"/>
-            <w:r>
-              <w:rPr>
-                <w:sz w:val="24"/>
-                <w:szCs w:val="24"/>
-              </w:rPr>
-              <w:t>string</w:t>
-            </w:r>
-            <w:proofErr w:type="spellEnd"/>
-            <w:r>
-              <w:rPr>
-                <w:sz w:val="24"/>
-                <w:szCs w:val="24"/>
-              </w:rPr>
-              <w:t xml:space="preserve">, </w:t>
-            </w:r>
-            <w:proofErr w:type="spellStart"/>
-            <w:r>
-              <w:rPr>
-                <w:sz w:val="24"/>
-                <w:szCs w:val="24"/>
-              </w:rPr>
-              <w:t>bool</w:t>
-            </w:r>
-            <w:proofErr w:type="spellEnd"/>
+              </w:rPr>
+              <w:t>DocumentTypeEnum, string, bool</w:t>
+            </w:r>
           </w:p>
         </w:tc>
         <w:tc>
@@ -3337,94 +2935,65 @@
                 <w:szCs w:val="24"/>
               </w:rPr>
             </w:pPr>
-            <w:proofErr w:type="spellStart"/>
             <w:r>
               <w:rPr>
                 <w:sz w:val="24"/>
                 <w:szCs w:val="24"/>
               </w:rPr>
-              <w:t>PlanarSketches.Add</w:t>
-            </w:r>
-            <w:proofErr w:type="spellEnd"/>
-            <w:r>
+              <w:t>PlanarSketches.Add()</w:t>
+            </w:r>
+          </w:p>
+        </w:tc>
+        <w:tc>
+          <w:tcPr>
+            <w:tcW w:w="1254" w:type="pct"/>
+          </w:tcPr>
+          <w:p>
+            <w:pPr>
+              <w:tabs>
+                <w:tab w:val="left" w:pos="0"/>
+              </w:tabs>
+              <w:spacing w:line="276" w:lineRule="auto"/>
+              <w:ind w:right="-51"/>
+              <w:jc w:val="center"/>
               <w:rPr>
                 <w:sz w:val="24"/>
                 <w:szCs w:val="24"/>
               </w:rPr>
-              <w:t>()</w:t>
-            </w:r>
-          </w:p>
-        </w:tc>
-        <w:tc>
-          <w:tcPr>
-            <w:tcW w:w="1254" w:type="pct"/>
-          </w:tcPr>
-          <w:p>
-            <w:pPr>
-              <w:tabs>
-                <w:tab w:val="left" w:pos="0"/>
-              </w:tabs>
-              <w:spacing w:line="276" w:lineRule="auto"/>
-              <w:ind w:right="-51"/>
-              <w:jc w:val="center"/>
+            </w:pPr>
+            <w:r>
               <w:rPr>
                 <w:sz w:val="24"/>
                 <w:szCs w:val="24"/>
               </w:rPr>
-            </w:pPr>
-            <w:proofErr w:type="spellStart"/>
-            <w:r>
+              <w:t>WorkPlane, bool</w:t>
+            </w:r>
+          </w:p>
+        </w:tc>
+        <w:tc>
+          <w:tcPr>
+            <w:tcW w:w="918" w:type="pct"/>
+          </w:tcPr>
+          <w:p>
+            <w:pPr>
+              <w:tabs>
+                <w:tab w:val="left" w:pos="0"/>
+              </w:tabs>
+              <w:spacing w:line="276" w:lineRule="auto"/>
+              <w:ind w:right="-51"/>
+              <w:jc w:val="center"/>
               <w:rPr>
                 <w:sz w:val="24"/>
                 <w:szCs w:val="24"/>
               </w:rPr>
-              <w:t>WorkPlane</w:t>
-            </w:r>
-            <w:proofErr w:type="spellEnd"/>
+            </w:pPr>
             <w:r>
               <w:rPr>
                 <w:sz w:val="24"/>
                 <w:szCs w:val="24"/>
               </w:rPr>
-              <w:t xml:space="preserve">, </w:t>
-            </w:r>
-            <w:proofErr w:type="spellStart"/>
-            <w:r>
-              <w:rPr>
-                <w:sz w:val="24"/>
-                <w:szCs w:val="24"/>
-              </w:rPr>
-              <w:t>bool</w:t>
-            </w:r>
-            <w:proofErr w:type="spellEnd"/>
-          </w:p>
-        </w:tc>
-        <w:tc>
-          <w:tcPr>
-            <w:tcW w:w="918" w:type="pct"/>
-          </w:tcPr>
-          <w:p>
-            <w:pPr>
-              <w:tabs>
-                <w:tab w:val="left" w:pos="0"/>
-              </w:tabs>
-              <w:spacing w:line="276" w:lineRule="auto"/>
-              <w:ind w:right="-51"/>
-              <w:jc w:val="center"/>
-              <w:rPr>
-                <w:sz w:val="24"/>
-                <w:szCs w:val="24"/>
-              </w:rPr>
-            </w:pPr>
-            <w:proofErr w:type="spellStart"/>
-            <w:r>
-              <w:rPr>
-                <w:sz w:val="24"/>
-                <w:szCs w:val="24"/>
-              </w:rPr>
               <w:t>PlanarSketch</w:t>
             </w:r>
-            <w:proofErr w:type="spellEnd"/>
           </w:p>
         </w:tc>
         <w:tc>
@@ -3481,75 +3050,34 @@
                 <w:sz w:val="24"/>
                 <w:szCs w:val="24"/>
               </w:rPr>
-              <w:t>CreatePoint2</w:t>
-            </w:r>
-            <w:proofErr w:type="gramStart"/>
-            <w:r>
+              <w:t>CreatePoint2d()</w:t>
+            </w:r>
+          </w:p>
+        </w:tc>
+        <w:tc>
+          <w:tcPr>
+            <w:tcW w:w="1254" w:type="pct"/>
+          </w:tcPr>
+          <w:p>
+            <w:pPr>
+              <w:tabs>
+                <w:tab w:val="left" w:pos="0"/>
+              </w:tabs>
+              <w:spacing w:line="276" w:lineRule="auto"/>
+              <w:ind w:right="-51"/>
+              <w:jc w:val="center"/>
               <w:rPr>
                 <w:sz w:val="24"/>
                 <w:szCs w:val="24"/>
-              </w:rPr>
-              <w:t>d(</w:t>
-            </w:r>
-            <w:proofErr w:type="gramEnd"/>
+                <w:lang w:val="en-US"/>
+              </w:rPr>
+            </w:pPr>
             <w:r>
               <w:rPr>
                 <w:sz w:val="24"/>
                 <w:szCs w:val="24"/>
               </w:rPr>
-              <w:t>)</w:t>
-            </w:r>
-          </w:p>
-        </w:tc>
-        <w:tc>
-          <w:tcPr>
-            <w:tcW w:w="1254" w:type="pct"/>
-          </w:tcPr>
-          <w:p>
-            <w:pPr>
-              <w:tabs>
-                <w:tab w:val="left" w:pos="0"/>
-              </w:tabs>
-              <w:spacing w:line="276" w:lineRule="auto"/>
-              <w:ind w:right="-51"/>
-              <w:jc w:val="center"/>
-              <w:rPr>
-                <w:sz w:val="24"/>
-                <w:szCs w:val="24"/>
-                <w:lang w:val="en-US"/>
-              </w:rPr>
-            </w:pPr>
-            <w:proofErr w:type="spellStart"/>
-            <w:r>
-              <w:rPr>
-                <w:sz w:val="24"/>
-                <w:szCs w:val="24"/>
-              </w:rPr>
-              <w:t>double</w:t>
-            </w:r>
-            <w:proofErr w:type="spellEnd"/>
-            <w:r>
-              <w:rPr>
-                <w:sz w:val="24"/>
-                <w:szCs w:val="24"/>
-              </w:rPr>
-              <w:t xml:space="preserve"> x, </w:t>
-            </w:r>
-            <w:proofErr w:type="spellStart"/>
-            <w:r>
-              <w:rPr>
-                <w:sz w:val="24"/>
-                <w:szCs w:val="24"/>
-              </w:rPr>
-              <w:t>double</w:t>
-            </w:r>
-            <w:proofErr w:type="spellEnd"/>
-            <w:r>
-              <w:rPr>
-                <w:sz w:val="24"/>
-                <w:szCs w:val="24"/>
-              </w:rPr>
-              <w:t xml:space="preserve"> y</w:t>
+              <w:t>double x, double y</w:t>
             </w:r>
           </w:p>
         </w:tc>
@@ -3628,141 +3156,110 @@
                 <w:szCs w:val="24"/>
               </w:rPr>
             </w:pPr>
-            <w:proofErr w:type="spellStart"/>
             <w:r>
               <w:rPr>
                 <w:sz w:val="24"/>
                 <w:szCs w:val="24"/>
               </w:rPr>
-              <w:t>SketchLines</w:t>
-            </w:r>
-            <w:proofErr w:type="spellEnd"/>
-            <w:r>
+              <w:t>SketchLines.</w:t>
+            </w:r>
+          </w:p>
+          <w:p>
+            <w:pPr>
+              <w:tabs>
+                <w:tab w:val="left" w:pos="0"/>
+                <w:tab w:val="left" w:pos="326"/>
+              </w:tabs>
+              <w:spacing w:line="276" w:lineRule="auto"/>
+              <w:ind w:right="-51"/>
+              <w:jc w:val="center"/>
               <w:rPr>
                 <w:sz w:val="24"/>
                 <w:szCs w:val="24"/>
               </w:rPr>
-              <w:t>.</w:t>
-            </w:r>
-          </w:p>
-          <w:p>
-            <w:pPr>
-              <w:tabs>
-                <w:tab w:val="left" w:pos="0"/>
-                <w:tab w:val="left" w:pos="326"/>
-              </w:tabs>
-              <w:spacing w:line="276" w:lineRule="auto"/>
-              <w:ind w:right="-51"/>
-              <w:jc w:val="center"/>
+            </w:pPr>
+            <w:r>
               <w:rPr>
                 <w:sz w:val="24"/>
                 <w:szCs w:val="24"/>
               </w:rPr>
-            </w:pPr>
-            <w:proofErr w:type="spellStart"/>
-            <w:proofErr w:type="gramStart"/>
-            <w:r>
+              <w:t>AddAsTwoPointRectangle()</w:t>
+            </w:r>
+          </w:p>
+        </w:tc>
+        <w:tc>
+          <w:tcPr>
+            <w:tcW w:w="1254" w:type="pct"/>
+          </w:tcPr>
+          <w:p>
+            <w:pPr>
+              <w:tabs>
+                <w:tab w:val="left" w:pos="0"/>
+              </w:tabs>
+              <w:spacing w:line="276" w:lineRule="auto"/>
+              <w:ind w:right="-51"/>
+              <w:jc w:val="center"/>
               <w:rPr>
                 <w:sz w:val="24"/>
                 <w:szCs w:val="24"/>
-              </w:rPr>
-              <w:t>AddAsTwoPointRectangle</w:t>
-            </w:r>
-            <w:proofErr w:type="spellEnd"/>
+                <w:lang w:val="en-US"/>
+              </w:rPr>
+            </w:pPr>
             <w:r>
               <w:rPr>
                 <w:sz w:val="24"/>
                 <w:szCs w:val="24"/>
               </w:rPr>
-              <w:t>(</w:t>
-            </w:r>
-            <w:proofErr w:type="gramEnd"/>
-            <w:r>
+              <w:t>Point2d, Point2d</w:t>
+            </w:r>
+          </w:p>
+        </w:tc>
+        <w:tc>
+          <w:tcPr>
+            <w:tcW w:w="918" w:type="pct"/>
+          </w:tcPr>
+          <w:p>
+            <w:pPr>
+              <w:tabs>
+                <w:tab w:val="left" w:pos="0"/>
+              </w:tabs>
+              <w:spacing w:line="276" w:lineRule="auto"/>
+              <w:ind w:right="-51"/>
+              <w:jc w:val="center"/>
               <w:rPr>
                 <w:sz w:val="24"/>
                 <w:szCs w:val="24"/>
-              </w:rPr>
-              <w:t>)</w:t>
-            </w:r>
-          </w:p>
-        </w:tc>
-        <w:tc>
-          <w:tcPr>
-            <w:tcW w:w="1254" w:type="pct"/>
-          </w:tcPr>
-          <w:p>
-            <w:pPr>
-              <w:tabs>
-                <w:tab w:val="left" w:pos="0"/>
-              </w:tabs>
-              <w:spacing w:line="276" w:lineRule="auto"/>
-              <w:ind w:right="-51"/>
-              <w:jc w:val="center"/>
+                <w:lang w:val="en-US"/>
+              </w:rPr>
+            </w:pPr>
+            <w:r>
               <w:rPr>
                 <w:sz w:val="24"/>
                 <w:szCs w:val="24"/>
-                <w:lang w:val="en-US"/>
-              </w:rPr>
-            </w:pPr>
-            <w:r>
+              </w:rPr>
+              <w:t>SketchEntities</w:t>
+            </w:r>
+          </w:p>
+          <w:p>
+            <w:pPr>
+              <w:tabs>
+                <w:tab w:val="left" w:pos="0"/>
+              </w:tabs>
+              <w:spacing w:line="276" w:lineRule="auto"/>
+              <w:ind w:right="-51"/>
+              <w:jc w:val="center"/>
               <w:rPr>
                 <w:sz w:val="24"/>
                 <w:szCs w:val="24"/>
               </w:rPr>
-              <w:t>Point2d, Point2d</w:t>
-            </w:r>
-          </w:p>
-        </w:tc>
-        <w:tc>
-          <w:tcPr>
-            <w:tcW w:w="918" w:type="pct"/>
-          </w:tcPr>
-          <w:p>
-            <w:pPr>
-              <w:tabs>
-                <w:tab w:val="left" w:pos="0"/>
-              </w:tabs>
-              <w:spacing w:line="276" w:lineRule="auto"/>
-              <w:ind w:right="-51"/>
-              <w:jc w:val="center"/>
+            </w:pPr>
+            <w:r>
               <w:rPr>
                 <w:sz w:val="24"/>
                 <w:szCs w:val="24"/>
-                <w:lang w:val="en-US"/>
-              </w:rPr>
-            </w:pPr>
-            <w:proofErr w:type="spellStart"/>
-            <w:r>
-              <w:rPr>
-                <w:sz w:val="24"/>
-                <w:szCs w:val="24"/>
-              </w:rPr>
-              <w:t>SketchEntities</w:t>
-            </w:r>
-            <w:proofErr w:type="spellEnd"/>
-          </w:p>
-          <w:p>
-            <w:pPr>
-              <w:tabs>
-                <w:tab w:val="left" w:pos="0"/>
-              </w:tabs>
-              <w:spacing w:line="276" w:lineRule="auto"/>
-              <w:ind w:right="-51"/>
-              <w:jc w:val="center"/>
-              <w:rPr>
-                <w:sz w:val="24"/>
-                <w:szCs w:val="24"/>
-              </w:rPr>
-            </w:pPr>
-            <w:proofErr w:type="spellStart"/>
-            <w:r>
-              <w:rPr>
-                <w:sz w:val="24"/>
-                <w:szCs w:val="24"/>
               </w:rPr>
               <w:t>Enumerator</w:t>
             </w:r>
-            <w:proofErr w:type="spellEnd"/>
           </w:p>
         </w:tc>
         <w:tc>
@@ -3814,21 +3311,12 @@
                 <w:szCs w:val="24"/>
               </w:rPr>
             </w:pPr>
-            <w:proofErr w:type="spellStart"/>
             <w:r>
               <w:rPr>
                 <w:sz w:val="24"/>
                 <w:szCs w:val="24"/>
               </w:rPr>
-              <w:t>Profiles.AddForSolid</w:t>
-            </w:r>
-            <w:proofErr w:type="spellEnd"/>
-            <w:r>
-              <w:rPr>
-                <w:sz w:val="24"/>
-                <w:szCs w:val="24"/>
-              </w:rPr>
-              <w:t>()</w:t>
+              <w:t>Profiles.AddForSolid()</w:t>
             </w:r>
           </w:p>
         </w:tc>
@@ -3933,168 +3421,112 @@
                 <w:lang w:val="en-US"/>
               </w:rPr>
             </w:pPr>
-            <w:proofErr w:type="spellStart"/>
             <w:r>
               <w:rPr>
                 <w:sz w:val="24"/>
                 <w:szCs w:val="24"/>
               </w:rPr>
-              <w:t>ExtrudeFeatures</w:t>
-            </w:r>
-            <w:proofErr w:type="spellEnd"/>
-            <w:r>
+              <w:t>ExtrudeFeatures.</w:t>
+            </w:r>
+          </w:p>
+          <w:p>
+            <w:pPr>
+              <w:tabs>
+                <w:tab w:val="left" w:pos="0"/>
+              </w:tabs>
+              <w:spacing w:line="276" w:lineRule="auto"/>
+              <w:ind w:right="-51"/>
+              <w:jc w:val="center"/>
               <w:rPr>
                 <w:sz w:val="24"/>
                 <w:szCs w:val="24"/>
-              </w:rPr>
-              <w:t>.</w:t>
-            </w:r>
-          </w:p>
-          <w:p>
-            <w:pPr>
-              <w:tabs>
-                <w:tab w:val="left" w:pos="0"/>
-              </w:tabs>
-              <w:spacing w:line="276" w:lineRule="auto"/>
-              <w:ind w:right="-51"/>
-              <w:jc w:val="center"/>
+                <w:lang w:val="en-US"/>
+              </w:rPr>
+            </w:pPr>
+            <w:r>
               <w:rPr>
                 <w:sz w:val="24"/>
                 <w:szCs w:val="24"/>
-                <w:lang w:val="en-US"/>
-              </w:rPr>
-            </w:pPr>
-            <w:proofErr w:type="spellStart"/>
-            <w:proofErr w:type="gramStart"/>
-            <w:r>
+              </w:rPr>
+              <w:t>AddByDistanceExtent()</w:t>
+            </w:r>
+          </w:p>
+        </w:tc>
+        <w:tc>
+          <w:tcPr>
+            <w:tcW w:w="1254" w:type="pct"/>
+          </w:tcPr>
+          <w:p>
+            <w:pPr>
+              <w:tabs>
+                <w:tab w:val="left" w:pos="0"/>
+              </w:tabs>
+              <w:spacing w:line="276" w:lineRule="auto"/>
+              <w:ind w:right="-51"/>
+              <w:jc w:val="center"/>
               <w:rPr>
                 <w:sz w:val="24"/>
                 <w:szCs w:val="24"/>
-              </w:rPr>
-              <w:t>AddByDistanceExtent</w:t>
-            </w:r>
-            <w:proofErr w:type="spellEnd"/>
+                <w:lang w:val="en-US"/>
+              </w:rPr>
+            </w:pPr>
             <w:r>
               <w:rPr>
                 <w:sz w:val="24"/>
                 <w:szCs w:val="24"/>
               </w:rPr>
-              <w:t>(</w:t>
-            </w:r>
-            <w:proofErr w:type="gramEnd"/>
-            <w:r>
+              <w:t>Profile, double, PartFeature</w:t>
+            </w:r>
+          </w:p>
+          <w:p>
+            <w:pPr>
+              <w:tabs>
+                <w:tab w:val="left" w:pos="0"/>
+              </w:tabs>
+              <w:spacing w:line="276" w:lineRule="auto"/>
+              <w:ind w:right="-51"/>
+              <w:jc w:val="center"/>
               <w:rPr>
                 <w:sz w:val="24"/>
                 <w:szCs w:val="24"/>
-              </w:rPr>
-              <w:t>)</w:t>
-            </w:r>
-          </w:p>
-        </w:tc>
-        <w:tc>
-          <w:tcPr>
-            <w:tcW w:w="1254" w:type="pct"/>
-          </w:tcPr>
-          <w:p>
-            <w:pPr>
-              <w:tabs>
-                <w:tab w:val="left" w:pos="0"/>
-              </w:tabs>
-              <w:spacing w:line="276" w:lineRule="auto"/>
-              <w:ind w:right="-51"/>
-              <w:jc w:val="center"/>
+                <w:lang w:val="en-US"/>
+              </w:rPr>
+            </w:pPr>
+            <w:r>
               <w:rPr>
                 <w:sz w:val="24"/>
                 <w:szCs w:val="24"/>
-                <w:lang w:val="en-US"/>
-              </w:rPr>
-            </w:pPr>
-            <w:r>
+              </w:rPr>
+              <w:lastRenderedPageBreak/>
+              <w:t>ExtentDirectionEnum</w:t>
+            </w:r>
+          </w:p>
+        </w:tc>
+        <w:tc>
+          <w:tcPr>
+            <w:tcW w:w="918" w:type="pct"/>
+          </w:tcPr>
+          <w:p>
+            <w:pPr>
+              <w:tabs>
+                <w:tab w:val="left" w:pos="0"/>
+              </w:tabs>
+              <w:spacing w:line="276" w:lineRule="auto"/>
+              <w:ind w:right="-51"/>
+              <w:jc w:val="center"/>
               <w:rPr>
                 <w:sz w:val="24"/>
                 <w:szCs w:val="24"/>
               </w:rPr>
-              <w:t xml:space="preserve">Profile, </w:t>
-            </w:r>
-            <w:proofErr w:type="spellStart"/>
+            </w:pPr>
             <w:r>
               <w:rPr>
                 <w:sz w:val="24"/>
                 <w:szCs w:val="24"/>
               </w:rPr>
-              <w:t>double</w:t>
-            </w:r>
-            <w:proofErr w:type="spellEnd"/>
-            <w:r>
-              <w:rPr>
-                <w:sz w:val="24"/>
-                <w:szCs w:val="24"/>
-              </w:rPr>
-              <w:t xml:space="preserve">, </w:t>
-            </w:r>
-            <w:proofErr w:type="spellStart"/>
-            <w:r>
-              <w:rPr>
-                <w:sz w:val="24"/>
-                <w:szCs w:val="24"/>
-              </w:rPr>
-              <w:t>PartFeature</w:t>
-            </w:r>
-            <w:proofErr w:type="spellEnd"/>
-          </w:p>
-          <w:p>
-            <w:pPr>
-              <w:tabs>
-                <w:tab w:val="left" w:pos="0"/>
-              </w:tabs>
-              <w:spacing w:line="276" w:lineRule="auto"/>
-              <w:ind w:right="-51"/>
-              <w:jc w:val="center"/>
-              <w:rPr>
-                <w:sz w:val="24"/>
-                <w:szCs w:val="24"/>
-                <w:lang w:val="en-US"/>
-              </w:rPr>
-            </w:pPr>
-            <w:proofErr w:type="spellStart"/>
-            <w:r>
-              <w:rPr>
-                <w:sz w:val="24"/>
-                <w:szCs w:val="24"/>
-              </w:rPr>
-              <w:lastRenderedPageBreak/>
-              <w:t>ExtentDirectionEnum</w:t>
-            </w:r>
-            <w:proofErr w:type="spellEnd"/>
-          </w:p>
-        </w:tc>
-        <w:tc>
-          <w:tcPr>
-            <w:tcW w:w="918" w:type="pct"/>
-          </w:tcPr>
-          <w:p>
-            <w:pPr>
-              <w:tabs>
-                <w:tab w:val="left" w:pos="0"/>
-              </w:tabs>
-              <w:spacing w:line="276" w:lineRule="auto"/>
-              <w:ind w:right="-51"/>
-              <w:jc w:val="center"/>
-              <w:rPr>
-                <w:sz w:val="24"/>
-                <w:szCs w:val="24"/>
-              </w:rPr>
-            </w:pPr>
-            <w:proofErr w:type="spellStart"/>
-            <w:r>
-              <w:rPr>
-                <w:sz w:val="24"/>
-                <w:szCs w:val="24"/>
-              </w:rPr>
               <w:lastRenderedPageBreak/>
               <w:t>ExtrudeFeature</w:t>
             </w:r>
-            <w:proofErr w:type="spellEnd"/>
           </w:p>
         </w:tc>
         <w:tc>
@@ -5371,103 +4803,7 @@
           <w:sz w:val="28"/>
           <w:szCs w:val="28"/>
         </w:rPr>
-        <w:t xml:space="preserve">Класс </w:t>
-      </w:r>
-      <w:proofErr w:type="spellStart"/>
-      <w:r>
-        <w:rPr>
-          <w:sz w:val="28"/>
-          <w:szCs w:val="28"/>
-        </w:rPr>
-        <w:t>MainForm</w:t>
-      </w:r>
-      <w:proofErr w:type="spellEnd"/>
-      <w:r>
-        <w:rPr>
-          <w:sz w:val="28"/>
-          <w:szCs w:val="28"/>
-        </w:rPr>
-        <w:t xml:space="preserve"> является главным окном приложения. Он хранит в себе параметры (</w:t>
-      </w:r>
-      <w:proofErr w:type="spellStart"/>
-      <w:r>
-        <w:rPr>
-          <w:sz w:val="28"/>
-          <w:szCs w:val="28"/>
-        </w:rPr>
-        <w:t>Parameters</w:t>
-      </w:r>
-      <w:proofErr w:type="spellEnd"/>
-      <w:r>
-        <w:rPr>
-          <w:sz w:val="28"/>
-          <w:szCs w:val="28"/>
-        </w:rPr>
-        <w:t>) и объект класса строителя модели (</w:t>
-      </w:r>
-      <w:proofErr w:type="spellStart"/>
-      <w:r>
-        <w:rPr>
-          <w:sz w:val="28"/>
-          <w:szCs w:val="28"/>
-        </w:rPr>
-        <w:t>Builder</w:t>
-      </w:r>
-      <w:proofErr w:type="spellEnd"/>
-      <w:r>
-        <w:rPr>
-          <w:sz w:val="28"/>
-          <w:szCs w:val="28"/>
-        </w:rPr>
-        <w:t xml:space="preserve">). Класс </w:t>
-      </w:r>
-      <w:proofErr w:type="spellStart"/>
-      <w:r>
-        <w:rPr>
-          <w:sz w:val="28"/>
-          <w:szCs w:val="28"/>
-        </w:rPr>
-        <w:t>Builder</w:t>
-      </w:r>
-      <w:proofErr w:type="spellEnd"/>
-      <w:r>
-        <w:rPr>
-          <w:sz w:val="28"/>
-          <w:szCs w:val="28"/>
-        </w:rPr>
-        <w:t xml:space="preserve"> использует объект обертки API (</w:t>
-      </w:r>
-      <w:proofErr w:type="spellStart"/>
-      <w:r>
-        <w:rPr>
-          <w:sz w:val="28"/>
-          <w:szCs w:val="28"/>
-        </w:rPr>
-        <w:t>Wrapper</w:t>
-      </w:r>
-      <w:proofErr w:type="spellEnd"/>
-      <w:r>
-        <w:rPr>
-          <w:sz w:val="28"/>
-          <w:szCs w:val="28"/>
-        </w:rPr>
-        <w:t xml:space="preserve">), в котором находятся все нужные методы создания примитивов и документов, которые пригодятся для построения модели в САПР </w:t>
-      </w:r>
-      <w:proofErr w:type="spellStart"/>
-      <w:r>
-        <w:rPr>
-          <w:sz w:val="28"/>
-          <w:szCs w:val="28"/>
-        </w:rPr>
-        <w:t>Inventor</w:t>
-      </w:r>
-      <w:proofErr w:type="spellEnd"/>
-      <w:r>
-        <w:rPr>
-          <w:sz w:val="28"/>
-          <w:szCs w:val="28"/>
-        </w:rPr>
-        <w:t>.</w:t>
+        <w:t>Класс MainForm является главным окном приложения. Он хранит в себе параметры (Parameters) и объект класса строителя модели (Builder). Класс Builder использует объект обертки API (Wrapper), в котором находятся все нужные методы создания примитивов и документов, которые пригодятся для построения модели в САПР Inventor.</w:t>
       </w:r>
     </w:p>
     <w:p>
@@ -5660,7 +4996,6 @@
         </w:rPr>
         <w:t xml:space="preserve"> Свойства класса </w:t>
       </w:r>
-      <w:proofErr w:type="spellStart"/>
       <w:r>
         <w:rPr>
           <w:sz w:val="28"/>
@@ -5668,7 +5003,6 @@
         </w:rPr>
         <w:t>MainForm</w:t>
       </w:r>
-      <w:proofErr w:type="spellEnd"/>
     </w:p>
     <w:tbl>
       <w:tblPr>
@@ -5868,17 +5202,8 @@
                 <w:sz w:val="28"/>
                 <w:szCs w:val="28"/>
               </w:rPr>
-              <w:t>_</w:t>
-            </w:r>
-            <w:proofErr w:type="spellStart"/>
-            <w:r>
-              <w:rPr>
-                <w:sz w:val="28"/>
-                <w:szCs w:val="28"/>
-              </w:rPr>
-              <w:t>parameters</w:t>
-            </w:r>
-            <w:proofErr w:type="spellEnd"/>
+              <w:t>_parameters</w:t>
+            </w:r>
           </w:p>
         </w:tc>
         <w:tc>
@@ -5973,7 +5298,6 @@
         </w:rPr>
         <w:t xml:space="preserve">класса </w:t>
       </w:r>
-      <w:proofErr w:type="spellStart"/>
       <w:r>
         <w:rPr>
           <w:sz w:val="28"/>
@@ -5981,7 +5305,6 @@
         </w:rPr>
         <w:t>MainForm</w:t>
       </w:r>
-      <w:proofErr w:type="spellEnd"/>
     </w:p>
     <w:tbl>
       <w:tblPr>
@@ -6100,8 +5423,6 @@
                 <w:szCs w:val="28"/>
               </w:rPr>
             </w:pPr>
-            <w:proofErr w:type="spellStart"/>
-            <w:proofErr w:type="gramStart"/>
             <w:r>
               <w:rPr>
                 <w:sz w:val="28"/>
@@ -6110,21 +5431,12 @@
               </w:rPr>
               <w:t>BuildModel</w:t>
             </w:r>
-            <w:proofErr w:type="spellEnd"/>
-            <w:r>
-              <w:rPr>
-                <w:sz w:val="28"/>
-                <w:szCs w:val="28"/>
-              </w:rPr>
-              <w:t>(</w:t>
-            </w:r>
-            <w:proofErr w:type="gramEnd"/>
-            <w:r>
-              <w:rPr>
-                <w:sz w:val="28"/>
-                <w:szCs w:val="28"/>
-              </w:rPr>
-              <w:t>)</w:t>
+            <w:r>
+              <w:rPr>
+                <w:sz w:val="28"/>
+                <w:szCs w:val="28"/>
+              </w:rPr>
+              <w:t>()</w:t>
             </w:r>
           </w:p>
         </w:tc>
@@ -6204,8 +5516,6 @@
                 <w:szCs w:val="28"/>
               </w:rPr>
             </w:pPr>
-            <w:proofErr w:type="spellStart"/>
-            <w:proofErr w:type="gramStart"/>
             <w:r>
               <w:rPr>
                 <w:sz w:val="28"/>
@@ -6214,21 +5524,12 @@
               </w:rPr>
               <w:t>FirstValidate</w:t>
             </w:r>
-            <w:proofErr w:type="spellEnd"/>
-            <w:r>
-              <w:rPr>
-                <w:sz w:val="28"/>
-                <w:szCs w:val="28"/>
-              </w:rPr>
-              <w:t>(</w:t>
-            </w:r>
-            <w:proofErr w:type="gramEnd"/>
-            <w:r>
-              <w:rPr>
-                <w:sz w:val="28"/>
-                <w:szCs w:val="28"/>
-              </w:rPr>
-              <w:t>)</w:t>
+            <w:r>
+              <w:rPr>
+                <w:sz w:val="28"/>
+                <w:szCs w:val="28"/>
+              </w:rPr>
+              <w:t>()</w:t>
             </w:r>
           </w:p>
         </w:tc>
@@ -6309,41 +5610,13 @@
                 <w:lang w:val="en-US"/>
               </w:rPr>
             </w:pPr>
-            <w:proofErr w:type="spellStart"/>
-            <w:r>
-              <w:rPr>
-                <w:sz w:val="28"/>
-                <w:szCs w:val="28"/>
-                <w:lang w:val="en-US"/>
-              </w:rPr>
-              <w:t>TextBox_FrameWidth_</w:t>
-            </w:r>
-            <w:proofErr w:type="gramStart"/>
-            <w:r>
-              <w:rPr>
-                <w:sz w:val="28"/>
-                <w:szCs w:val="28"/>
-                <w:lang w:val="en-US"/>
-              </w:rPr>
-              <w:t>Leave</w:t>
-            </w:r>
-            <w:proofErr w:type="spellEnd"/>
-            <w:r>
-              <w:rPr>
-                <w:sz w:val="28"/>
-                <w:szCs w:val="28"/>
-                <w:lang w:val="en-US"/>
-              </w:rPr>
-              <w:t>(</w:t>
-            </w:r>
-            <w:proofErr w:type="gramEnd"/>
-            <w:r>
-              <w:rPr>
-                <w:sz w:val="28"/>
-                <w:szCs w:val="28"/>
-                <w:lang w:val="en-US"/>
-              </w:rPr>
-              <w:t>)</w:t>
+            <w:r>
+              <w:rPr>
+                <w:sz w:val="28"/>
+                <w:szCs w:val="28"/>
+                <w:lang w:val="en-US"/>
+              </w:rPr>
+              <w:t>TextBox_FrameWidth_Leave()</w:t>
             </w:r>
           </w:p>
         </w:tc>
@@ -6424,41 +5697,13 @@
                 <w:lang w:val="en-US"/>
               </w:rPr>
             </w:pPr>
-            <w:proofErr w:type="spellStart"/>
-            <w:r>
-              <w:rPr>
-                <w:sz w:val="28"/>
-                <w:szCs w:val="28"/>
-                <w:lang w:val="en-US"/>
-              </w:rPr>
-              <w:t>TextBox_FrameHeight_</w:t>
-            </w:r>
-            <w:proofErr w:type="gramStart"/>
-            <w:r>
-              <w:rPr>
-                <w:sz w:val="28"/>
-                <w:szCs w:val="28"/>
-                <w:lang w:val="en-US"/>
-              </w:rPr>
-              <w:t>Leave</w:t>
-            </w:r>
-            <w:proofErr w:type="spellEnd"/>
-            <w:r>
-              <w:rPr>
-                <w:sz w:val="28"/>
-                <w:szCs w:val="28"/>
-                <w:lang w:val="en-US"/>
-              </w:rPr>
-              <w:t>(</w:t>
-            </w:r>
-            <w:proofErr w:type="gramEnd"/>
-            <w:r>
-              <w:rPr>
-                <w:sz w:val="28"/>
-                <w:szCs w:val="28"/>
-                <w:lang w:val="en-US"/>
-              </w:rPr>
-              <w:t>)</w:t>
+            <w:r>
+              <w:rPr>
+                <w:sz w:val="28"/>
+                <w:szCs w:val="28"/>
+                <w:lang w:val="en-US"/>
+              </w:rPr>
+              <w:t>TextBox_FrameHeight_Leave()</w:t>
             </w:r>
           </w:p>
         </w:tc>
@@ -6539,41 +5784,13 @@
                 <w:lang w:val="en-US"/>
               </w:rPr>
             </w:pPr>
-            <w:proofErr w:type="spellStart"/>
-            <w:r>
-              <w:rPr>
-                <w:sz w:val="28"/>
-                <w:szCs w:val="28"/>
-                <w:lang w:val="en-US"/>
-              </w:rPr>
-              <w:t>TextBox_BorderWidth_</w:t>
-            </w:r>
-            <w:proofErr w:type="gramStart"/>
-            <w:r>
-              <w:rPr>
-                <w:sz w:val="28"/>
-                <w:szCs w:val="28"/>
-                <w:lang w:val="en-US"/>
-              </w:rPr>
-              <w:t>Leave</w:t>
-            </w:r>
-            <w:proofErr w:type="spellEnd"/>
-            <w:r>
-              <w:rPr>
-                <w:sz w:val="28"/>
-                <w:szCs w:val="28"/>
-                <w:lang w:val="en-US"/>
-              </w:rPr>
-              <w:t>(</w:t>
-            </w:r>
-            <w:proofErr w:type="gramEnd"/>
-            <w:r>
-              <w:rPr>
-                <w:sz w:val="28"/>
-                <w:szCs w:val="28"/>
-                <w:lang w:val="en-US"/>
-              </w:rPr>
-              <w:t>)</w:t>
+            <w:r>
+              <w:rPr>
+                <w:sz w:val="28"/>
+                <w:szCs w:val="28"/>
+                <w:lang w:val="en-US"/>
+              </w:rPr>
+              <w:t>TextBox_BorderWidth_Leave()</w:t>
             </w:r>
           </w:p>
         </w:tc>
@@ -6654,41 +5871,13 @@
                 <w:lang w:val="en-US"/>
               </w:rPr>
             </w:pPr>
-            <w:proofErr w:type="spellStart"/>
-            <w:r>
-              <w:rPr>
-                <w:sz w:val="28"/>
-                <w:szCs w:val="28"/>
-                <w:lang w:val="en-US"/>
-              </w:rPr>
-              <w:t>TextBox_FrameThickness_</w:t>
-            </w:r>
-            <w:proofErr w:type="gramStart"/>
-            <w:r>
-              <w:rPr>
-                <w:sz w:val="28"/>
-                <w:szCs w:val="28"/>
-                <w:lang w:val="en-US"/>
-              </w:rPr>
-              <w:t>Leave</w:t>
-            </w:r>
-            <w:proofErr w:type="spellEnd"/>
-            <w:r>
-              <w:rPr>
-                <w:sz w:val="28"/>
-                <w:szCs w:val="28"/>
-                <w:lang w:val="en-US"/>
-              </w:rPr>
-              <w:t>(</w:t>
-            </w:r>
-            <w:proofErr w:type="gramEnd"/>
-            <w:r>
-              <w:rPr>
-                <w:sz w:val="28"/>
-                <w:szCs w:val="28"/>
-                <w:lang w:val="en-US"/>
-              </w:rPr>
-              <w:t>)</w:t>
+            <w:r>
+              <w:rPr>
+                <w:sz w:val="28"/>
+                <w:szCs w:val="28"/>
+                <w:lang w:val="en-US"/>
+              </w:rPr>
+              <w:t>TextBox_FrameThickness_Leave()</w:t>
             </w:r>
           </w:p>
         </w:tc>
@@ -6769,41 +5958,13 @@
                 <w:lang w:val="en-US"/>
               </w:rPr>
             </w:pPr>
-            <w:proofErr w:type="spellStart"/>
-            <w:r>
-              <w:rPr>
-                <w:sz w:val="28"/>
-                <w:szCs w:val="28"/>
-                <w:lang w:val="en-US"/>
-              </w:rPr>
-              <w:t>TextBox_StandAngle_</w:t>
-            </w:r>
-            <w:proofErr w:type="gramStart"/>
-            <w:r>
-              <w:rPr>
-                <w:sz w:val="28"/>
-                <w:szCs w:val="28"/>
-                <w:lang w:val="en-US"/>
-              </w:rPr>
-              <w:t>Leave</w:t>
-            </w:r>
-            <w:proofErr w:type="spellEnd"/>
-            <w:r>
-              <w:rPr>
-                <w:sz w:val="28"/>
-                <w:szCs w:val="28"/>
-                <w:lang w:val="en-US"/>
-              </w:rPr>
-              <w:t>(</w:t>
-            </w:r>
-            <w:proofErr w:type="gramEnd"/>
-            <w:r>
-              <w:rPr>
-                <w:sz w:val="28"/>
-                <w:szCs w:val="28"/>
-                <w:lang w:val="en-US"/>
-              </w:rPr>
-              <w:t>)</w:t>
+            <w:r>
+              <w:rPr>
+                <w:sz w:val="28"/>
+                <w:szCs w:val="28"/>
+                <w:lang w:val="en-US"/>
+              </w:rPr>
+              <w:t>TextBox_StandAngle_Leave()</w:t>
             </w:r>
           </w:p>
         </w:tc>
@@ -6884,37 +6045,12 @@
                 <w:lang w:val="en-US"/>
               </w:rPr>
             </w:pPr>
-            <w:proofErr w:type="spellStart"/>
-            <w:r>
-              <w:rPr>
-                <w:sz w:val="28"/>
-                <w:szCs w:val="28"/>
-              </w:rPr>
-              <w:t>TextBox_</w:t>
-            </w:r>
-            <w:proofErr w:type="gramStart"/>
-            <w:r>
-              <w:rPr>
-                <w:sz w:val="28"/>
-                <w:szCs w:val="28"/>
-              </w:rPr>
-              <w:t>OnlyDigitKeyPress</w:t>
-            </w:r>
-            <w:proofErr w:type="spellEnd"/>
-            <w:r>
-              <w:rPr>
-                <w:sz w:val="28"/>
-                <w:szCs w:val="28"/>
-              </w:rPr>
-              <w:t>(</w:t>
-            </w:r>
-            <w:proofErr w:type="gramEnd"/>
-            <w:r>
-              <w:rPr>
-                <w:sz w:val="28"/>
-                <w:szCs w:val="28"/>
-              </w:rPr>
-              <w:t>)</w:t>
+            <w:r>
+              <w:rPr>
+                <w:sz w:val="28"/>
+                <w:szCs w:val="28"/>
+              </w:rPr>
+              <w:t>TextBox_OnlyDigitKeyPress()</w:t>
             </w:r>
           </w:p>
         </w:tc>
@@ -6994,8 +6130,6 @@
                 <w:szCs w:val="28"/>
               </w:rPr>
             </w:pPr>
-            <w:proofErr w:type="spellStart"/>
-            <w:proofErr w:type="gramStart"/>
             <w:r>
               <w:rPr>
                 <w:sz w:val="28"/>
@@ -7005,21 +6139,12 @@
               <w:lastRenderedPageBreak/>
               <w:t>SetColors</w:t>
             </w:r>
-            <w:proofErr w:type="spellEnd"/>
-            <w:r>
-              <w:rPr>
-                <w:sz w:val="28"/>
-                <w:szCs w:val="28"/>
-              </w:rPr>
-              <w:t>(</w:t>
-            </w:r>
-            <w:proofErr w:type="gramEnd"/>
-            <w:r>
-              <w:rPr>
-                <w:sz w:val="28"/>
-                <w:szCs w:val="28"/>
-              </w:rPr>
-              <w:t>)</w:t>
+            <w:r>
+              <w:rPr>
+                <w:sz w:val="28"/>
+                <w:szCs w:val="28"/>
+              </w:rPr>
+              <w:t>()</w:t>
             </w:r>
           </w:p>
         </w:tc>
@@ -7607,7 +6732,6 @@
                 <w:lang w:val="en-US"/>
               </w:rPr>
             </w:pPr>
-            <w:proofErr w:type="spellStart"/>
             <w:r>
               <w:rPr>
                 <w:sz w:val="28"/>
@@ -7615,7 +6739,6 @@
               </w:rPr>
               <w:t>BuildBackWall</w:t>
             </w:r>
-            <w:proofErr w:type="spellEnd"/>
           </w:p>
         </w:tc>
         <w:tc>
@@ -7718,7 +6841,6 @@
                 <w:lang w:val="en-US"/>
               </w:rPr>
             </w:pPr>
-            <w:proofErr w:type="spellStart"/>
             <w:r>
               <w:rPr>
                 <w:sz w:val="28"/>
@@ -7727,7 +6849,6 @@
               </w:rPr>
               <w:t>BuildFrame</w:t>
             </w:r>
-            <w:proofErr w:type="spellEnd"/>
           </w:p>
         </w:tc>
         <w:tc>
@@ -7846,7 +6967,6 @@
                 <w:lang w:val="en-US"/>
               </w:rPr>
             </w:pPr>
-            <w:proofErr w:type="spellStart"/>
             <w:r>
               <w:rPr>
                 <w:sz w:val="28"/>
@@ -7855,7 +6975,6 @@
               </w:rPr>
               <w:t>BuildStand</w:t>
             </w:r>
-            <w:proofErr w:type="spellEnd"/>
           </w:p>
         </w:tc>
         <w:tc>
@@ -8138,7 +7257,6 @@
                 <w:lang w:val="en-US"/>
               </w:rPr>
             </w:pPr>
-            <w:proofErr w:type="spellStart"/>
             <w:r>
               <w:rPr>
                 <w:sz w:val="28"/>
@@ -8147,7 +7265,6 @@
               </w:rPr>
               <w:t>CreateRectangle</w:t>
             </w:r>
-            <w:proofErr w:type="spellEnd"/>
           </w:p>
         </w:tc>
         <w:tc>
@@ -8284,7 +7401,6 @@
                 <w:lang w:val="en-US"/>
               </w:rPr>
             </w:pPr>
-            <w:proofErr w:type="spellStart"/>
             <w:r>
               <w:rPr>
                 <w:sz w:val="28"/>
@@ -8293,7 +7409,6 @@
               </w:rPr>
               <w:t>CreateLine</w:t>
             </w:r>
-            <w:proofErr w:type="spellEnd"/>
           </w:p>
         </w:tc>
         <w:tc>
@@ -8430,7 +7545,6 @@
                 <w:lang w:val="en-US"/>
               </w:rPr>
             </w:pPr>
-            <w:proofErr w:type="spellStart"/>
             <w:r>
               <w:rPr>
                 <w:sz w:val="28"/>
@@ -8439,7 +7553,6 @@
               </w:rPr>
               <w:t>ExtrudeSketch</w:t>
             </w:r>
-            <w:proofErr w:type="spellEnd"/>
           </w:p>
         </w:tc>
         <w:tc>
@@ -8499,7 +7612,6 @@
                 <w:lang w:val="en-US"/>
               </w:rPr>
             </w:pPr>
-            <w:proofErr w:type="spellStart"/>
             <w:r>
               <w:rPr>
                 <w:sz w:val="28"/>
@@ -8507,23 +7619,21 @@
               </w:rPr>
               <w:t>PartFeature</w:t>
             </w:r>
-            <w:proofErr w:type="spellEnd"/>
-          </w:p>
-          <w:p>
-            <w:pPr>
-              <w:tabs>
-                <w:tab w:val="left" w:pos="0"/>
-              </w:tabs>
-              <w:spacing w:line="276" w:lineRule="auto"/>
-              <w:ind w:right="-51"/>
-              <w:jc w:val="center"/>
-              <w:rPr>
-                <w:sz w:val="28"/>
-                <w:szCs w:val="28"/>
-                <w:lang w:val="en-US"/>
-              </w:rPr>
-            </w:pPr>
-            <w:proofErr w:type="spellStart"/>
+          </w:p>
+          <w:p>
+            <w:pPr>
+              <w:tabs>
+                <w:tab w:val="left" w:pos="0"/>
+              </w:tabs>
+              <w:spacing w:line="276" w:lineRule="auto"/>
+              <w:ind w:right="-51"/>
+              <w:jc w:val="center"/>
+              <w:rPr>
+                <w:sz w:val="28"/>
+                <w:szCs w:val="28"/>
+                <w:lang w:val="en-US"/>
+              </w:rPr>
+            </w:pPr>
             <w:r>
               <w:rPr>
                 <w:sz w:val="28"/>
@@ -8531,7 +7641,6 @@
               </w:rPr>
               <w:t>ExtentDirectionEnum</w:t>
             </w:r>
-            <w:proofErr w:type="spellEnd"/>
           </w:p>
         </w:tc>
         <w:tc>
@@ -8624,7 +7733,6 @@
                 <w:lang w:val="en-US"/>
               </w:rPr>
             </w:pPr>
-            <w:proofErr w:type="spellStart"/>
             <w:r>
               <w:rPr>
                 <w:sz w:val="28"/>
@@ -8633,7 +7741,6 @@
               </w:rPr>
               <w:t>CreateSketch</w:t>
             </w:r>
-            <w:proofErr w:type="spellEnd"/>
           </w:p>
         </w:tc>
         <w:tc>
@@ -8654,7 +7761,6 @@
                 <w:lang w:val="en-US"/>
               </w:rPr>
             </w:pPr>
-            <w:proofErr w:type="spellStart"/>
             <w:r>
               <w:rPr>
                 <w:sz w:val="28"/>
@@ -8662,7 +7768,6 @@
               </w:rPr>
               <w:t>WorkPlane</w:t>
             </w:r>
-            <w:proofErr w:type="spellEnd"/>
           </w:p>
         </w:tc>
         <w:tc>
@@ -8683,7 +7788,6 @@
                 <w:lang w:val="en-US"/>
               </w:rPr>
             </w:pPr>
-            <w:proofErr w:type="spellStart"/>
             <w:r>
               <w:rPr>
                 <w:sz w:val="28"/>
@@ -8691,7 +7795,6 @@
               </w:rPr>
               <w:t>PlanarSketch</w:t>
             </w:r>
-            <w:proofErr w:type="spellEnd"/>
           </w:p>
         </w:tc>
         <w:tc>
@@ -8740,7 +7843,6 @@
                 <w:lang w:val="en-US"/>
               </w:rPr>
             </w:pPr>
-            <w:proofErr w:type="spellStart"/>
             <w:r>
               <w:rPr>
                 <w:sz w:val="28"/>
@@ -8750,7 +7852,6 @@
               <w:lastRenderedPageBreak/>
               <w:t>OpenCAD</w:t>
             </w:r>
-            <w:proofErr w:type="spellEnd"/>
           </w:p>
         </w:tc>
         <w:tc>
@@ -8839,17 +7940,8 @@
                 <w:sz w:val="28"/>
                 <w:szCs w:val="28"/>
               </w:rPr>
-              <w:t xml:space="preserve">Открытие процесса Autodesk </w:t>
-            </w:r>
-            <w:proofErr w:type="spellStart"/>
-            <w:r>
-              <w:rPr>
-                <w:sz w:val="28"/>
-                <w:szCs w:val="28"/>
-              </w:rPr>
-              <w:t>Inventor</w:t>
-            </w:r>
-            <w:proofErr w:type="spellEnd"/>
+              <w:t>Открытие процесса Autodesk Inventor</w:t>
+            </w:r>
           </w:p>
         </w:tc>
       </w:tr>
@@ -9022,18 +8114,8 @@
                 <w:szCs w:val="28"/>
                 <w:lang w:val="en-US"/>
               </w:rPr>
-              <w:t>_</w:t>
-            </w:r>
-            <w:proofErr w:type="spellStart"/>
-            <w:r>
-              <w:rPr>
-                <w:sz w:val="28"/>
-                <w:szCs w:val="28"/>
-                <w:lang w:val="en-US"/>
-              </w:rPr>
-              <w:t>frameWidth</w:t>
-            </w:r>
-            <w:proofErr w:type="spellEnd"/>
+              <w:t>_frameWidth</w:t>
+            </w:r>
           </w:p>
         </w:tc>
         <w:tc>
@@ -9117,18 +8199,8 @@
                 <w:szCs w:val="28"/>
                 <w:lang w:val="en-US"/>
               </w:rPr>
-              <w:t>_</w:t>
-            </w:r>
-            <w:proofErr w:type="spellStart"/>
-            <w:r>
-              <w:rPr>
-                <w:sz w:val="28"/>
-                <w:szCs w:val="28"/>
-                <w:lang w:val="en-US"/>
-              </w:rPr>
-              <w:t>frameHeight</w:t>
-            </w:r>
-            <w:proofErr w:type="spellEnd"/>
+              <w:t>_frameHeight</w:t>
+            </w:r>
           </w:p>
         </w:tc>
         <w:tc>
@@ -9210,17 +8282,8 @@
                 <w:sz w:val="28"/>
                 <w:szCs w:val="28"/>
               </w:rPr>
-              <w:t>_</w:t>
-            </w:r>
-            <w:proofErr w:type="spellStart"/>
-            <w:r>
-              <w:rPr>
-                <w:sz w:val="28"/>
-                <w:szCs w:val="28"/>
-              </w:rPr>
-              <w:t>borderWidth</w:t>
-            </w:r>
-            <w:proofErr w:type="spellEnd"/>
+              <w:t>_borderWidth</w:t>
+            </w:r>
           </w:p>
         </w:tc>
         <w:tc>
@@ -9302,17 +8365,8 @@
                 <w:sz w:val="28"/>
                 <w:szCs w:val="28"/>
               </w:rPr>
-              <w:t>_</w:t>
-            </w:r>
-            <w:proofErr w:type="spellStart"/>
-            <w:r>
-              <w:rPr>
-                <w:sz w:val="28"/>
-                <w:szCs w:val="28"/>
-              </w:rPr>
-              <w:t>frameThickness</w:t>
-            </w:r>
-            <w:proofErr w:type="spellEnd"/>
+              <w:t>_frameThickness</w:t>
+            </w:r>
           </w:p>
         </w:tc>
         <w:tc>
@@ -9394,17 +8448,8 @@
                 <w:sz w:val="28"/>
                 <w:szCs w:val="28"/>
               </w:rPr>
-              <w:t>_</w:t>
-            </w:r>
-            <w:proofErr w:type="spellStart"/>
-            <w:r>
-              <w:rPr>
-                <w:sz w:val="28"/>
-                <w:szCs w:val="28"/>
-              </w:rPr>
-              <w:t>standAngle</w:t>
-            </w:r>
-            <w:proofErr w:type="spellEnd"/>
+              <w:t>_standAngle</w:t>
+            </w:r>
           </w:p>
         </w:tc>
         <w:tc>
@@ -9623,30 +8668,12 @@
                 <w:lang w:val="en-US"/>
               </w:rPr>
             </w:pPr>
-            <w:proofErr w:type="spellStart"/>
-            <w:proofErr w:type="gramStart"/>
-            <w:r>
-              <w:rPr>
-                <w:sz w:val="28"/>
-                <w:szCs w:val="28"/>
-              </w:rPr>
-              <w:t>Parameters</w:t>
-            </w:r>
-            <w:proofErr w:type="spellEnd"/>
-            <w:r>
-              <w:rPr>
-                <w:sz w:val="28"/>
-                <w:szCs w:val="28"/>
-              </w:rPr>
-              <w:t>(</w:t>
-            </w:r>
-            <w:proofErr w:type="gramEnd"/>
-            <w:r>
-              <w:rPr>
-                <w:sz w:val="28"/>
-                <w:szCs w:val="28"/>
-              </w:rPr>
-              <w:t>)</w:t>
+            <w:r>
+              <w:rPr>
+                <w:sz w:val="28"/>
+                <w:szCs w:val="28"/>
+              </w:rPr>
+              <w:t>Parameters()</w:t>
             </w:r>
           </w:p>
         </w:tc>
@@ -9727,8 +8754,6 @@
                 <w:szCs w:val="28"/>
               </w:rPr>
             </w:pPr>
-            <w:proofErr w:type="spellStart"/>
-            <w:proofErr w:type="gramStart"/>
             <w:r>
               <w:rPr>
                 <w:sz w:val="28"/>
@@ -9737,21 +8762,12 @@
               </w:rPr>
               <w:t>CheckDependentParametersValue</w:t>
             </w:r>
-            <w:proofErr w:type="spellEnd"/>
-            <w:r>
-              <w:rPr>
-                <w:sz w:val="28"/>
-                <w:szCs w:val="28"/>
-              </w:rPr>
-              <w:t>(</w:t>
-            </w:r>
-            <w:proofErr w:type="gramEnd"/>
-            <w:r>
-              <w:rPr>
-                <w:sz w:val="28"/>
-                <w:szCs w:val="28"/>
-              </w:rPr>
-              <w:t>)</w:t>
+            <w:r>
+              <w:rPr>
+                <w:sz w:val="28"/>
+                <w:szCs w:val="28"/>
+              </w:rPr>
+              <w:t>()</w:t>
             </w:r>
           </w:p>
         </w:tc>
@@ -9832,30 +8848,12 @@
                 <w:lang w:val="en-US"/>
               </w:rPr>
             </w:pPr>
-            <w:proofErr w:type="spellStart"/>
-            <w:proofErr w:type="gramStart"/>
-            <w:r>
-              <w:rPr>
-                <w:sz w:val="28"/>
-                <w:szCs w:val="28"/>
-              </w:rPr>
-              <w:t>FrameWidth</w:t>
-            </w:r>
-            <w:proofErr w:type="spellEnd"/>
-            <w:r>
-              <w:rPr>
-                <w:sz w:val="28"/>
-                <w:szCs w:val="28"/>
-              </w:rPr>
-              <w:t>(</w:t>
-            </w:r>
-            <w:proofErr w:type="gramEnd"/>
-            <w:r>
-              <w:rPr>
-                <w:sz w:val="28"/>
-                <w:szCs w:val="28"/>
-              </w:rPr>
-              <w:t>)</w:t>
+            <w:r>
+              <w:rPr>
+                <w:sz w:val="28"/>
+                <w:szCs w:val="28"/>
+              </w:rPr>
+              <w:t>FrameWidth()</w:t>
             </w:r>
           </w:p>
         </w:tc>
@@ -9936,30 +8934,12 @@
                 <w:lang w:val="en-US"/>
               </w:rPr>
             </w:pPr>
-            <w:proofErr w:type="spellStart"/>
-            <w:proofErr w:type="gramStart"/>
-            <w:r>
-              <w:rPr>
-                <w:sz w:val="28"/>
-                <w:szCs w:val="28"/>
-              </w:rPr>
-              <w:t>FrameHeight</w:t>
-            </w:r>
-            <w:proofErr w:type="spellEnd"/>
-            <w:r>
-              <w:rPr>
-                <w:sz w:val="28"/>
-                <w:szCs w:val="28"/>
-              </w:rPr>
-              <w:t>(</w:t>
-            </w:r>
-            <w:proofErr w:type="gramEnd"/>
-            <w:r>
-              <w:rPr>
-                <w:sz w:val="28"/>
-                <w:szCs w:val="28"/>
-              </w:rPr>
-              <w:t>)</w:t>
+            <w:r>
+              <w:rPr>
+                <w:sz w:val="28"/>
+                <w:szCs w:val="28"/>
+              </w:rPr>
+              <w:t>FrameHeight()</w:t>
             </w:r>
           </w:p>
         </w:tc>
@@ -9981,7 +8961,6 @@
                 <w:lang w:val="en-US"/>
               </w:rPr>
             </w:pPr>
-            <w:proofErr w:type="spellStart"/>
             <w:r>
               <w:rPr>
                 <w:sz w:val="28"/>
@@ -9989,7 +8968,6 @@
               </w:rPr>
               <w:t>double</w:t>
             </w:r>
-            <w:proofErr w:type="spellEnd"/>
           </w:p>
         </w:tc>
         <w:tc>
@@ -10041,33 +9019,13 @@
                 <w:lang w:val="en-US"/>
               </w:rPr>
             </w:pPr>
-            <w:proofErr w:type="spellStart"/>
-            <w:proofErr w:type="gramStart"/>
-            <w:r>
-              <w:rPr>
-                <w:sz w:val="28"/>
-                <w:szCs w:val="28"/>
-                <w:lang w:val="en-US"/>
-              </w:rPr>
-              <w:t>BorderWidth</w:t>
-            </w:r>
-            <w:proofErr w:type="spellEnd"/>
-            <w:r>
-              <w:rPr>
-                <w:sz w:val="28"/>
-                <w:szCs w:val="28"/>
-                <w:lang w:val="en-US"/>
-              </w:rPr>
-              <w:t>(</w:t>
-            </w:r>
-            <w:proofErr w:type="gramEnd"/>
-            <w:r>
-              <w:rPr>
-                <w:sz w:val="28"/>
-                <w:szCs w:val="28"/>
-                <w:lang w:val="en-US"/>
-              </w:rPr>
-              <w:t>)</w:t>
+            <w:r>
+              <w:rPr>
+                <w:sz w:val="28"/>
+                <w:szCs w:val="28"/>
+                <w:lang w:val="en-US"/>
+              </w:rPr>
+              <w:t>BorderWidth()</w:t>
             </w:r>
           </w:p>
         </w:tc>
@@ -10089,7 +9047,6 @@
                 <w:lang w:val="en-US"/>
               </w:rPr>
             </w:pPr>
-            <w:proofErr w:type="spellStart"/>
             <w:r>
               <w:rPr>
                 <w:sz w:val="28"/>
@@ -10097,7 +9054,6 @@
               </w:rPr>
               <w:t>double</w:t>
             </w:r>
-            <w:proofErr w:type="spellEnd"/>
           </w:p>
         </w:tc>
         <w:tc>
@@ -10149,30 +9105,12 @@
                 <w:lang w:val="en-US"/>
               </w:rPr>
             </w:pPr>
-            <w:proofErr w:type="spellStart"/>
-            <w:proofErr w:type="gramStart"/>
-            <w:r>
-              <w:rPr>
-                <w:sz w:val="28"/>
-                <w:szCs w:val="28"/>
-              </w:rPr>
-              <w:t>FrameThickness</w:t>
-            </w:r>
-            <w:proofErr w:type="spellEnd"/>
-            <w:r>
-              <w:rPr>
-                <w:sz w:val="28"/>
-                <w:szCs w:val="28"/>
-              </w:rPr>
-              <w:t>(</w:t>
-            </w:r>
-            <w:proofErr w:type="gramEnd"/>
-            <w:r>
-              <w:rPr>
-                <w:sz w:val="28"/>
-                <w:szCs w:val="28"/>
-              </w:rPr>
-              <w:t>)</w:t>
+            <w:r>
+              <w:rPr>
+                <w:sz w:val="28"/>
+                <w:szCs w:val="28"/>
+              </w:rPr>
+              <w:t>FrameThickness()</w:t>
             </w:r>
           </w:p>
         </w:tc>
@@ -10194,7 +9132,6 @@
                 <w:lang w:val="en-US"/>
               </w:rPr>
             </w:pPr>
-            <w:proofErr w:type="spellStart"/>
             <w:r>
               <w:rPr>
                 <w:sz w:val="28"/>
@@ -10202,7 +9139,6 @@
               </w:rPr>
               <w:t>double</w:t>
             </w:r>
-            <w:proofErr w:type="spellEnd"/>
           </w:p>
         </w:tc>
         <w:tc>
@@ -10254,30 +9190,12 @@
                 <w:lang w:val="en-US"/>
               </w:rPr>
             </w:pPr>
-            <w:proofErr w:type="spellStart"/>
-            <w:proofErr w:type="gramStart"/>
-            <w:r>
-              <w:rPr>
-                <w:sz w:val="28"/>
-                <w:szCs w:val="28"/>
-              </w:rPr>
-              <w:t>StandAngle</w:t>
-            </w:r>
-            <w:proofErr w:type="spellEnd"/>
-            <w:r>
-              <w:rPr>
-                <w:sz w:val="28"/>
-                <w:szCs w:val="28"/>
-              </w:rPr>
-              <w:t>(</w:t>
-            </w:r>
-            <w:proofErr w:type="gramEnd"/>
-            <w:r>
-              <w:rPr>
-                <w:sz w:val="28"/>
-                <w:szCs w:val="28"/>
-              </w:rPr>
-              <w:t>)</w:t>
+            <w:r>
+              <w:rPr>
+                <w:sz w:val="28"/>
+                <w:szCs w:val="28"/>
+              </w:rPr>
+              <w:t>StandAngle()</w:t>
             </w:r>
           </w:p>
         </w:tc>
@@ -10299,7 +9217,6 @@
                 <w:lang w:val="en-US"/>
               </w:rPr>
             </w:pPr>
-            <w:proofErr w:type="spellStart"/>
             <w:r>
               <w:rPr>
                 <w:sz w:val="28"/>
@@ -10307,7 +9224,6 @@
               </w:rPr>
               <w:t>double</w:t>
             </w:r>
-            <w:proofErr w:type="spellEnd"/>
           </w:p>
         </w:tc>
         <w:tc>
@@ -10406,6 +9322,9 @@
     </w:p>
     <w:p>
       <w:pPr>
+        <w:spacing w:line="360" w:lineRule="auto"/>
+        <w:ind w:firstLine="708"/>
+        <w:jc w:val="both"/>
         <w:rPr>
           <w:sz w:val="28"/>
           <w:szCs w:val="28"/>
@@ -10413,16 +9332,50 @@
       </w:pPr>
       <w:r>
         <w:rPr>
+          <w:sz w:val="28"/>
+          <w:szCs w:val="28"/>
+        </w:rPr>
+        <w:t>Макет пользовательского интерфейс представляет собой форму для ввода параметров. Построение модели осуществляется нажатием на кнопку «Построить». В контейнере «Предупреждения» указываются ошибки при вводе значений параметров.</w:t>
+      </w:r>
+    </w:p>
+    <w:p>
+      <w:pPr>
+        <w:spacing w:line="360" w:lineRule="auto"/>
+        <w:ind w:firstLine="708"/>
+        <w:jc w:val="both"/>
+        <w:rPr>
+          <w:sz w:val="28"/>
+          <w:szCs w:val="28"/>
+        </w:rPr>
+      </w:pPr>
+      <w:r>
+        <w:rPr>
+          <w:sz w:val="28"/>
+          <w:szCs w:val="28"/>
+        </w:rPr>
+        <w:t>На рисунке 3.2 представлен макет пользовательского интерфейса.</w:t>
+      </w:r>
+    </w:p>
+    <w:p>
+      <w:pPr>
+        <w:jc w:val="center"/>
+        <w:rPr>
+          <w:sz w:val="28"/>
+          <w:szCs w:val="28"/>
+        </w:rPr>
+      </w:pPr>
+      <w:r>
+        <w:rPr>
           <w:noProof/>
           <w:sz w:val="28"/>
           <w:szCs w:val="28"/>
           <w:lang w:val="en-US"/>
         </w:rPr>
         <w:drawing>
-          <wp:inline distT="0" distB="0" distL="0" distR="0" wp14:anchorId="3B218503" wp14:editId="0637E075">
-            <wp:extent cx="5940425" cy="3987800"/>
-            <wp:effectExtent l="0" t="0" r="3175" b="0"/>
-            <wp:docPr id="2" name="Рисунок 2"/>
+          <wp:inline distT="0" distB="0" distL="0" distR="0" wp14:anchorId="56F38341" wp14:editId="691CFB66">
+            <wp:extent cx="5109207" cy="3491519"/>
+            <wp:effectExtent l="0" t="0" r="0" b="0"/>
+            <wp:docPr id="4" name="Рисунок 4"/>
             <wp:cNvGraphicFramePr>
               <a:graphicFrameLocks xmlns:a="http://schemas.openxmlformats.org/drawingml/2006/main" noChangeAspect="1"/>
             </wp:cNvGraphicFramePr>
@@ -10442,7 +9395,7 @@
                   <pic:spPr>
                     <a:xfrm>
                       <a:off x="0" y="0"/>
-                      <a:ext cx="5940425" cy="3987800"/>
+                      <a:ext cx="5114192" cy="3494925"/>
                     </a:xfrm>
                     <a:prstGeom prst="rect">
                       <a:avLst/>
@@ -10457,6 +9410,57 @@
     </w:p>
     <w:p>
       <w:pPr>
+        <w:jc w:val="center"/>
+        <w:rPr>
+          <w:sz w:val="28"/>
+          <w:szCs w:val="28"/>
+        </w:rPr>
+      </w:pPr>
+      <w:r>
+        <w:rPr>
+          <w:sz w:val="28"/>
+          <w:szCs w:val="28"/>
+        </w:rPr>
+        <w:t>Рисунок 3.2 – Макет пользовательского интерфейса</w:t>
+      </w:r>
+    </w:p>
+    <w:p>
+      <w:pPr>
+        <w:rPr>
+          <w:sz w:val="28"/>
+          <w:szCs w:val="28"/>
+        </w:rPr>
+      </w:pPr>
+    </w:p>
+    <w:p>
+      <w:pPr>
+        <w:spacing w:line="360" w:lineRule="auto"/>
+        <w:ind w:firstLine="708"/>
+        <w:jc w:val="both"/>
+        <w:rPr>
+          <w:sz w:val="28"/>
+          <w:szCs w:val="28"/>
+        </w:rPr>
+      </w:pPr>
+      <w:r>
+        <w:rPr>
+          <w:sz w:val="28"/>
+          <w:szCs w:val="28"/>
+        </w:rPr>
+        <w:t>На рисунке 3.3 представлен макет пользовательского интерфейса с реакцией на ошибку.</w:t>
+      </w:r>
+    </w:p>
+    <w:p>
+      <w:pPr>
+        <w:rPr>
+          <w:sz w:val="28"/>
+          <w:szCs w:val="28"/>
+        </w:rPr>
+      </w:pPr>
+    </w:p>
+    <w:p>
+      <w:pPr>
+        <w:jc w:val="center"/>
         <w:rPr>
           <w:sz w:val="28"/>
           <w:szCs w:val="28"/>
@@ -10471,10 +9475,10 @@
         </w:rPr>
         <w:lastRenderedPageBreak/>
         <w:drawing>
-          <wp:inline distT="0" distB="0" distL="0" distR="0" wp14:anchorId="397D548D" wp14:editId="1F5979B2">
-            <wp:extent cx="5940425" cy="4059555"/>
-            <wp:effectExtent l="0" t="0" r="3175" b="0"/>
-            <wp:docPr id="3" name="Рисунок 3"/>
+          <wp:inline distT="0" distB="0" distL="0" distR="0" wp14:anchorId="6E44B407" wp14:editId="79D14939">
+            <wp:extent cx="5465618" cy="3669063"/>
+            <wp:effectExtent l="0" t="0" r="1905" b="7620"/>
+            <wp:docPr id="2" name="Рисунок 2"/>
             <wp:cNvGraphicFramePr>
               <a:graphicFrameLocks xmlns:a="http://schemas.openxmlformats.org/drawingml/2006/main" noChangeAspect="1"/>
             </wp:cNvGraphicFramePr>
@@ -10494,7 +9498,7 @@
                   <pic:spPr>
                     <a:xfrm>
                       <a:off x="0" y="0"/>
-                      <a:ext cx="5940425" cy="4059555"/>
+                      <a:ext cx="5472021" cy="3673361"/>
                     </a:xfrm>
                     <a:prstGeom prst="rect">
                       <a:avLst/>
@@ -10509,6 +9513,30 @@
     </w:p>
     <w:p>
       <w:pPr>
+        <w:jc w:val="center"/>
+        <w:rPr>
+          <w:sz w:val="28"/>
+          <w:szCs w:val="28"/>
+        </w:rPr>
+      </w:pPr>
+      <w:r>
+        <w:rPr>
+          <w:sz w:val="28"/>
+          <w:szCs w:val="28"/>
+        </w:rPr>
+        <w:t>Рисунок 3.3 – Макет пользовательского интерфейса с реакцией на ошибку</w:t>
+      </w:r>
+    </w:p>
+    <w:p>
+      <w:pPr>
+        <w:rPr>
+          <w:sz w:val="28"/>
+          <w:szCs w:val="28"/>
+        </w:rPr>
+      </w:pPr>
+    </w:p>
+    <w:p>
+      <w:pPr>
         <w:widowControl/>
         <w:autoSpaceDE/>
         <w:autoSpaceDN/>
@@ -10704,7 +9732,6 @@
         </w:rPr>
         <w:t xml:space="preserve">– </w:t>
       </w:r>
-      <w:proofErr w:type="spellStart"/>
       <w:r>
         <w:rPr>
           <w:sz w:val="28"/>
@@ -10713,7 +9740,6 @@
         </w:rPr>
         <w:t>Uplab</w:t>
       </w:r>
-      <w:proofErr w:type="spellEnd"/>
       <w:r>
         <w:rPr>
           <w:sz w:val="28"/>
@@ -10944,23 +9970,7 @@
           <w:sz w:val="28"/>
           <w:szCs w:val="28"/>
         </w:rPr>
-        <w:t xml:space="preserve">Autodesk </w:t>
-      </w:r>
-      <w:proofErr w:type="spellStart"/>
-      <w:r>
-        <w:rPr>
-          <w:sz w:val="28"/>
-          <w:szCs w:val="28"/>
-        </w:rPr>
-        <w:t>Inventor</w:t>
-      </w:r>
-      <w:proofErr w:type="spellEnd"/>
-      <w:r>
-        <w:rPr>
-          <w:sz w:val="28"/>
-          <w:szCs w:val="28"/>
-        </w:rPr>
-        <w:t xml:space="preserve"> API. Первые шаги </w:t>
+        <w:t xml:space="preserve">Autodesk Inventor API. Первые шаги </w:t>
       </w:r>
       <w:r>
         <w:rPr>
@@ -11970,7 +10980,6 @@
   <w:style w:type="character" w:default="1" w:styleId="a0">
     <w:name w:val="Default Paragraph Font"/>
     <w:uiPriority w:val="1"/>
-    <w:semiHidden/>
     <w:unhideWhenUsed/>
   </w:style>
   <w:style w:type="table" w:default="1" w:styleId="a1">

--- a/docs/ОРСАПР_ПС_Литвиненко.docx
+++ b/docs/ОРСАПР_ПС_Литвиненко.docx
@@ -42,7 +42,13 @@
           <w:sz w:val="28"/>
           <w:szCs w:val="28"/>
         </w:rPr>
-        <w:br/>
+        <w:t xml:space="preserve"> </w:t>
+      </w:r>
+      <w:r>
+        <w:rPr>
+          <w:sz w:val="28"/>
+          <w:szCs w:val="28"/>
+        </w:rPr>
         <w:t>высшего образования</w:t>
       </w:r>
     </w:p>
@@ -67,6 +73,7 @@
           <w:color w:val="000000"/>
           <w:sz w:val="28"/>
           <w:szCs w:val="28"/>
+          <w:lang w:val="en-US"/>
         </w:rPr>
       </w:pPr>
       <w:r>
@@ -85,8 +92,37 @@
           <w:sz w:val="28"/>
           <w:szCs w:val="28"/>
         </w:rPr>
-        <w:br/>
-        <w:t>СИСТЕМ УПРАВЛЕНИЯ И РАДИОЭЛЕКТРОНИКИ (ТУСУР)</w:t>
+        <w:t xml:space="preserve"> </w:t>
+      </w:r>
+      <w:r>
+        <w:rPr>
+          <w:rFonts w:eastAsia="Calibri"/>
+          <w:color w:val="000000"/>
+          <w:sz w:val="28"/>
+          <w:szCs w:val="28"/>
+        </w:rPr>
+        <w:t xml:space="preserve">СИСТЕМ </w:t>
+      </w:r>
+    </w:p>
+    <w:p>
+      <w:pPr>
+        <w:spacing w:line="360" w:lineRule="auto"/>
+        <w:jc w:val="center"/>
+        <w:rPr>
+          <w:rFonts w:eastAsia="Calibri"/>
+          <w:color w:val="000000"/>
+          <w:sz w:val="28"/>
+          <w:szCs w:val="28"/>
+        </w:rPr>
+      </w:pPr>
+      <w:r>
+        <w:rPr>
+          <w:rFonts w:eastAsia="Calibri"/>
+          <w:color w:val="000000"/>
+          <w:sz w:val="28"/>
+          <w:szCs w:val="28"/>
+        </w:rPr>
+        <w:t>УПРАВЛЕНИЯ И РАДИОЭЛЕКТРОНИКИ (ТУСУР)</w:t>
       </w:r>
     </w:p>
     <w:p>
@@ -133,6 +169,7 @@
           <w:color w:val="000000"/>
           <w:sz w:val="28"/>
           <w:szCs w:val="28"/>
+          <w:lang w:val="en-US"/>
         </w:rPr>
       </w:pPr>
       <w:r>
@@ -169,7 +206,29 @@
           <w:sz w:val="28"/>
           <w:szCs w:val="28"/>
         </w:rPr>
-        <w:br/>
+        <w:t xml:space="preserve"> </w:t>
+      </w:r>
+    </w:p>
+    <w:p>
+      <w:pPr>
+        <w:pStyle w:val="ac"/>
+        <w:spacing w:before="0" w:beforeAutospacing="0" w:after="0" w:afterAutospacing="0" w:line="360" w:lineRule="auto"/>
+        <w:ind w:firstLine="0"/>
+        <w:jc w:val="center"/>
+        <w:rPr>
+          <w:bCs/>
+          <w:color w:val="000000"/>
+          <w:sz w:val="28"/>
+          <w:szCs w:val="28"/>
+        </w:rPr>
+      </w:pPr>
+      <w:r>
+        <w:rPr>
+          <w:bCs/>
+          <w:color w:val="000000"/>
+          <w:sz w:val="28"/>
+          <w:szCs w:val="28"/>
+        </w:rPr>
         <w:t>ДЛЯ «</w:t>
       </w:r>
       <w:r>
@@ -363,6 +422,7 @@
           <w:szCs w:val="28"/>
         </w:rPr>
       </w:pPr>
+      <w:proofErr w:type="gramStart"/>
       <w:r>
         <w:rPr>
           <w:color w:val="000000"/>
@@ -370,7 +430,17 @@
           <w:szCs w:val="28"/>
           <w:u w:val="single"/>
         </w:rPr>
-        <w:t xml:space="preserve">«    »                       </w:t>
+        <w:t xml:space="preserve">«  </w:t>
+      </w:r>
+      <w:proofErr w:type="gramEnd"/>
+      <w:r>
+        <w:rPr>
+          <w:color w:val="000000"/>
+          <w:sz w:val="28"/>
+          <w:szCs w:val="28"/>
+          <w:u w:val="single"/>
+        </w:rPr>
+        <w:t xml:space="preserve">  »                       </w:t>
       </w:r>
       <w:r>
         <w:rPr>
@@ -438,7 +508,25 @@
           <w:sz w:val="28"/>
           <w:szCs w:val="28"/>
         </w:rPr>
-        <w:t>_________Калентьев А.А.</w:t>
+        <w:t>_________</w:t>
+      </w:r>
+      <w:proofErr w:type="spellStart"/>
+      <w:r>
+        <w:rPr>
+          <w:color w:val="000000"/>
+          <w:sz w:val="28"/>
+          <w:szCs w:val="28"/>
+        </w:rPr>
+        <w:t>Калентьев</w:t>
+      </w:r>
+      <w:proofErr w:type="spellEnd"/>
+      <w:r>
+        <w:rPr>
+          <w:color w:val="000000"/>
+          <w:sz w:val="28"/>
+          <w:szCs w:val="28"/>
+        </w:rPr>
+        <w:t xml:space="preserve"> А.А.</w:t>
       </w:r>
     </w:p>
     <w:p>
@@ -458,7 +546,25 @@
           <w:sz w:val="28"/>
           <w:szCs w:val="28"/>
         </w:rPr>
-        <w:t>«___»____________2026 г.</w:t>
+        <w:t>«__</w:t>
+      </w:r>
+      <w:proofErr w:type="gramStart"/>
+      <w:r>
+        <w:rPr>
+          <w:color w:val="000000"/>
+          <w:sz w:val="28"/>
+          <w:szCs w:val="28"/>
+        </w:rPr>
+        <w:t>_»_</w:t>
+      </w:r>
+      <w:proofErr w:type="gramEnd"/>
+      <w:r>
+        <w:rPr>
+          <w:color w:val="000000"/>
+          <w:sz w:val="28"/>
+          <w:szCs w:val="28"/>
+        </w:rPr>
+        <w:t>___________2026 г.</w:t>
       </w:r>
     </w:p>
     <w:p>
@@ -1167,7 +1273,7 @@
                 <w:sz w:val="28"/>
                 <w:szCs w:val="28"/>
               </w:rPr>
-              <w:t>7</w:t>
+              <w:t>9</w:t>
             </w:r>
             <w:r>
               <w:rPr>
@@ -1275,7 +1381,7 @@
                 <w:sz w:val="28"/>
                 <w:szCs w:val="28"/>
               </w:rPr>
-              <w:t>8</w:t>
+              <w:t>11</w:t>
             </w:r>
             <w:r>
               <w:rPr>
@@ -1383,7 +1489,7 @@
                 <w:sz w:val="28"/>
                 <w:szCs w:val="28"/>
               </w:rPr>
-              <w:t>8</w:t>
+              <w:t>11</w:t>
             </w:r>
             <w:r>
               <w:rPr>
@@ -1491,7 +1597,7 @@
                 <w:sz w:val="28"/>
                 <w:szCs w:val="28"/>
               </w:rPr>
-              <w:t>12</w:t>
+              <w:t>15</w:t>
             </w:r>
             <w:r>
               <w:rPr>
@@ -1599,7 +1705,7 @@
                 <w:sz w:val="28"/>
                 <w:szCs w:val="28"/>
               </w:rPr>
-              <w:t>13</w:t>
+              <w:t>17</w:t>
             </w:r>
             <w:r>
               <w:rPr>
@@ -1746,7 +1852,23 @@
           <w:sz w:val="28"/>
           <w:szCs w:val="28"/>
         </w:rPr>
-        <w:t>«Autodesk Inventor» — это комплексная система автоматизированного проектирования (САПР), позволяющая разрабатывать сложные трехмерные модели, выпускать чертежи изделий, схемы, спецификации и прочую конструкторскую документацию.</w:t>
+        <w:t xml:space="preserve">«Autodesk </w:t>
+      </w:r>
+      <w:proofErr w:type="spellStart"/>
+      <w:r>
+        <w:rPr>
+          <w:sz w:val="28"/>
+          <w:szCs w:val="28"/>
+        </w:rPr>
+        <w:t>Inventor</w:t>
+      </w:r>
+      <w:proofErr w:type="spellEnd"/>
+      <w:r>
+        <w:rPr>
+          <w:sz w:val="28"/>
+          <w:szCs w:val="28"/>
+        </w:rPr>
+        <w:t>» — это комплексная система автоматизированного проектирования (САПР), позволяющая разрабатывать сложные трехмерные модели, выпускать чертежи изделий, схемы, спецификации и прочую конструкторскую документацию.</w:t>
       </w:r>
     </w:p>
     <w:p>
@@ -1782,8 +1904,33 @@
           <w:sz w:val="28"/>
           <w:szCs w:val="28"/>
         </w:rPr>
-        <w:t>Autodesk Inventor включает инструменты твердотельного, поверхностного и свободного моделирования, а также модули для инженерных расчетов (МКЭ), анализа напряжений и кинематики механизмов. Ключевой особенностью системы является использование собственного мощного геометрического ядра ShapeManager</w:t>
-      </w:r>
+        <w:t xml:space="preserve">Autodesk </w:t>
+      </w:r>
+      <w:proofErr w:type="spellStart"/>
+      <w:r>
+        <w:rPr>
+          <w:sz w:val="28"/>
+          <w:szCs w:val="28"/>
+        </w:rPr>
+        <w:t>Inventor</w:t>
+      </w:r>
+      <w:proofErr w:type="spellEnd"/>
+      <w:r>
+        <w:rPr>
+          <w:sz w:val="28"/>
+          <w:szCs w:val="28"/>
+        </w:rPr>
+        <w:t xml:space="preserve"> включает инструменты твердотельного, поверхностного и свободного моделирования, а также модули для инженерных расчетов (МКЭ), анализа напряжений и кинематики механизмов. Ключевой особенностью системы является использование собственного мощного геометрического ядра </w:t>
+      </w:r>
+      <w:proofErr w:type="spellStart"/>
+      <w:r>
+        <w:rPr>
+          <w:sz w:val="28"/>
+          <w:szCs w:val="28"/>
+        </w:rPr>
+        <w:t>ShapeManager</w:t>
+      </w:r>
+      <w:proofErr w:type="spellEnd"/>
       <w:r>
         <w:rPr>
           <w:sz w:val="28"/>
@@ -1814,7 +1961,23 @@
           <w:sz w:val="28"/>
           <w:szCs w:val="28"/>
         </w:rPr>
-        <w:t>Autodesk Inventor имеет множество аналогов на рынке, среди них встречаются КОМПАС-3D, SOLIDWORKS и другие.</w:t>
+        <w:t xml:space="preserve">Autodesk </w:t>
+      </w:r>
+      <w:proofErr w:type="spellStart"/>
+      <w:r>
+        <w:rPr>
+          <w:sz w:val="28"/>
+          <w:szCs w:val="28"/>
+        </w:rPr>
+        <w:t>Inventor</w:t>
+      </w:r>
+      <w:proofErr w:type="spellEnd"/>
+      <w:r>
+        <w:rPr>
+          <w:sz w:val="28"/>
+          <w:szCs w:val="28"/>
+        </w:rPr>
+        <w:t xml:space="preserve"> имеет множество аналогов на рынке, среди них встречаются КОМПАС-3D, SOLIDWORKS и другие.</w:t>
       </w:r>
     </w:p>
     <w:p>
@@ -1834,6 +1997,7 @@
         </w:rPr>
         <w:t xml:space="preserve">В рамках дисциплины </w:t>
       </w:r>
+      <w:proofErr w:type="gramStart"/>
       <w:r>
         <w:rPr>
           <w:sz w:val="28"/>
@@ -1841,12 +2005,20 @@
         </w:rPr>
         <w:t>выбор</w:t>
       </w:r>
-      <w:r>
-        <w:rPr>
-          <w:sz w:val="28"/>
-          <w:szCs w:val="28"/>
-        </w:rPr>
-        <w:t xml:space="preserve"> данной САПР объясняется широкой распространенностью программы в промышленности, наличием обширной документации и мощного современного программного интерфейса для автоматизации проектирования.</w:t>
+      <w:proofErr w:type="gramEnd"/>
+      <w:r>
+        <w:rPr>
+          <w:sz w:val="28"/>
+          <w:szCs w:val="28"/>
+        </w:rPr>
+        <w:t xml:space="preserve"> </w:t>
+      </w:r>
+      <w:r>
+        <w:rPr>
+          <w:sz w:val="28"/>
+          <w:szCs w:val="28"/>
+        </w:rPr>
+        <w:t>данной САПР объясняется широкой распространенностью программы в промышленности, наличием обширной документации и мощного современного программного интерфейса для автоматизации проектирования.</w:t>
       </w:r>
     </w:p>
     <w:p>
@@ -1940,7 +2112,55 @@
           <w:sz w:val="28"/>
           <w:szCs w:val="28"/>
         </w:rPr>
-        <w:t>API (англ. application programming interface — программный интерфейс приложения) — это набор способов и правил, по которым различные программы общаются между собой и обмениваются данными. Все эти взаимодействия происходят с помощью функций, классов, методов, структур, а иногда констант одной программы, к которой обращаются другие. Это основной принцип работы API.</w:t>
+        <w:t xml:space="preserve">API (англ. </w:t>
+      </w:r>
+      <w:proofErr w:type="spellStart"/>
+      <w:r>
+        <w:rPr>
+          <w:sz w:val="28"/>
+          <w:szCs w:val="28"/>
+        </w:rPr>
+        <w:t>application</w:t>
+      </w:r>
+      <w:proofErr w:type="spellEnd"/>
+      <w:r>
+        <w:rPr>
+          <w:sz w:val="28"/>
+          <w:szCs w:val="28"/>
+        </w:rPr>
+        <w:t xml:space="preserve"> </w:t>
+      </w:r>
+      <w:proofErr w:type="spellStart"/>
+      <w:r>
+        <w:rPr>
+          <w:sz w:val="28"/>
+          <w:szCs w:val="28"/>
+        </w:rPr>
+        <w:t>programming</w:t>
+      </w:r>
+      <w:proofErr w:type="spellEnd"/>
+      <w:r>
+        <w:rPr>
+          <w:sz w:val="28"/>
+          <w:szCs w:val="28"/>
+        </w:rPr>
+        <w:t xml:space="preserve"> </w:t>
+      </w:r>
+      <w:proofErr w:type="spellStart"/>
+      <w:r>
+        <w:rPr>
+          <w:sz w:val="28"/>
+          <w:szCs w:val="28"/>
+        </w:rPr>
+        <w:t>interface</w:t>
+      </w:r>
+      <w:proofErr w:type="spellEnd"/>
+      <w:r>
+        <w:rPr>
+          <w:sz w:val="28"/>
+          <w:szCs w:val="28"/>
+        </w:rPr>
+        <w:t xml:space="preserve"> — программный интерфейс приложения) — это набор способов и правил, по которым различные программы общаются между собой и обмениваются данными. Все эти взаимодействия происходят с помощью функций, классов, методов, структур, а иногда констант одной программы, к которой обращаются другие. Это основной принцип работы API.</w:t>
       </w:r>
       <w:r>
         <w:rPr>
@@ -1965,7 +2185,71 @@
           <w:sz w:val="28"/>
           <w:szCs w:val="28"/>
         </w:rPr>
-        <w:t>В Autodesk Inventor программный интерфейс (Inventor API) построен на базе технологии COM (Component Object Model). Это дает возможность разрабатывать подключаемые модули (Add-ins) и автономные приложения, используя широкий спектр языков программирования: C#, VB.NET, C++</w:t>
+        <w:t xml:space="preserve">В Autodesk </w:t>
+      </w:r>
+      <w:proofErr w:type="spellStart"/>
+      <w:r>
+        <w:rPr>
+          <w:sz w:val="28"/>
+          <w:szCs w:val="28"/>
+        </w:rPr>
+        <w:t>Inventor</w:t>
+      </w:r>
+      <w:proofErr w:type="spellEnd"/>
+      <w:r>
+        <w:rPr>
+          <w:sz w:val="28"/>
+          <w:szCs w:val="28"/>
+        </w:rPr>
+        <w:t xml:space="preserve"> программный интерфейс (</w:t>
+      </w:r>
+      <w:proofErr w:type="spellStart"/>
+      <w:r>
+        <w:rPr>
+          <w:sz w:val="28"/>
+          <w:szCs w:val="28"/>
+        </w:rPr>
+        <w:t>Inventor</w:t>
+      </w:r>
+      <w:proofErr w:type="spellEnd"/>
+      <w:r>
+        <w:rPr>
+          <w:sz w:val="28"/>
+          <w:szCs w:val="28"/>
+        </w:rPr>
+        <w:t xml:space="preserve"> API) построен на базе технологии COM (</w:t>
+      </w:r>
+      <w:proofErr w:type="spellStart"/>
+      <w:r>
+        <w:rPr>
+          <w:sz w:val="28"/>
+          <w:szCs w:val="28"/>
+        </w:rPr>
+        <w:t>Component</w:t>
+      </w:r>
+      <w:proofErr w:type="spellEnd"/>
+      <w:r>
+        <w:rPr>
+          <w:sz w:val="28"/>
+          <w:szCs w:val="28"/>
+        </w:rPr>
+        <w:t xml:space="preserve"> Object Model). Это дает возможность разрабатывать подключаемые модули (</w:t>
+      </w:r>
+      <w:proofErr w:type="spellStart"/>
+      <w:r>
+        <w:rPr>
+          <w:sz w:val="28"/>
+          <w:szCs w:val="28"/>
+        </w:rPr>
+        <w:t>Add-ins</w:t>
+      </w:r>
+      <w:proofErr w:type="spellEnd"/>
+      <w:r>
+        <w:rPr>
+          <w:sz w:val="28"/>
+          <w:szCs w:val="28"/>
+        </w:rPr>
+        <w:t>) и автономные приложения, используя широкий спектр языков программирования: C#, VB.NET, C++</w:t>
       </w:r>
       <w:r>
         <w:rPr>
@@ -1990,7 +2274,87 @@
           <w:sz w:val="28"/>
           <w:szCs w:val="28"/>
         </w:rPr>
-        <w:t>Главным объектом API системы Autodesk Inventor является Application. Свойства и методы этого объекта реализуют наиболее общие функции управления средой САПР, настройками системы, окнами и документами, а также дают возможность получить доступ к другим объектам иерархии. Документы Inventor разделяются на несколько типов: PartDocument (документ детали), AssemblyDocument (документ сборки), DrawingDocument (графический документ, чертеж)</w:t>
+        <w:t xml:space="preserve">Главным объектом API системы Autodesk </w:t>
+      </w:r>
+      <w:proofErr w:type="spellStart"/>
+      <w:r>
+        <w:rPr>
+          <w:sz w:val="28"/>
+          <w:szCs w:val="28"/>
+        </w:rPr>
+        <w:t>Inventor</w:t>
+      </w:r>
+      <w:proofErr w:type="spellEnd"/>
+      <w:r>
+        <w:rPr>
+          <w:sz w:val="28"/>
+          <w:szCs w:val="28"/>
+        </w:rPr>
+        <w:t xml:space="preserve"> является Application. Свойства и методы этого объекта реализуют наиболее общие функции управления средой САПР, настройками системы, окнами и документами, а также дают возможность получить доступ к другим объектам иерархии. Документы </w:t>
+      </w:r>
+      <w:proofErr w:type="spellStart"/>
+      <w:r>
+        <w:rPr>
+          <w:sz w:val="28"/>
+          <w:szCs w:val="28"/>
+        </w:rPr>
+        <w:t>Inventor</w:t>
+      </w:r>
+      <w:proofErr w:type="spellEnd"/>
+      <w:r>
+        <w:rPr>
+          <w:sz w:val="28"/>
+          <w:szCs w:val="28"/>
+        </w:rPr>
+        <w:t xml:space="preserve"> разделяются на несколько типов: </w:t>
+      </w:r>
+      <w:proofErr w:type="spellStart"/>
+      <w:r>
+        <w:rPr>
+          <w:sz w:val="28"/>
+          <w:szCs w:val="28"/>
+        </w:rPr>
+        <w:t>PartDocument</w:t>
+      </w:r>
+      <w:proofErr w:type="spellEnd"/>
+      <w:r>
+        <w:rPr>
+          <w:sz w:val="28"/>
+          <w:szCs w:val="28"/>
+        </w:rPr>
+        <w:t xml:space="preserve"> (документ детали), </w:t>
+      </w:r>
+      <w:proofErr w:type="spellStart"/>
+      <w:r>
+        <w:rPr>
+          <w:sz w:val="28"/>
+          <w:szCs w:val="28"/>
+        </w:rPr>
+        <w:t>AssemblyDocument</w:t>
+      </w:r>
+      <w:proofErr w:type="spellEnd"/>
+      <w:r>
+        <w:rPr>
+          <w:sz w:val="28"/>
+          <w:szCs w:val="28"/>
+        </w:rPr>
+        <w:t xml:space="preserve"> (документ сборки), </w:t>
+      </w:r>
+      <w:proofErr w:type="spellStart"/>
+      <w:r>
+        <w:rPr>
+          <w:sz w:val="28"/>
+          <w:szCs w:val="28"/>
+        </w:rPr>
+        <w:t>DrawingDocument</w:t>
+      </w:r>
+      <w:proofErr w:type="spellEnd"/>
+      <w:r>
+        <w:rPr>
+          <w:sz w:val="28"/>
+          <w:szCs w:val="28"/>
+        </w:rPr>
+        <w:t xml:space="preserve"> (графический документ, чертеж)</w:t>
       </w:r>
       <w:r>
         <w:rPr>
@@ -2015,7 +2379,39 @@
           <w:sz w:val="28"/>
           <w:szCs w:val="28"/>
         </w:rPr>
-        <w:t>Для параметрического построения 3D-геометрии рамки используются объекты TransientGeometry (для математического описания координат) и PartComponentDefinition (для управления эскизами и операциями выдавливания).</w:t>
+        <w:t xml:space="preserve">Для параметрического построения 3D-геометрии рамки используются объекты </w:t>
+      </w:r>
+      <w:proofErr w:type="spellStart"/>
+      <w:r>
+        <w:rPr>
+          <w:sz w:val="28"/>
+          <w:szCs w:val="28"/>
+        </w:rPr>
+        <w:t>TransientGeometry</w:t>
+      </w:r>
+      <w:proofErr w:type="spellEnd"/>
+      <w:r>
+        <w:rPr>
+          <w:sz w:val="28"/>
+          <w:szCs w:val="28"/>
+        </w:rPr>
+        <w:t xml:space="preserve"> (для математического описания координат) и </w:t>
+      </w:r>
+      <w:proofErr w:type="spellStart"/>
+      <w:r>
+        <w:rPr>
+          <w:sz w:val="28"/>
+          <w:szCs w:val="28"/>
+        </w:rPr>
+        <w:t>PartComponentDefinition</w:t>
+      </w:r>
+      <w:proofErr w:type="spellEnd"/>
+      <w:r>
+        <w:rPr>
+          <w:sz w:val="28"/>
+          <w:szCs w:val="28"/>
+        </w:rPr>
+        <w:t xml:space="preserve"> (для управления эскизами и операциями выдавливания).</w:t>
       </w:r>
     </w:p>
     <w:p>
@@ -2033,19 +2429,58 @@
         </w:rPr>
         <w:tab/>
       </w:r>
-      <w:r>
-        <w:rPr>
-          <w:sz w:val="28"/>
-          <w:szCs w:val="28"/>
-        </w:rPr>
-        <w:t>ComponentOccurrence — интерфейс вхождения компонента в сборку (детали или подсборки). Свойства и методы данного интерфейса управляют состоянием, видимостью и позиционированием компонентов внутри сборочной единицы.</w:t>
-      </w:r>
-      <w:r>
-        <w:rPr>
-          <w:sz w:val="28"/>
-          <w:szCs w:val="28"/>
-        </w:rPr>
-        <w:t>[3],[4]</w:t>
+      <w:proofErr w:type="spellStart"/>
+      <w:r>
+        <w:rPr>
+          <w:sz w:val="28"/>
+          <w:szCs w:val="28"/>
+        </w:rPr>
+        <w:t>ComponentOccurrence</w:t>
+      </w:r>
+      <w:proofErr w:type="spellEnd"/>
+      <w:r>
+        <w:rPr>
+          <w:sz w:val="28"/>
+          <w:szCs w:val="28"/>
+        </w:rPr>
+        <w:t xml:space="preserve"> — интерфейс вхождения компонента в сборку (детали или подсборки). Свойства и методы данного интерфейса управляют состоянием, видимостью и позиционированием компонентов внутри сборочной </w:t>
+      </w:r>
+      <w:proofErr w:type="gramStart"/>
+      <w:r>
+        <w:rPr>
+          <w:sz w:val="28"/>
+          <w:szCs w:val="28"/>
+        </w:rPr>
+        <w:t>единицы.</w:t>
+      </w:r>
+      <w:r>
+        <w:rPr>
+          <w:sz w:val="28"/>
+          <w:szCs w:val="28"/>
+        </w:rPr>
+        <w:t>[</w:t>
+      </w:r>
+      <w:proofErr w:type="gramEnd"/>
+      <w:r>
+        <w:rPr>
+          <w:sz w:val="28"/>
+          <w:szCs w:val="28"/>
+        </w:rPr>
+        <w:t>3,</w:t>
+      </w:r>
+      <w:r>
+        <w:rPr>
+          <w:sz w:val="28"/>
+          <w:szCs w:val="28"/>
+        </w:rPr>
+        <w:t xml:space="preserve"> </w:t>
+      </w:r>
+      <w:r>
+        <w:rPr>
+          <w:sz w:val="28"/>
+          <w:szCs w:val="28"/>
+        </w:rPr>
+        <w:t>4]</w:t>
       </w:r>
     </w:p>
     <w:p>
@@ -2108,9 +2543,9 @@
         <w:tblLook w:val="04A0" w:firstRow="1" w:lastRow="0" w:firstColumn="1" w:lastColumn="0" w:noHBand="0" w:noVBand="1"/>
       </w:tblPr>
       <w:tblGrid>
-        <w:gridCol w:w="2323"/>
+        <w:gridCol w:w="3943"/>
         <w:gridCol w:w="2710"/>
-        <w:gridCol w:w="4312"/>
+        <w:gridCol w:w="2692"/>
       </w:tblGrid>
       <w:tr>
         <w:trPr>
@@ -2214,15 +2649,19 @@
               <w:rPr>
                 <w:sz w:val="24"/>
                 <w:szCs w:val="24"/>
-              </w:rPr>
-            </w:pPr>
-            <w:r>
-              <w:rPr>
-                <w:sz w:val="24"/>
-                <w:szCs w:val="24"/>
-              </w:rPr>
-              <w:t>TransientGeometry</w:t>
-            </w:r>
+                <w:lang w:val="en-US"/>
+              </w:rPr>
+            </w:pPr>
+            <w:proofErr w:type="spellStart"/>
+            <w:r>
+              <w:rPr>
+                <w:sz w:val="24"/>
+                <w:szCs w:val="24"/>
+                <w:lang w:val="en-US"/>
+              </w:rPr>
+              <w:t>Application.Documents</w:t>
+            </w:r>
+            <w:proofErr w:type="spellEnd"/>
           </w:p>
         </w:tc>
         <w:tc>
@@ -2240,14 +2679,16 @@
               <w:rPr>
                 <w:sz w:val="24"/>
                 <w:szCs w:val="24"/>
-              </w:rPr>
-            </w:pPr>
-            <w:r>
-              <w:rPr>
-                <w:sz w:val="24"/>
-                <w:szCs w:val="24"/>
-              </w:rPr>
-              <w:t>TransientGeometry</w:t>
+                <w:lang w:val="en-US"/>
+              </w:rPr>
+            </w:pPr>
+            <w:r>
+              <w:rPr>
+                <w:sz w:val="24"/>
+                <w:szCs w:val="24"/>
+                <w:lang w:val="en-US"/>
+              </w:rPr>
+              <w:t>Documents</w:t>
             </w:r>
           </w:p>
         </w:tc>
@@ -2273,7 +2714,30 @@
                 <w:sz w:val="24"/>
                 <w:szCs w:val="24"/>
               </w:rPr>
-              <w:t>Свойство объекта Application, предоставляющее доступ к методам создания математической геометрии</w:t>
+              <w:t xml:space="preserve">Свойство объекта </w:t>
+            </w:r>
+            <w:r>
+              <w:rPr>
+                <w:sz w:val="24"/>
+                <w:szCs w:val="24"/>
+                <w:lang w:val="en-US"/>
+              </w:rPr>
+              <w:t>Application</w:t>
+            </w:r>
+            <w:r>
+              <w:rPr>
+                <w:sz w:val="24"/>
+                <w:szCs w:val="24"/>
+              </w:rPr>
+              <w:t xml:space="preserve">, содержит коллекцию всех открытых документов в среде </w:t>
+            </w:r>
+            <w:r>
+              <w:rPr>
+                <w:sz w:val="24"/>
+                <w:szCs w:val="24"/>
+                <w:lang w:val="en-US"/>
+              </w:rPr>
+              <w:t>Inventor</w:t>
             </w:r>
           </w:p>
         </w:tc>
@@ -2297,16 +2761,25 @@
               <w:rPr>
                 <w:sz w:val="24"/>
                 <w:szCs w:val="24"/>
-              </w:rPr>
-            </w:pPr>
-            <w:r>
-              <w:rPr>
-                <w:color w:val="000000" w:themeColor="text1"/>
-                <w:sz w:val="24"/>
-                <w:szCs w:val="24"/>
-              </w:rPr>
-              <w:t>ComponentDefinition</w:t>
-            </w:r>
+                <w:lang w:val="en-US"/>
+              </w:rPr>
+            </w:pPr>
+            <w:proofErr w:type="spellStart"/>
+            <w:r>
+              <w:rPr>
+                <w:sz w:val="24"/>
+                <w:szCs w:val="24"/>
+              </w:rPr>
+              <w:t>Application.</w:t>
+            </w:r>
+            <w:r>
+              <w:rPr>
+                <w:sz w:val="24"/>
+                <w:szCs w:val="24"/>
+              </w:rPr>
+              <w:t>TransientGeometry</w:t>
+            </w:r>
+            <w:proofErr w:type="spellEnd"/>
           </w:p>
         </w:tc>
         <w:tc>
@@ -2317,29 +2790,24 @@
             <w:pPr>
               <w:tabs>
                 <w:tab w:val="left" w:pos="0"/>
-                <w:tab w:val="left" w:pos="351"/>
-              </w:tabs>
-              <w:spacing w:line="276" w:lineRule="auto"/>
-              <w:ind w:right="-51"/>
-              <w:rPr>
-                <w:sz w:val="24"/>
-                <w:szCs w:val="24"/>
-              </w:rPr>
-            </w:pPr>
-            <w:r>
-              <w:rPr>
-                <w:sz w:val="24"/>
-                <w:szCs w:val="24"/>
-              </w:rPr>
-              <w:t>PartComponentDefinition</w:t>
-            </w:r>
-            <w:r>
-              <w:rPr>
-                <w:sz w:val="24"/>
-                <w:szCs w:val="24"/>
-              </w:rPr>
-              <w:tab/>
-            </w:r>
+              </w:tabs>
+              <w:spacing w:line="276" w:lineRule="auto"/>
+              <w:ind w:right="-51"/>
+              <w:jc w:val="center"/>
+              <w:rPr>
+                <w:sz w:val="24"/>
+                <w:szCs w:val="24"/>
+              </w:rPr>
+            </w:pPr>
+            <w:proofErr w:type="spellStart"/>
+            <w:r>
+              <w:rPr>
+                <w:sz w:val="24"/>
+                <w:szCs w:val="24"/>
+              </w:rPr>
+              <w:t>TransientGeometry</w:t>
+            </w:r>
+            <w:proofErr w:type="spellEnd"/>
           </w:p>
         </w:tc>
         <w:tc>
@@ -2364,7 +2832,7 @@
                 <w:sz w:val="24"/>
                 <w:szCs w:val="24"/>
               </w:rPr>
-              <w:t>Свойство документа детали, дающее доступ к эскизам и 3D-операциям моделирования</w:t>
+              <w:t>Свойство объекта Application, предоставляющее доступ к методам создания математической геометрии</w:t>
             </w:r>
           </w:p>
         </w:tc>
@@ -2388,16 +2856,26 @@
               <w:rPr>
                 <w:sz w:val="24"/>
                 <w:szCs w:val="24"/>
-                <w:lang w:val="en-US"/>
-              </w:rPr>
-            </w:pPr>
-            <w:r>
-              <w:rPr>
-                <w:sz w:val="24"/>
-                <w:szCs w:val="24"/>
-              </w:rPr>
-              <w:t>Sketches</w:t>
-            </w:r>
+              </w:rPr>
+            </w:pPr>
+            <w:proofErr w:type="spellStart"/>
+            <w:r>
+              <w:rPr>
+                <w:color w:val="000000" w:themeColor="text1"/>
+                <w:sz w:val="24"/>
+                <w:szCs w:val="24"/>
+              </w:rPr>
+              <w:t>PartDocument.</w:t>
+            </w:r>
+            <w:r>
+              <w:rPr>
+                <w:color w:val="000000" w:themeColor="text1"/>
+                <w:sz w:val="24"/>
+                <w:szCs w:val="24"/>
+              </w:rPr>
+              <w:t>ComponentDefinition</w:t>
+            </w:r>
+            <w:proofErr w:type="spellEnd"/>
           </w:p>
         </w:tc>
         <w:tc>
@@ -2408,23 +2886,30 @@
             <w:pPr>
               <w:tabs>
                 <w:tab w:val="left" w:pos="0"/>
-                <w:tab w:val="left" w:pos="275"/>
-              </w:tabs>
-              <w:spacing w:line="276" w:lineRule="auto"/>
-              <w:ind w:right="-51"/>
-              <w:jc w:val="center"/>
-              <w:rPr>
-                <w:sz w:val="24"/>
-                <w:szCs w:val="24"/>
-                <w:lang w:val="en-US"/>
-              </w:rPr>
-            </w:pPr>
-            <w:r>
-              <w:rPr>
-                <w:sz w:val="24"/>
-                <w:szCs w:val="24"/>
-              </w:rPr>
-              <w:t>PlanarSketches</w:t>
+                <w:tab w:val="left" w:pos="351"/>
+              </w:tabs>
+              <w:spacing w:line="276" w:lineRule="auto"/>
+              <w:ind w:right="-51"/>
+              <w:rPr>
+                <w:sz w:val="24"/>
+                <w:szCs w:val="24"/>
+              </w:rPr>
+            </w:pPr>
+            <w:proofErr w:type="spellStart"/>
+            <w:r>
+              <w:rPr>
+                <w:sz w:val="24"/>
+                <w:szCs w:val="24"/>
+              </w:rPr>
+              <w:t>PartComponentDefinition</w:t>
+            </w:r>
+            <w:proofErr w:type="spellEnd"/>
+            <w:r>
+              <w:rPr>
+                <w:sz w:val="24"/>
+                <w:szCs w:val="24"/>
+              </w:rPr>
+              <w:tab/>
             </w:r>
           </w:p>
         </w:tc>
@@ -2450,7 +2935,7 @@
                 <w:sz w:val="24"/>
                 <w:szCs w:val="24"/>
               </w:rPr>
-              <w:t>Коллекция 2D-эскизов в документе детали</w:t>
+              <w:t>Свойство документа детали, дающее доступ к эскизам и 3D-операциям моделирования</w:t>
             </w:r>
           </w:p>
         </w:tc>
@@ -2474,15 +2959,36 @@
               <w:rPr>
                 <w:sz w:val="24"/>
                 <w:szCs w:val="24"/>
-              </w:rPr>
-            </w:pPr>
-            <w:r>
-              <w:rPr>
-                <w:sz w:val="24"/>
-                <w:szCs w:val="24"/>
-              </w:rPr>
-              <w:t>ExtrudeFeatures</w:t>
-            </w:r>
+                <w:lang w:val="en-US"/>
+              </w:rPr>
+            </w:pPr>
+            <w:proofErr w:type="spellStart"/>
+            <w:r>
+              <w:rPr>
+                <w:sz w:val="24"/>
+                <w:szCs w:val="24"/>
+                <w:lang w:val="en-US"/>
+              </w:rPr>
+              <w:t>PartComponentDefinition</w:t>
+            </w:r>
+            <w:proofErr w:type="spellEnd"/>
+            <w:r>
+              <w:rPr>
+                <w:sz w:val="24"/>
+                <w:szCs w:val="24"/>
+                <w:lang w:val="en-US"/>
+              </w:rPr>
+              <w:t>.</w:t>
+            </w:r>
+            <w:proofErr w:type="spellStart"/>
+            <w:r>
+              <w:rPr>
+                <w:sz w:val="24"/>
+                <w:szCs w:val="24"/>
+              </w:rPr>
+              <w:t>Sketches</w:t>
+            </w:r>
+            <w:proofErr w:type="spellEnd"/>
           </w:p>
         </w:tc>
         <w:tc>
@@ -2501,15 +3007,18 @@
               <w:rPr>
                 <w:sz w:val="24"/>
                 <w:szCs w:val="24"/>
-              </w:rPr>
-            </w:pPr>
-            <w:r>
-              <w:rPr>
-                <w:sz w:val="24"/>
-                <w:szCs w:val="24"/>
-              </w:rPr>
-              <w:t>ExtrudeFeatures</w:t>
-            </w:r>
+                <w:lang w:val="en-US"/>
+              </w:rPr>
+            </w:pPr>
+            <w:proofErr w:type="spellStart"/>
+            <w:r>
+              <w:rPr>
+                <w:sz w:val="24"/>
+                <w:szCs w:val="24"/>
+              </w:rPr>
+              <w:t>PlanarSketches</w:t>
+            </w:r>
+            <w:proofErr w:type="spellEnd"/>
           </w:p>
         </w:tc>
         <w:tc>
@@ -2520,23 +3029,21 @@
             <w:pPr>
               <w:tabs>
                 <w:tab w:val="left" w:pos="0"/>
-                <w:tab w:val="left" w:pos="1102"/>
-                <w:tab w:val="center" w:pos="2073"/>
-              </w:tabs>
-              <w:spacing w:line="276" w:lineRule="auto"/>
-              <w:ind w:right="-51"/>
-              <w:jc w:val="center"/>
-              <w:rPr>
-                <w:sz w:val="24"/>
-                <w:szCs w:val="24"/>
-              </w:rPr>
-            </w:pPr>
-            <w:r>
-              <w:rPr>
-                <w:sz w:val="24"/>
-                <w:szCs w:val="24"/>
-              </w:rPr>
-              <w:t>Коллекция элементов выдавливания</w:t>
+              </w:tabs>
+              <w:spacing w:line="276" w:lineRule="auto"/>
+              <w:ind w:right="-51"/>
+              <w:jc w:val="center"/>
+              <w:rPr>
+                <w:sz w:val="24"/>
+                <w:szCs w:val="24"/>
+              </w:rPr>
+            </w:pPr>
+            <w:r>
+              <w:rPr>
+                <w:sz w:val="24"/>
+                <w:szCs w:val="24"/>
+              </w:rPr>
+              <w:t>Коллекция 2D-эскизов в документе детали</w:t>
             </w:r>
           </w:p>
         </w:tc>
@@ -2562,6 +3069,133 @@
                 <w:szCs w:val="24"/>
               </w:rPr>
             </w:pPr>
+            <w:proofErr w:type="spellStart"/>
+            <w:r>
+              <w:rPr>
+                <w:sz w:val="24"/>
+                <w:szCs w:val="24"/>
+                <w:lang w:val="en-US"/>
+              </w:rPr>
+              <w:t>PartFeatures</w:t>
+            </w:r>
+            <w:proofErr w:type="spellEnd"/>
+            <w:r>
+              <w:rPr>
+                <w:sz w:val="24"/>
+                <w:szCs w:val="24"/>
+                <w:lang w:val="en-US"/>
+              </w:rPr>
+              <w:t>.</w:t>
+            </w:r>
+            <w:proofErr w:type="spellStart"/>
+            <w:r>
+              <w:rPr>
+                <w:sz w:val="24"/>
+                <w:szCs w:val="24"/>
+              </w:rPr>
+              <w:t>ExtrudeFeatures</w:t>
+            </w:r>
+            <w:proofErr w:type="spellEnd"/>
+          </w:p>
+        </w:tc>
+        <w:tc>
+          <w:tcPr>
+            <w:tcW w:w="2710" w:type="dxa"/>
+          </w:tcPr>
+          <w:p>
+            <w:pPr>
+              <w:tabs>
+                <w:tab w:val="left" w:pos="0"/>
+                <w:tab w:val="left" w:pos="275"/>
+              </w:tabs>
+              <w:spacing w:line="276" w:lineRule="auto"/>
+              <w:ind w:right="-51"/>
+              <w:jc w:val="center"/>
+              <w:rPr>
+                <w:sz w:val="24"/>
+                <w:szCs w:val="24"/>
+              </w:rPr>
+            </w:pPr>
+            <w:proofErr w:type="spellStart"/>
+            <w:r>
+              <w:rPr>
+                <w:sz w:val="24"/>
+                <w:szCs w:val="24"/>
+              </w:rPr>
+              <w:t>ExtrudeFeatures</w:t>
+            </w:r>
+            <w:proofErr w:type="spellEnd"/>
+          </w:p>
+        </w:tc>
+        <w:tc>
+          <w:tcPr>
+            <w:tcW w:w="4312" w:type="dxa"/>
+          </w:tcPr>
+          <w:p>
+            <w:pPr>
+              <w:tabs>
+                <w:tab w:val="left" w:pos="0"/>
+                <w:tab w:val="left" w:pos="1102"/>
+                <w:tab w:val="center" w:pos="2073"/>
+              </w:tabs>
+              <w:spacing w:line="276" w:lineRule="auto"/>
+              <w:ind w:right="-51"/>
+              <w:jc w:val="center"/>
+              <w:rPr>
+                <w:sz w:val="24"/>
+                <w:szCs w:val="24"/>
+              </w:rPr>
+            </w:pPr>
+            <w:r>
+              <w:rPr>
+                <w:sz w:val="24"/>
+                <w:szCs w:val="24"/>
+              </w:rPr>
+              <w:t>Коллекция элементов выдавливания</w:t>
+            </w:r>
+          </w:p>
+        </w:tc>
+      </w:tr>
+      <w:tr>
+        <w:trPr>
+          <w:jc w:val="center"/>
+        </w:trPr>
+        <w:tc>
+          <w:tcPr>
+            <w:tcW w:w="0" w:type="auto"/>
+          </w:tcPr>
+          <w:p>
+            <w:pPr>
+              <w:tabs>
+                <w:tab w:val="left" w:pos="0"/>
+              </w:tabs>
+              <w:spacing w:line="276" w:lineRule="auto"/>
+              <w:ind w:right="-51"/>
+              <w:jc w:val="center"/>
+              <w:rPr>
+                <w:sz w:val="24"/>
+                <w:szCs w:val="24"/>
+              </w:rPr>
+            </w:pPr>
+            <w:proofErr w:type="spellStart"/>
+            <w:r>
+              <w:rPr>
+                <w:sz w:val="24"/>
+                <w:szCs w:val="24"/>
+                <w:lang w:val="en-US"/>
+              </w:rPr>
+              <w:t>PartComponentDefinition</w:t>
+            </w:r>
+            <w:proofErr w:type="spellEnd"/>
+            <w:r>
+              <w:rPr>
+                <w:sz w:val="24"/>
+                <w:szCs w:val="24"/>
+                <w:lang w:val="en-US"/>
+              </w:rPr>
+              <w:t>.</w:t>
+            </w:r>
+            <w:proofErr w:type="spellStart"/>
             <w:r>
               <w:rPr>
                 <w:sz w:val="24"/>
@@ -2569,6 +3203,7 @@
               </w:rPr>
               <w:t>WorkPlanes</w:t>
             </w:r>
+            <w:proofErr w:type="spellEnd"/>
           </w:p>
         </w:tc>
         <w:tc>
@@ -2589,6 +3224,7 @@
                 <w:szCs w:val="24"/>
               </w:rPr>
             </w:pPr>
+            <w:proofErr w:type="spellStart"/>
             <w:r>
               <w:rPr>
                 <w:sz w:val="24"/>
@@ -2596,6 +3232,7 @@
               </w:rPr>
               <w:t>WorkPlanes</w:t>
             </w:r>
+            <w:proofErr w:type="spellEnd"/>
           </w:p>
         </w:tc>
         <w:tc>
@@ -2621,6 +3258,302 @@
                 <w:szCs w:val="24"/>
               </w:rPr>
               <w:t>Коллекция рабочих плоскостей. Используется для выбора базовых плоскостей</w:t>
+            </w:r>
+          </w:p>
+        </w:tc>
+      </w:tr>
+      <w:tr>
+        <w:trPr>
+          <w:jc w:val="center"/>
+        </w:trPr>
+        <w:tc>
+          <w:tcPr>
+            <w:tcW w:w="0" w:type="auto"/>
+          </w:tcPr>
+          <w:p>
+            <w:pPr>
+              <w:tabs>
+                <w:tab w:val="left" w:pos="0"/>
+              </w:tabs>
+              <w:spacing w:line="276" w:lineRule="auto"/>
+              <w:ind w:right="-51"/>
+              <w:jc w:val="center"/>
+              <w:rPr>
+                <w:sz w:val="24"/>
+                <w:szCs w:val="24"/>
+                <w:lang w:val="en-US"/>
+              </w:rPr>
+            </w:pPr>
+            <w:proofErr w:type="spellStart"/>
+            <w:r>
+              <w:rPr>
+                <w:sz w:val="24"/>
+                <w:szCs w:val="24"/>
+                <w:lang w:val="en-US"/>
+              </w:rPr>
+              <w:t>PlanarSketch.SketchLines</w:t>
+            </w:r>
+            <w:proofErr w:type="spellEnd"/>
+          </w:p>
+        </w:tc>
+        <w:tc>
+          <w:tcPr>
+            <w:tcW w:w="2710" w:type="dxa"/>
+          </w:tcPr>
+          <w:p>
+            <w:pPr>
+              <w:tabs>
+                <w:tab w:val="left" w:pos="0"/>
+                <w:tab w:val="left" w:pos="275"/>
+              </w:tabs>
+              <w:spacing w:line="276" w:lineRule="auto"/>
+              <w:ind w:right="-51"/>
+              <w:jc w:val="center"/>
+              <w:rPr>
+                <w:sz w:val="24"/>
+                <w:szCs w:val="24"/>
+                <w:lang w:val="en-US"/>
+              </w:rPr>
+            </w:pPr>
+            <w:proofErr w:type="spellStart"/>
+            <w:r>
+              <w:rPr>
+                <w:sz w:val="24"/>
+                <w:szCs w:val="24"/>
+                <w:lang w:val="en-US"/>
+              </w:rPr>
+              <w:t>SketchLines</w:t>
+            </w:r>
+            <w:proofErr w:type="spellEnd"/>
+          </w:p>
+        </w:tc>
+        <w:tc>
+          <w:tcPr>
+            <w:tcW w:w="4312" w:type="dxa"/>
+          </w:tcPr>
+          <w:p>
+            <w:pPr>
+              <w:tabs>
+                <w:tab w:val="left" w:pos="0"/>
+              </w:tabs>
+              <w:spacing w:line="276" w:lineRule="auto"/>
+              <w:ind w:right="-51"/>
+              <w:jc w:val="center"/>
+              <w:rPr>
+                <w:sz w:val="24"/>
+                <w:szCs w:val="24"/>
+              </w:rPr>
+            </w:pPr>
+            <w:r>
+              <w:rPr>
+                <w:sz w:val="24"/>
+                <w:szCs w:val="24"/>
+              </w:rPr>
+              <w:t>Коллекция геометрических примитивов внутри 2</w:t>
+            </w:r>
+            <w:r>
+              <w:rPr>
+                <w:sz w:val="24"/>
+                <w:szCs w:val="24"/>
+                <w:lang w:val="en-US"/>
+              </w:rPr>
+              <w:t>D</w:t>
+            </w:r>
+            <w:r>
+              <w:rPr>
+                <w:sz w:val="24"/>
+                <w:szCs w:val="24"/>
+              </w:rPr>
+              <w:t>-</w:t>
+            </w:r>
+            <w:r>
+              <w:rPr>
+                <w:sz w:val="24"/>
+                <w:szCs w:val="24"/>
+              </w:rPr>
+              <w:t>эскиза</w:t>
+            </w:r>
+          </w:p>
+        </w:tc>
+      </w:tr>
+      <w:tr>
+        <w:trPr>
+          <w:jc w:val="center"/>
+        </w:trPr>
+        <w:tc>
+          <w:tcPr>
+            <w:tcW w:w="0" w:type="auto"/>
+          </w:tcPr>
+          <w:p>
+            <w:pPr>
+              <w:tabs>
+                <w:tab w:val="left" w:pos="0"/>
+              </w:tabs>
+              <w:spacing w:line="276" w:lineRule="auto"/>
+              <w:ind w:right="-51"/>
+              <w:jc w:val="center"/>
+              <w:rPr>
+                <w:sz w:val="24"/>
+                <w:szCs w:val="24"/>
+                <w:lang w:val="en-US"/>
+              </w:rPr>
+            </w:pPr>
+            <w:proofErr w:type="spellStart"/>
+            <w:r>
+              <w:rPr>
+                <w:sz w:val="24"/>
+                <w:szCs w:val="24"/>
+                <w:lang w:val="en-US"/>
+              </w:rPr>
+              <w:t>PlanarSketch.Profiles</w:t>
+            </w:r>
+            <w:proofErr w:type="spellEnd"/>
+          </w:p>
+        </w:tc>
+        <w:tc>
+          <w:tcPr>
+            <w:tcW w:w="2710" w:type="dxa"/>
+          </w:tcPr>
+          <w:p>
+            <w:pPr>
+              <w:tabs>
+                <w:tab w:val="left" w:pos="0"/>
+                <w:tab w:val="left" w:pos="275"/>
+              </w:tabs>
+              <w:spacing w:line="276" w:lineRule="auto"/>
+              <w:ind w:right="-51"/>
+              <w:jc w:val="center"/>
+              <w:rPr>
+                <w:sz w:val="24"/>
+                <w:szCs w:val="24"/>
+                <w:lang w:val="en-US"/>
+              </w:rPr>
+            </w:pPr>
+            <w:r>
+              <w:rPr>
+                <w:sz w:val="24"/>
+                <w:szCs w:val="24"/>
+                <w:lang w:val="en-US"/>
+              </w:rPr>
+              <w:t>Profiles</w:t>
+            </w:r>
+          </w:p>
+        </w:tc>
+        <w:tc>
+          <w:tcPr>
+            <w:tcW w:w="4312" w:type="dxa"/>
+          </w:tcPr>
+          <w:p>
+            <w:pPr>
+              <w:tabs>
+                <w:tab w:val="left" w:pos="0"/>
+              </w:tabs>
+              <w:spacing w:line="276" w:lineRule="auto"/>
+              <w:ind w:right="-51"/>
+              <w:jc w:val="center"/>
+              <w:rPr>
+                <w:sz w:val="24"/>
+                <w:szCs w:val="24"/>
+              </w:rPr>
+            </w:pPr>
+            <w:r>
+              <w:rPr>
+                <w:sz w:val="24"/>
+                <w:szCs w:val="24"/>
+              </w:rPr>
+              <w:t>Коллекция замкнутых профилей эскиза, используемых для создания твердотельных элементов</w:t>
+            </w:r>
+          </w:p>
+        </w:tc>
+      </w:tr>
+      <w:tr>
+        <w:trPr>
+          <w:jc w:val="center"/>
+        </w:trPr>
+        <w:tc>
+          <w:tcPr>
+            <w:tcW w:w="0" w:type="auto"/>
+          </w:tcPr>
+          <w:p>
+            <w:pPr>
+              <w:tabs>
+                <w:tab w:val="left" w:pos="0"/>
+              </w:tabs>
+              <w:spacing w:line="276" w:lineRule="auto"/>
+              <w:ind w:right="-51"/>
+              <w:jc w:val="center"/>
+              <w:rPr>
+                <w:sz w:val="24"/>
+                <w:szCs w:val="24"/>
+                <w:lang w:val="en-US"/>
+              </w:rPr>
+            </w:pPr>
+            <w:proofErr w:type="spellStart"/>
+            <w:r>
+              <w:rPr>
+                <w:sz w:val="24"/>
+                <w:szCs w:val="24"/>
+                <w:lang w:val="en-US"/>
+              </w:rPr>
+              <w:t>PartComponentDefinition.Features</w:t>
+            </w:r>
+            <w:proofErr w:type="spellEnd"/>
+          </w:p>
+        </w:tc>
+        <w:tc>
+          <w:tcPr>
+            <w:tcW w:w="2710" w:type="dxa"/>
+          </w:tcPr>
+          <w:p>
+            <w:pPr>
+              <w:tabs>
+                <w:tab w:val="left" w:pos="0"/>
+                <w:tab w:val="left" w:pos="275"/>
+              </w:tabs>
+              <w:spacing w:line="276" w:lineRule="auto"/>
+              <w:ind w:right="-51"/>
+              <w:jc w:val="center"/>
+              <w:rPr>
+                <w:sz w:val="24"/>
+                <w:szCs w:val="24"/>
+                <w:lang w:val="en-US"/>
+              </w:rPr>
+            </w:pPr>
+            <w:proofErr w:type="spellStart"/>
+            <w:r>
+              <w:rPr>
+                <w:sz w:val="24"/>
+                <w:szCs w:val="24"/>
+                <w:lang w:val="en-US"/>
+              </w:rPr>
+              <w:t>PartFeatures</w:t>
+            </w:r>
+            <w:proofErr w:type="spellEnd"/>
+          </w:p>
+        </w:tc>
+        <w:tc>
+          <w:tcPr>
+            <w:tcW w:w="4312" w:type="dxa"/>
+          </w:tcPr>
+          <w:p>
+            <w:pPr>
+              <w:tabs>
+                <w:tab w:val="left" w:pos="0"/>
+              </w:tabs>
+              <w:spacing w:line="276" w:lineRule="auto"/>
+              <w:ind w:right="-51"/>
+              <w:jc w:val="center"/>
+              <w:rPr>
+                <w:sz w:val="24"/>
+                <w:szCs w:val="24"/>
+              </w:rPr>
+            </w:pPr>
+            <w:r>
+              <w:rPr>
+                <w:sz w:val="24"/>
+                <w:szCs w:val="24"/>
+              </w:rPr>
+              <w:t>Коллекция конструктивных элементов детали</w:t>
             </w:r>
           </w:p>
         </w:tc>
@@ -2653,11 +3586,40 @@
           <w:szCs w:val="28"/>
         </w:rPr>
       </w:pPr>
-      <w:r>
-        <w:rPr>
-          <w:sz w:val="28"/>
-          <w:szCs w:val="28"/>
-        </w:rPr>
+    </w:p>
+    <w:p>
+      <w:pPr>
+        <w:tabs>
+          <w:tab w:val="left" w:pos="0"/>
+        </w:tabs>
+        <w:spacing w:line="360" w:lineRule="auto"/>
+        <w:ind w:right="-51"/>
+        <w:jc w:val="both"/>
+        <w:rPr>
+          <w:sz w:val="28"/>
+          <w:szCs w:val="28"/>
+        </w:rPr>
+      </w:pPr>
+    </w:p>
+    <w:p>
+      <w:pPr>
+        <w:tabs>
+          <w:tab w:val="left" w:pos="0"/>
+        </w:tabs>
+        <w:spacing w:line="360" w:lineRule="auto"/>
+        <w:ind w:right="-51"/>
+        <w:jc w:val="both"/>
+        <w:rPr>
+          <w:sz w:val="28"/>
+          <w:szCs w:val="28"/>
+        </w:rPr>
+      </w:pPr>
+      <w:r>
+        <w:rPr>
+          <w:sz w:val="28"/>
+          <w:szCs w:val="28"/>
+        </w:rPr>
+        <w:lastRenderedPageBreak/>
         <w:t xml:space="preserve">Таблица 1.2 </w:t>
       </w:r>
       <w:r>
@@ -2825,12 +3787,21 @@
                 <w:lang w:val="en-US"/>
               </w:rPr>
             </w:pPr>
-            <w:r>
-              <w:rPr>
-                <w:sz w:val="24"/>
-                <w:szCs w:val="24"/>
-              </w:rPr>
-              <w:t>Documents.Add()</w:t>
+            <w:proofErr w:type="spellStart"/>
+            <w:r>
+              <w:rPr>
+                <w:sz w:val="24"/>
+                <w:szCs w:val="24"/>
+              </w:rPr>
+              <w:t>Documents.Add</w:t>
+            </w:r>
+            <w:proofErr w:type="spellEnd"/>
+            <w:r>
+              <w:rPr>
+                <w:sz w:val="24"/>
+                <w:szCs w:val="24"/>
+              </w:rPr>
+              <w:t>()</w:t>
             </w:r>
           </w:p>
         </w:tc>
@@ -2852,13 +3823,47 @@
                 <w:lang w:val="en-US"/>
               </w:rPr>
             </w:pPr>
-            <w:r>
-              <w:rPr>
-                <w:sz w:val="24"/>
-                <w:szCs w:val="24"/>
-              </w:rPr>
-              <w:t>DocumentTypeEnum, string, bool</w:t>
-            </w:r>
+            <w:proofErr w:type="spellStart"/>
+            <w:r>
+              <w:rPr>
+                <w:sz w:val="24"/>
+                <w:szCs w:val="24"/>
+              </w:rPr>
+              <w:t>DocumentTypeEnum</w:t>
+            </w:r>
+            <w:proofErr w:type="spellEnd"/>
+            <w:r>
+              <w:rPr>
+                <w:sz w:val="24"/>
+                <w:szCs w:val="24"/>
+              </w:rPr>
+              <w:t xml:space="preserve">, </w:t>
+            </w:r>
+            <w:proofErr w:type="spellStart"/>
+            <w:r>
+              <w:rPr>
+                <w:sz w:val="24"/>
+                <w:szCs w:val="24"/>
+              </w:rPr>
+              <w:t>string</w:t>
+            </w:r>
+            <w:proofErr w:type="spellEnd"/>
+            <w:r>
+              <w:rPr>
+                <w:sz w:val="24"/>
+                <w:szCs w:val="24"/>
+              </w:rPr>
+              <w:t xml:space="preserve">, </w:t>
+            </w:r>
+            <w:proofErr w:type="spellStart"/>
+            <w:r>
+              <w:rPr>
+                <w:sz w:val="24"/>
+                <w:szCs w:val="24"/>
+              </w:rPr>
+              <w:t>bool</w:t>
+            </w:r>
+            <w:proofErr w:type="spellEnd"/>
           </w:p>
         </w:tc>
         <w:tc>
@@ -2935,12 +3940,21 @@
                 <w:szCs w:val="24"/>
               </w:rPr>
             </w:pPr>
-            <w:r>
-              <w:rPr>
-                <w:sz w:val="24"/>
-                <w:szCs w:val="24"/>
-              </w:rPr>
-              <w:t>PlanarSketches.Add()</w:t>
+            <w:proofErr w:type="spellStart"/>
+            <w:r>
+              <w:rPr>
+                <w:sz w:val="24"/>
+                <w:szCs w:val="24"/>
+              </w:rPr>
+              <w:t>PlanarSketches.Add</w:t>
+            </w:r>
+            <w:proofErr w:type="spellEnd"/>
+            <w:r>
+              <w:rPr>
+                <w:sz w:val="24"/>
+                <w:szCs w:val="24"/>
+              </w:rPr>
+              <w:t>()</w:t>
             </w:r>
           </w:p>
         </w:tc>
@@ -2961,13 +3975,31 @@
                 <w:szCs w:val="24"/>
               </w:rPr>
             </w:pPr>
-            <w:r>
-              <w:rPr>
-                <w:sz w:val="24"/>
-                <w:szCs w:val="24"/>
-              </w:rPr>
-              <w:t>WorkPlane, bool</w:t>
-            </w:r>
+            <w:proofErr w:type="spellStart"/>
+            <w:r>
+              <w:rPr>
+                <w:sz w:val="24"/>
+                <w:szCs w:val="24"/>
+              </w:rPr>
+              <w:t>WorkPlane</w:t>
+            </w:r>
+            <w:proofErr w:type="spellEnd"/>
+            <w:r>
+              <w:rPr>
+                <w:sz w:val="24"/>
+                <w:szCs w:val="24"/>
+              </w:rPr>
+              <w:t xml:space="preserve">, </w:t>
+            </w:r>
+            <w:proofErr w:type="spellStart"/>
+            <w:r>
+              <w:rPr>
+                <w:sz w:val="24"/>
+                <w:szCs w:val="24"/>
+              </w:rPr>
+              <w:t>bool</w:t>
+            </w:r>
+            <w:proofErr w:type="spellEnd"/>
           </w:p>
         </w:tc>
         <w:tc>
@@ -2987,6 +4019,7 @@
                 <w:szCs w:val="24"/>
               </w:rPr>
             </w:pPr>
+            <w:proofErr w:type="spellStart"/>
             <w:r>
               <w:rPr>
                 <w:sz w:val="24"/>
@@ -2994,6 +4027,7 @@
               </w:rPr>
               <w:t>PlanarSketch</w:t>
             </w:r>
+            <w:proofErr w:type="spellEnd"/>
           </w:p>
         </w:tc>
         <w:tc>
@@ -3045,12 +4079,61 @@
                 <w:lang w:val="en-US"/>
               </w:rPr>
             </w:pPr>
-            <w:r>
-              <w:rPr>
-                <w:sz w:val="24"/>
-                <w:szCs w:val="24"/>
-              </w:rPr>
-              <w:t>CreatePoint2d()</w:t>
+            <w:proofErr w:type="spellStart"/>
+            <w:r>
+              <w:rPr>
+                <w:sz w:val="24"/>
+                <w:szCs w:val="24"/>
+                <w:lang w:val="en-US"/>
+              </w:rPr>
+              <w:t>TransientGeometry</w:t>
+            </w:r>
+            <w:proofErr w:type="spellEnd"/>
+            <w:r>
+              <w:rPr>
+                <w:sz w:val="24"/>
+                <w:szCs w:val="24"/>
+                <w:lang w:val="en-US"/>
+              </w:rPr>
+              <w:t>.</w:t>
+            </w:r>
+          </w:p>
+          <w:p>
+            <w:pPr>
+              <w:tabs>
+                <w:tab w:val="left" w:pos="0"/>
+              </w:tabs>
+              <w:spacing w:line="276" w:lineRule="auto"/>
+              <w:ind w:right="-51"/>
+              <w:jc w:val="center"/>
+              <w:rPr>
+                <w:sz w:val="24"/>
+                <w:szCs w:val="24"/>
+                <w:lang w:val="en-US"/>
+              </w:rPr>
+            </w:pPr>
+            <w:r>
+              <w:rPr>
+                <w:sz w:val="24"/>
+                <w:szCs w:val="24"/>
+              </w:rPr>
+              <w:t>CreatePoint2</w:t>
+            </w:r>
+            <w:proofErr w:type="gramStart"/>
+            <w:r>
+              <w:rPr>
+                <w:sz w:val="24"/>
+                <w:szCs w:val="24"/>
+              </w:rPr>
+              <w:t>d(</w:t>
+            </w:r>
+            <w:proofErr w:type="gramEnd"/>
+            <w:r>
+              <w:rPr>
+                <w:sz w:val="24"/>
+                <w:szCs w:val="24"/>
+              </w:rPr>
+              <w:t>)</w:t>
             </w:r>
           </w:p>
         </w:tc>
@@ -3072,12 +4155,37 @@
                 <w:lang w:val="en-US"/>
               </w:rPr>
             </w:pPr>
-            <w:r>
-              <w:rPr>
-                <w:sz w:val="24"/>
-                <w:szCs w:val="24"/>
-              </w:rPr>
-              <w:t>double x, double y</w:t>
+            <w:proofErr w:type="spellStart"/>
+            <w:r>
+              <w:rPr>
+                <w:sz w:val="24"/>
+                <w:szCs w:val="24"/>
+              </w:rPr>
+              <w:t>double</w:t>
+            </w:r>
+            <w:proofErr w:type="spellEnd"/>
+            <w:r>
+              <w:rPr>
+                <w:sz w:val="24"/>
+                <w:szCs w:val="24"/>
+              </w:rPr>
+              <w:t xml:space="preserve"> x, </w:t>
+            </w:r>
+            <w:proofErr w:type="spellStart"/>
+            <w:r>
+              <w:rPr>
+                <w:sz w:val="24"/>
+                <w:szCs w:val="24"/>
+              </w:rPr>
+              <w:t>double</w:t>
+            </w:r>
+            <w:proofErr w:type="spellEnd"/>
+            <w:r>
+              <w:rPr>
+                <w:sz w:val="24"/>
+                <w:szCs w:val="24"/>
+              </w:rPr>
+              <w:t xml:space="preserve"> y</w:t>
             </w:r>
           </w:p>
         </w:tc>
@@ -3156,12 +4264,21 @@
                 <w:szCs w:val="24"/>
               </w:rPr>
             </w:pPr>
-            <w:r>
-              <w:rPr>
-                <w:sz w:val="24"/>
-                <w:szCs w:val="24"/>
-              </w:rPr>
-              <w:t>SketchLines.</w:t>
+            <w:proofErr w:type="spellStart"/>
+            <w:r>
+              <w:rPr>
+                <w:sz w:val="24"/>
+                <w:szCs w:val="24"/>
+              </w:rPr>
+              <w:t>SketchLines</w:t>
+            </w:r>
+            <w:proofErr w:type="spellEnd"/>
+            <w:r>
+              <w:rPr>
+                <w:sz w:val="24"/>
+                <w:szCs w:val="24"/>
+              </w:rPr>
+              <w:t>.</w:t>
             </w:r>
           </w:p>
           <w:p>
@@ -3178,12 +4295,30 @@
                 <w:szCs w:val="24"/>
               </w:rPr>
             </w:pPr>
-            <w:r>
-              <w:rPr>
-                <w:sz w:val="24"/>
-                <w:szCs w:val="24"/>
-              </w:rPr>
-              <w:t>AddAsTwoPointRectangle()</w:t>
+            <w:proofErr w:type="spellStart"/>
+            <w:proofErr w:type="gramStart"/>
+            <w:r>
+              <w:rPr>
+                <w:sz w:val="24"/>
+                <w:szCs w:val="24"/>
+              </w:rPr>
+              <w:t>AddAsTwoPointRectangle</w:t>
+            </w:r>
+            <w:proofErr w:type="spellEnd"/>
+            <w:r>
+              <w:rPr>
+                <w:sz w:val="24"/>
+                <w:szCs w:val="24"/>
+              </w:rPr>
+              <w:t>(</w:t>
+            </w:r>
+            <w:proofErr w:type="gramEnd"/>
+            <w:r>
+              <w:rPr>
+                <w:sz w:val="24"/>
+                <w:szCs w:val="24"/>
+              </w:rPr>
+              <w:t>)</w:t>
             </w:r>
           </w:p>
         </w:tc>
@@ -3232,6 +4367,7 @@
                 <w:lang w:val="en-US"/>
               </w:rPr>
             </w:pPr>
+            <w:proofErr w:type="spellStart"/>
             <w:r>
               <w:rPr>
                 <w:sz w:val="24"/>
@@ -3239,20 +4375,22 @@
               </w:rPr>
               <w:t>SketchEntities</w:t>
             </w:r>
-          </w:p>
-          <w:p>
-            <w:pPr>
-              <w:tabs>
-                <w:tab w:val="left" w:pos="0"/>
-              </w:tabs>
-              <w:spacing w:line="276" w:lineRule="auto"/>
-              <w:ind w:right="-51"/>
-              <w:jc w:val="center"/>
-              <w:rPr>
-                <w:sz w:val="24"/>
-                <w:szCs w:val="24"/>
-              </w:rPr>
-            </w:pPr>
+            <w:proofErr w:type="spellEnd"/>
+          </w:p>
+          <w:p>
+            <w:pPr>
+              <w:tabs>
+                <w:tab w:val="left" w:pos="0"/>
+              </w:tabs>
+              <w:spacing w:line="276" w:lineRule="auto"/>
+              <w:ind w:right="-51"/>
+              <w:jc w:val="center"/>
+              <w:rPr>
+                <w:sz w:val="24"/>
+                <w:szCs w:val="24"/>
+              </w:rPr>
+            </w:pPr>
+            <w:proofErr w:type="spellStart"/>
             <w:r>
               <w:rPr>
                 <w:sz w:val="24"/>
@@ -3260,6 +4398,7 @@
               </w:rPr>
               <w:t>Enumerator</w:t>
             </w:r>
+            <w:proofErr w:type="spellEnd"/>
           </w:p>
         </w:tc>
         <w:tc>
@@ -3311,12 +4450,21 @@
                 <w:szCs w:val="24"/>
               </w:rPr>
             </w:pPr>
-            <w:r>
-              <w:rPr>
-                <w:sz w:val="24"/>
-                <w:szCs w:val="24"/>
-              </w:rPr>
-              <w:t>Profiles.AddForSolid()</w:t>
+            <w:proofErr w:type="spellStart"/>
+            <w:r>
+              <w:rPr>
+                <w:sz w:val="24"/>
+                <w:szCs w:val="24"/>
+              </w:rPr>
+              <w:t>Profiles.AddForSolid</w:t>
+            </w:r>
+            <w:proofErr w:type="spellEnd"/>
+            <w:r>
+              <w:rPr>
+                <w:sz w:val="24"/>
+                <w:szCs w:val="24"/>
+              </w:rPr>
+              <w:t>()</w:t>
             </w:r>
           </w:p>
         </w:tc>
@@ -3421,34 +4569,61 @@
                 <w:lang w:val="en-US"/>
               </w:rPr>
             </w:pPr>
-            <w:r>
-              <w:rPr>
-                <w:sz w:val="24"/>
-                <w:szCs w:val="24"/>
-              </w:rPr>
-              <w:t>ExtrudeFeatures.</w:t>
-            </w:r>
-          </w:p>
-          <w:p>
-            <w:pPr>
-              <w:tabs>
-                <w:tab w:val="left" w:pos="0"/>
-              </w:tabs>
-              <w:spacing w:line="276" w:lineRule="auto"/>
-              <w:ind w:right="-51"/>
-              <w:jc w:val="center"/>
-              <w:rPr>
-                <w:sz w:val="24"/>
-                <w:szCs w:val="24"/>
-                <w:lang w:val="en-US"/>
-              </w:rPr>
-            </w:pPr>
-            <w:r>
-              <w:rPr>
-                <w:sz w:val="24"/>
-                <w:szCs w:val="24"/>
-              </w:rPr>
-              <w:t>AddByDistanceExtent()</w:t>
+            <w:proofErr w:type="spellStart"/>
+            <w:r>
+              <w:rPr>
+                <w:sz w:val="24"/>
+                <w:szCs w:val="24"/>
+              </w:rPr>
+              <w:t>ExtrudeFeatures</w:t>
+            </w:r>
+            <w:proofErr w:type="spellEnd"/>
+            <w:r>
+              <w:rPr>
+                <w:sz w:val="24"/>
+                <w:szCs w:val="24"/>
+              </w:rPr>
+              <w:t>.</w:t>
+            </w:r>
+          </w:p>
+          <w:p>
+            <w:pPr>
+              <w:tabs>
+                <w:tab w:val="left" w:pos="0"/>
+              </w:tabs>
+              <w:spacing w:line="276" w:lineRule="auto"/>
+              <w:ind w:right="-51"/>
+              <w:jc w:val="center"/>
+              <w:rPr>
+                <w:sz w:val="24"/>
+                <w:szCs w:val="24"/>
+                <w:lang w:val="en-US"/>
+              </w:rPr>
+            </w:pPr>
+            <w:proofErr w:type="spellStart"/>
+            <w:proofErr w:type="gramStart"/>
+            <w:r>
+              <w:rPr>
+                <w:sz w:val="24"/>
+                <w:szCs w:val="24"/>
+              </w:rPr>
+              <w:t>AddByDistanceExtent</w:t>
+            </w:r>
+            <w:proofErr w:type="spellEnd"/>
+            <w:r>
+              <w:rPr>
+                <w:sz w:val="24"/>
+                <w:szCs w:val="24"/>
+              </w:rPr>
+              <w:t>(</w:t>
+            </w:r>
+            <w:proofErr w:type="gramEnd"/>
+            <w:r>
+              <w:rPr>
+                <w:sz w:val="24"/>
+                <w:szCs w:val="24"/>
+              </w:rPr>
+              <w:t>)</w:t>
             </w:r>
           </w:p>
         </w:tc>
@@ -3475,31 +4650,57 @@
                 <w:sz w:val="24"/>
                 <w:szCs w:val="24"/>
               </w:rPr>
-              <w:t>Profile, double, PartFeature</w:t>
-            </w:r>
-          </w:p>
-          <w:p>
-            <w:pPr>
-              <w:tabs>
-                <w:tab w:val="left" w:pos="0"/>
-              </w:tabs>
-              <w:spacing w:line="276" w:lineRule="auto"/>
-              <w:ind w:right="-51"/>
-              <w:jc w:val="center"/>
-              <w:rPr>
-                <w:sz w:val="24"/>
-                <w:szCs w:val="24"/>
-                <w:lang w:val="en-US"/>
-              </w:rPr>
-            </w:pPr>
-            <w:r>
-              <w:rPr>
-                <w:sz w:val="24"/>
-                <w:szCs w:val="24"/>
-              </w:rPr>
-              <w:lastRenderedPageBreak/>
+              <w:t xml:space="preserve">Profile, </w:t>
+            </w:r>
+            <w:proofErr w:type="spellStart"/>
+            <w:r>
+              <w:rPr>
+                <w:sz w:val="24"/>
+                <w:szCs w:val="24"/>
+              </w:rPr>
+              <w:t>double</w:t>
+            </w:r>
+            <w:proofErr w:type="spellEnd"/>
+            <w:r>
+              <w:rPr>
+                <w:sz w:val="24"/>
+                <w:szCs w:val="24"/>
+              </w:rPr>
+              <w:t xml:space="preserve">, </w:t>
+            </w:r>
+            <w:proofErr w:type="spellStart"/>
+            <w:r>
+              <w:rPr>
+                <w:sz w:val="24"/>
+                <w:szCs w:val="24"/>
+              </w:rPr>
+              <w:t>PartFeature</w:t>
+            </w:r>
+            <w:proofErr w:type="spellEnd"/>
+          </w:p>
+          <w:p>
+            <w:pPr>
+              <w:tabs>
+                <w:tab w:val="left" w:pos="0"/>
+              </w:tabs>
+              <w:spacing w:line="276" w:lineRule="auto"/>
+              <w:ind w:right="-51"/>
+              <w:jc w:val="center"/>
+              <w:rPr>
+                <w:sz w:val="24"/>
+                <w:szCs w:val="24"/>
+                <w:lang w:val="en-US"/>
+              </w:rPr>
+            </w:pPr>
+            <w:proofErr w:type="spellStart"/>
+            <w:r>
+              <w:rPr>
+                <w:sz w:val="24"/>
+                <w:szCs w:val="24"/>
+              </w:rPr>
               <w:t>ExtentDirectionEnum</w:t>
             </w:r>
+            <w:proofErr w:type="spellEnd"/>
           </w:p>
         </w:tc>
         <w:tc>
@@ -3519,14 +4720,15 @@
                 <w:szCs w:val="24"/>
               </w:rPr>
             </w:pPr>
-            <w:r>
-              <w:rPr>
-                <w:sz w:val="24"/>
-                <w:szCs w:val="24"/>
-              </w:rPr>
-              <w:lastRenderedPageBreak/>
+            <w:proofErr w:type="spellStart"/>
+            <w:r>
+              <w:rPr>
+                <w:sz w:val="24"/>
+                <w:szCs w:val="24"/>
+              </w:rPr>
               <w:t>ExtrudeFeature</w:t>
             </w:r>
+            <w:proofErr w:type="spellEnd"/>
           </w:p>
         </w:tc>
         <w:tc>
@@ -3551,15 +4753,7 @@
                 <w:sz w:val="24"/>
                 <w:szCs w:val="24"/>
               </w:rPr>
-              <w:t>Выдавливает созданный 2D-</w:t>
-            </w:r>
-            <w:r>
-              <w:rPr>
-                <w:sz w:val="24"/>
-                <w:szCs w:val="24"/>
-              </w:rPr>
-              <w:lastRenderedPageBreak/>
-              <w:t>профиль на заданную толщину рамки, формируя 3D-тело</w:t>
+              <w:t>Выдавливает созданный 2D-профиль на заданную толщину рамки, формируя 3D-тело</w:t>
             </w:r>
           </w:p>
         </w:tc>
@@ -3581,6 +4775,8 @@
         <w:jc w:val="center"/>
         <w:rPr>
           <w:rFonts w:ascii="Times New Roman" w:hAnsi="Times New Roman" w:cs="Times New Roman"/>
+          <w:b/>
+          <w:bCs/>
           <w:color w:val="auto"/>
           <w:sz w:val="28"/>
           <w:szCs w:val="28"/>
@@ -3591,20 +4787,13 @@
       <w:r>
         <w:rPr>
           <w:rFonts w:ascii="Times New Roman" w:hAnsi="Times New Roman" w:cs="Times New Roman"/>
+          <w:b/>
+          <w:bCs/>
           <w:color w:val="auto"/>
           <w:sz w:val="28"/>
           <w:szCs w:val="28"/>
         </w:rPr>
-        <w:t xml:space="preserve">1.3 </w:t>
-      </w:r>
-      <w:r>
-        <w:rPr>
-          <w:rFonts w:ascii="Times New Roman" w:hAnsi="Times New Roman" w:cs="Times New Roman"/>
-          <w:color w:val="auto"/>
-          <w:sz w:val="28"/>
-          <w:szCs w:val="28"/>
-        </w:rPr>
-        <w:t>Обзор аналогов плагина</w:t>
+        <w:t>1.3 Обзор аналогов плагина</w:t>
       </w:r>
       <w:bookmarkEnd w:id="7"/>
       <w:bookmarkEnd w:id="8"/>
@@ -3628,7 +4817,7 @@
           <w:sz w:val="28"/>
           <w:szCs w:val="28"/>
         </w:rPr>
-        <w:t>К</w:t>
+        <w:t>Первым к</w:t>
       </w:r>
       <w:r>
         <w:rPr>
@@ -3771,6 +4960,7 @@
           <w:sz w:val="28"/>
           <w:szCs w:val="28"/>
         </w:rPr>
+        <w:lastRenderedPageBreak/>
         <w:t>Онлайн-конструктор багетной мастерской «Арт мастер» представлен на рисунке 1.1.</w:t>
       </w:r>
     </w:p>
@@ -3844,6 +5034,7 @@
         <w:rPr>
           <w:sz w:val="28"/>
           <w:szCs w:val="28"/>
+          <w:lang w:val="en-US"/>
         </w:rPr>
       </w:pPr>
       <w:r>
@@ -3865,6 +5056,242 @@
           <w:szCs w:val="28"/>
         </w:rPr>
         <w:t xml:space="preserve"> Онлайн-конструктор багетной мастерской «Арт мастер» </w:t>
+      </w:r>
+    </w:p>
+    <w:p>
+      <w:pPr>
+        <w:widowControl/>
+        <w:autoSpaceDE/>
+        <w:autoSpaceDN/>
+        <w:spacing w:line="360" w:lineRule="auto"/>
+        <w:jc w:val="center"/>
+        <w:rPr>
+          <w:sz w:val="28"/>
+          <w:szCs w:val="28"/>
+          <w:lang w:val="en-US"/>
+        </w:rPr>
+      </w:pPr>
+    </w:p>
+    <w:p>
+      <w:pPr>
+        <w:widowControl/>
+        <w:autoSpaceDE/>
+        <w:autoSpaceDN/>
+        <w:spacing w:line="360" w:lineRule="auto"/>
+        <w:jc w:val="both"/>
+        <w:rPr>
+          <w:sz w:val="28"/>
+          <w:szCs w:val="28"/>
+        </w:rPr>
+      </w:pPr>
+      <w:r>
+        <w:rPr>
+          <w:sz w:val="28"/>
+          <w:szCs w:val="28"/>
+        </w:rPr>
+        <w:tab/>
+        <w:t>Вторым косвенным аналогом является программа для 3</w:t>
+      </w:r>
+      <w:r>
+        <w:rPr>
+          <w:sz w:val="28"/>
+          <w:szCs w:val="28"/>
+          <w:lang w:val="en-US"/>
+        </w:rPr>
+        <w:t>D</w:t>
+      </w:r>
+      <w:r>
+        <w:rPr>
+          <w:sz w:val="28"/>
+          <w:szCs w:val="28"/>
+        </w:rPr>
+        <w:t>-</w:t>
+      </w:r>
+      <w:r>
+        <w:rPr>
+          <w:sz w:val="28"/>
+          <w:szCs w:val="28"/>
+        </w:rPr>
+        <w:t>дизайна и архитектурного проектирования «</w:t>
+      </w:r>
+      <w:r>
+        <w:rPr>
+          <w:sz w:val="28"/>
+          <w:szCs w:val="28"/>
+          <w:lang w:val="en-US"/>
+        </w:rPr>
+        <w:t>SketchUp</w:t>
+      </w:r>
+      <w:r>
+        <w:rPr>
+          <w:sz w:val="28"/>
+          <w:szCs w:val="28"/>
+        </w:rPr>
+        <w:t xml:space="preserve">». Схожесть данного приложения с реализуемым плагином заключается в том, что с помощью </w:t>
+      </w:r>
+      <w:r>
+        <w:rPr>
+          <w:sz w:val="28"/>
+          <w:szCs w:val="28"/>
+          <w:lang w:val="en-US"/>
+        </w:rPr>
+        <w:t>SketchUp</w:t>
+      </w:r>
+      <w:r>
+        <w:rPr>
+          <w:sz w:val="28"/>
+          <w:szCs w:val="28"/>
+        </w:rPr>
+        <w:t xml:space="preserve"> можно создавать трёхмерные модели не только экстерьера и интерьера зданий, но и отдельных предметов мебели и декора, включая фоторамки. Различие заключается в том, что </w:t>
+      </w:r>
+      <w:r>
+        <w:rPr>
+          <w:sz w:val="28"/>
+          <w:szCs w:val="28"/>
+          <w:lang w:val="en-US"/>
+        </w:rPr>
+        <w:t>SketchUp</w:t>
+      </w:r>
+      <w:r>
+        <w:rPr>
+          <w:sz w:val="28"/>
+          <w:szCs w:val="28"/>
+        </w:rPr>
+        <w:t xml:space="preserve"> является универсальным редактором поверхностного моделирования.</w:t>
+      </w:r>
+      <w:r>
+        <w:rPr>
+          <w:sz w:val="28"/>
+          <w:szCs w:val="28"/>
+        </w:rPr>
+        <w:t>[6]</w:t>
+      </w:r>
+    </w:p>
+    <w:p>
+      <w:pPr>
+        <w:widowControl/>
+        <w:autoSpaceDE/>
+        <w:autoSpaceDN/>
+        <w:spacing w:line="360" w:lineRule="auto"/>
+        <w:rPr>
+          <w:sz w:val="28"/>
+          <w:szCs w:val="28"/>
+        </w:rPr>
+      </w:pPr>
+      <w:r>
+        <w:rPr>
+          <w:sz w:val="28"/>
+          <w:szCs w:val="28"/>
+        </w:rPr>
+        <w:tab/>
+        <w:t xml:space="preserve">Пользовательский интерфейс программы </w:t>
+      </w:r>
+      <w:r>
+        <w:rPr>
+          <w:sz w:val="28"/>
+          <w:szCs w:val="28"/>
+          <w:lang w:val="en-US"/>
+        </w:rPr>
+        <w:t>SketchUp</w:t>
+      </w:r>
+      <w:r>
+        <w:rPr>
+          <w:sz w:val="28"/>
+          <w:szCs w:val="28"/>
+        </w:rPr>
+        <w:t xml:space="preserve"> представлен на рисунке 1.2.</w:t>
+      </w:r>
+    </w:p>
+    <w:p>
+      <w:pPr>
+        <w:widowControl/>
+        <w:autoSpaceDE/>
+        <w:autoSpaceDN/>
+        <w:rPr>
+          <w:sz w:val="28"/>
+          <w:szCs w:val="28"/>
+        </w:rPr>
+      </w:pPr>
+      <w:r>
+        <w:rPr>
+          <w:noProof/>
+        </w:rPr>
+        <w:lastRenderedPageBreak/>
+        <w:drawing>
+          <wp:inline distT="0" distB="0" distL="0" distR="0" wp14:anchorId="103164EE" wp14:editId="0FD01556">
+            <wp:extent cx="5940425" cy="4958715"/>
+            <wp:effectExtent l="0" t="0" r="3175" b="0"/>
+            <wp:docPr id="6" name="Рисунок 6" descr="Моделирование в SketchUp. Интерфейс, создание простой детали"/>
+            <wp:cNvGraphicFramePr>
+              <a:graphicFrameLocks xmlns:a="http://schemas.openxmlformats.org/drawingml/2006/main" noChangeAspect="1"/>
+            </wp:cNvGraphicFramePr>
+            <a:graphic xmlns:a="http://schemas.openxmlformats.org/drawingml/2006/main">
+              <a:graphicData uri="http://schemas.openxmlformats.org/drawingml/2006/picture">
+                <pic:pic xmlns:pic="http://schemas.openxmlformats.org/drawingml/2006/picture">
+                  <pic:nvPicPr>
+                    <pic:cNvPr id="0" name="Picture 1" descr="Моделирование в SketchUp. Интерфейс, создание простой детали"/>
+                    <pic:cNvPicPr>
+                      <a:picLocks noChangeAspect="1" noChangeArrowheads="1"/>
+                    </pic:cNvPicPr>
+                  </pic:nvPicPr>
+                  <pic:blipFill>
+                    <a:blip r:embed="rId18">
+                      <a:extLst>
+                        <a:ext uri="{28A0092B-C50C-407E-A947-70E740481C1C}">
+                          <a14:useLocalDpi xmlns:a14="http://schemas.microsoft.com/office/drawing/2010/main" val="0"/>
+                        </a:ext>
+                      </a:extLst>
+                    </a:blip>
+                    <a:srcRect/>
+                    <a:stretch>
+                      <a:fillRect/>
+                    </a:stretch>
+                  </pic:blipFill>
+                  <pic:spPr bwMode="auto">
+                    <a:xfrm>
+                      <a:off x="0" y="0"/>
+                      <a:ext cx="5940425" cy="4958715"/>
+                    </a:xfrm>
+                    <a:prstGeom prst="rect">
+                      <a:avLst/>
+                    </a:prstGeom>
+                    <a:noFill/>
+                    <a:ln>
+                      <a:noFill/>
+                    </a:ln>
+                  </pic:spPr>
+                </pic:pic>
+              </a:graphicData>
+            </a:graphic>
+          </wp:inline>
+        </w:drawing>
+      </w:r>
+    </w:p>
+    <w:p>
+      <w:pPr>
+        <w:widowControl/>
+        <w:autoSpaceDE/>
+        <w:autoSpaceDN/>
+        <w:jc w:val="center"/>
+        <w:rPr>
+          <w:sz w:val="28"/>
+          <w:szCs w:val="28"/>
+        </w:rPr>
+      </w:pPr>
+      <w:r>
+        <w:rPr>
+          <w:sz w:val="28"/>
+          <w:szCs w:val="28"/>
+        </w:rPr>
+        <w:t xml:space="preserve">Рисунок 1.2 – Пользовательский интерфейс программы </w:t>
+      </w:r>
+      <w:r>
+        <w:rPr>
+          <w:sz w:val="28"/>
+          <w:szCs w:val="28"/>
+          <w:lang w:val="en-US"/>
+        </w:rPr>
+        <w:t>SketchUp</w:t>
       </w:r>
       <w:r>
         <w:rPr>
@@ -3950,28 +5377,26 @@
       <w:pPr>
         <w:spacing w:line="360" w:lineRule="auto"/>
         <w:ind w:firstLine="708"/>
-        <w:jc w:val="both"/>
-        <w:rPr>
+        <w:rPr>
+          <w:b/>
+          <w:bCs/>
           <w:sz w:val="28"/>
           <w:szCs w:val="28"/>
         </w:rPr>
       </w:pPr>
       <w:r>
         <w:rPr>
-          <w:sz w:val="28"/>
-          <w:szCs w:val="28"/>
-        </w:rPr>
-        <w:t xml:space="preserve">Параметры </w:t>
-      </w:r>
-      <w:r>
-        <w:rPr>
-          <w:sz w:val="28"/>
-          <w:szCs w:val="28"/>
-        </w:rPr>
-        <w:t>для плагина</w:t>
-      </w:r>
-      <w:r>
-        <w:rPr>
+          <w:b/>
+          <w:bCs/>
+          <w:sz w:val="28"/>
+          <w:szCs w:val="28"/>
+        </w:rPr>
+        <w:t>Изменяемые параметры для плагина</w:t>
+      </w:r>
+      <w:r>
+        <w:rPr>
+          <w:b/>
+          <w:bCs/>
           <w:sz w:val="28"/>
           <w:szCs w:val="28"/>
         </w:rPr>
@@ -4035,7 +5460,21 @@
           <w:sz w:val="28"/>
           <w:szCs w:val="28"/>
         </w:rPr>
-        <w:t xml:space="preserve"> (1</w:t>
+        <w:t xml:space="preserve"> </w:t>
+      </w:r>
+      <w:r>
+        <w:rPr>
+          <w:sz w:val="28"/>
+          <w:szCs w:val="28"/>
+        </w:rPr>
+        <w:t>(</w:t>
+      </w:r>
+      <w:r>
+        <w:rPr>
+          <w:sz w:val="28"/>
+          <w:szCs w:val="28"/>
+        </w:rPr>
+        <w:t>1</w:t>
       </w:r>
       <w:r>
         <w:rPr>
@@ -4063,14 +5502,14 @@
           <w:sz w:val="28"/>
           <w:szCs w:val="28"/>
         </w:rPr>
-        <w:t>00</w:t>
-      </w:r>
-      <w:r>
-        <w:rPr>
-          <w:sz w:val="28"/>
-          <w:szCs w:val="28"/>
-        </w:rPr>
-        <w:t>мм)</w:t>
+        <w:t xml:space="preserve">00 </w:t>
+      </w:r>
+      <w:r>
+        <w:rPr>
+          <w:sz w:val="28"/>
+          <w:szCs w:val="28"/>
+        </w:rPr>
+        <w:t>мм</w:t>
       </w:r>
       <w:r>
         <w:rPr>
@@ -4083,6 +5522,70 @@
         <w:rPr>
           <w:sz w:val="28"/>
           <w:szCs w:val="28"/>
+          <w:lang w:val="en-US"/>
+        </w:rPr>
+        <w:t>L</w:t>
+      </w:r>
+      <w:r>
+        <w:rPr>
+          <w:sz w:val="28"/>
+          <w:szCs w:val="28"/>
+        </w:rPr>
+        <w:t xml:space="preserve">1 </w:t>
+      </w:r>
+      <m:oMath>
+        <m:r>
+          <w:rPr>
+            <w:rFonts w:ascii="Cambria Math" w:hAnsi="Cambria Math"/>
+            <w:sz w:val="28"/>
+            <w:szCs w:val="28"/>
+          </w:rPr>
+          <m:t>≥</m:t>
+        </m:r>
+      </m:oMath>
+      <w:r>
+        <w:rPr>
+          <w:rFonts w:eastAsiaTheme="minorEastAsia"/>
+          <w:sz w:val="28"/>
+          <w:szCs w:val="28"/>
+        </w:rPr>
+        <w:t xml:space="preserve"> 2</w:t>
+      </w:r>
+      <w:r>
+        <w:rPr>
+          <w:rFonts w:eastAsiaTheme="minorEastAsia"/>
+          <w:sz w:val="28"/>
+          <w:szCs w:val="28"/>
+          <w:lang w:val="en-US"/>
+        </w:rPr>
+        <w:t>W</w:t>
+      </w:r>
+      <w:r>
+        <w:rPr>
+          <w:rFonts w:eastAsiaTheme="minorEastAsia"/>
+          <w:sz w:val="28"/>
+          <w:szCs w:val="28"/>
+        </w:rPr>
+        <w:t xml:space="preserve"> + 90</w:t>
+      </w:r>
+      <w:r>
+        <w:rPr>
+          <w:sz w:val="28"/>
+          <w:szCs w:val="28"/>
+        </w:rPr>
+        <w:t>)</w:t>
+      </w:r>
+      <w:r>
+        <w:rPr>
+          <w:sz w:val="28"/>
+          <w:szCs w:val="28"/>
+        </w:rPr>
+        <w:t xml:space="preserve">, </w:t>
+      </w:r>
+      <w:r>
+        <w:rPr>
+          <w:sz w:val="28"/>
+          <w:szCs w:val="28"/>
         </w:rPr>
         <w:t>зависимый</w:t>
       </w:r>
@@ -4091,7 +5594,58 @@
           <w:sz w:val="28"/>
           <w:szCs w:val="28"/>
         </w:rPr>
-        <w:t xml:space="preserve">; </w:t>
+        <w:t>.</w:t>
+      </w:r>
+      <w:r>
+        <w:rPr>
+          <w:sz w:val="28"/>
+          <w:szCs w:val="28"/>
+        </w:rPr>
+        <w:t xml:space="preserve"> </w:t>
+      </w:r>
+      <w:r>
+        <w:rPr>
+          <w:sz w:val="28"/>
+          <w:szCs w:val="28"/>
+        </w:rPr>
+        <w:t xml:space="preserve">При изменении </w:t>
+      </w:r>
+      <w:r>
+        <w:rPr>
+          <w:sz w:val="28"/>
+          <w:szCs w:val="28"/>
+          <w:lang w:val="en-US"/>
+        </w:rPr>
+        <w:t>L</w:t>
+      </w:r>
+      <w:r>
+        <w:rPr>
+          <w:sz w:val="28"/>
+          <w:szCs w:val="28"/>
+        </w:rPr>
+        <w:t>1</w:t>
+      </w:r>
+      <w:r>
+        <w:rPr>
+          <w:sz w:val="28"/>
+          <w:szCs w:val="28"/>
+        </w:rPr>
+        <w:t xml:space="preserve"> пересчитывается максимальная допустимая граница для </w:t>
+      </w:r>
+      <w:r>
+        <w:rPr>
+          <w:sz w:val="28"/>
+          <w:szCs w:val="28"/>
+          <w:lang w:val="en-US"/>
+        </w:rPr>
+        <w:t>W</w:t>
+      </w:r>
+      <w:r>
+        <w:rPr>
+          <w:sz w:val="28"/>
+          <w:szCs w:val="28"/>
+        </w:rPr>
+        <w:t>;</w:t>
       </w:r>
     </w:p>
     <w:p>
@@ -4138,28 +5692,21 @@
           <w:sz w:val="28"/>
           <w:szCs w:val="28"/>
         </w:rPr>
-        <w:t xml:space="preserve"> (</w:t>
-      </w:r>
-      <w:r>
-        <w:rPr>
-          <w:sz w:val="28"/>
-          <w:szCs w:val="28"/>
-        </w:rPr>
-        <w:t>1</w:t>
-      </w:r>
-      <w:r>
-        <w:rPr>
-          <w:sz w:val="28"/>
-          <w:szCs w:val="28"/>
-        </w:rPr>
-        <w:t>5</w:t>
-      </w:r>
-      <w:r>
-        <w:rPr>
-          <w:sz w:val="28"/>
-          <w:szCs w:val="28"/>
-        </w:rPr>
-        <w:t>0</w:t>
+        <w:t xml:space="preserve"> </w:t>
+      </w:r>
+      <w:r>
+        <w:rPr>
+          <w:sz w:val="28"/>
+          <w:szCs w:val="28"/>
+        </w:rPr>
+        <w:t>(</w:t>
+      </w:r>
+      <w:r>
+        <w:rPr>
+          <w:sz w:val="28"/>
+          <w:szCs w:val="28"/>
+        </w:rPr>
+        <w:t>120</w:t>
       </w:r>
       <w:r>
         <w:rPr>
@@ -4180,28 +5727,122 @@
           <w:sz w:val="28"/>
           <w:szCs w:val="28"/>
         </w:rPr>
-        <w:t>00</w:t>
-      </w:r>
-      <w:r>
-        <w:rPr>
-          <w:sz w:val="28"/>
-          <w:szCs w:val="28"/>
-        </w:rPr>
-        <w:t>мм)</w:t>
-      </w:r>
-      <w:r>
-        <w:rPr>
-          <w:sz w:val="28"/>
-          <w:szCs w:val="28"/>
-        </w:rPr>
-        <w:t>, независимый</w:t>
-      </w:r>
-      <w:r>
-        <w:rPr>
-          <w:sz w:val="28"/>
-          <w:szCs w:val="28"/>
-        </w:rPr>
-        <w:t xml:space="preserve">; </w:t>
+        <w:t xml:space="preserve">00 </w:t>
+      </w:r>
+      <w:r>
+        <w:rPr>
+          <w:sz w:val="28"/>
+          <w:szCs w:val="28"/>
+        </w:rPr>
+        <w:t>мм</w:t>
+      </w:r>
+      <w:r>
+        <w:rPr>
+          <w:sz w:val="28"/>
+          <w:szCs w:val="28"/>
+        </w:rPr>
+        <w:t xml:space="preserve">, </w:t>
+      </w:r>
+      <w:r>
+        <w:rPr>
+          <w:sz w:val="28"/>
+          <w:szCs w:val="28"/>
+          <w:lang w:val="en-US"/>
+        </w:rPr>
+        <w:t>H</w:t>
+      </w:r>
+      <w:r>
+        <w:rPr>
+          <w:sz w:val="28"/>
+          <w:szCs w:val="28"/>
+        </w:rPr>
+        <w:t xml:space="preserve">1 </w:t>
+      </w:r>
+      <m:oMath>
+        <m:r>
+          <w:rPr>
+            <w:rFonts w:ascii="Cambria Math" w:hAnsi="Cambria Math"/>
+            <w:sz w:val="28"/>
+            <w:szCs w:val="28"/>
+          </w:rPr>
+          <m:t>≥</m:t>
+        </m:r>
+      </m:oMath>
+      <w:r>
+        <w:rPr>
+          <w:rFonts w:eastAsiaTheme="minorEastAsia"/>
+          <w:sz w:val="28"/>
+          <w:szCs w:val="28"/>
+        </w:rPr>
+        <w:t xml:space="preserve"> 2</w:t>
+      </w:r>
+      <w:r>
+        <w:rPr>
+          <w:rFonts w:eastAsiaTheme="minorEastAsia"/>
+          <w:sz w:val="28"/>
+          <w:szCs w:val="28"/>
+          <w:lang w:val="en-US"/>
+        </w:rPr>
+        <w:t>W</w:t>
+      </w:r>
+      <w:r>
+        <w:rPr>
+          <w:rFonts w:eastAsiaTheme="minorEastAsia"/>
+          <w:sz w:val="28"/>
+          <w:szCs w:val="28"/>
+        </w:rPr>
+        <w:t xml:space="preserve"> + 90</w:t>
+      </w:r>
+      <w:r>
+        <w:rPr>
+          <w:sz w:val="28"/>
+          <w:szCs w:val="28"/>
+        </w:rPr>
+        <w:t>)</w:t>
+      </w:r>
+      <w:r>
+        <w:rPr>
+          <w:sz w:val="28"/>
+          <w:szCs w:val="28"/>
+        </w:rPr>
+        <w:t xml:space="preserve">, независимый. При изменении </w:t>
+      </w:r>
+      <w:r>
+        <w:rPr>
+          <w:sz w:val="28"/>
+          <w:szCs w:val="28"/>
+          <w:lang w:val="en-US"/>
+        </w:rPr>
+        <w:t>H</w:t>
+      </w:r>
+      <w:r>
+        <w:rPr>
+          <w:sz w:val="28"/>
+          <w:szCs w:val="28"/>
+        </w:rPr>
+        <w:t xml:space="preserve">1 </w:t>
+      </w:r>
+      <w:r>
+        <w:rPr>
+          <w:sz w:val="28"/>
+          <w:szCs w:val="28"/>
+        </w:rPr>
+        <w:t xml:space="preserve">пересчитывается максимальная допустимая граница для </w:t>
+      </w:r>
+      <w:r>
+        <w:rPr>
+          <w:sz w:val="28"/>
+          <w:szCs w:val="28"/>
+          <w:lang w:val="en-US"/>
+        </w:rPr>
+        <w:t>W</w:t>
+      </w:r>
+      <w:r>
+        <w:rPr>
+          <w:sz w:val="28"/>
+          <w:szCs w:val="28"/>
+        </w:rPr>
+        <w:t>;</w:t>
       </w:r>
     </w:p>
     <w:p>
@@ -4276,6 +5917,13 @@
         <w:rPr>
           <w:sz w:val="28"/>
           <w:szCs w:val="28"/>
+        </w:rPr>
+        <w:t>(</w:t>
+      </w:r>
+      <w:r>
+        <w:rPr>
+          <w:sz w:val="28"/>
+          <w:szCs w:val="28"/>
           <w:lang w:val="en-US"/>
         </w:rPr>
         <w:t>L</w:t>
@@ -4285,49 +5933,116 @@
           <w:sz w:val="28"/>
           <w:szCs w:val="28"/>
         </w:rPr>
-        <w:t>1-</w:t>
-      </w:r>
-      <w:r>
-        <w:rPr>
-          <w:sz w:val="28"/>
-          <w:szCs w:val="28"/>
-        </w:rPr>
-        <w:t>90</w:t>
-      </w:r>
-      <w:r>
-        <w:rPr>
-          <w:sz w:val="28"/>
-          <w:szCs w:val="28"/>
-        </w:rPr>
-        <w:t xml:space="preserve">) / 2 </w:t>
-      </w:r>
-      <w:r>
-        <w:rPr>
-          <w:sz w:val="28"/>
-          <w:szCs w:val="28"/>
-        </w:rPr>
-        <w:t>мм</w:t>
-      </w:r>
-      <w:r>
-        <w:rPr>
-          <w:sz w:val="28"/>
-          <w:szCs w:val="28"/>
-        </w:rPr>
-        <w:t>)</w:t>
-      </w:r>
-      <w:r>
-        <w:rPr>
-          <w:sz w:val="28"/>
-          <w:szCs w:val="28"/>
-        </w:rPr>
-        <w:t>, зависимый</w:t>
-      </w:r>
-      <w:r>
-        <w:rPr>
-          <w:sz w:val="28"/>
-          <w:szCs w:val="28"/>
-        </w:rPr>
-        <w:t>;</w:t>
+        <w:t>1-90) / 2</w:t>
+      </w:r>
+      <w:r>
+        <w:rPr>
+          <w:sz w:val="28"/>
+          <w:szCs w:val="28"/>
+        </w:rPr>
+        <w:t xml:space="preserve"> мм</w:t>
+      </w:r>
+      <w:r>
+        <w:rPr>
+          <w:sz w:val="28"/>
+          <w:szCs w:val="28"/>
+        </w:rPr>
+        <w:t>, (</w:t>
+      </w:r>
+      <w:r>
+        <w:rPr>
+          <w:sz w:val="28"/>
+          <w:szCs w:val="28"/>
+          <w:lang w:val="en-US"/>
+        </w:rPr>
+        <w:t>H</w:t>
+      </w:r>
+      <w:r>
+        <w:rPr>
+          <w:sz w:val="28"/>
+          <w:szCs w:val="28"/>
+        </w:rPr>
+        <w:t xml:space="preserve">1-90) / 2 </w:t>
+      </w:r>
+      <w:r>
+        <w:rPr>
+          <w:sz w:val="28"/>
+          <w:szCs w:val="28"/>
+        </w:rPr>
+        <w:t>мм), зависимый</w:t>
+      </w:r>
+      <w:r>
+        <w:rPr>
+          <w:sz w:val="28"/>
+          <w:szCs w:val="28"/>
+        </w:rPr>
+        <w:t xml:space="preserve">. </w:t>
+      </w:r>
+      <w:r>
+        <w:rPr>
+          <w:sz w:val="28"/>
+          <w:szCs w:val="28"/>
+        </w:rPr>
+        <w:t xml:space="preserve">При изменении параметра </w:t>
+      </w:r>
+      <w:r>
+        <w:rPr>
+          <w:sz w:val="28"/>
+          <w:szCs w:val="28"/>
+          <w:lang w:val="en-US"/>
+        </w:rPr>
+        <w:t>W</w:t>
+      </w:r>
+      <w:r>
+        <w:rPr>
+          <w:sz w:val="28"/>
+          <w:szCs w:val="28"/>
+        </w:rPr>
+        <w:t xml:space="preserve"> </w:t>
+      </w:r>
+      <w:r>
+        <w:rPr>
+          <w:sz w:val="28"/>
+          <w:szCs w:val="28"/>
+        </w:rPr>
+        <w:t xml:space="preserve">пересчитывается минимальная допустимая граница </w:t>
+      </w:r>
+      <w:r>
+        <w:rPr>
+          <w:sz w:val="28"/>
+          <w:szCs w:val="28"/>
+          <w:lang w:val="en-US"/>
+        </w:rPr>
+        <w:t>L</w:t>
+      </w:r>
+      <w:r>
+        <w:rPr>
+          <w:sz w:val="28"/>
+          <w:szCs w:val="28"/>
+        </w:rPr>
+        <w:t xml:space="preserve">1 </w:t>
+      </w:r>
+      <w:r>
+        <w:rPr>
+          <w:sz w:val="28"/>
+          <w:szCs w:val="28"/>
+        </w:rPr>
+        <w:t xml:space="preserve">и </w:t>
+      </w:r>
+      <w:r>
+        <w:rPr>
+          <w:sz w:val="28"/>
+          <w:szCs w:val="28"/>
+          <w:lang w:val="en-US"/>
+        </w:rPr>
+        <w:t>H</w:t>
+      </w:r>
+      <w:r>
+        <w:rPr>
+          <w:sz w:val="28"/>
+          <w:szCs w:val="28"/>
+        </w:rPr>
+        <w:t>1;</w:t>
       </w:r>
     </w:p>
     <w:p>
@@ -4439,7 +6154,6 @@
         <w:ind w:firstLine="708"/>
         <w:jc w:val="both"/>
         <w:rPr>
-          <w:strike/>
           <w:sz w:val="28"/>
           <w:szCs w:val="28"/>
         </w:rPr>
@@ -4507,6 +6221,13 @@
           <w:szCs w:val="28"/>
         </w:rPr>
         <w:t>;</w:t>
+      </w:r>
+      <w:r>
+        <w:rPr>
+          <w:sz w:val="28"/>
+          <w:szCs w:val="28"/>
+        </w:rPr>
+        <w:t xml:space="preserve"> </w:t>
       </w:r>
     </w:p>
     <w:p>
@@ -4515,13 +6236,408 @@
         <w:ind w:firstLine="708"/>
         <w:jc w:val="both"/>
         <w:rPr>
-          <w:sz w:val="28"/>
+          <w:b/>
+          <w:bCs/>
+          <w:sz w:val="28"/>
+          <w:szCs w:val="28"/>
         </w:rPr>
       </w:pPr>
       <w:r>
         <w:rPr>
-          <w:sz w:val="28"/>
-        </w:rPr>
+          <w:b/>
+          <w:bCs/>
+          <w:sz w:val="28"/>
+          <w:szCs w:val="28"/>
+        </w:rPr>
+        <w:t>Неизменяемые параметры для плагина:</w:t>
+      </w:r>
+    </w:p>
+    <w:p>
+      <w:pPr>
+        <w:spacing w:line="360" w:lineRule="auto"/>
+        <w:ind w:firstLine="708"/>
+        <w:jc w:val="both"/>
+        <w:rPr>
+          <w:sz w:val="28"/>
+          <w:szCs w:val="28"/>
+        </w:rPr>
+      </w:pPr>
+      <w:r>
+        <w:rPr>
+          <w:sz w:val="28"/>
+          <w:szCs w:val="28"/>
+        </w:rPr>
+        <w:t>−</w:t>
+      </w:r>
+      <w:r>
+        <w:rPr>
+          <w:sz w:val="28"/>
+          <w:szCs w:val="28"/>
+        </w:rPr>
+        <w:t xml:space="preserve"> толщина задней стенки </w:t>
+      </w:r>
+      <w:r>
+        <w:rPr>
+          <w:sz w:val="28"/>
+          <w:szCs w:val="28"/>
+          <w:lang w:val="en-US"/>
+        </w:rPr>
+        <w:t>x</w:t>
+      </w:r>
+      <w:r>
+        <w:rPr>
+          <w:sz w:val="28"/>
+          <w:szCs w:val="28"/>
+        </w:rPr>
+        <w:t xml:space="preserve"> (</w:t>
+      </w:r>
+      <w:r>
+        <w:rPr>
+          <w:sz w:val="28"/>
+          <w:szCs w:val="28"/>
+        </w:rPr>
+        <w:t>3</w:t>
+      </w:r>
+      <w:r>
+        <w:rPr>
+          <w:sz w:val="28"/>
+          <w:szCs w:val="28"/>
+        </w:rPr>
+        <w:t xml:space="preserve"> </w:t>
+      </w:r>
+      <w:r>
+        <w:rPr>
+          <w:sz w:val="28"/>
+          <w:szCs w:val="28"/>
+        </w:rPr>
+        <w:t>мм)</w:t>
+      </w:r>
+      <w:r>
+        <w:rPr>
+          <w:sz w:val="28"/>
+          <w:szCs w:val="28"/>
+        </w:rPr>
+        <w:t>;</w:t>
+      </w:r>
+    </w:p>
+    <w:p>
+      <w:pPr>
+        <w:spacing w:line="360" w:lineRule="auto"/>
+        <w:ind w:firstLine="708"/>
+        <w:jc w:val="both"/>
+        <w:rPr>
+          <w:sz w:val="28"/>
+          <w:szCs w:val="28"/>
+        </w:rPr>
+      </w:pPr>
+      <w:r>
+        <w:rPr>
+          <w:sz w:val="28"/>
+          <w:szCs w:val="28"/>
+        </w:rPr>
+        <w:t>−</w:t>
+      </w:r>
+      <w:r>
+        <w:rPr>
+          <w:sz w:val="28"/>
+          <w:szCs w:val="28"/>
+        </w:rPr>
+        <w:t xml:space="preserve"> </w:t>
+      </w:r>
+      <w:r>
+        <w:rPr>
+          <w:sz w:val="28"/>
+          <w:szCs w:val="28"/>
+        </w:rPr>
+        <w:t xml:space="preserve">высота подставки рамки </w:t>
+      </w:r>
+      <w:r>
+        <w:rPr>
+          <w:sz w:val="28"/>
+          <w:szCs w:val="28"/>
+          <w:lang w:val="en-US"/>
+        </w:rPr>
+        <w:t>c</w:t>
+      </w:r>
+      <w:r>
+        <w:rPr>
+          <w:sz w:val="28"/>
+          <w:szCs w:val="28"/>
+        </w:rPr>
+        <w:t xml:space="preserve"> (</w:t>
+      </w:r>
+      <w:r>
+        <w:rPr>
+          <w:sz w:val="28"/>
+          <w:szCs w:val="28"/>
+          <w:lang w:val="en-US"/>
+        </w:rPr>
+        <w:t>c</w:t>
+      </w:r>
+      <w:r>
+        <w:rPr>
+          <w:sz w:val="28"/>
+          <w:szCs w:val="28"/>
+        </w:rPr>
+        <w:t xml:space="preserve"> = </w:t>
+      </w:r>
+      <w:r>
+        <w:rPr>
+          <w:sz w:val="28"/>
+          <w:szCs w:val="28"/>
+          <w:lang w:val="en-US"/>
+        </w:rPr>
+        <w:t>H</w:t>
+      </w:r>
+      <w:r>
+        <w:rPr>
+          <w:sz w:val="28"/>
+          <w:szCs w:val="28"/>
+        </w:rPr>
+        <w:t xml:space="preserve">1 / 2 </w:t>
+      </w:r>
+      <w:r>
+        <w:rPr>
+          <w:sz w:val="28"/>
+          <w:szCs w:val="28"/>
+        </w:rPr>
+        <w:t>мм</w:t>
+      </w:r>
+      <w:r>
+        <w:rPr>
+          <w:sz w:val="28"/>
+          <w:szCs w:val="28"/>
+        </w:rPr>
+        <w:t>)</w:t>
+      </w:r>
+      <w:r>
+        <w:rPr>
+          <w:sz w:val="28"/>
+          <w:szCs w:val="28"/>
+        </w:rPr>
+        <w:t>;</w:t>
+      </w:r>
+    </w:p>
+    <w:p>
+      <w:pPr>
+        <w:spacing w:line="360" w:lineRule="auto"/>
+        <w:ind w:firstLine="708"/>
+        <w:jc w:val="both"/>
+        <w:rPr>
+          <w:sz w:val="28"/>
+          <w:szCs w:val="28"/>
+        </w:rPr>
+      </w:pPr>
+      <w:r>
+        <w:rPr>
+          <w:sz w:val="28"/>
+          <w:szCs w:val="28"/>
+        </w:rPr>
+        <w:t>−</w:t>
+      </w:r>
+      <w:r>
+        <w:rPr>
+          <w:sz w:val="28"/>
+          <w:szCs w:val="28"/>
+        </w:rPr>
+        <w:t xml:space="preserve"> ширина подставки </w:t>
+      </w:r>
+      <w:r>
+        <w:rPr>
+          <w:sz w:val="28"/>
+          <w:szCs w:val="28"/>
+          <w:lang w:val="en-US"/>
+        </w:rPr>
+        <w:t>k</w:t>
+      </w:r>
+      <w:r>
+        <w:rPr>
+          <w:sz w:val="28"/>
+          <w:szCs w:val="28"/>
+        </w:rPr>
+        <w:t xml:space="preserve"> (30 мм).</w:t>
+      </w:r>
+      <w:r>
+        <w:rPr>
+          <w:sz w:val="28"/>
+          <w:szCs w:val="28"/>
+        </w:rPr>
+        <w:t xml:space="preserve"> </w:t>
+      </w:r>
+      <w:r>
+        <w:rPr>
+          <w:sz w:val="28"/>
+          <w:szCs w:val="28"/>
+        </w:rPr>
+        <w:t>В процессе построения ширина подставки задаётся 15 мм, но выдавливание фигуры треугольника происходит в обе стороны от центра построения, поэтому общая ширина равна 30 мм</w:t>
+      </w:r>
+      <w:r>
+        <w:rPr>
+          <w:sz w:val="28"/>
+          <w:szCs w:val="28"/>
+        </w:rPr>
+        <w:t>;</w:t>
+      </w:r>
+    </w:p>
+    <w:p>
+      <w:pPr>
+        <w:spacing w:line="360" w:lineRule="auto"/>
+        <w:ind w:firstLine="708"/>
+        <w:jc w:val="both"/>
+        <w:rPr>
+          <w:sz w:val="28"/>
+          <w:szCs w:val="28"/>
+        </w:rPr>
+      </w:pPr>
+      <w:r>
+        <w:rPr>
+          <w:sz w:val="28"/>
+          <w:szCs w:val="28"/>
+        </w:rPr>
+        <w:t>−</w:t>
+      </w:r>
+      <w:r>
+        <w:rPr>
+          <w:sz w:val="28"/>
+          <w:szCs w:val="28"/>
+        </w:rPr>
+        <w:t xml:space="preserve"> </w:t>
+      </w:r>
+      <w:r>
+        <w:rPr>
+          <w:sz w:val="28"/>
+          <w:szCs w:val="28"/>
+        </w:rPr>
+        <w:t xml:space="preserve">длина подставки </w:t>
+      </w:r>
+      <w:r>
+        <w:rPr>
+          <w:sz w:val="28"/>
+          <w:szCs w:val="28"/>
+          <w:lang w:val="en-US"/>
+        </w:rPr>
+        <w:t>m</w:t>
+      </w:r>
+      <w:r>
+        <w:rPr>
+          <w:sz w:val="28"/>
+          <w:szCs w:val="28"/>
+        </w:rPr>
+        <w:t xml:space="preserve"> (</w:t>
+      </w:r>
+      <w:r>
+        <w:rPr>
+          <w:sz w:val="28"/>
+          <w:szCs w:val="28"/>
+          <w:lang w:val="en-US"/>
+        </w:rPr>
+        <w:t>m</w:t>
+      </w:r>
+      <w:r>
+        <w:rPr>
+          <w:sz w:val="28"/>
+          <w:szCs w:val="28"/>
+        </w:rPr>
+        <w:t xml:space="preserve"> = </w:t>
+      </w:r>
+      <w:r>
+        <w:rPr>
+          <w:sz w:val="28"/>
+          <w:szCs w:val="28"/>
+          <w:lang w:val="en-US"/>
+        </w:rPr>
+        <w:t>c</w:t>
+      </w:r>
+      <w:r>
+        <w:rPr>
+          <w:sz w:val="28"/>
+          <w:szCs w:val="28"/>
+        </w:rPr>
+        <w:t xml:space="preserve"> * </w:t>
+      </w:r>
+      <w:r>
+        <w:rPr>
+          <w:sz w:val="28"/>
+          <w:szCs w:val="28"/>
+          <w:lang w:val="en-US"/>
+        </w:rPr>
+        <w:t>tan</w:t>
+      </w:r>
+      <w:r>
+        <w:rPr>
+          <w:sz w:val="28"/>
+          <w:szCs w:val="28"/>
+        </w:rPr>
+        <w:t>(</w:t>
+      </w:r>
+      <w:r>
+        <w:rPr>
+          <w:sz w:val="28"/>
+          <w:szCs w:val="28"/>
+          <w:lang w:val="en-US"/>
+        </w:rPr>
+        <w:t>a</w:t>
+      </w:r>
+      <w:r>
+        <w:rPr>
+          <w:sz w:val="28"/>
+          <w:szCs w:val="28"/>
+        </w:rPr>
+        <w:t xml:space="preserve">) </w:t>
+      </w:r>
+      <w:r>
+        <w:rPr>
+          <w:sz w:val="28"/>
+          <w:szCs w:val="28"/>
+        </w:rPr>
+        <w:t>мм</w:t>
+      </w:r>
+      <w:r>
+        <w:rPr>
+          <w:sz w:val="28"/>
+          <w:szCs w:val="28"/>
+        </w:rPr>
+        <w:t>)</w:t>
+      </w:r>
+      <w:r>
+        <w:rPr>
+          <w:sz w:val="28"/>
+          <w:szCs w:val="28"/>
+        </w:rPr>
+        <w:t>. Данный параметр вычисляется в последнюю очередь при построении подставки, так как он зависит от угла и высоты.</w:t>
+      </w:r>
+    </w:p>
+    <w:p>
+      <w:pPr>
+        <w:widowControl/>
+        <w:autoSpaceDE/>
+        <w:autoSpaceDN/>
+        <w:spacing w:after="160" w:line="278" w:lineRule="auto"/>
+        <w:rPr>
+          <w:sz w:val="28"/>
+        </w:rPr>
+      </w:pPr>
+      <w:r>
+        <w:rPr>
+          <w:sz w:val="28"/>
+        </w:rPr>
+        <w:br w:type="page"/>
+      </w:r>
+    </w:p>
+    <w:p>
+      <w:pPr>
+        <w:spacing w:line="360" w:lineRule="auto"/>
+        <w:ind w:firstLine="708"/>
+        <w:jc w:val="both"/>
+        <w:rPr>
+          <w:sz w:val="28"/>
+        </w:rPr>
+      </w:pPr>
+      <w:r>
+        <w:rPr>
+          <w:sz w:val="28"/>
+        </w:rPr>
+        <w:lastRenderedPageBreak/>
         <w:t xml:space="preserve">На рисунке 2.1 представлен </w:t>
       </w:r>
       <w:r>
@@ -4570,14 +6686,15 @@
       </w:pPr>
       <w:r>
         <w:rPr>
+          <w:strike/>
           <w:noProof/>
           <w:sz w:val="28"/>
           <w:szCs w:val="28"/>
         </w:rPr>
         <w:drawing>
-          <wp:inline distT="0" distB="0" distL="0" distR="0" wp14:anchorId="3EDFC9B6" wp14:editId="65E243A0">
-            <wp:extent cx="5475302" cy="3807837"/>
-            <wp:effectExtent l="19050" t="19050" r="11430" b="21590"/>
+          <wp:inline distT="0" distB="0" distL="0" distR="0" wp14:anchorId="01897069" wp14:editId="152F39D3">
+            <wp:extent cx="4690110" cy="3693795"/>
+            <wp:effectExtent l="19050" t="19050" r="15240" b="20955"/>
             <wp:docPr id="1" name="Рисунок 1"/>
             <wp:cNvGraphicFramePr>
               <a:graphicFrameLocks xmlns:a="http://schemas.openxmlformats.org/drawingml/2006/main" noChangeAspect="1"/>
@@ -4589,25 +6706,48 @@
                     <pic:cNvPr id="1" name=""/>
                     <pic:cNvPicPr/>
                   </pic:nvPicPr>
-                  <pic:blipFill>
-                    <a:blip r:embed="rId18"/>
-                    <a:stretch>
-                      <a:fillRect/>
-                    </a:stretch>
+                  <pic:blipFill rotWithShape="1">
+                    <a:blip r:embed="rId19"/>
+                    <a:srcRect l="3198" t="2709" r="763"/>
+                    <a:stretch/>
                   </pic:blipFill>
-                  <pic:spPr>
+                  <pic:spPr bwMode="auto">
                     <a:xfrm>
                       <a:off x="0" y="0"/>
-                      <a:ext cx="5489050" cy="3817398"/>
+                      <a:ext cx="4694359" cy="3697141"/>
                     </a:xfrm>
                     <a:prstGeom prst="rect">
                       <a:avLst/>
                     </a:prstGeom>
-                    <a:ln>
+                    <a:ln w="9525" cap="flat" cmpd="sng" algn="ctr">
                       <a:solidFill>
-                        <a:schemeClr val="tx1"/>
+                        <a:sysClr val="windowText" lastClr="000000"/>
                       </a:solidFill>
+                      <a:prstDash val="solid"/>
+                      <a:round/>
+                      <a:headEnd type="none" w="med" len="med"/>
+                      <a:tailEnd type="none" w="med" len="med"/>
+                      <a:extLst>
+                        <a:ext uri="{C807C97D-BFC1-408E-A445-0C87EB9F89A2}">
+                          <ask:lineSketchStyleProps xmlns:ask="http://schemas.microsoft.com/office/drawing/2018/sketchyshapes" sd="0">
+                            <a:custGeom>
+                              <a:avLst/>
+                              <a:gdLst/>
+                              <a:ahLst/>
+                              <a:cxnLst/>
+                              <a:rect l="0" t="0" r="0" b="0"/>
+                              <a:pathLst/>
+                            </a:custGeom>
+                            <ask:type/>
+                          </ask:lineSketchStyleProps>
+                        </a:ext>
+                      </a:extLst>
                     </a:ln>
+                    <a:extLst>
+                      <a:ext uri="{53640926-AAD7-44D8-BBD7-CCE9431645EC}">
+                        <a14:shadowObscured xmlns:a14="http://schemas.microsoft.com/office/drawing/2010/main"/>
+                      </a:ext>
+                    </a:extLst>
                   </pic:spPr>
                 </pic:pic>
               </a:graphicData>
@@ -4803,7 +6943,103 @@
           <w:sz w:val="28"/>
           <w:szCs w:val="28"/>
         </w:rPr>
-        <w:t>Класс MainForm является главным окном приложения. Он хранит в себе параметры (Parameters) и объект класса строителя модели (Builder). Класс Builder использует объект обертки API (Wrapper), в котором находятся все нужные методы создания примитивов и документов, которые пригодятся для построения модели в САПР Inventor.</w:t>
+        <w:t xml:space="preserve">Класс </w:t>
+      </w:r>
+      <w:proofErr w:type="spellStart"/>
+      <w:r>
+        <w:rPr>
+          <w:sz w:val="28"/>
+          <w:szCs w:val="28"/>
+        </w:rPr>
+        <w:t>MainForm</w:t>
+      </w:r>
+      <w:proofErr w:type="spellEnd"/>
+      <w:r>
+        <w:rPr>
+          <w:sz w:val="28"/>
+          <w:szCs w:val="28"/>
+        </w:rPr>
+        <w:t xml:space="preserve"> является главным окном приложения. Он хранит в себе параметры (</w:t>
+      </w:r>
+      <w:proofErr w:type="spellStart"/>
+      <w:r>
+        <w:rPr>
+          <w:sz w:val="28"/>
+          <w:szCs w:val="28"/>
+        </w:rPr>
+        <w:t>Parameters</w:t>
+      </w:r>
+      <w:proofErr w:type="spellEnd"/>
+      <w:r>
+        <w:rPr>
+          <w:sz w:val="28"/>
+          <w:szCs w:val="28"/>
+        </w:rPr>
+        <w:t>) и объект класса строителя модели (</w:t>
+      </w:r>
+      <w:proofErr w:type="spellStart"/>
+      <w:r>
+        <w:rPr>
+          <w:sz w:val="28"/>
+          <w:szCs w:val="28"/>
+        </w:rPr>
+        <w:t>Builder</w:t>
+      </w:r>
+      <w:proofErr w:type="spellEnd"/>
+      <w:r>
+        <w:rPr>
+          <w:sz w:val="28"/>
+          <w:szCs w:val="28"/>
+        </w:rPr>
+        <w:t xml:space="preserve">). Класс </w:t>
+      </w:r>
+      <w:proofErr w:type="spellStart"/>
+      <w:r>
+        <w:rPr>
+          <w:sz w:val="28"/>
+          <w:szCs w:val="28"/>
+        </w:rPr>
+        <w:t>Builder</w:t>
+      </w:r>
+      <w:proofErr w:type="spellEnd"/>
+      <w:r>
+        <w:rPr>
+          <w:sz w:val="28"/>
+          <w:szCs w:val="28"/>
+        </w:rPr>
+        <w:t xml:space="preserve"> использует объект обертки API (</w:t>
+      </w:r>
+      <w:proofErr w:type="spellStart"/>
+      <w:r>
+        <w:rPr>
+          <w:sz w:val="28"/>
+          <w:szCs w:val="28"/>
+        </w:rPr>
+        <w:t>Wrapper</w:t>
+      </w:r>
+      <w:proofErr w:type="spellEnd"/>
+      <w:r>
+        <w:rPr>
+          <w:sz w:val="28"/>
+          <w:szCs w:val="28"/>
+        </w:rPr>
+        <w:t xml:space="preserve">), в котором находятся все нужные методы создания примитивов и документов, которые пригодятся для построения модели в САПР </w:t>
+      </w:r>
+      <w:proofErr w:type="spellStart"/>
+      <w:r>
+        <w:rPr>
+          <w:sz w:val="28"/>
+          <w:szCs w:val="28"/>
+        </w:rPr>
+        <w:t>Inventor</w:t>
+      </w:r>
+      <w:proofErr w:type="spellEnd"/>
+      <w:r>
+        <w:rPr>
+          <w:sz w:val="28"/>
+          <w:szCs w:val="28"/>
+        </w:rPr>
+        <w:t>.</w:t>
       </w:r>
     </w:p>
     <w:p>
@@ -4842,7 +7078,7 @@
                     <pic:cNvPicPr/>
                   </pic:nvPicPr>
                   <pic:blipFill>
-                    <a:blip r:embed="rId19"/>
+                    <a:blip r:embed="rId20"/>
                     <a:stretch>
                       <a:fillRect/>
                     </a:stretch>
@@ -4915,23 +7151,13 @@
         <w:jc w:val="both"/>
         <w:rPr>
           <w:sz w:val="28"/>
-          <w:szCs w:val="28"/>
         </w:rPr>
       </w:pPr>
-    </w:p>
-    <w:p>
-      <w:pPr>
-        <w:spacing w:line="360" w:lineRule="auto"/>
-        <w:ind w:firstLine="708"/>
-        <w:jc w:val="both"/>
-        <w:rPr>
-          <w:sz w:val="28"/>
-        </w:rPr>
-      </w:pPr>
-      <w:r>
-        <w:rPr>
-          <w:sz w:val="28"/>
-        </w:rPr>
+      <w:r>
+        <w:rPr>
+          <w:sz w:val="28"/>
+        </w:rPr>
+        <w:lastRenderedPageBreak/>
         <w:t xml:space="preserve">В таблицах </w:t>
       </w:r>
       <w:r>
@@ -4996,6 +7222,7 @@
         </w:rPr>
         <w:t xml:space="preserve"> Свойства класса </w:t>
       </w:r>
+      <w:proofErr w:type="spellStart"/>
       <w:r>
         <w:rPr>
           <w:sz w:val="28"/>
@@ -5003,6 +7230,7 @@
         </w:rPr>
         <w:t>MainForm</w:t>
       </w:r>
+      <w:proofErr w:type="spellEnd"/>
     </w:p>
     <w:tbl>
       <w:tblPr>
@@ -5202,8 +7430,17 @@
                 <w:sz w:val="28"/>
                 <w:szCs w:val="28"/>
               </w:rPr>
-              <w:t>_parameters</w:t>
-            </w:r>
+              <w:t>_</w:t>
+            </w:r>
+            <w:proofErr w:type="spellStart"/>
+            <w:r>
+              <w:rPr>
+                <w:sz w:val="28"/>
+                <w:szCs w:val="28"/>
+              </w:rPr>
+              <w:t>parameters</w:t>
+            </w:r>
+            <w:proofErr w:type="spellEnd"/>
           </w:p>
         </w:tc>
         <w:tc>
@@ -5298,6 +7535,7 @@
         </w:rPr>
         <w:t xml:space="preserve">класса </w:t>
       </w:r>
+      <w:proofErr w:type="spellStart"/>
       <w:r>
         <w:rPr>
           <w:sz w:val="28"/>
@@ -5305,6 +7543,7 @@
         </w:rPr>
         <w:t>MainForm</w:t>
       </w:r>
+      <w:proofErr w:type="spellEnd"/>
     </w:p>
     <w:tbl>
       <w:tblPr>
@@ -5423,6 +7662,8 @@
                 <w:szCs w:val="28"/>
               </w:rPr>
             </w:pPr>
+            <w:proofErr w:type="spellStart"/>
+            <w:proofErr w:type="gramStart"/>
             <w:r>
               <w:rPr>
                 <w:sz w:val="28"/>
@@ -5431,12 +7672,21 @@
               </w:rPr>
               <w:t>BuildModel</w:t>
             </w:r>
-            <w:r>
-              <w:rPr>
-                <w:sz w:val="28"/>
-                <w:szCs w:val="28"/>
-              </w:rPr>
-              <w:t>()</w:t>
+            <w:proofErr w:type="spellEnd"/>
+            <w:r>
+              <w:rPr>
+                <w:sz w:val="28"/>
+                <w:szCs w:val="28"/>
+              </w:rPr>
+              <w:t>(</w:t>
+            </w:r>
+            <w:proofErr w:type="gramEnd"/>
+            <w:r>
+              <w:rPr>
+                <w:sz w:val="28"/>
+                <w:szCs w:val="28"/>
+              </w:rPr>
+              <w:t>)</w:t>
             </w:r>
           </w:p>
         </w:tc>
@@ -5516,6 +7766,8 @@
                 <w:szCs w:val="28"/>
               </w:rPr>
             </w:pPr>
+            <w:proofErr w:type="spellStart"/>
+            <w:proofErr w:type="gramStart"/>
             <w:r>
               <w:rPr>
                 <w:sz w:val="28"/>
@@ -5524,12 +7776,21 @@
               </w:rPr>
               <w:t>FirstValidate</w:t>
             </w:r>
-            <w:r>
-              <w:rPr>
-                <w:sz w:val="28"/>
-                <w:szCs w:val="28"/>
-              </w:rPr>
-              <w:t>()</w:t>
+            <w:proofErr w:type="spellEnd"/>
+            <w:r>
+              <w:rPr>
+                <w:sz w:val="28"/>
+                <w:szCs w:val="28"/>
+              </w:rPr>
+              <w:t>(</w:t>
+            </w:r>
+            <w:proofErr w:type="gramEnd"/>
+            <w:r>
+              <w:rPr>
+                <w:sz w:val="28"/>
+                <w:szCs w:val="28"/>
+              </w:rPr>
+              <w:t>)</w:t>
             </w:r>
           </w:p>
         </w:tc>
@@ -5610,13 +7871,41 @@
                 <w:lang w:val="en-US"/>
               </w:rPr>
             </w:pPr>
-            <w:r>
-              <w:rPr>
-                <w:sz w:val="28"/>
-                <w:szCs w:val="28"/>
-                <w:lang w:val="en-US"/>
-              </w:rPr>
-              <w:t>TextBox_FrameWidth_Leave()</w:t>
+            <w:proofErr w:type="spellStart"/>
+            <w:r>
+              <w:rPr>
+                <w:sz w:val="28"/>
+                <w:szCs w:val="28"/>
+                <w:lang w:val="en-US"/>
+              </w:rPr>
+              <w:t>TextBox_FrameWidth_</w:t>
+            </w:r>
+            <w:proofErr w:type="gramStart"/>
+            <w:r>
+              <w:rPr>
+                <w:sz w:val="28"/>
+                <w:szCs w:val="28"/>
+                <w:lang w:val="en-US"/>
+              </w:rPr>
+              <w:t>Leave</w:t>
+            </w:r>
+            <w:proofErr w:type="spellEnd"/>
+            <w:r>
+              <w:rPr>
+                <w:sz w:val="28"/>
+                <w:szCs w:val="28"/>
+                <w:lang w:val="en-US"/>
+              </w:rPr>
+              <w:t>(</w:t>
+            </w:r>
+            <w:proofErr w:type="gramEnd"/>
+            <w:r>
+              <w:rPr>
+                <w:sz w:val="28"/>
+                <w:szCs w:val="28"/>
+                <w:lang w:val="en-US"/>
+              </w:rPr>
+              <w:t>)</w:t>
             </w:r>
           </w:p>
         </w:tc>
@@ -5697,13 +7986,41 @@
                 <w:lang w:val="en-US"/>
               </w:rPr>
             </w:pPr>
-            <w:r>
-              <w:rPr>
-                <w:sz w:val="28"/>
-                <w:szCs w:val="28"/>
-                <w:lang w:val="en-US"/>
-              </w:rPr>
-              <w:t>TextBox_FrameHeight_Leave()</w:t>
+            <w:proofErr w:type="spellStart"/>
+            <w:r>
+              <w:rPr>
+                <w:sz w:val="28"/>
+                <w:szCs w:val="28"/>
+                <w:lang w:val="en-US"/>
+              </w:rPr>
+              <w:t>TextBox_FrameHeight_</w:t>
+            </w:r>
+            <w:proofErr w:type="gramStart"/>
+            <w:r>
+              <w:rPr>
+                <w:sz w:val="28"/>
+                <w:szCs w:val="28"/>
+                <w:lang w:val="en-US"/>
+              </w:rPr>
+              <w:t>Leave</w:t>
+            </w:r>
+            <w:proofErr w:type="spellEnd"/>
+            <w:r>
+              <w:rPr>
+                <w:sz w:val="28"/>
+                <w:szCs w:val="28"/>
+                <w:lang w:val="en-US"/>
+              </w:rPr>
+              <w:t>(</w:t>
+            </w:r>
+            <w:proofErr w:type="gramEnd"/>
+            <w:r>
+              <w:rPr>
+                <w:sz w:val="28"/>
+                <w:szCs w:val="28"/>
+                <w:lang w:val="en-US"/>
+              </w:rPr>
+              <w:t>)</w:t>
             </w:r>
           </w:p>
         </w:tc>
@@ -5784,13 +8101,41 @@
                 <w:lang w:val="en-US"/>
               </w:rPr>
             </w:pPr>
-            <w:r>
-              <w:rPr>
-                <w:sz w:val="28"/>
-                <w:szCs w:val="28"/>
-                <w:lang w:val="en-US"/>
-              </w:rPr>
-              <w:t>TextBox_BorderWidth_Leave()</w:t>
+            <w:proofErr w:type="spellStart"/>
+            <w:r>
+              <w:rPr>
+                <w:sz w:val="28"/>
+                <w:szCs w:val="28"/>
+                <w:lang w:val="en-US"/>
+              </w:rPr>
+              <w:t>TextBox_BorderWidth_</w:t>
+            </w:r>
+            <w:proofErr w:type="gramStart"/>
+            <w:r>
+              <w:rPr>
+                <w:sz w:val="28"/>
+                <w:szCs w:val="28"/>
+                <w:lang w:val="en-US"/>
+              </w:rPr>
+              <w:t>Leave</w:t>
+            </w:r>
+            <w:proofErr w:type="spellEnd"/>
+            <w:r>
+              <w:rPr>
+                <w:sz w:val="28"/>
+                <w:szCs w:val="28"/>
+                <w:lang w:val="en-US"/>
+              </w:rPr>
+              <w:t>(</w:t>
+            </w:r>
+            <w:proofErr w:type="gramEnd"/>
+            <w:r>
+              <w:rPr>
+                <w:sz w:val="28"/>
+                <w:szCs w:val="28"/>
+                <w:lang w:val="en-US"/>
+              </w:rPr>
+              <w:t>)</w:t>
             </w:r>
           </w:p>
         </w:tc>
@@ -5871,13 +8216,41 @@
                 <w:lang w:val="en-US"/>
               </w:rPr>
             </w:pPr>
-            <w:r>
-              <w:rPr>
-                <w:sz w:val="28"/>
-                <w:szCs w:val="28"/>
-                <w:lang w:val="en-US"/>
-              </w:rPr>
-              <w:t>TextBox_FrameThickness_Leave()</w:t>
+            <w:proofErr w:type="spellStart"/>
+            <w:r>
+              <w:rPr>
+                <w:sz w:val="28"/>
+                <w:szCs w:val="28"/>
+                <w:lang w:val="en-US"/>
+              </w:rPr>
+              <w:t>TextBox_FrameThickness_</w:t>
+            </w:r>
+            <w:proofErr w:type="gramStart"/>
+            <w:r>
+              <w:rPr>
+                <w:sz w:val="28"/>
+                <w:szCs w:val="28"/>
+                <w:lang w:val="en-US"/>
+              </w:rPr>
+              <w:t>Leave</w:t>
+            </w:r>
+            <w:proofErr w:type="spellEnd"/>
+            <w:r>
+              <w:rPr>
+                <w:sz w:val="28"/>
+                <w:szCs w:val="28"/>
+                <w:lang w:val="en-US"/>
+              </w:rPr>
+              <w:t>(</w:t>
+            </w:r>
+            <w:proofErr w:type="gramEnd"/>
+            <w:r>
+              <w:rPr>
+                <w:sz w:val="28"/>
+                <w:szCs w:val="28"/>
+                <w:lang w:val="en-US"/>
+              </w:rPr>
+              <w:t>)</w:t>
             </w:r>
           </w:p>
         </w:tc>
@@ -5958,13 +8331,41 @@
                 <w:lang w:val="en-US"/>
               </w:rPr>
             </w:pPr>
-            <w:r>
-              <w:rPr>
-                <w:sz w:val="28"/>
-                <w:szCs w:val="28"/>
-                <w:lang w:val="en-US"/>
-              </w:rPr>
-              <w:t>TextBox_StandAngle_Leave()</w:t>
+            <w:proofErr w:type="spellStart"/>
+            <w:r>
+              <w:rPr>
+                <w:sz w:val="28"/>
+                <w:szCs w:val="28"/>
+                <w:lang w:val="en-US"/>
+              </w:rPr>
+              <w:t>TextBox_StandAngle_</w:t>
+            </w:r>
+            <w:proofErr w:type="gramStart"/>
+            <w:r>
+              <w:rPr>
+                <w:sz w:val="28"/>
+                <w:szCs w:val="28"/>
+                <w:lang w:val="en-US"/>
+              </w:rPr>
+              <w:t>Leave</w:t>
+            </w:r>
+            <w:proofErr w:type="spellEnd"/>
+            <w:r>
+              <w:rPr>
+                <w:sz w:val="28"/>
+                <w:szCs w:val="28"/>
+                <w:lang w:val="en-US"/>
+              </w:rPr>
+              <w:t>(</w:t>
+            </w:r>
+            <w:proofErr w:type="gramEnd"/>
+            <w:r>
+              <w:rPr>
+                <w:sz w:val="28"/>
+                <w:szCs w:val="28"/>
+                <w:lang w:val="en-US"/>
+              </w:rPr>
+              <w:t>)</w:t>
             </w:r>
           </w:p>
         </w:tc>
@@ -6045,12 +8446,37 @@
                 <w:lang w:val="en-US"/>
               </w:rPr>
             </w:pPr>
-            <w:r>
-              <w:rPr>
-                <w:sz w:val="28"/>
-                <w:szCs w:val="28"/>
-              </w:rPr>
-              <w:t>TextBox_OnlyDigitKeyPress()</w:t>
+            <w:proofErr w:type="spellStart"/>
+            <w:r>
+              <w:rPr>
+                <w:sz w:val="28"/>
+                <w:szCs w:val="28"/>
+              </w:rPr>
+              <w:t>TextBox_</w:t>
+            </w:r>
+            <w:proofErr w:type="gramStart"/>
+            <w:r>
+              <w:rPr>
+                <w:sz w:val="28"/>
+                <w:szCs w:val="28"/>
+              </w:rPr>
+              <w:t>OnlyDigitKeyPress</w:t>
+            </w:r>
+            <w:proofErr w:type="spellEnd"/>
+            <w:r>
+              <w:rPr>
+                <w:sz w:val="28"/>
+                <w:szCs w:val="28"/>
+              </w:rPr>
+              <w:t>(</w:t>
+            </w:r>
+            <w:proofErr w:type="gramEnd"/>
+            <w:r>
+              <w:rPr>
+                <w:sz w:val="28"/>
+                <w:szCs w:val="28"/>
+              </w:rPr>
+              <w:t>)</w:t>
             </w:r>
           </w:p>
         </w:tc>
@@ -6130,21 +8556,31 @@
                 <w:szCs w:val="28"/>
               </w:rPr>
             </w:pPr>
-            <w:r>
-              <w:rPr>
-                <w:sz w:val="28"/>
-                <w:szCs w:val="28"/>
-                <w:lang w:val="en-US"/>
-              </w:rPr>
-              <w:lastRenderedPageBreak/>
+            <w:proofErr w:type="spellStart"/>
+            <w:proofErr w:type="gramStart"/>
+            <w:r>
+              <w:rPr>
+                <w:sz w:val="28"/>
+                <w:szCs w:val="28"/>
+                <w:lang w:val="en-US"/>
+              </w:rPr>
               <w:t>SetColors</w:t>
             </w:r>
-            <w:r>
-              <w:rPr>
-                <w:sz w:val="28"/>
-                <w:szCs w:val="28"/>
-              </w:rPr>
-              <w:t>()</w:t>
+            <w:proofErr w:type="spellEnd"/>
+            <w:r>
+              <w:rPr>
+                <w:sz w:val="28"/>
+                <w:szCs w:val="28"/>
+              </w:rPr>
+              <w:t>(</w:t>
+            </w:r>
+            <w:proofErr w:type="gramEnd"/>
+            <w:r>
+              <w:rPr>
+                <w:sz w:val="28"/>
+                <w:szCs w:val="28"/>
+              </w:rPr>
+              <w:t>)</w:t>
             </w:r>
           </w:p>
         </w:tc>
@@ -6204,16 +8640,6 @@
         </w:tc>
       </w:tr>
     </w:tbl>
-    <w:p>
-      <w:pPr>
-        <w:spacing w:line="360" w:lineRule="auto"/>
-        <w:jc w:val="both"/>
-        <w:rPr>
-          <w:sz w:val="28"/>
-          <w:szCs w:val="28"/>
-        </w:rPr>
-      </w:pPr>
-    </w:p>
     <w:p>
       <w:pPr>
         <w:tabs>
@@ -6233,6 +8659,7 @@
           <w:sz w:val="28"/>
           <w:szCs w:val="28"/>
         </w:rPr>
+        <w:lastRenderedPageBreak/>
         <w:t xml:space="preserve">Таблица 3.3 </w:t>
       </w:r>
       <w:r>
@@ -6732,6 +9159,7 @@
                 <w:lang w:val="en-US"/>
               </w:rPr>
             </w:pPr>
+            <w:proofErr w:type="spellStart"/>
             <w:r>
               <w:rPr>
                 <w:sz w:val="28"/>
@@ -6739,6 +9167,7 @@
               </w:rPr>
               <w:t>BuildBackWall</w:t>
             </w:r>
+            <w:proofErr w:type="spellEnd"/>
           </w:p>
         </w:tc>
         <w:tc>
@@ -6841,6 +9270,7 @@
                 <w:lang w:val="en-US"/>
               </w:rPr>
             </w:pPr>
+            <w:proofErr w:type="spellStart"/>
             <w:r>
               <w:rPr>
                 <w:sz w:val="28"/>
@@ -6849,6 +9279,7 @@
               </w:rPr>
               <w:t>BuildFrame</w:t>
             </w:r>
+            <w:proofErr w:type="spellEnd"/>
           </w:p>
         </w:tc>
         <w:tc>
@@ -6967,6 +9398,7 @@
                 <w:lang w:val="en-US"/>
               </w:rPr>
             </w:pPr>
+            <w:proofErr w:type="spellStart"/>
             <w:r>
               <w:rPr>
                 <w:sz w:val="28"/>
@@ -6975,6 +9407,7 @@
               </w:rPr>
               <w:t>BuildStand</w:t>
             </w:r>
+            <w:proofErr w:type="spellEnd"/>
           </w:p>
         </w:tc>
         <w:tc>
@@ -7257,6 +9690,7 @@
                 <w:lang w:val="en-US"/>
               </w:rPr>
             </w:pPr>
+            <w:proofErr w:type="spellStart"/>
             <w:r>
               <w:rPr>
                 <w:sz w:val="28"/>
@@ -7265,6 +9699,7 @@
               </w:rPr>
               <w:t>CreateRectangle</w:t>
             </w:r>
+            <w:proofErr w:type="spellEnd"/>
           </w:p>
         </w:tc>
         <w:tc>
@@ -7401,6 +9836,7 @@
                 <w:lang w:val="en-US"/>
               </w:rPr>
             </w:pPr>
+            <w:proofErr w:type="spellStart"/>
             <w:r>
               <w:rPr>
                 <w:sz w:val="28"/>
@@ -7409,6 +9845,7 @@
               </w:rPr>
               <w:t>CreateLine</w:t>
             </w:r>
+            <w:proofErr w:type="spellEnd"/>
           </w:p>
         </w:tc>
         <w:tc>
@@ -7545,6 +9982,7 @@
                 <w:lang w:val="en-US"/>
               </w:rPr>
             </w:pPr>
+            <w:proofErr w:type="spellStart"/>
             <w:r>
               <w:rPr>
                 <w:sz w:val="28"/>
@@ -7553,6 +9991,7 @@
               </w:rPr>
               <w:t>ExtrudeSketch</w:t>
             </w:r>
+            <w:proofErr w:type="spellEnd"/>
           </w:p>
         </w:tc>
         <w:tc>
@@ -7612,6 +10051,7 @@
                 <w:lang w:val="en-US"/>
               </w:rPr>
             </w:pPr>
+            <w:proofErr w:type="spellStart"/>
             <w:r>
               <w:rPr>
                 <w:sz w:val="28"/>
@@ -7619,21 +10059,23 @@
               </w:rPr>
               <w:t>PartFeature</w:t>
             </w:r>
-          </w:p>
-          <w:p>
-            <w:pPr>
-              <w:tabs>
-                <w:tab w:val="left" w:pos="0"/>
-              </w:tabs>
-              <w:spacing w:line="276" w:lineRule="auto"/>
-              <w:ind w:right="-51"/>
-              <w:jc w:val="center"/>
-              <w:rPr>
-                <w:sz w:val="28"/>
-                <w:szCs w:val="28"/>
-                <w:lang w:val="en-US"/>
-              </w:rPr>
-            </w:pPr>
+            <w:proofErr w:type="spellEnd"/>
+          </w:p>
+          <w:p>
+            <w:pPr>
+              <w:tabs>
+                <w:tab w:val="left" w:pos="0"/>
+              </w:tabs>
+              <w:spacing w:line="276" w:lineRule="auto"/>
+              <w:ind w:right="-51"/>
+              <w:jc w:val="center"/>
+              <w:rPr>
+                <w:sz w:val="28"/>
+                <w:szCs w:val="28"/>
+                <w:lang w:val="en-US"/>
+              </w:rPr>
+            </w:pPr>
+            <w:proofErr w:type="spellStart"/>
             <w:r>
               <w:rPr>
                 <w:sz w:val="28"/>
@@ -7641,6 +10083,7 @@
               </w:rPr>
               <w:t>ExtentDirectionEnum</w:t>
             </w:r>
+            <w:proofErr w:type="spellEnd"/>
           </w:p>
         </w:tc>
         <w:tc>
@@ -7733,6 +10176,7 @@
                 <w:lang w:val="en-US"/>
               </w:rPr>
             </w:pPr>
+            <w:proofErr w:type="spellStart"/>
             <w:r>
               <w:rPr>
                 <w:sz w:val="28"/>
@@ -7741,6 +10185,7 @@
               </w:rPr>
               <w:t>CreateSketch</w:t>
             </w:r>
+            <w:proofErr w:type="spellEnd"/>
           </w:p>
         </w:tc>
         <w:tc>
@@ -7761,6 +10206,7 @@
                 <w:lang w:val="en-US"/>
               </w:rPr>
             </w:pPr>
+            <w:proofErr w:type="spellStart"/>
             <w:r>
               <w:rPr>
                 <w:sz w:val="28"/>
@@ -7768,6 +10214,7 @@
               </w:rPr>
               <w:t>WorkPlane</w:t>
             </w:r>
+            <w:proofErr w:type="spellEnd"/>
           </w:p>
         </w:tc>
         <w:tc>
@@ -7788,6 +10235,7 @@
                 <w:lang w:val="en-US"/>
               </w:rPr>
             </w:pPr>
+            <w:proofErr w:type="spellStart"/>
             <w:r>
               <w:rPr>
                 <w:sz w:val="28"/>
@@ -7795,6 +10243,7 @@
               </w:rPr>
               <w:t>PlanarSketch</w:t>
             </w:r>
+            <w:proofErr w:type="spellEnd"/>
           </w:p>
         </w:tc>
         <w:tc>
@@ -7843,15 +10292,16 @@
                 <w:lang w:val="en-US"/>
               </w:rPr>
             </w:pPr>
-            <w:r>
-              <w:rPr>
-                <w:sz w:val="28"/>
-                <w:szCs w:val="28"/>
-                <w:lang w:val="en-US"/>
-              </w:rPr>
-              <w:lastRenderedPageBreak/>
+            <w:proofErr w:type="spellStart"/>
+            <w:r>
+              <w:rPr>
+                <w:sz w:val="28"/>
+                <w:szCs w:val="28"/>
+                <w:lang w:val="en-US"/>
+              </w:rPr>
               <w:t>OpenCAD</w:t>
             </w:r>
+            <w:proofErr w:type="spellEnd"/>
           </w:p>
         </w:tc>
         <w:tc>
@@ -7940,8 +10390,17 @@
                 <w:sz w:val="28"/>
                 <w:szCs w:val="28"/>
               </w:rPr>
-              <w:t>Открытие процесса Autodesk Inventor</w:t>
-            </w:r>
+              <w:t xml:space="preserve">Открытие процесса Autodesk </w:t>
+            </w:r>
+            <w:proofErr w:type="spellStart"/>
+            <w:r>
+              <w:rPr>
+                <w:sz w:val="28"/>
+                <w:szCs w:val="28"/>
+              </w:rPr>
+              <w:t>Inventor</w:t>
+            </w:r>
+            <w:proofErr w:type="spellEnd"/>
           </w:p>
         </w:tc>
       </w:tr>
@@ -7975,6 +10434,7 @@
           <w:sz w:val="28"/>
           <w:szCs w:val="28"/>
         </w:rPr>
+        <w:lastRenderedPageBreak/>
         <w:t xml:space="preserve">Таблица 3.6 </w:t>
       </w:r>
       <w:r>
@@ -8114,8 +10574,18 @@
                 <w:szCs w:val="28"/>
                 <w:lang w:val="en-US"/>
               </w:rPr>
-              <w:t>_frameWidth</w:t>
-            </w:r>
+              <w:t>_</w:t>
+            </w:r>
+            <w:proofErr w:type="spellStart"/>
+            <w:r>
+              <w:rPr>
+                <w:sz w:val="28"/>
+                <w:szCs w:val="28"/>
+                <w:lang w:val="en-US"/>
+              </w:rPr>
+              <w:t>frameWidth</w:t>
+            </w:r>
+            <w:proofErr w:type="spellEnd"/>
           </w:p>
         </w:tc>
         <w:tc>
@@ -8199,8 +10669,18 @@
                 <w:szCs w:val="28"/>
                 <w:lang w:val="en-US"/>
               </w:rPr>
-              <w:t>_frameHeight</w:t>
-            </w:r>
+              <w:t>_</w:t>
+            </w:r>
+            <w:proofErr w:type="spellStart"/>
+            <w:r>
+              <w:rPr>
+                <w:sz w:val="28"/>
+                <w:szCs w:val="28"/>
+                <w:lang w:val="en-US"/>
+              </w:rPr>
+              <w:t>frameHeight</w:t>
+            </w:r>
+            <w:proofErr w:type="spellEnd"/>
           </w:p>
         </w:tc>
         <w:tc>
@@ -8282,8 +10762,17 @@
                 <w:sz w:val="28"/>
                 <w:szCs w:val="28"/>
               </w:rPr>
-              <w:t>_borderWidth</w:t>
-            </w:r>
+              <w:t>_</w:t>
+            </w:r>
+            <w:proofErr w:type="spellStart"/>
+            <w:r>
+              <w:rPr>
+                <w:sz w:val="28"/>
+                <w:szCs w:val="28"/>
+              </w:rPr>
+              <w:t>borderWidth</w:t>
+            </w:r>
+            <w:proofErr w:type="spellEnd"/>
           </w:p>
         </w:tc>
         <w:tc>
@@ -8365,8 +10854,17 @@
                 <w:sz w:val="28"/>
                 <w:szCs w:val="28"/>
               </w:rPr>
-              <w:t>_frameThickness</w:t>
-            </w:r>
+              <w:t>_</w:t>
+            </w:r>
+            <w:proofErr w:type="spellStart"/>
+            <w:r>
+              <w:rPr>
+                <w:sz w:val="28"/>
+                <w:szCs w:val="28"/>
+              </w:rPr>
+              <w:t>frameThickness</w:t>
+            </w:r>
+            <w:proofErr w:type="spellEnd"/>
           </w:p>
         </w:tc>
         <w:tc>
@@ -8448,8 +10946,17 @@
                 <w:sz w:val="28"/>
                 <w:szCs w:val="28"/>
               </w:rPr>
-              <w:t>_standAngle</w:t>
-            </w:r>
+              <w:t>_</w:t>
+            </w:r>
+            <w:proofErr w:type="spellStart"/>
+            <w:r>
+              <w:rPr>
+                <w:sz w:val="28"/>
+                <w:szCs w:val="28"/>
+              </w:rPr>
+              <w:t>standAngle</w:t>
+            </w:r>
+            <w:proofErr w:type="spellEnd"/>
           </w:p>
         </w:tc>
         <w:tc>
@@ -8668,12 +11175,30 @@
                 <w:lang w:val="en-US"/>
               </w:rPr>
             </w:pPr>
-            <w:r>
-              <w:rPr>
-                <w:sz w:val="28"/>
-                <w:szCs w:val="28"/>
-              </w:rPr>
-              <w:t>Parameters()</w:t>
+            <w:proofErr w:type="spellStart"/>
+            <w:proofErr w:type="gramStart"/>
+            <w:r>
+              <w:rPr>
+                <w:sz w:val="28"/>
+                <w:szCs w:val="28"/>
+              </w:rPr>
+              <w:t>Parameters</w:t>
+            </w:r>
+            <w:proofErr w:type="spellEnd"/>
+            <w:r>
+              <w:rPr>
+                <w:sz w:val="28"/>
+                <w:szCs w:val="28"/>
+              </w:rPr>
+              <w:t>(</w:t>
+            </w:r>
+            <w:proofErr w:type="gramEnd"/>
+            <w:r>
+              <w:rPr>
+                <w:sz w:val="28"/>
+                <w:szCs w:val="28"/>
+              </w:rPr>
+              <w:t>)</w:t>
             </w:r>
           </w:p>
         </w:tc>
@@ -8754,6 +11279,8 @@
                 <w:szCs w:val="28"/>
               </w:rPr>
             </w:pPr>
+            <w:proofErr w:type="spellStart"/>
+            <w:proofErr w:type="gramStart"/>
             <w:r>
               <w:rPr>
                 <w:sz w:val="28"/>
@@ -8762,12 +11289,21 @@
               </w:rPr>
               <w:t>CheckDependentParametersValue</w:t>
             </w:r>
-            <w:r>
-              <w:rPr>
-                <w:sz w:val="28"/>
-                <w:szCs w:val="28"/>
-              </w:rPr>
-              <w:t>()</w:t>
+            <w:proofErr w:type="spellEnd"/>
+            <w:r>
+              <w:rPr>
+                <w:sz w:val="28"/>
+                <w:szCs w:val="28"/>
+              </w:rPr>
+              <w:t>(</w:t>
+            </w:r>
+            <w:proofErr w:type="gramEnd"/>
+            <w:r>
+              <w:rPr>
+                <w:sz w:val="28"/>
+                <w:szCs w:val="28"/>
+              </w:rPr>
+              <w:t>)</w:t>
             </w:r>
           </w:p>
         </w:tc>
@@ -8848,12 +11384,30 @@
                 <w:lang w:val="en-US"/>
               </w:rPr>
             </w:pPr>
-            <w:r>
-              <w:rPr>
-                <w:sz w:val="28"/>
-                <w:szCs w:val="28"/>
-              </w:rPr>
-              <w:t>FrameWidth()</w:t>
+            <w:proofErr w:type="spellStart"/>
+            <w:proofErr w:type="gramStart"/>
+            <w:r>
+              <w:rPr>
+                <w:sz w:val="28"/>
+                <w:szCs w:val="28"/>
+              </w:rPr>
+              <w:t>FrameWidth</w:t>
+            </w:r>
+            <w:proofErr w:type="spellEnd"/>
+            <w:r>
+              <w:rPr>
+                <w:sz w:val="28"/>
+                <w:szCs w:val="28"/>
+              </w:rPr>
+              <w:t>(</w:t>
+            </w:r>
+            <w:proofErr w:type="gramEnd"/>
+            <w:r>
+              <w:rPr>
+                <w:sz w:val="28"/>
+                <w:szCs w:val="28"/>
+              </w:rPr>
+              <w:t>)</w:t>
             </w:r>
           </w:p>
         </w:tc>
@@ -8934,12 +11488,30 @@
                 <w:lang w:val="en-US"/>
               </w:rPr>
             </w:pPr>
-            <w:r>
-              <w:rPr>
-                <w:sz w:val="28"/>
-                <w:szCs w:val="28"/>
-              </w:rPr>
-              <w:t>FrameHeight()</w:t>
+            <w:proofErr w:type="spellStart"/>
+            <w:proofErr w:type="gramStart"/>
+            <w:r>
+              <w:rPr>
+                <w:sz w:val="28"/>
+                <w:szCs w:val="28"/>
+              </w:rPr>
+              <w:t>FrameHeight</w:t>
+            </w:r>
+            <w:proofErr w:type="spellEnd"/>
+            <w:r>
+              <w:rPr>
+                <w:sz w:val="28"/>
+                <w:szCs w:val="28"/>
+              </w:rPr>
+              <w:t>(</w:t>
+            </w:r>
+            <w:proofErr w:type="gramEnd"/>
+            <w:r>
+              <w:rPr>
+                <w:sz w:val="28"/>
+                <w:szCs w:val="28"/>
+              </w:rPr>
+              <w:t>)</w:t>
             </w:r>
           </w:p>
         </w:tc>
@@ -8961,6 +11533,7 @@
                 <w:lang w:val="en-US"/>
               </w:rPr>
             </w:pPr>
+            <w:proofErr w:type="spellStart"/>
             <w:r>
               <w:rPr>
                 <w:sz w:val="28"/>
@@ -8968,6 +11541,7 @@
               </w:rPr>
               <w:t>double</w:t>
             </w:r>
+            <w:proofErr w:type="spellEnd"/>
           </w:p>
         </w:tc>
         <w:tc>
@@ -9019,13 +11593,33 @@
                 <w:lang w:val="en-US"/>
               </w:rPr>
             </w:pPr>
-            <w:r>
-              <w:rPr>
-                <w:sz w:val="28"/>
-                <w:szCs w:val="28"/>
-                <w:lang w:val="en-US"/>
-              </w:rPr>
-              <w:t>BorderWidth()</w:t>
+            <w:proofErr w:type="spellStart"/>
+            <w:proofErr w:type="gramStart"/>
+            <w:r>
+              <w:rPr>
+                <w:sz w:val="28"/>
+                <w:szCs w:val="28"/>
+                <w:lang w:val="en-US"/>
+              </w:rPr>
+              <w:t>BorderWidth</w:t>
+            </w:r>
+            <w:proofErr w:type="spellEnd"/>
+            <w:r>
+              <w:rPr>
+                <w:sz w:val="28"/>
+                <w:szCs w:val="28"/>
+                <w:lang w:val="en-US"/>
+              </w:rPr>
+              <w:t>(</w:t>
+            </w:r>
+            <w:proofErr w:type="gramEnd"/>
+            <w:r>
+              <w:rPr>
+                <w:sz w:val="28"/>
+                <w:szCs w:val="28"/>
+                <w:lang w:val="en-US"/>
+              </w:rPr>
+              <w:t>)</w:t>
             </w:r>
           </w:p>
         </w:tc>
@@ -9047,6 +11641,7 @@
                 <w:lang w:val="en-US"/>
               </w:rPr>
             </w:pPr>
+            <w:proofErr w:type="spellStart"/>
             <w:r>
               <w:rPr>
                 <w:sz w:val="28"/>
@@ -9054,6 +11649,7 @@
               </w:rPr>
               <w:t>double</w:t>
             </w:r>
+            <w:proofErr w:type="spellEnd"/>
           </w:p>
         </w:tc>
         <w:tc>
@@ -9105,12 +11701,30 @@
                 <w:lang w:val="en-US"/>
               </w:rPr>
             </w:pPr>
-            <w:r>
-              <w:rPr>
-                <w:sz w:val="28"/>
-                <w:szCs w:val="28"/>
-              </w:rPr>
-              <w:t>FrameThickness()</w:t>
+            <w:proofErr w:type="spellStart"/>
+            <w:proofErr w:type="gramStart"/>
+            <w:r>
+              <w:rPr>
+                <w:sz w:val="28"/>
+                <w:szCs w:val="28"/>
+              </w:rPr>
+              <w:t>FrameThickness</w:t>
+            </w:r>
+            <w:proofErr w:type="spellEnd"/>
+            <w:r>
+              <w:rPr>
+                <w:sz w:val="28"/>
+                <w:szCs w:val="28"/>
+              </w:rPr>
+              <w:t>(</w:t>
+            </w:r>
+            <w:proofErr w:type="gramEnd"/>
+            <w:r>
+              <w:rPr>
+                <w:sz w:val="28"/>
+                <w:szCs w:val="28"/>
+              </w:rPr>
+              <w:t>)</w:t>
             </w:r>
           </w:p>
         </w:tc>
@@ -9132,6 +11746,7 @@
                 <w:lang w:val="en-US"/>
               </w:rPr>
             </w:pPr>
+            <w:proofErr w:type="spellStart"/>
             <w:r>
               <w:rPr>
                 <w:sz w:val="28"/>
@@ -9139,6 +11754,7 @@
               </w:rPr>
               <w:t>double</w:t>
             </w:r>
+            <w:proofErr w:type="spellEnd"/>
           </w:p>
         </w:tc>
         <w:tc>
@@ -9190,12 +11806,30 @@
                 <w:lang w:val="en-US"/>
               </w:rPr>
             </w:pPr>
-            <w:r>
-              <w:rPr>
-                <w:sz w:val="28"/>
-                <w:szCs w:val="28"/>
-              </w:rPr>
-              <w:t>StandAngle()</w:t>
+            <w:proofErr w:type="spellStart"/>
+            <w:proofErr w:type="gramStart"/>
+            <w:r>
+              <w:rPr>
+                <w:sz w:val="28"/>
+                <w:szCs w:val="28"/>
+              </w:rPr>
+              <w:t>StandAngle</w:t>
+            </w:r>
+            <w:proofErr w:type="spellEnd"/>
+            <w:r>
+              <w:rPr>
+                <w:sz w:val="28"/>
+                <w:szCs w:val="28"/>
+              </w:rPr>
+              <w:t>(</w:t>
+            </w:r>
+            <w:proofErr w:type="gramEnd"/>
+            <w:r>
+              <w:rPr>
+                <w:sz w:val="28"/>
+                <w:szCs w:val="28"/>
+              </w:rPr>
+              <w:t>)</w:t>
             </w:r>
           </w:p>
         </w:tc>
@@ -9217,6 +11851,7 @@
                 <w:lang w:val="en-US"/>
               </w:rPr>
             </w:pPr>
+            <w:proofErr w:type="spellStart"/>
             <w:r>
               <w:rPr>
                 <w:sz w:val="28"/>
@@ -9224,6 +11859,7 @@
               </w:rPr>
               <w:t>double</w:t>
             </w:r>
+            <w:proofErr w:type="spellEnd"/>
           </w:p>
         </w:tc>
         <w:tc>
@@ -9248,15 +11884,7 @@
                 <w:sz w:val="28"/>
                 <w:szCs w:val="28"/>
               </w:rPr>
-              <w:t xml:space="preserve">Возвращает и устанавливает </w:t>
-            </w:r>
-            <w:r>
-              <w:rPr>
-                <w:sz w:val="28"/>
-                <w:szCs w:val="28"/>
-              </w:rPr>
-              <w:lastRenderedPageBreak/>
-              <w:t>значение угла наклона подставки</w:t>
+              <w:t>Возвращает и устанавливает значение угла наклона подставки</w:t>
             </w:r>
           </w:p>
         </w:tc>
@@ -9266,16 +11894,6 @@
       <w:pPr>
         <w:spacing w:line="360" w:lineRule="auto"/>
         <w:jc w:val="both"/>
-        <w:rPr>
-          <w:sz w:val="28"/>
-          <w:szCs w:val="28"/>
-        </w:rPr>
-      </w:pPr>
-    </w:p>
-    <w:p>
-      <w:pPr>
-        <w:spacing w:line="360" w:lineRule="auto"/>
-        <w:jc w:val="center"/>
         <w:rPr>
           <w:sz w:val="28"/>
           <w:szCs w:val="28"/>
@@ -9307,6 +11925,7 @@
           <w:sz w:val="28"/>
           <w:szCs w:val="28"/>
         </w:rPr>
+        <w:lastRenderedPageBreak/>
         <w:t>3.2 Макет пользовательского интерфейса</w:t>
       </w:r>
       <w:bookmarkEnd w:id="16"/>
@@ -9369,13 +11988,13 @@
           <w:noProof/>
           <w:sz w:val="28"/>
           <w:szCs w:val="28"/>
-          <w:lang w:val="en-US"/>
+          <w14:ligatures w14:val="standardContextual"/>
         </w:rPr>
         <w:drawing>
-          <wp:inline distT="0" distB="0" distL="0" distR="0" wp14:anchorId="56F38341" wp14:editId="691CFB66">
-            <wp:extent cx="5109207" cy="3491519"/>
-            <wp:effectExtent l="0" t="0" r="0" b="0"/>
-            <wp:docPr id="4" name="Рисунок 4"/>
+          <wp:inline distT="0" distB="0" distL="0" distR="0" wp14:anchorId="22F81436" wp14:editId="0FE7715E">
+            <wp:extent cx="5940425" cy="4053840"/>
+            <wp:effectExtent l="19050" t="19050" r="22225" b="22860"/>
+            <wp:docPr id="3" name="Рисунок 3"/>
             <wp:cNvGraphicFramePr>
               <a:graphicFrameLocks xmlns:a="http://schemas.openxmlformats.org/drawingml/2006/main" noChangeAspect="1"/>
             </wp:cNvGraphicFramePr>
@@ -9383,11 +12002,146 @@
               <a:graphicData uri="http://schemas.openxmlformats.org/drawingml/2006/picture">
                 <pic:pic xmlns:pic="http://schemas.openxmlformats.org/drawingml/2006/picture">
                   <pic:nvPicPr>
-                    <pic:cNvPr id="1" name=""/>
+                    <pic:cNvPr id="3" name="Рисунок 3"/>
+                    <pic:cNvPicPr/>
+                  </pic:nvPicPr>
+                  <pic:blipFill rotWithShape="1">
+                    <a:blip r:embed="rId21">
+                      <a:extLst>
+                        <a:ext uri="{28A0092B-C50C-407E-A947-70E740481C1C}">
+                          <a14:useLocalDpi xmlns:a14="http://schemas.microsoft.com/office/drawing/2010/main" val="0"/>
+                        </a:ext>
+                      </a:extLst>
+                    </a:blip>
+                    <a:srcRect b="6407"/>
+                    <a:stretch/>
+                  </pic:blipFill>
+                  <pic:spPr bwMode="auto">
+                    <a:xfrm>
+                      <a:off x="0" y="0"/>
+                      <a:ext cx="5940425" cy="4053840"/>
+                    </a:xfrm>
+                    <a:prstGeom prst="rect">
+                      <a:avLst/>
+                    </a:prstGeom>
+                    <a:ln>
+                      <a:solidFill>
+                        <a:sysClr val="windowText" lastClr="000000"/>
+                      </a:solidFill>
+                    </a:ln>
+                    <a:extLst>
+                      <a:ext uri="{53640926-AAD7-44D8-BBD7-CCE9431645EC}">
+                        <a14:shadowObscured xmlns:a14="http://schemas.microsoft.com/office/drawing/2010/main"/>
+                      </a:ext>
+                    </a:extLst>
+                  </pic:spPr>
+                </pic:pic>
+              </a:graphicData>
+            </a:graphic>
+          </wp:inline>
+        </w:drawing>
+      </w:r>
+    </w:p>
+    <w:p>
+      <w:pPr>
+        <w:jc w:val="center"/>
+        <w:rPr>
+          <w:sz w:val="28"/>
+          <w:szCs w:val="28"/>
+        </w:rPr>
+      </w:pPr>
+      <w:r>
+        <w:rPr>
+          <w:sz w:val="28"/>
+          <w:szCs w:val="28"/>
+        </w:rPr>
+        <w:t>Рисунок 3.2 – Макет пользовательского интерфейса</w:t>
+      </w:r>
+    </w:p>
+    <w:p>
+      <w:pPr>
+        <w:rPr>
+          <w:sz w:val="28"/>
+          <w:szCs w:val="28"/>
+        </w:rPr>
+      </w:pPr>
+    </w:p>
+    <w:p>
+      <w:pPr>
+        <w:widowControl/>
+        <w:autoSpaceDE/>
+        <w:autoSpaceDN/>
+        <w:spacing w:after="160" w:line="278" w:lineRule="auto"/>
+        <w:rPr>
+          <w:sz w:val="28"/>
+          <w:szCs w:val="28"/>
+        </w:rPr>
+      </w:pPr>
+      <w:r>
+        <w:rPr>
+          <w:sz w:val="28"/>
+          <w:szCs w:val="28"/>
+        </w:rPr>
+        <w:br w:type="page"/>
+      </w:r>
+    </w:p>
+    <w:p>
+      <w:pPr>
+        <w:spacing w:line="360" w:lineRule="auto"/>
+        <w:ind w:firstLine="708"/>
+        <w:jc w:val="both"/>
+        <w:rPr>
+          <w:sz w:val="28"/>
+          <w:szCs w:val="28"/>
+        </w:rPr>
+      </w:pPr>
+      <w:r>
+        <w:rPr>
+          <w:sz w:val="28"/>
+          <w:szCs w:val="28"/>
+        </w:rPr>
+        <w:lastRenderedPageBreak/>
+        <w:t>На рисунке 3.3 представлен макет пользовательского интерфейса с реакцией на ошибку.</w:t>
+      </w:r>
+    </w:p>
+    <w:p>
+      <w:pPr>
+        <w:jc w:val="center"/>
+        <w:rPr>
+          <w:sz w:val="28"/>
+          <w:szCs w:val="28"/>
+        </w:rPr>
+      </w:pPr>
+      <w:r>
+        <w:rPr>
+          <w:noProof/>
+          <w:sz w:val="28"/>
+          <w:szCs w:val="28"/>
+          <w14:ligatures w14:val="standardContextual"/>
+        </w:rPr>
+        <w:drawing>
+          <wp:inline distT="0" distB="0" distL="0" distR="0" wp14:anchorId="24D39A77" wp14:editId="19BA9434">
+            <wp:extent cx="5940425" cy="4046220"/>
+            <wp:effectExtent l="19050" t="19050" r="22225" b="11430"/>
+            <wp:docPr id="5" name="Рисунок 5"/>
+            <wp:cNvGraphicFramePr>
+              <a:graphicFrameLocks xmlns:a="http://schemas.openxmlformats.org/drawingml/2006/main" noChangeAspect="1"/>
+            </wp:cNvGraphicFramePr>
+            <a:graphic xmlns:a="http://schemas.openxmlformats.org/drawingml/2006/main">
+              <a:graphicData uri="http://schemas.openxmlformats.org/drawingml/2006/picture">
+                <pic:pic xmlns:pic="http://schemas.openxmlformats.org/drawingml/2006/picture">
+                  <pic:nvPicPr>
+                    <pic:cNvPr id="5" name="Рисунок 5"/>
                     <pic:cNvPicPr/>
                   </pic:nvPicPr>
                   <pic:blipFill>
-                    <a:blip r:embed="rId20"/>
+                    <a:blip r:embed="rId22">
+                      <a:extLst>
+                        <a:ext uri="{28A0092B-C50C-407E-A947-70E740481C1C}">
+                          <a14:useLocalDpi xmlns:a14="http://schemas.microsoft.com/office/drawing/2010/main" val="0"/>
+                        </a:ext>
+                      </a:extLst>
+                    </a:blip>
                     <a:stretch>
                       <a:fillRect/>
                     </a:stretch>
@@ -9395,114 +12149,16 @@
                   <pic:spPr>
                     <a:xfrm>
                       <a:off x="0" y="0"/>
-                      <a:ext cx="5114192" cy="3494925"/>
+                      <a:ext cx="5940425" cy="4046220"/>
                     </a:xfrm>
                     <a:prstGeom prst="rect">
                       <a:avLst/>
                     </a:prstGeom>
-                  </pic:spPr>
-                </pic:pic>
-              </a:graphicData>
-            </a:graphic>
-          </wp:inline>
-        </w:drawing>
-      </w:r>
-    </w:p>
-    <w:p>
-      <w:pPr>
-        <w:jc w:val="center"/>
-        <w:rPr>
-          <w:sz w:val="28"/>
-          <w:szCs w:val="28"/>
-        </w:rPr>
-      </w:pPr>
-      <w:r>
-        <w:rPr>
-          <w:sz w:val="28"/>
-          <w:szCs w:val="28"/>
-        </w:rPr>
-        <w:t>Рисунок 3.2 – Макет пользовательского интерфейса</w:t>
-      </w:r>
-    </w:p>
-    <w:p>
-      <w:pPr>
-        <w:rPr>
-          <w:sz w:val="28"/>
-          <w:szCs w:val="28"/>
-        </w:rPr>
-      </w:pPr>
-    </w:p>
-    <w:p>
-      <w:pPr>
-        <w:spacing w:line="360" w:lineRule="auto"/>
-        <w:ind w:firstLine="708"/>
-        <w:jc w:val="both"/>
-        <w:rPr>
-          <w:sz w:val="28"/>
-          <w:szCs w:val="28"/>
-        </w:rPr>
-      </w:pPr>
-      <w:r>
-        <w:rPr>
-          <w:sz w:val="28"/>
-          <w:szCs w:val="28"/>
-        </w:rPr>
-        <w:t>На рисунке 3.3 представлен макет пользовательского интерфейса с реакцией на ошибку.</w:t>
-      </w:r>
-    </w:p>
-    <w:p>
-      <w:pPr>
-        <w:rPr>
-          <w:sz w:val="28"/>
-          <w:szCs w:val="28"/>
-        </w:rPr>
-      </w:pPr>
-    </w:p>
-    <w:p>
-      <w:pPr>
-        <w:jc w:val="center"/>
-        <w:rPr>
-          <w:sz w:val="28"/>
-          <w:szCs w:val="28"/>
-        </w:rPr>
-      </w:pPr>
-      <w:r>
-        <w:rPr>
-          <w:noProof/>
-          <w:sz w:val="28"/>
-          <w:szCs w:val="28"/>
-          <w:lang w:val="en-US"/>
-        </w:rPr>
-        <w:lastRenderedPageBreak/>
-        <w:drawing>
-          <wp:inline distT="0" distB="0" distL="0" distR="0" wp14:anchorId="6E44B407" wp14:editId="79D14939">
-            <wp:extent cx="5465618" cy="3669063"/>
-            <wp:effectExtent l="0" t="0" r="1905" b="7620"/>
-            <wp:docPr id="2" name="Рисунок 2"/>
-            <wp:cNvGraphicFramePr>
-              <a:graphicFrameLocks xmlns:a="http://schemas.openxmlformats.org/drawingml/2006/main" noChangeAspect="1"/>
-            </wp:cNvGraphicFramePr>
-            <a:graphic xmlns:a="http://schemas.openxmlformats.org/drawingml/2006/main">
-              <a:graphicData uri="http://schemas.openxmlformats.org/drawingml/2006/picture">
-                <pic:pic xmlns:pic="http://schemas.openxmlformats.org/drawingml/2006/picture">
-                  <pic:nvPicPr>
-                    <pic:cNvPr id="1" name=""/>
-                    <pic:cNvPicPr/>
-                  </pic:nvPicPr>
-                  <pic:blipFill>
-                    <a:blip r:embed="rId21"/>
-                    <a:stretch>
-                      <a:fillRect/>
-                    </a:stretch>
-                  </pic:blipFill>
-                  <pic:spPr>
-                    <a:xfrm>
-                      <a:off x="0" y="0"/>
-                      <a:ext cx="5472021" cy="3673361"/>
-                    </a:xfrm>
-                    <a:prstGeom prst="rect">
-                      <a:avLst/>
-                    </a:prstGeom>
+                    <a:ln>
+                      <a:solidFill>
+                        <a:sysClr val="windowText" lastClr="000000"/>
+                      </a:solidFill>
+                    </a:ln>
                   </pic:spPr>
                 </pic:pic>
               </a:graphicData>
@@ -9660,7 +12316,7 @@
         </w:rPr>
         <w:t xml:space="preserve">. [Электронный ресурс]. – Режим доступа: </w:t>
       </w:r>
-      <w:hyperlink r:id="rId22" w:history="1">
+      <w:hyperlink r:id="rId23" w:history="1">
         <w:r>
           <w:rPr>
             <w:rStyle w:val="af6"/>
@@ -9732,6 +12388,7 @@
         </w:rPr>
         <w:t xml:space="preserve">– </w:t>
       </w:r>
+      <w:proofErr w:type="spellStart"/>
       <w:r>
         <w:rPr>
           <w:sz w:val="28"/>
@@ -9740,6 +12397,7 @@
         </w:rPr>
         <w:t>Uplab</w:t>
       </w:r>
+      <w:proofErr w:type="spellEnd"/>
       <w:r>
         <w:rPr>
           <w:sz w:val="28"/>
@@ -9866,7 +12524,7 @@
         </w:rPr>
         <w:t xml:space="preserve"> [Электронный ресурс]. – Режим доступа: </w:t>
       </w:r>
-      <w:hyperlink r:id="rId23" w:history="1">
+      <w:hyperlink r:id="rId24" w:history="1">
         <w:r>
           <w:rPr>
             <w:rStyle w:val="af6"/>
@@ -9970,7 +12628,23 @@
           <w:sz w:val="28"/>
           <w:szCs w:val="28"/>
         </w:rPr>
-        <w:t xml:space="preserve">Autodesk Inventor API. Первые шаги </w:t>
+        <w:t xml:space="preserve">Autodesk </w:t>
+      </w:r>
+      <w:proofErr w:type="spellStart"/>
+      <w:r>
+        <w:rPr>
+          <w:sz w:val="28"/>
+          <w:szCs w:val="28"/>
+        </w:rPr>
+        <w:t>Inventor</w:t>
+      </w:r>
+      <w:proofErr w:type="spellEnd"/>
+      <w:r>
+        <w:rPr>
+          <w:sz w:val="28"/>
+          <w:szCs w:val="28"/>
+        </w:rPr>
+        <w:t xml:space="preserve"> API. Первые шаги </w:t>
       </w:r>
       <w:r>
         <w:rPr>
@@ -9979,7 +12653,7 @@
         </w:rPr>
         <w:t>[Электронный ресурс]. – Режим доступа:</w:t>
       </w:r>
-      <w:hyperlink r:id="rId24" w:history="1">
+      <w:hyperlink r:id="rId25" w:history="1">
         <w:r>
           <w:rPr>
             <w:rStyle w:val="af6"/>
@@ -10055,6 +12729,7 @@
         <w:rPr>
           <w:sz w:val="28"/>
           <w:szCs w:val="28"/>
+          <w:lang w:val="en-US"/>
         </w:rPr>
       </w:pPr>
       <w:r>
@@ -10091,6 +12766,106 @@
           <w:szCs w:val="28"/>
         </w:rPr>
         <w:t>(дата обращения: 22.09.2026).</w:t>
+      </w:r>
+    </w:p>
+    <w:p>
+      <w:pPr>
+        <w:spacing w:line="360" w:lineRule="auto"/>
+        <w:ind w:firstLine="720"/>
+        <w:contextualSpacing/>
+        <w:jc w:val="both"/>
+        <w:rPr>
+          <w:sz w:val="28"/>
+          <w:szCs w:val="28"/>
+        </w:rPr>
+      </w:pPr>
+      <w:r>
+        <w:rPr>
+          <w:sz w:val="28"/>
+          <w:szCs w:val="28"/>
+        </w:rPr>
+        <w:t xml:space="preserve">6. </w:t>
+      </w:r>
+      <w:r>
+        <w:rPr>
+          <w:sz w:val="28"/>
+          <w:szCs w:val="28"/>
+        </w:rPr>
+        <w:t xml:space="preserve">Официальный сайт </w:t>
+      </w:r>
+      <w:r>
+        <w:rPr>
+          <w:sz w:val="28"/>
+          <w:szCs w:val="28"/>
+          <w:lang w:val="en-US"/>
+        </w:rPr>
+        <w:t>SketchUp</w:t>
+      </w:r>
+      <w:r>
+        <w:rPr>
+          <w:sz w:val="28"/>
+          <w:szCs w:val="28"/>
+        </w:rPr>
+        <w:t xml:space="preserve"> </w:t>
+      </w:r>
+      <w:r>
+        <w:rPr>
+          <w:sz w:val="28"/>
+          <w:szCs w:val="28"/>
+        </w:rPr>
+        <w:t>[</w:t>
+      </w:r>
+      <w:r>
+        <w:rPr>
+          <w:sz w:val="28"/>
+          <w:szCs w:val="28"/>
+        </w:rPr>
+        <w:t>Электронный ресурс</w:t>
+      </w:r>
+      <w:r>
+        <w:rPr>
+          <w:sz w:val="28"/>
+          <w:szCs w:val="28"/>
+        </w:rPr>
+        <w:t>]</w:t>
+      </w:r>
+      <w:r>
+        <w:rPr>
+          <w:sz w:val="28"/>
+          <w:szCs w:val="28"/>
+        </w:rPr>
+        <w:t xml:space="preserve">. </w:t>
+      </w:r>
+      <w:r>
+        <w:rPr>
+          <w:sz w:val="28"/>
+          <w:szCs w:val="28"/>
+        </w:rPr>
+        <w:t>–</w:t>
+      </w:r>
+      <w:r>
+        <w:rPr>
+          <w:sz w:val="28"/>
+          <w:szCs w:val="28"/>
+        </w:rPr>
+        <w:t xml:space="preserve"> Режим доступа: </w:t>
+      </w:r>
+      <w:hyperlink r:id="rId26" w:history="1">
+        <w:r>
+          <w:rPr>
+            <w:rStyle w:val="af6"/>
+            <w:sz w:val="28"/>
+            <w:szCs w:val="28"/>
+          </w:rPr>
+          <w:t>https://sketchup.trimble.com/en</w:t>
+        </w:r>
+      </w:hyperlink>
+      <w:r>
+        <w:rPr>
+          <w:sz w:val="28"/>
+          <w:szCs w:val="28"/>
+        </w:rPr>
+        <w:t xml:space="preserve"> (дата обращения: 19.10.2026).</w:t>
       </w:r>
     </w:p>
     <w:p>
@@ -10167,12 +12942,14 @@
       <w:r>
         <w:t xml:space="preserve">- </w:t>
       </w:r>
+      <w:proofErr w:type="spellStart"/>
       <w:r>
         <w:rPr>
           <w:lang w:val="en-US"/>
         </w:rPr>
         <w:t>sketchup</w:t>
       </w:r>
+      <w:proofErr w:type="spellEnd"/>
     </w:p>
   </w:comment>
 </w:comments>
@@ -10980,6 +13757,7 @@
   <w:style w:type="character" w:default="1" w:styleId="a0">
     <w:name w:val="Default Paragraph Font"/>
     <w:uiPriority w:val="1"/>
+    <w:semiHidden/>
     <w:unhideWhenUsed/>
   </w:style>
   <w:style w:type="table" w:default="1" w:styleId="a1">

--- a/docs/ОРСАПР_ПС_Литвиненко.docx
+++ b/docs/ОРСАПР_ПС_Литвиненко.docx
@@ -1,6 +1,6 @@
 
 <file path=word/document.xml><?xml version="1.0" encoding="utf-8"?>
-<w:document xmlns:wpc="http://schemas.microsoft.com/office/word/2010/wordprocessingCanvas" xmlns:cx="http://schemas.microsoft.com/office/drawing/2014/chartex" xmlns:cx1="http://schemas.microsoft.com/office/drawing/2015/9/8/chartex" xmlns:cx2="http://schemas.microsoft.com/office/drawing/2015/10/21/chartex" xmlns:cx3="http://schemas.microsoft.com/office/drawing/2016/5/9/chartex" xmlns:cx4="http://schemas.microsoft.com/office/drawing/2016/5/10/chartex" xmlns:cx5="http://schemas.microsoft.com/office/drawing/2016/5/11/chartex" xmlns:cx6="http://schemas.microsoft.com/office/drawing/2016/5/12/chartex" xmlns:cx7="http://schemas.microsoft.com/office/drawing/2016/5/13/chartex" xmlns:cx8="http://schemas.microsoft.com/office/drawing/2016/5/14/chartex" xmlns:mc="http://schemas.openxmlformats.org/markup-compatibility/2006" xmlns:aink="http://schemas.microsoft.com/office/drawing/2016/ink" xmlns:am3d="http://schemas.microsoft.com/office/drawing/2017/model3d" xmlns:o="urn:schemas-microsoft-com:office:office" xmlns:oel="http://schemas.microsoft.com/office/2019/extlst" xmlns:r="http://schemas.openxmlformats.org/officeDocument/2006/relationships" xmlns:m="http://schemas.openxmlformats.org/officeDocument/2006/math" xmlns:v="urn:schemas-microsoft-com:vml" xmlns:wp14="http://schemas.microsoft.com/office/word/2010/wordprocessingDrawing" xmlns:wp="http://schemas.openxmlformats.org/drawingml/2006/wordprocessingDrawing" xmlns:w10="urn:schemas-microsoft-com:office:word" xmlns:w="http://schemas.openxmlformats.org/wordprocessingml/2006/main" xmlns:w14="http://schemas.microsoft.com/office/word/2010/wordml" xmlns:w15="http://schemas.microsoft.com/office/word/2012/wordml" xmlns:w16cex="http://schemas.microsoft.com/office/word/2018/wordml/cex" xmlns:w16cid="http://schemas.microsoft.com/office/word/2016/wordml/cid" xmlns:w16="http://schemas.microsoft.com/office/word/2018/wordml" xmlns:w16sdtdh="http://schemas.microsoft.com/office/word/2020/wordml/sdtdatahash" xmlns:w16se="http://schemas.microsoft.com/office/word/2015/wordml/symex" xmlns:wpg="http://schemas.microsoft.com/office/word/2010/wordprocessingGroup" xmlns:wpi="http://schemas.microsoft.com/office/word/2010/wordprocessingInk" xmlns:wne="http://schemas.microsoft.com/office/word/2006/wordml" xmlns:wps="http://schemas.microsoft.com/office/word/2010/wordprocessingShape" mc:Ignorable="w14 w15 w16se w16cid w16 w16cex w16sdtdh wp14">
+<w:document xmlns:wpc="http://schemas.microsoft.com/office/word/2010/wordprocessingCanvas" xmlns:cx="http://schemas.microsoft.com/office/drawing/2014/chartex" xmlns:cx1="http://schemas.microsoft.com/office/drawing/2015/9/8/chartex" xmlns:cx2="http://schemas.microsoft.com/office/drawing/2015/10/21/chartex" xmlns:cx3="http://schemas.microsoft.com/office/drawing/2016/5/9/chartex" xmlns:cx4="http://schemas.microsoft.com/office/drawing/2016/5/10/chartex" xmlns:cx5="http://schemas.microsoft.com/office/drawing/2016/5/11/chartex" xmlns:cx6="http://schemas.microsoft.com/office/drawing/2016/5/12/chartex" xmlns:cx7="http://schemas.microsoft.com/office/drawing/2016/5/13/chartex" xmlns:cx8="http://schemas.microsoft.com/office/drawing/2016/5/14/chartex" xmlns:mc="http://schemas.openxmlformats.org/markup-compatibility/2006" xmlns:aink="http://schemas.microsoft.com/office/drawing/2016/ink" xmlns:am3d="http://schemas.microsoft.com/office/drawing/2017/model3d" xmlns:o="urn:schemas-microsoft-com:office:office" xmlns:oel="http://schemas.microsoft.com/office/2019/extlst" xmlns:r="http://schemas.openxmlformats.org/officeDocument/2006/relationships" xmlns:m="http://schemas.openxmlformats.org/officeDocument/2006/math" xmlns:v="urn:schemas-microsoft-com:vml" xmlns:wp14="http://schemas.microsoft.com/office/word/2010/wordprocessingDrawing" xmlns:wp="http://schemas.openxmlformats.org/drawingml/2006/wordprocessingDrawing" xmlns:w10="urn:schemas-microsoft-com:office:word" xmlns:w="http://schemas.openxmlformats.org/wordprocessingml/2006/main" xmlns:w14="http://schemas.microsoft.com/office/word/2010/wordml" xmlns:w15="http://schemas.microsoft.com/office/word/2012/wordml" xmlns:w16cex="http://schemas.microsoft.com/office/word/2018/wordml/cex" xmlns:w16cid="http://schemas.microsoft.com/office/word/2016/wordml/cid" xmlns:w16="http://schemas.microsoft.com/office/word/2018/wordml" xmlns:w16du="http://schemas.microsoft.com/office/word/2023/wordml/word16du" xmlns:w16sdtdh="http://schemas.microsoft.com/office/word/2020/wordml/sdtdatahash" xmlns:w16sdtfl="http://schemas.microsoft.com/office/word/2024/wordml/sdtformatlock" xmlns:w16se="http://schemas.microsoft.com/office/word/2015/wordml/symex" xmlns:wpg="http://schemas.microsoft.com/office/word/2010/wordprocessingGroup" xmlns:wpi="http://schemas.microsoft.com/office/word/2010/wordprocessingInk" xmlns:wne="http://schemas.microsoft.com/office/word/2006/wordml" xmlns:wps="http://schemas.microsoft.com/office/word/2010/wordprocessingShape" mc:Ignorable="w14 w15 w16se w16cid w16 w16cex w16sdtdh w16sdtfl w16du wp14">
   <w:body>
     <w:p>
       <w:pPr>
@@ -73,7 +73,6 @@
           <w:color w:val="000000"/>
           <w:sz w:val="28"/>
           <w:szCs w:val="28"/>
-          <w:lang w:val="en-US"/>
         </w:rPr>
       </w:pPr>
       <w:r>
@@ -169,7 +168,6 @@
           <w:color w:val="000000"/>
           <w:sz w:val="28"/>
           <w:szCs w:val="28"/>
-          <w:lang w:val="en-US"/>
         </w:rPr>
       </w:pPr>
       <w:r>
@@ -422,7 +420,6 @@
           <w:szCs w:val="28"/>
         </w:rPr>
       </w:pPr>
-      <w:proofErr w:type="gramStart"/>
       <w:r>
         <w:rPr>
           <w:color w:val="000000"/>
@@ -430,17 +427,7 @@
           <w:szCs w:val="28"/>
           <w:u w:val="single"/>
         </w:rPr>
-        <w:t xml:space="preserve">«  </w:t>
-      </w:r>
-      <w:proofErr w:type="gramEnd"/>
-      <w:r>
-        <w:rPr>
-          <w:color w:val="000000"/>
-          <w:sz w:val="28"/>
-          <w:szCs w:val="28"/>
-          <w:u w:val="single"/>
-        </w:rPr>
-        <w:t xml:space="preserve">  »                       </w:t>
+        <w:t xml:space="preserve">«    »                       </w:t>
       </w:r>
       <w:r>
         <w:rPr>
@@ -508,25 +495,7 @@
           <w:sz w:val="28"/>
           <w:szCs w:val="28"/>
         </w:rPr>
-        <w:t>_________</w:t>
-      </w:r>
-      <w:proofErr w:type="spellStart"/>
-      <w:r>
-        <w:rPr>
-          <w:color w:val="000000"/>
-          <w:sz w:val="28"/>
-          <w:szCs w:val="28"/>
-        </w:rPr>
-        <w:t>Калентьев</w:t>
-      </w:r>
-      <w:proofErr w:type="spellEnd"/>
-      <w:r>
-        <w:rPr>
-          <w:color w:val="000000"/>
-          <w:sz w:val="28"/>
-          <w:szCs w:val="28"/>
-        </w:rPr>
-        <w:t xml:space="preserve"> А.А.</w:t>
+        <w:t>_________Калентьев А.А.</w:t>
       </w:r>
     </w:p>
     <w:p>
@@ -546,25 +515,7 @@
           <w:sz w:val="28"/>
           <w:szCs w:val="28"/>
         </w:rPr>
-        <w:t>«__</w:t>
-      </w:r>
-      <w:proofErr w:type="gramStart"/>
-      <w:r>
-        <w:rPr>
-          <w:color w:val="000000"/>
-          <w:sz w:val="28"/>
-          <w:szCs w:val="28"/>
-        </w:rPr>
-        <w:t>_»_</w:t>
-      </w:r>
-      <w:proofErr w:type="gramEnd"/>
-      <w:r>
-        <w:rPr>
-          <w:color w:val="000000"/>
-          <w:sz w:val="28"/>
-          <w:szCs w:val="28"/>
-        </w:rPr>
-        <w:t>___________2026 г.</w:t>
+        <w:t>«___»____________2026 г.</w:t>
       </w:r>
     </w:p>
     <w:p>
@@ -630,13 +581,20 @@
     <w:p>
       <w:pPr>
         <w:spacing w:line="360" w:lineRule="auto"/>
-        <w:jc w:val="center"/>
         <w:rPr>
           <w:color w:val="000000"/>
           <w:sz w:val="28"/>
           <w:szCs w:val="28"/>
         </w:rPr>
       </w:pPr>
+      <w:r>
+        <w:rPr>
+          <w:color w:val="000000"/>
+          <w:sz w:val="28"/>
+          <w:szCs w:val="28"/>
+        </w:rPr>
+        <w:t xml:space="preserve">                                                                                                                                  </w:t>
+      </w:r>
     </w:p>
     <w:p>
       <w:pPr>
@@ -667,7 +625,7 @@
           <w:sz w:val="28"/>
           <w:szCs w:val="28"/>
         </w:rPr>
-        <w:t xml:space="preserve">                                                                                                                                            Томск 2026</w:t>
+        <w:t>Томск 2026</w:t>
       </w:r>
     </w:p>
     <w:bookmarkStart w:id="1" w:name="_Toc240922644" w:displacedByCustomXml="next"/>
@@ -1852,23 +1810,7 @@
           <w:sz w:val="28"/>
           <w:szCs w:val="28"/>
         </w:rPr>
-        <w:t xml:space="preserve">«Autodesk </w:t>
-      </w:r>
-      <w:proofErr w:type="spellStart"/>
-      <w:r>
-        <w:rPr>
-          <w:sz w:val="28"/>
-          <w:szCs w:val="28"/>
-        </w:rPr>
-        <w:t>Inventor</w:t>
-      </w:r>
-      <w:proofErr w:type="spellEnd"/>
-      <w:r>
-        <w:rPr>
-          <w:sz w:val="28"/>
-          <w:szCs w:val="28"/>
-        </w:rPr>
-        <w:t>» — это комплексная система автоматизированного проектирования (САПР), позволяющая разрабатывать сложные трехмерные модели, выпускать чертежи изделий, схемы, спецификации и прочую конструкторскую документацию.</w:t>
+        <w:t>«Autodesk Inventor» — это комплексная система автоматизированного проектирования (САПР), позволяющая разрабатывать сложные трехмерные модели, выпускать чертежи изделий, схемы, спецификации и прочую конструкторскую документацию.</w:t>
       </w:r>
     </w:p>
     <w:p>
@@ -1904,33 +1846,8 @@
           <w:sz w:val="28"/>
           <w:szCs w:val="28"/>
         </w:rPr>
-        <w:t xml:space="preserve">Autodesk </w:t>
-      </w:r>
-      <w:proofErr w:type="spellStart"/>
-      <w:r>
-        <w:rPr>
-          <w:sz w:val="28"/>
-          <w:szCs w:val="28"/>
-        </w:rPr>
-        <w:t>Inventor</w:t>
-      </w:r>
-      <w:proofErr w:type="spellEnd"/>
-      <w:r>
-        <w:rPr>
-          <w:sz w:val="28"/>
-          <w:szCs w:val="28"/>
-        </w:rPr>
-        <w:t xml:space="preserve"> включает инструменты твердотельного, поверхностного и свободного моделирования, а также модули для инженерных расчетов (МКЭ), анализа напряжений и кинематики механизмов. Ключевой особенностью системы является использование собственного мощного геометрического ядра </w:t>
-      </w:r>
-      <w:proofErr w:type="spellStart"/>
-      <w:r>
-        <w:rPr>
-          <w:sz w:val="28"/>
-          <w:szCs w:val="28"/>
-        </w:rPr>
-        <w:t>ShapeManager</w:t>
-      </w:r>
-      <w:proofErr w:type="spellEnd"/>
+        <w:t>Autodesk Inventor включает инструменты твердотельного, поверхностного и свободного моделирования, а также модули для инженерных расчетов (МКЭ), анализа напряжений и кинематики механизмов. Ключевой особенностью системы является использование собственного мощного геометрического ядра ShapeManager</w:t>
+      </w:r>
       <w:r>
         <w:rPr>
           <w:sz w:val="28"/>
@@ -1961,23 +1878,7 @@
           <w:sz w:val="28"/>
           <w:szCs w:val="28"/>
         </w:rPr>
-        <w:t xml:space="preserve">Autodesk </w:t>
-      </w:r>
-      <w:proofErr w:type="spellStart"/>
-      <w:r>
-        <w:rPr>
-          <w:sz w:val="28"/>
-          <w:szCs w:val="28"/>
-        </w:rPr>
-        <w:t>Inventor</w:t>
-      </w:r>
-      <w:proofErr w:type="spellEnd"/>
-      <w:r>
-        <w:rPr>
-          <w:sz w:val="28"/>
-          <w:szCs w:val="28"/>
-        </w:rPr>
-        <w:t xml:space="preserve"> имеет множество аналогов на рынке, среди них встречаются КОМПАС-3D, SOLIDWORKS и другие.</w:t>
+        <w:t>Autodesk Inventor имеет множество аналогов на рынке, среди них встречаются КОМПАС-3D, SOLIDWORKS и другие.</w:t>
       </w:r>
     </w:p>
     <w:p>
@@ -1997,7 +1898,6 @@
         </w:rPr>
         <w:t xml:space="preserve">В рамках дисциплины </w:t>
       </w:r>
-      <w:proofErr w:type="gramStart"/>
       <w:r>
         <w:rPr>
           <w:sz w:val="28"/>
@@ -2005,7 +1905,6 @@
         </w:rPr>
         <w:t>выбор</w:t>
       </w:r>
-      <w:proofErr w:type="gramEnd"/>
       <w:r>
         <w:rPr>
           <w:sz w:val="28"/>
@@ -2112,55 +2011,7 @@
           <w:sz w:val="28"/>
           <w:szCs w:val="28"/>
         </w:rPr>
-        <w:t xml:space="preserve">API (англ. </w:t>
-      </w:r>
-      <w:proofErr w:type="spellStart"/>
-      <w:r>
-        <w:rPr>
-          <w:sz w:val="28"/>
-          <w:szCs w:val="28"/>
-        </w:rPr>
-        <w:t>application</w:t>
-      </w:r>
-      <w:proofErr w:type="spellEnd"/>
-      <w:r>
-        <w:rPr>
-          <w:sz w:val="28"/>
-          <w:szCs w:val="28"/>
-        </w:rPr>
-        <w:t xml:space="preserve"> </w:t>
-      </w:r>
-      <w:proofErr w:type="spellStart"/>
-      <w:r>
-        <w:rPr>
-          <w:sz w:val="28"/>
-          <w:szCs w:val="28"/>
-        </w:rPr>
-        <w:t>programming</w:t>
-      </w:r>
-      <w:proofErr w:type="spellEnd"/>
-      <w:r>
-        <w:rPr>
-          <w:sz w:val="28"/>
-          <w:szCs w:val="28"/>
-        </w:rPr>
-        <w:t xml:space="preserve"> </w:t>
-      </w:r>
-      <w:proofErr w:type="spellStart"/>
-      <w:r>
-        <w:rPr>
-          <w:sz w:val="28"/>
-          <w:szCs w:val="28"/>
-        </w:rPr>
-        <w:t>interface</w:t>
-      </w:r>
-      <w:proofErr w:type="spellEnd"/>
-      <w:r>
-        <w:rPr>
-          <w:sz w:val="28"/>
-          <w:szCs w:val="28"/>
-        </w:rPr>
-        <w:t xml:space="preserve"> — программный интерфейс приложения) — это набор способов и правил, по которым различные программы общаются между собой и обмениваются данными. Все эти взаимодействия происходят с помощью функций, классов, методов, структур, а иногда констант одной программы, к которой обращаются другие. Это основной принцип работы API.</w:t>
+        <w:t>API (англ. application programming interface — программный интерфейс приложения) — это набор способов и правил, по которым различные программы общаются между собой и обмениваются данными. Все эти взаимодействия происходят с помощью функций, классов, методов, структур, а иногда констант одной программы, к которой обращаются другие. Это основной принцип работы API.</w:t>
       </w:r>
       <w:r>
         <w:rPr>
@@ -2185,71 +2036,7 @@
           <w:sz w:val="28"/>
           <w:szCs w:val="28"/>
         </w:rPr>
-        <w:t xml:space="preserve">В Autodesk </w:t>
-      </w:r>
-      <w:proofErr w:type="spellStart"/>
-      <w:r>
-        <w:rPr>
-          <w:sz w:val="28"/>
-          <w:szCs w:val="28"/>
-        </w:rPr>
-        <w:t>Inventor</w:t>
-      </w:r>
-      <w:proofErr w:type="spellEnd"/>
-      <w:r>
-        <w:rPr>
-          <w:sz w:val="28"/>
-          <w:szCs w:val="28"/>
-        </w:rPr>
-        <w:t xml:space="preserve"> программный интерфейс (</w:t>
-      </w:r>
-      <w:proofErr w:type="spellStart"/>
-      <w:r>
-        <w:rPr>
-          <w:sz w:val="28"/>
-          <w:szCs w:val="28"/>
-        </w:rPr>
-        <w:t>Inventor</w:t>
-      </w:r>
-      <w:proofErr w:type="spellEnd"/>
-      <w:r>
-        <w:rPr>
-          <w:sz w:val="28"/>
-          <w:szCs w:val="28"/>
-        </w:rPr>
-        <w:t xml:space="preserve"> API) построен на базе технологии COM (</w:t>
-      </w:r>
-      <w:proofErr w:type="spellStart"/>
-      <w:r>
-        <w:rPr>
-          <w:sz w:val="28"/>
-          <w:szCs w:val="28"/>
-        </w:rPr>
-        <w:t>Component</w:t>
-      </w:r>
-      <w:proofErr w:type="spellEnd"/>
-      <w:r>
-        <w:rPr>
-          <w:sz w:val="28"/>
-          <w:szCs w:val="28"/>
-        </w:rPr>
-        <w:t xml:space="preserve"> Object Model). Это дает возможность разрабатывать подключаемые модули (</w:t>
-      </w:r>
-      <w:proofErr w:type="spellStart"/>
-      <w:r>
-        <w:rPr>
-          <w:sz w:val="28"/>
-          <w:szCs w:val="28"/>
-        </w:rPr>
-        <w:t>Add-ins</w:t>
-      </w:r>
-      <w:proofErr w:type="spellEnd"/>
-      <w:r>
-        <w:rPr>
-          <w:sz w:val="28"/>
-          <w:szCs w:val="28"/>
-        </w:rPr>
-        <w:t>) и автономные приложения, используя широкий спектр языков программирования: C#, VB.NET, C++</w:t>
+        <w:t>В Autodesk Inventor программный интерфейс (Inventor API) построен на базе технологии COM (Component Object Model). Это дает возможность разрабатывать подключаемые модули (Add-ins) и автономные приложения, используя широкий спектр языков программирования: C#, VB.NET, C++</w:t>
       </w:r>
       <w:r>
         <w:rPr>
@@ -2274,87 +2061,7 @@
           <w:sz w:val="28"/>
           <w:szCs w:val="28"/>
         </w:rPr>
-        <w:t xml:space="preserve">Главным объектом API системы Autodesk </w:t>
-      </w:r>
-      <w:proofErr w:type="spellStart"/>
-      <w:r>
-        <w:rPr>
-          <w:sz w:val="28"/>
-          <w:szCs w:val="28"/>
-        </w:rPr>
-        <w:t>Inventor</w:t>
-      </w:r>
-      <w:proofErr w:type="spellEnd"/>
-      <w:r>
-        <w:rPr>
-          <w:sz w:val="28"/>
-          <w:szCs w:val="28"/>
-        </w:rPr>
-        <w:t xml:space="preserve"> является Application. Свойства и методы этого объекта реализуют наиболее общие функции управления средой САПР, настройками системы, окнами и документами, а также дают возможность получить доступ к другим объектам иерархии. Документы </w:t>
-      </w:r>
-      <w:proofErr w:type="spellStart"/>
-      <w:r>
-        <w:rPr>
-          <w:sz w:val="28"/>
-          <w:szCs w:val="28"/>
-        </w:rPr>
-        <w:t>Inventor</w:t>
-      </w:r>
-      <w:proofErr w:type="spellEnd"/>
-      <w:r>
-        <w:rPr>
-          <w:sz w:val="28"/>
-          <w:szCs w:val="28"/>
-        </w:rPr>
-        <w:t xml:space="preserve"> разделяются на несколько типов: </w:t>
-      </w:r>
-      <w:proofErr w:type="spellStart"/>
-      <w:r>
-        <w:rPr>
-          <w:sz w:val="28"/>
-          <w:szCs w:val="28"/>
-        </w:rPr>
-        <w:t>PartDocument</w:t>
-      </w:r>
-      <w:proofErr w:type="spellEnd"/>
-      <w:r>
-        <w:rPr>
-          <w:sz w:val="28"/>
-          <w:szCs w:val="28"/>
-        </w:rPr>
-        <w:t xml:space="preserve"> (документ детали), </w:t>
-      </w:r>
-      <w:proofErr w:type="spellStart"/>
-      <w:r>
-        <w:rPr>
-          <w:sz w:val="28"/>
-          <w:szCs w:val="28"/>
-        </w:rPr>
-        <w:t>AssemblyDocument</w:t>
-      </w:r>
-      <w:proofErr w:type="spellEnd"/>
-      <w:r>
-        <w:rPr>
-          <w:sz w:val="28"/>
-          <w:szCs w:val="28"/>
-        </w:rPr>
-        <w:t xml:space="preserve"> (документ сборки), </w:t>
-      </w:r>
-      <w:proofErr w:type="spellStart"/>
-      <w:r>
-        <w:rPr>
-          <w:sz w:val="28"/>
-          <w:szCs w:val="28"/>
-        </w:rPr>
-        <w:t>DrawingDocument</w:t>
-      </w:r>
-      <w:proofErr w:type="spellEnd"/>
-      <w:r>
-        <w:rPr>
-          <w:sz w:val="28"/>
-          <w:szCs w:val="28"/>
-        </w:rPr>
-        <w:t xml:space="preserve"> (графический документ, чертеж)</w:t>
+        <w:t>Главным объектом API системы Autodesk Inventor является Application. Свойства и методы этого объекта реализуют наиболее общие функции управления средой САПР, настройками системы, окнами и документами, а также дают возможность получить доступ к другим объектам иерархии. Документы Inventor разделяются на несколько типов: PartDocument (документ детали), AssemblyDocument (документ сборки), DrawingDocument (графический документ, чертеж)</w:t>
       </w:r>
       <w:r>
         <w:rPr>
@@ -2379,94 +2086,14 @@
           <w:sz w:val="28"/>
           <w:szCs w:val="28"/>
         </w:rPr>
-        <w:t xml:space="preserve">Для параметрического построения 3D-геометрии рамки используются объекты </w:t>
-      </w:r>
-      <w:proofErr w:type="spellStart"/>
-      <w:r>
-        <w:rPr>
-          <w:sz w:val="28"/>
-          <w:szCs w:val="28"/>
-        </w:rPr>
-        <w:t>TransientGeometry</w:t>
-      </w:r>
-      <w:proofErr w:type="spellEnd"/>
-      <w:r>
-        <w:rPr>
-          <w:sz w:val="28"/>
-          <w:szCs w:val="28"/>
-        </w:rPr>
-        <w:t xml:space="preserve"> (для математического описания координат) и </w:t>
-      </w:r>
-      <w:proofErr w:type="spellStart"/>
-      <w:r>
-        <w:rPr>
-          <w:sz w:val="28"/>
-          <w:szCs w:val="28"/>
-        </w:rPr>
-        <w:t>PartComponentDefinition</w:t>
-      </w:r>
-      <w:proofErr w:type="spellEnd"/>
-      <w:r>
-        <w:rPr>
-          <w:sz w:val="28"/>
-          <w:szCs w:val="28"/>
-        </w:rPr>
-        <w:t xml:space="preserve"> (для управления эскизами и операциями выдавливания).</w:t>
-      </w:r>
-    </w:p>
-    <w:p>
-      <w:pPr>
-        <w:spacing w:line="360" w:lineRule="auto"/>
-        <w:rPr>
-          <w:sz w:val="28"/>
-          <w:szCs w:val="28"/>
-        </w:rPr>
-      </w:pPr>
-      <w:r>
-        <w:rPr>
-          <w:sz w:val="28"/>
-          <w:szCs w:val="28"/>
-        </w:rPr>
-        <w:tab/>
-      </w:r>
-      <w:proofErr w:type="spellStart"/>
-      <w:r>
-        <w:rPr>
-          <w:sz w:val="28"/>
-          <w:szCs w:val="28"/>
-        </w:rPr>
-        <w:t>ComponentOccurrence</w:t>
-      </w:r>
-      <w:proofErr w:type="spellEnd"/>
-      <w:r>
-        <w:rPr>
-          <w:sz w:val="28"/>
-          <w:szCs w:val="28"/>
-        </w:rPr>
-        <w:t xml:space="preserve"> — интерфейс вхождения компонента в сборку (детали или подсборки). Свойства и методы данного интерфейса управляют состоянием, видимостью и позиционированием компонентов внутри сборочной </w:t>
-      </w:r>
-      <w:proofErr w:type="gramStart"/>
-      <w:r>
-        <w:rPr>
-          <w:sz w:val="28"/>
-          <w:szCs w:val="28"/>
-        </w:rPr>
-        <w:t>единицы.</w:t>
-      </w:r>
-      <w:r>
-        <w:rPr>
-          <w:sz w:val="28"/>
-          <w:szCs w:val="28"/>
-        </w:rPr>
-        <w:t>[</w:t>
-      </w:r>
-      <w:proofErr w:type="gramEnd"/>
-      <w:r>
-        <w:rPr>
-          <w:sz w:val="28"/>
-          <w:szCs w:val="28"/>
-        </w:rPr>
-        <w:t>3,</w:t>
+        <w:t>Для параметрического построения 3D-геометрии рамки используются объекты TransientGeometry (для математического описания координат) и PartComponentDefinition (для управления эскизами и операциями выдавливания).</w:t>
+      </w:r>
+      <w:r>
+        <w:rPr>
+          <w:sz w:val="28"/>
+          <w:szCs w:val="28"/>
+        </w:rPr>
+        <w:t>[3,</w:t>
       </w:r>
       <w:r>
         <w:rPr>
@@ -2652,7 +2279,6 @@
                 <w:lang w:val="en-US"/>
               </w:rPr>
             </w:pPr>
-            <w:proofErr w:type="spellStart"/>
             <w:r>
               <w:rPr>
                 <w:sz w:val="24"/>
@@ -2661,7 +2287,6 @@
               </w:rPr>
               <w:t>Application.Documents</w:t>
             </w:r>
-            <w:proofErr w:type="spellEnd"/>
           </w:p>
         </w:tc>
         <w:tc>
@@ -2764,7 +2389,6 @@
                 <w:lang w:val="en-US"/>
               </w:rPr>
             </w:pPr>
-            <w:proofErr w:type="spellStart"/>
             <w:r>
               <w:rPr>
                 <w:sz w:val="24"/>
@@ -2779,7 +2403,6 @@
               </w:rPr>
               <w:t>TransientGeometry</w:t>
             </w:r>
-            <w:proofErr w:type="spellEnd"/>
           </w:p>
         </w:tc>
         <w:tc>
@@ -2799,7 +2422,6 @@
                 <w:szCs w:val="24"/>
               </w:rPr>
             </w:pPr>
-            <w:proofErr w:type="spellStart"/>
             <w:r>
               <w:rPr>
                 <w:sz w:val="24"/>
@@ -2807,7 +2429,6 @@
               </w:rPr>
               <w:t>TransientGeometry</w:t>
             </w:r>
-            <w:proofErr w:type="spellEnd"/>
           </w:p>
         </w:tc>
         <w:tc>
@@ -2858,7 +2479,6 @@
                 <w:szCs w:val="24"/>
               </w:rPr>
             </w:pPr>
-            <w:proofErr w:type="spellStart"/>
             <w:r>
               <w:rPr>
                 <w:color w:val="000000" w:themeColor="text1"/>
@@ -2875,7 +2495,6 @@
               </w:rPr>
               <w:t>ComponentDefinition</w:t>
             </w:r>
-            <w:proofErr w:type="spellEnd"/>
           </w:p>
         </w:tc>
         <w:tc>
@@ -2895,7 +2514,6 @@
                 <w:szCs w:val="24"/>
               </w:rPr>
             </w:pPr>
-            <w:proofErr w:type="spellStart"/>
             <w:r>
               <w:rPr>
                 <w:sz w:val="24"/>
@@ -2903,7 +2521,6 @@
               </w:rPr>
               <w:t>PartComponentDefinition</w:t>
             </w:r>
-            <w:proofErr w:type="spellEnd"/>
             <w:r>
               <w:rPr>
                 <w:sz w:val="24"/>
@@ -2962,25 +2579,14 @@
                 <w:lang w:val="en-US"/>
               </w:rPr>
             </w:pPr>
-            <w:proofErr w:type="spellStart"/>
-            <w:r>
-              <w:rPr>
-                <w:sz w:val="24"/>
-                <w:szCs w:val="24"/>
-                <w:lang w:val="en-US"/>
-              </w:rPr>
-              <w:t>PartComponentDefinition</w:t>
-            </w:r>
-            <w:proofErr w:type="spellEnd"/>
-            <w:r>
-              <w:rPr>
-                <w:sz w:val="24"/>
-                <w:szCs w:val="24"/>
-                <w:lang w:val="en-US"/>
-              </w:rPr>
-              <w:t>.</w:t>
-            </w:r>
-            <w:proofErr w:type="spellStart"/>
+            <w:r>
+              <w:rPr>
+                <w:sz w:val="24"/>
+                <w:szCs w:val="24"/>
+                <w:lang w:val="en-US"/>
+              </w:rPr>
+              <w:t>PartComponentDefinition.</w:t>
+            </w:r>
             <w:r>
               <w:rPr>
                 <w:sz w:val="24"/>
@@ -2988,7 +2594,6 @@
               </w:rPr>
               <w:t>Sketches</w:t>
             </w:r>
-            <w:proofErr w:type="spellEnd"/>
           </w:p>
         </w:tc>
         <w:tc>
@@ -3010,7 +2615,6 @@
                 <w:lang w:val="en-US"/>
               </w:rPr>
             </w:pPr>
-            <w:proofErr w:type="spellStart"/>
             <w:r>
               <w:rPr>
                 <w:sz w:val="24"/>
@@ -3018,7 +2622,6 @@
               </w:rPr>
               <w:t>PlanarSketches</w:t>
             </w:r>
-            <w:proofErr w:type="spellEnd"/>
           </w:p>
         </w:tc>
         <w:tc>
@@ -3069,25 +2672,14 @@
                 <w:szCs w:val="24"/>
               </w:rPr>
             </w:pPr>
-            <w:proofErr w:type="spellStart"/>
-            <w:r>
-              <w:rPr>
-                <w:sz w:val="24"/>
-                <w:szCs w:val="24"/>
-                <w:lang w:val="en-US"/>
-              </w:rPr>
-              <w:t>PartFeatures</w:t>
-            </w:r>
-            <w:proofErr w:type="spellEnd"/>
-            <w:r>
-              <w:rPr>
-                <w:sz w:val="24"/>
-                <w:szCs w:val="24"/>
-                <w:lang w:val="en-US"/>
-              </w:rPr>
-              <w:t>.</w:t>
-            </w:r>
-            <w:proofErr w:type="spellStart"/>
+            <w:r>
+              <w:rPr>
+                <w:sz w:val="24"/>
+                <w:szCs w:val="24"/>
+                <w:lang w:val="en-US"/>
+              </w:rPr>
+              <w:t>PartFeatures.</w:t>
+            </w:r>
             <w:r>
               <w:rPr>
                 <w:sz w:val="24"/>
@@ -3095,7 +2687,6 @@
               </w:rPr>
               <w:t>ExtrudeFeatures</w:t>
             </w:r>
-            <w:proofErr w:type="spellEnd"/>
           </w:p>
         </w:tc>
         <w:tc>
@@ -3116,7 +2707,6 @@
                 <w:szCs w:val="24"/>
               </w:rPr>
             </w:pPr>
-            <w:proofErr w:type="spellStart"/>
             <w:r>
               <w:rPr>
                 <w:sz w:val="24"/>
@@ -3124,7 +2714,6 @@
               </w:rPr>
               <w:t>ExtrudeFeatures</w:t>
             </w:r>
-            <w:proofErr w:type="spellEnd"/>
           </w:p>
         </w:tc>
         <w:tc>
@@ -3177,25 +2766,14 @@
                 <w:szCs w:val="24"/>
               </w:rPr>
             </w:pPr>
-            <w:proofErr w:type="spellStart"/>
-            <w:r>
-              <w:rPr>
-                <w:sz w:val="24"/>
-                <w:szCs w:val="24"/>
-                <w:lang w:val="en-US"/>
-              </w:rPr>
-              <w:t>PartComponentDefinition</w:t>
-            </w:r>
-            <w:proofErr w:type="spellEnd"/>
-            <w:r>
-              <w:rPr>
-                <w:sz w:val="24"/>
-                <w:szCs w:val="24"/>
-                <w:lang w:val="en-US"/>
-              </w:rPr>
-              <w:t>.</w:t>
-            </w:r>
-            <w:proofErr w:type="spellStart"/>
+            <w:r>
+              <w:rPr>
+                <w:sz w:val="24"/>
+                <w:szCs w:val="24"/>
+                <w:lang w:val="en-US"/>
+              </w:rPr>
+              <w:t>PartComponentDefinition.</w:t>
+            </w:r>
             <w:r>
               <w:rPr>
                 <w:sz w:val="24"/>
@@ -3203,7 +2781,6 @@
               </w:rPr>
               <w:t>WorkPlanes</w:t>
             </w:r>
-            <w:proofErr w:type="spellEnd"/>
           </w:p>
         </w:tc>
         <w:tc>
@@ -3224,7 +2801,6 @@
                 <w:szCs w:val="24"/>
               </w:rPr>
             </w:pPr>
-            <w:proofErr w:type="spellStart"/>
             <w:r>
               <w:rPr>
                 <w:sz w:val="24"/>
@@ -3232,7 +2808,6 @@
               </w:rPr>
               <w:t>WorkPlanes</w:t>
             </w:r>
-            <w:proofErr w:type="spellEnd"/>
           </w:p>
         </w:tc>
         <w:tc>
@@ -3284,7 +2859,6 @@
                 <w:lang w:val="en-US"/>
               </w:rPr>
             </w:pPr>
-            <w:proofErr w:type="spellStart"/>
             <w:r>
               <w:rPr>
                 <w:sz w:val="24"/>
@@ -3293,7 +2867,6 @@
               </w:rPr>
               <w:t>PlanarSketch.SketchLines</w:t>
             </w:r>
-            <w:proofErr w:type="spellEnd"/>
           </w:p>
         </w:tc>
         <w:tc>
@@ -3315,7 +2888,6 @@
                 <w:lang w:val="en-US"/>
               </w:rPr>
             </w:pPr>
-            <w:proofErr w:type="spellStart"/>
             <w:r>
               <w:rPr>
                 <w:sz w:val="24"/>
@@ -3324,7 +2896,6 @@
               </w:rPr>
               <w:t>SketchLines</w:t>
             </w:r>
-            <w:proofErr w:type="spellEnd"/>
           </w:p>
         </w:tc>
         <w:tc>
@@ -3398,7 +2969,6 @@
                 <w:lang w:val="en-US"/>
               </w:rPr>
             </w:pPr>
-            <w:proofErr w:type="spellStart"/>
             <w:r>
               <w:rPr>
                 <w:sz w:val="24"/>
@@ -3407,7 +2977,6 @@
               </w:rPr>
               <w:t>PlanarSketch.Profiles</w:t>
             </w:r>
-            <w:proofErr w:type="spellEnd"/>
           </w:p>
         </w:tc>
         <w:tc>
@@ -3488,7 +3057,6 @@
                 <w:lang w:val="en-US"/>
               </w:rPr>
             </w:pPr>
-            <w:proofErr w:type="spellStart"/>
             <w:r>
               <w:rPr>
                 <w:sz w:val="24"/>
@@ -3497,7 +3065,6 @@
               </w:rPr>
               <w:t>PartComponentDefinition.Features</w:t>
             </w:r>
-            <w:proofErr w:type="spellEnd"/>
           </w:p>
         </w:tc>
         <w:tc>
@@ -3519,7 +3086,6 @@
                 <w:lang w:val="en-US"/>
               </w:rPr>
             </w:pPr>
-            <w:proofErr w:type="spellStart"/>
             <w:r>
               <w:rPr>
                 <w:sz w:val="24"/>
@@ -3528,7 +3094,6 @@
               </w:rPr>
               <w:t>PartFeatures</w:t>
             </w:r>
-            <w:proofErr w:type="spellEnd"/>
           </w:p>
         </w:tc>
         <w:tc>
@@ -3651,8 +3216,8 @@
         <w:tblLook w:val="04A0" w:firstRow="1" w:lastRow="0" w:firstColumn="1" w:lastColumn="0" w:noHBand="0" w:noVBand="1"/>
       </w:tblPr>
       <w:tblGrid>
-        <w:gridCol w:w="2963"/>
-        <w:gridCol w:w="2343"/>
+        <w:gridCol w:w="2962"/>
+        <w:gridCol w:w="2344"/>
         <w:gridCol w:w="1716"/>
         <w:gridCol w:w="2323"/>
       </w:tblGrid>
@@ -3669,8 +3234,6 @@
               <w:tabs>
                 <w:tab w:val="left" w:pos="0"/>
               </w:tabs>
-              <w:spacing w:line="276" w:lineRule="auto"/>
-              <w:ind w:right="-51"/>
               <w:jc w:val="center"/>
               <w:rPr>
                 <w:sz w:val="24"/>
@@ -3695,8 +3258,6 @@
               <w:tabs>
                 <w:tab w:val="left" w:pos="0"/>
               </w:tabs>
-              <w:spacing w:line="276" w:lineRule="auto"/>
-              <w:ind w:right="-51"/>
               <w:jc w:val="center"/>
               <w:rPr>
                 <w:sz w:val="24"/>
@@ -3721,8 +3282,6 @@
               <w:tabs>
                 <w:tab w:val="left" w:pos="0"/>
               </w:tabs>
-              <w:spacing w:line="276" w:lineRule="auto"/>
-              <w:ind w:right="-51"/>
               <w:jc w:val="center"/>
               <w:rPr>
                 <w:sz w:val="24"/>
@@ -3747,8 +3306,6 @@
               <w:tabs>
                 <w:tab w:val="left" w:pos="0"/>
               </w:tabs>
-              <w:spacing w:line="276" w:lineRule="auto"/>
-              <w:ind w:right="-51"/>
               <w:jc w:val="center"/>
               <w:rPr>
                 <w:sz w:val="24"/>
@@ -3778,30 +3335,19 @@
               <w:tabs>
                 <w:tab w:val="left" w:pos="0"/>
               </w:tabs>
-              <w:spacing w:line="276" w:lineRule="auto"/>
-              <w:ind w:right="-51"/>
-              <w:jc w:val="center"/>
-              <w:rPr>
-                <w:sz w:val="24"/>
-                <w:szCs w:val="24"/>
-                <w:lang w:val="en-US"/>
-              </w:rPr>
-            </w:pPr>
-            <w:proofErr w:type="spellStart"/>
-            <w:r>
-              <w:rPr>
-                <w:sz w:val="24"/>
-                <w:szCs w:val="24"/>
-              </w:rPr>
-              <w:t>Documents.Add</w:t>
-            </w:r>
-            <w:proofErr w:type="spellEnd"/>
-            <w:r>
-              <w:rPr>
-                <w:sz w:val="24"/>
-                <w:szCs w:val="24"/>
-              </w:rPr>
-              <w:t>()</w:t>
+              <w:jc w:val="center"/>
+              <w:rPr>
+                <w:sz w:val="24"/>
+                <w:szCs w:val="24"/>
+                <w:lang w:val="en-US"/>
+              </w:rPr>
+            </w:pPr>
+            <w:r>
+              <w:rPr>
+                <w:sz w:val="24"/>
+                <w:szCs w:val="24"/>
+              </w:rPr>
+              <w:t>Documents.Add()</w:t>
             </w:r>
           </w:p>
         </w:tc>
@@ -3814,56 +3360,20 @@
               <w:tabs>
                 <w:tab w:val="left" w:pos="0"/>
               </w:tabs>
-              <w:spacing w:line="276" w:lineRule="auto"/>
-              <w:ind w:right="-51"/>
-              <w:jc w:val="center"/>
-              <w:rPr>
-                <w:sz w:val="24"/>
-                <w:szCs w:val="24"/>
-                <w:lang w:val="en-US"/>
-              </w:rPr>
-            </w:pPr>
-            <w:proofErr w:type="spellStart"/>
-            <w:r>
-              <w:rPr>
-                <w:sz w:val="24"/>
-                <w:szCs w:val="24"/>
-              </w:rPr>
-              <w:t>DocumentTypeEnum</w:t>
-            </w:r>
-            <w:proofErr w:type="spellEnd"/>
-            <w:r>
-              <w:rPr>
-                <w:sz w:val="24"/>
-                <w:szCs w:val="24"/>
-              </w:rPr>
-              <w:t xml:space="preserve">, </w:t>
-            </w:r>
-            <w:proofErr w:type="spellStart"/>
-            <w:r>
-              <w:rPr>
-                <w:sz w:val="24"/>
-                <w:szCs w:val="24"/>
-              </w:rPr>
-              <w:t>string</w:t>
-            </w:r>
-            <w:proofErr w:type="spellEnd"/>
-            <w:r>
-              <w:rPr>
-                <w:sz w:val="24"/>
-                <w:szCs w:val="24"/>
-              </w:rPr>
-              <w:t xml:space="preserve">, </w:t>
-            </w:r>
-            <w:proofErr w:type="spellStart"/>
-            <w:r>
-              <w:rPr>
-                <w:sz w:val="24"/>
-                <w:szCs w:val="24"/>
-              </w:rPr>
-              <w:t>bool</w:t>
-            </w:r>
-            <w:proofErr w:type="spellEnd"/>
+              <w:jc w:val="center"/>
+              <w:rPr>
+                <w:sz w:val="24"/>
+                <w:szCs w:val="24"/>
+                <w:lang w:val="en-US"/>
+              </w:rPr>
+            </w:pPr>
+            <w:r>
+              <w:rPr>
+                <w:sz w:val="24"/>
+                <w:szCs w:val="24"/>
+              </w:rPr>
+              <w:t>DocumentTypeEnum, string, bool</w:t>
+            </w:r>
           </w:p>
         </w:tc>
         <w:tc>
@@ -3875,8 +3385,6 @@
               <w:tabs>
                 <w:tab w:val="left" w:pos="0"/>
               </w:tabs>
-              <w:spacing w:line="276" w:lineRule="auto"/>
-              <w:ind w:right="-51"/>
               <w:jc w:val="center"/>
               <w:rPr>
                 <w:sz w:val="24"/>
@@ -3901,8 +3409,6 @@
               <w:tabs>
                 <w:tab w:val="left" w:pos="0"/>
               </w:tabs>
-              <w:spacing w:line="276" w:lineRule="auto"/>
-              <w:ind w:right="-51"/>
               <w:jc w:val="center"/>
               <w:rPr>
                 <w:sz w:val="24"/>
@@ -3932,29 +3438,18 @@
               <w:tabs>
                 <w:tab w:val="left" w:pos="0"/>
               </w:tabs>
-              <w:spacing w:line="276" w:lineRule="auto"/>
-              <w:ind w:right="-51"/>
-              <w:jc w:val="center"/>
-              <w:rPr>
-                <w:sz w:val="24"/>
-                <w:szCs w:val="24"/>
-              </w:rPr>
-            </w:pPr>
-            <w:proofErr w:type="spellStart"/>
-            <w:r>
-              <w:rPr>
-                <w:sz w:val="24"/>
-                <w:szCs w:val="24"/>
-              </w:rPr>
-              <w:t>PlanarSketches.Add</w:t>
-            </w:r>
-            <w:proofErr w:type="spellEnd"/>
-            <w:r>
-              <w:rPr>
-                <w:sz w:val="24"/>
-                <w:szCs w:val="24"/>
-              </w:rPr>
-              <w:t>()</w:t>
+              <w:jc w:val="center"/>
+              <w:rPr>
+                <w:sz w:val="24"/>
+                <w:szCs w:val="24"/>
+              </w:rPr>
+            </w:pPr>
+            <w:r>
+              <w:rPr>
+                <w:sz w:val="24"/>
+                <w:szCs w:val="24"/>
+              </w:rPr>
+              <w:t>PlanarSketches.Add()</w:t>
             </w:r>
           </w:p>
         </w:tc>
@@ -3967,39 +3462,19 @@
               <w:tabs>
                 <w:tab w:val="left" w:pos="0"/>
               </w:tabs>
-              <w:spacing w:line="276" w:lineRule="auto"/>
-              <w:ind w:right="-51"/>
-              <w:jc w:val="center"/>
-              <w:rPr>
-                <w:sz w:val="24"/>
-                <w:szCs w:val="24"/>
-              </w:rPr>
-            </w:pPr>
-            <w:proofErr w:type="spellStart"/>
-            <w:r>
-              <w:rPr>
-                <w:sz w:val="24"/>
-                <w:szCs w:val="24"/>
-              </w:rPr>
-              <w:t>WorkPlane</w:t>
-            </w:r>
-            <w:proofErr w:type="spellEnd"/>
-            <w:r>
-              <w:rPr>
-                <w:sz w:val="24"/>
-                <w:szCs w:val="24"/>
-              </w:rPr>
-              <w:t xml:space="preserve">, </w:t>
-            </w:r>
-            <w:proofErr w:type="spellStart"/>
-            <w:r>
-              <w:rPr>
-                <w:sz w:val="24"/>
-                <w:szCs w:val="24"/>
-              </w:rPr>
-              <w:t>bool</w:t>
-            </w:r>
-            <w:proofErr w:type="spellEnd"/>
+              <w:jc w:val="center"/>
+              <w:rPr>
+                <w:sz w:val="24"/>
+                <w:szCs w:val="24"/>
+              </w:rPr>
+            </w:pPr>
+            <w:r>
+              <w:rPr>
+                <w:sz w:val="24"/>
+                <w:szCs w:val="24"/>
+              </w:rPr>
+              <w:t>WorkPlane, bool</w:t>
+            </w:r>
           </w:p>
         </w:tc>
         <w:tc>
@@ -4011,15 +3486,12 @@
               <w:tabs>
                 <w:tab w:val="left" w:pos="0"/>
               </w:tabs>
-              <w:spacing w:line="276" w:lineRule="auto"/>
-              <w:ind w:right="-51"/>
-              <w:jc w:val="center"/>
-              <w:rPr>
-                <w:sz w:val="24"/>
-                <w:szCs w:val="24"/>
-              </w:rPr>
-            </w:pPr>
-            <w:proofErr w:type="spellStart"/>
+              <w:jc w:val="center"/>
+              <w:rPr>
+                <w:sz w:val="24"/>
+                <w:szCs w:val="24"/>
+              </w:rPr>
+            </w:pPr>
             <w:r>
               <w:rPr>
                 <w:sz w:val="24"/>
@@ -4027,7 +3499,6 @@
               </w:rPr>
               <w:t>PlanarSketch</w:t>
             </w:r>
-            <w:proofErr w:type="spellEnd"/>
           </w:p>
         </w:tc>
         <w:tc>
@@ -4039,8 +3510,6 @@
               <w:tabs>
                 <w:tab w:val="left" w:pos="0"/>
               </w:tabs>
-              <w:spacing w:line="276" w:lineRule="auto"/>
-              <w:ind w:right="-51"/>
               <w:jc w:val="center"/>
               <w:rPr>
                 <w:sz w:val="24"/>
@@ -4070,70 +3539,40 @@
               <w:tabs>
                 <w:tab w:val="left" w:pos="0"/>
               </w:tabs>
-              <w:spacing w:line="276" w:lineRule="auto"/>
-              <w:ind w:right="-51"/>
-              <w:jc w:val="center"/>
-              <w:rPr>
-                <w:sz w:val="24"/>
-                <w:szCs w:val="24"/>
-                <w:lang w:val="en-US"/>
-              </w:rPr>
-            </w:pPr>
-            <w:proofErr w:type="spellStart"/>
-            <w:r>
-              <w:rPr>
-                <w:sz w:val="24"/>
-                <w:szCs w:val="24"/>
-                <w:lang w:val="en-US"/>
-              </w:rPr>
-              <w:t>TransientGeometry</w:t>
-            </w:r>
-            <w:proofErr w:type="spellEnd"/>
-            <w:r>
-              <w:rPr>
-                <w:sz w:val="24"/>
-                <w:szCs w:val="24"/>
-                <w:lang w:val="en-US"/>
-              </w:rPr>
-              <w:t>.</w:t>
-            </w:r>
-          </w:p>
-          <w:p>
-            <w:pPr>
-              <w:tabs>
-                <w:tab w:val="left" w:pos="0"/>
-              </w:tabs>
-              <w:spacing w:line="276" w:lineRule="auto"/>
-              <w:ind w:right="-51"/>
-              <w:jc w:val="center"/>
-              <w:rPr>
-                <w:sz w:val="24"/>
-                <w:szCs w:val="24"/>
-                <w:lang w:val="en-US"/>
-              </w:rPr>
-            </w:pPr>
-            <w:r>
-              <w:rPr>
-                <w:sz w:val="24"/>
-                <w:szCs w:val="24"/>
-              </w:rPr>
-              <w:t>CreatePoint2</w:t>
-            </w:r>
-            <w:proofErr w:type="gramStart"/>
-            <w:r>
-              <w:rPr>
-                <w:sz w:val="24"/>
-                <w:szCs w:val="24"/>
-              </w:rPr>
-              <w:t>d(</w:t>
-            </w:r>
-            <w:proofErr w:type="gramEnd"/>
-            <w:r>
-              <w:rPr>
-                <w:sz w:val="24"/>
-                <w:szCs w:val="24"/>
-              </w:rPr>
-              <w:t>)</w:t>
+              <w:jc w:val="center"/>
+              <w:rPr>
+                <w:sz w:val="24"/>
+                <w:szCs w:val="24"/>
+                <w:lang w:val="en-US"/>
+              </w:rPr>
+            </w:pPr>
+            <w:r>
+              <w:rPr>
+                <w:sz w:val="24"/>
+                <w:szCs w:val="24"/>
+                <w:lang w:val="en-US"/>
+              </w:rPr>
+              <w:t>TransientGeometry.</w:t>
+            </w:r>
+          </w:p>
+          <w:p>
+            <w:pPr>
+              <w:tabs>
+                <w:tab w:val="left" w:pos="0"/>
+              </w:tabs>
+              <w:jc w:val="center"/>
+              <w:rPr>
+                <w:sz w:val="24"/>
+                <w:szCs w:val="24"/>
+                <w:lang w:val="en-US"/>
+              </w:rPr>
+            </w:pPr>
+            <w:r>
+              <w:rPr>
+                <w:sz w:val="24"/>
+                <w:szCs w:val="24"/>
+              </w:rPr>
+              <w:t>CreatePoint2d()</w:t>
             </w:r>
           </w:p>
         </w:tc>
@@ -4146,46 +3585,19 @@
               <w:tabs>
                 <w:tab w:val="left" w:pos="0"/>
               </w:tabs>
-              <w:spacing w:line="276" w:lineRule="auto"/>
-              <w:ind w:right="-51"/>
-              <w:jc w:val="center"/>
-              <w:rPr>
-                <w:sz w:val="24"/>
-                <w:szCs w:val="24"/>
-                <w:lang w:val="en-US"/>
-              </w:rPr>
-            </w:pPr>
-            <w:proofErr w:type="spellStart"/>
-            <w:r>
-              <w:rPr>
-                <w:sz w:val="24"/>
-                <w:szCs w:val="24"/>
-              </w:rPr>
-              <w:t>double</w:t>
-            </w:r>
-            <w:proofErr w:type="spellEnd"/>
-            <w:r>
-              <w:rPr>
-                <w:sz w:val="24"/>
-                <w:szCs w:val="24"/>
-              </w:rPr>
-              <w:t xml:space="preserve"> x, </w:t>
-            </w:r>
-            <w:proofErr w:type="spellStart"/>
-            <w:r>
-              <w:rPr>
-                <w:sz w:val="24"/>
-                <w:szCs w:val="24"/>
-              </w:rPr>
-              <w:t>double</w:t>
-            </w:r>
-            <w:proofErr w:type="spellEnd"/>
-            <w:r>
-              <w:rPr>
-                <w:sz w:val="24"/>
-                <w:szCs w:val="24"/>
-              </w:rPr>
-              <w:t xml:space="preserve"> y</w:t>
+              <w:jc w:val="center"/>
+              <w:rPr>
+                <w:sz w:val="24"/>
+                <w:szCs w:val="24"/>
+                <w:lang w:val="en-US"/>
+              </w:rPr>
+            </w:pPr>
+            <w:r>
+              <w:rPr>
+                <w:sz w:val="24"/>
+                <w:szCs w:val="24"/>
+              </w:rPr>
+              <w:t>double x, double y</w:t>
             </w:r>
           </w:p>
         </w:tc>
@@ -4198,8 +3610,6 @@
               <w:tabs>
                 <w:tab w:val="left" w:pos="0"/>
               </w:tabs>
-              <w:spacing w:line="276" w:lineRule="auto"/>
-              <w:ind w:right="-51"/>
               <w:jc w:val="center"/>
               <w:rPr>
                 <w:sz w:val="24"/>
@@ -4224,8 +3634,6 @@
               <w:tabs>
                 <w:tab w:val="left" w:pos="0"/>
               </w:tabs>
-              <w:spacing w:line="276" w:lineRule="auto"/>
-              <w:ind w:right="-51"/>
               <w:jc w:val="center"/>
               <w:rPr>
                 <w:sz w:val="24"/>
@@ -4254,49 +3662,33 @@
             <w:pPr>
               <w:tabs>
                 <w:tab w:val="left" w:pos="0"/>
-                <w:tab w:val="left" w:pos="326"/>
-              </w:tabs>
-              <w:spacing w:line="276" w:lineRule="auto"/>
-              <w:ind w:right="-51"/>
-              <w:jc w:val="center"/>
-              <w:rPr>
-                <w:sz w:val="24"/>
-                <w:szCs w:val="24"/>
-              </w:rPr>
-            </w:pPr>
-            <w:proofErr w:type="spellStart"/>
-            <w:r>
-              <w:rPr>
-                <w:sz w:val="24"/>
-                <w:szCs w:val="24"/>
-              </w:rPr>
-              <w:t>SketchLines</w:t>
-            </w:r>
-            <w:proofErr w:type="spellEnd"/>
-            <w:r>
-              <w:rPr>
-                <w:sz w:val="24"/>
-                <w:szCs w:val="24"/>
-              </w:rPr>
-              <w:t>.</w:t>
-            </w:r>
-          </w:p>
-          <w:p>
-            <w:pPr>
-              <w:tabs>
-                <w:tab w:val="left" w:pos="0"/>
-                <w:tab w:val="left" w:pos="326"/>
-              </w:tabs>
-              <w:spacing w:line="276" w:lineRule="auto"/>
-              <w:ind w:right="-51"/>
-              <w:jc w:val="center"/>
-              <w:rPr>
-                <w:sz w:val="24"/>
-                <w:szCs w:val="24"/>
-              </w:rPr>
-            </w:pPr>
-            <w:proofErr w:type="spellStart"/>
-            <w:proofErr w:type="gramStart"/>
+              </w:tabs>
+              <w:jc w:val="center"/>
+              <w:rPr>
+                <w:sz w:val="24"/>
+                <w:szCs w:val="24"/>
+              </w:rPr>
+            </w:pPr>
+            <w:r>
+              <w:rPr>
+                <w:sz w:val="24"/>
+                <w:szCs w:val="24"/>
+              </w:rPr>
+              <w:t>SketchLines.</w:t>
+            </w:r>
+          </w:p>
+          <w:p>
+            <w:pPr>
+              <w:tabs>
+                <w:tab w:val="left" w:pos="0"/>
+              </w:tabs>
+              <w:jc w:val="center"/>
+              <w:rPr>
+                <w:sz w:val="24"/>
+                <w:szCs w:val="24"/>
+                <w:lang w:val="en-US"/>
+              </w:rPr>
+            </w:pPr>
             <w:r>
               <w:rPr>
                 <w:sz w:val="24"/>
@@ -4304,22 +3696,6 @@
               </w:rPr>
               <w:t>AddAsTwoPointRectangle</w:t>
             </w:r>
-            <w:proofErr w:type="spellEnd"/>
-            <w:r>
-              <w:rPr>
-                <w:sz w:val="24"/>
-                <w:szCs w:val="24"/>
-              </w:rPr>
-              <w:t>(</w:t>
-            </w:r>
-            <w:proofErr w:type="gramEnd"/>
-            <w:r>
-              <w:rPr>
-                <w:sz w:val="24"/>
-                <w:szCs w:val="24"/>
-              </w:rPr>
-              <w:t>)</w:t>
-            </w:r>
           </w:p>
         </w:tc>
         <w:tc>
@@ -4331,13 +3707,10 @@
               <w:tabs>
                 <w:tab w:val="left" w:pos="0"/>
               </w:tabs>
-              <w:spacing w:line="276" w:lineRule="auto"/>
-              <w:ind w:right="-51"/>
-              <w:jc w:val="center"/>
-              <w:rPr>
-                <w:sz w:val="24"/>
-                <w:szCs w:val="24"/>
-                <w:lang w:val="en-US"/>
+              <w:jc w:val="center"/>
+              <w:rPr>
+                <w:sz w:val="24"/>
+                <w:szCs w:val="24"/>
               </w:rPr>
             </w:pPr>
             <w:r>
@@ -4358,16 +3731,12 @@
               <w:tabs>
                 <w:tab w:val="left" w:pos="0"/>
               </w:tabs>
-              <w:spacing w:line="276" w:lineRule="auto"/>
-              <w:ind w:right="-51"/>
-              <w:jc w:val="center"/>
-              <w:rPr>
-                <w:sz w:val="24"/>
-                <w:szCs w:val="24"/>
-                <w:lang w:val="en-US"/>
-              </w:rPr>
-            </w:pPr>
-            <w:proofErr w:type="spellStart"/>
+              <w:jc w:val="center"/>
+              <w:rPr>
+                <w:sz w:val="24"/>
+                <w:szCs w:val="24"/>
+              </w:rPr>
+            </w:pPr>
             <w:r>
               <w:rPr>
                 <w:sz w:val="24"/>
@@ -4375,22 +3744,18 @@
               </w:rPr>
               <w:t>SketchEntities</w:t>
             </w:r>
-            <w:proofErr w:type="spellEnd"/>
-          </w:p>
-          <w:p>
-            <w:pPr>
-              <w:tabs>
-                <w:tab w:val="left" w:pos="0"/>
-              </w:tabs>
-              <w:spacing w:line="276" w:lineRule="auto"/>
-              <w:ind w:right="-51"/>
-              <w:jc w:val="center"/>
-              <w:rPr>
-                <w:sz w:val="24"/>
-                <w:szCs w:val="24"/>
-              </w:rPr>
-            </w:pPr>
-            <w:proofErr w:type="spellStart"/>
+          </w:p>
+          <w:p>
+            <w:pPr>
+              <w:tabs>
+                <w:tab w:val="left" w:pos="0"/>
+              </w:tabs>
+              <w:jc w:val="center"/>
+              <w:rPr>
+                <w:sz w:val="24"/>
+                <w:szCs w:val="24"/>
+              </w:rPr>
+            </w:pPr>
             <w:r>
               <w:rPr>
                 <w:sz w:val="24"/>
@@ -4398,7 +3763,6 @@
               </w:rPr>
               <w:t>Enumerator</w:t>
             </w:r>
-            <w:proofErr w:type="spellEnd"/>
           </w:p>
         </w:tc>
         <w:tc>
@@ -4410,20 +3774,18 @@
               <w:tabs>
                 <w:tab w:val="left" w:pos="0"/>
               </w:tabs>
-              <w:spacing w:line="276" w:lineRule="auto"/>
-              <w:ind w:right="-51"/>
-              <w:jc w:val="center"/>
-              <w:rPr>
-                <w:sz w:val="24"/>
-                <w:szCs w:val="24"/>
-              </w:rPr>
-            </w:pPr>
-            <w:r>
-              <w:rPr>
-                <w:sz w:val="24"/>
-                <w:szCs w:val="24"/>
-              </w:rPr>
-              <w:t>Строит прямоугольный контур</w:t>
+              <w:jc w:val="center"/>
+              <w:rPr>
+                <w:sz w:val="24"/>
+                <w:szCs w:val="24"/>
+              </w:rPr>
+            </w:pPr>
+            <w:r>
+              <w:rPr>
+                <w:sz w:val="24"/>
+                <w:szCs w:val="24"/>
+              </w:rPr>
+              <w:t>Строит прямоугольный контур по двум диагональным точкам</w:t>
             </w:r>
           </w:p>
         </w:tc>
@@ -4440,31 +3802,38 @@
             <w:pPr>
               <w:tabs>
                 <w:tab w:val="left" w:pos="0"/>
-                <w:tab w:val="left" w:pos="326"/>
-              </w:tabs>
-              <w:spacing w:line="276" w:lineRule="auto"/>
-              <w:ind w:right="-51"/>
-              <w:jc w:val="center"/>
-              <w:rPr>
-                <w:sz w:val="24"/>
-                <w:szCs w:val="24"/>
-              </w:rPr>
-            </w:pPr>
-            <w:proofErr w:type="spellStart"/>
-            <w:r>
-              <w:rPr>
-                <w:sz w:val="24"/>
-                <w:szCs w:val="24"/>
-              </w:rPr>
-              <w:t>Profiles.AddForSolid</w:t>
-            </w:r>
-            <w:proofErr w:type="spellEnd"/>
-            <w:r>
-              <w:rPr>
-                <w:sz w:val="24"/>
-                <w:szCs w:val="24"/>
-              </w:rPr>
-              <w:t>()</w:t>
+              </w:tabs>
+              <w:jc w:val="center"/>
+              <w:rPr>
+                <w:sz w:val="24"/>
+                <w:szCs w:val="24"/>
+              </w:rPr>
+            </w:pPr>
+            <w:r>
+              <w:rPr>
+                <w:sz w:val="24"/>
+                <w:szCs w:val="24"/>
+              </w:rPr>
+              <w:t>SketchLines.</w:t>
+            </w:r>
+          </w:p>
+          <w:p>
+            <w:pPr>
+              <w:tabs>
+                <w:tab w:val="left" w:pos="0"/>
+              </w:tabs>
+              <w:jc w:val="center"/>
+              <w:rPr>
+                <w:sz w:val="24"/>
+                <w:szCs w:val="24"/>
+              </w:rPr>
+            </w:pPr>
+            <w:r>
+              <w:rPr>
+                <w:sz w:val="24"/>
+                <w:szCs w:val="24"/>
+              </w:rPr>
+              <w:t>AddByTwoPoints</w:t>
             </w:r>
           </w:p>
         </w:tc>
@@ -4477,20 +3846,18 @@
               <w:tabs>
                 <w:tab w:val="left" w:pos="0"/>
               </w:tabs>
-              <w:spacing w:line="276" w:lineRule="auto"/>
-              <w:ind w:right="-51"/>
-              <w:jc w:val="center"/>
-              <w:rPr>
-                <w:sz w:val="24"/>
-                <w:szCs w:val="24"/>
-              </w:rPr>
-            </w:pPr>
-            <w:r>
-              <w:rPr>
-                <w:sz w:val="24"/>
-                <w:szCs w:val="24"/>
-              </w:rPr>
-              <w:t>-</w:t>
+              <w:jc w:val="center"/>
+              <w:rPr>
+                <w:sz w:val="24"/>
+                <w:szCs w:val="24"/>
+              </w:rPr>
+            </w:pPr>
+            <w:r>
+              <w:rPr>
+                <w:sz w:val="24"/>
+                <w:szCs w:val="24"/>
+              </w:rPr>
+              <w:t>Point2d, Point2d</w:t>
             </w:r>
           </w:p>
         </w:tc>
@@ -4502,21 +3869,20 @@
             <w:pPr>
               <w:tabs>
                 <w:tab w:val="left" w:pos="0"/>
-              </w:tabs>
-              <w:spacing w:line="276" w:lineRule="auto"/>
-              <w:ind w:right="-51"/>
-              <w:jc w:val="center"/>
-              <w:rPr>
-                <w:sz w:val="24"/>
-                <w:szCs w:val="24"/>
-              </w:rPr>
-            </w:pPr>
-            <w:r>
-              <w:rPr>
-                <w:sz w:val="24"/>
-                <w:szCs w:val="24"/>
-              </w:rPr>
-              <w:t>Profile</w:t>
+                <w:tab w:val="left" w:pos="313"/>
+              </w:tabs>
+              <w:jc w:val="center"/>
+              <w:rPr>
+                <w:sz w:val="24"/>
+                <w:szCs w:val="24"/>
+              </w:rPr>
+            </w:pPr>
+            <w:r>
+              <w:rPr>
+                <w:sz w:val="24"/>
+                <w:szCs w:val="24"/>
+              </w:rPr>
+              <w:t>SketchLine</w:t>
             </w:r>
           </w:p>
         </w:tc>
@@ -4529,20 +3895,18 @@
               <w:tabs>
                 <w:tab w:val="left" w:pos="0"/>
               </w:tabs>
-              <w:spacing w:line="276" w:lineRule="auto"/>
-              <w:ind w:right="-51"/>
-              <w:jc w:val="center"/>
-              <w:rPr>
-                <w:sz w:val="24"/>
-                <w:szCs w:val="24"/>
-              </w:rPr>
-            </w:pPr>
-            <w:r>
-              <w:rPr>
-                <w:sz w:val="24"/>
-                <w:szCs w:val="24"/>
-              </w:rPr>
-              <w:t>Формирует замкнутый профиль из линий эскиза для последующего выдавливания</w:t>
+              <w:jc w:val="center"/>
+              <w:rPr>
+                <w:sz w:val="24"/>
+                <w:szCs w:val="24"/>
+              </w:rPr>
+            </w:pPr>
+            <w:r>
+              <w:rPr>
+                <w:sz w:val="24"/>
+                <w:szCs w:val="24"/>
+              </w:rPr>
+              <w:t>Создает отрезок по двум точкам для построения треугольного профиля подставки</w:t>
             </w:r>
           </w:p>
         </w:tc>
@@ -4559,71 +3923,20 @@
             <w:pPr>
               <w:tabs>
                 <w:tab w:val="left" w:pos="0"/>
-              </w:tabs>
-              <w:spacing w:line="276" w:lineRule="auto"/>
-              <w:ind w:right="-51"/>
-              <w:jc w:val="center"/>
-              <w:rPr>
-                <w:sz w:val="24"/>
-                <w:szCs w:val="24"/>
-                <w:lang w:val="en-US"/>
-              </w:rPr>
-            </w:pPr>
-            <w:proofErr w:type="spellStart"/>
-            <w:r>
-              <w:rPr>
-                <w:sz w:val="24"/>
-                <w:szCs w:val="24"/>
-              </w:rPr>
-              <w:t>ExtrudeFeatures</w:t>
-            </w:r>
-            <w:proofErr w:type="spellEnd"/>
-            <w:r>
-              <w:rPr>
-                <w:sz w:val="24"/>
-                <w:szCs w:val="24"/>
-              </w:rPr>
-              <w:t>.</w:t>
-            </w:r>
-          </w:p>
-          <w:p>
-            <w:pPr>
-              <w:tabs>
-                <w:tab w:val="left" w:pos="0"/>
-              </w:tabs>
-              <w:spacing w:line="276" w:lineRule="auto"/>
-              <w:ind w:right="-51"/>
-              <w:jc w:val="center"/>
-              <w:rPr>
-                <w:sz w:val="24"/>
-                <w:szCs w:val="24"/>
-                <w:lang w:val="en-US"/>
-              </w:rPr>
-            </w:pPr>
-            <w:proofErr w:type="spellStart"/>
-            <w:proofErr w:type="gramStart"/>
-            <w:r>
-              <w:rPr>
-                <w:sz w:val="24"/>
-                <w:szCs w:val="24"/>
-              </w:rPr>
-              <w:t>AddByDistanceExtent</w:t>
-            </w:r>
-            <w:proofErr w:type="spellEnd"/>
-            <w:r>
-              <w:rPr>
-                <w:sz w:val="24"/>
-                <w:szCs w:val="24"/>
-              </w:rPr>
-              <w:t>(</w:t>
-            </w:r>
-            <w:proofErr w:type="gramEnd"/>
-            <w:r>
-              <w:rPr>
-                <w:sz w:val="24"/>
-                <w:szCs w:val="24"/>
-              </w:rPr>
-              <w:t>)</w:t>
+                <w:tab w:val="left" w:pos="326"/>
+              </w:tabs>
+              <w:jc w:val="center"/>
+              <w:rPr>
+                <w:sz w:val="24"/>
+                <w:szCs w:val="24"/>
+              </w:rPr>
+            </w:pPr>
+            <w:r>
+              <w:rPr>
+                <w:sz w:val="24"/>
+                <w:szCs w:val="24"/>
+              </w:rPr>
+              <w:t>Profiles.AddForSolid()</w:t>
             </w:r>
           </w:p>
         </w:tc>
@@ -4636,63 +3949,155 @@
               <w:tabs>
                 <w:tab w:val="left" w:pos="0"/>
               </w:tabs>
-              <w:spacing w:line="276" w:lineRule="auto"/>
-              <w:ind w:right="-51"/>
-              <w:jc w:val="center"/>
-              <w:rPr>
-                <w:sz w:val="24"/>
-                <w:szCs w:val="24"/>
-                <w:lang w:val="en-US"/>
-              </w:rPr>
-            </w:pPr>
-            <w:r>
-              <w:rPr>
-                <w:sz w:val="24"/>
-                <w:szCs w:val="24"/>
-              </w:rPr>
-              <w:t xml:space="preserve">Profile, </w:t>
-            </w:r>
-            <w:proofErr w:type="spellStart"/>
-            <w:r>
-              <w:rPr>
-                <w:sz w:val="24"/>
-                <w:szCs w:val="24"/>
-              </w:rPr>
-              <w:t>double</w:t>
-            </w:r>
-            <w:proofErr w:type="spellEnd"/>
-            <w:r>
-              <w:rPr>
-                <w:sz w:val="24"/>
-                <w:szCs w:val="24"/>
-              </w:rPr>
-              <w:t xml:space="preserve">, </w:t>
-            </w:r>
-            <w:proofErr w:type="spellStart"/>
-            <w:r>
-              <w:rPr>
-                <w:sz w:val="24"/>
-                <w:szCs w:val="24"/>
-              </w:rPr>
-              <w:t>PartFeature</w:t>
-            </w:r>
-            <w:proofErr w:type="spellEnd"/>
-          </w:p>
-          <w:p>
-            <w:pPr>
-              <w:tabs>
-                <w:tab w:val="left" w:pos="0"/>
-              </w:tabs>
-              <w:spacing w:line="276" w:lineRule="auto"/>
-              <w:ind w:right="-51"/>
-              <w:jc w:val="center"/>
-              <w:rPr>
-                <w:sz w:val="24"/>
-                <w:szCs w:val="24"/>
-                <w:lang w:val="en-US"/>
-              </w:rPr>
-            </w:pPr>
-            <w:proofErr w:type="spellStart"/>
+              <w:jc w:val="center"/>
+              <w:rPr>
+                <w:sz w:val="24"/>
+                <w:szCs w:val="24"/>
+              </w:rPr>
+            </w:pPr>
+            <w:r>
+              <w:rPr>
+                <w:sz w:val="24"/>
+                <w:szCs w:val="24"/>
+              </w:rPr>
+              <w:t>-</w:t>
+            </w:r>
+          </w:p>
+        </w:tc>
+        <w:tc>
+          <w:tcPr>
+            <w:tcW w:w="918" w:type="pct"/>
+          </w:tcPr>
+          <w:p>
+            <w:pPr>
+              <w:tabs>
+                <w:tab w:val="left" w:pos="0"/>
+              </w:tabs>
+              <w:jc w:val="center"/>
+              <w:rPr>
+                <w:sz w:val="24"/>
+                <w:szCs w:val="24"/>
+              </w:rPr>
+            </w:pPr>
+            <w:r>
+              <w:rPr>
+                <w:sz w:val="24"/>
+                <w:szCs w:val="24"/>
+              </w:rPr>
+              <w:t>Profile</w:t>
+            </w:r>
+          </w:p>
+        </w:tc>
+        <w:tc>
+          <w:tcPr>
+            <w:tcW w:w="1243" w:type="pct"/>
+          </w:tcPr>
+          <w:p>
+            <w:pPr>
+              <w:tabs>
+                <w:tab w:val="left" w:pos="0"/>
+              </w:tabs>
+              <w:jc w:val="center"/>
+              <w:rPr>
+                <w:sz w:val="24"/>
+                <w:szCs w:val="24"/>
+              </w:rPr>
+            </w:pPr>
+            <w:r>
+              <w:rPr>
+                <w:sz w:val="24"/>
+                <w:szCs w:val="24"/>
+              </w:rPr>
+              <w:t>Формирует замкнутый профиль из линий эскиза для последующего выдавливания</w:t>
+            </w:r>
+          </w:p>
+        </w:tc>
+      </w:tr>
+      <w:tr>
+        <w:trPr>
+          <w:jc w:val="center"/>
+        </w:trPr>
+        <w:tc>
+          <w:tcPr>
+            <w:tcW w:w="1585" w:type="pct"/>
+          </w:tcPr>
+          <w:p>
+            <w:pPr>
+              <w:tabs>
+                <w:tab w:val="left" w:pos="0"/>
+              </w:tabs>
+              <w:jc w:val="center"/>
+              <w:rPr>
+                <w:sz w:val="24"/>
+                <w:szCs w:val="24"/>
+                <w:lang w:val="en-US"/>
+              </w:rPr>
+            </w:pPr>
+            <w:r>
+              <w:rPr>
+                <w:sz w:val="24"/>
+                <w:szCs w:val="24"/>
+              </w:rPr>
+              <w:t>ExtrudeFeatures.</w:t>
+            </w:r>
+          </w:p>
+          <w:p>
+            <w:pPr>
+              <w:tabs>
+                <w:tab w:val="left" w:pos="0"/>
+              </w:tabs>
+              <w:jc w:val="center"/>
+              <w:rPr>
+                <w:sz w:val="24"/>
+                <w:szCs w:val="24"/>
+                <w:lang w:val="en-US"/>
+              </w:rPr>
+            </w:pPr>
+            <w:r>
+              <w:rPr>
+                <w:sz w:val="24"/>
+                <w:szCs w:val="24"/>
+              </w:rPr>
+              <w:t>AddByDistanceExtent()</w:t>
+            </w:r>
+          </w:p>
+        </w:tc>
+        <w:tc>
+          <w:tcPr>
+            <w:tcW w:w="1254" w:type="pct"/>
+          </w:tcPr>
+          <w:p>
+            <w:pPr>
+              <w:tabs>
+                <w:tab w:val="left" w:pos="0"/>
+              </w:tabs>
+              <w:jc w:val="center"/>
+              <w:rPr>
+                <w:sz w:val="24"/>
+                <w:szCs w:val="24"/>
+                <w:lang w:val="en-US"/>
+              </w:rPr>
+            </w:pPr>
+            <w:r>
+              <w:rPr>
+                <w:sz w:val="24"/>
+                <w:szCs w:val="24"/>
+              </w:rPr>
+              <w:t>Profile, double, PartFeature</w:t>
+            </w:r>
+          </w:p>
+          <w:p>
+            <w:pPr>
+              <w:tabs>
+                <w:tab w:val="left" w:pos="0"/>
+              </w:tabs>
+              <w:jc w:val="center"/>
+              <w:rPr>
+                <w:sz w:val="24"/>
+                <w:szCs w:val="24"/>
+                <w:lang w:val="en-US"/>
+              </w:rPr>
+            </w:pPr>
             <w:r>
               <w:rPr>
                 <w:sz w:val="24"/>
@@ -4700,7 +4105,6 @@
               </w:rPr>
               <w:t>ExtentDirectionEnum</w:t>
             </w:r>
-            <w:proofErr w:type="spellEnd"/>
           </w:p>
         </w:tc>
         <w:tc>
@@ -4712,15 +4116,12 @@
               <w:tabs>
                 <w:tab w:val="left" w:pos="0"/>
               </w:tabs>
-              <w:spacing w:line="276" w:lineRule="auto"/>
-              <w:ind w:right="-51"/>
-              <w:jc w:val="center"/>
-              <w:rPr>
-                <w:sz w:val="24"/>
-                <w:szCs w:val="24"/>
-              </w:rPr>
-            </w:pPr>
-            <w:proofErr w:type="spellStart"/>
+              <w:jc w:val="center"/>
+              <w:rPr>
+                <w:sz w:val="24"/>
+                <w:szCs w:val="24"/>
+              </w:rPr>
+            </w:pPr>
             <w:r>
               <w:rPr>
                 <w:sz w:val="24"/>
@@ -4728,7 +4129,6 @@
               </w:rPr>
               <w:t>ExtrudeFeature</w:t>
             </w:r>
-            <w:proofErr w:type="spellEnd"/>
           </w:p>
         </w:tc>
         <w:tc>
@@ -4740,8 +4140,6 @@
               <w:tabs>
                 <w:tab w:val="left" w:pos="0"/>
               </w:tabs>
-              <w:spacing w:line="276" w:lineRule="auto"/>
-              <w:ind w:right="-51"/>
               <w:jc w:val="center"/>
               <w:rPr>
                 <w:sz w:val="24"/>
@@ -4767,6 +4165,32 @@
           <w:szCs w:val="28"/>
         </w:rPr>
       </w:pPr>
+    </w:p>
+    <w:p>
+      <w:pPr>
+        <w:widowControl/>
+        <w:autoSpaceDE/>
+        <w:autoSpaceDN/>
+        <w:spacing w:after="160" w:line="278" w:lineRule="auto"/>
+        <w:rPr>
+          <w:rFonts w:eastAsiaTheme="majorEastAsia"/>
+          <w:b/>
+          <w:bCs/>
+          <w:sz w:val="28"/>
+          <w:szCs w:val="28"/>
+        </w:rPr>
+      </w:pPr>
+      <w:bookmarkStart w:id="7" w:name="_Toc240922647"/>
+      <w:bookmarkStart w:id="8" w:name="_Toc241000338"/>
+      <w:r>
+        <w:rPr>
+          <w:b/>
+          <w:bCs/>
+          <w:sz w:val="28"/>
+          <w:szCs w:val="28"/>
+        </w:rPr>
+        <w:br w:type="page"/>
+      </w:r>
     </w:p>
     <w:p>
       <w:pPr>
@@ -4782,8 +4206,6 @@
           <w:szCs w:val="28"/>
         </w:rPr>
       </w:pPr>
-      <w:bookmarkStart w:id="7" w:name="_Toc240922647"/>
-      <w:bookmarkStart w:id="8" w:name="_Toc241000338"/>
       <w:r>
         <w:rPr>
           <w:rFonts w:ascii="Times New Roman" w:hAnsi="Times New Roman" w:cs="Times New Roman"/>
@@ -4793,6 +4215,7 @@
           <w:sz w:val="28"/>
           <w:szCs w:val="28"/>
         </w:rPr>
+        <w:lastRenderedPageBreak/>
         <w:t>1.3 Обзор аналогов плагина</w:t>
       </w:r>
       <w:bookmarkEnd w:id="7"/>
@@ -4960,7 +4383,6 @@
           <w:sz w:val="28"/>
           <w:szCs w:val="28"/>
         </w:rPr>
-        <w:lastRenderedPageBreak/>
         <w:t>Онлайн-конструктор багетной мастерской «Арт мастер» представлен на рисунке 1.1.</w:t>
       </w:r>
     </w:p>
@@ -5034,7 +4456,6 @@
         <w:rPr>
           <w:sz w:val="28"/>
           <w:szCs w:val="28"/>
-          <w:lang w:val="en-US"/>
         </w:rPr>
       </w:pPr>
       <w:r>
@@ -5068,7 +4489,6 @@
         <w:rPr>
           <w:sz w:val="28"/>
           <w:szCs w:val="28"/>
-          <w:lang w:val="en-US"/>
         </w:rPr>
       </w:pPr>
     </w:p>
@@ -5127,7 +4547,15 @@
           <w:sz w:val="28"/>
           <w:szCs w:val="28"/>
         </w:rPr>
-        <w:t xml:space="preserve">». Схожесть данного приложения с реализуемым плагином заключается в том, что с помощью </w:t>
+        <w:t xml:space="preserve">». Схожесть данного приложения с </w:t>
+      </w:r>
+      <w:r>
+        <w:rPr>
+          <w:sz w:val="28"/>
+          <w:szCs w:val="28"/>
+        </w:rPr>
+        <w:lastRenderedPageBreak/>
+        <w:t xml:space="preserve">реализуемым плагином заключается в том, что с помощью </w:t>
       </w:r>
       <w:r>
         <w:rPr>
@@ -5216,7 +4644,6 @@
         <w:rPr>
           <w:noProof/>
         </w:rPr>
-        <w:lastRenderedPageBreak/>
         <w:drawing>
           <wp:inline distT="0" distB="0" distL="0" distR="0" wp14:anchorId="103164EE" wp14:editId="0FD01556">
             <wp:extent cx="5940425" cy="4958715"/>
@@ -5911,7 +5338,7 @@
           <w:sz w:val="28"/>
           <w:szCs w:val="28"/>
         </w:rPr>
-        <w:t xml:space="preserve"> мм до (</w:t>
+        <w:t xml:space="preserve"> мм до </w:t>
       </w:r>
       <w:r>
         <w:rPr>
@@ -5924,6 +5351,13 @@
         <w:rPr>
           <w:sz w:val="28"/>
           <w:szCs w:val="28"/>
+        </w:rPr>
+        <w:t>(</w:t>
+      </w:r>
+      <w:r>
+        <w:rPr>
+          <w:sz w:val="28"/>
+          <w:szCs w:val="28"/>
           <w:lang w:val="en-US"/>
         </w:rPr>
         <w:t>L</w:t>
@@ -5969,7 +5403,21 @@
           <w:sz w:val="28"/>
           <w:szCs w:val="28"/>
         </w:rPr>
-        <w:t>мм), зависимый</w:t>
+        <w:t>мм)</w:t>
+      </w:r>
+      <w:r>
+        <w:rPr>
+          <w:sz w:val="28"/>
+          <w:szCs w:val="28"/>
+        </w:rPr>
+        <w:t>)</w:t>
+      </w:r>
+      <w:r>
+        <w:rPr>
+          <w:sz w:val="28"/>
+          <w:szCs w:val="28"/>
+        </w:rPr>
+        <w:t>, зависимый</w:t>
       </w:r>
       <w:r>
         <w:rPr>
@@ -6927,6 +6375,13 @@
         </w:rPr>
         <w:t>Диаграмма классов определяет типы классов системы и различного рода статические связи, которые существуют между ними. На диаграммах классов изображаются также атрибуты классов, операции классов и ограничения, которые накладываются на связи между классами. Целью создания диаграммы классов является графическое представление статической структуры элементов системы.</w:t>
       </w:r>
+      <w:r>
+        <w:rPr>
+          <w:sz w:val="28"/>
+          <w:szCs w:val="28"/>
+        </w:rPr>
+        <w:t>[7]</w:t>
+      </w:r>
     </w:p>
     <w:p>
       <w:pPr>
@@ -6943,103 +6398,7 @@
           <w:sz w:val="28"/>
           <w:szCs w:val="28"/>
         </w:rPr>
-        <w:t xml:space="preserve">Класс </w:t>
-      </w:r>
-      <w:proofErr w:type="spellStart"/>
-      <w:r>
-        <w:rPr>
-          <w:sz w:val="28"/>
-          <w:szCs w:val="28"/>
-        </w:rPr>
-        <w:t>MainForm</w:t>
-      </w:r>
-      <w:proofErr w:type="spellEnd"/>
-      <w:r>
-        <w:rPr>
-          <w:sz w:val="28"/>
-          <w:szCs w:val="28"/>
-        </w:rPr>
-        <w:t xml:space="preserve"> является главным окном приложения. Он хранит в себе параметры (</w:t>
-      </w:r>
-      <w:proofErr w:type="spellStart"/>
-      <w:r>
-        <w:rPr>
-          <w:sz w:val="28"/>
-          <w:szCs w:val="28"/>
-        </w:rPr>
-        <w:t>Parameters</w:t>
-      </w:r>
-      <w:proofErr w:type="spellEnd"/>
-      <w:r>
-        <w:rPr>
-          <w:sz w:val="28"/>
-          <w:szCs w:val="28"/>
-        </w:rPr>
-        <w:t>) и объект класса строителя модели (</w:t>
-      </w:r>
-      <w:proofErr w:type="spellStart"/>
-      <w:r>
-        <w:rPr>
-          <w:sz w:val="28"/>
-          <w:szCs w:val="28"/>
-        </w:rPr>
-        <w:t>Builder</w:t>
-      </w:r>
-      <w:proofErr w:type="spellEnd"/>
-      <w:r>
-        <w:rPr>
-          <w:sz w:val="28"/>
-          <w:szCs w:val="28"/>
-        </w:rPr>
-        <w:t xml:space="preserve">). Класс </w:t>
-      </w:r>
-      <w:proofErr w:type="spellStart"/>
-      <w:r>
-        <w:rPr>
-          <w:sz w:val="28"/>
-          <w:szCs w:val="28"/>
-        </w:rPr>
-        <w:t>Builder</w:t>
-      </w:r>
-      <w:proofErr w:type="spellEnd"/>
-      <w:r>
-        <w:rPr>
-          <w:sz w:val="28"/>
-          <w:szCs w:val="28"/>
-        </w:rPr>
-        <w:t xml:space="preserve"> использует объект обертки API (</w:t>
-      </w:r>
-      <w:proofErr w:type="spellStart"/>
-      <w:r>
-        <w:rPr>
-          <w:sz w:val="28"/>
-          <w:szCs w:val="28"/>
-        </w:rPr>
-        <w:t>Wrapper</w:t>
-      </w:r>
-      <w:proofErr w:type="spellEnd"/>
-      <w:r>
-        <w:rPr>
-          <w:sz w:val="28"/>
-          <w:szCs w:val="28"/>
-        </w:rPr>
-        <w:t xml:space="preserve">), в котором находятся все нужные методы создания примитивов и документов, которые пригодятся для построения модели в САПР </w:t>
-      </w:r>
-      <w:proofErr w:type="spellStart"/>
-      <w:r>
-        <w:rPr>
-          <w:sz w:val="28"/>
-          <w:szCs w:val="28"/>
-        </w:rPr>
-        <w:t>Inventor</w:t>
-      </w:r>
-      <w:proofErr w:type="spellEnd"/>
-      <w:r>
-        <w:rPr>
-          <w:sz w:val="28"/>
-          <w:szCs w:val="28"/>
-        </w:rPr>
-        <w:t>.</w:t>
+        <w:t>Класс MainForm является главным окном приложения. Он хранит в себе параметры (Parameters) и объект класса строителя модели (Builder). Класс Builder использует объект обертки API (Wrapper), в котором находятся все нужные методы создания примитивов и документов, которые пригодятся для построения модели в САПР Inventor.</w:t>
       </w:r>
     </w:p>
     <w:p>
@@ -7048,7 +6407,6 @@
         <w:tabs>
           <w:tab w:val="left" w:pos="0"/>
         </w:tabs>
-        <w:spacing w:line="360" w:lineRule="auto"/>
         <w:ind w:left="0" w:right="-51"/>
         <w:jc w:val="center"/>
         <w:rPr>
@@ -7058,15 +6416,14 @@
       </w:pPr>
       <w:r>
         <w:rPr>
-          <w:noProof/>
           <w:sz w:val="28"/>
           <w:szCs w:val="28"/>
         </w:rPr>
         <w:drawing>
-          <wp:inline distT="0" distB="0" distL="0" distR="0" wp14:anchorId="472F2E9D" wp14:editId="38673CCF">
-            <wp:extent cx="5033176" cy="4102940"/>
-            <wp:effectExtent l="19050" t="19050" r="15240" b="12065"/>
-            <wp:docPr id="939292108" name="Рисунок 1"/>
+          <wp:inline distT="0" distB="0" distL="0" distR="0" wp14:anchorId="2898F8A1" wp14:editId="6DB379A6">
+            <wp:extent cx="3546281" cy="3364324"/>
+            <wp:effectExtent l="19050" t="19050" r="16510" b="26670"/>
+            <wp:docPr id="748461688" name="Рисунок 1"/>
             <wp:cNvGraphicFramePr>
               <a:graphicFrameLocks xmlns:a="http://schemas.openxmlformats.org/drawingml/2006/main" noChangeAspect="1"/>
             </wp:cNvGraphicFramePr>
@@ -7074,7 +6431,7 @@
               <a:graphicData uri="http://schemas.openxmlformats.org/drawingml/2006/picture">
                 <pic:pic xmlns:pic="http://schemas.openxmlformats.org/drawingml/2006/picture">
                   <pic:nvPicPr>
-                    <pic:cNvPr id="939292108" name=""/>
+                    <pic:cNvPr id="748461688" name=""/>
                     <pic:cNvPicPr/>
                   </pic:nvPicPr>
                   <pic:blipFill>
@@ -7086,7 +6443,7 @@
                   <pic:spPr>
                     <a:xfrm>
                       <a:off x="0" y="0"/>
-                      <a:ext cx="5041170" cy="4109456"/>
+                      <a:ext cx="3564846" cy="3381937"/>
                     </a:xfrm>
                     <a:prstGeom prst="rect">
                       <a:avLst/>
@@ -7153,11 +6510,20 @@
           <w:sz w:val="28"/>
         </w:rPr>
       </w:pPr>
-      <w:r>
-        <w:rPr>
-          <w:sz w:val="28"/>
-        </w:rPr>
-        <w:lastRenderedPageBreak/>
+    </w:p>
+    <w:p>
+      <w:pPr>
+        <w:spacing w:line="360" w:lineRule="auto"/>
+        <w:ind w:firstLine="708"/>
+        <w:jc w:val="both"/>
+        <w:rPr>
+          <w:sz w:val="28"/>
+        </w:rPr>
+      </w:pPr>
+      <w:r>
+        <w:rPr>
+          <w:sz w:val="28"/>
+        </w:rPr>
         <w:t xml:space="preserve">В таблицах </w:t>
       </w:r>
       <w:r>
@@ -7184,6 +6550,20 @@
         <w:rPr>
           <w:sz w:val="28"/>
           <w:szCs w:val="28"/>
+        </w:rPr>
+      </w:pPr>
+    </w:p>
+    <w:p>
+      <w:pPr>
+        <w:tabs>
+          <w:tab w:val="left" w:pos="0"/>
+        </w:tabs>
+        <w:spacing w:line="360" w:lineRule="auto"/>
+        <w:ind w:right="-51"/>
+        <w:jc w:val="both"/>
+        <w:rPr>
+          <w:sz w:val="28"/>
+          <w:szCs w:val="28"/>
           <w:lang w:val="en-US"/>
         </w:rPr>
       </w:pPr>
@@ -7222,7 +6602,6 @@
         </w:rPr>
         <w:t xml:space="preserve"> Свойства класса </w:t>
       </w:r>
-      <w:proofErr w:type="spellStart"/>
       <w:r>
         <w:rPr>
           <w:sz w:val="28"/>
@@ -7230,7 +6609,6 @@
         </w:rPr>
         <w:t>MainForm</w:t>
       </w:r>
-      <w:proofErr w:type="spellEnd"/>
     </w:p>
     <w:tbl>
       <w:tblPr>
@@ -7253,18 +6631,16 @@
               <w:tabs>
                 <w:tab w:val="left" w:pos="0"/>
               </w:tabs>
-              <w:spacing w:line="276" w:lineRule="auto"/>
-              <w:ind w:right="-51"/>
-              <w:jc w:val="center"/>
-              <w:rPr>
-                <w:sz w:val="28"/>
-                <w:szCs w:val="28"/>
-              </w:rPr>
-            </w:pPr>
-            <w:r>
-              <w:rPr>
-                <w:sz w:val="28"/>
-                <w:szCs w:val="28"/>
+              <w:jc w:val="center"/>
+              <w:rPr>
+                <w:sz w:val="24"/>
+                <w:szCs w:val="24"/>
+              </w:rPr>
+            </w:pPr>
+            <w:r>
+              <w:rPr>
+                <w:sz w:val="24"/>
+                <w:szCs w:val="24"/>
               </w:rPr>
               <w:t>Название</w:t>
             </w:r>
@@ -7279,18 +6655,16 @@
               <w:tabs>
                 <w:tab w:val="left" w:pos="0"/>
               </w:tabs>
-              <w:spacing w:line="276" w:lineRule="auto"/>
-              <w:ind w:right="-51"/>
-              <w:jc w:val="center"/>
-              <w:rPr>
-                <w:sz w:val="28"/>
-                <w:szCs w:val="28"/>
-              </w:rPr>
-            </w:pPr>
-            <w:r>
-              <w:rPr>
-                <w:sz w:val="28"/>
-                <w:szCs w:val="28"/>
+              <w:jc w:val="center"/>
+              <w:rPr>
+                <w:sz w:val="24"/>
+                <w:szCs w:val="24"/>
+              </w:rPr>
+            </w:pPr>
+            <w:r>
+              <w:rPr>
+                <w:sz w:val="24"/>
+                <w:szCs w:val="24"/>
               </w:rPr>
               <w:t>Тип данных</w:t>
             </w:r>
@@ -7305,18 +6679,16 @@
               <w:tabs>
                 <w:tab w:val="left" w:pos="0"/>
               </w:tabs>
-              <w:spacing w:line="276" w:lineRule="auto"/>
-              <w:ind w:right="-51"/>
-              <w:jc w:val="center"/>
-              <w:rPr>
-                <w:sz w:val="28"/>
-                <w:szCs w:val="28"/>
-              </w:rPr>
-            </w:pPr>
-            <w:r>
-              <w:rPr>
-                <w:sz w:val="28"/>
-                <w:szCs w:val="28"/>
+              <w:jc w:val="center"/>
+              <w:rPr>
+                <w:sz w:val="24"/>
+                <w:szCs w:val="24"/>
+              </w:rPr>
+            </w:pPr>
+            <w:r>
+              <w:rPr>
+                <w:sz w:val="24"/>
+                <w:szCs w:val="24"/>
               </w:rPr>
               <w:t>Описание</w:t>
             </w:r>
@@ -7333,19 +6705,17 @@
               <w:tabs>
                 <w:tab w:val="left" w:pos="0"/>
               </w:tabs>
-              <w:spacing w:line="276" w:lineRule="auto"/>
-              <w:ind w:right="-51"/>
-              <w:jc w:val="center"/>
-              <w:rPr>
-                <w:sz w:val="28"/>
-                <w:szCs w:val="28"/>
-                <w:lang w:val="en-US"/>
-              </w:rPr>
-            </w:pPr>
-            <w:r>
-              <w:rPr>
-                <w:sz w:val="28"/>
-                <w:szCs w:val="28"/>
+              <w:jc w:val="center"/>
+              <w:rPr>
+                <w:sz w:val="24"/>
+                <w:szCs w:val="24"/>
+                <w:lang w:val="en-US"/>
+              </w:rPr>
+            </w:pPr>
+            <w:r>
+              <w:rPr>
+                <w:sz w:val="24"/>
+                <w:szCs w:val="24"/>
                 <w:lang w:val="en-US"/>
               </w:rPr>
               <w:t>_builder</w:t>
@@ -7361,19 +6731,17 @@
               <w:tabs>
                 <w:tab w:val="left" w:pos="0"/>
               </w:tabs>
-              <w:spacing w:line="276" w:lineRule="auto"/>
-              <w:ind w:right="-51"/>
-              <w:jc w:val="center"/>
-              <w:rPr>
-                <w:sz w:val="28"/>
-                <w:szCs w:val="28"/>
-                <w:lang w:val="en-US"/>
-              </w:rPr>
-            </w:pPr>
-            <w:r>
-              <w:rPr>
-                <w:sz w:val="28"/>
-                <w:szCs w:val="28"/>
+              <w:jc w:val="center"/>
+              <w:rPr>
+                <w:sz w:val="24"/>
+                <w:szCs w:val="24"/>
+                <w:lang w:val="en-US"/>
+              </w:rPr>
+            </w:pPr>
+            <w:r>
+              <w:rPr>
+                <w:sz w:val="24"/>
+                <w:szCs w:val="24"/>
                 <w:lang w:val="en-US"/>
               </w:rPr>
               <w:t>Builder</w:t>
@@ -7389,18 +6757,16 @@
               <w:tabs>
                 <w:tab w:val="left" w:pos="0"/>
               </w:tabs>
-              <w:spacing w:line="276" w:lineRule="auto"/>
-              <w:ind w:right="-51"/>
-              <w:jc w:val="center"/>
-              <w:rPr>
-                <w:sz w:val="28"/>
-                <w:szCs w:val="28"/>
-              </w:rPr>
-            </w:pPr>
-            <w:r>
-              <w:rPr>
-                <w:sz w:val="28"/>
-                <w:szCs w:val="28"/>
+              <w:jc w:val="center"/>
+              <w:rPr>
+                <w:sz w:val="24"/>
+                <w:szCs w:val="24"/>
+              </w:rPr>
+            </w:pPr>
+            <w:r>
+              <w:rPr>
+                <w:sz w:val="24"/>
+                <w:szCs w:val="24"/>
               </w:rPr>
               <w:t>Хранит в себе объект построения</w:t>
             </w:r>
@@ -7417,30 +6783,19 @@
               <w:tabs>
                 <w:tab w:val="left" w:pos="0"/>
               </w:tabs>
-              <w:spacing w:line="276" w:lineRule="auto"/>
-              <w:ind w:right="-51"/>
-              <w:jc w:val="center"/>
-              <w:rPr>
-                <w:sz w:val="28"/>
-                <w:szCs w:val="28"/>
-              </w:rPr>
-            </w:pPr>
-            <w:r>
-              <w:rPr>
-                <w:sz w:val="28"/>
-                <w:szCs w:val="28"/>
-              </w:rPr>
-              <w:t>_</w:t>
-            </w:r>
-            <w:proofErr w:type="spellStart"/>
-            <w:r>
-              <w:rPr>
-                <w:sz w:val="28"/>
-                <w:szCs w:val="28"/>
-              </w:rPr>
-              <w:t>parameters</w:t>
-            </w:r>
-            <w:proofErr w:type="spellEnd"/>
+              <w:jc w:val="center"/>
+              <w:rPr>
+                <w:sz w:val="24"/>
+                <w:szCs w:val="24"/>
+              </w:rPr>
+            </w:pPr>
+            <w:r>
+              <w:rPr>
+                <w:sz w:val="24"/>
+                <w:szCs w:val="24"/>
+              </w:rPr>
+              <w:t>_parameters</w:t>
+            </w:r>
           </w:p>
         </w:tc>
         <w:tc>
@@ -7452,19 +6807,17 @@
               <w:tabs>
                 <w:tab w:val="left" w:pos="0"/>
               </w:tabs>
-              <w:spacing w:line="276" w:lineRule="auto"/>
-              <w:ind w:right="-51"/>
-              <w:jc w:val="center"/>
-              <w:rPr>
-                <w:sz w:val="28"/>
-                <w:szCs w:val="28"/>
-                <w:lang w:val="en-US"/>
-              </w:rPr>
-            </w:pPr>
-            <w:r>
-              <w:rPr>
-                <w:sz w:val="28"/>
-                <w:szCs w:val="28"/>
+              <w:jc w:val="center"/>
+              <w:rPr>
+                <w:sz w:val="24"/>
+                <w:szCs w:val="24"/>
+                <w:lang w:val="en-US"/>
+              </w:rPr>
+            </w:pPr>
+            <w:r>
+              <w:rPr>
+                <w:sz w:val="24"/>
+                <w:szCs w:val="24"/>
                 <w:lang w:val="en-US"/>
               </w:rPr>
               <w:t>Parameters</w:t>
@@ -7480,18 +6833,16 @@
               <w:tabs>
                 <w:tab w:val="left" w:pos="0"/>
               </w:tabs>
-              <w:spacing w:line="276" w:lineRule="auto"/>
-              <w:ind w:right="-51"/>
-              <w:jc w:val="center"/>
-              <w:rPr>
-                <w:sz w:val="28"/>
-                <w:szCs w:val="28"/>
-              </w:rPr>
-            </w:pPr>
-            <w:r>
-              <w:rPr>
-                <w:sz w:val="28"/>
-                <w:szCs w:val="28"/>
+              <w:jc w:val="center"/>
+              <w:rPr>
+                <w:sz w:val="24"/>
+                <w:szCs w:val="24"/>
+              </w:rPr>
+            </w:pPr>
+            <w:r>
+              <w:rPr>
+                <w:sz w:val="24"/>
+                <w:szCs w:val="24"/>
               </w:rPr>
               <w:t>Хранит в себе параметры для объекта построения</w:t>
             </w:r>
@@ -7502,7 +6853,6 @@
     <w:p>
       <w:pPr>
         <w:spacing w:line="360" w:lineRule="auto"/>
-        <w:ind w:firstLine="708"/>
         <w:jc w:val="both"/>
         <w:rPr>
           <w:sz w:val="28"/>
@@ -7535,7 +6885,6 @@
         </w:rPr>
         <w:t xml:space="preserve">класса </w:t>
       </w:r>
-      <w:proofErr w:type="spellStart"/>
       <w:r>
         <w:rPr>
           <w:sz w:val="28"/>
@@ -7543,19 +6892,20 @@
         </w:rPr>
         <w:t>MainForm</w:t>
       </w:r>
-      <w:proofErr w:type="spellEnd"/>
     </w:p>
     <w:tbl>
       <w:tblPr>
         <w:tblStyle w:val="af1"/>
         <w:tblW w:w="5000" w:type="pct"/>
         <w:jc w:val="center"/>
+        <w:tblLayout w:type="fixed"/>
         <w:tblLook w:val="04A0" w:firstRow="1" w:lastRow="0" w:firstColumn="1" w:lastColumn="0" w:noHBand="0" w:noVBand="1"/>
       </w:tblPr>
       <w:tblGrid>
-        <w:gridCol w:w="4197"/>
-        <w:gridCol w:w="2105"/>
-        <w:gridCol w:w="3043"/>
+        <w:gridCol w:w="2548"/>
+        <w:gridCol w:w="2549"/>
+        <w:gridCol w:w="1987"/>
+        <w:gridCol w:w="2261"/>
       </w:tblGrid>
       <w:tr>
         <w:trPr>
@@ -7564,25 +6914,23 @@
         </w:trPr>
         <w:tc>
           <w:tcPr>
-            <w:tcW w:w="2120" w:type="pct"/>
-          </w:tcPr>
-          <w:p>
-            <w:pPr>
-              <w:tabs>
-                <w:tab w:val="left" w:pos="0"/>
-              </w:tabs>
-              <w:spacing w:line="276" w:lineRule="auto"/>
-              <w:ind w:right="-51"/>
-              <w:jc w:val="center"/>
-              <w:rPr>
-                <w:sz w:val="28"/>
-                <w:szCs w:val="28"/>
-              </w:rPr>
-            </w:pPr>
-            <w:r>
-              <w:rPr>
-                <w:sz w:val="28"/>
-                <w:szCs w:val="28"/>
+            <w:tcW w:w="1363" w:type="pct"/>
+          </w:tcPr>
+          <w:p>
+            <w:pPr>
+              <w:tabs>
+                <w:tab w:val="left" w:pos="0"/>
+              </w:tabs>
+              <w:jc w:val="center"/>
+              <w:rPr>
+                <w:sz w:val="24"/>
+                <w:szCs w:val="24"/>
+              </w:rPr>
+            </w:pPr>
+            <w:r>
+              <w:rPr>
+                <w:sz w:val="24"/>
+                <w:szCs w:val="24"/>
               </w:rPr>
               <w:t>Название</w:t>
             </w:r>
@@ -7590,25 +6938,47 @@
         </w:tc>
         <w:tc>
           <w:tcPr>
-            <w:tcW w:w="1189" w:type="pct"/>
-          </w:tcPr>
-          <w:p>
-            <w:pPr>
-              <w:tabs>
-                <w:tab w:val="left" w:pos="0"/>
-              </w:tabs>
-              <w:spacing w:line="276" w:lineRule="auto"/>
-              <w:ind w:right="-51"/>
-              <w:jc w:val="center"/>
-              <w:rPr>
-                <w:sz w:val="28"/>
-                <w:szCs w:val="28"/>
-              </w:rPr>
-            </w:pPr>
-            <w:r>
-              <w:rPr>
-                <w:sz w:val="28"/>
-                <w:szCs w:val="28"/>
+            <w:tcW w:w="1364" w:type="pct"/>
+          </w:tcPr>
+          <w:p>
+            <w:pPr>
+              <w:tabs>
+                <w:tab w:val="left" w:pos="0"/>
+              </w:tabs>
+              <w:jc w:val="center"/>
+              <w:rPr>
+                <w:sz w:val="24"/>
+                <w:szCs w:val="24"/>
+              </w:rPr>
+            </w:pPr>
+            <w:r>
+              <w:rPr>
+                <w:sz w:val="24"/>
+                <w:szCs w:val="24"/>
+              </w:rPr>
+              <w:t>Входные параметры</w:t>
+            </w:r>
+          </w:p>
+        </w:tc>
+        <w:tc>
+          <w:tcPr>
+            <w:tcW w:w="1063" w:type="pct"/>
+          </w:tcPr>
+          <w:p>
+            <w:pPr>
+              <w:tabs>
+                <w:tab w:val="left" w:pos="0"/>
+              </w:tabs>
+              <w:jc w:val="center"/>
+              <w:rPr>
+                <w:sz w:val="24"/>
+                <w:szCs w:val="24"/>
+              </w:rPr>
+            </w:pPr>
+            <w:r>
+              <w:rPr>
+                <w:sz w:val="24"/>
+                <w:szCs w:val="24"/>
               </w:rPr>
               <w:t>Тип возвращаемых параметров</w:t>
             </w:r>
@@ -7616,25 +6986,23 @@
         </w:tc>
         <w:tc>
           <w:tcPr>
-            <w:tcW w:w="1691" w:type="pct"/>
-          </w:tcPr>
-          <w:p>
-            <w:pPr>
-              <w:tabs>
-                <w:tab w:val="left" w:pos="0"/>
-              </w:tabs>
-              <w:spacing w:line="276" w:lineRule="auto"/>
-              <w:ind w:right="-51"/>
-              <w:jc w:val="center"/>
-              <w:rPr>
-                <w:sz w:val="28"/>
-                <w:szCs w:val="28"/>
-              </w:rPr>
-            </w:pPr>
-            <w:r>
-              <w:rPr>
-                <w:sz w:val="28"/>
-                <w:szCs w:val="28"/>
+            <w:tcW w:w="1210" w:type="pct"/>
+          </w:tcPr>
+          <w:p>
+            <w:pPr>
+              <w:tabs>
+                <w:tab w:val="left" w:pos="0"/>
+              </w:tabs>
+              <w:jc w:val="center"/>
+              <w:rPr>
+                <w:sz w:val="24"/>
+                <w:szCs w:val="24"/>
+              </w:rPr>
+            </w:pPr>
+            <w:r>
+              <w:rPr>
+                <w:sz w:val="24"/>
+                <w:szCs w:val="24"/>
               </w:rPr>
               <w:t>Описание</w:t>
             </w:r>
@@ -7647,71 +7015,80 @@
         </w:trPr>
         <w:tc>
           <w:tcPr>
-            <w:tcW w:w="2120" w:type="pct"/>
-          </w:tcPr>
-          <w:p>
-            <w:pPr>
-              <w:tabs>
-                <w:tab w:val="left" w:pos="0"/>
-              </w:tabs>
-              <w:spacing w:line="276" w:lineRule="auto"/>
-              <w:ind w:right="-51"/>
-              <w:jc w:val="center"/>
-              <w:rPr>
-                <w:sz w:val="28"/>
-                <w:szCs w:val="28"/>
-              </w:rPr>
-            </w:pPr>
-            <w:proofErr w:type="spellStart"/>
-            <w:proofErr w:type="gramStart"/>
-            <w:r>
-              <w:rPr>
-                <w:sz w:val="28"/>
-                <w:szCs w:val="28"/>
+            <w:tcW w:w="1363" w:type="pct"/>
+          </w:tcPr>
+          <w:p>
+            <w:pPr>
+              <w:tabs>
+                <w:tab w:val="left" w:pos="0"/>
+              </w:tabs>
+              <w:jc w:val="center"/>
+              <w:rPr>
+                <w:sz w:val="24"/>
+                <w:szCs w:val="24"/>
+              </w:rPr>
+            </w:pPr>
+            <w:r>
+              <w:rPr>
+                <w:sz w:val="24"/>
+                <w:szCs w:val="24"/>
                 <w:lang w:val="en-US"/>
               </w:rPr>
               <w:t>BuildModel</w:t>
             </w:r>
-            <w:proofErr w:type="spellEnd"/>
-            <w:r>
-              <w:rPr>
-                <w:sz w:val="28"/>
-                <w:szCs w:val="28"/>
-              </w:rPr>
-              <w:t>(</w:t>
-            </w:r>
-            <w:proofErr w:type="gramEnd"/>
-            <w:r>
-              <w:rPr>
-                <w:sz w:val="28"/>
-                <w:szCs w:val="28"/>
-              </w:rPr>
-              <w:t>)</w:t>
-            </w:r>
-          </w:p>
-        </w:tc>
-        <w:tc>
-          <w:tcPr>
-            <w:tcW w:w="1189" w:type="pct"/>
-          </w:tcPr>
-          <w:p>
-            <w:pPr>
-              <w:tabs>
-                <w:tab w:val="left" w:pos="0"/>
-              </w:tabs>
-              <w:spacing w:line="276" w:lineRule="auto"/>
-              <w:ind w:right="-51"/>
-              <w:jc w:val="center"/>
-              <w:rPr>
-                <w:sz w:val="28"/>
-                <w:szCs w:val="28"/>
-                <w:lang w:val="en-US"/>
-              </w:rPr>
-            </w:pPr>
-            <w:r>
-              <w:rPr>
-                <w:sz w:val="28"/>
-                <w:szCs w:val="28"/>
+            <w:r>
+              <w:rPr>
+                <w:sz w:val="24"/>
+                <w:szCs w:val="24"/>
+              </w:rPr>
+              <w:t>()</w:t>
+            </w:r>
+          </w:p>
+        </w:tc>
+        <w:tc>
+          <w:tcPr>
+            <w:tcW w:w="1364" w:type="pct"/>
+          </w:tcPr>
+          <w:p>
+            <w:pPr>
+              <w:tabs>
+                <w:tab w:val="left" w:pos="0"/>
+              </w:tabs>
+              <w:jc w:val="center"/>
+              <w:rPr>
+                <w:sz w:val="24"/>
+                <w:szCs w:val="24"/>
+              </w:rPr>
+            </w:pPr>
+            <w:r>
+              <w:rPr>
+                <w:sz w:val="24"/>
+                <w:szCs w:val="24"/>
+              </w:rPr>
+              <w:t>-</w:t>
+            </w:r>
+          </w:p>
+        </w:tc>
+        <w:tc>
+          <w:tcPr>
+            <w:tcW w:w="1063" w:type="pct"/>
+          </w:tcPr>
+          <w:p>
+            <w:pPr>
+              <w:tabs>
+                <w:tab w:val="left" w:pos="0"/>
+              </w:tabs>
+              <w:jc w:val="center"/>
+              <w:rPr>
+                <w:sz w:val="24"/>
+                <w:szCs w:val="24"/>
+                <w:lang w:val="en-US"/>
+              </w:rPr>
+            </w:pPr>
+            <w:r>
+              <w:rPr>
+                <w:sz w:val="24"/>
+                <w:szCs w:val="24"/>
                 <w:lang w:val="en-US"/>
               </w:rPr>
               <w:t>void</w:t>
@@ -7720,25 +7097,23 @@
         </w:tc>
         <w:tc>
           <w:tcPr>
-            <w:tcW w:w="1691" w:type="pct"/>
-          </w:tcPr>
-          <w:p>
-            <w:pPr>
-              <w:tabs>
-                <w:tab w:val="left" w:pos="0"/>
-              </w:tabs>
-              <w:spacing w:line="276" w:lineRule="auto"/>
-              <w:ind w:right="-51"/>
-              <w:jc w:val="center"/>
-              <w:rPr>
-                <w:sz w:val="28"/>
-                <w:szCs w:val="28"/>
-              </w:rPr>
-            </w:pPr>
-            <w:r>
-              <w:rPr>
-                <w:sz w:val="28"/>
-                <w:szCs w:val="28"/>
+            <w:tcW w:w="1210" w:type="pct"/>
+          </w:tcPr>
+          <w:p>
+            <w:pPr>
+              <w:tabs>
+                <w:tab w:val="left" w:pos="0"/>
+              </w:tabs>
+              <w:jc w:val="center"/>
+              <w:rPr>
+                <w:sz w:val="24"/>
+                <w:szCs w:val="24"/>
+              </w:rPr>
+            </w:pPr>
+            <w:r>
+              <w:rPr>
+                <w:sz w:val="24"/>
+                <w:szCs w:val="24"/>
               </w:rPr>
               <w:t>Запуск построения модели по заданным параметрам</w:t>
             </w:r>
@@ -7751,71 +7126,80 @@
         </w:trPr>
         <w:tc>
           <w:tcPr>
-            <w:tcW w:w="2120" w:type="pct"/>
-          </w:tcPr>
-          <w:p>
-            <w:pPr>
-              <w:tabs>
-                <w:tab w:val="left" w:pos="0"/>
-              </w:tabs>
-              <w:spacing w:line="276" w:lineRule="auto"/>
-              <w:ind w:right="-51"/>
-              <w:jc w:val="center"/>
-              <w:rPr>
-                <w:sz w:val="28"/>
-                <w:szCs w:val="28"/>
-              </w:rPr>
-            </w:pPr>
-            <w:proofErr w:type="spellStart"/>
-            <w:proofErr w:type="gramStart"/>
-            <w:r>
-              <w:rPr>
-                <w:sz w:val="28"/>
-                <w:szCs w:val="28"/>
+            <w:tcW w:w="1363" w:type="pct"/>
+          </w:tcPr>
+          <w:p>
+            <w:pPr>
+              <w:tabs>
+                <w:tab w:val="left" w:pos="0"/>
+              </w:tabs>
+              <w:jc w:val="center"/>
+              <w:rPr>
+                <w:sz w:val="24"/>
+                <w:szCs w:val="24"/>
+              </w:rPr>
+            </w:pPr>
+            <w:r>
+              <w:rPr>
+                <w:sz w:val="24"/>
+                <w:szCs w:val="24"/>
                 <w:lang w:val="en-US"/>
               </w:rPr>
               <w:t>FirstValidate</w:t>
             </w:r>
-            <w:proofErr w:type="spellEnd"/>
-            <w:r>
-              <w:rPr>
-                <w:sz w:val="28"/>
-                <w:szCs w:val="28"/>
-              </w:rPr>
-              <w:t>(</w:t>
-            </w:r>
-            <w:proofErr w:type="gramEnd"/>
-            <w:r>
-              <w:rPr>
-                <w:sz w:val="28"/>
-                <w:szCs w:val="28"/>
-              </w:rPr>
-              <w:t>)</w:t>
-            </w:r>
-          </w:p>
-        </w:tc>
-        <w:tc>
-          <w:tcPr>
-            <w:tcW w:w="1189" w:type="pct"/>
-          </w:tcPr>
-          <w:p>
-            <w:pPr>
-              <w:tabs>
-                <w:tab w:val="left" w:pos="0"/>
-              </w:tabs>
-              <w:spacing w:line="276" w:lineRule="auto"/>
-              <w:ind w:right="-51"/>
-              <w:jc w:val="center"/>
-              <w:rPr>
-                <w:sz w:val="28"/>
-                <w:szCs w:val="28"/>
-                <w:lang w:val="en-US"/>
-              </w:rPr>
-            </w:pPr>
-            <w:r>
-              <w:rPr>
-                <w:sz w:val="28"/>
-                <w:szCs w:val="28"/>
+            <w:r>
+              <w:rPr>
+                <w:sz w:val="24"/>
+                <w:szCs w:val="24"/>
+              </w:rPr>
+              <w:t>()</w:t>
+            </w:r>
+          </w:p>
+        </w:tc>
+        <w:tc>
+          <w:tcPr>
+            <w:tcW w:w="1364" w:type="pct"/>
+          </w:tcPr>
+          <w:p>
+            <w:pPr>
+              <w:tabs>
+                <w:tab w:val="left" w:pos="0"/>
+              </w:tabs>
+              <w:jc w:val="center"/>
+              <w:rPr>
+                <w:sz w:val="24"/>
+                <w:szCs w:val="24"/>
+              </w:rPr>
+            </w:pPr>
+            <w:r>
+              <w:rPr>
+                <w:sz w:val="24"/>
+                <w:szCs w:val="24"/>
+              </w:rPr>
+              <w:t>-</w:t>
+            </w:r>
+          </w:p>
+        </w:tc>
+        <w:tc>
+          <w:tcPr>
+            <w:tcW w:w="1063" w:type="pct"/>
+          </w:tcPr>
+          <w:p>
+            <w:pPr>
+              <w:tabs>
+                <w:tab w:val="left" w:pos="0"/>
+              </w:tabs>
+              <w:jc w:val="center"/>
+              <w:rPr>
+                <w:sz w:val="24"/>
+                <w:szCs w:val="24"/>
+                <w:lang w:val="en-US"/>
+              </w:rPr>
+            </w:pPr>
+            <w:r>
+              <w:rPr>
+                <w:sz w:val="24"/>
+                <w:szCs w:val="24"/>
                 <w:lang w:val="en-US"/>
               </w:rPr>
               <w:t>void</w:t>
@@ -7824,25 +7208,23 @@
         </w:tc>
         <w:tc>
           <w:tcPr>
-            <w:tcW w:w="1691" w:type="pct"/>
-          </w:tcPr>
-          <w:p>
-            <w:pPr>
-              <w:tabs>
-                <w:tab w:val="left" w:pos="0"/>
-              </w:tabs>
-              <w:spacing w:line="276" w:lineRule="auto"/>
-              <w:ind w:right="-51"/>
-              <w:jc w:val="center"/>
-              <w:rPr>
-                <w:sz w:val="28"/>
-                <w:szCs w:val="28"/>
-              </w:rPr>
-            </w:pPr>
-            <w:r>
-              <w:rPr>
-                <w:sz w:val="28"/>
-                <w:szCs w:val="28"/>
+            <w:tcW w:w="1210" w:type="pct"/>
+          </w:tcPr>
+          <w:p>
+            <w:pPr>
+              <w:tabs>
+                <w:tab w:val="left" w:pos="0"/>
+              </w:tabs>
+              <w:jc w:val="center"/>
+              <w:rPr>
+                <w:sz w:val="24"/>
+                <w:szCs w:val="24"/>
+              </w:rPr>
+            </w:pPr>
+            <w:r>
+              <w:rPr>
+                <w:sz w:val="24"/>
+                <w:szCs w:val="24"/>
               </w:rPr>
               <w:t>Первый уровень валидации</w:t>
             </w:r>
@@ -7855,82 +7237,75 @@
         </w:trPr>
         <w:tc>
           <w:tcPr>
-            <w:tcW w:w="2120" w:type="pct"/>
-          </w:tcPr>
-          <w:p>
-            <w:pPr>
-              <w:tabs>
-                <w:tab w:val="left" w:pos="0"/>
-              </w:tabs>
-              <w:spacing w:line="276" w:lineRule="auto"/>
-              <w:ind w:right="-51"/>
-              <w:jc w:val="center"/>
-              <w:rPr>
-                <w:sz w:val="28"/>
-                <w:szCs w:val="28"/>
-                <w:lang w:val="en-US"/>
-              </w:rPr>
-            </w:pPr>
-            <w:proofErr w:type="spellStart"/>
-            <w:r>
-              <w:rPr>
-                <w:sz w:val="28"/>
-                <w:szCs w:val="28"/>
-                <w:lang w:val="en-US"/>
-              </w:rPr>
-              <w:t>TextBox_FrameWidth_</w:t>
-            </w:r>
-            <w:proofErr w:type="gramStart"/>
-            <w:r>
-              <w:rPr>
-                <w:sz w:val="28"/>
-                <w:szCs w:val="28"/>
-                <w:lang w:val="en-US"/>
-              </w:rPr>
-              <w:t>Leave</w:t>
-            </w:r>
-            <w:proofErr w:type="spellEnd"/>
-            <w:r>
-              <w:rPr>
-                <w:sz w:val="28"/>
-                <w:szCs w:val="28"/>
-                <w:lang w:val="en-US"/>
-              </w:rPr>
-              <w:t>(</w:t>
-            </w:r>
-            <w:proofErr w:type="gramEnd"/>
-            <w:r>
-              <w:rPr>
-                <w:sz w:val="28"/>
-                <w:szCs w:val="28"/>
-                <w:lang w:val="en-US"/>
-              </w:rPr>
-              <w:t>)</w:t>
-            </w:r>
-          </w:p>
-        </w:tc>
-        <w:tc>
-          <w:tcPr>
-            <w:tcW w:w="1189" w:type="pct"/>
-          </w:tcPr>
-          <w:p>
-            <w:pPr>
-              <w:tabs>
-                <w:tab w:val="left" w:pos="0"/>
-              </w:tabs>
-              <w:spacing w:line="276" w:lineRule="auto"/>
-              <w:ind w:right="-51"/>
-              <w:jc w:val="center"/>
-              <w:rPr>
-                <w:sz w:val="28"/>
-                <w:szCs w:val="28"/>
-                <w:lang w:val="en-US"/>
-              </w:rPr>
-            </w:pPr>
-            <w:r>
-              <w:rPr>
-                <w:sz w:val="28"/>
-                <w:szCs w:val="28"/>
+            <w:tcW w:w="1363" w:type="pct"/>
+          </w:tcPr>
+          <w:p>
+            <w:pPr>
+              <w:tabs>
+                <w:tab w:val="left" w:pos="0"/>
+              </w:tabs>
+              <w:jc w:val="center"/>
+              <w:rPr>
+                <w:sz w:val="24"/>
+                <w:szCs w:val="24"/>
+                <w:lang w:val="en-US"/>
+              </w:rPr>
+            </w:pPr>
+            <w:r>
+              <w:rPr>
+                <w:sz w:val="24"/>
+                <w:szCs w:val="24"/>
+                <w:lang w:val="en-US"/>
+              </w:rPr>
+              <w:t>TextBox_FrameWidth_Leave()</w:t>
+            </w:r>
+          </w:p>
+        </w:tc>
+        <w:tc>
+          <w:tcPr>
+            <w:tcW w:w="1364" w:type="pct"/>
+          </w:tcPr>
+          <w:p>
+            <w:pPr>
+              <w:tabs>
+                <w:tab w:val="left" w:pos="0"/>
+              </w:tabs>
+              <w:jc w:val="center"/>
+              <w:rPr>
+                <w:sz w:val="24"/>
+                <w:szCs w:val="24"/>
+                <w:lang w:val="en-US"/>
+              </w:rPr>
+            </w:pPr>
+            <w:r>
+              <w:rPr>
+                <w:sz w:val="24"/>
+                <w:szCs w:val="24"/>
+              </w:rPr>
+              <w:t>object, EventArgs</w:t>
+            </w:r>
+          </w:p>
+        </w:tc>
+        <w:tc>
+          <w:tcPr>
+            <w:tcW w:w="1063" w:type="pct"/>
+          </w:tcPr>
+          <w:p>
+            <w:pPr>
+              <w:tabs>
+                <w:tab w:val="left" w:pos="0"/>
+              </w:tabs>
+              <w:jc w:val="center"/>
+              <w:rPr>
+                <w:sz w:val="24"/>
+                <w:szCs w:val="24"/>
+                <w:lang w:val="en-US"/>
+              </w:rPr>
+            </w:pPr>
+            <w:r>
+              <w:rPr>
+                <w:sz w:val="24"/>
+                <w:szCs w:val="24"/>
                 <w:lang w:val="en-US"/>
               </w:rPr>
               <w:t>void</w:t>
@@ -7939,25 +7314,23 @@
         </w:tc>
         <w:tc>
           <w:tcPr>
-            <w:tcW w:w="1691" w:type="pct"/>
-          </w:tcPr>
-          <w:p>
-            <w:pPr>
-              <w:tabs>
-                <w:tab w:val="left" w:pos="0"/>
-              </w:tabs>
-              <w:spacing w:line="276" w:lineRule="auto"/>
-              <w:ind w:right="-51"/>
-              <w:jc w:val="center"/>
-              <w:rPr>
-                <w:sz w:val="28"/>
-                <w:szCs w:val="28"/>
-              </w:rPr>
-            </w:pPr>
-            <w:r>
-              <w:rPr>
-                <w:sz w:val="28"/>
-                <w:szCs w:val="28"/>
+            <w:tcW w:w="1210" w:type="pct"/>
+          </w:tcPr>
+          <w:p>
+            <w:pPr>
+              <w:tabs>
+                <w:tab w:val="left" w:pos="0"/>
+              </w:tabs>
+              <w:jc w:val="center"/>
+              <w:rPr>
+                <w:sz w:val="24"/>
+                <w:szCs w:val="24"/>
+              </w:rPr>
+            </w:pPr>
+            <w:r>
+              <w:rPr>
+                <w:sz w:val="24"/>
+                <w:szCs w:val="24"/>
               </w:rPr>
               <w:t>Валидация введенного значения ширины рамки L1</w:t>
             </w:r>
@@ -7970,82 +7343,75 @@
         </w:trPr>
         <w:tc>
           <w:tcPr>
-            <w:tcW w:w="2120" w:type="pct"/>
-          </w:tcPr>
-          <w:p>
-            <w:pPr>
-              <w:tabs>
-                <w:tab w:val="left" w:pos="0"/>
-              </w:tabs>
-              <w:spacing w:line="276" w:lineRule="auto"/>
-              <w:ind w:right="-51"/>
-              <w:jc w:val="center"/>
-              <w:rPr>
-                <w:sz w:val="28"/>
-                <w:szCs w:val="28"/>
-                <w:lang w:val="en-US"/>
-              </w:rPr>
-            </w:pPr>
-            <w:proofErr w:type="spellStart"/>
-            <w:r>
-              <w:rPr>
-                <w:sz w:val="28"/>
-                <w:szCs w:val="28"/>
-                <w:lang w:val="en-US"/>
-              </w:rPr>
-              <w:t>TextBox_FrameHeight_</w:t>
-            </w:r>
-            <w:proofErr w:type="gramStart"/>
-            <w:r>
-              <w:rPr>
-                <w:sz w:val="28"/>
-                <w:szCs w:val="28"/>
-                <w:lang w:val="en-US"/>
-              </w:rPr>
-              <w:t>Leave</w:t>
-            </w:r>
-            <w:proofErr w:type="spellEnd"/>
-            <w:r>
-              <w:rPr>
-                <w:sz w:val="28"/>
-                <w:szCs w:val="28"/>
-                <w:lang w:val="en-US"/>
-              </w:rPr>
-              <w:t>(</w:t>
-            </w:r>
-            <w:proofErr w:type="gramEnd"/>
-            <w:r>
-              <w:rPr>
-                <w:sz w:val="28"/>
-                <w:szCs w:val="28"/>
-                <w:lang w:val="en-US"/>
-              </w:rPr>
-              <w:t>)</w:t>
-            </w:r>
-          </w:p>
-        </w:tc>
-        <w:tc>
-          <w:tcPr>
-            <w:tcW w:w="1189" w:type="pct"/>
-          </w:tcPr>
-          <w:p>
-            <w:pPr>
-              <w:tabs>
-                <w:tab w:val="left" w:pos="0"/>
-              </w:tabs>
-              <w:spacing w:line="276" w:lineRule="auto"/>
-              <w:ind w:right="-51"/>
-              <w:jc w:val="center"/>
-              <w:rPr>
-                <w:sz w:val="28"/>
-                <w:szCs w:val="28"/>
-                <w:lang w:val="en-US"/>
-              </w:rPr>
-            </w:pPr>
-            <w:r>
-              <w:rPr>
-                <w:sz w:val="28"/>
-                <w:szCs w:val="28"/>
+            <w:tcW w:w="1363" w:type="pct"/>
+          </w:tcPr>
+          <w:p>
+            <w:pPr>
+              <w:tabs>
+                <w:tab w:val="left" w:pos="0"/>
+              </w:tabs>
+              <w:jc w:val="center"/>
+              <w:rPr>
+                <w:sz w:val="24"/>
+                <w:szCs w:val="24"/>
+                <w:lang w:val="en-US"/>
+              </w:rPr>
+            </w:pPr>
+            <w:r>
+              <w:rPr>
+                <w:sz w:val="24"/>
+                <w:szCs w:val="24"/>
+                <w:lang w:val="en-US"/>
+              </w:rPr>
+              <w:t>TextBox_FrameHeight_Leave()</w:t>
+            </w:r>
+          </w:p>
+        </w:tc>
+        <w:tc>
+          <w:tcPr>
+            <w:tcW w:w="1364" w:type="pct"/>
+          </w:tcPr>
+          <w:p>
+            <w:pPr>
+              <w:tabs>
+                <w:tab w:val="left" w:pos="0"/>
+              </w:tabs>
+              <w:jc w:val="center"/>
+              <w:rPr>
+                <w:sz w:val="24"/>
+                <w:szCs w:val="24"/>
+                <w:lang w:val="en-US"/>
+              </w:rPr>
+            </w:pPr>
+            <w:r>
+              <w:rPr>
+                <w:sz w:val="24"/>
+                <w:szCs w:val="24"/>
+              </w:rPr>
+              <w:t>object, EventArgs</w:t>
+            </w:r>
+          </w:p>
+        </w:tc>
+        <w:tc>
+          <w:tcPr>
+            <w:tcW w:w="1063" w:type="pct"/>
+          </w:tcPr>
+          <w:p>
+            <w:pPr>
+              <w:tabs>
+                <w:tab w:val="left" w:pos="0"/>
+              </w:tabs>
+              <w:jc w:val="center"/>
+              <w:rPr>
+                <w:sz w:val="24"/>
+                <w:szCs w:val="24"/>
+                <w:lang w:val="en-US"/>
+              </w:rPr>
+            </w:pPr>
+            <w:r>
+              <w:rPr>
+                <w:sz w:val="24"/>
+                <w:szCs w:val="24"/>
                 <w:lang w:val="en-US"/>
               </w:rPr>
               <w:t>void</w:t>
@@ -8054,25 +7420,23 @@
         </w:tc>
         <w:tc>
           <w:tcPr>
-            <w:tcW w:w="1691" w:type="pct"/>
-          </w:tcPr>
-          <w:p>
-            <w:pPr>
-              <w:tabs>
-                <w:tab w:val="left" w:pos="0"/>
-              </w:tabs>
-              <w:spacing w:line="276" w:lineRule="auto"/>
-              <w:ind w:right="-51"/>
-              <w:jc w:val="center"/>
-              <w:rPr>
-                <w:sz w:val="28"/>
-                <w:szCs w:val="28"/>
-              </w:rPr>
-            </w:pPr>
-            <w:r>
-              <w:rPr>
-                <w:sz w:val="28"/>
-                <w:szCs w:val="28"/>
+            <w:tcW w:w="1210" w:type="pct"/>
+          </w:tcPr>
+          <w:p>
+            <w:pPr>
+              <w:tabs>
+                <w:tab w:val="left" w:pos="0"/>
+              </w:tabs>
+              <w:jc w:val="center"/>
+              <w:rPr>
+                <w:sz w:val="24"/>
+                <w:szCs w:val="24"/>
+              </w:rPr>
+            </w:pPr>
+            <w:r>
+              <w:rPr>
+                <w:sz w:val="24"/>
+                <w:szCs w:val="24"/>
               </w:rPr>
               <w:t>Валидация введенного значения высоты рамки H1</w:t>
             </w:r>
@@ -8085,82 +7449,75 @@
         </w:trPr>
         <w:tc>
           <w:tcPr>
-            <w:tcW w:w="2120" w:type="pct"/>
-          </w:tcPr>
-          <w:p>
-            <w:pPr>
-              <w:tabs>
-                <w:tab w:val="left" w:pos="0"/>
-              </w:tabs>
-              <w:spacing w:line="276" w:lineRule="auto"/>
-              <w:ind w:right="-51"/>
-              <w:jc w:val="center"/>
-              <w:rPr>
-                <w:sz w:val="28"/>
-                <w:szCs w:val="28"/>
-                <w:lang w:val="en-US"/>
-              </w:rPr>
-            </w:pPr>
-            <w:proofErr w:type="spellStart"/>
-            <w:r>
-              <w:rPr>
-                <w:sz w:val="28"/>
-                <w:szCs w:val="28"/>
-                <w:lang w:val="en-US"/>
-              </w:rPr>
-              <w:t>TextBox_BorderWidth_</w:t>
-            </w:r>
-            <w:proofErr w:type="gramStart"/>
-            <w:r>
-              <w:rPr>
-                <w:sz w:val="28"/>
-                <w:szCs w:val="28"/>
-                <w:lang w:val="en-US"/>
-              </w:rPr>
-              <w:t>Leave</w:t>
-            </w:r>
-            <w:proofErr w:type="spellEnd"/>
-            <w:r>
-              <w:rPr>
-                <w:sz w:val="28"/>
-                <w:szCs w:val="28"/>
-                <w:lang w:val="en-US"/>
-              </w:rPr>
-              <w:t>(</w:t>
-            </w:r>
-            <w:proofErr w:type="gramEnd"/>
-            <w:r>
-              <w:rPr>
-                <w:sz w:val="28"/>
-                <w:szCs w:val="28"/>
-                <w:lang w:val="en-US"/>
-              </w:rPr>
-              <w:t>)</w:t>
-            </w:r>
-          </w:p>
-        </w:tc>
-        <w:tc>
-          <w:tcPr>
-            <w:tcW w:w="1189" w:type="pct"/>
-          </w:tcPr>
-          <w:p>
-            <w:pPr>
-              <w:tabs>
-                <w:tab w:val="left" w:pos="0"/>
-              </w:tabs>
-              <w:spacing w:line="276" w:lineRule="auto"/>
-              <w:ind w:right="-51"/>
-              <w:jc w:val="center"/>
-              <w:rPr>
-                <w:sz w:val="28"/>
-                <w:szCs w:val="28"/>
-                <w:lang w:val="en-US"/>
-              </w:rPr>
-            </w:pPr>
-            <w:r>
-              <w:rPr>
-                <w:sz w:val="28"/>
-                <w:szCs w:val="28"/>
+            <w:tcW w:w="1363" w:type="pct"/>
+          </w:tcPr>
+          <w:p>
+            <w:pPr>
+              <w:tabs>
+                <w:tab w:val="left" w:pos="0"/>
+              </w:tabs>
+              <w:jc w:val="center"/>
+              <w:rPr>
+                <w:sz w:val="24"/>
+                <w:szCs w:val="24"/>
+                <w:lang w:val="en-US"/>
+              </w:rPr>
+            </w:pPr>
+            <w:r>
+              <w:rPr>
+                <w:sz w:val="24"/>
+                <w:szCs w:val="24"/>
+                <w:lang w:val="en-US"/>
+              </w:rPr>
+              <w:t>TextBox_BorderWidth_Leave()</w:t>
+            </w:r>
+          </w:p>
+        </w:tc>
+        <w:tc>
+          <w:tcPr>
+            <w:tcW w:w="1364" w:type="pct"/>
+          </w:tcPr>
+          <w:p>
+            <w:pPr>
+              <w:tabs>
+                <w:tab w:val="left" w:pos="0"/>
+              </w:tabs>
+              <w:jc w:val="center"/>
+              <w:rPr>
+                <w:sz w:val="24"/>
+                <w:szCs w:val="24"/>
+                <w:lang w:val="en-US"/>
+              </w:rPr>
+            </w:pPr>
+            <w:r>
+              <w:rPr>
+                <w:sz w:val="24"/>
+                <w:szCs w:val="24"/>
+              </w:rPr>
+              <w:t>object, EventArgs</w:t>
+            </w:r>
+          </w:p>
+        </w:tc>
+        <w:tc>
+          <w:tcPr>
+            <w:tcW w:w="1063" w:type="pct"/>
+          </w:tcPr>
+          <w:p>
+            <w:pPr>
+              <w:tabs>
+                <w:tab w:val="left" w:pos="0"/>
+              </w:tabs>
+              <w:jc w:val="center"/>
+              <w:rPr>
+                <w:sz w:val="24"/>
+                <w:szCs w:val="24"/>
+                <w:lang w:val="en-US"/>
+              </w:rPr>
+            </w:pPr>
+            <w:r>
+              <w:rPr>
+                <w:sz w:val="24"/>
+                <w:szCs w:val="24"/>
                 <w:lang w:val="en-US"/>
               </w:rPr>
               <w:t>void</w:t>
@@ -8169,25 +7526,23 @@
         </w:tc>
         <w:tc>
           <w:tcPr>
-            <w:tcW w:w="1691" w:type="pct"/>
-          </w:tcPr>
-          <w:p>
-            <w:pPr>
-              <w:tabs>
-                <w:tab w:val="left" w:pos="0"/>
-              </w:tabs>
-              <w:spacing w:line="276" w:lineRule="auto"/>
-              <w:ind w:right="-51"/>
-              <w:jc w:val="center"/>
-              <w:rPr>
-                <w:sz w:val="28"/>
-                <w:szCs w:val="28"/>
-              </w:rPr>
-            </w:pPr>
-            <w:r>
-              <w:rPr>
-                <w:sz w:val="28"/>
-                <w:szCs w:val="28"/>
+            <w:tcW w:w="1210" w:type="pct"/>
+          </w:tcPr>
+          <w:p>
+            <w:pPr>
+              <w:tabs>
+                <w:tab w:val="left" w:pos="0"/>
+              </w:tabs>
+              <w:jc w:val="center"/>
+              <w:rPr>
+                <w:sz w:val="24"/>
+                <w:szCs w:val="24"/>
+              </w:rPr>
+            </w:pPr>
+            <w:r>
+              <w:rPr>
+                <w:sz w:val="24"/>
+                <w:szCs w:val="24"/>
               </w:rPr>
               <w:t>Валидация введенного значения ширины окантовки багета W</w:t>
             </w:r>
@@ -8200,82 +7555,75 @@
         </w:trPr>
         <w:tc>
           <w:tcPr>
-            <w:tcW w:w="2120" w:type="pct"/>
-          </w:tcPr>
-          <w:p>
-            <w:pPr>
-              <w:tabs>
-                <w:tab w:val="left" w:pos="0"/>
-              </w:tabs>
-              <w:spacing w:line="276" w:lineRule="auto"/>
-              <w:ind w:right="-51"/>
-              <w:jc w:val="center"/>
-              <w:rPr>
-                <w:sz w:val="28"/>
-                <w:szCs w:val="28"/>
-                <w:lang w:val="en-US"/>
-              </w:rPr>
-            </w:pPr>
-            <w:proofErr w:type="spellStart"/>
-            <w:r>
-              <w:rPr>
-                <w:sz w:val="28"/>
-                <w:szCs w:val="28"/>
-                <w:lang w:val="en-US"/>
-              </w:rPr>
-              <w:t>TextBox_FrameThickness_</w:t>
-            </w:r>
-            <w:proofErr w:type="gramStart"/>
-            <w:r>
-              <w:rPr>
-                <w:sz w:val="28"/>
-                <w:szCs w:val="28"/>
-                <w:lang w:val="en-US"/>
-              </w:rPr>
-              <w:t>Leave</w:t>
-            </w:r>
-            <w:proofErr w:type="spellEnd"/>
-            <w:r>
-              <w:rPr>
-                <w:sz w:val="28"/>
-                <w:szCs w:val="28"/>
-                <w:lang w:val="en-US"/>
-              </w:rPr>
-              <w:t>(</w:t>
-            </w:r>
-            <w:proofErr w:type="gramEnd"/>
-            <w:r>
-              <w:rPr>
-                <w:sz w:val="28"/>
-                <w:szCs w:val="28"/>
-                <w:lang w:val="en-US"/>
-              </w:rPr>
-              <w:t>)</w:t>
-            </w:r>
-          </w:p>
-        </w:tc>
-        <w:tc>
-          <w:tcPr>
-            <w:tcW w:w="1189" w:type="pct"/>
-          </w:tcPr>
-          <w:p>
-            <w:pPr>
-              <w:tabs>
-                <w:tab w:val="left" w:pos="0"/>
-              </w:tabs>
-              <w:spacing w:line="276" w:lineRule="auto"/>
-              <w:ind w:right="-51"/>
-              <w:jc w:val="center"/>
-              <w:rPr>
-                <w:sz w:val="28"/>
-                <w:szCs w:val="28"/>
-                <w:lang w:val="en-US"/>
-              </w:rPr>
-            </w:pPr>
-            <w:r>
-              <w:rPr>
-                <w:sz w:val="28"/>
-                <w:szCs w:val="28"/>
+            <w:tcW w:w="1363" w:type="pct"/>
+          </w:tcPr>
+          <w:p>
+            <w:pPr>
+              <w:tabs>
+                <w:tab w:val="left" w:pos="0"/>
+              </w:tabs>
+              <w:jc w:val="center"/>
+              <w:rPr>
+                <w:sz w:val="24"/>
+                <w:szCs w:val="24"/>
+                <w:lang w:val="en-US"/>
+              </w:rPr>
+            </w:pPr>
+            <w:r>
+              <w:rPr>
+                <w:sz w:val="24"/>
+                <w:szCs w:val="24"/>
+                <w:lang w:val="en-US"/>
+              </w:rPr>
+              <w:t>TextBox_FrameThickness_Leave()</w:t>
+            </w:r>
+          </w:p>
+        </w:tc>
+        <w:tc>
+          <w:tcPr>
+            <w:tcW w:w="1364" w:type="pct"/>
+          </w:tcPr>
+          <w:p>
+            <w:pPr>
+              <w:tabs>
+                <w:tab w:val="left" w:pos="0"/>
+              </w:tabs>
+              <w:jc w:val="center"/>
+              <w:rPr>
+                <w:sz w:val="24"/>
+                <w:szCs w:val="24"/>
+                <w:lang w:val="en-US"/>
+              </w:rPr>
+            </w:pPr>
+            <w:r>
+              <w:rPr>
+                <w:sz w:val="24"/>
+                <w:szCs w:val="24"/>
+              </w:rPr>
+              <w:t>object, EventArgs</w:t>
+            </w:r>
+          </w:p>
+        </w:tc>
+        <w:tc>
+          <w:tcPr>
+            <w:tcW w:w="1063" w:type="pct"/>
+          </w:tcPr>
+          <w:p>
+            <w:pPr>
+              <w:tabs>
+                <w:tab w:val="left" w:pos="0"/>
+              </w:tabs>
+              <w:jc w:val="center"/>
+              <w:rPr>
+                <w:sz w:val="24"/>
+                <w:szCs w:val="24"/>
+                <w:lang w:val="en-US"/>
+              </w:rPr>
+            </w:pPr>
+            <w:r>
+              <w:rPr>
+                <w:sz w:val="24"/>
+                <w:szCs w:val="24"/>
                 <w:lang w:val="en-US"/>
               </w:rPr>
               <w:t>void</w:t>
@@ -8284,25 +7632,23 @@
         </w:tc>
         <w:tc>
           <w:tcPr>
-            <w:tcW w:w="1691" w:type="pct"/>
-          </w:tcPr>
-          <w:p>
-            <w:pPr>
-              <w:tabs>
-                <w:tab w:val="left" w:pos="0"/>
-              </w:tabs>
-              <w:spacing w:line="276" w:lineRule="auto"/>
-              <w:ind w:right="-51"/>
-              <w:jc w:val="center"/>
-              <w:rPr>
-                <w:sz w:val="28"/>
-                <w:szCs w:val="28"/>
-              </w:rPr>
-            </w:pPr>
-            <w:r>
-              <w:rPr>
-                <w:sz w:val="28"/>
-                <w:szCs w:val="28"/>
+            <w:tcW w:w="1210" w:type="pct"/>
+          </w:tcPr>
+          <w:p>
+            <w:pPr>
+              <w:tabs>
+                <w:tab w:val="left" w:pos="0"/>
+              </w:tabs>
+              <w:jc w:val="center"/>
+              <w:rPr>
+                <w:sz w:val="24"/>
+                <w:szCs w:val="24"/>
+              </w:rPr>
+            </w:pPr>
+            <w:r>
+              <w:rPr>
+                <w:sz w:val="24"/>
+                <w:szCs w:val="24"/>
               </w:rPr>
               <w:t>Валидация введенного значения толщины рамки b</w:t>
             </w:r>
@@ -8315,82 +7661,75 @@
         </w:trPr>
         <w:tc>
           <w:tcPr>
-            <w:tcW w:w="2120" w:type="pct"/>
-          </w:tcPr>
-          <w:p>
-            <w:pPr>
-              <w:tabs>
-                <w:tab w:val="left" w:pos="0"/>
-              </w:tabs>
-              <w:spacing w:line="276" w:lineRule="auto"/>
-              <w:ind w:right="-51"/>
-              <w:jc w:val="center"/>
-              <w:rPr>
-                <w:sz w:val="28"/>
-                <w:szCs w:val="28"/>
-                <w:lang w:val="en-US"/>
-              </w:rPr>
-            </w:pPr>
-            <w:proofErr w:type="spellStart"/>
-            <w:r>
-              <w:rPr>
-                <w:sz w:val="28"/>
-                <w:szCs w:val="28"/>
-                <w:lang w:val="en-US"/>
-              </w:rPr>
-              <w:t>TextBox_StandAngle_</w:t>
-            </w:r>
-            <w:proofErr w:type="gramStart"/>
-            <w:r>
-              <w:rPr>
-                <w:sz w:val="28"/>
-                <w:szCs w:val="28"/>
-                <w:lang w:val="en-US"/>
-              </w:rPr>
-              <w:t>Leave</w:t>
-            </w:r>
-            <w:proofErr w:type="spellEnd"/>
-            <w:r>
-              <w:rPr>
-                <w:sz w:val="28"/>
-                <w:szCs w:val="28"/>
-                <w:lang w:val="en-US"/>
-              </w:rPr>
-              <w:t>(</w:t>
-            </w:r>
-            <w:proofErr w:type="gramEnd"/>
-            <w:r>
-              <w:rPr>
-                <w:sz w:val="28"/>
-                <w:szCs w:val="28"/>
-                <w:lang w:val="en-US"/>
-              </w:rPr>
-              <w:t>)</w:t>
-            </w:r>
-          </w:p>
-        </w:tc>
-        <w:tc>
-          <w:tcPr>
-            <w:tcW w:w="1189" w:type="pct"/>
-          </w:tcPr>
-          <w:p>
-            <w:pPr>
-              <w:tabs>
-                <w:tab w:val="left" w:pos="0"/>
-              </w:tabs>
-              <w:spacing w:line="276" w:lineRule="auto"/>
-              <w:ind w:right="-51"/>
-              <w:jc w:val="center"/>
-              <w:rPr>
-                <w:sz w:val="28"/>
-                <w:szCs w:val="28"/>
-                <w:lang w:val="en-US"/>
-              </w:rPr>
-            </w:pPr>
-            <w:r>
-              <w:rPr>
-                <w:sz w:val="28"/>
-                <w:szCs w:val="28"/>
+            <w:tcW w:w="1363" w:type="pct"/>
+          </w:tcPr>
+          <w:p>
+            <w:pPr>
+              <w:tabs>
+                <w:tab w:val="left" w:pos="0"/>
+              </w:tabs>
+              <w:jc w:val="center"/>
+              <w:rPr>
+                <w:sz w:val="24"/>
+                <w:szCs w:val="24"/>
+                <w:lang w:val="en-US"/>
+              </w:rPr>
+            </w:pPr>
+            <w:r>
+              <w:rPr>
+                <w:sz w:val="24"/>
+                <w:szCs w:val="24"/>
+                <w:lang w:val="en-US"/>
+              </w:rPr>
+              <w:t>TextBox_StandAngle_Leave()</w:t>
+            </w:r>
+          </w:p>
+        </w:tc>
+        <w:tc>
+          <w:tcPr>
+            <w:tcW w:w="1364" w:type="pct"/>
+          </w:tcPr>
+          <w:p>
+            <w:pPr>
+              <w:tabs>
+                <w:tab w:val="left" w:pos="0"/>
+              </w:tabs>
+              <w:jc w:val="center"/>
+              <w:rPr>
+                <w:sz w:val="24"/>
+                <w:szCs w:val="24"/>
+                <w:lang w:val="en-US"/>
+              </w:rPr>
+            </w:pPr>
+            <w:r>
+              <w:rPr>
+                <w:sz w:val="24"/>
+                <w:szCs w:val="24"/>
+              </w:rPr>
+              <w:t>object, EventArgs</w:t>
+            </w:r>
+          </w:p>
+        </w:tc>
+        <w:tc>
+          <w:tcPr>
+            <w:tcW w:w="1063" w:type="pct"/>
+          </w:tcPr>
+          <w:p>
+            <w:pPr>
+              <w:tabs>
+                <w:tab w:val="left" w:pos="0"/>
+              </w:tabs>
+              <w:jc w:val="center"/>
+              <w:rPr>
+                <w:sz w:val="24"/>
+                <w:szCs w:val="24"/>
+                <w:lang w:val="en-US"/>
+              </w:rPr>
+            </w:pPr>
+            <w:r>
+              <w:rPr>
+                <w:sz w:val="24"/>
+                <w:szCs w:val="24"/>
                 <w:lang w:val="en-US"/>
               </w:rPr>
               <w:t>void</w:t>
@@ -8399,25 +7738,23 @@
         </w:tc>
         <w:tc>
           <w:tcPr>
-            <w:tcW w:w="1691" w:type="pct"/>
-          </w:tcPr>
-          <w:p>
-            <w:pPr>
-              <w:tabs>
-                <w:tab w:val="left" w:pos="0"/>
-              </w:tabs>
-              <w:spacing w:line="276" w:lineRule="auto"/>
-              <w:ind w:right="-51"/>
-              <w:jc w:val="center"/>
-              <w:rPr>
-                <w:sz w:val="28"/>
-                <w:szCs w:val="28"/>
-              </w:rPr>
-            </w:pPr>
-            <w:r>
-              <w:rPr>
-                <w:sz w:val="28"/>
-                <w:szCs w:val="28"/>
+            <w:tcW w:w="1210" w:type="pct"/>
+          </w:tcPr>
+          <w:p>
+            <w:pPr>
+              <w:tabs>
+                <w:tab w:val="left" w:pos="0"/>
+              </w:tabs>
+              <w:jc w:val="center"/>
+              <w:rPr>
+                <w:sz w:val="24"/>
+                <w:szCs w:val="24"/>
+              </w:rPr>
+            </w:pPr>
+            <w:r>
+              <w:rPr>
+                <w:sz w:val="24"/>
+                <w:szCs w:val="24"/>
               </w:rPr>
               <w:t>Валидация введенного значения угла наклона подставки a</w:t>
             </w:r>
@@ -8430,78 +7767,74 @@
         </w:trPr>
         <w:tc>
           <w:tcPr>
-            <w:tcW w:w="2120" w:type="pct"/>
-          </w:tcPr>
-          <w:p>
-            <w:pPr>
-              <w:tabs>
-                <w:tab w:val="left" w:pos="0"/>
-              </w:tabs>
-              <w:spacing w:line="276" w:lineRule="auto"/>
-              <w:ind w:right="-51"/>
-              <w:jc w:val="center"/>
-              <w:rPr>
-                <w:sz w:val="28"/>
-                <w:szCs w:val="28"/>
-                <w:lang w:val="en-US"/>
-              </w:rPr>
-            </w:pPr>
-            <w:proofErr w:type="spellStart"/>
-            <w:r>
-              <w:rPr>
-                <w:sz w:val="28"/>
-                <w:szCs w:val="28"/>
-              </w:rPr>
-              <w:t>TextBox_</w:t>
-            </w:r>
-            <w:proofErr w:type="gramStart"/>
-            <w:r>
-              <w:rPr>
-                <w:sz w:val="28"/>
-                <w:szCs w:val="28"/>
-              </w:rPr>
-              <w:t>OnlyDigitKeyPress</w:t>
-            </w:r>
-            <w:proofErr w:type="spellEnd"/>
-            <w:r>
-              <w:rPr>
-                <w:sz w:val="28"/>
-                <w:szCs w:val="28"/>
-              </w:rPr>
-              <w:t>(</w:t>
-            </w:r>
-            <w:proofErr w:type="gramEnd"/>
-            <w:r>
-              <w:rPr>
-                <w:sz w:val="28"/>
-                <w:szCs w:val="28"/>
-              </w:rPr>
-              <w:t>)</w:t>
-            </w:r>
-          </w:p>
-        </w:tc>
-        <w:tc>
-          <w:tcPr>
-            <w:tcW w:w="1189" w:type="pct"/>
-          </w:tcPr>
-          <w:p>
-            <w:pPr>
-              <w:tabs>
-                <w:tab w:val="left" w:pos="0"/>
-              </w:tabs>
-              <w:spacing w:line="276" w:lineRule="auto"/>
-              <w:ind w:right="-51"/>
-              <w:jc w:val="center"/>
-              <w:rPr>
-                <w:sz w:val="28"/>
-                <w:szCs w:val="28"/>
-                <w:lang w:val="en-US"/>
-              </w:rPr>
-            </w:pPr>
-            <w:r>
-              <w:rPr>
-                <w:sz w:val="28"/>
-                <w:szCs w:val="28"/>
+            <w:tcW w:w="1363" w:type="pct"/>
+          </w:tcPr>
+          <w:p>
+            <w:pPr>
+              <w:tabs>
+                <w:tab w:val="left" w:pos="0"/>
+              </w:tabs>
+              <w:jc w:val="center"/>
+              <w:rPr>
+                <w:sz w:val="24"/>
+                <w:szCs w:val="24"/>
+                <w:lang w:val="en-US"/>
+              </w:rPr>
+            </w:pPr>
+            <w:r>
+              <w:rPr>
+                <w:sz w:val="24"/>
+                <w:szCs w:val="24"/>
+              </w:rPr>
+              <w:t>TextBox_OnlyDigitKeyPress()</w:t>
+            </w:r>
+          </w:p>
+        </w:tc>
+        <w:tc>
+          <w:tcPr>
+            <w:tcW w:w="1364" w:type="pct"/>
+          </w:tcPr>
+          <w:p>
+            <w:pPr>
+              <w:tabs>
+                <w:tab w:val="left" w:pos="0"/>
+              </w:tabs>
+              <w:jc w:val="center"/>
+              <w:rPr>
+                <w:sz w:val="24"/>
+                <w:szCs w:val="24"/>
+                <w:lang w:val="en-US"/>
+              </w:rPr>
+            </w:pPr>
+            <w:r>
+              <w:rPr>
+                <w:sz w:val="24"/>
+                <w:szCs w:val="24"/>
+              </w:rPr>
+              <w:t>object, KeyPressEventArgs</w:t>
+            </w:r>
+          </w:p>
+        </w:tc>
+        <w:tc>
+          <w:tcPr>
+            <w:tcW w:w="1063" w:type="pct"/>
+          </w:tcPr>
+          <w:p>
+            <w:pPr>
+              <w:tabs>
+                <w:tab w:val="left" w:pos="0"/>
+              </w:tabs>
+              <w:jc w:val="center"/>
+              <w:rPr>
+                <w:sz w:val="24"/>
+                <w:szCs w:val="24"/>
+                <w:lang w:val="en-US"/>
+              </w:rPr>
+            </w:pPr>
+            <w:r>
+              <w:rPr>
+                <w:sz w:val="24"/>
+                <w:szCs w:val="24"/>
                 <w:lang w:val="en-US"/>
               </w:rPr>
               <w:t>void</w:t>
@@ -8510,25 +7843,23 @@
         </w:tc>
         <w:tc>
           <w:tcPr>
-            <w:tcW w:w="1691" w:type="pct"/>
-          </w:tcPr>
-          <w:p>
-            <w:pPr>
-              <w:tabs>
-                <w:tab w:val="left" w:pos="0"/>
-              </w:tabs>
-              <w:spacing w:line="276" w:lineRule="auto"/>
-              <w:ind w:right="-51"/>
-              <w:jc w:val="center"/>
-              <w:rPr>
-                <w:sz w:val="28"/>
-                <w:szCs w:val="28"/>
-              </w:rPr>
-            </w:pPr>
-            <w:r>
-              <w:rPr>
-                <w:sz w:val="28"/>
-                <w:szCs w:val="28"/>
+            <w:tcW w:w="1210" w:type="pct"/>
+          </w:tcPr>
+          <w:p>
+            <w:pPr>
+              <w:tabs>
+                <w:tab w:val="left" w:pos="0"/>
+              </w:tabs>
+              <w:jc w:val="center"/>
+              <w:rPr>
+                <w:sz w:val="24"/>
+                <w:szCs w:val="24"/>
+              </w:rPr>
+            </w:pPr>
+            <w:r>
+              <w:rPr>
+                <w:sz w:val="24"/>
+                <w:szCs w:val="24"/>
               </w:rPr>
               <w:t>Обработчик событий, позволяющий вводить в поля только цифры</w:t>
             </w:r>
@@ -8541,71 +7872,81 @@
         </w:trPr>
         <w:tc>
           <w:tcPr>
-            <w:tcW w:w="2120" w:type="pct"/>
-          </w:tcPr>
-          <w:p>
-            <w:pPr>
-              <w:tabs>
-                <w:tab w:val="left" w:pos="0"/>
-              </w:tabs>
-              <w:spacing w:line="276" w:lineRule="auto"/>
-              <w:ind w:right="-51"/>
-              <w:jc w:val="center"/>
-              <w:rPr>
-                <w:sz w:val="28"/>
-                <w:szCs w:val="28"/>
-              </w:rPr>
-            </w:pPr>
-            <w:proofErr w:type="spellStart"/>
-            <w:proofErr w:type="gramStart"/>
-            <w:r>
-              <w:rPr>
-                <w:sz w:val="28"/>
-                <w:szCs w:val="28"/>
+            <w:tcW w:w="1363" w:type="pct"/>
+          </w:tcPr>
+          <w:p>
+            <w:pPr>
+              <w:tabs>
+                <w:tab w:val="left" w:pos="0"/>
+              </w:tabs>
+              <w:jc w:val="center"/>
+              <w:rPr>
+                <w:sz w:val="24"/>
+                <w:szCs w:val="24"/>
+              </w:rPr>
+            </w:pPr>
+            <w:r>
+              <w:rPr>
+                <w:sz w:val="24"/>
+                <w:szCs w:val="24"/>
                 <w:lang w:val="en-US"/>
               </w:rPr>
               <w:t>SetColors</w:t>
             </w:r>
-            <w:proofErr w:type="spellEnd"/>
-            <w:r>
-              <w:rPr>
-                <w:sz w:val="28"/>
-                <w:szCs w:val="28"/>
-              </w:rPr>
-              <w:t>(</w:t>
-            </w:r>
-            <w:proofErr w:type="gramEnd"/>
-            <w:r>
-              <w:rPr>
-                <w:sz w:val="28"/>
-                <w:szCs w:val="28"/>
-              </w:rPr>
-              <w:t>)</w:t>
-            </w:r>
-          </w:p>
-        </w:tc>
-        <w:tc>
-          <w:tcPr>
-            <w:tcW w:w="1189" w:type="pct"/>
-          </w:tcPr>
-          <w:p>
-            <w:pPr>
-              <w:tabs>
-                <w:tab w:val="left" w:pos="0"/>
-              </w:tabs>
-              <w:spacing w:line="276" w:lineRule="auto"/>
-              <w:ind w:right="-51"/>
-              <w:jc w:val="center"/>
-              <w:rPr>
-                <w:sz w:val="28"/>
-                <w:szCs w:val="28"/>
-                <w:lang w:val="en-US"/>
-              </w:rPr>
-            </w:pPr>
-            <w:r>
-              <w:rPr>
-                <w:sz w:val="28"/>
-                <w:szCs w:val="28"/>
+            <w:r>
+              <w:rPr>
+                <w:sz w:val="24"/>
+                <w:szCs w:val="24"/>
+              </w:rPr>
+              <w:t>()</w:t>
+            </w:r>
+          </w:p>
+        </w:tc>
+        <w:tc>
+          <w:tcPr>
+            <w:tcW w:w="1364" w:type="pct"/>
+          </w:tcPr>
+          <w:p>
+            <w:pPr>
+              <w:tabs>
+                <w:tab w:val="left" w:pos="0"/>
+              </w:tabs>
+              <w:jc w:val="center"/>
+              <w:rPr>
+                <w:sz w:val="24"/>
+                <w:szCs w:val="24"/>
+              </w:rPr>
+            </w:pPr>
+            <w:r>
+              <w:rPr>
+                <w:sz w:val="24"/>
+                <w:szCs w:val="24"/>
+                <w:lang w:val="en-US"/>
+              </w:rPr>
+              <w:t>-</w:t>
+            </w:r>
+          </w:p>
+        </w:tc>
+        <w:tc>
+          <w:tcPr>
+            <w:tcW w:w="1063" w:type="pct"/>
+          </w:tcPr>
+          <w:p>
+            <w:pPr>
+              <w:tabs>
+                <w:tab w:val="left" w:pos="0"/>
+              </w:tabs>
+              <w:jc w:val="center"/>
+              <w:rPr>
+                <w:sz w:val="24"/>
+                <w:szCs w:val="24"/>
+                <w:lang w:val="en-US"/>
+              </w:rPr>
+            </w:pPr>
+            <w:r>
+              <w:rPr>
+                <w:sz w:val="24"/>
+                <w:szCs w:val="24"/>
                 <w:lang w:val="en-US"/>
               </w:rPr>
               <w:t>void</w:t>
@@ -8614,25 +7955,23 @@
         </w:tc>
         <w:tc>
           <w:tcPr>
-            <w:tcW w:w="1691" w:type="pct"/>
-          </w:tcPr>
-          <w:p>
-            <w:pPr>
-              <w:tabs>
-                <w:tab w:val="left" w:pos="0"/>
-              </w:tabs>
-              <w:spacing w:line="276" w:lineRule="auto"/>
-              <w:ind w:right="-51"/>
-              <w:jc w:val="center"/>
-              <w:rPr>
-                <w:sz w:val="28"/>
-                <w:szCs w:val="28"/>
-              </w:rPr>
-            </w:pPr>
-            <w:r>
-              <w:rPr>
-                <w:sz w:val="28"/>
-                <w:szCs w:val="28"/>
+            <w:tcW w:w="1210" w:type="pct"/>
+          </w:tcPr>
+          <w:p>
+            <w:pPr>
+              <w:tabs>
+                <w:tab w:val="left" w:pos="0"/>
+              </w:tabs>
+              <w:jc w:val="center"/>
+              <w:rPr>
+                <w:sz w:val="24"/>
+                <w:szCs w:val="24"/>
+              </w:rPr>
+            </w:pPr>
+            <w:r>
+              <w:rPr>
+                <w:sz w:val="24"/>
+                <w:szCs w:val="24"/>
               </w:rPr>
               <w:t>Присваивает цвет для фона поля для ввода</w:t>
             </w:r>
@@ -8640,6 +7979,20 @@
         </w:tc>
       </w:tr>
     </w:tbl>
+    <w:p>
+      <w:pPr>
+        <w:tabs>
+          <w:tab w:val="left" w:pos="0"/>
+        </w:tabs>
+        <w:spacing w:line="360" w:lineRule="auto"/>
+        <w:ind w:right="-51"/>
+        <w:jc w:val="both"/>
+        <w:rPr>
+          <w:sz w:val="28"/>
+          <w:szCs w:val="28"/>
+        </w:rPr>
+      </w:pPr>
+    </w:p>
     <w:p>
       <w:pPr>
         <w:tabs>
@@ -8704,18 +8057,16 @@
               <w:tabs>
                 <w:tab w:val="left" w:pos="0"/>
               </w:tabs>
-              <w:spacing w:line="276" w:lineRule="auto"/>
-              <w:ind w:right="-51"/>
-              <w:jc w:val="center"/>
-              <w:rPr>
-                <w:sz w:val="28"/>
-                <w:szCs w:val="28"/>
-              </w:rPr>
-            </w:pPr>
-            <w:r>
-              <w:rPr>
-                <w:sz w:val="28"/>
-                <w:szCs w:val="28"/>
+              <w:jc w:val="center"/>
+              <w:rPr>
+                <w:sz w:val="24"/>
+                <w:szCs w:val="24"/>
+              </w:rPr>
+            </w:pPr>
+            <w:r>
+              <w:rPr>
+                <w:sz w:val="24"/>
+                <w:szCs w:val="24"/>
               </w:rPr>
               <w:t>Название</w:t>
             </w:r>
@@ -8730,18 +8081,16 @@
               <w:tabs>
                 <w:tab w:val="left" w:pos="0"/>
               </w:tabs>
-              <w:spacing w:line="276" w:lineRule="auto"/>
-              <w:ind w:right="-51"/>
-              <w:jc w:val="center"/>
-              <w:rPr>
-                <w:sz w:val="28"/>
-                <w:szCs w:val="28"/>
-              </w:rPr>
-            </w:pPr>
-            <w:r>
-              <w:rPr>
-                <w:sz w:val="28"/>
-                <w:szCs w:val="28"/>
+              <w:jc w:val="center"/>
+              <w:rPr>
+                <w:sz w:val="24"/>
+                <w:szCs w:val="24"/>
+              </w:rPr>
+            </w:pPr>
+            <w:r>
+              <w:rPr>
+                <w:sz w:val="24"/>
+                <w:szCs w:val="24"/>
               </w:rPr>
               <w:t>Тип данных</w:t>
             </w:r>
@@ -8756,18 +8105,16 @@
               <w:tabs>
                 <w:tab w:val="left" w:pos="0"/>
               </w:tabs>
-              <w:spacing w:line="276" w:lineRule="auto"/>
-              <w:ind w:right="-51"/>
-              <w:jc w:val="center"/>
-              <w:rPr>
-                <w:sz w:val="28"/>
-                <w:szCs w:val="28"/>
-              </w:rPr>
-            </w:pPr>
-            <w:r>
-              <w:rPr>
-                <w:sz w:val="28"/>
-                <w:szCs w:val="28"/>
+              <w:jc w:val="center"/>
+              <w:rPr>
+                <w:sz w:val="24"/>
+                <w:szCs w:val="24"/>
+              </w:rPr>
+            </w:pPr>
+            <w:r>
+              <w:rPr>
+                <w:sz w:val="24"/>
+                <w:szCs w:val="24"/>
               </w:rPr>
               <w:t>Описание</w:t>
             </w:r>
@@ -8784,19 +8131,17 @@
               <w:tabs>
                 <w:tab w:val="left" w:pos="0"/>
               </w:tabs>
-              <w:spacing w:line="276" w:lineRule="auto"/>
-              <w:ind w:right="-51"/>
-              <w:jc w:val="center"/>
-              <w:rPr>
-                <w:sz w:val="28"/>
-                <w:szCs w:val="28"/>
-                <w:lang w:val="en-US"/>
-              </w:rPr>
-            </w:pPr>
-            <w:r>
-              <w:rPr>
-                <w:sz w:val="28"/>
-                <w:szCs w:val="28"/>
+              <w:jc w:val="center"/>
+              <w:rPr>
+                <w:sz w:val="24"/>
+                <w:szCs w:val="24"/>
+                <w:lang w:val="en-US"/>
+              </w:rPr>
+            </w:pPr>
+            <w:r>
+              <w:rPr>
+                <w:sz w:val="24"/>
+                <w:szCs w:val="24"/>
                 <w:lang w:val="en-US"/>
               </w:rPr>
               <w:t>_wrapper</w:t>
@@ -8812,19 +8157,17 @@
               <w:tabs>
                 <w:tab w:val="left" w:pos="0"/>
               </w:tabs>
-              <w:spacing w:line="276" w:lineRule="auto"/>
-              <w:ind w:right="-51"/>
-              <w:jc w:val="center"/>
-              <w:rPr>
-                <w:sz w:val="28"/>
-                <w:szCs w:val="28"/>
-                <w:lang w:val="en-US"/>
-              </w:rPr>
-            </w:pPr>
-            <w:r>
-              <w:rPr>
-                <w:sz w:val="28"/>
-                <w:szCs w:val="28"/>
+              <w:jc w:val="center"/>
+              <w:rPr>
+                <w:sz w:val="24"/>
+                <w:szCs w:val="24"/>
+                <w:lang w:val="en-US"/>
+              </w:rPr>
+            </w:pPr>
+            <w:r>
+              <w:rPr>
+                <w:sz w:val="24"/>
+                <w:szCs w:val="24"/>
                 <w:lang w:val="en-US"/>
               </w:rPr>
               <w:t>Wrapper</w:t>
@@ -8840,25 +8183,23 @@
               <w:tabs>
                 <w:tab w:val="left" w:pos="0"/>
               </w:tabs>
-              <w:spacing w:line="276" w:lineRule="auto"/>
-              <w:ind w:right="-51"/>
-              <w:jc w:val="center"/>
-              <w:rPr>
-                <w:sz w:val="28"/>
-                <w:szCs w:val="28"/>
-              </w:rPr>
-            </w:pPr>
-            <w:r>
-              <w:rPr>
-                <w:sz w:val="28"/>
-                <w:szCs w:val="28"/>
+              <w:jc w:val="center"/>
+              <w:rPr>
+                <w:sz w:val="24"/>
+                <w:szCs w:val="24"/>
+              </w:rPr>
+            </w:pPr>
+            <w:r>
+              <w:rPr>
+                <w:sz w:val="24"/>
+                <w:szCs w:val="24"/>
               </w:rPr>
               <w:t xml:space="preserve">Хранит в себе объект обертки </w:t>
             </w:r>
             <w:r>
               <w:rPr>
-                <w:sz w:val="28"/>
-                <w:szCs w:val="28"/>
+                <w:sz w:val="24"/>
+                <w:szCs w:val="24"/>
                 <w:lang w:val="en-US"/>
               </w:rPr>
               <w:t>API</w:t>
@@ -8917,10 +8258,10 @@
         <w:tblLook w:val="04A0" w:firstRow="1" w:lastRow="0" w:firstColumn="1" w:lastColumn="0" w:noHBand="0" w:noVBand="1"/>
       </w:tblPr>
       <w:tblGrid>
-        <w:gridCol w:w="1958"/>
-        <w:gridCol w:w="1773"/>
-        <w:gridCol w:w="2429"/>
-        <w:gridCol w:w="3185"/>
+        <w:gridCol w:w="1709"/>
+        <w:gridCol w:w="1629"/>
+        <w:gridCol w:w="2247"/>
+        <w:gridCol w:w="3760"/>
       </w:tblGrid>
       <w:tr>
         <w:tc>
@@ -8932,18 +8273,16 @@
               <w:tabs>
                 <w:tab w:val="left" w:pos="0"/>
               </w:tabs>
-              <w:spacing w:line="276" w:lineRule="auto"/>
-              <w:ind w:right="-51"/>
-              <w:jc w:val="center"/>
-              <w:rPr>
-                <w:sz w:val="28"/>
-                <w:szCs w:val="28"/>
-              </w:rPr>
-            </w:pPr>
-            <w:r>
-              <w:rPr>
-                <w:sz w:val="28"/>
-                <w:szCs w:val="28"/>
+              <w:jc w:val="center"/>
+              <w:rPr>
+                <w:sz w:val="24"/>
+                <w:szCs w:val="24"/>
+              </w:rPr>
+            </w:pPr>
+            <w:r>
+              <w:rPr>
+                <w:sz w:val="24"/>
+                <w:szCs w:val="24"/>
               </w:rPr>
               <w:t>Название</w:t>
             </w:r>
@@ -8958,18 +8297,16 @@
               <w:tabs>
                 <w:tab w:val="left" w:pos="0"/>
               </w:tabs>
-              <w:spacing w:line="276" w:lineRule="auto"/>
-              <w:ind w:right="-51"/>
-              <w:jc w:val="center"/>
-              <w:rPr>
-                <w:sz w:val="28"/>
-                <w:szCs w:val="28"/>
-              </w:rPr>
-            </w:pPr>
-            <w:r>
-              <w:rPr>
-                <w:sz w:val="28"/>
-                <w:szCs w:val="28"/>
+              <w:jc w:val="center"/>
+              <w:rPr>
+                <w:sz w:val="24"/>
+                <w:szCs w:val="24"/>
+              </w:rPr>
+            </w:pPr>
+            <w:r>
+              <w:rPr>
+                <w:sz w:val="24"/>
+                <w:szCs w:val="24"/>
               </w:rPr>
               <w:t>Входные параметры</w:t>
             </w:r>
@@ -8984,18 +8321,16 @@
               <w:tabs>
                 <w:tab w:val="left" w:pos="0"/>
               </w:tabs>
-              <w:spacing w:line="276" w:lineRule="auto"/>
-              <w:ind w:right="-51"/>
-              <w:jc w:val="center"/>
-              <w:rPr>
-                <w:sz w:val="28"/>
-                <w:szCs w:val="28"/>
-              </w:rPr>
-            </w:pPr>
-            <w:r>
-              <w:rPr>
-                <w:sz w:val="28"/>
-                <w:szCs w:val="28"/>
+              <w:jc w:val="center"/>
+              <w:rPr>
+                <w:sz w:val="24"/>
+                <w:szCs w:val="24"/>
+              </w:rPr>
+            </w:pPr>
+            <w:r>
+              <w:rPr>
+                <w:sz w:val="24"/>
+                <w:szCs w:val="24"/>
               </w:rPr>
               <w:t>Тип возвращаемых параметров</w:t>
             </w:r>
@@ -9010,18 +8345,16 @@
               <w:tabs>
                 <w:tab w:val="left" w:pos="0"/>
               </w:tabs>
-              <w:spacing w:line="276" w:lineRule="auto"/>
-              <w:ind w:right="-51"/>
-              <w:jc w:val="center"/>
-              <w:rPr>
-                <w:sz w:val="28"/>
-                <w:szCs w:val="28"/>
-              </w:rPr>
-            </w:pPr>
-            <w:r>
-              <w:rPr>
-                <w:sz w:val="28"/>
-                <w:szCs w:val="28"/>
+              <w:jc w:val="center"/>
+              <w:rPr>
+                <w:sz w:val="24"/>
+                <w:szCs w:val="24"/>
+              </w:rPr>
+            </w:pPr>
+            <w:r>
+              <w:rPr>
+                <w:sz w:val="24"/>
+                <w:szCs w:val="24"/>
               </w:rPr>
               <w:t>Описание</w:t>
             </w:r>
@@ -9038,19 +8371,17 @@
               <w:tabs>
                 <w:tab w:val="left" w:pos="0"/>
               </w:tabs>
-              <w:spacing w:line="276" w:lineRule="auto"/>
-              <w:ind w:right="-51"/>
-              <w:jc w:val="center"/>
-              <w:rPr>
-                <w:sz w:val="28"/>
-                <w:szCs w:val="28"/>
-                <w:lang w:val="en-US"/>
-              </w:rPr>
-            </w:pPr>
-            <w:r>
-              <w:rPr>
-                <w:sz w:val="28"/>
-                <w:szCs w:val="28"/>
+              <w:jc w:val="center"/>
+              <w:rPr>
+                <w:sz w:val="24"/>
+                <w:szCs w:val="24"/>
+                <w:lang w:val="en-US"/>
+              </w:rPr>
+            </w:pPr>
+            <w:r>
+              <w:rPr>
+                <w:sz w:val="24"/>
+                <w:szCs w:val="24"/>
                 <w:lang w:val="en-US"/>
               </w:rPr>
               <w:t>Build</w:t>
@@ -9066,19 +8397,17 @@
               <w:tabs>
                 <w:tab w:val="left" w:pos="0"/>
               </w:tabs>
-              <w:spacing w:line="276" w:lineRule="auto"/>
-              <w:ind w:right="-51"/>
-              <w:jc w:val="center"/>
-              <w:rPr>
-                <w:sz w:val="28"/>
-                <w:szCs w:val="28"/>
-                <w:lang w:val="en-US"/>
-              </w:rPr>
-            </w:pPr>
-            <w:r>
-              <w:rPr>
-                <w:sz w:val="28"/>
-                <w:szCs w:val="28"/>
+              <w:jc w:val="center"/>
+              <w:rPr>
+                <w:sz w:val="24"/>
+                <w:szCs w:val="24"/>
+                <w:lang w:val="en-US"/>
+              </w:rPr>
+            </w:pPr>
+            <w:r>
+              <w:rPr>
+                <w:sz w:val="24"/>
+                <w:szCs w:val="24"/>
                 <w:lang w:val="en-US"/>
               </w:rPr>
               <w:t>Parameters</w:t>
@@ -9094,19 +8423,17 @@
               <w:tabs>
                 <w:tab w:val="left" w:pos="0"/>
               </w:tabs>
-              <w:spacing w:line="276" w:lineRule="auto"/>
-              <w:ind w:right="-51"/>
-              <w:jc w:val="center"/>
-              <w:rPr>
-                <w:sz w:val="28"/>
-                <w:szCs w:val="28"/>
-                <w:lang w:val="en-US"/>
-              </w:rPr>
-            </w:pPr>
-            <w:r>
-              <w:rPr>
-                <w:sz w:val="28"/>
-                <w:szCs w:val="28"/>
+              <w:jc w:val="center"/>
+              <w:rPr>
+                <w:sz w:val="24"/>
+                <w:szCs w:val="24"/>
+                <w:lang w:val="en-US"/>
+              </w:rPr>
+            </w:pPr>
+            <w:r>
+              <w:rPr>
+                <w:sz w:val="24"/>
+                <w:szCs w:val="24"/>
                 <w:lang w:val="en-US"/>
               </w:rPr>
               <w:t>void</w:t>
@@ -9122,20 +8449,18 @@
               <w:tabs>
                 <w:tab w:val="left" w:pos="0"/>
               </w:tabs>
-              <w:spacing w:line="276" w:lineRule="auto"/>
-              <w:ind w:right="-51"/>
-              <w:jc w:val="center"/>
-              <w:rPr>
-                <w:sz w:val="28"/>
-                <w:szCs w:val="28"/>
-              </w:rPr>
-            </w:pPr>
-            <w:r>
-              <w:rPr>
-                <w:sz w:val="28"/>
-                <w:szCs w:val="28"/>
-              </w:rPr>
-              <w:t>Построение модели по заданным параметрам</w:t>
+              <w:jc w:val="center"/>
+              <w:rPr>
+                <w:sz w:val="24"/>
+                <w:szCs w:val="24"/>
+              </w:rPr>
+            </w:pPr>
+            <w:r>
+              <w:rPr>
+                <w:sz w:val="24"/>
+                <w:szCs w:val="24"/>
+              </w:rPr>
+              <w:t>Управляет общим процессом построения модели по заданным параметрам</w:t>
             </w:r>
           </w:p>
         </w:tc>
@@ -9150,24 +8475,20 @@
               <w:tabs>
                 <w:tab w:val="left" w:pos="0"/>
               </w:tabs>
-              <w:spacing w:line="276" w:lineRule="auto"/>
-              <w:ind w:right="-51"/>
-              <w:jc w:val="center"/>
-              <w:rPr>
-                <w:sz w:val="28"/>
-                <w:szCs w:val="28"/>
-                <w:lang w:val="en-US"/>
-              </w:rPr>
-            </w:pPr>
-            <w:proofErr w:type="spellStart"/>
-            <w:r>
-              <w:rPr>
-                <w:sz w:val="28"/>
-                <w:szCs w:val="28"/>
+              <w:jc w:val="center"/>
+              <w:rPr>
+                <w:sz w:val="24"/>
+                <w:szCs w:val="24"/>
+                <w:lang w:val="en-US"/>
+              </w:rPr>
+            </w:pPr>
+            <w:r>
+              <w:rPr>
+                <w:sz w:val="24"/>
+                <w:szCs w:val="24"/>
               </w:rPr>
               <w:t>BuildBackWall</w:t>
             </w:r>
-            <w:proofErr w:type="spellEnd"/>
           </w:p>
         </w:tc>
         <w:tc>
@@ -9179,20 +8500,18 @@
               <w:tabs>
                 <w:tab w:val="left" w:pos="0"/>
               </w:tabs>
-              <w:spacing w:line="276" w:lineRule="auto"/>
-              <w:ind w:right="-51"/>
-              <w:jc w:val="center"/>
-              <w:rPr>
-                <w:sz w:val="28"/>
-                <w:szCs w:val="28"/>
-              </w:rPr>
-            </w:pPr>
-            <w:r>
-              <w:rPr>
-                <w:sz w:val="28"/>
-                <w:szCs w:val="28"/>
-              </w:rPr>
-              <w:t>-</w:t>
+              <w:jc w:val="center"/>
+              <w:rPr>
+                <w:sz w:val="24"/>
+                <w:szCs w:val="24"/>
+              </w:rPr>
+            </w:pPr>
+            <w:r>
+              <w:rPr>
+                <w:sz w:val="24"/>
+                <w:szCs w:val="24"/>
+              </w:rPr>
+              <w:t>Parameters</w:t>
             </w:r>
           </w:p>
         </w:tc>
@@ -9205,19 +8524,17 @@
               <w:tabs>
                 <w:tab w:val="left" w:pos="0"/>
               </w:tabs>
-              <w:spacing w:line="276" w:lineRule="auto"/>
-              <w:ind w:right="-51"/>
-              <w:jc w:val="center"/>
-              <w:rPr>
-                <w:sz w:val="28"/>
-                <w:szCs w:val="28"/>
-                <w:lang w:val="en-US"/>
-              </w:rPr>
-            </w:pPr>
-            <w:r>
-              <w:rPr>
-                <w:sz w:val="28"/>
-                <w:szCs w:val="28"/>
+              <w:jc w:val="center"/>
+              <w:rPr>
+                <w:sz w:val="24"/>
+                <w:szCs w:val="24"/>
+                <w:lang w:val="en-US"/>
+              </w:rPr>
+            </w:pPr>
+            <w:r>
+              <w:rPr>
+                <w:sz w:val="24"/>
+                <w:szCs w:val="24"/>
                 <w:lang w:val="en-US"/>
               </w:rPr>
               <w:t>void</w:t>
@@ -9233,18 +8550,16 @@
               <w:tabs>
                 <w:tab w:val="left" w:pos="0"/>
               </w:tabs>
-              <w:spacing w:line="276" w:lineRule="auto"/>
-              <w:ind w:right="-51"/>
-              <w:jc w:val="center"/>
-              <w:rPr>
-                <w:sz w:val="28"/>
-                <w:szCs w:val="28"/>
-              </w:rPr>
-            </w:pPr>
-            <w:r>
-              <w:rPr>
-                <w:sz w:val="28"/>
-                <w:szCs w:val="28"/>
+              <w:jc w:val="center"/>
+              <w:rPr>
+                <w:sz w:val="24"/>
+                <w:szCs w:val="24"/>
+              </w:rPr>
+            </w:pPr>
+            <w:r>
+              <w:rPr>
+                <w:sz w:val="24"/>
+                <w:szCs w:val="24"/>
               </w:rPr>
               <w:t>Построение сплошной задней стенки</w:t>
             </w:r>
@@ -9261,25 +8576,21 @@
               <w:tabs>
                 <w:tab w:val="left" w:pos="0"/>
               </w:tabs>
-              <w:spacing w:line="276" w:lineRule="auto"/>
-              <w:ind w:right="-51"/>
-              <w:jc w:val="center"/>
-              <w:rPr>
-                <w:sz w:val="28"/>
-                <w:szCs w:val="28"/>
-                <w:lang w:val="en-US"/>
-              </w:rPr>
-            </w:pPr>
-            <w:proofErr w:type="spellStart"/>
-            <w:r>
-              <w:rPr>
-                <w:sz w:val="28"/>
-                <w:szCs w:val="28"/>
+              <w:jc w:val="center"/>
+              <w:rPr>
+                <w:sz w:val="24"/>
+                <w:szCs w:val="24"/>
+                <w:lang w:val="en-US"/>
+              </w:rPr>
+            </w:pPr>
+            <w:r>
+              <w:rPr>
+                <w:sz w:val="24"/>
+                <w:szCs w:val="24"/>
                 <w:lang w:val="en-US"/>
               </w:rPr>
               <w:t>BuildFrame</w:t>
             </w:r>
-            <w:proofErr w:type="spellEnd"/>
           </w:p>
         </w:tc>
         <w:tc>
@@ -9291,22 +8602,19 @@
               <w:tabs>
                 <w:tab w:val="left" w:pos="0"/>
               </w:tabs>
-              <w:spacing w:line="276" w:lineRule="auto"/>
-              <w:ind w:right="-51"/>
-              <w:jc w:val="center"/>
-              <w:rPr>
-                <w:sz w:val="28"/>
-                <w:szCs w:val="28"/>
-                <w:lang w:val="en-US"/>
-              </w:rPr>
-            </w:pPr>
-            <w:r>
-              <w:rPr>
-                <w:sz w:val="28"/>
-                <w:szCs w:val="28"/>
-                <w:lang w:val="en-US"/>
-              </w:rPr>
-              <w:t>-</w:t>
+              <w:jc w:val="center"/>
+              <w:rPr>
+                <w:sz w:val="24"/>
+                <w:szCs w:val="24"/>
+                <w:lang w:val="en-US"/>
+              </w:rPr>
+            </w:pPr>
+            <w:r>
+              <w:rPr>
+                <w:sz w:val="24"/>
+                <w:szCs w:val="24"/>
+              </w:rPr>
+              <w:t>Parameters</w:t>
             </w:r>
           </w:p>
         </w:tc>
@@ -9319,19 +8627,17 @@
               <w:tabs>
                 <w:tab w:val="left" w:pos="0"/>
               </w:tabs>
-              <w:spacing w:line="276" w:lineRule="auto"/>
-              <w:ind w:right="-51"/>
-              <w:jc w:val="center"/>
-              <w:rPr>
-                <w:sz w:val="28"/>
-                <w:szCs w:val="28"/>
-                <w:lang w:val="en-US"/>
-              </w:rPr>
-            </w:pPr>
-            <w:r>
-              <w:rPr>
-                <w:sz w:val="28"/>
-                <w:szCs w:val="28"/>
+              <w:jc w:val="center"/>
+              <w:rPr>
+                <w:sz w:val="24"/>
+                <w:szCs w:val="24"/>
+                <w:lang w:val="en-US"/>
+              </w:rPr>
+            </w:pPr>
+            <w:r>
+              <w:rPr>
+                <w:sz w:val="24"/>
+                <w:szCs w:val="24"/>
                 <w:lang w:val="en-US"/>
               </w:rPr>
               <w:t>void</w:t>
@@ -9347,34 +8653,25 @@
               <w:tabs>
                 <w:tab w:val="left" w:pos="0"/>
               </w:tabs>
-              <w:spacing w:line="276" w:lineRule="auto"/>
-              <w:ind w:right="-51"/>
-              <w:jc w:val="center"/>
-              <w:rPr>
-                <w:sz w:val="28"/>
-                <w:szCs w:val="28"/>
-              </w:rPr>
-            </w:pPr>
-            <w:r>
-              <w:rPr>
-                <w:sz w:val="28"/>
-                <w:szCs w:val="28"/>
+              <w:jc w:val="center"/>
+              <w:rPr>
+                <w:sz w:val="24"/>
+                <w:szCs w:val="24"/>
+              </w:rPr>
+            </w:pPr>
+            <w:r>
+              <w:rPr>
+                <w:sz w:val="24"/>
+                <w:szCs w:val="24"/>
               </w:rPr>
               <w:t>Построение прямоугольного профиля (багета</w:t>
             </w:r>
             <w:r>
               <w:rPr>
-                <w:sz w:val="28"/>
-                <w:szCs w:val="28"/>
-              </w:rPr>
-              <w:t xml:space="preserve">) </w:t>
-            </w:r>
-            <w:r>
-              <w:rPr>
-                <w:sz w:val="28"/>
-                <w:szCs w:val="28"/>
-              </w:rPr>
-              <w:t>рамки</w:t>
+                <w:sz w:val="24"/>
+                <w:szCs w:val="24"/>
+              </w:rPr>
+              <w:t>) рамки</w:t>
             </w:r>
           </w:p>
         </w:tc>
@@ -9389,25 +8686,21 @@
               <w:tabs>
                 <w:tab w:val="left" w:pos="0"/>
               </w:tabs>
-              <w:spacing w:line="276" w:lineRule="auto"/>
-              <w:ind w:right="-51"/>
-              <w:jc w:val="center"/>
-              <w:rPr>
-                <w:sz w:val="28"/>
-                <w:szCs w:val="28"/>
-                <w:lang w:val="en-US"/>
-              </w:rPr>
-            </w:pPr>
-            <w:proofErr w:type="spellStart"/>
-            <w:r>
-              <w:rPr>
-                <w:sz w:val="28"/>
-                <w:szCs w:val="28"/>
+              <w:jc w:val="center"/>
+              <w:rPr>
+                <w:sz w:val="24"/>
+                <w:szCs w:val="24"/>
+                <w:lang w:val="en-US"/>
+              </w:rPr>
+            </w:pPr>
+            <w:r>
+              <w:rPr>
+                <w:sz w:val="24"/>
+                <w:szCs w:val="24"/>
                 <w:lang w:val="en-US"/>
               </w:rPr>
               <w:t>BuildStand</w:t>
             </w:r>
-            <w:proofErr w:type="spellEnd"/>
           </w:p>
         </w:tc>
         <w:tc>
@@ -9419,22 +8712,19 @@
               <w:tabs>
                 <w:tab w:val="left" w:pos="0"/>
               </w:tabs>
-              <w:spacing w:line="276" w:lineRule="auto"/>
-              <w:ind w:right="-51"/>
-              <w:jc w:val="center"/>
-              <w:rPr>
-                <w:sz w:val="28"/>
-                <w:szCs w:val="28"/>
-                <w:lang w:val="en-US"/>
-              </w:rPr>
-            </w:pPr>
-            <w:r>
-              <w:rPr>
-                <w:sz w:val="28"/>
-                <w:szCs w:val="28"/>
-                <w:lang w:val="en-US"/>
-              </w:rPr>
-              <w:t>-</w:t>
+              <w:jc w:val="center"/>
+              <w:rPr>
+                <w:sz w:val="24"/>
+                <w:szCs w:val="24"/>
+                <w:lang w:val="en-US"/>
+              </w:rPr>
+            </w:pPr>
+            <w:r>
+              <w:rPr>
+                <w:sz w:val="24"/>
+                <w:szCs w:val="24"/>
+              </w:rPr>
+              <w:t>Parameters</w:t>
             </w:r>
           </w:p>
         </w:tc>
@@ -9447,19 +8737,17 @@
               <w:tabs>
                 <w:tab w:val="left" w:pos="0"/>
               </w:tabs>
-              <w:spacing w:line="276" w:lineRule="auto"/>
-              <w:ind w:right="-51"/>
-              <w:jc w:val="center"/>
-              <w:rPr>
-                <w:sz w:val="28"/>
-                <w:szCs w:val="28"/>
-                <w:lang w:val="en-US"/>
-              </w:rPr>
-            </w:pPr>
-            <w:r>
-              <w:rPr>
-                <w:sz w:val="28"/>
-                <w:szCs w:val="28"/>
+              <w:jc w:val="center"/>
+              <w:rPr>
+                <w:sz w:val="24"/>
+                <w:szCs w:val="24"/>
+                <w:lang w:val="en-US"/>
+              </w:rPr>
+            </w:pPr>
+            <w:r>
+              <w:rPr>
+                <w:sz w:val="24"/>
+                <w:szCs w:val="24"/>
                 <w:lang w:val="en-US"/>
               </w:rPr>
               <w:t>void</w:t>
@@ -9475,18 +8763,16 @@
               <w:tabs>
                 <w:tab w:val="left" w:pos="0"/>
               </w:tabs>
-              <w:spacing w:line="276" w:lineRule="auto"/>
-              <w:ind w:right="-51"/>
-              <w:jc w:val="center"/>
-              <w:rPr>
-                <w:sz w:val="28"/>
-                <w:szCs w:val="28"/>
-              </w:rPr>
-            </w:pPr>
-            <w:r>
-              <w:rPr>
-                <w:sz w:val="28"/>
-                <w:szCs w:val="28"/>
+              <w:jc w:val="center"/>
+              <w:rPr>
+                <w:sz w:val="24"/>
+                <w:szCs w:val="24"/>
+              </w:rPr>
+            </w:pPr>
+            <w:r>
+              <w:rPr>
+                <w:sz w:val="24"/>
+                <w:szCs w:val="24"/>
               </w:rPr>
               <w:t>Построение опорной подставки</w:t>
             </w:r>
@@ -9560,10 +8846,10 @@
         <w:tblLook w:val="04A0" w:firstRow="1" w:lastRow="0" w:firstColumn="1" w:lastColumn="0" w:noHBand="0" w:noVBand="1"/>
       </w:tblPr>
       <w:tblGrid>
-        <w:gridCol w:w="2067"/>
-        <w:gridCol w:w="2686"/>
-        <w:gridCol w:w="2076"/>
-        <w:gridCol w:w="2516"/>
+        <w:gridCol w:w="1802"/>
+        <w:gridCol w:w="2365"/>
+        <w:gridCol w:w="2101"/>
+        <w:gridCol w:w="3077"/>
       </w:tblGrid>
       <w:tr>
         <w:tc>
@@ -9575,18 +8861,16 @@
               <w:tabs>
                 <w:tab w:val="left" w:pos="0"/>
               </w:tabs>
-              <w:spacing w:line="276" w:lineRule="auto"/>
-              <w:ind w:right="-51"/>
-              <w:jc w:val="center"/>
-              <w:rPr>
-                <w:sz w:val="28"/>
-                <w:szCs w:val="28"/>
-              </w:rPr>
-            </w:pPr>
-            <w:r>
-              <w:rPr>
-                <w:sz w:val="28"/>
-                <w:szCs w:val="28"/>
+              <w:jc w:val="center"/>
+              <w:rPr>
+                <w:sz w:val="24"/>
+                <w:szCs w:val="24"/>
+              </w:rPr>
+            </w:pPr>
+            <w:r>
+              <w:rPr>
+                <w:sz w:val="24"/>
+                <w:szCs w:val="24"/>
               </w:rPr>
               <w:t>Название</w:t>
             </w:r>
@@ -9601,18 +8885,16 @@
               <w:tabs>
                 <w:tab w:val="left" w:pos="0"/>
               </w:tabs>
-              <w:spacing w:line="276" w:lineRule="auto"/>
-              <w:ind w:right="-51"/>
-              <w:jc w:val="center"/>
-              <w:rPr>
-                <w:sz w:val="28"/>
-                <w:szCs w:val="28"/>
-              </w:rPr>
-            </w:pPr>
-            <w:r>
-              <w:rPr>
-                <w:sz w:val="28"/>
-                <w:szCs w:val="28"/>
+              <w:jc w:val="center"/>
+              <w:rPr>
+                <w:sz w:val="24"/>
+                <w:szCs w:val="24"/>
+              </w:rPr>
+            </w:pPr>
+            <w:r>
+              <w:rPr>
+                <w:sz w:val="24"/>
+                <w:szCs w:val="24"/>
               </w:rPr>
               <w:t>Входные параметры</w:t>
             </w:r>
@@ -9627,18 +8909,16 @@
               <w:tabs>
                 <w:tab w:val="left" w:pos="0"/>
               </w:tabs>
-              <w:spacing w:line="276" w:lineRule="auto"/>
-              <w:ind w:right="-51"/>
-              <w:jc w:val="center"/>
-              <w:rPr>
-                <w:sz w:val="28"/>
-                <w:szCs w:val="28"/>
-              </w:rPr>
-            </w:pPr>
-            <w:r>
-              <w:rPr>
-                <w:sz w:val="28"/>
-                <w:szCs w:val="28"/>
+              <w:jc w:val="center"/>
+              <w:rPr>
+                <w:sz w:val="24"/>
+                <w:szCs w:val="24"/>
+              </w:rPr>
+            </w:pPr>
+            <w:r>
+              <w:rPr>
+                <w:sz w:val="24"/>
+                <w:szCs w:val="24"/>
               </w:rPr>
               <w:t>Тип возвращаемых параметров</w:t>
             </w:r>
@@ -9653,18 +8933,16 @@
               <w:tabs>
                 <w:tab w:val="left" w:pos="0"/>
               </w:tabs>
-              <w:spacing w:line="276" w:lineRule="auto"/>
-              <w:ind w:right="-51"/>
-              <w:jc w:val="center"/>
-              <w:rPr>
-                <w:sz w:val="28"/>
-                <w:szCs w:val="28"/>
-              </w:rPr>
-            </w:pPr>
-            <w:r>
-              <w:rPr>
-                <w:sz w:val="28"/>
-                <w:szCs w:val="28"/>
+              <w:jc w:val="center"/>
+              <w:rPr>
+                <w:sz w:val="24"/>
+                <w:szCs w:val="24"/>
+              </w:rPr>
+            </w:pPr>
+            <w:r>
+              <w:rPr>
+                <w:sz w:val="24"/>
+                <w:szCs w:val="24"/>
               </w:rPr>
               <w:t>Описание</w:t>
             </w:r>
@@ -9681,25 +8959,21 @@
               <w:tabs>
                 <w:tab w:val="left" w:pos="0"/>
               </w:tabs>
-              <w:spacing w:line="276" w:lineRule="auto"/>
-              <w:ind w:right="-51"/>
-              <w:jc w:val="center"/>
-              <w:rPr>
-                <w:sz w:val="28"/>
-                <w:szCs w:val="28"/>
-                <w:lang w:val="en-US"/>
-              </w:rPr>
-            </w:pPr>
-            <w:proofErr w:type="spellStart"/>
-            <w:r>
-              <w:rPr>
-                <w:sz w:val="28"/>
-                <w:szCs w:val="28"/>
+              <w:jc w:val="center"/>
+              <w:rPr>
+                <w:sz w:val="24"/>
+                <w:szCs w:val="24"/>
+                <w:lang w:val="en-US"/>
+              </w:rPr>
+            </w:pPr>
+            <w:r>
+              <w:rPr>
+                <w:sz w:val="24"/>
+                <w:szCs w:val="24"/>
                 <w:lang w:val="en-US"/>
               </w:rPr>
               <w:t>CreateRectangle</w:t>
             </w:r>
-            <w:proofErr w:type="spellEnd"/>
           </w:p>
         </w:tc>
         <w:tc>
@@ -9711,43 +8985,41 @@
               <w:tabs>
                 <w:tab w:val="left" w:pos="0"/>
               </w:tabs>
-              <w:spacing w:line="276" w:lineRule="auto"/>
-              <w:ind w:right="-51"/>
-              <w:jc w:val="center"/>
-              <w:rPr>
-                <w:sz w:val="28"/>
-                <w:szCs w:val="28"/>
-                <w:lang w:val="en-US"/>
-              </w:rPr>
-            </w:pPr>
-            <w:r>
-              <w:rPr>
-                <w:sz w:val="28"/>
-                <w:szCs w:val="28"/>
+              <w:jc w:val="center"/>
+              <w:rPr>
+                <w:sz w:val="24"/>
+                <w:szCs w:val="24"/>
+                <w:lang w:val="en-US"/>
+              </w:rPr>
+            </w:pPr>
+            <w:r>
+              <w:rPr>
+                <w:sz w:val="24"/>
+                <w:szCs w:val="24"/>
                 <w:lang w:val="en-US"/>
               </w:rPr>
               <w:t>Point</w:t>
             </w:r>
             <w:r>
               <w:rPr>
-                <w:sz w:val="28"/>
-                <w:szCs w:val="28"/>
+                <w:sz w:val="24"/>
+                <w:szCs w:val="24"/>
                 <w:lang w:val="en-US"/>
               </w:rPr>
               <w:t>2d</w:t>
             </w:r>
             <w:r>
               <w:rPr>
-                <w:sz w:val="28"/>
-                <w:szCs w:val="28"/>
+                <w:sz w:val="24"/>
+                <w:szCs w:val="24"/>
                 <w:lang w:val="en-US"/>
               </w:rPr>
               <w:t xml:space="preserve">, </w:t>
             </w:r>
             <w:r>
               <w:rPr>
-                <w:sz w:val="28"/>
-                <w:szCs w:val="28"/>
+                <w:sz w:val="24"/>
+                <w:szCs w:val="24"/>
                 <w:lang w:val="en-US"/>
               </w:rPr>
               <w:t>double, double</w:t>
@@ -9763,27 +9035,25 @@
               <w:tabs>
                 <w:tab w:val="left" w:pos="0"/>
               </w:tabs>
-              <w:spacing w:line="276" w:lineRule="auto"/>
-              <w:ind w:right="-51"/>
-              <w:jc w:val="center"/>
-              <w:rPr>
-                <w:sz w:val="28"/>
-                <w:szCs w:val="28"/>
-                <w:lang w:val="en-US"/>
-              </w:rPr>
-            </w:pPr>
-            <w:r>
-              <w:rPr>
-                <w:sz w:val="28"/>
-                <w:szCs w:val="28"/>
+              <w:jc w:val="center"/>
+              <w:rPr>
+                <w:sz w:val="24"/>
+                <w:szCs w:val="24"/>
+                <w:lang w:val="en-US"/>
+              </w:rPr>
+            </w:pPr>
+            <w:r>
+              <w:rPr>
+                <w:sz w:val="24"/>
+                <w:szCs w:val="24"/>
                 <w:lang w:val="en-US"/>
               </w:rPr>
               <w:t>v</w:t>
             </w:r>
             <w:r>
               <w:rPr>
-                <w:sz w:val="28"/>
-                <w:szCs w:val="28"/>
+                <w:sz w:val="24"/>
+                <w:szCs w:val="24"/>
                 <w:lang w:val="en-US"/>
               </w:rPr>
               <w:t>oid</w:t>
@@ -9799,18 +9069,16 @@
               <w:tabs>
                 <w:tab w:val="left" w:pos="0"/>
               </w:tabs>
-              <w:spacing w:line="276" w:lineRule="auto"/>
-              <w:ind w:right="-51"/>
-              <w:jc w:val="center"/>
-              <w:rPr>
-                <w:sz w:val="28"/>
-                <w:szCs w:val="28"/>
-              </w:rPr>
-            </w:pPr>
-            <w:r>
-              <w:rPr>
-                <w:sz w:val="28"/>
-                <w:szCs w:val="28"/>
+              <w:jc w:val="center"/>
+              <w:rPr>
+                <w:sz w:val="24"/>
+                <w:szCs w:val="24"/>
+              </w:rPr>
+            </w:pPr>
+            <w:r>
+              <w:rPr>
+                <w:sz w:val="24"/>
+                <w:szCs w:val="24"/>
               </w:rPr>
               <w:t>Построение прямоугольника по начальной точке, ширине и высоте</w:t>
             </w:r>
@@ -9827,25 +9095,21 @@
               <w:tabs>
                 <w:tab w:val="left" w:pos="0"/>
               </w:tabs>
-              <w:spacing w:line="276" w:lineRule="auto"/>
-              <w:ind w:right="-51"/>
-              <w:jc w:val="center"/>
-              <w:rPr>
-                <w:sz w:val="28"/>
-                <w:szCs w:val="28"/>
-                <w:lang w:val="en-US"/>
-              </w:rPr>
-            </w:pPr>
-            <w:proofErr w:type="spellStart"/>
-            <w:r>
-              <w:rPr>
-                <w:sz w:val="28"/>
-                <w:szCs w:val="28"/>
+              <w:jc w:val="center"/>
+              <w:rPr>
+                <w:sz w:val="24"/>
+                <w:szCs w:val="24"/>
+                <w:lang w:val="en-US"/>
+              </w:rPr>
+            </w:pPr>
+            <w:r>
+              <w:rPr>
+                <w:sz w:val="24"/>
+                <w:szCs w:val="24"/>
                 <w:lang w:val="en-US"/>
               </w:rPr>
               <w:t>CreateLine</w:t>
             </w:r>
-            <w:proofErr w:type="spellEnd"/>
           </w:p>
         </w:tc>
         <w:tc>
@@ -9857,43 +9121,41 @@
               <w:tabs>
                 <w:tab w:val="left" w:pos="0"/>
               </w:tabs>
-              <w:spacing w:line="276" w:lineRule="auto"/>
-              <w:ind w:right="-51"/>
-              <w:jc w:val="center"/>
-              <w:rPr>
-                <w:sz w:val="28"/>
-                <w:szCs w:val="28"/>
-                <w:lang w:val="en-US"/>
-              </w:rPr>
-            </w:pPr>
-            <w:r>
-              <w:rPr>
-                <w:sz w:val="28"/>
-                <w:szCs w:val="28"/>
+              <w:jc w:val="center"/>
+              <w:rPr>
+                <w:sz w:val="24"/>
+                <w:szCs w:val="24"/>
+                <w:lang w:val="en-US"/>
+              </w:rPr>
+            </w:pPr>
+            <w:r>
+              <w:rPr>
+                <w:sz w:val="24"/>
+                <w:szCs w:val="24"/>
                 <w:lang w:val="en-US"/>
               </w:rPr>
               <w:t>Point</w:t>
             </w:r>
             <w:r>
               <w:rPr>
-                <w:sz w:val="28"/>
-                <w:szCs w:val="28"/>
+                <w:sz w:val="24"/>
+                <w:szCs w:val="24"/>
                 <w:lang w:val="en-US"/>
               </w:rPr>
               <w:t>2d</w:t>
             </w:r>
             <w:r>
               <w:rPr>
-                <w:sz w:val="28"/>
-                <w:szCs w:val="28"/>
+                <w:sz w:val="24"/>
+                <w:szCs w:val="24"/>
                 <w:lang w:val="en-US"/>
               </w:rPr>
               <w:t>, Point</w:t>
             </w:r>
             <w:r>
               <w:rPr>
-                <w:sz w:val="28"/>
-                <w:szCs w:val="28"/>
+                <w:sz w:val="24"/>
+                <w:szCs w:val="24"/>
                 <w:lang w:val="en-US"/>
               </w:rPr>
               <w:t>2d</w:t>
@@ -9909,27 +9171,25 @@
               <w:tabs>
                 <w:tab w:val="left" w:pos="0"/>
               </w:tabs>
-              <w:spacing w:line="276" w:lineRule="auto"/>
-              <w:ind w:right="-51"/>
-              <w:jc w:val="center"/>
-              <w:rPr>
-                <w:sz w:val="28"/>
-                <w:szCs w:val="28"/>
-                <w:lang w:val="en-US"/>
-              </w:rPr>
-            </w:pPr>
-            <w:r>
-              <w:rPr>
-                <w:sz w:val="28"/>
-                <w:szCs w:val="28"/>
+              <w:jc w:val="center"/>
+              <w:rPr>
+                <w:sz w:val="24"/>
+                <w:szCs w:val="24"/>
+                <w:lang w:val="en-US"/>
+              </w:rPr>
+            </w:pPr>
+            <w:r>
+              <w:rPr>
+                <w:sz w:val="24"/>
+                <w:szCs w:val="24"/>
                 <w:lang w:val="en-US"/>
               </w:rPr>
               <w:t>v</w:t>
             </w:r>
             <w:r>
               <w:rPr>
-                <w:sz w:val="28"/>
-                <w:szCs w:val="28"/>
+                <w:sz w:val="24"/>
+                <w:szCs w:val="24"/>
                 <w:lang w:val="en-US"/>
               </w:rPr>
               <w:t>oid</w:t>
@@ -9945,18 +9205,16 @@
               <w:tabs>
                 <w:tab w:val="left" w:pos="0"/>
               </w:tabs>
-              <w:spacing w:line="276" w:lineRule="auto"/>
-              <w:ind w:right="-51"/>
-              <w:jc w:val="center"/>
-              <w:rPr>
-                <w:sz w:val="28"/>
-                <w:szCs w:val="28"/>
-              </w:rPr>
-            </w:pPr>
-            <w:r>
-              <w:rPr>
-                <w:sz w:val="28"/>
-                <w:szCs w:val="28"/>
+              <w:jc w:val="center"/>
+              <w:rPr>
+                <w:sz w:val="24"/>
+                <w:szCs w:val="24"/>
+              </w:rPr>
+            </w:pPr>
+            <w:r>
+              <w:rPr>
+                <w:sz w:val="24"/>
+                <w:szCs w:val="24"/>
               </w:rPr>
               <w:t>Создание линии по двум точкам</w:t>
             </w:r>
@@ -9973,25 +9231,21 @@
               <w:tabs>
                 <w:tab w:val="left" w:pos="0"/>
               </w:tabs>
-              <w:spacing w:line="276" w:lineRule="auto"/>
-              <w:ind w:right="-51"/>
-              <w:jc w:val="center"/>
-              <w:rPr>
-                <w:sz w:val="28"/>
-                <w:szCs w:val="28"/>
-                <w:lang w:val="en-US"/>
-              </w:rPr>
-            </w:pPr>
-            <w:proofErr w:type="spellStart"/>
-            <w:r>
-              <w:rPr>
-                <w:sz w:val="28"/>
-                <w:szCs w:val="28"/>
+              <w:jc w:val="center"/>
+              <w:rPr>
+                <w:sz w:val="24"/>
+                <w:szCs w:val="24"/>
+                <w:lang w:val="en-US"/>
+              </w:rPr>
+            </w:pPr>
+            <w:r>
+              <w:rPr>
+                <w:sz w:val="24"/>
+                <w:szCs w:val="24"/>
                 <w:lang w:val="en-US"/>
               </w:rPr>
               <w:t>ExtrudeSketch</w:t>
             </w:r>
-            <w:proofErr w:type="spellEnd"/>
           </w:p>
         </w:tc>
         <w:tc>
@@ -10003,35 +9257,33 @@
               <w:tabs>
                 <w:tab w:val="left" w:pos="0"/>
               </w:tabs>
-              <w:spacing w:line="276" w:lineRule="auto"/>
-              <w:ind w:right="-51"/>
-              <w:jc w:val="center"/>
-              <w:rPr>
-                <w:sz w:val="28"/>
-                <w:szCs w:val="28"/>
-                <w:lang w:val="en-US"/>
-              </w:rPr>
-            </w:pPr>
-            <w:r>
-              <w:rPr>
-                <w:sz w:val="28"/>
-                <w:szCs w:val="28"/>
+              <w:jc w:val="center"/>
+              <w:rPr>
+                <w:sz w:val="24"/>
+                <w:szCs w:val="24"/>
+                <w:lang w:val="en-US"/>
+              </w:rPr>
+            </w:pPr>
+            <w:r>
+              <w:rPr>
+                <w:sz w:val="24"/>
+                <w:szCs w:val="24"/>
                 <w:lang w:val="en-US"/>
               </w:rPr>
               <w:t>d</w:t>
             </w:r>
             <w:r>
               <w:rPr>
-                <w:sz w:val="28"/>
-                <w:szCs w:val="28"/>
+                <w:sz w:val="24"/>
+                <w:szCs w:val="24"/>
                 <w:lang w:val="en-US"/>
               </w:rPr>
               <w:t>ouble</w:t>
             </w:r>
             <w:r>
               <w:rPr>
-                <w:sz w:val="28"/>
-                <w:szCs w:val="28"/>
+                <w:sz w:val="24"/>
+                <w:szCs w:val="24"/>
                 <w:lang w:val="en-US"/>
               </w:rPr>
               <w:t>,</w:t>
@@ -10042,48 +9294,40 @@
               <w:tabs>
                 <w:tab w:val="left" w:pos="0"/>
               </w:tabs>
-              <w:spacing w:line="276" w:lineRule="auto"/>
-              <w:ind w:right="-51"/>
-              <w:jc w:val="center"/>
-              <w:rPr>
-                <w:sz w:val="28"/>
-                <w:szCs w:val="28"/>
-                <w:lang w:val="en-US"/>
-              </w:rPr>
-            </w:pPr>
-            <w:proofErr w:type="spellStart"/>
-            <w:r>
-              <w:rPr>
-                <w:sz w:val="28"/>
-                <w:szCs w:val="28"/>
+              <w:jc w:val="center"/>
+              <w:rPr>
+                <w:sz w:val="24"/>
+                <w:szCs w:val="24"/>
+                <w:lang w:val="en-US"/>
+              </w:rPr>
+            </w:pPr>
+            <w:r>
+              <w:rPr>
+                <w:sz w:val="24"/>
+                <w:szCs w:val="24"/>
               </w:rPr>
               <w:t>PartFeature</w:t>
             </w:r>
-            <w:proofErr w:type="spellEnd"/>
-          </w:p>
-          <w:p>
-            <w:pPr>
-              <w:tabs>
-                <w:tab w:val="left" w:pos="0"/>
-              </w:tabs>
-              <w:spacing w:line="276" w:lineRule="auto"/>
-              <w:ind w:right="-51"/>
-              <w:jc w:val="center"/>
-              <w:rPr>
-                <w:sz w:val="28"/>
-                <w:szCs w:val="28"/>
-                <w:lang w:val="en-US"/>
-              </w:rPr>
-            </w:pPr>
-            <w:proofErr w:type="spellStart"/>
-            <w:r>
-              <w:rPr>
-                <w:sz w:val="28"/>
-                <w:szCs w:val="28"/>
+          </w:p>
+          <w:p>
+            <w:pPr>
+              <w:tabs>
+                <w:tab w:val="left" w:pos="0"/>
+              </w:tabs>
+              <w:jc w:val="center"/>
+              <w:rPr>
+                <w:sz w:val="24"/>
+                <w:szCs w:val="24"/>
+                <w:lang w:val="en-US"/>
+              </w:rPr>
+            </w:pPr>
+            <w:r>
+              <w:rPr>
+                <w:sz w:val="24"/>
+                <w:szCs w:val="24"/>
               </w:rPr>
               <w:t>ExtentDirectionEnum</w:t>
             </w:r>
-            <w:proofErr w:type="spellEnd"/>
           </w:p>
         </w:tc>
         <w:tc>
@@ -10095,39 +9339,28 @@
               <w:tabs>
                 <w:tab w:val="left" w:pos="0"/>
               </w:tabs>
-              <w:spacing w:line="276" w:lineRule="auto"/>
-              <w:ind w:right="-51"/>
-              <w:jc w:val="center"/>
-              <w:rPr>
-                <w:sz w:val="28"/>
-                <w:szCs w:val="28"/>
-                <w:lang w:val="en-US"/>
-              </w:rPr>
-            </w:pPr>
-            <w:r>
-              <w:rPr>
-                <w:sz w:val="28"/>
-                <w:szCs w:val="28"/>
+              <w:jc w:val="center"/>
+              <w:rPr>
+                <w:sz w:val="24"/>
+                <w:szCs w:val="24"/>
+              </w:rPr>
+            </w:pPr>
+            <w:r>
+              <w:rPr>
+                <w:sz w:val="24"/>
+                <w:szCs w:val="24"/>
                 <w:lang w:val="en-US"/>
               </w:rPr>
               <w:t>v</w:t>
             </w:r>
             <w:r>
               <w:rPr>
-                <w:sz w:val="28"/>
-                <w:szCs w:val="28"/>
+                <w:sz w:val="24"/>
+                <w:szCs w:val="24"/>
                 <w:lang w:val="en-US"/>
               </w:rPr>
               <w:t>oid</w:t>
             </w:r>
-            <w:r>
-              <w:rPr>
-                <w:sz w:val="28"/>
-                <w:szCs w:val="28"/>
-                <w:lang w:val="en-US"/>
-              </w:rPr>
-              <w:t>, sketch</w:t>
-            </w:r>
           </w:p>
         </w:tc>
         <w:tc>
@@ -10139,18 +9372,16 @@
               <w:tabs>
                 <w:tab w:val="left" w:pos="0"/>
               </w:tabs>
-              <w:spacing w:line="276" w:lineRule="auto"/>
-              <w:ind w:right="-51"/>
-              <w:jc w:val="center"/>
-              <w:rPr>
-                <w:sz w:val="28"/>
-                <w:szCs w:val="28"/>
-              </w:rPr>
-            </w:pPr>
-            <w:r>
-              <w:rPr>
-                <w:sz w:val="28"/>
-                <w:szCs w:val="28"/>
+              <w:jc w:val="center"/>
+              <w:rPr>
+                <w:sz w:val="24"/>
+                <w:szCs w:val="24"/>
+              </w:rPr>
+            </w:pPr>
+            <w:r>
+              <w:rPr>
+                <w:sz w:val="24"/>
+                <w:szCs w:val="24"/>
               </w:rPr>
               <w:t>Выдавливание активного эскиза на заданную толщину</w:t>
             </w:r>
@@ -10167,25 +9398,21 @@
               <w:tabs>
                 <w:tab w:val="left" w:pos="0"/>
               </w:tabs>
-              <w:spacing w:line="276" w:lineRule="auto"/>
-              <w:ind w:right="-51"/>
-              <w:jc w:val="center"/>
-              <w:rPr>
-                <w:sz w:val="28"/>
-                <w:szCs w:val="28"/>
-                <w:lang w:val="en-US"/>
-              </w:rPr>
-            </w:pPr>
-            <w:proofErr w:type="spellStart"/>
-            <w:r>
-              <w:rPr>
-                <w:sz w:val="28"/>
-                <w:szCs w:val="28"/>
+              <w:jc w:val="center"/>
+              <w:rPr>
+                <w:sz w:val="24"/>
+                <w:szCs w:val="24"/>
+                <w:lang w:val="en-US"/>
+              </w:rPr>
+            </w:pPr>
+            <w:r>
+              <w:rPr>
+                <w:sz w:val="24"/>
+                <w:szCs w:val="24"/>
                 <w:lang w:val="en-US"/>
               </w:rPr>
               <w:t>CreateSketch</w:t>
             </w:r>
-            <w:proofErr w:type="spellEnd"/>
           </w:p>
         </w:tc>
         <w:tc>
@@ -10197,24 +9424,20 @@
               <w:tabs>
                 <w:tab w:val="left" w:pos="0"/>
               </w:tabs>
-              <w:spacing w:line="276" w:lineRule="auto"/>
-              <w:ind w:right="-51"/>
-              <w:jc w:val="center"/>
-              <w:rPr>
-                <w:sz w:val="28"/>
-                <w:szCs w:val="28"/>
-                <w:lang w:val="en-US"/>
-              </w:rPr>
-            </w:pPr>
-            <w:proofErr w:type="spellStart"/>
-            <w:r>
-              <w:rPr>
-                <w:sz w:val="28"/>
-                <w:szCs w:val="28"/>
+              <w:jc w:val="center"/>
+              <w:rPr>
+                <w:sz w:val="24"/>
+                <w:szCs w:val="24"/>
+                <w:lang w:val="en-US"/>
+              </w:rPr>
+            </w:pPr>
+            <w:r>
+              <w:rPr>
+                <w:sz w:val="24"/>
+                <w:szCs w:val="24"/>
               </w:rPr>
               <w:t>WorkPlane</w:t>
             </w:r>
-            <w:proofErr w:type="spellEnd"/>
           </w:p>
         </w:tc>
         <w:tc>
@@ -10226,24 +9449,20 @@
               <w:tabs>
                 <w:tab w:val="left" w:pos="0"/>
               </w:tabs>
-              <w:spacing w:line="276" w:lineRule="auto"/>
-              <w:ind w:right="-51"/>
-              <w:jc w:val="center"/>
-              <w:rPr>
-                <w:sz w:val="28"/>
-                <w:szCs w:val="28"/>
-                <w:lang w:val="en-US"/>
-              </w:rPr>
-            </w:pPr>
-            <w:proofErr w:type="spellStart"/>
-            <w:r>
-              <w:rPr>
-                <w:sz w:val="28"/>
-                <w:szCs w:val="28"/>
+              <w:jc w:val="center"/>
+              <w:rPr>
+                <w:sz w:val="24"/>
+                <w:szCs w:val="24"/>
+                <w:lang w:val="en-US"/>
+              </w:rPr>
+            </w:pPr>
+            <w:r>
+              <w:rPr>
+                <w:sz w:val="24"/>
+                <w:szCs w:val="24"/>
               </w:rPr>
               <w:t>PlanarSketch</w:t>
             </w:r>
-            <w:proofErr w:type="spellEnd"/>
           </w:p>
         </w:tc>
         <w:tc>
@@ -10255,18 +9474,16 @@
               <w:tabs>
                 <w:tab w:val="left" w:pos="0"/>
               </w:tabs>
-              <w:spacing w:line="276" w:lineRule="auto"/>
-              <w:ind w:right="-51"/>
-              <w:jc w:val="center"/>
-              <w:rPr>
-                <w:sz w:val="28"/>
-                <w:szCs w:val="28"/>
-              </w:rPr>
-            </w:pPr>
-            <w:r>
-              <w:rPr>
-                <w:sz w:val="28"/>
-                <w:szCs w:val="28"/>
+              <w:jc w:val="center"/>
+              <w:rPr>
+                <w:sz w:val="24"/>
+                <w:szCs w:val="24"/>
+              </w:rPr>
+            </w:pPr>
+            <w:r>
+              <w:rPr>
+                <w:sz w:val="24"/>
+                <w:szCs w:val="24"/>
               </w:rPr>
               <w:t>Создание эскиза</w:t>
             </w:r>
@@ -10283,25 +9500,21 @@
               <w:tabs>
                 <w:tab w:val="left" w:pos="0"/>
               </w:tabs>
-              <w:spacing w:line="276" w:lineRule="auto"/>
-              <w:ind w:right="-51"/>
-              <w:jc w:val="center"/>
-              <w:rPr>
-                <w:sz w:val="28"/>
-                <w:szCs w:val="28"/>
-                <w:lang w:val="en-US"/>
-              </w:rPr>
-            </w:pPr>
-            <w:proofErr w:type="spellStart"/>
-            <w:r>
-              <w:rPr>
-                <w:sz w:val="28"/>
-                <w:szCs w:val="28"/>
+              <w:jc w:val="center"/>
+              <w:rPr>
+                <w:sz w:val="24"/>
+                <w:szCs w:val="24"/>
+                <w:lang w:val="en-US"/>
+              </w:rPr>
+            </w:pPr>
+            <w:r>
+              <w:rPr>
+                <w:sz w:val="24"/>
+                <w:szCs w:val="24"/>
                 <w:lang w:val="en-US"/>
               </w:rPr>
               <w:t>OpenCAD</w:t>
             </w:r>
-            <w:proofErr w:type="spellEnd"/>
           </w:p>
         </w:tc>
         <w:tc>
@@ -10313,19 +9526,17 @@
               <w:tabs>
                 <w:tab w:val="left" w:pos="0"/>
               </w:tabs>
-              <w:spacing w:line="276" w:lineRule="auto"/>
-              <w:ind w:right="-51"/>
-              <w:jc w:val="center"/>
-              <w:rPr>
-                <w:sz w:val="28"/>
-                <w:szCs w:val="28"/>
-                <w:lang w:val="en-US"/>
-              </w:rPr>
-            </w:pPr>
-            <w:r>
-              <w:rPr>
-                <w:sz w:val="28"/>
-                <w:szCs w:val="28"/>
+              <w:jc w:val="center"/>
+              <w:rPr>
+                <w:sz w:val="24"/>
+                <w:szCs w:val="24"/>
+                <w:lang w:val="en-US"/>
+              </w:rPr>
+            </w:pPr>
+            <w:r>
+              <w:rPr>
+                <w:sz w:val="24"/>
+                <w:szCs w:val="24"/>
                 <w:lang w:val="en-US"/>
               </w:rPr>
               <w:t>-</w:t>
@@ -10341,27 +9552,25 @@
               <w:tabs>
                 <w:tab w:val="left" w:pos="0"/>
               </w:tabs>
-              <w:spacing w:line="276" w:lineRule="auto"/>
-              <w:ind w:right="-51"/>
-              <w:jc w:val="center"/>
-              <w:rPr>
-                <w:sz w:val="28"/>
-                <w:szCs w:val="28"/>
-                <w:lang w:val="en-US"/>
-              </w:rPr>
-            </w:pPr>
-            <w:r>
-              <w:rPr>
-                <w:sz w:val="28"/>
-                <w:szCs w:val="28"/>
+              <w:jc w:val="center"/>
+              <w:rPr>
+                <w:sz w:val="24"/>
+                <w:szCs w:val="24"/>
+                <w:lang w:val="en-US"/>
+              </w:rPr>
+            </w:pPr>
+            <w:r>
+              <w:rPr>
+                <w:sz w:val="24"/>
+                <w:szCs w:val="24"/>
                 <w:lang w:val="en-US"/>
               </w:rPr>
               <w:t>v</w:t>
             </w:r>
             <w:r>
               <w:rPr>
-                <w:sz w:val="28"/>
-                <w:szCs w:val="28"/>
+                <w:sz w:val="24"/>
+                <w:szCs w:val="24"/>
                 <w:lang w:val="en-US"/>
               </w:rPr>
               <w:t>oid</w:t>
@@ -10377,30 +9586,19 @@
               <w:tabs>
                 <w:tab w:val="left" w:pos="0"/>
               </w:tabs>
-              <w:spacing w:line="276" w:lineRule="auto"/>
-              <w:ind w:right="-51"/>
-              <w:jc w:val="center"/>
-              <w:rPr>
-                <w:sz w:val="28"/>
-                <w:szCs w:val="28"/>
-              </w:rPr>
-            </w:pPr>
-            <w:r>
-              <w:rPr>
-                <w:sz w:val="28"/>
-                <w:szCs w:val="28"/>
-              </w:rPr>
-              <w:t xml:space="preserve">Открытие процесса Autodesk </w:t>
-            </w:r>
-            <w:proofErr w:type="spellStart"/>
-            <w:r>
-              <w:rPr>
-                <w:sz w:val="28"/>
-                <w:szCs w:val="28"/>
-              </w:rPr>
-              <w:t>Inventor</w:t>
-            </w:r>
-            <w:proofErr w:type="spellEnd"/>
+              <w:jc w:val="center"/>
+              <w:rPr>
+                <w:sz w:val="24"/>
+                <w:szCs w:val="24"/>
+              </w:rPr>
+            </w:pPr>
+            <w:r>
+              <w:rPr>
+                <w:sz w:val="24"/>
+                <w:szCs w:val="24"/>
+              </w:rPr>
+              <w:t>Открытие процесса Autodesk Inventor</w:t>
+            </w:r>
           </w:p>
         </w:tc>
       </w:tr>
@@ -10434,7 +9632,6 @@
           <w:sz w:val="28"/>
           <w:szCs w:val="28"/>
         </w:rPr>
-        <w:lastRenderedPageBreak/>
         <w:t xml:space="preserve">Таблица 3.6 </w:t>
       </w:r>
       <w:r>
@@ -10462,35 +9659,34 @@
       <w:tblPr>
         <w:tblStyle w:val="af1"/>
         <w:tblW w:w="5000" w:type="pct"/>
+        <w:tblLayout w:type="fixed"/>
         <w:tblLook w:val="04A0" w:firstRow="1" w:lastRow="0" w:firstColumn="1" w:lastColumn="0" w:noHBand="0" w:noVBand="1"/>
       </w:tblPr>
       <w:tblGrid>
-        <w:gridCol w:w="2540"/>
-        <w:gridCol w:w="2177"/>
-        <w:gridCol w:w="4628"/>
+        <w:gridCol w:w="1979"/>
+        <w:gridCol w:w="1277"/>
+        <w:gridCol w:w="6089"/>
       </w:tblGrid>
       <w:tr>
         <w:tc>
           <w:tcPr>
-            <w:tcW w:w="1359" w:type="pct"/>
-          </w:tcPr>
-          <w:p>
-            <w:pPr>
-              <w:tabs>
-                <w:tab w:val="left" w:pos="0"/>
-              </w:tabs>
-              <w:spacing w:line="276" w:lineRule="auto"/>
-              <w:ind w:right="-51"/>
-              <w:jc w:val="center"/>
-              <w:rPr>
-                <w:sz w:val="28"/>
-                <w:szCs w:val="28"/>
-              </w:rPr>
-            </w:pPr>
-            <w:r>
-              <w:rPr>
-                <w:sz w:val="28"/>
-                <w:szCs w:val="28"/>
+            <w:tcW w:w="1059" w:type="pct"/>
+          </w:tcPr>
+          <w:p>
+            <w:pPr>
+              <w:tabs>
+                <w:tab w:val="left" w:pos="0"/>
+              </w:tabs>
+              <w:jc w:val="center"/>
+              <w:rPr>
+                <w:sz w:val="24"/>
+                <w:szCs w:val="24"/>
+              </w:rPr>
+            </w:pPr>
+            <w:r>
+              <w:rPr>
+                <w:sz w:val="24"/>
+                <w:szCs w:val="24"/>
               </w:rPr>
               <w:t>Название</w:t>
             </w:r>
@@ -10498,25 +9694,23 @@
         </w:tc>
         <w:tc>
           <w:tcPr>
-            <w:tcW w:w="1165" w:type="pct"/>
-          </w:tcPr>
-          <w:p>
-            <w:pPr>
-              <w:tabs>
-                <w:tab w:val="left" w:pos="0"/>
-              </w:tabs>
-              <w:spacing w:line="276" w:lineRule="auto"/>
-              <w:ind w:right="-51"/>
-              <w:jc w:val="center"/>
-              <w:rPr>
-                <w:sz w:val="28"/>
-                <w:szCs w:val="28"/>
-              </w:rPr>
-            </w:pPr>
-            <w:r>
-              <w:rPr>
-                <w:sz w:val="28"/>
-                <w:szCs w:val="28"/>
+            <w:tcW w:w="683" w:type="pct"/>
+          </w:tcPr>
+          <w:p>
+            <w:pPr>
+              <w:tabs>
+                <w:tab w:val="left" w:pos="0"/>
+              </w:tabs>
+              <w:jc w:val="center"/>
+              <w:rPr>
+                <w:sz w:val="24"/>
+                <w:szCs w:val="24"/>
+              </w:rPr>
+            </w:pPr>
+            <w:r>
+              <w:rPr>
+                <w:sz w:val="24"/>
+                <w:szCs w:val="24"/>
               </w:rPr>
               <w:t>Тип данных</w:t>
             </w:r>
@@ -10524,25 +9718,23 @@
         </w:tc>
         <w:tc>
           <w:tcPr>
-            <w:tcW w:w="2476" w:type="pct"/>
-          </w:tcPr>
-          <w:p>
-            <w:pPr>
-              <w:tabs>
-                <w:tab w:val="left" w:pos="0"/>
-              </w:tabs>
-              <w:spacing w:line="276" w:lineRule="auto"/>
-              <w:ind w:right="-51"/>
-              <w:jc w:val="center"/>
-              <w:rPr>
-                <w:sz w:val="28"/>
-                <w:szCs w:val="28"/>
-              </w:rPr>
-            </w:pPr>
-            <w:r>
-              <w:rPr>
-                <w:sz w:val="28"/>
-                <w:szCs w:val="28"/>
+            <w:tcW w:w="3258" w:type="pct"/>
+          </w:tcPr>
+          <w:p>
+            <w:pPr>
+              <w:tabs>
+                <w:tab w:val="left" w:pos="0"/>
+              </w:tabs>
+              <w:jc w:val="center"/>
+              <w:rPr>
+                <w:sz w:val="24"/>
+                <w:szCs w:val="24"/>
+              </w:rPr>
+            </w:pPr>
+            <w:r>
+              <w:rPr>
+                <w:sz w:val="24"/>
+                <w:szCs w:val="24"/>
               </w:rPr>
               <w:t>Описание</w:t>
             </w:r>
@@ -10552,64 +9744,50 @@
       <w:tr>
         <w:tc>
           <w:tcPr>
-            <w:tcW w:w="1359" w:type="pct"/>
-          </w:tcPr>
-          <w:p>
-            <w:pPr>
-              <w:tabs>
-                <w:tab w:val="left" w:pos="0"/>
-              </w:tabs>
-              <w:spacing w:line="276" w:lineRule="auto"/>
-              <w:ind w:right="-51"/>
-              <w:jc w:val="center"/>
-              <w:rPr>
-                <w:sz w:val="28"/>
-                <w:szCs w:val="28"/>
-                <w:lang w:val="en-US"/>
-              </w:rPr>
-            </w:pPr>
-            <w:r>
-              <w:rPr>
-                <w:sz w:val="28"/>
-                <w:szCs w:val="28"/>
-                <w:lang w:val="en-US"/>
-              </w:rPr>
-              <w:t>_</w:t>
-            </w:r>
-            <w:proofErr w:type="spellStart"/>
-            <w:r>
-              <w:rPr>
-                <w:sz w:val="28"/>
-                <w:szCs w:val="28"/>
-                <w:lang w:val="en-US"/>
-              </w:rPr>
-              <w:t>frameWidth</w:t>
-            </w:r>
-            <w:proofErr w:type="spellEnd"/>
-          </w:p>
-        </w:tc>
-        <w:tc>
-          <w:tcPr>
-            <w:tcW w:w="1165" w:type="pct"/>
-          </w:tcPr>
-          <w:p>
-            <w:pPr>
-              <w:tabs>
-                <w:tab w:val="left" w:pos="0"/>
-              </w:tabs>
-              <w:spacing w:line="276" w:lineRule="auto"/>
-              <w:ind w:right="-51"/>
-              <w:jc w:val="center"/>
-              <w:rPr>
-                <w:sz w:val="28"/>
-                <w:szCs w:val="28"/>
-                <w:lang w:val="en-US"/>
-              </w:rPr>
-            </w:pPr>
-            <w:r>
-              <w:rPr>
-                <w:sz w:val="28"/>
-                <w:szCs w:val="28"/>
+            <w:tcW w:w="1059" w:type="pct"/>
+          </w:tcPr>
+          <w:p>
+            <w:pPr>
+              <w:tabs>
+                <w:tab w:val="left" w:pos="0"/>
+              </w:tabs>
+              <w:jc w:val="center"/>
+              <w:rPr>
+                <w:sz w:val="24"/>
+                <w:szCs w:val="24"/>
+                <w:lang w:val="en-US"/>
+              </w:rPr>
+            </w:pPr>
+            <w:r>
+              <w:rPr>
+                <w:sz w:val="24"/>
+                <w:szCs w:val="24"/>
+                <w:lang w:val="en-US"/>
+              </w:rPr>
+              <w:t>_frameWidth</w:t>
+            </w:r>
+          </w:p>
+        </w:tc>
+        <w:tc>
+          <w:tcPr>
+            <w:tcW w:w="683" w:type="pct"/>
+          </w:tcPr>
+          <w:p>
+            <w:pPr>
+              <w:tabs>
+                <w:tab w:val="left" w:pos="0"/>
+              </w:tabs>
+              <w:jc w:val="center"/>
+              <w:rPr>
+                <w:sz w:val="24"/>
+                <w:szCs w:val="24"/>
+                <w:lang w:val="en-US"/>
+              </w:rPr>
+            </w:pPr>
+            <w:r>
+              <w:rPr>
+                <w:sz w:val="24"/>
+                <w:szCs w:val="24"/>
                 <w:lang w:val="en-US"/>
               </w:rPr>
               <w:t>double</w:t>
@@ -10618,26 +9796,24 @@
         </w:tc>
         <w:tc>
           <w:tcPr>
-            <w:tcW w:w="2476" w:type="pct"/>
-          </w:tcPr>
-          <w:p>
-            <w:pPr>
-              <w:tabs>
-                <w:tab w:val="left" w:pos="0"/>
-              </w:tabs>
-              <w:spacing w:line="276" w:lineRule="auto"/>
-              <w:ind w:right="-51"/>
-              <w:jc w:val="center"/>
-              <w:rPr>
-                <w:sz w:val="28"/>
-                <w:szCs w:val="28"/>
-                <w:lang w:val="en-US"/>
-              </w:rPr>
-            </w:pPr>
-            <w:r>
-              <w:rPr>
-                <w:sz w:val="28"/>
-                <w:szCs w:val="28"/>
+            <w:tcW w:w="3258" w:type="pct"/>
+          </w:tcPr>
+          <w:p>
+            <w:pPr>
+              <w:tabs>
+                <w:tab w:val="left" w:pos="0"/>
+              </w:tabs>
+              <w:jc w:val="center"/>
+              <w:rPr>
+                <w:sz w:val="24"/>
+                <w:szCs w:val="24"/>
+                <w:lang w:val="en-US"/>
+              </w:rPr>
+            </w:pPr>
+            <w:r>
+              <w:rPr>
+                <w:sz w:val="24"/>
+                <w:szCs w:val="24"/>
               </w:rPr>
               <w:t>Значение ширины рамки L1</w:t>
             </w:r>
@@ -10647,64 +9823,50 @@
       <w:tr>
         <w:tc>
           <w:tcPr>
-            <w:tcW w:w="1359" w:type="pct"/>
-          </w:tcPr>
-          <w:p>
-            <w:pPr>
-              <w:tabs>
-                <w:tab w:val="left" w:pos="0"/>
-              </w:tabs>
-              <w:spacing w:line="276" w:lineRule="auto"/>
-              <w:ind w:right="-51"/>
-              <w:jc w:val="center"/>
-              <w:rPr>
-                <w:sz w:val="28"/>
-                <w:szCs w:val="28"/>
-                <w:lang w:val="en-US"/>
-              </w:rPr>
-            </w:pPr>
-            <w:r>
-              <w:rPr>
-                <w:sz w:val="28"/>
-                <w:szCs w:val="28"/>
-                <w:lang w:val="en-US"/>
-              </w:rPr>
-              <w:t>_</w:t>
-            </w:r>
-            <w:proofErr w:type="spellStart"/>
-            <w:r>
-              <w:rPr>
-                <w:sz w:val="28"/>
-                <w:szCs w:val="28"/>
-                <w:lang w:val="en-US"/>
-              </w:rPr>
-              <w:t>frameHeight</w:t>
-            </w:r>
-            <w:proofErr w:type="spellEnd"/>
-          </w:p>
-        </w:tc>
-        <w:tc>
-          <w:tcPr>
-            <w:tcW w:w="1165" w:type="pct"/>
-          </w:tcPr>
-          <w:p>
-            <w:pPr>
-              <w:tabs>
-                <w:tab w:val="left" w:pos="0"/>
-              </w:tabs>
-              <w:spacing w:line="276" w:lineRule="auto"/>
-              <w:ind w:right="-51"/>
-              <w:jc w:val="center"/>
-              <w:rPr>
-                <w:sz w:val="28"/>
-                <w:szCs w:val="28"/>
-                <w:lang w:val="en-US"/>
-              </w:rPr>
-            </w:pPr>
-            <w:r>
-              <w:rPr>
-                <w:sz w:val="28"/>
-                <w:szCs w:val="28"/>
+            <w:tcW w:w="1059" w:type="pct"/>
+          </w:tcPr>
+          <w:p>
+            <w:pPr>
+              <w:tabs>
+                <w:tab w:val="left" w:pos="0"/>
+              </w:tabs>
+              <w:jc w:val="center"/>
+              <w:rPr>
+                <w:sz w:val="24"/>
+                <w:szCs w:val="24"/>
+                <w:lang w:val="en-US"/>
+              </w:rPr>
+            </w:pPr>
+            <w:r>
+              <w:rPr>
+                <w:sz w:val="24"/>
+                <w:szCs w:val="24"/>
+                <w:lang w:val="en-US"/>
+              </w:rPr>
+              <w:t>_frameHeight</w:t>
+            </w:r>
+          </w:p>
+        </w:tc>
+        <w:tc>
+          <w:tcPr>
+            <w:tcW w:w="683" w:type="pct"/>
+          </w:tcPr>
+          <w:p>
+            <w:pPr>
+              <w:tabs>
+                <w:tab w:val="left" w:pos="0"/>
+              </w:tabs>
+              <w:jc w:val="center"/>
+              <w:rPr>
+                <w:sz w:val="24"/>
+                <w:szCs w:val="24"/>
+                <w:lang w:val="en-US"/>
+              </w:rPr>
+            </w:pPr>
+            <w:r>
+              <w:rPr>
+                <w:sz w:val="24"/>
+                <w:szCs w:val="24"/>
                 <w:lang w:val="en-US"/>
               </w:rPr>
               <w:t>double</w:t>
@@ -10713,25 +9875,23 @@
         </w:tc>
         <w:tc>
           <w:tcPr>
-            <w:tcW w:w="2476" w:type="pct"/>
-          </w:tcPr>
-          <w:p>
-            <w:pPr>
-              <w:tabs>
-                <w:tab w:val="left" w:pos="0"/>
-              </w:tabs>
-              <w:spacing w:line="276" w:lineRule="auto"/>
-              <w:ind w:right="-51"/>
-              <w:jc w:val="center"/>
-              <w:rPr>
-                <w:sz w:val="28"/>
-                <w:szCs w:val="28"/>
-              </w:rPr>
-            </w:pPr>
-            <w:r>
-              <w:rPr>
-                <w:sz w:val="28"/>
-                <w:szCs w:val="28"/>
+            <w:tcW w:w="3258" w:type="pct"/>
+          </w:tcPr>
+          <w:p>
+            <w:pPr>
+              <w:tabs>
+                <w:tab w:val="left" w:pos="0"/>
+              </w:tabs>
+              <w:jc w:val="center"/>
+              <w:rPr>
+                <w:sz w:val="24"/>
+                <w:szCs w:val="24"/>
+              </w:rPr>
+            </w:pPr>
+            <w:r>
+              <w:rPr>
+                <w:sz w:val="24"/>
+                <w:szCs w:val="24"/>
               </w:rPr>
               <w:t>Значение высоты рамки H1</w:t>
             </w:r>
@@ -10741,62 +9901,49 @@
       <w:tr>
         <w:tc>
           <w:tcPr>
-            <w:tcW w:w="1359" w:type="pct"/>
-          </w:tcPr>
-          <w:p>
-            <w:pPr>
-              <w:tabs>
-                <w:tab w:val="left" w:pos="0"/>
-              </w:tabs>
-              <w:spacing w:line="276" w:lineRule="auto"/>
-              <w:ind w:right="-51"/>
-              <w:jc w:val="center"/>
-              <w:rPr>
-                <w:sz w:val="28"/>
-                <w:szCs w:val="28"/>
-                <w:lang w:val="en-US"/>
-              </w:rPr>
-            </w:pPr>
-            <w:r>
-              <w:rPr>
-                <w:sz w:val="28"/>
-                <w:szCs w:val="28"/>
-              </w:rPr>
-              <w:t>_</w:t>
-            </w:r>
-            <w:proofErr w:type="spellStart"/>
-            <w:r>
-              <w:rPr>
-                <w:sz w:val="28"/>
-                <w:szCs w:val="28"/>
-              </w:rPr>
-              <w:t>borderWidth</w:t>
-            </w:r>
-            <w:proofErr w:type="spellEnd"/>
-          </w:p>
-        </w:tc>
-        <w:tc>
-          <w:tcPr>
-            <w:tcW w:w="1165" w:type="pct"/>
-          </w:tcPr>
-          <w:p>
-            <w:pPr>
-              <w:tabs>
-                <w:tab w:val="left" w:pos="0"/>
-              </w:tabs>
-              <w:spacing w:line="276" w:lineRule="auto"/>
-              <w:ind w:right="-51"/>
-              <w:jc w:val="center"/>
-              <w:rPr>
-                <w:sz w:val="28"/>
-                <w:szCs w:val="28"/>
-                <w:lang w:val="en-US"/>
-              </w:rPr>
-            </w:pPr>
-            <w:r>
-              <w:rPr>
-                <w:sz w:val="28"/>
-                <w:szCs w:val="28"/>
+            <w:tcW w:w="1059" w:type="pct"/>
+          </w:tcPr>
+          <w:p>
+            <w:pPr>
+              <w:tabs>
+                <w:tab w:val="left" w:pos="0"/>
+              </w:tabs>
+              <w:jc w:val="center"/>
+              <w:rPr>
+                <w:sz w:val="24"/>
+                <w:szCs w:val="24"/>
+                <w:lang w:val="en-US"/>
+              </w:rPr>
+            </w:pPr>
+            <w:r>
+              <w:rPr>
+                <w:sz w:val="24"/>
+                <w:szCs w:val="24"/>
+              </w:rPr>
+              <w:t>_borderWidth</w:t>
+            </w:r>
+          </w:p>
+        </w:tc>
+        <w:tc>
+          <w:tcPr>
+            <w:tcW w:w="683" w:type="pct"/>
+          </w:tcPr>
+          <w:p>
+            <w:pPr>
+              <w:tabs>
+                <w:tab w:val="left" w:pos="0"/>
+              </w:tabs>
+              <w:jc w:val="center"/>
+              <w:rPr>
+                <w:sz w:val="24"/>
+                <w:szCs w:val="24"/>
+                <w:lang w:val="en-US"/>
+              </w:rPr>
+            </w:pPr>
+            <w:r>
+              <w:rPr>
+                <w:sz w:val="24"/>
+                <w:szCs w:val="24"/>
                 <w:lang w:val="en-US"/>
               </w:rPr>
               <w:t>double</w:t>
@@ -10805,25 +9952,23 @@
         </w:tc>
         <w:tc>
           <w:tcPr>
-            <w:tcW w:w="2476" w:type="pct"/>
-          </w:tcPr>
-          <w:p>
-            <w:pPr>
-              <w:tabs>
-                <w:tab w:val="left" w:pos="0"/>
-              </w:tabs>
-              <w:spacing w:line="276" w:lineRule="auto"/>
-              <w:ind w:right="-51"/>
-              <w:jc w:val="center"/>
-              <w:rPr>
-                <w:sz w:val="28"/>
-                <w:szCs w:val="28"/>
-              </w:rPr>
-            </w:pPr>
-            <w:r>
-              <w:rPr>
-                <w:sz w:val="28"/>
-                <w:szCs w:val="28"/>
+            <w:tcW w:w="3258" w:type="pct"/>
+          </w:tcPr>
+          <w:p>
+            <w:pPr>
+              <w:tabs>
+                <w:tab w:val="left" w:pos="0"/>
+              </w:tabs>
+              <w:jc w:val="center"/>
+              <w:rPr>
+                <w:sz w:val="24"/>
+                <w:szCs w:val="24"/>
+              </w:rPr>
+            </w:pPr>
+            <w:r>
+              <w:rPr>
+                <w:sz w:val="24"/>
+                <w:szCs w:val="24"/>
               </w:rPr>
               <w:t>Значение ширины окантовки багета W</w:t>
             </w:r>
@@ -10833,62 +9978,49 @@
       <w:tr>
         <w:tc>
           <w:tcPr>
-            <w:tcW w:w="1359" w:type="pct"/>
-          </w:tcPr>
-          <w:p>
-            <w:pPr>
-              <w:tabs>
-                <w:tab w:val="left" w:pos="0"/>
-              </w:tabs>
-              <w:spacing w:line="276" w:lineRule="auto"/>
-              <w:ind w:right="-51"/>
-              <w:jc w:val="center"/>
-              <w:rPr>
-                <w:sz w:val="28"/>
-                <w:szCs w:val="28"/>
-                <w:lang w:val="en-US"/>
-              </w:rPr>
-            </w:pPr>
-            <w:r>
-              <w:rPr>
-                <w:sz w:val="28"/>
-                <w:szCs w:val="28"/>
-              </w:rPr>
-              <w:t>_</w:t>
-            </w:r>
-            <w:proofErr w:type="spellStart"/>
-            <w:r>
-              <w:rPr>
-                <w:sz w:val="28"/>
-                <w:szCs w:val="28"/>
-              </w:rPr>
-              <w:t>frameThickness</w:t>
-            </w:r>
-            <w:proofErr w:type="spellEnd"/>
-          </w:p>
-        </w:tc>
-        <w:tc>
-          <w:tcPr>
-            <w:tcW w:w="1165" w:type="pct"/>
-          </w:tcPr>
-          <w:p>
-            <w:pPr>
-              <w:tabs>
-                <w:tab w:val="left" w:pos="0"/>
-              </w:tabs>
-              <w:spacing w:line="276" w:lineRule="auto"/>
-              <w:ind w:right="-51"/>
-              <w:jc w:val="center"/>
-              <w:rPr>
-                <w:sz w:val="28"/>
-                <w:szCs w:val="28"/>
-                <w:lang w:val="en-US"/>
-              </w:rPr>
-            </w:pPr>
-            <w:r>
-              <w:rPr>
-                <w:sz w:val="28"/>
-                <w:szCs w:val="28"/>
+            <w:tcW w:w="1059" w:type="pct"/>
+          </w:tcPr>
+          <w:p>
+            <w:pPr>
+              <w:tabs>
+                <w:tab w:val="left" w:pos="0"/>
+              </w:tabs>
+              <w:jc w:val="center"/>
+              <w:rPr>
+                <w:sz w:val="24"/>
+                <w:szCs w:val="24"/>
+                <w:lang w:val="en-US"/>
+              </w:rPr>
+            </w:pPr>
+            <w:r>
+              <w:rPr>
+                <w:sz w:val="24"/>
+                <w:szCs w:val="24"/>
+              </w:rPr>
+              <w:t>_frameThickness</w:t>
+            </w:r>
+          </w:p>
+        </w:tc>
+        <w:tc>
+          <w:tcPr>
+            <w:tcW w:w="683" w:type="pct"/>
+          </w:tcPr>
+          <w:p>
+            <w:pPr>
+              <w:tabs>
+                <w:tab w:val="left" w:pos="0"/>
+              </w:tabs>
+              <w:jc w:val="center"/>
+              <w:rPr>
+                <w:sz w:val="24"/>
+                <w:szCs w:val="24"/>
+                <w:lang w:val="en-US"/>
+              </w:rPr>
+            </w:pPr>
+            <w:r>
+              <w:rPr>
+                <w:sz w:val="24"/>
+                <w:szCs w:val="24"/>
                 <w:lang w:val="en-US"/>
               </w:rPr>
               <w:t>double</w:t>
@@ -10897,25 +10029,23 @@
         </w:tc>
         <w:tc>
           <w:tcPr>
-            <w:tcW w:w="2476" w:type="pct"/>
-          </w:tcPr>
-          <w:p>
-            <w:pPr>
-              <w:tabs>
-                <w:tab w:val="left" w:pos="0"/>
-              </w:tabs>
-              <w:spacing w:line="276" w:lineRule="auto"/>
-              <w:ind w:right="-51"/>
-              <w:jc w:val="center"/>
-              <w:rPr>
-                <w:sz w:val="28"/>
-                <w:szCs w:val="28"/>
-              </w:rPr>
-            </w:pPr>
-            <w:r>
-              <w:rPr>
-                <w:sz w:val="28"/>
-                <w:szCs w:val="28"/>
+            <w:tcW w:w="3258" w:type="pct"/>
+          </w:tcPr>
+          <w:p>
+            <w:pPr>
+              <w:tabs>
+                <w:tab w:val="left" w:pos="0"/>
+              </w:tabs>
+              <w:jc w:val="center"/>
+              <w:rPr>
+                <w:sz w:val="24"/>
+                <w:szCs w:val="24"/>
+              </w:rPr>
+            </w:pPr>
+            <w:r>
+              <w:rPr>
+                <w:sz w:val="24"/>
+                <w:szCs w:val="24"/>
               </w:rPr>
               <w:t>Значение толщины рамки b</w:t>
             </w:r>
@@ -10925,62 +10055,49 @@
       <w:tr>
         <w:tc>
           <w:tcPr>
-            <w:tcW w:w="1359" w:type="pct"/>
-          </w:tcPr>
-          <w:p>
-            <w:pPr>
-              <w:tabs>
-                <w:tab w:val="left" w:pos="0"/>
-              </w:tabs>
-              <w:spacing w:line="276" w:lineRule="auto"/>
-              <w:ind w:right="-51"/>
-              <w:jc w:val="center"/>
-              <w:rPr>
-                <w:sz w:val="28"/>
-                <w:szCs w:val="28"/>
-                <w:lang w:val="en-US"/>
-              </w:rPr>
-            </w:pPr>
-            <w:r>
-              <w:rPr>
-                <w:sz w:val="28"/>
-                <w:szCs w:val="28"/>
-              </w:rPr>
-              <w:t>_</w:t>
-            </w:r>
-            <w:proofErr w:type="spellStart"/>
-            <w:r>
-              <w:rPr>
-                <w:sz w:val="28"/>
-                <w:szCs w:val="28"/>
-              </w:rPr>
-              <w:t>standAngle</w:t>
-            </w:r>
-            <w:proofErr w:type="spellEnd"/>
-          </w:p>
-        </w:tc>
-        <w:tc>
-          <w:tcPr>
-            <w:tcW w:w="1165" w:type="pct"/>
-          </w:tcPr>
-          <w:p>
-            <w:pPr>
-              <w:tabs>
-                <w:tab w:val="left" w:pos="0"/>
-              </w:tabs>
-              <w:spacing w:line="276" w:lineRule="auto"/>
-              <w:ind w:right="-51"/>
-              <w:jc w:val="center"/>
-              <w:rPr>
-                <w:sz w:val="28"/>
-                <w:szCs w:val="28"/>
-                <w:lang w:val="en-US"/>
-              </w:rPr>
-            </w:pPr>
-            <w:r>
-              <w:rPr>
-                <w:sz w:val="28"/>
-                <w:szCs w:val="28"/>
+            <w:tcW w:w="1059" w:type="pct"/>
+          </w:tcPr>
+          <w:p>
+            <w:pPr>
+              <w:tabs>
+                <w:tab w:val="left" w:pos="0"/>
+              </w:tabs>
+              <w:jc w:val="center"/>
+              <w:rPr>
+                <w:sz w:val="24"/>
+                <w:szCs w:val="24"/>
+                <w:lang w:val="en-US"/>
+              </w:rPr>
+            </w:pPr>
+            <w:r>
+              <w:rPr>
+                <w:sz w:val="24"/>
+                <w:szCs w:val="24"/>
+              </w:rPr>
+              <w:t>_standAngle</w:t>
+            </w:r>
+          </w:p>
+        </w:tc>
+        <w:tc>
+          <w:tcPr>
+            <w:tcW w:w="683" w:type="pct"/>
+          </w:tcPr>
+          <w:p>
+            <w:pPr>
+              <w:tabs>
+                <w:tab w:val="left" w:pos="0"/>
+              </w:tabs>
+              <w:jc w:val="center"/>
+              <w:rPr>
+                <w:sz w:val="24"/>
+                <w:szCs w:val="24"/>
+                <w:lang w:val="en-US"/>
+              </w:rPr>
+            </w:pPr>
+            <w:r>
+              <w:rPr>
+                <w:sz w:val="24"/>
+                <w:szCs w:val="24"/>
                 <w:lang w:val="en-US"/>
               </w:rPr>
               <w:t>double</w:t>
@@ -10989,27 +10106,401 @@
         </w:tc>
         <w:tc>
           <w:tcPr>
-            <w:tcW w:w="2476" w:type="pct"/>
-          </w:tcPr>
-          <w:p>
-            <w:pPr>
-              <w:tabs>
-                <w:tab w:val="left" w:pos="0"/>
-              </w:tabs>
-              <w:spacing w:line="276" w:lineRule="auto"/>
-              <w:ind w:right="-51"/>
-              <w:jc w:val="center"/>
-              <w:rPr>
-                <w:sz w:val="28"/>
-                <w:szCs w:val="28"/>
-              </w:rPr>
-            </w:pPr>
-            <w:r>
-              <w:rPr>
-                <w:sz w:val="28"/>
-                <w:szCs w:val="28"/>
+            <w:tcW w:w="3258" w:type="pct"/>
+          </w:tcPr>
+          <w:p>
+            <w:pPr>
+              <w:tabs>
+                <w:tab w:val="left" w:pos="0"/>
+              </w:tabs>
+              <w:jc w:val="center"/>
+              <w:rPr>
+                <w:sz w:val="24"/>
+                <w:szCs w:val="24"/>
+              </w:rPr>
+            </w:pPr>
+            <w:r>
+              <w:rPr>
+                <w:sz w:val="24"/>
+                <w:szCs w:val="24"/>
               </w:rPr>
               <w:t>Значение угла наклона подставки a</w:t>
+            </w:r>
+          </w:p>
+        </w:tc>
+      </w:tr>
+      <w:tr>
+        <w:tc>
+          <w:tcPr>
+            <w:tcW w:w="1059" w:type="pct"/>
+          </w:tcPr>
+          <w:p>
+            <w:pPr>
+              <w:tabs>
+                <w:tab w:val="left" w:pos="0"/>
+              </w:tabs>
+              <w:jc w:val="center"/>
+              <w:rPr>
+                <w:sz w:val="24"/>
+                <w:szCs w:val="24"/>
+              </w:rPr>
+            </w:pPr>
+            <w:r>
+              <w:rPr>
+                <w:sz w:val="24"/>
+                <w:szCs w:val="24"/>
+              </w:rPr>
+              <w:t>FrameWidth</w:t>
+            </w:r>
+          </w:p>
+        </w:tc>
+        <w:tc>
+          <w:tcPr>
+            <w:tcW w:w="683" w:type="pct"/>
+          </w:tcPr>
+          <w:p>
+            <w:pPr>
+              <w:tabs>
+                <w:tab w:val="left" w:pos="0"/>
+              </w:tabs>
+              <w:jc w:val="center"/>
+              <w:rPr>
+                <w:sz w:val="24"/>
+                <w:szCs w:val="24"/>
+                <w:lang w:val="en-US"/>
+              </w:rPr>
+            </w:pPr>
+            <w:r>
+              <w:rPr>
+                <w:sz w:val="24"/>
+                <w:szCs w:val="24"/>
+              </w:rPr>
+              <w:t>double</w:t>
+            </w:r>
+          </w:p>
+        </w:tc>
+        <w:tc>
+          <w:tcPr>
+            <w:tcW w:w="3258" w:type="pct"/>
+          </w:tcPr>
+          <w:p>
+            <w:pPr>
+              <w:tabs>
+                <w:tab w:val="left" w:pos="0"/>
+              </w:tabs>
+              <w:jc w:val="center"/>
+              <w:rPr>
+                <w:sz w:val="24"/>
+                <w:szCs w:val="24"/>
+              </w:rPr>
+            </w:pPr>
+            <w:r>
+              <w:rPr>
+                <w:sz w:val="24"/>
+                <w:szCs w:val="24"/>
+              </w:rPr>
+              <w:t>Возвращает и устанавливает значение ширины рамки L1</w:t>
+            </w:r>
+          </w:p>
+        </w:tc>
+      </w:tr>
+      <w:tr>
+        <w:tc>
+          <w:tcPr>
+            <w:tcW w:w="1059" w:type="pct"/>
+          </w:tcPr>
+          <w:p>
+            <w:pPr>
+              <w:tabs>
+                <w:tab w:val="left" w:pos="0"/>
+              </w:tabs>
+              <w:jc w:val="center"/>
+              <w:rPr>
+                <w:sz w:val="24"/>
+                <w:szCs w:val="24"/>
+              </w:rPr>
+            </w:pPr>
+            <w:r>
+              <w:rPr>
+                <w:sz w:val="24"/>
+                <w:szCs w:val="24"/>
+              </w:rPr>
+              <w:t>FrameHeight</w:t>
+            </w:r>
+          </w:p>
+        </w:tc>
+        <w:tc>
+          <w:tcPr>
+            <w:tcW w:w="683" w:type="pct"/>
+          </w:tcPr>
+          <w:p>
+            <w:pPr>
+              <w:tabs>
+                <w:tab w:val="left" w:pos="0"/>
+              </w:tabs>
+              <w:jc w:val="center"/>
+              <w:rPr>
+                <w:sz w:val="24"/>
+                <w:szCs w:val="24"/>
+                <w:lang w:val="en-US"/>
+              </w:rPr>
+            </w:pPr>
+            <w:r>
+              <w:rPr>
+                <w:sz w:val="24"/>
+                <w:szCs w:val="24"/>
+              </w:rPr>
+              <w:t>double</w:t>
+            </w:r>
+          </w:p>
+        </w:tc>
+        <w:tc>
+          <w:tcPr>
+            <w:tcW w:w="3258" w:type="pct"/>
+          </w:tcPr>
+          <w:p>
+            <w:pPr>
+              <w:tabs>
+                <w:tab w:val="left" w:pos="0"/>
+              </w:tabs>
+              <w:jc w:val="center"/>
+              <w:rPr>
+                <w:sz w:val="24"/>
+                <w:szCs w:val="24"/>
+              </w:rPr>
+            </w:pPr>
+            <w:r>
+              <w:rPr>
+                <w:sz w:val="24"/>
+                <w:szCs w:val="24"/>
+              </w:rPr>
+              <w:t>Возвращает и устанавливает значение высоты рамки H1</w:t>
+            </w:r>
+          </w:p>
+        </w:tc>
+      </w:tr>
+      <w:tr>
+        <w:tc>
+          <w:tcPr>
+            <w:tcW w:w="1059" w:type="pct"/>
+          </w:tcPr>
+          <w:p>
+            <w:pPr>
+              <w:tabs>
+                <w:tab w:val="left" w:pos="0"/>
+              </w:tabs>
+              <w:jc w:val="center"/>
+              <w:rPr>
+                <w:sz w:val="24"/>
+                <w:szCs w:val="24"/>
+              </w:rPr>
+            </w:pPr>
+            <w:r>
+              <w:rPr>
+                <w:sz w:val="24"/>
+                <w:szCs w:val="24"/>
+              </w:rPr>
+              <w:t>BorderWidth</w:t>
+            </w:r>
+          </w:p>
+        </w:tc>
+        <w:tc>
+          <w:tcPr>
+            <w:tcW w:w="683" w:type="pct"/>
+          </w:tcPr>
+          <w:p>
+            <w:pPr>
+              <w:tabs>
+                <w:tab w:val="left" w:pos="0"/>
+              </w:tabs>
+              <w:jc w:val="center"/>
+              <w:rPr>
+                <w:sz w:val="24"/>
+                <w:szCs w:val="24"/>
+                <w:lang w:val="en-US"/>
+              </w:rPr>
+            </w:pPr>
+            <w:r>
+              <w:rPr>
+                <w:sz w:val="24"/>
+                <w:szCs w:val="24"/>
+              </w:rPr>
+              <w:t>double</w:t>
+            </w:r>
+          </w:p>
+        </w:tc>
+        <w:tc>
+          <w:tcPr>
+            <w:tcW w:w="3258" w:type="pct"/>
+          </w:tcPr>
+          <w:p>
+            <w:pPr>
+              <w:tabs>
+                <w:tab w:val="left" w:pos="0"/>
+              </w:tabs>
+              <w:jc w:val="center"/>
+              <w:rPr>
+                <w:sz w:val="24"/>
+                <w:szCs w:val="24"/>
+              </w:rPr>
+            </w:pPr>
+            <w:r>
+              <w:rPr>
+                <w:sz w:val="24"/>
+                <w:szCs w:val="24"/>
+              </w:rPr>
+              <w:t>Возвращает и устанавливает значение ширины окантовки багета W</w:t>
+            </w:r>
+          </w:p>
+        </w:tc>
+      </w:tr>
+      <w:tr>
+        <w:tc>
+          <w:tcPr>
+            <w:tcW w:w="1059" w:type="pct"/>
+          </w:tcPr>
+          <w:p>
+            <w:pPr>
+              <w:tabs>
+                <w:tab w:val="left" w:pos="0"/>
+              </w:tabs>
+              <w:jc w:val="center"/>
+              <w:rPr>
+                <w:sz w:val="24"/>
+                <w:szCs w:val="24"/>
+              </w:rPr>
+            </w:pPr>
+            <w:r>
+              <w:rPr>
+                <w:sz w:val="24"/>
+                <w:szCs w:val="24"/>
+              </w:rPr>
+              <w:t>FrameThickness</w:t>
+            </w:r>
+          </w:p>
+        </w:tc>
+        <w:tc>
+          <w:tcPr>
+            <w:tcW w:w="683" w:type="pct"/>
+          </w:tcPr>
+          <w:p>
+            <w:pPr>
+              <w:tabs>
+                <w:tab w:val="left" w:pos="0"/>
+              </w:tabs>
+              <w:jc w:val="center"/>
+              <w:rPr>
+                <w:sz w:val="24"/>
+                <w:szCs w:val="24"/>
+                <w:lang w:val="en-US"/>
+              </w:rPr>
+            </w:pPr>
+            <w:r>
+              <w:rPr>
+                <w:sz w:val="24"/>
+                <w:szCs w:val="24"/>
+              </w:rPr>
+              <w:t>double</w:t>
+            </w:r>
+          </w:p>
+        </w:tc>
+        <w:tc>
+          <w:tcPr>
+            <w:tcW w:w="3258" w:type="pct"/>
+          </w:tcPr>
+          <w:p>
+            <w:pPr>
+              <w:tabs>
+                <w:tab w:val="left" w:pos="0"/>
+              </w:tabs>
+              <w:jc w:val="center"/>
+              <w:rPr>
+                <w:sz w:val="24"/>
+                <w:szCs w:val="24"/>
+              </w:rPr>
+            </w:pPr>
+            <w:r>
+              <w:rPr>
+                <w:sz w:val="24"/>
+                <w:szCs w:val="24"/>
+              </w:rPr>
+              <w:t>Возвращает и устанавливает значение толщины рамки b</w:t>
+            </w:r>
+          </w:p>
+        </w:tc>
+      </w:tr>
+      <w:tr>
+        <w:tc>
+          <w:tcPr>
+            <w:tcW w:w="1059" w:type="pct"/>
+          </w:tcPr>
+          <w:p>
+            <w:pPr>
+              <w:tabs>
+                <w:tab w:val="left" w:pos="0"/>
+              </w:tabs>
+              <w:jc w:val="center"/>
+              <w:rPr>
+                <w:sz w:val="24"/>
+                <w:szCs w:val="24"/>
+              </w:rPr>
+            </w:pPr>
+            <w:r>
+              <w:rPr>
+                <w:sz w:val="24"/>
+                <w:szCs w:val="24"/>
+              </w:rPr>
+              <w:lastRenderedPageBreak/>
+              <w:t>StandAngle</w:t>
+            </w:r>
+          </w:p>
+        </w:tc>
+        <w:tc>
+          <w:tcPr>
+            <w:tcW w:w="683" w:type="pct"/>
+          </w:tcPr>
+          <w:p>
+            <w:pPr>
+              <w:tabs>
+                <w:tab w:val="left" w:pos="0"/>
+              </w:tabs>
+              <w:jc w:val="center"/>
+              <w:rPr>
+                <w:sz w:val="24"/>
+                <w:szCs w:val="24"/>
+                <w:lang w:val="en-US"/>
+              </w:rPr>
+            </w:pPr>
+            <w:r>
+              <w:rPr>
+                <w:sz w:val="24"/>
+                <w:szCs w:val="24"/>
+              </w:rPr>
+              <w:t>double</w:t>
+            </w:r>
+          </w:p>
+        </w:tc>
+        <w:tc>
+          <w:tcPr>
+            <w:tcW w:w="3258" w:type="pct"/>
+          </w:tcPr>
+          <w:p>
+            <w:pPr>
+              <w:tabs>
+                <w:tab w:val="left" w:pos="0"/>
+              </w:tabs>
+              <w:jc w:val="center"/>
+              <w:rPr>
+                <w:sz w:val="24"/>
+                <w:szCs w:val="24"/>
+              </w:rPr>
+            </w:pPr>
+            <w:r>
+              <w:rPr>
+                <w:sz w:val="24"/>
+                <w:szCs w:val="24"/>
+              </w:rPr>
+              <w:t>Возвращает и устанавливает значение угла наклона подставки a</w:t>
             </w:r>
           </w:p>
         </w:tc>
@@ -11066,9 +10557,9 @@
         <w:tblLook w:val="04A0" w:firstRow="1" w:lastRow="0" w:firstColumn="1" w:lastColumn="0" w:noHBand="0" w:noVBand="1"/>
       </w:tblPr>
       <w:tblGrid>
-        <w:gridCol w:w="4244"/>
-        <w:gridCol w:w="2264"/>
-        <w:gridCol w:w="2837"/>
+        <w:gridCol w:w="3668"/>
+        <w:gridCol w:w="2556"/>
+        <w:gridCol w:w="3121"/>
       </w:tblGrid>
       <w:tr>
         <w:trPr>
@@ -11083,18 +10574,16 @@
               <w:tabs>
                 <w:tab w:val="left" w:pos="0"/>
               </w:tabs>
-              <w:spacing w:line="276" w:lineRule="auto"/>
-              <w:ind w:right="-51"/>
-              <w:jc w:val="center"/>
-              <w:rPr>
-                <w:sz w:val="28"/>
-                <w:szCs w:val="28"/>
-              </w:rPr>
-            </w:pPr>
-            <w:r>
-              <w:rPr>
-                <w:sz w:val="28"/>
-                <w:szCs w:val="28"/>
+              <w:jc w:val="center"/>
+              <w:rPr>
+                <w:sz w:val="24"/>
+                <w:szCs w:val="24"/>
+              </w:rPr>
+            </w:pPr>
+            <w:r>
+              <w:rPr>
+                <w:sz w:val="24"/>
+                <w:szCs w:val="24"/>
               </w:rPr>
               <w:t>Название</w:t>
             </w:r>
@@ -11109,18 +10598,16 @@
               <w:tabs>
                 <w:tab w:val="left" w:pos="0"/>
               </w:tabs>
-              <w:spacing w:line="276" w:lineRule="auto"/>
-              <w:ind w:right="-51"/>
-              <w:jc w:val="center"/>
-              <w:rPr>
-                <w:sz w:val="28"/>
-                <w:szCs w:val="28"/>
-              </w:rPr>
-            </w:pPr>
-            <w:r>
-              <w:rPr>
-                <w:sz w:val="28"/>
-                <w:szCs w:val="28"/>
+              <w:jc w:val="center"/>
+              <w:rPr>
+                <w:sz w:val="24"/>
+                <w:szCs w:val="24"/>
+              </w:rPr>
+            </w:pPr>
+            <w:r>
+              <w:rPr>
+                <w:sz w:val="24"/>
+                <w:szCs w:val="24"/>
               </w:rPr>
               <w:t>Тип возвращаемых параметров</w:t>
             </w:r>
@@ -11135,18 +10622,16 @@
               <w:tabs>
                 <w:tab w:val="left" w:pos="0"/>
               </w:tabs>
-              <w:spacing w:line="276" w:lineRule="auto"/>
-              <w:ind w:right="-51"/>
-              <w:jc w:val="center"/>
-              <w:rPr>
-                <w:sz w:val="28"/>
-                <w:szCs w:val="28"/>
-              </w:rPr>
-            </w:pPr>
-            <w:r>
-              <w:rPr>
-                <w:sz w:val="28"/>
-                <w:szCs w:val="28"/>
+              <w:jc w:val="center"/>
+              <w:rPr>
+                <w:sz w:val="24"/>
+                <w:szCs w:val="24"/>
+              </w:rPr>
+            </w:pPr>
+            <w:r>
+              <w:rPr>
+                <w:sz w:val="24"/>
+                <w:szCs w:val="24"/>
               </w:rPr>
               <w:t>Описание</w:t>
             </w:r>
@@ -11166,39 +10651,19 @@
               <w:tabs>
                 <w:tab w:val="left" w:pos="0"/>
               </w:tabs>
-              <w:spacing w:line="276" w:lineRule="auto"/>
-              <w:ind w:right="-51"/>
-              <w:jc w:val="center"/>
-              <w:rPr>
-                <w:sz w:val="28"/>
-                <w:szCs w:val="28"/>
-                <w:lang w:val="en-US"/>
-              </w:rPr>
-            </w:pPr>
-            <w:proofErr w:type="spellStart"/>
-            <w:proofErr w:type="gramStart"/>
-            <w:r>
-              <w:rPr>
-                <w:sz w:val="28"/>
-                <w:szCs w:val="28"/>
-              </w:rPr>
-              <w:t>Parameters</w:t>
-            </w:r>
-            <w:proofErr w:type="spellEnd"/>
-            <w:r>
-              <w:rPr>
-                <w:sz w:val="28"/>
-                <w:szCs w:val="28"/>
-              </w:rPr>
-              <w:t>(</w:t>
-            </w:r>
-            <w:proofErr w:type="gramEnd"/>
-            <w:r>
-              <w:rPr>
-                <w:sz w:val="28"/>
-                <w:szCs w:val="28"/>
-              </w:rPr>
-              <w:t>)</w:t>
+              <w:jc w:val="center"/>
+              <w:rPr>
+                <w:sz w:val="24"/>
+                <w:szCs w:val="24"/>
+                <w:lang w:val="en-US"/>
+              </w:rPr>
+            </w:pPr>
+            <w:r>
+              <w:rPr>
+                <w:sz w:val="24"/>
+                <w:szCs w:val="24"/>
+              </w:rPr>
+              <w:t>Parameters()</w:t>
             </w:r>
           </w:p>
         </w:tc>
@@ -11211,19 +10676,17 @@
               <w:tabs>
                 <w:tab w:val="left" w:pos="0"/>
               </w:tabs>
-              <w:spacing w:line="276" w:lineRule="auto"/>
-              <w:ind w:right="-51"/>
-              <w:jc w:val="center"/>
-              <w:rPr>
-                <w:sz w:val="28"/>
-                <w:szCs w:val="28"/>
-                <w:lang w:val="en-US"/>
-              </w:rPr>
-            </w:pPr>
-            <w:r>
-              <w:rPr>
-                <w:sz w:val="28"/>
-                <w:szCs w:val="28"/>
+              <w:jc w:val="center"/>
+              <w:rPr>
+                <w:sz w:val="24"/>
+                <w:szCs w:val="24"/>
+                <w:lang w:val="en-US"/>
+              </w:rPr>
+            </w:pPr>
+            <w:r>
+              <w:rPr>
+                <w:sz w:val="24"/>
+                <w:szCs w:val="24"/>
                 <w:lang w:val="en-US"/>
               </w:rPr>
               <w:t>void</w:t>
@@ -11239,19 +10702,17 @@
               <w:tabs>
                 <w:tab w:val="left" w:pos="0"/>
               </w:tabs>
-              <w:spacing w:line="276" w:lineRule="auto"/>
-              <w:ind w:right="-51"/>
-              <w:jc w:val="center"/>
-              <w:rPr>
-                <w:sz w:val="28"/>
-                <w:szCs w:val="28"/>
-                <w:lang w:val="en-US"/>
-              </w:rPr>
-            </w:pPr>
-            <w:r>
-              <w:rPr>
-                <w:sz w:val="28"/>
-                <w:szCs w:val="28"/>
+              <w:jc w:val="center"/>
+              <w:rPr>
+                <w:sz w:val="24"/>
+                <w:szCs w:val="24"/>
+                <w:lang w:val="en-US"/>
+              </w:rPr>
+            </w:pPr>
+            <w:r>
+              <w:rPr>
+                <w:sz w:val="24"/>
+                <w:szCs w:val="24"/>
               </w:rPr>
               <w:t>Конструктор класса</w:t>
             </w:r>
@@ -11271,39 +10732,26 @@
               <w:tabs>
                 <w:tab w:val="left" w:pos="0"/>
               </w:tabs>
-              <w:spacing w:line="276" w:lineRule="auto"/>
-              <w:ind w:right="-51"/>
-              <w:jc w:val="center"/>
-              <w:rPr>
-                <w:sz w:val="28"/>
-                <w:szCs w:val="28"/>
-              </w:rPr>
-            </w:pPr>
-            <w:proofErr w:type="spellStart"/>
-            <w:proofErr w:type="gramStart"/>
-            <w:r>
-              <w:rPr>
-                <w:sz w:val="28"/>
-                <w:szCs w:val="28"/>
+              <w:jc w:val="center"/>
+              <w:rPr>
+                <w:sz w:val="24"/>
+                <w:szCs w:val="24"/>
+              </w:rPr>
+            </w:pPr>
+            <w:r>
+              <w:rPr>
+                <w:sz w:val="24"/>
+                <w:szCs w:val="24"/>
                 <w:lang w:val="en-US"/>
               </w:rPr>
               <w:t>CheckDependentParametersValue</w:t>
             </w:r>
-            <w:proofErr w:type="spellEnd"/>
-            <w:r>
-              <w:rPr>
-                <w:sz w:val="28"/>
-                <w:szCs w:val="28"/>
-              </w:rPr>
-              <w:t>(</w:t>
-            </w:r>
-            <w:proofErr w:type="gramEnd"/>
-            <w:r>
-              <w:rPr>
-                <w:sz w:val="28"/>
-                <w:szCs w:val="28"/>
-              </w:rPr>
-              <w:t>)</w:t>
+            <w:r>
+              <w:rPr>
+                <w:sz w:val="24"/>
+                <w:szCs w:val="24"/>
+              </w:rPr>
+              <w:t>()</w:t>
             </w:r>
           </w:p>
         </w:tc>
@@ -11316,19 +10764,17 @@
               <w:tabs>
                 <w:tab w:val="left" w:pos="0"/>
               </w:tabs>
-              <w:spacing w:line="276" w:lineRule="auto"/>
-              <w:ind w:right="-51"/>
-              <w:jc w:val="center"/>
-              <w:rPr>
-                <w:sz w:val="28"/>
-                <w:szCs w:val="28"/>
-                <w:lang w:val="en-US"/>
-              </w:rPr>
-            </w:pPr>
-            <w:r>
-              <w:rPr>
-                <w:sz w:val="28"/>
-                <w:szCs w:val="28"/>
+              <w:jc w:val="center"/>
+              <w:rPr>
+                <w:sz w:val="24"/>
+                <w:szCs w:val="24"/>
+                <w:lang w:val="en-US"/>
+              </w:rPr>
+            </w:pPr>
+            <w:r>
+              <w:rPr>
+                <w:sz w:val="24"/>
+                <w:szCs w:val="24"/>
                 <w:lang w:val="en-US"/>
               </w:rPr>
               <w:t>string</w:t>
@@ -11344,547 +10790,18 @@
               <w:tabs>
                 <w:tab w:val="left" w:pos="0"/>
               </w:tabs>
-              <w:spacing w:line="276" w:lineRule="auto"/>
-              <w:ind w:right="-51"/>
-              <w:jc w:val="center"/>
-              <w:rPr>
-                <w:sz w:val="28"/>
-                <w:szCs w:val="28"/>
-              </w:rPr>
-            </w:pPr>
-            <w:r>
-              <w:rPr>
-                <w:sz w:val="28"/>
-                <w:szCs w:val="28"/>
+              <w:jc w:val="center"/>
+              <w:rPr>
+                <w:sz w:val="24"/>
+                <w:szCs w:val="24"/>
+              </w:rPr>
+            </w:pPr>
+            <w:r>
+              <w:rPr>
+                <w:sz w:val="24"/>
+                <w:szCs w:val="24"/>
               </w:rPr>
               <w:t>Валидация зависимых значений параметров</w:t>
-            </w:r>
-          </w:p>
-        </w:tc>
-      </w:tr>
-      <w:tr>
-        <w:trPr>
-          <w:jc w:val="center"/>
-        </w:trPr>
-        <w:tc>
-          <w:tcPr>
-            <w:tcW w:w="0" w:type="auto"/>
-          </w:tcPr>
-          <w:p>
-            <w:pPr>
-              <w:tabs>
-                <w:tab w:val="left" w:pos="0"/>
-              </w:tabs>
-              <w:spacing w:line="276" w:lineRule="auto"/>
-              <w:ind w:right="-51"/>
-              <w:jc w:val="center"/>
-              <w:rPr>
-                <w:sz w:val="28"/>
-                <w:szCs w:val="28"/>
-                <w:lang w:val="en-US"/>
-              </w:rPr>
-            </w:pPr>
-            <w:proofErr w:type="spellStart"/>
-            <w:proofErr w:type="gramStart"/>
-            <w:r>
-              <w:rPr>
-                <w:sz w:val="28"/>
-                <w:szCs w:val="28"/>
-              </w:rPr>
-              <w:t>FrameWidth</w:t>
-            </w:r>
-            <w:proofErr w:type="spellEnd"/>
-            <w:r>
-              <w:rPr>
-                <w:sz w:val="28"/>
-                <w:szCs w:val="28"/>
-              </w:rPr>
-              <w:t>(</w:t>
-            </w:r>
-            <w:proofErr w:type="gramEnd"/>
-            <w:r>
-              <w:rPr>
-                <w:sz w:val="28"/>
-                <w:szCs w:val="28"/>
-              </w:rPr>
-              <w:t>)</w:t>
-            </w:r>
-          </w:p>
-        </w:tc>
-        <w:tc>
-          <w:tcPr>
-            <w:tcW w:w="0" w:type="auto"/>
-          </w:tcPr>
-          <w:p>
-            <w:pPr>
-              <w:tabs>
-                <w:tab w:val="left" w:pos="0"/>
-              </w:tabs>
-              <w:spacing w:line="276" w:lineRule="auto"/>
-              <w:ind w:right="-51"/>
-              <w:jc w:val="center"/>
-              <w:rPr>
-                <w:sz w:val="28"/>
-                <w:szCs w:val="28"/>
-                <w:lang w:val="en-US"/>
-              </w:rPr>
-            </w:pPr>
-            <w:r>
-              <w:rPr>
-                <w:sz w:val="28"/>
-                <w:szCs w:val="28"/>
-                <w:lang w:val="en-US"/>
-              </w:rPr>
-              <w:t>double</w:t>
-            </w:r>
-          </w:p>
-        </w:tc>
-        <w:tc>
-          <w:tcPr>
-            <w:tcW w:w="0" w:type="auto"/>
-          </w:tcPr>
-          <w:p>
-            <w:pPr>
-              <w:tabs>
-                <w:tab w:val="left" w:pos="0"/>
-              </w:tabs>
-              <w:spacing w:line="276" w:lineRule="auto"/>
-              <w:ind w:right="-51"/>
-              <w:jc w:val="center"/>
-              <w:rPr>
-                <w:sz w:val="28"/>
-                <w:szCs w:val="28"/>
-              </w:rPr>
-            </w:pPr>
-            <w:r>
-              <w:rPr>
-                <w:sz w:val="28"/>
-                <w:szCs w:val="28"/>
-              </w:rPr>
-              <w:t>Возвращает и устанавливает значение ширины рамки</w:t>
-            </w:r>
-          </w:p>
-        </w:tc>
-      </w:tr>
-      <w:tr>
-        <w:trPr>
-          <w:jc w:val="center"/>
-        </w:trPr>
-        <w:tc>
-          <w:tcPr>
-            <w:tcW w:w="0" w:type="auto"/>
-          </w:tcPr>
-          <w:p>
-            <w:pPr>
-              <w:tabs>
-                <w:tab w:val="left" w:pos="0"/>
-              </w:tabs>
-              <w:spacing w:line="276" w:lineRule="auto"/>
-              <w:ind w:right="-51"/>
-              <w:jc w:val="center"/>
-              <w:rPr>
-                <w:sz w:val="28"/>
-                <w:szCs w:val="28"/>
-                <w:lang w:val="en-US"/>
-              </w:rPr>
-            </w:pPr>
-            <w:proofErr w:type="spellStart"/>
-            <w:proofErr w:type="gramStart"/>
-            <w:r>
-              <w:rPr>
-                <w:sz w:val="28"/>
-                <w:szCs w:val="28"/>
-              </w:rPr>
-              <w:t>FrameHeight</w:t>
-            </w:r>
-            <w:proofErr w:type="spellEnd"/>
-            <w:r>
-              <w:rPr>
-                <w:sz w:val="28"/>
-                <w:szCs w:val="28"/>
-              </w:rPr>
-              <w:t>(</w:t>
-            </w:r>
-            <w:proofErr w:type="gramEnd"/>
-            <w:r>
-              <w:rPr>
-                <w:sz w:val="28"/>
-                <w:szCs w:val="28"/>
-              </w:rPr>
-              <w:t>)</w:t>
-            </w:r>
-          </w:p>
-        </w:tc>
-        <w:tc>
-          <w:tcPr>
-            <w:tcW w:w="0" w:type="auto"/>
-          </w:tcPr>
-          <w:p>
-            <w:pPr>
-              <w:tabs>
-                <w:tab w:val="left" w:pos="0"/>
-              </w:tabs>
-              <w:spacing w:line="276" w:lineRule="auto"/>
-              <w:ind w:right="-51"/>
-              <w:jc w:val="center"/>
-              <w:rPr>
-                <w:sz w:val="28"/>
-                <w:szCs w:val="28"/>
-                <w:lang w:val="en-US"/>
-              </w:rPr>
-            </w:pPr>
-            <w:proofErr w:type="spellStart"/>
-            <w:r>
-              <w:rPr>
-                <w:sz w:val="28"/>
-                <w:szCs w:val="28"/>
-              </w:rPr>
-              <w:t>double</w:t>
-            </w:r>
-            <w:proofErr w:type="spellEnd"/>
-          </w:p>
-        </w:tc>
-        <w:tc>
-          <w:tcPr>
-            <w:tcW w:w="0" w:type="auto"/>
-          </w:tcPr>
-          <w:p>
-            <w:pPr>
-              <w:tabs>
-                <w:tab w:val="left" w:pos="0"/>
-              </w:tabs>
-              <w:spacing w:line="276" w:lineRule="auto"/>
-              <w:ind w:right="-51"/>
-              <w:jc w:val="center"/>
-              <w:rPr>
-                <w:sz w:val="28"/>
-                <w:szCs w:val="28"/>
-              </w:rPr>
-            </w:pPr>
-            <w:r>
-              <w:rPr>
-                <w:sz w:val="28"/>
-                <w:szCs w:val="28"/>
-              </w:rPr>
-              <w:t>Возвращает и устанавливает значение высоты рамки</w:t>
-            </w:r>
-          </w:p>
-        </w:tc>
-      </w:tr>
-      <w:tr>
-        <w:trPr>
-          <w:jc w:val="center"/>
-        </w:trPr>
-        <w:tc>
-          <w:tcPr>
-            <w:tcW w:w="0" w:type="auto"/>
-          </w:tcPr>
-          <w:p>
-            <w:pPr>
-              <w:tabs>
-                <w:tab w:val="left" w:pos="0"/>
-              </w:tabs>
-              <w:spacing w:line="276" w:lineRule="auto"/>
-              <w:ind w:right="-51"/>
-              <w:jc w:val="center"/>
-              <w:rPr>
-                <w:sz w:val="28"/>
-                <w:szCs w:val="28"/>
-                <w:lang w:val="en-US"/>
-              </w:rPr>
-            </w:pPr>
-            <w:proofErr w:type="spellStart"/>
-            <w:proofErr w:type="gramStart"/>
-            <w:r>
-              <w:rPr>
-                <w:sz w:val="28"/>
-                <w:szCs w:val="28"/>
-                <w:lang w:val="en-US"/>
-              </w:rPr>
-              <w:t>BorderWidth</w:t>
-            </w:r>
-            <w:proofErr w:type="spellEnd"/>
-            <w:r>
-              <w:rPr>
-                <w:sz w:val="28"/>
-                <w:szCs w:val="28"/>
-                <w:lang w:val="en-US"/>
-              </w:rPr>
-              <w:t>(</w:t>
-            </w:r>
-            <w:proofErr w:type="gramEnd"/>
-            <w:r>
-              <w:rPr>
-                <w:sz w:val="28"/>
-                <w:szCs w:val="28"/>
-                <w:lang w:val="en-US"/>
-              </w:rPr>
-              <w:t>)</w:t>
-            </w:r>
-          </w:p>
-        </w:tc>
-        <w:tc>
-          <w:tcPr>
-            <w:tcW w:w="0" w:type="auto"/>
-          </w:tcPr>
-          <w:p>
-            <w:pPr>
-              <w:tabs>
-                <w:tab w:val="left" w:pos="0"/>
-              </w:tabs>
-              <w:spacing w:line="276" w:lineRule="auto"/>
-              <w:ind w:right="-51"/>
-              <w:jc w:val="center"/>
-              <w:rPr>
-                <w:sz w:val="28"/>
-                <w:szCs w:val="28"/>
-                <w:lang w:val="en-US"/>
-              </w:rPr>
-            </w:pPr>
-            <w:proofErr w:type="spellStart"/>
-            <w:r>
-              <w:rPr>
-                <w:sz w:val="28"/>
-                <w:szCs w:val="28"/>
-              </w:rPr>
-              <w:t>double</w:t>
-            </w:r>
-            <w:proofErr w:type="spellEnd"/>
-          </w:p>
-        </w:tc>
-        <w:tc>
-          <w:tcPr>
-            <w:tcW w:w="0" w:type="auto"/>
-          </w:tcPr>
-          <w:p>
-            <w:pPr>
-              <w:tabs>
-                <w:tab w:val="left" w:pos="0"/>
-              </w:tabs>
-              <w:spacing w:line="276" w:lineRule="auto"/>
-              <w:ind w:right="-51"/>
-              <w:jc w:val="center"/>
-              <w:rPr>
-                <w:sz w:val="28"/>
-                <w:szCs w:val="28"/>
-              </w:rPr>
-            </w:pPr>
-            <w:r>
-              <w:rPr>
-                <w:sz w:val="28"/>
-                <w:szCs w:val="28"/>
-              </w:rPr>
-              <w:t>Возвращает и устанавливает значение ширины окантовки багета</w:t>
-            </w:r>
-          </w:p>
-        </w:tc>
-      </w:tr>
-      <w:tr>
-        <w:trPr>
-          <w:jc w:val="center"/>
-        </w:trPr>
-        <w:tc>
-          <w:tcPr>
-            <w:tcW w:w="0" w:type="auto"/>
-          </w:tcPr>
-          <w:p>
-            <w:pPr>
-              <w:tabs>
-                <w:tab w:val="left" w:pos="0"/>
-              </w:tabs>
-              <w:spacing w:line="276" w:lineRule="auto"/>
-              <w:ind w:right="-51"/>
-              <w:jc w:val="center"/>
-              <w:rPr>
-                <w:sz w:val="28"/>
-                <w:szCs w:val="28"/>
-                <w:lang w:val="en-US"/>
-              </w:rPr>
-            </w:pPr>
-            <w:proofErr w:type="spellStart"/>
-            <w:proofErr w:type="gramStart"/>
-            <w:r>
-              <w:rPr>
-                <w:sz w:val="28"/>
-                <w:szCs w:val="28"/>
-              </w:rPr>
-              <w:t>FrameThickness</w:t>
-            </w:r>
-            <w:proofErr w:type="spellEnd"/>
-            <w:r>
-              <w:rPr>
-                <w:sz w:val="28"/>
-                <w:szCs w:val="28"/>
-              </w:rPr>
-              <w:t>(</w:t>
-            </w:r>
-            <w:proofErr w:type="gramEnd"/>
-            <w:r>
-              <w:rPr>
-                <w:sz w:val="28"/>
-                <w:szCs w:val="28"/>
-              </w:rPr>
-              <w:t>)</w:t>
-            </w:r>
-          </w:p>
-        </w:tc>
-        <w:tc>
-          <w:tcPr>
-            <w:tcW w:w="0" w:type="auto"/>
-          </w:tcPr>
-          <w:p>
-            <w:pPr>
-              <w:tabs>
-                <w:tab w:val="left" w:pos="0"/>
-              </w:tabs>
-              <w:spacing w:line="276" w:lineRule="auto"/>
-              <w:ind w:right="-51"/>
-              <w:jc w:val="center"/>
-              <w:rPr>
-                <w:sz w:val="28"/>
-                <w:szCs w:val="28"/>
-                <w:lang w:val="en-US"/>
-              </w:rPr>
-            </w:pPr>
-            <w:proofErr w:type="spellStart"/>
-            <w:r>
-              <w:rPr>
-                <w:sz w:val="28"/>
-                <w:szCs w:val="28"/>
-              </w:rPr>
-              <w:t>double</w:t>
-            </w:r>
-            <w:proofErr w:type="spellEnd"/>
-          </w:p>
-        </w:tc>
-        <w:tc>
-          <w:tcPr>
-            <w:tcW w:w="0" w:type="auto"/>
-          </w:tcPr>
-          <w:p>
-            <w:pPr>
-              <w:tabs>
-                <w:tab w:val="left" w:pos="0"/>
-              </w:tabs>
-              <w:spacing w:line="276" w:lineRule="auto"/>
-              <w:ind w:right="-51"/>
-              <w:jc w:val="center"/>
-              <w:rPr>
-                <w:sz w:val="28"/>
-                <w:szCs w:val="28"/>
-              </w:rPr>
-            </w:pPr>
-            <w:r>
-              <w:rPr>
-                <w:sz w:val="28"/>
-                <w:szCs w:val="28"/>
-              </w:rPr>
-              <w:t>Возвращает и устанавливает значение толщины рамки</w:t>
-            </w:r>
-          </w:p>
-        </w:tc>
-      </w:tr>
-      <w:tr>
-        <w:trPr>
-          <w:jc w:val="center"/>
-        </w:trPr>
-        <w:tc>
-          <w:tcPr>
-            <w:tcW w:w="0" w:type="auto"/>
-          </w:tcPr>
-          <w:p>
-            <w:pPr>
-              <w:tabs>
-                <w:tab w:val="left" w:pos="0"/>
-              </w:tabs>
-              <w:spacing w:line="276" w:lineRule="auto"/>
-              <w:ind w:right="-51"/>
-              <w:jc w:val="center"/>
-              <w:rPr>
-                <w:sz w:val="28"/>
-                <w:szCs w:val="28"/>
-                <w:lang w:val="en-US"/>
-              </w:rPr>
-            </w:pPr>
-            <w:proofErr w:type="spellStart"/>
-            <w:proofErr w:type="gramStart"/>
-            <w:r>
-              <w:rPr>
-                <w:sz w:val="28"/>
-                <w:szCs w:val="28"/>
-              </w:rPr>
-              <w:t>StandAngle</w:t>
-            </w:r>
-            <w:proofErr w:type="spellEnd"/>
-            <w:r>
-              <w:rPr>
-                <w:sz w:val="28"/>
-                <w:szCs w:val="28"/>
-              </w:rPr>
-              <w:t>(</w:t>
-            </w:r>
-            <w:proofErr w:type="gramEnd"/>
-            <w:r>
-              <w:rPr>
-                <w:sz w:val="28"/>
-                <w:szCs w:val="28"/>
-              </w:rPr>
-              <w:t>)</w:t>
-            </w:r>
-          </w:p>
-        </w:tc>
-        <w:tc>
-          <w:tcPr>
-            <w:tcW w:w="0" w:type="auto"/>
-          </w:tcPr>
-          <w:p>
-            <w:pPr>
-              <w:tabs>
-                <w:tab w:val="left" w:pos="0"/>
-              </w:tabs>
-              <w:spacing w:line="276" w:lineRule="auto"/>
-              <w:ind w:right="-51"/>
-              <w:jc w:val="center"/>
-              <w:rPr>
-                <w:sz w:val="28"/>
-                <w:szCs w:val="28"/>
-                <w:lang w:val="en-US"/>
-              </w:rPr>
-            </w:pPr>
-            <w:proofErr w:type="spellStart"/>
-            <w:r>
-              <w:rPr>
-                <w:sz w:val="28"/>
-                <w:szCs w:val="28"/>
-              </w:rPr>
-              <w:t>double</w:t>
-            </w:r>
-            <w:proofErr w:type="spellEnd"/>
-          </w:p>
-        </w:tc>
-        <w:tc>
-          <w:tcPr>
-            <w:tcW w:w="0" w:type="auto"/>
-          </w:tcPr>
-          <w:p>
-            <w:pPr>
-              <w:tabs>
-                <w:tab w:val="left" w:pos="0"/>
-              </w:tabs>
-              <w:spacing w:line="276" w:lineRule="auto"/>
-              <w:ind w:right="-51"/>
-              <w:jc w:val="center"/>
-              <w:rPr>
-                <w:sz w:val="28"/>
-                <w:szCs w:val="28"/>
-              </w:rPr>
-            </w:pPr>
-            <w:r>
-              <w:rPr>
-                <w:sz w:val="28"/>
-                <w:szCs w:val="28"/>
-              </w:rPr>
-              <w:t>Возвращает и устанавливает значение угла наклона подставки</w:t>
             </w:r>
           </w:p>
         </w:tc>
@@ -11925,7 +10842,6 @@
           <w:sz w:val="28"/>
           <w:szCs w:val="28"/>
         </w:rPr>
-        <w:lastRenderedPageBreak/>
         <w:t>3.2 Макет пользовательского интерфейса</w:t>
       </w:r>
       <w:bookmarkEnd w:id="16"/>
@@ -12388,7 +11304,6 @@
         </w:rPr>
         <w:t xml:space="preserve">– </w:t>
       </w:r>
-      <w:proofErr w:type="spellStart"/>
       <w:r>
         <w:rPr>
           <w:sz w:val="28"/>
@@ -12397,7 +11312,6 @@
         </w:rPr>
         <w:t>Uplab</w:t>
       </w:r>
-      <w:proofErr w:type="spellEnd"/>
       <w:r>
         <w:rPr>
           <w:sz w:val="28"/>
@@ -12628,23 +11542,7 @@
           <w:sz w:val="28"/>
           <w:szCs w:val="28"/>
         </w:rPr>
-        <w:t xml:space="preserve">Autodesk </w:t>
-      </w:r>
-      <w:proofErr w:type="spellStart"/>
-      <w:r>
-        <w:rPr>
-          <w:sz w:val="28"/>
-          <w:szCs w:val="28"/>
-        </w:rPr>
-        <w:t>Inventor</w:t>
-      </w:r>
-      <w:proofErr w:type="spellEnd"/>
-      <w:r>
-        <w:rPr>
-          <w:sz w:val="28"/>
-          <w:szCs w:val="28"/>
-        </w:rPr>
-        <w:t xml:space="preserve"> API. Первые шаги </w:t>
+        <w:t xml:space="preserve">Autodesk Inventor API. Первые шаги </w:t>
       </w:r>
       <w:r>
         <w:rPr>
@@ -12729,7 +11627,6 @@
         <w:rPr>
           <w:sz w:val="28"/>
           <w:szCs w:val="28"/>
-          <w:lang w:val="en-US"/>
         </w:rPr>
       </w:pPr>
       <w:r>
@@ -12834,21 +11731,7 @@
           <w:sz w:val="28"/>
           <w:szCs w:val="28"/>
         </w:rPr>
-        <w:t xml:space="preserve">. </w:t>
-      </w:r>
-      <w:r>
-        <w:rPr>
-          <w:sz w:val="28"/>
-          <w:szCs w:val="28"/>
-        </w:rPr>
-        <w:t>–</w:t>
-      </w:r>
-      <w:r>
-        <w:rPr>
-          <w:sz w:val="28"/>
-          <w:szCs w:val="28"/>
-        </w:rPr>
-        <w:t xml:space="preserve"> Режим доступа: </w:t>
+        <w:t xml:space="preserve">. – Режим доступа: </w:t>
       </w:r>
       <w:hyperlink r:id="rId26" w:history="1">
         <w:r>
@@ -12867,6 +11750,44 @@
         </w:rPr>
         <w:t xml:space="preserve"> (дата обращения: 19.10.2026).</w:t>
       </w:r>
+    </w:p>
+    <w:p>
+      <w:pPr>
+        <w:spacing w:line="360" w:lineRule="auto"/>
+        <w:ind w:firstLine="720"/>
+        <w:contextualSpacing/>
+        <w:jc w:val="both"/>
+        <w:rPr>
+          <w:sz w:val="28"/>
+          <w:szCs w:val="28"/>
+        </w:rPr>
+      </w:pPr>
+      <w:r>
+        <w:rPr>
+          <w:sz w:val="28"/>
+          <w:szCs w:val="28"/>
+        </w:rPr>
+        <w:t>7</w:t>
+      </w:r>
+      <w:r>
+        <w:rPr>
+          <w:sz w:val="28"/>
+          <w:szCs w:val="28"/>
+        </w:rPr>
+        <w:t>. Фаулер M. UML. Основы, 3-е издание. – Пер. с англ. – СПб: СимволПлюс, 2004. – 192 с.</w:t>
+      </w:r>
+    </w:p>
+    <w:p>
+      <w:pPr>
+        <w:spacing w:line="360" w:lineRule="auto"/>
+        <w:ind w:firstLine="720"/>
+        <w:contextualSpacing/>
+        <w:jc w:val="both"/>
+        <w:rPr>
+          <w:sz w:val="28"/>
+          <w:szCs w:val="28"/>
+        </w:rPr>
+      </w:pPr>
     </w:p>
     <w:p>
       <w:pPr>
@@ -12924,7 +11845,7 @@
 </file>
 
 <file path=word/comments.xml><?xml version="1.0" encoding="utf-8"?>
-<w:comments xmlns:wpc="http://schemas.microsoft.com/office/word/2010/wordprocessingCanvas" xmlns:cx="http://schemas.microsoft.com/office/drawing/2014/chartex" xmlns:cx1="http://schemas.microsoft.com/office/drawing/2015/9/8/chartex" xmlns:cx2="http://schemas.microsoft.com/office/drawing/2015/10/21/chartex" xmlns:cx3="http://schemas.microsoft.com/office/drawing/2016/5/9/chartex" xmlns:cx4="http://schemas.microsoft.com/office/drawing/2016/5/10/chartex" xmlns:cx5="http://schemas.microsoft.com/office/drawing/2016/5/11/chartex" xmlns:cx6="http://schemas.microsoft.com/office/drawing/2016/5/12/chartex" xmlns:cx7="http://schemas.microsoft.com/office/drawing/2016/5/13/chartex" xmlns:cx8="http://schemas.microsoft.com/office/drawing/2016/5/14/chartex" xmlns:mc="http://schemas.openxmlformats.org/markup-compatibility/2006" xmlns:aink="http://schemas.microsoft.com/office/drawing/2016/ink" xmlns:am3d="http://schemas.microsoft.com/office/drawing/2017/model3d" xmlns:o="urn:schemas-microsoft-com:office:office" xmlns:oel="http://schemas.microsoft.com/office/2019/extlst" xmlns:r="http://schemas.openxmlformats.org/officeDocument/2006/relationships" xmlns:m="http://schemas.openxmlformats.org/officeDocument/2006/math" xmlns:v="urn:schemas-microsoft-com:vml" xmlns:wp14="http://schemas.microsoft.com/office/word/2010/wordprocessingDrawing" xmlns:wp="http://schemas.openxmlformats.org/drawingml/2006/wordprocessingDrawing" xmlns:w10="urn:schemas-microsoft-com:office:word" xmlns:w="http://schemas.openxmlformats.org/wordprocessingml/2006/main" xmlns:w14="http://schemas.microsoft.com/office/word/2010/wordml" xmlns:w15="http://schemas.microsoft.com/office/word/2012/wordml" xmlns:w16cex="http://schemas.microsoft.com/office/word/2018/wordml/cex" xmlns:w16cid="http://schemas.microsoft.com/office/word/2016/wordml/cid" xmlns:w16="http://schemas.microsoft.com/office/word/2018/wordml" xmlns:w16sdtdh="http://schemas.microsoft.com/office/word/2020/wordml/sdtdatahash" xmlns:w16se="http://schemas.microsoft.com/office/word/2015/wordml/symex" xmlns:wpg="http://schemas.microsoft.com/office/word/2010/wordprocessingGroup" xmlns:wpi="http://schemas.microsoft.com/office/word/2010/wordprocessingInk" xmlns:wne="http://schemas.microsoft.com/office/word/2006/wordml" xmlns:wps="http://schemas.microsoft.com/office/word/2010/wordprocessingShape" mc:Ignorable="w14 w15 w16se w16cid w16 w16cex w16sdtdh wp14">
+<w:comments xmlns:wpc="http://schemas.microsoft.com/office/word/2010/wordprocessingCanvas" xmlns:cx="http://schemas.microsoft.com/office/drawing/2014/chartex" xmlns:cx1="http://schemas.microsoft.com/office/drawing/2015/9/8/chartex" xmlns:cx2="http://schemas.microsoft.com/office/drawing/2015/10/21/chartex" xmlns:cx3="http://schemas.microsoft.com/office/drawing/2016/5/9/chartex" xmlns:cx4="http://schemas.microsoft.com/office/drawing/2016/5/10/chartex" xmlns:cx5="http://schemas.microsoft.com/office/drawing/2016/5/11/chartex" xmlns:cx6="http://schemas.microsoft.com/office/drawing/2016/5/12/chartex" xmlns:cx7="http://schemas.microsoft.com/office/drawing/2016/5/13/chartex" xmlns:cx8="http://schemas.microsoft.com/office/drawing/2016/5/14/chartex" xmlns:mc="http://schemas.openxmlformats.org/markup-compatibility/2006" xmlns:aink="http://schemas.microsoft.com/office/drawing/2016/ink" xmlns:am3d="http://schemas.microsoft.com/office/drawing/2017/model3d" xmlns:o="urn:schemas-microsoft-com:office:office" xmlns:oel="http://schemas.microsoft.com/office/2019/extlst" xmlns:r="http://schemas.openxmlformats.org/officeDocument/2006/relationships" xmlns:m="http://schemas.openxmlformats.org/officeDocument/2006/math" xmlns:v="urn:schemas-microsoft-com:vml" xmlns:wp14="http://schemas.microsoft.com/office/word/2010/wordprocessingDrawing" xmlns:wp="http://schemas.openxmlformats.org/drawingml/2006/wordprocessingDrawing" xmlns:w10="urn:schemas-microsoft-com:office:word" xmlns:w="http://schemas.openxmlformats.org/wordprocessingml/2006/main" xmlns:w14="http://schemas.microsoft.com/office/word/2010/wordml" xmlns:w15="http://schemas.microsoft.com/office/word/2012/wordml" xmlns:w16cex="http://schemas.microsoft.com/office/word/2018/wordml/cex" xmlns:w16cid="http://schemas.microsoft.com/office/word/2016/wordml/cid" xmlns:w16="http://schemas.microsoft.com/office/word/2018/wordml" xmlns:w16du="http://schemas.microsoft.com/office/word/2023/wordml/word16du" xmlns:w16sdtdh="http://schemas.microsoft.com/office/word/2020/wordml/sdtdatahash" xmlns:w16sdtfl="http://schemas.microsoft.com/office/word/2024/wordml/sdtformatlock" xmlns:w16se="http://schemas.microsoft.com/office/word/2015/wordml/symex" xmlns:wpg="http://schemas.microsoft.com/office/word/2010/wordprocessingGroup" xmlns:wpi="http://schemas.microsoft.com/office/word/2010/wordprocessingInk" xmlns:wne="http://schemas.microsoft.com/office/word/2006/wordml" xmlns:wps="http://schemas.microsoft.com/office/word/2010/wordprocessingShape" mc:Ignorable="w14 w15 w16se w16cid w16 w16cex w16sdtdh w16sdtfl w16du wp14">
   <w:comment w:id="9" w:author="Роман Литвиненко" w:date="2026-09-22T19:47:00Z" w:initials="РЛ">
     <w:p>
       <w:pPr>
@@ -12942,39 +11863,37 @@
       <w:r>
         <w:t xml:space="preserve">- </w:t>
       </w:r>
-      <w:proofErr w:type="spellStart"/>
       <w:r>
         <w:rPr>
           <w:lang w:val="en-US"/>
         </w:rPr>
         <w:t>sketchup</w:t>
       </w:r>
-      <w:proofErr w:type="spellEnd"/>
     </w:p>
   </w:comment>
 </w:comments>
 </file>
 
 <file path=word/commentsExtended.xml><?xml version="1.0" encoding="utf-8"?>
-<w15:commentsEx xmlns:wpc="http://schemas.microsoft.com/office/word/2010/wordprocessingCanvas" xmlns:cx="http://schemas.microsoft.com/office/drawing/2014/chartex" xmlns:cx1="http://schemas.microsoft.com/office/drawing/2015/9/8/chartex" xmlns:cx2="http://schemas.microsoft.com/office/drawing/2015/10/21/chartex" xmlns:cx3="http://schemas.microsoft.com/office/drawing/2016/5/9/chartex" xmlns:cx4="http://schemas.microsoft.com/office/drawing/2016/5/10/chartex" xmlns:cx5="http://schemas.microsoft.com/office/drawing/2016/5/11/chartex" xmlns:cx6="http://schemas.microsoft.com/office/drawing/2016/5/12/chartex" xmlns:cx7="http://schemas.microsoft.com/office/drawing/2016/5/13/chartex" xmlns:cx8="http://schemas.microsoft.com/office/drawing/2016/5/14/chartex" xmlns:mc="http://schemas.openxmlformats.org/markup-compatibility/2006" xmlns:aink="http://schemas.microsoft.com/office/drawing/2016/ink" xmlns:am3d="http://schemas.microsoft.com/office/drawing/2017/model3d" xmlns:o="urn:schemas-microsoft-com:office:office" xmlns:oel="http://schemas.microsoft.com/office/2019/extlst" xmlns:r="http://schemas.openxmlformats.org/officeDocument/2006/relationships" xmlns:m="http://schemas.openxmlformats.org/officeDocument/2006/math" xmlns:v="urn:schemas-microsoft-com:vml" xmlns:wp14="http://schemas.microsoft.com/office/word/2010/wordprocessingDrawing" xmlns:wp="http://schemas.openxmlformats.org/drawingml/2006/wordprocessingDrawing" xmlns:w10="urn:schemas-microsoft-com:office:word" xmlns:w="http://schemas.openxmlformats.org/wordprocessingml/2006/main" xmlns:w14="http://schemas.microsoft.com/office/word/2010/wordml" xmlns:w15="http://schemas.microsoft.com/office/word/2012/wordml" xmlns:w16cex="http://schemas.microsoft.com/office/word/2018/wordml/cex" xmlns:w16cid="http://schemas.microsoft.com/office/word/2016/wordml/cid" xmlns:w16="http://schemas.microsoft.com/office/word/2018/wordml" xmlns:w16sdtdh="http://schemas.microsoft.com/office/word/2020/wordml/sdtdatahash" xmlns:w16se="http://schemas.microsoft.com/office/word/2015/wordml/symex" xmlns:wpg="http://schemas.microsoft.com/office/word/2010/wordprocessingGroup" xmlns:wpi="http://schemas.microsoft.com/office/word/2010/wordprocessingInk" xmlns:wne="http://schemas.microsoft.com/office/word/2006/wordml" xmlns:wps="http://schemas.microsoft.com/office/word/2010/wordprocessingShape" mc:Ignorable="w14 w15 w16se w16cid w16 w16cex w16sdtdh wp14">
+<w15:commentsEx xmlns:wpc="http://schemas.microsoft.com/office/word/2010/wordprocessingCanvas" xmlns:cx="http://schemas.microsoft.com/office/drawing/2014/chartex" xmlns:cx1="http://schemas.microsoft.com/office/drawing/2015/9/8/chartex" xmlns:cx2="http://schemas.microsoft.com/office/drawing/2015/10/21/chartex" xmlns:cx3="http://schemas.microsoft.com/office/drawing/2016/5/9/chartex" xmlns:cx4="http://schemas.microsoft.com/office/drawing/2016/5/10/chartex" xmlns:cx5="http://schemas.microsoft.com/office/drawing/2016/5/11/chartex" xmlns:cx6="http://schemas.microsoft.com/office/drawing/2016/5/12/chartex" xmlns:cx7="http://schemas.microsoft.com/office/drawing/2016/5/13/chartex" xmlns:cx8="http://schemas.microsoft.com/office/drawing/2016/5/14/chartex" xmlns:mc="http://schemas.openxmlformats.org/markup-compatibility/2006" xmlns:aink="http://schemas.microsoft.com/office/drawing/2016/ink" xmlns:am3d="http://schemas.microsoft.com/office/drawing/2017/model3d" xmlns:o="urn:schemas-microsoft-com:office:office" xmlns:oel="http://schemas.microsoft.com/office/2019/extlst" xmlns:r="http://schemas.openxmlformats.org/officeDocument/2006/relationships" xmlns:m="http://schemas.openxmlformats.org/officeDocument/2006/math" xmlns:v="urn:schemas-microsoft-com:vml" xmlns:wp14="http://schemas.microsoft.com/office/word/2010/wordprocessingDrawing" xmlns:wp="http://schemas.openxmlformats.org/drawingml/2006/wordprocessingDrawing" xmlns:w10="urn:schemas-microsoft-com:office:word" xmlns:w="http://schemas.openxmlformats.org/wordprocessingml/2006/main" xmlns:w14="http://schemas.microsoft.com/office/word/2010/wordml" xmlns:w15="http://schemas.microsoft.com/office/word/2012/wordml" xmlns:w16cex="http://schemas.microsoft.com/office/word/2018/wordml/cex" xmlns:w16cid="http://schemas.microsoft.com/office/word/2016/wordml/cid" xmlns:w16="http://schemas.microsoft.com/office/word/2018/wordml" xmlns:w16du="http://schemas.microsoft.com/office/word/2023/wordml/word16du" xmlns:w16sdtdh="http://schemas.microsoft.com/office/word/2020/wordml/sdtdatahash" xmlns:w16sdtfl="http://schemas.microsoft.com/office/word/2024/wordml/sdtformatlock" xmlns:w16se="http://schemas.microsoft.com/office/word/2015/wordml/symex" xmlns:wpg="http://schemas.microsoft.com/office/word/2010/wordprocessingGroup" xmlns:wpi="http://schemas.microsoft.com/office/word/2010/wordprocessingInk" xmlns:wne="http://schemas.microsoft.com/office/word/2006/wordml" xmlns:wps="http://schemas.microsoft.com/office/word/2010/wordprocessingShape" mc:Ignorable="w14 w15 w16se w16cid w16 w16cex w16sdtdh w16sdtfl w16du wp14">
   <w15:commentEx w15:paraId="1D3670CE" w15:done="1"/>
 </w15:commentsEx>
 </file>
 
 <file path=word/commentsExtensible.xml><?xml version="1.0" encoding="utf-8"?>
-<w16cex:commentsExtensible xmlns:wpc="http://schemas.microsoft.com/office/word/2010/wordprocessingCanvas" xmlns:cx="http://schemas.microsoft.com/office/drawing/2014/chartex" xmlns:cx1="http://schemas.microsoft.com/office/drawing/2015/9/8/chartex" xmlns:cx2="http://schemas.microsoft.com/office/drawing/2015/10/21/chartex" xmlns:cx3="http://schemas.microsoft.com/office/drawing/2016/5/9/chartex" xmlns:cx4="http://schemas.microsoft.com/office/drawing/2016/5/10/chartex" xmlns:cx5="http://schemas.microsoft.com/office/drawing/2016/5/11/chartex" xmlns:cx6="http://schemas.microsoft.com/office/drawing/2016/5/12/chartex" xmlns:cx7="http://schemas.microsoft.com/office/drawing/2016/5/13/chartex" xmlns:cx8="http://schemas.microsoft.com/office/drawing/2016/5/14/chartex" xmlns:cr="http://schemas.microsoft.com/office/comments/2020/reactions" xmlns:mc="http://schemas.openxmlformats.org/markup-compatibility/2006" xmlns:aink="http://schemas.microsoft.com/office/drawing/2016/ink" xmlns:am3d="http://schemas.microsoft.com/office/drawing/2017/model3d" xmlns:o="urn:schemas-microsoft-com:office:office" xmlns:oel="http://schemas.microsoft.com/office/2019/extlst" xmlns:r="http://schemas.openxmlformats.org/officeDocument/2006/relationships" xmlns:m="http://schemas.openxmlformats.org/officeDocument/2006/math" xmlns:v="urn:schemas-microsoft-com:vml" xmlns:wp14="http://schemas.microsoft.com/office/word/2010/wordprocessingDrawing" xmlns:wp="http://schemas.openxmlformats.org/drawingml/2006/wordprocessingDrawing" xmlns:w10="urn:schemas-microsoft-com:office:word" xmlns:w="http://schemas.openxmlformats.org/wordprocessingml/2006/main" xmlns:w14="http://schemas.microsoft.com/office/word/2010/wordml" xmlns:w15="http://schemas.microsoft.com/office/word/2012/wordml" xmlns:w16cex="http://schemas.microsoft.com/office/word/2018/wordml/cex" xmlns:w16cid="http://schemas.microsoft.com/office/word/2016/wordml/cid" xmlns:w16="http://schemas.microsoft.com/office/word/2018/wordml" xmlns:w16sdtdh="http://schemas.microsoft.com/office/word/2020/wordml/sdtdatahash" xmlns:w16se="http://schemas.microsoft.com/office/word/2015/wordml/symex" xmlns:wpg="http://schemas.microsoft.com/office/word/2010/wordprocessingGroup" xmlns:wpi="http://schemas.microsoft.com/office/word/2010/wordprocessingInk" xmlns:wne="http://schemas.microsoft.com/office/word/2006/wordml" xmlns:wps="http://schemas.microsoft.com/office/word/2010/wordprocessingShape" mc:Ignorable="w14 w15 w16se w16cid w16 w16cex w16sdtdh cr wp14">
+<w16cex:commentsExtensible xmlns:wpc="http://schemas.microsoft.com/office/word/2010/wordprocessingCanvas" xmlns:cx="http://schemas.microsoft.com/office/drawing/2014/chartex" xmlns:cx1="http://schemas.microsoft.com/office/drawing/2015/9/8/chartex" xmlns:cx2="http://schemas.microsoft.com/office/drawing/2015/10/21/chartex" xmlns:cx3="http://schemas.microsoft.com/office/drawing/2016/5/9/chartex" xmlns:cx4="http://schemas.microsoft.com/office/drawing/2016/5/10/chartex" xmlns:cx5="http://schemas.microsoft.com/office/drawing/2016/5/11/chartex" xmlns:cx6="http://schemas.microsoft.com/office/drawing/2016/5/12/chartex" xmlns:cx7="http://schemas.microsoft.com/office/drawing/2016/5/13/chartex" xmlns:cx8="http://schemas.microsoft.com/office/drawing/2016/5/14/chartex" xmlns:cr="http://schemas.microsoft.com/office/comments/2020/reactions" xmlns:mc="http://schemas.openxmlformats.org/markup-compatibility/2006" xmlns:aink="http://schemas.microsoft.com/office/drawing/2016/ink" xmlns:am3d="http://schemas.microsoft.com/office/drawing/2017/model3d" xmlns:o="urn:schemas-microsoft-com:office:office" xmlns:oel="http://schemas.microsoft.com/office/2019/extlst" xmlns:r="http://schemas.openxmlformats.org/officeDocument/2006/relationships" xmlns:m="http://schemas.openxmlformats.org/officeDocument/2006/math" xmlns:v="urn:schemas-microsoft-com:vml" xmlns:wp14="http://schemas.microsoft.com/office/word/2010/wordprocessingDrawing" xmlns:wp="http://schemas.openxmlformats.org/drawingml/2006/wordprocessingDrawing" xmlns:w10="urn:schemas-microsoft-com:office:word" xmlns:w="http://schemas.openxmlformats.org/wordprocessingml/2006/main" xmlns:w14="http://schemas.microsoft.com/office/word/2010/wordml" xmlns:w15="http://schemas.microsoft.com/office/word/2012/wordml" xmlns:w16cex="http://schemas.microsoft.com/office/word/2018/wordml/cex" xmlns:w16cid="http://schemas.microsoft.com/office/word/2016/wordml/cid" xmlns:w16="http://schemas.microsoft.com/office/word/2018/wordml" xmlns:w16du="http://schemas.microsoft.com/office/word/2023/wordml/word16du" xmlns:w16sdtdh="http://schemas.microsoft.com/office/word/2020/wordml/sdtdatahash" xmlns:w16sdtfl="http://schemas.microsoft.com/office/word/2024/wordml/sdtformatlock" xmlns:w16se="http://schemas.microsoft.com/office/word/2015/wordml/symex" xmlns:wpg="http://schemas.microsoft.com/office/word/2010/wordprocessingGroup" xmlns:wpi="http://schemas.microsoft.com/office/word/2010/wordprocessingInk" xmlns:wne="http://schemas.microsoft.com/office/word/2006/wordml" xmlns:wps="http://schemas.microsoft.com/office/word/2010/wordprocessingShape" mc:Ignorable="w14 w15 w16se w16cid w16 w16cex w16sdtdh w16sdtfl cr w16du wp14">
   <w16cex:commentExtensible w16cex:durableId="70ED1BE9" w16cex:dateUtc="2026-09-22T12:47:00Z"/>
 </w16cex:commentsExtensible>
 </file>
 
 <file path=word/commentsIds.xml><?xml version="1.0" encoding="utf-8"?>
-<w16cid:commentsIds xmlns:wpc="http://schemas.microsoft.com/office/word/2010/wordprocessingCanvas" xmlns:cx="http://schemas.microsoft.com/office/drawing/2014/chartex" xmlns:cx1="http://schemas.microsoft.com/office/drawing/2015/9/8/chartex" xmlns:cx2="http://schemas.microsoft.com/office/drawing/2015/10/21/chartex" xmlns:cx3="http://schemas.microsoft.com/office/drawing/2016/5/9/chartex" xmlns:cx4="http://schemas.microsoft.com/office/drawing/2016/5/10/chartex" xmlns:cx5="http://schemas.microsoft.com/office/drawing/2016/5/11/chartex" xmlns:cx6="http://schemas.microsoft.com/office/drawing/2016/5/12/chartex" xmlns:cx7="http://schemas.microsoft.com/office/drawing/2016/5/13/chartex" xmlns:cx8="http://schemas.microsoft.com/office/drawing/2016/5/14/chartex" xmlns:mc="http://schemas.openxmlformats.org/markup-compatibility/2006" xmlns:aink="http://schemas.microsoft.com/office/drawing/2016/ink" xmlns:am3d="http://schemas.microsoft.com/office/drawing/2017/model3d" xmlns:o="urn:schemas-microsoft-com:office:office" xmlns:oel="http://schemas.microsoft.com/office/2019/extlst" xmlns:r="http://schemas.openxmlformats.org/officeDocument/2006/relationships" xmlns:m="http://schemas.openxmlformats.org/officeDocument/2006/math" xmlns:v="urn:schemas-microsoft-com:vml" xmlns:wp14="http://schemas.microsoft.com/office/word/2010/wordprocessingDrawing" xmlns:wp="http://schemas.openxmlformats.org/drawingml/2006/wordprocessingDrawing" xmlns:w10="urn:schemas-microsoft-com:office:word" xmlns:w="http://schemas.openxmlformats.org/wordprocessingml/2006/main" xmlns:w14="http://schemas.microsoft.com/office/word/2010/wordml" xmlns:w15="http://schemas.microsoft.com/office/word/2012/wordml" xmlns:w16cex="http://schemas.microsoft.com/office/word/2018/wordml/cex" xmlns:w16cid="http://schemas.microsoft.com/office/word/2016/wordml/cid" xmlns:w16="http://schemas.microsoft.com/office/word/2018/wordml" xmlns:w16sdtdh="http://schemas.microsoft.com/office/word/2020/wordml/sdtdatahash" xmlns:w16se="http://schemas.microsoft.com/office/word/2015/wordml/symex" xmlns:wpg="http://schemas.microsoft.com/office/word/2010/wordprocessingGroup" xmlns:wpi="http://schemas.microsoft.com/office/word/2010/wordprocessingInk" xmlns:wne="http://schemas.microsoft.com/office/word/2006/wordml" xmlns:wps="http://schemas.microsoft.com/office/word/2010/wordprocessingShape" mc:Ignorable="w14 w15 w16se w16cid w16 w16cex w16sdtdh wp14">
+<w16cid:commentsIds xmlns:wpc="http://schemas.microsoft.com/office/word/2010/wordprocessingCanvas" xmlns:cx="http://schemas.microsoft.com/office/drawing/2014/chartex" xmlns:cx1="http://schemas.microsoft.com/office/drawing/2015/9/8/chartex" xmlns:cx2="http://schemas.microsoft.com/office/drawing/2015/10/21/chartex" xmlns:cx3="http://schemas.microsoft.com/office/drawing/2016/5/9/chartex" xmlns:cx4="http://schemas.microsoft.com/office/drawing/2016/5/10/chartex" xmlns:cx5="http://schemas.microsoft.com/office/drawing/2016/5/11/chartex" xmlns:cx6="http://schemas.microsoft.com/office/drawing/2016/5/12/chartex" xmlns:cx7="http://schemas.microsoft.com/office/drawing/2016/5/13/chartex" xmlns:cx8="http://schemas.microsoft.com/office/drawing/2016/5/14/chartex" xmlns:mc="http://schemas.openxmlformats.org/markup-compatibility/2006" xmlns:aink="http://schemas.microsoft.com/office/drawing/2016/ink" xmlns:am3d="http://schemas.microsoft.com/office/drawing/2017/model3d" xmlns:o="urn:schemas-microsoft-com:office:office" xmlns:oel="http://schemas.microsoft.com/office/2019/extlst" xmlns:r="http://schemas.openxmlformats.org/officeDocument/2006/relationships" xmlns:m="http://schemas.openxmlformats.org/officeDocument/2006/math" xmlns:v="urn:schemas-microsoft-com:vml" xmlns:wp14="http://schemas.microsoft.com/office/word/2010/wordprocessingDrawing" xmlns:wp="http://schemas.openxmlformats.org/drawingml/2006/wordprocessingDrawing" xmlns:w10="urn:schemas-microsoft-com:office:word" xmlns:w="http://schemas.openxmlformats.org/wordprocessingml/2006/main" xmlns:w14="http://schemas.microsoft.com/office/word/2010/wordml" xmlns:w15="http://schemas.microsoft.com/office/word/2012/wordml" xmlns:w16cex="http://schemas.microsoft.com/office/word/2018/wordml/cex" xmlns:w16cid="http://schemas.microsoft.com/office/word/2016/wordml/cid" xmlns:w16="http://schemas.microsoft.com/office/word/2018/wordml" xmlns:w16du="http://schemas.microsoft.com/office/word/2023/wordml/word16du" xmlns:w16sdtdh="http://schemas.microsoft.com/office/word/2020/wordml/sdtdatahash" xmlns:w16sdtfl="http://schemas.microsoft.com/office/word/2024/wordml/sdtformatlock" xmlns:w16se="http://schemas.microsoft.com/office/word/2015/wordml/symex" xmlns:wpg="http://schemas.microsoft.com/office/word/2010/wordprocessingGroup" xmlns:wpi="http://schemas.microsoft.com/office/word/2010/wordprocessingInk" xmlns:wne="http://schemas.microsoft.com/office/word/2006/wordml" xmlns:wps="http://schemas.microsoft.com/office/word/2010/wordprocessingShape" mc:Ignorable="w14 w15 w16se w16cid w16 w16cex w16sdtdh w16sdtfl w16du wp14">
   <w16cid:commentId w16cid:paraId="1D3670CE" w16cid:durableId="70ED1BE9"/>
 </w16cid:commentsIds>
 </file>
 
 <file path=word/endnotes.xml><?xml version="1.0" encoding="utf-8"?>
-<w:endnotes xmlns:wpc="http://schemas.microsoft.com/office/word/2010/wordprocessingCanvas" xmlns:cx="http://schemas.microsoft.com/office/drawing/2014/chartex" xmlns:cx1="http://schemas.microsoft.com/office/drawing/2015/9/8/chartex" xmlns:cx2="http://schemas.microsoft.com/office/drawing/2015/10/21/chartex" xmlns:cx3="http://schemas.microsoft.com/office/drawing/2016/5/9/chartex" xmlns:cx4="http://schemas.microsoft.com/office/drawing/2016/5/10/chartex" xmlns:cx5="http://schemas.microsoft.com/office/drawing/2016/5/11/chartex" xmlns:cx6="http://schemas.microsoft.com/office/drawing/2016/5/12/chartex" xmlns:cx7="http://schemas.microsoft.com/office/drawing/2016/5/13/chartex" xmlns:cx8="http://schemas.microsoft.com/office/drawing/2016/5/14/chartex" xmlns:mc="http://schemas.openxmlformats.org/markup-compatibility/2006" xmlns:aink="http://schemas.microsoft.com/office/drawing/2016/ink" xmlns:am3d="http://schemas.microsoft.com/office/drawing/2017/model3d" xmlns:o="urn:schemas-microsoft-com:office:office" xmlns:oel="http://schemas.microsoft.com/office/2019/extlst" xmlns:r="http://schemas.openxmlformats.org/officeDocument/2006/relationships" xmlns:m="http://schemas.openxmlformats.org/officeDocument/2006/math" xmlns:v="urn:schemas-microsoft-com:vml" xmlns:wp14="http://schemas.microsoft.com/office/word/2010/wordprocessingDrawing" xmlns:wp="http://schemas.openxmlformats.org/drawingml/2006/wordprocessingDrawing" xmlns:w10="urn:schemas-microsoft-com:office:word" xmlns:w="http://schemas.openxmlformats.org/wordprocessingml/2006/main" xmlns:w14="http://schemas.microsoft.com/office/word/2010/wordml" xmlns:w15="http://schemas.microsoft.com/office/word/2012/wordml" xmlns:w16cex="http://schemas.microsoft.com/office/word/2018/wordml/cex" xmlns:w16cid="http://schemas.microsoft.com/office/word/2016/wordml/cid" xmlns:w16="http://schemas.microsoft.com/office/word/2018/wordml" xmlns:w16sdtdh="http://schemas.microsoft.com/office/word/2020/wordml/sdtdatahash" xmlns:w16se="http://schemas.microsoft.com/office/word/2015/wordml/symex" xmlns:wpg="http://schemas.microsoft.com/office/word/2010/wordprocessingGroup" xmlns:wpi="http://schemas.microsoft.com/office/word/2010/wordprocessingInk" xmlns:wne="http://schemas.microsoft.com/office/word/2006/wordml" xmlns:wps="http://schemas.microsoft.com/office/word/2010/wordprocessingShape" mc:Ignorable="w14 w15 w16se w16cid w16 w16cex w16sdtdh wp14">
+<w:endnotes xmlns:wpc="http://schemas.microsoft.com/office/word/2010/wordprocessingCanvas" xmlns:cx="http://schemas.microsoft.com/office/drawing/2014/chartex" xmlns:cx1="http://schemas.microsoft.com/office/drawing/2015/9/8/chartex" xmlns:cx2="http://schemas.microsoft.com/office/drawing/2015/10/21/chartex" xmlns:cx3="http://schemas.microsoft.com/office/drawing/2016/5/9/chartex" xmlns:cx4="http://schemas.microsoft.com/office/drawing/2016/5/10/chartex" xmlns:cx5="http://schemas.microsoft.com/office/drawing/2016/5/11/chartex" xmlns:cx6="http://schemas.microsoft.com/office/drawing/2016/5/12/chartex" xmlns:cx7="http://schemas.microsoft.com/office/drawing/2016/5/13/chartex" xmlns:cx8="http://schemas.microsoft.com/office/drawing/2016/5/14/chartex" xmlns:mc="http://schemas.openxmlformats.org/markup-compatibility/2006" xmlns:aink="http://schemas.microsoft.com/office/drawing/2016/ink" xmlns:am3d="http://schemas.microsoft.com/office/drawing/2017/model3d" xmlns:o="urn:schemas-microsoft-com:office:office" xmlns:oel="http://schemas.microsoft.com/office/2019/extlst" xmlns:r="http://schemas.openxmlformats.org/officeDocument/2006/relationships" xmlns:m="http://schemas.openxmlformats.org/officeDocument/2006/math" xmlns:v="urn:schemas-microsoft-com:vml" xmlns:wp14="http://schemas.microsoft.com/office/word/2010/wordprocessingDrawing" xmlns:wp="http://schemas.openxmlformats.org/drawingml/2006/wordprocessingDrawing" xmlns:w10="urn:schemas-microsoft-com:office:word" xmlns:w="http://schemas.openxmlformats.org/wordprocessingml/2006/main" xmlns:w14="http://schemas.microsoft.com/office/word/2010/wordml" xmlns:w15="http://schemas.microsoft.com/office/word/2012/wordml" xmlns:w16cex="http://schemas.microsoft.com/office/word/2018/wordml/cex" xmlns:w16cid="http://schemas.microsoft.com/office/word/2016/wordml/cid" xmlns:w16="http://schemas.microsoft.com/office/word/2018/wordml" xmlns:w16du="http://schemas.microsoft.com/office/word/2023/wordml/word16du" xmlns:w16sdtdh="http://schemas.microsoft.com/office/word/2020/wordml/sdtdatahash" xmlns:w16sdtfl="http://schemas.microsoft.com/office/word/2024/wordml/sdtformatlock" xmlns:w16se="http://schemas.microsoft.com/office/word/2015/wordml/symex" xmlns:wpg="http://schemas.microsoft.com/office/word/2010/wordprocessingGroup" xmlns:wpi="http://schemas.microsoft.com/office/word/2010/wordprocessingInk" xmlns:wne="http://schemas.microsoft.com/office/word/2006/wordml" xmlns:wps="http://schemas.microsoft.com/office/word/2010/wordprocessingShape" mc:Ignorable="w14 w15 w16se w16cid w16 w16cex w16sdtdh w16sdtfl w16du wp14">
   <w:endnote w:type="separator" w:id="-1">
     <w:p>
       <w:r>
@@ -12993,7 +11912,7 @@
 </file>
 
 <file path=word/footer1.xml><?xml version="1.0" encoding="utf-8"?>
-<w:ftr xmlns:wpc="http://schemas.microsoft.com/office/word/2010/wordprocessingCanvas" xmlns:cx="http://schemas.microsoft.com/office/drawing/2014/chartex" xmlns:cx1="http://schemas.microsoft.com/office/drawing/2015/9/8/chartex" xmlns:cx2="http://schemas.microsoft.com/office/drawing/2015/10/21/chartex" xmlns:cx3="http://schemas.microsoft.com/office/drawing/2016/5/9/chartex" xmlns:cx4="http://schemas.microsoft.com/office/drawing/2016/5/10/chartex" xmlns:cx5="http://schemas.microsoft.com/office/drawing/2016/5/11/chartex" xmlns:cx6="http://schemas.microsoft.com/office/drawing/2016/5/12/chartex" xmlns:cx7="http://schemas.microsoft.com/office/drawing/2016/5/13/chartex" xmlns:cx8="http://schemas.microsoft.com/office/drawing/2016/5/14/chartex" xmlns:mc="http://schemas.openxmlformats.org/markup-compatibility/2006" xmlns:aink="http://schemas.microsoft.com/office/drawing/2016/ink" xmlns:am3d="http://schemas.microsoft.com/office/drawing/2017/model3d" xmlns:o="urn:schemas-microsoft-com:office:office" xmlns:oel="http://schemas.microsoft.com/office/2019/extlst" xmlns:r="http://schemas.openxmlformats.org/officeDocument/2006/relationships" xmlns:m="http://schemas.openxmlformats.org/officeDocument/2006/math" xmlns:v="urn:schemas-microsoft-com:vml" xmlns:wp14="http://schemas.microsoft.com/office/word/2010/wordprocessingDrawing" xmlns:wp="http://schemas.openxmlformats.org/drawingml/2006/wordprocessingDrawing" xmlns:w10="urn:schemas-microsoft-com:office:word" xmlns:w="http://schemas.openxmlformats.org/wordprocessingml/2006/main" xmlns:w14="http://schemas.microsoft.com/office/word/2010/wordml" xmlns:w15="http://schemas.microsoft.com/office/word/2012/wordml" xmlns:w16cex="http://schemas.microsoft.com/office/word/2018/wordml/cex" xmlns:w16cid="http://schemas.microsoft.com/office/word/2016/wordml/cid" xmlns:w16="http://schemas.microsoft.com/office/word/2018/wordml" xmlns:w16sdtdh="http://schemas.microsoft.com/office/word/2020/wordml/sdtdatahash" xmlns:w16se="http://schemas.microsoft.com/office/word/2015/wordml/symex" xmlns:wpg="http://schemas.microsoft.com/office/word/2010/wordprocessingGroup" xmlns:wpi="http://schemas.microsoft.com/office/word/2010/wordprocessingInk" xmlns:wne="http://schemas.microsoft.com/office/word/2006/wordml" xmlns:wps="http://schemas.microsoft.com/office/word/2010/wordprocessingShape" mc:Ignorable="w14 w15 w16se w16cid w16 w16cex w16sdtdh wp14">
+<w:ftr xmlns:wpc="http://schemas.microsoft.com/office/word/2010/wordprocessingCanvas" xmlns:cx="http://schemas.microsoft.com/office/drawing/2014/chartex" xmlns:cx1="http://schemas.microsoft.com/office/drawing/2015/9/8/chartex" xmlns:cx2="http://schemas.microsoft.com/office/drawing/2015/10/21/chartex" xmlns:cx3="http://schemas.microsoft.com/office/drawing/2016/5/9/chartex" xmlns:cx4="http://schemas.microsoft.com/office/drawing/2016/5/10/chartex" xmlns:cx5="http://schemas.microsoft.com/office/drawing/2016/5/11/chartex" xmlns:cx6="http://schemas.microsoft.com/office/drawing/2016/5/12/chartex" xmlns:cx7="http://schemas.microsoft.com/office/drawing/2016/5/13/chartex" xmlns:cx8="http://schemas.microsoft.com/office/drawing/2016/5/14/chartex" xmlns:mc="http://schemas.openxmlformats.org/markup-compatibility/2006" xmlns:aink="http://schemas.microsoft.com/office/drawing/2016/ink" xmlns:am3d="http://schemas.microsoft.com/office/drawing/2017/model3d" xmlns:o="urn:schemas-microsoft-com:office:office" xmlns:oel="http://schemas.microsoft.com/office/2019/extlst" xmlns:r="http://schemas.openxmlformats.org/officeDocument/2006/relationships" xmlns:m="http://schemas.openxmlformats.org/officeDocument/2006/math" xmlns:v="urn:schemas-microsoft-com:vml" xmlns:wp14="http://schemas.microsoft.com/office/word/2010/wordprocessingDrawing" xmlns:wp="http://schemas.openxmlformats.org/drawingml/2006/wordprocessingDrawing" xmlns:w10="urn:schemas-microsoft-com:office:word" xmlns:w="http://schemas.openxmlformats.org/wordprocessingml/2006/main" xmlns:w14="http://schemas.microsoft.com/office/word/2010/wordml" xmlns:w15="http://schemas.microsoft.com/office/word/2012/wordml" xmlns:w16cex="http://schemas.microsoft.com/office/word/2018/wordml/cex" xmlns:w16cid="http://schemas.microsoft.com/office/word/2016/wordml/cid" xmlns:w16="http://schemas.microsoft.com/office/word/2018/wordml" xmlns:w16du="http://schemas.microsoft.com/office/word/2023/wordml/word16du" xmlns:w16sdtdh="http://schemas.microsoft.com/office/word/2020/wordml/sdtdatahash" xmlns:w16sdtfl="http://schemas.microsoft.com/office/word/2024/wordml/sdtformatlock" xmlns:w16se="http://schemas.microsoft.com/office/word/2015/wordml/symex" xmlns:wpg="http://schemas.microsoft.com/office/word/2010/wordprocessingGroup" xmlns:wpi="http://schemas.microsoft.com/office/word/2010/wordprocessingInk" xmlns:wne="http://schemas.microsoft.com/office/word/2006/wordml" xmlns:wps="http://schemas.microsoft.com/office/word/2010/wordprocessingShape" mc:Ignorable="w14 w15 w16se w16cid w16 w16cex w16sdtdh w16sdtfl w16du wp14">
   <w:p>
     <w:pPr>
       <w:pStyle w:val="af"/>
@@ -13003,7 +11922,7 @@
 </file>
 
 <file path=word/footer2.xml><?xml version="1.0" encoding="utf-8"?>
-<w:ftr xmlns:wpc="http://schemas.microsoft.com/office/word/2010/wordprocessingCanvas" xmlns:cx="http://schemas.microsoft.com/office/drawing/2014/chartex" xmlns:cx1="http://schemas.microsoft.com/office/drawing/2015/9/8/chartex" xmlns:cx2="http://schemas.microsoft.com/office/drawing/2015/10/21/chartex" xmlns:cx3="http://schemas.microsoft.com/office/drawing/2016/5/9/chartex" xmlns:cx4="http://schemas.microsoft.com/office/drawing/2016/5/10/chartex" xmlns:cx5="http://schemas.microsoft.com/office/drawing/2016/5/11/chartex" xmlns:cx6="http://schemas.microsoft.com/office/drawing/2016/5/12/chartex" xmlns:cx7="http://schemas.microsoft.com/office/drawing/2016/5/13/chartex" xmlns:cx8="http://schemas.microsoft.com/office/drawing/2016/5/14/chartex" xmlns:mc="http://schemas.openxmlformats.org/markup-compatibility/2006" xmlns:aink="http://schemas.microsoft.com/office/drawing/2016/ink" xmlns:am3d="http://schemas.microsoft.com/office/drawing/2017/model3d" xmlns:o="urn:schemas-microsoft-com:office:office" xmlns:oel="http://schemas.microsoft.com/office/2019/extlst" xmlns:r="http://schemas.openxmlformats.org/officeDocument/2006/relationships" xmlns:m="http://schemas.openxmlformats.org/officeDocument/2006/math" xmlns:v="urn:schemas-microsoft-com:vml" xmlns:wp14="http://schemas.microsoft.com/office/word/2010/wordprocessingDrawing" xmlns:wp="http://schemas.openxmlformats.org/drawingml/2006/wordprocessingDrawing" xmlns:w10="urn:schemas-microsoft-com:office:word" xmlns:w="http://schemas.openxmlformats.org/wordprocessingml/2006/main" xmlns:w14="http://schemas.microsoft.com/office/word/2010/wordml" xmlns:w15="http://schemas.microsoft.com/office/word/2012/wordml" xmlns:w16cex="http://schemas.microsoft.com/office/word/2018/wordml/cex" xmlns:w16cid="http://schemas.microsoft.com/office/word/2016/wordml/cid" xmlns:w16="http://schemas.microsoft.com/office/word/2018/wordml" xmlns:w16sdtdh="http://schemas.microsoft.com/office/word/2020/wordml/sdtdatahash" xmlns:w16se="http://schemas.microsoft.com/office/word/2015/wordml/symex" xmlns:wpg="http://schemas.microsoft.com/office/word/2010/wordprocessingGroup" xmlns:wpi="http://schemas.microsoft.com/office/word/2010/wordprocessingInk" xmlns:wne="http://schemas.microsoft.com/office/word/2006/wordml" xmlns:wps="http://schemas.microsoft.com/office/word/2010/wordprocessingShape" mc:Ignorable="w14 w15 w16se w16cid w16 w16cex w16sdtdh wp14">
+<w:ftr xmlns:wpc="http://schemas.microsoft.com/office/word/2010/wordprocessingCanvas" xmlns:cx="http://schemas.microsoft.com/office/drawing/2014/chartex" xmlns:cx1="http://schemas.microsoft.com/office/drawing/2015/9/8/chartex" xmlns:cx2="http://schemas.microsoft.com/office/drawing/2015/10/21/chartex" xmlns:cx3="http://schemas.microsoft.com/office/drawing/2016/5/9/chartex" xmlns:cx4="http://schemas.microsoft.com/office/drawing/2016/5/10/chartex" xmlns:cx5="http://schemas.microsoft.com/office/drawing/2016/5/11/chartex" xmlns:cx6="http://schemas.microsoft.com/office/drawing/2016/5/12/chartex" xmlns:cx7="http://schemas.microsoft.com/office/drawing/2016/5/13/chartex" xmlns:cx8="http://schemas.microsoft.com/office/drawing/2016/5/14/chartex" xmlns:mc="http://schemas.openxmlformats.org/markup-compatibility/2006" xmlns:aink="http://schemas.microsoft.com/office/drawing/2016/ink" xmlns:am3d="http://schemas.microsoft.com/office/drawing/2017/model3d" xmlns:o="urn:schemas-microsoft-com:office:office" xmlns:oel="http://schemas.microsoft.com/office/2019/extlst" xmlns:r="http://schemas.openxmlformats.org/officeDocument/2006/relationships" xmlns:m="http://schemas.openxmlformats.org/officeDocument/2006/math" xmlns:v="urn:schemas-microsoft-com:vml" xmlns:wp14="http://schemas.microsoft.com/office/word/2010/wordprocessingDrawing" xmlns:wp="http://schemas.openxmlformats.org/drawingml/2006/wordprocessingDrawing" xmlns:w10="urn:schemas-microsoft-com:office:word" xmlns:w="http://schemas.openxmlformats.org/wordprocessingml/2006/main" xmlns:w14="http://schemas.microsoft.com/office/word/2010/wordml" xmlns:w15="http://schemas.microsoft.com/office/word/2012/wordml" xmlns:w16cex="http://schemas.microsoft.com/office/word/2018/wordml/cex" xmlns:w16cid="http://schemas.microsoft.com/office/word/2016/wordml/cid" xmlns:w16="http://schemas.microsoft.com/office/word/2018/wordml" xmlns:w16du="http://schemas.microsoft.com/office/word/2023/wordml/word16du" xmlns:w16sdtdh="http://schemas.microsoft.com/office/word/2020/wordml/sdtdatahash" xmlns:w16sdtfl="http://schemas.microsoft.com/office/word/2024/wordml/sdtformatlock" xmlns:w16se="http://schemas.microsoft.com/office/word/2015/wordml/symex" xmlns:wpg="http://schemas.microsoft.com/office/word/2010/wordprocessingGroup" xmlns:wpi="http://schemas.microsoft.com/office/word/2010/wordprocessingInk" xmlns:wne="http://schemas.microsoft.com/office/word/2006/wordml" xmlns:wps="http://schemas.microsoft.com/office/word/2010/wordprocessingShape" mc:Ignorable="w14 w15 w16se w16cid w16 w16cex w16sdtdh w16sdtfl w16du wp14">
   <w:sdt>
     <w:sdtPr>
       <w:rPr>
@@ -13073,7 +11992,7 @@
 </file>
 
 <file path=word/footer3.xml><?xml version="1.0" encoding="utf-8"?>
-<w:ftr xmlns:wpc="http://schemas.microsoft.com/office/word/2010/wordprocessingCanvas" xmlns:cx="http://schemas.microsoft.com/office/drawing/2014/chartex" xmlns:cx1="http://schemas.microsoft.com/office/drawing/2015/9/8/chartex" xmlns:cx2="http://schemas.microsoft.com/office/drawing/2015/10/21/chartex" xmlns:cx3="http://schemas.microsoft.com/office/drawing/2016/5/9/chartex" xmlns:cx4="http://schemas.microsoft.com/office/drawing/2016/5/10/chartex" xmlns:cx5="http://schemas.microsoft.com/office/drawing/2016/5/11/chartex" xmlns:cx6="http://schemas.microsoft.com/office/drawing/2016/5/12/chartex" xmlns:cx7="http://schemas.microsoft.com/office/drawing/2016/5/13/chartex" xmlns:cx8="http://schemas.microsoft.com/office/drawing/2016/5/14/chartex" xmlns:mc="http://schemas.openxmlformats.org/markup-compatibility/2006" xmlns:aink="http://schemas.microsoft.com/office/drawing/2016/ink" xmlns:am3d="http://schemas.microsoft.com/office/drawing/2017/model3d" xmlns:o="urn:schemas-microsoft-com:office:office" xmlns:oel="http://schemas.microsoft.com/office/2019/extlst" xmlns:r="http://schemas.openxmlformats.org/officeDocument/2006/relationships" xmlns:m="http://schemas.openxmlformats.org/officeDocument/2006/math" xmlns:v="urn:schemas-microsoft-com:vml" xmlns:wp14="http://schemas.microsoft.com/office/word/2010/wordprocessingDrawing" xmlns:wp="http://schemas.openxmlformats.org/drawingml/2006/wordprocessingDrawing" xmlns:w10="urn:schemas-microsoft-com:office:word" xmlns:w="http://schemas.openxmlformats.org/wordprocessingml/2006/main" xmlns:w14="http://schemas.microsoft.com/office/word/2010/wordml" xmlns:w15="http://schemas.microsoft.com/office/word/2012/wordml" xmlns:w16cex="http://schemas.microsoft.com/office/word/2018/wordml/cex" xmlns:w16cid="http://schemas.microsoft.com/office/word/2016/wordml/cid" xmlns:w16="http://schemas.microsoft.com/office/word/2018/wordml" xmlns:w16sdtdh="http://schemas.microsoft.com/office/word/2020/wordml/sdtdatahash" xmlns:w16se="http://schemas.microsoft.com/office/word/2015/wordml/symex" xmlns:wpg="http://schemas.microsoft.com/office/word/2010/wordprocessingGroup" xmlns:wpi="http://schemas.microsoft.com/office/word/2010/wordprocessingInk" xmlns:wne="http://schemas.microsoft.com/office/word/2006/wordml" xmlns:wps="http://schemas.microsoft.com/office/word/2010/wordprocessingShape" mc:Ignorable="w14 w15 w16se w16cid w16 w16cex w16sdtdh wp14">
+<w:ftr xmlns:wpc="http://schemas.microsoft.com/office/word/2010/wordprocessingCanvas" xmlns:cx="http://schemas.microsoft.com/office/drawing/2014/chartex" xmlns:cx1="http://schemas.microsoft.com/office/drawing/2015/9/8/chartex" xmlns:cx2="http://schemas.microsoft.com/office/drawing/2015/10/21/chartex" xmlns:cx3="http://schemas.microsoft.com/office/drawing/2016/5/9/chartex" xmlns:cx4="http://schemas.microsoft.com/office/drawing/2016/5/10/chartex" xmlns:cx5="http://schemas.microsoft.com/office/drawing/2016/5/11/chartex" xmlns:cx6="http://schemas.microsoft.com/office/drawing/2016/5/12/chartex" xmlns:cx7="http://schemas.microsoft.com/office/drawing/2016/5/13/chartex" xmlns:cx8="http://schemas.microsoft.com/office/drawing/2016/5/14/chartex" xmlns:mc="http://schemas.openxmlformats.org/markup-compatibility/2006" xmlns:aink="http://schemas.microsoft.com/office/drawing/2016/ink" xmlns:am3d="http://schemas.microsoft.com/office/drawing/2017/model3d" xmlns:o="urn:schemas-microsoft-com:office:office" xmlns:oel="http://schemas.microsoft.com/office/2019/extlst" xmlns:r="http://schemas.openxmlformats.org/officeDocument/2006/relationships" xmlns:m="http://schemas.openxmlformats.org/officeDocument/2006/math" xmlns:v="urn:schemas-microsoft-com:vml" xmlns:wp14="http://schemas.microsoft.com/office/word/2010/wordprocessingDrawing" xmlns:wp="http://schemas.openxmlformats.org/drawingml/2006/wordprocessingDrawing" xmlns:w10="urn:schemas-microsoft-com:office:word" xmlns:w="http://schemas.openxmlformats.org/wordprocessingml/2006/main" xmlns:w14="http://schemas.microsoft.com/office/word/2010/wordml" xmlns:w15="http://schemas.microsoft.com/office/word/2012/wordml" xmlns:w16cex="http://schemas.microsoft.com/office/word/2018/wordml/cex" xmlns:w16cid="http://schemas.microsoft.com/office/word/2016/wordml/cid" xmlns:w16="http://schemas.microsoft.com/office/word/2018/wordml" xmlns:w16du="http://schemas.microsoft.com/office/word/2023/wordml/word16du" xmlns:w16sdtdh="http://schemas.microsoft.com/office/word/2020/wordml/sdtdatahash" xmlns:w16sdtfl="http://schemas.microsoft.com/office/word/2024/wordml/sdtformatlock" xmlns:w16se="http://schemas.microsoft.com/office/word/2015/wordml/symex" xmlns:wpg="http://schemas.microsoft.com/office/word/2010/wordprocessingGroup" xmlns:wpi="http://schemas.microsoft.com/office/word/2010/wordprocessingInk" xmlns:wne="http://schemas.microsoft.com/office/word/2006/wordml" xmlns:wps="http://schemas.microsoft.com/office/word/2010/wordprocessingShape" mc:Ignorable="w14 w15 w16se w16cid w16 w16cex w16sdtdh w16sdtfl w16du wp14">
   <w:p>
     <w:pPr>
       <w:pStyle w:val="af"/>
@@ -13087,7 +12006,7 @@
 </file>
 
 <file path=word/footnotes.xml><?xml version="1.0" encoding="utf-8"?>
-<w:footnotes xmlns:wpc="http://schemas.microsoft.com/office/word/2010/wordprocessingCanvas" xmlns:cx="http://schemas.microsoft.com/office/drawing/2014/chartex" xmlns:cx1="http://schemas.microsoft.com/office/drawing/2015/9/8/chartex" xmlns:cx2="http://schemas.microsoft.com/office/drawing/2015/10/21/chartex" xmlns:cx3="http://schemas.microsoft.com/office/drawing/2016/5/9/chartex" xmlns:cx4="http://schemas.microsoft.com/office/drawing/2016/5/10/chartex" xmlns:cx5="http://schemas.microsoft.com/office/drawing/2016/5/11/chartex" xmlns:cx6="http://schemas.microsoft.com/office/drawing/2016/5/12/chartex" xmlns:cx7="http://schemas.microsoft.com/office/drawing/2016/5/13/chartex" xmlns:cx8="http://schemas.microsoft.com/office/drawing/2016/5/14/chartex" xmlns:mc="http://schemas.openxmlformats.org/markup-compatibility/2006" xmlns:aink="http://schemas.microsoft.com/office/drawing/2016/ink" xmlns:am3d="http://schemas.microsoft.com/office/drawing/2017/model3d" xmlns:o="urn:schemas-microsoft-com:office:office" xmlns:oel="http://schemas.microsoft.com/office/2019/extlst" xmlns:r="http://schemas.openxmlformats.org/officeDocument/2006/relationships" xmlns:m="http://schemas.openxmlformats.org/officeDocument/2006/math" xmlns:v="urn:schemas-microsoft-com:vml" xmlns:wp14="http://schemas.microsoft.com/office/word/2010/wordprocessingDrawing" xmlns:wp="http://schemas.openxmlformats.org/drawingml/2006/wordprocessingDrawing" xmlns:w10="urn:schemas-microsoft-com:office:word" xmlns:w="http://schemas.openxmlformats.org/wordprocessingml/2006/main" xmlns:w14="http://schemas.microsoft.com/office/word/2010/wordml" xmlns:w15="http://schemas.microsoft.com/office/word/2012/wordml" xmlns:w16cex="http://schemas.microsoft.com/office/word/2018/wordml/cex" xmlns:w16cid="http://schemas.microsoft.com/office/word/2016/wordml/cid" xmlns:w16="http://schemas.microsoft.com/office/word/2018/wordml" xmlns:w16sdtdh="http://schemas.microsoft.com/office/word/2020/wordml/sdtdatahash" xmlns:w16se="http://schemas.microsoft.com/office/word/2015/wordml/symex" xmlns:wpg="http://schemas.microsoft.com/office/word/2010/wordprocessingGroup" xmlns:wpi="http://schemas.microsoft.com/office/word/2010/wordprocessingInk" xmlns:wne="http://schemas.microsoft.com/office/word/2006/wordml" xmlns:wps="http://schemas.microsoft.com/office/word/2010/wordprocessingShape" mc:Ignorable="w14 w15 w16se w16cid w16 w16cex w16sdtdh wp14">
+<w:footnotes xmlns:wpc="http://schemas.microsoft.com/office/word/2010/wordprocessingCanvas" xmlns:cx="http://schemas.microsoft.com/office/drawing/2014/chartex" xmlns:cx1="http://schemas.microsoft.com/office/drawing/2015/9/8/chartex" xmlns:cx2="http://schemas.microsoft.com/office/drawing/2015/10/21/chartex" xmlns:cx3="http://schemas.microsoft.com/office/drawing/2016/5/9/chartex" xmlns:cx4="http://schemas.microsoft.com/office/drawing/2016/5/10/chartex" xmlns:cx5="http://schemas.microsoft.com/office/drawing/2016/5/11/chartex" xmlns:cx6="http://schemas.microsoft.com/office/drawing/2016/5/12/chartex" xmlns:cx7="http://schemas.microsoft.com/office/drawing/2016/5/13/chartex" xmlns:cx8="http://schemas.microsoft.com/office/drawing/2016/5/14/chartex" xmlns:mc="http://schemas.openxmlformats.org/markup-compatibility/2006" xmlns:aink="http://schemas.microsoft.com/office/drawing/2016/ink" xmlns:am3d="http://schemas.microsoft.com/office/drawing/2017/model3d" xmlns:o="urn:schemas-microsoft-com:office:office" xmlns:oel="http://schemas.microsoft.com/office/2019/extlst" xmlns:r="http://schemas.openxmlformats.org/officeDocument/2006/relationships" xmlns:m="http://schemas.openxmlformats.org/officeDocument/2006/math" xmlns:v="urn:schemas-microsoft-com:vml" xmlns:wp14="http://schemas.microsoft.com/office/word/2010/wordprocessingDrawing" xmlns:wp="http://schemas.openxmlformats.org/drawingml/2006/wordprocessingDrawing" xmlns:w10="urn:schemas-microsoft-com:office:word" xmlns:w="http://schemas.openxmlformats.org/wordprocessingml/2006/main" xmlns:w14="http://schemas.microsoft.com/office/word/2010/wordml" xmlns:w15="http://schemas.microsoft.com/office/word/2012/wordml" xmlns:w16cex="http://schemas.microsoft.com/office/word/2018/wordml/cex" xmlns:w16cid="http://schemas.microsoft.com/office/word/2016/wordml/cid" xmlns:w16="http://schemas.microsoft.com/office/word/2018/wordml" xmlns:w16du="http://schemas.microsoft.com/office/word/2023/wordml/word16du" xmlns:w16sdtdh="http://schemas.microsoft.com/office/word/2020/wordml/sdtdatahash" xmlns:w16sdtfl="http://schemas.microsoft.com/office/word/2024/wordml/sdtformatlock" xmlns:w16se="http://schemas.microsoft.com/office/word/2015/wordml/symex" xmlns:wpg="http://schemas.microsoft.com/office/word/2010/wordprocessingGroup" xmlns:wpi="http://schemas.microsoft.com/office/word/2010/wordprocessingInk" xmlns:wne="http://schemas.microsoft.com/office/word/2006/wordml" xmlns:wps="http://schemas.microsoft.com/office/word/2010/wordprocessingShape" mc:Ignorable="w14 w15 w16se w16cid w16 w16cex w16sdtdh w16sdtfl w16du wp14">
   <w:footnote w:type="separator" w:id="-1">
     <w:p>
       <w:r>
@@ -13106,7 +12025,7 @@
 </file>
 
 <file path=word/header1.xml><?xml version="1.0" encoding="utf-8"?>
-<w:hdr xmlns:wpc="http://schemas.microsoft.com/office/word/2010/wordprocessingCanvas" xmlns:cx="http://schemas.microsoft.com/office/drawing/2014/chartex" xmlns:cx1="http://schemas.microsoft.com/office/drawing/2015/9/8/chartex" xmlns:cx2="http://schemas.microsoft.com/office/drawing/2015/10/21/chartex" xmlns:cx3="http://schemas.microsoft.com/office/drawing/2016/5/9/chartex" xmlns:cx4="http://schemas.microsoft.com/office/drawing/2016/5/10/chartex" xmlns:cx5="http://schemas.microsoft.com/office/drawing/2016/5/11/chartex" xmlns:cx6="http://schemas.microsoft.com/office/drawing/2016/5/12/chartex" xmlns:cx7="http://schemas.microsoft.com/office/drawing/2016/5/13/chartex" xmlns:cx8="http://schemas.microsoft.com/office/drawing/2016/5/14/chartex" xmlns:mc="http://schemas.openxmlformats.org/markup-compatibility/2006" xmlns:aink="http://schemas.microsoft.com/office/drawing/2016/ink" xmlns:am3d="http://schemas.microsoft.com/office/drawing/2017/model3d" xmlns:o="urn:schemas-microsoft-com:office:office" xmlns:oel="http://schemas.microsoft.com/office/2019/extlst" xmlns:r="http://schemas.openxmlformats.org/officeDocument/2006/relationships" xmlns:m="http://schemas.openxmlformats.org/officeDocument/2006/math" xmlns:v="urn:schemas-microsoft-com:vml" xmlns:wp14="http://schemas.microsoft.com/office/word/2010/wordprocessingDrawing" xmlns:wp="http://schemas.openxmlformats.org/drawingml/2006/wordprocessingDrawing" xmlns:w10="urn:schemas-microsoft-com:office:word" xmlns:w="http://schemas.openxmlformats.org/wordprocessingml/2006/main" xmlns:w14="http://schemas.microsoft.com/office/word/2010/wordml" xmlns:w15="http://schemas.microsoft.com/office/word/2012/wordml" xmlns:w16cex="http://schemas.microsoft.com/office/word/2018/wordml/cex" xmlns:w16cid="http://schemas.microsoft.com/office/word/2016/wordml/cid" xmlns:w16="http://schemas.microsoft.com/office/word/2018/wordml" xmlns:w16sdtdh="http://schemas.microsoft.com/office/word/2020/wordml/sdtdatahash" xmlns:w16se="http://schemas.microsoft.com/office/word/2015/wordml/symex" xmlns:wpg="http://schemas.microsoft.com/office/word/2010/wordprocessingGroup" xmlns:wpi="http://schemas.microsoft.com/office/word/2010/wordprocessingInk" xmlns:wne="http://schemas.microsoft.com/office/word/2006/wordml" xmlns:wps="http://schemas.microsoft.com/office/word/2010/wordprocessingShape" mc:Ignorable="w14 w15 w16se w16cid w16 w16cex w16sdtdh wp14">
+<w:hdr xmlns:wpc="http://schemas.microsoft.com/office/word/2010/wordprocessingCanvas" xmlns:cx="http://schemas.microsoft.com/office/drawing/2014/chartex" xmlns:cx1="http://schemas.microsoft.com/office/drawing/2015/9/8/chartex" xmlns:cx2="http://schemas.microsoft.com/office/drawing/2015/10/21/chartex" xmlns:cx3="http://schemas.microsoft.com/office/drawing/2016/5/9/chartex" xmlns:cx4="http://schemas.microsoft.com/office/drawing/2016/5/10/chartex" xmlns:cx5="http://schemas.microsoft.com/office/drawing/2016/5/11/chartex" xmlns:cx6="http://schemas.microsoft.com/office/drawing/2016/5/12/chartex" xmlns:cx7="http://schemas.microsoft.com/office/drawing/2016/5/13/chartex" xmlns:cx8="http://schemas.microsoft.com/office/drawing/2016/5/14/chartex" xmlns:mc="http://schemas.openxmlformats.org/markup-compatibility/2006" xmlns:aink="http://schemas.microsoft.com/office/drawing/2016/ink" xmlns:am3d="http://schemas.microsoft.com/office/drawing/2017/model3d" xmlns:o="urn:schemas-microsoft-com:office:office" xmlns:oel="http://schemas.microsoft.com/office/2019/extlst" xmlns:r="http://schemas.openxmlformats.org/officeDocument/2006/relationships" xmlns:m="http://schemas.openxmlformats.org/officeDocument/2006/math" xmlns:v="urn:schemas-microsoft-com:vml" xmlns:wp14="http://schemas.microsoft.com/office/word/2010/wordprocessingDrawing" xmlns:wp="http://schemas.openxmlformats.org/drawingml/2006/wordprocessingDrawing" xmlns:w10="urn:schemas-microsoft-com:office:word" xmlns:w="http://schemas.openxmlformats.org/wordprocessingml/2006/main" xmlns:w14="http://schemas.microsoft.com/office/word/2010/wordml" xmlns:w15="http://schemas.microsoft.com/office/word/2012/wordml" xmlns:w16cex="http://schemas.microsoft.com/office/word/2018/wordml/cex" xmlns:w16cid="http://schemas.microsoft.com/office/word/2016/wordml/cid" xmlns:w16="http://schemas.microsoft.com/office/word/2018/wordml" xmlns:w16du="http://schemas.microsoft.com/office/word/2023/wordml/word16du" xmlns:w16sdtdh="http://schemas.microsoft.com/office/word/2020/wordml/sdtdatahash" xmlns:w16sdtfl="http://schemas.microsoft.com/office/word/2024/wordml/sdtformatlock" xmlns:w16se="http://schemas.microsoft.com/office/word/2015/wordml/symex" xmlns:wpg="http://schemas.microsoft.com/office/word/2010/wordprocessingGroup" xmlns:wpi="http://schemas.microsoft.com/office/word/2010/wordprocessingInk" xmlns:wne="http://schemas.microsoft.com/office/word/2006/wordml" xmlns:wps="http://schemas.microsoft.com/office/word/2010/wordprocessingShape" mc:Ignorable="w14 w15 w16se w16cid w16 w16cex w16sdtdh w16sdtfl w16du wp14">
   <w:p>
     <w:pPr>
       <w:pStyle w:val="ad"/>
@@ -13116,7 +12035,7 @@
 </file>
 
 <file path=word/header2.xml><?xml version="1.0" encoding="utf-8"?>
-<w:hdr xmlns:wpc="http://schemas.microsoft.com/office/word/2010/wordprocessingCanvas" xmlns:cx="http://schemas.microsoft.com/office/drawing/2014/chartex" xmlns:cx1="http://schemas.microsoft.com/office/drawing/2015/9/8/chartex" xmlns:cx2="http://schemas.microsoft.com/office/drawing/2015/10/21/chartex" xmlns:cx3="http://schemas.microsoft.com/office/drawing/2016/5/9/chartex" xmlns:cx4="http://schemas.microsoft.com/office/drawing/2016/5/10/chartex" xmlns:cx5="http://schemas.microsoft.com/office/drawing/2016/5/11/chartex" xmlns:cx6="http://schemas.microsoft.com/office/drawing/2016/5/12/chartex" xmlns:cx7="http://schemas.microsoft.com/office/drawing/2016/5/13/chartex" xmlns:cx8="http://schemas.microsoft.com/office/drawing/2016/5/14/chartex" xmlns:mc="http://schemas.openxmlformats.org/markup-compatibility/2006" xmlns:aink="http://schemas.microsoft.com/office/drawing/2016/ink" xmlns:am3d="http://schemas.microsoft.com/office/drawing/2017/model3d" xmlns:o="urn:schemas-microsoft-com:office:office" xmlns:oel="http://schemas.microsoft.com/office/2019/extlst" xmlns:r="http://schemas.openxmlformats.org/officeDocument/2006/relationships" xmlns:m="http://schemas.openxmlformats.org/officeDocument/2006/math" xmlns:v="urn:schemas-microsoft-com:vml" xmlns:wp14="http://schemas.microsoft.com/office/word/2010/wordprocessingDrawing" xmlns:wp="http://schemas.openxmlformats.org/drawingml/2006/wordprocessingDrawing" xmlns:w10="urn:schemas-microsoft-com:office:word" xmlns:w="http://schemas.openxmlformats.org/wordprocessingml/2006/main" xmlns:w14="http://schemas.microsoft.com/office/word/2010/wordml" xmlns:w15="http://schemas.microsoft.com/office/word/2012/wordml" xmlns:w16cex="http://schemas.microsoft.com/office/word/2018/wordml/cex" xmlns:w16cid="http://schemas.microsoft.com/office/word/2016/wordml/cid" xmlns:w16="http://schemas.microsoft.com/office/word/2018/wordml" xmlns:w16sdtdh="http://schemas.microsoft.com/office/word/2020/wordml/sdtdatahash" xmlns:w16se="http://schemas.microsoft.com/office/word/2015/wordml/symex" xmlns:wpg="http://schemas.microsoft.com/office/word/2010/wordprocessingGroup" xmlns:wpi="http://schemas.microsoft.com/office/word/2010/wordprocessingInk" xmlns:wne="http://schemas.microsoft.com/office/word/2006/wordml" xmlns:wps="http://schemas.microsoft.com/office/word/2010/wordprocessingShape" mc:Ignorable="w14 w15 w16se w16cid w16 w16cex w16sdtdh wp14">
+<w:hdr xmlns:wpc="http://schemas.microsoft.com/office/word/2010/wordprocessingCanvas" xmlns:cx="http://schemas.microsoft.com/office/drawing/2014/chartex" xmlns:cx1="http://schemas.microsoft.com/office/drawing/2015/9/8/chartex" xmlns:cx2="http://schemas.microsoft.com/office/drawing/2015/10/21/chartex" xmlns:cx3="http://schemas.microsoft.com/office/drawing/2016/5/9/chartex" xmlns:cx4="http://schemas.microsoft.com/office/drawing/2016/5/10/chartex" xmlns:cx5="http://schemas.microsoft.com/office/drawing/2016/5/11/chartex" xmlns:cx6="http://schemas.microsoft.com/office/drawing/2016/5/12/chartex" xmlns:cx7="http://schemas.microsoft.com/office/drawing/2016/5/13/chartex" xmlns:cx8="http://schemas.microsoft.com/office/drawing/2016/5/14/chartex" xmlns:mc="http://schemas.openxmlformats.org/markup-compatibility/2006" xmlns:aink="http://schemas.microsoft.com/office/drawing/2016/ink" xmlns:am3d="http://schemas.microsoft.com/office/drawing/2017/model3d" xmlns:o="urn:schemas-microsoft-com:office:office" xmlns:oel="http://schemas.microsoft.com/office/2019/extlst" xmlns:r="http://schemas.openxmlformats.org/officeDocument/2006/relationships" xmlns:m="http://schemas.openxmlformats.org/officeDocument/2006/math" xmlns:v="urn:schemas-microsoft-com:vml" xmlns:wp14="http://schemas.microsoft.com/office/word/2010/wordprocessingDrawing" xmlns:wp="http://schemas.openxmlformats.org/drawingml/2006/wordprocessingDrawing" xmlns:w10="urn:schemas-microsoft-com:office:word" xmlns:w="http://schemas.openxmlformats.org/wordprocessingml/2006/main" xmlns:w14="http://schemas.microsoft.com/office/word/2010/wordml" xmlns:w15="http://schemas.microsoft.com/office/word/2012/wordml" xmlns:w16cex="http://schemas.microsoft.com/office/word/2018/wordml/cex" xmlns:w16cid="http://schemas.microsoft.com/office/word/2016/wordml/cid" xmlns:w16="http://schemas.microsoft.com/office/word/2018/wordml" xmlns:w16du="http://schemas.microsoft.com/office/word/2023/wordml/word16du" xmlns:w16sdtdh="http://schemas.microsoft.com/office/word/2020/wordml/sdtdatahash" xmlns:w16sdtfl="http://schemas.microsoft.com/office/word/2024/wordml/sdtformatlock" xmlns:w16se="http://schemas.microsoft.com/office/word/2015/wordml/symex" xmlns:wpg="http://schemas.microsoft.com/office/word/2010/wordprocessingGroup" xmlns:wpi="http://schemas.microsoft.com/office/word/2010/wordprocessingInk" xmlns:wne="http://schemas.microsoft.com/office/word/2006/wordml" xmlns:wps="http://schemas.microsoft.com/office/word/2010/wordprocessingShape" mc:Ignorable="w14 w15 w16se w16cid w16 w16cex w16sdtdh w16sdtfl w16du wp14">
   <w:p>
     <w:pPr>
       <w:pStyle w:val="ad"/>
@@ -13126,7 +12045,7 @@
 </file>
 
 <file path=word/header3.xml><?xml version="1.0" encoding="utf-8"?>
-<w:hdr xmlns:wpc="http://schemas.microsoft.com/office/word/2010/wordprocessingCanvas" xmlns:cx="http://schemas.microsoft.com/office/drawing/2014/chartex" xmlns:cx1="http://schemas.microsoft.com/office/drawing/2015/9/8/chartex" xmlns:cx2="http://schemas.microsoft.com/office/drawing/2015/10/21/chartex" xmlns:cx3="http://schemas.microsoft.com/office/drawing/2016/5/9/chartex" xmlns:cx4="http://schemas.microsoft.com/office/drawing/2016/5/10/chartex" xmlns:cx5="http://schemas.microsoft.com/office/drawing/2016/5/11/chartex" xmlns:cx6="http://schemas.microsoft.com/office/drawing/2016/5/12/chartex" xmlns:cx7="http://schemas.microsoft.com/office/drawing/2016/5/13/chartex" xmlns:cx8="http://schemas.microsoft.com/office/drawing/2016/5/14/chartex" xmlns:mc="http://schemas.openxmlformats.org/markup-compatibility/2006" xmlns:aink="http://schemas.microsoft.com/office/drawing/2016/ink" xmlns:am3d="http://schemas.microsoft.com/office/drawing/2017/model3d" xmlns:o="urn:schemas-microsoft-com:office:office" xmlns:oel="http://schemas.microsoft.com/office/2019/extlst" xmlns:r="http://schemas.openxmlformats.org/officeDocument/2006/relationships" xmlns:m="http://schemas.openxmlformats.org/officeDocument/2006/math" xmlns:v="urn:schemas-microsoft-com:vml" xmlns:wp14="http://schemas.microsoft.com/office/word/2010/wordprocessingDrawing" xmlns:wp="http://schemas.openxmlformats.org/drawingml/2006/wordprocessingDrawing" xmlns:w10="urn:schemas-microsoft-com:office:word" xmlns:w="http://schemas.openxmlformats.org/wordprocessingml/2006/main" xmlns:w14="http://schemas.microsoft.com/office/word/2010/wordml" xmlns:w15="http://schemas.microsoft.com/office/word/2012/wordml" xmlns:w16cex="http://schemas.microsoft.com/office/word/2018/wordml/cex" xmlns:w16cid="http://schemas.microsoft.com/office/word/2016/wordml/cid" xmlns:w16="http://schemas.microsoft.com/office/word/2018/wordml" xmlns:w16sdtdh="http://schemas.microsoft.com/office/word/2020/wordml/sdtdatahash" xmlns:w16se="http://schemas.microsoft.com/office/word/2015/wordml/symex" xmlns:wpg="http://schemas.microsoft.com/office/word/2010/wordprocessingGroup" xmlns:wpi="http://schemas.microsoft.com/office/word/2010/wordprocessingInk" xmlns:wne="http://schemas.microsoft.com/office/word/2006/wordml" xmlns:wps="http://schemas.microsoft.com/office/word/2010/wordprocessingShape" mc:Ignorable="w14 w15 w16se w16cid w16 w16cex w16sdtdh wp14">
+<w:hdr xmlns:wpc="http://schemas.microsoft.com/office/word/2010/wordprocessingCanvas" xmlns:cx="http://schemas.microsoft.com/office/drawing/2014/chartex" xmlns:cx1="http://schemas.microsoft.com/office/drawing/2015/9/8/chartex" xmlns:cx2="http://schemas.microsoft.com/office/drawing/2015/10/21/chartex" xmlns:cx3="http://schemas.microsoft.com/office/drawing/2016/5/9/chartex" xmlns:cx4="http://schemas.microsoft.com/office/drawing/2016/5/10/chartex" xmlns:cx5="http://schemas.microsoft.com/office/drawing/2016/5/11/chartex" xmlns:cx6="http://schemas.microsoft.com/office/drawing/2016/5/12/chartex" xmlns:cx7="http://schemas.microsoft.com/office/drawing/2016/5/13/chartex" xmlns:cx8="http://schemas.microsoft.com/office/drawing/2016/5/14/chartex" xmlns:mc="http://schemas.openxmlformats.org/markup-compatibility/2006" xmlns:aink="http://schemas.microsoft.com/office/drawing/2016/ink" xmlns:am3d="http://schemas.microsoft.com/office/drawing/2017/model3d" xmlns:o="urn:schemas-microsoft-com:office:office" xmlns:oel="http://schemas.microsoft.com/office/2019/extlst" xmlns:r="http://schemas.openxmlformats.org/officeDocument/2006/relationships" xmlns:m="http://schemas.openxmlformats.org/officeDocument/2006/math" xmlns:v="urn:schemas-microsoft-com:vml" xmlns:wp14="http://schemas.microsoft.com/office/word/2010/wordprocessingDrawing" xmlns:wp="http://schemas.openxmlformats.org/drawingml/2006/wordprocessingDrawing" xmlns:w10="urn:schemas-microsoft-com:office:word" xmlns:w="http://schemas.openxmlformats.org/wordprocessingml/2006/main" xmlns:w14="http://schemas.microsoft.com/office/word/2010/wordml" xmlns:w15="http://schemas.microsoft.com/office/word/2012/wordml" xmlns:w16cex="http://schemas.microsoft.com/office/word/2018/wordml/cex" xmlns:w16cid="http://schemas.microsoft.com/office/word/2016/wordml/cid" xmlns:w16="http://schemas.microsoft.com/office/word/2018/wordml" xmlns:w16du="http://schemas.microsoft.com/office/word/2023/wordml/word16du" xmlns:w16sdtdh="http://schemas.microsoft.com/office/word/2020/wordml/sdtdatahash" xmlns:w16sdtfl="http://schemas.microsoft.com/office/word/2024/wordml/sdtformatlock" xmlns:w16se="http://schemas.microsoft.com/office/word/2015/wordml/symex" xmlns:wpg="http://schemas.microsoft.com/office/word/2010/wordprocessingGroup" xmlns:wpi="http://schemas.microsoft.com/office/word/2010/wordprocessingInk" xmlns:wne="http://schemas.microsoft.com/office/word/2006/wordml" xmlns:wps="http://schemas.microsoft.com/office/word/2010/wordprocessingShape" mc:Ignorable="w14 w15 w16se w16cid w16 w16cex w16sdtdh w16sdtfl w16du wp14">
   <w:p>
     <w:pPr>
       <w:pStyle w:val="ad"/>
@@ -13136,7 +12055,7 @@
 </file>
 
 <file path=word/people.xml><?xml version="1.0" encoding="utf-8"?>
-<w15:people xmlns:wpc="http://schemas.microsoft.com/office/word/2010/wordprocessingCanvas" xmlns:cx="http://schemas.microsoft.com/office/drawing/2014/chartex" xmlns:cx1="http://schemas.microsoft.com/office/drawing/2015/9/8/chartex" xmlns:cx2="http://schemas.microsoft.com/office/drawing/2015/10/21/chartex" xmlns:cx3="http://schemas.microsoft.com/office/drawing/2016/5/9/chartex" xmlns:cx4="http://schemas.microsoft.com/office/drawing/2016/5/10/chartex" xmlns:cx5="http://schemas.microsoft.com/office/drawing/2016/5/11/chartex" xmlns:cx6="http://schemas.microsoft.com/office/drawing/2016/5/12/chartex" xmlns:cx7="http://schemas.microsoft.com/office/drawing/2016/5/13/chartex" xmlns:cx8="http://schemas.microsoft.com/office/drawing/2016/5/14/chartex" xmlns:mc="http://schemas.openxmlformats.org/markup-compatibility/2006" xmlns:aink="http://schemas.microsoft.com/office/drawing/2016/ink" xmlns:am3d="http://schemas.microsoft.com/office/drawing/2017/model3d" xmlns:o="urn:schemas-microsoft-com:office:office" xmlns:oel="http://schemas.microsoft.com/office/2019/extlst" xmlns:r="http://schemas.openxmlformats.org/officeDocument/2006/relationships" xmlns:m="http://schemas.openxmlformats.org/officeDocument/2006/math" xmlns:v="urn:schemas-microsoft-com:vml" xmlns:wp14="http://schemas.microsoft.com/office/word/2010/wordprocessingDrawing" xmlns:wp="http://schemas.openxmlformats.org/drawingml/2006/wordprocessingDrawing" xmlns:w10="urn:schemas-microsoft-com:office:word" xmlns:w="http://schemas.openxmlformats.org/wordprocessingml/2006/main" xmlns:w14="http://schemas.microsoft.com/office/word/2010/wordml" xmlns:w15="http://schemas.microsoft.com/office/word/2012/wordml" xmlns:w16cex="http://schemas.microsoft.com/office/word/2018/wordml/cex" xmlns:w16cid="http://schemas.microsoft.com/office/word/2016/wordml/cid" xmlns:w16="http://schemas.microsoft.com/office/word/2018/wordml" xmlns:w16sdtdh="http://schemas.microsoft.com/office/word/2020/wordml/sdtdatahash" xmlns:w16se="http://schemas.microsoft.com/office/word/2015/wordml/symex" xmlns:wpg="http://schemas.microsoft.com/office/word/2010/wordprocessingGroup" xmlns:wpi="http://schemas.microsoft.com/office/word/2010/wordprocessingInk" xmlns:wne="http://schemas.microsoft.com/office/word/2006/wordml" xmlns:wps="http://schemas.microsoft.com/office/word/2010/wordprocessingShape" mc:Ignorable="w14 w15 w16se w16cid w16 w16cex w16sdtdh wp14">
+<w15:people xmlns:wpc="http://schemas.microsoft.com/office/word/2010/wordprocessingCanvas" xmlns:cx="http://schemas.microsoft.com/office/drawing/2014/chartex" xmlns:cx1="http://schemas.microsoft.com/office/drawing/2015/9/8/chartex" xmlns:cx2="http://schemas.microsoft.com/office/drawing/2015/10/21/chartex" xmlns:cx3="http://schemas.microsoft.com/office/drawing/2016/5/9/chartex" xmlns:cx4="http://schemas.microsoft.com/office/drawing/2016/5/10/chartex" xmlns:cx5="http://schemas.microsoft.com/office/drawing/2016/5/11/chartex" xmlns:cx6="http://schemas.microsoft.com/office/drawing/2016/5/12/chartex" xmlns:cx7="http://schemas.microsoft.com/office/drawing/2016/5/13/chartex" xmlns:cx8="http://schemas.microsoft.com/office/drawing/2016/5/14/chartex" xmlns:mc="http://schemas.openxmlformats.org/markup-compatibility/2006" xmlns:aink="http://schemas.microsoft.com/office/drawing/2016/ink" xmlns:am3d="http://schemas.microsoft.com/office/drawing/2017/model3d" xmlns:o="urn:schemas-microsoft-com:office:office" xmlns:oel="http://schemas.microsoft.com/office/2019/extlst" xmlns:r="http://schemas.openxmlformats.org/officeDocument/2006/relationships" xmlns:m="http://schemas.openxmlformats.org/officeDocument/2006/math" xmlns:v="urn:schemas-microsoft-com:vml" xmlns:wp14="http://schemas.microsoft.com/office/word/2010/wordprocessingDrawing" xmlns:wp="http://schemas.openxmlformats.org/drawingml/2006/wordprocessingDrawing" xmlns:w10="urn:schemas-microsoft-com:office:word" xmlns:w="http://schemas.openxmlformats.org/wordprocessingml/2006/main" xmlns:w14="http://schemas.microsoft.com/office/word/2010/wordml" xmlns:w15="http://schemas.microsoft.com/office/word/2012/wordml" xmlns:w16cex="http://schemas.microsoft.com/office/word/2018/wordml/cex" xmlns:w16cid="http://schemas.microsoft.com/office/word/2016/wordml/cid" xmlns:w16="http://schemas.microsoft.com/office/word/2018/wordml" xmlns:w16du="http://schemas.microsoft.com/office/word/2023/wordml/word16du" xmlns:w16sdtdh="http://schemas.microsoft.com/office/word/2020/wordml/sdtdatahash" xmlns:w16sdtfl="http://schemas.microsoft.com/office/word/2024/wordml/sdtformatlock" xmlns:w16se="http://schemas.microsoft.com/office/word/2015/wordml/symex" xmlns:wpg="http://schemas.microsoft.com/office/word/2010/wordprocessingGroup" xmlns:wpi="http://schemas.microsoft.com/office/word/2010/wordprocessingInk" xmlns:wne="http://schemas.microsoft.com/office/word/2006/wordml" xmlns:wps="http://schemas.microsoft.com/office/word/2010/wordprocessingShape" mc:Ignorable="w14 w15 w16se w16cid w16 w16cex w16sdtdh w16sdtfl w16du wp14">
   <w15:person w15:author="Роман Литвиненко">
     <w15:presenceInfo w15:providerId="Windows Live" w15:userId="7bfaa9bc017a5331"/>
   </w15:person>
@@ -13144,7 +12063,7 @@
 </file>
 
 <file path=word/styles.xml><?xml version="1.0" encoding="utf-8"?>
-<w:styles xmlns:mc="http://schemas.openxmlformats.org/markup-compatibility/2006" xmlns:r="http://schemas.openxmlformats.org/officeDocument/2006/relationships" xmlns:w="http://schemas.openxmlformats.org/wordprocessingml/2006/main" xmlns:w14="http://schemas.microsoft.com/office/word/2010/wordml" xmlns:w15="http://schemas.microsoft.com/office/word/2012/wordml" xmlns:w16cex="http://schemas.microsoft.com/office/word/2018/wordml/cex" xmlns:w16cid="http://schemas.microsoft.com/office/word/2016/wordml/cid" xmlns:w16="http://schemas.microsoft.com/office/word/2018/wordml" xmlns:w16sdtdh="http://schemas.microsoft.com/office/word/2020/wordml/sdtdatahash" xmlns:w16se="http://schemas.microsoft.com/office/word/2015/wordml/symex" mc:Ignorable="w14 w15 w16se w16cid w16 w16cex w16sdtdh">
+<w:styles xmlns:mc="http://schemas.openxmlformats.org/markup-compatibility/2006" xmlns:r="http://schemas.openxmlformats.org/officeDocument/2006/relationships" xmlns:w="http://schemas.openxmlformats.org/wordprocessingml/2006/main" xmlns:w14="http://schemas.microsoft.com/office/word/2010/wordml" xmlns:w15="http://schemas.microsoft.com/office/word/2012/wordml" xmlns:w16cex="http://schemas.microsoft.com/office/word/2018/wordml/cex" xmlns:w16cid="http://schemas.microsoft.com/office/word/2016/wordml/cid" xmlns:w16="http://schemas.microsoft.com/office/word/2018/wordml" xmlns:w16du="http://schemas.microsoft.com/office/word/2023/wordml/word16du" xmlns:w16sdtdh="http://schemas.microsoft.com/office/word/2020/wordml/sdtdatahash" xmlns:w16sdtfl="http://schemas.microsoft.com/office/word/2024/wordml/sdtformatlock" xmlns:w16se="http://schemas.microsoft.com/office/word/2015/wordml/symex" mc:Ignorable="w14 w15 w16se w16cid w16 w16cex w16sdtdh w16sdtfl w16du">
   <w:docDefaults>
     <w:rPrDefault>
       <w:rPr>
@@ -13757,7 +12676,6 @@
   <w:style w:type="character" w:default="1" w:styleId="a0">
     <w:name w:val="Default Paragraph Font"/>
     <w:uiPriority w:val="1"/>
-    <w:semiHidden/>
     <w:unhideWhenUsed/>
   </w:style>
   <w:style w:type="table" w:default="1" w:styleId="a1">

--- a/docs/ОРСАПР_ПС_Литвиненко.docx
+++ b/docs/ОРСАПР_ПС_Литвиненко.docx
@@ -1,6 +1,6 @@
 
 <file path=word/document.xml><?xml version="1.0" encoding="utf-8"?>
-<w:document xmlns:wpc="http://schemas.microsoft.com/office/word/2010/wordprocessingCanvas" xmlns:cx="http://schemas.microsoft.com/office/drawing/2014/chartex" xmlns:cx1="http://schemas.microsoft.com/office/drawing/2015/9/8/chartex" xmlns:cx2="http://schemas.microsoft.com/office/drawing/2015/10/21/chartex" xmlns:cx3="http://schemas.microsoft.com/office/drawing/2016/5/9/chartex" xmlns:cx4="http://schemas.microsoft.com/office/drawing/2016/5/10/chartex" xmlns:cx5="http://schemas.microsoft.com/office/drawing/2016/5/11/chartex" xmlns:cx6="http://schemas.microsoft.com/office/drawing/2016/5/12/chartex" xmlns:cx7="http://schemas.microsoft.com/office/drawing/2016/5/13/chartex" xmlns:cx8="http://schemas.microsoft.com/office/drawing/2016/5/14/chartex" xmlns:mc="http://schemas.openxmlformats.org/markup-compatibility/2006" xmlns:aink="http://schemas.microsoft.com/office/drawing/2016/ink" xmlns:am3d="http://schemas.microsoft.com/office/drawing/2017/model3d" xmlns:o="urn:schemas-microsoft-com:office:office" xmlns:oel="http://schemas.microsoft.com/office/2019/extlst" xmlns:r="http://schemas.openxmlformats.org/officeDocument/2006/relationships" xmlns:m="http://schemas.openxmlformats.org/officeDocument/2006/math" xmlns:v="urn:schemas-microsoft-com:vml" xmlns:wp14="http://schemas.microsoft.com/office/word/2010/wordprocessingDrawing" xmlns:wp="http://schemas.openxmlformats.org/drawingml/2006/wordprocessingDrawing" xmlns:w10="urn:schemas-microsoft-com:office:word" xmlns:w="http://schemas.openxmlformats.org/wordprocessingml/2006/main" xmlns:w14="http://schemas.microsoft.com/office/word/2010/wordml" xmlns:w15="http://schemas.microsoft.com/office/word/2012/wordml" xmlns:w16cex="http://schemas.microsoft.com/office/word/2018/wordml/cex" xmlns:w16cid="http://schemas.microsoft.com/office/word/2016/wordml/cid" xmlns:w16="http://schemas.microsoft.com/office/word/2018/wordml" xmlns:w16du="http://schemas.microsoft.com/office/word/2023/wordml/word16du" xmlns:w16sdtdh="http://schemas.microsoft.com/office/word/2020/wordml/sdtdatahash" xmlns:w16sdtfl="http://schemas.microsoft.com/office/word/2024/wordml/sdtformatlock" xmlns:w16se="http://schemas.microsoft.com/office/word/2015/wordml/symex" xmlns:wpg="http://schemas.microsoft.com/office/word/2010/wordprocessingGroup" xmlns:wpi="http://schemas.microsoft.com/office/word/2010/wordprocessingInk" xmlns:wne="http://schemas.microsoft.com/office/word/2006/wordml" xmlns:wps="http://schemas.microsoft.com/office/word/2010/wordprocessingShape" mc:Ignorable="w14 w15 w16se w16cid w16 w16cex w16sdtdh w16sdtfl w16du wp14">
+<w:document xmlns:wpc="http://schemas.microsoft.com/office/word/2010/wordprocessingCanvas" xmlns:cx="http://schemas.microsoft.com/office/drawing/2014/chartex" xmlns:cx1="http://schemas.microsoft.com/office/drawing/2015/9/8/chartex" xmlns:cx2="http://schemas.microsoft.com/office/drawing/2015/10/21/chartex" xmlns:cx3="http://schemas.microsoft.com/office/drawing/2016/5/9/chartex" xmlns:cx4="http://schemas.microsoft.com/office/drawing/2016/5/10/chartex" xmlns:cx5="http://schemas.microsoft.com/office/drawing/2016/5/11/chartex" xmlns:cx6="http://schemas.microsoft.com/office/drawing/2016/5/12/chartex" xmlns:cx7="http://schemas.microsoft.com/office/drawing/2016/5/13/chartex" xmlns:cx8="http://schemas.microsoft.com/office/drawing/2016/5/14/chartex" xmlns:mc="http://schemas.openxmlformats.org/markup-compatibility/2006" xmlns:aink="http://schemas.microsoft.com/office/drawing/2016/ink" xmlns:am3d="http://schemas.microsoft.com/office/drawing/2017/model3d" xmlns:o="urn:schemas-microsoft-com:office:office" xmlns:oel="http://schemas.microsoft.com/office/2019/extlst" xmlns:r="http://schemas.openxmlformats.org/officeDocument/2006/relationships" xmlns:m="http://schemas.openxmlformats.org/officeDocument/2006/math" xmlns:v="urn:schemas-microsoft-com:vml" xmlns:wp14="http://schemas.microsoft.com/office/word/2010/wordprocessingDrawing" xmlns:wp="http://schemas.openxmlformats.org/drawingml/2006/wordprocessingDrawing" xmlns:w10="urn:schemas-microsoft-com:office:word" xmlns:w="http://schemas.openxmlformats.org/wordprocessingml/2006/main" xmlns:w14="http://schemas.microsoft.com/office/word/2010/wordml" xmlns:w15="http://schemas.microsoft.com/office/word/2012/wordml" xmlns:w16cex="http://schemas.microsoft.com/office/word/2018/wordml/cex" xmlns:w16cid="http://schemas.microsoft.com/office/word/2016/wordml/cid" xmlns:w16="http://schemas.microsoft.com/office/word/2018/wordml" xmlns:w16sdtdh="http://schemas.microsoft.com/office/word/2020/wordml/sdtdatahash" xmlns:w16se="http://schemas.microsoft.com/office/word/2015/wordml/symex" xmlns:wpg="http://schemas.microsoft.com/office/word/2010/wordprocessingGroup" xmlns:wpi="http://schemas.microsoft.com/office/word/2010/wordprocessingInk" xmlns:wne="http://schemas.microsoft.com/office/word/2006/wordml" xmlns:wps="http://schemas.microsoft.com/office/word/2010/wordprocessingShape" mc:Ignorable="w14 w15 w16se w16cid w16 w16cex w16sdtdh wp14">
   <w:body>
     <w:p>
       <w:pPr>
@@ -420,6 +420,7 @@
           <w:szCs w:val="28"/>
         </w:rPr>
       </w:pPr>
+      <w:proofErr w:type="gramStart"/>
       <w:r>
         <w:rPr>
           <w:color w:val="000000"/>
@@ -427,7 +428,17 @@
           <w:szCs w:val="28"/>
           <w:u w:val="single"/>
         </w:rPr>
-        <w:t xml:space="preserve">«    »                       </w:t>
+        <w:t xml:space="preserve">«  </w:t>
+      </w:r>
+      <w:proofErr w:type="gramEnd"/>
+      <w:r>
+        <w:rPr>
+          <w:color w:val="000000"/>
+          <w:sz w:val="28"/>
+          <w:szCs w:val="28"/>
+          <w:u w:val="single"/>
+        </w:rPr>
+        <w:t xml:space="preserve">  »                       </w:t>
       </w:r>
       <w:r>
         <w:rPr>
@@ -495,7 +506,25 @@
           <w:sz w:val="28"/>
           <w:szCs w:val="28"/>
         </w:rPr>
-        <w:t>_________Калентьев А.А.</w:t>
+        <w:t>_________</w:t>
+      </w:r>
+      <w:proofErr w:type="spellStart"/>
+      <w:r>
+        <w:rPr>
+          <w:color w:val="000000"/>
+          <w:sz w:val="28"/>
+          <w:szCs w:val="28"/>
+        </w:rPr>
+        <w:t>Калентьев</w:t>
+      </w:r>
+      <w:proofErr w:type="spellEnd"/>
+      <w:r>
+        <w:rPr>
+          <w:color w:val="000000"/>
+          <w:sz w:val="28"/>
+          <w:szCs w:val="28"/>
+        </w:rPr>
+        <w:t xml:space="preserve"> А.А.</w:t>
       </w:r>
     </w:p>
     <w:p>
@@ -515,7 +544,25 @@
           <w:sz w:val="28"/>
           <w:szCs w:val="28"/>
         </w:rPr>
-        <w:t>«___»____________2026 г.</w:t>
+        <w:t>«__</w:t>
+      </w:r>
+      <w:proofErr w:type="gramStart"/>
+      <w:r>
+        <w:rPr>
+          <w:color w:val="000000"/>
+          <w:sz w:val="28"/>
+          <w:szCs w:val="28"/>
+        </w:rPr>
+        <w:t>_»_</w:t>
+      </w:r>
+      <w:proofErr w:type="gramEnd"/>
+      <w:r>
+        <w:rPr>
+          <w:color w:val="000000"/>
+          <w:sz w:val="28"/>
+          <w:szCs w:val="28"/>
+        </w:rPr>
+        <w:t>___________2026 г.</w:t>
       </w:r>
     </w:p>
     <w:p>
@@ -1810,7 +1857,23 @@
           <w:sz w:val="28"/>
           <w:szCs w:val="28"/>
         </w:rPr>
-        <w:t>«Autodesk Inventor» — это комплексная система автоматизированного проектирования (САПР), позволяющая разрабатывать сложные трехмерные модели, выпускать чертежи изделий, схемы, спецификации и прочую конструкторскую документацию.</w:t>
+        <w:t xml:space="preserve">«Autodesk </w:t>
+      </w:r>
+      <w:proofErr w:type="spellStart"/>
+      <w:r>
+        <w:rPr>
+          <w:sz w:val="28"/>
+          <w:szCs w:val="28"/>
+        </w:rPr>
+        <w:t>Inventor</w:t>
+      </w:r>
+      <w:proofErr w:type="spellEnd"/>
+      <w:r>
+        <w:rPr>
+          <w:sz w:val="28"/>
+          <w:szCs w:val="28"/>
+        </w:rPr>
+        <w:t>» — это комплексная система автоматизированного проектирования (САПР), позволяющая разрабатывать сложные трехмерные модели, выпускать чертежи изделий, схемы, спецификации и прочую конструкторскую документацию.</w:t>
       </w:r>
     </w:p>
     <w:p>
@@ -1846,8 +1909,33 @@
           <w:sz w:val="28"/>
           <w:szCs w:val="28"/>
         </w:rPr>
-        <w:t>Autodesk Inventor включает инструменты твердотельного, поверхностного и свободного моделирования, а также модули для инженерных расчетов (МКЭ), анализа напряжений и кинематики механизмов. Ключевой особенностью системы является использование собственного мощного геометрического ядра ShapeManager</w:t>
-      </w:r>
+        <w:t xml:space="preserve">Autodesk </w:t>
+      </w:r>
+      <w:proofErr w:type="spellStart"/>
+      <w:r>
+        <w:rPr>
+          <w:sz w:val="28"/>
+          <w:szCs w:val="28"/>
+        </w:rPr>
+        <w:t>Inventor</w:t>
+      </w:r>
+      <w:proofErr w:type="spellEnd"/>
+      <w:r>
+        <w:rPr>
+          <w:sz w:val="28"/>
+          <w:szCs w:val="28"/>
+        </w:rPr>
+        <w:t xml:space="preserve"> включает инструменты твердотельного, поверхностного и свободного моделирования, а также модули для инженерных расчетов (МКЭ), анализа напряжений и кинематики механизмов. Ключевой особенностью системы является использование собственного мощного геометрического ядра </w:t>
+      </w:r>
+      <w:proofErr w:type="spellStart"/>
+      <w:r>
+        <w:rPr>
+          <w:sz w:val="28"/>
+          <w:szCs w:val="28"/>
+        </w:rPr>
+        <w:t>ShapeManager</w:t>
+      </w:r>
+      <w:proofErr w:type="spellEnd"/>
       <w:r>
         <w:rPr>
           <w:sz w:val="28"/>
@@ -1878,7 +1966,23 @@
           <w:sz w:val="28"/>
           <w:szCs w:val="28"/>
         </w:rPr>
-        <w:t>Autodesk Inventor имеет множество аналогов на рынке, среди них встречаются КОМПАС-3D, SOLIDWORKS и другие.</w:t>
+        <w:t xml:space="preserve">Autodesk </w:t>
+      </w:r>
+      <w:proofErr w:type="spellStart"/>
+      <w:r>
+        <w:rPr>
+          <w:sz w:val="28"/>
+          <w:szCs w:val="28"/>
+        </w:rPr>
+        <w:t>Inventor</w:t>
+      </w:r>
+      <w:proofErr w:type="spellEnd"/>
+      <w:r>
+        <w:rPr>
+          <w:sz w:val="28"/>
+          <w:szCs w:val="28"/>
+        </w:rPr>
+        <w:t xml:space="preserve"> имеет множество аналогов на рынке, среди них встречаются КОМПАС-3D, SOLIDWORKS и другие.</w:t>
       </w:r>
     </w:p>
     <w:p>
@@ -1898,6 +2002,7 @@
         </w:rPr>
         <w:t xml:space="preserve">В рамках дисциплины </w:t>
       </w:r>
+      <w:proofErr w:type="gramStart"/>
       <w:r>
         <w:rPr>
           <w:sz w:val="28"/>
@@ -1905,6 +2010,7 @@
         </w:rPr>
         <w:t>выбор</w:t>
       </w:r>
+      <w:proofErr w:type="gramEnd"/>
       <w:r>
         <w:rPr>
           <w:sz w:val="28"/>
@@ -2011,7 +2117,55 @@
           <w:sz w:val="28"/>
           <w:szCs w:val="28"/>
         </w:rPr>
-        <w:t>API (англ. application programming interface — программный интерфейс приложения) — это набор способов и правил, по которым различные программы общаются между собой и обмениваются данными. Все эти взаимодействия происходят с помощью функций, классов, методов, структур, а иногда констант одной программы, к которой обращаются другие. Это основной принцип работы API.</w:t>
+        <w:t xml:space="preserve">API (англ. </w:t>
+      </w:r>
+      <w:proofErr w:type="spellStart"/>
+      <w:r>
+        <w:rPr>
+          <w:sz w:val="28"/>
+          <w:szCs w:val="28"/>
+        </w:rPr>
+        <w:t>application</w:t>
+      </w:r>
+      <w:proofErr w:type="spellEnd"/>
+      <w:r>
+        <w:rPr>
+          <w:sz w:val="28"/>
+          <w:szCs w:val="28"/>
+        </w:rPr>
+        <w:t xml:space="preserve"> </w:t>
+      </w:r>
+      <w:proofErr w:type="spellStart"/>
+      <w:r>
+        <w:rPr>
+          <w:sz w:val="28"/>
+          <w:szCs w:val="28"/>
+        </w:rPr>
+        <w:t>programming</w:t>
+      </w:r>
+      <w:proofErr w:type="spellEnd"/>
+      <w:r>
+        <w:rPr>
+          <w:sz w:val="28"/>
+          <w:szCs w:val="28"/>
+        </w:rPr>
+        <w:t xml:space="preserve"> </w:t>
+      </w:r>
+      <w:proofErr w:type="spellStart"/>
+      <w:r>
+        <w:rPr>
+          <w:sz w:val="28"/>
+          <w:szCs w:val="28"/>
+        </w:rPr>
+        <w:t>interface</w:t>
+      </w:r>
+      <w:proofErr w:type="spellEnd"/>
+      <w:r>
+        <w:rPr>
+          <w:sz w:val="28"/>
+          <w:szCs w:val="28"/>
+        </w:rPr>
+        <w:t xml:space="preserve"> — программный интерфейс приложения) — это набор способов и правил, по которым различные программы общаются между собой и обмениваются данными. Все эти взаимодействия происходят с помощью функций, классов, методов, структур, а иногда констант одной программы, к которой обращаются другие. Это основной принцип работы API.</w:t>
       </w:r>
       <w:r>
         <w:rPr>
@@ -2036,7 +2190,71 @@
           <w:sz w:val="28"/>
           <w:szCs w:val="28"/>
         </w:rPr>
-        <w:t>В Autodesk Inventor программный интерфейс (Inventor API) построен на базе технологии COM (Component Object Model). Это дает возможность разрабатывать подключаемые модули (Add-ins) и автономные приложения, используя широкий спектр языков программирования: C#, VB.NET, C++</w:t>
+        <w:t xml:space="preserve">В Autodesk </w:t>
+      </w:r>
+      <w:proofErr w:type="spellStart"/>
+      <w:r>
+        <w:rPr>
+          <w:sz w:val="28"/>
+          <w:szCs w:val="28"/>
+        </w:rPr>
+        <w:t>Inventor</w:t>
+      </w:r>
+      <w:proofErr w:type="spellEnd"/>
+      <w:r>
+        <w:rPr>
+          <w:sz w:val="28"/>
+          <w:szCs w:val="28"/>
+        </w:rPr>
+        <w:t xml:space="preserve"> программный интерфейс (</w:t>
+      </w:r>
+      <w:proofErr w:type="spellStart"/>
+      <w:r>
+        <w:rPr>
+          <w:sz w:val="28"/>
+          <w:szCs w:val="28"/>
+        </w:rPr>
+        <w:t>Inventor</w:t>
+      </w:r>
+      <w:proofErr w:type="spellEnd"/>
+      <w:r>
+        <w:rPr>
+          <w:sz w:val="28"/>
+          <w:szCs w:val="28"/>
+        </w:rPr>
+        <w:t xml:space="preserve"> API) построен на базе технологии COM (</w:t>
+      </w:r>
+      <w:proofErr w:type="spellStart"/>
+      <w:r>
+        <w:rPr>
+          <w:sz w:val="28"/>
+          <w:szCs w:val="28"/>
+        </w:rPr>
+        <w:t>Component</w:t>
+      </w:r>
+      <w:proofErr w:type="spellEnd"/>
+      <w:r>
+        <w:rPr>
+          <w:sz w:val="28"/>
+          <w:szCs w:val="28"/>
+        </w:rPr>
+        <w:t xml:space="preserve"> Object Model). Это дает возможность разрабатывать подключаемые модули (</w:t>
+      </w:r>
+      <w:proofErr w:type="spellStart"/>
+      <w:r>
+        <w:rPr>
+          <w:sz w:val="28"/>
+          <w:szCs w:val="28"/>
+        </w:rPr>
+        <w:t>Add-ins</w:t>
+      </w:r>
+      <w:proofErr w:type="spellEnd"/>
+      <w:r>
+        <w:rPr>
+          <w:sz w:val="28"/>
+          <w:szCs w:val="28"/>
+        </w:rPr>
+        <w:t>) и автономные приложения, используя широкий спектр языков программирования: C#, VB.NET, C++</w:t>
       </w:r>
       <w:r>
         <w:rPr>
@@ -2061,7 +2279,87 @@
           <w:sz w:val="28"/>
           <w:szCs w:val="28"/>
         </w:rPr>
-        <w:t>Главным объектом API системы Autodesk Inventor является Application. Свойства и методы этого объекта реализуют наиболее общие функции управления средой САПР, настройками системы, окнами и документами, а также дают возможность получить доступ к другим объектам иерархии. Документы Inventor разделяются на несколько типов: PartDocument (документ детали), AssemblyDocument (документ сборки), DrawingDocument (графический документ, чертеж)</w:t>
+        <w:t xml:space="preserve">Главным объектом API системы Autodesk </w:t>
+      </w:r>
+      <w:proofErr w:type="spellStart"/>
+      <w:r>
+        <w:rPr>
+          <w:sz w:val="28"/>
+          <w:szCs w:val="28"/>
+        </w:rPr>
+        <w:t>Inventor</w:t>
+      </w:r>
+      <w:proofErr w:type="spellEnd"/>
+      <w:r>
+        <w:rPr>
+          <w:sz w:val="28"/>
+          <w:szCs w:val="28"/>
+        </w:rPr>
+        <w:t xml:space="preserve"> является Application. Свойства и методы этого объекта реализуют наиболее общие функции управления средой САПР, настройками системы, окнами и документами, а также дают возможность получить доступ к другим объектам иерархии. Документы </w:t>
+      </w:r>
+      <w:proofErr w:type="spellStart"/>
+      <w:r>
+        <w:rPr>
+          <w:sz w:val="28"/>
+          <w:szCs w:val="28"/>
+        </w:rPr>
+        <w:t>Inventor</w:t>
+      </w:r>
+      <w:proofErr w:type="spellEnd"/>
+      <w:r>
+        <w:rPr>
+          <w:sz w:val="28"/>
+          <w:szCs w:val="28"/>
+        </w:rPr>
+        <w:t xml:space="preserve"> разделяются на несколько типов: </w:t>
+      </w:r>
+      <w:proofErr w:type="spellStart"/>
+      <w:r>
+        <w:rPr>
+          <w:sz w:val="28"/>
+          <w:szCs w:val="28"/>
+        </w:rPr>
+        <w:t>PartDocument</w:t>
+      </w:r>
+      <w:proofErr w:type="spellEnd"/>
+      <w:r>
+        <w:rPr>
+          <w:sz w:val="28"/>
+          <w:szCs w:val="28"/>
+        </w:rPr>
+        <w:t xml:space="preserve"> (документ детали), </w:t>
+      </w:r>
+      <w:proofErr w:type="spellStart"/>
+      <w:r>
+        <w:rPr>
+          <w:sz w:val="28"/>
+          <w:szCs w:val="28"/>
+        </w:rPr>
+        <w:t>AssemblyDocument</w:t>
+      </w:r>
+      <w:proofErr w:type="spellEnd"/>
+      <w:r>
+        <w:rPr>
+          <w:sz w:val="28"/>
+          <w:szCs w:val="28"/>
+        </w:rPr>
+        <w:t xml:space="preserve"> (документ сборки), </w:t>
+      </w:r>
+      <w:proofErr w:type="spellStart"/>
+      <w:r>
+        <w:rPr>
+          <w:sz w:val="28"/>
+          <w:szCs w:val="28"/>
+        </w:rPr>
+        <w:t>DrawingDocument</w:t>
+      </w:r>
+      <w:proofErr w:type="spellEnd"/>
+      <w:r>
+        <w:rPr>
+          <w:sz w:val="28"/>
+          <w:szCs w:val="28"/>
+        </w:rPr>
+        <w:t xml:space="preserve"> (графический документ, чертеж)</w:t>
       </w:r>
       <w:r>
         <w:rPr>
@@ -2086,14 +2384,62 @@
           <w:sz w:val="28"/>
           <w:szCs w:val="28"/>
         </w:rPr>
-        <w:t>Для параметрического построения 3D-геометрии рамки используются объекты TransientGeometry (для математического описания координат) и PartComponentDefinition (для управления эскизами и операциями выдавливания).</w:t>
-      </w:r>
-      <w:r>
-        <w:rPr>
-          <w:sz w:val="28"/>
-          <w:szCs w:val="28"/>
-        </w:rPr>
-        <w:t>[3,</w:t>
+        <w:t xml:space="preserve">Для параметрического построения 3D-геометрии рамки используются объекты </w:t>
+      </w:r>
+      <w:proofErr w:type="spellStart"/>
+      <w:r>
+        <w:rPr>
+          <w:sz w:val="28"/>
+          <w:szCs w:val="28"/>
+        </w:rPr>
+        <w:t>TransientGeometry</w:t>
+      </w:r>
+      <w:proofErr w:type="spellEnd"/>
+      <w:r>
+        <w:rPr>
+          <w:sz w:val="28"/>
+          <w:szCs w:val="28"/>
+        </w:rPr>
+        <w:t xml:space="preserve"> (для математического описания координат) и </w:t>
+      </w:r>
+      <w:proofErr w:type="spellStart"/>
+      <w:r>
+        <w:rPr>
+          <w:sz w:val="28"/>
+          <w:szCs w:val="28"/>
+        </w:rPr>
+        <w:t>PartComponentDefinition</w:t>
+      </w:r>
+      <w:proofErr w:type="spellEnd"/>
+      <w:r>
+        <w:rPr>
+          <w:sz w:val="28"/>
+          <w:szCs w:val="28"/>
+        </w:rPr>
+        <w:t xml:space="preserve"> (для управления эскизами и операциями выдавливания</w:t>
+      </w:r>
+      <w:proofErr w:type="gramStart"/>
+      <w:r>
+        <w:rPr>
+          <w:sz w:val="28"/>
+          <w:szCs w:val="28"/>
+        </w:rPr>
+        <w:t>).</w:t>
+      </w:r>
+      <w:r>
+        <w:rPr>
+          <w:sz w:val="28"/>
+          <w:szCs w:val="28"/>
+        </w:rPr>
+        <w:t>[</w:t>
+      </w:r>
+      <w:proofErr w:type="gramEnd"/>
+      <w:r>
+        <w:rPr>
+          <w:sz w:val="28"/>
+          <w:szCs w:val="28"/>
+        </w:rPr>
+        <w:t>3,</w:t>
       </w:r>
       <w:r>
         <w:rPr>
@@ -2279,6 +2625,7 @@
                 <w:lang w:val="en-US"/>
               </w:rPr>
             </w:pPr>
+            <w:proofErr w:type="spellStart"/>
             <w:r>
               <w:rPr>
                 <w:sz w:val="24"/>
@@ -2287,6 +2634,7 @@
               </w:rPr>
               <w:t>Application.Documents</w:t>
             </w:r>
+            <w:proofErr w:type="spellEnd"/>
           </w:p>
         </w:tc>
         <w:tc>
@@ -2389,6 +2737,7 @@
                 <w:lang w:val="en-US"/>
               </w:rPr>
             </w:pPr>
+            <w:proofErr w:type="spellStart"/>
             <w:r>
               <w:rPr>
                 <w:sz w:val="24"/>
@@ -2403,6 +2752,7 @@
               </w:rPr>
               <w:t>TransientGeometry</w:t>
             </w:r>
+            <w:proofErr w:type="spellEnd"/>
           </w:p>
         </w:tc>
         <w:tc>
@@ -2422,6 +2772,7 @@
                 <w:szCs w:val="24"/>
               </w:rPr>
             </w:pPr>
+            <w:proofErr w:type="spellStart"/>
             <w:r>
               <w:rPr>
                 <w:sz w:val="24"/>
@@ -2429,6 +2780,7 @@
               </w:rPr>
               <w:t>TransientGeometry</w:t>
             </w:r>
+            <w:proofErr w:type="spellEnd"/>
           </w:p>
         </w:tc>
         <w:tc>
@@ -2479,6 +2831,7 @@
                 <w:szCs w:val="24"/>
               </w:rPr>
             </w:pPr>
+            <w:proofErr w:type="spellStart"/>
             <w:r>
               <w:rPr>
                 <w:color w:val="000000" w:themeColor="text1"/>
@@ -2495,6 +2848,7 @@
               </w:rPr>
               <w:t>ComponentDefinition</w:t>
             </w:r>
+            <w:proofErr w:type="spellEnd"/>
           </w:p>
         </w:tc>
         <w:tc>
@@ -2514,6 +2868,7 @@
                 <w:szCs w:val="24"/>
               </w:rPr>
             </w:pPr>
+            <w:proofErr w:type="spellStart"/>
             <w:r>
               <w:rPr>
                 <w:sz w:val="24"/>
@@ -2521,6 +2876,7 @@
               </w:rPr>
               <w:t>PartComponentDefinition</w:t>
             </w:r>
+            <w:proofErr w:type="spellEnd"/>
             <w:r>
               <w:rPr>
                 <w:sz w:val="24"/>
@@ -2579,14 +2935,25 @@
                 <w:lang w:val="en-US"/>
               </w:rPr>
             </w:pPr>
-            <w:r>
-              <w:rPr>
-                <w:sz w:val="24"/>
-                <w:szCs w:val="24"/>
-                <w:lang w:val="en-US"/>
-              </w:rPr>
-              <w:t>PartComponentDefinition.</w:t>
-            </w:r>
+            <w:proofErr w:type="spellStart"/>
+            <w:r>
+              <w:rPr>
+                <w:sz w:val="24"/>
+                <w:szCs w:val="24"/>
+                <w:lang w:val="en-US"/>
+              </w:rPr>
+              <w:t>PartComponentDefinition</w:t>
+            </w:r>
+            <w:proofErr w:type="spellEnd"/>
+            <w:r>
+              <w:rPr>
+                <w:sz w:val="24"/>
+                <w:szCs w:val="24"/>
+                <w:lang w:val="en-US"/>
+              </w:rPr>
+              <w:t>.</w:t>
+            </w:r>
+            <w:proofErr w:type="spellStart"/>
             <w:r>
               <w:rPr>
                 <w:sz w:val="24"/>
@@ -2594,6 +2961,7 @@
               </w:rPr>
               <w:t>Sketches</w:t>
             </w:r>
+            <w:proofErr w:type="spellEnd"/>
           </w:p>
         </w:tc>
         <w:tc>
@@ -2615,6 +2983,7 @@
                 <w:lang w:val="en-US"/>
               </w:rPr>
             </w:pPr>
+            <w:proofErr w:type="spellStart"/>
             <w:r>
               <w:rPr>
                 <w:sz w:val="24"/>
@@ -2622,6 +2991,7 @@
               </w:rPr>
               <w:t>PlanarSketches</w:t>
             </w:r>
+            <w:proofErr w:type="spellEnd"/>
           </w:p>
         </w:tc>
         <w:tc>
@@ -2672,14 +3042,25 @@
                 <w:szCs w:val="24"/>
               </w:rPr>
             </w:pPr>
-            <w:r>
-              <w:rPr>
-                <w:sz w:val="24"/>
-                <w:szCs w:val="24"/>
-                <w:lang w:val="en-US"/>
-              </w:rPr>
-              <w:t>PartFeatures.</w:t>
-            </w:r>
+            <w:proofErr w:type="spellStart"/>
+            <w:r>
+              <w:rPr>
+                <w:sz w:val="24"/>
+                <w:szCs w:val="24"/>
+                <w:lang w:val="en-US"/>
+              </w:rPr>
+              <w:t>PartFeatures</w:t>
+            </w:r>
+            <w:proofErr w:type="spellEnd"/>
+            <w:r>
+              <w:rPr>
+                <w:sz w:val="24"/>
+                <w:szCs w:val="24"/>
+                <w:lang w:val="en-US"/>
+              </w:rPr>
+              <w:t>.</w:t>
+            </w:r>
+            <w:proofErr w:type="spellStart"/>
             <w:r>
               <w:rPr>
                 <w:sz w:val="24"/>
@@ -2687,6 +3068,7 @@
               </w:rPr>
               <w:t>ExtrudeFeatures</w:t>
             </w:r>
+            <w:proofErr w:type="spellEnd"/>
           </w:p>
         </w:tc>
         <w:tc>
@@ -2707,6 +3089,7 @@
                 <w:szCs w:val="24"/>
               </w:rPr>
             </w:pPr>
+            <w:proofErr w:type="spellStart"/>
             <w:r>
               <w:rPr>
                 <w:sz w:val="24"/>
@@ -2714,6 +3097,7 @@
               </w:rPr>
               <w:t>ExtrudeFeatures</w:t>
             </w:r>
+            <w:proofErr w:type="spellEnd"/>
           </w:p>
         </w:tc>
         <w:tc>
@@ -2766,14 +3150,25 @@
                 <w:szCs w:val="24"/>
               </w:rPr>
             </w:pPr>
-            <w:r>
-              <w:rPr>
-                <w:sz w:val="24"/>
-                <w:szCs w:val="24"/>
-                <w:lang w:val="en-US"/>
-              </w:rPr>
-              <w:t>PartComponentDefinition.</w:t>
-            </w:r>
+            <w:proofErr w:type="spellStart"/>
+            <w:r>
+              <w:rPr>
+                <w:sz w:val="24"/>
+                <w:szCs w:val="24"/>
+                <w:lang w:val="en-US"/>
+              </w:rPr>
+              <w:t>PartComponentDefinition</w:t>
+            </w:r>
+            <w:proofErr w:type="spellEnd"/>
+            <w:r>
+              <w:rPr>
+                <w:sz w:val="24"/>
+                <w:szCs w:val="24"/>
+                <w:lang w:val="en-US"/>
+              </w:rPr>
+              <w:t>.</w:t>
+            </w:r>
+            <w:proofErr w:type="spellStart"/>
             <w:r>
               <w:rPr>
                 <w:sz w:val="24"/>
@@ -2781,6 +3176,7 @@
               </w:rPr>
               <w:t>WorkPlanes</w:t>
             </w:r>
+            <w:proofErr w:type="spellEnd"/>
           </w:p>
         </w:tc>
         <w:tc>
@@ -2801,6 +3197,7 @@
                 <w:szCs w:val="24"/>
               </w:rPr>
             </w:pPr>
+            <w:proofErr w:type="spellStart"/>
             <w:r>
               <w:rPr>
                 <w:sz w:val="24"/>
@@ -2808,6 +3205,7 @@
               </w:rPr>
               <w:t>WorkPlanes</w:t>
             </w:r>
+            <w:proofErr w:type="spellEnd"/>
           </w:p>
         </w:tc>
         <w:tc>
@@ -2859,6 +3257,7 @@
                 <w:lang w:val="en-US"/>
               </w:rPr>
             </w:pPr>
+            <w:proofErr w:type="spellStart"/>
             <w:r>
               <w:rPr>
                 <w:sz w:val="24"/>
@@ -2867,6 +3266,7 @@
               </w:rPr>
               <w:t>PlanarSketch.SketchLines</w:t>
             </w:r>
+            <w:proofErr w:type="spellEnd"/>
           </w:p>
         </w:tc>
         <w:tc>
@@ -2888,6 +3288,7 @@
                 <w:lang w:val="en-US"/>
               </w:rPr>
             </w:pPr>
+            <w:proofErr w:type="spellStart"/>
             <w:r>
               <w:rPr>
                 <w:sz w:val="24"/>
@@ -2896,6 +3297,7 @@
               </w:rPr>
               <w:t>SketchLines</w:t>
             </w:r>
+            <w:proofErr w:type="spellEnd"/>
           </w:p>
         </w:tc>
         <w:tc>
@@ -2969,6 +3371,7 @@
                 <w:lang w:val="en-US"/>
               </w:rPr>
             </w:pPr>
+            <w:proofErr w:type="spellStart"/>
             <w:r>
               <w:rPr>
                 <w:sz w:val="24"/>
@@ -2977,6 +3380,7 @@
               </w:rPr>
               <w:t>PlanarSketch.Profiles</w:t>
             </w:r>
+            <w:proofErr w:type="spellEnd"/>
           </w:p>
         </w:tc>
         <w:tc>
@@ -3057,6 +3461,7 @@
                 <w:lang w:val="en-US"/>
               </w:rPr>
             </w:pPr>
+            <w:proofErr w:type="spellStart"/>
             <w:r>
               <w:rPr>
                 <w:sz w:val="24"/>
@@ -3065,6 +3470,7 @@
               </w:rPr>
               <w:t>PartComponentDefinition.Features</w:t>
             </w:r>
+            <w:proofErr w:type="spellEnd"/>
           </w:p>
         </w:tc>
         <w:tc>
@@ -3086,6 +3492,7 @@
                 <w:lang w:val="en-US"/>
               </w:rPr>
             </w:pPr>
+            <w:proofErr w:type="spellStart"/>
             <w:r>
               <w:rPr>
                 <w:sz w:val="24"/>
@@ -3094,6 +3501,7 @@
               </w:rPr>
               <w:t>PartFeatures</w:t>
             </w:r>
+            <w:proofErr w:type="spellEnd"/>
           </w:p>
         </w:tc>
         <w:tc>
@@ -3342,12 +3750,21 @@
                 <w:lang w:val="en-US"/>
               </w:rPr>
             </w:pPr>
-            <w:r>
-              <w:rPr>
-                <w:sz w:val="24"/>
-                <w:szCs w:val="24"/>
-              </w:rPr>
-              <w:t>Documents.Add()</w:t>
+            <w:proofErr w:type="spellStart"/>
+            <w:r>
+              <w:rPr>
+                <w:sz w:val="24"/>
+                <w:szCs w:val="24"/>
+              </w:rPr>
+              <w:t>Documents.Add</w:t>
+            </w:r>
+            <w:proofErr w:type="spellEnd"/>
+            <w:r>
+              <w:rPr>
+                <w:sz w:val="24"/>
+                <w:szCs w:val="24"/>
+              </w:rPr>
+              <w:t>()</w:t>
             </w:r>
           </w:p>
         </w:tc>
@@ -3367,13 +3784,47 @@
                 <w:lang w:val="en-US"/>
               </w:rPr>
             </w:pPr>
-            <w:r>
-              <w:rPr>
-                <w:sz w:val="24"/>
-                <w:szCs w:val="24"/>
-              </w:rPr>
-              <w:t>DocumentTypeEnum, string, bool</w:t>
-            </w:r>
+            <w:proofErr w:type="spellStart"/>
+            <w:r>
+              <w:rPr>
+                <w:sz w:val="24"/>
+                <w:szCs w:val="24"/>
+              </w:rPr>
+              <w:t>DocumentTypeEnum</w:t>
+            </w:r>
+            <w:proofErr w:type="spellEnd"/>
+            <w:r>
+              <w:rPr>
+                <w:sz w:val="24"/>
+                <w:szCs w:val="24"/>
+              </w:rPr>
+              <w:t xml:space="preserve">, </w:t>
+            </w:r>
+            <w:proofErr w:type="spellStart"/>
+            <w:r>
+              <w:rPr>
+                <w:sz w:val="24"/>
+                <w:szCs w:val="24"/>
+              </w:rPr>
+              <w:t>string</w:t>
+            </w:r>
+            <w:proofErr w:type="spellEnd"/>
+            <w:r>
+              <w:rPr>
+                <w:sz w:val="24"/>
+                <w:szCs w:val="24"/>
+              </w:rPr>
+              <w:t xml:space="preserve">, </w:t>
+            </w:r>
+            <w:proofErr w:type="spellStart"/>
+            <w:r>
+              <w:rPr>
+                <w:sz w:val="24"/>
+                <w:szCs w:val="24"/>
+              </w:rPr>
+              <w:t>bool</w:t>
+            </w:r>
+            <w:proofErr w:type="spellEnd"/>
           </w:p>
         </w:tc>
         <w:tc>
@@ -3444,12 +3895,21 @@
                 <w:szCs w:val="24"/>
               </w:rPr>
             </w:pPr>
-            <w:r>
-              <w:rPr>
-                <w:sz w:val="24"/>
-                <w:szCs w:val="24"/>
-              </w:rPr>
-              <w:t>PlanarSketches.Add()</w:t>
+            <w:proofErr w:type="spellStart"/>
+            <w:r>
+              <w:rPr>
+                <w:sz w:val="24"/>
+                <w:szCs w:val="24"/>
+              </w:rPr>
+              <w:t>PlanarSketches.Add</w:t>
+            </w:r>
+            <w:proofErr w:type="spellEnd"/>
+            <w:r>
+              <w:rPr>
+                <w:sz w:val="24"/>
+                <w:szCs w:val="24"/>
+              </w:rPr>
+              <w:t>()</w:t>
             </w:r>
           </w:p>
         </w:tc>
@@ -3468,13 +3928,31 @@
                 <w:szCs w:val="24"/>
               </w:rPr>
             </w:pPr>
-            <w:r>
-              <w:rPr>
-                <w:sz w:val="24"/>
-                <w:szCs w:val="24"/>
-              </w:rPr>
-              <w:t>WorkPlane, bool</w:t>
-            </w:r>
+            <w:proofErr w:type="spellStart"/>
+            <w:r>
+              <w:rPr>
+                <w:sz w:val="24"/>
+                <w:szCs w:val="24"/>
+              </w:rPr>
+              <w:t>WorkPlane</w:t>
+            </w:r>
+            <w:proofErr w:type="spellEnd"/>
+            <w:r>
+              <w:rPr>
+                <w:sz w:val="24"/>
+                <w:szCs w:val="24"/>
+              </w:rPr>
+              <w:t xml:space="preserve">, </w:t>
+            </w:r>
+            <w:proofErr w:type="spellStart"/>
+            <w:r>
+              <w:rPr>
+                <w:sz w:val="24"/>
+                <w:szCs w:val="24"/>
+              </w:rPr>
+              <w:t>bool</w:t>
+            </w:r>
+            <w:proofErr w:type="spellEnd"/>
           </w:p>
         </w:tc>
         <w:tc>
@@ -3492,6 +3970,7 @@
                 <w:szCs w:val="24"/>
               </w:rPr>
             </w:pPr>
+            <w:proofErr w:type="spellStart"/>
             <w:r>
               <w:rPr>
                 <w:sz w:val="24"/>
@@ -3499,6 +3978,7 @@
               </w:rPr>
               <w:t>PlanarSketch</w:t>
             </w:r>
+            <w:proofErr w:type="spellEnd"/>
           </w:p>
         </w:tc>
         <w:tc>
@@ -3546,33 +4026,59 @@
                 <w:lang w:val="en-US"/>
               </w:rPr>
             </w:pPr>
-            <w:r>
-              <w:rPr>
-                <w:sz w:val="24"/>
-                <w:szCs w:val="24"/>
-                <w:lang w:val="en-US"/>
-              </w:rPr>
-              <w:t>TransientGeometry.</w:t>
-            </w:r>
-          </w:p>
-          <w:p>
-            <w:pPr>
-              <w:tabs>
-                <w:tab w:val="left" w:pos="0"/>
-              </w:tabs>
-              <w:jc w:val="center"/>
-              <w:rPr>
-                <w:sz w:val="24"/>
-                <w:szCs w:val="24"/>
-                <w:lang w:val="en-US"/>
-              </w:rPr>
-            </w:pPr>
-            <w:r>
-              <w:rPr>
-                <w:sz w:val="24"/>
-                <w:szCs w:val="24"/>
-              </w:rPr>
-              <w:t>CreatePoint2d()</w:t>
+            <w:proofErr w:type="spellStart"/>
+            <w:r>
+              <w:rPr>
+                <w:sz w:val="24"/>
+                <w:szCs w:val="24"/>
+                <w:lang w:val="en-US"/>
+              </w:rPr>
+              <w:t>TransientGeometry</w:t>
+            </w:r>
+            <w:proofErr w:type="spellEnd"/>
+            <w:r>
+              <w:rPr>
+                <w:sz w:val="24"/>
+                <w:szCs w:val="24"/>
+                <w:lang w:val="en-US"/>
+              </w:rPr>
+              <w:t>.</w:t>
+            </w:r>
+          </w:p>
+          <w:p>
+            <w:pPr>
+              <w:tabs>
+                <w:tab w:val="left" w:pos="0"/>
+              </w:tabs>
+              <w:jc w:val="center"/>
+              <w:rPr>
+                <w:sz w:val="24"/>
+                <w:szCs w:val="24"/>
+                <w:lang w:val="en-US"/>
+              </w:rPr>
+            </w:pPr>
+            <w:r>
+              <w:rPr>
+                <w:sz w:val="24"/>
+                <w:szCs w:val="24"/>
+              </w:rPr>
+              <w:t>CreatePoint2</w:t>
+            </w:r>
+            <w:proofErr w:type="gramStart"/>
+            <w:r>
+              <w:rPr>
+                <w:sz w:val="24"/>
+                <w:szCs w:val="24"/>
+              </w:rPr>
+              <w:t>d(</w:t>
+            </w:r>
+            <w:proofErr w:type="gramEnd"/>
+            <w:r>
+              <w:rPr>
+                <w:sz w:val="24"/>
+                <w:szCs w:val="24"/>
+              </w:rPr>
+              <w:t>)</w:t>
             </w:r>
           </w:p>
         </w:tc>
@@ -3592,12 +4098,37 @@
                 <w:lang w:val="en-US"/>
               </w:rPr>
             </w:pPr>
-            <w:r>
-              <w:rPr>
-                <w:sz w:val="24"/>
-                <w:szCs w:val="24"/>
-              </w:rPr>
-              <w:t>double x, double y</w:t>
+            <w:proofErr w:type="spellStart"/>
+            <w:r>
+              <w:rPr>
+                <w:sz w:val="24"/>
+                <w:szCs w:val="24"/>
+              </w:rPr>
+              <w:t>double</w:t>
+            </w:r>
+            <w:proofErr w:type="spellEnd"/>
+            <w:r>
+              <w:rPr>
+                <w:sz w:val="24"/>
+                <w:szCs w:val="24"/>
+              </w:rPr>
+              <w:t xml:space="preserve"> x, </w:t>
+            </w:r>
+            <w:proofErr w:type="spellStart"/>
+            <w:r>
+              <w:rPr>
+                <w:sz w:val="24"/>
+                <w:szCs w:val="24"/>
+              </w:rPr>
+              <w:t>double</w:t>
+            </w:r>
+            <w:proofErr w:type="spellEnd"/>
+            <w:r>
+              <w:rPr>
+                <w:sz w:val="24"/>
+                <w:szCs w:val="24"/>
+              </w:rPr>
+              <w:t xml:space="preserve"> y</w:t>
             </w:r>
           </w:p>
         </w:tc>
@@ -3669,26 +4200,36 @@
                 <w:szCs w:val="24"/>
               </w:rPr>
             </w:pPr>
-            <w:r>
-              <w:rPr>
-                <w:sz w:val="24"/>
-                <w:szCs w:val="24"/>
-              </w:rPr>
-              <w:t>SketchLines.</w:t>
-            </w:r>
-          </w:p>
-          <w:p>
-            <w:pPr>
-              <w:tabs>
-                <w:tab w:val="left" w:pos="0"/>
-              </w:tabs>
-              <w:jc w:val="center"/>
-              <w:rPr>
-                <w:sz w:val="24"/>
-                <w:szCs w:val="24"/>
-                <w:lang w:val="en-US"/>
-              </w:rPr>
-            </w:pPr>
+            <w:proofErr w:type="spellStart"/>
+            <w:r>
+              <w:rPr>
+                <w:sz w:val="24"/>
+                <w:szCs w:val="24"/>
+              </w:rPr>
+              <w:t>SketchLines</w:t>
+            </w:r>
+            <w:proofErr w:type="spellEnd"/>
+            <w:r>
+              <w:rPr>
+                <w:sz w:val="24"/>
+                <w:szCs w:val="24"/>
+              </w:rPr>
+              <w:t>.</w:t>
+            </w:r>
+          </w:p>
+          <w:p>
+            <w:pPr>
+              <w:tabs>
+                <w:tab w:val="left" w:pos="0"/>
+              </w:tabs>
+              <w:jc w:val="center"/>
+              <w:rPr>
+                <w:sz w:val="24"/>
+                <w:szCs w:val="24"/>
+                <w:lang w:val="en-US"/>
+              </w:rPr>
+            </w:pPr>
+            <w:proofErr w:type="spellStart"/>
             <w:r>
               <w:rPr>
                 <w:sz w:val="24"/>
@@ -3696,6 +4237,7 @@
               </w:rPr>
               <w:t>AddAsTwoPointRectangle</w:t>
             </w:r>
+            <w:proofErr w:type="spellEnd"/>
           </w:p>
         </w:tc>
         <w:tc>
@@ -3737,6 +4279,7 @@
                 <w:szCs w:val="24"/>
               </w:rPr>
             </w:pPr>
+            <w:proofErr w:type="spellStart"/>
             <w:r>
               <w:rPr>
                 <w:sz w:val="24"/>
@@ -3744,18 +4287,20 @@
               </w:rPr>
               <w:t>SketchEntities</w:t>
             </w:r>
-          </w:p>
-          <w:p>
-            <w:pPr>
-              <w:tabs>
-                <w:tab w:val="left" w:pos="0"/>
-              </w:tabs>
-              <w:jc w:val="center"/>
-              <w:rPr>
-                <w:sz w:val="24"/>
-                <w:szCs w:val="24"/>
-              </w:rPr>
-            </w:pPr>
+            <w:proofErr w:type="spellEnd"/>
+          </w:p>
+          <w:p>
+            <w:pPr>
+              <w:tabs>
+                <w:tab w:val="left" w:pos="0"/>
+              </w:tabs>
+              <w:jc w:val="center"/>
+              <w:rPr>
+                <w:sz w:val="24"/>
+                <w:szCs w:val="24"/>
+              </w:rPr>
+            </w:pPr>
+            <w:proofErr w:type="spellStart"/>
             <w:r>
               <w:rPr>
                 <w:sz w:val="24"/>
@@ -3763,6 +4308,7 @@
               </w:rPr>
               <w:t>Enumerator</w:t>
             </w:r>
+            <w:proofErr w:type="spellEnd"/>
           </w:p>
         </w:tc>
         <w:tc>
@@ -3809,25 +4355,35 @@
                 <w:szCs w:val="24"/>
               </w:rPr>
             </w:pPr>
-            <w:r>
-              <w:rPr>
-                <w:sz w:val="24"/>
-                <w:szCs w:val="24"/>
-              </w:rPr>
-              <w:t>SketchLines.</w:t>
-            </w:r>
-          </w:p>
-          <w:p>
-            <w:pPr>
-              <w:tabs>
-                <w:tab w:val="left" w:pos="0"/>
-              </w:tabs>
-              <w:jc w:val="center"/>
-              <w:rPr>
-                <w:sz w:val="24"/>
-                <w:szCs w:val="24"/>
-              </w:rPr>
-            </w:pPr>
+            <w:proofErr w:type="spellStart"/>
+            <w:r>
+              <w:rPr>
+                <w:sz w:val="24"/>
+                <w:szCs w:val="24"/>
+              </w:rPr>
+              <w:t>SketchLines</w:t>
+            </w:r>
+            <w:proofErr w:type="spellEnd"/>
+            <w:r>
+              <w:rPr>
+                <w:sz w:val="24"/>
+                <w:szCs w:val="24"/>
+              </w:rPr>
+              <w:t>.</w:t>
+            </w:r>
+          </w:p>
+          <w:p>
+            <w:pPr>
+              <w:tabs>
+                <w:tab w:val="left" w:pos="0"/>
+              </w:tabs>
+              <w:jc w:val="center"/>
+              <w:rPr>
+                <w:sz w:val="24"/>
+                <w:szCs w:val="24"/>
+              </w:rPr>
+            </w:pPr>
+            <w:proofErr w:type="spellStart"/>
             <w:r>
               <w:rPr>
                 <w:sz w:val="24"/>
@@ -3835,6 +4391,7 @@
               </w:rPr>
               <w:t>AddByTwoPoints</w:t>
             </w:r>
+            <w:proofErr w:type="spellEnd"/>
           </w:p>
         </w:tc>
         <w:tc>
@@ -3877,6 +4434,7 @@
                 <w:szCs w:val="24"/>
               </w:rPr>
             </w:pPr>
+            <w:proofErr w:type="spellStart"/>
             <w:r>
               <w:rPr>
                 <w:sz w:val="24"/>
@@ -3884,6 +4442,7 @@
               </w:rPr>
               <w:t>SketchLine</w:t>
             </w:r>
+            <w:proofErr w:type="spellEnd"/>
           </w:p>
         </w:tc>
         <w:tc>
@@ -3931,12 +4490,21 @@
                 <w:szCs w:val="24"/>
               </w:rPr>
             </w:pPr>
-            <w:r>
-              <w:rPr>
-                <w:sz w:val="24"/>
-                <w:szCs w:val="24"/>
-              </w:rPr>
-              <w:t>Profiles.AddForSolid()</w:t>
+            <w:proofErr w:type="spellStart"/>
+            <w:r>
+              <w:rPr>
+                <w:sz w:val="24"/>
+                <w:szCs w:val="24"/>
+              </w:rPr>
+              <w:t>Profiles.AddForSolid</w:t>
+            </w:r>
+            <w:proofErr w:type="spellEnd"/>
+            <w:r>
+              <w:rPr>
+                <w:sz w:val="24"/>
+                <w:szCs w:val="24"/>
+              </w:rPr>
+              <w:t>()</w:t>
             </w:r>
           </w:p>
         </w:tc>
@@ -3960,7 +4528,7 @@
                 <w:sz w:val="24"/>
                 <w:szCs w:val="24"/>
               </w:rPr>
-              <w:t>-</w:t>
+              <w:t>—</w:t>
             </w:r>
           </w:p>
         </w:tc>
@@ -4033,32 +4601,59 @@
                 <w:lang w:val="en-US"/>
               </w:rPr>
             </w:pPr>
-            <w:r>
-              <w:rPr>
-                <w:sz w:val="24"/>
-                <w:szCs w:val="24"/>
-              </w:rPr>
-              <w:t>ExtrudeFeatures.</w:t>
-            </w:r>
-          </w:p>
-          <w:p>
-            <w:pPr>
-              <w:tabs>
-                <w:tab w:val="left" w:pos="0"/>
-              </w:tabs>
-              <w:jc w:val="center"/>
-              <w:rPr>
-                <w:sz w:val="24"/>
-                <w:szCs w:val="24"/>
-                <w:lang w:val="en-US"/>
-              </w:rPr>
-            </w:pPr>
-            <w:r>
-              <w:rPr>
-                <w:sz w:val="24"/>
-                <w:szCs w:val="24"/>
-              </w:rPr>
-              <w:t>AddByDistanceExtent()</w:t>
+            <w:proofErr w:type="spellStart"/>
+            <w:r>
+              <w:rPr>
+                <w:sz w:val="24"/>
+                <w:szCs w:val="24"/>
+              </w:rPr>
+              <w:t>ExtrudeFeatures</w:t>
+            </w:r>
+            <w:proofErr w:type="spellEnd"/>
+            <w:r>
+              <w:rPr>
+                <w:sz w:val="24"/>
+                <w:szCs w:val="24"/>
+              </w:rPr>
+              <w:t>.</w:t>
+            </w:r>
+          </w:p>
+          <w:p>
+            <w:pPr>
+              <w:tabs>
+                <w:tab w:val="left" w:pos="0"/>
+              </w:tabs>
+              <w:jc w:val="center"/>
+              <w:rPr>
+                <w:sz w:val="24"/>
+                <w:szCs w:val="24"/>
+                <w:lang w:val="en-US"/>
+              </w:rPr>
+            </w:pPr>
+            <w:proofErr w:type="spellStart"/>
+            <w:proofErr w:type="gramStart"/>
+            <w:r>
+              <w:rPr>
+                <w:sz w:val="24"/>
+                <w:szCs w:val="24"/>
+              </w:rPr>
+              <w:t>AddByDistanceExtent</w:t>
+            </w:r>
+            <w:proofErr w:type="spellEnd"/>
+            <w:r>
+              <w:rPr>
+                <w:sz w:val="24"/>
+                <w:szCs w:val="24"/>
+              </w:rPr>
+              <w:t>(</w:t>
+            </w:r>
+            <w:proofErr w:type="gramEnd"/>
+            <w:r>
+              <w:rPr>
+                <w:sz w:val="24"/>
+                <w:szCs w:val="24"/>
+              </w:rPr>
+              <w:t>)</w:t>
             </w:r>
           </w:p>
         </w:tc>
@@ -4083,21 +4678,47 @@
                 <w:sz w:val="24"/>
                 <w:szCs w:val="24"/>
               </w:rPr>
-              <w:t>Profile, double, PartFeature</w:t>
-            </w:r>
-          </w:p>
-          <w:p>
-            <w:pPr>
-              <w:tabs>
-                <w:tab w:val="left" w:pos="0"/>
-              </w:tabs>
-              <w:jc w:val="center"/>
-              <w:rPr>
-                <w:sz w:val="24"/>
-                <w:szCs w:val="24"/>
-                <w:lang w:val="en-US"/>
-              </w:rPr>
-            </w:pPr>
+              <w:t xml:space="preserve">Profile, </w:t>
+            </w:r>
+            <w:proofErr w:type="spellStart"/>
+            <w:r>
+              <w:rPr>
+                <w:sz w:val="24"/>
+                <w:szCs w:val="24"/>
+              </w:rPr>
+              <w:t>double</w:t>
+            </w:r>
+            <w:proofErr w:type="spellEnd"/>
+            <w:r>
+              <w:rPr>
+                <w:sz w:val="24"/>
+                <w:szCs w:val="24"/>
+              </w:rPr>
+              <w:t xml:space="preserve">, </w:t>
+            </w:r>
+            <w:proofErr w:type="spellStart"/>
+            <w:r>
+              <w:rPr>
+                <w:sz w:val="24"/>
+                <w:szCs w:val="24"/>
+              </w:rPr>
+              <w:t>PartFeature</w:t>
+            </w:r>
+            <w:proofErr w:type="spellEnd"/>
+          </w:p>
+          <w:p>
+            <w:pPr>
+              <w:tabs>
+                <w:tab w:val="left" w:pos="0"/>
+              </w:tabs>
+              <w:jc w:val="center"/>
+              <w:rPr>
+                <w:sz w:val="24"/>
+                <w:szCs w:val="24"/>
+                <w:lang w:val="en-US"/>
+              </w:rPr>
+            </w:pPr>
+            <w:proofErr w:type="spellStart"/>
             <w:r>
               <w:rPr>
                 <w:sz w:val="24"/>
@@ -4105,6 +4726,7 @@
               </w:rPr>
               <w:t>ExtentDirectionEnum</w:t>
             </w:r>
+            <w:proofErr w:type="spellEnd"/>
           </w:p>
         </w:tc>
         <w:tc>
@@ -4122,6 +4744,7 @@
                 <w:szCs w:val="24"/>
               </w:rPr>
             </w:pPr>
+            <w:proofErr w:type="spellStart"/>
             <w:r>
               <w:rPr>
                 <w:sz w:val="24"/>
@@ -4129,6 +4752,7 @@
               </w:rPr>
               <w:t>ExtrudeFeature</w:t>
             </w:r>
+            <w:proofErr w:type="spellEnd"/>
           </w:p>
         </w:tc>
         <w:tc>
@@ -4391,7 +5015,6 @@
         <w:widowControl/>
         <w:autoSpaceDE/>
         <w:autoSpaceDN/>
-        <w:spacing w:line="360" w:lineRule="auto"/>
         <w:jc w:val="center"/>
         <w:rPr>
           <w:sz w:val="28"/>
@@ -4405,9 +5028,9 @@
           <w:szCs w:val="28"/>
         </w:rPr>
         <w:drawing>
-          <wp:inline distT="0" distB="0" distL="0" distR="0" wp14:anchorId="10E3E2C3" wp14:editId="543B4011">
-            <wp:extent cx="5228811" cy="4695031"/>
-            <wp:effectExtent l="19050" t="19050" r="10160" b="10795"/>
+          <wp:inline distT="0" distB="0" distL="0" distR="0" wp14:anchorId="10E3E2C3" wp14:editId="0E6E3E8A">
+            <wp:extent cx="5512573" cy="4949825"/>
+            <wp:effectExtent l="19050" t="19050" r="12065" b="22225"/>
             <wp:docPr id="1036276978" name="Рисунок 1"/>
             <wp:cNvGraphicFramePr>
               <a:graphicFrameLocks xmlns:a="http://schemas.openxmlformats.org/drawingml/2006/main" noChangeAspect="1"/>
@@ -4428,7 +5051,7 @@
                   <pic:spPr>
                     <a:xfrm>
                       <a:off x="0" y="0"/>
-                      <a:ext cx="5233116" cy="4698896"/>
+                      <a:ext cx="5521799" cy="4958109"/>
                     </a:xfrm>
                     <a:prstGeom prst="rect">
                       <a:avLst/>
@@ -4451,7 +5074,6 @@
         <w:widowControl/>
         <w:autoSpaceDE/>
         <w:autoSpaceDN/>
-        <w:spacing w:line="360" w:lineRule="auto"/>
         <w:jc w:val="center"/>
         <w:rPr>
           <w:sz w:val="28"/>
@@ -4510,89 +5132,25 @@
           <w:szCs w:val="28"/>
         </w:rPr>
         <w:tab/>
-        <w:t>Вторым косвенным аналогом является программа для 3</w:t>
-      </w:r>
-      <w:r>
-        <w:rPr>
-          <w:sz w:val="28"/>
-          <w:szCs w:val="28"/>
-          <w:lang w:val="en-US"/>
-        </w:rPr>
-        <w:t>D</w:t>
-      </w:r>
-      <w:r>
-        <w:rPr>
-          <w:sz w:val="28"/>
-          <w:szCs w:val="28"/>
-        </w:rPr>
-        <w:t>-</w:t>
-      </w:r>
-      <w:r>
-        <w:rPr>
-          <w:sz w:val="28"/>
-          <w:szCs w:val="28"/>
-        </w:rPr>
-        <w:t>дизайна и архитектурного проектирования «</w:t>
-      </w:r>
-      <w:r>
-        <w:rPr>
-          <w:sz w:val="28"/>
-          <w:szCs w:val="28"/>
-          <w:lang w:val="en-US"/>
-        </w:rPr>
-        <w:t>SketchUp</w:t>
-      </w:r>
-      <w:r>
-        <w:rPr>
-          <w:sz w:val="28"/>
-          <w:szCs w:val="28"/>
-        </w:rPr>
-        <w:t xml:space="preserve">». Схожесть данного приложения с </w:t>
-      </w:r>
-      <w:r>
-        <w:rPr>
-          <w:sz w:val="28"/>
-          <w:szCs w:val="28"/>
-        </w:rPr>
-        <w:lastRenderedPageBreak/>
-        <w:t xml:space="preserve">реализуемым плагином заключается в том, что с помощью </w:t>
-      </w:r>
-      <w:r>
-        <w:rPr>
-          <w:sz w:val="28"/>
-          <w:szCs w:val="28"/>
-          <w:lang w:val="en-US"/>
-        </w:rPr>
-        <w:t>SketchUp</w:t>
-      </w:r>
-      <w:r>
-        <w:rPr>
-          <w:sz w:val="28"/>
-          <w:szCs w:val="28"/>
-        </w:rPr>
-        <w:t xml:space="preserve"> можно создавать трёхмерные модели не только экстерьера и интерьера зданий, но и отдельных предметов мебели и декора, включая фоторамки. Различие заключается в том, что </w:t>
-      </w:r>
-      <w:r>
-        <w:rPr>
-          <w:sz w:val="28"/>
-          <w:szCs w:val="28"/>
-          <w:lang w:val="en-US"/>
-        </w:rPr>
-        <w:t>SketchUp</w:t>
-      </w:r>
-      <w:r>
-        <w:rPr>
-          <w:sz w:val="28"/>
-          <w:szCs w:val="28"/>
-        </w:rPr>
-        <w:t xml:space="preserve"> является универсальным редактором поверхностного моделирования.</w:t>
-      </w:r>
-      <w:r>
-        <w:rPr>
-          <w:sz w:val="28"/>
-          <w:szCs w:val="28"/>
-        </w:rPr>
-        <w:t>[6]</w:t>
+      </w:r>
+    </w:p>
+    <w:p>
+      <w:pPr>
+        <w:widowControl/>
+        <w:autoSpaceDE/>
+        <w:autoSpaceDN/>
+        <w:spacing w:after="160" w:line="278" w:lineRule="auto"/>
+        <w:rPr>
+          <w:sz w:val="28"/>
+          <w:szCs w:val="28"/>
+        </w:rPr>
+      </w:pPr>
+      <w:r>
+        <w:rPr>
+          <w:sz w:val="28"/>
+          <w:szCs w:val="28"/>
+        </w:rPr>
+        <w:br w:type="page"/>
       </w:r>
     </w:p>
     <w:p>
@@ -4601,6 +5159,103 @@
         <w:autoSpaceDE/>
         <w:autoSpaceDN/>
         <w:spacing w:line="360" w:lineRule="auto"/>
+        <w:ind w:firstLine="708"/>
+        <w:jc w:val="both"/>
+        <w:rPr>
+          <w:sz w:val="28"/>
+          <w:szCs w:val="28"/>
+        </w:rPr>
+      </w:pPr>
+      <w:r>
+        <w:rPr>
+          <w:sz w:val="28"/>
+          <w:szCs w:val="28"/>
+        </w:rPr>
+        <w:lastRenderedPageBreak/>
+        <w:t>Вторым косвенным аналогом является программа для 3</w:t>
+      </w:r>
+      <w:r>
+        <w:rPr>
+          <w:sz w:val="28"/>
+          <w:szCs w:val="28"/>
+          <w:lang w:val="en-US"/>
+        </w:rPr>
+        <w:t>D</w:t>
+      </w:r>
+      <w:r>
+        <w:rPr>
+          <w:sz w:val="28"/>
+          <w:szCs w:val="28"/>
+        </w:rPr>
+        <w:t>-</w:t>
+      </w:r>
+      <w:r>
+        <w:rPr>
+          <w:sz w:val="28"/>
+          <w:szCs w:val="28"/>
+        </w:rPr>
+        <w:t>дизайна и архитектурного проектирования «</w:t>
+      </w:r>
+      <w:r>
+        <w:rPr>
+          <w:sz w:val="28"/>
+          <w:szCs w:val="28"/>
+          <w:lang w:val="en-US"/>
+        </w:rPr>
+        <w:t>SketchUp</w:t>
+      </w:r>
+      <w:r>
+        <w:rPr>
+          <w:sz w:val="28"/>
+          <w:szCs w:val="28"/>
+        </w:rPr>
+        <w:t xml:space="preserve">». Схожесть данного приложения с реализуемым плагином заключается в том, что с помощью </w:t>
+      </w:r>
+      <w:r>
+        <w:rPr>
+          <w:sz w:val="28"/>
+          <w:szCs w:val="28"/>
+          <w:lang w:val="en-US"/>
+        </w:rPr>
+        <w:t>SketchUp</w:t>
+      </w:r>
+      <w:r>
+        <w:rPr>
+          <w:sz w:val="28"/>
+          <w:szCs w:val="28"/>
+        </w:rPr>
+        <w:t xml:space="preserve"> можно создавать трёхмерные модели не только экстерьера и интерьера зданий, но и отдельных предметов мебели и декора, включая фоторамки. Различие заключается в том, что </w:t>
+      </w:r>
+      <w:r>
+        <w:rPr>
+          <w:sz w:val="28"/>
+          <w:szCs w:val="28"/>
+          <w:lang w:val="en-US"/>
+        </w:rPr>
+        <w:t>SketchUp</w:t>
+      </w:r>
+      <w:r>
+        <w:rPr>
+          <w:sz w:val="28"/>
+          <w:szCs w:val="28"/>
+        </w:rPr>
+        <w:t xml:space="preserve"> является универсальным редактором поверхностного моделирования.</w:t>
+      </w:r>
+      <w:r>
+        <w:rPr>
+          <w:sz w:val="28"/>
+          <w:szCs w:val="28"/>
+        </w:rPr>
+        <w:t>[6]</w:t>
+      </w:r>
+    </w:p>
+    <w:p>
+      <w:pPr>
+        <w:widowControl/>
+        <w:autoSpaceDE/>
+        <w:autoSpaceDN/>
+        <w:spacing w:line="360" w:lineRule="auto"/>
+        <w:jc w:val="both"/>
         <w:rPr>
           <w:sz w:val="28"/>
           <w:szCs w:val="28"/>
@@ -6218,7 +6873,21 @@
           <w:sz w:val="28"/>
           <w:szCs w:val="28"/>
         </w:rPr>
-        <w:t xml:space="preserve">Рисунок 2.1 — </w:t>
+        <w:t xml:space="preserve">Рисунок 2.1 </w:t>
+      </w:r>
+      <w:r>
+        <w:rPr>
+          <w:sz w:val="28"/>
+          <w:szCs w:val="28"/>
+        </w:rPr>
+        <w:t>–</w:t>
+      </w:r>
+      <w:r>
+        <w:rPr>
+          <w:sz w:val="28"/>
+          <w:szCs w:val="28"/>
+        </w:rPr>
+        <w:t xml:space="preserve"> </w:t>
       </w:r>
       <w:r>
         <w:rPr>
@@ -6398,7 +7067,103 @@
           <w:sz w:val="28"/>
           <w:szCs w:val="28"/>
         </w:rPr>
-        <w:t>Класс MainForm является главным окном приложения. Он хранит в себе параметры (Parameters) и объект класса строителя модели (Builder). Класс Builder использует объект обертки API (Wrapper), в котором находятся все нужные методы создания примитивов и документов, которые пригодятся для построения модели в САПР Inventor.</w:t>
+        <w:t xml:space="preserve">Класс </w:t>
+      </w:r>
+      <w:proofErr w:type="spellStart"/>
+      <w:r>
+        <w:rPr>
+          <w:sz w:val="28"/>
+          <w:szCs w:val="28"/>
+        </w:rPr>
+        <w:t>MainForm</w:t>
+      </w:r>
+      <w:proofErr w:type="spellEnd"/>
+      <w:r>
+        <w:rPr>
+          <w:sz w:val="28"/>
+          <w:szCs w:val="28"/>
+        </w:rPr>
+        <w:t xml:space="preserve"> является главным окном приложения. Он хранит в себе параметры (</w:t>
+      </w:r>
+      <w:proofErr w:type="spellStart"/>
+      <w:r>
+        <w:rPr>
+          <w:sz w:val="28"/>
+          <w:szCs w:val="28"/>
+        </w:rPr>
+        <w:t>Parameters</w:t>
+      </w:r>
+      <w:proofErr w:type="spellEnd"/>
+      <w:r>
+        <w:rPr>
+          <w:sz w:val="28"/>
+          <w:szCs w:val="28"/>
+        </w:rPr>
+        <w:t>) и объект класса строителя модели (</w:t>
+      </w:r>
+      <w:proofErr w:type="spellStart"/>
+      <w:r>
+        <w:rPr>
+          <w:sz w:val="28"/>
+          <w:szCs w:val="28"/>
+        </w:rPr>
+        <w:t>Builder</w:t>
+      </w:r>
+      <w:proofErr w:type="spellEnd"/>
+      <w:r>
+        <w:rPr>
+          <w:sz w:val="28"/>
+          <w:szCs w:val="28"/>
+        </w:rPr>
+        <w:t xml:space="preserve">). Класс </w:t>
+      </w:r>
+      <w:proofErr w:type="spellStart"/>
+      <w:r>
+        <w:rPr>
+          <w:sz w:val="28"/>
+          <w:szCs w:val="28"/>
+        </w:rPr>
+        <w:t>Builder</w:t>
+      </w:r>
+      <w:proofErr w:type="spellEnd"/>
+      <w:r>
+        <w:rPr>
+          <w:sz w:val="28"/>
+          <w:szCs w:val="28"/>
+        </w:rPr>
+        <w:t xml:space="preserve"> использует объект обертки API (</w:t>
+      </w:r>
+      <w:proofErr w:type="spellStart"/>
+      <w:r>
+        <w:rPr>
+          <w:sz w:val="28"/>
+          <w:szCs w:val="28"/>
+        </w:rPr>
+        <w:t>Wrapper</w:t>
+      </w:r>
+      <w:proofErr w:type="spellEnd"/>
+      <w:r>
+        <w:rPr>
+          <w:sz w:val="28"/>
+          <w:szCs w:val="28"/>
+        </w:rPr>
+        <w:t xml:space="preserve">), в котором находятся все нужные методы создания примитивов и документов, которые пригодятся для построения модели в САПР </w:t>
+      </w:r>
+      <w:proofErr w:type="spellStart"/>
+      <w:r>
+        <w:rPr>
+          <w:sz w:val="28"/>
+          <w:szCs w:val="28"/>
+        </w:rPr>
+        <w:t>Inventor</w:t>
+      </w:r>
+      <w:proofErr w:type="spellEnd"/>
+      <w:r>
+        <w:rPr>
+          <w:sz w:val="28"/>
+          <w:szCs w:val="28"/>
+        </w:rPr>
+        <w:t>.</w:t>
       </w:r>
     </w:p>
     <w:p>
@@ -6416,6 +7181,7 @@
       </w:pPr>
       <w:r>
         <w:rPr>
+          <w:noProof/>
           <w:sz w:val="28"/>
           <w:szCs w:val="28"/>
         </w:rPr>
@@ -6530,7 +7296,31 @@
         <w:rPr>
           <w:sz w:val="28"/>
         </w:rPr>
-        <w:t>3.1–3.7</w:t>
+        <w:t>3.1</w:t>
+      </w:r>
+      <w:r>
+        <w:rPr>
+          <w:sz w:val="28"/>
+        </w:rPr>
+        <w:t xml:space="preserve"> </w:t>
+      </w:r>
+      <w:r>
+        <w:rPr>
+          <w:sz w:val="28"/>
+        </w:rPr>
+        <w:t>–</w:t>
+      </w:r>
+      <w:r>
+        <w:rPr>
+          <w:sz w:val="28"/>
+        </w:rPr>
+        <w:t xml:space="preserve"> </w:t>
+      </w:r>
+      <w:r>
+        <w:rPr>
+          <w:sz w:val="28"/>
+        </w:rPr>
+        <w:t>3.7</w:t>
       </w:r>
       <w:r>
         <w:rPr>
@@ -6550,65 +7340,54 @@
         <w:rPr>
           <w:sz w:val="28"/>
           <w:szCs w:val="28"/>
+          <w:lang w:val="en-US"/>
         </w:rPr>
       </w:pPr>
-    </w:p>
-    <w:p>
-      <w:pPr>
-        <w:tabs>
-          <w:tab w:val="left" w:pos="0"/>
-        </w:tabs>
-        <w:spacing w:line="360" w:lineRule="auto"/>
-        <w:ind w:right="-51"/>
-        <w:jc w:val="both"/>
+      <w:r>
+        <w:rPr>
+          <w:sz w:val="28"/>
+          <w:szCs w:val="28"/>
+        </w:rPr>
+        <w:lastRenderedPageBreak/>
+        <w:t>Таблица 3.</w:t>
+      </w:r>
+      <w:r>
         <w:rPr>
           <w:sz w:val="28"/>
           <w:szCs w:val="28"/>
           <w:lang w:val="en-US"/>
         </w:rPr>
-      </w:pPr>
-      <w:r>
-        <w:rPr>
-          <w:sz w:val="28"/>
-          <w:szCs w:val="28"/>
-        </w:rPr>
-        <w:t>Таблица 3.</w:t>
-      </w:r>
-      <w:r>
-        <w:rPr>
-          <w:sz w:val="28"/>
-          <w:szCs w:val="28"/>
+        <w:t>1</w:t>
+      </w:r>
+      <w:r>
+        <w:rPr>
+          <w:sz w:val="28"/>
+          <w:szCs w:val="28"/>
+        </w:rPr>
+        <w:t xml:space="preserve"> </w:t>
+      </w:r>
+      <w:r>
+        <w:rPr>
+          <w:sz w:val="28"/>
+        </w:rPr>
+        <w:t>–</w:t>
+      </w:r>
+      <w:r>
+        <w:rPr>
+          <w:sz w:val="28"/>
+          <w:szCs w:val="28"/>
+        </w:rPr>
+        <w:t xml:space="preserve"> Свойства класса </w:t>
+      </w:r>
+      <w:proofErr w:type="spellStart"/>
+      <w:r>
+        <w:rPr>
+          <w:sz w:val="28"/>
           <w:lang w:val="en-US"/>
         </w:rPr>
-        <w:t>1</w:t>
-      </w:r>
-      <w:r>
-        <w:rPr>
-          <w:sz w:val="28"/>
-          <w:szCs w:val="28"/>
-        </w:rPr>
-        <w:t xml:space="preserve"> </w:t>
-      </w:r>
-      <w:r>
-        <w:rPr>
-          <w:sz w:val="28"/>
-        </w:rPr>
-        <w:t>–</w:t>
-      </w:r>
-      <w:r>
-        <w:rPr>
-          <w:sz w:val="28"/>
-          <w:szCs w:val="28"/>
-        </w:rPr>
-        <w:t xml:space="preserve"> Свойства класса </w:t>
-      </w:r>
-      <w:r>
-        <w:rPr>
-          <w:sz w:val="28"/>
-          <w:lang w:val="en-US"/>
-        </w:rPr>
         <w:t>MainForm</w:t>
       </w:r>
+      <w:proofErr w:type="spellEnd"/>
     </w:p>
     <w:tbl>
       <w:tblPr>
@@ -6794,8 +7573,17 @@
                 <w:sz w:val="24"/>
                 <w:szCs w:val="24"/>
               </w:rPr>
-              <w:t>_parameters</w:t>
-            </w:r>
+              <w:t>_</w:t>
+            </w:r>
+            <w:proofErr w:type="spellStart"/>
+            <w:r>
+              <w:rPr>
+                <w:sz w:val="24"/>
+                <w:szCs w:val="24"/>
+              </w:rPr>
+              <w:t>parameters</w:t>
+            </w:r>
+            <w:proofErr w:type="spellEnd"/>
           </w:p>
         </w:tc>
         <w:tc>
@@ -6885,6 +7673,7 @@
         </w:rPr>
         <w:t xml:space="preserve">класса </w:t>
       </w:r>
+      <w:proofErr w:type="spellStart"/>
       <w:r>
         <w:rPr>
           <w:sz w:val="28"/>
@@ -6892,6 +7681,7 @@
         </w:rPr>
         <w:t>MainForm</w:t>
       </w:r>
+      <w:proofErr w:type="spellEnd"/>
     </w:p>
     <w:tbl>
       <w:tblPr>
@@ -7028,6 +7818,8 @@
                 <w:szCs w:val="24"/>
               </w:rPr>
             </w:pPr>
+            <w:proofErr w:type="spellStart"/>
+            <w:proofErr w:type="gramStart"/>
             <w:r>
               <w:rPr>
                 <w:sz w:val="24"/>
@@ -7036,12 +7828,21 @@
               </w:rPr>
               <w:t>BuildModel</w:t>
             </w:r>
-            <w:r>
-              <w:rPr>
-                <w:sz w:val="24"/>
-                <w:szCs w:val="24"/>
-              </w:rPr>
-              <w:t>()</w:t>
+            <w:proofErr w:type="spellEnd"/>
+            <w:r>
+              <w:rPr>
+                <w:sz w:val="24"/>
+                <w:szCs w:val="24"/>
+              </w:rPr>
+              <w:t>(</w:t>
+            </w:r>
+            <w:proofErr w:type="gramEnd"/>
+            <w:r>
+              <w:rPr>
+                <w:sz w:val="24"/>
+                <w:szCs w:val="24"/>
+              </w:rPr>
+              <w:t>)</w:t>
             </w:r>
           </w:p>
         </w:tc>
@@ -7065,7 +7866,7 @@
                 <w:sz w:val="24"/>
                 <w:szCs w:val="24"/>
               </w:rPr>
-              <w:t>-</w:t>
+              <w:t>—</w:t>
             </w:r>
           </w:p>
         </w:tc>
@@ -7139,6 +7940,8 @@
                 <w:szCs w:val="24"/>
               </w:rPr>
             </w:pPr>
+            <w:proofErr w:type="spellStart"/>
+            <w:proofErr w:type="gramStart"/>
             <w:r>
               <w:rPr>
                 <w:sz w:val="24"/>
@@ -7147,12 +7950,21 @@
               </w:rPr>
               <w:t>FirstValidate</w:t>
             </w:r>
-            <w:r>
-              <w:rPr>
-                <w:sz w:val="24"/>
-                <w:szCs w:val="24"/>
-              </w:rPr>
-              <w:t>()</w:t>
+            <w:proofErr w:type="spellEnd"/>
+            <w:r>
+              <w:rPr>
+                <w:sz w:val="24"/>
+                <w:szCs w:val="24"/>
+              </w:rPr>
+              <w:t>(</w:t>
+            </w:r>
+            <w:proofErr w:type="gramEnd"/>
+            <w:r>
+              <w:rPr>
+                <w:sz w:val="24"/>
+                <w:szCs w:val="24"/>
+              </w:rPr>
+              <w:t>)</w:t>
             </w:r>
           </w:p>
         </w:tc>
@@ -7176,7 +7988,7 @@
                 <w:sz w:val="24"/>
                 <w:szCs w:val="24"/>
               </w:rPr>
-              <w:t>-</w:t>
+              <w:t>—</w:t>
             </w:r>
           </w:p>
         </w:tc>
@@ -7251,13 +8063,41 @@
                 <w:lang w:val="en-US"/>
               </w:rPr>
             </w:pPr>
-            <w:r>
-              <w:rPr>
-                <w:sz w:val="24"/>
-                <w:szCs w:val="24"/>
-                <w:lang w:val="en-US"/>
-              </w:rPr>
-              <w:t>TextBox_FrameWidth_Leave()</w:t>
+            <w:proofErr w:type="spellStart"/>
+            <w:r>
+              <w:rPr>
+                <w:sz w:val="24"/>
+                <w:szCs w:val="24"/>
+                <w:lang w:val="en-US"/>
+              </w:rPr>
+              <w:t>TextBox_FrameWidth_</w:t>
+            </w:r>
+            <w:proofErr w:type="gramStart"/>
+            <w:r>
+              <w:rPr>
+                <w:sz w:val="24"/>
+                <w:szCs w:val="24"/>
+                <w:lang w:val="en-US"/>
+              </w:rPr>
+              <w:t>Leave</w:t>
+            </w:r>
+            <w:proofErr w:type="spellEnd"/>
+            <w:r>
+              <w:rPr>
+                <w:sz w:val="24"/>
+                <w:szCs w:val="24"/>
+                <w:lang w:val="en-US"/>
+              </w:rPr>
+              <w:t>(</w:t>
+            </w:r>
+            <w:proofErr w:type="gramEnd"/>
+            <w:r>
+              <w:rPr>
+                <w:sz w:val="24"/>
+                <w:szCs w:val="24"/>
+                <w:lang w:val="en-US"/>
+              </w:rPr>
+              <w:t>)</w:t>
             </w:r>
           </w:p>
         </w:tc>
@@ -7277,13 +8117,31 @@
                 <w:lang w:val="en-US"/>
               </w:rPr>
             </w:pPr>
-            <w:r>
-              <w:rPr>
-                <w:sz w:val="24"/>
-                <w:szCs w:val="24"/>
-              </w:rPr>
-              <w:t>object, EventArgs</w:t>
-            </w:r>
+            <w:proofErr w:type="spellStart"/>
+            <w:r>
+              <w:rPr>
+                <w:sz w:val="24"/>
+                <w:szCs w:val="24"/>
+              </w:rPr>
+              <w:t>object</w:t>
+            </w:r>
+            <w:proofErr w:type="spellEnd"/>
+            <w:r>
+              <w:rPr>
+                <w:sz w:val="24"/>
+                <w:szCs w:val="24"/>
+              </w:rPr>
+              <w:t xml:space="preserve">, </w:t>
+            </w:r>
+            <w:proofErr w:type="spellStart"/>
+            <w:r>
+              <w:rPr>
+                <w:sz w:val="24"/>
+                <w:szCs w:val="24"/>
+              </w:rPr>
+              <w:t>EventArgs</w:t>
+            </w:r>
+            <w:proofErr w:type="spellEnd"/>
           </w:p>
         </w:tc>
         <w:tc>
@@ -7357,13 +8215,41 @@
                 <w:lang w:val="en-US"/>
               </w:rPr>
             </w:pPr>
-            <w:r>
-              <w:rPr>
-                <w:sz w:val="24"/>
-                <w:szCs w:val="24"/>
-                <w:lang w:val="en-US"/>
-              </w:rPr>
-              <w:t>TextBox_FrameHeight_Leave()</w:t>
+            <w:proofErr w:type="spellStart"/>
+            <w:r>
+              <w:rPr>
+                <w:sz w:val="24"/>
+                <w:szCs w:val="24"/>
+                <w:lang w:val="en-US"/>
+              </w:rPr>
+              <w:t>TextBox_FrameHeight_</w:t>
+            </w:r>
+            <w:proofErr w:type="gramStart"/>
+            <w:r>
+              <w:rPr>
+                <w:sz w:val="24"/>
+                <w:szCs w:val="24"/>
+                <w:lang w:val="en-US"/>
+              </w:rPr>
+              <w:t>Leave</w:t>
+            </w:r>
+            <w:proofErr w:type="spellEnd"/>
+            <w:r>
+              <w:rPr>
+                <w:sz w:val="24"/>
+                <w:szCs w:val="24"/>
+                <w:lang w:val="en-US"/>
+              </w:rPr>
+              <w:t>(</w:t>
+            </w:r>
+            <w:proofErr w:type="gramEnd"/>
+            <w:r>
+              <w:rPr>
+                <w:sz w:val="24"/>
+                <w:szCs w:val="24"/>
+                <w:lang w:val="en-US"/>
+              </w:rPr>
+              <w:t>)</w:t>
             </w:r>
           </w:p>
         </w:tc>
@@ -7383,13 +8269,31 @@
                 <w:lang w:val="en-US"/>
               </w:rPr>
             </w:pPr>
-            <w:r>
-              <w:rPr>
-                <w:sz w:val="24"/>
-                <w:szCs w:val="24"/>
-              </w:rPr>
-              <w:t>object, EventArgs</w:t>
-            </w:r>
+            <w:proofErr w:type="spellStart"/>
+            <w:r>
+              <w:rPr>
+                <w:sz w:val="24"/>
+                <w:szCs w:val="24"/>
+              </w:rPr>
+              <w:t>object</w:t>
+            </w:r>
+            <w:proofErr w:type="spellEnd"/>
+            <w:r>
+              <w:rPr>
+                <w:sz w:val="24"/>
+                <w:szCs w:val="24"/>
+              </w:rPr>
+              <w:t xml:space="preserve">, </w:t>
+            </w:r>
+            <w:proofErr w:type="spellStart"/>
+            <w:r>
+              <w:rPr>
+                <w:sz w:val="24"/>
+                <w:szCs w:val="24"/>
+              </w:rPr>
+              <w:t>EventArgs</w:t>
+            </w:r>
+            <w:proofErr w:type="spellEnd"/>
           </w:p>
         </w:tc>
         <w:tc>
@@ -7463,13 +8367,41 @@
                 <w:lang w:val="en-US"/>
               </w:rPr>
             </w:pPr>
-            <w:r>
-              <w:rPr>
-                <w:sz w:val="24"/>
-                <w:szCs w:val="24"/>
-                <w:lang w:val="en-US"/>
-              </w:rPr>
-              <w:t>TextBox_BorderWidth_Leave()</w:t>
+            <w:proofErr w:type="spellStart"/>
+            <w:r>
+              <w:rPr>
+                <w:sz w:val="24"/>
+                <w:szCs w:val="24"/>
+                <w:lang w:val="en-US"/>
+              </w:rPr>
+              <w:t>TextBox_BorderWidth_</w:t>
+            </w:r>
+            <w:proofErr w:type="gramStart"/>
+            <w:r>
+              <w:rPr>
+                <w:sz w:val="24"/>
+                <w:szCs w:val="24"/>
+                <w:lang w:val="en-US"/>
+              </w:rPr>
+              <w:t>Leave</w:t>
+            </w:r>
+            <w:proofErr w:type="spellEnd"/>
+            <w:r>
+              <w:rPr>
+                <w:sz w:val="24"/>
+                <w:szCs w:val="24"/>
+                <w:lang w:val="en-US"/>
+              </w:rPr>
+              <w:t>(</w:t>
+            </w:r>
+            <w:proofErr w:type="gramEnd"/>
+            <w:r>
+              <w:rPr>
+                <w:sz w:val="24"/>
+                <w:szCs w:val="24"/>
+                <w:lang w:val="en-US"/>
+              </w:rPr>
+              <w:t>)</w:t>
             </w:r>
           </w:p>
         </w:tc>
@@ -7489,13 +8421,31 @@
                 <w:lang w:val="en-US"/>
               </w:rPr>
             </w:pPr>
-            <w:r>
-              <w:rPr>
-                <w:sz w:val="24"/>
-                <w:szCs w:val="24"/>
-              </w:rPr>
-              <w:t>object, EventArgs</w:t>
-            </w:r>
+            <w:proofErr w:type="spellStart"/>
+            <w:r>
+              <w:rPr>
+                <w:sz w:val="24"/>
+                <w:szCs w:val="24"/>
+              </w:rPr>
+              <w:t>object</w:t>
+            </w:r>
+            <w:proofErr w:type="spellEnd"/>
+            <w:r>
+              <w:rPr>
+                <w:sz w:val="24"/>
+                <w:szCs w:val="24"/>
+              </w:rPr>
+              <w:t xml:space="preserve">, </w:t>
+            </w:r>
+            <w:proofErr w:type="spellStart"/>
+            <w:r>
+              <w:rPr>
+                <w:sz w:val="24"/>
+                <w:szCs w:val="24"/>
+              </w:rPr>
+              <w:t>EventArgs</w:t>
+            </w:r>
+            <w:proofErr w:type="spellEnd"/>
           </w:p>
         </w:tc>
         <w:tc>
@@ -7569,13 +8519,41 @@
                 <w:lang w:val="en-US"/>
               </w:rPr>
             </w:pPr>
-            <w:r>
-              <w:rPr>
-                <w:sz w:val="24"/>
-                <w:szCs w:val="24"/>
-                <w:lang w:val="en-US"/>
-              </w:rPr>
-              <w:t>TextBox_FrameThickness_Leave()</w:t>
+            <w:proofErr w:type="spellStart"/>
+            <w:r>
+              <w:rPr>
+                <w:sz w:val="24"/>
+                <w:szCs w:val="24"/>
+                <w:lang w:val="en-US"/>
+              </w:rPr>
+              <w:t>TextBox_FrameThickness_</w:t>
+            </w:r>
+            <w:proofErr w:type="gramStart"/>
+            <w:r>
+              <w:rPr>
+                <w:sz w:val="24"/>
+                <w:szCs w:val="24"/>
+                <w:lang w:val="en-US"/>
+              </w:rPr>
+              <w:t>Leave</w:t>
+            </w:r>
+            <w:proofErr w:type="spellEnd"/>
+            <w:r>
+              <w:rPr>
+                <w:sz w:val="24"/>
+                <w:szCs w:val="24"/>
+                <w:lang w:val="en-US"/>
+              </w:rPr>
+              <w:t>(</w:t>
+            </w:r>
+            <w:proofErr w:type="gramEnd"/>
+            <w:r>
+              <w:rPr>
+                <w:sz w:val="24"/>
+                <w:szCs w:val="24"/>
+                <w:lang w:val="en-US"/>
+              </w:rPr>
+              <w:t>)</w:t>
             </w:r>
           </w:p>
         </w:tc>
@@ -7595,13 +8573,31 @@
                 <w:lang w:val="en-US"/>
               </w:rPr>
             </w:pPr>
-            <w:r>
-              <w:rPr>
-                <w:sz w:val="24"/>
-                <w:szCs w:val="24"/>
-              </w:rPr>
-              <w:t>object, EventArgs</w:t>
-            </w:r>
+            <w:proofErr w:type="spellStart"/>
+            <w:r>
+              <w:rPr>
+                <w:sz w:val="24"/>
+                <w:szCs w:val="24"/>
+              </w:rPr>
+              <w:t>object</w:t>
+            </w:r>
+            <w:proofErr w:type="spellEnd"/>
+            <w:r>
+              <w:rPr>
+                <w:sz w:val="24"/>
+                <w:szCs w:val="24"/>
+              </w:rPr>
+              <w:t xml:space="preserve">, </w:t>
+            </w:r>
+            <w:proofErr w:type="spellStart"/>
+            <w:r>
+              <w:rPr>
+                <w:sz w:val="24"/>
+                <w:szCs w:val="24"/>
+              </w:rPr>
+              <w:t>EventArgs</w:t>
+            </w:r>
+            <w:proofErr w:type="spellEnd"/>
           </w:p>
         </w:tc>
         <w:tc>
@@ -7675,13 +8671,41 @@
                 <w:lang w:val="en-US"/>
               </w:rPr>
             </w:pPr>
-            <w:r>
-              <w:rPr>
-                <w:sz w:val="24"/>
-                <w:szCs w:val="24"/>
-                <w:lang w:val="en-US"/>
-              </w:rPr>
-              <w:t>TextBox_StandAngle_Leave()</w:t>
+            <w:proofErr w:type="spellStart"/>
+            <w:r>
+              <w:rPr>
+                <w:sz w:val="24"/>
+                <w:szCs w:val="24"/>
+                <w:lang w:val="en-US"/>
+              </w:rPr>
+              <w:t>TextBox_StandAngle_</w:t>
+            </w:r>
+            <w:proofErr w:type="gramStart"/>
+            <w:r>
+              <w:rPr>
+                <w:sz w:val="24"/>
+                <w:szCs w:val="24"/>
+                <w:lang w:val="en-US"/>
+              </w:rPr>
+              <w:t>Leave</w:t>
+            </w:r>
+            <w:proofErr w:type="spellEnd"/>
+            <w:r>
+              <w:rPr>
+                <w:sz w:val="24"/>
+                <w:szCs w:val="24"/>
+                <w:lang w:val="en-US"/>
+              </w:rPr>
+              <w:t>(</w:t>
+            </w:r>
+            <w:proofErr w:type="gramEnd"/>
+            <w:r>
+              <w:rPr>
+                <w:sz w:val="24"/>
+                <w:szCs w:val="24"/>
+                <w:lang w:val="en-US"/>
+              </w:rPr>
+              <w:t>)</w:t>
             </w:r>
           </w:p>
         </w:tc>
@@ -7701,13 +8725,31 @@
                 <w:lang w:val="en-US"/>
               </w:rPr>
             </w:pPr>
-            <w:r>
-              <w:rPr>
-                <w:sz w:val="24"/>
-                <w:szCs w:val="24"/>
-              </w:rPr>
-              <w:t>object, EventArgs</w:t>
-            </w:r>
+            <w:proofErr w:type="spellStart"/>
+            <w:r>
+              <w:rPr>
+                <w:sz w:val="24"/>
+                <w:szCs w:val="24"/>
+              </w:rPr>
+              <w:t>object</w:t>
+            </w:r>
+            <w:proofErr w:type="spellEnd"/>
+            <w:r>
+              <w:rPr>
+                <w:sz w:val="24"/>
+                <w:szCs w:val="24"/>
+              </w:rPr>
+              <w:t xml:space="preserve">, </w:t>
+            </w:r>
+            <w:proofErr w:type="spellStart"/>
+            <w:r>
+              <w:rPr>
+                <w:sz w:val="24"/>
+                <w:szCs w:val="24"/>
+              </w:rPr>
+              <w:t>EventArgs</w:t>
+            </w:r>
+            <w:proofErr w:type="spellEnd"/>
           </w:p>
         </w:tc>
         <w:tc>
@@ -7781,12 +8823,37 @@
                 <w:lang w:val="en-US"/>
               </w:rPr>
             </w:pPr>
-            <w:r>
-              <w:rPr>
-                <w:sz w:val="24"/>
-                <w:szCs w:val="24"/>
-              </w:rPr>
-              <w:t>TextBox_OnlyDigitKeyPress()</w:t>
+            <w:proofErr w:type="spellStart"/>
+            <w:r>
+              <w:rPr>
+                <w:sz w:val="24"/>
+                <w:szCs w:val="24"/>
+              </w:rPr>
+              <w:t>TextBox_</w:t>
+            </w:r>
+            <w:proofErr w:type="gramStart"/>
+            <w:r>
+              <w:rPr>
+                <w:sz w:val="24"/>
+                <w:szCs w:val="24"/>
+              </w:rPr>
+              <w:t>OnlyDigitKeyPress</w:t>
+            </w:r>
+            <w:proofErr w:type="spellEnd"/>
+            <w:r>
+              <w:rPr>
+                <w:sz w:val="24"/>
+                <w:szCs w:val="24"/>
+              </w:rPr>
+              <w:t>(</w:t>
+            </w:r>
+            <w:proofErr w:type="gramEnd"/>
+            <w:r>
+              <w:rPr>
+                <w:sz w:val="24"/>
+                <w:szCs w:val="24"/>
+              </w:rPr>
+              <w:t>)</w:t>
             </w:r>
           </w:p>
         </w:tc>
@@ -7806,13 +8873,31 @@
                 <w:lang w:val="en-US"/>
               </w:rPr>
             </w:pPr>
-            <w:r>
-              <w:rPr>
-                <w:sz w:val="24"/>
-                <w:szCs w:val="24"/>
-              </w:rPr>
-              <w:t>object, KeyPressEventArgs</w:t>
-            </w:r>
+            <w:proofErr w:type="spellStart"/>
+            <w:r>
+              <w:rPr>
+                <w:sz w:val="24"/>
+                <w:szCs w:val="24"/>
+              </w:rPr>
+              <w:t>object</w:t>
+            </w:r>
+            <w:proofErr w:type="spellEnd"/>
+            <w:r>
+              <w:rPr>
+                <w:sz w:val="24"/>
+                <w:szCs w:val="24"/>
+              </w:rPr>
+              <w:t xml:space="preserve">, </w:t>
+            </w:r>
+            <w:proofErr w:type="spellStart"/>
+            <w:r>
+              <w:rPr>
+                <w:sz w:val="24"/>
+                <w:szCs w:val="24"/>
+              </w:rPr>
+              <w:t>KeyPressEventArgs</w:t>
+            </w:r>
+            <w:proofErr w:type="spellEnd"/>
           </w:p>
         </w:tc>
         <w:tc>
@@ -7885,6 +8970,8 @@
                 <w:szCs w:val="24"/>
               </w:rPr>
             </w:pPr>
+            <w:proofErr w:type="spellStart"/>
+            <w:proofErr w:type="gramStart"/>
             <w:r>
               <w:rPr>
                 <w:sz w:val="24"/>
@@ -7893,12 +8980,21 @@
               </w:rPr>
               <w:t>SetColors</w:t>
             </w:r>
-            <w:r>
-              <w:rPr>
-                <w:sz w:val="24"/>
-                <w:szCs w:val="24"/>
-              </w:rPr>
-              <w:t>()</w:t>
+            <w:proofErr w:type="spellEnd"/>
+            <w:r>
+              <w:rPr>
+                <w:sz w:val="24"/>
+                <w:szCs w:val="24"/>
+              </w:rPr>
+              <w:t>(</w:t>
+            </w:r>
+            <w:proofErr w:type="gramEnd"/>
+            <w:r>
+              <w:rPr>
+                <w:sz w:val="24"/>
+                <w:szCs w:val="24"/>
+              </w:rPr>
+              <w:t>)</w:t>
             </w:r>
           </w:p>
         </w:tc>
@@ -7921,9 +9017,8 @@
               <w:rPr>
                 <w:sz w:val="24"/>
                 <w:szCs w:val="24"/>
-                <w:lang w:val="en-US"/>
-              </w:rPr>
-              <w:t>-</w:t>
+              </w:rPr>
+              <w:t>—</w:t>
             </w:r>
           </w:p>
         </w:tc>
@@ -7979,6 +9074,20 @@
         </w:tc>
       </w:tr>
     </w:tbl>
+    <w:p>
+      <w:pPr>
+        <w:tabs>
+          <w:tab w:val="left" w:pos="0"/>
+        </w:tabs>
+        <w:spacing w:line="360" w:lineRule="auto"/>
+        <w:ind w:right="-51"/>
+        <w:jc w:val="both"/>
+        <w:rPr>
+          <w:sz w:val="28"/>
+          <w:szCs w:val="28"/>
+        </w:rPr>
+      </w:pPr>
+    </w:p>
     <w:p>
       <w:pPr>
         <w:tabs>
@@ -8482,6 +9591,7 @@
                 <w:lang w:val="en-US"/>
               </w:rPr>
             </w:pPr>
+            <w:proofErr w:type="spellStart"/>
             <w:r>
               <w:rPr>
                 <w:sz w:val="24"/>
@@ -8489,6 +9599,7 @@
               </w:rPr>
               <w:t>BuildBackWall</w:t>
             </w:r>
+            <w:proofErr w:type="spellEnd"/>
           </w:p>
         </w:tc>
         <w:tc>
@@ -8506,6 +9617,7 @@
                 <w:szCs w:val="24"/>
               </w:rPr>
             </w:pPr>
+            <w:proofErr w:type="spellStart"/>
             <w:r>
               <w:rPr>
                 <w:sz w:val="24"/>
@@ -8513,6 +9625,7 @@
               </w:rPr>
               <w:t>Parameters</w:t>
             </w:r>
+            <w:proofErr w:type="spellEnd"/>
           </w:p>
         </w:tc>
         <w:tc>
@@ -8583,6 +9696,7 @@
                 <w:lang w:val="en-US"/>
               </w:rPr>
             </w:pPr>
+            <w:proofErr w:type="spellStart"/>
             <w:r>
               <w:rPr>
                 <w:sz w:val="24"/>
@@ -8591,6 +9705,7 @@
               </w:rPr>
               <w:t>BuildFrame</w:t>
             </w:r>
+            <w:proofErr w:type="spellEnd"/>
           </w:p>
         </w:tc>
         <w:tc>
@@ -8609,6 +9724,7 @@
                 <w:lang w:val="en-US"/>
               </w:rPr>
             </w:pPr>
+            <w:proofErr w:type="spellStart"/>
             <w:r>
               <w:rPr>
                 <w:sz w:val="24"/>
@@ -8616,6 +9732,7 @@
               </w:rPr>
               <w:t>Parameters</w:t>
             </w:r>
+            <w:proofErr w:type="spellEnd"/>
           </w:p>
         </w:tc>
         <w:tc>
@@ -8693,6 +9810,7 @@
                 <w:lang w:val="en-US"/>
               </w:rPr>
             </w:pPr>
+            <w:proofErr w:type="spellStart"/>
             <w:r>
               <w:rPr>
                 <w:sz w:val="24"/>
@@ -8701,6 +9819,7 @@
               </w:rPr>
               <w:t>BuildStand</w:t>
             </w:r>
+            <w:proofErr w:type="spellEnd"/>
           </w:p>
         </w:tc>
         <w:tc>
@@ -8719,6 +9838,7 @@
                 <w:lang w:val="en-US"/>
               </w:rPr>
             </w:pPr>
+            <w:proofErr w:type="spellStart"/>
             <w:r>
               <w:rPr>
                 <w:sz w:val="24"/>
@@ -8726,6 +9846,7 @@
               </w:rPr>
               <w:t>Parameters</w:t>
             </w:r>
+            <w:proofErr w:type="spellEnd"/>
           </w:p>
         </w:tc>
         <w:tc>
@@ -8966,6 +10087,7 @@
                 <w:lang w:val="en-US"/>
               </w:rPr>
             </w:pPr>
+            <w:proofErr w:type="spellStart"/>
             <w:r>
               <w:rPr>
                 <w:sz w:val="24"/>
@@ -8974,6 +10096,7 @@
               </w:rPr>
               <w:t>CreateRectangle</w:t>
             </w:r>
+            <w:proofErr w:type="spellEnd"/>
           </w:p>
         </w:tc>
         <w:tc>
@@ -9102,6 +10225,7 @@
                 <w:lang w:val="en-US"/>
               </w:rPr>
             </w:pPr>
+            <w:proofErr w:type="spellStart"/>
             <w:r>
               <w:rPr>
                 <w:sz w:val="24"/>
@@ -9110,6 +10234,7 @@
               </w:rPr>
               <w:t>CreateLine</w:t>
             </w:r>
+            <w:proofErr w:type="spellEnd"/>
           </w:p>
         </w:tc>
         <w:tc>
@@ -9238,6 +10363,7 @@
                 <w:lang w:val="en-US"/>
               </w:rPr>
             </w:pPr>
+            <w:proofErr w:type="spellStart"/>
             <w:r>
               <w:rPr>
                 <w:sz w:val="24"/>
@@ -9246,6 +10372,7 @@
               </w:rPr>
               <w:t>ExtrudeSketch</w:t>
             </w:r>
+            <w:proofErr w:type="spellEnd"/>
           </w:p>
         </w:tc>
         <w:tc>
@@ -9301,6 +10428,7 @@
                 <w:lang w:val="en-US"/>
               </w:rPr>
             </w:pPr>
+            <w:proofErr w:type="spellStart"/>
             <w:r>
               <w:rPr>
                 <w:sz w:val="24"/>
@@ -9308,19 +10436,21 @@
               </w:rPr>
               <w:t>PartFeature</w:t>
             </w:r>
-          </w:p>
-          <w:p>
-            <w:pPr>
-              <w:tabs>
-                <w:tab w:val="left" w:pos="0"/>
-              </w:tabs>
-              <w:jc w:val="center"/>
-              <w:rPr>
-                <w:sz w:val="24"/>
-                <w:szCs w:val="24"/>
-                <w:lang w:val="en-US"/>
-              </w:rPr>
-            </w:pPr>
+            <w:proofErr w:type="spellEnd"/>
+          </w:p>
+          <w:p>
+            <w:pPr>
+              <w:tabs>
+                <w:tab w:val="left" w:pos="0"/>
+              </w:tabs>
+              <w:jc w:val="center"/>
+              <w:rPr>
+                <w:sz w:val="24"/>
+                <w:szCs w:val="24"/>
+                <w:lang w:val="en-US"/>
+              </w:rPr>
+            </w:pPr>
+            <w:proofErr w:type="spellStart"/>
             <w:r>
               <w:rPr>
                 <w:sz w:val="24"/>
@@ -9328,6 +10458,7 @@
               </w:rPr>
               <w:t>ExtentDirectionEnum</w:t>
             </w:r>
+            <w:proofErr w:type="spellEnd"/>
           </w:p>
         </w:tc>
         <w:tc>
@@ -9405,6 +10536,7 @@
                 <w:lang w:val="en-US"/>
               </w:rPr>
             </w:pPr>
+            <w:proofErr w:type="spellStart"/>
             <w:r>
               <w:rPr>
                 <w:sz w:val="24"/>
@@ -9413,6 +10545,7 @@
               </w:rPr>
               <w:t>CreateSketch</w:t>
             </w:r>
+            <w:proofErr w:type="spellEnd"/>
           </w:p>
         </w:tc>
         <w:tc>
@@ -9431,6 +10564,7 @@
                 <w:lang w:val="en-US"/>
               </w:rPr>
             </w:pPr>
+            <w:proofErr w:type="spellStart"/>
             <w:r>
               <w:rPr>
                 <w:sz w:val="24"/>
@@ -9438,6 +10572,7 @@
               </w:rPr>
               <w:t>WorkPlane</w:t>
             </w:r>
+            <w:proofErr w:type="spellEnd"/>
           </w:p>
         </w:tc>
         <w:tc>
@@ -9456,6 +10591,7 @@
                 <w:lang w:val="en-US"/>
               </w:rPr>
             </w:pPr>
+            <w:proofErr w:type="spellStart"/>
             <w:r>
               <w:rPr>
                 <w:sz w:val="24"/>
@@ -9463,6 +10599,7 @@
               </w:rPr>
               <w:t>PlanarSketch</w:t>
             </w:r>
+            <w:proofErr w:type="spellEnd"/>
           </w:p>
         </w:tc>
         <w:tc>
@@ -9507,6 +10644,7 @@
                 <w:lang w:val="en-US"/>
               </w:rPr>
             </w:pPr>
+            <w:proofErr w:type="spellStart"/>
             <w:r>
               <w:rPr>
                 <w:sz w:val="24"/>
@@ -9515,6 +10653,7 @@
               </w:rPr>
               <w:t>OpenCAD</w:t>
             </w:r>
+            <w:proofErr w:type="spellEnd"/>
           </w:p>
         </w:tc>
         <w:tc>
@@ -9530,16 +10669,14 @@
               <w:rPr>
                 <w:sz w:val="24"/>
                 <w:szCs w:val="24"/>
-                <w:lang w:val="en-US"/>
-              </w:rPr>
-            </w:pPr>
-            <w:r>
-              <w:rPr>
-                <w:sz w:val="24"/>
-                <w:szCs w:val="24"/>
-                <w:lang w:val="en-US"/>
-              </w:rPr>
-              <w:t>-</w:t>
+              </w:rPr>
+            </w:pPr>
+            <w:r>
+              <w:rPr>
+                <w:sz w:val="24"/>
+                <w:szCs w:val="24"/>
+              </w:rPr>
+              <w:t>—</w:t>
             </w:r>
           </w:p>
         </w:tc>
@@ -9597,8 +10734,17 @@
                 <w:sz w:val="24"/>
                 <w:szCs w:val="24"/>
               </w:rPr>
-              <w:t>Открытие процесса Autodesk Inventor</w:t>
-            </w:r>
+              <w:t xml:space="preserve">Открытие процесса Autodesk </w:t>
+            </w:r>
+            <w:proofErr w:type="spellStart"/>
+            <w:r>
+              <w:rPr>
+                <w:sz w:val="24"/>
+                <w:szCs w:val="24"/>
+              </w:rPr>
+              <w:t>Inventor</w:t>
+            </w:r>
+            <w:proofErr w:type="spellEnd"/>
           </w:p>
         </w:tc>
       </w:tr>
@@ -9764,8 +10910,18 @@
                 <w:szCs w:val="24"/>
                 <w:lang w:val="en-US"/>
               </w:rPr>
-              <w:t>_frameWidth</w:t>
-            </w:r>
+              <w:t>_</w:t>
+            </w:r>
+            <w:proofErr w:type="spellStart"/>
+            <w:r>
+              <w:rPr>
+                <w:sz w:val="24"/>
+                <w:szCs w:val="24"/>
+                <w:lang w:val="en-US"/>
+              </w:rPr>
+              <w:t>frameWidth</w:t>
+            </w:r>
+            <w:proofErr w:type="spellEnd"/>
           </w:p>
         </w:tc>
         <w:tc>
@@ -9843,8 +10999,18 @@
                 <w:szCs w:val="24"/>
                 <w:lang w:val="en-US"/>
               </w:rPr>
-              <w:t>_frameHeight</w:t>
-            </w:r>
+              <w:t>_</w:t>
+            </w:r>
+            <w:proofErr w:type="spellStart"/>
+            <w:r>
+              <w:rPr>
+                <w:sz w:val="24"/>
+                <w:szCs w:val="24"/>
+                <w:lang w:val="en-US"/>
+              </w:rPr>
+              <w:t>frameHeight</w:t>
+            </w:r>
+            <w:proofErr w:type="spellEnd"/>
           </w:p>
         </w:tc>
         <w:tc>
@@ -9920,8 +11086,17 @@
                 <w:sz w:val="24"/>
                 <w:szCs w:val="24"/>
               </w:rPr>
-              <w:t>_borderWidth</w:t>
-            </w:r>
+              <w:t>_</w:t>
+            </w:r>
+            <w:proofErr w:type="spellStart"/>
+            <w:r>
+              <w:rPr>
+                <w:sz w:val="24"/>
+                <w:szCs w:val="24"/>
+              </w:rPr>
+              <w:t>borderWidth</w:t>
+            </w:r>
+            <w:proofErr w:type="spellEnd"/>
           </w:p>
         </w:tc>
         <w:tc>
@@ -9997,8 +11172,17 @@
                 <w:sz w:val="24"/>
                 <w:szCs w:val="24"/>
               </w:rPr>
-              <w:t>_frameThickness</w:t>
-            </w:r>
+              <w:t>_</w:t>
+            </w:r>
+            <w:proofErr w:type="spellStart"/>
+            <w:r>
+              <w:rPr>
+                <w:sz w:val="24"/>
+                <w:szCs w:val="24"/>
+              </w:rPr>
+              <w:t>frameThickness</w:t>
+            </w:r>
+            <w:proofErr w:type="spellEnd"/>
           </w:p>
         </w:tc>
         <w:tc>
@@ -10074,8 +11258,17 @@
                 <w:sz w:val="24"/>
                 <w:szCs w:val="24"/>
               </w:rPr>
-              <w:t>_standAngle</w:t>
-            </w:r>
+              <w:t>_</w:t>
+            </w:r>
+            <w:proofErr w:type="spellStart"/>
+            <w:r>
+              <w:rPr>
+                <w:sz w:val="24"/>
+                <w:szCs w:val="24"/>
+              </w:rPr>
+              <w:t>standAngle</w:t>
+            </w:r>
+            <w:proofErr w:type="spellEnd"/>
           </w:p>
         </w:tc>
         <w:tc>
@@ -10145,6 +11338,7 @@
                 <w:szCs w:val="24"/>
               </w:rPr>
             </w:pPr>
+            <w:proofErr w:type="spellStart"/>
             <w:r>
               <w:rPr>
                 <w:sz w:val="24"/>
@@ -10152,6 +11346,7 @@
               </w:rPr>
               <w:t>FrameWidth</w:t>
             </w:r>
+            <w:proofErr w:type="spellEnd"/>
           </w:p>
         </w:tc>
         <w:tc>
@@ -10170,6 +11365,7 @@
                 <w:lang w:val="en-US"/>
               </w:rPr>
             </w:pPr>
+            <w:proofErr w:type="spellStart"/>
             <w:r>
               <w:rPr>
                 <w:sz w:val="24"/>
@@ -10177,6 +11373,7 @@
               </w:rPr>
               <w:t>double</w:t>
             </w:r>
+            <w:proofErr w:type="spellEnd"/>
           </w:p>
         </w:tc>
         <w:tc>
@@ -10220,6 +11417,7 @@
                 <w:szCs w:val="24"/>
               </w:rPr>
             </w:pPr>
+            <w:proofErr w:type="spellStart"/>
             <w:r>
               <w:rPr>
                 <w:sz w:val="24"/>
@@ -10227,6 +11425,7 @@
               </w:rPr>
               <w:t>FrameHeight</w:t>
             </w:r>
+            <w:proofErr w:type="spellEnd"/>
           </w:p>
         </w:tc>
         <w:tc>
@@ -10245,6 +11444,7 @@
                 <w:lang w:val="en-US"/>
               </w:rPr>
             </w:pPr>
+            <w:proofErr w:type="spellStart"/>
             <w:r>
               <w:rPr>
                 <w:sz w:val="24"/>
@@ -10252,6 +11452,7 @@
               </w:rPr>
               <w:t>double</w:t>
             </w:r>
+            <w:proofErr w:type="spellEnd"/>
           </w:p>
         </w:tc>
         <w:tc>
@@ -10295,6 +11496,7 @@
                 <w:szCs w:val="24"/>
               </w:rPr>
             </w:pPr>
+            <w:proofErr w:type="spellStart"/>
             <w:r>
               <w:rPr>
                 <w:sz w:val="24"/>
@@ -10302,6 +11504,7 @@
               </w:rPr>
               <w:t>BorderWidth</w:t>
             </w:r>
+            <w:proofErr w:type="spellEnd"/>
           </w:p>
         </w:tc>
         <w:tc>
@@ -10320,6 +11523,7 @@
                 <w:lang w:val="en-US"/>
               </w:rPr>
             </w:pPr>
+            <w:proofErr w:type="spellStart"/>
             <w:r>
               <w:rPr>
                 <w:sz w:val="24"/>
@@ -10327,6 +11531,7 @@
               </w:rPr>
               <w:t>double</w:t>
             </w:r>
+            <w:proofErr w:type="spellEnd"/>
           </w:p>
         </w:tc>
         <w:tc>
@@ -10370,6 +11575,7 @@
                 <w:szCs w:val="24"/>
               </w:rPr>
             </w:pPr>
+            <w:proofErr w:type="spellStart"/>
             <w:r>
               <w:rPr>
                 <w:sz w:val="24"/>
@@ -10377,6 +11583,7 @@
               </w:rPr>
               <w:t>FrameThickness</w:t>
             </w:r>
+            <w:proofErr w:type="spellEnd"/>
           </w:p>
         </w:tc>
         <w:tc>
@@ -10395,6 +11602,7 @@
                 <w:lang w:val="en-US"/>
               </w:rPr>
             </w:pPr>
+            <w:proofErr w:type="spellStart"/>
             <w:r>
               <w:rPr>
                 <w:sz w:val="24"/>
@@ -10402,6 +11610,7 @@
               </w:rPr>
               <w:t>double</w:t>
             </w:r>
+            <w:proofErr w:type="spellEnd"/>
           </w:p>
         </w:tc>
         <w:tc>
@@ -10445,6 +11654,7 @@
                 <w:szCs w:val="24"/>
               </w:rPr>
             </w:pPr>
+            <w:proofErr w:type="spellStart"/>
             <w:r>
               <w:rPr>
                 <w:sz w:val="24"/>
@@ -10453,6 +11663,7 @@
               <w:lastRenderedPageBreak/>
               <w:t>StandAngle</w:t>
             </w:r>
+            <w:proofErr w:type="spellEnd"/>
           </w:p>
         </w:tc>
         <w:tc>
@@ -10471,6 +11682,7 @@
                 <w:lang w:val="en-US"/>
               </w:rPr>
             </w:pPr>
+            <w:proofErr w:type="spellStart"/>
             <w:r>
               <w:rPr>
                 <w:sz w:val="24"/>
@@ -10478,6 +11690,7 @@
               </w:rPr>
               <w:t>double</w:t>
             </w:r>
+            <w:proofErr w:type="spellEnd"/>
           </w:p>
         </w:tc>
         <w:tc>
@@ -10658,12 +11871,30 @@
                 <w:lang w:val="en-US"/>
               </w:rPr>
             </w:pPr>
-            <w:r>
-              <w:rPr>
-                <w:sz w:val="24"/>
-                <w:szCs w:val="24"/>
-              </w:rPr>
-              <w:t>Parameters()</w:t>
+            <w:proofErr w:type="spellStart"/>
+            <w:proofErr w:type="gramStart"/>
+            <w:r>
+              <w:rPr>
+                <w:sz w:val="24"/>
+                <w:szCs w:val="24"/>
+              </w:rPr>
+              <w:t>Parameters</w:t>
+            </w:r>
+            <w:proofErr w:type="spellEnd"/>
+            <w:r>
+              <w:rPr>
+                <w:sz w:val="24"/>
+                <w:szCs w:val="24"/>
+              </w:rPr>
+              <w:t>(</w:t>
+            </w:r>
+            <w:proofErr w:type="gramEnd"/>
+            <w:r>
+              <w:rPr>
+                <w:sz w:val="24"/>
+                <w:szCs w:val="24"/>
+              </w:rPr>
+              <w:t>)</w:t>
             </w:r>
           </w:p>
         </w:tc>
@@ -10738,6 +11969,8 @@
                 <w:szCs w:val="24"/>
               </w:rPr>
             </w:pPr>
+            <w:proofErr w:type="spellStart"/>
+            <w:proofErr w:type="gramStart"/>
             <w:r>
               <w:rPr>
                 <w:sz w:val="24"/>
@@ -10746,12 +11979,21 @@
               </w:rPr>
               <w:t>CheckDependentParametersValue</w:t>
             </w:r>
-            <w:r>
-              <w:rPr>
-                <w:sz w:val="24"/>
-                <w:szCs w:val="24"/>
-              </w:rPr>
-              <w:t>()</w:t>
+            <w:proofErr w:type="spellEnd"/>
+            <w:r>
+              <w:rPr>
+                <w:sz w:val="24"/>
+                <w:szCs w:val="24"/>
+              </w:rPr>
+              <w:t>(</w:t>
+            </w:r>
+            <w:proofErr w:type="gramEnd"/>
+            <w:r>
+              <w:rPr>
+                <w:sz w:val="24"/>
+                <w:szCs w:val="24"/>
+              </w:rPr>
+              <w:t>)</w:t>
             </w:r>
           </w:p>
         </w:tc>
@@ -11304,6 +12546,7 @@
         </w:rPr>
         <w:t xml:space="preserve">– </w:t>
       </w:r>
+      <w:proofErr w:type="spellStart"/>
       <w:r>
         <w:rPr>
           <w:sz w:val="28"/>
@@ -11312,6 +12555,7 @@
         </w:rPr>
         <w:t>Uplab</w:t>
       </w:r>
+      <w:proofErr w:type="spellEnd"/>
       <w:r>
         <w:rPr>
           <w:sz w:val="28"/>
@@ -11542,7 +12786,23 @@
           <w:sz w:val="28"/>
           <w:szCs w:val="28"/>
         </w:rPr>
-        <w:t xml:space="preserve">Autodesk Inventor API. Первые шаги </w:t>
+        <w:t xml:space="preserve">Autodesk </w:t>
+      </w:r>
+      <w:proofErr w:type="spellStart"/>
+      <w:r>
+        <w:rPr>
+          <w:sz w:val="28"/>
+          <w:szCs w:val="28"/>
+        </w:rPr>
+        <w:t>Inventor</w:t>
+      </w:r>
+      <w:proofErr w:type="spellEnd"/>
+      <w:r>
+        <w:rPr>
+          <w:sz w:val="28"/>
+          <w:szCs w:val="28"/>
+        </w:rPr>
+        <w:t xml:space="preserve"> API. Первые шаги </w:t>
       </w:r>
       <w:r>
         <w:rPr>
@@ -11767,14 +13027,23 @@
           <w:sz w:val="28"/>
           <w:szCs w:val="28"/>
         </w:rPr>
-        <w:t>7</w:t>
-      </w:r>
-      <w:r>
-        <w:rPr>
-          <w:sz w:val="28"/>
-          <w:szCs w:val="28"/>
-        </w:rPr>
-        <w:t>. Фаулер M. UML. Основы, 3-е издание. – Пер. с англ. – СПб: СимволПлюс, 2004. – 192 с.</w:t>
+        <w:t xml:space="preserve">7. Фаулер M. UML. Основы, 3-е издание. – Пер. с англ. – СПб: </w:t>
+      </w:r>
+      <w:proofErr w:type="spellStart"/>
+      <w:r>
+        <w:rPr>
+          <w:sz w:val="28"/>
+          <w:szCs w:val="28"/>
+        </w:rPr>
+        <w:t>СимволПлюс</w:t>
+      </w:r>
+      <w:proofErr w:type="spellEnd"/>
+      <w:r>
+        <w:rPr>
+          <w:sz w:val="28"/>
+          <w:szCs w:val="28"/>
+        </w:rPr>
+        <w:t>, 2004. – 192 с.</w:t>
       </w:r>
     </w:p>
     <w:p>
@@ -11845,7 +13114,7 @@
 </file>
 
 <file path=word/comments.xml><?xml version="1.0" encoding="utf-8"?>
-<w:comments xmlns:wpc="http://schemas.microsoft.com/office/word/2010/wordprocessingCanvas" xmlns:cx="http://schemas.microsoft.com/office/drawing/2014/chartex" xmlns:cx1="http://schemas.microsoft.com/office/drawing/2015/9/8/chartex" xmlns:cx2="http://schemas.microsoft.com/office/drawing/2015/10/21/chartex" xmlns:cx3="http://schemas.microsoft.com/office/drawing/2016/5/9/chartex" xmlns:cx4="http://schemas.microsoft.com/office/drawing/2016/5/10/chartex" xmlns:cx5="http://schemas.microsoft.com/office/drawing/2016/5/11/chartex" xmlns:cx6="http://schemas.microsoft.com/office/drawing/2016/5/12/chartex" xmlns:cx7="http://schemas.microsoft.com/office/drawing/2016/5/13/chartex" xmlns:cx8="http://schemas.microsoft.com/office/drawing/2016/5/14/chartex" xmlns:mc="http://schemas.openxmlformats.org/markup-compatibility/2006" xmlns:aink="http://schemas.microsoft.com/office/drawing/2016/ink" xmlns:am3d="http://schemas.microsoft.com/office/drawing/2017/model3d" xmlns:o="urn:schemas-microsoft-com:office:office" xmlns:oel="http://schemas.microsoft.com/office/2019/extlst" xmlns:r="http://schemas.openxmlformats.org/officeDocument/2006/relationships" xmlns:m="http://schemas.openxmlformats.org/officeDocument/2006/math" xmlns:v="urn:schemas-microsoft-com:vml" xmlns:wp14="http://schemas.microsoft.com/office/word/2010/wordprocessingDrawing" xmlns:wp="http://schemas.openxmlformats.org/drawingml/2006/wordprocessingDrawing" xmlns:w10="urn:schemas-microsoft-com:office:word" xmlns:w="http://schemas.openxmlformats.org/wordprocessingml/2006/main" xmlns:w14="http://schemas.microsoft.com/office/word/2010/wordml" xmlns:w15="http://schemas.microsoft.com/office/word/2012/wordml" xmlns:w16cex="http://schemas.microsoft.com/office/word/2018/wordml/cex" xmlns:w16cid="http://schemas.microsoft.com/office/word/2016/wordml/cid" xmlns:w16="http://schemas.microsoft.com/office/word/2018/wordml" xmlns:w16du="http://schemas.microsoft.com/office/word/2023/wordml/word16du" xmlns:w16sdtdh="http://schemas.microsoft.com/office/word/2020/wordml/sdtdatahash" xmlns:w16sdtfl="http://schemas.microsoft.com/office/word/2024/wordml/sdtformatlock" xmlns:w16se="http://schemas.microsoft.com/office/word/2015/wordml/symex" xmlns:wpg="http://schemas.microsoft.com/office/word/2010/wordprocessingGroup" xmlns:wpi="http://schemas.microsoft.com/office/word/2010/wordprocessingInk" xmlns:wne="http://schemas.microsoft.com/office/word/2006/wordml" xmlns:wps="http://schemas.microsoft.com/office/word/2010/wordprocessingShape" mc:Ignorable="w14 w15 w16se w16cid w16 w16cex w16sdtdh w16sdtfl w16du wp14">
+<w:comments xmlns:wpc="http://schemas.microsoft.com/office/word/2010/wordprocessingCanvas" xmlns:cx="http://schemas.microsoft.com/office/drawing/2014/chartex" xmlns:cx1="http://schemas.microsoft.com/office/drawing/2015/9/8/chartex" xmlns:cx2="http://schemas.microsoft.com/office/drawing/2015/10/21/chartex" xmlns:cx3="http://schemas.microsoft.com/office/drawing/2016/5/9/chartex" xmlns:cx4="http://schemas.microsoft.com/office/drawing/2016/5/10/chartex" xmlns:cx5="http://schemas.microsoft.com/office/drawing/2016/5/11/chartex" xmlns:cx6="http://schemas.microsoft.com/office/drawing/2016/5/12/chartex" xmlns:cx7="http://schemas.microsoft.com/office/drawing/2016/5/13/chartex" xmlns:cx8="http://schemas.microsoft.com/office/drawing/2016/5/14/chartex" xmlns:mc="http://schemas.openxmlformats.org/markup-compatibility/2006" xmlns:aink="http://schemas.microsoft.com/office/drawing/2016/ink" xmlns:am3d="http://schemas.microsoft.com/office/drawing/2017/model3d" xmlns:o="urn:schemas-microsoft-com:office:office" xmlns:oel="http://schemas.microsoft.com/office/2019/extlst" xmlns:r="http://schemas.openxmlformats.org/officeDocument/2006/relationships" xmlns:m="http://schemas.openxmlformats.org/officeDocument/2006/math" xmlns:v="urn:schemas-microsoft-com:vml" xmlns:wp14="http://schemas.microsoft.com/office/word/2010/wordprocessingDrawing" xmlns:wp="http://schemas.openxmlformats.org/drawingml/2006/wordprocessingDrawing" xmlns:w10="urn:schemas-microsoft-com:office:word" xmlns:w="http://schemas.openxmlformats.org/wordprocessingml/2006/main" xmlns:w14="http://schemas.microsoft.com/office/word/2010/wordml" xmlns:w15="http://schemas.microsoft.com/office/word/2012/wordml" xmlns:w16cex="http://schemas.microsoft.com/office/word/2018/wordml/cex" xmlns:w16cid="http://schemas.microsoft.com/office/word/2016/wordml/cid" xmlns:w16="http://schemas.microsoft.com/office/word/2018/wordml" xmlns:w16sdtdh="http://schemas.microsoft.com/office/word/2020/wordml/sdtdatahash" xmlns:w16se="http://schemas.microsoft.com/office/word/2015/wordml/symex" xmlns:wpg="http://schemas.microsoft.com/office/word/2010/wordprocessingGroup" xmlns:wpi="http://schemas.microsoft.com/office/word/2010/wordprocessingInk" xmlns:wne="http://schemas.microsoft.com/office/word/2006/wordml" xmlns:wps="http://schemas.microsoft.com/office/word/2010/wordprocessingShape" mc:Ignorable="w14 w15 w16se w16cid w16 w16cex w16sdtdh wp14">
   <w:comment w:id="9" w:author="Роман Литвиненко" w:date="2026-09-22T19:47:00Z" w:initials="РЛ">
     <w:p>
       <w:pPr>
@@ -11863,37 +13132,39 @@
       <w:r>
         <w:t xml:space="preserve">- </w:t>
       </w:r>
+      <w:proofErr w:type="spellStart"/>
       <w:r>
         <w:rPr>
           <w:lang w:val="en-US"/>
         </w:rPr>
         <w:t>sketchup</w:t>
       </w:r>
+      <w:proofErr w:type="spellEnd"/>
     </w:p>
   </w:comment>
 </w:comments>
 </file>
 
 <file path=word/commentsExtended.xml><?xml version="1.0" encoding="utf-8"?>
-<w15:commentsEx xmlns:wpc="http://schemas.microsoft.com/office/word/2010/wordprocessingCanvas" xmlns:cx="http://schemas.microsoft.com/office/drawing/2014/chartex" xmlns:cx1="http://schemas.microsoft.com/office/drawing/2015/9/8/chartex" xmlns:cx2="http://schemas.microsoft.com/office/drawing/2015/10/21/chartex" xmlns:cx3="http://schemas.microsoft.com/office/drawing/2016/5/9/chartex" xmlns:cx4="http://schemas.microsoft.com/office/drawing/2016/5/10/chartex" xmlns:cx5="http://schemas.microsoft.com/office/drawing/2016/5/11/chartex" xmlns:cx6="http://schemas.microsoft.com/office/drawing/2016/5/12/chartex" xmlns:cx7="http://schemas.microsoft.com/office/drawing/2016/5/13/chartex" xmlns:cx8="http://schemas.microsoft.com/office/drawing/2016/5/14/chartex" xmlns:mc="http://schemas.openxmlformats.org/markup-compatibility/2006" xmlns:aink="http://schemas.microsoft.com/office/drawing/2016/ink" xmlns:am3d="http://schemas.microsoft.com/office/drawing/2017/model3d" xmlns:o="urn:schemas-microsoft-com:office:office" xmlns:oel="http://schemas.microsoft.com/office/2019/extlst" xmlns:r="http://schemas.openxmlformats.org/officeDocument/2006/relationships" xmlns:m="http://schemas.openxmlformats.org/officeDocument/2006/math" xmlns:v="urn:schemas-microsoft-com:vml" xmlns:wp14="http://schemas.microsoft.com/office/word/2010/wordprocessingDrawing" xmlns:wp="http://schemas.openxmlformats.org/drawingml/2006/wordprocessingDrawing" xmlns:w10="urn:schemas-microsoft-com:office:word" xmlns:w="http://schemas.openxmlformats.org/wordprocessingml/2006/main" xmlns:w14="http://schemas.microsoft.com/office/word/2010/wordml" xmlns:w15="http://schemas.microsoft.com/office/word/2012/wordml" xmlns:w16cex="http://schemas.microsoft.com/office/word/2018/wordml/cex" xmlns:w16cid="http://schemas.microsoft.com/office/word/2016/wordml/cid" xmlns:w16="http://schemas.microsoft.com/office/word/2018/wordml" xmlns:w16du="http://schemas.microsoft.com/office/word/2023/wordml/word16du" xmlns:w16sdtdh="http://schemas.microsoft.com/office/word/2020/wordml/sdtdatahash" xmlns:w16sdtfl="http://schemas.microsoft.com/office/word/2024/wordml/sdtformatlock" xmlns:w16se="http://schemas.microsoft.com/office/word/2015/wordml/symex" xmlns:wpg="http://schemas.microsoft.com/office/word/2010/wordprocessingGroup" xmlns:wpi="http://schemas.microsoft.com/office/word/2010/wordprocessingInk" xmlns:wne="http://schemas.microsoft.com/office/word/2006/wordml" xmlns:wps="http://schemas.microsoft.com/office/word/2010/wordprocessingShape" mc:Ignorable="w14 w15 w16se w16cid w16 w16cex w16sdtdh w16sdtfl w16du wp14">
+<w15:commentsEx xmlns:wpc="http://schemas.microsoft.com/office/word/2010/wordprocessingCanvas" xmlns:cx="http://schemas.microsoft.com/office/drawing/2014/chartex" xmlns:cx1="http://schemas.microsoft.com/office/drawing/2015/9/8/chartex" xmlns:cx2="http://schemas.microsoft.com/office/drawing/2015/10/21/chartex" xmlns:cx3="http://schemas.microsoft.com/office/drawing/2016/5/9/chartex" xmlns:cx4="http://schemas.microsoft.com/office/drawing/2016/5/10/chartex" xmlns:cx5="http://schemas.microsoft.com/office/drawing/2016/5/11/chartex" xmlns:cx6="http://schemas.microsoft.com/office/drawing/2016/5/12/chartex" xmlns:cx7="http://schemas.microsoft.com/office/drawing/2016/5/13/chartex" xmlns:cx8="http://schemas.microsoft.com/office/drawing/2016/5/14/chartex" xmlns:mc="http://schemas.openxmlformats.org/markup-compatibility/2006" xmlns:aink="http://schemas.microsoft.com/office/drawing/2016/ink" xmlns:am3d="http://schemas.microsoft.com/office/drawing/2017/model3d" xmlns:o="urn:schemas-microsoft-com:office:office" xmlns:oel="http://schemas.microsoft.com/office/2019/extlst" xmlns:r="http://schemas.openxmlformats.org/officeDocument/2006/relationships" xmlns:m="http://schemas.openxmlformats.org/officeDocument/2006/math" xmlns:v="urn:schemas-microsoft-com:vml" xmlns:wp14="http://schemas.microsoft.com/office/word/2010/wordprocessingDrawing" xmlns:wp="http://schemas.openxmlformats.org/drawingml/2006/wordprocessingDrawing" xmlns:w10="urn:schemas-microsoft-com:office:word" xmlns:w="http://schemas.openxmlformats.org/wordprocessingml/2006/main" xmlns:w14="http://schemas.microsoft.com/office/word/2010/wordml" xmlns:w15="http://schemas.microsoft.com/office/word/2012/wordml" xmlns:w16cex="http://schemas.microsoft.com/office/word/2018/wordml/cex" xmlns:w16cid="http://schemas.microsoft.com/office/word/2016/wordml/cid" xmlns:w16="http://schemas.microsoft.com/office/word/2018/wordml" xmlns:w16sdtdh="http://schemas.microsoft.com/office/word/2020/wordml/sdtdatahash" xmlns:w16se="http://schemas.microsoft.com/office/word/2015/wordml/symex" xmlns:wpg="http://schemas.microsoft.com/office/word/2010/wordprocessingGroup" xmlns:wpi="http://schemas.microsoft.com/office/word/2010/wordprocessingInk" xmlns:wne="http://schemas.microsoft.com/office/word/2006/wordml" xmlns:wps="http://schemas.microsoft.com/office/word/2010/wordprocessingShape" mc:Ignorable="w14 w15 w16se w16cid w16 w16cex w16sdtdh wp14">
   <w15:commentEx w15:paraId="1D3670CE" w15:done="1"/>
 </w15:commentsEx>
 </file>
 
 <file path=word/commentsExtensible.xml><?xml version="1.0" encoding="utf-8"?>
-<w16cex:commentsExtensible xmlns:wpc="http://schemas.microsoft.com/office/word/2010/wordprocessingCanvas" xmlns:cx="http://schemas.microsoft.com/office/drawing/2014/chartex" xmlns:cx1="http://schemas.microsoft.com/office/drawing/2015/9/8/chartex" xmlns:cx2="http://schemas.microsoft.com/office/drawing/2015/10/21/chartex" xmlns:cx3="http://schemas.microsoft.com/office/drawing/2016/5/9/chartex" xmlns:cx4="http://schemas.microsoft.com/office/drawing/2016/5/10/chartex" xmlns:cx5="http://schemas.microsoft.com/office/drawing/2016/5/11/chartex" xmlns:cx6="http://schemas.microsoft.com/office/drawing/2016/5/12/chartex" xmlns:cx7="http://schemas.microsoft.com/office/drawing/2016/5/13/chartex" xmlns:cx8="http://schemas.microsoft.com/office/drawing/2016/5/14/chartex" xmlns:cr="http://schemas.microsoft.com/office/comments/2020/reactions" xmlns:mc="http://schemas.openxmlformats.org/markup-compatibility/2006" xmlns:aink="http://schemas.microsoft.com/office/drawing/2016/ink" xmlns:am3d="http://schemas.microsoft.com/office/drawing/2017/model3d" xmlns:o="urn:schemas-microsoft-com:office:office" xmlns:oel="http://schemas.microsoft.com/office/2019/extlst" xmlns:r="http://schemas.openxmlformats.org/officeDocument/2006/relationships" xmlns:m="http://schemas.openxmlformats.org/officeDocument/2006/math" xmlns:v="urn:schemas-microsoft-com:vml" xmlns:wp14="http://schemas.microsoft.com/office/word/2010/wordprocessingDrawing" xmlns:wp="http://schemas.openxmlformats.org/drawingml/2006/wordprocessingDrawing" xmlns:w10="urn:schemas-microsoft-com:office:word" xmlns:w="http://schemas.openxmlformats.org/wordprocessingml/2006/main" xmlns:w14="http://schemas.microsoft.com/office/word/2010/wordml" xmlns:w15="http://schemas.microsoft.com/office/word/2012/wordml" xmlns:w16cex="http://schemas.microsoft.com/office/word/2018/wordml/cex" xmlns:w16cid="http://schemas.microsoft.com/office/word/2016/wordml/cid" xmlns:w16="http://schemas.microsoft.com/office/word/2018/wordml" xmlns:w16du="http://schemas.microsoft.com/office/word/2023/wordml/word16du" xmlns:w16sdtdh="http://schemas.microsoft.com/office/word/2020/wordml/sdtdatahash" xmlns:w16sdtfl="http://schemas.microsoft.com/office/word/2024/wordml/sdtformatlock" xmlns:w16se="http://schemas.microsoft.com/office/word/2015/wordml/symex" xmlns:wpg="http://schemas.microsoft.com/office/word/2010/wordprocessingGroup" xmlns:wpi="http://schemas.microsoft.com/office/word/2010/wordprocessingInk" xmlns:wne="http://schemas.microsoft.com/office/word/2006/wordml" xmlns:wps="http://schemas.microsoft.com/office/word/2010/wordprocessingShape" mc:Ignorable="w14 w15 w16se w16cid w16 w16cex w16sdtdh w16sdtfl cr w16du wp14">
+<w16cex:commentsExtensible xmlns:wpc="http://schemas.microsoft.com/office/word/2010/wordprocessingCanvas" xmlns:cx="http://schemas.microsoft.com/office/drawing/2014/chartex" xmlns:cx1="http://schemas.microsoft.com/office/drawing/2015/9/8/chartex" xmlns:cx2="http://schemas.microsoft.com/office/drawing/2015/10/21/chartex" xmlns:cx3="http://schemas.microsoft.com/office/drawing/2016/5/9/chartex" xmlns:cx4="http://schemas.microsoft.com/office/drawing/2016/5/10/chartex" xmlns:cx5="http://schemas.microsoft.com/office/drawing/2016/5/11/chartex" xmlns:cx6="http://schemas.microsoft.com/office/drawing/2016/5/12/chartex" xmlns:cx7="http://schemas.microsoft.com/office/drawing/2016/5/13/chartex" xmlns:cx8="http://schemas.microsoft.com/office/drawing/2016/5/14/chartex" xmlns:cr="http://schemas.microsoft.com/office/comments/2020/reactions" xmlns:mc="http://schemas.openxmlformats.org/markup-compatibility/2006" xmlns:aink="http://schemas.microsoft.com/office/drawing/2016/ink" xmlns:am3d="http://schemas.microsoft.com/office/drawing/2017/model3d" xmlns:o="urn:schemas-microsoft-com:office:office" xmlns:oel="http://schemas.microsoft.com/office/2019/extlst" xmlns:r="http://schemas.openxmlformats.org/officeDocument/2006/relationships" xmlns:m="http://schemas.openxmlformats.org/officeDocument/2006/math" xmlns:v="urn:schemas-microsoft-com:vml" xmlns:wp14="http://schemas.microsoft.com/office/word/2010/wordprocessingDrawing" xmlns:wp="http://schemas.openxmlformats.org/drawingml/2006/wordprocessingDrawing" xmlns:w10="urn:schemas-microsoft-com:office:word" xmlns:w="http://schemas.openxmlformats.org/wordprocessingml/2006/main" xmlns:w14="http://schemas.microsoft.com/office/word/2010/wordml" xmlns:w15="http://schemas.microsoft.com/office/word/2012/wordml" xmlns:w16cex="http://schemas.microsoft.com/office/word/2018/wordml/cex" xmlns:w16cid="http://schemas.microsoft.com/office/word/2016/wordml/cid" xmlns:w16="http://schemas.microsoft.com/office/word/2018/wordml" xmlns:w16sdtdh="http://schemas.microsoft.com/office/word/2020/wordml/sdtdatahash" xmlns:w16se="http://schemas.microsoft.com/office/word/2015/wordml/symex" xmlns:wpg="http://schemas.microsoft.com/office/word/2010/wordprocessingGroup" xmlns:wpi="http://schemas.microsoft.com/office/word/2010/wordprocessingInk" xmlns:wne="http://schemas.microsoft.com/office/word/2006/wordml" xmlns:wps="http://schemas.microsoft.com/office/word/2010/wordprocessingShape" mc:Ignorable="w14 w15 w16se w16cid w16 w16cex w16sdtdh cr wp14">
   <w16cex:commentExtensible w16cex:durableId="70ED1BE9" w16cex:dateUtc="2026-09-22T12:47:00Z"/>
 </w16cex:commentsExtensible>
 </file>
 
 <file path=word/commentsIds.xml><?xml version="1.0" encoding="utf-8"?>
-<w16cid:commentsIds xmlns:wpc="http://schemas.microsoft.com/office/word/2010/wordprocessingCanvas" xmlns:cx="http://schemas.microsoft.com/office/drawing/2014/chartex" xmlns:cx1="http://schemas.microsoft.com/office/drawing/2015/9/8/chartex" xmlns:cx2="http://schemas.microsoft.com/office/drawing/2015/10/21/chartex" xmlns:cx3="http://schemas.microsoft.com/office/drawing/2016/5/9/chartex" xmlns:cx4="http://schemas.microsoft.com/office/drawing/2016/5/10/chartex" xmlns:cx5="http://schemas.microsoft.com/office/drawing/2016/5/11/chartex" xmlns:cx6="http://schemas.microsoft.com/office/drawing/2016/5/12/chartex" xmlns:cx7="http://schemas.microsoft.com/office/drawing/2016/5/13/chartex" xmlns:cx8="http://schemas.microsoft.com/office/drawing/2016/5/14/chartex" xmlns:mc="http://schemas.openxmlformats.org/markup-compatibility/2006" xmlns:aink="http://schemas.microsoft.com/office/drawing/2016/ink" xmlns:am3d="http://schemas.microsoft.com/office/drawing/2017/model3d" xmlns:o="urn:schemas-microsoft-com:office:office" xmlns:oel="http://schemas.microsoft.com/office/2019/extlst" xmlns:r="http://schemas.openxmlformats.org/officeDocument/2006/relationships" xmlns:m="http://schemas.openxmlformats.org/officeDocument/2006/math" xmlns:v="urn:schemas-microsoft-com:vml" xmlns:wp14="http://schemas.microsoft.com/office/word/2010/wordprocessingDrawing" xmlns:wp="http://schemas.openxmlformats.org/drawingml/2006/wordprocessingDrawing" xmlns:w10="urn:schemas-microsoft-com:office:word" xmlns:w="http://schemas.openxmlformats.org/wordprocessingml/2006/main" xmlns:w14="http://schemas.microsoft.com/office/word/2010/wordml" xmlns:w15="http://schemas.microsoft.com/office/word/2012/wordml" xmlns:w16cex="http://schemas.microsoft.com/office/word/2018/wordml/cex" xmlns:w16cid="http://schemas.microsoft.com/office/word/2016/wordml/cid" xmlns:w16="http://schemas.microsoft.com/office/word/2018/wordml" xmlns:w16du="http://schemas.microsoft.com/office/word/2023/wordml/word16du" xmlns:w16sdtdh="http://schemas.microsoft.com/office/word/2020/wordml/sdtdatahash" xmlns:w16sdtfl="http://schemas.microsoft.com/office/word/2024/wordml/sdtformatlock" xmlns:w16se="http://schemas.microsoft.com/office/word/2015/wordml/symex" xmlns:wpg="http://schemas.microsoft.com/office/word/2010/wordprocessingGroup" xmlns:wpi="http://schemas.microsoft.com/office/word/2010/wordprocessingInk" xmlns:wne="http://schemas.microsoft.com/office/word/2006/wordml" xmlns:wps="http://schemas.microsoft.com/office/word/2010/wordprocessingShape" mc:Ignorable="w14 w15 w16se w16cid w16 w16cex w16sdtdh w16sdtfl w16du wp14">
+<w16cid:commentsIds xmlns:wpc="http://schemas.microsoft.com/office/word/2010/wordprocessingCanvas" xmlns:cx="http://schemas.microsoft.com/office/drawing/2014/chartex" xmlns:cx1="http://schemas.microsoft.com/office/drawing/2015/9/8/chartex" xmlns:cx2="http://schemas.microsoft.com/office/drawing/2015/10/21/chartex" xmlns:cx3="http://schemas.microsoft.com/office/drawing/2016/5/9/chartex" xmlns:cx4="http://schemas.microsoft.com/office/drawing/2016/5/10/chartex" xmlns:cx5="http://schemas.microsoft.com/office/drawing/2016/5/11/chartex" xmlns:cx6="http://schemas.microsoft.com/office/drawing/2016/5/12/chartex" xmlns:cx7="http://schemas.microsoft.com/office/drawing/2016/5/13/chartex" xmlns:cx8="http://schemas.microsoft.com/office/drawing/2016/5/14/chartex" xmlns:mc="http://schemas.openxmlformats.org/markup-compatibility/2006" xmlns:aink="http://schemas.microsoft.com/office/drawing/2016/ink" xmlns:am3d="http://schemas.microsoft.com/office/drawing/2017/model3d" xmlns:o="urn:schemas-microsoft-com:office:office" xmlns:oel="http://schemas.microsoft.com/office/2019/extlst" xmlns:r="http://schemas.openxmlformats.org/officeDocument/2006/relationships" xmlns:m="http://schemas.openxmlformats.org/officeDocument/2006/math" xmlns:v="urn:schemas-microsoft-com:vml" xmlns:wp14="http://schemas.microsoft.com/office/word/2010/wordprocessingDrawing" xmlns:wp="http://schemas.openxmlformats.org/drawingml/2006/wordprocessingDrawing" xmlns:w10="urn:schemas-microsoft-com:office:word" xmlns:w="http://schemas.openxmlformats.org/wordprocessingml/2006/main" xmlns:w14="http://schemas.microsoft.com/office/word/2010/wordml" xmlns:w15="http://schemas.microsoft.com/office/word/2012/wordml" xmlns:w16cex="http://schemas.microsoft.com/office/word/2018/wordml/cex" xmlns:w16cid="http://schemas.microsoft.com/office/word/2016/wordml/cid" xmlns:w16="http://schemas.microsoft.com/office/word/2018/wordml" xmlns:w16sdtdh="http://schemas.microsoft.com/office/word/2020/wordml/sdtdatahash" xmlns:w16se="http://schemas.microsoft.com/office/word/2015/wordml/symex" xmlns:wpg="http://schemas.microsoft.com/office/word/2010/wordprocessingGroup" xmlns:wpi="http://schemas.microsoft.com/office/word/2010/wordprocessingInk" xmlns:wne="http://schemas.microsoft.com/office/word/2006/wordml" xmlns:wps="http://schemas.microsoft.com/office/word/2010/wordprocessingShape" mc:Ignorable="w14 w15 w16se w16cid w16 w16cex w16sdtdh wp14">
   <w16cid:commentId w16cid:paraId="1D3670CE" w16cid:durableId="70ED1BE9"/>
 </w16cid:commentsIds>
 </file>
 
 <file path=word/endnotes.xml><?xml version="1.0" encoding="utf-8"?>
-<w:endnotes xmlns:wpc="http://schemas.microsoft.com/office/word/2010/wordprocessingCanvas" xmlns:cx="http://schemas.microsoft.com/office/drawing/2014/chartex" xmlns:cx1="http://schemas.microsoft.com/office/drawing/2015/9/8/chartex" xmlns:cx2="http://schemas.microsoft.com/office/drawing/2015/10/21/chartex" xmlns:cx3="http://schemas.microsoft.com/office/drawing/2016/5/9/chartex" xmlns:cx4="http://schemas.microsoft.com/office/drawing/2016/5/10/chartex" xmlns:cx5="http://schemas.microsoft.com/office/drawing/2016/5/11/chartex" xmlns:cx6="http://schemas.microsoft.com/office/drawing/2016/5/12/chartex" xmlns:cx7="http://schemas.microsoft.com/office/drawing/2016/5/13/chartex" xmlns:cx8="http://schemas.microsoft.com/office/drawing/2016/5/14/chartex" xmlns:mc="http://schemas.openxmlformats.org/markup-compatibility/2006" xmlns:aink="http://schemas.microsoft.com/office/drawing/2016/ink" xmlns:am3d="http://schemas.microsoft.com/office/drawing/2017/model3d" xmlns:o="urn:schemas-microsoft-com:office:office" xmlns:oel="http://schemas.microsoft.com/office/2019/extlst" xmlns:r="http://schemas.openxmlformats.org/officeDocument/2006/relationships" xmlns:m="http://schemas.openxmlformats.org/officeDocument/2006/math" xmlns:v="urn:schemas-microsoft-com:vml" xmlns:wp14="http://schemas.microsoft.com/office/word/2010/wordprocessingDrawing" xmlns:wp="http://schemas.openxmlformats.org/drawingml/2006/wordprocessingDrawing" xmlns:w10="urn:schemas-microsoft-com:office:word" xmlns:w="http://schemas.openxmlformats.org/wordprocessingml/2006/main" xmlns:w14="http://schemas.microsoft.com/office/word/2010/wordml" xmlns:w15="http://schemas.microsoft.com/office/word/2012/wordml" xmlns:w16cex="http://schemas.microsoft.com/office/word/2018/wordml/cex" xmlns:w16cid="http://schemas.microsoft.com/office/word/2016/wordml/cid" xmlns:w16="http://schemas.microsoft.com/office/word/2018/wordml" xmlns:w16du="http://schemas.microsoft.com/office/word/2023/wordml/word16du" xmlns:w16sdtdh="http://schemas.microsoft.com/office/word/2020/wordml/sdtdatahash" xmlns:w16sdtfl="http://schemas.microsoft.com/office/word/2024/wordml/sdtformatlock" xmlns:w16se="http://schemas.microsoft.com/office/word/2015/wordml/symex" xmlns:wpg="http://schemas.microsoft.com/office/word/2010/wordprocessingGroup" xmlns:wpi="http://schemas.microsoft.com/office/word/2010/wordprocessingInk" xmlns:wne="http://schemas.microsoft.com/office/word/2006/wordml" xmlns:wps="http://schemas.microsoft.com/office/word/2010/wordprocessingShape" mc:Ignorable="w14 w15 w16se w16cid w16 w16cex w16sdtdh w16sdtfl w16du wp14">
+<w:endnotes xmlns:wpc="http://schemas.microsoft.com/office/word/2010/wordprocessingCanvas" xmlns:cx="http://schemas.microsoft.com/office/drawing/2014/chartex" xmlns:cx1="http://schemas.microsoft.com/office/drawing/2015/9/8/chartex" xmlns:cx2="http://schemas.microsoft.com/office/drawing/2015/10/21/chartex" xmlns:cx3="http://schemas.microsoft.com/office/drawing/2016/5/9/chartex" xmlns:cx4="http://schemas.microsoft.com/office/drawing/2016/5/10/chartex" xmlns:cx5="http://schemas.microsoft.com/office/drawing/2016/5/11/chartex" xmlns:cx6="http://schemas.microsoft.com/office/drawing/2016/5/12/chartex" xmlns:cx7="http://schemas.microsoft.com/office/drawing/2016/5/13/chartex" xmlns:cx8="http://schemas.microsoft.com/office/drawing/2016/5/14/chartex" xmlns:mc="http://schemas.openxmlformats.org/markup-compatibility/2006" xmlns:aink="http://schemas.microsoft.com/office/drawing/2016/ink" xmlns:am3d="http://schemas.microsoft.com/office/drawing/2017/model3d" xmlns:o="urn:schemas-microsoft-com:office:office" xmlns:oel="http://schemas.microsoft.com/office/2019/extlst" xmlns:r="http://schemas.openxmlformats.org/officeDocument/2006/relationships" xmlns:m="http://schemas.openxmlformats.org/officeDocument/2006/math" xmlns:v="urn:schemas-microsoft-com:vml" xmlns:wp14="http://schemas.microsoft.com/office/word/2010/wordprocessingDrawing" xmlns:wp="http://schemas.openxmlformats.org/drawingml/2006/wordprocessingDrawing" xmlns:w10="urn:schemas-microsoft-com:office:word" xmlns:w="http://schemas.openxmlformats.org/wordprocessingml/2006/main" xmlns:w14="http://schemas.microsoft.com/office/word/2010/wordml" xmlns:w15="http://schemas.microsoft.com/office/word/2012/wordml" xmlns:w16cex="http://schemas.microsoft.com/office/word/2018/wordml/cex" xmlns:w16cid="http://schemas.microsoft.com/office/word/2016/wordml/cid" xmlns:w16="http://schemas.microsoft.com/office/word/2018/wordml" xmlns:w16sdtdh="http://schemas.microsoft.com/office/word/2020/wordml/sdtdatahash" xmlns:w16se="http://schemas.microsoft.com/office/word/2015/wordml/symex" xmlns:wpg="http://schemas.microsoft.com/office/word/2010/wordprocessingGroup" xmlns:wpi="http://schemas.microsoft.com/office/word/2010/wordprocessingInk" xmlns:wne="http://schemas.microsoft.com/office/word/2006/wordml" xmlns:wps="http://schemas.microsoft.com/office/word/2010/wordprocessingShape" mc:Ignorable="w14 w15 w16se w16cid w16 w16cex w16sdtdh wp14">
   <w:endnote w:type="separator" w:id="-1">
     <w:p>
       <w:r>
@@ -11912,7 +13183,7 @@
 </file>
 
 <file path=word/footer1.xml><?xml version="1.0" encoding="utf-8"?>
-<w:ftr xmlns:wpc="http://schemas.microsoft.com/office/word/2010/wordprocessingCanvas" xmlns:cx="http://schemas.microsoft.com/office/drawing/2014/chartex" xmlns:cx1="http://schemas.microsoft.com/office/drawing/2015/9/8/chartex" xmlns:cx2="http://schemas.microsoft.com/office/drawing/2015/10/21/chartex" xmlns:cx3="http://schemas.microsoft.com/office/drawing/2016/5/9/chartex" xmlns:cx4="http://schemas.microsoft.com/office/drawing/2016/5/10/chartex" xmlns:cx5="http://schemas.microsoft.com/office/drawing/2016/5/11/chartex" xmlns:cx6="http://schemas.microsoft.com/office/drawing/2016/5/12/chartex" xmlns:cx7="http://schemas.microsoft.com/office/drawing/2016/5/13/chartex" xmlns:cx8="http://schemas.microsoft.com/office/drawing/2016/5/14/chartex" xmlns:mc="http://schemas.openxmlformats.org/markup-compatibility/2006" xmlns:aink="http://schemas.microsoft.com/office/drawing/2016/ink" xmlns:am3d="http://schemas.microsoft.com/office/drawing/2017/model3d" xmlns:o="urn:schemas-microsoft-com:office:office" xmlns:oel="http://schemas.microsoft.com/office/2019/extlst" xmlns:r="http://schemas.openxmlformats.org/officeDocument/2006/relationships" xmlns:m="http://schemas.openxmlformats.org/officeDocument/2006/math" xmlns:v="urn:schemas-microsoft-com:vml" xmlns:wp14="http://schemas.microsoft.com/office/word/2010/wordprocessingDrawing" xmlns:wp="http://schemas.openxmlformats.org/drawingml/2006/wordprocessingDrawing" xmlns:w10="urn:schemas-microsoft-com:office:word" xmlns:w="http://schemas.openxmlformats.org/wordprocessingml/2006/main" xmlns:w14="http://schemas.microsoft.com/office/word/2010/wordml" xmlns:w15="http://schemas.microsoft.com/office/word/2012/wordml" xmlns:w16cex="http://schemas.microsoft.com/office/word/2018/wordml/cex" xmlns:w16cid="http://schemas.microsoft.com/office/word/2016/wordml/cid" xmlns:w16="http://schemas.microsoft.com/office/word/2018/wordml" xmlns:w16du="http://schemas.microsoft.com/office/word/2023/wordml/word16du" xmlns:w16sdtdh="http://schemas.microsoft.com/office/word/2020/wordml/sdtdatahash" xmlns:w16sdtfl="http://schemas.microsoft.com/office/word/2024/wordml/sdtformatlock" xmlns:w16se="http://schemas.microsoft.com/office/word/2015/wordml/symex" xmlns:wpg="http://schemas.microsoft.com/office/word/2010/wordprocessingGroup" xmlns:wpi="http://schemas.microsoft.com/office/word/2010/wordprocessingInk" xmlns:wne="http://schemas.microsoft.com/office/word/2006/wordml" xmlns:wps="http://schemas.microsoft.com/office/word/2010/wordprocessingShape" mc:Ignorable="w14 w15 w16se w16cid w16 w16cex w16sdtdh w16sdtfl w16du wp14">
+<w:ftr xmlns:wpc="http://schemas.microsoft.com/office/word/2010/wordprocessingCanvas" xmlns:cx="http://schemas.microsoft.com/office/drawing/2014/chartex" xmlns:cx1="http://schemas.microsoft.com/office/drawing/2015/9/8/chartex" xmlns:cx2="http://schemas.microsoft.com/office/drawing/2015/10/21/chartex" xmlns:cx3="http://schemas.microsoft.com/office/drawing/2016/5/9/chartex" xmlns:cx4="http://schemas.microsoft.com/office/drawing/2016/5/10/chartex" xmlns:cx5="http://schemas.microsoft.com/office/drawing/2016/5/11/chartex" xmlns:cx6="http://schemas.microsoft.com/office/drawing/2016/5/12/chartex" xmlns:cx7="http://schemas.microsoft.com/office/drawing/2016/5/13/chartex" xmlns:cx8="http://schemas.microsoft.com/office/drawing/2016/5/14/chartex" xmlns:mc="http://schemas.openxmlformats.org/markup-compatibility/2006" xmlns:aink="http://schemas.microsoft.com/office/drawing/2016/ink" xmlns:am3d="http://schemas.microsoft.com/office/drawing/2017/model3d" xmlns:o="urn:schemas-microsoft-com:office:office" xmlns:oel="http://schemas.microsoft.com/office/2019/extlst" xmlns:r="http://schemas.openxmlformats.org/officeDocument/2006/relationships" xmlns:m="http://schemas.openxmlformats.org/officeDocument/2006/math" xmlns:v="urn:schemas-microsoft-com:vml" xmlns:wp14="http://schemas.microsoft.com/office/word/2010/wordprocessingDrawing" xmlns:wp="http://schemas.openxmlformats.org/drawingml/2006/wordprocessingDrawing" xmlns:w10="urn:schemas-microsoft-com:office:word" xmlns:w="http://schemas.openxmlformats.org/wordprocessingml/2006/main" xmlns:w14="http://schemas.microsoft.com/office/word/2010/wordml" xmlns:w15="http://schemas.microsoft.com/office/word/2012/wordml" xmlns:w16cex="http://schemas.microsoft.com/office/word/2018/wordml/cex" xmlns:w16cid="http://schemas.microsoft.com/office/word/2016/wordml/cid" xmlns:w16="http://schemas.microsoft.com/office/word/2018/wordml" xmlns:w16sdtdh="http://schemas.microsoft.com/office/word/2020/wordml/sdtdatahash" xmlns:w16se="http://schemas.microsoft.com/office/word/2015/wordml/symex" xmlns:wpg="http://schemas.microsoft.com/office/word/2010/wordprocessingGroup" xmlns:wpi="http://schemas.microsoft.com/office/word/2010/wordprocessingInk" xmlns:wne="http://schemas.microsoft.com/office/word/2006/wordml" xmlns:wps="http://schemas.microsoft.com/office/word/2010/wordprocessingShape" mc:Ignorable="w14 w15 w16se w16cid w16 w16cex w16sdtdh wp14">
   <w:p>
     <w:pPr>
       <w:pStyle w:val="af"/>
@@ -11922,7 +13193,7 @@
 </file>
 
 <file path=word/footer2.xml><?xml version="1.0" encoding="utf-8"?>
-<w:ftr xmlns:wpc="http://schemas.microsoft.com/office/word/2010/wordprocessingCanvas" xmlns:cx="http://schemas.microsoft.com/office/drawing/2014/chartex" xmlns:cx1="http://schemas.microsoft.com/office/drawing/2015/9/8/chartex" xmlns:cx2="http://schemas.microsoft.com/office/drawing/2015/10/21/chartex" xmlns:cx3="http://schemas.microsoft.com/office/drawing/2016/5/9/chartex" xmlns:cx4="http://schemas.microsoft.com/office/drawing/2016/5/10/chartex" xmlns:cx5="http://schemas.microsoft.com/office/drawing/2016/5/11/chartex" xmlns:cx6="http://schemas.microsoft.com/office/drawing/2016/5/12/chartex" xmlns:cx7="http://schemas.microsoft.com/office/drawing/2016/5/13/chartex" xmlns:cx8="http://schemas.microsoft.com/office/drawing/2016/5/14/chartex" xmlns:mc="http://schemas.openxmlformats.org/markup-compatibility/2006" xmlns:aink="http://schemas.microsoft.com/office/drawing/2016/ink" xmlns:am3d="http://schemas.microsoft.com/office/drawing/2017/model3d" xmlns:o="urn:schemas-microsoft-com:office:office" xmlns:oel="http://schemas.microsoft.com/office/2019/extlst" xmlns:r="http://schemas.openxmlformats.org/officeDocument/2006/relationships" xmlns:m="http://schemas.openxmlformats.org/officeDocument/2006/math" xmlns:v="urn:schemas-microsoft-com:vml" xmlns:wp14="http://schemas.microsoft.com/office/word/2010/wordprocessingDrawing" xmlns:wp="http://schemas.openxmlformats.org/drawingml/2006/wordprocessingDrawing" xmlns:w10="urn:schemas-microsoft-com:office:word" xmlns:w="http://schemas.openxmlformats.org/wordprocessingml/2006/main" xmlns:w14="http://schemas.microsoft.com/office/word/2010/wordml" xmlns:w15="http://schemas.microsoft.com/office/word/2012/wordml" xmlns:w16cex="http://schemas.microsoft.com/office/word/2018/wordml/cex" xmlns:w16cid="http://schemas.microsoft.com/office/word/2016/wordml/cid" xmlns:w16="http://schemas.microsoft.com/office/word/2018/wordml" xmlns:w16du="http://schemas.microsoft.com/office/word/2023/wordml/word16du" xmlns:w16sdtdh="http://schemas.microsoft.com/office/word/2020/wordml/sdtdatahash" xmlns:w16sdtfl="http://schemas.microsoft.com/office/word/2024/wordml/sdtformatlock" xmlns:w16se="http://schemas.microsoft.com/office/word/2015/wordml/symex" xmlns:wpg="http://schemas.microsoft.com/office/word/2010/wordprocessingGroup" xmlns:wpi="http://schemas.microsoft.com/office/word/2010/wordprocessingInk" xmlns:wne="http://schemas.microsoft.com/office/word/2006/wordml" xmlns:wps="http://schemas.microsoft.com/office/word/2010/wordprocessingShape" mc:Ignorable="w14 w15 w16se w16cid w16 w16cex w16sdtdh w16sdtfl w16du wp14">
+<w:ftr xmlns:wpc="http://schemas.microsoft.com/office/word/2010/wordprocessingCanvas" xmlns:cx="http://schemas.microsoft.com/office/drawing/2014/chartex" xmlns:cx1="http://schemas.microsoft.com/office/drawing/2015/9/8/chartex" xmlns:cx2="http://schemas.microsoft.com/office/drawing/2015/10/21/chartex" xmlns:cx3="http://schemas.microsoft.com/office/drawing/2016/5/9/chartex" xmlns:cx4="http://schemas.microsoft.com/office/drawing/2016/5/10/chartex" xmlns:cx5="http://schemas.microsoft.com/office/drawing/2016/5/11/chartex" xmlns:cx6="http://schemas.microsoft.com/office/drawing/2016/5/12/chartex" xmlns:cx7="http://schemas.microsoft.com/office/drawing/2016/5/13/chartex" xmlns:cx8="http://schemas.microsoft.com/office/drawing/2016/5/14/chartex" xmlns:mc="http://schemas.openxmlformats.org/markup-compatibility/2006" xmlns:aink="http://schemas.microsoft.com/office/drawing/2016/ink" xmlns:am3d="http://schemas.microsoft.com/office/drawing/2017/model3d" xmlns:o="urn:schemas-microsoft-com:office:office" xmlns:oel="http://schemas.microsoft.com/office/2019/extlst" xmlns:r="http://schemas.openxmlformats.org/officeDocument/2006/relationships" xmlns:m="http://schemas.openxmlformats.org/officeDocument/2006/math" xmlns:v="urn:schemas-microsoft-com:vml" xmlns:wp14="http://schemas.microsoft.com/office/word/2010/wordprocessingDrawing" xmlns:wp="http://schemas.openxmlformats.org/drawingml/2006/wordprocessingDrawing" xmlns:w10="urn:schemas-microsoft-com:office:word" xmlns:w="http://schemas.openxmlformats.org/wordprocessingml/2006/main" xmlns:w14="http://schemas.microsoft.com/office/word/2010/wordml" xmlns:w15="http://schemas.microsoft.com/office/word/2012/wordml" xmlns:w16cex="http://schemas.microsoft.com/office/word/2018/wordml/cex" xmlns:w16cid="http://schemas.microsoft.com/office/word/2016/wordml/cid" xmlns:w16="http://schemas.microsoft.com/office/word/2018/wordml" xmlns:w16sdtdh="http://schemas.microsoft.com/office/word/2020/wordml/sdtdatahash" xmlns:w16se="http://schemas.microsoft.com/office/word/2015/wordml/symex" xmlns:wpg="http://schemas.microsoft.com/office/word/2010/wordprocessingGroup" xmlns:wpi="http://schemas.microsoft.com/office/word/2010/wordprocessingInk" xmlns:wne="http://schemas.microsoft.com/office/word/2006/wordml" xmlns:wps="http://schemas.microsoft.com/office/word/2010/wordprocessingShape" mc:Ignorable="w14 w15 w16se w16cid w16 w16cex w16sdtdh wp14">
   <w:sdt>
     <w:sdtPr>
       <w:rPr>
@@ -11992,7 +13263,7 @@
 </file>
 
 <file path=word/footer3.xml><?xml version="1.0" encoding="utf-8"?>
-<w:ftr xmlns:wpc="http://schemas.microsoft.com/office/word/2010/wordprocessingCanvas" xmlns:cx="http://schemas.microsoft.com/office/drawing/2014/chartex" xmlns:cx1="http://schemas.microsoft.com/office/drawing/2015/9/8/chartex" xmlns:cx2="http://schemas.microsoft.com/office/drawing/2015/10/21/chartex" xmlns:cx3="http://schemas.microsoft.com/office/drawing/2016/5/9/chartex" xmlns:cx4="http://schemas.microsoft.com/office/drawing/2016/5/10/chartex" xmlns:cx5="http://schemas.microsoft.com/office/drawing/2016/5/11/chartex" xmlns:cx6="http://schemas.microsoft.com/office/drawing/2016/5/12/chartex" xmlns:cx7="http://schemas.microsoft.com/office/drawing/2016/5/13/chartex" xmlns:cx8="http://schemas.microsoft.com/office/drawing/2016/5/14/chartex" xmlns:mc="http://schemas.openxmlformats.org/markup-compatibility/2006" xmlns:aink="http://schemas.microsoft.com/office/drawing/2016/ink" xmlns:am3d="http://schemas.microsoft.com/office/drawing/2017/model3d" xmlns:o="urn:schemas-microsoft-com:office:office" xmlns:oel="http://schemas.microsoft.com/office/2019/extlst" xmlns:r="http://schemas.openxmlformats.org/officeDocument/2006/relationships" xmlns:m="http://schemas.openxmlformats.org/officeDocument/2006/math" xmlns:v="urn:schemas-microsoft-com:vml" xmlns:wp14="http://schemas.microsoft.com/office/word/2010/wordprocessingDrawing" xmlns:wp="http://schemas.openxmlformats.org/drawingml/2006/wordprocessingDrawing" xmlns:w10="urn:schemas-microsoft-com:office:word" xmlns:w="http://schemas.openxmlformats.org/wordprocessingml/2006/main" xmlns:w14="http://schemas.microsoft.com/office/word/2010/wordml" xmlns:w15="http://schemas.microsoft.com/office/word/2012/wordml" xmlns:w16cex="http://schemas.microsoft.com/office/word/2018/wordml/cex" xmlns:w16cid="http://schemas.microsoft.com/office/word/2016/wordml/cid" xmlns:w16="http://schemas.microsoft.com/office/word/2018/wordml" xmlns:w16du="http://schemas.microsoft.com/office/word/2023/wordml/word16du" xmlns:w16sdtdh="http://schemas.microsoft.com/office/word/2020/wordml/sdtdatahash" xmlns:w16sdtfl="http://schemas.microsoft.com/office/word/2024/wordml/sdtformatlock" xmlns:w16se="http://schemas.microsoft.com/office/word/2015/wordml/symex" xmlns:wpg="http://schemas.microsoft.com/office/word/2010/wordprocessingGroup" xmlns:wpi="http://schemas.microsoft.com/office/word/2010/wordprocessingInk" xmlns:wne="http://schemas.microsoft.com/office/word/2006/wordml" xmlns:wps="http://schemas.microsoft.com/office/word/2010/wordprocessingShape" mc:Ignorable="w14 w15 w16se w16cid w16 w16cex w16sdtdh w16sdtfl w16du wp14">
+<w:ftr xmlns:wpc="http://schemas.microsoft.com/office/word/2010/wordprocessingCanvas" xmlns:cx="http://schemas.microsoft.com/office/drawing/2014/chartex" xmlns:cx1="http://schemas.microsoft.com/office/drawing/2015/9/8/chartex" xmlns:cx2="http://schemas.microsoft.com/office/drawing/2015/10/21/chartex" xmlns:cx3="http://schemas.microsoft.com/office/drawing/2016/5/9/chartex" xmlns:cx4="http://schemas.microsoft.com/office/drawing/2016/5/10/chartex" xmlns:cx5="http://schemas.microsoft.com/office/drawing/2016/5/11/chartex" xmlns:cx6="http://schemas.microsoft.com/office/drawing/2016/5/12/chartex" xmlns:cx7="http://schemas.microsoft.com/office/drawing/2016/5/13/chartex" xmlns:cx8="http://schemas.microsoft.com/office/drawing/2016/5/14/chartex" xmlns:mc="http://schemas.openxmlformats.org/markup-compatibility/2006" xmlns:aink="http://schemas.microsoft.com/office/drawing/2016/ink" xmlns:am3d="http://schemas.microsoft.com/office/drawing/2017/model3d" xmlns:o="urn:schemas-microsoft-com:office:office" xmlns:oel="http://schemas.microsoft.com/office/2019/extlst" xmlns:r="http://schemas.openxmlformats.org/officeDocument/2006/relationships" xmlns:m="http://schemas.openxmlformats.org/officeDocument/2006/math" xmlns:v="urn:schemas-microsoft-com:vml" xmlns:wp14="http://schemas.microsoft.com/office/word/2010/wordprocessingDrawing" xmlns:wp="http://schemas.openxmlformats.org/drawingml/2006/wordprocessingDrawing" xmlns:w10="urn:schemas-microsoft-com:office:word" xmlns:w="http://schemas.openxmlformats.org/wordprocessingml/2006/main" xmlns:w14="http://schemas.microsoft.com/office/word/2010/wordml" xmlns:w15="http://schemas.microsoft.com/office/word/2012/wordml" xmlns:w16cex="http://schemas.microsoft.com/office/word/2018/wordml/cex" xmlns:w16cid="http://schemas.microsoft.com/office/word/2016/wordml/cid" xmlns:w16="http://schemas.microsoft.com/office/word/2018/wordml" xmlns:w16sdtdh="http://schemas.microsoft.com/office/word/2020/wordml/sdtdatahash" xmlns:w16se="http://schemas.microsoft.com/office/word/2015/wordml/symex" xmlns:wpg="http://schemas.microsoft.com/office/word/2010/wordprocessingGroup" xmlns:wpi="http://schemas.microsoft.com/office/word/2010/wordprocessingInk" xmlns:wne="http://schemas.microsoft.com/office/word/2006/wordml" xmlns:wps="http://schemas.microsoft.com/office/word/2010/wordprocessingShape" mc:Ignorable="w14 w15 w16se w16cid w16 w16cex w16sdtdh wp14">
   <w:p>
     <w:pPr>
       <w:pStyle w:val="af"/>
@@ -12006,7 +13277,7 @@
 </file>
 
 <file path=word/footnotes.xml><?xml version="1.0" encoding="utf-8"?>
-<w:footnotes xmlns:wpc="http://schemas.microsoft.com/office/word/2010/wordprocessingCanvas" xmlns:cx="http://schemas.microsoft.com/office/drawing/2014/chartex" xmlns:cx1="http://schemas.microsoft.com/office/drawing/2015/9/8/chartex" xmlns:cx2="http://schemas.microsoft.com/office/drawing/2015/10/21/chartex" xmlns:cx3="http://schemas.microsoft.com/office/drawing/2016/5/9/chartex" xmlns:cx4="http://schemas.microsoft.com/office/drawing/2016/5/10/chartex" xmlns:cx5="http://schemas.microsoft.com/office/drawing/2016/5/11/chartex" xmlns:cx6="http://schemas.microsoft.com/office/drawing/2016/5/12/chartex" xmlns:cx7="http://schemas.microsoft.com/office/drawing/2016/5/13/chartex" xmlns:cx8="http://schemas.microsoft.com/office/drawing/2016/5/14/chartex" xmlns:mc="http://schemas.openxmlformats.org/markup-compatibility/2006" xmlns:aink="http://schemas.microsoft.com/office/drawing/2016/ink" xmlns:am3d="http://schemas.microsoft.com/office/drawing/2017/model3d" xmlns:o="urn:schemas-microsoft-com:office:office" xmlns:oel="http://schemas.microsoft.com/office/2019/extlst" xmlns:r="http://schemas.openxmlformats.org/officeDocument/2006/relationships" xmlns:m="http://schemas.openxmlformats.org/officeDocument/2006/math" xmlns:v="urn:schemas-microsoft-com:vml" xmlns:wp14="http://schemas.microsoft.com/office/word/2010/wordprocessingDrawing" xmlns:wp="http://schemas.openxmlformats.org/drawingml/2006/wordprocessingDrawing" xmlns:w10="urn:schemas-microsoft-com:office:word" xmlns:w="http://schemas.openxmlformats.org/wordprocessingml/2006/main" xmlns:w14="http://schemas.microsoft.com/office/word/2010/wordml" xmlns:w15="http://schemas.microsoft.com/office/word/2012/wordml" xmlns:w16cex="http://schemas.microsoft.com/office/word/2018/wordml/cex" xmlns:w16cid="http://schemas.microsoft.com/office/word/2016/wordml/cid" xmlns:w16="http://schemas.microsoft.com/office/word/2018/wordml" xmlns:w16du="http://schemas.microsoft.com/office/word/2023/wordml/word16du" xmlns:w16sdtdh="http://schemas.microsoft.com/office/word/2020/wordml/sdtdatahash" xmlns:w16sdtfl="http://schemas.microsoft.com/office/word/2024/wordml/sdtformatlock" xmlns:w16se="http://schemas.microsoft.com/office/word/2015/wordml/symex" xmlns:wpg="http://schemas.microsoft.com/office/word/2010/wordprocessingGroup" xmlns:wpi="http://schemas.microsoft.com/office/word/2010/wordprocessingInk" xmlns:wne="http://schemas.microsoft.com/office/word/2006/wordml" xmlns:wps="http://schemas.microsoft.com/office/word/2010/wordprocessingShape" mc:Ignorable="w14 w15 w16se w16cid w16 w16cex w16sdtdh w16sdtfl w16du wp14">
+<w:footnotes xmlns:wpc="http://schemas.microsoft.com/office/word/2010/wordprocessingCanvas" xmlns:cx="http://schemas.microsoft.com/office/drawing/2014/chartex" xmlns:cx1="http://schemas.microsoft.com/office/drawing/2015/9/8/chartex" xmlns:cx2="http://schemas.microsoft.com/office/drawing/2015/10/21/chartex" xmlns:cx3="http://schemas.microsoft.com/office/drawing/2016/5/9/chartex" xmlns:cx4="http://schemas.microsoft.com/office/drawing/2016/5/10/chartex" xmlns:cx5="http://schemas.microsoft.com/office/drawing/2016/5/11/chartex" xmlns:cx6="http://schemas.microsoft.com/office/drawing/2016/5/12/chartex" xmlns:cx7="http://schemas.microsoft.com/office/drawing/2016/5/13/chartex" xmlns:cx8="http://schemas.microsoft.com/office/drawing/2016/5/14/chartex" xmlns:mc="http://schemas.openxmlformats.org/markup-compatibility/2006" xmlns:aink="http://schemas.microsoft.com/office/drawing/2016/ink" xmlns:am3d="http://schemas.microsoft.com/office/drawing/2017/model3d" xmlns:o="urn:schemas-microsoft-com:office:office" xmlns:oel="http://schemas.microsoft.com/office/2019/extlst" xmlns:r="http://schemas.openxmlformats.org/officeDocument/2006/relationships" xmlns:m="http://schemas.openxmlformats.org/officeDocument/2006/math" xmlns:v="urn:schemas-microsoft-com:vml" xmlns:wp14="http://schemas.microsoft.com/office/word/2010/wordprocessingDrawing" xmlns:wp="http://schemas.openxmlformats.org/drawingml/2006/wordprocessingDrawing" xmlns:w10="urn:schemas-microsoft-com:office:word" xmlns:w="http://schemas.openxmlformats.org/wordprocessingml/2006/main" xmlns:w14="http://schemas.microsoft.com/office/word/2010/wordml" xmlns:w15="http://schemas.microsoft.com/office/word/2012/wordml" xmlns:w16cex="http://schemas.microsoft.com/office/word/2018/wordml/cex" xmlns:w16cid="http://schemas.microsoft.com/office/word/2016/wordml/cid" xmlns:w16="http://schemas.microsoft.com/office/word/2018/wordml" xmlns:w16sdtdh="http://schemas.microsoft.com/office/word/2020/wordml/sdtdatahash" xmlns:w16se="http://schemas.microsoft.com/office/word/2015/wordml/symex" xmlns:wpg="http://schemas.microsoft.com/office/word/2010/wordprocessingGroup" xmlns:wpi="http://schemas.microsoft.com/office/word/2010/wordprocessingInk" xmlns:wne="http://schemas.microsoft.com/office/word/2006/wordml" xmlns:wps="http://schemas.microsoft.com/office/word/2010/wordprocessingShape" mc:Ignorable="w14 w15 w16se w16cid w16 w16cex w16sdtdh wp14">
   <w:footnote w:type="separator" w:id="-1">
     <w:p>
       <w:r>
@@ -12025,7 +13296,7 @@
 </file>
 
 <file path=word/header1.xml><?xml version="1.0" encoding="utf-8"?>
-<w:hdr xmlns:wpc="http://schemas.microsoft.com/office/word/2010/wordprocessingCanvas" xmlns:cx="http://schemas.microsoft.com/office/drawing/2014/chartex" xmlns:cx1="http://schemas.microsoft.com/office/drawing/2015/9/8/chartex" xmlns:cx2="http://schemas.microsoft.com/office/drawing/2015/10/21/chartex" xmlns:cx3="http://schemas.microsoft.com/office/drawing/2016/5/9/chartex" xmlns:cx4="http://schemas.microsoft.com/office/drawing/2016/5/10/chartex" xmlns:cx5="http://schemas.microsoft.com/office/drawing/2016/5/11/chartex" xmlns:cx6="http://schemas.microsoft.com/office/drawing/2016/5/12/chartex" xmlns:cx7="http://schemas.microsoft.com/office/drawing/2016/5/13/chartex" xmlns:cx8="http://schemas.microsoft.com/office/drawing/2016/5/14/chartex" xmlns:mc="http://schemas.openxmlformats.org/markup-compatibility/2006" xmlns:aink="http://schemas.microsoft.com/office/drawing/2016/ink" xmlns:am3d="http://schemas.microsoft.com/office/drawing/2017/model3d" xmlns:o="urn:schemas-microsoft-com:office:office" xmlns:oel="http://schemas.microsoft.com/office/2019/extlst" xmlns:r="http://schemas.openxmlformats.org/officeDocument/2006/relationships" xmlns:m="http://schemas.openxmlformats.org/officeDocument/2006/math" xmlns:v="urn:schemas-microsoft-com:vml" xmlns:wp14="http://schemas.microsoft.com/office/word/2010/wordprocessingDrawing" xmlns:wp="http://schemas.openxmlformats.org/drawingml/2006/wordprocessingDrawing" xmlns:w10="urn:schemas-microsoft-com:office:word" xmlns:w="http://schemas.openxmlformats.org/wordprocessingml/2006/main" xmlns:w14="http://schemas.microsoft.com/office/word/2010/wordml" xmlns:w15="http://schemas.microsoft.com/office/word/2012/wordml" xmlns:w16cex="http://schemas.microsoft.com/office/word/2018/wordml/cex" xmlns:w16cid="http://schemas.microsoft.com/office/word/2016/wordml/cid" xmlns:w16="http://schemas.microsoft.com/office/word/2018/wordml" xmlns:w16du="http://schemas.microsoft.com/office/word/2023/wordml/word16du" xmlns:w16sdtdh="http://schemas.microsoft.com/office/word/2020/wordml/sdtdatahash" xmlns:w16sdtfl="http://schemas.microsoft.com/office/word/2024/wordml/sdtformatlock" xmlns:w16se="http://schemas.microsoft.com/office/word/2015/wordml/symex" xmlns:wpg="http://schemas.microsoft.com/office/word/2010/wordprocessingGroup" xmlns:wpi="http://schemas.microsoft.com/office/word/2010/wordprocessingInk" xmlns:wne="http://schemas.microsoft.com/office/word/2006/wordml" xmlns:wps="http://schemas.microsoft.com/office/word/2010/wordprocessingShape" mc:Ignorable="w14 w15 w16se w16cid w16 w16cex w16sdtdh w16sdtfl w16du wp14">
+<w:hdr xmlns:wpc="http://schemas.microsoft.com/office/word/2010/wordprocessingCanvas" xmlns:cx="http://schemas.microsoft.com/office/drawing/2014/chartex" xmlns:cx1="http://schemas.microsoft.com/office/drawing/2015/9/8/chartex" xmlns:cx2="http://schemas.microsoft.com/office/drawing/2015/10/21/chartex" xmlns:cx3="http://schemas.microsoft.com/office/drawing/2016/5/9/chartex" xmlns:cx4="http://schemas.microsoft.com/office/drawing/2016/5/10/chartex" xmlns:cx5="http://schemas.microsoft.com/office/drawing/2016/5/11/chartex" xmlns:cx6="http://schemas.microsoft.com/office/drawing/2016/5/12/chartex" xmlns:cx7="http://schemas.microsoft.com/office/drawing/2016/5/13/chartex" xmlns:cx8="http://schemas.microsoft.com/office/drawing/2016/5/14/chartex" xmlns:mc="http://schemas.openxmlformats.org/markup-compatibility/2006" xmlns:aink="http://schemas.microsoft.com/office/drawing/2016/ink" xmlns:am3d="http://schemas.microsoft.com/office/drawing/2017/model3d" xmlns:o="urn:schemas-microsoft-com:office:office" xmlns:oel="http://schemas.microsoft.com/office/2019/extlst" xmlns:r="http://schemas.openxmlformats.org/officeDocument/2006/relationships" xmlns:m="http://schemas.openxmlformats.org/officeDocument/2006/math" xmlns:v="urn:schemas-microsoft-com:vml" xmlns:wp14="http://schemas.microsoft.com/office/word/2010/wordprocessingDrawing" xmlns:wp="http://schemas.openxmlformats.org/drawingml/2006/wordprocessingDrawing" xmlns:w10="urn:schemas-microsoft-com:office:word" xmlns:w="http://schemas.openxmlformats.org/wordprocessingml/2006/main" xmlns:w14="http://schemas.microsoft.com/office/word/2010/wordml" xmlns:w15="http://schemas.microsoft.com/office/word/2012/wordml" xmlns:w16cex="http://schemas.microsoft.com/office/word/2018/wordml/cex" xmlns:w16cid="http://schemas.microsoft.com/office/word/2016/wordml/cid" xmlns:w16="http://schemas.microsoft.com/office/word/2018/wordml" xmlns:w16sdtdh="http://schemas.microsoft.com/office/word/2020/wordml/sdtdatahash" xmlns:w16se="http://schemas.microsoft.com/office/word/2015/wordml/symex" xmlns:wpg="http://schemas.microsoft.com/office/word/2010/wordprocessingGroup" xmlns:wpi="http://schemas.microsoft.com/office/word/2010/wordprocessingInk" xmlns:wne="http://schemas.microsoft.com/office/word/2006/wordml" xmlns:wps="http://schemas.microsoft.com/office/word/2010/wordprocessingShape" mc:Ignorable="w14 w15 w16se w16cid w16 w16cex w16sdtdh wp14">
   <w:p>
     <w:pPr>
       <w:pStyle w:val="ad"/>
@@ -12035,7 +13306,7 @@
 </file>
 
 <file path=word/header2.xml><?xml version="1.0" encoding="utf-8"?>
-<w:hdr xmlns:wpc="http://schemas.microsoft.com/office/word/2010/wordprocessingCanvas" xmlns:cx="http://schemas.microsoft.com/office/drawing/2014/chartex" xmlns:cx1="http://schemas.microsoft.com/office/drawing/2015/9/8/chartex" xmlns:cx2="http://schemas.microsoft.com/office/drawing/2015/10/21/chartex" xmlns:cx3="http://schemas.microsoft.com/office/drawing/2016/5/9/chartex" xmlns:cx4="http://schemas.microsoft.com/office/drawing/2016/5/10/chartex" xmlns:cx5="http://schemas.microsoft.com/office/drawing/2016/5/11/chartex" xmlns:cx6="http://schemas.microsoft.com/office/drawing/2016/5/12/chartex" xmlns:cx7="http://schemas.microsoft.com/office/drawing/2016/5/13/chartex" xmlns:cx8="http://schemas.microsoft.com/office/drawing/2016/5/14/chartex" xmlns:mc="http://schemas.openxmlformats.org/markup-compatibility/2006" xmlns:aink="http://schemas.microsoft.com/office/drawing/2016/ink" xmlns:am3d="http://schemas.microsoft.com/office/drawing/2017/model3d" xmlns:o="urn:schemas-microsoft-com:office:office" xmlns:oel="http://schemas.microsoft.com/office/2019/extlst" xmlns:r="http://schemas.openxmlformats.org/officeDocument/2006/relationships" xmlns:m="http://schemas.openxmlformats.org/officeDocument/2006/math" xmlns:v="urn:schemas-microsoft-com:vml" xmlns:wp14="http://schemas.microsoft.com/office/word/2010/wordprocessingDrawing" xmlns:wp="http://schemas.openxmlformats.org/drawingml/2006/wordprocessingDrawing" xmlns:w10="urn:schemas-microsoft-com:office:word" xmlns:w="http://schemas.openxmlformats.org/wordprocessingml/2006/main" xmlns:w14="http://schemas.microsoft.com/office/word/2010/wordml" xmlns:w15="http://schemas.microsoft.com/office/word/2012/wordml" xmlns:w16cex="http://schemas.microsoft.com/office/word/2018/wordml/cex" xmlns:w16cid="http://schemas.microsoft.com/office/word/2016/wordml/cid" xmlns:w16="http://schemas.microsoft.com/office/word/2018/wordml" xmlns:w16du="http://schemas.microsoft.com/office/word/2023/wordml/word16du" xmlns:w16sdtdh="http://schemas.microsoft.com/office/word/2020/wordml/sdtdatahash" xmlns:w16sdtfl="http://schemas.microsoft.com/office/word/2024/wordml/sdtformatlock" xmlns:w16se="http://schemas.microsoft.com/office/word/2015/wordml/symex" xmlns:wpg="http://schemas.microsoft.com/office/word/2010/wordprocessingGroup" xmlns:wpi="http://schemas.microsoft.com/office/word/2010/wordprocessingInk" xmlns:wne="http://schemas.microsoft.com/office/word/2006/wordml" xmlns:wps="http://schemas.microsoft.com/office/word/2010/wordprocessingShape" mc:Ignorable="w14 w15 w16se w16cid w16 w16cex w16sdtdh w16sdtfl w16du wp14">
+<w:hdr xmlns:wpc="http://schemas.microsoft.com/office/word/2010/wordprocessingCanvas" xmlns:cx="http://schemas.microsoft.com/office/drawing/2014/chartex" xmlns:cx1="http://schemas.microsoft.com/office/drawing/2015/9/8/chartex" xmlns:cx2="http://schemas.microsoft.com/office/drawing/2015/10/21/chartex" xmlns:cx3="http://schemas.microsoft.com/office/drawing/2016/5/9/chartex" xmlns:cx4="http://schemas.microsoft.com/office/drawing/2016/5/10/chartex" xmlns:cx5="http://schemas.microsoft.com/office/drawing/2016/5/11/chartex" xmlns:cx6="http://schemas.microsoft.com/office/drawing/2016/5/12/chartex" xmlns:cx7="http://schemas.microsoft.com/office/drawing/2016/5/13/chartex" xmlns:cx8="http://schemas.microsoft.com/office/drawing/2016/5/14/chartex" xmlns:mc="http://schemas.openxmlformats.org/markup-compatibility/2006" xmlns:aink="http://schemas.microsoft.com/office/drawing/2016/ink" xmlns:am3d="http://schemas.microsoft.com/office/drawing/2017/model3d" xmlns:o="urn:schemas-microsoft-com:office:office" xmlns:oel="http://schemas.microsoft.com/office/2019/extlst" xmlns:r="http://schemas.openxmlformats.org/officeDocument/2006/relationships" xmlns:m="http://schemas.openxmlformats.org/officeDocument/2006/math" xmlns:v="urn:schemas-microsoft-com:vml" xmlns:wp14="http://schemas.microsoft.com/office/word/2010/wordprocessingDrawing" xmlns:wp="http://schemas.openxmlformats.org/drawingml/2006/wordprocessingDrawing" xmlns:w10="urn:schemas-microsoft-com:office:word" xmlns:w="http://schemas.openxmlformats.org/wordprocessingml/2006/main" xmlns:w14="http://schemas.microsoft.com/office/word/2010/wordml" xmlns:w15="http://schemas.microsoft.com/office/word/2012/wordml" xmlns:w16cex="http://schemas.microsoft.com/office/word/2018/wordml/cex" xmlns:w16cid="http://schemas.microsoft.com/office/word/2016/wordml/cid" xmlns:w16="http://schemas.microsoft.com/office/word/2018/wordml" xmlns:w16sdtdh="http://schemas.microsoft.com/office/word/2020/wordml/sdtdatahash" xmlns:w16se="http://schemas.microsoft.com/office/word/2015/wordml/symex" xmlns:wpg="http://schemas.microsoft.com/office/word/2010/wordprocessingGroup" xmlns:wpi="http://schemas.microsoft.com/office/word/2010/wordprocessingInk" xmlns:wne="http://schemas.microsoft.com/office/word/2006/wordml" xmlns:wps="http://schemas.microsoft.com/office/word/2010/wordprocessingShape" mc:Ignorable="w14 w15 w16se w16cid w16 w16cex w16sdtdh wp14">
   <w:p>
     <w:pPr>
       <w:pStyle w:val="ad"/>
@@ -12045,7 +13316,7 @@
 </file>
 
 <file path=word/header3.xml><?xml version="1.0" encoding="utf-8"?>
-<w:hdr xmlns:wpc="http://schemas.microsoft.com/office/word/2010/wordprocessingCanvas" xmlns:cx="http://schemas.microsoft.com/office/drawing/2014/chartex" xmlns:cx1="http://schemas.microsoft.com/office/drawing/2015/9/8/chartex" xmlns:cx2="http://schemas.microsoft.com/office/drawing/2015/10/21/chartex" xmlns:cx3="http://schemas.microsoft.com/office/drawing/2016/5/9/chartex" xmlns:cx4="http://schemas.microsoft.com/office/drawing/2016/5/10/chartex" xmlns:cx5="http://schemas.microsoft.com/office/drawing/2016/5/11/chartex" xmlns:cx6="http://schemas.microsoft.com/office/drawing/2016/5/12/chartex" xmlns:cx7="http://schemas.microsoft.com/office/drawing/2016/5/13/chartex" xmlns:cx8="http://schemas.microsoft.com/office/drawing/2016/5/14/chartex" xmlns:mc="http://schemas.openxmlformats.org/markup-compatibility/2006" xmlns:aink="http://schemas.microsoft.com/office/drawing/2016/ink" xmlns:am3d="http://schemas.microsoft.com/office/drawing/2017/model3d" xmlns:o="urn:schemas-microsoft-com:office:office" xmlns:oel="http://schemas.microsoft.com/office/2019/extlst" xmlns:r="http://schemas.openxmlformats.org/officeDocument/2006/relationships" xmlns:m="http://schemas.openxmlformats.org/officeDocument/2006/math" xmlns:v="urn:schemas-microsoft-com:vml" xmlns:wp14="http://schemas.microsoft.com/office/word/2010/wordprocessingDrawing" xmlns:wp="http://schemas.openxmlformats.org/drawingml/2006/wordprocessingDrawing" xmlns:w10="urn:schemas-microsoft-com:office:word" xmlns:w="http://schemas.openxmlformats.org/wordprocessingml/2006/main" xmlns:w14="http://schemas.microsoft.com/office/word/2010/wordml" xmlns:w15="http://schemas.microsoft.com/office/word/2012/wordml" xmlns:w16cex="http://schemas.microsoft.com/office/word/2018/wordml/cex" xmlns:w16cid="http://schemas.microsoft.com/office/word/2016/wordml/cid" xmlns:w16="http://schemas.microsoft.com/office/word/2018/wordml" xmlns:w16du="http://schemas.microsoft.com/office/word/2023/wordml/word16du" xmlns:w16sdtdh="http://schemas.microsoft.com/office/word/2020/wordml/sdtdatahash" xmlns:w16sdtfl="http://schemas.microsoft.com/office/word/2024/wordml/sdtformatlock" xmlns:w16se="http://schemas.microsoft.com/office/word/2015/wordml/symex" xmlns:wpg="http://schemas.microsoft.com/office/word/2010/wordprocessingGroup" xmlns:wpi="http://schemas.microsoft.com/office/word/2010/wordprocessingInk" xmlns:wne="http://schemas.microsoft.com/office/word/2006/wordml" xmlns:wps="http://schemas.microsoft.com/office/word/2010/wordprocessingShape" mc:Ignorable="w14 w15 w16se w16cid w16 w16cex w16sdtdh w16sdtfl w16du wp14">
+<w:hdr xmlns:wpc="http://schemas.microsoft.com/office/word/2010/wordprocessingCanvas" xmlns:cx="http://schemas.microsoft.com/office/drawing/2014/chartex" xmlns:cx1="http://schemas.microsoft.com/office/drawing/2015/9/8/chartex" xmlns:cx2="http://schemas.microsoft.com/office/drawing/2015/10/21/chartex" xmlns:cx3="http://schemas.microsoft.com/office/drawing/2016/5/9/chartex" xmlns:cx4="http://schemas.microsoft.com/office/drawing/2016/5/10/chartex" xmlns:cx5="http://schemas.microsoft.com/office/drawing/2016/5/11/chartex" xmlns:cx6="http://schemas.microsoft.com/office/drawing/2016/5/12/chartex" xmlns:cx7="http://schemas.microsoft.com/office/drawing/2016/5/13/chartex" xmlns:cx8="http://schemas.microsoft.com/office/drawing/2016/5/14/chartex" xmlns:mc="http://schemas.openxmlformats.org/markup-compatibility/2006" xmlns:aink="http://schemas.microsoft.com/office/drawing/2016/ink" xmlns:am3d="http://schemas.microsoft.com/office/drawing/2017/model3d" xmlns:o="urn:schemas-microsoft-com:office:office" xmlns:oel="http://schemas.microsoft.com/office/2019/extlst" xmlns:r="http://schemas.openxmlformats.org/officeDocument/2006/relationships" xmlns:m="http://schemas.openxmlformats.org/officeDocument/2006/math" xmlns:v="urn:schemas-microsoft-com:vml" xmlns:wp14="http://schemas.microsoft.com/office/word/2010/wordprocessingDrawing" xmlns:wp="http://schemas.openxmlformats.org/drawingml/2006/wordprocessingDrawing" xmlns:w10="urn:schemas-microsoft-com:office:word" xmlns:w="http://schemas.openxmlformats.org/wordprocessingml/2006/main" xmlns:w14="http://schemas.microsoft.com/office/word/2010/wordml" xmlns:w15="http://schemas.microsoft.com/office/word/2012/wordml" xmlns:w16cex="http://schemas.microsoft.com/office/word/2018/wordml/cex" xmlns:w16cid="http://schemas.microsoft.com/office/word/2016/wordml/cid" xmlns:w16="http://schemas.microsoft.com/office/word/2018/wordml" xmlns:w16sdtdh="http://schemas.microsoft.com/office/word/2020/wordml/sdtdatahash" xmlns:w16se="http://schemas.microsoft.com/office/word/2015/wordml/symex" xmlns:wpg="http://schemas.microsoft.com/office/word/2010/wordprocessingGroup" xmlns:wpi="http://schemas.microsoft.com/office/word/2010/wordprocessingInk" xmlns:wne="http://schemas.microsoft.com/office/word/2006/wordml" xmlns:wps="http://schemas.microsoft.com/office/word/2010/wordprocessingShape" mc:Ignorable="w14 w15 w16se w16cid w16 w16cex w16sdtdh wp14">
   <w:p>
     <w:pPr>
       <w:pStyle w:val="ad"/>
@@ -12055,7 +13326,7 @@
 </file>
 
 <file path=word/people.xml><?xml version="1.0" encoding="utf-8"?>
-<w15:people xmlns:wpc="http://schemas.microsoft.com/office/word/2010/wordprocessingCanvas" xmlns:cx="http://schemas.microsoft.com/office/drawing/2014/chartex" xmlns:cx1="http://schemas.microsoft.com/office/drawing/2015/9/8/chartex" xmlns:cx2="http://schemas.microsoft.com/office/drawing/2015/10/21/chartex" xmlns:cx3="http://schemas.microsoft.com/office/drawing/2016/5/9/chartex" xmlns:cx4="http://schemas.microsoft.com/office/drawing/2016/5/10/chartex" xmlns:cx5="http://schemas.microsoft.com/office/drawing/2016/5/11/chartex" xmlns:cx6="http://schemas.microsoft.com/office/drawing/2016/5/12/chartex" xmlns:cx7="http://schemas.microsoft.com/office/drawing/2016/5/13/chartex" xmlns:cx8="http://schemas.microsoft.com/office/drawing/2016/5/14/chartex" xmlns:mc="http://schemas.openxmlformats.org/markup-compatibility/2006" xmlns:aink="http://schemas.microsoft.com/office/drawing/2016/ink" xmlns:am3d="http://schemas.microsoft.com/office/drawing/2017/model3d" xmlns:o="urn:schemas-microsoft-com:office:office" xmlns:oel="http://schemas.microsoft.com/office/2019/extlst" xmlns:r="http://schemas.openxmlformats.org/officeDocument/2006/relationships" xmlns:m="http://schemas.openxmlformats.org/officeDocument/2006/math" xmlns:v="urn:schemas-microsoft-com:vml" xmlns:wp14="http://schemas.microsoft.com/office/word/2010/wordprocessingDrawing" xmlns:wp="http://schemas.openxmlformats.org/drawingml/2006/wordprocessingDrawing" xmlns:w10="urn:schemas-microsoft-com:office:word" xmlns:w="http://schemas.openxmlformats.org/wordprocessingml/2006/main" xmlns:w14="http://schemas.microsoft.com/office/word/2010/wordml" xmlns:w15="http://schemas.microsoft.com/office/word/2012/wordml" xmlns:w16cex="http://schemas.microsoft.com/office/word/2018/wordml/cex" xmlns:w16cid="http://schemas.microsoft.com/office/word/2016/wordml/cid" xmlns:w16="http://schemas.microsoft.com/office/word/2018/wordml" xmlns:w16du="http://schemas.microsoft.com/office/word/2023/wordml/word16du" xmlns:w16sdtdh="http://schemas.microsoft.com/office/word/2020/wordml/sdtdatahash" xmlns:w16sdtfl="http://schemas.microsoft.com/office/word/2024/wordml/sdtformatlock" xmlns:w16se="http://schemas.microsoft.com/office/word/2015/wordml/symex" xmlns:wpg="http://schemas.microsoft.com/office/word/2010/wordprocessingGroup" xmlns:wpi="http://schemas.microsoft.com/office/word/2010/wordprocessingInk" xmlns:wne="http://schemas.microsoft.com/office/word/2006/wordml" xmlns:wps="http://schemas.microsoft.com/office/word/2010/wordprocessingShape" mc:Ignorable="w14 w15 w16se w16cid w16 w16cex w16sdtdh w16sdtfl w16du wp14">
+<w15:people xmlns:wpc="http://schemas.microsoft.com/office/word/2010/wordprocessingCanvas" xmlns:cx="http://schemas.microsoft.com/office/drawing/2014/chartex" xmlns:cx1="http://schemas.microsoft.com/office/drawing/2015/9/8/chartex" xmlns:cx2="http://schemas.microsoft.com/office/drawing/2015/10/21/chartex" xmlns:cx3="http://schemas.microsoft.com/office/drawing/2016/5/9/chartex" xmlns:cx4="http://schemas.microsoft.com/office/drawing/2016/5/10/chartex" xmlns:cx5="http://schemas.microsoft.com/office/drawing/2016/5/11/chartex" xmlns:cx6="http://schemas.microsoft.com/office/drawing/2016/5/12/chartex" xmlns:cx7="http://schemas.microsoft.com/office/drawing/2016/5/13/chartex" xmlns:cx8="http://schemas.microsoft.com/office/drawing/2016/5/14/chartex" xmlns:mc="http://schemas.openxmlformats.org/markup-compatibility/2006" xmlns:aink="http://schemas.microsoft.com/office/drawing/2016/ink" xmlns:am3d="http://schemas.microsoft.com/office/drawing/2017/model3d" xmlns:o="urn:schemas-microsoft-com:office:office" xmlns:oel="http://schemas.microsoft.com/office/2019/extlst" xmlns:r="http://schemas.openxmlformats.org/officeDocument/2006/relationships" xmlns:m="http://schemas.openxmlformats.org/officeDocument/2006/math" xmlns:v="urn:schemas-microsoft-com:vml" xmlns:wp14="http://schemas.microsoft.com/office/word/2010/wordprocessingDrawing" xmlns:wp="http://schemas.openxmlformats.org/drawingml/2006/wordprocessingDrawing" xmlns:w10="urn:schemas-microsoft-com:office:word" xmlns:w="http://schemas.openxmlformats.org/wordprocessingml/2006/main" xmlns:w14="http://schemas.microsoft.com/office/word/2010/wordml" xmlns:w15="http://schemas.microsoft.com/office/word/2012/wordml" xmlns:w16cex="http://schemas.microsoft.com/office/word/2018/wordml/cex" xmlns:w16cid="http://schemas.microsoft.com/office/word/2016/wordml/cid" xmlns:w16="http://schemas.microsoft.com/office/word/2018/wordml" xmlns:w16sdtdh="http://schemas.microsoft.com/office/word/2020/wordml/sdtdatahash" xmlns:w16se="http://schemas.microsoft.com/office/word/2015/wordml/symex" xmlns:wpg="http://schemas.microsoft.com/office/word/2010/wordprocessingGroup" xmlns:wpi="http://schemas.microsoft.com/office/word/2010/wordprocessingInk" xmlns:wne="http://schemas.microsoft.com/office/word/2006/wordml" xmlns:wps="http://schemas.microsoft.com/office/word/2010/wordprocessingShape" mc:Ignorable="w14 w15 w16se w16cid w16 w16cex w16sdtdh wp14">
   <w15:person w15:author="Роман Литвиненко">
     <w15:presenceInfo w15:providerId="Windows Live" w15:userId="7bfaa9bc017a5331"/>
   </w15:person>
@@ -12063,7 +13334,7 @@
 </file>
 
 <file path=word/styles.xml><?xml version="1.0" encoding="utf-8"?>
-<w:styles xmlns:mc="http://schemas.openxmlformats.org/markup-compatibility/2006" xmlns:r="http://schemas.openxmlformats.org/officeDocument/2006/relationships" xmlns:w="http://schemas.openxmlformats.org/wordprocessingml/2006/main" xmlns:w14="http://schemas.microsoft.com/office/word/2010/wordml" xmlns:w15="http://schemas.microsoft.com/office/word/2012/wordml" xmlns:w16cex="http://schemas.microsoft.com/office/word/2018/wordml/cex" xmlns:w16cid="http://schemas.microsoft.com/office/word/2016/wordml/cid" xmlns:w16="http://schemas.microsoft.com/office/word/2018/wordml" xmlns:w16du="http://schemas.microsoft.com/office/word/2023/wordml/word16du" xmlns:w16sdtdh="http://schemas.microsoft.com/office/word/2020/wordml/sdtdatahash" xmlns:w16sdtfl="http://schemas.microsoft.com/office/word/2024/wordml/sdtformatlock" xmlns:w16se="http://schemas.microsoft.com/office/word/2015/wordml/symex" mc:Ignorable="w14 w15 w16se w16cid w16 w16cex w16sdtdh w16sdtfl w16du">
+<w:styles xmlns:mc="http://schemas.openxmlformats.org/markup-compatibility/2006" xmlns:r="http://schemas.openxmlformats.org/officeDocument/2006/relationships" xmlns:w="http://schemas.openxmlformats.org/wordprocessingml/2006/main" xmlns:w14="http://schemas.microsoft.com/office/word/2010/wordml" xmlns:w15="http://schemas.microsoft.com/office/word/2012/wordml" xmlns:w16cex="http://schemas.microsoft.com/office/word/2018/wordml/cex" xmlns:w16cid="http://schemas.microsoft.com/office/word/2016/wordml/cid" xmlns:w16="http://schemas.microsoft.com/office/word/2018/wordml" xmlns:w16sdtdh="http://schemas.microsoft.com/office/word/2020/wordml/sdtdatahash" xmlns:w16se="http://schemas.microsoft.com/office/word/2015/wordml/symex" mc:Ignorable="w14 w15 w16se w16cid w16 w16cex w16sdtdh">
   <w:docDefaults>
     <w:rPrDefault>
       <w:rPr>
@@ -12676,6 +13947,7 @@
   <w:style w:type="character" w:default="1" w:styleId="a0">
     <w:name w:val="Default Paragraph Font"/>
     <w:uiPriority w:val="1"/>
+    <w:semiHidden/>
     <w:unhideWhenUsed/>
   </w:style>
   <w:style w:type="table" w:default="1" w:styleId="a1">

--- a/docs/ОРСАПР_ПС_Литвиненко.docx
+++ b/docs/ОРСАПР_ПС_Литвиненко.docx
@@ -420,7 +420,6 @@
           <w:szCs w:val="28"/>
         </w:rPr>
       </w:pPr>
-      <w:proofErr w:type="gramStart"/>
       <w:r>
         <w:rPr>
           <w:color w:val="000000"/>
@@ -428,17 +427,7 @@
           <w:szCs w:val="28"/>
           <w:u w:val="single"/>
         </w:rPr>
-        <w:t xml:space="preserve">«  </w:t>
-      </w:r>
-      <w:proofErr w:type="gramEnd"/>
-      <w:r>
-        <w:rPr>
-          <w:color w:val="000000"/>
-          <w:sz w:val="28"/>
-          <w:szCs w:val="28"/>
-          <w:u w:val="single"/>
-        </w:rPr>
-        <w:t xml:space="preserve">  »                       </w:t>
+        <w:t xml:space="preserve">«    »                       </w:t>
       </w:r>
       <w:r>
         <w:rPr>
@@ -506,25 +495,7 @@
           <w:sz w:val="28"/>
           <w:szCs w:val="28"/>
         </w:rPr>
-        <w:t>_________</w:t>
-      </w:r>
-      <w:proofErr w:type="spellStart"/>
-      <w:r>
-        <w:rPr>
-          <w:color w:val="000000"/>
-          <w:sz w:val="28"/>
-          <w:szCs w:val="28"/>
-        </w:rPr>
-        <w:t>Калентьев</w:t>
-      </w:r>
-      <w:proofErr w:type="spellEnd"/>
-      <w:r>
-        <w:rPr>
-          <w:color w:val="000000"/>
-          <w:sz w:val="28"/>
-          <w:szCs w:val="28"/>
-        </w:rPr>
-        <w:t xml:space="preserve"> А.А.</w:t>
+        <w:t>_________Калентьев А.А.</w:t>
       </w:r>
     </w:p>
     <w:p>
@@ -544,25 +515,7 @@
           <w:sz w:val="28"/>
           <w:szCs w:val="28"/>
         </w:rPr>
-        <w:t>«__</w:t>
-      </w:r>
-      <w:proofErr w:type="gramStart"/>
-      <w:r>
-        <w:rPr>
-          <w:color w:val="000000"/>
-          <w:sz w:val="28"/>
-          <w:szCs w:val="28"/>
-        </w:rPr>
-        <w:t>_»_</w:t>
-      </w:r>
-      <w:proofErr w:type="gramEnd"/>
-      <w:r>
-        <w:rPr>
-          <w:color w:val="000000"/>
-          <w:sz w:val="28"/>
-          <w:szCs w:val="28"/>
-        </w:rPr>
-        <w:t>___________2026 г.</w:t>
+        <w:t>«___»____________2026 г.</w:t>
       </w:r>
     </w:p>
     <w:p>
@@ -1857,23 +1810,7 @@
           <w:sz w:val="28"/>
           <w:szCs w:val="28"/>
         </w:rPr>
-        <w:t xml:space="preserve">«Autodesk </w:t>
-      </w:r>
-      <w:proofErr w:type="spellStart"/>
-      <w:r>
-        <w:rPr>
-          <w:sz w:val="28"/>
-          <w:szCs w:val="28"/>
-        </w:rPr>
-        <w:t>Inventor</w:t>
-      </w:r>
-      <w:proofErr w:type="spellEnd"/>
-      <w:r>
-        <w:rPr>
-          <w:sz w:val="28"/>
-          <w:szCs w:val="28"/>
-        </w:rPr>
-        <w:t>» — это комплексная система автоматизированного проектирования (САПР), позволяющая разрабатывать сложные трехмерные модели, выпускать чертежи изделий, схемы, спецификации и прочую конструкторскую документацию.</w:t>
+        <w:t>«Autodesk Inventor» — это комплексная система автоматизированного проектирования (САПР), позволяющая разрабатывать сложные трехмерные модели, выпускать чертежи изделий, схемы, спецификации и прочую конструкторскую документацию.</w:t>
       </w:r>
     </w:p>
     <w:p>
@@ -1909,33 +1846,8 @@
           <w:sz w:val="28"/>
           <w:szCs w:val="28"/>
         </w:rPr>
-        <w:t xml:space="preserve">Autodesk </w:t>
-      </w:r>
-      <w:proofErr w:type="spellStart"/>
-      <w:r>
-        <w:rPr>
-          <w:sz w:val="28"/>
-          <w:szCs w:val="28"/>
-        </w:rPr>
-        <w:t>Inventor</w:t>
-      </w:r>
-      <w:proofErr w:type="spellEnd"/>
-      <w:r>
-        <w:rPr>
-          <w:sz w:val="28"/>
-          <w:szCs w:val="28"/>
-        </w:rPr>
-        <w:t xml:space="preserve"> включает инструменты твердотельного, поверхностного и свободного моделирования, а также модули для инженерных расчетов (МКЭ), анализа напряжений и кинематики механизмов. Ключевой особенностью системы является использование собственного мощного геометрического ядра </w:t>
-      </w:r>
-      <w:proofErr w:type="spellStart"/>
-      <w:r>
-        <w:rPr>
-          <w:sz w:val="28"/>
-          <w:szCs w:val="28"/>
-        </w:rPr>
-        <w:t>ShapeManager</w:t>
-      </w:r>
-      <w:proofErr w:type="spellEnd"/>
+        <w:t>Autodesk Inventor включает инструменты твердотельного, поверхностного и свободного моделирования, а также модули для инженерных расчетов (МКЭ), анализа напряжений и кинематики механизмов. Ключевой особенностью системы является использование собственного мощного геометрического ядра ShapeManager</w:t>
+      </w:r>
       <w:r>
         <w:rPr>
           <w:sz w:val="28"/>
@@ -1966,23 +1878,7 @@
           <w:sz w:val="28"/>
           <w:szCs w:val="28"/>
         </w:rPr>
-        <w:t xml:space="preserve">Autodesk </w:t>
-      </w:r>
-      <w:proofErr w:type="spellStart"/>
-      <w:r>
-        <w:rPr>
-          <w:sz w:val="28"/>
-          <w:szCs w:val="28"/>
-        </w:rPr>
-        <w:t>Inventor</w:t>
-      </w:r>
-      <w:proofErr w:type="spellEnd"/>
-      <w:r>
-        <w:rPr>
-          <w:sz w:val="28"/>
-          <w:szCs w:val="28"/>
-        </w:rPr>
-        <w:t xml:space="preserve"> имеет множество аналогов на рынке, среди них встречаются КОМПАС-3D, SOLIDWORKS и другие.</w:t>
+        <w:t>Autodesk Inventor имеет множество аналогов на рынке, среди них встречаются КОМПАС-3D, SOLIDWORKS и другие.</w:t>
       </w:r>
     </w:p>
     <w:p>
@@ -2002,7 +1898,6 @@
         </w:rPr>
         <w:t xml:space="preserve">В рамках дисциплины </w:t>
       </w:r>
-      <w:proofErr w:type="gramStart"/>
       <w:r>
         <w:rPr>
           <w:sz w:val="28"/>
@@ -2010,7 +1905,6 @@
         </w:rPr>
         <w:t>выбор</w:t>
       </w:r>
-      <w:proofErr w:type="gramEnd"/>
       <w:r>
         <w:rPr>
           <w:sz w:val="28"/>
@@ -2117,55 +2011,7 @@
           <w:sz w:val="28"/>
           <w:szCs w:val="28"/>
         </w:rPr>
-        <w:t xml:space="preserve">API (англ. </w:t>
-      </w:r>
-      <w:proofErr w:type="spellStart"/>
-      <w:r>
-        <w:rPr>
-          <w:sz w:val="28"/>
-          <w:szCs w:val="28"/>
-        </w:rPr>
-        <w:t>application</w:t>
-      </w:r>
-      <w:proofErr w:type="spellEnd"/>
-      <w:r>
-        <w:rPr>
-          <w:sz w:val="28"/>
-          <w:szCs w:val="28"/>
-        </w:rPr>
-        <w:t xml:space="preserve"> </w:t>
-      </w:r>
-      <w:proofErr w:type="spellStart"/>
-      <w:r>
-        <w:rPr>
-          <w:sz w:val="28"/>
-          <w:szCs w:val="28"/>
-        </w:rPr>
-        <w:t>programming</w:t>
-      </w:r>
-      <w:proofErr w:type="spellEnd"/>
-      <w:r>
-        <w:rPr>
-          <w:sz w:val="28"/>
-          <w:szCs w:val="28"/>
-        </w:rPr>
-        <w:t xml:space="preserve"> </w:t>
-      </w:r>
-      <w:proofErr w:type="spellStart"/>
-      <w:r>
-        <w:rPr>
-          <w:sz w:val="28"/>
-          <w:szCs w:val="28"/>
-        </w:rPr>
-        <w:t>interface</w:t>
-      </w:r>
-      <w:proofErr w:type="spellEnd"/>
-      <w:r>
-        <w:rPr>
-          <w:sz w:val="28"/>
-          <w:szCs w:val="28"/>
-        </w:rPr>
-        <w:t xml:space="preserve"> — программный интерфейс приложения) — это набор способов и правил, по которым различные программы общаются между собой и обмениваются данными. Все эти взаимодействия происходят с помощью функций, классов, методов, структур, а иногда констант одной программы, к которой обращаются другие. Это основной принцип работы API.</w:t>
+        <w:t>API (англ. application programming interface — программный интерфейс приложения) — это набор способов и правил, по которым различные программы общаются между собой и обмениваются данными. Все эти взаимодействия происходят с помощью функций, классов, методов, структур, а иногда констант одной программы, к которой обращаются другие. Это основной принцип работы API.</w:t>
       </w:r>
       <w:r>
         <w:rPr>
@@ -2190,71 +2036,7 @@
           <w:sz w:val="28"/>
           <w:szCs w:val="28"/>
         </w:rPr>
-        <w:t xml:space="preserve">В Autodesk </w:t>
-      </w:r>
-      <w:proofErr w:type="spellStart"/>
-      <w:r>
-        <w:rPr>
-          <w:sz w:val="28"/>
-          <w:szCs w:val="28"/>
-        </w:rPr>
-        <w:t>Inventor</w:t>
-      </w:r>
-      <w:proofErr w:type="spellEnd"/>
-      <w:r>
-        <w:rPr>
-          <w:sz w:val="28"/>
-          <w:szCs w:val="28"/>
-        </w:rPr>
-        <w:t xml:space="preserve"> программный интерфейс (</w:t>
-      </w:r>
-      <w:proofErr w:type="spellStart"/>
-      <w:r>
-        <w:rPr>
-          <w:sz w:val="28"/>
-          <w:szCs w:val="28"/>
-        </w:rPr>
-        <w:t>Inventor</w:t>
-      </w:r>
-      <w:proofErr w:type="spellEnd"/>
-      <w:r>
-        <w:rPr>
-          <w:sz w:val="28"/>
-          <w:szCs w:val="28"/>
-        </w:rPr>
-        <w:t xml:space="preserve"> API) построен на базе технологии COM (</w:t>
-      </w:r>
-      <w:proofErr w:type="spellStart"/>
-      <w:r>
-        <w:rPr>
-          <w:sz w:val="28"/>
-          <w:szCs w:val="28"/>
-        </w:rPr>
-        <w:t>Component</w:t>
-      </w:r>
-      <w:proofErr w:type="spellEnd"/>
-      <w:r>
-        <w:rPr>
-          <w:sz w:val="28"/>
-          <w:szCs w:val="28"/>
-        </w:rPr>
-        <w:t xml:space="preserve"> Object Model). Это дает возможность разрабатывать подключаемые модули (</w:t>
-      </w:r>
-      <w:proofErr w:type="spellStart"/>
-      <w:r>
-        <w:rPr>
-          <w:sz w:val="28"/>
-          <w:szCs w:val="28"/>
-        </w:rPr>
-        <w:t>Add-ins</w:t>
-      </w:r>
-      <w:proofErr w:type="spellEnd"/>
-      <w:r>
-        <w:rPr>
-          <w:sz w:val="28"/>
-          <w:szCs w:val="28"/>
-        </w:rPr>
-        <w:t>) и автономные приложения, используя широкий спектр языков программирования: C#, VB.NET, C++</w:t>
+        <w:t>В Autodesk Inventor программный интерфейс (Inventor API) построен на базе технологии COM (Component Object Model). Это дает возможность разрабатывать подключаемые модули (Add-ins) и автономные приложения, используя широкий спектр языков программирования: C#, VB.NET, C++</w:t>
       </w:r>
       <w:r>
         <w:rPr>
@@ -2279,87 +2061,7 @@
           <w:sz w:val="28"/>
           <w:szCs w:val="28"/>
         </w:rPr>
-        <w:t xml:space="preserve">Главным объектом API системы Autodesk </w:t>
-      </w:r>
-      <w:proofErr w:type="spellStart"/>
-      <w:r>
-        <w:rPr>
-          <w:sz w:val="28"/>
-          <w:szCs w:val="28"/>
-        </w:rPr>
-        <w:t>Inventor</w:t>
-      </w:r>
-      <w:proofErr w:type="spellEnd"/>
-      <w:r>
-        <w:rPr>
-          <w:sz w:val="28"/>
-          <w:szCs w:val="28"/>
-        </w:rPr>
-        <w:t xml:space="preserve"> является Application. Свойства и методы этого объекта реализуют наиболее общие функции управления средой САПР, настройками системы, окнами и документами, а также дают возможность получить доступ к другим объектам иерархии. Документы </w:t>
-      </w:r>
-      <w:proofErr w:type="spellStart"/>
-      <w:r>
-        <w:rPr>
-          <w:sz w:val="28"/>
-          <w:szCs w:val="28"/>
-        </w:rPr>
-        <w:t>Inventor</w:t>
-      </w:r>
-      <w:proofErr w:type="spellEnd"/>
-      <w:r>
-        <w:rPr>
-          <w:sz w:val="28"/>
-          <w:szCs w:val="28"/>
-        </w:rPr>
-        <w:t xml:space="preserve"> разделяются на несколько типов: </w:t>
-      </w:r>
-      <w:proofErr w:type="spellStart"/>
-      <w:r>
-        <w:rPr>
-          <w:sz w:val="28"/>
-          <w:szCs w:val="28"/>
-        </w:rPr>
-        <w:t>PartDocument</w:t>
-      </w:r>
-      <w:proofErr w:type="spellEnd"/>
-      <w:r>
-        <w:rPr>
-          <w:sz w:val="28"/>
-          <w:szCs w:val="28"/>
-        </w:rPr>
-        <w:t xml:space="preserve"> (документ детали), </w:t>
-      </w:r>
-      <w:proofErr w:type="spellStart"/>
-      <w:r>
-        <w:rPr>
-          <w:sz w:val="28"/>
-          <w:szCs w:val="28"/>
-        </w:rPr>
-        <w:t>AssemblyDocument</w:t>
-      </w:r>
-      <w:proofErr w:type="spellEnd"/>
-      <w:r>
-        <w:rPr>
-          <w:sz w:val="28"/>
-          <w:szCs w:val="28"/>
-        </w:rPr>
-        <w:t xml:space="preserve"> (документ сборки), </w:t>
-      </w:r>
-      <w:proofErr w:type="spellStart"/>
-      <w:r>
-        <w:rPr>
-          <w:sz w:val="28"/>
-          <w:szCs w:val="28"/>
-        </w:rPr>
-        <w:t>DrawingDocument</w:t>
-      </w:r>
-      <w:proofErr w:type="spellEnd"/>
-      <w:r>
-        <w:rPr>
-          <w:sz w:val="28"/>
-          <w:szCs w:val="28"/>
-        </w:rPr>
-        <w:t xml:space="preserve"> (графический документ, чертеж)</w:t>
+        <w:t>Главным объектом API системы Autodesk Inventor является Application. Свойства и методы этого объекта реализуют наиболее общие функции управления средой САПР, настройками системы, окнами и документами, а также дают возможность получить доступ к другим объектам иерархии. Документы Inventor разделяются на несколько типов: PartDocument (документ детали), AssemblyDocument (документ сборки), DrawingDocument (графический документ, чертеж)</w:t>
       </w:r>
       <w:r>
         <w:rPr>
@@ -2384,62 +2086,14 @@
           <w:sz w:val="28"/>
           <w:szCs w:val="28"/>
         </w:rPr>
-        <w:t xml:space="preserve">Для параметрического построения 3D-геометрии рамки используются объекты </w:t>
-      </w:r>
-      <w:proofErr w:type="spellStart"/>
-      <w:r>
-        <w:rPr>
-          <w:sz w:val="28"/>
-          <w:szCs w:val="28"/>
-        </w:rPr>
-        <w:t>TransientGeometry</w:t>
-      </w:r>
-      <w:proofErr w:type="spellEnd"/>
-      <w:r>
-        <w:rPr>
-          <w:sz w:val="28"/>
-          <w:szCs w:val="28"/>
-        </w:rPr>
-        <w:t xml:space="preserve"> (для математического описания координат) и </w:t>
-      </w:r>
-      <w:proofErr w:type="spellStart"/>
-      <w:r>
-        <w:rPr>
-          <w:sz w:val="28"/>
-          <w:szCs w:val="28"/>
-        </w:rPr>
-        <w:t>PartComponentDefinition</w:t>
-      </w:r>
-      <w:proofErr w:type="spellEnd"/>
-      <w:r>
-        <w:rPr>
-          <w:sz w:val="28"/>
-          <w:szCs w:val="28"/>
-        </w:rPr>
-        <w:t xml:space="preserve"> (для управления эскизами и операциями выдавливания</w:t>
-      </w:r>
-      <w:proofErr w:type="gramStart"/>
-      <w:r>
-        <w:rPr>
-          <w:sz w:val="28"/>
-          <w:szCs w:val="28"/>
-        </w:rPr>
-        <w:t>).</w:t>
-      </w:r>
-      <w:r>
-        <w:rPr>
-          <w:sz w:val="28"/>
-          <w:szCs w:val="28"/>
-        </w:rPr>
-        <w:t>[</w:t>
-      </w:r>
-      <w:proofErr w:type="gramEnd"/>
-      <w:r>
-        <w:rPr>
-          <w:sz w:val="28"/>
-          <w:szCs w:val="28"/>
-        </w:rPr>
-        <w:t>3,</w:t>
+        <w:t>Для параметрического построения 3D-геометрии рамки используются объекты TransientGeometry (для математического описания координат) и PartComponentDefinition (для управления эскизами и операциями выдавливания).</w:t>
+      </w:r>
+      <w:r>
+        <w:rPr>
+          <w:sz w:val="28"/>
+          <w:szCs w:val="28"/>
+        </w:rPr>
+        <w:t>[3,</w:t>
       </w:r>
       <w:r>
         <w:rPr>
@@ -2625,7 +2279,6 @@
                 <w:lang w:val="en-US"/>
               </w:rPr>
             </w:pPr>
-            <w:proofErr w:type="spellStart"/>
             <w:r>
               <w:rPr>
                 <w:sz w:val="24"/>
@@ -2634,7 +2287,6 @@
               </w:rPr>
               <w:t>Application.Documents</w:t>
             </w:r>
-            <w:proofErr w:type="spellEnd"/>
           </w:p>
         </w:tc>
         <w:tc>
@@ -2737,7 +2389,6 @@
                 <w:lang w:val="en-US"/>
               </w:rPr>
             </w:pPr>
-            <w:proofErr w:type="spellStart"/>
             <w:r>
               <w:rPr>
                 <w:sz w:val="24"/>
@@ -2752,7 +2403,6 @@
               </w:rPr>
               <w:t>TransientGeometry</w:t>
             </w:r>
-            <w:proofErr w:type="spellEnd"/>
           </w:p>
         </w:tc>
         <w:tc>
@@ -2772,7 +2422,6 @@
                 <w:szCs w:val="24"/>
               </w:rPr>
             </w:pPr>
-            <w:proofErr w:type="spellStart"/>
             <w:r>
               <w:rPr>
                 <w:sz w:val="24"/>
@@ -2780,7 +2429,6 @@
               </w:rPr>
               <w:t>TransientGeometry</w:t>
             </w:r>
-            <w:proofErr w:type="spellEnd"/>
           </w:p>
         </w:tc>
         <w:tc>
@@ -2831,7 +2479,6 @@
                 <w:szCs w:val="24"/>
               </w:rPr>
             </w:pPr>
-            <w:proofErr w:type="spellStart"/>
             <w:r>
               <w:rPr>
                 <w:color w:val="000000" w:themeColor="text1"/>
@@ -2848,7 +2495,6 @@
               </w:rPr>
               <w:t>ComponentDefinition</w:t>
             </w:r>
-            <w:proofErr w:type="spellEnd"/>
           </w:p>
         </w:tc>
         <w:tc>
@@ -2868,7 +2514,6 @@
                 <w:szCs w:val="24"/>
               </w:rPr>
             </w:pPr>
-            <w:proofErr w:type="spellStart"/>
             <w:r>
               <w:rPr>
                 <w:sz w:val="24"/>
@@ -2876,7 +2521,6 @@
               </w:rPr>
               <w:t>PartComponentDefinition</w:t>
             </w:r>
-            <w:proofErr w:type="spellEnd"/>
             <w:r>
               <w:rPr>
                 <w:sz w:val="24"/>
@@ -2935,25 +2579,14 @@
                 <w:lang w:val="en-US"/>
               </w:rPr>
             </w:pPr>
-            <w:proofErr w:type="spellStart"/>
-            <w:r>
-              <w:rPr>
-                <w:sz w:val="24"/>
-                <w:szCs w:val="24"/>
-                <w:lang w:val="en-US"/>
-              </w:rPr>
-              <w:t>PartComponentDefinition</w:t>
-            </w:r>
-            <w:proofErr w:type="spellEnd"/>
-            <w:r>
-              <w:rPr>
-                <w:sz w:val="24"/>
-                <w:szCs w:val="24"/>
-                <w:lang w:val="en-US"/>
-              </w:rPr>
-              <w:t>.</w:t>
-            </w:r>
-            <w:proofErr w:type="spellStart"/>
+            <w:r>
+              <w:rPr>
+                <w:sz w:val="24"/>
+                <w:szCs w:val="24"/>
+                <w:lang w:val="en-US"/>
+              </w:rPr>
+              <w:t>PartComponentDefinition.</w:t>
+            </w:r>
             <w:r>
               <w:rPr>
                 <w:sz w:val="24"/>
@@ -2961,7 +2594,6 @@
               </w:rPr>
               <w:t>Sketches</w:t>
             </w:r>
-            <w:proofErr w:type="spellEnd"/>
           </w:p>
         </w:tc>
         <w:tc>
@@ -2983,7 +2615,6 @@
                 <w:lang w:val="en-US"/>
               </w:rPr>
             </w:pPr>
-            <w:proofErr w:type="spellStart"/>
             <w:r>
               <w:rPr>
                 <w:sz w:val="24"/>
@@ -2991,7 +2622,6 @@
               </w:rPr>
               <w:t>PlanarSketches</w:t>
             </w:r>
-            <w:proofErr w:type="spellEnd"/>
           </w:p>
         </w:tc>
         <w:tc>
@@ -3042,25 +2672,14 @@
                 <w:szCs w:val="24"/>
               </w:rPr>
             </w:pPr>
-            <w:proofErr w:type="spellStart"/>
-            <w:r>
-              <w:rPr>
-                <w:sz w:val="24"/>
-                <w:szCs w:val="24"/>
-                <w:lang w:val="en-US"/>
-              </w:rPr>
-              <w:t>PartFeatures</w:t>
-            </w:r>
-            <w:proofErr w:type="spellEnd"/>
-            <w:r>
-              <w:rPr>
-                <w:sz w:val="24"/>
-                <w:szCs w:val="24"/>
-                <w:lang w:val="en-US"/>
-              </w:rPr>
-              <w:t>.</w:t>
-            </w:r>
-            <w:proofErr w:type="spellStart"/>
+            <w:r>
+              <w:rPr>
+                <w:sz w:val="24"/>
+                <w:szCs w:val="24"/>
+                <w:lang w:val="en-US"/>
+              </w:rPr>
+              <w:t>PartFeatures.</w:t>
+            </w:r>
             <w:r>
               <w:rPr>
                 <w:sz w:val="24"/>
@@ -3068,7 +2687,6 @@
               </w:rPr>
               <w:t>ExtrudeFeatures</w:t>
             </w:r>
-            <w:proofErr w:type="spellEnd"/>
           </w:p>
         </w:tc>
         <w:tc>
@@ -3089,7 +2707,6 @@
                 <w:szCs w:val="24"/>
               </w:rPr>
             </w:pPr>
-            <w:proofErr w:type="spellStart"/>
             <w:r>
               <w:rPr>
                 <w:sz w:val="24"/>
@@ -3097,7 +2714,6 @@
               </w:rPr>
               <w:t>ExtrudeFeatures</w:t>
             </w:r>
-            <w:proofErr w:type="spellEnd"/>
           </w:p>
         </w:tc>
         <w:tc>
@@ -3150,25 +2766,14 @@
                 <w:szCs w:val="24"/>
               </w:rPr>
             </w:pPr>
-            <w:proofErr w:type="spellStart"/>
-            <w:r>
-              <w:rPr>
-                <w:sz w:val="24"/>
-                <w:szCs w:val="24"/>
-                <w:lang w:val="en-US"/>
-              </w:rPr>
-              <w:t>PartComponentDefinition</w:t>
-            </w:r>
-            <w:proofErr w:type="spellEnd"/>
-            <w:r>
-              <w:rPr>
-                <w:sz w:val="24"/>
-                <w:szCs w:val="24"/>
-                <w:lang w:val="en-US"/>
-              </w:rPr>
-              <w:t>.</w:t>
-            </w:r>
-            <w:proofErr w:type="spellStart"/>
+            <w:r>
+              <w:rPr>
+                <w:sz w:val="24"/>
+                <w:szCs w:val="24"/>
+                <w:lang w:val="en-US"/>
+              </w:rPr>
+              <w:t>PartComponentDefinition.</w:t>
+            </w:r>
             <w:r>
               <w:rPr>
                 <w:sz w:val="24"/>
@@ -3176,7 +2781,6 @@
               </w:rPr>
               <w:t>WorkPlanes</w:t>
             </w:r>
-            <w:proofErr w:type="spellEnd"/>
           </w:p>
         </w:tc>
         <w:tc>
@@ -3197,7 +2801,6 @@
                 <w:szCs w:val="24"/>
               </w:rPr>
             </w:pPr>
-            <w:proofErr w:type="spellStart"/>
             <w:r>
               <w:rPr>
                 <w:sz w:val="24"/>
@@ -3205,7 +2808,6 @@
               </w:rPr>
               <w:t>WorkPlanes</w:t>
             </w:r>
-            <w:proofErr w:type="spellEnd"/>
           </w:p>
         </w:tc>
         <w:tc>
@@ -3257,7 +2859,6 @@
                 <w:lang w:val="en-US"/>
               </w:rPr>
             </w:pPr>
-            <w:proofErr w:type="spellStart"/>
             <w:r>
               <w:rPr>
                 <w:sz w:val="24"/>
@@ -3266,7 +2867,6 @@
               </w:rPr>
               <w:t>PlanarSketch.SketchLines</w:t>
             </w:r>
-            <w:proofErr w:type="spellEnd"/>
           </w:p>
         </w:tc>
         <w:tc>
@@ -3288,7 +2888,6 @@
                 <w:lang w:val="en-US"/>
               </w:rPr>
             </w:pPr>
-            <w:proofErr w:type="spellStart"/>
             <w:r>
               <w:rPr>
                 <w:sz w:val="24"/>
@@ -3297,7 +2896,6 @@
               </w:rPr>
               <w:t>SketchLines</w:t>
             </w:r>
-            <w:proofErr w:type="spellEnd"/>
           </w:p>
         </w:tc>
         <w:tc>
@@ -3371,7 +2969,6 @@
                 <w:lang w:val="en-US"/>
               </w:rPr>
             </w:pPr>
-            <w:proofErr w:type="spellStart"/>
             <w:r>
               <w:rPr>
                 <w:sz w:val="24"/>
@@ -3380,7 +2977,6 @@
               </w:rPr>
               <w:t>PlanarSketch.Profiles</w:t>
             </w:r>
-            <w:proofErr w:type="spellEnd"/>
           </w:p>
         </w:tc>
         <w:tc>
@@ -3461,7 +3057,6 @@
                 <w:lang w:val="en-US"/>
               </w:rPr>
             </w:pPr>
-            <w:proofErr w:type="spellStart"/>
             <w:r>
               <w:rPr>
                 <w:sz w:val="24"/>
@@ -3470,7 +3065,6 @@
               </w:rPr>
               <w:t>PartComponentDefinition.Features</w:t>
             </w:r>
-            <w:proofErr w:type="spellEnd"/>
           </w:p>
         </w:tc>
         <w:tc>
@@ -3492,7 +3086,6 @@
                 <w:lang w:val="en-US"/>
               </w:rPr>
             </w:pPr>
-            <w:proofErr w:type="spellStart"/>
             <w:r>
               <w:rPr>
                 <w:sz w:val="24"/>
@@ -3501,7 +3094,6 @@
               </w:rPr>
               <w:t>PartFeatures</w:t>
             </w:r>
-            <w:proofErr w:type="spellEnd"/>
           </w:p>
         </w:tc>
         <w:tc>
@@ -3624,8 +3216,8 @@
         <w:tblLook w:val="04A0" w:firstRow="1" w:lastRow="0" w:firstColumn="1" w:lastColumn="0" w:noHBand="0" w:noVBand="1"/>
       </w:tblPr>
       <w:tblGrid>
-        <w:gridCol w:w="2962"/>
-        <w:gridCol w:w="2344"/>
+        <w:gridCol w:w="2963"/>
+        <w:gridCol w:w="2343"/>
         <w:gridCol w:w="1716"/>
         <w:gridCol w:w="2323"/>
       </w:tblGrid>
@@ -3750,21 +3342,12 @@
                 <w:lang w:val="en-US"/>
               </w:rPr>
             </w:pPr>
-            <w:proofErr w:type="spellStart"/>
-            <w:r>
-              <w:rPr>
-                <w:sz w:val="24"/>
-                <w:szCs w:val="24"/>
-              </w:rPr>
-              <w:t>Documents.Add</w:t>
-            </w:r>
-            <w:proofErr w:type="spellEnd"/>
-            <w:r>
-              <w:rPr>
-                <w:sz w:val="24"/>
-                <w:szCs w:val="24"/>
-              </w:rPr>
-              <w:t>()</w:t>
+            <w:r>
+              <w:rPr>
+                <w:sz w:val="24"/>
+                <w:szCs w:val="24"/>
+              </w:rPr>
+              <w:t>Documents.Add()</w:t>
             </w:r>
           </w:p>
         </w:tc>
@@ -3784,47 +3367,13 @@
                 <w:lang w:val="en-US"/>
               </w:rPr>
             </w:pPr>
-            <w:proofErr w:type="spellStart"/>
-            <w:r>
-              <w:rPr>
-                <w:sz w:val="24"/>
-                <w:szCs w:val="24"/>
-              </w:rPr>
-              <w:t>DocumentTypeEnum</w:t>
-            </w:r>
-            <w:proofErr w:type="spellEnd"/>
-            <w:r>
-              <w:rPr>
-                <w:sz w:val="24"/>
-                <w:szCs w:val="24"/>
-              </w:rPr>
-              <w:t xml:space="preserve">, </w:t>
-            </w:r>
-            <w:proofErr w:type="spellStart"/>
-            <w:r>
-              <w:rPr>
-                <w:sz w:val="24"/>
-                <w:szCs w:val="24"/>
-              </w:rPr>
-              <w:t>string</w:t>
-            </w:r>
-            <w:proofErr w:type="spellEnd"/>
-            <w:r>
-              <w:rPr>
-                <w:sz w:val="24"/>
-                <w:szCs w:val="24"/>
-              </w:rPr>
-              <w:t xml:space="preserve">, </w:t>
-            </w:r>
-            <w:proofErr w:type="spellStart"/>
-            <w:r>
-              <w:rPr>
-                <w:sz w:val="24"/>
-                <w:szCs w:val="24"/>
-              </w:rPr>
-              <w:t>bool</w:t>
-            </w:r>
-            <w:proofErr w:type="spellEnd"/>
+            <w:r>
+              <w:rPr>
+                <w:sz w:val="24"/>
+                <w:szCs w:val="24"/>
+              </w:rPr>
+              <w:t>DocumentTypeEnum, string, bool</w:t>
+            </w:r>
           </w:p>
         </w:tc>
         <w:tc>
@@ -3895,21 +3444,12 @@
                 <w:szCs w:val="24"/>
               </w:rPr>
             </w:pPr>
-            <w:proofErr w:type="spellStart"/>
-            <w:r>
-              <w:rPr>
-                <w:sz w:val="24"/>
-                <w:szCs w:val="24"/>
-              </w:rPr>
-              <w:t>PlanarSketches.Add</w:t>
-            </w:r>
-            <w:proofErr w:type="spellEnd"/>
-            <w:r>
-              <w:rPr>
-                <w:sz w:val="24"/>
-                <w:szCs w:val="24"/>
-              </w:rPr>
-              <w:t>()</w:t>
+            <w:r>
+              <w:rPr>
+                <w:sz w:val="24"/>
+                <w:szCs w:val="24"/>
+              </w:rPr>
+              <w:t>PlanarSketches.Add()</w:t>
             </w:r>
           </w:p>
         </w:tc>
@@ -3928,31 +3468,13 @@
                 <w:szCs w:val="24"/>
               </w:rPr>
             </w:pPr>
-            <w:proofErr w:type="spellStart"/>
-            <w:r>
-              <w:rPr>
-                <w:sz w:val="24"/>
-                <w:szCs w:val="24"/>
-              </w:rPr>
-              <w:t>WorkPlane</w:t>
-            </w:r>
-            <w:proofErr w:type="spellEnd"/>
-            <w:r>
-              <w:rPr>
-                <w:sz w:val="24"/>
-                <w:szCs w:val="24"/>
-              </w:rPr>
-              <w:t xml:space="preserve">, </w:t>
-            </w:r>
-            <w:proofErr w:type="spellStart"/>
-            <w:r>
-              <w:rPr>
-                <w:sz w:val="24"/>
-                <w:szCs w:val="24"/>
-              </w:rPr>
-              <w:t>bool</w:t>
-            </w:r>
-            <w:proofErr w:type="spellEnd"/>
+            <w:r>
+              <w:rPr>
+                <w:sz w:val="24"/>
+                <w:szCs w:val="24"/>
+              </w:rPr>
+              <w:t>WorkPlane, bool</w:t>
+            </w:r>
           </w:p>
         </w:tc>
         <w:tc>
@@ -3970,7 +3492,6 @@
                 <w:szCs w:val="24"/>
               </w:rPr>
             </w:pPr>
-            <w:proofErr w:type="spellStart"/>
             <w:r>
               <w:rPr>
                 <w:sz w:val="24"/>
@@ -3978,7 +3499,6 @@
               </w:rPr>
               <w:t>PlanarSketch</w:t>
             </w:r>
-            <w:proofErr w:type="spellEnd"/>
           </w:p>
         </w:tc>
         <w:tc>
@@ -4026,59 +3546,33 @@
                 <w:lang w:val="en-US"/>
               </w:rPr>
             </w:pPr>
-            <w:proofErr w:type="spellStart"/>
-            <w:r>
-              <w:rPr>
-                <w:sz w:val="24"/>
-                <w:szCs w:val="24"/>
-                <w:lang w:val="en-US"/>
-              </w:rPr>
-              <w:t>TransientGeometry</w:t>
-            </w:r>
-            <w:proofErr w:type="spellEnd"/>
-            <w:r>
-              <w:rPr>
-                <w:sz w:val="24"/>
-                <w:szCs w:val="24"/>
-                <w:lang w:val="en-US"/>
-              </w:rPr>
-              <w:t>.</w:t>
-            </w:r>
-          </w:p>
-          <w:p>
-            <w:pPr>
-              <w:tabs>
-                <w:tab w:val="left" w:pos="0"/>
-              </w:tabs>
-              <w:jc w:val="center"/>
-              <w:rPr>
-                <w:sz w:val="24"/>
-                <w:szCs w:val="24"/>
-                <w:lang w:val="en-US"/>
-              </w:rPr>
-            </w:pPr>
-            <w:r>
-              <w:rPr>
-                <w:sz w:val="24"/>
-                <w:szCs w:val="24"/>
-              </w:rPr>
-              <w:t>CreatePoint2</w:t>
-            </w:r>
-            <w:proofErr w:type="gramStart"/>
-            <w:r>
-              <w:rPr>
-                <w:sz w:val="24"/>
-                <w:szCs w:val="24"/>
-              </w:rPr>
-              <w:t>d(</w:t>
-            </w:r>
-            <w:proofErr w:type="gramEnd"/>
-            <w:r>
-              <w:rPr>
-                <w:sz w:val="24"/>
-                <w:szCs w:val="24"/>
-              </w:rPr>
-              <w:t>)</w:t>
+            <w:r>
+              <w:rPr>
+                <w:sz w:val="24"/>
+                <w:szCs w:val="24"/>
+                <w:lang w:val="en-US"/>
+              </w:rPr>
+              <w:t>TransientGeometry.</w:t>
+            </w:r>
+          </w:p>
+          <w:p>
+            <w:pPr>
+              <w:tabs>
+                <w:tab w:val="left" w:pos="0"/>
+              </w:tabs>
+              <w:jc w:val="center"/>
+              <w:rPr>
+                <w:sz w:val="24"/>
+                <w:szCs w:val="24"/>
+                <w:lang w:val="en-US"/>
+              </w:rPr>
+            </w:pPr>
+            <w:r>
+              <w:rPr>
+                <w:sz w:val="24"/>
+                <w:szCs w:val="24"/>
+              </w:rPr>
+              <w:t>CreatePoint2d()</w:t>
             </w:r>
           </w:p>
         </w:tc>
@@ -4098,37 +3592,12 @@
                 <w:lang w:val="en-US"/>
               </w:rPr>
             </w:pPr>
-            <w:proofErr w:type="spellStart"/>
-            <w:r>
-              <w:rPr>
-                <w:sz w:val="24"/>
-                <w:szCs w:val="24"/>
-              </w:rPr>
-              <w:t>double</w:t>
-            </w:r>
-            <w:proofErr w:type="spellEnd"/>
-            <w:r>
-              <w:rPr>
-                <w:sz w:val="24"/>
-                <w:szCs w:val="24"/>
-              </w:rPr>
-              <w:t xml:space="preserve"> x, </w:t>
-            </w:r>
-            <w:proofErr w:type="spellStart"/>
-            <w:r>
-              <w:rPr>
-                <w:sz w:val="24"/>
-                <w:szCs w:val="24"/>
-              </w:rPr>
-              <w:t>double</w:t>
-            </w:r>
-            <w:proofErr w:type="spellEnd"/>
-            <w:r>
-              <w:rPr>
-                <w:sz w:val="24"/>
-                <w:szCs w:val="24"/>
-              </w:rPr>
-              <w:t xml:space="preserve"> y</w:t>
+            <w:r>
+              <w:rPr>
+                <w:sz w:val="24"/>
+                <w:szCs w:val="24"/>
+              </w:rPr>
+              <w:t>double, double</w:t>
             </w:r>
           </w:p>
         </w:tc>
@@ -4200,36 +3669,26 @@
                 <w:szCs w:val="24"/>
               </w:rPr>
             </w:pPr>
-            <w:proofErr w:type="spellStart"/>
-            <w:r>
-              <w:rPr>
-                <w:sz w:val="24"/>
-                <w:szCs w:val="24"/>
-              </w:rPr>
-              <w:t>SketchLines</w:t>
-            </w:r>
-            <w:proofErr w:type="spellEnd"/>
-            <w:r>
-              <w:rPr>
-                <w:sz w:val="24"/>
-                <w:szCs w:val="24"/>
-              </w:rPr>
-              <w:t>.</w:t>
-            </w:r>
-          </w:p>
-          <w:p>
-            <w:pPr>
-              <w:tabs>
-                <w:tab w:val="left" w:pos="0"/>
-              </w:tabs>
-              <w:jc w:val="center"/>
-              <w:rPr>
-                <w:sz w:val="24"/>
-                <w:szCs w:val="24"/>
-                <w:lang w:val="en-US"/>
-              </w:rPr>
-            </w:pPr>
-            <w:proofErr w:type="spellStart"/>
+            <w:r>
+              <w:rPr>
+                <w:sz w:val="24"/>
+                <w:szCs w:val="24"/>
+              </w:rPr>
+              <w:t>SketchLines.</w:t>
+            </w:r>
+          </w:p>
+          <w:p>
+            <w:pPr>
+              <w:tabs>
+                <w:tab w:val="left" w:pos="0"/>
+              </w:tabs>
+              <w:jc w:val="center"/>
+              <w:rPr>
+                <w:sz w:val="24"/>
+                <w:szCs w:val="24"/>
+                <w:lang w:val="en-US"/>
+              </w:rPr>
+            </w:pPr>
             <w:r>
               <w:rPr>
                 <w:sz w:val="24"/>
@@ -4237,7 +3696,13 @@
               </w:rPr>
               <w:t>AddAsTwoPointRectangle</w:t>
             </w:r>
-            <w:proofErr w:type="spellEnd"/>
+            <w:r>
+              <w:rPr>
+                <w:sz w:val="24"/>
+                <w:szCs w:val="24"/>
+              </w:rPr>
+              <w:t>()</w:t>
+            </w:r>
           </w:p>
         </w:tc>
         <w:tc>
@@ -4279,7 +3744,6 @@
                 <w:szCs w:val="24"/>
               </w:rPr>
             </w:pPr>
-            <w:proofErr w:type="spellStart"/>
             <w:r>
               <w:rPr>
                 <w:sz w:val="24"/>
@@ -4287,20 +3751,18 @@
               </w:rPr>
               <w:t>SketchEntities</w:t>
             </w:r>
-            <w:proofErr w:type="spellEnd"/>
-          </w:p>
-          <w:p>
-            <w:pPr>
-              <w:tabs>
-                <w:tab w:val="left" w:pos="0"/>
-              </w:tabs>
-              <w:jc w:val="center"/>
-              <w:rPr>
-                <w:sz w:val="24"/>
-                <w:szCs w:val="24"/>
-              </w:rPr>
-            </w:pPr>
-            <w:proofErr w:type="spellStart"/>
+          </w:p>
+          <w:p>
+            <w:pPr>
+              <w:tabs>
+                <w:tab w:val="left" w:pos="0"/>
+              </w:tabs>
+              <w:jc w:val="center"/>
+              <w:rPr>
+                <w:sz w:val="24"/>
+                <w:szCs w:val="24"/>
+              </w:rPr>
+            </w:pPr>
             <w:r>
               <w:rPr>
                 <w:sz w:val="24"/>
@@ -4308,7 +3770,6 @@
               </w:rPr>
               <w:t>Enumerator</w:t>
             </w:r>
-            <w:proofErr w:type="spellEnd"/>
           </w:p>
         </w:tc>
         <w:tc>
@@ -4355,35 +3816,25 @@
                 <w:szCs w:val="24"/>
               </w:rPr>
             </w:pPr>
-            <w:proofErr w:type="spellStart"/>
-            <w:r>
-              <w:rPr>
-                <w:sz w:val="24"/>
-                <w:szCs w:val="24"/>
-              </w:rPr>
-              <w:t>SketchLines</w:t>
-            </w:r>
-            <w:proofErr w:type="spellEnd"/>
-            <w:r>
-              <w:rPr>
-                <w:sz w:val="24"/>
-                <w:szCs w:val="24"/>
-              </w:rPr>
-              <w:t>.</w:t>
-            </w:r>
-          </w:p>
-          <w:p>
-            <w:pPr>
-              <w:tabs>
-                <w:tab w:val="left" w:pos="0"/>
-              </w:tabs>
-              <w:jc w:val="center"/>
-              <w:rPr>
-                <w:sz w:val="24"/>
-                <w:szCs w:val="24"/>
-              </w:rPr>
-            </w:pPr>
-            <w:proofErr w:type="spellStart"/>
+            <w:r>
+              <w:rPr>
+                <w:sz w:val="24"/>
+                <w:szCs w:val="24"/>
+              </w:rPr>
+              <w:t>SketchLines.</w:t>
+            </w:r>
+          </w:p>
+          <w:p>
+            <w:pPr>
+              <w:tabs>
+                <w:tab w:val="left" w:pos="0"/>
+              </w:tabs>
+              <w:jc w:val="center"/>
+              <w:rPr>
+                <w:sz w:val="24"/>
+                <w:szCs w:val="24"/>
+              </w:rPr>
+            </w:pPr>
             <w:r>
               <w:rPr>
                 <w:sz w:val="24"/>
@@ -4391,7 +3842,13 @@
               </w:rPr>
               <w:t>AddByTwoPoints</w:t>
             </w:r>
-            <w:proofErr w:type="spellEnd"/>
+            <w:r>
+              <w:rPr>
+                <w:sz w:val="24"/>
+                <w:szCs w:val="24"/>
+              </w:rPr>
+              <w:t>()</w:t>
+            </w:r>
           </w:p>
         </w:tc>
         <w:tc>
@@ -4434,7 +3891,6 @@
                 <w:szCs w:val="24"/>
               </w:rPr>
             </w:pPr>
-            <w:proofErr w:type="spellStart"/>
             <w:r>
               <w:rPr>
                 <w:sz w:val="24"/>
@@ -4442,7 +3898,6 @@
               </w:rPr>
               <w:t>SketchLine</w:t>
             </w:r>
-            <w:proofErr w:type="spellEnd"/>
           </w:p>
         </w:tc>
         <w:tc>
@@ -4490,21 +3945,12 @@
                 <w:szCs w:val="24"/>
               </w:rPr>
             </w:pPr>
-            <w:proofErr w:type="spellStart"/>
-            <w:r>
-              <w:rPr>
-                <w:sz w:val="24"/>
-                <w:szCs w:val="24"/>
-              </w:rPr>
-              <w:t>Profiles.AddForSolid</w:t>
-            </w:r>
-            <w:proofErr w:type="spellEnd"/>
-            <w:r>
-              <w:rPr>
-                <w:sz w:val="24"/>
-                <w:szCs w:val="24"/>
-              </w:rPr>
-              <w:t>()</w:t>
+            <w:r>
+              <w:rPr>
+                <w:sz w:val="24"/>
+                <w:szCs w:val="24"/>
+              </w:rPr>
+              <w:t>Profiles.AddForSolid()</w:t>
             </w:r>
           </w:p>
         </w:tc>
@@ -4601,59 +4047,32 @@
                 <w:lang w:val="en-US"/>
               </w:rPr>
             </w:pPr>
-            <w:proofErr w:type="spellStart"/>
-            <w:r>
-              <w:rPr>
-                <w:sz w:val="24"/>
-                <w:szCs w:val="24"/>
-              </w:rPr>
-              <w:t>ExtrudeFeatures</w:t>
-            </w:r>
-            <w:proofErr w:type="spellEnd"/>
-            <w:r>
-              <w:rPr>
-                <w:sz w:val="24"/>
-                <w:szCs w:val="24"/>
-              </w:rPr>
-              <w:t>.</w:t>
-            </w:r>
-          </w:p>
-          <w:p>
-            <w:pPr>
-              <w:tabs>
-                <w:tab w:val="left" w:pos="0"/>
-              </w:tabs>
-              <w:jc w:val="center"/>
-              <w:rPr>
-                <w:sz w:val="24"/>
-                <w:szCs w:val="24"/>
-                <w:lang w:val="en-US"/>
-              </w:rPr>
-            </w:pPr>
-            <w:proofErr w:type="spellStart"/>
-            <w:proofErr w:type="gramStart"/>
-            <w:r>
-              <w:rPr>
-                <w:sz w:val="24"/>
-                <w:szCs w:val="24"/>
-              </w:rPr>
-              <w:t>AddByDistanceExtent</w:t>
-            </w:r>
-            <w:proofErr w:type="spellEnd"/>
-            <w:r>
-              <w:rPr>
-                <w:sz w:val="24"/>
-                <w:szCs w:val="24"/>
-              </w:rPr>
-              <w:t>(</w:t>
-            </w:r>
-            <w:proofErr w:type="gramEnd"/>
-            <w:r>
-              <w:rPr>
-                <w:sz w:val="24"/>
-                <w:szCs w:val="24"/>
-              </w:rPr>
-              <w:t>)</w:t>
+            <w:r>
+              <w:rPr>
+                <w:sz w:val="24"/>
+                <w:szCs w:val="24"/>
+              </w:rPr>
+              <w:t>ExtrudeFeatures.</w:t>
+            </w:r>
+          </w:p>
+          <w:p>
+            <w:pPr>
+              <w:tabs>
+                <w:tab w:val="left" w:pos="0"/>
+              </w:tabs>
+              <w:jc w:val="center"/>
+              <w:rPr>
+                <w:sz w:val="24"/>
+                <w:szCs w:val="24"/>
+                <w:lang w:val="en-US"/>
+              </w:rPr>
+            </w:pPr>
+            <w:r>
+              <w:rPr>
+                <w:sz w:val="24"/>
+                <w:szCs w:val="24"/>
+              </w:rPr>
+              <w:t>AddByDistanceExtent()</w:t>
             </w:r>
           </w:p>
         </w:tc>
@@ -4678,47 +4097,21 @@
                 <w:sz w:val="24"/>
                 <w:szCs w:val="24"/>
               </w:rPr>
-              <w:t xml:space="preserve">Profile, </w:t>
-            </w:r>
-            <w:proofErr w:type="spellStart"/>
-            <w:r>
-              <w:rPr>
-                <w:sz w:val="24"/>
-                <w:szCs w:val="24"/>
-              </w:rPr>
-              <w:t>double</w:t>
-            </w:r>
-            <w:proofErr w:type="spellEnd"/>
-            <w:r>
-              <w:rPr>
-                <w:sz w:val="24"/>
-                <w:szCs w:val="24"/>
-              </w:rPr>
-              <w:t xml:space="preserve">, </w:t>
-            </w:r>
-            <w:proofErr w:type="spellStart"/>
-            <w:r>
-              <w:rPr>
-                <w:sz w:val="24"/>
-                <w:szCs w:val="24"/>
-              </w:rPr>
-              <w:t>PartFeature</w:t>
-            </w:r>
-            <w:proofErr w:type="spellEnd"/>
-          </w:p>
-          <w:p>
-            <w:pPr>
-              <w:tabs>
-                <w:tab w:val="left" w:pos="0"/>
-              </w:tabs>
-              <w:jc w:val="center"/>
-              <w:rPr>
-                <w:sz w:val="24"/>
-                <w:szCs w:val="24"/>
-                <w:lang w:val="en-US"/>
-              </w:rPr>
-            </w:pPr>
-            <w:proofErr w:type="spellStart"/>
+              <w:t>Profile, double, PartFeature</w:t>
+            </w:r>
+          </w:p>
+          <w:p>
+            <w:pPr>
+              <w:tabs>
+                <w:tab w:val="left" w:pos="0"/>
+              </w:tabs>
+              <w:jc w:val="center"/>
+              <w:rPr>
+                <w:sz w:val="24"/>
+                <w:szCs w:val="24"/>
+                <w:lang w:val="en-US"/>
+              </w:rPr>
+            </w:pPr>
             <w:r>
               <w:rPr>
                 <w:sz w:val="24"/>
@@ -4726,7 +4119,6 @@
               </w:rPr>
               <w:t>ExtentDirectionEnum</w:t>
             </w:r>
-            <w:proofErr w:type="spellEnd"/>
           </w:p>
         </w:tc>
         <w:tc>
@@ -4744,7 +4136,6 @@
                 <w:szCs w:val="24"/>
               </w:rPr>
             </w:pPr>
-            <w:proofErr w:type="spellStart"/>
             <w:r>
               <w:rPr>
                 <w:sz w:val="24"/>
@@ -4752,7 +4143,6 @@
               </w:rPr>
               <w:t>ExtrudeFeature</w:t>
             </w:r>
-            <w:proofErr w:type="spellEnd"/>
           </w:p>
         </w:tc>
         <w:tc>
@@ -7059,109 +6449,36 @@
         <w:jc w:val="both"/>
         <w:rPr>
           <w:sz w:val="28"/>
-          <w:szCs w:val="28"/>
-        </w:rPr>
-      </w:pPr>
-      <w:r>
-        <w:rPr>
-          <w:sz w:val="28"/>
-          <w:szCs w:val="28"/>
-        </w:rPr>
-        <w:t xml:space="preserve">Класс </w:t>
-      </w:r>
-      <w:proofErr w:type="spellStart"/>
-      <w:r>
-        <w:rPr>
-          <w:sz w:val="28"/>
-          <w:szCs w:val="28"/>
-        </w:rPr>
-        <w:t>MainForm</w:t>
-      </w:r>
-      <w:proofErr w:type="spellEnd"/>
-      <w:r>
-        <w:rPr>
-          <w:sz w:val="28"/>
-          <w:szCs w:val="28"/>
-        </w:rPr>
-        <w:t xml:space="preserve"> является главным окном приложения. Он хранит в себе параметры (</w:t>
-      </w:r>
-      <w:proofErr w:type="spellStart"/>
-      <w:r>
-        <w:rPr>
-          <w:sz w:val="28"/>
-          <w:szCs w:val="28"/>
-        </w:rPr>
-        <w:t>Parameters</w:t>
-      </w:r>
-      <w:proofErr w:type="spellEnd"/>
-      <w:r>
-        <w:rPr>
-          <w:sz w:val="28"/>
-          <w:szCs w:val="28"/>
-        </w:rPr>
-        <w:t>) и объект класса строителя модели (</w:t>
-      </w:r>
-      <w:proofErr w:type="spellStart"/>
-      <w:r>
-        <w:rPr>
-          <w:sz w:val="28"/>
-          <w:szCs w:val="28"/>
-        </w:rPr>
-        <w:t>Builder</w:t>
-      </w:r>
-      <w:proofErr w:type="spellEnd"/>
-      <w:r>
-        <w:rPr>
-          <w:sz w:val="28"/>
-          <w:szCs w:val="28"/>
-        </w:rPr>
-        <w:t xml:space="preserve">). Класс </w:t>
-      </w:r>
-      <w:proofErr w:type="spellStart"/>
-      <w:r>
-        <w:rPr>
-          <w:sz w:val="28"/>
-          <w:szCs w:val="28"/>
-        </w:rPr>
-        <w:t>Builder</w:t>
-      </w:r>
-      <w:proofErr w:type="spellEnd"/>
-      <w:r>
-        <w:rPr>
-          <w:sz w:val="28"/>
-          <w:szCs w:val="28"/>
-        </w:rPr>
-        <w:t xml:space="preserve"> использует объект обертки API (</w:t>
-      </w:r>
-      <w:proofErr w:type="spellStart"/>
-      <w:r>
-        <w:rPr>
-          <w:sz w:val="28"/>
-          <w:szCs w:val="28"/>
-        </w:rPr>
-        <w:t>Wrapper</w:t>
-      </w:r>
-      <w:proofErr w:type="spellEnd"/>
-      <w:r>
-        <w:rPr>
-          <w:sz w:val="28"/>
-          <w:szCs w:val="28"/>
-        </w:rPr>
-        <w:t xml:space="preserve">), в котором находятся все нужные методы создания примитивов и документов, которые пригодятся для построения модели в САПР </w:t>
-      </w:r>
-      <w:proofErr w:type="spellStart"/>
-      <w:r>
-        <w:rPr>
-          <w:sz w:val="28"/>
-          <w:szCs w:val="28"/>
-        </w:rPr>
-        <w:t>Inventor</w:t>
-      </w:r>
-      <w:proofErr w:type="spellEnd"/>
-      <w:r>
-        <w:rPr>
-          <w:sz w:val="28"/>
-          <w:szCs w:val="28"/>
+        </w:rPr>
+      </w:pPr>
+      <w:r>
+        <w:rPr>
+          <w:sz w:val="28"/>
+          <w:szCs w:val="28"/>
+        </w:rPr>
+        <w:t xml:space="preserve">На рисунке 3.1 представлена </w:t>
+      </w:r>
+      <w:r>
+        <w:rPr>
+          <w:sz w:val="28"/>
+        </w:rPr>
+        <w:t>UML диаграмма классов для плагина «Рамка</w:t>
+      </w:r>
+      <w:r>
+        <w:rPr>
+          <w:sz w:val="28"/>
+        </w:rPr>
+        <w:t xml:space="preserve"> </w:t>
+      </w:r>
+      <w:r>
+        <w:rPr>
+          <w:sz w:val="28"/>
+        </w:rPr>
+        <w:t>для фотографии»</w:t>
+      </w:r>
+      <w:r>
+        <w:rPr>
+          <w:sz w:val="28"/>
         </w:rPr>
         <w:t>.</w:t>
       </w:r>
@@ -7269,6 +6586,20 @@
     </w:p>
     <w:p>
       <w:pPr>
+        <w:widowControl/>
+        <w:autoSpaceDE/>
+        <w:autoSpaceDN/>
+        <w:spacing w:after="160" w:line="278" w:lineRule="auto"/>
+        <w:rPr>
+          <w:sz w:val="28"/>
+        </w:rPr>
+      </w:pPr>
+    </w:p>
+    <w:p>
+      <w:pPr>
+        <w:widowControl/>
+        <w:autoSpaceDE/>
+        <w:autoSpaceDN/>
         <w:spacing w:line="360" w:lineRule="auto"/>
         <w:ind w:firstLine="708"/>
         <w:jc w:val="both"/>
@@ -7276,6 +6607,170 @@
           <w:sz w:val="28"/>
         </w:rPr>
       </w:pPr>
+      <w:r>
+        <w:rPr>
+          <w:sz w:val="28"/>
+        </w:rPr>
+        <w:t>В состав системы входят следующие основные классы:</w:t>
+      </w:r>
+    </w:p>
+    <w:p>
+      <w:pPr>
+        <w:widowControl/>
+        <w:autoSpaceDE/>
+        <w:autoSpaceDN/>
+        <w:spacing w:line="360" w:lineRule="auto"/>
+        <w:ind w:firstLine="708"/>
+        <w:jc w:val="both"/>
+        <w:rPr>
+          <w:sz w:val="28"/>
+        </w:rPr>
+      </w:pPr>
+      <w:r>
+        <w:rPr>
+          <w:sz w:val="28"/>
+        </w:rPr>
+        <w:t>– MainForm – главное окно пользовательского интерфейса, предназначенное для отображения элементов управления, ввода параметров модели, первичной валидации полей и вывода предупреждений об ошибках;</w:t>
+      </w:r>
+    </w:p>
+    <w:p>
+      <w:pPr>
+        <w:widowControl/>
+        <w:autoSpaceDE/>
+        <w:autoSpaceDN/>
+        <w:spacing w:line="360" w:lineRule="auto"/>
+        <w:ind w:firstLine="708"/>
+        <w:jc w:val="both"/>
+        <w:rPr>
+          <w:sz w:val="28"/>
+        </w:rPr>
+      </w:pPr>
+      <w:r>
+        <w:rPr>
+          <w:sz w:val="28"/>
+        </w:rPr>
+        <w:lastRenderedPageBreak/>
+        <w:t>– Parameters – класс, содержащий геометрические параметры рамки для фотографии</w:t>
+      </w:r>
+      <w:r>
+        <w:rPr>
+          <w:sz w:val="28"/>
+        </w:rPr>
+        <w:t xml:space="preserve"> </w:t>
+      </w:r>
+      <w:r>
+        <w:rPr>
+          <w:sz w:val="28"/>
+        </w:rPr>
+        <w:t>и выполняющий проверку геометрических ограничений взаимозависимых параметров L1, H1 и</w:t>
+      </w:r>
+      <w:r>
+        <w:rPr>
+          <w:sz w:val="28"/>
+        </w:rPr>
+        <w:t xml:space="preserve"> </w:t>
+      </w:r>
+      <w:r>
+        <w:rPr>
+          <w:sz w:val="28"/>
+        </w:rPr>
+        <w:t>W;</w:t>
+      </w:r>
+    </w:p>
+    <w:p>
+      <w:pPr>
+        <w:widowControl/>
+        <w:autoSpaceDE/>
+        <w:autoSpaceDN/>
+        <w:spacing w:line="360" w:lineRule="auto"/>
+        <w:ind w:firstLine="708"/>
+        <w:jc w:val="both"/>
+        <w:rPr>
+          <w:sz w:val="28"/>
+        </w:rPr>
+      </w:pPr>
+      <w:r>
+        <w:rPr>
+          <w:sz w:val="28"/>
+        </w:rPr>
+        <w:t>– Builder – класс, отвечающий за последовательное построение трехмерной модели рамки для фотографии на основе заданных параметров;</w:t>
+      </w:r>
+    </w:p>
+    <w:p>
+      <w:pPr>
+        <w:widowControl/>
+        <w:autoSpaceDE/>
+        <w:autoSpaceDN/>
+        <w:spacing w:line="360" w:lineRule="auto"/>
+        <w:ind w:firstLine="708"/>
+        <w:jc w:val="both"/>
+        <w:rPr>
+          <w:sz w:val="28"/>
+        </w:rPr>
+      </w:pPr>
+      <w:r>
+        <w:rPr>
+          <w:sz w:val="28"/>
+        </w:rPr>
+        <w:t xml:space="preserve">– Wrapper – класс-обертка над API Autodesk Inventor, предоставляющий методы для запуска САПР, создания документа детали, 2D-эскизов, геометрических примитивов и операций твердотельного выдавливания.   </w:t>
+      </w:r>
+    </w:p>
+    <w:p>
+      <w:pPr>
+        <w:widowControl/>
+        <w:autoSpaceDE/>
+        <w:autoSpaceDN/>
+        <w:spacing w:line="360" w:lineRule="auto"/>
+        <w:ind w:firstLine="708"/>
+        <w:jc w:val="both"/>
+        <w:rPr>
+          <w:sz w:val="28"/>
+        </w:rPr>
+      </w:pPr>
+      <w:r>
+        <w:rPr>
+          <w:sz w:val="28"/>
+        </w:rPr>
+        <w:t xml:space="preserve">Класс MainForm связан отношением композиции с классами Parameters и Builder, так как хранит их экземпляры в своих полях и управляет временем их жизни. Главное окно получает введенные пользователем значения, проверяет корректность ввода и передает параметры в класс Parameters. После успешной проверки всех ограничений MainForm вызывает метод построения модели у класса Builder.   </w:t>
+      </w:r>
+    </w:p>
+    <w:p>
+      <w:pPr>
+        <w:widowControl/>
+        <w:autoSpaceDE/>
+        <w:autoSpaceDN/>
+        <w:spacing w:line="360" w:lineRule="auto"/>
+        <w:ind w:firstLine="708"/>
+        <w:jc w:val="both"/>
+        <w:rPr>
+          <w:sz w:val="28"/>
+        </w:rPr>
+      </w:pPr>
+      <w:r>
+        <w:rPr>
+          <w:sz w:val="28"/>
+        </w:rPr>
+        <w:t xml:space="preserve">Класс Builder связан отношением композиции с классом Wrapper и использует его методы для выполнения операций трехмерного построения модели средствами API Autodesk Inventor.   </w:t>
+      </w:r>
+    </w:p>
+    <w:p>
+      <w:pPr>
+        <w:widowControl/>
+        <w:autoSpaceDE/>
+        <w:autoSpaceDN/>
+        <w:spacing w:line="360" w:lineRule="auto"/>
+        <w:ind w:firstLine="708"/>
+        <w:jc w:val="both"/>
+        <w:rPr>
+          <w:sz w:val="28"/>
+        </w:rPr>
+      </w:pPr>
+      <w:r>
+        <w:rPr>
+          <w:sz w:val="28"/>
+        </w:rPr>
+        <w:t xml:space="preserve">Между классами Builder и Parameters установлена связь использования, поскольку Builder получает объект Parameters в качестве входного параметра в методах построения для доступа к актуальным значениям размеров рамки и угла наклона подставки. </w:t>
+      </w:r>
     </w:p>
     <w:p>
       <w:pPr>
@@ -7348,7 +6843,6 @@
           <w:sz w:val="28"/>
           <w:szCs w:val="28"/>
         </w:rPr>
-        <w:lastRenderedPageBreak/>
         <w:t>Таблица 3.</w:t>
       </w:r>
       <w:r>
@@ -7379,7 +6873,6 @@
         </w:rPr>
         <w:t xml:space="preserve"> Свойства класса </w:t>
       </w:r>
-      <w:proofErr w:type="spellStart"/>
       <w:r>
         <w:rPr>
           <w:sz w:val="28"/>
@@ -7387,7 +6880,6 @@
         </w:rPr>
         <w:t>MainForm</w:t>
       </w:r>
-      <w:proofErr w:type="spellEnd"/>
     </w:p>
     <w:tbl>
       <w:tblPr>
@@ -7573,17 +7065,8 @@
                 <w:sz w:val="24"/>
                 <w:szCs w:val="24"/>
               </w:rPr>
-              <w:t>_</w:t>
-            </w:r>
-            <w:proofErr w:type="spellStart"/>
-            <w:r>
-              <w:rPr>
-                <w:sz w:val="24"/>
-                <w:szCs w:val="24"/>
-              </w:rPr>
-              <w:t>parameters</w:t>
-            </w:r>
-            <w:proofErr w:type="spellEnd"/>
+              <w:t>_parameters</w:t>
+            </w:r>
           </w:p>
         </w:tc>
         <w:tc>
@@ -7638,16 +7121,6 @@
         </w:tc>
       </w:tr>
     </w:tbl>
-    <w:p>
-      <w:pPr>
-        <w:spacing w:line="360" w:lineRule="auto"/>
-        <w:jc w:val="both"/>
-        <w:rPr>
-          <w:sz w:val="28"/>
-          <w:szCs w:val="28"/>
-        </w:rPr>
-      </w:pPr>
-    </w:p>
     <w:p>
       <w:pPr>
         <w:tabs>
@@ -7660,6 +7133,49 @@
           <w:sz w:val="28"/>
         </w:rPr>
       </w:pPr>
+    </w:p>
+    <w:p>
+      <w:pPr>
+        <w:widowControl/>
+        <w:autoSpaceDE/>
+        <w:autoSpaceDN/>
+        <w:spacing w:after="160" w:line="278" w:lineRule="auto"/>
+        <w:rPr>
+          <w:sz w:val="28"/>
+        </w:rPr>
+      </w:pPr>
+      <w:r>
+        <w:rPr>
+          <w:sz w:val="28"/>
+        </w:rPr>
+        <w:br w:type="page"/>
+      </w:r>
+    </w:p>
+    <w:p>
+      <w:pPr>
+        <w:tabs>
+          <w:tab w:val="left" w:pos="0"/>
+        </w:tabs>
+        <w:spacing w:line="360" w:lineRule="auto"/>
+        <w:ind w:right="-51"/>
+        <w:jc w:val="both"/>
+        <w:rPr>
+          <w:sz w:val="28"/>
+        </w:rPr>
+      </w:pPr>
+    </w:p>
+    <w:p>
+      <w:pPr>
+        <w:tabs>
+          <w:tab w:val="left" w:pos="0"/>
+        </w:tabs>
+        <w:spacing w:line="360" w:lineRule="auto"/>
+        <w:ind w:right="-51"/>
+        <w:jc w:val="both"/>
+        <w:rPr>
+          <w:sz w:val="28"/>
+        </w:rPr>
+      </w:pPr>
       <w:r>
         <w:rPr>
           <w:sz w:val="28"/>
@@ -7673,7 +7189,6 @@
         </w:rPr>
         <w:t xml:space="preserve">класса </w:t>
       </w:r>
-      <w:proofErr w:type="spellStart"/>
       <w:r>
         <w:rPr>
           <w:sz w:val="28"/>
@@ -7681,7 +7196,6 @@
         </w:rPr>
         <w:t>MainForm</w:t>
       </w:r>
-      <w:proofErr w:type="spellEnd"/>
     </w:p>
     <w:tbl>
       <w:tblPr>
@@ -7770,7 +7284,14 @@
                 <w:sz w:val="24"/>
                 <w:szCs w:val="24"/>
               </w:rPr>
-              <w:t>Тип возвращаемых параметров</w:t>
+              <w:t xml:space="preserve">Тип возвращаемых </w:t>
+            </w:r>
+            <w:r>
+              <w:rPr>
+                <w:sz w:val="24"/>
+                <w:szCs w:val="24"/>
+              </w:rPr>
+              <w:t>данных</w:t>
             </w:r>
           </w:p>
         </w:tc>
@@ -7818,8 +7339,6 @@
                 <w:szCs w:val="24"/>
               </w:rPr>
             </w:pPr>
-            <w:proofErr w:type="spellStart"/>
-            <w:proofErr w:type="gramStart"/>
             <w:r>
               <w:rPr>
                 <w:sz w:val="24"/>
@@ -7828,21 +7347,12 @@
               </w:rPr>
               <w:t>BuildModel</w:t>
             </w:r>
-            <w:proofErr w:type="spellEnd"/>
-            <w:r>
-              <w:rPr>
-                <w:sz w:val="24"/>
-                <w:szCs w:val="24"/>
-              </w:rPr>
-              <w:t>(</w:t>
-            </w:r>
-            <w:proofErr w:type="gramEnd"/>
-            <w:r>
-              <w:rPr>
-                <w:sz w:val="24"/>
-                <w:szCs w:val="24"/>
-              </w:rPr>
-              <w:t>)</w:t>
+            <w:r>
+              <w:rPr>
+                <w:sz w:val="24"/>
+                <w:szCs w:val="24"/>
+              </w:rPr>
+              <w:t>()</w:t>
             </w:r>
           </w:p>
         </w:tc>
@@ -7940,8 +7450,6 @@
                 <w:szCs w:val="24"/>
               </w:rPr>
             </w:pPr>
-            <w:proofErr w:type="spellStart"/>
-            <w:proofErr w:type="gramStart"/>
             <w:r>
               <w:rPr>
                 <w:sz w:val="24"/>
@@ -7950,21 +7458,12 @@
               </w:rPr>
               <w:t>FirstValidate</w:t>
             </w:r>
-            <w:proofErr w:type="spellEnd"/>
-            <w:r>
-              <w:rPr>
-                <w:sz w:val="24"/>
-                <w:szCs w:val="24"/>
-              </w:rPr>
-              <w:t>(</w:t>
-            </w:r>
-            <w:proofErr w:type="gramEnd"/>
-            <w:r>
-              <w:rPr>
-                <w:sz w:val="24"/>
-                <w:szCs w:val="24"/>
-              </w:rPr>
-              <w:t>)</w:t>
+            <w:r>
+              <w:rPr>
+                <w:sz w:val="24"/>
+                <w:szCs w:val="24"/>
+              </w:rPr>
+              <w:t>()</w:t>
             </w:r>
           </w:p>
         </w:tc>
@@ -8063,41 +7562,13 @@
                 <w:lang w:val="en-US"/>
               </w:rPr>
             </w:pPr>
-            <w:proofErr w:type="spellStart"/>
-            <w:r>
-              <w:rPr>
-                <w:sz w:val="24"/>
-                <w:szCs w:val="24"/>
-                <w:lang w:val="en-US"/>
-              </w:rPr>
-              <w:t>TextBox_FrameWidth_</w:t>
-            </w:r>
-            <w:proofErr w:type="gramStart"/>
-            <w:r>
-              <w:rPr>
-                <w:sz w:val="24"/>
-                <w:szCs w:val="24"/>
-                <w:lang w:val="en-US"/>
-              </w:rPr>
-              <w:t>Leave</w:t>
-            </w:r>
-            <w:proofErr w:type="spellEnd"/>
-            <w:r>
-              <w:rPr>
-                <w:sz w:val="24"/>
-                <w:szCs w:val="24"/>
-                <w:lang w:val="en-US"/>
-              </w:rPr>
-              <w:t>(</w:t>
-            </w:r>
-            <w:proofErr w:type="gramEnd"/>
-            <w:r>
-              <w:rPr>
-                <w:sz w:val="24"/>
-                <w:szCs w:val="24"/>
-                <w:lang w:val="en-US"/>
-              </w:rPr>
-              <w:t>)</w:t>
+            <w:r>
+              <w:rPr>
+                <w:sz w:val="24"/>
+                <w:szCs w:val="24"/>
+                <w:lang w:val="en-US"/>
+              </w:rPr>
+              <w:t>TextBox_FrameWidth_Leave()</w:t>
             </w:r>
           </w:p>
         </w:tc>
@@ -8117,31 +7588,13 @@
                 <w:lang w:val="en-US"/>
               </w:rPr>
             </w:pPr>
-            <w:proofErr w:type="spellStart"/>
-            <w:r>
-              <w:rPr>
-                <w:sz w:val="24"/>
-                <w:szCs w:val="24"/>
-              </w:rPr>
-              <w:t>object</w:t>
-            </w:r>
-            <w:proofErr w:type="spellEnd"/>
-            <w:r>
-              <w:rPr>
-                <w:sz w:val="24"/>
-                <w:szCs w:val="24"/>
-              </w:rPr>
-              <w:t xml:space="preserve">, </w:t>
-            </w:r>
-            <w:proofErr w:type="spellStart"/>
-            <w:r>
-              <w:rPr>
-                <w:sz w:val="24"/>
-                <w:szCs w:val="24"/>
-              </w:rPr>
-              <w:t>EventArgs</w:t>
-            </w:r>
-            <w:proofErr w:type="spellEnd"/>
+            <w:r>
+              <w:rPr>
+                <w:sz w:val="24"/>
+                <w:szCs w:val="24"/>
+              </w:rPr>
+              <w:t>object, EventArgs</w:t>
+            </w:r>
           </w:p>
         </w:tc>
         <w:tc>
@@ -8215,41 +7668,13 @@
                 <w:lang w:val="en-US"/>
               </w:rPr>
             </w:pPr>
-            <w:proofErr w:type="spellStart"/>
-            <w:r>
-              <w:rPr>
-                <w:sz w:val="24"/>
-                <w:szCs w:val="24"/>
-                <w:lang w:val="en-US"/>
-              </w:rPr>
-              <w:t>TextBox_FrameHeight_</w:t>
-            </w:r>
-            <w:proofErr w:type="gramStart"/>
-            <w:r>
-              <w:rPr>
-                <w:sz w:val="24"/>
-                <w:szCs w:val="24"/>
-                <w:lang w:val="en-US"/>
-              </w:rPr>
-              <w:t>Leave</w:t>
-            </w:r>
-            <w:proofErr w:type="spellEnd"/>
-            <w:r>
-              <w:rPr>
-                <w:sz w:val="24"/>
-                <w:szCs w:val="24"/>
-                <w:lang w:val="en-US"/>
-              </w:rPr>
-              <w:t>(</w:t>
-            </w:r>
-            <w:proofErr w:type="gramEnd"/>
-            <w:r>
-              <w:rPr>
-                <w:sz w:val="24"/>
-                <w:szCs w:val="24"/>
-                <w:lang w:val="en-US"/>
-              </w:rPr>
-              <w:t>)</w:t>
+            <w:r>
+              <w:rPr>
+                <w:sz w:val="24"/>
+                <w:szCs w:val="24"/>
+                <w:lang w:val="en-US"/>
+              </w:rPr>
+              <w:t>TextBox_FrameHeight_Leave()</w:t>
             </w:r>
           </w:p>
         </w:tc>
@@ -8269,31 +7694,13 @@
                 <w:lang w:val="en-US"/>
               </w:rPr>
             </w:pPr>
-            <w:proofErr w:type="spellStart"/>
-            <w:r>
-              <w:rPr>
-                <w:sz w:val="24"/>
-                <w:szCs w:val="24"/>
-              </w:rPr>
-              <w:t>object</w:t>
-            </w:r>
-            <w:proofErr w:type="spellEnd"/>
-            <w:r>
-              <w:rPr>
-                <w:sz w:val="24"/>
-                <w:szCs w:val="24"/>
-              </w:rPr>
-              <w:t xml:space="preserve">, </w:t>
-            </w:r>
-            <w:proofErr w:type="spellStart"/>
-            <w:r>
-              <w:rPr>
-                <w:sz w:val="24"/>
-                <w:szCs w:val="24"/>
-              </w:rPr>
-              <w:t>EventArgs</w:t>
-            </w:r>
-            <w:proofErr w:type="spellEnd"/>
+            <w:r>
+              <w:rPr>
+                <w:sz w:val="24"/>
+                <w:szCs w:val="24"/>
+              </w:rPr>
+              <w:t>object, EventArgs</w:t>
+            </w:r>
           </w:p>
         </w:tc>
         <w:tc>
@@ -8367,41 +7774,13 @@
                 <w:lang w:val="en-US"/>
               </w:rPr>
             </w:pPr>
-            <w:proofErr w:type="spellStart"/>
-            <w:r>
-              <w:rPr>
-                <w:sz w:val="24"/>
-                <w:szCs w:val="24"/>
-                <w:lang w:val="en-US"/>
-              </w:rPr>
-              <w:t>TextBox_BorderWidth_</w:t>
-            </w:r>
-            <w:proofErr w:type="gramStart"/>
-            <w:r>
-              <w:rPr>
-                <w:sz w:val="24"/>
-                <w:szCs w:val="24"/>
-                <w:lang w:val="en-US"/>
-              </w:rPr>
-              <w:t>Leave</w:t>
-            </w:r>
-            <w:proofErr w:type="spellEnd"/>
-            <w:r>
-              <w:rPr>
-                <w:sz w:val="24"/>
-                <w:szCs w:val="24"/>
-                <w:lang w:val="en-US"/>
-              </w:rPr>
-              <w:t>(</w:t>
-            </w:r>
-            <w:proofErr w:type="gramEnd"/>
-            <w:r>
-              <w:rPr>
-                <w:sz w:val="24"/>
-                <w:szCs w:val="24"/>
-                <w:lang w:val="en-US"/>
-              </w:rPr>
-              <w:t>)</w:t>
+            <w:r>
+              <w:rPr>
+                <w:sz w:val="24"/>
+                <w:szCs w:val="24"/>
+                <w:lang w:val="en-US"/>
+              </w:rPr>
+              <w:t>TextBox_BorderWidth_Leave()</w:t>
             </w:r>
           </w:p>
         </w:tc>
@@ -8421,31 +7800,13 @@
                 <w:lang w:val="en-US"/>
               </w:rPr>
             </w:pPr>
-            <w:proofErr w:type="spellStart"/>
-            <w:r>
-              <w:rPr>
-                <w:sz w:val="24"/>
-                <w:szCs w:val="24"/>
-              </w:rPr>
-              <w:t>object</w:t>
-            </w:r>
-            <w:proofErr w:type="spellEnd"/>
-            <w:r>
-              <w:rPr>
-                <w:sz w:val="24"/>
-                <w:szCs w:val="24"/>
-              </w:rPr>
-              <w:t xml:space="preserve">, </w:t>
-            </w:r>
-            <w:proofErr w:type="spellStart"/>
-            <w:r>
-              <w:rPr>
-                <w:sz w:val="24"/>
-                <w:szCs w:val="24"/>
-              </w:rPr>
-              <w:t>EventArgs</w:t>
-            </w:r>
-            <w:proofErr w:type="spellEnd"/>
+            <w:r>
+              <w:rPr>
+                <w:sz w:val="24"/>
+                <w:szCs w:val="24"/>
+              </w:rPr>
+              <w:t>object, EventArgs</w:t>
+            </w:r>
           </w:p>
         </w:tc>
         <w:tc>
@@ -8519,41 +7880,13 @@
                 <w:lang w:val="en-US"/>
               </w:rPr>
             </w:pPr>
-            <w:proofErr w:type="spellStart"/>
-            <w:r>
-              <w:rPr>
-                <w:sz w:val="24"/>
-                <w:szCs w:val="24"/>
-                <w:lang w:val="en-US"/>
-              </w:rPr>
-              <w:t>TextBox_FrameThickness_</w:t>
-            </w:r>
-            <w:proofErr w:type="gramStart"/>
-            <w:r>
-              <w:rPr>
-                <w:sz w:val="24"/>
-                <w:szCs w:val="24"/>
-                <w:lang w:val="en-US"/>
-              </w:rPr>
-              <w:t>Leave</w:t>
-            </w:r>
-            <w:proofErr w:type="spellEnd"/>
-            <w:r>
-              <w:rPr>
-                <w:sz w:val="24"/>
-                <w:szCs w:val="24"/>
-                <w:lang w:val="en-US"/>
-              </w:rPr>
-              <w:t>(</w:t>
-            </w:r>
-            <w:proofErr w:type="gramEnd"/>
-            <w:r>
-              <w:rPr>
-                <w:sz w:val="24"/>
-                <w:szCs w:val="24"/>
-                <w:lang w:val="en-US"/>
-              </w:rPr>
-              <w:t>)</w:t>
+            <w:r>
+              <w:rPr>
+                <w:sz w:val="24"/>
+                <w:szCs w:val="24"/>
+                <w:lang w:val="en-US"/>
+              </w:rPr>
+              <w:t>TextBox_FrameThickness_Leave()</w:t>
             </w:r>
           </w:p>
         </w:tc>
@@ -8573,31 +7906,13 @@
                 <w:lang w:val="en-US"/>
               </w:rPr>
             </w:pPr>
-            <w:proofErr w:type="spellStart"/>
-            <w:r>
-              <w:rPr>
-                <w:sz w:val="24"/>
-                <w:szCs w:val="24"/>
-              </w:rPr>
-              <w:t>object</w:t>
-            </w:r>
-            <w:proofErr w:type="spellEnd"/>
-            <w:r>
-              <w:rPr>
-                <w:sz w:val="24"/>
-                <w:szCs w:val="24"/>
-              </w:rPr>
-              <w:t xml:space="preserve">, </w:t>
-            </w:r>
-            <w:proofErr w:type="spellStart"/>
-            <w:r>
-              <w:rPr>
-                <w:sz w:val="24"/>
-                <w:szCs w:val="24"/>
-              </w:rPr>
-              <w:t>EventArgs</w:t>
-            </w:r>
-            <w:proofErr w:type="spellEnd"/>
+            <w:r>
+              <w:rPr>
+                <w:sz w:val="24"/>
+                <w:szCs w:val="24"/>
+              </w:rPr>
+              <w:t>object, EventArgs</w:t>
+            </w:r>
           </w:p>
         </w:tc>
         <w:tc>
@@ -8671,41 +7986,13 @@
                 <w:lang w:val="en-US"/>
               </w:rPr>
             </w:pPr>
-            <w:proofErr w:type="spellStart"/>
-            <w:r>
-              <w:rPr>
-                <w:sz w:val="24"/>
-                <w:szCs w:val="24"/>
-                <w:lang w:val="en-US"/>
-              </w:rPr>
-              <w:t>TextBox_StandAngle_</w:t>
-            </w:r>
-            <w:proofErr w:type="gramStart"/>
-            <w:r>
-              <w:rPr>
-                <w:sz w:val="24"/>
-                <w:szCs w:val="24"/>
-                <w:lang w:val="en-US"/>
-              </w:rPr>
-              <w:t>Leave</w:t>
-            </w:r>
-            <w:proofErr w:type="spellEnd"/>
-            <w:r>
-              <w:rPr>
-                <w:sz w:val="24"/>
-                <w:szCs w:val="24"/>
-                <w:lang w:val="en-US"/>
-              </w:rPr>
-              <w:t>(</w:t>
-            </w:r>
-            <w:proofErr w:type="gramEnd"/>
-            <w:r>
-              <w:rPr>
-                <w:sz w:val="24"/>
-                <w:szCs w:val="24"/>
-                <w:lang w:val="en-US"/>
-              </w:rPr>
-              <w:t>)</w:t>
+            <w:r>
+              <w:rPr>
+                <w:sz w:val="24"/>
+                <w:szCs w:val="24"/>
+                <w:lang w:val="en-US"/>
+              </w:rPr>
+              <w:t>TextBox_StandAngle_Leave()</w:t>
             </w:r>
           </w:p>
         </w:tc>
@@ -8725,31 +8012,13 @@
                 <w:lang w:val="en-US"/>
               </w:rPr>
             </w:pPr>
-            <w:proofErr w:type="spellStart"/>
-            <w:r>
-              <w:rPr>
-                <w:sz w:val="24"/>
-                <w:szCs w:val="24"/>
-              </w:rPr>
-              <w:t>object</w:t>
-            </w:r>
-            <w:proofErr w:type="spellEnd"/>
-            <w:r>
-              <w:rPr>
-                <w:sz w:val="24"/>
-                <w:szCs w:val="24"/>
-              </w:rPr>
-              <w:t xml:space="preserve">, </w:t>
-            </w:r>
-            <w:proofErr w:type="spellStart"/>
-            <w:r>
-              <w:rPr>
-                <w:sz w:val="24"/>
-                <w:szCs w:val="24"/>
-              </w:rPr>
-              <w:t>EventArgs</w:t>
-            </w:r>
-            <w:proofErr w:type="spellEnd"/>
+            <w:r>
+              <w:rPr>
+                <w:sz w:val="24"/>
+                <w:szCs w:val="24"/>
+              </w:rPr>
+              <w:t>object, EventArgs</w:t>
+            </w:r>
           </w:p>
         </w:tc>
         <w:tc>
@@ -8823,37 +8092,12 @@
                 <w:lang w:val="en-US"/>
               </w:rPr>
             </w:pPr>
-            <w:proofErr w:type="spellStart"/>
-            <w:r>
-              <w:rPr>
-                <w:sz w:val="24"/>
-                <w:szCs w:val="24"/>
-              </w:rPr>
-              <w:t>TextBox_</w:t>
-            </w:r>
-            <w:proofErr w:type="gramStart"/>
-            <w:r>
-              <w:rPr>
-                <w:sz w:val="24"/>
-                <w:szCs w:val="24"/>
-              </w:rPr>
-              <w:t>OnlyDigitKeyPress</w:t>
-            </w:r>
-            <w:proofErr w:type="spellEnd"/>
-            <w:r>
-              <w:rPr>
-                <w:sz w:val="24"/>
-                <w:szCs w:val="24"/>
-              </w:rPr>
-              <w:t>(</w:t>
-            </w:r>
-            <w:proofErr w:type="gramEnd"/>
-            <w:r>
-              <w:rPr>
-                <w:sz w:val="24"/>
-                <w:szCs w:val="24"/>
-              </w:rPr>
-              <w:t>)</w:t>
+            <w:r>
+              <w:rPr>
+                <w:sz w:val="24"/>
+                <w:szCs w:val="24"/>
+              </w:rPr>
+              <w:t>TextBox_OnlyDigitKeyPress()</w:t>
             </w:r>
           </w:p>
         </w:tc>
@@ -8873,31 +8117,13 @@
                 <w:lang w:val="en-US"/>
               </w:rPr>
             </w:pPr>
-            <w:proofErr w:type="spellStart"/>
-            <w:r>
-              <w:rPr>
-                <w:sz w:val="24"/>
-                <w:szCs w:val="24"/>
-              </w:rPr>
-              <w:t>object</w:t>
-            </w:r>
-            <w:proofErr w:type="spellEnd"/>
-            <w:r>
-              <w:rPr>
-                <w:sz w:val="24"/>
-                <w:szCs w:val="24"/>
-              </w:rPr>
-              <w:t xml:space="preserve">, </w:t>
-            </w:r>
-            <w:proofErr w:type="spellStart"/>
-            <w:r>
-              <w:rPr>
-                <w:sz w:val="24"/>
-                <w:szCs w:val="24"/>
-              </w:rPr>
-              <w:t>KeyPressEventArgs</w:t>
-            </w:r>
-            <w:proofErr w:type="spellEnd"/>
+            <w:r>
+              <w:rPr>
+                <w:sz w:val="24"/>
+                <w:szCs w:val="24"/>
+              </w:rPr>
+              <w:t>object, KeyPressEventArgs</w:t>
+            </w:r>
           </w:p>
         </w:tc>
         <w:tc>
@@ -8970,8 +8196,6 @@
                 <w:szCs w:val="24"/>
               </w:rPr>
             </w:pPr>
-            <w:proofErr w:type="spellStart"/>
-            <w:proofErr w:type="gramStart"/>
             <w:r>
               <w:rPr>
                 <w:sz w:val="24"/>
@@ -8980,21 +8204,12 @@
               </w:rPr>
               <w:t>SetColors</w:t>
             </w:r>
-            <w:proofErr w:type="spellEnd"/>
-            <w:r>
-              <w:rPr>
-                <w:sz w:val="24"/>
-                <w:szCs w:val="24"/>
-              </w:rPr>
-              <w:t>(</w:t>
-            </w:r>
-            <w:proofErr w:type="gramEnd"/>
-            <w:r>
-              <w:rPr>
-                <w:sz w:val="24"/>
-                <w:szCs w:val="24"/>
-              </w:rPr>
-              <w:t>)</w:t>
+            <w:r>
+              <w:rPr>
+                <w:sz w:val="24"/>
+                <w:szCs w:val="24"/>
+              </w:rPr>
+              <w:t>()</w:t>
             </w:r>
           </w:p>
         </w:tc>
@@ -9121,7 +8336,6 @@
           <w:sz w:val="28"/>
           <w:szCs w:val="28"/>
         </w:rPr>
-        <w:lastRenderedPageBreak/>
         <w:t xml:space="preserve">Таблица 3.3 </w:t>
       </w:r>
       <w:r>
@@ -9244,7 +8458,6 @@
               <w:rPr>
                 <w:sz w:val="24"/>
                 <w:szCs w:val="24"/>
-                <w:lang w:val="en-US"/>
               </w:rPr>
             </w:pPr>
             <w:r>
@@ -9324,6 +8537,19 @@
         <w:rPr>
           <w:sz w:val="28"/>
           <w:szCs w:val="28"/>
+        </w:rPr>
+      </w:pPr>
+    </w:p>
+    <w:p>
+      <w:pPr>
+        <w:tabs>
+          <w:tab w:val="left" w:pos="0"/>
+        </w:tabs>
+        <w:spacing w:line="360" w:lineRule="auto"/>
+        <w:ind w:right="-51"/>
+        <w:jc w:val="both"/>
+        <w:rPr>
+          <w:sz w:val="28"/>
         </w:rPr>
       </w:pPr>
     </w:p>
@@ -9367,10 +8593,10 @@
         <w:tblLook w:val="04A0" w:firstRow="1" w:lastRow="0" w:firstColumn="1" w:lastColumn="0" w:noHBand="0" w:noVBand="1"/>
       </w:tblPr>
       <w:tblGrid>
-        <w:gridCol w:w="1709"/>
-        <w:gridCol w:w="1629"/>
-        <w:gridCol w:w="2247"/>
-        <w:gridCol w:w="3760"/>
+        <w:gridCol w:w="1869"/>
+        <w:gridCol w:w="1625"/>
+        <w:gridCol w:w="2114"/>
+        <w:gridCol w:w="3737"/>
       </w:tblGrid>
       <w:tr>
         <w:tc>
@@ -9441,7 +8667,14 @@
                 <w:sz w:val="24"/>
                 <w:szCs w:val="24"/>
               </w:rPr>
-              <w:t>Тип возвращаемых параметров</w:t>
+              <w:t xml:space="preserve">Тип возвращаемых </w:t>
+            </w:r>
+            <w:r>
+              <w:rPr>
+                <w:sz w:val="24"/>
+                <w:szCs w:val="24"/>
+              </w:rPr>
+              <w:t>данных</w:t>
             </w:r>
           </w:p>
         </w:tc>
@@ -9484,7 +8717,6 @@
               <w:rPr>
                 <w:sz w:val="24"/>
                 <w:szCs w:val="24"/>
-                <w:lang w:val="en-US"/>
               </w:rPr>
             </w:pPr>
             <w:r>
@@ -9494,6 +8726,13 @@
                 <w:lang w:val="en-US"/>
               </w:rPr>
               <w:t>Build</w:t>
+            </w:r>
+            <w:r>
+              <w:rPr>
+                <w:sz w:val="24"/>
+                <w:szCs w:val="24"/>
+              </w:rPr>
+              <w:t>()</w:t>
             </w:r>
           </w:p>
         </w:tc>
@@ -9591,7 +8830,6 @@
                 <w:lang w:val="en-US"/>
               </w:rPr>
             </w:pPr>
-            <w:proofErr w:type="spellStart"/>
             <w:r>
               <w:rPr>
                 <w:sz w:val="24"/>
@@ -9599,7 +8837,13 @@
               </w:rPr>
               <w:t>BuildBackWall</w:t>
             </w:r>
-            <w:proofErr w:type="spellEnd"/>
+            <w:r>
+              <w:rPr>
+                <w:sz w:val="24"/>
+                <w:szCs w:val="24"/>
+              </w:rPr>
+              <w:t>()</w:t>
+            </w:r>
           </w:p>
         </w:tc>
         <w:tc>
@@ -9617,7 +8861,6 @@
                 <w:szCs w:val="24"/>
               </w:rPr>
             </w:pPr>
-            <w:proofErr w:type="spellStart"/>
             <w:r>
               <w:rPr>
                 <w:sz w:val="24"/>
@@ -9625,7 +8868,6 @@
               </w:rPr>
               <w:t>Parameters</w:t>
             </w:r>
-            <w:proofErr w:type="spellEnd"/>
           </w:p>
         </w:tc>
         <w:tc>
@@ -9693,10 +8935,8 @@
               <w:rPr>
                 <w:sz w:val="24"/>
                 <w:szCs w:val="24"/>
-                <w:lang w:val="en-US"/>
-              </w:rPr>
-            </w:pPr>
-            <w:proofErr w:type="spellStart"/>
+              </w:rPr>
+            </w:pPr>
             <w:r>
               <w:rPr>
                 <w:sz w:val="24"/>
@@ -9705,7 +8945,13 @@
               </w:rPr>
               <w:t>BuildFrame</w:t>
             </w:r>
-            <w:proofErr w:type="spellEnd"/>
+            <w:r>
+              <w:rPr>
+                <w:sz w:val="24"/>
+                <w:szCs w:val="24"/>
+              </w:rPr>
+              <w:t>()</w:t>
+            </w:r>
           </w:p>
         </w:tc>
         <w:tc>
@@ -9724,7 +8970,6 @@
                 <w:lang w:val="en-US"/>
               </w:rPr>
             </w:pPr>
-            <w:proofErr w:type="spellStart"/>
             <w:r>
               <w:rPr>
                 <w:sz w:val="24"/>
@@ -9732,7 +8977,6 @@
               </w:rPr>
               <w:t>Parameters</w:t>
             </w:r>
-            <w:proofErr w:type="spellEnd"/>
           </w:p>
         </w:tc>
         <w:tc>
@@ -9807,10 +9051,8 @@
               <w:rPr>
                 <w:sz w:val="24"/>
                 <w:szCs w:val="24"/>
-                <w:lang w:val="en-US"/>
-              </w:rPr>
-            </w:pPr>
-            <w:proofErr w:type="spellStart"/>
+              </w:rPr>
+            </w:pPr>
             <w:r>
               <w:rPr>
                 <w:sz w:val="24"/>
@@ -9819,7 +9061,13 @@
               </w:rPr>
               <w:t>BuildStand</w:t>
             </w:r>
-            <w:proofErr w:type="spellEnd"/>
+            <w:r>
+              <w:rPr>
+                <w:sz w:val="24"/>
+                <w:szCs w:val="24"/>
+              </w:rPr>
+              <w:t>()</w:t>
+            </w:r>
           </w:p>
         </w:tc>
         <w:tc>
@@ -9838,7 +9086,6 @@
                 <w:lang w:val="en-US"/>
               </w:rPr>
             </w:pPr>
-            <w:proofErr w:type="spellStart"/>
             <w:r>
               <w:rPr>
                 <w:sz w:val="24"/>
@@ -9846,7 +9093,6 @@
               </w:rPr>
               <w:t>Parameters</w:t>
             </w:r>
-            <w:proofErr w:type="spellEnd"/>
           </w:p>
         </w:tc>
         <w:tc>
@@ -9967,10 +9213,10 @@
         <w:tblLook w:val="04A0" w:firstRow="1" w:lastRow="0" w:firstColumn="1" w:lastColumn="0" w:noHBand="0" w:noVBand="1"/>
       </w:tblPr>
       <w:tblGrid>
-        <w:gridCol w:w="1802"/>
-        <w:gridCol w:w="2365"/>
-        <w:gridCol w:w="2101"/>
-        <w:gridCol w:w="3077"/>
+        <w:gridCol w:w="1962"/>
+        <w:gridCol w:w="2363"/>
+        <w:gridCol w:w="1995"/>
+        <w:gridCol w:w="3025"/>
       </w:tblGrid>
       <w:tr>
         <w:tc>
@@ -10041,7 +9287,14 @@
                 <w:sz w:val="24"/>
                 <w:szCs w:val="24"/>
               </w:rPr>
-              <w:t>Тип возвращаемых параметров</w:t>
+              <w:t xml:space="preserve">Тип возвращаемых </w:t>
+            </w:r>
+            <w:r>
+              <w:rPr>
+                <w:sz w:val="24"/>
+                <w:szCs w:val="24"/>
+              </w:rPr>
+              <w:t>данных</w:t>
             </w:r>
           </w:p>
         </w:tc>
@@ -10084,10 +9337,8 @@
               <w:rPr>
                 <w:sz w:val="24"/>
                 <w:szCs w:val="24"/>
-                <w:lang w:val="en-US"/>
-              </w:rPr>
-            </w:pPr>
-            <w:proofErr w:type="spellStart"/>
+              </w:rPr>
+            </w:pPr>
             <w:r>
               <w:rPr>
                 <w:sz w:val="24"/>
@@ -10096,7 +9347,13 @@
               </w:rPr>
               <w:t>CreateRectangle</w:t>
             </w:r>
-            <w:proofErr w:type="spellEnd"/>
+            <w:r>
+              <w:rPr>
+                <w:sz w:val="24"/>
+                <w:szCs w:val="24"/>
+              </w:rPr>
+              <w:t>()</w:t>
+            </w:r>
           </w:p>
         </w:tc>
         <w:tc>
@@ -10222,10 +9479,8 @@
               <w:rPr>
                 <w:sz w:val="24"/>
                 <w:szCs w:val="24"/>
-                <w:lang w:val="en-US"/>
-              </w:rPr>
-            </w:pPr>
-            <w:proofErr w:type="spellStart"/>
+              </w:rPr>
+            </w:pPr>
             <w:r>
               <w:rPr>
                 <w:sz w:val="24"/>
@@ -10234,7 +9489,13 @@
               </w:rPr>
               <w:t>CreateLine</w:t>
             </w:r>
-            <w:proofErr w:type="spellEnd"/>
+            <w:r>
+              <w:rPr>
+                <w:sz w:val="24"/>
+                <w:szCs w:val="24"/>
+              </w:rPr>
+              <w:t>()</w:t>
+            </w:r>
           </w:p>
         </w:tc>
         <w:tc>
@@ -10360,10 +9621,8 @@
               <w:rPr>
                 <w:sz w:val="24"/>
                 <w:szCs w:val="24"/>
-                <w:lang w:val="en-US"/>
-              </w:rPr>
-            </w:pPr>
-            <w:proofErr w:type="spellStart"/>
+              </w:rPr>
+            </w:pPr>
             <w:r>
               <w:rPr>
                 <w:sz w:val="24"/>
@@ -10372,7 +9631,13 @@
               </w:rPr>
               <w:t>ExtrudeSketch</w:t>
             </w:r>
-            <w:proofErr w:type="spellEnd"/>
+            <w:r>
+              <w:rPr>
+                <w:sz w:val="24"/>
+                <w:szCs w:val="24"/>
+              </w:rPr>
+              <w:t>()</w:t>
+            </w:r>
           </w:p>
         </w:tc>
         <w:tc>
@@ -10428,7 +9693,6 @@
                 <w:lang w:val="en-US"/>
               </w:rPr>
             </w:pPr>
-            <w:proofErr w:type="spellStart"/>
             <w:r>
               <w:rPr>
                 <w:sz w:val="24"/>
@@ -10436,21 +9700,19 @@
               </w:rPr>
               <w:t>PartFeature</w:t>
             </w:r>
-            <w:proofErr w:type="spellEnd"/>
-          </w:p>
-          <w:p>
-            <w:pPr>
-              <w:tabs>
-                <w:tab w:val="left" w:pos="0"/>
-              </w:tabs>
-              <w:jc w:val="center"/>
-              <w:rPr>
-                <w:sz w:val="24"/>
-                <w:szCs w:val="24"/>
-                <w:lang w:val="en-US"/>
-              </w:rPr>
-            </w:pPr>
-            <w:proofErr w:type="spellStart"/>
+          </w:p>
+          <w:p>
+            <w:pPr>
+              <w:tabs>
+                <w:tab w:val="left" w:pos="0"/>
+              </w:tabs>
+              <w:jc w:val="center"/>
+              <w:rPr>
+                <w:sz w:val="24"/>
+                <w:szCs w:val="24"/>
+                <w:lang w:val="en-US"/>
+              </w:rPr>
+            </w:pPr>
             <w:r>
               <w:rPr>
                 <w:sz w:val="24"/>
@@ -10458,7 +9720,6 @@
               </w:rPr>
               <w:t>ExtentDirectionEnum</w:t>
             </w:r>
-            <w:proofErr w:type="spellEnd"/>
           </w:p>
         </w:tc>
         <w:tc>
@@ -10533,10 +9794,8 @@
               <w:rPr>
                 <w:sz w:val="24"/>
                 <w:szCs w:val="24"/>
-                <w:lang w:val="en-US"/>
-              </w:rPr>
-            </w:pPr>
-            <w:proofErr w:type="spellStart"/>
+              </w:rPr>
+            </w:pPr>
             <w:r>
               <w:rPr>
                 <w:sz w:val="24"/>
@@ -10545,7 +9804,13 @@
               </w:rPr>
               <w:t>CreateSketch</w:t>
             </w:r>
-            <w:proofErr w:type="spellEnd"/>
+            <w:r>
+              <w:rPr>
+                <w:sz w:val="24"/>
+                <w:szCs w:val="24"/>
+              </w:rPr>
+              <w:t>()</w:t>
+            </w:r>
           </w:p>
         </w:tc>
         <w:tc>
@@ -10564,7 +9829,6 @@
                 <w:lang w:val="en-US"/>
               </w:rPr>
             </w:pPr>
-            <w:proofErr w:type="spellStart"/>
             <w:r>
               <w:rPr>
                 <w:sz w:val="24"/>
@@ -10572,7 +9836,6 @@
               </w:rPr>
               <w:t>WorkPlane</w:t>
             </w:r>
-            <w:proofErr w:type="spellEnd"/>
           </w:p>
         </w:tc>
         <w:tc>
@@ -10591,7 +9854,6 @@
                 <w:lang w:val="en-US"/>
               </w:rPr>
             </w:pPr>
-            <w:proofErr w:type="spellStart"/>
             <w:r>
               <w:rPr>
                 <w:sz w:val="24"/>
@@ -10599,7 +9861,6 @@
               </w:rPr>
               <w:t>PlanarSketch</w:t>
             </w:r>
-            <w:proofErr w:type="spellEnd"/>
           </w:p>
         </w:tc>
         <w:tc>
@@ -10641,10 +9902,8 @@
               <w:rPr>
                 <w:sz w:val="24"/>
                 <w:szCs w:val="24"/>
-                <w:lang w:val="en-US"/>
-              </w:rPr>
-            </w:pPr>
-            <w:proofErr w:type="spellStart"/>
+              </w:rPr>
+            </w:pPr>
             <w:r>
               <w:rPr>
                 <w:sz w:val="24"/>
@@ -10653,7 +9912,13 @@
               </w:rPr>
               <w:t>OpenCAD</w:t>
             </w:r>
-            <w:proofErr w:type="spellEnd"/>
+            <w:r>
+              <w:rPr>
+                <w:sz w:val="24"/>
+                <w:szCs w:val="24"/>
+              </w:rPr>
+              <w:t>()</w:t>
+            </w:r>
           </w:p>
         </w:tc>
         <w:tc>
@@ -10734,17 +9999,8 @@
                 <w:sz w:val="24"/>
                 <w:szCs w:val="24"/>
               </w:rPr>
-              <w:t xml:space="preserve">Открытие процесса Autodesk </w:t>
-            </w:r>
-            <w:proofErr w:type="spellStart"/>
-            <w:r>
-              <w:rPr>
-                <w:sz w:val="24"/>
-                <w:szCs w:val="24"/>
-              </w:rPr>
-              <w:t>Inventor</w:t>
-            </w:r>
-            <w:proofErr w:type="spellEnd"/>
+              <w:t>Открытие процесса Autodesk Inventor</w:t>
+            </w:r>
           </w:p>
         </w:tc>
       </w:tr>
@@ -10910,18 +10166,8 @@
                 <w:szCs w:val="24"/>
                 <w:lang w:val="en-US"/>
               </w:rPr>
-              <w:t>_</w:t>
-            </w:r>
-            <w:proofErr w:type="spellStart"/>
-            <w:r>
-              <w:rPr>
-                <w:sz w:val="24"/>
-                <w:szCs w:val="24"/>
-                <w:lang w:val="en-US"/>
-              </w:rPr>
-              <w:t>frameWidth</w:t>
-            </w:r>
-            <w:proofErr w:type="spellEnd"/>
+              <w:t>_frameWidth</w:t>
+            </w:r>
           </w:p>
         </w:tc>
         <w:tc>
@@ -10999,18 +10245,8 @@
                 <w:szCs w:val="24"/>
                 <w:lang w:val="en-US"/>
               </w:rPr>
-              <w:t>_</w:t>
-            </w:r>
-            <w:proofErr w:type="spellStart"/>
-            <w:r>
-              <w:rPr>
-                <w:sz w:val="24"/>
-                <w:szCs w:val="24"/>
-                <w:lang w:val="en-US"/>
-              </w:rPr>
-              <w:t>frameHeight</w:t>
-            </w:r>
-            <w:proofErr w:type="spellEnd"/>
+              <w:t>_frameHeight</w:t>
+            </w:r>
           </w:p>
         </w:tc>
         <w:tc>
@@ -11086,17 +10322,8 @@
                 <w:sz w:val="24"/>
                 <w:szCs w:val="24"/>
               </w:rPr>
-              <w:t>_</w:t>
-            </w:r>
-            <w:proofErr w:type="spellStart"/>
-            <w:r>
-              <w:rPr>
-                <w:sz w:val="24"/>
-                <w:szCs w:val="24"/>
-              </w:rPr>
-              <w:t>borderWidth</w:t>
-            </w:r>
-            <w:proofErr w:type="spellEnd"/>
+              <w:t>_borderWidth</w:t>
+            </w:r>
           </w:p>
         </w:tc>
         <w:tc>
@@ -11172,17 +10399,8 @@
                 <w:sz w:val="24"/>
                 <w:szCs w:val="24"/>
               </w:rPr>
-              <w:t>_</w:t>
-            </w:r>
-            <w:proofErr w:type="spellStart"/>
-            <w:r>
-              <w:rPr>
-                <w:sz w:val="24"/>
-                <w:szCs w:val="24"/>
-              </w:rPr>
-              <w:t>frameThickness</w:t>
-            </w:r>
-            <w:proofErr w:type="spellEnd"/>
+              <w:t>_frameThickness</w:t>
+            </w:r>
           </w:p>
         </w:tc>
         <w:tc>
@@ -11258,17 +10476,8 @@
                 <w:sz w:val="24"/>
                 <w:szCs w:val="24"/>
               </w:rPr>
-              <w:t>_</w:t>
-            </w:r>
-            <w:proofErr w:type="spellStart"/>
-            <w:r>
-              <w:rPr>
-                <w:sz w:val="24"/>
-                <w:szCs w:val="24"/>
-              </w:rPr>
-              <w:t>standAngle</w:t>
-            </w:r>
-            <w:proofErr w:type="spellEnd"/>
+              <w:t>_standAngle</w:t>
+            </w:r>
           </w:p>
         </w:tc>
         <w:tc>
@@ -11338,7 +10547,6 @@
                 <w:szCs w:val="24"/>
               </w:rPr>
             </w:pPr>
-            <w:proofErr w:type="spellStart"/>
             <w:r>
               <w:rPr>
                 <w:sz w:val="24"/>
@@ -11346,7 +10554,6 @@
               </w:rPr>
               <w:t>FrameWidth</w:t>
             </w:r>
-            <w:proofErr w:type="spellEnd"/>
           </w:p>
         </w:tc>
         <w:tc>
@@ -11365,7 +10572,6 @@
                 <w:lang w:val="en-US"/>
               </w:rPr>
             </w:pPr>
-            <w:proofErr w:type="spellStart"/>
             <w:r>
               <w:rPr>
                 <w:sz w:val="24"/>
@@ -11373,7 +10579,6 @@
               </w:rPr>
               <w:t>double</w:t>
             </w:r>
-            <w:proofErr w:type="spellEnd"/>
           </w:p>
         </w:tc>
         <w:tc>
@@ -11417,7 +10622,6 @@
                 <w:szCs w:val="24"/>
               </w:rPr>
             </w:pPr>
-            <w:proofErr w:type="spellStart"/>
             <w:r>
               <w:rPr>
                 <w:sz w:val="24"/>
@@ -11425,7 +10629,6 @@
               </w:rPr>
               <w:t>FrameHeight</w:t>
             </w:r>
-            <w:proofErr w:type="spellEnd"/>
           </w:p>
         </w:tc>
         <w:tc>
@@ -11444,7 +10647,6 @@
                 <w:lang w:val="en-US"/>
               </w:rPr>
             </w:pPr>
-            <w:proofErr w:type="spellStart"/>
             <w:r>
               <w:rPr>
                 <w:sz w:val="24"/>
@@ -11452,7 +10654,6 @@
               </w:rPr>
               <w:t>double</w:t>
             </w:r>
-            <w:proofErr w:type="spellEnd"/>
           </w:p>
         </w:tc>
         <w:tc>
@@ -11496,7 +10697,6 @@
                 <w:szCs w:val="24"/>
               </w:rPr>
             </w:pPr>
-            <w:proofErr w:type="spellStart"/>
             <w:r>
               <w:rPr>
                 <w:sz w:val="24"/>
@@ -11504,7 +10704,6 @@
               </w:rPr>
               <w:t>BorderWidth</w:t>
             </w:r>
-            <w:proofErr w:type="spellEnd"/>
           </w:p>
         </w:tc>
         <w:tc>
@@ -11523,7 +10722,6 @@
                 <w:lang w:val="en-US"/>
               </w:rPr>
             </w:pPr>
-            <w:proofErr w:type="spellStart"/>
             <w:r>
               <w:rPr>
                 <w:sz w:val="24"/>
@@ -11531,7 +10729,6 @@
               </w:rPr>
               <w:t>double</w:t>
             </w:r>
-            <w:proofErr w:type="spellEnd"/>
           </w:p>
         </w:tc>
         <w:tc>
@@ -11575,7 +10772,6 @@
                 <w:szCs w:val="24"/>
               </w:rPr>
             </w:pPr>
-            <w:proofErr w:type="spellStart"/>
             <w:r>
               <w:rPr>
                 <w:sz w:val="24"/>
@@ -11583,7 +10779,6 @@
               </w:rPr>
               <w:t>FrameThickness</w:t>
             </w:r>
-            <w:proofErr w:type="spellEnd"/>
           </w:p>
         </w:tc>
         <w:tc>
@@ -11602,7 +10797,6 @@
                 <w:lang w:val="en-US"/>
               </w:rPr>
             </w:pPr>
-            <w:proofErr w:type="spellStart"/>
             <w:r>
               <w:rPr>
                 <w:sz w:val="24"/>
@@ -11610,7 +10804,6 @@
               </w:rPr>
               <w:t>double</w:t>
             </w:r>
-            <w:proofErr w:type="spellEnd"/>
           </w:p>
         </w:tc>
         <w:tc>
@@ -11654,16 +10847,13 @@
                 <w:szCs w:val="24"/>
               </w:rPr>
             </w:pPr>
-            <w:proofErr w:type="spellStart"/>
-            <w:r>
-              <w:rPr>
-                <w:sz w:val="24"/>
-                <w:szCs w:val="24"/>
-              </w:rPr>
-              <w:lastRenderedPageBreak/>
+            <w:r>
+              <w:rPr>
+                <w:sz w:val="24"/>
+                <w:szCs w:val="24"/>
+              </w:rPr>
               <w:t>StandAngle</w:t>
             </w:r>
-            <w:proofErr w:type="spellEnd"/>
           </w:p>
         </w:tc>
         <w:tc>
@@ -11682,7 +10872,6 @@
                 <w:lang w:val="en-US"/>
               </w:rPr>
             </w:pPr>
-            <w:proofErr w:type="spellStart"/>
             <w:r>
               <w:rPr>
                 <w:sz w:val="24"/>
@@ -11690,7 +10879,6 @@
               </w:rPr>
               <w:t>double</w:t>
             </w:r>
-            <w:proofErr w:type="spellEnd"/>
           </w:p>
         </w:tc>
         <w:tc>
@@ -11770,9 +10958,10 @@
         <w:tblLook w:val="04A0" w:firstRow="1" w:lastRow="0" w:firstColumn="1" w:lastColumn="0" w:noHBand="0" w:noVBand="1"/>
       </w:tblPr>
       <w:tblGrid>
-        <w:gridCol w:w="3668"/>
-        <w:gridCol w:w="2556"/>
-        <w:gridCol w:w="3121"/>
+        <w:gridCol w:w="2016"/>
+        <w:gridCol w:w="1815"/>
+        <w:gridCol w:w="2365"/>
+        <w:gridCol w:w="3149"/>
       </w:tblGrid>
       <w:tr>
         <w:trPr>
@@ -11822,7 +11011,38 @@
                 <w:sz w:val="24"/>
                 <w:szCs w:val="24"/>
               </w:rPr>
-              <w:t>Тип возвращаемых параметров</w:t>
+              <w:t>Входные параметры</w:t>
+            </w:r>
+          </w:p>
+        </w:tc>
+        <w:tc>
+          <w:tcPr>
+            <w:tcW w:w="0" w:type="auto"/>
+          </w:tcPr>
+          <w:p>
+            <w:pPr>
+              <w:tabs>
+                <w:tab w:val="left" w:pos="0"/>
+              </w:tabs>
+              <w:jc w:val="center"/>
+              <w:rPr>
+                <w:sz w:val="24"/>
+                <w:szCs w:val="24"/>
+              </w:rPr>
+            </w:pPr>
+            <w:r>
+              <w:rPr>
+                <w:sz w:val="24"/>
+                <w:szCs w:val="24"/>
+              </w:rPr>
+              <w:t xml:space="preserve">Тип возвращаемых </w:t>
+            </w:r>
+            <w:r>
+              <w:rPr>
+                <w:sz w:val="24"/>
+                <w:szCs w:val="24"/>
+              </w:rPr>
+              <w:t>данных</w:t>
             </w:r>
           </w:p>
         </w:tc>
@@ -11871,30 +11091,12 @@
                 <w:lang w:val="en-US"/>
               </w:rPr>
             </w:pPr>
-            <w:proofErr w:type="spellStart"/>
-            <w:proofErr w:type="gramStart"/>
-            <w:r>
-              <w:rPr>
-                <w:sz w:val="24"/>
-                <w:szCs w:val="24"/>
-              </w:rPr>
-              <w:t>Parameters</w:t>
-            </w:r>
-            <w:proofErr w:type="spellEnd"/>
-            <w:r>
-              <w:rPr>
-                <w:sz w:val="24"/>
-                <w:szCs w:val="24"/>
-              </w:rPr>
-              <w:t>(</w:t>
-            </w:r>
-            <w:proofErr w:type="gramEnd"/>
-            <w:r>
-              <w:rPr>
-                <w:sz w:val="24"/>
-                <w:szCs w:val="24"/>
-              </w:rPr>
-              <w:t>)</w:t>
+            <w:r>
+              <w:rPr>
+                <w:sz w:val="24"/>
+                <w:szCs w:val="24"/>
+              </w:rPr>
+              <w:t>Parameters()</w:t>
             </w:r>
           </w:p>
         </w:tc>
@@ -11911,16 +11113,38 @@
               <w:rPr>
                 <w:sz w:val="24"/>
                 <w:szCs w:val="24"/>
-                <w:lang w:val="en-US"/>
-              </w:rPr>
-            </w:pPr>
-            <w:r>
-              <w:rPr>
-                <w:sz w:val="24"/>
-                <w:szCs w:val="24"/>
-                <w:lang w:val="en-US"/>
-              </w:rPr>
-              <w:t>void</w:t>
+              </w:rPr>
+            </w:pPr>
+            <w:r>
+              <w:rPr>
+                <w:sz w:val="24"/>
+                <w:szCs w:val="24"/>
+              </w:rPr>
+              <w:t>—</w:t>
+            </w:r>
+          </w:p>
+        </w:tc>
+        <w:tc>
+          <w:tcPr>
+            <w:tcW w:w="0" w:type="auto"/>
+          </w:tcPr>
+          <w:p>
+            <w:pPr>
+              <w:tabs>
+                <w:tab w:val="left" w:pos="0"/>
+              </w:tabs>
+              <w:jc w:val="center"/>
+              <w:rPr>
+                <w:sz w:val="24"/>
+                <w:szCs w:val="24"/>
+              </w:rPr>
+            </w:pPr>
+            <w:r>
+              <w:rPr>
+                <w:sz w:val="24"/>
+                <w:szCs w:val="24"/>
+              </w:rPr>
+              <w:t>—</w:t>
             </w:r>
           </w:p>
         </w:tc>
@@ -11967,33 +11191,67 @@
               <w:rPr>
                 <w:sz w:val="24"/>
                 <w:szCs w:val="24"/>
-              </w:rPr>
-            </w:pPr>
-            <w:proofErr w:type="spellStart"/>
-            <w:proofErr w:type="gramStart"/>
-            <w:r>
-              <w:rPr>
-                <w:sz w:val="24"/>
-                <w:szCs w:val="24"/>
-                <w:lang w:val="en-US"/>
-              </w:rPr>
-              <w:t>CheckDependentParametersValue</w:t>
-            </w:r>
-            <w:proofErr w:type="spellEnd"/>
-            <w:r>
-              <w:rPr>
-                <w:sz w:val="24"/>
-                <w:szCs w:val="24"/>
-              </w:rPr>
-              <w:t>(</w:t>
-            </w:r>
-            <w:proofErr w:type="gramEnd"/>
-            <w:r>
-              <w:rPr>
-                <w:sz w:val="24"/>
-                <w:szCs w:val="24"/>
-              </w:rPr>
-              <w:t>)</w:t>
+                <w:lang w:val="en-US"/>
+              </w:rPr>
+            </w:pPr>
+            <w:r>
+              <w:rPr>
+                <w:sz w:val="24"/>
+                <w:szCs w:val="24"/>
+                <w:lang w:val="en-US"/>
+              </w:rPr>
+              <w:t>CheckDependent</w:t>
+            </w:r>
+          </w:p>
+          <w:p>
+            <w:pPr>
+              <w:tabs>
+                <w:tab w:val="left" w:pos="0"/>
+              </w:tabs>
+              <w:jc w:val="center"/>
+              <w:rPr>
+                <w:sz w:val="24"/>
+                <w:szCs w:val="24"/>
+              </w:rPr>
+            </w:pPr>
+            <w:r>
+              <w:rPr>
+                <w:sz w:val="24"/>
+                <w:szCs w:val="24"/>
+                <w:lang w:val="en-US"/>
+              </w:rPr>
+              <w:t>ParametersValue</w:t>
+            </w:r>
+            <w:r>
+              <w:rPr>
+                <w:sz w:val="24"/>
+                <w:szCs w:val="24"/>
+              </w:rPr>
+              <w:t>()</w:t>
+            </w:r>
+          </w:p>
+        </w:tc>
+        <w:tc>
+          <w:tcPr>
+            <w:tcW w:w="0" w:type="auto"/>
+          </w:tcPr>
+          <w:p>
+            <w:pPr>
+              <w:tabs>
+                <w:tab w:val="left" w:pos="0"/>
+              </w:tabs>
+              <w:jc w:val="center"/>
+              <w:rPr>
+                <w:sz w:val="24"/>
+                <w:szCs w:val="24"/>
+              </w:rPr>
+            </w:pPr>
+            <w:r>
+              <w:rPr>
+                <w:sz w:val="24"/>
+                <w:szCs w:val="24"/>
+              </w:rPr>
+              <w:t>—</w:t>
             </w:r>
           </w:p>
         </w:tc>
@@ -12546,7 +11804,6 @@
         </w:rPr>
         <w:t xml:space="preserve">– </w:t>
       </w:r>
-      <w:proofErr w:type="spellStart"/>
       <w:r>
         <w:rPr>
           <w:sz w:val="28"/>
@@ -12555,7 +11812,6 @@
         </w:rPr>
         <w:t>Uplab</w:t>
       </w:r>
-      <w:proofErr w:type="spellEnd"/>
       <w:r>
         <w:rPr>
           <w:sz w:val="28"/>
@@ -12786,23 +12042,7 @@
           <w:sz w:val="28"/>
           <w:szCs w:val="28"/>
         </w:rPr>
-        <w:t xml:space="preserve">Autodesk </w:t>
-      </w:r>
-      <w:proofErr w:type="spellStart"/>
-      <w:r>
-        <w:rPr>
-          <w:sz w:val="28"/>
-          <w:szCs w:val="28"/>
-        </w:rPr>
-        <w:t>Inventor</w:t>
-      </w:r>
-      <w:proofErr w:type="spellEnd"/>
-      <w:r>
-        <w:rPr>
-          <w:sz w:val="28"/>
-          <w:szCs w:val="28"/>
-        </w:rPr>
-        <w:t xml:space="preserve"> API. Первые шаги </w:t>
+        <w:t xml:space="preserve">Autodesk Inventor API. Первые шаги </w:t>
       </w:r>
       <w:r>
         <w:rPr>
@@ -13027,23 +12267,7 @@
           <w:sz w:val="28"/>
           <w:szCs w:val="28"/>
         </w:rPr>
-        <w:t xml:space="preserve">7. Фаулер M. UML. Основы, 3-е издание. – Пер. с англ. – СПб: </w:t>
-      </w:r>
-      <w:proofErr w:type="spellStart"/>
-      <w:r>
-        <w:rPr>
-          <w:sz w:val="28"/>
-          <w:szCs w:val="28"/>
-        </w:rPr>
-        <w:t>СимволПлюс</w:t>
-      </w:r>
-      <w:proofErr w:type="spellEnd"/>
-      <w:r>
-        <w:rPr>
-          <w:sz w:val="28"/>
-          <w:szCs w:val="28"/>
-        </w:rPr>
-        <w:t>, 2004. – 192 с.</w:t>
+        <w:t>7. Фаулер M. UML. Основы, 3-е издание. – Пер. с англ. – СПб: СимволПлюс, 2004. – 192 с.</w:t>
       </w:r>
     </w:p>
     <w:p>
@@ -13132,14 +12356,12 @@
       <w:r>
         <w:t xml:space="preserve">- </w:t>
       </w:r>
-      <w:proofErr w:type="spellStart"/>
       <w:r>
         <w:rPr>
           <w:lang w:val="en-US"/>
         </w:rPr>
         <w:t>sketchup</w:t>
       </w:r>
-      <w:proofErr w:type="spellEnd"/>
     </w:p>
   </w:comment>
 </w:comments>

--- a/docs/ОРСАПР_ПС_Литвиненко.docx
+++ b/docs/ОРСАПР_ПС_Литвиненко.docx
@@ -420,6 +420,7 @@
           <w:szCs w:val="28"/>
         </w:rPr>
       </w:pPr>
+      <w:proofErr w:type="gramStart"/>
       <w:r>
         <w:rPr>
           <w:color w:val="000000"/>
@@ -427,7 +428,17 @@
           <w:szCs w:val="28"/>
           <w:u w:val="single"/>
         </w:rPr>
-        <w:t xml:space="preserve">«    »                       </w:t>
+        <w:t xml:space="preserve">«  </w:t>
+      </w:r>
+      <w:proofErr w:type="gramEnd"/>
+      <w:r>
+        <w:rPr>
+          <w:color w:val="000000"/>
+          <w:sz w:val="28"/>
+          <w:szCs w:val="28"/>
+          <w:u w:val="single"/>
+        </w:rPr>
+        <w:t xml:space="preserve">  »                       </w:t>
       </w:r>
       <w:r>
         <w:rPr>
@@ -495,7 +506,25 @@
           <w:sz w:val="28"/>
           <w:szCs w:val="28"/>
         </w:rPr>
-        <w:t>_________Калентьев А.А.</w:t>
+        <w:t>_________</w:t>
+      </w:r>
+      <w:proofErr w:type="spellStart"/>
+      <w:r>
+        <w:rPr>
+          <w:color w:val="000000"/>
+          <w:sz w:val="28"/>
+          <w:szCs w:val="28"/>
+        </w:rPr>
+        <w:t>Калентьев</w:t>
+      </w:r>
+      <w:proofErr w:type="spellEnd"/>
+      <w:r>
+        <w:rPr>
+          <w:color w:val="000000"/>
+          <w:sz w:val="28"/>
+          <w:szCs w:val="28"/>
+        </w:rPr>
+        <w:t xml:space="preserve"> А.А.</w:t>
       </w:r>
     </w:p>
     <w:p>
@@ -515,7 +544,25 @@
           <w:sz w:val="28"/>
           <w:szCs w:val="28"/>
         </w:rPr>
-        <w:t>«___»____________2026 г.</w:t>
+        <w:t>«__</w:t>
+      </w:r>
+      <w:proofErr w:type="gramStart"/>
+      <w:r>
+        <w:rPr>
+          <w:color w:val="000000"/>
+          <w:sz w:val="28"/>
+          <w:szCs w:val="28"/>
+        </w:rPr>
+        <w:t>_»_</w:t>
+      </w:r>
+      <w:proofErr w:type="gramEnd"/>
+      <w:r>
+        <w:rPr>
+          <w:color w:val="000000"/>
+          <w:sz w:val="28"/>
+          <w:szCs w:val="28"/>
+        </w:rPr>
+        <w:t>___________2026 г.</w:t>
       </w:r>
     </w:p>
     <w:p>
@@ -1123,7 +1170,7 @@
                 <w:sz w:val="28"/>
                 <w:szCs w:val="28"/>
               </w:rPr>
-              <w:t>6</w:t>
+              <w:t>7</w:t>
             </w:r>
             <w:r>
               <w:rPr>
@@ -1810,7 +1857,23 @@
           <w:sz w:val="28"/>
           <w:szCs w:val="28"/>
         </w:rPr>
-        <w:t>«Autodesk Inventor» — это комплексная система автоматизированного проектирования (САПР), позволяющая разрабатывать сложные трехмерные модели, выпускать чертежи изделий, схемы, спецификации и прочую конструкторскую документацию.</w:t>
+        <w:t xml:space="preserve">«Autodesk </w:t>
+      </w:r>
+      <w:proofErr w:type="spellStart"/>
+      <w:r>
+        <w:rPr>
+          <w:sz w:val="28"/>
+          <w:szCs w:val="28"/>
+        </w:rPr>
+        <w:t>Inventor</w:t>
+      </w:r>
+      <w:proofErr w:type="spellEnd"/>
+      <w:r>
+        <w:rPr>
+          <w:sz w:val="28"/>
+          <w:szCs w:val="28"/>
+        </w:rPr>
+        <w:t>» — это комплексная система автоматизированного проектирования (САПР), позволяющая разрабатывать сложные трехмерные модели, выпускать чертежи изделий, схемы, спецификации и прочую конструкторскую документацию.</w:t>
       </w:r>
     </w:p>
     <w:p>
@@ -1846,8 +1909,33 @@
           <w:sz w:val="28"/>
           <w:szCs w:val="28"/>
         </w:rPr>
-        <w:t>Autodesk Inventor включает инструменты твердотельного, поверхностного и свободного моделирования, а также модули для инженерных расчетов (МКЭ), анализа напряжений и кинематики механизмов. Ключевой особенностью системы является использование собственного мощного геометрического ядра ShapeManager</w:t>
-      </w:r>
+        <w:t xml:space="preserve">Autodesk </w:t>
+      </w:r>
+      <w:proofErr w:type="spellStart"/>
+      <w:r>
+        <w:rPr>
+          <w:sz w:val="28"/>
+          <w:szCs w:val="28"/>
+        </w:rPr>
+        <w:t>Inventor</w:t>
+      </w:r>
+      <w:proofErr w:type="spellEnd"/>
+      <w:r>
+        <w:rPr>
+          <w:sz w:val="28"/>
+          <w:szCs w:val="28"/>
+        </w:rPr>
+        <w:t xml:space="preserve"> включает инструменты твердотельного, поверхностного и свободного моделирования, а также модули для инженерных расчетов (МКЭ), анализа напряжений и кинематики механизмов. Ключевой особенностью системы является использование собственного мощного геометрического ядра </w:t>
+      </w:r>
+      <w:proofErr w:type="spellStart"/>
+      <w:r>
+        <w:rPr>
+          <w:sz w:val="28"/>
+          <w:szCs w:val="28"/>
+        </w:rPr>
+        <w:t>ShapeManager</w:t>
+      </w:r>
+      <w:proofErr w:type="spellEnd"/>
       <w:r>
         <w:rPr>
           <w:sz w:val="28"/>
@@ -1878,7 +1966,23 @@
           <w:sz w:val="28"/>
           <w:szCs w:val="28"/>
         </w:rPr>
-        <w:t>Autodesk Inventor имеет множество аналогов на рынке, среди них встречаются КОМПАС-3D, SOLIDWORKS и другие.</w:t>
+        <w:t xml:space="preserve">Autodesk </w:t>
+      </w:r>
+      <w:proofErr w:type="spellStart"/>
+      <w:r>
+        <w:rPr>
+          <w:sz w:val="28"/>
+          <w:szCs w:val="28"/>
+        </w:rPr>
+        <w:t>Inventor</w:t>
+      </w:r>
+      <w:proofErr w:type="spellEnd"/>
+      <w:r>
+        <w:rPr>
+          <w:sz w:val="28"/>
+          <w:szCs w:val="28"/>
+        </w:rPr>
+        <w:t xml:space="preserve"> имеет множество аналогов на рынке, среди них встречаются КОМПАС-3D, SOLIDWORKS и другие.</w:t>
       </w:r>
     </w:p>
     <w:p>
@@ -1898,6 +2002,7 @@
         </w:rPr>
         <w:t xml:space="preserve">В рамках дисциплины </w:t>
       </w:r>
+      <w:proofErr w:type="gramStart"/>
       <w:r>
         <w:rPr>
           <w:sz w:val="28"/>
@@ -1905,6 +2010,7 @@
         </w:rPr>
         <w:t>выбор</w:t>
       </w:r>
+      <w:proofErr w:type="gramEnd"/>
       <w:r>
         <w:rPr>
           <w:sz w:val="28"/>
@@ -2011,7 +2117,55 @@
           <w:sz w:val="28"/>
           <w:szCs w:val="28"/>
         </w:rPr>
-        <w:t>API (англ. application programming interface — программный интерфейс приложения) — это набор способов и правил, по которым различные программы общаются между собой и обмениваются данными. Все эти взаимодействия происходят с помощью функций, классов, методов, структур, а иногда констант одной программы, к которой обращаются другие. Это основной принцип работы API.</w:t>
+        <w:t xml:space="preserve">API (англ. </w:t>
+      </w:r>
+      <w:proofErr w:type="spellStart"/>
+      <w:r>
+        <w:rPr>
+          <w:sz w:val="28"/>
+          <w:szCs w:val="28"/>
+        </w:rPr>
+        <w:t>application</w:t>
+      </w:r>
+      <w:proofErr w:type="spellEnd"/>
+      <w:r>
+        <w:rPr>
+          <w:sz w:val="28"/>
+          <w:szCs w:val="28"/>
+        </w:rPr>
+        <w:t xml:space="preserve"> </w:t>
+      </w:r>
+      <w:proofErr w:type="spellStart"/>
+      <w:r>
+        <w:rPr>
+          <w:sz w:val="28"/>
+          <w:szCs w:val="28"/>
+        </w:rPr>
+        <w:t>programming</w:t>
+      </w:r>
+      <w:proofErr w:type="spellEnd"/>
+      <w:r>
+        <w:rPr>
+          <w:sz w:val="28"/>
+          <w:szCs w:val="28"/>
+        </w:rPr>
+        <w:t xml:space="preserve"> </w:t>
+      </w:r>
+      <w:proofErr w:type="spellStart"/>
+      <w:r>
+        <w:rPr>
+          <w:sz w:val="28"/>
+          <w:szCs w:val="28"/>
+        </w:rPr>
+        <w:t>interface</w:t>
+      </w:r>
+      <w:proofErr w:type="spellEnd"/>
+      <w:r>
+        <w:rPr>
+          <w:sz w:val="28"/>
+          <w:szCs w:val="28"/>
+        </w:rPr>
+        <w:t xml:space="preserve"> — программный интерфейс приложения) — это набор способов и правил, по которым различные программы общаются между собой и обмениваются данными. Все эти взаимодействия происходят с помощью функций, классов, методов, структур, а иногда констант одной программы, к которой обращаются другие. Это основной принцип работы API.</w:t>
       </w:r>
       <w:r>
         <w:rPr>
@@ -2036,7 +2190,71 @@
           <w:sz w:val="28"/>
           <w:szCs w:val="28"/>
         </w:rPr>
-        <w:t>В Autodesk Inventor программный интерфейс (Inventor API) построен на базе технологии COM (Component Object Model). Это дает возможность разрабатывать подключаемые модули (Add-ins) и автономные приложения, используя широкий спектр языков программирования: C#, VB.NET, C++</w:t>
+        <w:t xml:space="preserve">В Autodesk </w:t>
+      </w:r>
+      <w:proofErr w:type="spellStart"/>
+      <w:r>
+        <w:rPr>
+          <w:sz w:val="28"/>
+          <w:szCs w:val="28"/>
+        </w:rPr>
+        <w:t>Inventor</w:t>
+      </w:r>
+      <w:proofErr w:type="spellEnd"/>
+      <w:r>
+        <w:rPr>
+          <w:sz w:val="28"/>
+          <w:szCs w:val="28"/>
+        </w:rPr>
+        <w:t xml:space="preserve"> программный интерфейс (</w:t>
+      </w:r>
+      <w:proofErr w:type="spellStart"/>
+      <w:r>
+        <w:rPr>
+          <w:sz w:val="28"/>
+          <w:szCs w:val="28"/>
+        </w:rPr>
+        <w:t>Inventor</w:t>
+      </w:r>
+      <w:proofErr w:type="spellEnd"/>
+      <w:r>
+        <w:rPr>
+          <w:sz w:val="28"/>
+          <w:szCs w:val="28"/>
+        </w:rPr>
+        <w:t xml:space="preserve"> API) построен на базе технологии COM (</w:t>
+      </w:r>
+      <w:proofErr w:type="spellStart"/>
+      <w:r>
+        <w:rPr>
+          <w:sz w:val="28"/>
+          <w:szCs w:val="28"/>
+        </w:rPr>
+        <w:t>Component</w:t>
+      </w:r>
+      <w:proofErr w:type="spellEnd"/>
+      <w:r>
+        <w:rPr>
+          <w:sz w:val="28"/>
+          <w:szCs w:val="28"/>
+        </w:rPr>
+        <w:t xml:space="preserve"> Object Model). Это дает возможность разрабатывать подключаемые модули (</w:t>
+      </w:r>
+      <w:proofErr w:type="spellStart"/>
+      <w:r>
+        <w:rPr>
+          <w:sz w:val="28"/>
+          <w:szCs w:val="28"/>
+        </w:rPr>
+        <w:t>Add-ins</w:t>
+      </w:r>
+      <w:proofErr w:type="spellEnd"/>
+      <w:r>
+        <w:rPr>
+          <w:sz w:val="28"/>
+          <w:szCs w:val="28"/>
+        </w:rPr>
+        <w:t>) и автономные приложения, используя широкий спектр языков программирования: C#, VB.NET, C++</w:t>
       </w:r>
       <w:r>
         <w:rPr>
@@ -2061,7 +2279,87 @@
           <w:sz w:val="28"/>
           <w:szCs w:val="28"/>
         </w:rPr>
-        <w:t>Главным объектом API системы Autodesk Inventor является Application. Свойства и методы этого объекта реализуют наиболее общие функции управления средой САПР, настройками системы, окнами и документами, а также дают возможность получить доступ к другим объектам иерархии. Документы Inventor разделяются на несколько типов: PartDocument (документ детали), AssemblyDocument (документ сборки), DrawingDocument (графический документ, чертеж)</w:t>
+        <w:t xml:space="preserve">Главным объектом API системы Autodesk </w:t>
+      </w:r>
+      <w:proofErr w:type="spellStart"/>
+      <w:r>
+        <w:rPr>
+          <w:sz w:val="28"/>
+          <w:szCs w:val="28"/>
+        </w:rPr>
+        <w:t>Inventor</w:t>
+      </w:r>
+      <w:proofErr w:type="spellEnd"/>
+      <w:r>
+        <w:rPr>
+          <w:sz w:val="28"/>
+          <w:szCs w:val="28"/>
+        </w:rPr>
+        <w:t xml:space="preserve"> является Application. Свойства и методы этого объекта реализуют наиболее общие функции управления средой САПР, настройками системы, окнами и документами, а также дают возможность получить доступ к другим объектам иерархии. Документы </w:t>
+      </w:r>
+      <w:proofErr w:type="spellStart"/>
+      <w:r>
+        <w:rPr>
+          <w:sz w:val="28"/>
+          <w:szCs w:val="28"/>
+        </w:rPr>
+        <w:t>Inventor</w:t>
+      </w:r>
+      <w:proofErr w:type="spellEnd"/>
+      <w:r>
+        <w:rPr>
+          <w:sz w:val="28"/>
+          <w:szCs w:val="28"/>
+        </w:rPr>
+        <w:t xml:space="preserve"> разделяются на несколько типов: </w:t>
+      </w:r>
+      <w:proofErr w:type="spellStart"/>
+      <w:r>
+        <w:rPr>
+          <w:sz w:val="28"/>
+          <w:szCs w:val="28"/>
+        </w:rPr>
+        <w:t>PartDocument</w:t>
+      </w:r>
+      <w:proofErr w:type="spellEnd"/>
+      <w:r>
+        <w:rPr>
+          <w:sz w:val="28"/>
+          <w:szCs w:val="28"/>
+        </w:rPr>
+        <w:t xml:space="preserve"> (документ детали), </w:t>
+      </w:r>
+      <w:proofErr w:type="spellStart"/>
+      <w:r>
+        <w:rPr>
+          <w:sz w:val="28"/>
+          <w:szCs w:val="28"/>
+        </w:rPr>
+        <w:t>AssemblyDocument</w:t>
+      </w:r>
+      <w:proofErr w:type="spellEnd"/>
+      <w:r>
+        <w:rPr>
+          <w:sz w:val="28"/>
+          <w:szCs w:val="28"/>
+        </w:rPr>
+        <w:t xml:space="preserve"> (документ сборки), </w:t>
+      </w:r>
+      <w:proofErr w:type="spellStart"/>
+      <w:r>
+        <w:rPr>
+          <w:sz w:val="28"/>
+          <w:szCs w:val="28"/>
+        </w:rPr>
+        <w:t>DrawingDocument</w:t>
+      </w:r>
+      <w:proofErr w:type="spellEnd"/>
+      <w:r>
+        <w:rPr>
+          <w:sz w:val="28"/>
+          <w:szCs w:val="28"/>
+        </w:rPr>
+        <w:t xml:space="preserve"> (графический документ, чертеж)</w:t>
       </w:r>
       <w:r>
         <w:rPr>
@@ -2086,14 +2384,62 @@
           <w:sz w:val="28"/>
           <w:szCs w:val="28"/>
         </w:rPr>
-        <w:t>Для параметрического построения 3D-геометрии рамки используются объекты TransientGeometry (для математического описания координат) и PartComponentDefinition (для управления эскизами и операциями выдавливания).</w:t>
-      </w:r>
-      <w:r>
-        <w:rPr>
-          <w:sz w:val="28"/>
-          <w:szCs w:val="28"/>
-        </w:rPr>
-        <w:t>[3,</w:t>
+        <w:t xml:space="preserve">Для параметрического построения 3D-геометрии рамки используются объекты </w:t>
+      </w:r>
+      <w:proofErr w:type="spellStart"/>
+      <w:r>
+        <w:rPr>
+          <w:sz w:val="28"/>
+          <w:szCs w:val="28"/>
+        </w:rPr>
+        <w:t>TransientGeometry</w:t>
+      </w:r>
+      <w:proofErr w:type="spellEnd"/>
+      <w:r>
+        <w:rPr>
+          <w:sz w:val="28"/>
+          <w:szCs w:val="28"/>
+        </w:rPr>
+        <w:t xml:space="preserve"> (для математического описания координат) и </w:t>
+      </w:r>
+      <w:proofErr w:type="spellStart"/>
+      <w:r>
+        <w:rPr>
+          <w:sz w:val="28"/>
+          <w:szCs w:val="28"/>
+        </w:rPr>
+        <w:t>PartComponentDefinition</w:t>
+      </w:r>
+      <w:proofErr w:type="spellEnd"/>
+      <w:r>
+        <w:rPr>
+          <w:sz w:val="28"/>
+          <w:szCs w:val="28"/>
+        </w:rPr>
+        <w:t xml:space="preserve"> (для управления эскизами и операциями выдавливания</w:t>
+      </w:r>
+      <w:proofErr w:type="gramStart"/>
+      <w:r>
+        <w:rPr>
+          <w:sz w:val="28"/>
+          <w:szCs w:val="28"/>
+        </w:rPr>
+        <w:t>).</w:t>
+      </w:r>
+      <w:r>
+        <w:rPr>
+          <w:sz w:val="28"/>
+          <w:szCs w:val="28"/>
+        </w:rPr>
+        <w:t>[</w:t>
+      </w:r>
+      <w:proofErr w:type="gramEnd"/>
+      <w:r>
+        <w:rPr>
+          <w:sz w:val="28"/>
+          <w:szCs w:val="28"/>
+        </w:rPr>
+        <w:t>3,</w:t>
       </w:r>
       <w:r>
         <w:rPr>
@@ -2279,6 +2625,7 @@
                 <w:lang w:val="en-US"/>
               </w:rPr>
             </w:pPr>
+            <w:proofErr w:type="spellStart"/>
             <w:r>
               <w:rPr>
                 <w:sz w:val="24"/>
@@ -2287,6 +2634,7 @@
               </w:rPr>
               <w:t>Application.Documents</w:t>
             </w:r>
+            <w:proofErr w:type="spellEnd"/>
           </w:p>
         </w:tc>
         <w:tc>
@@ -2389,6 +2737,7 @@
                 <w:lang w:val="en-US"/>
               </w:rPr>
             </w:pPr>
+            <w:proofErr w:type="spellStart"/>
             <w:r>
               <w:rPr>
                 <w:sz w:val="24"/>
@@ -2403,6 +2752,7 @@
               </w:rPr>
               <w:t>TransientGeometry</w:t>
             </w:r>
+            <w:proofErr w:type="spellEnd"/>
           </w:p>
         </w:tc>
         <w:tc>
@@ -2422,6 +2772,7 @@
                 <w:szCs w:val="24"/>
               </w:rPr>
             </w:pPr>
+            <w:proofErr w:type="spellStart"/>
             <w:r>
               <w:rPr>
                 <w:sz w:val="24"/>
@@ -2429,6 +2780,7 @@
               </w:rPr>
               <w:t>TransientGeometry</w:t>
             </w:r>
+            <w:proofErr w:type="spellEnd"/>
           </w:p>
         </w:tc>
         <w:tc>
@@ -2479,6 +2831,7 @@
                 <w:szCs w:val="24"/>
               </w:rPr>
             </w:pPr>
+            <w:proofErr w:type="spellStart"/>
             <w:r>
               <w:rPr>
                 <w:color w:val="000000" w:themeColor="text1"/>
@@ -2495,6 +2848,7 @@
               </w:rPr>
               <w:t>ComponentDefinition</w:t>
             </w:r>
+            <w:proofErr w:type="spellEnd"/>
           </w:p>
         </w:tc>
         <w:tc>
@@ -2514,6 +2868,7 @@
                 <w:szCs w:val="24"/>
               </w:rPr>
             </w:pPr>
+            <w:proofErr w:type="spellStart"/>
             <w:r>
               <w:rPr>
                 <w:sz w:val="24"/>
@@ -2521,6 +2876,7 @@
               </w:rPr>
               <w:t>PartComponentDefinition</w:t>
             </w:r>
+            <w:proofErr w:type="spellEnd"/>
             <w:r>
               <w:rPr>
                 <w:sz w:val="24"/>
@@ -2579,14 +2935,25 @@
                 <w:lang w:val="en-US"/>
               </w:rPr>
             </w:pPr>
-            <w:r>
-              <w:rPr>
-                <w:sz w:val="24"/>
-                <w:szCs w:val="24"/>
-                <w:lang w:val="en-US"/>
-              </w:rPr>
-              <w:t>PartComponentDefinition.</w:t>
-            </w:r>
+            <w:proofErr w:type="spellStart"/>
+            <w:r>
+              <w:rPr>
+                <w:sz w:val="24"/>
+                <w:szCs w:val="24"/>
+                <w:lang w:val="en-US"/>
+              </w:rPr>
+              <w:t>PartComponentDefinition</w:t>
+            </w:r>
+            <w:proofErr w:type="spellEnd"/>
+            <w:r>
+              <w:rPr>
+                <w:sz w:val="24"/>
+                <w:szCs w:val="24"/>
+                <w:lang w:val="en-US"/>
+              </w:rPr>
+              <w:t>.</w:t>
+            </w:r>
+            <w:proofErr w:type="spellStart"/>
             <w:r>
               <w:rPr>
                 <w:sz w:val="24"/>
@@ -2594,6 +2961,7 @@
               </w:rPr>
               <w:t>Sketches</w:t>
             </w:r>
+            <w:proofErr w:type="spellEnd"/>
           </w:p>
         </w:tc>
         <w:tc>
@@ -2615,6 +2983,7 @@
                 <w:lang w:val="en-US"/>
               </w:rPr>
             </w:pPr>
+            <w:proofErr w:type="spellStart"/>
             <w:r>
               <w:rPr>
                 <w:sz w:val="24"/>
@@ -2622,6 +2991,7 @@
               </w:rPr>
               <w:t>PlanarSketches</w:t>
             </w:r>
+            <w:proofErr w:type="spellEnd"/>
           </w:p>
         </w:tc>
         <w:tc>
@@ -2672,14 +3042,25 @@
                 <w:szCs w:val="24"/>
               </w:rPr>
             </w:pPr>
-            <w:r>
-              <w:rPr>
-                <w:sz w:val="24"/>
-                <w:szCs w:val="24"/>
-                <w:lang w:val="en-US"/>
-              </w:rPr>
-              <w:t>PartFeatures.</w:t>
-            </w:r>
+            <w:proofErr w:type="spellStart"/>
+            <w:r>
+              <w:rPr>
+                <w:sz w:val="24"/>
+                <w:szCs w:val="24"/>
+                <w:lang w:val="en-US"/>
+              </w:rPr>
+              <w:t>PartFeatures</w:t>
+            </w:r>
+            <w:proofErr w:type="spellEnd"/>
+            <w:r>
+              <w:rPr>
+                <w:sz w:val="24"/>
+                <w:szCs w:val="24"/>
+                <w:lang w:val="en-US"/>
+              </w:rPr>
+              <w:t>.</w:t>
+            </w:r>
+            <w:proofErr w:type="spellStart"/>
             <w:r>
               <w:rPr>
                 <w:sz w:val="24"/>
@@ -2687,6 +3068,7 @@
               </w:rPr>
               <w:t>ExtrudeFeatures</w:t>
             </w:r>
+            <w:proofErr w:type="spellEnd"/>
           </w:p>
         </w:tc>
         <w:tc>
@@ -2707,6 +3089,7 @@
                 <w:szCs w:val="24"/>
               </w:rPr>
             </w:pPr>
+            <w:proofErr w:type="spellStart"/>
             <w:r>
               <w:rPr>
                 <w:sz w:val="24"/>
@@ -2714,6 +3097,7 @@
               </w:rPr>
               <w:t>ExtrudeFeatures</w:t>
             </w:r>
+            <w:proofErr w:type="spellEnd"/>
           </w:p>
         </w:tc>
         <w:tc>
@@ -2766,14 +3150,25 @@
                 <w:szCs w:val="24"/>
               </w:rPr>
             </w:pPr>
-            <w:r>
-              <w:rPr>
-                <w:sz w:val="24"/>
-                <w:szCs w:val="24"/>
-                <w:lang w:val="en-US"/>
-              </w:rPr>
-              <w:t>PartComponentDefinition.</w:t>
-            </w:r>
+            <w:proofErr w:type="spellStart"/>
+            <w:r>
+              <w:rPr>
+                <w:sz w:val="24"/>
+                <w:szCs w:val="24"/>
+                <w:lang w:val="en-US"/>
+              </w:rPr>
+              <w:t>PartComponentDefinition</w:t>
+            </w:r>
+            <w:proofErr w:type="spellEnd"/>
+            <w:r>
+              <w:rPr>
+                <w:sz w:val="24"/>
+                <w:szCs w:val="24"/>
+                <w:lang w:val="en-US"/>
+              </w:rPr>
+              <w:t>.</w:t>
+            </w:r>
+            <w:proofErr w:type="spellStart"/>
             <w:r>
               <w:rPr>
                 <w:sz w:val="24"/>
@@ -2781,6 +3176,7 @@
               </w:rPr>
               <w:t>WorkPlanes</w:t>
             </w:r>
+            <w:proofErr w:type="spellEnd"/>
           </w:p>
         </w:tc>
         <w:tc>
@@ -2801,6 +3197,7 @@
                 <w:szCs w:val="24"/>
               </w:rPr>
             </w:pPr>
+            <w:proofErr w:type="spellStart"/>
             <w:r>
               <w:rPr>
                 <w:sz w:val="24"/>
@@ -2808,6 +3205,7 @@
               </w:rPr>
               <w:t>WorkPlanes</w:t>
             </w:r>
+            <w:proofErr w:type="spellEnd"/>
           </w:p>
         </w:tc>
         <w:tc>
@@ -2859,6 +3257,7 @@
                 <w:lang w:val="en-US"/>
               </w:rPr>
             </w:pPr>
+            <w:proofErr w:type="spellStart"/>
             <w:r>
               <w:rPr>
                 <w:sz w:val="24"/>
@@ -2867,6 +3266,7 @@
               </w:rPr>
               <w:t>PlanarSketch.SketchLines</w:t>
             </w:r>
+            <w:proofErr w:type="spellEnd"/>
           </w:p>
         </w:tc>
         <w:tc>
@@ -2888,6 +3288,7 @@
                 <w:lang w:val="en-US"/>
               </w:rPr>
             </w:pPr>
+            <w:proofErr w:type="spellStart"/>
             <w:r>
               <w:rPr>
                 <w:sz w:val="24"/>
@@ -2896,6 +3297,7 @@
               </w:rPr>
               <w:t>SketchLines</w:t>
             </w:r>
+            <w:proofErr w:type="spellEnd"/>
           </w:p>
         </w:tc>
         <w:tc>
@@ -2969,6 +3371,7 @@
                 <w:lang w:val="en-US"/>
               </w:rPr>
             </w:pPr>
+            <w:proofErr w:type="spellStart"/>
             <w:r>
               <w:rPr>
                 <w:sz w:val="24"/>
@@ -2977,6 +3380,7 @@
               </w:rPr>
               <w:t>PlanarSketch.Profiles</w:t>
             </w:r>
+            <w:proofErr w:type="spellEnd"/>
           </w:p>
         </w:tc>
         <w:tc>
@@ -3057,6 +3461,7 @@
                 <w:lang w:val="en-US"/>
               </w:rPr>
             </w:pPr>
+            <w:proofErr w:type="spellStart"/>
             <w:r>
               <w:rPr>
                 <w:sz w:val="24"/>
@@ -3065,6 +3470,7 @@
               </w:rPr>
               <w:t>PartComponentDefinition.Features</w:t>
             </w:r>
+            <w:proofErr w:type="spellEnd"/>
           </w:p>
         </w:tc>
         <w:tc>
@@ -3086,6 +3492,7 @@
                 <w:lang w:val="en-US"/>
               </w:rPr>
             </w:pPr>
+            <w:proofErr w:type="spellStart"/>
             <w:r>
               <w:rPr>
                 <w:sz w:val="24"/>
@@ -3094,6 +3501,7 @@
               </w:rPr>
               <w:t>PartFeatures</w:t>
             </w:r>
+            <w:proofErr w:type="spellEnd"/>
           </w:p>
         </w:tc>
         <w:tc>
@@ -3342,12 +3750,21 @@
                 <w:lang w:val="en-US"/>
               </w:rPr>
             </w:pPr>
-            <w:r>
-              <w:rPr>
-                <w:sz w:val="24"/>
-                <w:szCs w:val="24"/>
-              </w:rPr>
-              <w:t>Documents.Add()</w:t>
+            <w:proofErr w:type="spellStart"/>
+            <w:r>
+              <w:rPr>
+                <w:sz w:val="24"/>
+                <w:szCs w:val="24"/>
+              </w:rPr>
+              <w:t>Documents.Add</w:t>
+            </w:r>
+            <w:proofErr w:type="spellEnd"/>
+            <w:r>
+              <w:rPr>
+                <w:sz w:val="24"/>
+                <w:szCs w:val="24"/>
+              </w:rPr>
+              <w:t>()</w:t>
             </w:r>
           </w:p>
         </w:tc>
@@ -3367,13 +3784,47 @@
                 <w:lang w:val="en-US"/>
               </w:rPr>
             </w:pPr>
-            <w:r>
-              <w:rPr>
-                <w:sz w:val="24"/>
-                <w:szCs w:val="24"/>
-              </w:rPr>
-              <w:t>DocumentTypeEnum, string, bool</w:t>
-            </w:r>
+            <w:proofErr w:type="spellStart"/>
+            <w:r>
+              <w:rPr>
+                <w:sz w:val="24"/>
+                <w:szCs w:val="24"/>
+              </w:rPr>
+              <w:t>DocumentTypeEnum</w:t>
+            </w:r>
+            <w:proofErr w:type="spellEnd"/>
+            <w:r>
+              <w:rPr>
+                <w:sz w:val="24"/>
+                <w:szCs w:val="24"/>
+              </w:rPr>
+              <w:t xml:space="preserve">, </w:t>
+            </w:r>
+            <w:proofErr w:type="spellStart"/>
+            <w:r>
+              <w:rPr>
+                <w:sz w:val="24"/>
+                <w:szCs w:val="24"/>
+              </w:rPr>
+              <w:t>string</w:t>
+            </w:r>
+            <w:proofErr w:type="spellEnd"/>
+            <w:r>
+              <w:rPr>
+                <w:sz w:val="24"/>
+                <w:szCs w:val="24"/>
+              </w:rPr>
+              <w:t xml:space="preserve">, </w:t>
+            </w:r>
+            <w:proofErr w:type="spellStart"/>
+            <w:r>
+              <w:rPr>
+                <w:sz w:val="24"/>
+                <w:szCs w:val="24"/>
+              </w:rPr>
+              <w:t>bool</w:t>
+            </w:r>
+            <w:proofErr w:type="spellEnd"/>
           </w:p>
         </w:tc>
         <w:tc>
@@ -3444,12 +3895,21 @@
                 <w:szCs w:val="24"/>
               </w:rPr>
             </w:pPr>
-            <w:r>
-              <w:rPr>
-                <w:sz w:val="24"/>
-                <w:szCs w:val="24"/>
-              </w:rPr>
-              <w:t>PlanarSketches.Add()</w:t>
+            <w:proofErr w:type="spellStart"/>
+            <w:r>
+              <w:rPr>
+                <w:sz w:val="24"/>
+                <w:szCs w:val="24"/>
+              </w:rPr>
+              <w:t>PlanarSketches.Add</w:t>
+            </w:r>
+            <w:proofErr w:type="spellEnd"/>
+            <w:r>
+              <w:rPr>
+                <w:sz w:val="24"/>
+                <w:szCs w:val="24"/>
+              </w:rPr>
+              <w:t>()</w:t>
             </w:r>
           </w:p>
         </w:tc>
@@ -3468,13 +3928,31 @@
                 <w:szCs w:val="24"/>
               </w:rPr>
             </w:pPr>
-            <w:r>
-              <w:rPr>
-                <w:sz w:val="24"/>
-                <w:szCs w:val="24"/>
-              </w:rPr>
-              <w:t>WorkPlane, bool</w:t>
-            </w:r>
+            <w:proofErr w:type="spellStart"/>
+            <w:r>
+              <w:rPr>
+                <w:sz w:val="24"/>
+                <w:szCs w:val="24"/>
+              </w:rPr>
+              <w:t>WorkPlane</w:t>
+            </w:r>
+            <w:proofErr w:type="spellEnd"/>
+            <w:r>
+              <w:rPr>
+                <w:sz w:val="24"/>
+                <w:szCs w:val="24"/>
+              </w:rPr>
+              <w:t xml:space="preserve">, </w:t>
+            </w:r>
+            <w:proofErr w:type="spellStart"/>
+            <w:r>
+              <w:rPr>
+                <w:sz w:val="24"/>
+                <w:szCs w:val="24"/>
+              </w:rPr>
+              <w:t>bool</w:t>
+            </w:r>
+            <w:proofErr w:type="spellEnd"/>
           </w:p>
         </w:tc>
         <w:tc>
@@ -3492,6 +3970,7 @@
                 <w:szCs w:val="24"/>
               </w:rPr>
             </w:pPr>
+            <w:proofErr w:type="spellStart"/>
             <w:r>
               <w:rPr>
                 <w:sz w:val="24"/>
@@ -3499,6 +3978,7 @@
               </w:rPr>
               <w:t>PlanarSketch</w:t>
             </w:r>
+            <w:proofErr w:type="spellEnd"/>
           </w:p>
         </w:tc>
         <w:tc>
@@ -3546,33 +4026,59 @@
                 <w:lang w:val="en-US"/>
               </w:rPr>
             </w:pPr>
-            <w:r>
-              <w:rPr>
-                <w:sz w:val="24"/>
-                <w:szCs w:val="24"/>
-                <w:lang w:val="en-US"/>
-              </w:rPr>
-              <w:t>TransientGeometry.</w:t>
-            </w:r>
-          </w:p>
-          <w:p>
-            <w:pPr>
-              <w:tabs>
-                <w:tab w:val="left" w:pos="0"/>
-              </w:tabs>
-              <w:jc w:val="center"/>
-              <w:rPr>
-                <w:sz w:val="24"/>
-                <w:szCs w:val="24"/>
-                <w:lang w:val="en-US"/>
-              </w:rPr>
-            </w:pPr>
-            <w:r>
-              <w:rPr>
-                <w:sz w:val="24"/>
-                <w:szCs w:val="24"/>
-              </w:rPr>
-              <w:t>CreatePoint2d()</w:t>
+            <w:proofErr w:type="spellStart"/>
+            <w:r>
+              <w:rPr>
+                <w:sz w:val="24"/>
+                <w:szCs w:val="24"/>
+                <w:lang w:val="en-US"/>
+              </w:rPr>
+              <w:t>TransientGeometry</w:t>
+            </w:r>
+            <w:proofErr w:type="spellEnd"/>
+            <w:r>
+              <w:rPr>
+                <w:sz w:val="24"/>
+                <w:szCs w:val="24"/>
+                <w:lang w:val="en-US"/>
+              </w:rPr>
+              <w:t>.</w:t>
+            </w:r>
+          </w:p>
+          <w:p>
+            <w:pPr>
+              <w:tabs>
+                <w:tab w:val="left" w:pos="0"/>
+              </w:tabs>
+              <w:jc w:val="center"/>
+              <w:rPr>
+                <w:sz w:val="24"/>
+                <w:szCs w:val="24"/>
+                <w:lang w:val="en-US"/>
+              </w:rPr>
+            </w:pPr>
+            <w:r>
+              <w:rPr>
+                <w:sz w:val="24"/>
+                <w:szCs w:val="24"/>
+              </w:rPr>
+              <w:t>CreatePoint2</w:t>
+            </w:r>
+            <w:proofErr w:type="gramStart"/>
+            <w:r>
+              <w:rPr>
+                <w:sz w:val="24"/>
+                <w:szCs w:val="24"/>
+              </w:rPr>
+              <w:t>d(</w:t>
+            </w:r>
+            <w:proofErr w:type="gramEnd"/>
+            <w:r>
+              <w:rPr>
+                <w:sz w:val="24"/>
+                <w:szCs w:val="24"/>
+              </w:rPr>
+              <w:t>)</w:t>
             </w:r>
           </w:p>
         </w:tc>
@@ -3592,13 +4098,31 @@
                 <w:lang w:val="en-US"/>
               </w:rPr>
             </w:pPr>
-            <w:r>
-              <w:rPr>
-                <w:sz w:val="24"/>
-                <w:szCs w:val="24"/>
-              </w:rPr>
-              <w:t>double, double</w:t>
-            </w:r>
+            <w:proofErr w:type="spellStart"/>
+            <w:r>
+              <w:rPr>
+                <w:sz w:val="24"/>
+                <w:szCs w:val="24"/>
+              </w:rPr>
+              <w:t>double</w:t>
+            </w:r>
+            <w:proofErr w:type="spellEnd"/>
+            <w:r>
+              <w:rPr>
+                <w:sz w:val="24"/>
+                <w:szCs w:val="24"/>
+              </w:rPr>
+              <w:t xml:space="preserve">, </w:t>
+            </w:r>
+            <w:proofErr w:type="spellStart"/>
+            <w:r>
+              <w:rPr>
+                <w:sz w:val="24"/>
+                <w:szCs w:val="24"/>
+              </w:rPr>
+              <w:t>double</w:t>
+            </w:r>
+            <w:proofErr w:type="spellEnd"/>
           </w:p>
         </w:tc>
         <w:tc>
@@ -3669,26 +4193,37 @@
                 <w:szCs w:val="24"/>
               </w:rPr>
             </w:pPr>
-            <w:r>
-              <w:rPr>
-                <w:sz w:val="24"/>
-                <w:szCs w:val="24"/>
-              </w:rPr>
-              <w:t>SketchLines.</w:t>
-            </w:r>
-          </w:p>
-          <w:p>
-            <w:pPr>
-              <w:tabs>
-                <w:tab w:val="left" w:pos="0"/>
-              </w:tabs>
-              <w:jc w:val="center"/>
-              <w:rPr>
-                <w:sz w:val="24"/>
-                <w:szCs w:val="24"/>
-                <w:lang w:val="en-US"/>
-              </w:rPr>
-            </w:pPr>
+            <w:proofErr w:type="spellStart"/>
+            <w:r>
+              <w:rPr>
+                <w:sz w:val="24"/>
+                <w:szCs w:val="24"/>
+              </w:rPr>
+              <w:t>SketchLines</w:t>
+            </w:r>
+            <w:proofErr w:type="spellEnd"/>
+            <w:r>
+              <w:rPr>
+                <w:sz w:val="24"/>
+                <w:szCs w:val="24"/>
+              </w:rPr>
+              <w:t>.</w:t>
+            </w:r>
+          </w:p>
+          <w:p>
+            <w:pPr>
+              <w:tabs>
+                <w:tab w:val="left" w:pos="0"/>
+              </w:tabs>
+              <w:jc w:val="center"/>
+              <w:rPr>
+                <w:sz w:val="24"/>
+                <w:szCs w:val="24"/>
+                <w:lang w:val="en-US"/>
+              </w:rPr>
+            </w:pPr>
+            <w:proofErr w:type="spellStart"/>
+            <w:proofErr w:type="gramStart"/>
             <w:r>
               <w:rPr>
                 <w:sz w:val="24"/>
@@ -3696,12 +4231,21 @@
               </w:rPr>
               <w:t>AddAsTwoPointRectangle</w:t>
             </w:r>
-            <w:r>
-              <w:rPr>
-                <w:sz w:val="24"/>
-                <w:szCs w:val="24"/>
-              </w:rPr>
-              <w:t>()</w:t>
+            <w:proofErr w:type="spellEnd"/>
+            <w:r>
+              <w:rPr>
+                <w:sz w:val="24"/>
+                <w:szCs w:val="24"/>
+              </w:rPr>
+              <w:t>(</w:t>
+            </w:r>
+            <w:proofErr w:type="gramEnd"/>
+            <w:r>
+              <w:rPr>
+                <w:sz w:val="24"/>
+                <w:szCs w:val="24"/>
+              </w:rPr>
+              <w:t>)</w:t>
             </w:r>
           </w:p>
         </w:tc>
@@ -3744,6 +4288,7 @@
                 <w:szCs w:val="24"/>
               </w:rPr>
             </w:pPr>
+            <w:proofErr w:type="spellStart"/>
             <w:r>
               <w:rPr>
                 <w:sz w:val="24"/>
@@ -3751,18 +4296,20 @@
               </w:rPr>
               <w:t>SketchEntities</w:t>
             </w:r>
-          </w:p>
-          <w:p>
-            <w:pPr>
-              <w:tabs>
-                <w:tab w:val="left" w:pos="0"/>
-              </w:tabs>
-              <w:jc w:val="center"/>
-              <w:rPr>
-                <w:sz w:val="24"/>
-                <w:szCs w:val="24"/>
-              </w:rPr>
-            </w:pPr>
+            <w:proofErr w:type="spellEnd"/>
+          </w:p>
+          <w:p>
+            <w:pPr>
+              <w:tabs>
+                <w:tab w:val="left" w:pos="0"/>
+              </w:tabs>
+              <w:jc w:val="center"/>
+              <w:rPr>
+                <w:sz w:val="24"/>
+                <w:szCs w:val="24"/>
+              </w:rPr>
+            </w:pPr>
+            <w:proofErr w:type="spellStart"/>
             <w:r>
               <w:rPr>
                 <w:sz w:val="24"/>
@@ -3770,6 +4317,7 @@
               </w:rPr>
               <w:t>Enumerator</w:t>
             </w:r>
+            <w:proofErr w:type="spellEnd"/>
           </w:p>
         </w:tc>
         <w:tc>
@@ -3816,25 +4364,36 @@
                 <w:szCs w:val="24"/>
               </w:rPr>
             </w:pPr>
-            <w:r>
-              <w:rPr>
-                <w:sz w:val="24"/>
-                <w:szCs w:val="24"/>
-              </w:rPr>
-              <w:t>SketchLines.</w:t>
-            </w:r>
-          </w:p>
-          <w:p>
-            <w:pPr>
-              <w:tabs>
-                <w:tab w:val="left" w:pos="0"/>
-              </w:tabs>
-              <w:jc w:val="center"/>
-              <w:rPr>
-                <w:sz w:val="24"/>
-                <w:szCs w:val="24"/>
-              </w:rPr>
-            </w:pPr>
+            <w:proofErr w:type="spellStart"/>
+            <w:r>
+              <w:rPr>
+                <w:sz w:val="24"/>
+                <w:szCs w:val="24"/>
+              </w:rPr>
+              <w:t>SketchLines</w:t>
+            </w:r>
+            <w:proofErr w:type="spellEnd"/>
+            <w:r>
+              <w:rPr>
+                <w:sz w:val="24"/>
+                <w:szCs w:val="24"/>
+              </w:rPr>
+              <w:t>.</w:t>
+            </w:r>
+          </w:p>
+          <w:p>
+            <w:pPr>
+              <w:tabs>
+                <w:tab w:val="left" w:pos="0"/>
+              </w:tabs>
+              <w:jc w:val="center"/>
+              <w:rPr>
+                <w:sz w:val="24"/>
+                <w:szCs w:val="24"/>
+              </w:rPr>
+            </w:pPr>
+            <w:proofErr w:type="spellStart"/>
+            <w:proofErr w:type="gramStart"/>
             <w:r>
               <w:rPr>
                 <w:sz w:val="24"/>
@@ -3842,12 +4401,21 @@
               </w:rPr>
               <w:t>AddByTwoPoints</w:t>
             </w:r>
-            <w:r>
-              <w:rPr>
-                <w:sz w:val="24"/>
-                <w:szCs w:val="24"/>
-              </w:rPr>
-              <w:t>()</w:t>
+            <w:proofErr w:type="spellEnd"/>
+            <w:r>
+              <w:rPr>
+                <w:sz w:val="24"/>
+                <w:szCs w:val="24"/>
+              </w:rPr>
+              <w:t>(</w:t>
+            </w:r>
+            <w:proofErr w:type="gramEnd"/>
+            <w:r>
+              <w:rPr>
+                <w:sz w:val="24"/>
+                <w:szCs w:val="24"/>
+              </w:rPr>
+              <w:t>)</w:t>
             </w:r>
           </w:p>
         </w:tc>
@@ -3891,6 +4459,7 @@
                 <w:szCs w:val="24"/>
               </w:rPr>
             </w:pPr>
+            <w:proofErr w:type="spellStart"/>
             <w:r>
               <w:rPr>
                 <w:sz w:val="24"/>
@@ -3898,6 +4467,7 @@
               </w:rPr>
               <w:t>SketchLine</w:t>
             </w:r>
+            <w:proofErr w:type="spellEnd"/>
           </w:p>
         </w:tc>
         <w:tc>
@@ -3945,12 +4515,21 @@
                 <w:szCs w:val="24"/>
               </w:rPr>
             </w:pPr>
-            <w:r>
-              <w:rPr>
-                <w:sz w:val="24"/>
-                <w:szCs w:val="24"/>
-              </w:rPr>
-              <w:t>Profiles.AddForSolid()</w:t>
+            <w:proofErr w:type="spellStart"/>
+            <w:r>
+              <w:rPr>
+                <w:sz w:val="24"/>
+                <w:szCs w:val="24"/>
+              </w:rPr>
+              <w:t>Profiles.AddForSolid</w:t>
+            </w:r>
+            <w:proofErr w:type="spellEnd"/>
+            <w:r>
+              <w:rPr>
+                <w:sz w:val="24"/>
+                <w:szCs w:val="24"/>
+              </w:rPr>
+              <w:t>()</w:t>
             </w:r>
           </w:p>
         </w:tc>
@@ -4047,32 +4626,59 @@
                 <w:lang w:val="en-US"/>
               </w:rPr>
             </w:pPr>
-            <w:r>
-              <w:rPr>
-                <w:sz w:val="24"/>
-                <w:szCs w:val="24"/>
-              </w:rPr>
-              <w:t>ExtrudeFeatures.</w:t>
-            </w:r>
-          </w:p>
-          <w:p>
-            <w:pPr>
-              <w:tabs>
-                <w:tab w:val="left" w:pos="0"/>
-              </w:tabs>
-              <w:jc w:val="center"/>
-              <w:rPr>
-                <w:sz w:val="24"/>
-                <w:szCs w:val="24"/>
-                <w:lang w:val="en-US"/>
-              </w:rPr>
-            </w:pPr>
-            <w:r>
-              <w:rPr>
-                <w:sz w:val="24"/>
-                <w:szCs w:val="24"/>
-              </w:rPr>
-              <w:t>AddByDistanceExtent()</w:t>
+            <w:proofErr w:type="spellStart"/>
+            <w:r>
+              <w:rPr>
+                <w:sz w:val="24"/>
+                <w:szCs w:val="24"/>
+              </w:rPr>
+              <w:t>ExtrudeFeatures</w:t>
+            </w:r>
+            <w:proofErr w:type="spellEnd"/>
+            <w:r>
+              <w:rPr>
+                <w:sz w:val="24"/>
+                <w:szCs w:val="24"/>
+              </w:rPr>
+              <w:t>.</w:t>
+            </w:r>
+          </w:p>
+          <w:p>
+            <w:pPr>
+              <w:tabs>
+                <w:tab w:val="left" w:pos="0"/>
+              </w:tabs>
+              <w:jc w:val="center"/>
+              <w:rPr>
+                <w:sz w:val="24"/>
+                <w:szCs w:val="24"/>
+                <w:lang w:val="en-US"/>
+              </w:rPr>
+            </w:pPr>
+            <w:proofErr w:type="spellStart"/>
+            <w:proofErr w:type="gramStart"/>
+            <w:r>
+              <w:rPr>
+                <w:sz w:val="24"/>
+                <w:szCs w:val="24"/>
+              </w:rPr>
+              <w:t>AddByDistanceExtent</w:t>
+            </w:r>
+            <w:proofErr w:type="spellEnd"/>
+            <w:r>
+              <w:rPr>
+                <w:sz w:val="24"/>
+                <w:szCs w:val="24"/>
+              </w:rPr>
+              <w:t>(</w:t>
+            </w:r>
+            <w:proofErr w:type="gramEnd"/>
+            <w:r>
+              <w:rPr>
+                <w:sz w:val="24"/>
+                <w:szCs w:val="24"/>
+              </w:rPr>
+              <w:t>)</w:t>
             </w:r>
           </w:p>
         </w:tc>
@@ -4097,21 +4703,47 @@
                 <w:sz w:val="24"/>
                 <w:szCs w:val="24"/>
               </w:rPr>
-              <w:t>Profile, double, PartFeature</w:t>
-            </w:r>
-          </w:p>
-          <w:p>
-            <w:pPr>
-              <w:tabs>
-                <w:tab w:val="left" w:pos="0"/>
-              </w:tabs>
-              <w:jc w:val="center"/>
-              <w:rPr>
-                <w:sz w:val="24"/>
-                <w:szCs w:val="24"/>
-                <w:lang w:val="en-US"/>
-              </w:rPr>
-            </w:pPr>
+              <w:t xml:space="preserve">Profile, </w:t>
+            </w:r>
+            <w:proofErr w:type="spellStart"/>
+            <w:r>
+              <w:rPr>
+                <w:sz w:val="24"/>
+                <w:szCs w:val="24"/>
+              </w:rPr>
+              <w:t>double</w:t>
+            </w:r>
+            <w:proofErr w:type="spellEnd"/>
+            <w:r>
+              <w:rPr>
+                <w:sz w:val="24"/>
+                <w:szCs w:val="24"/>
+              </w:rPr>
+              <w:t xml:space="preserve">, </w:t>
+            </w:r>
+            <w:proofErr w:type="spellStart"/>
+            <w:r>
+              <w:rPr>
+                <w:sz w:val="24"/>
+                <w:szCs w:val="24"/>
+              </w:rPr>
+              <w:t>PartFeature</w:t>
+            </w:r>
+            <w:proofErr w:type="spellEnd"/>
+          </w:p>
+          <w:p>
+            <w:pPr>
+              <w:tabs>
+                <w:tab w:val="left" w:pos="0"/>
+              </w:tabs>
+              <w:jc w:val="center"/>
+              <w:rPr>
+                <w:sz w:val="24"/>
+                <w:szCs w:val="24"/>
+                <w:lang w:val="en-US"/>
+              </w:rPr>
+            </w:pPr>
+            <w:proofErr w:type="spellStart"/>
             <w:r>
               <w:rPr>
                 <w:sz w:val="24"/>
@@ -4119,6 +4751,7 @@
               </w:rPr>
               <w:t>ExtentDirectionEnum</w:t>
             </w:r>
+            <w:proofErr w:type="spellEnd"/>
           </w:p>
         </w:tc>
         <w:tc>
@@ -4136,6 +4769,7 @@
                 <w:szCs w:val="24"/>
               </w:rPr>
             </w:pPr>
+            <w:proofErr w:type="spellStart"/>
             <w:r>
               <w:rPr>
                 <w:sz w:val="24"/>
@@ -4143,6 +4777,7 @@
               </w:rPr>
               <w:t>ExtrudeFeature</w:t>
             </w:r>
+            <w:proofErr w:type="spellEnd"/>
           </w:p>
         </w:tc>
         <w:tc>
@@ -6630,7 +7265,21 @@
         <w:rPr>
           <w:sz w:val="28"/>
         </w:rPr>
-        <w:t>– MainForm – главное окно пользовательского интерфейса, предназначенное для отображения элементов управления, ввода параметров модели, первичной валидации полей и вывода предупреждений об ошибках;</w:t>
+        <w:t xml:space="preserve">– </w:t>
+      </w:r>
+      <w:proofErr w:type="spellStart"/>
+      <w:r>
+        <w:rPr>
+          <w:sz w:val="28"/>
+        </w:rPr>
+        <w:t>MainForm</w:t>
+      </w:r>
+      <w:proofErr w:type="spellEnd"/>
+      <w:r>
+        <w:rPr>
+          <w:sz w:val="28"/>
+        </w:rPr>
+        <w:t xml:space="preserve"> – главное окно пользовательского интерфейса, предназначенное для отображения элементов управления, ввода параметров модели, первичной валидации полей и вывода предупреждений об ошибках;</w:t>
       </w:r>
     </w:p>
     <w:p>
@@ -6650,7 +7299,21 @@
           <w:sz w:val="28"/>
         </w:rPr>
         <w:lastRenderedPageBreak/>
-        <w:t>– Parameters – класс, содержащий геометрические параметры рамки для фотографии</w:t>
+        <w:t xml:space="preserve">– </w:t>
+      </w:r>
+      <w:proofErr w:type="spellStart"/>
+      <w:r>
+        <w:rPr>
+          <w:sz w:val="28"/>
+        </w:rPr>
+        <w:t>Parameters</w:t>
+      </w:r>
+      <w:proofErr w:type="spellEnd"/>
+      <w:r>
+        <w:rPr>
+          <w:sz w:val="28"/>
+        </w:rPr>
+        <w:t xml:space="preserve"> – класс, содержащий геометрические параметры рамки для фотографии</w:t>
       </w:r>
       <w:r>
         <w:rPr>
@@ -6693,7 +7356,21 @@
         <w:rPr>
           <w:sz w:val="28"/>
         </w:rPr>
-        <w:t>– Builder – класс, отвечающий за последовательное построение трехмерной модели рамки для фотографии на основе заданных параметров;</w:t>
+        <w:t xml:space="preserve">– </w:t>
+      </w:r>
+      <w:proofErr w:type="spellStart"/>
+      <w:r>
+        <w:rPr>
+          <w:sz w:val="28"/>
+        </w:rPr>
+        <w:t>Builder</w:t>
+      </w:r>
+      <w:proofErr w:type="spellEnd"/>
+      <w:r>
+        <w:rPr>
+          <w:sz w:val="28"/>
+        </w:rPr>
+        <w:t xml:space="preserve"> – класс, отвечающий за последовательное построение трехмерной модели рамки для фотографии на основе заданных параметров;</w:t>
       </w:r>
     </w:p>
     <w:p>
@@ -6712,7 +7389,35 @@
         <w:rPr>
           <w:sz w:val="28"/>
         </w:rPr>
-        <w:t xml:space="preserve">– Wrapper – класс-обертка над API Autodesk Inventor, предоставляющий методы для запуска САПР, создания документа детали, 2D-эскизов, геометрических примитивов и операций твердотельного выдавливания.   </w:t>
+        <w:t xml:space="preserve">– </w:t>
+      </w:r>
+      <w:proofErr w:type="spellStart"/>
+      <w:r>
+        <w:rPr>
+          <w:sz w:val="28"/>
+        </w:rPr>
+        <w:t>Wrapper</w:t>
+      </w:r>
+      <w:proofErr w:type="spellEnd"/>
+      <w:r>
+        <w:rPr>
+          <w:sz w:val="28"/>
+        </w:rPr>
+        <w:t xml:space="preserve"> – класс-обертка над API Autodesk </w:t>
+      </w:r>
+      <w:proofErr w:type="spellStart"/>
+      <w:r>
+        <w:rPr>
+          <w:sz w:val="28"/>
+        </w:rPr>
+        <w:t>Inventor</w:t>
+      </w:r>
+      <w:proofErr w:type="spellEnd"/>
+      <w:r>
+        <w:rPr>
+          <w:sz w:val="28"/>
+        </w:rPr>
+        <w:t xml:space="preserve">, предоставляющий методы для запуска САПР, создания документа детали, 2D-эскизов, геометрических примитивов и операций твердотельного выдавливания.   </w:t>
       </w:r>
     </w:p>
     <w:p>
@@ -6731,7 +7436,91 @@
         <w:rPr>
           <w:sz w:val="28"/>
         </w:rPr>
-        <w:t xml:space="preserve">Класс MainForm связан отношением композиции с классами Parameters и Builder, так как хранит их экземпляры в своих полях и управляет временем их жизни. Главное окно получает введенные пользователем значения, проверяет корректность ввода и передает параметры в класс Parameters. После успешной проверки всех ограничений MainForm вызывает метод построения модели у класса Builder.   </w:t>
+        <w:t xml:space="preserve">Класс </w:t>
+      </w:r>
+      <w:proofErr w:type="spellStart"/>
+      <w:r>
+        <w:rPr>
+          <w:sz w:val="28"/>
+        </w:rPr>
+        <w:t>MainForm</w:t>
+      </w:r>
+      <w:proofErr w:type="spellEnd"/>
+      <w:r>
+        <w:rPr>
+          <w:sz w:val="28"/>
+        </w:rPr>
+        <w:t xml:space="preserve"> связан отношением композиции с классами </w:t>
+      </w:r>
+      <w:proofErr w:type="spellStart"/>
+      <w:r>
+        <w:rPr>
+          <w:sz w:val="28"/>
+        </w:rPr>
+        <w:t>Parameters</w:t>
+      </w:r>
+      <w:proofErr w:type="spellEnd"/>
+      <w:r>
+        <w:rPr>
+          <w:sz w:val="28"/>
+        </w:rPr>
+        <w:t xml:space="preserve"> и </w:t>
+      </w:r>
+      <w:proofErr w:type="spellStart"/>
+      <w:r>
+        <w:rPr>
+          <w:sz w:val="28"/>
+        </w:rPr>
+        <w:t>Builder</w:t>
+      </w:r>
+      <w:proofErr w:type="spellEnd"/>
+      <w:r>
+        <w:rPr>
+          <w:sz w:val="28"/>
+        </w:rPr>
+        <w:t xml:space="preserve">, так как хранит их экземпляры в своих полях и управляет временем их жизни. Главное окно получает введенные пользователем значения, проверяет корректность ввода и передает параметры в класс </w:t>
+      </w:r>
+      <w:proofErr w:type="spellStart"/>
+      <w:r>
+        <w:rPr>
+          <w:sz w:val="28"/>
+        </w:rPr>
+        <w:t>Parameters</w:t>
+      </w:r>
+      <w:proofErr w:type="spellEnd"/>
+      <w:r>
+        <w:rPr>
+          <w:sz w:val="28"/>
+        </w:rPr>
+        <w:t xml:space="preserve">. После успешной проверки всех ограничений </w:t>
+      </w:r>
+      <w:proofErr w:type="spellStart"/>
+      <w:r>
+        <w:rPr>
+          <w:sz w:val="28"/>
+        </w:rPr>
+        <w:t>MainForm</w:t>
+      </w:r>
+      <w:proofErr w:type="spellEnd"/>
+      <w:r>
+        <w:rPr>
+          <w:sz w:val="28"/>
+        </w:rPr>
+        <w:t xml:space="preserve"> вызывает метод построения модели у класса </w:t>
+      </w:r>
+      <w:proofErr w:type="spellStart"/>
+      <w:r>
+        <w:rPr>
+          <w:sz w:val="28"/>
+        </w:rPr>
+        <w:t>Builder</w:t>
+      </w:r>
+      <w:proofErr w:type="spellEnd"/>
+      <w:r>
+        <w:rPr>
+          <w:sz w:val="28"/>
+        </w:rPr>
+        <w:t xml:space="preserve">.   </w:t>
       </w:r>
     </w:p>
     <w:p>
@@ -6750,7 +7539,49 @@
         <w:rPr>
           <w:sz w:val="28"/>
         </w:rPr>
-        <w:t xml:space="preserve">Класс Builder связан отношением композиции с классом Wrapper и использует его методы для выполнения операций трехмерного построения модели средствами API Autodesk Inventor.   </w:t>
+        <w:t xml:space="preserve">Класс </w:t>
+      </w:r>
+      <w:proofErr w:type="spellStart"/>
+      <w:r>
+        <w:rPr>
+          <w:sz w:val="28"/>
+        </w:rPr>
+        <w:t>Builder</w:t>
+      </w:r>
+      <w:proofErr w:type="spellEnd"/>
+      <w:r>
+        <w:rPr>
+          <w:sz w:val="28"/>
+        </w:rPr>
+        <w:t xml:space="preserve"> связан отношением композиции с классом </w:t>
+      </w:r>
+      <w:proofErr w:type="spellStart"/>
+      <w:r>
+        <w:rPr>
+          <w:sz w:val="28"/>
+        </w:rPr>
+        <w:t>Wrapper</w:t>
+      </w:r>
+      <w:proofErr w:type="spellEnd"/>
+      <w:r>
+        <w:rPr>
+          <w:sz w:val="28"/>
+        </w:rPr>
+        <w:t xml:space="preserve"> и использует его методы для выполнения операций трехмерного построения модели средствами API Autodesk </w:t>
+      </w:r>
+      <w:proofErr w:type="spellStart"/>
+      <w:r>
+        <w:rPr>
+          <w:sz w:val="28"/>
+        </w:rPr>
+        <w:t>Inventor</w:t>
+      </w:r>
+      <w:proofErr w:type="spellEnd"/>
+      <w:r>
+        <w:rPr>
+          <w:sz w:val="28"/>
+        </w:rPr>
+        <w:t xml:space="preserve">.   </w:t>
       </w:r>
     </w:p>
     <w:p>
@@ -6769,7 +7600,63 @@
         <w:rPr>
           <w:sz w:val="28"/>
         </w:rPr>
-        <w:t xml:space="preserve">Между классами Builder и Parameters установлена связь использования, поскольку Builder получает объект Parameters в качестве входного параметра в методах построения для доступа к актуальным значениям размеров рамки и угла наклона подставки. </w:t>
+        <w:t xml:space="preserve">Между классами </w:t>
+      </w:r>
+      <w:proofErr w:type="spellStart"/>
+      <w:r>
+        <w:rPr>
+          <w:sz w:val="28"/>
+        </w:rPr>
+        <w:t>Builder</w:t>
+      </w:r>
+      <w:proofErr w:type="spellEnd"/>
+      <w:r>
+        <w:rPr>
+          <w:sz w:val="28"/>
+        </w:rPr>
+        <w:t xml:space="preserve"> и </w:t>
+      </w:r>
+      <w:proofErr w:type="spellStart"/>
+      <w:r>
+        <w:rPr>
+          <w:sz w:val="28"/>
+        </w:rPr>
+        <w:t>Parameters</w:t>
+      </w:r>
+      <w:proofErr w:type="spellEnd"/>
+      <w:r>
+        <w:rPr>
+          <w:sz w:val="28"/>
+        </w:rPr>
+        <w:t xml:space="preserve"> установлена связь использования, поскольку </w:t>
+      </w:r>
+      <w:proofErr w:type="spellStart"/>
+      <w:r>
+        <w:rPr>
+          <w:sz w:val="28"/>
+        </w:rPr>
+        <w:t>Builder</w:t>
+      </w:r>
+      <w:proofErr w:type="spellEnd"/>
+      <w:r>
+        <w:rPr>
+          <w:sz w:val="28"/>
+        </w:rPr>
+        <w:t xml:space="preserve"> получает объект </w:t>
+      </w:r>
+      <w:proofErr w:type="spellStart"/>
+      <w:r>
+        <w:rPr>
+          <w:sz w:val="28"/>
+        </w:rPr>
+        <w:t>Parameters</w:t>
+      </w:r>
+      <w:proofErr w:type="spellEnd"/>
+      <w:r>
+        <w:rPr>
+          <w:sz w:val="28"/>
+        </w:rPr>
+        <w:t xml:space="preserve"> в качестве входного параметра в методах построения для доступа к актуальным значениям размеров рамки и угла наклона подставки. </w:t>
       </w:r>
     </w:p>
     <w:p>
@@ -6873,6 +7760,7 @@
         </w:rPr>
         <w:t xml:space="preserve"> Свойства класса </w:t>
       </w:r>
+      <w:proofErr w:type="spellStart"/>
       <w:r>
         <w:rPr>
           <w:sz w:val="28"/>
@@ -6880,6 +7768,7 @@
         </w:rPr>
         <w:t>MainForm</w:t>
       </w:r>
+      <w:proofErr w:type="spellEnd"/>
     </w:p>
     <w:tbl>
       <w:tblPr>
@@ -7065,8 +7954,17 @@
                 <w:sz w:val="24"/>
                 <w:szCs w:val="24"/>
               </w:rPr>
-              <w:t>_parameters</w:t>
-            </w:r>
+              <w:t>_</w:t>
+            </w:r>
+            <w:proofErr w:type="spellStart"/>
+            <w:r>
+              <w:rPr>
+                <w:sz w:val="24"/>
+                <w:szCs w:val="24"/>
+              </w:rPr>
+              <w:t>parameters</w:t>
+            </w:r>
+            <w:proofErr w:type="spellEnd"/>
           </w:p>
         </w:tc>
         <w:tc>
@@ -7189,6 +8087,7 @@
         </w:rPr>
         <w:t xml:space="preserve">класса </w:t>
       </w:r>
+      <w:proofErr w:type="spellStart"/>
       <w:r>
         <w:rPr>
           <w:sz w:val="28"/>
@@ -7196,6 +8095,7 @@
         </w:rPr>
         <w:t>MainForm</w:t>
       </w:r>
+      <w:proofErr w:type="spellEnd"/>
     </w:p>
     <w:tbl>
       <w:tblPr>
@@ -7339,6 +8239,8 @@
                 <w:szCs w:val="24"/>
               </w:rPr>
             </w:pPr>
+            <w:proofErr w:type="spellStart"/>
+            <w:proofErr w:type="gramStart"/>
             <w:r>
               <w:rPr>
                 <w:sz w:val="24"/>
@@ -7347,12 +8249,21 @@
               </w:rPr>
               <w:t>BuildModel</w:t>
             </w:r>
-            <w:r>
-              <w:rPr>
-                <w:sz w:val="24"/>
-                <w:szCs w:val="24"/>
-              </w:rPr>
-              <w:t>()</w:t>
+            <w:proofErr w:type="spellEnd"/>
+            <w:r>
+              <w:rPr>
+                <w:sz w:val="24"/>
+                <w:szCs w:val="24"/>
+              </w:rPr>
+              <w:t>(</w:t>
+            </w:r>
+            <w:proofErr w:type="gramEnd"/>
+            <w:r>
+              <w:rPr>
+                <w:sz w:val="24"/>
+                <w:szCs w:val="24"/>
+              </w:rPr>
+              <w:t>)</w:t>
             </w:r>
           </w:p>
         </w:tc>
@@ -7450,6 +8361,8 @@
                 <w:szCs w:val="24"/>
               </w:rPr>
             </w:pPr>
+            <w:proofErr w:type="spellStart"/>
+            <w:proofErr w:type="gramStart"/>
             <w:r>
               <w:rPr>
                 <w:sz w:val="24"/>
@@ -7458,12 +8371,21 @@
               </w:rPr>
               <w:t>FirstValidate</w:t>
             </w:r>
-            <w:r>
-              <w:rPr>
-                <w:sz w:val="24"/>
-                <w:szCs w:val="24"/>
-              </w:rPr>
-              <w:t>()</w:t>
+            <w:proofErr w:type="spellEnd"/>
+            <w:r>
+              <w:rPr>
+                <w:sz w:val="24"/>
+                <w:szCs w:val="24"/>
+              </w:rPr>
+              <w:t>(</w:t>
+            </w:r>
+            <w:proofErr w:type="gramEnd"/>
+            <w:r>
+              <w:rPr>
+                <w:sz w:val="24"/>
+                <w:szCs w:val="24"/>
+              </w:rPr>
+              <w:t>)</w:t>
             </w:r>
           </w:p>
         </w:tc>
@@ -7562,13 +8484,41 @@
                 <w:lang w:val="en-US"/>
               </w:rPr>
             </w:pPr>
-            <w:r>
-              <w:rPr>
-                <w:sz w:val="24"/>
-                <w:szCs w:val="24"/>
-                <w:lang w:val="en-US"/>
-              </w:rPr>
-              <w:t>TextBox_FrameWidth_Leave()</w:t>
+            <w:proofErr w:type="spellStart"/>
+            <w:r>
+              <w:rPr>
+                <w:sz w:val="24"/>
+                <w:szCs w:val="24"/>
+                <w:lang w:val="en-US"/>
+              </w:rPr>
+              <w:t>TextBox_FrameWidth_</w:t>
+            </w:r>
+            <w:proofErr w:type="gramStart"/>
+            <w:r>
+              <w:rPr>
+                <w:sz w:val="24"/>
+                <w:szCs w:val="24"/>
+                <w:lang w:val="en-US"/>
+              </w:rPr>
+              <w:t>Leave</w:t>
+            </w:r>
+            <w:proofErr w:type="spellEnd"/>
+            <w:r>
+              <w:rPr>
+                <w:sz w:val="24"/>
+                <w:szCs w:val="24"/>
+                <w:lang w:val="en-US"/>
+              </w:rPr>
+              <w:t>(</w:t>
+            </w:r>
+            <w:proofErr w:type="gramEnd"/>
+            <w:r>
+              <w:rPr>
+                <w:sz w:val="24"/>
+                <w:szCs w:val="24"/>
+                <w:lang w:val="en-US"/>
+              </w:rPr>
+              <w:t>)</w:t>
             </w:r>
           </w:p>
         </w:tc>
@@ -7588,13 +8538,31 @@
                 <w:lang w:val="en-US"/>
               </w:rPr>
             </w:pPr>
-            <w:r>
-              <w:rPr>
-                <w:sz w:val="24"/>
-                <w:szCs w:val="24"/>
-              </w:rPr>
-              <w:t>object, EventArgs</w:t>
-            </w:r>
+            <w:proofErr w:type="spellStart"/>
+            <w:r>
+              <w:rPr>
+                <w:sz w:val="24"/>
+                <w:szCs w:val="24"/>
+              </w:rPr>
+              <w:t>object</w:t>
+            </w:r>
+            <w:proofErr w:type="spellEnd"/>
+            <w:r>
+              <w:rPr>
+                <w:sz w:val="24"/>
+                <w:szCs w:val="24"/>
+              </w:rPr>
+              <w:t xml:space="preserve">, </w:t>
+            </w:r>
+            <w:proofErr w:type="spellStart"/>
+            <w:r>
+              <w:rPr>
+                <w:sz w:val="24"/>
+                <w:szCs w:val="24"/>
+              </w:rPr>
+              <w:t>EventArgs</w:t>
+            </w:r>
+            <w:proofErr w:type="spellEnd"/>
           </w:p>
         </w:tc>
         <w:tc>
@@ -7668,13 +8636,41 @@
                 <w:lang w:val="en-US"/>
               </w:rPr>
             </w:pPr>
-            <w:r>
-              <w:rPr>
-                <w:sz w:val="24"/>
-                <w:szCs w:val="24"/>
-                <w:lang w:val="en-US"/>
-              </w:rPr>
-              <w:t>TextBox_FrameHeight_Leave()</w:t>
+            <w:proofErr w:type="spellStart"/>
+            <w:r>
+              <w:rPr>
+                <w:sz w:val="24"/>
+                <w:szCs w:val="24"/>
+                <w:lang w:val="en-US"/>
+              </w:rPr>
+              <w:t>TextBox_FrameHeight_</w:t>
+            </w:r>
+            <w:proofErr w:type="gramStart"/>
+            <w:r>
+              <w:rPr>
+                <w:sz w:val="24"/>
+                <w:szCs w:val="24"/>
+                <w:lang w:val="en-US"/>
+              </w:rPr>
+              <w:t>Leave</w:t>
+            </w:r>
+            <w:proofErr w:type="spellEnd"/>
+            <w:r>
+              <w:rPr>
+                <w:sz w:val="24"/>
+                <w:szCs w:val="24"/>
+                <w:lang w:val="en-US"/>
+              </w:rPr>
+              <w:t>(</w:t>
+            </w:r>
+            <w:proofErr w:type="gramEnd"/>
+            <w:r>
+              <w:rPr>
+                <w:sz w:val="24"/>
+                <w:szCs w:val="24"/>
+                <w:lang w:val="en-US"/>
+              </w:rPr>
+              <w:t>)</w:t>
             </w:r>
           </w:p>
         </w:tc>
@@ -7694,13 +8690,31 @@
                 <w:lang w:val="en-US"/>
               </w:rPr>
             </w:pPr>
-            <w:r>
-              <w:rPr>
-                <w:sz w:val="24"/>
-                <w:szCs w:val="24"/>
-              </w:rPr>
-              <w:t>object, EventArgs</w:t>
-            </w:r>
+            <w:proofErr w:type="spellStart"/>
+            <w:r>
+              <w:rPr>
+                <w:sz w:val="24"/>
+                <w:szCs w:val="24"/>
+              </w:rPr>
+              <w:t>object</w:t>
+            </w:r>
+            <w:proofErr w:type="spellEnd"/>
+            <w:r>
+              <w:rPr>
+                <w:sz w:val="24"/>
+                <w:szCs w:val="24"/>
+              </w:rPr>
+              <w:t xml:space="preserve">, </w:t>
+            </w:r>
+            <w:proofErr w:type="spellStart"/>
+            <w:r>
+              <w:rPr>
+                <w:sz w:val="24"/>
+                <w:szCs w:val="24"/>
+              </w:rPr>
+              <w:t>EventArgs</w:t>
+            </w:r>
+            <w:proofErr w:type="spellEnd"/>
           </w:p>
         </w:tc>
         <w:tc>
@@ -7774,13 +8788,41 @@
                 <w:lang w:val="en-US"/>
               </w:rPr>
             </w:pPr>
-            <w:r>
-              <w:rPr>
-                <w:sz w:val="24"/>
-                <w:szCs w:val="24"/>
-                <w:lang w:val="en-US"/>
-              </w:rPr>
-              <w:t>TextBox_BorderWidth_Leave()</w:t>
+            <w:proofErr w:type="spellStart"/>
+            <w:r>
+              <w:rPr>
+                <w:sz w:val="24"/>
+                <w:szCs w:val="24"/>
+                <w:lang w:val="en-US"/>
+              </w:rPr>
+              <w:t>TextBox_BorderWidth_</w:t>
+            </w:r>
+            <w:proofErr w:type="gramStart"/>
+            <w:r>
+              <w:rPr>
+                <w:sz w:val="24"/>
+                <w:szCs w:val="24"/>
+                <w:lang w:val="en-US"/>
+              </w:rPr>
+              <w:t>Leave</w:t>
+            </w:r>
+            <w:proofErr w:type="spellEnd"/>
+            <w:r>
+              <w:rPr>
+                <w:sz w:val="24"/>
+                <w:szCs w:val="24"/>
+                <w:lang w:val="en-US"/>
+              </w:rPr>
+              <w:t>(</w:t>
+            </w:r>
+            <w:proofErr w:type="gramEnd"/>
+            <w:r>
+              <w:rPr>
+                <w:sz w:val="24"/>
+                <w:szCs w:val="24"/>
+                <w:lang w:val="en-US"/>
+              </w:rPr>
+              <w:t>)</w:t>
             </w:r>
           </w:p>
         </w:tc>
@@ -7800,13 +8842,31 @@
                 <w:lang w:val="en-US"/>
               </w:rPr>
             </w:pPr>
-            <w:r>
-              <w:rPr>
-                <w:sz w:val="24"/>
-                <w:szCs w:val="24"/>
-              </w:rPr>
-              <w:t>object, EventArgs</w:t>
-            </w:r>
+            <w:proofErr w:type="spellStart"/>
+            <w:r>
+              <w:rPr>
+                <w:sz w:val="24"/>
+                <w:szCs w:val="24"/>
+              </w:rPr>
+              <w:t>object</w:t>
+            </w:r>
+            <w:proofErr w:type="spellEnd"/>
+            <w:r>
+              <w:rPr>
+                <w:sz w:val="24"/>
+                <w:szCs w:val="24"/>
+              </w:rPr>
+              <w:t xml:space="preserve">, </w:t>
+            </w:r>
+            <w:proofErr w:type="spellStart"/>
+            <w:r>
+              <w:rPr>
+                <w:sz w:val="24"/>
+                <w:szCs w:val="24"/>
+              </w:rPr>
+              <w:t>EventArgs</w:t>
+            </w:r>
+            <w:proofErr w:type="spellEnd"/>
           </w:p>
         </w:tc>
         <w:tc>
@@ -7880,13 +8940,41 @@
                 <w:lang w:val="en-US"/>
               </w:rPr>
             </w:pPr>
-            <w:r>
-              <w:rPr>
-                <w:sz w:val="24"/>
-                <w:szCs w:val="24"/>
-                <w:lang w:val="en-US"/>
-              </w:rPr>
-              <w:t>TextBox_FrameThickness_Leave()</w:t>
+            <w:proofErr w:type="spellStart"/>
+            <w:r>
+              <w:rPr>
+                <w:sz w:val="24"/>
+                <w:szCs w:val="24"/>
+                <w:lang w:val="en-US"/>
+              </w:rPr>
+              <w:t>TextBox_FrameThickness_</w:t>
+            </w:r>
+            <w:proofErr w:type="gramStart"/>
+            <w:r>
+              <w:rPr>
+                <w:sz w:val="24"/>
+                <w:szCs w:val="24"/>
+                <w:lang w:val="en-US"/>
+              </w:rPr>
+              <w:t>Leave</w:t>
+            </w:r>
+            <w:proofErr w:type="spellEnd"/>
+            <w:r>
+              <w:rPr>
+                <w:sz w:val="24"/>
+                <w:szCs w:val="24"/>
+                <w:lang w:val="en-US"/>
+              </w:rPr>
+              <w:t>(</w:t>
+            </w:r>
+            <w:proofErr w:type="gramEnd"/>
+            <w:r>
+              <w:rPr>
+                <w:sz w:val="24"/>
+                <w:szCs w:val="24"/>
+                <w:lang w:val="en-US"/>
+              </w:rPr>
+              <w:t>)</w:t>
             </w:r>
           </w:p>
         </w:tc>
@@ -7906,13 +8994,31 @@
                 <w:lang w:val="en-US"/>
               </w:rPr>
             </w:pPr>
-            <w:r>
-              <w:rPr>
-                <w:sz w:val="24"/>
-                <w:szCs w:val="24"/>
-              </w:rPr>
-              <w:t>object, EventArgs</w:t>
-            </w:r>
+            <w:proofErr w:type="spellStart"/>
+            <w:r>
+              <w:rPr>
+                <w:sz w:val="24"/>
+                <w:szCs w:val="24"/>
+              </w:rPr>
+              <w:t>object</w:t>
+            </w:r>
+            <w:proofErr w:type="spellEnd"/>
+            <w:r>
+              <w:rPr>
+                <w:sz w:val="24"/>
+                <w:szCs w:val="24"/>
+              </w:rPr>
+              <w:t xml:space="preserve">, </w:t>
+            </w:r>
+            <w:proofErr w:type="spellStart"/>
+            <w:r>
+              <w:rPr>
+                <w:sz w:val="24"/>
+                <w:szCs w:val="24"/>
+              </w:rPr>
+              <w:t>EventArgs</w:t>
+            </w:r>
+            <w:proofErr w:type="spellEnd"/>
           </w:p>
         </w:tc>
         <w:tc>
@@ -7986,13 +9092,41 @@
                 <w:lang w:val="en-US"/>
               </w:rPr>
             </w:pPr>
-            <w:r>
-              <w:rPr>
-                <w:sz w:val="24"/>
-                <w:szCs w:val="24"/>
-                <w:lang w:val="en-US"/>
-              </w:rPr>
-              <w:t>TextBox_StandAngle_Leave()</w:t>
+            <w:proofErr w:type="spellStart"/>
+            <w:r>
+              <w:rPr>
+                <w:sz w:val="24"/>
+                <w:szCs w:val="24"/>
+                <w:lang w:val="en-US"/>
+              </w:rPr>
+              <w:t>TextBox_StandAngle_</w:t>
+            </w:r>
+            <w:proofErr w:type="gramStart"/>
+            <w:r>
+              <w:rPr>
+                <w:sz w:val="24"/>
+                <w:szCs w:val="24"/>
+                <w:lang w:val="en-US"/>
+              </w:rPr>
+              <w:t>Leave</w:t>
+            </w:r>
+            <w:proofErr w:type="spellEnd"/>
+            <w:r>
+              <w:rPr>
+                <w:sz w:val="24"/>
+                <w:szCs w:val="24"/>
+                <w:lang w:val="en-US"/>
+              </w:rPr>
+              <w:t>(</w:t>
+            </w:r>
+            <w:proofErr w:type="gramEnd"/>
+            <w:r>
+              <w:rPr>
+                <w:sz w:val="24"/>
+                <w:szCs w:val="24"/>
+                <w:lang w:val="en-US"/>
+              </w:rPr>
+              <w:t>)</w:t>
             </w:r>
           </w:p>
         </w:tc>
@@ -8012,13 +9146,31 @@
                 <w:lang w:val="en-US"/>
               </w:rPr>
             </w:pPr>
-            <w:r>
-              <w:rPr>
-                <w:sz w:val="24"/>
-                <w:szCs w:val="24"/>
-              </w:rPr>
-              <w:t>object, EventArgs</w:t>
-            </w:r>
+            <w:proofErr w:type="spellStart"/>
+            <w:r>
+              <w:rPr>
+                <w:sz w:val="24"/>
+                <w:szCs w:val="24"/>
+              </w:rPr>
+              <w:t>object</w:t>
+            </w:r>
+            <w:proofErr w:type="spellEnd"/>
+            <w:r>
+              <w:rPr>
+                <w:sz w:val="24"/>
+                <w:szCs w:val="24"/>
+              </w:rPr>
+              <w:t xml:space="preserve">, </w:t>
+            </w:r>
+            <w:proofErr w:type="spellStart"/>
+            <w:r>
+              <w:rPr>
+                <w:sz w:val="24"/>
+                <w:szCs w:val="24"/>
+              </w:rPr>
+              <w:t>EventArgs</w:t>
+            </w:r>
+            <w:proofErr w:type="spellEnd"/>
           </w:p>
         </w:tc>
         <w:tc>
@@ -8092,12 +9244,37 @@
                 <w:lang w:val="en-US"/>
               </w:rPr>
             </w:pPr>
-            <w:r>
-              <w:rPr>
-                <w:sz w:val="24"/>
-                <w:szCs w:val="24"/>
-              </w:rPr>
-              <w:t>TextBox_OnlyDigitKeyPress()</w:t>
+            <w:proofErr w:type="spellStart"/>
+            <w:r>
+              <w:rPr>
+                <w:sz w:val="24"/>
+                <w:szCs w:val="24"/>
+              </w:rPr>
+              <w:t>TextBox_</w:t>
+            </w:r>
+            <w:proofErr w:type="gramStart"/>
+            <w:r>
+              <w:rPr>
+                <w:sz w:val="24"/>
+                <w:szCs w:val="24"/>
+              </w:rPr>
+              <w:t>OnlyDigitKeyPress</w:t>
+            </w:r>
+            <w:proofErr w:type="spellEnd"/>
+            <w:r>
+              <w:rPr>
+                <w:sz w:val="24"/>
+                <w:szCs w:val="24"/>
+              </w:rPr>
+              <w:t>(</w:t>
+            </w:r>
+            <w:proofErr w:type="gramEnd"/>
+            <w:r>
+              <w:rPr>
+                <w:sz w:val="24"/>
+                <w:szCs w:val="24"/>
+              </w:rPr>
+              <w:t>)</w:t>
             </w:r>
           </w:p>
         </w:tc>
@@ -8117,13 +9294,31 @@
                 <w:lang w:val="en-US"/>
               </w:rPr>
             </w:pPr>
-            <w:r>
-              <w:rPr>
-                <w:sz w:val="24"/>
-                <w:szCs w:val="24"/>
-              </w:rPr>
-              <w:t>object, KeyPressEventArgs</w:t>
-            </w:r>
+            <w:proofErr w:type="spellStart"/>
+            <w:r>
+              <w:rPr>
+                <w:sz w:val="24"/>
+                <w:szCs w:val="24"/>
+              </w:rPr>
+              <w:t>object</w:t>
+            </w:r>
+            <w:proofErr w:type="spellEnd"/>
+            <w:r>
+              <w:rPr>
+                <w:sz w:val="24"/>
+                <w:szCs w:val="24"/>
+              </w:rPr>
+              <w:t xml:space="preserve">, </w:t>
+            </w:r>
+            <w:proofErr w:type="spellStart"/>
+            <w:r>
+              <w:rPr>
+                <w:sz w:val="24"/>
+                <w:szCs w:val="24"/>
+              </w:rPr>
+              <w:t>KeyPressEventArgs</w:t>
+            </w:r>
+            <w:proofErr w:type="spellEnd"/>
           </w:p>
         </w:tc>
         <w:tc>
@@ -8196,6 +9391,8 @@
                 <w:szCs w:val="24"/>
               </w:rPr>
             </w:pPr>
+            <w:proofErr w:type="spellStart"/>
+            <w:proofErr w:type="gramStart"/>
             <w:r>
               <w:rPr>
                 <w:sz w:val="24"/>
@@ -8204,12 +9401,21 @@
               </w:rPr>
               <w:t>SetColors</w:t>
             </w:r>
-            <w:r>
-              <w:rPr>
-                <w:sz w:val="24"/>
-                <w:szCs w:val="24"/>
-              </w:rPr>
-              <w:t>()</w:t>
+            <w:proofErr w:type="spellEnd"/>
+            <w:r>
+              <w:rPr>
+                <w:sz w:val="24"/>
+                <w:szCs w:val="24"/>
+              </w:rPr>
+              <w:t>(</w:t>
+            </w:r>
+            <w:proofErr w:type="gramEnd"/>
+            <w:r>
+              <w:rPr>
+                <w:sz w:val="24"/>
+                <w:szCs w:val="24"/>
+              </w:rPr>
+              <w:t>)</w:t>
             </w:r>
           </w:p>
         </w:tc>
@@ -8719,6 +9925,7 @@
                 <w:szCs w:val="24"/>
               </w:rPr>
             </w:pPr>
+            <w:proofErr w:type="gramStart"/>
             <w:r>
               <w:rPr>
                 <w:sz w:val="24"/>
@@ -8732,7 +9939,15 @@
                 <w:sz w:val="24"/>
                 <w:szCs w:val="24"/>
               </w:rPr>
-              <w:t>()</w:t>
+              <w:t>(</w:t>
+            </w:r>
+            <w:proofErr w:type="gramEnd"/>
+            <w:r>
+              <w:rPr>
+                <w:sz w:val="24"/>
+                <w:szCs w:val="24"/>
+              </w:rPr>
+              <w:t>)</w:t>
             </w:r>
           </w:p>
         </w:tc>
@@ -8830,6 +10045,8 @@
                 <w:lang w:val="en-US"/>
               </w:rPr>
             </w:pPr>
+            <w:proofErr w:type="spellStart"/>
+            <w:proofErr w:type="gramStart"/>
             <w:r>
               <w:rPr>
                 <w:sz w:val="24"/>
@@ -8837,12 +10054,21 @@
               </w:rPr>
               <w:t>BuildBackWall</w:t>
             </w:r>
-            <w:r>
-              <w:rPr>
-                <w:sz w:val="24"/>
-                <w:szCs w:val="24"/>
-              </w:rPr>
-              <w:t>()</w:t>
+            <w:proofErr w:type="spellEnd"/>
+            <w:r>
+              <w:rPr>
+                <w:sz w:val="24"/>
+                <w:szCs w:val="24"/>
+              </w:rPr>
+              <w:t>(</w:t>
+            </w:r>
+            <w:proofErr w:type="gramEnd"/>
+            <w:r>
+              <w:rPr>
+                <w:sz w:val="24"/>
+                <w:szCs w:val="24"/>
+              </w:rPr>
+              <w:t>)</w:t>
             </w:r>
           </w:p>
         </w:tc>
@@ -8861,6 +10087,7 @@
                 <w:szCs w:val="24"/>
               </w:rPr>
             </w:pPr>
+            <w:proofErr w:type="spellStart"/>
             <w:r>
               <w:rPr>
                 <w:sz w:val="24"/>
@@ -8868,6 +10095,7 @@
               </w:rPr>
               <w:t>Parameters</w:t>
             </w:r>
+            <w:proofErr w:type="spellEnd"/>
           </w:p>
         </w:tc>
         <w:tc>
@@ -8937,6 +10165,8 @@
                 <w:szCs w:val="24"/>
               </w:rPr>
             </w:pPr>
+            <w:proofErr w:type="spellStart"/>
+            <w:proofErr w:type="gramStart"/>
             <w:r>
               <w:rPr>
                 <w:sz w:val="24"/>
@@ -8945,12 +10175,21 @@
               </w:rPr>
               <w:t>BuildFrame</w:t>
             </w:r>
-            <w:r>
-              <w:rPr>
-                <w:sz w:val="24"/>
-                <w:szCs w:val="24"/>
-              </w:rPr>
-              <w:t>()</w:t>
+            <w:proofErr w:type="spellEnd"/>
+            <w:r>
+              <w:rPr>
+                <w:sz w:val="24"/>
+                <w:szCs w:val="24"/>
+              </w:rPr>
+              <w:t>(</w:t>
+            </w:r>
+            <w:proofErr w:type="gramEnd"/>
+            <w:r>
+              <w:rPr>
+                <w:sz w:val="24"/>
+                <w:szCs w:val="24"/>
+              </w:rPr>
+              <w:t>)</w:t>
             </w:r>
           </w:p>
         </w:tc>
@@ -8970,6 +10209,7 @@
                 <w:lang w:val="en-US"/>
               </w:rPr>
             </w:pPr>
+            <w:proofErr w:type="spellStart"/>
             <w:r>
               <w:rPr>
                 <w:sz w:val="24"/>
@@ -8977,6 +10217,7 @@
               </w:rPr>
               <w:t>Parameters</w:t>
             </w:r>
+            <w:proofErr w:type="spellEnd"/>
           </w:p>
         </w:tc>
         <w:tc>
@@ -9053,6 +10294,8 @@
                 <w:szCs w:val="24"/>
               </w:rPr>
             </w:pPr>
+            <w:proofErr w:type="spellStart"/>
+            <w:proofErr w:type="gramStart"/>
             <w:r>
               <w:rPr>
                 <w:sz w:val="24"/>
@@ -9061,12 +10304,21 @@
               </w:rPr>
               <w:t>BuildStand</w:t>
             </w:r>
-            <w:r>
-              <w:rPr>
-                <w:sz w:val="24"/>
-                <w:szCs w:val="24"/>
-              </w:rPr>
-              <w:t>()</w:t>
+            <w:proofErr w:type="spellEnd"/>
+            <w:r>
+              <w:rPr>
+                <w:sz w:val="24"/>
+                <w:szCs w:val="24"/>
+              </w:rPr>
+              <w:t>(</w:t>
+            </w:r>
+            <w:proofErr w:type="gramEnd"/>
+            <w:r>
+              <w:rPr>
+                <w:sz w:val="24"/>
+                <w:szCs w:val="24"/>
+              </w:rPr>
+              <w:t>)</w:t>
             </w:r>
           </w:p>
         </w:tc>
@@ -9086,6 +10338,7 @@
                 <w:lang w:val="en-US"/>
               </w:rPr>
             </w:pPr>
+            <w:proofErr w:type="spellStart"/>
             <w:r>
               <w:rPr>
                 <w:sz w:val="24"/>
@@ -9093,6 +10346,7 @@
               </w:rPr>
               <w:t>Parameters</w:t>
             </w:r>
+            <w:proofErr w:type="spellEnd"/>
           </w:p>
         </w:tc>
         <w:tc>
@@ -9339,6 +10593,8 @@
                 <w:szCs w:val="24"/>
               </w:rPr>
             </w:pPr>
+            <w:proofErr w:type="spellStart"/>
+            <w:proofErr w:type="gramStart"/>
             <w:r>
               <w:rPr>
                 <w:sz w:val="24"/>
@@ -9347,12 +10603,21 @@
               </w:rPr>
               <w:t>CreateRectangle</w:t>
             </w:r>
-            <w:r>
-              <w:rPr>
-                <w:sz w:val="24"/>
-                <w:szCs w:val="24"/>
-              </w:rPr>
-              <w:t>()</w:t>
+            <w:proofErr w:type="spellEnd"/>
+            <w:r>
+              <w:rPr>
+                <w:sz w:val="24"/>
+                <w:szCs w:val="24"/>
+              </w:rPr>
+              <w:t>(</w:t>
+            </w:r>
+            <w:proofErr w:type="gramEnd"/>
+            <w:r>
+              <w:rPr>
+                <w:sz w:val="24"/>
+                <w:szCs w:val="24"/>
+              </w:rPr>
+              <w:t>)</w:t>
             </w:r>
           </w:p>
         </w:tc>
@@ -9481,6 +10746,8 @@
                 <w:szCs w:val="24"/>
               </w:rPr>
             </w:pPr>
+            <w:proofErr w:type="spellStart"/>
+            <w:proofErr w:type="gramStart"/>
             <w:r>
               <w:rPr>
                 <w:sz w:val="24"/>
@@ -9489,12 +10756,21 @@
               </w:rPr>
               <w:t>CreateLine</w:t>
             </w:r>
-            <w:r>
-              <w:rPr>
-                <w:sz w:val="24"/>
-                <w:szCs w:val="24"/>
-              </w:rPr>
-              <w:t>()</w:t>
+            <w:proofErr w:type="spellEnd"/>
+            <w:r>
+              <w:rPr>
+                <w:sz w:val="24"/>
+                <w:szCs w:val="24"/>
+              </w:rPr>
+              <w:t>(</w:t>
+            </w:r>
+            <w:proofErr w:type="gramEnd"/>
+            <w:r>
+              <w:rPr>
+                <w:sz w:val="24"/>
+                <w:szCs w:val="24"/>
+              </w:rPr>
+              <w:t>)</w:t>
             </w:r>
           </w:p>
         </w:tc>
@@ -9623,6 +10899,8 @@
                 <w:szCs w:val="24"/>
               </w:rPr>
             </w:pPr>
+            <w:proofErr w:type="spellStart"/>
+            <w:proofErr w:type="gramStart"/>
             <w:r>
               <w:rPr>
                 <w:sz w:val="24"/>
@@ -9631,12 +10909,21 @@
               </w:rPr>
               <w:t>ExtrudeSketch</w:t>
             </w:r>
-            <w:r>
-              <w:rPr>
-                <w:sz w:val="24"/>
-                <w:szCs w:val="24"/>
-              </w:rPr>
-              <w:t>()</w:t>
+            <w:proofErr w:type="spellEnd"/>
+            <w:r>
+              <w:rPr>
+                <w:sz w:val="24"/>
+                <w:szCs w:val="24"/>
+              </w:rPr>
+              <w:t>(</w:t>
+            </w:r>
+            <w:proofErr w:type="gramEnd"/>
+            <w:r>
+              <w:rPr>
+                <w:sz w:val="24"/>
+                <w:szCs w:val="24"/>
+              </w:rPr>
+              <w:t>)</w:t>
             </w:r>
           </w:p>
         </w:tc>
@@ -9693,6 +10980,7 @@
                 <w:lang w:val="en-US"/>
               </w:rPr>
             </w:pPr>
+            <w:proofErr w:type="spellStart"/>
             <w:r>
               <w:rPr>
                 <w:sz w:val="24"/>
@@ -9700,19 +10988,21 @@
               </w:rPr>
               <w:t>PartFeature</w:t>
             </w:r>
-          </w:p>
-          <w:p>
-            <w:pPr>
-              <w:tabs>
-                <w:tab w:val="left" w:pos="0"/>
-              </w:tabs>
-              <w:jc w:val="center"/>
-              <w:rPr>
-                <w:sz w:val="24"/>
-                <w:szCs w:val="24"/>
-                <w:lang w:val="en-US"/>
-              </w:rPr>
-            </w:pPr>
+            <w:proofErr w:type="spellEnd"/>
+          </w:p>
+          <w:p>
+            <w:pPr>
+              <w:tabs>
+                <w:tab w:val="left" w:pos="0"/>
+              </w:tabs>
+              <w:jc w:val="center"/>
+              <w:rPr>
+                <w:sz w:val="24"/>
+                <w:szCs w:val="24"/>
+                <w:lang w:val="en-US"/>
+              </w:rPr>
+            </w:pPr>
+            <w:proofErr w:type="spellStart"/>
             <w:r>
               <w:rPr>
                 <w:sz w:val="24"/>
@@ -9720,6 +11010,7 @@
               </w:rPr>
               <w:t>ExtentDirectionEnum</w:t>
             </w:r>
+            <w:proofErr w:type="spellEnd"/>
           </w:p>
         </w:tc>
         <w:tc>
@@ -9796,6 +11087,8 @@
                 <w:szCs w:val="24"/>
               </w:rPr>
             </w:pPr>
+            <w:proofErr w:type="spellStart"/>
+            <w:proofErr w:type="gramStart"/>
             <w:r>
               <w:rPr>
                 <w:sz w:val="24"/>
@@ -9804,12 +11097,21 @@
               </w:rPr>
               <w:t>CreateSketch</w:t>
             </w:r>
-            <w:r>
-              <w:rPr>
-                <w:sz w:val="24"/>
-                <w:szCs w:val="24"/>
-              </w:rPr>
-              <w:t>()</w:t>
+            <w:proofErr w:type="spellEnd"/>
+            <w:r>
+              <w:rPr>
+                <w:sz w:val="24"/>
+                <w:szCs w:val="24"/>
+              </w:rPr>
+              <w:t>(</w:t>
+            </w:r>
+            <w:proofErr w:type="gramEnd"/>
+            <w:r>
+              <w:rPr>
+                <w:sz w:val="24"/>
+                <w:szCs w:val="24"/>
+              </w:rPr>
+              <w:t>)</w:t>
             </w:r>
           </w:p>
         </w:tc>
@@ -9829,6 +11131,7 @@
                 <w:lang w:val="en-US"/>
               </w:rPr>
             </w:pPr>
+            <w:proofErr w:type="spellStart"/>
             <w:r>
               <w:rPr>
                 <w:sz w:val="24"/>
@@ -9836,6 +11139,7 @@
               </w:rPr>
               <w:t>WorkPlane</w:t>
             </w:r>
+            <w:proofErr w:type="spellEnd"/>
           </w:p>
         </w:tc>
         <w:tc>
@@ -9854,6 +11158,7 @@
                 <w:lang w:val="en-US"/>
               </w:rPr>
             </w:pPr>
+            <w:proofErr w:type="spellStart"/>
             <w:r>
               <w:rPr>
                 <w:sz w:val="24"/>
@@ -9861,6 +11166,7 @@
               </w:rPr>
               <w:t>PlanarSketch</w:t>
             </w:r>
+            <w:proofErr w:type="spellEnd"/>
           </w:p>
         </w:tc>
         <w:tc>
@@ -9904,6 +11210,8 @@
                 <w:szCs w:val="24"/>
               </w:rPr>
             </w:pPr>
+            <w:proofErr w:type="spellStart"/>
+            <w:proofErr w:type="gramStart"/>
             <w:r>
               <w:rPr>
                 <w:sz w:val="24"/>
@@ -9912,12 +11220,21 @@
               </w:rPr>
               <w:t>OpenCAD</w:t>
             </w:r>
-            <w:r>
-              <w:rPr>
-                <w:sz w:val="24"/>
-                <w:szCs w:val="24"/>
-              </w:rPr>
-              <w:t>()</w:t>
+            <w:proofErr w:type="spellEnd"/>
+            <w:r>
+              <w:rPr>
+                <w:sz w:val="24"/>
+                <w:szCs w:val="24"/>
+              </w:rPr>
+              <w:t>(</w:t>
+            </w:r>
+            <w:proofErr w:type="gramEnd"/>
+            <w:r>
+              <w:rPr>
+                <w:sz w:val="24"/>
+                <w:szCs w:val="24"/>
+              </w:rPr>
+              <w:t>)</w:t>
             </w:r>
           </w:p>
         </w:tc>
@@ -9999,8 +11316,17 @@
                 <w:sz w:val="24"/>
                 <w:szCs w:val="24"/>
               </w:rPr>
-              <w:t>Открытие процесса Autodesk Inventor</w:t>
-            </w:r>
+              <w:t xml:space="preserve">Открытие процесса Autodesk </w:t>
+            </w:r>
+            <w:proofErr w:type="spellStart"/>
+            <w:r>
+              <w:rPr>
+                <w:sz w:val="24"/>
+                <w:szCs w:val="24"/>
+              </w:rPr>
+              <w:t>Inventor</w:t>
+            </w:r>
+            <w:proofErr w:type="spellEnd"/>
           </w:p>
         </w:tc>
       </w:tr>
@@ -10166,8 +11492,18 @@
                 <w:szCs w:val="24"/>
                 <w:lang w:val="en-US"/>
               </w:rPr>
-              <w:t>_frameWidth</w:t>
-            </w:r>
+              <w:t>_</w:t>
+            </w:r>
+            <w:proofErr w:type="spellStart"/>
+            <w:r>
+              <w:rPr>
+                <w:sz w:val="24"/>
+                <w:szCs w:val="24"/>
+                <w:lang w:val="en-US"/>
+              </w:rPr>
+              <w:t>frameWidth</w:t>
+            </w:r>
+            <w:proofErr w:type="spellEnd"/>
           </w:p>
         </w:tc>
         <w:tc>
@@ -10245,8 +11581,18 @@
                 <w:szCs w:val="24"/>
                 <w:lang w:val="en-US"/>
               </w:rPr>
-              <w:t>_frameHeight</w:t>
-            </w:r>
+              <w:t>_</w:t>
+            </w:r>
+            <w:proofErr w:type="spellStart"/>
+            <w:r>
+              <w:rPr>
+                <w:sz w:val="24"/>
+                <w:szCs w:val="24"/>
+                <w:lang w:val="en-US"/>
+              </w:rPr>
+              <w:t>frameHeight</w:t>
+            </w:r>
+            <w:proofErr w:type="spellEnd"/>
           </w:p>
         </w:tc>
         <w:tc>
@@ -10322,8 +11668,17 @@
                 <w:sz w:val="24"/>
                 <w:szCs w:val="24"/>
               </w:rPr>
-              <w:t>_borderWidth</w:t>
-            </w:r>
+              <w:t>_</w:t>
+            </w:r>
+            <w:proofErr w:type="spellStart"/>
+            <w:r>
+              <w:rPr>
+                <w:sz w:val="24"/>
+                <w:szCs w:val="24"/>
+              </w:rPr>
+              <w:t>borderWidth</w:t>
+            </w:r>
+            <w:proofErr w:type="spellEnd"/>
           </w:p>
         </w:tc>
         <w:tc>
@@ -10399,8 +11754,17 @@
                 <w:sz w:val="24"/>
                 <w:szCs w:val="24"/>
               </w:rPr>
-              <w:t>_frameThickness</w:t>
-            </w:r>
+              <w:t>_</w:t>
+            </w:r>
+            <w:proofErr w:type="spellStart"/>
+            <w:r>
+              <w:rPr>
+                <w:sz w:val="24"/>
+                <w:szCs w:val="24"/>
+              </w:rPr>
+              <w:t>frameThickness</w:t>
+            </w:r>
+            <w:proofErr w:type="spellEnd"/>
           </w:p>
         </w:tc>
         <w:tc>
@@ -10476,8 +11840,17 @@
                 <w:sz w:val="24"/>
                 <w:szCs w:val="24"/>
               </w:rPr>
-              <w:t>_standAngle</w:t>
-            </w:r>
+              <w:t>_</w:t>
+            </w:r>
+            <w:proofErr w:type="spellStart"/>
+            <w:r>
+              <w:rPr>
+                <w:sz w:val="24"/>
+                <w:szCs w:val="24"/>
+              </w:rPr>
+              <w:t>standAngle</w:t>
+            </w:r>
+            <w:proofErr w:type="spellEnd"/>
           </w:p>
         </w:tc>
         <w:tc>
@@ -10547,6 +11920,7 @@
                 <w:szCs w:val="24"/>
               </w:rPr>
             </w:pPr>
+            <w:proofErr w:type="spellStart"/>
             <w:r>
               <w:rPr>
                 <w:sz w:val="24"/>
@@ -10554,6 +11928,7 @@
               </w:rPr>
               <w:t>FrameWidth</w:t>
             </w:r>
+            <w:proofErr w:type="spellEnd"/>
           </w:p>
         </w:tc>
         <w:tc>
@@ -10572,6 +11947,7 @@
                 <w:lang w:val="en-US"/>
               </w:rPr>
             </w:pPr>
+            <w:proofErr w:type="spellStart"/>
             <w:r>
               <w:rPr>
                 <w:sz w:val="24"/>
@@ -10579,6 +11955,7 @@
               </w:rPr>
               <w:t>double</w:t>
             </w:r>
+            <w:proofErr w:type="spellEnd"/>
           </w:p>
         </w:tc>
         <w:tc>
@@ -10622,6 +11999,7 @@
                 <w:szCs w:val="24"/>
               </w:rPr>
             </w:pPr>
+            <w:proofErr w:type="spellStart"/>
             <w:r>
               <w:rPr>
                 <w:sz w:val="24"/>
@@ -10629,6 +12007,7 @@
               </w:rPr>
               <w:t>FrameHeight</w:t>
             </w:r>
+            <w:proofErr w:type="spellEnd"/>
           </w:p>
         </w:tc>
         <w:tc>
@@ -10647,6 +12026,7 @@
                 <w:lang w:val="en-US"/>
               </w:rPr>
             </w:pPr>
+            <w:proofErr w:type="spellStart"/>
             <w:r>
               <w:rPr>
                 <w:sz w:val="24"/>
@@ -10654,6 +12034,7 @@
               </w:rPr>
               <w:t>double</w:t>
             </w:r>
+            <w:proofErr w:type="spellEnd"/>
           </w:p>
         </w:tc>
         <w:tc>
@@ -10697,6 +12078,7 @@
                 <w:szCs w:val="24"/>
               </w:rPr>
             </w:pPr>
+            <w:proofErr w:type="spellStart"/>
             <w:r>
               <w:rPr>
                 <w:sz w:val="24"/>
@@ -10704,6 +12086,7 @@
               </w:rPr>
               <w:t>BorderWidth</w:t>
             </w:r>
+            <w:proofErr w:type="spellEnd"/>
           </w:p>
         </w:tc>
         <w:tc>
@@ -10722,6 +12105,7 @@
                 <w:lang w:val="en-US"/>
               </w:rPr>
             </w:pPr>
+            <w:proofErr w:type="spellStart"/>
             <w:r>
               <w:rPr>
                 <w:sz w:val="24"/>
@@ -10729,6 +12113,7 @@
               </w:rPr>
               <w:t>double</w:t>
             </w:r>
+            <w:proofErr w:type="spellEnd"/>
           </w:p>
         </w:tc>
         <w:tc>
@@ -10772,6 +12157,7 @@
                 <w:szCs w:val="24"/>
               </w:rPr>
             </w:pPr>
+            <w:proofErr w:type="spellStart"/>
             <w:r>
               <w:rPr>
                 <w:sz w:val="24"/>
@@ -10779,6 +12165,7 @@
               </w:rPr>
               <w:t>FrameThickness</w:t>
             </w:r>
+            <w:proofErr w:type="spellEnd"/>
           </w:p>
         </w:tc>
         <w:tc>
@@ -10797,6 +12184,7 @@
                 <w:lang w:val="en-US"/>
               </w:rPr>
             </w:pPr>
+            <w:proofErr w:type="spellStart"/>
             <w:r>
               <w:rPr>
                 <w:sz w:val="24"/>
@@ -10804,6 +12192,7 @@
               </w:rPr>
               <w:t>double</w:t>
             </w:r>
+            <w:proofErr w:type="spellEnd"/>
           </w:p>
         </w:tc>
         <w:tc>
@@ -10847,6 +12236,7 @@
                 <w:szCs w:val="24"/>
               </w:rPr>
             </w:pPr>
+            <w:proofErr w:type="spellStart"/>
             <w:r>
               <w:rPr>
                 <w:sz w:val="24"/>
@@ -10854,6 +12244,7 @@
               </w:rPr>
               <w:t>StandAngle</w:t>
             </w:r>
+            <w:proofErr w:type="spellEnd"/>
           </w:p>
         </w:tc>
         <w:tc>
@@ -10872,6 +12263,7 @@
                 <w:lang w:val="en-US"/>
               </w:rPr>
             </w:pPr>
+            <w:proofErr w:type="spellStart"/>
             <w:r>
               <w:rPr>
                 <w:sz w:val="24"/>
@@ -10879,6 +12271,7 @@
               </w:rPr>
               <w:t>double</w:t>
             </w:r>
+            <w:proofErr w:type="spellEnd"/>
           </w:p>
         </w:tc>
         <w:tc>
@@ -11091,12 +12484,30 @@
                 <w:lang w:val="en-US"/>
               </w:rPr>
             </w:pPr>
-            <w:r>
-              <w:rPr>
-                <w:sz w:val="24"/>
-                <w:szCs w:val="24"/>
-              </w:rPr>
-              <w:t>Parameters()</w:t>
+            <w:proofErr w:type="spellStart"/>
+            <w:proofErr w:type="gramStart"/>
+            <w:r>
+              <w:rPr>
+                <w:sz w:val="24"/>
+                <w:szCs w:val="24"/>
+              </w:rPr>
+              <w:t>Parameters</w:t>
+            </w:r>
+            <w:proofErr w:type="spellEnd"/>
+            <w:r>
+              <w:rPr>
+                <w:sz w:val="24"/>
+                <w:szCs w:val="24"/>
+              </w:rPr>
+              <w:t>(</w:t>
+            </w:r>
+            <w:proofErr w:type="gramEnd"/>
+            <w:r>
+              <w:rPr>
+                <w:sz w:val="24"/>
+                <w:szCs w:val="24"/>
+              </w:rPr>
+              <w:t>)</w:t>
             </w:r>
           </w:p>
         </w:tc>
@@ -11194,6 +12605,7 @@
                 <w:lang w:val="en-US"/>
               </w:rPr>
             </w:pPr>
+            <w:proofErr w:type="spellStart"/>
             <w:r>
               <w:rPr>
                 <w:sz w:val="24"/>
@@ -11202,18 +12614,21 @@
               </w:rPr>
               <w:t>CheckDependent</w:t>
             </w:r>
-          </w:p>
-          <w:p>
-            <w:pPr>
-              <w:tabs>
-                <w:tab w:val="left" w:pos="0"/>
-              </w:tabs>
-              <w:jc w:val="center"/>
-              <w:rPr>
-                <w:sz w:val="24"/>
-                <w:szCs w:val="24"/>
-              </w:rPr>
-            </w:pPr>
+            <w:proofErr w:type="spellEnd"/>
+          </w:p>
+          <w:p>
+            <w:pPr>
+              <w:tabs>
+                <w:tab w:val="left" w:pos="0"/>
+              </w:tabs>
+              <w:jc w:val="center"/>
+              <w:rPr>
+                <w:sz w:val="24"/>
+                <w:szCs w:val="24"/>
+              </w:rPr>
+            </w:pPr>
+            <w:proofErr w:type="spellStart"/>
+            <w:proofErr w:type="gramStart"/>
             <w:r>
               <w:rPr>
                 <w:sz w:val="24"/>
@@ -11222,12 +12637,21 @@
               </w:rPr>
               <w:t>ParametersValue</w:t>
             </w:r>
-            <w:r>
-              <w:rPr>
-                <w:sz w:val="24"/>
-                <w:szCs w:val="24"/>
-              </w:rPr>
-              <w:t>()</w:t>
+            <w:proofErr w:type="spellEnd"/>
+            <w:r>
+              <w:rPr>
+                <w:sz w:val="24"/>
+                <w:szCs w:val="24"/>
+              </w:rPr>
+              <w:t>(</w:t>
+            </w:r>
+            <w:proofErr w:type="gramEnd"/>
+            <w:r>
+              <w:rPr>
+                <w:sz w:val="24"/>
+                <w:szCs w:val="24"/>
+              </w:rPr>
+              <w:t>)</w:t>
             </w:r>
           </w:p>
         </w:tc>
@@ -11804,6 +13228,7 @@
         </w:rPr>
         <w:t xml:space="preserve">– </w:t>
       </w:r>
+      <w:proofErr w:type="spellStart"/>
       <w:r>
         <w:rPr>
           <w:sz w:val="28"/>
@@ -11812,6 +13237,7 @@
         </w:rPr>
         <w:t>Uplab</w:t>
       </w:r>
+      <w:proofErr w:type="spellEnd"/>
       <w:r>
         <w:rPr>
           <w:sz w:val="28"/>
@@ -12042,7 +13468,23 @@
           <w:sz w:val="28"/>
           <w:szCs w:val="28"/>
         </w:rPr>
-        <w:t xml:space="preserve">Autodesk Inventor API. Первые шаги </w:t>
+        <w:t xml:space="preserve">Autodesk </w:t>
+      </w:r>
+      <w:proofErr w:type="spellStart"/>
+      <w:r>
+        <w:rPr>
+          <w:sz w:val="28"/>
+          <w:szCs w:val="28"/>
+        </w:rPr>
+        <w:t>Inventor</w:t>
+      </w:r>
+      <w:proofErr w:type="spellEnd"/>
+      <w:r>
+        <w:rPr>
+          <w:sz w:val="28"/>
+          <w:szCs w:val="28"/>
+        </w:rPr>
+        <w:t xml:space="preserve"> API. Первые шаги </w:t>
       </w:r>
       <w:r>
         <w:rPr>
@@ -12267,7 +13709,23 @@
           <w:sz w:val="28"/>
           <w:szCs w:val="28"/>
         </w:rPr>
-        <w:t>7. Фаулер M. UML. Основы, 3-е издание. – Пер. с англ. – СПб: СимволПлюс, 2004. – 192 с.</w:t>
+        <w:t xml:space="preserve">7. Фаулер M. UML. Основы, 3-е издание. – Пер. с англ. – СПб: </w:t>
+      </w:r>
+      <w:proofErr w:type="spellStart"/>
+      <w:r>
+        <w:rPr>
+          <w:sz w:val="28"/>
+          <w:szCs w:val="28"/>
+        </w:rPr>
+        <w:t>СимволПлюс</w:t>
+      </w:r>
+      <w:proofErr w:type="spellEnd"/>
+      <w:r>
+        <w:rPr>
+          <w:sz w:val="28"/>
+          <w:szCs w:val="28"/>
+        </w:rPr>
+        <w:t>, 2004. – 192 с.</w:t>
       </w:r>
     </w:p>
     <w:p>

--- a/docs/ОРСАПР_ПС_Литвиненко.docx
+++ b/docs/ОРСАПР_ПС_Литвиненко.docx
@@ -8061,23 +8061,11 @@
           <w:sz w:val="28"/>
         </w:rPr>
       </w:pPr>
-    </w:p>
-    <w:p>
-      <w:pPr>
-        <w:tabs>
-          <w:tab w:val="left" w:pos="0"/>
-        </w:tabs>
-        <w:spacing w:line="360" w:lineRule="auto"/>
-        <w:ind w:right="-51"/>
-        <w:jc w:val="both"/>
-        <w:rPr>
-          <w:sz w:val="28"/>
-        </w:rPr>
-      </w:pPr>
-      <w:r>
-        <w:rPr>
-          <w:sz w:val="28"/>
-        </w:rPr>
+      <w:r>
+        <w:rPr>
+          <w:sz w:val="28"/>
+        </w:rPr>
+        <w:lastRenderedPageBreak/>
         <w:t xml:space="preserve">Таблица 3.2 – Методы </w:t>
       </w:r>
       <w:r>
@@ -9775,6 +9763,7 @@
         <w:rPr>
           <w:sz w:val="28"/>
         </w:rPr>
+        <w:lastRenderedPageBreak/>
         <w:t xml:space="preserve">Таблица 3.4 – Методы </w:t>
       </w:r>
       <w:r>
@@ -12326,6 +12315,7 @@
         <w:rPr>
           <w:sz w:val="28"/>
         </w:rPr>
+        <w:lastRenderedPageBreak/>
         <w:t xml:space="preserve">Таблица 3.7 – Методы </w:t>
       </w:r>
       <w:r>

--- a/docs/ОРСАПР_ПС_Литвиненко.docx
+++ b/docs/ОРСАПР_ПС_Литвиненко.docx
@@ -1,6 +1,6 @@
 
 <file path=word/document.xml><?xml version="1.0" encoding="utf-8"?>
-<w:document xmlns:wpc="http://schemas.microsoft.com/office/word/2010/wordprocessingCanvas" xmlns:cx="http://schemas.microsoft.com/office/drawing/2014/chartex" xmlns:cx1="http://schemas.microsoft.com/office/drawing/2015/9/8/chartex" xmlns:cx2="http://schemas.microsoft.com/office/drawing/2015/10/21/chartex" xmlns:cx3="http://schemas.microsoft.com/office/drawing/2016/5/9/chartex" xmlns:cx4="http://schemas.microsoft.com/office/drawing/2016/5/10/chartex" xmlns:cx5="http://schemas.microsoft.com/office/drawing/2016/5/11/chartex" xmlns:cx6="http://schemas.microsoft.com/office/drawing/2016/5/12/chartex" xmlns:cx7="http://schemas.microsoft.com/office/drawing/2016/5/13/chartex" xmlns:cx8="http://schemas.microsoft.com/office/drawing/2016/5/14/chartex" xmlns:mc="http://schemas.openxmlformats.org/markup-compatibility/2006" xmlns:aink="http://schemas.microsoft.com/office/drawing/2016/ink" xmlns:am3d="http://schemas.microsoft.com/office/drawing/2017/model3d" xmlns:o="urn:schemas-microsoft-com:office:office" xmlns:oel="http://schemas.microsoft.com/office/2019/extlst" xmlns:r="http://schemas.openxmlformats.org/officeDocument/2006/relationships" xmlns:m="http://schemas.openxmlformats.org/officeDocument/2006/math" xmlns:v="urn:schemas-microsoft-com:vml" xmlns:wp14="http://schemas.microsoft.com/office/word/2010/wordprocessingDrawing" xmlns:wp="http://schemas.openxmlformats.org/drawingml/2006/wordprocessingDrawing" xmlns:w10="urn:schemas-microsoft-com:office:word" xmlns:w="http://schemas.openxmlformats.org/wordprocessingml/2006/main" xmlns:w14="http://schemas.microsoft.com/office/word/2010/wordml" xmlns:w15="http://schemas.microsoft.com/office/word/2012/wordml" xmlns:w16cex="http://schemas.microsoft.com/office/word/2018/wordml/cex" xmlns:w16cid="http://schemas.microsoft.com/office/word/2016/wordml/cid" xmlns:w16="http://schemas.microsoft.com/office/word/2018/wordml" xmlns:w16sdtdh="http://schemas.microsoft.com/office/word/2020/wordml/sdtdatahash" xmlns:w16se="http://schemas.microsoft.com/office/word/2015/wordml/symex" xmlns:wpg="http://schemas.microsoft.com/office/word/2010/wordprocessingGroup" xmlns:wpi="http://schemas.microsoft.com/office/word/2010/wordprocessingInk" xmlns:wne="http://schemas.microsoft.com/office/word/2006/wordml" xmlns:wps="http://schemas.microsoft.com/office/word/2010/wordprocessingShape" mc:Ignorable="w14 w15 w16se w16cid w16 w16cex w16sdtdh wp14">
+<w:document xmlns:wpc="http://schemas.microsoft.com/office/word/2010/wordprocessingCanvas" xmlns:cx="http://schemas.microsoft.com/office/drawing/2014/chartex" xmlns:cx1="http://schemas.microsoft.com/office/drawing/2015/9/8/chartex" xmlns:cx2="http://schemas.microsoft.com/office/drawing/2015/10/21/chartex" xmlns:cx3="http://schemas.microsoft.com/office/drawing/2016/5/9/chartex" xmlns:cx4="http://schemas.microsoft.com/office/drawing/2016/5/10/chartex" xmlns:cx5="http://schemas.microsoft.com/office/drawing/2016/5/11/chartex" xmlns:cx6="http://schemas.microsoft.com/office/drawing/2016/5/12/chartex" xmlns:cx7="http://schemas.microsoft.com/office/drawing/2016/5/13/chartex" xmlns:cx8="http://schemas.microsoft.com/office/drawing/2016/5/14/chartex" xmlns:mc="http://schemas.openxmlformats.org/markup-compatibility/2006" xmlns:aink="http://schemas.microsoft.com/office/drawing/2016/ink" xmlns:am3d="http://schemas.microsoft.com/office/drawing/2017/model3d" xmlns:o="urn:schemas-microsoft-com:office:office" xmlns:oel="http://schemas.microsoft.com/office/2019/extlst" xmlns:r="http://schemas.openxmlformats.org/officeDocument/2006/relationships" xmlns:m="http://schemas.openxmlformats.org/officeDocument/2006/math" xmlns:v="urn:schemas-microsoft-com:vml" xmlns:wp14="http://schemas.microsoft.com/office/word/2010/wordprocessingDrawing" xmlns:wp="http://schemas.openxmlformats.org/drawingml/2006/wordprocessingDrawing" xmlns:w10="urn:schemas-microsoft-com:office:word" xmlns:w="http://schemas.openxmlformats.org/wordprocessingml/2006/main" xmlns:w14="http://schemas.microsoft.com/office/word/2010/wordml" xmlns:w15="http://schemas.microsoft.com/office/word/2012/wordml" xmlns:w16cex="http://schemas.microsoft.com/office/word/2018/wordml/cex" xmlns:w16cid="http://schemas.microsoft.com/office/word/2016/wordml/cid" xmlns:w16="http://schemas.microsoft.com/office/word/2018/wordml" xmlns:w16du="http://schemas.microsoft.com/office/word/2023/wordml/word16du" xmlns:w16sdtdh="http://schemas.microsoft.com/office/word/2020/wordml/sdtdatahash" xmlns:w16sdtfl="http://schemas.microsoft.com/office/word/2024/wordml/sdtformatlock" xmlns:w16se="http://schemas.microsoft.com/office/word/2015/wordml/symex" xmlns:wpg="http://schemas.microsoft.com/office/word/2010/wordprocessingGroup" xmlns:wpi="http://schemas.microsoft.com/office/word/2010/wordprocessingInk" xmlns:wne="http://schemas.microsoft.com/office/word/2006/wordml" xmlns:wps="http://schemas.microsoft.com/office/word/2010/wordprocessingShape" mc:Ignorable="w14 w15 w16se w16cid w16 w16cex w16sdtdh w16sdtfl w16du wp14">
   <w:body>
     <w:p>
       <w:pPr>
@@ -420,7 +420,6 @@
           <w:szCs w:val="28"/>
         </w:rPr>
       </w:pPr>
-      <w:proofErr w:type="gramStart"/>
       <w:r>
         <w:rPr>
           <w:color w:val="000000"/>
@@ -428,17 +427,7 @@
           <w:szCs w:val="28"/>
           <w:u w:val="single"/>
         </w:rPr>
-        <w:t xml:space="preserve">«  </w:t>
-      </w:r>
-      <w:proofErr w:type="gramEnd"/>
-      <w:r>
-        <w:rPr>
-          <w:color w:val="000000"/>
-          <w:sz w:val="28"/>
-          <w:szCs w:val="28"/>
-          <w:u w:val="single"/>
-        </w:rPr>
-        <w:t xml:space="preserve">  »                       </w:t>
+        <w:t xml:space="preserve">«    »                       </w:t>
       </w:r>
       <w:r>
         <w:rPr>
@@ -506,25 +495,7 @@
           <w:sz w:val="28"/>
           <w:szCs w:val="28"/>
         </w:rPr>
-        <w:t>_________</w:t>
-      </w:r>
-      <w:proofErr w:type="spellStart"/>
-      <w:r>
-        <w:rPr>
-          <w:color w:val="000000"/>
-          <w:sz w:val="28"/>
-          <w:szCs w:val="28"/>
-        </w:rPr>
-        <w:t>Калентьев</w:t>
-      </w:r>
-      <w:proofErr w:type="spellEnd"/>
-      <w:r>
-        <w:rPr>
-          <w:color w:val="000000"/>
-          <w:sz w:val="28"/>
-          <w:szCs w:val="28"/>
-        </w:rPr>
-        <w:t xml:space="preserve"> А.А.</w:t>
+        <w:t>_________Калентьев А.А.</w:t>
       </w:r>
     </w:p>
     <w:p>
@@ -544,25 +515,7 @@
           <w:sz w:val="28"/>
           <w:szCs w:val="28"/>
         </w:rPr>
-        <w:t>«__</w:t>
-      </w:r>
-      <w:proofErr w:type="gramStart"/>
-      <w:r>
-        <w:rPr>
-          <w:color w:val="000000"/>
-          <w:sz w:val="28"/>
-          <w:szCs w:val="28"/>
-        </w:rPr>
-        <w:t>_»_</w:t>
-      </w:r>
-      <w:proofErr w:type="gramEnd"/>
-      <w:r>
-        <w:rPr>
-          <w:color w:val="000000"/>
-          <w:sz w:val="28"/>
-          <w:szCs w:val="28"/>
-        </w:rPr>
-        <w:t>___________2026 г.</w:t>
+        <w:t>«___»____________2026 г.</w:t>
       </w:r>
     </w:p>
     <w:p>
@@ -1857,23 +1810,7 @@
           <w:sz w:val="28"/>
           <w:szCs w:val="28"/>
         </w:rPr>
-        <w:t xml:space="preserve">«Autodesk </w:t>
-      </w:r>
-      <w:proofErr w:type="spellStart"/>
-      <w:r>
-        <w:rPr>
-          <w:sz w:val="28"/>
-          <w:szCs w:val="28"/>
-        </w:rPr>
-        <w:t>Inventor</w:t>
-      </w:r>
-      <w:proofErr w:type="spellEnd"/>
-      <w:r>
-        <w:rPr>
-          <w:sz w:val="28"/>
-          <w:szCs w:val="28"/>
-        </w:rPr>
-        <w:t>» — это комплексная система автоматизированного проектирования (САПР), позволяющая разрабатывать сложные трехмерные модели, выпускать чертежи изделий, схемы, спецификации и прочую конструкторскую документацию.</w:t>
+        <w:t>«Autodesk Inventor» — это комплексная система автоматизированного проектирования (САПР), позволяющая разрабатывать сложные трехмерные модели, выпускать чертежи изделий, схемы, спецификации и прочую конструкторскую документацию.</w:t>
       </w:r>
     </w:p>
     <w:p>
@@ -1909,33 +1846,8 @@
           <w:sz w:val="28"/>
           <w:szCs w:val="28"/>
         </w:rPr>
-        <w:t xml:space="preserve">Autodesk </w:t>
-      </w:r>
-      <w:proofErr w:type="spellStart"/>
-      <w:r>
-        <w:rPr>
-          <w:sz w:val="28"/>
-          <w:szCs w:val="28"/>
-        </w:rPr>
-        <w:t>Inventor</w:t>
-      </w:r>
-      <w:proofErr w:type="spellEnd"/>
-      <w:r>
-        <w:rPr>
-          <w:sz w:val="28"/>
-          <w:szCs w:val="28"/>
-        </w:rPr>
-        <w:t xml:space="preserve"> включает инструменты твердотельного, поверхностного и свободного моделирования, а также модули для инженерных расчетов (МКЭ), анализа напряжений и кинематики механизмов. Ключевой особенностью системы является использование собственного мощного геометрического ядра </w:t>
-      </w:r>
-      <w:proofErr w:type="spellStart"/>
-      <w:r>
-        <w:rPr>
-          <w:sz w:val="28"/>
-          <w:szCs w:val="28"/>
-        </w:rPr>
-        <w:t>ShapeManager</w:t>
-      </w:r>
-      <w:proofErr w:type="spellEnd"/>
+        <w:t>Autodesk Inventor включает инструменты твердотельного, поверхностного и свободного моделирования, а также модули для инженерных расчетов (МКЭ), анализа напряжений и кинематики механизмов. Ключевой особенностью системы является использование собственного мощного геометрического ядра ShapeManager</w:t>
+      </w:r>
       <w:r>
         <w:rPr>
           <w:sz w:val="28"/>
@@ -1966,23 +1878,7 @@
           <w:sz w:val="28"/>
           <w:szCs w:val="28"/>
         </w:rPr>
-        <w:t xml:space="preserve">Autodesk </w:t>
-      </w:r>
-      <w:proofErr w:type="spellStart"/>
-      <w:r>
-        <w:rPr>
-          <w:sz w:val="28"/>
-          <w:szCs w:val="28"/>
-        </w:rPr>
-        <w:t>Inventor</w:t>
-      </w:r>
-      <w:proofErr w:type="spellEnd"/>
-      <w:r>
-        <w:rPr>
-          <w:sz w:val="28"/>
-          <w:szCs w:val="28"/>
-        </w:rPr>
-        <w:t xml:space="preserve"> имеет множество аналогов на рынке, среди них встречаются КОМПАС-3D, SOLIDWORKS и другие.</w:t>
+        <w:t>Autodesk Inventor имеет множество аналогов на рынке, среди них встречаются КОМПАС-3D, SOLIDWORKS и другие.</w:t>
       </w:r>
     </w:p>
     <w:p>
@@ -2002,7 +1898,6 @@
         </w:rPr>
         <w:t xml:space="preserve">В рамках дисциплины </w:t>
       </w:r>
-      <w:proofErr w:type="gramStart"/>
       <w:r>
         <w:rPr>
           <w:sz w:val="28"/>
@@ -2010,7 +1905,6 @@
         </w:rPr>
         <w:t>выбор</w:t>
       </w:r>
-      <w:proofErr w:type="gramEnd"/>
       <w:r>
         <w:rPr>
           <w:sz w:val="28"/>
@@ -2117,55 +2011,7 @@
           <w:sz w:val="28"/>
           <w:szCs w:val="28"/>
         </w:rPr>
-        <w:t xml:space="preserve">API (англ. </w:t>
-      </w:r>
-      <w:proofErr w:type="spellStart"/>
-      <w:r>
-        <w:rPr>
-          <w:sz w:val="28"/>
-          <w:szCs w:val="28"/>
-        </w:rPr>
-        <w:t>application</w:t>
-      </w:r>
-      <w:proofErr w:type="spellEnd"/>
-      <w:r>
-        <w:rPr>
-          <w:sz w:val="28"/>
-          <w:szCs w:val="28"/>
-        </w:rPr>
-        <w:t xml:space="preserve"> </w:t>
-      </w:r>
-      <w:proofErr w:type="spellStart"/>
-      <w:r>
-        <w:rPr>
-          <w:sz w:val="28"/>
-          <w:szCs w:val="28"/>
-        </w:rPr>
-        <w:t>programming</w:t>
-      </w:r>
-      <w:proofErr w:type="spellEnd"/>
-      <w:r>
-        <w:rPr>
-          <w:sz w:val="28"/>
-          <w:szCs w:val="28"/>
-        </w:rPr>
-        <w:t xml:space="preserve"> </w:t>
-      </w:r>
-      <w:proofErr w:type="spellStart"/>
-      <w:r>
-        <w:rPr>
-          <w:sz w:val="28"/>
-          <w:szCs w:val="28"/>
-        </w:rPr>
-        <w:t>interface</w:t>
-      </w:r>
-      <w:proofErr w:type="spellEnd"/>
-      <w:r>
-        <w:rPr>
-          <w:sz w:val="28"/>
-          <w:szCs w:val="28"/>
-        </w:rPr>
-        <w:t xml:space="preserve"> — программный интерфейс приложения) — это набор способов и правил, по которым различные программы общаются между собой и обмениваются данными. Все эти взаимодействия происходят с помощью функций, классов, методов, структур, а иногда констант одной программы, к которой обращаются другие. Это основной принцип работы API.</w:t>
+        <w:t>API (англ. application programming interface — программный интерфейс приложения) — это набор способов и правил, по которым различные программы общаются между собой и обмениваются данными. Все эти взаимодействия происходят с помощью функций, классов, методов, структур, а иногда констант одной программы, к которой обращаются другие. Это основной принцип работы API.</w:t>
       </w:r>
       <w:r>
         <w:rPr>
@@ -2190,71 +2036,7 @@
           <w:sz w:val="28"/>
           <w:szCs w:val="28"/>
         </w:rPr>
-        <w:t xml:space="preserve">В Autodesk </w:t>
-      </w:r>
-      <w:proofErr w:type="spellStart"/>
-      <w:r>
-        <w:rPr>
-          <w:sz w:val="28"/>
-          <w:szCs w:val="28"/>
-        </w:rPr>
-        <w:t>Inventor</w:t>
-      </w:r>
-      <w:proofErr w:type="spellEnd"/>
-      <w:r>
-        <w:rPr>
-          <w:sz w:val="28"/>
-          <w:szCs w:val="28"/>
-        </w:rPr>
-        <w:t xml:space="preserve"> программный интерфейс (</w:t>
-      </w:r>
-      <w:proofErr w:type="spellStart"/>
-      <w:r>
-        <w:rPr>
-          <w:sz w:val="28"/>
-          <w:szCs w:val="28"/>
-        </w:rPr>
-        <w:t>Inventor</w:t>
-      </w:r>
-      <w:proofErr w:type="spellEnd"/>
-      <w:r>
-        <w:rPr>
-          <w:sz w:val="28"/>
-          <w:szCs w:val="28"/>
-        </w:rPr>
-        <w:t xml:space="preserve"> API) построен на базе технологии COM (</w:t>
-      </w:r>
-      <w:proofErr w:type="spellStart"/>
-      <w:r>
-        <w:rPr>
-          <w:sz w:val="28"/>
-          <w:szCs w:val="28"/>
-        </w:rPr>
-        <w:t>Component</w:t>
-      </w:r>
-      <w:proofErr w:type="spellEnd"/>
-      <w:r>
-        <w:rPr>
-          <w:sz w:val="28"/>
-          <w:szCs w:val="28"/>
-        </w:rPr>
-        <w:t xml:space="preserve"> Object Model). Это дает возможность разрабатывать подключаемые модули (</w:t>
-      </w:r>
-      <w:proofErr w:type="spellStart"/>
-      <w:r>
-        <w:rPr>
-          <w:sz w:val="28"/>
-          <w:szCs w:val="28"/>
-        </w:rPr>
-        <w:t>Add-ins</w:t>
-      </w:r>
-      <w:proofErr w:type="spellEnd"/>
-      <w:r>
-        <w:rPr>
-          <w:sz w:val="28"/>
-          <w:szCs w:val="28"/>
-        </w:rPr>
-        <w:t>) и автономные приложения, используя широкий спектр языков программирования: C#, VB.NET, C++</w:t>
+        <w:t>В Autodesk Inventor программный интерфейс (Inventor API) построен на базе технологии COM (Component Object Model). Это дает возможность разрабатывать подключаемые модули (Add-ins) и автономные приложения, используя широкий спектр языков программирования: C#, VB.NET, C++</w:t>
       </w:r>
       <w:r>
         <w:rPr>
@@ -2279,87 +2061,7 @@
           <w:sz w:val="28"/>
           <w:szCs w:val="28"/>
         </w:rPr>
-        <w:t xml:space="preserve">Главным объектом API системы Autodesk </w:t>
-      </w:r>
-      <w:proofErr w:type="spellStart"/>
-      <w:r>
-        <w:rPr>
-          <w:sz w:val="28"/>
-          <w:szCs w:val="28"/>
-        </w:rPr>
-        <w:t>Inventor</w:t>
-      </w:r>
-      <w:proofErr w:type="spellEnd"/>
-      <w:r>
-        <w:rPr>
-          <w:sz w:val="28"/>
-          <w:szCs w:val="28"/>
-        </w:rPr>
-        <w:t xml:space="preserve"> является Application. Свойства и методы этого объекта реализуют наиболее общие функции управления средой САПР, настройками системы, окнами и документами, а также дают возможность получить доступ к другим объектам иерархии. Документы </w:t>
-      </w:r>
-      <w:proofErr w:type="spellStart"/>
-      <w:r>
-        <w:rPr>
-          <w:sz w:val="28"/>
-          <w:szCs w:val="28"/>
-        </w:rPr>
-        <w:t>Inventor</w:t>
-      </w:r>
-      <w:proofErr w:type="spellEnd"/>
-      <w:r>
-        <w:rPr>
-          <w:sz w:val="28"/>
-          <w:szCs w:val="28"/>
-        </w:rPr>
-        <w:t xml:space="preserve"> разделяются на несколько типов: </w:t>
-      </w:r>
-      <w:proofErr w:type="spellStart"/>
-      <w:r>
-        <w:rPr>
-          <w:sz w:val="28"/>
-          <w:szCs w:val="28"/>
-        </w:rPr>
-        <w:t>PartDocument</w:t>
-      </w:r>
-      <w:proofErr w:type="spellEnd"/>
-      <w:r>
-        <w:rPr>
-          <w:sz w:val="28"/>
-          <w:szCs w:val="28"/>
-        </w:rPr>
-        <w:t xml:space="preserve"> (документ детали), </w:t>
-      </w:r>
-      <w:proofErr w:type="spellStart"/>
-      <w:r>
-        <w:rPr>
-          <w:sz w:val="28"/>
-          <w:szCs w:val="28"/>
-        </w:rPr>
-        <w:t>AssemblyDocument</w:t>
-      </w:r>
-      <w:proofErr w:type="spellEnd"/>
-      <w:r>
-        <w:rPr>
-          <w:sz w:val="28"/>
-          <w:szCs w:val="28"/>
-        </w:rPr>
-        <w:t xml:space="preserve"> (документ сборки), </w:t>
-      </w:r>
-      <w:proofErr w:type="spellStart"/>
-      <w:r>
-        <w:rPr>
-          <w:sz w:val="28"/>
-          <w:szCs w:val="28"/>
-        </w:rPr>
-        <w:t>DrawingDocument</w:t>
-      </w:r>
-      <w:proofErr w:type="spellEnd"/>
-      <w:r>
-        <w:rPr>
-          <w:sz w:val="28"/>
-          <w:szCs w:val="28"/>
-        </w:rPr>
-        <w:t xml:space="preserve"> (графический документ, чертеж)</w:t>
+        <w:t>Главным объектом API системы Autodesk Inventor является Application. Свойства и методы этого объекта реализуют наиболее общие функции управления средой САПР, настройками системы, окнами и документами, а также дают возможность получить доступ к другим объектам иерархии. Документы Inventor разделяются на несколько типов: PartDocument (документ детали), AssemblyDocument (документ сборки), DrawingDocument (графический документ, чертеж)</w:t>
       </w:r>
       <w:r>
         <w:rPr>
@@ -2384,62 +2086,14 @@
           <w:sz w:val="28"/>
           <w:szCs w:val="28"/>
         </w:rPr>
-        <w:t xml:space="preserve">Для параметрического построения 3D-геометрии рамки используются объекты </w:t>
-      </w:r>
-      <w:proofErr w:type="spellStart"/>
-      <w:r>
-        <w:rPr>
-          <w:sz w:val="28"/>
-          <w:szCs w:val="28"/>
-        </w:rPr>
-        <w:t>TransientGeometry</w:t>
-      </w:r>
-      <w:proofErr w:type="spellEnd"/>
-      <w:r>
-        <w:rPr>
-          <w:sz w:val="28"/>
-          <w:szCs w:val="28"/>
-        </w:rPr>
-        <w:t xml:space="preserve"> (для математического описания координат) и </w:t>
-      </w:r>
-      <w:proofErr w:type="spellStart"/>
-      <w:r>
-        <w:rPr>
-          <w:sz w:val="28"/>
-          <w:szCs w:val="28"/>
-        </w:rPr>
-        <w:t>PartComponentDefinition</w:t>
-      </w:r>
-      <w:proofErr w:type="spellEnd"/>
-      <w:r>
-        <w:rPr>
-          <w:sz w:val="28"/>
-          <w:szCs w:val="28"/>
-        </w:rPr>
-        <w:t xml:space="preserve"> (для управления эскизами и операциями выдавливания</w:t>
-      </w:r>
-      <w:proofErr w:type="gramStart"/>
-      <w:r>
-        <w:rPr>
-          <w:sz w:val="28"/>
-          <w:szCs w:val="28"/>
-        </w:rPr>
-        <w:t>).</w:t>
-      </w:r>
-      <w:r>
-        <w:rPr>
-          <w:sz w:val="28"/>
-          <w:szCs w:val="28"/>
-        </w:rPr>
-        <w:t>[</w:t>
-      </w:r>
-      <w:proofErr w:type="gramEnd"/>
-      <w:r>
-        <w:rPr>
-          <w:sz w:val="28"/>
-          <w:szCs w:val="28"/>
-        </w:rPr>
-        <w:t>3,</w:t>
+        <w:t>Для параметрического построения 3D-геометрии рамки используются объекты TransientGeometry (для математического описания координат) и PartComponentDefinition (для управления эскизами и операциями выдавливания).</w:t>
+      </w:r>
+      <w:r>
+        <w:rPr>
+          <w:sz w:val="28"/>
+          <w:szCs w:val="28"/>
+        </w:rPr>
+        <w:t>[3,</w:t>
       </w:r>
       <w:r>
         <w:rPr>
@@ -2526,7 +2180,7 @@
         </w:trPr>
         <w:tc>
           <w:tcPr>
-            <w:tcW w:w="0" w:type="auto"/>
+            <w:tcW w:w="3943" w:type="dxa"/>
           </w:tcPr>
           <w:p>
             <w:pPr>
@@ -2541,6 +2195,7 @@
                 <w:szCs w:val="24"/>
               </w:rPr>
             </w:pPr>
+            <w:commentRangeStart w:id="7"/>
             <w:r>
               <w:rPr>
                 <w:sz w:val="24"/>
@@ -2548,11 +2203,20 @@
               </w:rPr>
               <w:t>Название</w:t>
             </w:r>
-          </w:p>
-        </w:tc>
-        <w:tc>
-          <w:tcPr>
-            <w:tcW w:w="2710" w:type="dxa"/>
+            <w:commentRangeEnd w:id="7"/>
+            <w:r>
+              <w:rPr>
+                <w:rStyle w:val="af2"/>
+                <w:sz w:val="24"/>
+                <w:szCs w:val="24"/>
+              </w:rPr>
+              <w:commentReference w:id="7"/>
+            </w:r>
+          </w:p>
+        </w:tc>
+        <w:tc>
+          <w:tcPr>
+            <w:tcW w:w="1542" w:type="dxa"/>
           </w:tcPr>
           <w:p>
             <w:pPr>
@@ -2578,7 +2242,7 @@
         </w:tc>
         <w:tc>
           <w:tcPr>
-            <w:tcW w:w="4312" w:type="dxa"/>
+            <w:tcW w:w="3860" w:type="dxa"/>
           </w:tcPr>
           <w:p>
             <w:pPr>
@@ -2609,7 +2273,7 @@
         </w:trPr>
         <w:tc>
           <w:tcPr>
-            <w:tcW w:w="0" w:type="auto"/>
+            <w:tcW w:w="3943" w:type="dxa"/>
           </w:tcPr>
           <w:p>
             <w:pPr>
@@ -2625,7 +2289,6 @@
                 <w:lang w:val="en-US"/>
               </w:rPr>
             </w:pPr>
-            <w:proofErr w:type="spellStart"/>
             <w:r>
               <w:rPr>
                 <w:sz w:val="24"/>
@@ -2634,12 +2297,11 @@
               </w:rPr>
               <w:t>Application.Documents</w:t>
             </w:r>
-            <w:proofErr w:type="spellEnd"/>
-          </w:p>
-        </w:tc>
-        <w:tc>
-          <w:tcPr>
-            <w:tcW w:w="2710" w:type="dxa"/>
+          </w:p>
+        </w:tc>
+        <w:tc>
+          <w:tcPr>
+            <w:tcW w:w="1542" w:type="dxa"/>
           </w:tcPr>
           <w:p>
             <w:pPr>
@@ -2667,7 +2329,7 @@
         </w:tc>
         <w:tc>
           <w:tcPr>
-            <w:tcW w:w="4312" w:type="dxa"/>
+            <w:tcW w:w="3860" w:type="dxa"/>
           </w:tcPr>
           <w:p>
             <w:pPr>
@@ -2721,7 +2383,7 @@
         </w:trPr>
         <w:tc>
           <w:tcPr>
-            <w:tcW w:w="0" w:type="auto"/>
+            <w:tcW w:w="3943" w:type="dxa"/>
           </w:tcPr>
           <w:p>
             <w:pPr>
@@ -2737,7 +2399,6 @@
                 <w:lang w:val="en-US"/>
               </w:rPr>
             </w:pPr>
-            <w:proofErr w:type="spellStart"/>
             <w:r>
               <w:rPr>
                 <w:sz w:val="24"/>
@@ -2752,12 +2413,11 @@
               </w:rPr>
               <w:t>TransientGeometry</w:t>
             </w:r>
-            <w:proofErr w:type="spellEnd"/>
-          </w:p>
-        </w:tc>
-        <w:tc>
-          <w:tcPr>
-            <w:tcW w:w="2710" w:type="dxa"/>
+          </w:p>
+        </w:tc>
+        <w:tc>
+          <w:tcPr>
+            <w:tcW w:w="1542" w:type="dxa"/>
           </w:tcPr>
           <w:p>
             <w:pPr>
@@ -2772,7 +2432,6 @@
                 <w:szCs w:val="24"/>
               </w:rPr>
             </w:pPr>
-            <w:proofErr w:type="spellStart"/>
             <w:r>
               <w:rPr>
                 <w:sz w:val="24"/>
@@ -2780,12 +2439,11 @@
               </w:rPr>
               <w:t>TransientGeometry</w:t>
             </w:r>
-            <w:proofErr w:type="spellEnd"/>
-          </w:p>
-        </w:tc>
-        <w:tc>
-          <w:tcPr>
-            <w:tcW w:w="4312" w:type="dxa"/>
+          </w:p>
+        </w:tc>
+        <w:tc>
+          <w:tcPr>
+            <w:tcW w:w="3860" w:type="dxa"/>
           </w:tcPr>
           <w:p>
             <w:pPr>
@@ -2816,7 +2474,7 @@
         </w:trPr>
         <w:tc>
           <w:tcPr>
-            <w:tcW w:w="0" w:type="auto"/>
+            <w:tcW w:w="3943" w:type="dxa"/>
           </w:tcPr>
           <w:p>
             <w:pPr>
@@ -2831,7 +2489,6 @@
                 <w:szCs w:val="24"/>
               </w:rPr>
             </w:pPr>
-            <w:proofErr w:type="spellStart"/>
             <w:r>
               <w:rPr>
                 <w:color w:val="000000" w:themeColor="text1"/>
@@ -2848,12 +2505,11 @@
               </w:rPr>
               <w:t>ComponentDefinition</w:t>
             </w:r>
-            <w:proofErr w:type="spellEnd"/>
-          </w:p>
-        </w:tc>
-        <w:tc>
-          <w:tcPr>
-            <w:tcW w:w="2710" w:type="dxa"/>
+          </w:p>
+        </w:tc>
+        <w:tc>
+          <w:tcPr>
+            <w:tcW w:w="1542" w:type="dxa"/>
           </w:tcPr>
           <w:p>
             <w:pPr>
@@ -2868,7 +2524,6 @@
                 <w:szCs w:val="24"/>
               </w:rPr>
             </w:pPr>
-            <w:proofErr w:type="spellStart"/>
             <w:r>
               <w:rPr>
                 <w:sz w:val="24"/>
@@ -2876,7 +2531,6 @@
               </w:rPr>
               <w:t>PartComponentDefinition</w:t>
             </w:r>
-            <w:proofErr w:type="spellEnd"/>
             <w:r>
               <w:rPr>
                 <w:sz w:val="24"/>
@@ -2888,7 +2542,7 @@
         </w:tc>
         <w:tc>
           <w:tcPr>
-            <w:tcW w:w="4312" w:type="dxa"/>
+            <w:tcW w:w="3860" w:type="dxa"/>
           </w:tcPr>
           <w:p>
             <w:pPr>
@@ -2919,7 +2573,7 @@
         </w:trPr>
         <w:tc>
           <w:tcPr>
-            <w:tcW w:w="0" w:type="auto"/>
+            <w:tcW w:w="3943" w:type="dxa"/>
           </w:tcPr>
           <w:p>
             <w:pPr>
@@ -2935,25 +2589,14 @@
                 <w:lang w:val="en-US"/>
               </w:rPr>
             </w:pPr>
-            <w:proofErr w:type="spellStart"/>
-            <w:r>
-              <w:rPr>
-                <w:sz w:val="24"/>
-                <w:szCs w:val="24"/>
-                <w:lang w:val="en-US"/>
-              </w:rPr>
-              <w:t>PartComponentDefinition</w:t>
-            </w:r>
-            <w:proofErr w:type="spellEnd"/>
-            <w:r>
-              <w:rPr>
-                <w:sz w:val="24"/>
-                <w:szCs w:val="24"/>
-                <w:lang w:val="en-US"/>
-              </w:rPr>
-              <w:t>.</w:t>
-            </w:r>
-            <w:proofErr w:type="spellStart"/>
+            <w:r>
+              <w:rPr>
+                <w:sz w:val="24"/>
+                <w:szCs w:val="24"/>
+                <w:lang w:val="en-US"/>
+              </w:rPr>
+              <w:t>PartComponentDefinition.</w:t>
+            </w:r>
             <w:r>
               <w:rPr>
                 <w:sz w:val="24"/>
@@ -2961,12 +2604,11 @@
               </w:rPr>
               <w:t>Sketches</w:t>
             </w:r>
-            <w:proofErr w:type="spellEnd"/>
-          </w:p>
-        </w:tc>
-        <w:tc>
-          <w:tcPr>
-            <w:tcW w:w="2710" w:type="dxa"/>
+          </w:p>
+        </w:tc>
+        <w:tc>
+          <w:tcPr>
+            <w:tcW w:w="1542" w:type="dxa"/>
           </w:tcPr>
           <w:p>
             <w:pPr>
@@ -2983,7 +2625,6 @@
                 <w:lang w:val="en-US"/>
               </w:rPr>
             </w:pPr>
-            <w:proofErr w:type="spellStart"/>
             <w:r>
               <w:rPr>
                 <w:sz w:val="24"/>
@@ -2991,12 +2632,11 @@
               </w:rPr>
               <w:t>PlanarSketches</w:t>
             </w:r>
-            <w:proofErr w:type="spellEnd"/>
-          </w:p>
-        </w:tc>
-        <w:tc>
-          <w:tcPr>
-            <w:tcW w:w="4312" w:type="dxa"/>
+          </w:p>
+        </w:tc>
+        <w:tc>
+          <w:tcPr>
+            <w:tcW w:w="3860" w:type="dxa"/>
           </w:tcPr>
           <w:p>
             <w:pPr>
@@ -3027,7 +2667,7 @@
         </w:trPr>
         <w:tc>
           <w:tcPr>
-            <w:tcW w:w="0" w:type="auto"/>
+            <w:tcW w:w="3943" w:type="dxa"/>
           </w:tcPr>
           <w:p>
             <w:pPr>
@@ -3042,25 +2682,14 @@
                 <w:szCs w:val="24"/>
               </w:rPr>
             </w:pPr>
-            <w:proofErr w:type="spellStart"/>
-            <w:r>
-              <w:rPr>
-                <w:sz w:val="24"/>
-                <w:szCs w:val="24"/>
-                <w:lang w:val="en-US"/>
-              </w:rPr>
-              <w:t>PartFeatures</w:t>
-            </w:r>
-            <w:proofErr w:type="spellEnd"/>
-            <w:r>
-              <w:rPr>
-                <w:sz w:val="24"/>
-                <w:szCs w:val="24"/>
-                <w:lang w:val="en-US"/>
-              </w:rPr>
-              <w:t>.</w:t>
-            </w:r>
-            <w:proofErr w:type="spellStart"/>
+            <w:r>
+              <w:rPr>
+                <w:sz w:val="24"/>
+                <w:szCs w:val="24"/>
+                <w:lang w:val="en-US"/>
+              </w:rPr>
+              <w:t>PartFeatures.</w:t>
+            </w:r>
             <w:r>
               <w:rPr>
                 <w:sz w:val="24"/>
@@ -3068,12 +2697,11 @@
               </w:rPr>
               <w:t>ExtrudeFeatures</w:t>
             </w:r>
-            <w:proofErr w:type="spellEnd"/>
-          </w:p>
-        </w:tc>
-        <w:tc>
-          <w:tcPr>
-            <w:tcW w:w="2710" w:type="dxa"/>
+          </w:p>
+        </w:tc>
+        <w:tc>
+          <w:tcPr>
+            <w:tcW w:w="1542" w:type="dxa"/>
           </w:tcPr>
           <w:p>
             <w:pPr>
@@ -3089,7 +2717,6 @@
                 <w:szCs w:val="24"/>
               </w:rPr>
             </w:pPr>
-            <w:proofErr w:type="spellStart"/>
             <w:r>
               <w:rPr>
                 <w:sz w:val="24"/>
@@ -3097,12 +2724,11 @@
               </w:rPr>
               <w:t>ExtrudeFeatures</w:t>
             </w:r>
-            <w:proofErr w:type="spellEnd"/>
-          </w:p>
-        </w:tc>
-        <w:tc>
-          <w:tcPr>
-            <w:tcW w:w="4312" w:type="dxa"/>
+          </w:p>
+        </w:tc>
+        <w:tc>
+          <w:tcPr>
+            <w:tcW w:w="3860" w:type="dxa"/>
           </w:tcPr>
           <w:p>
             <w:pPr>
@@ -3135,7 +2761,7 @@
         </w:trPr>
         <w:tc>
           <w:tcPr>
-            <w:tcW w:w="0" w:type="auto"/>
+            <w:tcW w:w="3943" w:type="dxa"/>
           </w:tcPr>
           <w:p>
             <w:pPr>
@@ -3150,25 +2776,14 @@
                 <w:szCs w:val="24"/>
               </w:rPr>
             </w:pPr>
-            <w:proofErr w:type="spellStart"/>
-            <w:r>
-              <w:rPr>
-                <w:sz w:val="24"/>
-                <w:szCs w:val="24"/>
-                <w:lang w:val="en-US"/>
-              </w:rPr>
-              <w:t>PartComponentDefinition</w:t>
-            </w:r>
-            <w:proofErr w:type="spellEnd"/>
-            <w:r>
-              <w:rPr>
-                <w:sz w:val="24"/>
-                <w:szCs w:val="24"/>
-                <w:lang w:val="en-US"/>
-              </w:rPr>
-              <w:t>.</w:t>
-            </w:r>
-            <w:proofErr w:type="spellStart"/>
+            <w:r>
+              <w:rPr>
+                <w:sz w:val="24"/>
+                <w:szCs w:val="24"/>
+                <w:lang w:val="en-US"/>
+              </w:rPr>
+              <w:t>PartComponentDefinition.</w:t>
+            </w:r>
             <w:r>
               <w:rPr>
                 <w:sz w:val="24"/>
@@ -3176,12 +2791,11 @@
               </w:rPr>
               <w:t>WorkPlanes</w:t>
             </w:r>
-            <w:proofErr w:type="spellEnd"/>
-          </w:p>
-        </w:tc>
-        <w:tc>
-          <w:tcPr>
-            <w:tcW w:w="2710" w:type="dxa"/>
+          </w:p>
+        </w:tc>
+        <w:tc>
+          <w:tcPr>
+            <w:tcW w:w="1542" w:type="dxa"/>
           </w:tcPr>
           <w:p>
             <w:pPr>
@@ -3197,7 +2811,6 @@
                 <w:szCs w:val="24"/>
               </w:rPr>
             </w:pPr>
-            <w:proofErr w:type="spellStart"/>
             <w:r>
               <w:rPr>
                 <w:sz w:val="24"/>
@@ -3205,12 +2818,11 @@
               </w:rPr>
               <w:t>WorkPlanes</w:t>
             </w:r>
-            <w:proofErr w:type="spellEnd"/>
-          </w:p>
-        </w:tc>
-        <w:tc>
-          <w:tcPr>
-            <w:tcW w:w="4312" w:type="dxa"/>
+          </w:p>
+        </w:tc>
+        <w:tc>
+          <w:tcPr>
+            <w:tcW w:w="3860" w:type="dxa"/>
           </w:tcPr>
           <w:p>
             <w:pPr>
@@ -3241,7 +2853,7 @@
         </w:trPr>
         <w:tc>
           <w:tcPr>
-            <w:tcW w:w="0" w:type="auto"/>
+            <w:tcW w:w="3943" w:type="dxa"/>
           </w:tcPr>
           <w:p>
             <w:pPr>
@@ -3257,7 +2869,6 @@
                 <w:lang w:val="en-US"/>
               </w:rPr>
             </w:pPr>
-            <w:proofErr w:type="spellStart"/>
             <w:r>
               <w:rPr>
                 <w:sz w:val="24"/>
@@ -3266,12 +2877,11 @@
               </w:rPr>
               <w:t>PlanarSketch.SketchLines</w:t>
             </w:r>
-            <w:proofErr w:type="spellEnd"/>
-          </w:p>
-        </w:tc>
-        <w:tc>
-          <w:tcPr>
-            <w:tcW w:w="2710" w:type="dxa"/>
+          </w:p>
+        </w:tc>
+        <w:tc>
+          <w:tcPr>
+            <w:tcW w:w="1542" w:type="dxa"/>
           </w:tcPr>
           <w:p>
             <w:pPr>
@@ -3288,7 +2898,6 @@
                 <w:lang w:val="en-US"/>
               </w:rPr>
             </w:pPr>
-            <w:proofErr w:type="spellStart"/>
             <w:r>
               <w:rPr>
                 <w:sz w:val="24"/>
@@ -3297,12 +2906,11 @@
               </w:rPr>
               <w:t>SketchLines</w:t>
             </w:r>
-            <w:proofErr w:type="spellEnd"/>
-          </w:p>
-        </w:tc>
-        <w:tc>
-          <w:tcPr>
-            <w:tcW w:w="4312" w:type="dxa"/>
+          </w:p>
+        </w:tc>
+        <w:tc>
+          <w:tcPr>
+            <w:tcW w:w="3860" w:type="dxa"/>
           </w:tcPr>
           <w:p>
             <w:pPr>
@@ -3355,7 +2963,7 @@
         </w:trPr>
         <w:tc>
           <w:tcPr>
-            <w:tcW w:w="0" w:type="auto"/>
+            <w:tcW w:w="3943" w:type="dxa"/>
           </w:tcPr>
           <w:p>
             <w:pPr>
@@ -3371,7 +2979,6 @@
                 <w:lang w:val="en-US"/>
               </w:rPr>
             </w:pPr>
-            <w:proofErr w:type="spellStart"/>
             <w:r>
               <w:rPr>
                 <w:sz w:val="24"/>
@@ -3380,12 +2987,11 @@
               </w:rPr>
               <w:t>PlanarSketch.Profiles</w:t>
             </w:r>
-            <w:proofErr w:type="spellEnd"/>
-          </w:p>
-        </w:tc>
-        <w:tc>
-          <w:tcPr>
-            <w:tcW w:w="2710" w:type="dxa"/>
+          </w:p>
+        </w:tc>
+        <w:tc>
+          <w:tcPr>
+            <w:tcW w:w="1542" w:type="dxa"/>
           </w:tcPr>
           <w:p>
             <w:pPr>
@@ -3414,7 +3020,7 @@
         </w:tc>
         <w:tc>
           <w:tcPr>
-            <w:tcW w:w="4312" w:type="dxa"/>
+            <w:tcW w:w="3860" w:type="dxa"/>
           </w:tcPr>
           <w:p>
             <w:pPr>
@@ -3445,7 +3051,7 @@
         </w:trPr>
         <w:tc>
           <w:tcPr>
-            <w:tcW w:w="0" w:type="auto"/>
+            <w:tcW w:w="3943" w:type="dxa"/>
           </w:tcPr>
           <w:p>
             <w:pPr>
@@ -3461,7 +3067,6 @@
                 <w:lang w:val="en-US"/>
               </w:rPr>
             </w:pPr>
-            <w:proofErr w:type="spellStart"/>
             <w:r>
               <w:rPr>
                 <w:sz w:val="24"/>
@@ -3470,12 +3075,11 @@
               </w:rPr>
               <w:t>PartComponentDefinition.Features</w:t>
             </w:r>
-            <w:proofErr w:type="spellEnd"/>
-          </w:p>
-        </w:tc>
-        <w:tc>
-          <w:tcPr>
-            <w:tcW w:w="2710" w:type="dxa"/>
+          </w:p>
+        </w:tc>
+        <w:tc>
+          <w:tcPr>
+            <w:tcW w:w="1542" w:type="dxa"/>
           </w:tcPr>
           <w:p>
             <w:pPr>
@@ -3492,7 +3096,6 @@
                 <w:lang w:val="en-US"/>
               </w:rPr>
             </w:pPr>
-            <w:proofErr w:type="spellStart"/>
             <w:r>
               <w:rPr>
                 <w:sz w:val="24"/>
@@ -3501,12 +3104,11 @@
               </w:rPr>
               <w:t>PartFeatures</w:t>
             </w:r>
-            <w:proofErr w:type="spellEnd"/>
-          </w:p>
-        </w:tc>
-        <w:tc>
-          <w:tcPr>
-            <w:tcW w:w="4312" w:type="dxa"/>
+          </w:p>
+        </w:tc>
+        <w:tc>
+          <w:tcPr>
+            <w:tcW w:w="3860" w:type="dxa"/>
           </w:tcPr>
           <w:p>
             <w:pPr>
@@ -3750,21 +3352,12 @@
                 <w:lang w:val="en-US"/>
               </w:rPr>
             </w:pPr>
-            <w:proofErr w:type="spellStart"/>
-            <w:r>
-              <w:rPr>
-                <w:sz w:val="24"/>
-                <w:szCs w:val="24"/>
-              </w:rPr>
-              <w:t>Documents.Add</w:t>
-            </w:r>
-            <w:proofErr w:type="spellEnd"/>
-            <w:r>
-              <w:rPr>
-                <w:sz w:val="24"/>
-                <w:szCs w:val="24"/>
-              </w:rPr>
-              <w:t>()</w:t>
+            <w:r>
+              <w:rPr>
+                <w:sz w:val="24"/>
+                <w:szCs w:val="24"/>
+              </w:rPr>
+              <w:t>Documents.Add()</w:t>
             </w:r>
           </w:p>
         </w:tc>
@@ -3784,47 +3377,13 @@
                 <w:lang w:val="en-US"/>
               </w:rPr>
             </w:pPr>
-            <w:proofErr w:type="spellStart"/>
-            <w:r>
-              <w:rPr>
-                <w:sz w:val="24"/>
-                <w:szCs w:val="24"/>
-              </w:rPr>
-              <w:t>DocumentTypeEnum</w:t>
-            </w:r>
-            <w:proofErr w:type="spellEnd"/>
-            <w:r>
-              <w:rPr>
-                <w:sz w:val="24"/>
-                <w:szCs w:val="24"/>
-              </w:rPr>
-              <w:t xml:space="preserve">, </w:t>
-            </w:r>
-            <w:proofErr w:type="spellStart"/>
-            <w:r>
-              <w:rPr>
-                <w:sz w:val="24"/>
-                <w:szCs w:val="24"/>
-              </w:rPr>
-              <w:t>string</w:t>
-            </w:r>
-            <w:proofErr w:type="spellEnd"/>
-            <w:r>
-              <w:rPr>
-                <w:sz w:val="24"/>
-                <w:szCs w:val="24"/>
-              </w:rPr>
-              <w:t xml:space="preserve">, </w:t>
-            </w:r>
-            <w:proofErr w:type="spellStart"/>
-            <w:r>
-              <w:rPr>
-                <w:sz w:val="24"/>
-                <w:szCs w:val="24"/>
-              </w:rPr>
-              <w:t>bool</w:t>
-            </w:r>
-            <w:proofErr w:type="spellEnd"/>
+            <w:r>
+              <w:rPr>
+                <w:sz w:val="24"/>
+                <w:szCs w:val="24"/>
+              </w:rPr>
+              <w:t>DocumentTypeEnum, string, bool</w:t>
+            </w:r>
           </w:p>
         </w:tc>
         <w:tc>
@@ -3895,21 +3454,12 @@
                 <w:szCs w:val="24"/>
               </w:rPr>
             </w:pPr>
-            <w:proofErr w:type="spellStart"/>
-            <w:r>
-              <w:rPr>
-                <w:sz w:val="24"/>
-                <w:szCs w:val="24"/>
-              </w:rPr>
-              <w:t>PlanarSketches.Add</w:t>
-            </w:r>
-            <w:proofErr w:type="spellEnd"/>
-            <w:r>
-              <w:rPr>
-                <w:sz w:val="24"/>
-                <w:szCs w:val="24"/>
-              </w:rPr>
-              <w:t>()</w:t>
+            <w:r>
+              <w:rPr>
+                <w:sz w:val="24"/>
+                <w:szCs w:val="24"/>
+              </w:rPr>
+              <w:t>PlanarSketches.Add()</w:t>
             </w:r>
           </w:p>
         </w:tc>
@@ -3928,31 +3478,13 @@
                 <w:szCs w:val="24"/>
               </w:rPr>
             </w:pPr>
-            <w:proofErr w:type="spellStart"/>
-            <w:r>
-              <w:rPr>
-                <w:sz w:val="24"/>
-                <w:szCs w:val="24"/>
-              </w:rPr>
-              <w:t>WorkPlane</w:t>
-            </w:r>
-            <w:proofErr w:type="spellEnd"/>
-            <w:r>
-              <w:rPr>
-                <w:sz w:val="24"/>
-                <w:szCs w:val="24"/>
-              </w:rPr>
-              <w:t xml:space="preserve">, </w:t>
-            </w:r>
-            <w:proofErr w:type="spellStart"/>
-            <w:r>
-              <w:rPr>
-                <w:sz w:val="24"/>
-                <w:szCs w:val="24"/>
-              </w:rPr>
-              <w:t>bool</w:t>
-            </w:r>
-            <w:proofErr w:type="spellEnd"/>
+            <w:r>
+              <w:rPr>
+                <w:sz w:val="24"/>
+                <w:szCs w:val="24"/>
+              </w:rPr>
+              <w:t>WorkPlane, bool</w:t>
+            </w:r>
           </w:p>
         </w:tc>
         <w:tc>
@@ -3970,7 +3502,6 @@
                 <w:szCs w:val="24"/>
               </w:rPr>
             </w:pPr>
-            <w:proofErr w:type="spellStart"/>
             <w:r>
               <w:rPr>
                 <w:sz w:val="24"/>
@@ -3978,7 +3509,6 @@
               </w:rPr>
               <w:t>PlanarSketch</w:t>
             </w:r>
-            <w:proofErr w:type="spellEnd"/>
           </w:p>
         </w:tc>
         <w:tc>
@@ -4026,59 +3556,33 @@
                 <w:lang w:val="en-US"/>
               </w:rPr>
             </w:pPr>
-            <w:proofErr w:type="spellStart"/>
-            <w:r>
-              <w:rPr>
-                <w:sz w:val="24"/>
-                <w:szCs w:val="24"/>
-                <w:lang w:val="en-US"/>
-              </w:rPr>
-              <w:t>TransientGeometry</w:t>
-            </w:r>
-            <w:proofErr w:type="spellEnd"/>
-            <w:r>
-              <w:rPr>
-                <w:sz w:val="24"/>
-                <w:szCs w:val="24"/>
-                <w:lang w:val="en-US"/>
-              </w:rPr>
-              <w:t>.</w:t>
-            </w:r>
-          </w:p>
-          <w:p>
-            <w:pPr>
-              <w:tabs>
-                <w:tab w:val="left" w:pos="0"/>
-              </w:tabs>
-              <w:jc w:val="center"/>
-              <w:rPr>
-                <w:sz w:val="24"/>
-                <w:szCs w:val="24"/>
-                <w:lang w:val="en-US"/>
-              </w:rPr>
-            </w:pPr>
-            <w:r>
-              <w:rPr>
-                <w:sz w:val="24"/>
-                <w:szCs w:val="24"/>
-              </w:rPr>
-              <w:t>CreatePoint2</w:t>
-            </w:r>
-            <w:proofErr w:type="gramStart"/>
-            <w:r>
-              <w:rPr>
-                <w:sz w:val="24"/>
-                <w:szCs w:val="24"/>
-              </w:rPr>
-              <w:t>d(</w:t>
-            </w:r>
-            <w:proofErr w:type="gramEnd"/>
-            <w:r>
-              <w:rPr>
-                <w:sz w:val="24"/>
-                <w:szCs w:val="24"/>
-              </w:rPr>
-              <w:t>)</w:t>
+            <w:r>
+              <w:rPr>
+                <w:sz w:val="24"/>
+                <w:szCs w:val="24"/>
+                <w:lang w:val="en-US"/>
+              </w:rPr>
+              <w:t>TransientGeometry.</w:t>
+            </w:r>
+          </w:p>
+          <w:p>
+            <w:pPr>
+              <w:tabs>
+                <w:tab w:val="left" w:pos="0"/>
+              </w:tabs>
+              <w:jc w:val="center"/>
+              <w:rPr>
+                <w:sz w:val="24"/>
+                <w:szCs w:val="24"/>
+                <w:lang w:val="en-US"/>
+              </w:rPr>
+            </w:pPr>
+            <w:r>
+              <w:rPr>
+                <w:sz w:val="24"/>
+                <w:szCs w:val="24"/>
+              </w:rPr>
+              <w:t>CreatePoint2d()</w:t>
             </w:r>
           </w:p>
         </w:tc>
@@ -4098,31 +3602,13 @@
                 <w:lang w:val="en-US"/>
               </w:rPr>
             </w:pPr>
-            <w:proofErr w:type="spellStart"/>
-            <w:r>
-              <w:rPr>
-                <w:sz w:val="24"/>
-                <w:szCs w:val="24"/>
-              </w:rPr>
-              <w:t>double</w:t>
-            </w:r>
-            <w:proofErr w:type="spellEnd"/>
-            <w:r>
-              <w:rPr>
-                <w:sz w:val="24"/>
-                <w:szCs w:val="24"/>
-              </w:rPr>
-              <w:t xml:space="preserve">, </w:t>
-            </w:r>
-            <w:proofErr w:type="spellStart"/>
-            <w:r>
-              <w:rPr>
-                <w:sz w:val="24"/>
-                <w:szCs w:val="24"/>
-              </w:rPr>
-              <w:t>double</w:t>
-            </w:r>
-            <w:proofErr w:type="spellEnd"/>
+            <w:r>
+              <w:rPr>
+                <w:sz w:val="24"/>
+                <w:szCs w:val="24"/>
+              </w:rPr>
+              <w:t>double, double</w:t>
+            </w:r>
           </w:p>
         </w:tc>
         <w:tc>
@@ -4193,37 +3679,26 @@
                 <w:szCs w:val="24"/>
               </w:rPr>
             </w:pPr>
-            <w:proofErr w:type="spellStart"/>
-            <w:r>
-              <w:rPr>
-                <w:sz w:val="24"/>
-                <w:szCs w:val="24"/>
-              </w:rPr>
-              <w:t>SketchLines</w:t>
-            </w:r>
-            <w:proofErr w:type="spellEnd"/>
-            <w:r>
-              <w:rPr>
-                <w:sz w:val="24"/>
-                <w:szCs w:val="24"/>
-              </w:rPr>
-              <w:t>.</w:t>
-            </w:r>
-          </w:p>
-          <w:p>
-            <w:pPr>
-              <w:tabs>
-                <w:tab w:val="left" w:pos="0"/>
-              </w:tabs>
-              <w:jc w:val="center"/>
-              <w:rPr>
-                <w:sz w:val="24"/>
-                <w:szCs w:val="24"/>
-                <w:lang w:val="en-US"/>
-              </w:rPr>
-            </w:pPr>
-            <w:proofErr w:type="spellStart"/>
-            <w:proofErr w:type="gramStart"/>
+            <w:r>
+              <w:rPr>
+                <w:sz w:val="24"/>
+                <w:szCs w:val="24"/>
+              </w:rPr>
+              <w:t>SketchLines.</w:t>
+            </w:r>
+          </w:p>
+          <w:p>
+            <w:pPr>
+              <w:tabs>
+                <w:tab w:val="left" w:pos="0"/>
+              </w:tabs>
+              <w:jc w:val="center"/>
+              <w:rPr>
+                <w:sz w:val="24"/>
+                <w:szCs w:val="24"/>
+                <w:lang w:val="en-US"/>
+              </w:rPr>
+            </w:pPr>
             <w:r>
               <w:rPr>
                 <w:sz w:val="24"/>
@@ -4231,21 +3706,12 @@
               </w:rPr>
               <w:t>AddAsTwoPointRectangle</w:t>
             </w:r>
-            <w:proofErr w:type="spellEnd"/>
-            <w:r>
-              <w:rPr>
-                <w:sz w:val="24"/>
-                <w:szCs w:val="24"/>
-              </w:rPr>
-              <w:t>(</w:t>
-            </w:r>
-            <w:proofErr w:type="gramEnd"/>
-            <w:r>
-              <w:rPr>
-                <w:sz w:val="24"/>
-                <w:szCs w:val="24"/>
-              </w:rPr>
-              <w:t>)</w:t>
+            <w:r>
+              <w:rPr>
+                <w:sz w:val="24"/>
+                <w:szCs w:val="24"/>
+              </w:rPr>
+              <w:t>()</w:t>
             </w:r>
           </w:p>
         </w:tc>
@@ -4288,7 +3754,6 @@
                 <w:szCs w:val="24"/>
               </w:rPr>
             </w:pPr>
-            <w:proofErr w:type="spellStart"/>
             <w:r>
               <w:rPr>
                 <w:sz w:val="24"/>
@@ -4296,20 +3761,18 @@
               </w:rPr>
               <w:t>SketchEntities</w:t>
             </w:r>
-            <w:proofErr w:type="spellEnd"/>
-          </w:p>
-          <w:p>
-            <w:pPr>
-              <w:tabs>
-                <w:tab w:val="left" w:pos="0"/>
-              </w:tabs>
-              <w:jc w:val="center"/>
-              <w:rPr>
-                <w:sz w:val="24"/>
-                <w:szCs w:val="24"/>
-              </w:rPr>
-            </w:pPr>
-            <w:proofErr w:type="spellStart"/>
+          </w:p>
+          <w:p>
+            <w:pPr>
+              <w:tabs>
+                <w:tab w:val="left" w:pos="0"/>
+              </w:tabs>
+              <w:jc w:val="center"/>
+              <w:rPr>
+                <w:sz w:val="24"/>
+                <w:szCs w:val="24"/>
+              </w:rPr>
+            </w:pPr>
             <w:r>
               <w:rPr>
                 <w:sz w:val="24"/>
@@ -4317,7 +3780,6 @@
               </w:rPr>
               <w:t>Enumerator</w:t>
             </w:r>
-            <w:proofErr w:type="spellEnd"/>
           </w:p>
         </w:tc>
         <w:tc>
@@ -4364,36 +3826,25 @@
                 <w:szCs w:val="24"/>
               </w:rPr>
             </w:pPr>
-            <w:proofErr w:type="spellStart"/>
-            <w:r>
-              <w:rPr>
-                <w:sz w:val="24"/>
-                <w:szCs w:val="24"/>
-              </w:rPr>
-              <w:t>SketchLines</w:t>
-            </w:r>
-            <w:proofErr w:type="spellEnd"/>
-            <w:r>
-              <w:rPr>
-                <w:sz w:val="24"/>
-                <w:szCs w:val="24"/>
-              </w:rPr>
-              <w:t>.</w:t>
-            </w:r>
-          </w:p>
-          <w:p>
-            <w:pPr>
-              <w:tabs>
-                <w:tab w:val="left" w:pos="0"/>
-              </w:tabs>
-              <w:jc w:val="center"/>
-              <w:rPr>
-                <w:sz w:val="24"/>
-                <w:szCs w:val="24"/>
-              </w:rPr>
-            </w:pPr>
-            <w:proofErr w:type="spellStart"/>
-            <w:proofErr w:type="gramStart"/>
+            <w:r>
+              <w:rPr>
+                <w:sz w:val="24"/>
+                <w:szCs w:val="24"/>
+              </w:rPr>
+              <w:t>SketchLines.</w:t>
+            </w:r>
+          </w:p>
+          <w:p>
+            <w:pPr>
+              <w:tabs>
+                <w:tab w:val="left" w:pos="0"/>
+              </w:tabs>
+              <w:jc w:val="center"/>
+              <w:rPr>
+                <w:sz w:val="24"/>
+                <w:szCs w:val="24"/>
+              </w:rPr>
+            </w:pPr>
             <w:r>
               <w:rPr>
                 <w:sz w:val="24"/>
@@ -4401,21 +3852,12 @@
               </w:rPr>
               <w:t>AddByTwoPoints</w:t>
             </w:r>
-            <w:proofErr w:type="spellEnd"/>
-            <w:r>
-              <w:rPr>
-                <w:sz w:val="24"/>
-                <w:szCs w:val="24"/>
-              </w:rPr>
-              <w:t>(</w:t>
-            </w:r>
-            <w:proofErr w:type="gramEnd"/>
-            <w:r>
-              <w:rPr>
-                <w:sz w:val="24"/>
-                <w:szCs w:val="24"/>
-              </w:rPr>
-              <w:t>)</w:t>
+            <w:r>
+              <w:rPr>
+                <w:sz w:val="24"/>
+                <w:szCs w:val="24"/>
+              </w:rPr>
+              <w:t>()</w:t>
             </w:r>
           </w:p>
         </w:tc>
@@ -4459,7 +3901,6 @@
                 <w:szCs w:val="24"/>
               </w:rPr>
             </w:pPr>
-            <w:proofErr w:type="spellStart"/>
             <w:r>
               <w:rPr>
                 <w:sz w:val="24"/>
@@ -4467,7 +3908,6 @@
               </w:rPr>
               <w:t>SketchLine</w:t>
             </w:r>
-            <w:proofErr w:type="spellEnd"/>
           </w:p>
         </w:tc>
         <w:tc>
@@ -4515,21 +3955,12 @@
                 <w:szCs w:val="24"/>
               </w:rPr>
             </w:pPr>
-            <w:proofErr w:type="spellStart"/>
-            <w:r>
-              <w:rPr>
-                <w:sz w:val="24"/>
-                <w:szCs w:val="24"/>
-              </w:rPr>
-              <w:t>Profiles.AddForSolid</w:t>
-            </w:r>
-            <w:proofErr w:type="spellEnd"/>
-            <w:r>
-              <w:rPr>
-                <w:sz w:val="24"/>
-                <w:szCs w:val="24"/>
-              </w:rPr>
-              <w:t>()</w:t>
+            <w:r>
+              <w:rPr>
+                <w:sz w:val="24"/>
+                <w:szCs w:val="24"/>
+              </w:rPr>
+              <w:t>Profiles.AddForSolid()</w:t>
             </w:r>
           </w:p>
         </w:tc>
@@ -4626,59 +4057,32 @@
                 <w:lang w:val="en-US"/>
               </w:rPr>
             </w:pPr>
-            <w:proofErr w:type="spellStart"/>
-            <w:r>
-              <w:rPr>
-                <w:sz w:val="24"/>
-                <w:szCs w:val="24"/>
-              </w:rPr>
-              <w:t>ExtrudeFeatures</w:t>
-            </w:r>
-            <w:proofErr w:type="spellEnd"/>
-            <w:r>
-              <w:rPr>
-                <w:sz w:val="24"/>
-                <w:szCs w:val="24"/>
-              </w:rPr>
-              <w:t>.</w:t>
-            </w:r>
-          </w:p>
-          <w:p>
-            <w:pPr>
-              <w:tabs>
-                <w:tab w:val="left" w:pos="0"/>
-              </w:tabs>
-              <w:jc w:val="center"/>
-              <w:rPr>
-                <w:sz w:val="24"/>
-                <w:szCs w:val="24"/>
-                <w:lang w:val="en-US"/>
-              </w:rPr>
-            </w:pPr>
-            <w:proofErr w:type="spellStart"/>
-            <w:proofErr w:type="gramStart"/>
-            <w:r>
-              <w:rPr>
-                <w:sz w:val="24"/>
-                <w:szCs w:val="24"/>
-              </w:rPr>
-              <w:t>AddByDistanceExtent</w:t>
-            </w:r>
-            <w:proofErr w:type="spellEnd"/>
-            <w:r>
-              <w:rPr>
-                <w:sz w:val="24"/>
-                <w:szCs w:val="24"/>
-              </w:rPr>
-              <w:t>(</w:t>
-            </w:r>
-            <w:proofErr w:type="gramEnd"/>
-            <w:r>
-              <w:rPr>
-                <w:sz w:val="24"/>
-                <w:szCs w:val="24"/>
-              </w:rPr>
-              <w:t>)</w:t>
+            <w:r>
+              <w:rPr>
+                <w:sz w:val="24"/>
+                <w:szCs w:val="24"/>
+              </w:rPr>
+              <w:t>ExtrudeFeatures.</w:t>
+            </w:r>
+          </w:p>
+          <w:p>
+            <w:pPr>
+              <w:tabs>
+                <w:tab w:val="left" w:pos="0"/>
+              </w:tabs>
+              <w:jc w:val="center"/>
+              <w:rPr>
+                <w:sz w:val="24"/>
+                <w:szCs w:val="24"/>
+                <w:lang w:val="en-US"/>
+              </w:rPr>
+            </w:pPr>
+            <w:r>
+              <w:rPr>
+                <w:sz w:val="24"/>
+                <w:szCs w:val="24"/>
+              </w:rPr>
+              <w:t>AddByDistanceExtent()</w:t>
             </w:r>
           </w:p>
         </w:tc>
@@ -4703,47 +4107,21 @@
                 <w:sz w:val="24"/>
                 <w:szCs w:val="24"/>
               </w:rPr>
-              <w:t xml:space="preserve">Profile, </w:t>
-            </w:r>
-            <w:proofErr w:type="spellStart"/>
-            <w:r>
-              <w:rPr>
-                <w:sz w:val="24"/>
-                <w:szCs w:val="24"/>
-              </w:rPr>
-              <w:t>double</w:t>
-            </w:r>
-            <w:proofErr w:type="spellEnd"/>
-            <w:r>
-              <w:rPr>
-                <w:sz w:val="24"/>
-                <w:szCs w:val="24"/>
-              </w:rPr>
-              <w:t xml:space="preserve">, </w:t>
-            </w:r>
-            <w:proofErr w:type="spellStart"/>
-            <w:r>
-              <w:rPr>
-                <w:sz w:val="24"/>
-                <w:szCs w:val="24"/>
-              </w:rPr>
-              <w:t>PartFeature</w:t>
-            </w:r>
-            <w:proofErr w:type="spellEnd"/>
-          </w:p>
-          <w:p>
-            <w:pPr>
-              <w:tabs>
-                <w:tab w:val="left" w:pos="0"/>
-              </w:tabs>
-              <w:jc w:val="center"/>
-              <w:rPr>
-                <w:sz w:val="24"/>
-                <w:szCs w:val="24"/>
-                <w:lang w:val="en-US"/>
-              </w:rPr>
-            </w:pPr>
-            <w:proofErr w:type="spellStart"/>
+              <w:t>Profile, double, PartFeature</w:t>
+            </w:r>
+          </w:p>
+          <w:p>
+            <w:pPr>
+              <w:tabs>
+                <w:tab w:val="left" w:pos="0"/>
+              </w:tabs>
+              <w:jc w:val="center"/>
+              <w:rPr>
+                <w:sz w:val="24"/>
+                <w:szCs w:val="24"/>
+                <w:lang w:val="en-US"/>
+              </w:rPr>
+            </w:pPr>
             <w:r>
               <w:rPr>
                 <w:sz w:val="24"/>
@@ -4751,7 +4129,6 @@
               </w:rPr>
               <w:t>ExtentDirectionEnum</w:t>
             </w:r>
-            <w:proofErr w:type="spellEnd"/>
           </w:p>
         </w:tc>
         <w:tc>
@@ -4769,7 +4146,6 @@
                 <w:szCs w:val="24"/>
               </w:rPr>
             </w:pPr>
-            <w:proofErr w:type="spellStart"/>
             <w:r>
               <w:rPr>
                 <w:sz w:val="24"/>
@@ -4777,7 +4153,6 @@
               </w:rPr>
               <w:t>ExtrudeFeature</w:t>
             </w:r>
-            <w:proofErr w:type="spellEnd"/>
           </w:p>
         </w:tc>
         <w:tc>
@@ -4829,8 +4204,8 @@
           <w:szCs w:val="28"/>
         </w:rPr>
       </w:pPr>
-      <w:bookmarkStart w:id="7" w:name="_Toc240922647"/>
-      <w:bookmarkStart w:id="8" w:name="_Toc241000338"/>
+      <w:bookmarkStart w:id="8" w:name="_Toc240922647"/>
+      <w:bookmarkStart w:id="9" w:name="_Toc241000338"/>
       <w:r>
         <w:rPr>
           <w:b/>
@@ -4867,8 +4242,8 @@
         <w:lastRenderedPageBreak/>
         <w:t>1.3 Обзор аналогов плагина</w:t>
       </w:r>
-      <w:bookmarkEnd w:id="7"/>
       <w:bookmarkEnd w:id="8"/>
+      <w:bookmarkEnd w:id="9"/>
     </w:p>
     <w:p/>
     <w:p>
@@ -4898,7 +4273,7 @@
         </w:rPr>
         <w:t xml:space="preserve">освенным </w:t>
       </w:r>
-      <w:commentRangeStart w:id="9"/>
+      <w:commentRangeStart w:id="10"/>
       <w:r>
         <w:rPr>
           <w:sz w:val="28"/>
@@ -4913,14 +4288,14 @@
         </w:rPr>
         <w:t xml:space="preserve"> </w:t>
       </w:r>
-      <w:commentRangeEnd w:id="9"/>
+      <w:commentRangeEnd w:id="10"/>
       <w:r>
         <w:rPr>
           <w:rStyle w:val="af2"/>
           <w:sz w:val="28"/>
           <w:szCs w:val="28"/>
         </w:rPr>
-        <w:commentReference w:id="9"/>
+        <w:commentReference w:id="10"/>
       </w:r>
       <w:r>
         <w:rPr>
@@ -5422,8 +4797,8 @@
           <w:szCs w:val="28"/>
         </w:rPr>
       </w:pPr>
-      <w:bookmarkStart w:id="10" w:name="_Toc240922648"/>
-      <w:bookmarkStart w:id="11" w:name="_Toc241000339"/>
+      <w:bookmarkStart w:id="11" w:name="_Toc240922648"/>
+      <w:bookmarkStart w:id="12" w:name="_Toc241000339"/>
       <w:r>
         <w:rPr>
           <w:rFonts w:ascii="Times New Roman" w:hAnsi="Times New Roman" w:cs="Times New Roman"/>
@@ -5436,8 +4811,8 @@
         <w:lastRenderedPageBreak/>
         <w:t>2 ОПИСАНИЕ ПРЕДМЕТА ПРОЕКТИРОВАНИЯ</w:t>
       </w:r>
-      <w:bookmarkEnd w:id="10"/>
       <w:bookmarkEnd w:id="11"/>
+      <w:bookmarkEnd w:id="12"/>
     </w:p>
     <w:p>
       <w:pPr>
@@ -6983,8 +6358,8 @@
           <w:szCs w:val="28"/>
         </w:rPr>
       </w:pPr>
-      <w:bookmarkStart w:id="12" w:name="_Toc240922649"/>
-      <w:bookmarkStart w:id="13" w:name="_Toc241000340"/>
+      <w:bookmarkStart w:id="13" w:name="_Toc240922649"/>
+      <w:bookmarkStart w:id="14" w:name="_Toc241000340"/>
       <w:r>
         <w:rPr>
           <w:rFonts w:ascii="Times New Roman" w:hAnsi="Times New Roman" w:cs="Times New Roman"/>
@@ -6997,8 +6372,8 @@
         <w:lastRenderedPageBreak/>
         <w:t>3 ПРОЕКТ СИСТЕМЫ</w:t>
       </w:r>
-      <w:bookmarkEnd w:id="12"/>
       <w:bookmarkEnd w:id="13"/>
+      <w:bookmarkEnd w:id="14"/>
     </w:p>
     <w:p>
       <w:pPr>
@@ -7026,8 +6401,8 @@
           <w:szCs w:val="28"/>
         </w:rPr>
       </w:pPr>
-      <w:bookmarkStart w:id="14" w:name="_Toc240922650"/>
-      <w:bookmarkStart w:id="15" w:name="_Toc241000341"/>
+      <w:bookmarkStart w:id="15" w:name="_Toc240922650"/>
+      <w:bookmarkStart w:id="16" w:name="_Toc241000341"/>
       <w:r>
         <w:rPr>
           <w:rFonts w:ascii="Times New Roman" w:hAnsi="Times New Roman" w:cs="Times New Roman"/>
@@ -7039,8 +6414,8 @@
         </w:rPr>
         <w:t>3.1 Диаграмма классов</w:t>
       </w:r>
-      <w:bookmarkEnd w:id="14"/>
       <w:bookmarkEnd w:id="15"/>
+      <w:bookmarkEnd w:id="16"/>
     </w:p>
     <w:p>
       <w:pPr>
@@ -7131,6 +6506,7 @@
           <w:szCs w:val="28"/>
         </w:rPr>
       </w:pPr>
+      <w:commentRangeStart w:id="17"/>
       <w:r>
         <w:rPr>
           <w:noProof/>
@@ -7178,6 +6554,15 @@
           </wp:inline>
         </w:drawing>
       </w:r>
+      <w:commentRangeEnd w:id="17"/>
+      <w:r>
+        <w:rPr>
+          <w:rStyle w:val="af2"/>
+          <w:sz w:val="28"/>
+          <w:szCs w:val="28"/>
+        </w:rPr>
+        <w:commentReference w:id="17"/>
+      </w:r>
     </w:p>
     <w:p>
       <w:pPr>
@@ -7265,21 +6650,7 @@
         <w:rPr>
           <w:sz w:val="28"/>
         </w:rPr>
-        <w:t xml:space="preserve">– </w:t>
-      </w:r>
-      <w:proofErr w:type="spellStart"/>
-      <w:r>
-        <w:rPr>
-          <w:sz w:val="28"/>
-        </w:rPr>
-        <w:t>MainForm</w:t>
-      </w:r>
-      <w:proofErr w:type="spellEnd"/>
-      <w:r>
-        <w:rPr>
-          <w:sz w:val="28"/>
-        </w:rPr>
-        <w:t xml:space="preserve"> – главное окно пользовательского интерфейса, предназначенное для отображения элементов управления, ввода параметров модели, первичной валидации полей и вывода предупреждений об ошибках;</w:t>
+        <w:t>– MainForm – главное окно пользовательского интерфейса, предназначенное для отображения элементов управления, ввода параметров модели, первичной валидации полей и вывода предупреждений об ошибках;</w:t>
       </w:r>
     </w:p>
     <w:p>
@@ -7299,21 +6670,7 @@
           <w:sz w:val="28"/>
         </w:rPr>
         <w:lastRenderedPageBreak/>
-        <w:t xml:space="preserve">– </w:t>
-      </w:r>
-      <w:proofErr w:type="spellStart"/>
-      <w:r>
-        <w:rPr>
-          <w:sz w:val="28"/>
-        </w:rPr>
-        <w:t>Parameters</w:t>
-      </w:r>
-      <w:proofErr w:type="spellEnd"/>
-      <w:r>
-        <w:rPr>
-          <w:sz w:val="28"/>
-        </w:rPr>
-        <w:t xml:space="preserve"> – класс, содержащий геометрические параметры рамки для фотографии</w:t>
+        <w:t>– Parameters – класс, содержащий геометрические параметры рамки для фотографии</w:t>
       </w:r>
       <w:r>
         <w:rPr>
@@ -7356,21 +6713,7 @@
         <w:rPr>
           <w:sz w:val="28"/>
         </w:rPr>
-        <w:t xml:space="preserve">– </w:t>
-      </w:r>
-      <w:proofErr w:type="spellStart"/>
-      <w:r>
-        <w:rPr>
-          <w:sz w:val="28"/>
-        </w:rPr>
-        <w:t>Builder</w:t>
-      </w:r>
-      <w:proofErr w:type="spellEnd"/>
-      <w:r>
-        <w:rPr>
-          <w:sz w:val="28"/>
-        </w:rPr>
-        <w:t xml:space="preserve"> – класс, отвечающий за последовательное построение трехмерной модели рамки для фотографии на основе заданных параметров;</w:t>
+        <w:t>– Builder – класс, отвечающий за последовательное построение трехмерной модели рамки для фотографии на основе заданных параметров;</w:t>
       </w:r>
     </w:p>
     <w:p>
@@ -7389,35 +6732,7 @@
         <w:rPr>
           <w:sz w:val="28"/>
         </w:rPr>
-        <w:t xml:space="preserve">– </w:t>
-      </w:r>
-      <w:proofErr w:type="spellStart"/>
-      <w:r>
-        <w:rPr>
-          <w:sz w:val="28"/>
-        </w:rPr>
-        <w:t>Wrapper</w:t>
-      </w:r>
-      <w:proofErr w:type="spellEnd"/>
-      <w:r>
-        <w:rPr>
-          <w:sz w:val="28"/>
-        </w:rPr>
-        <w:t xml:space="preserve"> – класс-обертка над API Autodesk </w:t>
-      </w:r>
-      <w:proofErr w:type="spellStart"/>
-      <w:r>
-        <w:rPr>
-          <w:sz w:val="28"/>
-        </w:rPr>
-        <w:t>Inventor</w:t>
-      </w:r>
-      <w:proofErr w:type="spellEnd"/>
-      <w:r>
-        <w:rPr>
-          <w:sz w:val="28"/>
-        </w:rPr>
-        <w:t xml:space="preserve">, предоставляющий методы для запуска САПР, создания документа детали, 2D-эскизов, геометрических примитивов и операций твердотельного выдавливания.   </w:t>
+        <w:t xml:space="preserve">– Wrapper – класс-обертка над API Autodesk Inventor, предоставляющий методы для запуска САПР, создания документа детали, 2D-эскизов, геометрических примитивов и операций твердотельного выдавливания.   </w:t>
       </w:r>
     </w:p>
     <w:p>
@@ -7436,91 +6751,7 @@
         <w:rPr>
           <w:sz w:val="28"/>
         </w:rPr>
-        <w:t xml:space="preserve">Класс </w:t>
-      </w:r>
-      <w:proofErr w:type="spellStart"/>
-      <w:r>
-        <w:rPr>
-          <w:sz w:val="28"/>
-        </w:rPr>
-        <w:t>MainForm</w:t>
-      </w:r>
-      <w:proofErr w:type="spellEnd"/>
-      <w:r>
-        <w:rPr>
-          <w:sz w:val="28"/>
-        </w:rPr>
-        <w:t xml:space="preserve"> связан отношением композиции с классами </w:t>
-      </w:r>
-      <w:proofErr w:type="spellStart"/>
-      <w:r>
-        <w:rPr>
-          <w:sz w:val="28"/>
-        </w:rPr>
-        <w:t>Parameters</w:t>
-      </w:r>
-      <w:proofErr w:type="spellEnd"/>
-      <w:r>
-        <w:rPr>
-          <w:sz w:val="28"/>
-        </w:rPr>
-        <w:t xml:space="preserve"> и </w:t>
-      </w:r>
-      <w:proofErr w:type="spellStart"/>
-      <w:r>
-        <w:rPr>
-          <w:sz w:val="28"/>
-        </w:rPr>
-        <w:t>Builder</w:t>
-      </w:r>
-      <w:proofErr w:type="spellEnd"/>
-      <w:r>
-        <w:rPr>
-          <w:sz w:val="28"/>
-        </w:rPr>
-        <w:t xml:space="preserve">, так как хранит их экземпляры в своих полях и управляет временем их жизни. Главное окно получает введенные пользователем значения, проверяет корректность ввода и передает параметры в класс </w:t>
-      </w:r>
-      <w:proofErr w:type="spellStart"/>
-      <w:r>
-        <w:rPr>
-          <w:sz w:val="28"/>
-        </w:rPr>
-        <w:t>Parameters</w:t>
-      </w:r>
-      <w:proofErr w:type="spellEnd"/>
-      <w:r>
-        <w:rPr>
-          <w:sz w:val="28"/>
-        </w:rPr>
-        <w:t xml:space="preserve">. После успешной проверки всех ограничений </w:t>
-      </w:r>
-      <w:proofErr w:type="spellStart"/>
-      <w:r>
-        <w:rPr>
-          <w:sz w:val="28"/>
-        </w:rPr>
-        <w:t>MainForm</w:t>
-      </w:r>
-      <w:proofErr w:type="spellEnd"/>
-      <w:r>
-        <w:rPr>
-          <w:sz w:val="28"/>
-        </w:rPr>
-        <w:t xml:space="preserve"> вызывает метод построения модели у класса </w:t>
-      </w:r>
-      <w:proofErr w:type="spellStart"/>
-      <w:r>
-        <w:rPr>
-          <w:sz w:val="28"/>
-        </w:rPr>
-        <w:t>Builder</w:t>
-      </w:r>
-      <w:proofErr w:type="spellEnd"/>
-      <w:r>
-        <w:rPr>
-          <w:sz w:val="28"/>
-        </w:rPr>
-        <w:t xml:space="preserve">.   </w:t>
+        <w:t xml:space="preserve">Класс MainForm связан отношением композиции с классами Parameters и Builder, так как хранит их экземпляры в своих полях и управляет временем их жизни. Главное окно получает введенные пользователем значения, проверяет корректность ввода и передает параметры в класс Parameters. После успешной проверки всех ограничений MainForm вызывает метод построения модели у класса Builder.   </w:t>
       </w:r>
     </w:p>
     <w:p>
@@ -7539,49 +6770,7 @@
         <w:rPr>
           <w:sz w:val="28"/>
         </w:rPr>
-        <w:t xml:space="preserve">Класс </w:t>
-      </w:r>
-      <w:proofErr w:type="spellStart"/>
-      <w:r>
-        <w:rPr>
-          <w:sz w:val="28"/>
-        </w:rPr>
-        <w:t>Builder</w:t>
-      </w:r>
-      <w:proofErr w:type="spellEnd"/>
-      <w:r>
-        <w:rPr>
-          <w:sz w:val="28"/>
-        </w:rPr>
-        <w:t xml:space="preserve"> связан отношением композиции с классом </w:t>
-      </w:r>
-      <w:proofErr w:type="spellStart"/>
-      <w:r>
-        <w:rPr>
-          <w:sz w:val="28"/>
-        </w:rPr>
-        <w:t>Wrapper</w:t>
-      </w:r>
-      <w:proofErr w:type="spellEnd"/>
-      <w:r>
-        <w:rPr>
-          <w:sz w:val="28"/>
-        </w:rPr>
-        <w:t xml:space="preserve"> и использует его методы для выполнения операций трехмерного построения модели средствами API Autodesk </w:t>
-      </w:r>
-      <w:proofErr w:type="spellStart"/>
-      <w:r>
-        <w:rPr>
-          <w:sz w:val="28"/>
-        </w:rPr>
-        <w:t>Inventor</w:t>
-      </w:r>
-      <w:proofErr w:type="spellEnd"/>
-      <w:r>
-        <w:rPr>
-          <w:sz w:val="28"/>
-        </w:rPr>
-        <w:t xml:space="preserve">.   </w:t>
+        <w:t xml:space="preserve">Класс Builder связан отношением композиции с классом Wrapper и использует его методы для выполнения операций трехмерного построения модели средствами API Autodesk Inventor.   </w:t>
       </w:r>
     </w:p>
     <w:p>
@@ -7600,63 +6789,7 @@
         <w:rPr>
           <w:sz w:val="28"/>
         </w:rPr>
-        <w:t xml:space="preserve">Между классами </w:t>
-      </w:r>
-      <w:proofErr w:type="spellStart"/>
-      <w:r>
-        <w:rPr>
-          <w:sz w:val="28"/>
-        </w:rPr>
-        <w:t>Builder</w:t>
-      </w:r>
-      <w:proofErr w:type="spellEnd"/>
-      <w:r>
-        <w:rPr>
-          <w:sz w:val="28"/>
-        </w:rPr>
-        <w:t xml:space="preserve"> и </w:t>
-      </w:r>
-      <w:proofErr w:type="spellStart"/>
-      <w:r>
-        <w:rPr>
-          <w:sz w:val="28"/>
-        </w:rPr>
-        <w:t>Parameters</w:t>
-      </w:r>
-      <w:proofErr w:type="spellEnd"/>
-      <w:r>
-        <w:rPr>
-          <w:sz w:val="28"/>
-        </w:rPr>
-        <w:t xml:space="preserve"> установлена связь использования, поскольку </w:t>
-      </w:r>
-      <w:proofErr w:type="spellStart"/>
-      <w:r>
-        <w:rPr>
-          <w:sz w:val="28"/>
-        </w:rPr>
-        <w:t>Builder</w:t>
-      </w:r>
-      <w:proofErr w:type="spellEnd"/>
-      <w:r>
-        <w:rPr>
-          <w:sz w:val="28"/>
-        </w:rPr>
-        <w:t xml:space="preserve"> получает объект </w:t>
-      </w:r>
-      <w:proofErr w:type="spellStart"/>
-      <w:r>
-        <w:rPr>
-          <w:sz w:val="28"/>
-        </w:rPr>
-        <w:t>Parameters</w:t>
-      </w:r>
-      <w:proofErr w:type="spellEnd"/>
-      <w:r>
-        <w:rPr>
-          <w:sz w:val="28"/>
-        </w:rPr>
-        <w:t xml:space="preserve"> в качестве входного параметра в методах построения для доступа к актуальным значениям размеров рамки и угла наклона подставки. </w:t>
+        <w:t xml:space="preserve">Между классами Builder и Parameters установлена связь использования, поскольку Builder получает объект Parameters в качестве входного параметра в методах построения для доступа к актуальным значениям размеров рамки и угла наклона подставки. </w:t>
       </w:r>
     </w:p>
     <w:p>
@@ -7760,7 +6893,6 @@
         </w:rPr>
         <w:t xml:space="preserve"> Свойства класса </w:t>
       </w:r>
-      <w:proofErr w:type="spellStart"/>
       <w:r>
         <w:rPr>
           <w:sz w:val="28"/>
@@ -7768,7 +6900,6 @@
         </w:rPr>
         <w:t>MainForm</w:t>
       </w:r>
-      <w:proofErr w:type="spellEnd"/>
     </w:p>
     <w:tbl>
       <w:tblPr>
@@ -7954,17 +7085,8 @@
                 <w:sz w:val="24"/>
                 <w:szCs w:val="24"/>
               </w:rPr>
-              <w:t>_</w:t>
-            </w:r>
-            <w:proofErr w:type="spellStart"/>
-            <w:r>
-              <w:rPr>
-                <w:sz w:val="24"/>
-                <w:szCs w:val="24"/>
-              </w:rPr>
-              <w:t>parameters</w:t>
-            </w:r>
-            <w:proofErr w:type="spellEnd"/>
+              <w:t>_parameters</w:t>
+            </w:r>
           </w:p>
         </w:tc>
         <w:tc>
@@ -8075,7 +7197,6 @@
         </w:rPr>
         <w:t xml:space="preserve">класса </w:t>
       </w:r>
-      <w:proofErr w:type="spellStart"/>
       <w:r>
         <w:rPr>
           <w:sz w:val="28"/>
@@ -8083,7 +7204,6 @@
         </w:rPr>
         <w:t>MainForm</w:t>
       </w:r>
-      <w:proofErr w:type="spellEnd"/>
     </w:p>
     <w:tbl>
       <w:tblPr>
@@ -8227,8 +7347,6 @@
                 <w:szCs w:val="24"/>
               </w:rPr>
             </w:pPr>
-            <w:proofErr w:type="spellStart"/>
-            <w:proofErr w:type="gramStart"/>
             <w:r>
               <w:rPr>
                 <w:sz w:val="24"/>
@@ -8237,21 +7355,12 @@
               </w:rPr>
               <w:t>BuildModel</w:t>
             </w:r>
-            <w:proofErr w:type="spellEnd"/>
-            <w:r>
-              <w:rPr>
-                <w:sz w:val="24"/>
-                <w:szCs w:val="24"/>
-              </w:rPr>
-              <w:t>(</w:t>
-            </w:r>
-            <w:proofErr w:type="gramEnd"/>
-            <w:r>
-              <w:rPr>
-                <w:sz w:val="24"/>
-                <w:szCs w:val="24"/>
-              </w:rPr>
-              <w:t>)</w:t>
+            <w:r>
+              <w:rPr>
+                <w:sz w:val="24"/>
+                <w:szCs w:val="24"/>
+              </w:rPr>
+              <w:t>()</w:t>
             </w:r>
           </w:p>
         </w:tc>
@@ -8349,8 +7458,6 @@
                 <w:szCs w:val="24"/>
               </w:rPr>
             </w:pPr>
-            <w:proofErr w:type="spellStart"/>
-            <w:proofErr w:type="gramStart"/>
             <w:r>
               <w:rPr>
                 <w:sz w:val="24"/>
@@ -8359,21 +7466,12 @@
               </w:rPr>
               <w:t>FirstValidate</w:t>
             </w:r>
-            <w:proofErr w:type="spellEnd"/>
-            <w:r>
-              <w:rPr>
-                <w:sz w:val="24"/>
-                <w:szCs w:val="24"/>
-              </w:rPr>
-              <w:t>(</w:t>
-            </w:r>
-            <w:proofErr w:type="gramEnd"/>
-            <w:r>
-              <w:rPr>
-                <w:sz w:val="24"/>
-                <w:szCs w:val="24"/>
-              </w:rPr>
-              <w:t>)</w:t>
+            <w:r>
+              <w:rPr>
+                <w:sz w:val="24"/>
+                <w:szCs w:val="24"/>
+              </w:rPr>
+              <w:t>()</w:t>
             </w:r>
           </w:p>
         </w:tc>
@@ -8472,41 +7570,13 @@
                 <w:lang w:val="en-US"/>
               </w:rPr>
             </w:pPr>
-            <w:proofErr w:type="spellStart"/>
-            <w:r>
-              <w:rPr>
-                <w:sz w:val="24"/>
-                <w:szCs w:val="24"/>
-                <w:lang w:val="en-US"/>
-              </w:rPr>
-              <w:t>TextBox_FrameWidth_</w:t>
-            </w:r>
-            <w:proofErr w:type="gramStart"/>
-            <w:r>
-              <w:rPr>
-                <w:sz w:val="24"/>
-                <w:szCs w:val="24"/>
-                <w:lang w:val="en-US"/>
-              </w:rPr>
-              <w:t>Leave</w:t>
-            </w:r>
-            <w:proofErr w:type="spellEnd"/>
-            <w:r>
-              <w:rPr>
-                <w:sz w:val="24"/>
-                <w:szCs w:val="24"/>
-                <w:lang w:val="en-US"/>
-              </w:rPr>
-              <w:t>(</w:t>
-            </w:r>
-            <w:proofErr w:type="gramEnd"/>
-            <w:r>
-              <w:rPr>
-                <w:sz w:val="24"/>
-                <w:szCs w:val="24"/>
-                <w:lang w:val="en-US"/>
-              </w:rPr>
-              <w:t>)</w:t>
+            <w:r>
+              <w:rPr>
+                <w:sz w:val="24"/>
+                <w:szCs w:val="24"/>
+                <w:lang w:val="en-US"/>
+              </w:rPr>
+              <w:t>TextBox_FrameWidth_Leave()</w:t>
             </w:r>
           </w:p>
         </w:tc>
@@ -8526,31 +7596,13 @@
                 <w:lang w:val="en-US"/>
               </w:rPr>
             </w:pPr>
-            <w:proofErr w:type="spellStart"/>
-            <w:r>
-              <w:rPr>
-                <w:sz w:val="24"/>
-                <w:szCs w:val="24"/>
-              </w:rPr>
-              <w:t>object</w:t>
-            </w:r>
-            <w:proofErr w:type="spellEnd"/>
-            <w:r>
-              <w:rPr>
-                <w:sz w:val="24"/>
-                <w:szCs w:val="24"/>
-              </w:rPr>
-              <w:t xml:space="preserve">, </w:t>
-            </w:r>
-            <w:proofErr w:type="spellStart"/>
-            <w:r>
-              <w:rPr>
-                <w:sz w:val="24"/>
-                <w:szCs w:val="24"/>
-              </w:rPr>
-              <w:t>EventArgs</w:t>
-            </w:r>
-            <w:proofErr w:type="spellEnd"/>
+            <w:r>
+              <w:rPr>
+                <w:sz w:val="24"/>
+                <w:szCs w:val="24"/>
+              </w:rPr>
+              <w:t>object, EventArgs</w:t>
+            </w:r>
           </w:p>
         </w:tc>
         <w:tc>
@@ -8624,41 +7676,13 @@
                 <w:lang w:val="en-US"/>
               </w:rPr>
             </w:pPr>
-            <w:proofErr w:type="spellStart"/>
-            <w:r>
-              <w:rPr>
-                <w:sz w:val="24"/>
-                <w:szCs w:val="24"/>
-                <w:lang w:val="en-US"/>
-              </w:rPr>
-              <w:t>TextBox_FrameHeight_</w:t>
-            </w:r>
-            <w:proofErr w:type="gramStart"/>
-            <w:r>
-              <w:rPr>
-                <w:sz w:val="24"/>
-                <w:szCs w:val="24"/>
-                <w:lang w:val="en-US"/>
-              </w:rPr>
-              <w:t>Leave</w:t>
-            </w:r>
-            <w:proofErr w:type="spellEnd"/>
-            <w:r>
-              <w:rPr>
-                <w:sz w:val="24"/>
-                <w:szCs w:val="24"/>
-                <w:lang w:val="en-US"/>
-              </w:rPr>
-              <w:t>(</w:t>
-            </w:r>
-            <w:proofErr w:type="gramEnd"/>
-            <w:r>
-              <w:rPr>
-                <w:sz w:val="24"/>
-                <w:szCs w:val="24"/>
-                <w:lang w:val="en-US"/>
-              </w:rPr>
-              <w:t>)</w:t>
+            <w:r>
+              <w:rPr>
+                <w:sz w:val="24"/>
+                <w:szCs w:val="24"/>
+                <w:lang w:val="en-US"/>
+              </w:rPr>
+              <w:t>TextBox_FrameHeight_Leave()</w:t>
             </w:r>
           </w:p>
         </w:tc>
@@ -8678,31 +7702,13 @@
                 <w:lang w:val="en-US"/>
               </w:rPr>
             </w:pPr>
-            <w:proofErr w:type="spellStart"/>
-            <w:r>
-              <w:rPr>
-                <w:sz w:val="24"/>
-                <w:szCs w:val="24"/>
-              </w:rPr>
-              <w:t>object</w:t>
-            </w:r>
-            <w:proofErr w:type="spellEnd"/>
-            <w:r>
-              <w:rPr>
-                <w:sz w:val="24"/>
-                <w:szCs w:val="24"/>
-              </w:rPr>
-              <w:t xml:space="preserve">, </w:t>
-            </w:r>
-            <w:proofErr w:type="spellStart"/>
-            <w:r>
-              <w:rPr>
-                <w:sz w:val="24"/>
-                <w:szCs w:val="24"/>
-              </w:rPr>
-              <w:t>EventArgs</w:t>
-            </w:r>
-            <w:proofErr w:type="spellEnd"/>
+            <w:r>
+              <w:rPr>
+                <w:sz w:val="24"/>
+                <w:szCs w:val="24"/>
+              </w:rPr>
+              <w:t>object, EventArgs</w:t>
+            </w:r>
           </w:p>
         </w:tc>
         <w:tc>
@@ -8776,41 +7782,13 @@
                 <w:lang w:val="en-US"/>
               </w:rPr>
             </w:pPr>
-            <w:proofErr w:type="spellStart"/>
-            <w:r>
-              <w:rPr>
-                <w:sz w:val="24"/>
-                <w:szCs w:val="24"/>
-                <w:lang w:val="en-US"/>
-              </w:rPr>
-              <w:t>TextBox_BorderWidth_</w:t>
-            </w:r>
-            <w:proofErr w:type="gramStart"/>
-            <w:r>
-              <w:rPr>
-                <w:sz w:val="24"/>
-                <w:szCs w:val="24"/>
-                <w:lang w:val="en-US"/>
-              </w:rPr>
-              <w:t>Leave</w:t>
-            </w:r>
-            <w:proofErr w:type="spellEnd"/>
-            <w:r>
-              <w:rPr>
-                <w:sz w:val="24"/>
-                <w:szCs w:val="24"/>
-                <w:lang w:val="en-US"/>
-              </w:rPr>
-              <w:t>(</w:t>
-            </w:r>
-            <w:proofErr w:type="gramEnd"/>
-            <w:r>
-              <w:rPr>
-                <w:sz w:val="24"/>
-                <w:szCs w:val="24"/>
-                <w:lang w:val="en-US"/>
-              </w:rPr>
-              <w:t>)</w:t>
+            <w:r>
+              <w:rPr>
+                <w:sz w:val="24"/>
+                <w:szCs w:val="24"/>
+                <w:lang w:val="en-US"/>
+              </w:rPr>
+              <w:t>TextBox_BorderWidth_Leave()</w:t>
             </w:r>
           </w:p>
         </w:tc>
@@ -8830,31 +7808,13 @@
                 <w:lang w:val="en-US"/>
               </w:rPr>
             </w:pPr>
-            <w:proofErr w:type="spellStart"/>
-            <w:r>
-              <w:rPr>
-                <w:sz w:val="24"/>
-                <w:szCs w:val="24"/>
-              </w:rPr>
-              <w:t>object</w:t>
-            </w:r>
-            <w:proofErr w:type="spellEnd"/>
-            <w:r>
-              <w:rPr>
-                <w:sz w:val="24"/>
-                <w:szCs w:val="24"/>
-              </w:rPr>
-              <w:t xml:space="preserve">, </w:t>
-            </w:r>
-            <w:proofErr w:type="spellStart"/>
-            <w:r>
-              <w:rPr>
-                <w:sz w:val="24"/>
-                <w:szCs w:val="24"/>
-              </w:rPr>
-              <w:t>EventArgs</w:t>
-            </w:r>
-            <w:proofErr w:type="spellEnd"/>
+            <w:r>
+              <w:rPr>
+                <w:sz w:val="24"/>
+                <w:szCs w:val="24"/>
+              </w:rPr>
+              <w:t>object, EventArgs</w:t>
+            </w:r>
           </w:p>
         </w:tc>
         <w:tc>
@@ -8928,41 +7888,13 @@
                 <w:lang w:val="en-US"/>
               </w:rPr>
             </w:pPr>
-            <w:proofErr w:type="spellStart"/>
-            <w:r>
-              <w:rPr>
-                <w:sz w:val="24"/>
-                <w:szCs w:val="24"/>
-                <w:lang w:val="en-US"/>
-              </w:rPr>
-              <w:t>TextBox_FrameThickness_</w:t>
-            </w:r>
-            <w:proofErr w:type="gramStart"/>
-            <w:r>
-              <w:rPr>
-                <w:sz w:val="24"/>
-                <w:szCs w:val="24"/>
-                <w:lang w:val="en-US"/>
-              </w:rPr>
-              <w:t>Leave</w:t>
-            </w:r>
-            <w:proofErr w:type="spellEnd"/>
-            <w:r>
-              <w:rPr>
-                <w:sz w:val="24"/>
-                <w:szCs w:val="24"/>
-                <w:lang w:val="en-US"/>
-              </w:rPr>
-              <w:t>(</w:t>
-            </w:r>
-            <w:proofErr w:type="gramEnd"/>
-            <w:r>
-              <w:rPr>
-                <w:sz w:val="24"/>
-                <w:szCs w:val="24"/>
-                <w:lang w:val="en-US"/>
-              </w:rPr>
-              <w:t>)</w:t>
+            <w:r>
+              <w:rPr>
+                <w:sz w:val="24"/>
+                <w:szCs w:val="24"/>
+                <w:lang w:val="en-US"/>
+              </w:rPr>
+              <w:t>TextBox_FrameThickness_Leave()</w:t>
             </w:r>
           </w:p>
         </w:tc>
@@ -8982,31 +7914,13 @@
                 <w:lang w:val="en-US"/>
               </w:rPr>
             </w:pPr>
-            <w:proofErr w:type="spellStart"/>
-            <w:r>
-              <w:rPr>
-                <w:sz w:val="24"/>
-                <w:szCs w:val="24"/>
-              </w:rPr>
-              <w:t>object</w:t>
-            </w:r>
-            <w:proofErr w:type="spellEnd"/>
-            <w:r>
-              <w:rPr>
-                <w:sz w:val="24"/>
-                <w:szCs w:val="24"/>
-              </w:rPr>
-              <w:t xml:space="preserve">, </w:t>
-            </w:r>
-            <w:proofErr w:type="spellStart"/>
-            <w:r>
-              <w:rPr>
-                <w:sz w:val="24"/>
-                <w:szCs w:val="24"/>
-              </w:rPr>
-              <w:t>EventArgs</w:t>
-            </w:r>
-            <w:proofErr w:type="spellEnd"/>
+            <w:r>
+              <w:rPr>
+                <w:sz w:val="24"/>
+                <w:szCs w:val="24"/>
+              </w:rPr>
+              <w:t>object, EventArgs</w:t>
+            </w:r>
           </w:p>
         </w:tc>
         <w:tc>
@@ -9080,41 +7994,13 @@
                 <w:lang w:val="en-US"/>
               </w:rPr>
             </w:pPr>
-            <w:proofErr w:type="spellStart"/>
-            <w:r>
-              <w:rPr>
-                <w:sz w:val="24"/>
-                <w:szCs w:val="24"/>
-                <w:lang w:val="en-US"/>
-              </w:rPr>
-              <w:t>TextBox_StandAngle_</w:t>
-            </w:r>
-            <w:proofErr w:type="gramStart"/>
-            <w:r>
-              <w:rPr>
-                <w:sz w:val="24"/>
-                <w:szCs w:val="24"/>
-                <w:lang w:val="en-US"/>
-              </w:rPr>
-              <w:t>Leave</w:t>
-            </w:r>
-            <w:proofErr w:type="spellEnd"/>
-            <w:r>
-              <w:rPr>
-                <w:sz w:val="24"/>
-                <w:szCs w:val="24"/>
-                <w:lang w:val="en-US"/>
-              </w:rPr>
-              <w:t>(</w:t>
-            </w:r>
-            <w:proofErr w:type="gramEnd"/>
-            <w:r>
-              <w:rPr>
-                <w:sz w:val="24"/>
-                <w:szCs w:val="24"/>
-                <w:lang w:val="en-US"/>
-              </w:rPr>
-              <w:t>)</w:t>
+            <w:r>
+              <w:rPr>
+                <w:sz w:val="24"/>
+                <w:szCs w:val="24"/>
+                <w:lang w:val="en-US"/>
+              </w:rPr>
+              <w:t>TextBox_StandAngle_Leave()</w:t>
             </w:r>
           </w:p>
         </w:tc>
@@ -9134,31 +8020,13 @@
                 <w:lang w:val="en-US"/>
               </w:rPr>
             </w:pPr>
-            <w:proofErr w:type="spellStart"/>
-            <w:r>
-              <w:rPr>
-                <w:sz w:val="24"/>
-                <w:szCs w:val="24"/>
-              </w:rPr>
-              <w:t>object</w:t>
-            </w:r>
-            <w:proofErr w:type="spellEnd"/>
-            <w:r>
-              <w:rPr>
-                <w:sz w:val="24"/>
-                <w:szCs w:val="24"/>
-              </w:rPr>
-              <w:t xml:space="preserve">, </w:t>
-            </w:r>
-            <w:proofErr w:type="spellStart"/>
-            <w:r>
-              <w:rPr>
-                <w:sz w:val="24"/>
-                <w:szCs w:val="24"/>
-              </w:rPr>
-              <w:t>EventArgs</w:t>
-            </w:r>
-            <w:proofErr w:type="spellEnd"/>
+            <w:r>
+              <w:rPr>
+                <w:sz w:val="24"/>
+                <w:szCs w:val="24"/>
+              </w:rPr>
+              <w:t>object, EventArgs</w:t>
+            </w:r>
           </w:p>
         </w:tc>
         <w:tc>
@@ -9232,37 +8100,12 @@
                 <w:lang w:val="en-US"/>
               </w:rPr>
             </w:pPr>
-            <w:proofErr w:type="spellStart"/>
-            <w:r>
-              <w:rPr>
-                <w:sz w:val="24"/>
-                <w:szCs w:val="24"/>
-              </w:rPr>
-              <w:t>TextBox_</w:t>
-            </w:r>
-            <w:proofErr w:type="gramStart"/>
-            <w:r>
-              <w:rPr>
-                <w:sz w:val="24"/>
-                <w:szCs w:val="24"/>
-              </w:rPr>
-              <w:t>OnlyDigitKeyPress</w:t>
-            </w:r>
-            <w:proofErr w:type="spellEnd"/>
-            <w:r>
-              <w:rPr>
-                <w:sz w:val="24"/>
-                <w:szCs w:val="24"/>
-              </w:rPr>
-              <w:t>(</w:t>
-            </w:r>
-            <w:proofErr w:type="gramEnd"/>
-            <w:r>
-              <w:rPr>
-                <w:sz w:val="24"/>
-                <w:szCs w:val="24"/>
-              </w:rPr>
-              <w:t>)</w:t>
+            <w:r>
+              <w:rPr>
+                <w:sz w:val="24"/>
+                <w:szCs w:val="24"/>
+              </w:rPr>
+              <w:t>TextBox_OnlyDigitKeyPress()</w:t>
             </w:r>
           </w:p>
         </w:tc>
@@ -9282,31 +8125,13 @@
                 <w:lang w:val="en-US"/>
               </w:rPr>
             </w:pPr>
-            <w:proofErr w:type="spellStart"/>
-            <w:r>
-              <w:rPr>
-                <w:sz w:val="24"/>
-                <w:szCs w:val="24"/>
-              </w:rPr>
-              <w:t>object</w:t>
-            </w:r>
-            <w:proofErr w:type="spellEnd"/>
-            <w:r>
-              <w:rPr>
-                <w:sz w:val="24"/>
-                <w:szCs w:val="24"/>
-              </w:rPr>
-              <w:t xml:space="preserve">, </w:t>
-            </w:r>
-            <w:proofErr w:type="spellStart"/>
-            <w:r>
-              <w:rPr>
-                <w:sz w:val="24"/>
-                <w:szCs w:val="24"/>
-              </w:rPr>
-              <w:t>KeyPressEventArgs</w:t>
-            </w:r>
-            <w:proofErr w:type="spellEnd"/>
+            <w:r>
+              <w:rPr>
+                <w:sz w:val="24"/>
+                <w:szCs w:val="24"/>
+              </w:rPr>
+              <w:t>object, KeyPressEventArgs</w:t>
+            </w:r>
           </w:p>
         </w:tc>
         <w:tc>
@@ -9379,8 +8204,6 @@
                 <w:szCs w:val="24"/>
               </w:rPr>
             </w:pPr>
-            <w:proofErr w:type="spellStart"/>
-            <w:proofErr w:type="gramStart"/>
             <w:r>
               <w:rPr>
                 <w:sz w:val="24"/>
@@ -9389,21 +8212,12 @@
               </w:rPr>
               <w:t>SetColors</w:t>
             </w:r>
-            <w:proofErr w:type="spellEnd"/>
-            <w:r>
-              <w:rPr>
-                <w:sz w:val="24"/>
-                <w:szCs w:val="24"/>
-              </w:rPr>
-              <w:t>(</w:t>
-            </w:r>
-            <w:proofErr w:type="gramEnd"/>
-            <w:r>
-              <w:rPr>
-                <w:sz w:val="24"/>
-                <w:szCs w:val="24"/>
-              </w:rPr>
-              <w:t>)</w:t>
+            <w:r>
+              <w:rPr>
+                <w:sz w:val="24"/>
+                <w:szCs w:val="24"/>
+              </w:rPr>
+              <w:t>()</w:t>
             </w:r>
           </w:p>
         </w:tc>
@@ -9914,7 +8728,6 @@
                 <w:szCs w:val="24"/>
               </w:rPr>
             </w:pPr>
-            <w:proofErr w:type="gramStart"/>
             <w:r>
               <w:rPr>
                 <w:sz w:val="24"/>
@@ -9928,15 +8741,7 @@
                 <w:sz w:val="24"/>
                 <w:szCs w:val="24"/>
               </w:rPr>
-              <w:t>(</w:t>
-            </w:r>
-            <w:proofErr w:type="gramEnd"/>
-            <w:r>
-              <w:rPr>
-                <w:sz w:val="24"/>
-                <w:szCs w:val="24"/>
-              </w:rPr>
-              <w:t>)</w:t>
+              <w:t>()</w:t>
             </w:r>
           </w:p>
         </w:tc>
@@ -10034,8 +8839,6 @@
                 <w:lang w:val="en-US"/>
               </w:rPr>
             </w:pPr>
-            <w:proofErr w:type="spellStart"/>
-            <w:proofErr w:type="gramStart"/>
             <w:r>
               <w:rPr>
                 <w:sz w:val="24"/>
@@ -10043,21 +8846,12 @@
               </w:rPr>
               <w:t>BuildBackWall</w:t>
             </w:r>
-            <w:proofErr w:type="spellEnd"/>
-            <w:r>
-              <w:rPr>
-                <w:sz w:val="24"/>
-                <w:szCs w:val="24"/>
-              </w:rPr>
-              <w:t>(</w:t>
-            </w:r>
-            <w:proofErr w:type="gramEnd"/>
-            <w:r>
-              <w:rPr>
-                <w:sz w:val="24"/>
-                <w:szCs w:val="24"/>
-              </w:rPr>
-              <w:t>)</w:t>
+            <w:r>
+              <w:rPr>
+                <w:sz w:val="24"/>
+                <w:szCs w:val="24"/>
+              </w:rPr>
+              <w:t>()</w:t>
             </w:r>
           </w:p>
         </w:tc>
@@ -10076,7 +8870,6 @@
                 <w:szCs w:val="24"/>
               </w:rPr>
             </w:pPr>
-            <w:proofErr w:type="spellStart"/>
             <w:r>
               <w:rPr>
                 <w:sz w:val="24"/>
@@ -10084,7 +8877,6 @@
               </w:rPr>
               <w:t>Parameters</w:t>
             </w:r>
-            <w:proofErr w:type="spellEnd"/>
           </w:p>
         </w:tc>
         <w:tc>
@@ -10154,8 +8946,6 @@
                 <w:szCs w:val="24"/>
               </w:rPr>
             </w:pPr>
-            <w:proofErr w:type="spellStart"/>
-            <w:proofErr w:type="gramStart"/>
             <w:r>
               <w:rPr>
                 <w:sz w:val="24"/>
@@ -10164,21 +8954,12 @@
               </w:rPr>
               <w:t>BuildFrame</w:t>
             </w:r>
-            <w:proofErr w:type="spellEnd"/>
-            <w:r>
-              <w:rPr>
-                <w:sz w:val="24"/>
-                <w:szCs w:val="24"/>
-              </w:rPr>
-              <w:t>(</w:t>
-            </w:r>
-            <w:proofErr w:type="gramEnd"/>
-            <w:r>
-              <w:rPr>
-                <w:sz w:val="24"/>
-                <w:szCs w:val="24"/>
-              </w:rPr>
-              <w:t>)</w:t>
+            <w:r>
+              <w:rPr>
+                <w:sz w:val="24"/>
+                <w:szCs w:val="24"/>
+              </w:rPr>
+              <w:t>()</w:t>
             </w:r>
           </w:p>
         </w:tc>
@@ -10198,7 +8979,6 @@
                 <w:lang w:val="en-US"/>
               </w:rPr>
             </w:pPr>
-            <w:proofErr w:type="spellStart"/>
             <w:r>
               <w:rPr>
                 <w:sz w:val="24"/>
@@ -10206,7 +8986,6 @@
               </w:rPr>
               <w:t>Parameters</w:t>
             </w:r>
-            <w:proofErr w:type="spellEnd"/>
           </w:p>
         </w:tc>
         <w:tc>
@@ -10283,8 +9062,6 @@
                 <w:szCs w:val="24"/>
               </w:rPr>
             </w:pPr>
-            <w:proofErr w:type="spellStart"/>
-            <w:proofErr w:type="gramStart"/>
             <w:r>
               <w:rPr>
                 <w:sz w:val="24"/>
@@ -10293,21 +9070,12 @@
               </w:rPr>
               <w:t>BuildStand</w:t>
             </w:r>
-            <w:proofErr w:type="spellEnd"/>
-            <w:r>
-              <w:rPr>
-                <w:sz w:val="24"/>
-                <w:szCs w:val="24"/>
-              </w:rPr>
-              <w:t>(</w:t>
-            </w:r>
-            <w:proofErr w:type="gramEnd"/>
-            <w:r>
-              <w:rPr>
-                <w:sz w:val="24"/>
-                <w:szCs w:val="24"/>
-              </w:rPr>
-              <w:t>)</w:t>
+            <w:r>
+              <w:rPr>
+                <w:sz w:val="24"/>
+                <w:szCs w:val="24"/>
+              </w:rPr>
+              <w:t>()</w:t>
             </w:r>
           </w:p>
         </w:tc>
@@ -10327,7 +9095,6 @@
                 <w:lang w:val="en-US"/>
               </w:rPr>
             </w:pPr>
-            <w:proofErr w:type="spellStart"/>
             <w:r>
               <w:rPr>
                 <w:sz w:val="24"/>
@@ -10335,7 +9102,6 @@
               </w:rPr>
               <w:t>Parameters</w:t>
             </w:r>
-            <w:proofErr w:type="spellEnd"/>
           </w:p>
         </w:tc>
         <w:tc>
@@ -10582,8 +9348,6 @@
                 <w:szCs w:val="24"/>
               </w:rPr>
             </w:pPr>
-            <w:proofErr w:type="spellStart"/>
-            <w:proofErr w:type="gramStart"/>
             <w:r>
               <w:rPr>
                 <w:sz w:val="24"/>
@@ -10592,21 +9356,12 @@
               </w:rPr>
               <w:t>CreateRectangle</w:t>
             </w:r>
-            <w:proofErr w:type="spellEnd"/>
-            <w:r>
-              <w:rPr>
-                <w:sz w:val="24"/>
-                <w:szCs w:val="24"/>
-              </w:rPr>
-              <w:t>(</w:t>
-            </w:r>
-            <w:proofErr w:type="gramEnd"/>
-            <w:r>
-              <w:rPr>
-                <w:sz w:val="24"/>
-                <w:szCs w:val="24"/>
-              </w:rPr>
-              <w:t>)</w:t>
+            <w:r>
+              <w:rPr>
+                <w:sz w:val="24"/>
+                <w:szCs w:val="24"/>
+              </w:rPr>
+              <w:t>()</w:t>
             </w:r>
           </w:p>
         </w:tc>
@@ -10735,8 +9490,6 @@
                 <w:szCs w:val="24"/>
               </w:rPr>
             </w:pPr>
-            <w:proofErr w:type="spellStart"/>
-            <w:proofErr w:type="gramStart"/>
             <w:r>
               <w:rPr>
                 <w:sz w:val="24"/>
@@ -10745,21 +9498,12 @@
               </w:rPr>
               <w:t>CreateLine</w:t>
             </w:r>
-            <w:proofErr w:type="spellEnd"/>
-            <w:r>
-              <w:rPr>
-                <w:sz w:val="24"/>
-                <w:szCs w:val="24"/>
-              </w:rPr>
-              <w:t>(</w:t>
-            </w:r>
-            <w:proofErr w:type="gramEnd"/>
-            <w:r>
-              <w:rPr>
-                <w:sz w:val="24"/>
-                <w:szCs w:val="24"/>
-              </w:rPr>
-              <w:t>)</w:t>
+            <w:r>
+              <w:rPr>
+                <w:sz w:val="24"/>
+                <w:szCs w:val="24"/>
+              </w:rPr>
+              <w:t>()</w:t>
             </w:r>
           </w:p>
         </w:tc>
@@ -10888,8 +9632,6 @@
                 <w:szCs w:val="24"/>
               </w:rPr>
             </w:pPr>
-            <w:proofErr w:type="spellStart"/>
-            <w:proofErr w:type="gramStart"/>
             <w:r>
               <w:rPr>
                 <w:sz w:val="24"/>
@@ -10898,21 +9640,12 @@
               </w:rPr>
               <w:t>ExtrudeSketch</w:t>
             </w:r>
-            <w:proofErr w:type="spellEnd"/>
-            <w:r>
-              <w:rPr>
-                <w:sz w:val="24"/>
-                <w:szCs w:val="24"/>
-              </w:rPr>
-              <w:t>(</w:t>
-            </w:r>
-            <w:proofErr w:type="gramEnd"/>
-            <w:r>
-              <w:rPr>
-                <w:sz w:val="24"/>
-                <w:szCs w:val="24"/>
-              </w:rPr>
-              <w:t>)</w:t>
+            <w:r>
+              <w:rPr>
+                <w:sz w:val="24"/>
+                <w:szCs w:val="24"/>
+              </w:rPr>
+              <w:t>()</w:t>
             </w:r>
           </w:p>
         </w:tc>
@@ -10969,7 +9702,6 @@
                 <w:lang w:val="en-US"/>
               </w:rPr>
             </w:pPr>
-            <w:proofErr w:type="spellStart"/>
             <w:r>
               <w:rPr>
                 <w:sz w:val="24"/>
@@ -10977,21 +9709,19 @@
               </w:rPr>
               <w:t>PartFeature</w:t>
             </w:r>
-            <w:proofErr w:type="spellEnd"/>
-          </w:p>
-          <w:p>
-            <w:pPr>
-              <w:tabs>
-                <w:tab w:val="left" w:pos="0"/>
-              </w:tabs>
-              <w:jc w:val="center"/>
-              <w:rPr>
-                <w:sz w:val="24"/>
-                <w:szCs w:val="24"/>
-                <w:lang w:val="en-US"/>
-              </w:rPr>
-            </w:pPr>
-            <w:proofErr w:type="spellStart"/>
+          </w:p>
+          <w:p>
+            <w:pPr>
+              <w:tabs>
+                <w:tab w:val="left" w:pos="0"/>
+              </w:tabs>
+              <w:jc w:val="center"/>
+              <w:rPr>
+                <w:sz w:val="24"/>
+                <w:szCs w:val="24"/>
+                <w:lang w:val="en-US"/>
+              </w:rPr>
+            </w:pPr>
             <w:r>
               <w:rPr>
                 <w:sz w:val="24"/>
@@ -10999,7 +9729,6 @@
               </w:rPr>
               <w:t>ExtentDirectionEnum</w:t>
             </w:r>
-            <w:proofErr w:type="spellEnd"/>
           </w:p>
         </w:tc>
         <w:tc>
@@ -11076,8 +9805,6 @@
                 <w:szCs w:val="24"/>
               </w:rPr>
             </w:pPr>
-            <w:proofErr w:type="spellStart"/>
-            <w:proofErr w:type="gramStart"/>
             <w:r>
               <w:rPr>
                 <w:sz w:val="24"/>
@@ -11086,21 +9813,12 @@
               </w:rPr>
               <w:t>CreateSketch</w:t>
             </w:r>
-            <w:proofErr w:type="spellEnd"/>
-            <w:r>
-              <w:rPr>
-                <w:sz w:val="24"/>
-                <w:szCs w:val="24"/>
-              </w:rPr>
-              <w:t>(</w:t>
-            </w:r>
-            <w:proofErr w:type="gramEnd"/>
-            <w:r>
-              <w:rPr>
-                <w:sz w:val="24"/>
-                <w:szCs w:val="24"/>
-              </w:rPr>
-              <w:t>)</w:t>
+            <w:r>
+              <w:rPr>
+                <w:sz w:val="24"/>
+                <w:szCs w:val="24"/>
+              </w:rPr>
+              <w:t>()</w:t>
             </w:r>
           </w:p>
         </w:tc>
@@ -11120,7 +9838,6 @@
                 <w:lang w:val="en-US"/>
               </w:rPr>
             </w:pPr>
-            <w:proofErr w:type="spellStart"/>
             <w:r>
               <w:rPr>
                 <w:sz w:val="24"/>
@@ -11128,7 +9845,6 @@
               </w:rPr>
               <w:t>WorkPlane</w:t>
             </w:r>
-            <w:proofErr w:type="spellEnd"/>
           </w:p>
         </w:tc>
         <w:tc>
@@ -11147,7 +9863,6 @@
                 <w:lang w:val="en-US"/>
               </w:rPr>
             </w:pPr>
-            <w:proofErr w:type="spellStart"/>
             <w:r>
               <w:rPr>
                 <w:sz w:val="24"/>
@@ -11155,7 +9870,6 @@
               </w:rPr>
               <w:t>PlanarSketch</w:t>
             </w:r>
-            <w:proofErr w:type="spellEnd"/>
           </w:p>
         </w:tc>
         <w:tc>
@@ -11199,8 +9913,6 @@
                 <w:szCs w:val="24"/>
               </w:rPr>
             </w:pPr>
-            <w:proofErr w:type="spellStart"/>
-            <w:proofErr w:type="gramStart"/>
             <w:r>
               <w:rPr>
                 <w:sz w:val="24"/>
@@ -11209,21 +9921,12 @@
               </w:rPr>
               <w:t>OpenCAD</w:t>
             </w:r>
-            <w:proofErr w:type="spellEnd"/>
-            <w:r>
-              <w:rPr>
-                <w:sz w:val="24"/>
-                <w:szCs w:val="24"/>
-              </w:rPr>
-              <w:t>(</w:t>
-            </w:r>
-            <w:proofErr w:type="gramEnd"/>
-            <w:r>
-              <w:rPr>
-                <w:sz w:val="24"/>
-                <w:szCs w:val="24"/>
-              </w:rPr>
-              <w:t>)</w:t>
+            <w:r>
+              <w:rPr>
+                <w:sz w:val="24"/>
+                <w:szCs w:val="24"/>
+              </w:rPr>
+              <w:t>()</w:t>
             </w:r>
           </w:p>
         </w:tc>
@@ -11305,17 +10008,8 @@
                 <w:sz w:val="24"/>
                 <w:szCs w:val="24"/>
               </w:rPr>
-              <w:t xml:space="preserve">Открытие процесса Autodesk </w:t>
-            </w:r>
-            <w:proofErr w:type="spellStart"/>
-            <w:r>
-              <w:rPr>
-                <w:sz w:val="24"/>
-                <w:szCs w:val="24"/>
-              </w:rPr>
-              <w:t>Inventor</w:t>
-            </w:r>
-            <w:proofErr w:type="spellEnd"/>
+              <w:t>Открытие процесса Autodesk Inventor</w:t>
+            </w:r>
           </w:p>
         </w:tc>
       </w:tr>
@@ -11481,18 +10175,8 @@
                 <w:szCs w:val="24"/>
                 <w:lang w:val="en-US"/>
               </w:rPr>
-              <w:t>_</w:t>
-            </w:r>
-            <w:proofErr w:type="spellStart"/>
-            <w:r>
-              <w:rPr>
-                <w:sz w:val="24"/>
-                <w:szCs w:val="24"/>
-                <w:lang w:val="en-US"/>
-              </w:rPr>
-              <w:t>frameWidth</w:t>
-            </w:r>
-            <w:proofErr w:type="spellEnd"/>
+              <w:t>_frameWidth</w:t>
+            </w:r>
           </w:p>
         </w:tc>
         <w:tc>
@@ -11570,18 +10254,8 @@
                 <w:szCs w:val="24"/>
                 <w:lang w:val="en-US"/>
               </w:rPr>
-              <w:t>_</w:t>
-            </w:r>
-            <w:proofErr w:type="spellStart"/>
-            <w:r>
-              <w:rPr>
-                <w:sz w:val="24"/>
-                <w:szCs w:val="24"/>
-                <w:lang w:val="en-US"/>
-              </w:rPr>
-              <w:t>frameHeight</w:t>
-            </w:r>
-            <w:proofErr w:type="spellEnd"/>
+              <w:t>_frameHeight</w:t>
+            </w:r>
           </w:p>
         </w:tc>
         <w:tc>
@@ -11657,17 +10331,8 @@
                 <w:sz w:val="24"/>
                 <w:szCs w:val="24"/>
               </w:rPr>
-              <w:t>_</w:t>
-            </w:r>
-            <w:proofErr w:type="spellStart"/>
-            <w:r>
-              <w:rPr>
-                <w:sz w:val="24"/>
-                <w:szCs w:val="24"/>
-              </w:rPr>
-              <w:t>borderWidth</w:t>
-            </w:r>
-            <w:proofErr w:type="spellEnd"/>
+              <w:t>_borderWidth</w:t>
+            </w:r>
           </w:p>
         </w:tc>
         <w:tc>
@@ -11743,17 +10408,8 @@
                 <w:sz w:val="24"/>
                 <w:szCs w:val="24"/>
               </w:rPr>
-              <w:t>_</w:t>
-            </w:r>
-            <w:proofErr w:type="spellStart"/>
-            <w:r>
-              <w:rPr>
-                <w:sz w:val="24"/>
-                <w:szCs w:val="24"/>
-              </w:rPr>
-              <w:t>frameThickness</w:t>
-            </w:r>
-            <w:proofErr w:type="spellEnd"/>
+              <w:t>_frameThickness</w:t>
+            </w:r>
           </w:p>
         </w:tc>
         <w:tc>
@@ -11829,17 +10485,8 @@
                 <w:sz w:val="24"/>
                 <w:szCs w:val="24"/>
               </w:rPr>
-              <w:t>_</w:t>
-            </w:r>
-            <w:proofErr w:type="spellStart"/>
-            <w:r>
-              <w:rPr>
-                <w:sz w:val="24"/>
-                <w:szCs w:val="24"/>
-              </w:rPr>
-              <w:t>standAngle</w:t>
-            </w:r>
-            <w:proofErr w:type="spellEnd"/>
+              <w:t>_standAngle</w:t>
+            </w:r>
           </w:p>
         </w:tc>
         <w:tc>
@@ -11909,7 +10556,6 @@
                 <w:szCs w:val="24"/>
               </w:rPr>
             </w:pPr>
-            <w:proofErr w:type="spellStart"/>
             <w:r>
               <w:rPr>
                 <w:sz w:val="24"/>
@@ -11917,7 +10563,6 @@
               </w:rPr>
               <w:t>FrameWidth</w:t>
             </w:r>
-            <w:proofErr w:type="spellEnd"/>
           </w:p>
         </w:tc>
         <w:tc>
@@ -11936,7 +10581,6 @@
                 <w:lang w:val="en-US"/>
               </w:rPr>
             </w:pPr>
-            <w:proofErr w:type="spellStart"/>
             <w:r>
               <w:rPr>
                 <w:sz w:val="24"/>
@@ -11944,7 +10588,6 @@
               </w:rPr>
               <w:t>double</w:t>
             </w:r>
-            <w:proofErr w:type="spellEnd"/>
           </w:p>
         </w:tc>
         <w:tc>
@@ -11988,7 +10631,6 @@
                 <w:szCs w:val="24"/>
               </w:rPr>
             </w:pPr>
-            <w:proofErr w:type="spellStart"/>
             <w:r>
               <w:rPr>
                 <w:sz w:val="24"/>
@@ -11996,7 +10638,6 @@
               </w:rPr>
               <w:t>FrameHeight</w:t>
             </w:r>
-            <w:proofErr w:type="spellEnd"/>
           </w:p>
         </w:tc>
         <w:tc>
@@ -12015,7 +10656,6 @@
                 <w:lang w:val="en-US"/>
               </w:rPr>
             </w:pPr>
-            <w:proofErr w:type="spellStart"/>
             <w:r>
               <w:rPr>
                 <w:sz w:val="24"/>
@@ -12023,7 +10663,6 @@
               </w:rPr>
               <w:t>double</w:t>
             </w:r>
-            <w:proofErr w:type="spellEnd"/>
           </w:p>
         </w:tc>
         <w:tc>
@@ -12067,7 +10706,6 @@
                 <w:szCs w:val="24"/>
               </w:rPr>
             </w:pPr>
-            <w:proofErr w:type="spellStart"/>
             <w:r>
               <w:rPr>
                 <w:sz w:val="24"/>
@@ -12075,7 +10713,6 @@
               </w:rPr>
               <w:t>BorderWidth</w:t>
             </w:r>
-            <w:proofErr w:type="spellEnd"/>
           </w:p>
         </w:tc>
         <w:tc>
@@ -12094,7 +10731,6 @@
                 <w:lang w:val="en-US"/>
               </w:rPr>
             </w:pPr>
-            <w:proofErr w:type="spellStart"/>
             <w:r>
               <w:rPr>
                 <w:sz w:val="24"/>
@@ -12102,7 +10738,6 @@
               </w:rPr>
               <w:t>double</w:t>
             </w:r>
-            <w:proofErr w:type="spellEnd"/>
           </w:p>
         </w:tc>
         <w:tc>
@@ -12146,7 +10781,6 @@
                 <w:szCs w:val="24"/>
               </w:rPr>
             </w:pPr>
-            <w:proofErr w:type="spellStart"/>
             <w:r>
               <w:rPr>
                 <w:sz w:val="24"/>
@@ -12154,7 +10788,6 @@
               </w:rPr>
               <w:t>FrameThickness</w:t>
             </w:r>
-            <w:proofErr w:type="spellEnd"/>
           </w:p>
         </w:tc>
         <w:tc>
@@ -12173,7 +10806,6 @@
                 <w:lang w:val="en-US"/>
               </w:rPr>
             </w:pPr>
-            <w:proofErr w:type="spellStart"/>
             <w:r>
               <w:rPr>
                 <w:sz w:val="24"/>
@@ -12181,7 +10813,6 @@
               </w:rPr>
               <w:t>double</w:t>
             </w:r>
-            <w:proofErr w:type="spellEnd"/>
           </w:p>
         </w:tc>
         <w:tc>
@@ -12225,7 +10856,6 @@
                 <w:szCs w:val="24"/>
               </w:rPr>
             </w:pPr>
-            <w:proofErr w:type="spellStart"/>
             <w:r>
               <w:rPr>
                 <w:sz w:val="24"/>
@@ -12233,7 +10863,6 @@
               </w:rPr>
               <w:t>StandAngle</w:t>
             </w:r>
-            <w:proofErr w:type="spellEnd"/>
           </w:p>
         </w:tc>
         <w:tc>
@@ -12252,7 +10881,6 @@
                 <w:lang w:val="en-US"/>
               </w:rPr>
             </w:pPr>
-            <w:proofErr w:type="spellStart"/>
             <w:r>
               <w:rPr>
                 <w:sz w:val="24"/>
@@ -12260,7 +10888,6 @@
               </w:rPr>
               <w:t>double</w:t>
             </w:r>
-            <w:proofErr w:type="spellEnd"/>
           </w:p>
         </w:tc>
         <w:tc>
@@ -12474,30 +11101,12 @@
                 <w:lang w:val="en-US"/>
               </w:rPr>
             </w:pPr>
-            <w:proofErr w:type="spellStart"/>
-            <w:proofErr w:type="gramStart"/>
-            <w:r>
-              <w:rPr>
-                <w:sz w:val="24"/>
-                <w:szCs w:val="24"/>
-              </w:rPr>
-              <w:t>Parameters</w:t>
-            </w:r>
-            <w:proofErr w:type="spellEnd"/>
-            <w:r>
-              <w:rPr>
-                <w:sz w:val="24"/>
-                <w:szCs w:val="24"/>
-              </w:rPr>
-              <w:t>(</w:t>
-            </w:r>
-            <w:proofErr w:type="gramEnd"/>
-            <w:r>
-              <w:rPr>
-                <w:sz w:val="24"/>
-                <w:szCs w:val="24"/>
-              </w:rPr>
-              <w:t>)</w:t>
+            <w:r>
+              <w:rPr>
+                <w:sz w:val="24"/>
+                <w:szCs w:val="24"/>
+              </w:rPr>
+              <w:t>Parameters()</w:t>
             </w:r>
           </w:p>
         </w:tc>
@@ -12595,7 +11204,6 @@
                 <w:lang w:val="en-US"/>
               </w:rPr>
             </w:pPr>
-            <w:proofErr w:type="spellStart"/>
             <w:r>
               <w:rPr>
                 <w:sz w:val="24"/>
@@ -12604,21 +11212,18 @@
               </w:rPr>
               <w:t>CheckDependent</w:t>
             </w:r>
-            <w:proofErr w:type="spellEnd"/>
-          </w:p>
-          <w:p>
-            <w:pPr>
-              <w:tabs>
-                <w:tab w:val="left" w:pos="0"/>
-              </w:tabs>
-              <w:jc w:val="center"/>
-              <w:rPr>
-                <w:sz w:val="24"/>
-                <w:szCs w:val="24"/>
-              </w:rPr>
-            </w:pPr>
-            <w:proofErr w:type="spellStart"/>
-            <w:proofErr w:type="gramStart"/>
+          </w:p>
+          <w:p>
+            <w:pPr>
+              <w:tabs>
+                <w:tab w:val="left" w:pos="0"/>
+              </w:tabs>
+              <w:jc w:val="center"/>
+              <w:rPr>
+                <w:sz w:val="24"/>
+                <w:szCs w:val="24"/>
+              </w:rPr>
+            </w:pPr>
             <w:r>
               <w:rPr>
                 <w:sz w:val="24"/>
@@ -12627,21 +11232,12 @@
               </w:rPr>
               <w:t>ParametersValue</w:t>
             </w:r>
-            <w:proofErr w:type="spellEnd"/>
-            <w:r>
-              <w:rPr>
-                <w:sz w:val="24"/>
-                <w:szCs w:val="24"/>
-              </w:rPr>
-              <w:t>(</w:t>
-            </w:r>
-            <w:proofErr w:type="gramEnd"/>
-            <w:r>
-              <w:rPr>
-                <w:sz w:val="24"/>
-                <w:szCs w:val="24"/>
-              </w:rPr>
-              <w:t>)</w:t>
+            <w:r>
+              <w:rPr>
+                <w:sz w:val="24"/>
+                <w:szCs w:val="24"/>
+              </w:rPr>
+              <w:t>()</w:t>
             </w:r>
           </w:p>
         </w:tc>
@@ -12745,8 +11341,8 @@
           <w:szCs w:val="28"/>
         </w:rPr>
       </w:pPr>
-      <w:bookmarkStart w:id="16" w:name="_Toc240922651"/>
-      <w:bookmarkStart w:id="17" w:name="_Toc241000342"/>
+      <w:bookmarkStart w:id="18" w:name="_Toc240922651"/>
+      <w:bookmarkStart w:id="19" w:name="_Toc241000342"/>
       <w:r>
         <w:rPr>
           <w:rFonts w:ascii="Times New Roman" w:hAnsi="Times New Roman" w:cs="Times New Roman"/>
@@ -12758,8 +11354,8 @@
         </w:rPr>
         <w:t>3.2 Макет пользовательского интерфейса</w:t>
       </w:r>
-      <w:bookmarkEnd w:id="16"/>
-      <w:bookmarkEnd w:id="17"/>
+      <w:bookmarkEnd w:id="18"/>
+      <w:bookmarkEnd w:id="19"/>
     </w:p>
     <w:p>
       <w:pPr>
@@ -12813,6 +11409,7 @@
           <w:szCs w:val="28"/>
         </w:rPr>
       </w:pPr>
+      <w:commentRangeStart w:id="20"/>
       <w:r>
         <w:rPr>
           <w:noProof/>
@@ -12871,6 +11468,15 @@
           </wp:inline>
         </w:drawing>
       </w:r>
+      <w:commentRangeEnd w:id="20"/>
+      <w:r>
+        <w:rPr>
+          <w:rStyle w:val="af2"/>
+          <w:sz w:val="28"/>
+          <w:szCs w:val="28"/>
+        </w:rPr>
+        <w:commentReference w:id="20"/>
+      </w:r>
     </w:p>
     <w:p>
       <w:pPr>
@@ -12942,6 +11548,7 @@
           <w:szCs w:val="28"/>
         </w:rPr>
       </w:pPr>
+      <w:commentRangeStart w:id="21"/>
       <w:r>
         <w:rPr>
           <w:noProof/>
@@ -12996,6 +11603,15 @@
           </wp:inline>
         </w:drawing>
       </w:r>
+      <w:commentRangeEnd w:id="21"/>
+      <w:r>
+        <w:rPr>
+          <w:rStyle w:val="af2"/>
+          <w:sz w:val="28"/>
+          <w:szCs w:val="28"/>
+        </w:rPr>
+        <w:commentReference w:id="21"/>
+      </w:r>
     </w:p>
     <w:p>
       <w:pPr>
@@ -13010,7 +11626,24 @@
           <w:sz w:val="28"/>
           <w:szCs w:val="28"/>
         </w:rPr>
-        <w:t>Рисунок 3.3 – Макет пользовательского интерфейса с реакцией на ошибку</w:t>
+        <w:t xml:space="preserve">Рисунок 3.3 – Макет пользовательского интерфейса с реакцией на </w:t>
+      </w:r>
+      <w:commentRangeStart w:id="22"/>
+      <w:r>
+        <w:rPr>
+          <w:sz w:val="28"/>
+          <w:szCs w:val="28"/>
+        </w:rPr>
+        <w:t>ошибку</w:t>
+      </w:r>
+      <w:commentRangeEnd w:id="22"/>
+      <w:r>
+        <w:rPr>
+          <w:rStyle w:val="af2"/>
+          <w:sz w:val="28"/>
+          <w:szCs w:val="28"/>
+        </w:rPr>
+        <w:commentReference w:id="22"/>
       </w:r>
     </w:p>
     <w:p>
@@ -13055,8 +11688,8 @@
           <w:szCs w:val="28"/>
         </w:rPr>
       </w:pPr>
-      <w:bookmarkStart w:id="18" w:name="_Toc240922652"/>
-      <w:bookmarkStart w:id="19" w:name="_Toc241000343"/>
+      <w:bookmarkStart w:id="23" w:name="_Toc240922652"/>
+      <w:bookmarkStart w:id="24" w:name="_Toc241000343"/>
       <w:r>
         <w:rPr>
           <w:rFonts w:ascii="Times New Roman" w:hAnsi="Times New Roman" w:cs="Times New Roman"/>
@@ -13069,8 +11702,8 @@
         <w:lastRenderedPageBreak/>
         <w:t>Список использованных источников</w:t>
       </w:r>
-      <w:bookmarkEnd w:id="18"/>
-      <w:bookmarkEnd w:id="19"/>
+      <w:bookmarkEnd w:id="23"/>
+      <w:bookmarkEnd w:id="24"/>
     </w:p>
     <w:p>
       <w:pPr>
@@ -13218,7 +11851,6 @@
         </w:rPr>
         <w:t xml:space="preserve">– </w:t>
       </w:r>
-      <w:proofErr w:type="spellStart"/>
       <w:r>
         <w:rPr>
           <w:sz w:val="28"/>
@@ -13227,7 +11859,6 @@
         </w:rPr>
         <w:t>Uplab</w:t>
       </w:r>
-      <w:proofErr w:type="spellEnd"/>
       <w:r>
         <w:rPr>
           <w:sz w:val="28"/>
@@ -13458,23 +12089,7 @@
           <w:sz w:val="28"/>
           <w:szCs w:val="28"/>
         </w:rPr>
-        <w:t xml:space="preserve">Autodesk </w:t>
-      </w:r>
-      <w:proofErr w:type="spellStart"/>
-      <w:r>
-        <w:rPr>
-          <w:sz w:val="28"/>
-          <w:szCs w:val="28"/>
-        </w:rPr>
-        <w:t>Inventor</w:t>
-      </w:r>
-      <w:proofErr w:type="spellEnd"/>
-      <w:r>
-        <w:rPr>
-          <w:sz w:val="28"/>
-          <w:szCs w:val="28"/>
-        </w:rPr>
-        <w:t xml:space="preserve"> API. Первые шаги </w:t>
+        <w:t xml:space="preserve">Autodesk Inventor API. Первые шаги </w:t>
       </w:r>
       <w:r>
         <w:rPr>
@@ -13699,23 +12314,7 @@
           <w:sz w:val="28"/>
           <w:szCs w:val="28"/>
         </w:rPr>
-        <w:t xml:space="preserve">7. Фаулер M. UML. Основы, 3-е издание. – Пер. с англ. – СПб: </w:t>
-      </w:r>
-      <w:proofErr w:type="spellStart"/>
-      <w:r>
-        <w:rPr>
-          <w:sz w:val="28"/>
-          <w:szCs w:val="28"/>
-        </w:rPr>
-        <w:t>СимволПлюс</w:t>
-      </w:r>
-      <w:proofErr w:type="spellEnd"/>
-      <w:r>
-        <w:rPr>
-          <w:sz w:val="28"/>
-          <w:szCs w:val="28"/>
-        </w:rPr>
-        <w:t>, 2004. – 192 с.</w:t>
+        <w:t>7. Фаулер M. UML. Основы, 3-е издание. – Пер. с англ. – СПб: СимволПлюс, 2004. – 192 с.</w:t>
       </w:r>
     </w:p>
     <w:p>
@@ -13786,8 +12385,8 @@
 </file>
 
 <file path=word/comments.xml><?xml version="1.0" encoding="utf-8"?>
-<w:comments xmlns:wpc="http://schemas.microsoft.com/office/word/2010/wordprocessingCanvas" xmlns:cx="http://schemas.microsoft.com/office/drawing/2014/chartex" xmlns:cx1="http://schemas.microsoft.com/office/drawing/2015/9/8/chartex" xmlns:cx2="http://schemas.microsoft.com/office/drawing/2015/10/21/chartex" xmlns:cx3="http://schemas.microsoft.com/office/drawing/2016/5/9/chartex" xmlns:cx4="http://schemas.microsoft.com/office/drawing/2016/5/10/chartex" xmlns:cx5="http://schemas.microsoft.com/office/drawing/2016/5/11/chartex" xmlns:cx6="http://schemas.microsoft.com/office/drawing/2016/5/12/chartex" xmlns:cx7="http://schemas.microsoft.com/office/drawing/2016/5/13/chartex" xmlns:cx8="http://schemas.microsoft.com/office/drawing/2016/5/14/chartex" xmlns:mc="http://schemas.openxmlformats.org/markup-compatibility/2006" xmlns:aink="http://schemas.microsoft.com/office/drawing/2016/ink" xmlns:am3d="http://schemas.microsoft.com/office/drawing/2017/model3d" xmlns:o="urn:schemas-microsoft-com:office:office" xmlns:oel="http://schemas.microsoft.com/office/2019/extlst" xmlns:r="http://schemas.openxmlformats.org/officeDocument/2006/relationships" xmlns:m="http://schemas.openxmlformats.org/officeDocument/2006/math" xmlns:v="urn:schemas-microsoft-com:vml" xmlns:wp14="http://schemas.microsoft.com/office/word/2010/wordprocessingDrawing" xmlns:wp="http://schemas.openxmlformats.org/drawingml/2006/wordprocessingDrawing" xmlns:w10="urn:schemas-microsoft-com:office:word" xmlns:w="http://schemas.openxmlformats.org/wordprocessingml/2006/main" xmlns:w14="http://schemas.microsoft.com/office/word/2010/wordml" xmlns:w15="http://schemas.microsoft.com/office/word/2012/wordml" xmlns:w16cex="http://schemas.microsoft.com/office/word/2018/wordml/cex" xmlns:w16cid="http://schemas.microsoft.com/office/word/2016/wordml/cid" xmlns:w16="http://schemas.microsoft.com/office/word/2018/wordml" xmlns:w16sdtdh="http://schemas.microsoft.com/office/word/2020/wordml/sdtdatahash" xmlns:w16se="http://schemas.microsoft.com/office/word/2015/wordml/symex" xmlns:wpg="http://schemas.microsoft.com/office/word/2010/wordprocessingGroup" xmlns:wpi="http://schemas.microsoft.com/office/word/2010/wordprocessingInk" xmlns:wne="http://schemas.microsoft.com/office/word/2006/wordml" xmlns:wps="http://schemas.microsoft.com/office/word/2010/wordprocessingShape" mc:Ignorable="w14 w15 w16se w16cid w16 w16cex w16sdtdh wp14">
-  <w:comment w:id="9" w:author="Роман Литвиненко" w:date="2026-09-22T19:47:00Z" w:initials="РЛ">
+<w:comments xmlns:wpc="http://schemas.microsoft.com/office/word/2010/wordprocessingCanvas" xmlns:cx="http://schemas.microsoft.com/office/drawing/2014/chartex" xmlns:cx1="http://schemas.microsoft.com/office/drawing/2015/9/8/chartex" xmlns:cx2="http://schemas.microsoft.com/office/drawing/2015/10/21/chartex" xmlns:cx3="http://schemas.microsoft.com/office/drawing/2016/5/9/chartex" xmlns:cx4="http://schemas.microsoft.com/office/drawing/2016/5/10/chartex" xmlns:cx5="http://schemas.microsoft.com/office/drawing/2016/5/11/chartex" xmlns:cx6="http://schemas.microsoft.com/office/drawing/2016/5/12/chartex" xmlns:cx7="http://schemas.microsoft.com/office/drawing/2016/5/13/chartex" xmlns:cx8="http://schemas.microsoft.com/office/drawing/2016/5/14/chartex" xmlns:mc="http://schemas.openxmlformats.org/markup-compatibility/2006" xmlns:aink="http://schemas.microsoft.com/office/drawing/2016/ink" xmlns:am3d="http://schemas.microsoft.com/office/drawing/2017/model3d" xmlns:o="urn:schemas-microsoft-com:office:office" xmlns:oel="http://schemas.microsoft.com/office/2019/extlst" xmlns:r="http://schemas.openxmlformats.org/officeDocument/2006/relationships" xmlns:m="http://schemas.openxmlformats.org/officeDocument/2006/math" xmlns:v="urn:schemas-microsoft-com:vml" xmlns:wp14="http://schemas.microsoft.com/office/word/2010/wordprocessingDrawing" xmlns:wp="http://schemas.openxmlformats.org/drawingml/2006/wordprocessingDrawing" xmlns:w10="urn:schemas-microsoft-com:office:word" xmlns:w="http://schemas.openxmlformats.org/wordprocessingml/2006/main" xmlns:w14="http://schemas.microsoft.com/office/word/2010/wordml" xmlns:w15="http://schemas.microsoft.com/office/word/2012/wordml" xmlns:w16cex="http://schemas.microsoft.com/office/word/2018/wordml/cex" xmlns:w16cid="http://schemas.microsoft.com/office/word/2016/wordml/cid" xmlns:w16="http://schemas.microsoft.com/office/word/2018/wordml" xmlns:w16du="http://schemas.microsoft.com/office/word/2023/wordml/word16du" xmlns:w16sdtdh="http://schemas.microsoft.com/office/word/2020/wordml/sdtdatahash" xmlns:w16sdtfl="http://schemas.microsoft.com/office/word/2024/wordml/sdtformatlock" xmlns:w16se="http://schemas.microsoft.com/office/word/2015/wordml/symex" xmlns:wpg="http://schemas.microsoft.com/office/word/2010/wordprocessingGroup" xmlns:wpi="http://schemas.microsoft.com/office/word/2010/wordprocessingInk" xmlns:wne="http://schemas.microsoft.com/office/word/2006/wordml" xmlns:wps="http://schemas.microsoft.com/office/word/2010/wordprocessingShape" mc:Ignorable="w14 w15 w16se w16cid w16 w16cex w16sdtdh w16sdtfl w16du wp14">
+  <w:comment w:id="7" w:author="Kalentyev Alexey" w:date="2026-10-21T10:51:00Z" w:initials="KA">
     <w:p>
       <w:pPr>
         <w:pStyle w:val="af3"/>
@@ -13799,6 +12398,22 @@
         <w:annotationRef/>
       </w:r>
       <w:r>
+        <w:t>Форматирование</w:t>
+      </w:r>
+    </w:p>
+  </w:comment>
+  <w:comment w:id="10" w:author="Роман Литвиненко" w:date="2026-09-22T19:47:00Z" w:initials="РЛ">
+    <w:p>
+      <w:pPr>
+        <w:pStyle w:val="af3"/>
+      </w:pPr>
+      <w:r>
+        <w:rPr>
+          <w:rStyle w:val="af2"/>
+        </w:rPr>
+        <w:annotationRef/>
+      </w:r>
+      <w:r>
         <w:t xml:space="preserve">Ещё один возможный косвенный аналог </w:t>
       </w:r>
       <w:r>
@@ -13809,6 +12424,118 @@
           <w:lang w:val="en-US"/>
         </w:rPr>
         <w:t>sketchup</w:t>
+      </w:r>
+    </w:p>
+  </w:comment>
+  <w:comment w:id="17" w:author="Kalentyev Alexey" w:date="2026-10-21T10:58:00Z" w:initials="KA">
+    <w:p>
+      <w:pPr>
+        <w:pStyle w:val="af3"/>
+      </w:pPr>
+      <w:r>
+        <w:rPr>
+          <w:rStyle w:val="af2"/>
+        </w:rPr>
+        <w:annotationRef/>
+      </w:r>
+      <w:r>
+        <w:t>Доописать объекты Wrapper</w:t>
+      </w:r>
+    </w:p>
+    <w:p>
+      <w:pPr>
+        <w:pStyle w:val="af3"/>
+      </w:pPr>
+      <w:r>
+        <w:t>MainForm - FirstValidate?</w:t>
+      </w:r>
+    </w:p>
+    <w:p>
+      <w:pPr>
+        <w:pStyle w:val="af3"/>
+      </w:pPr>
+      <w:r>
+        <w:t>Parameters - вопрос валидации</w:t>
+      </w:r>
+    </w:p>
+    <w:p>
+      <w:pPr>
+        <w:pStyle w:val="af3"/>
+      </w:pPr>
+      <w:r>
+        <w:t>Wrapper - как хранит данные об открытой сессии?</w:t>
+      </w:r>
+    </w:p>
+  </w:comment>
+  <w:comment w:id="20" w:author="Kalentyev Alexey" w:date="2026-10-21T11:02:00Z" w:initials="KA">
+    <w:p>
+      <w:pPr>
+        <w:pStyle w:val="af3"/>
+      </w:pPr>
+      <w:r>
+        <w:rPr>
+          <w:rStyle w:val="af2"/>
+        </w:rPr>
+        <w:annotationRef/>
+      </w:r>
+      <w:r>
+        <w:t>Выделенные области?</w:t>
+      </w:r>
+    </w:p>
+    <w:p>
+      <w:pPr>
+        <w:pStyle w:val="af3"/>
+      </w:pPr>
+      <w:r>
+        <w:t>Макет сделать аккуратнее.</w:t>
+      </w:r>
+    </w:p>
+    <w:p>
+      <w:pPr>
+        <w:pStyle w:val="af3"/>
+      </w:pPr>
+      <w:r>
+        <w:t>Дизайн кнопки.</w:t>
+      </w:r>
+    </w:p>
+    <w:p>
+      <w:pPr>
+        <w:pStyle w:val="af3"/>
+      </w:pPr>
+      <w:r>
+        <w:t>Зелёное предупреждение.</w:t>
+      </w:r>
+    </w:p>
+  </w:comment>
+  <w:comment w:id="21" w:author="Kalentyev Alexey" w:date="2026-10-21T11:05:00Z" w:initials="KA">
+    <w:p>
+      <w:pPr>
+        <w:pStyle w:val="af3"/>
+      </w:pPr>
+      <w:r>
+        <w:rPr>
+          <w:rStyle w:val="af2"/>
+        </w:rPr>
+        <w:annotationRef/>
+      </w:r>
+      <w:r>
+        <w:t>Сама кнопка построить не очень соответствует эргономике формы.</w:t>
+      </w:r>
+    </w:p>
+  </w:comment>
+  <w:comment w:id="22" w:author="Kalentyev Alexey" w:date="2026-10-21T11:06:00Z" w:initials="KA">
+    <w:p>
+      <w:pPr>
+        <w:pStyle w:val="af3"/>
+      </w:pPr>
+      <w:r>
+        <w:rPr>
+          <w:rStyle w:val="af2"/>
+        </w:rPr>
+        <w:annotationRef/>
+      </w:r>
+      <w:r>
+        <w:t>Прописать ошибки по типам.</w:t>
       </w:r>
     </w:p>
   </w:comment>
@@ -13816,25 +12543,40 @@
 </file>
 
 <file path=word/commentsExtended.xml><?xml version="1.0" encoding="utf-8"?>
-<w15:commentsEx xmlns:wpc="http://schemas.microsoft.com/office/word/2010/wordprocessingCanvas" xmlns:cx="http://schemas.microsoft.com/office/drawing/2014/chartex" xmlns:cx1="http://schemas.microsoft.com/office/drawing/2015/9/8/chartex" xmlns:cx2="http://schemas.microsoft.com/office/drawing/2015/10/21/chartex" xmlns:cx3="http://schemas.microsoft.com/office/drawing/2016/5/9/chartex" xmlns:cx4="http://schemas.microsoft.com/office/drawing/2016/5/10/chartex" xmlns:cx5="http://schemas.microsoft.com/office/drawing/2016/5/11/chartex" xmlns:cx6="http://schemas.microsoft.com/office/drawing/2016/5/12/chartex" xmlns:cx7="http://schemas.microsoft.com/office/drawing/2016/5/13/chartex" xmlns:cx8="http://schemas.microsoft.com/office/drawing/2016/5/14/chartex" xmlns:mc="http://schemas.openxmlformats.org/markup-compatibility/2006" xmlns:aink="http://schemas.microsoft.com/office/drawing/2016/ink" xmlns:am3d="http://schemas.microsoft.com/office/drawing/2017/model3d" xmlns:o="urn:schemas-microsoft-com:office:office" xmlns:oel="http://schemas.microsoft.com/office/2019/extlst" xmlns:r="http://schemas.openxmlformats.org/officeDocument/2006/relationships" xmlns:m="http://schemas.openxmlformats.org/officeDocument/2006/math" xmlns:v="urn:schemas-microsoft-com:vml" xmlns:wp14="http://schemas.microsoft.com/office/word/2010/wordprocessingDrawing" xmlns:wp="http://schemas.openxmlformats.org/drawingml/2006/wordprocessingDrawing" xmlns:w10="urn:schemas-microsoft-com:office:word" xmlns:w="http://schemas.openxmlformats.org/wordprocessingml/2006/main" xmlns:w14="http://schemas.microsoft.com/office/word/2010/wordml" xmlns:w15="http://schemas.microsoft.com/office/word/2012/wordml" xmlns:w16cex="http://schemas.microsoft.com/office/word/2018/wordml/cex" xmlns:w16cid="http://schemas.microsoft.com/office/word/2016/wordml/cid" xmlns:w16="http://schemas.microsoft.com/office/word/2018/wordml" xmlns:w16sdtdh="http://schemas.microsoft.com/office/word/2020/wordml/sdtdatahash" xmlns:w16se="http://schemas.microsoft.com/office/word/2015/wordml/symex" xmlns:wpg="http://schemas.microsoft.com/office/word/2010/wordprocessingGroup" xmlns:wpi="http://schemas.microsoft.com/office/word/2010/wordprocessingInk" xmlns:wne="http://schemas.microsoft.com/office/word/2006/wordml" xmlns:wps="http://schemas.microsoft.com/office/word/2010/wordprocessingShape" mc:Ignorable="w14 w15 w16se w16cid w16 w16cex w16sdtdh wp14">
+<w15:commentsEx xmlns:wpc="http://schemas.microsoft.com/office/word/2010/wordprocessingCanvas" xmlns:cx="http://schemas.microsoft.com/office/drawing/2014/chartex" xmlns:cx1="http://schemas.microsoft.com/office/drawing/2015/9/8/chartex" xmlns:cx2="http://schemas.microsoft.com/office/drawing/2015/10/21/chartex" xmlns:cx3="http://schemas.microsoft.com/office/drawing/2016/5/9/chartex" xmlns:cx4="http://schemas.microsoft.com/office/drawing/2016/5/10/chartex" xmlns:cx5="http://schemas.microsoft.com/office/drawing/2016/5/11/chartex" xmlns:cx6="http://schemas.microsoft.com/office/drawing/2016/5/12/chartex" xmlns:cx7="http://schemas.microsoft.com/office/drawing/2016/5/13/chartex" xmlns:cx8="http://schemas.microsoft.com/office/drawing/2016/5/14/chartex" xmlns:mc="http://schemas.openxmlformats.org/markup-compatibility/2006" xmlns:aink="http://schemas.microsoft.com/office/drawing/2016/ink" xmlns:am3d="http://schemas.microsoft.com/office/drawing/2017/model3d" xmlns:o="urn:schemas-microsoft-com:office:office" xmlns:oel="http://schemas.microsoft.com/office/2019/extlst" xmlns:r="http://schemas.openxmlformats.org/officeDocument/2006/relationships" xmlns:m="http://schemas.openxmlformats.org/officeDocument/2006/math" xmlns:v="urn:schemas-microsoft-com:vml" xmlns:wp14="http://schemas.microsoft.com/office/word/2010/wordprocessingDrawing" xmlns:wp="http://schemas.openxmlformats.org/drawingml/2006/wordprocessingDrawing" xmlns:w10="urn:schemas-microsoft-com:office:word" xmlns:w="http://schemas.openxmlformats.org/wordprocessingml/2006/main" xmlns:w14="http://schemas.microsoft.com/office/word/2010/wordml" xmlns:w15="http://schemas.microsoft.com/office/word/2012/wordml" xmlns:w16cex="http://schemas.microsoft.com/office/word/2018/wordml/cex" xmlns:w16cid="http://schemas.microsoft.com/office/word/2016/wordml/cid" xmlns:w16="http://schemas.microsoft.com/office/word/2018/wordml" xmlns:w16du="http://schemas.microsoft.com/office/word/2023/wordml/word16du" xmlns:w16sdtdh="http://schemas.microsoft.com/office/word/2020/wordml/sdtdatahash" xmlns:w16sdtfl="http://schemas.microsoft.com/office/word/2024/wordml/sdtformatlock" xmlns:w16se="http://schemas.microsoft.com/office/word/2015/wordml/symex" xmlns:wpg="http://schemas.microsoft.com/office/word/2010/wordprocessingGroup" xmlns:wpi="http://schemas.microsoft.com/office/word/2010/wordprocessingInk" xmlns:wne="http://schemas.microsoft.com/office/word/2006/wordml" xmlns:wps="http://schemas.microsoft.com/office/word/2010/wordprocessingShape" mc:Ignorable="w14 w15 w16se w16cid w16 w16cex w16sdtdh w16sdtfl w16du wp14">
+  <w15:commentEx w15:paraId="0C6BC1E2" w15:done="0"/>
   <w15:commentEx w15:paraId="1D3670CE" w15:done="1"/>
+  <w15:commentEx w15:paraId="450D50DA" w15:done="0"/>
+  <w15:commentEx w15:paraId="365F0B6B" w15:done="0"/>
+  <w15:commentEx w15:paraId="3DB7630F" w15:done="0"/>
+  <w15:commentEx w15:paraId="7BAE584E" w15:done="0"/>
 </w15:commentsEx>
 </file>
 
 <file path=word/commentsExtensible.xml><?xml version="1.0" encoding="utf-8"?>
-<w16cex:commentsExtensible xmlns:wpc="http://schemas.microsoft.com/office/word/2010/wordprocessingCanvas" xmlns:cx="http://schemas.microsoft.com/office/drawing/2014/chartex" xmlns:cx1="http://schemas.microsoft.com/office/drawing/2015/9/8/chartex" xmlns:cx2="http://schemas.microsoft.com/office/drawing/2015/10/21/chartex" xmlns:cx3="http://schemas.microsoft.com/office/drawing/2016/5/9/chartex" xmlns:cx4="http://schemas.microsoft.com/office/drawing/2016/5/10/chartex" xmlns:cx5="http://schemas.microsoft.com/office/drawing/2016/5/11/chartex" xmlns:cx6="http://schemas.microsoft.com/office/drawing/2016/5/12/chartex" xmlns:cx7="http://schemas.microsoft.com/office/drawing/2016/5/13/chartex" xmlns:cx8="http://schemas.microsoft.com/office/drawing/2016/5/14/chartex" xmlns:cr="http://schemas.microsoft.com/office/comments/2020/reactions" xmlns:mc="http://schemas.openxmlformats.org/markup-compatibility/2006" xmlns:aink="http://schemas.microsoft.com/office/drawing/2016/ink" xmlns:am3d="http://schemas.microsoft.com/office/drawing/2017/model3d" xmlns:o="urn:schemas-microsoft-com:office:office" xmlns:oel="http://schemas.microsoft.com/office/2019/extlst" xmlns:r="http://schemas.openxmlformats.org/officeDocument/2006/relationships" xmlns:m="http://schemas.openxmlformats.org/officeDocument/2006/math" xmlns:v="urn:schemas-microsoft-com:vml" xmlns:wp14="http://schemas.microsoft.com/office/word/2010/wordprocessingDrawing" xmlns:wp="http://schemas.openxmlformats.org/drawingml/2006/wordprocessingDrawing" xmlns:w10="urn:schemas-microsoft-com:office:word" xmlns:w="http://schemas.openxmlformats.org/wordprocessingml/2006/main" xmlns:w14="http://schemas.microsoft.com/office/word/2010/wordml" xmlns:w15="http://schemas.microsoft.com/office/word/2012/wordml" xmlns:w16cex="http://schemas.microsoft.com/office/word/2018/wordml/cex" xmlns:w16cid="http://schemas.microsoft.com/office/word/2016/wordml/cid" xmlns:w16="http://schemas.microsoft.com/office/word/2018/wordml" xmlns:w16sdtdh="http://schemas.microsoft.com/office/word/2020/wordml/sdtdatahash" xmlns:w16se="http://schemas.microsoft.com/office/word/2015/wordml/symex" xmlns:wpg="http://schemas.microsoft.com/office/word/2010/wordprocessingGroup" xmlns:wpi="http://schemas.microsoft.com/office/word/2010/wordprocessingInk" xmlns:wne="http://schemas.microsoft.com/office/word/2006/wordml" xmlns:wps="http://schemas.microsoft.com/office/word/2010/wordprocessingShape" mc:Ignorable="w14 w15 w16se w16cid w16 w16cex w16sdtdh cr wp14">
+<w16cex:commentsExtensible xmlns:wpc="http://schemas.microsoft.com/office/word/2010/wordprocessingCanvas" xmlns:cx="http://schemas.microsoft.com/office/drawing/2014/chartex" xmlns:cx1="http://schemas.microsoft.com/office/drawing/2015/9/8/chartex" xmlns:cx2="http://schemas.microsoft.com/office/drawing/2015/10/21/chartex" xmlns:cx3="http://schemas.microsoft.com/office/drawing/2016/5/9/chartex" xmlns:cx4="http://schemas.microsoft.com/office/drawing/2016/5/10/chartex" xmlns:cx5="http://schemas.microsoft.com/office/drawing/2016/5/11/chartex" xmlns:cx6="http://schemas.microsoft.com/office/drawing/2016/5/12/chartex" xmlns:cx7="http://schemas.microsoft.com/office/drawing/2016/5/13/chartex" xmlns:cx8="http://schemas.microsoft.com/office/drawing/2016/5/14/chartex" xmlns:cr="http://schemas.microsoft.com/office/comments/2020/reactions" xmlns:mc="http://schemas.openxmlformats.org/markup-compatibility/2006" xmlns:aink="http://schemas.microsoft.com/office/drawing/2016/ink" xmlns:am3d="http://schemas.microsoft.com/office/drawing/2017/model3d" xmlns:o="urn:schemas-microsoft-com:office:office" xmlns:oel="http://schemas.microsoft.com/office/2019/extlst" xmlns:r="http://schemas.openxmlformats.org/officeDocument/2006/relationships" xmlns:m="http://schemas.openxmlformats.org/officeDocument/2006/math" xmlns:v="urn:schemas-microsoft-com:vml" xmlns:wp14="http://schemas.microsoft.com/office/word/2010/wordprocessingDrawing" xmlns:wp="http://schemas.openxmlformats.org/drawingml/2006/wordprocessingDrawing" xmlns:w10="urn:schemas-microsoft-com:office:word" xmlns:w="http://schemas.openxmlformats.org/wordprocessingml/2006/main" xmlns:w14="http://schemas.microsoft.com/office/word/2010/wordml" xmlns:w15="http://schemas.microsoft.com/office/word/2012/wordml" xmlns:w16cex="http://schemas.microsoft.com/office/word/2018/wordml/cex" xmlns:w16cid="http://schemas.microsoft.com/office/word/2016/wordml/cid" xmlns:w16="http://schemas.microsoft.com/office/word/2018/wordml" xmlns:w16du="http://schemas.microsoft.com/office/word/2023/wordml/word16du" xmlns:w16sdtdh="http://schemas.microsoft.com/office/word/2020/wordml/sdtdatahash" xmlns:w16sdtfl="http://schemas.microsoft.com/office/word/2024/wordml/sdtformatlock" xmlns:w16se="http://schemas.microsoft.com/office/word/2015/wordml/symex" xmlns:wpg="http://schemas.microsoft.com/office/word/2010/wordprocessingGroup" xmlns:wpi="http://schemas.microsoft.com/office/word/2010/wordprocessingInk" xmlns:wne="http://schemas.microsoft.com/office/word/2006/wordml" xmlns:wps="http://schemas.microsoft.com/office/word/2010/wordprocessingShape" mc:Ignorable="w14 w15 w16se w16cid w16 w16cex w16sdtdh w16sdtfl cr w16du wp14">
+  <w16cex:commentExtensible w16cex:durableId="44EC1FEA" w16cex:dateUtc="2026-10-21T03:51:00Z"/>
   <w16cex:commentExtensible w16cex:durableId="70ED1BE9" w16cex:dateUtc="2026-09-22T12:47:00Z"/>
+  <w16cex:commentExtensible w16cex:durableId="46316C5D" w16cex:dateUtc="2026-10-21T03:58:00Z"/>
+  <w16cex:commentExtensible w16cex:durableId="03093DFF" w16cex:dateUtc="2026-10-21T04:02:00Z"/>
+  <w16cex:commentExtensible w16cex:durableId="3A3D5784" w16cex:dateUtc="2026-10-21T04:05:00Z"/>
+  <w16cex:commentExtensible w16cex:durableId="07F62A33" w16cex:dateUtc="2026-10-21T04:06:00Z"/>
 </w16cex:commentsExtensible>
 </file>
 
 <file path=word/commentsIds.xml><?xml version="1.0" encoding="utf-8"?>
-<w16cid:commentsIds xmlns:wpc="http://schemas.microsoft.com/office/word/2010/wordprocessingCanvas" xmlns:cx="http://schemas.microsoft.com/office/drawing/2014/chartex" xmlns:cx1="http://schemas.microsoft.com/office/drawing/2015/9/8/chartex" xmlns:cx2="http://schemas.microsoft.com/office/drawing/2015/10/21/chartex" xmlns:cx3="http://schemas.microsoft.com/office/drawing/2016/5/9/chartex" xmlns:cx4="http://schemas.microsoft.com/office/drawing/2016/5/10/chartex" xmlns:cx5="http://schemas.microsoft.com/office/drawing/2016/5/11/chartex" xmlns:cx6="http://schemas.microsoft.com/office/drawing/2016/5/12/chartex" xmlns:cx7="http://schemas.microsoft.com/office/drawing/2016/5/13/chartex" xmlns:cx8="http://schemas.microsoft.com/office/drawing/2016/5/14/chartex" xmlns:mc="http://schemas.openxmlformats.org/markup-compatibility/2006" xmlns:aink="http://schemas.microsoft.com/office/drawing/2016/ink" xmlns:am3d="http://schemas.microsoft.com/office/drawing/2017/model3d" xmlns:o="urn:schemas-microsoft-com:office:office" xmlns:oel="http://schemas.microsoft.com/office/2019/extlst" xmlns:r="http://schemas.openxmlformats.org/officeDocument/2006/relationships" xmlns:m="http://schemas.openxmlformats.org/officeDocument/2006/math" xmlns:v="urn:schemas-microsoft-com:vml" xmlns:wp14="http://schemas.microsoft.com/office/word/2010/wordprocessingDrawing" xmlns:wp="http://schemas.openxmlformats.org/drawingml/2006/wordprocessingDrawing" xmlns:w10="urn:schemas-microsoft-com:office:word" xmlns:w="http://schemas.openxmlformats.org/wordprocessingml/2006/main" xmlns:w14="http://schemas.microsoft.com/office/word/2010/wordml" xmlns:w15="http://schemas.microsoft.com/office/word/2012/wordml" xmlns:w16cex="http://schemas.microsoft.com/office/word/2018/wordml/cex" xmlns:w16cid="http://schemas.microsoft.com/office/word/2016/wordml/cid" xmlns:w16="http://schemas.microsoft.com/office/word/2018/wordml" xmlns:w16sdtdh="http://schemas.microsoft.com/office/word/2020/wordml/sdtdatahash" xmlns:w16se="http://schemas.microsoft.com/office/word/2015/wordml/symex" xmlns:wpg="http://schemas.microsoft.com/office/word/2010/wordprocessingGroup" xmlns:wpi="http://schemas.microsoft.com/office/word/2010/wordprocessingInk" xmlns:wne="http://schemas.microsoft.com/office/word/2006/wordml" xmlns:wps="http://schemas.microsoft.com/office/word/2010/wordprocessingShape" mc:Ignorable="w14 w15 w16se w16cid w16 w16cex w16sdtdh wp14">
+<w16cid:commentsIds xmlns:wpc="http://schemas.microsoft.com/office/word/2010/wordprocessingCanvas" xmlns:cx="http://schemas.microsoft.com/office/drawing/2014/chartex" xmlns:cx1="http://schemas.microsoft.com/office/drawing/2015/9/8/chartex" xmlns:cx2="http://schemas.microsoft.com/office/drawing/2015/10/21/chartex" xmlns:cx3="http://schemas.microsoft.com/office/drawing/2016/5/9/chartex" xmlns:cx4="http://schemas.microsoft.com/office/drawing/2016/5/10/chartex" xmlns:cx5="http://schemas.microsoft.com/office/drawing/2016/5/11/chartex" xmlns:cx6="http://schemas.microsoft.com/office/drawing/2016/5/12/chartex" xmlns:cx7="http://schemas.microsoft.com/office/drawing/2016/5/13/chartex" xmlns:cx8="http://schemas.microsoft.com/office/drawing/2016/5/14/chartex" xmlns:mc="http://schemas.openxmlformats.org/markup-compatibility/2006" xmlns:aink="http://schemas.microsoft.com/office/drawing/2016/ink" xmlns:am3d="http://schemas.microsoft.com/office/drawing/2017/model3d" xmlns:o="urn:schemas-microsoft-com:office:office" xmlns:oel="http://schemas.microsoft.com/office/2019/extlst" xmlns:r="http://schemas.openxmlformats.org/officeDocument/2006/relationships" xmlns:m="http://schemas.openxmlformats.org/officeDocument/2006/math" xmlns:v="urn:schemas-microsoft-com:vml" xmlns:wp14="http://schemas.microsoft.com/office/word/2010/wordprocessingDrawing" xmlns:wp="http://schemas.openxmlformats.org/drawingml/2006/wordprocessingDrawing" xmlns:w10="urn:schemas-microsoft-com:office:word" xmlns:w="http://schemas.openxmlformats.org/wordprocessingml/2006/main" xmlns:w14="http://schemas.microsoft.com/office/word/2010/wordml" xmlns:w15="http://schemas.microsoft.com/office/word/2012/wordml" xmlns:w16cex="http://schemas.microsoft.com/office/word/2018/wordml/cex" xmlns:w16cid="http://schemas.microsoft.com/office/word/2016/wordml/cid" xmlns:w16="http://schemas.microsoft.com/office/word/2018/wordml" xmlns:w16du="http://schemas.microsoft.com/office/word/2023/wordml/word16du" xmlns:w16sdtdh="http://schemas.microsoft.com/office/word/2020/wordml/sdtdatahash" xmlns:w16sdtfl="http://schemas.microsoft.com/office/word/2024/wordml/sdtformatlock" xmlns:w16se="http://schemas.microsoft.com/office/word/2015/wordml/symex" xmlns:wpg="http://schemas.microsoft.com/office/word/2010/wordprocessingGroup" xmlns:wpi="http://schemas.microsoft.com/office/word/2010/wordprocessingInk" xmlns:wne="http://schemas.microsoft.com/office/word/2006/wordml" xmlns:wps="http://schemas.microsoft.com/office/word/2010/wordprocessingShape" mc:Ignorable="w14 w15 w16se w16cid w16 w16cex w16sdtdh w16sdtfl w16du wp14">
+  <w16cid:commentId w16cid:paraId="0C6BC1E2" w16cid:durableId="44EC1FEA"/>
   <w16cid:commentId w16cid:paraId="1D3670CE" w16cid:durableId="70ED1BE9"/>
+  <w16cid:commentId w16cid:paraId="450D50DA" w16cid:durableId="46316C5D"/>
+  <w16cid:commentId w16cid:paraId="365F0B6B" w16cid:durableId="03093DFF"/>
+  <w16cid:commentId w16cid:paraId="3DB7630F" w16cid:durableId="3A3D5784"/>
+  <w16cid:commentId w16cid:paraId="7BAE584E" w16cid:durableId="07F62A33"/>
 </w16cid:commentsIds>
 </file>
 
 <file path=word/endnotes.xml><?xml version="1.0" encoding="utf-8"?>
-<w:endnotes xmlns:wpc="http://schemas.microsoft.com/office/word/2010/wordprocessingCanvas" xmlns:cx="http://schemas.microsoft.com/office/drawing/2014/chartex" xmlns:cx1="http://schemas.microsoft.com/office/drawing/2015/9/8/chartex" xmlns:cx2="http://schemas.microsoft.com/office/drawing/2015/10/21/chartex" xmlns:cx3="http://schemas.microsoft.com/office/drawing/2016/5/9/chartex" xmlns:cx4="http://schemas.microsoft.com/office/drawing/2016/5/10/chartex" xmlns:cx5="http://schemas.microsoft.com/office/drawing/2016/5/11/chartex" xmlns:cx6="http://schemas.microsoft.com/office/drawing/2016/5/12/chartex" xmlns:cx7="http://schemas.microsoft.com/office/drawing/2016/5/13/chartex" xmlns:cx8="http://schemas.microsoft.com/office/drawing/2016/5/14/chartex" xmlns:mc="http://schemas.openxmlformats.org/markup-compatibility/2006" xmlns:aink="http://schemas.microsoft.com/office/drawing/2016/ink" xmlns:am3d="http://schemas.microsoft.com/office/drawing/2017/model3d" xmlns:o="urn:schemas-microsoft-com:office:office" xmlns:oel="http://schemas.microsoft.com/office/2019/extlst" xmlns:r="http://schemas.openxmlformats.org/officeDocument/2006/relationships" xmlns:m="http://schemas.openxmlformats.org/officeDocument/2006/math" xmlns:v="urn:schemas-microsoft-com:vml" xmlns:wp14="http://schemas.microsoft.com/office/word/2010/wordprocessingDrawing" xmlns:wp="http://schemas.openxmlformats.org/drawingml/2006/wordprocessingDrawing" xmlns:w10="urn:schemas-microsoft-com:office:word" xmlns:w="http://schemas.openxmlformats.org/wordprocessingml/2006/main" xmlns:w14="http://schemas.microsoft.com/office/word/2010/wordml" xmlns:w15="http://schemas.microsoft.com/office/word/2012/wordml" xmlns:w16cex="http://schemas.microsoft.com/office/word/2018/wordml/cex" xmlns:w16cid="http://schemas.microsoft.com/office/word/2016/wordml/cid" xmlns:w16="http://schemas.microsoft.com/office/word/2018/wordml" xmlns:w16sdtdh="http://schemas.microsoft.com/office/word/2020/wordml/sdtdatahash" xmlns:w16se="http://schemas.microsoft.com/office/word/2015/wordml/symex" xmlns:wpg="http://schemas.microsoft.com/office/word/2010/wordprocessingGroup" xmlns:wpi="http://schemas.microsoft.com/office/word/2010/wordprocessingInk" xmlns:wne="http://schemas.microsoft.com/office/word/2006/wordml" xmlns:wps="http://schemas.microsoft.com/office/word/2010/wordprocessingShape" mc:Ignorable="w14 w15 w16se w16cid w16 w16cex w16sdtdh wp14">
+<w:endnotes xmlns:wpc="http://schemas.microsoft.com/office/word/2010/wordprocessingCanvas" xmlns:cx="http://schemas.microsoft.com/office/drawing/2014/chartex" xmlns:cx1="http://schemas.microsoft.com/office/drawing/2015/9/8/chartex" xmlns:cx2="http://schemas.microsoft.com/office/drawing/2015/10/21/chartex" xmlns:cx3="http://schemas.microsoft.com/office/drawing/2016/5/9/chartex" xmlns:cx4="http://schemas.microsoft.com/office/drawing/2016/5/10/chartex" xmlns:cx5="http://schemas.microsoft.com/office/drawing/2016/5/11/chartex" xmlns:cx6="http://schemas.microsoft.com/office/drawing/2016/5/12/chartex" xmlns:cx7="http://schemas.microsoft.com/office/drawing/2016/5/13/chartex" xmlns:cx8="http://schemas.microsoft.com/office/drawing/2016/5/14/chartex" xmlns:mc="http://schemas.openxmlformats.org/markup-compatibility/2006" xmlns:aink="http://schemas.microsoft.com/office/drawing/2016/ink" xmlns:am3d="http://schemas.microsoft.com/office/drawing/2017/model3d" xmlns:o="urn:schemas-microsoft-com:office:office" xmlns:oel="http://schemas.microsoft.com/office/2019/extlst" xmlns:r="http://schemas.openxmlformats.org/officeDocument/2006/relationships" xmlns:m="http://schemas.openxmlformats.org/officeDocument/2006/math" xmlns:v="urn:schemas-microsoft-com:vml" xmlns:wp14="http://schemas.microsoft.com/office/word/2010/wordprocessingDrawing" xmlns:wp="http://schemas.openxmlformats.org/drawingml/2006/wordprocessingDrawing" xmlns:w10="urn:schemas-microsoft-com:office:word" xmlns:w="http://schemas.openxmlformats.org/wordprocessingml/2006/main" xmlns:w14="http://schemas.microsoft.com/office/word/2010/wordml" xmlns:w15="http://schemas.microsoft.com/office/word/2012/wordml" xmlns:w16cex="http://schemas.microsoft.com/office/word/2018/wordml/cex" xmlns:w16cid="http://schemas.microsoft.com/office/word/2016/wordml/cid" xmlns:w16="http://schemas.microsoft.com/office/word/2018/wordml" xmlns:w16du="http://schemas.microsoft.com/office/word/2023/wordml/word16du" xmlns:w16sdtdh="http://schemas.microsoft.com/office/word/2020/wordml/sdtdatahash" xmlns:w16sdtfl="http://schemas.microsoft.com/office/word/2024/wordml/sdtformatlock" xmlns:w16se="http://schemas.microsoft.com/office/word/2015/wordml/symex" xmlns:wpg="http://schemas.microsoft.com/office/word/2010/wordprocessingGroup" xmlns:wpi="http://schemas.microsoft.com/office/word/2010/wordprocessingInk" xmlns:wne="http://schemas.microsoft.com/office/word/2006/wordml" xmlns:wps="http://schemas.microsoft.com/office/word/2010/wordprocessingShape" mc:Ignorable="w14 w15 w16se w16cid w16 w16cex w16sdtdh w16sdtfl w16du wp14">
   <w:endnote w:type="separator" w:id="-1">
     <w:p>
       <w:r>
@@ -13853,7 +12595,7 @@
 </file>
 
 <file path=word/footer1.xml><?xml version="1.0" encoding="utf-8"?>
-<w:ftr xmlns:wpc="http://schemas.microsoft.com/office/word/2010/wordprocessingCanvas" xmlns:cx="http://schemas.microsoft.com/office/drawing/2014/chartex" xmlns:cx1="http://schemas.microsoft.com/office/drawing/2015/9/8/chartex" xmlns:cx2="http://schemas.microsoft.com/office/drawing/2015/10/21/chartex" xmlns:cx3="http://schemas.microsoft.com/office/drawing/2016/5/9/chartex" xmlns:cx4="http://schemas.microsoft.com/office/drawing/2016/5/10/chartex" xmlns:cx5="http://schemas.microsoft.com/office/drawing/2016/5/11/chartex" xmlns:cx6="http://schemas.microsoft.com/office/drawing/2016/5/12/chartex" xmlns:cx7="http://schemas.microsoft.com/office/drawing/2016/5/13/chartex" xmlns:cx8="http://schemas.microsoft.com/office/drawing/2016/5/14/chartex" xmlns:mc="http://schemas.openxmlformats.org/markup-compatibility/2006" xmlns:aink="http://schemas.microsoft.com/office/drawing/2016/ink" xmlns:am3d="http://schemas.microsoft.com/office/drawing/2017/model3d" xmlns:o="urn:schemas-microsoft-com:office:office" xmlns:oel="http://schemas.microsoft.com/office/2019/extlst" xmlns:r="http://schemas.openxmlformats.org/officeDocument/2006/relationships" xmlns:m="http://schemas.openxmlformats.org/officeDocument/2006/math" xmlns:v="urn:schemas-microsoft-com:vml" xmlns:wp14="http://schemas.microsoft.com/office/word/2010/wordprocessingDrawing" xmlns:wp="http://schemas.openxmlformats.org/drawingml/2006/wordprocessingDrawing" xmlns:w10="urn:schemas-microsoft-com:office:word" xmlns:w="http://schemas.openxmlformats.org/wordprocessingml/2006/main" xmlns:w14="http://schemas.microsoft.com/office/word/2010/wordml" xmlns:w15="http://schemas.microsoft.com/office/word/2012/wordml" xmlns:w16cex="http://schemas.microsoft.com/office/word/2018/wordml/cex" xmlns:w16cid="http://schemas.microsoft.com/office/word/2016/wordml/cid" xmlns:w16="http://schemas.microsoft.com/office/word/2018/wordml" xmlns:w16sdtdh="http://schemas.microsoft.com/office/word/2020/wordml/sdtdatahash" xmlns:w16se="http://schemas.microsoft.com/office/word/2015/wordml/symex" xmlns:wpg="http://schemas.microsoft.com/office/word/2010/wordprocessingGroup" xmlns:wpi="http://schemas.microsoft.com/office/word/2010/wordprocessingInk" xmlns:wne="http://schemas.microsoft.com/office/word/2006/wordml" xmlns:wps="http://schemas.microsoft.com/office/word/2010/wordprocessingShape" mc:Ignorable="w14 w15 w16se w16cid w16 w16cex w16sdtdh wp14">
+<w:ftr xmlns:wpc="http://schemas.microsoft.com/office/word/2010/wordprocessingCanvas" xmlns:cx="http://schemas.microsoft.com/office/drawing/2014/chartex" xmlns:cx1="http://schemas.microsoft.com/office/drawing/2015/9/8/chartex" xmlns:cx2="http://schemas.microsoft.com/office/drawing/2015/10/21/chartex" xmlns:cx3="http://schemas.microsoft.com/office/drawing/2016/5/9/chartex" xmlns:cx4="http://schemas.microsoft.com/office/drawing/2016/5/10/chartex" xmlns:cx5="http://schemas.microsoft.com/office/drawing/2016/5/11/chartex" xmlns:cx6="http://schemas.microsoft.com/office/drawing/2016/5/12/chartex" xmlns:cx7="http://schemas.microsoft.com/office/drawing/2016/5/13/chartex" xmlns:cx8="http://schemas.microsoft.com/office/drawing/2016/5/14/chartex" xmlns:mc="http://schemas.openxmlformats.org/markup-compatibility/2006" xmlns:aink="http://schemas.microsoft.com/office/drawing/2016/ink" xmlns:am3d="http://schemas.microsoft.com/office/drawing/2017/model3d" xmlns:o="urn:schemas-microsoft-com:office:office" xmlns:oel="http://schemas.microsoft.com/office/2019/extlst" xmlns:r="http://schemas.openxmlformats.org/officeDocument/2006/relationships" xmlns:m="http://schemas.openxmlformats.org/officeDocument/2006/math" xmlns:v="urn:schemas-microsoft-com:vml" xmlns:wp14="http://schemas.microsoft.com/office/word/2010/wordprocessingDrawing" xmlns:wp="http://schemas.openxmlformats.org/drawingml/2006/wordprocessingDrawing" xmlns:w10="urn:schemas-microsoft-com:office:word" xmlns:w="http://schemas.openxmlformats.org/wordprocessingml/2006/main" xmlns:w14="http://schemas.microsoft.com/office/word/2010/wordml" xmlns:w15="http://schemas.microsoft.com/office/word/2012/wordml" xmlns:w16cex="http://schemas.microsoft.com/office/word/2018/wordml/cex" xmlns:w16cid="http://schemas.microsoft.com/office/word/2016/wordml/cid" xmlns:w16="http://schemas.microsoft.com/office/word/2018/wordml" xmlns:w16du="http://schemas.microsoft.com/office/word/2023/wordml/word16du" xmlns:w16sdtdh="http://schemas.microsoft.com/office/word/2020/wordml/sdtdatahash" xmlns:w16sdtfl="http://schemas.microsoft.com/office/word/2024/wordml/sdtformatlock" xmlns:w16se="http://schemas.microsoft.com/office/word/2015/wordml/symex" xmlns:wpg="http://schemas.microsoft.com/office/word/2010/wordprocessingGroup" xmlns:wpi="http://schemas.microsoft.com/office/word/2010/wordprocessingInk" xmlns:wne="http://schemas.microsoft.com/office/word/2006/wordml" xmlns:wps="http://schemas.microsoft.com/office/word/2010/wordprocessingShape" mc:Ignorable="w14 w15 w16se w16cid w16 w16cex w16sdtdh w16sdtfl w16du wp14">
   <w:p>
     <w:pPr>
       <w:pStyle w:val="af"/>
@@ -13863,7 +12605,7 @@
 </file>
 
 <file path=word/footer2.xml><?xml version="1.0" encoding="utf-8"?>
-<w:ftr xmlns:wpc="http://schemas.microsoft.com/office/word/2010/wordprocessingCanvas" xmlns:cx="http://schemas.microsoft.com/office/drawing/2014/chartex" xmlns:cx1="http://schemas.microsoft.com/office/drawing/2015/9/8/chartex" xmlns:cx2="http://schemas.microsoft.com/office/drawing/2015/10/21/chartex" xmlns:cx3="http://schemas.microsoft.com/office/drawing/2016/5/9/chartex" xmlns:cx4="http://schemas.microsoft.com/office/drawing/2016/5/10/chartex" xmlns:cx5="http://schemas.microsoft.com/office/drawing/2016/5/11/chartex" xmlns:cx6="http://schemas.microsoft.com/office/drawing/2016/5/12/chartex" xmlns:cx7="http://schemas.microsoft.com/office/drawing/2016/5/13/chartex" xmlns:cx8="http://schemas.microsoft.com/office/drawing/2016/5/14/chartex" xmlns:mc="http://schemas.openxmlformats.org/markup-compatibility/2006" xmlns:aink="http://schemas.microsoft.com/office/drawing/2016/ink" xmlns:am3d="http://schemas.microsoft.com/office/drawing/2017/model3d" xmlns:o="urn:schemas-microsoft-com:office:office" xmlns:oel="http://schemas.microsoft.com/office/2019/extlst" xmlns:r="http://schemas.openxmlformats.org/officeDocument/2006/relationships" xmlns:m="http://schemas.openxmlformats.org/officeDocument/2006/math" xmlns:v="urn:schemas-microsoft-com:vml" xmlns:wp14="http://schemas.microsoft.com/office/word/2010/wordprocessingDrawing" xmlns:wp="http://schemas.openxmlformats.org/drawingml/2006/wordprocessingDrawing" xmlns:w10="urn:schemas-microsoft-com:office:word" xmlns:w="http://schemas.openxmlformats.org/wordprocessingml/2006/main" xmlns:w14="http://schemas.microsoft.com/office/word/2010/wordml" xmlns:w15="http://schemas.microsoft.com/office/word/2012/wordml" xmlns:w16cex="http://schemas.microsoft.com/office/word/2018/wordml/cex" xmlns:w16cid="http://schemas.microsoft.com/office/word/2016/wordml/cid" xmlns:w16="http://schemas.microsoft.com/office/word/2018/wordml" xmlns:w16sdtdh="http://schemas.microsoft.com/office/word/2020/wordml/sdtdatahash" xmlns:w16se="http://schemas.microsoft.com/office/word/2015/wordml/symex" xmlns:wpg="http://schemas.microsoft.com/office/word/2010/wordprocessingGroup" xmlns:wpi="http://schemas.microsoft.com/office/word/2010/wordprocessingInk" xmlns:wne="http://schemas.microsoft.com/office/word/2006/wordml" xmlns:wps="http://schemas.microsoft.com/office/word/2010/wordprocessingShape" mc:Ignorable="w14 w15 w16se w16cid w16 w16cex w16sdtdh wp14">
+<w:ftr xmlns:wpc="http://schemas.microsoft.com/office/word/2010/wordprocessingCanvas" xmlns:cx="http://schemas.microsoft.com/office/drawing/2014/chartex" xmlns:cx1="http://schemas.microsoft.com/office/drawing/2015/9/8/chartex" xmlns:cx2="http://schemas.microsoft.com/office/drawing/2015/10/21/chartex" xmlns:cx3="http://schemas.microsoft.com/office/drawing/2016/5/9/chartex" xmlns:cx4="http://schemas.microsoft.com/office/drawing/2016/5/10/chartex" xmlns:cx5="http://schemas.microsoft.com/office/drawing/2016/5/11/chartex" xmlns:cx6="http://schemas.microsoft.com/office/drawing/2016/5/12/chartex" xmlns:cx7="http://schemas.microsoft.com/office/drawing/2016/5/13/chartex" xmlns:cx8="http://schemas.microsoft.com/office/drawing/2016/5/14/chartex" xmlns:mc="http://schemas.openxmlformats.org/markup-compatibility/2006" xmlns:aink="http://schemas.microsoft.com/office/drawing/2016/ink" xmlns:am3d="http://schemas.microsoft.com/office/drawing/2017/model3d" xmlns:o="urn:schemas-microsoft-com:office:office" xmlns:oel="http://schemas.microsoft.com/office/2019/extlst" xmlns:r="http://schemas.openxmlformats.org/officeDocument/2006/relationships" xmlns:m="http://schemas.openxmlformats.org/officeDocument/2006/math" xmlns:v="urn:schemas-microsoft-com:vml" xmlns:wp14="http://schemas.microsoft.com/office/word/2010/wordprocessingDrawing" xmlns:wp="http://schemas.openxmlformats.org/drawingml/2006/wordprocessingDrawing" xmlns:w10="urn:schemas-microsoft-com:office:word" xmlns:w="http://schemas.openxmlformats.org/wordprocessingml/2006/main" xmlns:w14="http://schemas.microsoft.com/office/word/2010/wordml" xmlns:w15="http://schemas.microsoft.com/office/word/2012/wordml" xmlns:w16cex="http://schemas.microsoft.com/office/word/2018/wordml/cex" xmlns:w16cid="http://schemas.microsoft.com/office/word/2016/wordml/cid" xmlns:w16="http://schemas.microsoft.com/office/word/2018/wordml" xmlns:w16du="http://schemas.microsoft.com/office/word/2023/wordml/word16du" xmlns:w16sdtdh="http://schemas.microsoft.com/office/word/2020/wordml/sdtdatahash" xmlns:w16sdtfl="http://schemas.microsoft.com/office/word/2024/wordml/sdtformatlock" xmlns:w16se="http://schemas.microsoft.com/office/word/2015/wordml/symex" xmlns:wpg="http://schemas.microsoft.com/office/word/2010/wordprocessingGroup" xmlns:wpi="http://schemas.microsoft.com/office/word/2010/wordprocessingInk" xmlns:wne="http://schemas.microsoft.com/office/word/2006/wordml" xmlns:wps="http://schemas.microsoft.com/office/word/2010/wordprocessingShape" mc:Ignorable="w14 w15 w16se w16cid w16 w16cex w16sdtdh w16sdtfl w16du wp14">
   <w:sdt>
     <w:sdtPr>
       <w:rPr>
@@ -13933,7 +12675,7 @@
 </file>
 
 <file path=word/footer3.xml><?xml version="1.0" encoding="utf-8"?>
-<w:ftr xmlns:wpc="http://schemas.microsoft.com/office/word/2010/wordprocessingCanvas" xmlns:cx="http://schemas.microsoft.com/office/drawing/2014/chartex" xmlns:cx1="http://schemas.microsoft.com/office/drawing/2015/9/8/chartex" xmlns:cx2="http://schemas.microsoft.com/office/drawing/2015/10/21/chartex" xmlns:cx3="http://schemas.microsoft.com/office/drawing/2016/5/9/chartex" xmlns:cx4="http://schemas.microsoft.com/office/drawing/2016/5/10/chartex" xmlns:cx5="http://schemas.microsoft.com/office/drawing/2016/5/11/chartex" xmlns:cx6="http://schemas.microsoft.com/office/drawing/2016/5/12/chartex" xmlns:cx7="http://schemas.microsoft.com/office/drawing/2016/5/13/chartex" xmlns:cx8="http://schemas.microsoft.com/office/drawing/2016/5/14/chartex" xmlns:mc="http://schemas.openxmlformats.org/markup-compatibility/2006" xmlns:aink="http://schemas.microsoft.com/office/drawing/2016/ink" xmlns:am3d="http://schemas.microsoft.com/office/drawing/2017/model3d" xmlns:o="urn:schemas-microsoft-com:office:office" xmlns:oel="http://schemas.microsoft.com/office/2019/extlst" xmlns:r="http://schemas.openxmlformats.org/officeDocument/2006/relationships" xmlns:m="http://schemas.openxmlformats.org/officeDocument/2006/math" xmlns:v="urn:schemas-microsoft-com:vml" xmlns:wp14="http://schemas.microsoft.com/office/word/2010/wordprocessingDrawing" xmlns:wp="http://schemas.openxmlformats.org/drawingml/2006/wordprocessingDrawing" xmlns:w10="urn:schemas-microsoft-com:office:word" xmlns:w="http://schemas.openxmlformats.org/wordprocessingml/2006/main" xmlns:w14="http://schemas.microsoft.com/office/word/2010/wordml" xmlns:w15="http://schemas.microsoft.com/office/word/2012/wordml" xmlns:w16cex="http://schemas.microsoft.com/office/word/2018/wordml/cex" xmlns:w16cid="http://schemas.microsoft.com/office/word/2016/wordml/cid" xmlns:w16="http://schemas.microsoft.com/office/word/2018/wordml" xmlns:w16sdtdh="http://schemas.microsoft.com/office/word/2020/wordml/sdtdatahash" xmlns:w16se="http://schemas.microsoft.com/office/word/2015/wordml/symex" xmlns:wpg="http://schemas.microsoft.com/office/word/2010/wordprocessingGroup" xmlns:wpi="http://schemas.microsoft.com/office/word/2010/wordprocessingInk" xmlns:wne="http://schemas.microsoft.com/office/word/2006/wordml" xmlns:wps="http://schemas.microsoft.com/office/word/2010/wordprocessingShape" mc:Ignorable="w14 w15 w16se w16cid w16 w16cex w16sdtdh wp14">
+<w:ftr xmlns:wpc="http://schemas.microsoft.com/office/word/2010/wordprocessingCanvas" xmlns:cx="http://schemas.microsoft.com/office/drawing/2014/chartex" xmlns:cx1="http://schemas.microsoft.com/office/drawing/2015/9/8/chartex" xmlns:cx2="http://schemas.microsoft.com/office/drawing/2015/10/21/chartex" xmlns:cx3="http://schemas.microsoft.com/office/drawing/2016/5/9/chartex" xmlns:cx4="http://schemas.microsoft.com/office/drawing/2016/5/10/chartex" xmlns:cx5="http://schemas.microsoft.com/office/drawing/2016/5/11/chartex" xmlns:cx6="http://schemas.microsoft.com/office/drawing/2016/5/12/chartex" xmlns:cx7="http://schemas.microsoft.com/office/drawing/2016/5/13/chartex" xmlns:cx8="http://schemas.microsoft.com/office/drawing/2016/5/14/chartex" xmlns:mc="http://schemas.openxmlformats.org/markup-compatibility/2006" xmlns:aink="http://schemas.microsoft.com/office/drawing/2016/ink" xmlns:am3d="http://schemas.microsoft.com/office/drawing/2017/model3d" xmlns:o="urn:schemas-microsoft-com:office:office" xmlns:oel="http://schemas.microsoft.com/office/2019/extlst" xmlns:r="http://schemas.openxmlformats.org/officeDocument/2006/relationships" xmlns:m="http://schemas.openxmlformats.org/officeDocument/2006/math" xmlns:v="urn:schemas-microsoft-com:vml" xmlns:wp14="http://schemas.microsoft.com/office/word/2010/wordprocessingDrawing" xmlns:wp="http://schemas.openxmlformats.org/drawingml/2006/wordprocessingDrawing" xmlns:w10="urn:schemas-microsoft-com:office:word" xmlns:w="http://schemas.openxmlformats.org/wordprocessingml/2006/main" xmlns:w14="http://schemas.microsoft.com/office/word/2010/wordml" xmlns:w15="http://schemas.microsoft.com/office/word/2012/wordml" xmlns:w16cex="http://schemas.microsoft.com/office/word/2018/wordml/cex" xmlns:w16cid="http://schemas.microsoft.com/office/word/2016/wordml/cid" xmlns:w16="http://schemas.microsoft.com/office/word/2018/wordml" xmlns:w16du="http://schemas.microsoft.com/office/word/2023/wordml/word16du" xmlns:w16sdtdh="http://schemas.microsoft.com/office/word/2020/wordml/sdtdatahash" xmlns:w16sdtfl="http://schemas.microsoft.com/office/word/2024/wordml/sdtformatlock" xmlns:w16se="http://schemas.microsoft.com/office/word/2015/wordml/symex" xmlns:wpg="http://schemas.microsoft.com/office/word/2010/wordprocessingGroup" xmlns:wpi="http://schemas.microsoft.com/office/word/2010/wordprocessingInk" xmlns:wne="http://schemas.microsoft.com/office/word/2006/wordml" xmlns:wps="http://schemas.microsoft.com/office/word/2010/wordprocessingShape" mc:Ignorable="w14 w15 w16se w16cid w16 w16cex w16sdtdh w16sdtfl w16du wp14">
   <w:p>
     <w:pPr>
       <w:pStyle w:val="af"/>
@@ -13947,7 +12689,7 @@
 </file>
 
 <file path=word/footnotes.xml><?xml version="1.0" encoding="utf-8"?>
-<w:footnotes xmlns:wpc="http://schemas.microsoft.com/office/word/2010/wordprocessingCanvas" xmlns:cx="http://schemas.microsoft.com/office/drawing/2014/chartex" xmlns:cx1="http://schemas.microsoft.com/office/drawing/2015/9/8/chartex" xmlns:cx2="http://schemas.microsoft.com/office/drawing/2015/10/21/chartex" xmlns:cx3="http://schemas.microsoft.com/office/drawing/2016/5/9/chartex" xmlns:cx4="http://schemas.microsoft.com/office/drawing/2016/5/10/chartex" xmlns:cx5="http://schemas.microsoft.com/office/drawing/2016/5/11/chartex" xmlns:cx6="http://schemas.microsoft.com/office/drawing/2016/5/12/chartex" xmlns:cx7="http://schemas.microsoft.com/office/drawing/2016/5/13/chartex" xmlns:cx8="http://schemas.microsoft.com/office/drawing/2016/5/14/chartex" xmlns:mc="http://schemas.openxmlformats.org/markup-compatibility/2006" xmlns:aink="http://schemas.microsoft.com/office/drawing/2016/ink" xmlns:am3d="http://schemas.microsoft.com/office/drawing/2017/model3d" xmlns:o="urn:schemas-microsoft-com:office:office" xmlns:oel="http://schemas.microsoft.com/office/2019/extlst" xmlns:r="http://schemas.openxmlformats.org/officeDocument/2006/relationships" xmlns:m="http://schemas.openxmlformats.org/officeDocument/2006/math" xmlns:v="urn:schemas-microsoft-com:vml" xmlns:wp14="http://schemas.microsoft.com/office/word/2010/wordprocessingDrawing" xmlns:wp="http://schemas.openxmlformats.org/drawingml/2006/wordprocessingDrawing" xmlns:w10="urn:schemas-microsoft-com:office:word" xmlns:w="http://schemas.openxmlformats.org/wordprocessingml/2006/main" xmlns:w14="http://schemas.microsoft.com/office/word/2010/wordml" xmlns:w15="http://schemas.microsoft.com/office/word/2012/wordml" xmlns:w16cex="http://schemas.microsoft.com/office/word/2018/wordml/cex" xmlns:w16cid="http://schemas.microsoft.com/office/word/2016/wordml/cid" xmlns:w16="http://schemas.microsoft.com/office/word/2018/wordml" xmlns:w16sdtdh="http://schemas.microsoft.com/office/word/2020/wordml/sdtdatahash" xmlns:w16se="http://schemas.microsoft.com/office/word/2015/wordml/symex" xmlns:wpg="http://schemas.microsoft.com/office/word/2010/wordprocessingGroup" xmlns:wpi="http://schemas.microsoft.com/office/word/2010/wordprocessingInk" xmlns:wne="http://schemas.microsoft.com/office/word/2006/wordml" xmlns:wps="http://schemas.microsoft.com/office/word/2010/wordprocessingShape" mc:Ignorable="w14 w15 w16se w16cid w16 w16cex w16sdtdh wp14">
+<w:footnotes xmlns:wpc="http://schemas.microsoft.com/office/word/2010/wordprocessingCanvas" xmlns:cx="http://schemas.microsoft.com/office/drawing/2014/chartex" xmlns:cx1="http://schemas.microsoft.com/office/drawing/2015/9/8/chartex" xmlns:cx2="http://schemas.microsoft.com/office/drawing/2015/10/21/chartex" xmlns:cx3="http://schemas.microsoft.com/office/drawing/2016/5/9/chartex" xmlns:cx4="http://schemas.microsoft.com/office/drawing/2016/5/10/chartex" xmlns:cx5="http://schemas.microsoft.com/office/drawing/2016/5/11/chartex" xmlns:cx6="http://schemas.microsoft.com/office/drawing/2016/5/12/chartex" xmlns:cx7="http://schemas.microsoft.com/office/drawing/2016/5/13/chartex" xmlns:cx8="http://schemas.microsoft.com/office/drawing/2016/5/14/chartex" xmlns:mc="http://schemas.openxmlformats.org/markup-compatibility/2006" xmlns:aink="http://schemas.microsoft.com/office/drawing/2016/ink" xmlns:am3d="http://schemas.microsoft.com/office/drawing/2017/model3d" xmlns:o="urn:schemas-microsoft-com:office:office" xmlns:oel="http://schemas.microsoft.com/office/2019/extlst" xmlns:r="http://schemas.openxmlformats.org/officeDocument/2006/relationships" xmlns:m="http://schemas.openxmlformats.org/officeDocument/2006/math" xmlns:v="urn:schemas-microsoft-com:vml" xmlns:wp14="http://schemas.microsoft.com/office/word/2010/wordprocessingDrawing" xmlns:wp="http://schemas.openxmlformats.org/drawingml/2006/wordprocessingDrawing" xmlns:w10="urn:schemas-microsoft-com:office:word" xmlns:w="http://schemas.openxmlformats.org/wordprocessingml/2006/main" xmlns:w14="http://schemas.microsoft.com/office/word/2010/wordml" xmlns:w15="http://schemas.microsoft.com/office/word/2012/wordml" xmlns:w16cex="http://schemas.microsoft.com/office/word/2018/wordml/cex" xmlns:w16cid="http://schemas.microsoft.com/office/word/2016/wordml/cid" xmlns:w16="http://schemas.microsoft.com/office/word/2018/wordml" xmlns:w16du="http://schemas.microsoft.com/office/word/2023/wordml/word16du" xmlns:w16sdtdh="http://schemas.microsoft.com/office/word/2020/wordml/sdtdatahash" xmlns:w16sdtfl="http://schemas.microsoft.com/office/word/2024/wordml/sdtformatlock" xmlns:w16se="http://schemas.microsoft.com/office/word/2015/wordml/symex" xmlns:wpg="http://schemas.microsoft.com/office/word/2010/wordprocessingGroup" xmlns:wpi="http://schemas.microsoft.com/office/word/2010/wordprocessingInk" xmlns:wne="http://schemas.microsoft.com/office/word/2006/wordml" xmlns:wps="http://schemas.microsoft.com/office/word/2010/wordprocessingShape" mc:Ignorable="w14 w15 w16se w16cid w16 w16cex w16sdtdh w16sdtfl w16du wp14">
   <w:footnote w:type="separator" w:id="-1">
     <w:p>
       <w:r>
@@ -13966,7 +12708,7 @@
 </file>
 
 <file path=word/header1.xml><?xml version="1.0" encoding="utf-8"?>
-<w:hdr xmlns:wpc="http://schemas.microsoft.com/office/word/2010/wordprocessingCanvas" xmlns:cx="http://schemas.microsoft.com/office/drawing/2014/chartex" xmlns:cx1="http://schemas.microsoft.com/office/drawing/2015/9/8/chartex" xmlns:cx2="http://schemas.microsoft.com/office/drawing/2015/10/21/chartex" xmlns:cx3="http://schemas.microsoft.com/office/drawing/2016/5/9/chartex" xmlns:cx4="http://schemas.microsoft.com/office/drawing/2016/5/10/chartex" xmlns:cx5="http://schemas.microsoft.com/office/drawing/2016/5/11/chartex" xmlns:cx6="http://schemas.microsoft.com/office/drawing/2016/5/12/chartex" xmlns:cx7="http://schemas.microsoft.com/office/drawing/2016/5/13/chartex" xmlns:cx8="http://schemas.microsoft.com/office/drawing/2016/5/14/chartex" xmlns:mc="http://schemas.openxmlformats.org/markup-compatibility/2006" xmlns:aink="http://schemas.microsoft.com/office/drawing/2016/ink" xmlns:am3d="http://schemas.microsoft.com/office/drawing/2017/model3d" xmlns:o="urn:schemas-microsoft-com:office:office" xmlns:oel="http://schemas.microsoft.com/office/2019/extlst" xmlns:r="http://schemas.openxmlformats.org/officeDocument/2006/relationships" xmlns:m="http://schemas.openxmlformats.org/officeDocument/2006/math" xmlns:v="urn:schemas-microsoft-com:vml" xmlns:wp14="http://schemas.microsoft.com/office/word/2010/wordprocessingDrawing" xmlns:wp="http://schemas.openxmlformats.org/drawingml/2006/wordprocessingDrawing" xmlns:w10="urn:schemas-microsoft-com:office:word" xmlns:w="http://schemas.openxmlformats.org/wordprocessingml/2006/main" xmlns:w14="http://schemas.microsoft.com/office/word/2010/wordml" xmlns:w15="http://schemas.microsoft.com/office/word/2012/wordml" xmlns:w16cex="http://schemas.microsoft.com/office/word/2018/wordml/cex" xmlns:w16cid="http://schemas.microsoft.com/office/word/2016/wordml/cid" xmlns:w16="http://schemas.microsoft.com/office/word/2018/wordml" xmlns:w16sdtdh="http://schemas.microsoft.com/office/word/2020/wordml/sdtdatahash" xmlns:w16se="http://schemas.microsoft.com/office/word/2015/wordml/symex" xmlns:wpg="http://schemas.microsoft.com/office/word/2010/wordprocessingGroup" xmlns:wpi="http://schemas.microsoft.com/office/word/2010/wordprocessingInk" xmlns:wne="http://schemas.microsoft.com/office/word/2006/wordml" xmlns:wps="http://schemas.microsoft.com/office/word/2010/wordprocessingShape" mc:Ignorable="w14 w15 w16se w16cid w16 w16cex w16sdtdh wp14">
+<w:hdr xmlns:wpc="http://schemas.microsoft.com/office/word/2010/wordprocessingCanvas" xmlns:cx="http://schemas.microsoft.com/office/drawing/2014/chartex" xmlns:cx1="http://schemas.microsoft.com/office/drawing/2015/9/8/chartex" xmlns:cx2="http://schemas.microsoft.com/office/drawing/2015/10/21/chartex" xmlns:cx3="http://schemas.microsoft.com/office/drawing/2016/5/9/chartex" xmlns:cx4="http://schemas.microsoft.com/office/drawing/2016/5/10/chartex" xmlns:cx5="http://schemas.microsoft.com/office/drawing/2016/5/11/chartex" xmlns:cx6="http://schemas.microsoft.com/office/drawing/2016/5/12/chartex" xmlns:cx7="http://schemas.microsoft.com/office/drawing/2016/5/13/chartex" xmlns:cx8="http://schemas.microsoft.com/office/drawing/2016/5/14/chartex" xmlns:mc="http://schemas.openxmlformats.org/markup-compatibility/2006" xmlns:aink="http://schemas.microsoft.com/office/drawing/2016/ink" xmlns:am3d="http://schemas.microsoft.com/office/drawing/2017/model3d" xmlns:o="urn:schemas-microsoft-com:office:office" xmlns:oel="http://schemas.microsoft.com/office/2019/extlst" xmlns:r="http://schemas.openxmlformats.org/officeDocument/2006/relationships" xmlns:m="http://schemas.openxmlformats.org/officeDocument/2006/math" xmlns:v="urn:schemas-microsoft-com:vml" xmlns:wp14="http://schemas.microsoft.com/office/word/2010/wordprocessingDrawing" xmlns:wp="http://schemas.openxmlformats.org/drawingml/2006/wordprocessingDrawing" xmlns:w10="urn:schemas-microsoft-com:office:word" xmlns:w="http://schemas.openxmlformats.org/wordprocessingml/2006/main" xmlns:w14="http://schemas.microsoft.com/office/word/2010/wordml" xmlns:w15="http://schemas.microsoft.com/office/word/2012/wordml" xmlns:w16cex="http://schemas.microsoft.com/office/word/2018/wordml/cex" xmlns:w16cid="http://schemas.microsoft.com/office/word/2016/wordml/cid" xmlns:w16="http://schemas.microsoft.com/office/word/2018/wordml" xmlns:w16du="http://schemas.microsoft.com/office/word/2023/wordml/word16du" xmlns:w16sdtdh="http://schemas.microsoft.com/office/word/2020/wordml/sdtdatahash" xmlns:w16sdtfl="http://schemas.microsoft.com/office/word/2024/wordml/sdtformatlock" xmlns:w16se="http://schemas.microsoft.com/office/word/2015/wordml/symex" xmlns:wpg="http://schemas.microsoft.com/office/word/2010/wordprocessingGroup" xmlns:wpi="http://schemas.microsoft.com/office/word/2010/wordprocessingInk" xmlns:wne="http://schemas.microsoft.com/office/word/2006/wordml" xmlns:wps="http://schemas.microsoft.com/office/word/2010/wordprocessingShape" mc:Ignorable="w14 w15 w16se w16cid w16 w16cex w16sdtdh w16sdtfl w16du wp14">
   <w:p>
     <w:pPr>
       <w:pStyle w:val="ad"/>
@@ -13976,7 +12718,7 @@
 </file>
 
 <file path=word/header2.xml><?xml version="1.0" encoding="utf-8"?>
-<w:hdr xmlns:wpc="http://schemas.microsoft.com/office/word/2010/wordprocessingCanvas" xmlns:cx="http://schemas.microsoft.com/office/drawing/2014/chartex" xmlns:cx1="http://schemas.microsoft.com/office/drawing/2015/9/8/chartex" xmlns:cx2="http://schemas.microsoft.com/office/drawing/2015/10/21/chartex" xmlns:cx3="http://schemas.microsoft.com/office/drawing/2016/5/9/chartex" xmlns:cx4="http://schemas.microsoft.com/office/drawing/2016/5/10/chartex" xmlns:cx5="http://schemas.microsoft.com/office/drawing/2016/5/11/chartex" xmlns:cx6="http://schemas.microsoft.com/office/drawing/2016/5/12/chartex" xmlns:cx7="http://schemas.microsoft.com/office/drawing/2016/5/13/chartex" xmlns:cx8="http://schemas.microsoft.com/office/drawing/2016/5/14/chartex" xmlns:mc="http://schemas.openxmlformats.org/markup-compatibility/2006" xmlns:aink="http://schemas.microsoft.com/office/drawing/2016/ink" xmlns:am3d="http://schemas.microsoft.com/office/drawing/2017/model3d" xmlns:o="urn:schemas-microsoft-com:office:office" xmlns:oel="http://schemas.microsoft.com/office/2019/extlst" xmlns:r="http://schemas.openxmlformats.org/officeDocument/2006/relationships" xmlns:m="http://schemas.openxmlformats.org/officeDocument/2006/math" xmlns:v="urn:schemas-microsoft-com:vml" xmlns:wp14="http://schemas.microsoft.com/office/word/2010/wordprocessingDrawing" xmlns:wp="http://schemas.openxmlformats.org/drawingml/2006/wordprocessingDrawing" xmlns:w10="urn:schemas-microsoft-com:office:word" xmlns:w="http://schemas.openxmlformats.org/wordprocessingml/2006/main" xmlns:w14="http://schemas.microsoft.com/office/word/2010/wordml" xmlns:w15="http://schemas.microsoft.com/office/word/2012/wordml" xmlns:w16cex="http://schemas.microsoft.com/office/word/2018/wordml/cex" xmlns:w16cid="http://schemas.microsoft.com/office/word/2016/wordml/cid" xmlns:w16="http://schemas.microsoft.com/office/word/2018/wordml" xmlns:w16sdtdh="http://schemas.microsoft.com/office/word/2020/wordml/sdtdatahash" xmlns:w16se="http://schemas.microsoft.com/office/word/2015/wordml/symex" xmlns:wpg="http://schemas.microsoft.com/office/word/2010/wordprocessingGroup" xmlns:wpi="http://schemas.microsoft.com/office/word/2010/wordprocessingInk" xmlns:wne="http://schemas.microsoft.com/office/word/2006/wordml" xmlns:wps="http://schemas.microsoft.com/office/word/2010/wordprocessingShape" mc:Ignorable="w14 w15 w16se w16cid w16 w16cex w16sdtdh wp14">
+<w:hdr xmlns:wpc="http://schemas.microsoft.com/office/word/2010/wordprocessingCanvas" xmlns:cx="http://schemas.microsoft.com/office/drawing/2014/chartex" xmlns:cx1="http://schemas.microsoft.com/office/drawing/2015/9/8/chartex" xmlns:cx2="http://schemas.microsoft.com/office/drawing/2015/10/21/chartex" xmlns:cx3="http://schemas.microsoft.com/office/drawing/2016/5/9/chartex" xmlns:cx4="http://schemas.microsoft.com/office/drawing/2016/5/10/chartex" xmlns:cx5="http://schemas.microsoft.com/office/drawing/2016/5/11/chartex" xmlns:cx6="http://schemas.microsoft.com/office/drawing/2016/5/12/chartex" xmlns:cx7="http://schemas.microsoft.com/office/drawing/2016/5/13/chartex" xmlns:cx8="http://schemas.microsoft.com/office/drawing/2016/5/14/chartex" xmlns:mc="http://schemas.openxmlformats.org/markup-compatibility/2006" xmlns:aink="http://schemas.microsoft.com/office/drawing/2016/ink" xmlns:am3d="http://schemas.microsoft.com/office/drawing/2017/model3d" xmlns:o="urn:schemas-microsoft-com:office:office" xmlns:oel="http://schemas.microsoft.com/office/2019/extlst" xmlns:r="http://schemas.openxmlformats.org/officeDocument/2006/relationships" xmlns:m="http://schemas.openxmlformats.org/officeDocument/2006/math" xmlns:v="urn:schemas-microsoft-com:vml" xmlns:wp14="http://schemas.microsoft.com/office/word/2010/wordprocessingDrawing" xmlns:wp="http://schemas.openxmlformats.org/drawingml/2006/wordprocessingDrawing" xmlns:w10="urn:schemas-microsoft-com:office:word" xmlns:w="http://schemas.openxmlformats.org/wordprocessingml/2006/main" xmlns:w14="http://schemas.microsoft.com/office/word/2010/wordml" xmlns:w15="http://schemas.microsoft.com/office/word/2012/wordml" xmlns:w16cex="http://schemas.microsoft.com/office/word/2018/wordml/cex" xmlns:w16cid="http://schemas.microsoft.com/office/word/2016/wordml/cid" xmlns:w16="http://schemas.microsoft.com/office/word/2018/wordml" xmlns:w16du="http://schemas.microsoft.com/office/word/2023/wordml/word16du" xmlns:w16sdtdh="http://schemas.microsoft.com/office/word/2020/wordml/sdtdatahash" xmlns:w16sdtfl="http://schemas.microsoft.com/office/word/2024/wordml/sdtformatlock" xmlns:w16se="http://schemas.microsoft.com/office/word/2015/wordml/symex" xmlns:wpg="http://schemas.microsoft.com/office/word/2010/wordprocessingGroup" xmlns:wpi="http://schemas.microsoft.com/office/word/2010/wordprocessingInk" xmlns:wne="http://schemas.microsoft.com/office/word/2006/wordml" xmlns:wps="http://schemas.microsoft.com/office/word/2010/wordprocessingShape" mc:Ignorable="w14 w15 w16se w16cid w16 w16cex w16sdtdh w16sdtfl w16du wp14">
   <w:p>
     <w:pPr>
       <w:pStyle w:val="ad"/>
@@ -13986,7 +12728,7 @@
 </file>
 
 <file path=word/header3.xml><?xml version="1.0" encoding="utf-8"?>
-<w:hdr xmlns:wpc="http://schemas.microsoft.com/office/word/2010/wordprocessingCanvas" xmlns:cx="http://schemas.microsoft.com/office/drawing/2014/chartex" xmlns:cx1="http://schemas.microsoft.com/office/drawing/2015/9/8/chartex" xmlns:cx2="http://schemas.microsoft.com/office/drawing/2015/10/21/chartex" xmlns:cx3="http://schemas.microsoft.com/office/drawing/2016/5/9/chartex" xmlns:cx4="http://schemas.microsoft.com/office/drawing/2016/5/10/chartex" xmlns:cx5="http://schemas.microsoft.com/office/drawing/2016/5/11/chartex" xmlns:cx6="http://schemas.microsoft.com/office/drawing/2016/5/12/chartex" xmlns:cx7="http://schemas.microsoft.com/office/drawing/2016/5/13/chartex" xmlns:cx8="http://schemas.microsoft.com/office/drawing/2016/5/14/chartex" xmlns:mc="http://schemas.openxmlformats.org/markup-compatibility/2006" xmlns:aink="http://schemas.microsoft.com/office/drawing/2016/ink" xmlns:am3d="http://schemas.microsoft.com/office/drawing/2017/model3d" xmlns:o="urn:schemas-microsoft-com:office:office" xmlns:oel="http://schemas.microsoft.com/office/2019/extlst" xmlns:r="http://schemas.openxmlformats.org/officeDocument/2006/relationships" xmlns:m="http://schemas.openxmlformats.org/officeDocument/2006/math" xmlns:v="urn:schemas-microsoft-com:vml" xmlns:wp14="http://schemas.microsoft.com/office/word/2010/wordprocessingDrawing" xmlns:wp="http://schemas.openxmlformats.org/drawingml/2006/wordprocessingDrawing" xmlns:w10="urn:schemas-microsoft-com:office:word" xmlns:w="http://schemas.openxmlformats.org/wordprocessingml/2006/main" xmlns:w14="http://schemas.microsoft.com/office/word/2010/wordml" xmlns:w15="http://schemas.microsoft.com/office/word/2012/wordml" xmlns:w16cex="http://schemas.microsoft.com/office/word/2018/wordml/cex" xmlns:w16cid="http://schemas.microsoft.com/office/word/2016/wordml/cid" xmlns:w16="http://schemas.microsoft.com/office/word/2018/wordml" xmlns:w16sdtdh="http://schemas.microsoft.com/office/word/2020/wordml/sdtdatahash" xmlns:w16se="http://schemas.microsoft.com/office/word/2015/wordml/symex" xmlns:wpg="http://schemas.microsoft.com/office/word/2010/wordprocessingGroup" xmlns:wpi="http://schemas.microsoft.com/office/word/2010/wordprocessingInk" xmlns:wne="http://schemas.microsoft.com/office/word/2006/wordml" xmlns:wps="http://schemas.microsoft.com/office/word/2010/wordprocessingShape" mc:Ignorable="w14 w15 w16se w16cid w16 w16cex w16sdtdh wp14">
+<w:hdr xmlns:wpc="http://schemas.microsoft.com/office/word/2010/wordprocessingCanvas" xmlns:cx="http://schemas.microsoft.com/office/drawing/2014/chartex" xmlns:cx1="http://schemas.microsoft.com/office/drawing/2015/9/8/chartex" xmlns:cx2="http://schemas.microsoft.com/office/drawing/2015/10/21/chartex" xmlns:cx3="http://schemas.microsoft.com/office/drawing/2016/5/9/chartex" xmlns:cx4="http://schemas.microsoft.com/office/drawing/2016/5/10/chartex" xmlns:cx5="http://schemas.microsoft.com/office/drawing/2016/5/11/chartex" xmlns:cx6="http://schemas.microsoft.com/office/drawing/2016/5/12/chartex" xmlns:cx7="http://schemas.microsoft.com/office/drawing/2016/5/13/chartex" xmlns:cx8="http://schemas.microsoft.com/office/drawing/2016/5/14/chartex" xmlns:mc="http://schemas.openxmlformats.org/markup-compatibility/2006" xmlns:aink="http://schemas.microsoft.com/office/drawing/2016/ink" xmlns:am3d="http://schemas.microsoft.com/office/drawing/2017/model3d" xmlns:o="urn:schemas-microsoft-com:office:office" xmlns:oel="http://schemas.microsoft.com/office/2019/extlst" xmlns:r="http://schemas.openxmlformats.org/officeDocument/2006/relationships" xmlns:m="http://schemas.openxmlformats.org/officeDocument/2006/math" xmlns:v="urn:schemas-microsoft-com:vml" xmlns:wp14="http://schemas.microsoft.com/office/word/2010/wordprocessingDrawing" xmlns:wp="http://schemas.openxmlformats.org/drawingml/2006/wordprocessingDrawing" xmlns:w10="urn:schemas-microsoft-com:office:word" xmlns:w="http://schemas.openxmlformats.org/wordprocessingml/2006/main" xmlns:w14="http://schemas.microsoft.com/office/word/2010/wordml" xmlns:w15="http://schemas.microsoft.com/office/word/2012/wordml" xmlns:w16cex="http://schemas.microsoft.com/office/word/2018/wordml/cex" xmlns:w16cid="http://schemas.microsoft.com/office/word/2016/wordml/cid" xmlns:w16="http://schemas.microsoft.com/office/word/2018/wordml" xmlns:w16du="http://schemas.microsoft.com/office/word/2023/wordml/word16du" xmlns:w16sdtdh="http://schemas.microsoft.com/office/word/2020/wordml/sdtdatahash" xmlns:w16sdtfl="http://schemas.microsoft.com/office/word/2024/wordml/sdtformatlock" xmlns:w16se="http://schemas.microsoft.com/office/word/2015/wordml/symex" xmlns:wpg="http://schemas.microsoft.com/office/word/2010/wordprocessingGroup" xmlns:wpi="http://schemas.microsoft.com/office/word/2010/wordprocessingInk" xmlns:wne="http://schemas.microsoft.com/office/word/2006/wordml" xmlns:wps="http://schemas.microsoft.com/office/word/2010/wordprocessingShape" mc:Ignorable="w14 w15 w16se w16cid w16 w16cex w16sdtdh w16sdtfl w16du wp14">
   <w:p>
     <w:pPr>
       <w:pStyle w:val="ad"/>
@@ -13996,7 +12738,10 @@
 </file>
 
 <file path=word/people.xml><?xml version="1.0" encoding="utf-8"?>
-<w15:people xmlns:wpc="http://schemas.microsoft.com/office/word/2010/wordprocessingCanvas" xmlns:cx="http://schemas.microsoft.com/office/drawing/2014/chartex" xmlns:cx1="http://schemas.microsoft.com/office/drawing/2015/9/8/chartex" xmlns:cx2="http://schemas.microsoft.com/office/drawing/2015/10/21/chartex" xmlns:cx3="http://schemas.microsoft.com/office/drawing/2016/5/9/chartex" xmlns:cx4="http://schemas.microsoft.com/office/drawing/2016/5/10/chartex" xmlns:cx5="http://schemas.microsoft.com/office/drawing/2016/5/11/chartex" xmlns:cx6="http://schemas.microsoft.com/office/drawing/2016/5/12/chartex" xmlns:cx7="http://schemas.microsoft.com/office/drawing/2016/5/13/chartex" xmlns:cx8="http://schemas.microsoft.com/office/drawing/2016/5/14/chartex" xmlns:mc="http://schemas.openxmlformats.org/markup-compatibility/2006" xmlns:aink="http://schemas.microsoft.com/office/drawing/2016/ink" xmlns:am3d="http://schemas.microsoft.com/office/drawing/2017/model3d" xmlns:o="urn:schemas-microsoft-com:office:office" xmlns:oel="http://schemas.microsoft.com/office/2019/extlst" xmlns:r="http://schemas.openxmlformats.org/officeDocument/2006/relationships" xmlns:m="http://schemas.openxmlformats.org/officeDocument/2006/math" xmlns:v="urn:schemas-microsoft-com:vml" xmlns:wp14="http://schemas.microsoft.com/office/word/2010/wordprocessingDrawing" xmlns:wp="http://schemas.openxmlformats.org/drawingml/2006/wordprocessingDrawing" xmlns:w10="urn:schemas-microsoft-com:office:word" xmlns:w="http://schemas.openxmlformats.org/wordprocessingml/2006/main" xmlns:w14="http://schemas.microsoft.com/office/word/2010/wordml" xmlns:w15="http://schemas.microsoft.com/office/word/2012/wordml" xmlns:w16cex="http://schemas.microsoft.com/office/word/2018/wordml/cex" xmlns:w16cid="http://schemas.microsoft.com/office/word/2016/wordml/cid" xmlns:w16="http://schemas.microsoft.com/office/word/2018/wordml" xmlns:w16sdtdh="http://schemas.microsoft.com/office/word/2020/wordml/sdtdatahash" xmlns:w16se="http://schemas.microsoft.com/office/word/2015/wordml/symex" xmlns:wpg="http://schemas.microsoft.com/office/word/2010/wordprocessingGroup" xmlns:wpi="http://schemas.microsoft.com/office/word/2010/wordprocessingInk" xmlns:wne="http://schemas.microsoft.com/office/word/2006/wordml" xmlns:wps="http://schemas.microsoft.com/office/word/2010/wordprocessingShape" mc:Ignorable="w14 w15 w16se w16cid w16 w16cex w16sdtdh wp14">
+<w15:people xmlns:wpc="http://schemas.microsoft.com/office/word/2010/wordprocessingCanvas" xmlns:cx="http://schemas.microsoft.com/office/drawing/2014/chartex" xmlns:cx1="http://schemas.microsoft.com/office/drawing/2015/9/8/chartex" xmlns:cx2="http://schemas.microsoft.com/office/drawing/2015/10/21/chartex" xmlns:cx3="http://schemas.microsoft.com/office/drawing/2016/5/9/chartex" xmlns:cx4="http://schemas.microsoft.com/office/drawing/2016/5/10/chartex" xmlns:cx5="http://schemas.microsoft.com/office/drawing/2016/5/11/chartex" xmlns:cx6="http://schemas.microsoft.com/office/drawing/2016/5/12/chartex" xmlns:cx7="http://schemas.microsoft.com/office/drawing/2016/5/13/chartex" xmlns:cx8="http://schemas.microsoft.com/office/drawing/2016/5/14/chartex" xmlns:mc="http://schemas.openxmlformats.org/markup-compatibility/2006" xmlns:aink="http://schemas.microsoft.com/office/drawing/2016/ink" xmlns:am3d="http://schemas.microsoft.com/office/drawing/2017/model3d" xmlns:o="urn:schemas-microsoft-com:office:office" xmlns:oel="http://schemas.microsoft.com/office/2019/extlst" xmlns:r="http://schemas.openxmlformats.org/officeDocument/2006/relationships" xmlns:m="http://schemas.openxmlformats.org/officeDocument/2006/math" xmlns:v="urn:schemas-microsoft-com:vml" xmlns:wp14="http://schemas.microsoft.com/office/word/2010/wordprocessingDrawing" xmlns:wp="http://schemas.openxmlformats.org/drawingml/2006/wordprocessingDrawing" xmlns:w10="urn:schemas-microsoft-com:office:word" xmlns:w="http://schemas.openxmlformats.org/wordprocessingml/2006/main" xmlns:w14="http://schemas.microsoft.com/office/word/2010/wordml" xmlns:w15="http://schemas.microsoft.com/office/word/2012/wordml" xmlns:w16cex="http://schemas.microsoft.com/office/word/2018/wordml/cex" xmlns:w16cid="http://schemas.microsoft.com/office/word/2016/wordml/cid" xmlns:w16="http://schemas.microsoft.com/office/word/2018/wordml" xmlns:w16du="http://schemas.microsoft.com/office/word/2023/wordml/word16du" xmlns:w16sdtdh="http://schemas.microsoft.com/office/word/2020/wordml/sdtdatahash" xmlns:w16sdtfl="http://schemas.microsoft.com/office/word/2024/wordml/sdtformatlock" xmlns:w16se="http://schemas.microsoft.com/office/word/2015/wordml/symex" xmlns:wpg="http://schemas.microsoft.com/office/word/2010/wordprocessingGroup" xmlns:wpi="http://schemas.microsoft.com/office/word/2010/wordprocessingInk" xmlns:wne="http://schemas.microsoft.com/office/word/2006/wordml" xmlns:wps="http://schemas.microsoft.com/office/word/2010/wordprocessingShape" mc:Ignorable="w14 w15 w16se w16cid w16 w16cex w16sdtdh w16sdtfl w16du wp14">
+  <w15:person w15:author="Kalentyev Alexey">
+    <w15:presenceInfo w15:providerId="Windows Live" w15:userId="da819b8650d7d997"/>
+  </w15:person>
   <w15:person w15:author="Роман Литвиненко">
     <w15:presenceInfo w15:providerId="Windows Live" w15:userId="7bfaa9bc017a5331"/>
   </w15:person>
@@ -14004,7 +12749,7 @@
 </file>
 
 <file path=word/styles.xml><?xml version="1.0" encoding="utf-8"?>
-<w:styles xmlns:mc="http://schemas.openxmlformats.org/markup-compatibility/2006" xmlns:r="http://schemas.openxmlformats.org/officeDocument/2006/relationships" xmlns:w="http://schemas.openxmlformats.org/wordprocessingml/2006/main" xmlns:w14="http://schemas.microsoft.com/office/word/2010/wordml" xmlns:w15="http://schemas.microsoft.com/office/word/2012/wordml" xmlns:w16cex="http://schemas.microsoft.com/office/word/2018/wordml/cex" xmlns:w16cid="http://schemas.microsoft.com/office/word/2016/wordml/cid" xmlns:w16="http://schemas.microsoft.com/office/word/2018/wordml" xmlns:w16sdtdh="http://schemas.microsoft.com/office/word/2020/wordml/sdtdatahash" xmlns:w16se="http://schemas.microsoft.com/office/word/2015/wordml/symex" mc:Ignorable="w14 w15 w16se w16cid w16 w16cex w16sdtdh">
+<w:styles xmlns:mc="http://schemas.openxmlformats.org/markup-compatibility/2006" xmlns:r="http://schemas.openxmlformats.org/officeDocument/2006/relationships" xmlns:w="http://schemas.openxmlformats.org/wordprocessingml/2006/main" xmlns:w14="http://schemas.microsoft.com/office/word/2010/wordml" xmlns:w15="http://schemas.microsoft.com/office/word/2012/wordml" xmlns:w16cex="http://schemas.microsoft.com/office/word/2018/wordml/cex" xmlns:w16cid="http://schemas.microsoft.com/office/word/2016/wordml/cid" xmlns:w16="http://schemas.microsoft.com/office/word/2018/wordml" xmlns:w16du="http://schemas.microsoft.com/office/word/2023/wordml/word16du" xmlns:w16sdtdh="http://schemas.microsoft.com/office/word/2020/wordml/sdtdatahash" xmlns:w16sdtfl="http://schemas.microsoft.com/office/word/2024/wordml/sdtformatlock" xmlns:w16se="http://schemas.microsoft.com/office/word/2015/wordml/symex" mc:Ignorable="w14 w15 w16se w16cid w16 w16cex w16sdtdh w16sdtfl w16du">
   <w:docDefaults>
     <w:rPrDefault>
       <w:rPr>

--- a/docs/ОРСАПР_ПС_Литвиненко.docx
+++ b/docs/ОРСАПР_ПС_Литвиненко.docx
@@ -1,6 +1,6 @@
 
 <file path=word/document.xml><?xml version="1.0" encoding="utf-8"?>
-<w:document xmlns:wpc="http://schemas.microsoft.com/office/word/2010/wordprocessingCanvas" xmlns:cx="http://schemas.microsoft.com/office/drawing/2014/chartex" xmlns:cx1="http://schemas.microsoft.com/office/drawing/2015/9/8/chartex" xmlns:cx2="http://schemas.microsoft.com/office/drawing/2015/10/21/chartex" xmlns:cx3="http://schemas.microsoft.com/office/drawing/2016/5/9/chartex" xmlns:cx4="http://schemas.microsoft.com/office/drawing/2016/5/10/chartex" xmlns:cx5="http://schemas.microsoft.com/office/drawing/2016/5/11/chartex" xmlns:cx6="http://schemas.microsoft.com/office/drawing/2016/5/12/chartex" xmlns:cx7="http://schemas.microsoft.com/office/drawing/2016/5/13/chartex" xmlns:cx8="http://schemas.microsoft.com/office/drawing/2016/5/14/chartex" xmlns:mc="http://schemas.openxmlformats.org/markup-compatibility/2006" xmlns:aink="http://schemas.microsoft.com/office/drawing/2016/ink" xmlns:am3d="http://schemas.microsoft.com/office/drawing/2017/model3d" xmlns:o="urn:schemas-microsoft-com:office:office" xmlns:oel="http://schemas.microsoft.com/office/2019/extlst" xmlns:r="http://schemas.openxmlformats.org/officeDocument/2006/relationships" xmlns:m="http://schemas.openxmlformats.org/officeDocument/2006/math" xmlns:v="urn:schemas-microsoft-com:vml" xmlns:wp14="http://schemas.microsoft.com/office/word/2010/wordprocessingDrawing" xmlns:wp="http://schemas.openxmlformats.org/drawingml/2006/wordprocessingDrawing" xmlns:w10="urn:schemas-microsoft-com:office:word" xmlns:w="http://schemas.openxmlformats.org/wordprocessingml/2006/main" xmlns:w14="http://schemas.microsoft.com/office/word/2010/wordml" xmlns:w15="http://schemas.microsoft.com/office/word/2012/wordml" xmlns:w16cex="http://schemas.microsoft.com/office/word/2018/wordml/cex" xmlns:w16cid="http://schemas.microsoft.com/office/word/2016/wordml/cid" xmlns:w16="http://schemas.microsoft.com/office/word/2018/wordml" xmlns:w16du="http://schemas.microsoft.com/office/word/2023/wordml/word16du" xmlns:w16sdtdh="http://schemas.microsoft.com/office/word/2020/wordml/sdtdatahash" xmlns:w16sdtfl="http://schemas.microsoft.com/office/word/2024/wordml/sdtformatlock" xmlns:w16se="http://schemas.microsoft.com/office/word/2015/wordml/symex" xmlns:wpg="http://schemas.microsoft.com/office/word/2010/wordprocessingGroup" xmlns:wpi="http://schemas.microsoft.com/office/word/2010/wordprocessingInk" xmlns:wne="http://schemas.microsoft.com/office/word/2006/wordml" xmlns:wps="http://schemas.microsoft.com/office/word/2010/wordprocessingShape" mc:Ignorable="w14 w15 w16se w16cid w16 w16cex w16sdtdh w16sdtfl w16du wp14">
+<w:document xmlns:wpc="http://schemas.microsoft.com/office/word/2010/wordprocessingCanvas" xmlns:cx="http://schemas.microsoft.com/office/drawing/2014/chartex" xmlns:cx1="http://schemas.microsoft.com/office/drawing/2015/9/8/chartex" xmlns:cx2="http://schemas.microsoft.com/office/drawing/2015/10/21/chartex" xmlns:cx3="http://schemas.microsoft.com/office/drawing/2016/5/9/chartex" xmlns:cx4="http://schemas.microsoft.com/office/drawing/2016/5/10/chartex" xmlns:cx5="http://schemas.microsoft.com/office/drawing/2016/5/11/chartex" xmlns:cx6="http://schemas.microsoft.com/office/drawing/2016/5/12/chartex" xmlns:cx7="http://schemas.microsoft.com/office/drawing/2016/5/13/chartex" xmlns:cx8="http://schemas.microsoft.com/office/drawing/2016/5/14/chartex" xmlns:mc="http://schemas.openxmlformats.org/markup-compatibility/2006" xmlns:aink="http://schemas.microsoft.com/office/drawing/2016/ink" xmlns:am3d="http://schemas.microsoft.com/office/drawing/2017/model3d" xmlns:o="urn:schemas-microsoft-com:office:office" xmlns:oel="http://schemas.microsoft.com/office/2019/extlst" xmlns:r="http://schemas.openxmlformats.org/officeDocument/2006/relationships" xmlns:m="http://schemas.openxmlformats.org/officeDocument/2006/math" xmlns:v="urn:schemas-microsoft-com:vml" xmlns:wp14="http://schemas.microsoft.com/office/word/2010/wordprocessingDrawing" xmlns:wp="http://schemas.openxmlformats.org/drawingml/2006/wordprocessingDrawing" xmlns:w10="urn:schemas-microsoft-com:office:word" xmlns:w="http://schemas.openxmlformats.org/wordprocessingml/2006/main" xmlns:w14="http://schemas.microsoft.com/office/word/2010/wordml" xmlns:w15="http://schemas.microsoft.com/office/word/2012/wordml" xmlns:w16cex="http://schemas.microsoft.com/office/word/2018/wordml/cex" xmlns:w16cid="http://schemas.microsoft.com/office/word/2016/wordml/cid" xmlns:w16="http://schemas.microsoft.com/office/word/2018/wordml" xmlns:w16sdtdh="http://schemas.microsoft.com/office/word/2020/wordml/sdtdatahash" xmlns:w16se="http://schemas.microsoft.com/office/word/2015/wordml/symex" xmlns:wpg="http://schemas.microsoft.com/office/word/2010/wordprocessingGroup" xmlns:wpi="http://schemas.microsoft.com/office/word/2010/wordprocessingInk" xmlns:wne="http://schemas.microsoft.com/office/word/2006/wordml" xmlns:wps="http://schemas.microsoft.com/office/word/2010/wordprocessingShape" mc:Ignorable="w14 w15 w16se w16cid w16 w16cex w16sdtdh wp14">
   <w:body>
     <w:p>
       <w:pPr>
@@ -420,6 +420,7 @@
           <w:szCs w:val="28"/>
         </w:rPr>
       </w:pPr>
+      <w:proofErr w:type="gramStart"/>
       <w:r>
         <w:rPr>
           <w:color w:val="000000"/>
@@ -427,7 +428,17 @@
           <w:szCs w:val="28"/>
           <w:u w:val="single"/>
         </w:rPr>
-        <w:t xml:space="preserve">«    »                       </w:t>
+        <w:t xml:space="preserve">«  </w:t>
+      </w:r>
+      <w:proofErr w:type="gramEnd"/>
+      <w:r>
+        <w:rPr>
+          <w:color w:val="000000"/>
+          <w:sz w:val="28"/>
+          <w:szCs w:val="28"/>
+          <w:u w:val="single"/>
+        </w:rPr>
+        <w:t xml:space="preserve">  »                       </w:t>
       </w:r>
       <w:r>
         <w:rPr>
@@ -495,7 +506,25 @@
           <w:sz w:val="28"/>
           <w:szCs w:val="28"/>
         </w:rPr>
-        <w:t>_________Калентьев А.А.</w:t>
+        <w:t>_________</w:t>
+      </w:r>
+      <w:proofErr w:type="spellStart"/>
+      <w:r>
+        <w:rPr>
+          <w:color w:val="000000"/>
+          <w:sz w:val="28"/>
+          <w:szCs w:val="28"/>
+        </w:rPr>
+        <w:t>Калентьев</w:t>
+      </w:r>
+      <w:proofErr w:type="spellEnd"/>
+      <w:r>
+        <w:rPr>
+          <w:color w:val="000000"/>
+          <w:sz w:val="28"/>
+          <w:szCs w:val="28"/>
+        </w:rPr>
+        <w:t xml:space="preserve"> А.А.</w:t>
       </w:r>
     </w:p>
     <w:p>
@@ -515,7 +544,25 @@
           <w:sz w:val="28"/>
           <w:szCs w:val="28"/>
         </w:rPr>
-        <w:t>«___»____________2026 г.</w:t>
+        <w:t>«__</w:t>
+      </w:r>
+      <w:proofErr w:type="gramStart"/>
+      <w:r>
+        <w:rPr>
+          <w:color w:val="000000"/>
+          <w:sz w:val="28"/>
+          <w:szCs w:val="28"/>
+        </w:rPr>
+        <w:t>_»_</w:t>
+      </w:r>
+      <w:proofErr w:type="gramEnd"/>
+      <w:r>
+        <w:rPr>
+          <w:color w:val="000000"/>
+          <w:sz w:val="28"/>
+          <w:szCs w:val="28"/>
+        </w:rPr>
+        <w:t>___________2026 г.</w:t>
       </w:r>
     </w:p>
     <w:p>
@@ -1810,7 +1857,23 @@
           <w:sz w:val="28"/>
           <w:szCs w:val="28"/>
         </w:rPr>
-        <w:t>«Autodesk Inventor» — это комплексная система автоматизированного проектирования (САПР), позволяющая разрабатывать сложные трехмерные модели, выпускать чертежи изделий, схемы, спецификации и прочую конструкторскую документацию.</w:t>
+        <w:t xml:space="preserve">«Autodesk </w:t>
+      </w:r>
+      <w:proofErr w:type="spellStart"/>
+      <w:r>
+        <w:rPr>
+          <w:sz w:val="28"/>
+          <w:szCs w:val="28"/>
+        </w:rPr>
+        <w:t>Inventor</w:t>
+      </w:r>
+      <w:proofErr w:type="spellEnd"/>
+      <w:r>
+        <w:rPr>
+          <w:sz w:val="28"/>
+          <w:szCs w:val="28"/>
+        </w:rPr>
+        <w:t>» — это комплексная система автоматизированного проектирования (САПР), позволяющая разрабатывать сложные трехмерные модели, выпускать чертежи изделий, схемы, спецификации и прочую конструкторскую документацию.</w:t>
       </w:r>
     </w:p>
     <w:p>
@@ -1846,8 +1909,33 @@
           <w:sz w:val="28"/>
           <w:szCs w:val="28"/>
         </w:rPr>
-        <w:t>Autodesk Inventor включает инструменты твердотельного, поверхностного и свободного моделирования, а также модули для инженерных расчетов (МКЭ), анализа напряжений и кинематики механизмов. Ключевой особенностью системы является использование собственного мощного геометрического ядра ShapeManager</w:t>
-      </w:r>
+        <w:t xml:space="preserve">Autodesk </w:t>
+      </w:r>
+      <w:proofErr w:type="spellStart"/>
+      <w:r>
+        <w:rPr>
+          <w:sz w:val="28"/>
+          <w:szCs w:val="28"/>
+        </w:rPr>
+        <w:t>Inventor</w:t>
+      </w:r>
+      <w:proofErr w:type="spellEnd"/>
+      <w:r>
+        <w:rPr>
+          <w:sz w:val="28"/>
+          <w:szCs w:val="28"/>
+        </w:rPr>
+        <w:t xml:space="preserve"> включает инструменты твердотельного, поверхностного и свободного моделирования, а также модули для инженерных расчетов (МКЭ), анализа напряжений и кинематики механизмов. Ключевой особенностью системы является использование собственного мощного геометрического ядра </w:t>
+      </w:r>
+      <w:proofErr w:type="spellStart"/>
+      <w:r>
+        <w:rPr>
+          <w:sz w:val="28"/>
+          <w:szCs w:val="28"/>
+        </w:rPr>
+        <w:t>ShapeManager</w:t>
+      </w:r>
+      <w:proofErr w:type="spellEnd"/>
       <w:r>
         <w:rPr>
           <w:sz w:val="28"/>
@@ -1878,7 +1966,23 @@
           <w:sz w:val="28"/>
           <w:szCs w:val="28"/>
         </w:rPr>
-        <w:t>Autodesk Inventor имеет множество аналогов на рынке, среди них встречаются КОМПАС-3D, SOLIDWORKS и другие.</w:t>
+        <w:t xml:space="preserve">Autodesk </w:t>
+      </w:r>
+      <w:proofErr w:type="spellStart"/>
+      <w:r>
+        <w:rPr>
+          <w:sz w:val="28"/>
+          <w:szCs w:val="28"/>
+        </w:rPr>
+        <w:t>Inventor</w:t>
+      </w:r>
+      <w:proofErr w:type="spellEnd"/>
+      <w:r>
+        <w:rPr>
+          <w:sz w:val="28"/>
+          <w:szCs w:val="28"/>
+        </w:rPr>
+        <w:t xml:space="preserve"> имеет множество аналогов на рынке, среди них встречаются КОМПАС-3D, SOLIDWORKS и другие.</w:t>
       </w:r>
     </w:p>
     <w:p>
@@ -1898,6 +2002,7 @@
         </w:rPr>
         <w:t xml:space="preserve">В рамках дисциплины </w:t>
       </w:r>
+      <w:proofErr w:type="gramStart"/>
       <w:r>
         <w:rPr>
           <w:sz w:val="28"/>
@@ -1905,6 +2010,7 @@
         </w:rPr>
         <w:t>выбор</w:t>
       </w:r>
+      <w:proofErr w:type="gramEnd"/>
       <w:r>
         <w:rPr>
           <w:sz w:val="28"/>
@@ -2011,7 +2117,55 @@
           <w:sz w:val="28"/>
           <w:szCs w:val="28"/>
         </w:rPr>
-        <w:t>API (англ. application programming interface — программный интерфейс приложения) — это набор способов и правил, по которым различные программы общаются между собой и обмениваются данными. Все эти взаимодействия происходят с помощью функций, классов, методов, структур, а иногда констант одной программы, к которой обращаются другие. Это основной принцип работы API.</w:t>
+        <w:t xml:space="preserve">API (англ. </w:t>
+      </w:r>
+      <w:proofErr w:type="spellStart"/>
+      <w:r>
+        <w:rPr>
+          <w:sz w:val="28"/>
+          <w:szCs w:val="28"/>
+        </w:rPr>
+        <w:t>application</w:t>
+      </w:r>
+      <w:proofErr w:type="spellEnd"/>
+      <w:r>
+        <w:rPr>
+          <w:sz w:val="28"/>
+          <w:szCs w:val="28"/>
+        </w:rPr>
+        <w:t xml:space="preserve"> </w:t>
+      </w:r>
+      <w:proofErr w:type="spellStart"/>
+      <w:r>
+        <w:rPr>
+          <w:sz w:val="28"/>
+          <w:szCs w:val="28"/>
+        </w:rPr>
+        <w:t>programming</w:t>
+      </w:r>
+      <w:proofErr w:type="spellEnd"/>
+      <w:r>
+        <w:rPr>
+          <w:sz w:val="28"/>
+          <w:szCs w:val="28"/>
+        </w:rPr>
+        <w:t xml:space="preserve"> </w:t>
+      </w:r>
+      <w:proofErr w:type="spellStart"/>
+      <w:r>
+        <w:rPr>
+          <w:sz w:val="28"/>
+          <w:szCs w:val="28"/>
+        </w:rPr>
+        <w:t>interface</w:t>
+      </w:r>
+      <w:proofErr w:type="spellEnd"/>
+      <w:r>
+        <w:rPr>
+          <w:sz w:val="28"/>
+          <w:szCs w:val="28"/>
+        </w:rPr>
+        <w:t xml:space="preserve"> — программный интерфейс приложения) — это набор способов и правил, по которым различные программы общаются между собой и обмениваются данными. Все эти взаимодействия происходят с помощью функций, классов, методов, структур, а иногда констант одной программы, к которой обращаются другие. Это основной принцип работы API.</w:t>
       </w:r>
       <w:r>
         <w:rPr>
@@ -2036,7 +2190,71 @@
           <w:sz w:val="28"/>
           <w:szCs w:val="28"/>
         </w:rPr>
-        <w:t>В Autodesk Inventor программный интерфейс (Inventor API) построен на базе технологии COM (Component Object Model). Это дает возможность разрабатывать подключаемые модули (Add-ins) и автономные приложения, используя широкий спектр языков программирования: C#, VB.NET, C++</w:t>
+        <w:t xml:space="preserve">В Autodesk </w:t>
+      </w:r>
+      <w:proofErr w:type="spellStart"/>
+      <w:r>
+        <w:rPr>
+          <w:sz w:val="28"/>
+          <w:szCs w:val="28"/>
+        </w:rPr>
+        <w:t>Inventor</w:t>
+      </w:r>
+      <w:proofErr w:type="spellEnd"/>
+      <w:r>
+        <w:rPr>
+          <w:sz w:val="28"/>
+          <w:szCs w:val="28"/>
+        </w:rPr>
+        <w:t xml:space="preserve"> программный интерфейс (</w:t>
+      </w:r>
+      <w:proofErr w:type="spellStart"/>
+      <w:r>
+        <w:rPr>
+          <w:sz w:val="28"/>
+          <w:szCs w:val="28"/>
+        </w:rPr>
+        <w:t>Inventor</w:t>
+      </w:r>
+      <w:proofErr w:type="spellEnd"/>
+      <w:r>
+        <w:rPr>
+          <w:sz w:val="28"/>
+          <w:szCs w:val="28"/>
+        </w:rPr>
+        <w:t xml:space="preserve"> API) построен на базе технологии COM (</w:t>
+      </w:r>
+      <w:proofErr w:type="spellStart"/>
+      <w:r>
+        <w:rPr>
+          <w:sz w:val="28"/>
+          <w:szCs w:val="28"/>
+        </w:rPr>
+        <w:t>Component</w:t>
+      </w:r>
+      <w:proofErr w:type="spellEnd"/>
+      <w:r>
+        <w:rPr>
+          <w:sz w:val="28"/>
+          <w:szCs w:val="28"/>
+        </w:rPr>
+        <w:t xml:space="preserve"> Object Model). Это дает возможность разрабатывать подключаемые модули (</w:t>
+      </w:r>
+      <w:proofErr w:type="spellStart"/>
+      <w:r>
+        <w:rPr>
+          <w:sz w:val="28"/>
+          <w:szCs w:val="28"/>
+        </w:rPr>
+        <w:t>Add-ins</w:t>
+      </w:r>
+      <w:proofErr w:type="spellEnd"/>
+      <w:r>
+        <w:rPr>
+          <w:sz w:val="28"/>
+          <w:szCs w:val="28"/>
+        </w:rPr>
+        <w:t>) и автономные приложения, используя широкий спектр языков программирования: C#, VB.NET, C++</w:t>
       </w:r>
       <w:r>
         <w:rPr>
@@ -2061,7 +2279,87 @@
           <w:sz w:val="28"/>
           <w:szCs w:val="28"/>
         </w:rPr>
-        <w:t>Главным объектом API системы Autodesk Inventor является Application. Свойства и методы этого объекта реализуют наиболее общие функции управления средой САПР, настройками системы, окнами и документами, а также дают возможность получить доступ к другим объектам иерархии. Документы Inventor разделяются на несколько типов: PartDocument (документ детали), AssemblyDocument (документ сборки), DrawingDocument (графический документ, чертеж)</w:t>
+        <w:t xml:space="preserve">Главным объектом API системы Autodesk </w:t>
+      </w:r>
+      <w:proofErr w:type="spellStart"/>
+      <w:r>
+        <w:rPr>
+          <w:sz w:val="28"/>
+          <w:szCs w:val="28"/>
+        </w:rPr>
+        <w:t>Inventor</w:t>
+      </w:r>
+      <w:proofErr w:type="spellEnd"/>
+      <w:r>
+        <w:rPr>
+          <w:sz w:val="28"/>
+          <w:szCs w:val="28"/>
+        </w:rPr>
+        <w:t xml:space="preserve"> является Application. Свойства и методы этого объекта реализуют наиболее общие функции управления средой САПР, настройками системы, окнами и документами, а также дают возможность получить доступ к другим объектам иерархии. Документы </w:t>
+      </w:r>
+      <w:proofErr w:type="spellStart"/>
+      <w:r>
+        <w:rPr>
+          <w:sz w:val="28"/>
+          <w:szCs w:val="28"/>
+        </w:rPr>
+        <w:t>Inventor</w:t>
+      </w:r>
+      <w:proofErr w:type="spellEnd"/>
+      <w:r>
+        <w:rPr>
+          <w:sz w:val="28"/>
+          <w:szCs w:val="28"/>
+        </w:rPr>
+        <w:t xml:space="preserve"> разделяются на несколько типов: </w:t>
+      </w:r>
+      <w:proofErr w:type="spellStart"/>
+      <w:r>
+        <w:rPr>
+          <w:sz w:val="28"/>
+          <w:szCs w:val="28"/>
+        </w:rPr>
+        <w:t>PartDocument</w:t>
+      </w:r>
+      <w:proofErr w:type="spellEnd"/>
+      <w:r>
+        <w:rPr>
+          <w:sz w:val="28"/>
+          <w:szCs w:val="28"/>
+        </w:rPr>
+        <w:t xml:space="preserve"> (документ детали), </w:t>
+      </w:r>
+      <w:proofErr w:type="spellStart"/>
+      <w:r>
+        <w:rPr>
+          <w:sz w:val="28"/>
+          <w:szCs w:val="28"/>
+        </w:rPr>
+        <w:t>AssemblyDocument</w:t>
+      </w:r>
+      <w:proofErr w:type="spellEnd"/>
+      <w:r>
+        <w:rPr>
+          <w:sz w:val="28"/>
+          <w:szCs w:val="28"/>
+        </w:rPr>
+        <w:t xml:space="preserve"> (документ сборки), </w:t>
+      </w:r>
+      <w:proofErr w:type="spellStart"/>
+      <w:r>
+        <w:rPr>
+          <w:sz w:val="28"/>
+          <w:szCs w:val="28"/>
+        </w:rPr>
+        <w:t>DrawingDocument</w:t>
+      </w:r>
+      <w:proofErr w:type="spellEnd"/>
+      <w:r>
+        <w:rPr>
+          <w:sz w:val="28"/>
+          <w:szCs w:val="28"/>
+        </w:rPr>
+        <w:t xml:space="preserve"> (графический документ, чертеж)</w:t>
       </w:r>
       <w:r>
         <w:rPr>
@@ -2086,14 +2384,62 @@
           <w:sz w:val="28"/>
           <w:szCs w:val="28"/>
         </w:rPr>
-        <w:t>Для параметрического построения 3D-геометрии рамки используются объекты TransientGeometry (для математического описания координат) и PartComponentDefinition (для управления эскизами и операциями выдавливания).</w:t>
-      </w:r>
-      <w:r>
-        <w:rPr>
-          <w:sz w:val="28"/>
-          <w:szCs w:val="28"/>
-        </w:rPr>
-        <w:t>[3,</w:t>
+        <w:t xml:space="preserve">Для параметрического построения 3D-геометрии рамки используются объекты </w:t>
+      </w:r>
+      <w:proofErr w:type="spellStart"/>
+      <w:r>
+        <w:rPr>
+          <w:sz w:val="28"/>
+          <w:szCs w:val="28"/>
+        </w:rPr>
+        <w:t>TransientGeometry</w:t>
+      </w:r>
+      <w:proofErr w:type="spellEnd"/>
+      <w:r>
+        <w:rPr>
+          <w:sz w:val="28"/>
+          <w:szCs w:val="28"/>
+        </w:rPr>
+        <w:t xml:space="preserve"> (для математического описания координат) и </w:t>
+      </w:r>
+      <w:proofErr w:type="spellStart"/>
+      <w:r>
+        <w:rPr>
+          <w:sz w:val="28"/>
+          <w:szCs w:val="28"/>
+        </w:rPr>
+        <w:t>PartComponentDefinition</w:t>
+      </w:r>
+      <w:proofErr w:type="spellEnd"/>
+      <w:r>
+        <w:rPr>
+          <w:sz w:val="28"/>
+          <w:szCs w:val="28"/>
+        </w:rPr>
+        <w:t xml:space="preserve"> (для управления эскизами и операциями выдавливания</w:t>
+      </w:r>
+      <w:proofErr w:type="gramStart"/>
+      <w:r>
+        <w:rPr>
+          <w:sz w:val="28"/>
+          <w:szCs w:val="28"/>
+        </w:rPr>
+        <w:t>).</w:t>
+      </w:r>
+      <w:r>
+        <w:rPr>
+          <w:sz w:val="28"/>
+          <w:szCs w:val="28"/>
+        </w:rPr>
+        <w:t>[</w:t>
+      </w:r>
+      <w:proofErr w:type="gramEnd"/>
+      <w:r>
+        <w:rPr>
+          <w:sz w:val="28"/>
+          <w:szCs w:val="28"/>
+        </w:rPr>
+        <w:t>3,</w:t>
       </w:r>
       <w:r>
         <w:rPr>
@@ -2170,9 +2516,9 @@
         <w:tblLook w:val="04A0" w:firstRow="1" w:lastRow="0" w:firstColumn="1" w:lastColumn="0" w:noHBand="0" w:noVBand="1"/>
       </w:tblPr>
       <w:tblGrid>
-        <w:gridCol w:w="3943"/>
-        <w:gridCol w:w="2710"/>
-        <w:gridCol w:w="2692"/>
+        <w:gridCol w:w="2828"/>
+        <w:gridCol w:w="2082"/>
+        <w:gridCol w:w="4435"/>
       </w:tblGrid>
       <w:tr>
         <w:trPr>
@@ -2180,7 +2526,7 @@
         </w:trPr>
         <w:tc>
           <w:tcPr>
-            <w:tcW w:w="3943" w:type="dxa"/>
+            <w:tcW w:w="2830" w:type="dxa"/>
           </w:tcPr>
           <w:p>
             <w:pPr>
@@ -2196,6 +2542,7 @@
               </w:rPr>
             </w:pPr>
             <w:commentRangeStart w:id="7"/>
+            <w:commentRangeStart w:id="8"/>
             <w:r>
               <w:rPr>
                 <w:sz w:val="24"/>
@@ -2212,11 +2559,22 @@
               </w:rPr>
               <w:commentReference w:id="7"/>
             </w:r>
-          </w:p>
-        </w:tc>
-        <w:tc>
-          <w:tcPr>
-            <w:tcW w:w="1542" w:type="dxa"/>
+            <w:commentRangeEnd w:id="8"/>
+            <w:r>
+              <w:rPr>
+                <w:rStyle w:val="af2"/>
+                <w:rFonts w:asciiTheme="minorHAnsi" w:eastAsiaTheme="minorHAnsi" w:hAnsiTheme="minorHAnsi" w:cstheme="minorBidi"/>
+                <w:kern w:val="2"/>
+                <w:lang w:eastAsia="en-US"/>
+                <w14:ligatures w14:val="standardContextual"/>
+              </w:rPr>
+              <w:commentReference w:id="8"/>
+            </w:r>
+          </w:p>
+        </w:tc>
+        <w:tc>
+          <w:tcPr>
+            <w:tcW w:w="1985" w:type="dxa"/>
           </w:tcPr>
           <w:p>
             <w:pPr>
@@ -2242,7 +2600,7 @@
         </w:tc>
         <w:tc>
           <w:tcPr>
-            <w:tcW w:w="3860" w:type="dxa"/>
+            <w:tcW w:w="4530" w:type="dxa"/>
           </w:tcPr>
           <w:p>
             <w:pPr>
@@ -2273,7 +2631,7 @@
         </w:trPr>
         <w:tc>
           <w:tcPr>
-            <w:tcW w:w="3943" w:type="dxa"/>
+            <w:tcW w:w="2830" w:type="dxa"/>
           </w:tcPr>
           <w:p>
             <w:pPr>
@@ -2289,6 +2647,7 @@
                 <w:lang w:val="en-US"/>
               </w:rPr>
             </w:pPr>
+            <w:proofErr w:type="spellStart"/>
             <w:r>
               <w:rPr>
                 <w:sz w:val="24"/>
@@ -2297,11 +2656,12 @@
               </w:rPr>
               <w:t>Application.Documents</w:t>
             </w:r>
-          </w:p>
-        </w:tc>
-        <w:tc>
-          <w:tcPr>
-            <w:tcW w:w="1542" w:type="dxa"/>
+            <w:proofErr w:type="spellEnd"/>
+          </w:p>
+        </w:tc>
+        <w:tc>
+          <w:tcPr>
+            <w:tcW w:w="1985" w:type="dxa"/>
           </w:tcPr>
           <w:p>
             <w:pPr>
@@ -2329,7 +2689,7 @@
         </w:tc>
         <w:tc>
           <w:tcPr>
-            <w:tcW w:w="3860" w:type="dxa"/>
+            <w:tcW w:w="4530" w:type="dxa"/>
           </w:tcPr>
           <w:p>
             <w:pPr>
@@ -2383,7 +2743,7 @@
         </w:trPr>
         <w:tc>
           <w:tcPr>
-            <w:tcW w:w="3943" w:type="dxa"/>
+            <w:tcW w:w="2830" w:type="dxa"/>
           </w:tcPr>
           <w:p>
             <w:pPr>
@@ -2406,19 +2766,7 @@
               </w:rPr>
               <w:t>Application.</w:t>
             </w:r>
-            <w:r>
-              <w:rPr>
-                <w:sz w:val="24"/>
-                <w:szCs w:val="24"/>
-              </w:rPr>
-              <w:t>TransientGeometry</w:t>
-            </w:r>
-          </w:p>
-        </w:tc>
-        <w:tc>
-          <w:tcPr>
-            <w:tcW w:w="1542" w:type="dxa"/>
-          </w:tcPr>
+          </w:p>
           <w:p>
             <w:pPr>
               <w:tabs>
@@ -2430,8 +2778,10 @@
               <w:rPr>
                 <w:sz w:val="24"/>
                 <w:szCs w:val="24"/>
-              </w:rPr>
-            </w:pPr>
+                <w:lang w:val="en-US"/>
+              </w:rPr>
+            </w:pPr>
+            <w:proofErr w:type="spellStart"/>
             <w:r>
               <w:rPr>
                 <w:sz w:val="24"/>
@@ -2439,11 +2789,40 @@
               </w:rPr>
               <w:t>TransientGeometry</w:t>
             </w:r>
-          </w:p>
-        </w:tc>
-        <w:tc>
-          <w:tcPr>
-            <w:tcW w:w="3860" w:type="dxa"/>
+            <w:proofErr w:type="spellEnd"/>
+          </w:p>
+        </w:tc>
+        <w:tc>
+          <w:tcPr>
+            <w:tcW w:w="1985" w:type="dxa"/>
+          </w:tcPr>
+          <w:p>
+            <w:pPr>
+              <w:tabs>
+                <w:tab w:val="left" w:pos="0"/>
+              </w:tabs>
+              <w:spacing w:line="276" w:lineRule="auto"/>
+              <w:ind w:right="-51"/>
+              <w:jc w:val="center"/>
+              <w:rPr>
+                <w:sz w:val="24"/>
+                <w:szCs w:val="24"/>
+              </w:rPr>
+            </w:pPr>
+            <w:proofErr w:type="spellStart"/>
+            <w:r>
+              <w:rPr>
+                <w:sz w:val="24"/>
+                <w:szCs w:val="24"/>
+              </w:rPr>
+              <w:t>TransientGeometry</w:t>
+            </w:r>
+            <w:proofErr w:type="spellEnd"/>
+          </w:p>
+        </w:tc>
+        <w:tc>
+          <w:tcPr>
+            <w:tcW w:w="4530" w:type="dxa"/>
           </w:tcPr>
           <w:p>
             <w:pPr>
@@ -2474,7 +2853,7 @@
         </w:trPr>
         <w:tc>
           <w:tcPr>
-            <w:tcW w:w="3943" w:type="dxa"/>
+            <w:tcW w:w="2830" w:type="dxa"/>
           </w:tcPr>
           <w:p>
             <w:pPr>
@@ -2485,64 +2864,111 @@
               <w:ind w:right="-51"/>
               <w:jc w:val="center"/>
               <w:rPr>
-                <w:sz w:val="24"/>
-                <w:szCs w:val="24"/>
-              </w:rPr>
-            </w:pPr>
-            <w:r>
-              <w:rPr>
                 <w:color w:val="000000" w:themeColor="text1"/>
                 <w:sz w:val="24"/>
                 <w:szCs w:val="24"/>
-              </w:rPr>
-              <w:t>PartDocument.</w:t>
-            </w:r>
+                <w:lang w:val="en-US"/>
+              </w:rPr>
+            </w:pPr>
+            <w:proofErr w:type="spellStart"/>
             <w:r>
               <w:rPr>
                 <w:color w:val="000000" w:themeColor="text1"/>
                 <w:sz w:val="24"/>
                 <w:szCs w:val="24"/>
               </w:rPr>
-              <w:t>ComponentDefinition</w:t>
-            </w:r>
-          </w:p>
-        </w:tc>
-        <w:tc>
-          <w:tcPr>
-            <w:tcW w:w="1542" w:type="dxa"/>
-          </w:tcPr>
-          <w:p>
-            <w:pPr>
-              <w:tabs>
-                <w:tab w:val="left" w:pos="0"/>
-                <w:tab w:val="left" w:pos="351"/>
+              <w:t>PartDocument</w:t>
+            </w:r>
+            <w:proofErr w:type="spellEnd"/>
+            <w:r>
+              <w:rPr>
+                <w:color w:val="000000" w:themeColor="text1"/>
+                <w:sz w:val="24"/>
+                <w:szCs w:val="24"/>
+              </w:rPr>
+              <w:t>.</w:t>
+            </w:r>
+          </w:p>
+          <w:p>
+            <w:pPr>
+              <w:tabs>
+                <w:tab w:val="left" w:pos="0"/>
               </w:tabs>
               <w:spacing w:line="276" w:lineRule="auto"/>
               <w:ind w:right="-51"/>
-              <w:rPr>
-                <w:sz w:val="24"/>
-                <w:szCs w:val="24"/>
-              </w:rPr>
-            </w:pPr>
-            <w:r>
-              <w:rPr>
-                <w:sz w:val="24"/>
-                <w:szCs w:val="24"/>
-              </w:rPr>
-              <w:t>PartComponentDefinition</w:t>
-            </w:r>
-            <w:r>
-              <w:rPr>
-                <w:sz w:val="24"/>
-                <w:szCs w:val="24"/>
-              </w:rPr>
-              <w:tab/>
-            </w:r>
-          </w:p>
-        </w:tc>
-        <w:tc>
-          <w:tcPr>
-            <w:tcW w:w="3860" w:type="dxa"/>
+              <w:jc w:val="center"/>
+              <w:rPr>
+                <w:sz w:val="24"/>
+                <w:szCs w:val="24"/>
+              </w:rPr>
+            </w:pPr>
+            <w:proofErr w:type="spellStart"/>
+            <w:r>
+              <w:rPr>
+                <w:color w:val="000000" w:themeColor="text1"/>
+                <w:sz w:val="24"/>
+                <w:szCs w:val="24"/>
+              </w:rPr>
+              <w:t>ComponentDefinition</w:t>
+            </w:r>
+            <w:proofErr w:type="spellEnd"/>
+          </w:p>
+        </w:tc>
+        <w:tc>
+          <w:tcPr>
+            <w:tcW w:w="1985" w:type="dxa"/>
+          </w:tcPr>
+          <w:p>
+            <w:pPr>
+              <w:tabs>
+                <w:tab w:val="left" w:pos="0"/>
+                <w:tab w:val="left" w:pos="351"/>
+              </w:tabs>
+              <w:spacing w:line="276" w:lineRule="auto"/>
+              <w:ind w:right="-51"/>
+              <w:jc w:val="center"/>
+              <w:rPr>
+                <w:sz w:val="24"/>
+                <w:szCs w:val="24"/>
+                <w:lang w:val="en-US"/>
+              </w:rPr>
+            </w:pPr>
+            <w:proofErr w:type="spellStart"/>
+            <w:r>
+              <w:rPr>
+                <w:sz w:val="24"/>
+                <w:szCs w:val="24"/>
+              </w:rPr>
+              <w:t>PartComponent</w:t>
+            </w:r>
+            <w:proofErr w:type="spellEnd"/>
+          </w:p>
+          <w:p>
+            <w:pPr>
+              <w:tabs>
+                <w:tab w:val="left" w:pos="0"/>
+                <w:tab w:val="left" w:pos="351"/>
+              </w:tabs>
+              <w:spacing w:line="276" w:lineRule="auto"/>
+              <w:ind w:right="-51"/>
+              <w:jc w:val="center"/>
+              <w:rPr>
+                <w:sz w:val="24"/>
+                <w:szCs w:val="24"/>
+              </w:rPr>
+            </w:pPr>
+            <w:r>
+              <w:rPr>
+                <w:sz w:val="24"/>
+                <w:szCs w:val="24"/>
+              </w:rPr>
+              <w:t>Definition</w:t>
+            </w:r>
+          </w:p>
+        </w:tc>
+        <w:tc>
+          <w:tcPr>
+            <w:tcW w:w="4530" w:type="dxa"/>
           </w:tcPr>
           <w:p>
             <w:pPr>
@@ -2573,7 +2999,7 @@
         </w:trPr>
         <w:tc>
           <w:tcPr>
-            <w:tcW w:w="3943" w:type="dxa"/>
+            <w:tcW w:w="2830" w:type="dxa"/>
           </w:tcPr>
           <w:p>
             <w:pPr>
@@ -2589,32 +3015,29 @@
                 <w:lang w:val="en-US"/>
               </w:rPr>
             </w:pPr>
-            <w:r>
-              <w:rPr>
-                <w:sz w:val="24"/>
-                <w:szCs w:val="24"/>
-                <w:lang w:val="en-US"/>
-              </w:rPr>
-              <w:t>PartComponentDefinition.</w:t>
-            </w:r>
-            <w:r>
-              <w:rPr>
-                <w:sz w:val="24"/>
-                <w:szCs w:val="24"/>
-              </w:rPr>
-              <w:t>Sketches</w:t>
-            </w:r>
-          </w:p>
-        </w:tc>
-        <w:tc>
-          <w:tcPr>
-            <w:tcW w:w="1542" w:type="dxa"/>
-          </w:tcPr>
-          <w:p>
-            <w:pPr>
-              <w:tabs>
-                <w:tab w:val="left" w:pos="0"/>
-                <w:tab w:val="left" w:pos="275"/>
+            <w:proofErr w:type="spellStart"/>
+            <w:r>
+              <w:rPr>
+                <w:sz w:val="24"/>
+                <w:szCs w:val="24"/>
+                <w:lang w:val="en-US"/>
+              </w:rPr>
+              <w:t>PartComponentDefinition</w:t>
+            </w:r>
+            <w:proofErr w:type="spellEnd"/>
+            <w:r>
+              <w:rPr>
+                <w:sz w:val="24"/>
+                <w:szCs w:val="24"/>
+                <w:lang w:val="en-US"/>
+              </w:rPr>
+              <w:t>.</w:t>
+            </w:r>
+          </w:p>
+          <w:p>
+            <w:pPr>
+              <w:tabs>
+                <w:tab w:val="left" w:pos="0"/>
               </w:tabs>
               <w:spacing w:line="276" w:lineRule="auto"/>
               <w:ind w:right="-51"/>
@@ -2625,6 +3048,37 @@
                 <w:lang w:val="en-US"/>
               </w:rPr>
             </w:pPr>
+            <w:proofErr w:type="spellStart"/>
+            <w:r>
+              <w:rPr>
+                <w:sz w:val="24"/>
+                <w:szCs w:val="24"/>
+              </w:rPr>
+              <w:t>Sketches</w:t>
+            </w:r>
+            <w:proofErr w:type="spellEnd"/>
+          </w:p>
+        </w:tc>
+        <w:tc>
+          <w:tcPr>
+            <w:tcW w:w="1985" w:type="dxa"/>
+          </w:tcPr>
+          <w:p>
+            <w:pPr>
+              <w:tabs>
+                <w:tab w:val="left" w:pos="0"/>
+                <w:tab w:val="left" w:pos="275"/>
+              </w:tabs>
+              <w:spacing w:line="276" w:lineRule="auto"/>
+              <w:ind w:right="-51"/>
+              <w:jc w:val="center"/>
+              <w:rPr>
+                <w:sz w:val="24"/>
+                <w:szCs w:val="24"/>
+                <w:lang w:val="en-US"/>
+              </w:rPr>
+            </w:pPr>
+            <w:proofErr w:type="spellStart"/>
             <w:r>
               <w:rPr>
                 <w:sz w:val="24"/>
@@ -2632,11 +3086,12 @@
               </w:rPr>
               <w:t>PlanarSketches</w:t>
             </w:r>
-          </w:p>
-        </w:tc>
-        <w:tc>
-          <w:tcPr>
-            <w:tcW w:w="3860" w:type="dxa"/>
+            <w:proofErr w:type="spellEnd"/>
+          </w:p>
+        </w:tc>
+        <w:tc>
+          <w:tcPr>
+            <w:tcW w:w="4530" w:type="dxa"/>
           </w:tcPr>
           <w:p>
             <w:pPr>
@@ -2667,7 +3122,7 @@
         </w:trPr>
         <w:tc>
           <w:tcPr>
-            <w:tcW w:w="3943" w:type="dxa"/>
+            <w:tcW w:w="2830" w:type="dxa"/>
           </w:tcPr>
           <w:p>
             <w:pPr>
@@ -2680,34 +3135,32 @@
               <w:rPr>
                 <w:sz w:val="24"/>
                 <w:szCs w:val="24"/>
-              </w:rPr>
-            </w:pPr>
-            <w:r>
-              <w:rPr>
-                <w:sz w:val="24"/>
-                <w:szCs w:val="24"/>
-                <w:lang w:val="en-US"/>
-              </w:rPr>
-              <w:t>PartFeatures.</w:t>
-            </w:r>
-            <w:r>
-              <w:rPr>
-                <w:sz w:val="24"/>
-                <w:szCs w:val="24"/>
-              </w:rPr>
-              <w:t>ExtrudeFeatures</w:t>
-            </w:r>
-          </w:p>
-        </w:tc>
-        <w:tc>
-          <w:tcPr>
-            <w:tcW w:w="1542" w:type="dxa"/>
-          </w:tcPr>
-          <w:p>
-            <w:pPr>
-              <w:tabs>
-                <w:tab w:val="left" w:pos="0"/>
-                <w:tab w:val="left" w:pos="275"/>
+                <w:lang w:val="en-US"/>
+              </w:rPr>
+            </w:pPr>
+            <w:proofErr w:type="spellStart"/>
+            <w:r>
+              <w:rPr>
+                <w:sz w:val="24"/>
+                <w:szCs w:val="24"/>
+                <w:lang w:val="en-US"/>
+              </w:rPr>
+              <w:t>PartFeatures</w:t>
+            </w:r>
+            <w:proofErr w:type="spellEnd"/>
+            <w:r>
+              <w:rPr>
+                <w:sz w:val="24"/>
+                <w:szCs w:val="24"/>
+                <w:lang w:val="en-US"/>
+              </w:rPr>
+              <w:t>.</w:t>
+            </w:r>
+          </w:p>
+          <w:p>
+            <w:pPr>
+              <w:tabs>
+                <w:tab w:val="left" w:pos="0"/>
               </w:tabs>
               <w:spacing w:line="276" w:lineRule="auto"/>
               <w:ind w:right="-51"/>
@@ -2717,6 +3170,7 @@
                 <w:szCs w:val="24"/>
               </w:rPr>
             </w:pPr>
+            <w:proofErr w:type="spellStart"/>
             <w:r>
               <w:rPr>
                 <w:sz w:val="24"/>
@@ -2724,11 +3178,41 @@
               </w:rPr>
               <w:t>ExtrudeFeatures</w:t>
             </w:r>
-          </w:p>
-        </w:tc>
-        <w:tc>
-          <w:tcPr>
-            <w:tcW w:w="3860" w:type="dxa"/>
+            <w:proofErr w:type="spellEnd"/>
+          </w:p>
+        </w:tc>
+        <w:tc>
+          <w:tcPr>
+            <w:tcW w:w="1985" w:type="dxa"/>
+          </w:tcPr>
+          <w:p>
+            <w:pPr>
+              <w:tabs>
+                <w:tab w:val="left" w:pos="0"/>
+                <w:tab w:val="left" w:pos="275"/>
+              </w:tabs>
+              <w:spacing w:line="276" w:lineRule="auto"/>
+              <w:ind w:right="-51"/>
+              <w:jc w:val="center"/>
+              <w:rPr>
+                <w:sz w:val="24"/>
+                <w:szCs w:val="24"/>
+              </w:rPr>
+            </w:pPr>
+            <w:proofErr w:type="spellStart"/>
+            <w:r>
+              <w:rPr>
+                <w:sz w:val="24"/>
+                <w:szCs w:val="24"/>
+              </w:rPr>
+              <w:t>ExtrudeFeatures</w:t>
+            </w:r>
+            <w:proofErr w:type="spellEnd"/>
+          </w:p>
+        </w:tc>
+        <w:tc>
+          <w:tcPr>
+            <w:tcW w:w="4530" w:type="dxa"/>
           </w:tcPr>
           <w:p>
             <w:pPr>
@@ -2761,7 +3245,7 @@
         </w:trPr>
         <w:tc>
           <w:tcPr>
-            <w:tcW w:w="3943" w:type="dxa"/>
+            <w:tcW w:w="2830" w:type="dxa"/>
           </w:tcPr>
           <w:p>
             <w:pPr>
@@ -2774,34 +3258,32 @@
               <w:rPr>
                 <w:sz w:val="24"/>
                 <w:szCs w:val="24"/>
-              </w:rPr>
-            </w:pPr>
-            <w:r>
-              <w:rPr>
-                <w:sz w:val="24"/>
-                <w:szCs w:val="24"/>
-                <w:lang w:val="en-US"/>
-              </w:rPr>
-              <w:t>PartComponentDefinition.</w:t>
-            </w:r>
-            <w:r>
-              <w:rPr>
-                <w:sz w:val="24"/>
-                <w:szCs w:val="24"/>
-              </w:rPr>
-              <w:t>WorkPlanes</w:t>
-            </w:r>
-          </w:p>
-        </w:tc>
-        <w:tc>
-          <w:tcPr>
-            <w:tcW w:w="1542" w:type="dxa"/>
-          </w:tcPr>
-          <w:p>
-            <w:pPr>
-              <w:tabs>
-                <w:tab w:val="left" w:pos="0"/>
-                <w:tab w:val="left" w:pos="275"/>
+                <w:lang w:val="en-US"/>
+              </w:rPr>
+            </w:pPr>
+            <w:proofErr w:type="spellStart"/>
+            <w:r>
+              <w:rPr>
+                <w:sz w:val="24"/>
+                <w:szCs w:val="24"/>
+                <w:lang w:val="en-US"/>
+              </w:rPr>
+              <w:t>PartComponentDefinition</w:t>
+            </w:r>
+            <w:proofErr w:type="spellEnd"/>
+            <w:r>
+              <w:rPr>
+                <w:sz w:val="24"/>
+                <w:szCs w:val="24"/>
+                <w:lang w:val="en-US"/>
+              </w:rPr>
+              <w:t>.</w:t>
+            </w:r>
+          </w:p>
+          <w:p>
+            <w:pPr>
+              <w:tabs>
+                <w:tab w:val="left" w:pos="0"/>
               </w:tabs>
               <w:spacing w:line="276" w:lineRule="auto"/>
               <w:ind w:right="-51"/>
@@ -2811,6 +3293,7 @@
                 <w:szCs w:val="24"/>
               </w:rPr>
             </w:pPr>
+            <w:proofErr w:type="spellStart"/>
             <w:r>
               <w:rPr>
                 <w:sz w:val="24"/>
@@ -2818,11 +3301,41 @@
               </w:rPr>
               <w:t>WorkPlanes</w:t>
             </w:r>
-          </w:p>
-        </w:tc>
-        <w:tc>
-          <w:tcPr>
-            <w:tcW w:w="3860" w:type="dxa"/>
+            <w:proofErr w:type="spellEnd"/>
+          </w:p>
+        </w:tc>
+        <w:tc>
+          <w:tcPr>
+            <w:tcW w:w="1985" w:type="dxa"/>
+          </w:tcPr>
+          <w:p>
+            <w:pPr>
+              <w:tabs>
+                <w:tab w:val="left" w:pos="0"/>
+                <w:tab w:val="left" w:pos="275"/>
+              </w:tabs>
+              <w:spacing w:line="276" w:lineRule="auto"/>
+              <w:ind w:right="-51"/>
+              <w:jc w:val="center"/>
+              <w:rPr>
+                <w:sz w:val="24"/>
+                <w:szCs w:val="24"/>
+              </w:rPr>
+            </w:pPr>
+            <w:proofErr w:type="spellStart"/>
+            <w:r>
+              <w:rPr>
+                <w:sz w:val="24"/>
+                <w:szCs w:val="24"/>
+              </w:rPr>
+              <w:t>WorkPlanes</w:t>
+            </w:r>
+            <w:proofErr w:type="spellEnd"/>
+          </w:p>
+        </w:tc>
+        <w:tc>
+          <w:tcPr>
+            <w:tcW w:w="4530" w:type="dxa"/>
           </w:tcPr>
           <w:p>
             <w:pPr>
@@ -2853,7 +3366,7 @@
         </w:trPr>
         <w:tc>
           <w:tcPr>
-            <w:tcW w:w="3943" w:type="dxa"/>
+            <w:tcW w:w="2830" w:type="dxa"/>
           </w:tcPr>
           <w:p>
             <w:pPr>
@@ -2869,6 +3382,7 @@
                 <w:lang w:val="en-US"/>
               </w:rPr>
             </w:pPr>
+            <w:proofErr w:type="spellStart"/>
             <w:r>
               <w:rPr>
                 <w:sz w:val="24"/>
@@ -2877,11 +3391,12 @@
               </w:rPr>
               <w:t>PlanarSketch.SketchLines</w:t>
             </w:r>
-          </w:p>
-        </w:tc>
-        <w:tc>
-          <w:tcPr>
-            <w:tcW w:w="1542" w:type="dxa"/>
+            <w:proofErr w:type="spellEnd"/>
+          </w:p>
+        </w:tc>
+        <w:tc>
+          <w:tcPr>
+            <w:tcW w:w="1985" w:type="dxa"/>
           </w:tcPr>
           <w:p>
             <w:pPr>
@@ -2898,6 +3413,7 @@
                 <w:lang w:val="en-US"/>
               </w:rPr>
             </w:pPr>
+            <w:proofErr w:type="spellStart"/>
             <w:r>
               <w:rPr>
                 <w:sz w:val="24"/>
@@ -2906,11 +3422,12 @@
               </w:rPr>
               <w:t>SketchLines</w:t>
             </w:r>
-          </w:p>
-        </w:tc>
-        <w:tc>
-          <w:tcPr>
-            <w:tcW w:w="3860" w:type="dxa"/>
+            <w:proofErr w:type="spellEnd"/>
+          </w:p>
+        </w:tc>
+        <w:tc>
+          <w:tcPr>
+            <w:tcW w:w="4530" w:type="dxa"/>
           </w:tcPr>
           <w:p>
             <w:pPr>
@@ -2963,7 +3480,7 @@
         </w:trPr>
         <w:tc>
           <w:tcPr>
-            <w:tcW w:w="3943" w:type="dxa"/>
+            <w:tcW w:w="2830" w:type="dxa"/>
           </w:tcPr>
           <w:p>
             <w:pPr>
@@ -2979,6 +3496,7 @@
                 <w:lang w:val="en-US"/>
               </w:rPr>
             </w:pPr>
+            <w:proofErr w:type="spellStart"/>
             <w:r>
               <w:rPr>
                 <w:sz w:val="24"/>
@@ -2987,11 +3505,12 @@
               </w:rPr>
               <w:t>PlanarSketch.Profiles</w:t>
             </w:r>
-          </w:p>
-        </w:tc>
-        <w:tc>
-          <w:tcPr>
-            <w:tcW w:w="1542" w:type="dxa"/>
+            <w:proofErr w:type="spellEnd"/>
+          </w:p>
+        </w:tc>
+        <w:tc>
+          <w:tcPr>
+            <w:tcW w:w="1985" w:type="dxa"/>
           </w:tcPr>
           <w:p>
             <w:pPr>
@@ -3020,7 +3539,7 @@
         </w:tc>
         <w:tc>
           <w:tcPr>
-            <w:tcW w:w="3860" w:type="dxa"/>
+            <w:tcW w:w="4530" w:type="dxa"/>
           </w:tcPr>
           <w:p>
             <w:pPr>
@@ -3051,7 +3570,7 @@
         </w:trPr>
         <w:tc>
           <w:tcPr>
-            <w:tcW w:w="3943" w:type="dxa"/>
+            <w:tcW w:w="2830" w:type="dxa"/>
           </w:tcPr>
           <w:p>
             <w:pPr>
@@ -3067,25 +3586,29 @@
                 <w:lang w:val="en-US"/>
               </w:rPr>
             </w:pPr>
-            <w:r>
-              <w:rPr>
-                <w:sz w:val="24"/>
-                <w:szCs w:val="24"/>
-                <w:lang w:val="en-US"/>
-              </w:rPr>
-              <w:t>PartComponentDefinition.Features</w:t>
-            </w:r>
-          </w:p>
-        </w:tc>
-        <w:tc>
-          <w:tcPr>
-            <w:tcW w:w="1542" w:type="dxa"/>
-          </w:tcPr>
-          <w:p>
-            <w:pPr>
-              <w:tabs>
-                <w:tab w:val="left" w:pos="0"/>
-                <w:tab w:val="left" w:pos="275"/>
+            <w:proofErr w:type="spellStart"/>
+            <w:r>
+              <w:rPr>
+                <w:sz w:val="24"/>
+                <w:szCs w:val="24"/>
+                <w:lang w:val="en-US"/>
+              </w:rPr>
+              <w:t>PartComponentDefinition</w:t>
+            </w:r>
+            <w:proofErr w:type="spellEnd"/>
+            <w:r>
+              <w:rPr>
+                <w:sz w:val="24"/>
+                <w:szCs w:val="24"/>
+                <w:lang w:val="en-US"/>
+              </w:rPr>
+              <w:t>.</w:t>
+            </w:r>
+          </w:p>
+          <w:p>
+            <w:pPr>
+              <w:tabs>
+                <w:tab w:val="left" w:pos="0"/>
               </w:tabs>
               <w:spacing w:line="276" w:lineRule="auto"/>
               <w:ind w:right="-51"/>
@@ -3102,13 +3625,44 @@
                 <w:szCs w:val="24"/>
                 <w:lang w:val="en-US"/>
               </w:rPr>
+              <w:t>Features</w:t>
+            </w:r>
+          </w:p>
+        </w:tc>
+        <w:tc>
+          <w:tcPr>
+            <w:tcW w:w="1985" w:type="dxa"/>
+          </w:tcPr>
+          <w:p>
+            <w:pPr>
+              <w:tabs>
+                <w:tab w:val="left" w:pos="0"/>
+                <w:tab w:val="left" w:pos="275"/>
+              </w:tabs>
+              <w:spacing w:line="276" w:lineRule="auto"/>
+              <w:ind w:right="-51"/>
+              <w:jc w:val="center"/>
+              <w:rPr>
+                <w:sz w:val="24"/>
+                <w:szCs w:val="24"/>
+                <w:lang w:val="en-US"/>
+              </w:rPr>
+            </w:pPr>
+            <w:proofErr w:type="spellStart"/>
+            <w:r>
+              <w:rPr>
+                <w:sz w:val="24"/>
+                <w:szCs w:val="24"/>
+                <w:lang w:val="en-US"/>
+              </w:rPr>
               <w:t>PartFeatures</w:t>
             </w:r>
-          </w:p>
-        </w:tc>
-        <w:tc>
-          <w:tcPr>
-            <w:tcW w:w="3860" w:type="dxa"/>
+            <w:proofErr w:type="spellEnd"/>
+          </w:p>
+        </w:tc>
+        <w:tc>
+          <w:tcPr>
+            <w:tcW w:w="4530" w:type="dxa"/>
           </w:tcPr>
           <w:p>
             <w:pPr>
@@ -3194,7 +3748,6 @@
           <w:sz w:val="28"/>
           <w:szCs w:val="28"/>
         </w:rPr>
-        <w:lastRenderedPageBreak/>
         <w:t xml:space="preserve">Таблица 1.2 </w:t>
       </w:r>
       <w:r>
@@ -3223,13 +3776,14 @@
         <w:tblStyle w:val="af1"/>
         <w:tblW w:w="5000" w:type="pct"/>
         <w:jc w:val="center"/>
+        <w:tblLayout w:type="fixed"/>
         <w:tblLook w:val="04A0" w:firstRow="1" w:lastRow="0" w:firstColumn="1" w:lastColumn="0" w:noHBand="0" w:noVBand="1"/>
       </w:tblPr>
       <w:tblGrid>
-        <w:gridCol w:w="2963"/>
-        <w:gridCol w:w="2343"/>
-        <w:gridCol w:w="1716"/>
-        <w:gridCol w:w="2323"/>
+        <w:gridCol w:w="2536"/>
+        <w:gridCol w:w="1994"/>
+        <w:gridCol w:w="1845"/>
+        <w:gridCol w:w="2970"/>
       </w:tblGrid>
       <w:tr>
         <w:trPr>
@@ -3237,7 +3791,7 @@
         </w:trPr>
         <w:tc>
           <w:tcPr>
-            <w:tcW w:w="1585" w:type="pct"/>
+            <w:tcW w:w="1357" w:type="pct"/>
           </w:tcPr>
           <w:p>
             <w:pPr>
@@ -3261,7 +3815,7 @@
         </w:tc>
         <w:tc>
           <w:tcPr>
-            <w:tcW w:w="1254" w:type="pct"/>
+            <w:tcW w:w="1067" w:type="pct"/>
           </w:tcPr>
           <w:p>
             <w:pPr>
@@ -3285,7 +3839,7 @@
         </w:tc>
         <w:tc>
           <w:tcPr>
-            <w:tcW w:w="918" w:type="pct"/>
+            <w:tcW w:w="987" w:type="pct"/>
           </w:tcPr>
           <w:p>
             <w:pPr>
@@ -3309,7 +3863,7 @@
         </w:tc>
         <w:tc>
           <w:tcPr>
-            <w:tcW w:w="1243" w:type="pct"/>
+            <w:tcW w:w="1590" w:type="pct"/>
           </w:tcPr>
           <w:p>
             <w:pPr>
@@ -3338,57 +3892,100 @@
         </w:trPr>
         <w:tc>
           <w:tcPr>
-            <w:tcW w:w="1585" w:type="pct"/>
-          </w:tcPr>
-          <w:p>
-            <w:pPr>
-              <w:tabs>
-                <w:tab w:val="left" w:pos="0"/>
-              </w:tabs>
-              <w:jc w:val="center"/>
-              <w:rPr>
-                <w:sz w:val="24"/>
-                <w:szCs w:val="24"/>
-                <w:lang w:val="en-US"/>
-              </w:rPr>
-            </w:pPr>
-            <w:r>
-              <w:rPr>
-                <w:sz w:val="24"/>
-                <w:szCs w:val="24"/>
-              </w:rPr>
-              <w:t>Documents.Add()</w:t>
-            </w:r>
-          </w:p>
-        </w:tc>
-        <w:tc>
-          <w:tcPr>
-            <w:tcW w:w="1254" w:type="pct"/>
-          </w:tcPr>
-          <w:p>
-            <w:pPr>
-              <w:tabs>
-                <w:tab w:val="left" w:pos="0"/>
-              </w:tabs>
-              <w:jc w:val="center"/>
-              <w:rPr>
-                <w:sz w:val="24"/>
-                <w:szCs w:val="24"/>
-                <w:lang w:val="en-US"/>
-              </w:rPr>
-            </w:pPr>
-            <w:r>
-              <w:rPr>
-                <w:sz w:val="24"/>
-                <w:szCs w:val="24"/>
-              </w:rPr>
-              <w:t>DocumentTypeEnum, string, bool</w:t>
-            </w:r>
-          </w:p>
-        </w:tc>
-        <w:tc>
-          <w:tcPr>
-            <w:tcW w:w="918" w:type="pct"/>
+            <w:tcW w:w="1357" w:type="pct"/>
+          </w:tcPr>
+          <w:p>
+            <w:pPr>
+              <w:tabs>
+                <w:tab w:val="left" w:pos="0"/>
+              </w:tabs>
+              <w:jc w:val="center"/>
+              <w:rPr>
+                <w:sz w:val="24"/>
+                <w:szCs w:val="24"/>
+                <w:lang w:val="en-US"/>
+              </w:rPr>
+            </w:pPr>
+            <w:proofErr w:type="spellStart"/>
+            <w:r>
+              <w:rPr>
+                <w:sz w:val="24"/>
+                <w:szCs w:val="24"/>
+              </w:rPr>
+              <w:t>Documents.Add</w:t>
+            </w:r>
+            <w:proofErr w:type="spellEnd"/>
+            <w:r>
+              <w:rPr>
+                <w:sz w:val="24"/>
+                <w:szCs w:val="24"/>
+              </w:rPr>
+              <w:t>()</w:t>
+            </w:r>
+          </w:p>
+        </w:tc>
+        <w:tc>
+          <w:tcPr>
+            <w:tcW w:w="1067" w:type="pct"/>
+          </w:tcPr>
+          <w:p>
+            <w:pPr>
+              <w:tabs>
+                <w:tab w:val="left" w:pos="0"/>
+              </w:tabs>
+              <w:jc w:val="center"/>
+              <w:rPr>
+                <w:sz w:val="24"/>
+                <w:szCs w:val="24"/>
+                <w:lang w:val="en-US"/>
+              </w:rPr>
+            </w:pPr>
+            <w:proofErr w:type="spellStart"/>
+            <w:r>
+              <w:rPr>
+                <w:sz w:val="24"/>
+                <w:szCs w:val="24"/>
+              </w:rPr>
+              <w:t>DocumentTypeEnum</w:t>
+            </w:r>
+            <w:proofErr w:type="spellEnd"/>
+            <w:r>
+              <w:rPr>
+                <w:sz w:val="24"/>
+                <w:szCs w:val="24"/>
+              </w:rPr>
+              <w:t xml:space="preserve">, </w:t>
+            </w:r>
+            <w:proofErr w:type="spellStart"/>
+            <w:r>
+              <w:rPr>
+                <w:sz w:val="24"/>
+                <w:szCs w:val="24"/>
+              </w:rPr>
+              <w:t>string</w:t>
+            </w:r>
+            <w:proofErr w:type="spellEnd"/>
+            <w:r>
+              <w:rPr>
+                <w:sz w:val="24"/>
+                <w:szCs w:val="24"/>
+              </w:rPr>
+              <w:t xml:space="preserve">, </w:t>
+            </w:r>
+            <w:proofErr w:type="spellStart"/>
+            <w:r>
+              <w:rPr>
+                <w:sz w:val="24"/>
+                <w:szCs w:val="24"/>
+              </w:rPr>
+              <w:t>bool</w:t>
+            </w:r>
+            <w:proofErr w:type="spellEnd"/>
+          </w:p>
+        </w:tc>
+        <w:tc>
+          <w:tcPr>
+            <w:tcW w:w="987" w:type="pct"/>
           </w:tcPr>
           <w:p>
             <w:pPr>
@@ -3412,7 +4009,7 @@
         </w:tc>
         <w:tc>
           <w:tcPr>
-            <w:tcW w:w="1243" w:type="pct"/>
+            <w:tcW w:w="1590" w:type="pct"/>
           </w:tcPr>
           <w:p>
             <w:pPr>
@@ -3441,67 +4038,95 @@
         </w:trPr>
         <w:tc>
           <w:tcPr>
-            <w:tcW w:w="1585" w:type="pct"/>
-          </w:tcPr>
-          <w:p>
-            <w:pPr>
-              <w:tabs>
-                <w:tab w:val="left" w:pos="0"/>
-              </w:tabs>
-              <w:jc w:val="center"/>
-              <w:rPr>
-                <w:sz w:val="24"/>
-                <w:szCs w:val="24"/>
-              </w:rPr>
-            </w:pPr>
-            <w:r>
-              <w:rPr>
-                <w:sz w:val="24"/>
-                <w:szCs w:val="24"/>
-              </w:rPr>
-              <w:t>PlanarSketches.Add()</w:t>
-            </w:r>
-          </w:p>
-        </w:tc>
-        <w:tc>
-          <w:tcPr>
-            <w:tcW w:w="1254" w:type="pct"/>
-          </w:tcPr>
-          <w:p>
-            <w:pPr>
-              <w:tabs>
-                <w:tab w:val="left" w:pos="0"/>
-              </w:tabs>
-              <w:jc w:val="center"/>
-              <w:rPr>
-                <w:sz w:val="24"/>
-                <w:szCs w:val="24"/>
-              </w:rPr>
-            </w:pPr>
-            <w:r>
-              <w:rPr>
-                <w:sz w:val="24"/>
-                <w:szCs w:val="24"/>
-              </w:rPr>
-              <w:t>WorkPlane, bool</w:t>
-            </w:r>
-          </w:p>
-        </w:tc>
-        <w:tc>
-          <w:tcPr>
-            <w:tcW w:w="918" w:type="pct"/>
-          </w:tcPr>
-          <w:p>
-            <w:pPr>
-              <w:tabs>
-                <w:tab w:val="left" w:pos="0"/>
-              </w:tabs>
-              <w:jc w:val="center"/>
-              <w:rPr>
-                <w:sz w:val="24"/>
-                <w:szCs w:val="24"/>
-              </w:rPr>
-            </w:pPr>
+            <w:tcW w:w="1357" w:type="pct"/>
+          </w:tcPr>
+          <w:p>
+            <w:pPr>
+              <w:tabs>
+                <w:tab w:val="left" w:pos="0"/>
+              </w:tabs>
+              <w:jc w:val="center"/>
+              <w:rPr>
+                <w:sz w:val="24"/>
+                <w:szCs w:val="24"/>
+              </w:rPr>
+            </w:pPr>
+            <w:proofErr w:type="spellStart"/>
+            <w:r>
+              <w:rPr>
+                <w:sz w:val="24"/>
+                <w:szCs w:val="24"/>
+              </w:rPr>
+              <w:t>PlanarSketches.Add</w:t>
+            </w:r>
+            <w:proofErr w:type="spellEnd"/>
+            <w:r>
+              <w:rPr>
+                <w:sz w:val="24"/>
+                <w:szCs w:val="24"/>
+              </w:rPr>
+              <w:t>()</w:t>
+            </w:r>
+          </w:p>
+        </w:tc>
+        <w:tc>
+          <w:tcPr>
+            <w:tcW w:w="1067" w:type="pct"/>
+          </w:tcPr>
+          <w:p>
+            <w:pPr>
+              <w:tabs>
+                <w:tab w:val="left" w:pos="0"/>
+              </w:tabs>
+              <w:jc w:val="center"/>
+              <w:rPr>
+                <w:sz w:val="24"/>
+                <w:szCs w:val="24"/>
+              </w:rPr>
+            </w:pPr>
+            <w:proofErr w:type="spellStart"/>
+            <w:r>
+              <w:rPr>
+                <w:sz w:val="24"/>
+                <w:szCs w:val="24"/>
+              </w:rPr>
+              <w:t>WorkPlane</w:t>
+            </w:r>
+            <w:proofErr w:type="spellEnd"/>
+            <w:r>
+              <w:rPr>
+                <w:sz w:val="24"/>
+                <w:szCs w:val="24"/>
+              </w:rPr>
+              <w:t xml:space="preserve">, </w:t>
+            </w:r>
+            <w:proofErr w:type="spellStart"/>
+            <w:r>
+              <w:rPr>
+                <w:sz w:val="24"/>
+                <w:szCs w:val="24"/>
+              </w:rPr>
+              <w:t>bool</w:t>
+            </w:r>
+            <w:proofErr w:type="spellEnd"/>
+          </w:p>
+        </w:tc>
+        <w:tc>
+          <w:tcPr>
+            <w:tcW w:w="987" w:type="pct"/>
+          </w:tcPr>
+          <w:p>
+            <w:pPr>
+              <w:tabs>
+                <w:tab w:val="left" w:pos="0"/>
+              </w:tabs>
+              <w:jc w:val="center"/>
+              <w:rPr>
+                <w:sz w:val="24"/>
+                <w:szCs w:val="24"/>
+              </w:rPr>
+            </w:pPr>
+            <w:proofErr w:type="spellStart"/>
             <w:r>
               <w:rPr>
                 <w:sz w:val="24"/>
@@ -3509,11 +4134,12 @@
               </w:rPr>
               <w:t>PlanarSketch</w:t>
             </w:r>
-          </w:p>
-        </w:tc>
-        <w:tc>
-          <w:tcPr>
-            <w:tcW w:w="1243" w:type="pct"/>
+            <w:proofErr w:type="spellEnd"/>
+          </w:p>
+        </w:tc>
+        <w:tc>
+          <w:tcPr>
+            <w:tcW w:w="1590" w:type="pct"/>
           </w:tcPr>
           <w:p>
             <w:pPr>
@@ -3542,78 +4168,122 @@
         </w:trPr>
         <w:tc>
           <w:tcPr>
-            <w:tcW w:w="1585" w:type="pct"/>
-          </w:tcPr>
-          <w:p>
-            <w:pPr>
-              <w:tabs>
-                <w:tab w:val="left" w:pos="0"/>
-              </w:tabs>
-              <w:jc w:val="center"/>
-              <w:rPr>
-                <w:sz w:val="24"/>
-                <w:szCs w:val="24"/>
-                <w:lang w:val="en-US"/>
-              </w:rPr>
-            </w:pPr>
-            <w:r>
-              <w:rPr>
-                <w:sz w:val="24"/>
-                <w:szCs w:val="24"/>
-                <w:lang w:val="en-US"/>
-              </w:rPr>
-              <w:t>TransientGeometry.</w:t>
-            </w:r>
-          </w:p>
-          <w:p>
-            <w:pPr>
-              <w:tabs>
-                <w:tab w:val="left" w:pos="0"/>
-              </w:tabs>
-              <w:jc w:val="center"/>
-              <w:rPr>
-                <w:sz w:val="24"/>
-                <w:szCs w:val="24"/>
-                <w:lang w:val="en-US"/>
-              </w:rPr>
-            </w:pPr>
-            <w:r>
-              <w:rPr>
-                <w:sz w:val="24"/>
-                <w:szCs w:val="24"/>
-              </w:rPr>
-              <w:t>CreatePoint2d()</w:t>
-            </w:r>
-          </w:p>
-        </w:tc>
-        <w:tc>
-          <w:tcPr>
-            <w:tcW w:w="1254" w:type="pct"/>
-          </w:tcPr>
-          <w:p>
-            <w:pPr>
-              <w:tabs>
-                <w:tab w:val="left" w:pos="0"/>
-              </w:tabs>
-              <w:jc w:val="center"/>
-              <w:rPr>
-                <w:sz w:val="24"/>
-                <w:szCs w:val="24"/>
-                <w:lang w:val="en-US"/>
-              </w:rPr>
-            </w:pPr>
-            <w:r>
-              <w:rPr>
-                <w:sz w:val="24"/>
-                <w:szCs w:val="24"/>
-              </w:rPr>
-              <w:t>double, double</w:t>
-            </w:r>
-          </w:p>
-        </w:tc>
-        <w:tc>
-          <w:tcPr>
-            <w:tcW w:w="918" w:type="pct"/>
+            <w:tcW w:w="1357" w:type="pct"/>
+          </w:tcPr>
+          <w:p>
+            <w:pPr>
+              <w:tabs>
+                <w:tab w:val="left" w:pos="0"/>
+              </w:tabs>
+              <w:jc w:val="center"/>
+              <w:rPr>
+                <w:sz w:val="24"/>
+                <w:szCs w:val="24"/>
+                <w:lang w:val="en-US"/>
+              </w:rPr>
+            </w:pPr>
+            <w:proofErr w:type="spellStart"/>
+            <w:r>
+              <w:rPr>
+                <w:sz w:val="24"/>
+                <w:szCs w:val="24"/>
+                <w:lang w:val="en-US"/>
+              </w:rPr>
+              <w:t>TransientGeometry</w:t>
+            </w:r>
+            <w:proofErr w:type="spellEnd"/>
+            <w:r>
+              <w:rPr>
+                <w:sz w:val="24"/>
+                <w:szCs w:val="24"/>
+                <w:lang w:val="en-US"/>
+              </w:rPr>
+              <w:t>.</w:t>
+            </w:r>
+          </w:p>
+          <w:p>
+            <w:pPr>
+              <w:tabs>
+                <w:tab w:val="left" w:pos="0"/>
+              </w:tabs>
+              <w:jc w:val="center"/>
+              <w:rPr>
+                <w:sz w:val="24"/>
+                <w:szCs w:val="24"/>
+                <w:lang w:val="en-US"/>
+              </w:rPr>
+            </w:pPr>
+            <w:r>
+              <w:rPr>
+                <w:sz w:val="24"/>
+                <w:szCs w:val="24"/>
+              </w:rPr>
+              <w:t>CreatePoint2</w:t>
+            </w:r>
+            <w:proofErr w:type="gramStart"/>
+            <w:r>
+              <w:rPr>
+                <w:sz w:val="24"/>
+                <w:szCs w:val="24"/>
+              </w:rPr>
+              <w:t>d(</w:t>
+            </w:r>
+            <w:proofErr w:type="gramEnd"/>
+            <w:r>
+              <w:rPr>
+                <w:sz w:val="24"/>
+                <w:szCs w:val="24"/>
+              </w:rPr>
+              <w:t>)</w:t>
+            </w:r>
+          </w:p>
+        </w:tc>
+        <w:tc>
+          <w:tcPr>
+            <w:tcW w:w="1067" w:type="pct"/>
+          </w:tcPr>
+          <w:p>
+            <w:pPr>
+              <w:tabs>
+                <w:tab w:val="left" w:pos="0"/>
+              </w:tabs>
+              <w:jc w:val="center"/>
+              <w:rPr>
+                <w:sz w:val="24"/>
+                <w:szCs w:val="24"/>
+                <w:lang w:val="en-US"/>
+              </w:rPr>
+            </w:pPr>
+            <w:proofErr w:type="spellStart"/>
+            <w:r>
+              <w:rPr>
+                <w:sz w:val="24"/>
+                <w:szCs w:val="24"/>
+              </w:rPr>
+              <w:t>double</w:t>
+            </w:r>
+            <w:proofErr w:type="spellEnd"/>
+            <w:r>
+              <w:rPr>
+                <w:sz w:val="24"/>
+                <w:szCs w:val="24"/>
+              </w:rPr>
+              <w:t xml:space="preserve">, </w:t>
+            </w:r>
+            <w:proofErr w:type="spellStart"/>
+            <w:r>
+              <w:rPr>
+                <w:sz w:val="24"/>
+                <w:szCs w:val="24"/>
+              </w:rPr>
+              <w:t>double</w:t>
+            </w:r>
+            <w:proofErr w:type="spellEnd"/>
+          </w:p>
+        </w:tc>
+        <w:tc>
+          <w:tcPr>
+            <w:tcW w:w="987" w:type="pct"/>
           </w:tcPr>
           <w:p>
             <w:pPr>
@@ -3637,7 +4307,7 @@
         </w:tc>
         <w:tc>
           <w:tcPr>
-            <w:tcW w:w="1243" w:type="pct"/>
+            <w:tcW w:w="1590" w:type="pct"/>
           </w:tcPr>
           <w:p>
             <w:pPr>
@@ -3666,58 +4336,71 @@
         </w:trPr>
         <w:tc>
           <w:tcPr>
-            <w:tcW w:w="1585" w:type="pct"/>
-          </w:tcPr>
-          <w:p>
-            <w:pPr>
-              <w:tabs>
-                <w:tab w:val="left" w:pos="0"/>
-              </w:tabs>
-              <w:jc w:val="center"/>
-              <w:rPr>
-                <w:sz w:val="24"/>
-                <w:szCs w:val="24"/>
-              </w:rPr>
-            </w:pPr>
-            <w:r>
-              <w:rPr>
-                <w:sz w:val="24"/>
-                <w:szCs w:val="24"/>
-              </w:rPr>
-              <w:t>SketchLines.</w:t>
-            </w:r>
-          </w:p>
-          <w:p>
-            <w:pPr>
-              <w:tabs>
-                <w:tab w:val="left" w:pos="0"/>
-              </w:tabs>
-              <w:jc w:val="center"/>
-              <w:rPr>
-                <w:sz w:val="24"/>
-                <w:szCs w:val="24"/>
-                <w:lang w:val="en-US"/>
-              </w:rPr>
-            </w:pPr>
-            <w:r>
-              <w:rPr>
-                <w:sz w:val="24"/>
-                <w:szCs w:val="24"/>
-              </w:rPr>
-              <w:t>AddAsTwoPointRectangle</w:t>
-            </w:r>
-            <w:r>
-              <w:rPr>
-                <w:sz w:val="24"/>
-                <w:szCs w:val="24"/>
-              </w:rPr>
-              <w:t>()</w:t>
-            </w:r>
-          </w:p>
-        </w:tc>
-        <w:tc>
-          <w:tcPr>
-            <w:tcW w:w="1254" w:type="pct"/>
+            <w:tcW w:w="1357" w:type="pct"/>
+          </w:tcPr>
+          <w:p>
+            <w:pPr>
+              <w:tabs>
+                <w:tab w:val="left" w:pos="0"/>
+              </w:tabs>
+              <w:jc w:val="center"/>
+              <w:rPr>
+                <w:sz w:val="24"/>
+                <w:szCs w:val="24"/>
+              </w:rPr>
+            </w:pPr>
+            <w:proofErr w:type="spellStart"/>
+            <w:r>
+              <w:rPr>
+                <w:sz w:val="24"/>
+                <w:szCs w:val="24"/>
+              </w:rPr>
+              <w:t>SketchLines.AddAs</w:t>
+            </w:r>
+            <w:proofErr w:type="spellEnd"/>
+          </w:p>
+          <w:p>
+            <w:pPr>
+              <w:tabs>
+                <w:tab w:val="left" w:pos="0"/>
+              </w:tabs>
+              <w:jc w:val="center"/>
+              <w:rPr>
+                <w:sz w:val="24"/>
+                <w:szCs w:val="24"/>
+                <w:lang w:val="en-US"/>
+              </w:rPr>
+            </w:pPr>
+            <w:proofErr w:type="spellStart"/>
+            <w:proofErr w:type="gramStart"/>
+            <w:r>
+              <w:rPr>
+                <w:sz w:val="24"/>
+                <w:szCs w:val="24"/>
+              </w:rPr>
+              <w:t>TwoPointRectangle</w:t>
+            </w:r>
+            <w:proofErr w:type="spellEnd"/>
+            <w:r>
+              <w:rPr>
+                <w:sz w:val="24"/>
+                <w:szCs w:val="24"/>
+              </w:rPr>
+              <w:t>(</w:t>
+            </w:r>
+            <w:proofErr w:type="gramEnd"/>
+            <w:r>
+              <w:rPr>
+                <w:sz w:val="24"/>
+                <w:szCs w:val="24"/>
+              </w:rPr>
+              <w:t>)</w:t>
+            </w:r>
+          </w:p>
+        </w:tc>
+        <w:tc>
+          <w:tcPr>
+            <w:tcW w:w="1067" w:type="pct"/>
           </w:tcPr>
           <w:p>
             <w:pPr>
@@ -3741,19 +4424,20 @@
         </w:tc>
         <w:tc>
           <w:tcPr>
-            <w:tcW w:w="918" w:type="pct"/>
-          </w:tcPr>
-          <w:p>
-            <w:pPr>
-              <w:tabs>
-                <w:tab w:val="left" w:pos="0"/>
-              </w:tabs>
-              <w:jc w:val="center"/>
-              <w:rPr>
-                <w:sz w:val="24"/>
-                <w:szCs w:val="24"/>
-              </w:rPr>
-            </w:pPr>
+            <w:tcW w:w="987" w:type="pct"/>
+          </w:tcPr>
+          <w:p>
+            <w:pPr>
+              <w:tabs>
+                <w:tab w:val="left" w:pos="0"/>
+              </w:tabs>
+              <w:jc w:val="center"/>
+              <w:rPr>
+                <w:sz w:val="24"/>
+                <w:szCs w:val="24"/>
+              </w:rPr>
+            </w:pPr>
+            <w:proofErr w:type="spellStart"/>
             <w:r>
               <w:rPr>
                 <w:sz w:val="24"/>
@@ -3761,18 +4445,20 @@
               </w:rPr>
               <w:t>SketchEntities</w:t>
             </w:r>
-          </w:p>
-          <w:p>
-            <w:pPr>
-              <w:tabs>
-                <w:tab w:val="left" w:pos="0"/>
-              </w:tabs>
-              <w:jc w:val="center"/>
-              <w:rPr>
-                <w:sz w:val="24"/>
-                <w:szCs w:val="24"/>
-              </w:rPr>
-            </w:pPr>
+            <w:proofErr w:type="spellEnd"/>
+          </w:p>
+          <w:p>
+            <w:pPr>
+              <w:tabs>
+                <w:tab w:val="left" w:pos="0"/>
+              </w:tabs>
+              <w:jc w:val="center"/>
+              <w:rPr>
+                <w:sz w:val="24"/>
+                <w:szCs w:val="24"/>
+              </w:rPr>
+            </w:pPr>
+            <w:proofErr w:type="spellStart"/>
             <w:r>
               <w:rPr>
                 <w:sz w:val="24"/>
@@ -3780,29 +4466,38 @@
               </w:rPr>
               <w:t>Enumerator</w:t>
             </w:r>
-          </w:p>
-        </w:tc>
-        <w:tc>
-          <w:tcPr>
-            <w:tcW w:w="1243" w:type="pct"/>
-          </w:tcPr>
-          <w:p>
-            <w:pPr>
-              <w:tabs>
-                <w:tab w:val="left" w:pos="0"/>
-              </w:tabs>
-              <w:jc w:val="center"/>
-              <w:rPr>
-                <w:sz w:val="24"/>
-                <w:szCs w:val="24"/>
-              </w:rPr>
-            </w:pPr>
-            <w:r>
-              <w:rPr>
-                <w:sz w:val="24"/>
-                <w:szCs w:val="24"/>
-              </w:rPr>
-              <w:t>Строит прямоугольный контур по двум диагональным точкам</w:t>
+            <w:proofErr w:type="spellEnd"/>
+          </w:p>
+        </w:tc>
+        <w:tc>
+          <w:tcPr>
+            <w:tcW w:w="1590" w:type="pct"/>
+          </w:tcPr>
+          <w:p>
+            <w:pPr>
+              <w:tabs>
+                <w:tab w:val="left" w:pos="0"/>
+              </w:tabs>
+              <w:jc w:val="center"/>
+              <w:rPr>
+                <w:sz w:val="24"/>
+                <w:szCs w:val="24"/>
+              </w:rPr>
+            </w:pPr>
+            <w:r>
+              <w:rPr>
+                <w:sz w:val="24"/>
+                <w:szCs w:val="24"/>
+              </w:rPr>
+              <w:t xml:space="preserve">Строит прямоугольный контур по двум </w:t>
+            </w:r>
+            <w:r>
+              <w:rPr>
+                <w:sz w:val="24"/>
+                <w:szCs w:val="24"/>
+              </w:rPr>
+              <w:lastRenderedPageBreak/>
+              <w:t>диагональным точкам</w:t>
             </w:r>
           </w:p>
         </w:tc>
@@ -3813,38 +4508,50 @@
         </w:trPr>
         <w:tc>
           <w:tcPr>
-            <w:tcW w:w="1585" w:type="pct"/>
-          </w:tcPr>
-          <w:p>
-            <w:pPr>
-              <w:tabs>
-                <w:tab w:val="left" w:pos="0"/>
-              </w:tabs>
-              <w:jc w:val="center"/>
-              <w:rPr>
-                <w:sz w:val="24"/>
-                <w:szCs w:val="24"/>
-              </w:rPr>
-            </w:pPr>
-            <w:r>
-              <w:rPr>
-                <w:sz w:val="24"/>
-                <w:szCs w:val="24"/>
-              </w:rPr>
-              <w:t>SketchLines.</w:t>
-            </w:r>
-          </w:p>
-          <w:p>
-            <w:pPr>
-              <w:tabs>
-                <w:tab w:val="left" w:pos="0"/>
-              </w:tabs>
-              <w:jc w:val="center"/>
-              <w:rPr>
-                <w:sz w:val="24"/>
-                <w:szCs w:val="24"/>
-              </w:rPr>
-            </w:pPr>
+            <w:tcW w:w="1357" w:type="pct"/>
+          </w:tcPr>
+          <w:p>
+            <w:pPr>
+              <w:tabs>
+                <w:tab w:val="left" w:pos="0"/>
+              </w:tabs>
+              <w:jc w:val="center"/>
+              <w:rPr>
+                <w:sz w:val="24"/>
+                <w:szCs w:val="24"/>
+              </w:rPr>
+            </w:pPr>
+            <w:proofErr w:type="spellStart"/>
+            <w:r>
+              <w:rPr>
+                <w:sz w:val="24"/>
+                <w:szCs w:val="24"/>
+              </w:rPr>
+              <w:lastRenderedPageBreak/>
+              <w:t>SketchLines</w:t>
+            </w:r>
+            <w:proofErr w:type="spellEnd"/>
+            <w:r>
+              <w:rPr>
+                <w:sz w:val="24"/>
+                <w:szCs w:val="24"/>
+              </w:rPr>
+              <w:t>.</w:t>
+            </w:r>
+          </w:p>
+          <w:p>
+            <w:pPr>
+              <w:tabs>
+                <w:tab w:val="left" w:pos="0"/>
+              </w:tabs>
+              <w:jc w:val="center"/>
+              <w:rPr>
+                <w:sz w:val="24"/>
+                <w:szCs w:val="24"/>
+              </w:rPr>
+            </w:pPr>
+            <w:proofErr w:type="spellStart"/>
+            <w:proofErr w:type="gramStart"/>
             <w:r>
               <w:rPr>
                 <w:sz w:val="24"/>
@@ -3852,18 +4559,27 @@
               </w:rPr>
               <w:t>AddByTwoPoints</w:t>
             </w:r>
-            <w:r>
-              <w:rPr>
-                <w:sz w:val="24"/>
-                <w:szCs w:val="24"/>
-              </w:rPr>
-              <w:t>()</w:t>
-            </w:r>
-          </w:p>
-        </w:tc>
-        <w:tc>
-          <w:tcPr>
-            <w:tcW w:w="1254" w:type="pct"/>
+            <w:proofErr w:type="spellEnd"/>
+            <w:r>
+              <w:rPr>
+                <w:sz w:val="24"/>
+                <w:szCs w:val="24"/>
+              </w:rPr>
+              <w:t>(</w:t>
+            </w:r>
+            <w:proofErr w:type="gramEnd"/>
+            <w:r>
+              <w:rPr>
+                <w:sz w:val="24"/>
+                <w:szCs w:val="24"/>
+              </w:rPr>
+              <w:t>)</w:t>
+            </w:r>
+          </w:p>
+        </w:tc>
+        <w:tc>
+          <w:tcPr>
+            <w:tcW w:w="1067" w:type="pct"/>
           </w:tcPr>
           <w:p>
             <w:pPr>
@@ -3887,7 +4603,7 @@
         </w:tc>
         <w:tc>
           <w:tcPr>
-            <w:tcW w:w="918" w:type="pct"/>
+            <w:tcW w:w="987" w:type="pct"/>
           </w:tcPr>
           <w:p>
             <w:pPr>
@@ -3901,6 +4617,7 @@
                 <w:szCs w:val="24"/>
               </w:rPr>
             </w:pPr>
+            <w:proofErr w:type="spellStart"/>
             <w:r>
               <w:rPr>
                 <w:sz w:val="24"/>
@@ -3908,11 +4625,12 @@
               </w:rPr>
               <w:t>SketchLine</w:t>
             </w:r>
-          </w:p>
-        </w:tc>
-        <w:tc>
-          <w:tcPr>
-            <w:tcW w:w="1243" w:type="pct"/>
+            <w:proofErr w:type="spellEnd"/>
+          </w:p>
+        </w:tc>
+        <w:tc>
+          <w:tcPr>
+            <w:tcW w:w="1590" w:type="pct"/>
           </w:tcPr>
           <w:p>
             <w:pPr>
@@ -3941,7 +4659,7 @@
         </w:trPr>
         <w:tc>
           <w:tcPr>
-            <w:tcW w:w="1585" w:type="pct"/>
+            <w:tcW w:w="1357" w:type="pct"/>
           </w:tcPr>
           <w:p>
             <w:pPr>
@@ -3955,18 +4673,27 @@
                 <w:szCs w:val="24"/>
               </w:rPr>
             </w:pPr>
-            <w:r>
-              <w:rPr>
-                <w:sz w:val="24"/>
-                <w:szCs w:val="24"/>
-              </w:rPr>
-              <w:t>Profiles.AddForSolid()</w:t>
-            </w:r>
-          </w:p>
-        </w:tc>
-        <w:tc>
-          <w:tcPr>
-            <w:tcW w:w="1254" w:type="pct"/>
+            <w:proofErr w:type="spellStart"/>
+            <w:r>
+              <w:rPr>
+                <w:sz w:val="24"/>
+                <w:szCs w:val="24"/>
+              </w:rPr>
+              <w:t>Profiles.AddForSolid</w:t>
+            </w:r>
+            <w:proofErr w:type="spellEnd"/>
+            <w:r>
+              <w:rPr>
+                <w:sz w:val="24"/>
+                <w:szCs w:val="24"/>
+              </w:rPr>
+              <w:t>()</w:t>
+            </w:r>
+          </w:p>
+        </w:tc>
+        <w:tc>
+          <w:tcPr>
+            <w:tcW w:w="1067" w:type="pct"/>
           </w:tcPr>
           <w:p>
             <w:pPr>
@@ -3990,7 +4717,7 @@
         </w:tc>
         <w:tc>
           <w:tcPr>
-            <w:tcW w:w="918" w:type="pct"/>
+            <w:tcW w:w="987" w:type="pct"/>
           </w:tcPr>
           <w:p>
             <w:pPr>
@@ -4014,7 +4741,7 @@
         </w:tc>
         <w:tc>
           <w:tcPr>
-            <w:tcW w:w="1243" w:type="pct"/>
+            <w:tcW w:w="1590" w:type="pct"/>
           </w:tcPr>
           <w:p>
             <w:pPr>
@@ -4043,109 +4770,186 @@
         </w:trPr>
         <w:tc>
           <w:tcPr>
-            <w:tcW w:w="1585" w:type="pct"/>
-          </w:tcPr>
-          <w:p>
-            <w:pPr>
-              <w:tabs>
-                <w:tab w:val="left" w:pos="0"/>
-              </w:tabs>
-              <w:jc w:val="center"/>
-              <w:rPr>
-                <w:sz w:val="24"/>
-                <w:szCs w:val="24"/>
-                <w:lang w:val="en-US"/>
-              </w:rPr>
-            </w:pPr>
-            <w:r>
-              <w:rPr>
-                <w:sz w:val="24"/>
-                <w:szCs w:val="24"/>
-              </w:rPr>
-              <w:t>ExtrudeFeatures.</w:t>
-            </w:r>
-          </w:p>
-          <w:p>
-            <w:pPr>
-              <w:tabs>
-                <w:tab w:val="left" w:pos="0"/>
-              </w:tabs>
-              <w:jc w:val="center"/>
-              <w:rPr>
-                <w:sz w:val="24"/>
-                <w:szCs w:val="24"/>
-                <w:lang w:val="en-US"/>
-              </w:rPr>
-            </w:pPr>
-            <w:r>
-              <w:rPr>
-                <w:sz w:val="24"/>
-                <w:szCs w:val="24"/>
-              </w:rPr>
-              <w:t>AddByDistanceExtent()</w:t>
-            </w:r>
-          </w:p>
-        </w:tc>
-        <w:tc>
-          <w:tcPr>
-            <w:tcW w:w="1254" w:type="pct"/>
-          </w:tcPr>
-          <w:p>
-            <w:pPr>
-              <w:tabs>
-                <w:tab w:val="left" w:pos="0"/>
-              </w:tabs>
-              <w:jc w:val="center"/>
-              <w:rPr>
-                <w:sz w:val="24"/>
-                <w:szCs w:val="24"/>
-                <w:lang w:val="en-US"/>
-              </w:rPr>
-            </w:pPr>
-            <w:r>
-              <w:rPr>
-                <w:sz w:val="24"/>
-                <w:szCs w:val="24"/>
-              </w:rPr>
-              <w:t>Profile, double, PartFeature</w:t>
-            </w:r>
-          </w:p>
-          <w:p>
-            <w:pPr>
-              <w:tabs>
-                <w:tab w:val="left" w:pos="0"/>
-              </w:tabs>
-              <w:jc w:val="center"/>
-              <w:rPr>
-                <w:sz w:val="24"/>
-                <w:szCs w:val="24"/>
-                <w:lang w:val="en-US"/>
-              </w:rPr>
-            </w:pPr>
-            <w:r>
-              <w:rPr>
-                <w:sz w:val="24"/>
-                <w:szCs w:val="24"/>
-              </w:rPr>
-              <w:t>ExtentDirectionEnum</w:t>
-            </w:r>
-          </w:p>
-        </w:tc>
-        <w:tc>
-          <w:tcPr>
-            <w:tcW w:w="918" w:type="pct"/>
-          </w:tcPr>
-          <w:p>
-            <w:pPr>
-              <w:tabs>
-                <w:tab w:val="left" w:pos="0"/>
-              </w:tabs>
-              <w:jc w:val="center"/>
-              <w:rPr>
-                <w:sz w:val="24"/>
-                <w:szCs w:val="24"/>
-              </w:rPr>
-            </w:pPr>
+            <w:tcW w:w="1357" w:type="pct"/>
+          </w:tcPr>
+          <w:p>
+            <w:pPr>
+              <w:tabs>
+                <w:tab w:val="left" w:pos="0"/>
+              </w:tabs>
+              <w:jc w:val="center"/>
+              <w:rPr>
+                <w:sz w:val="24"/>
+                <w:szCs w:val="24"/>
+                <w:lang w:val="en-US"/>
+              </w:rPr>
+            </w:pPr>
+            <w:proofErr w:type="spellStart"/>
+            <w:r>
+              <w:rPr>
+                <w:sz w:val="24"/>
+                <w:szCs w:val="24"/>
+              </w:rPr>
+              <w:t>ExtrudeFeatures</w:t>
+            </w:r>
+            <w:proofErr w:type="spellEnd"/>
+            <w:r>
+              <w:rPr>
+                <w:sz w:val="24"/>
+                <w:szCs w:val="24"/>
+              </w:rPr>
+              <w:t>.</w:t>
+            </w:r>
+          </w:p>
+          <w:p>
+            <w:pPr>
+              <w:tabs>
+                <w:tab w:val="left" w:pos="0"/>
+              </w:tabs>
+              <w:jc w:val="center"/>
+              <w:rPr>
+                <w:sz w:val="24"/>
+                <w:szCs w:val="24"/>
+                <w:lang w:val="en-US"/>
+              </w:rPr>
+            </w:pPr>
+            <w:proofErr w:type="spellStart"/>
+            <w:proofErr w:type="gramStart"/>
+            <w:r>
+              <w:rPr>
+                <w:sz w:val="24"/>
+                <w:szCs w:val="24"/>
+              </w:rPr>
+              <w:t>AddByDistanceExtent</w:t>
+            </w:r>
+            <w:proofErr w:type="spellEnd"/>
+            <w:r>
+              <w:rPr>
+                <w:sz w:val="24"/>
+                <w:szCs w:val="24"/>
+              </w:rPr>
+              <w:t>(</w:t>
+            </w:r>
+            <w:proofErr w:type="gramEnd"/>
+            <w:r>
+              <w:rPr>
+                <w:sz w:val="24"/>
+                <w:szCs w:val="24"/>
+              </w:rPr>
+              <w:t>)</w:t>
+            </w:r>
+          </w:p>
+        </w:tc>
+        <w:tc>
+          <w:tcPr>
+            <w:tcW w:w="1067" w:type="pct"/>
+          </w:tcPr>
+          <w:p>
+            <w:pPr>
+              <w:tabs>
+                <w:tab w:val="left" w:pos="0"/>
+              </w:tabs>
+              <w:jc w:val="center"/>
+              <w:rPr>
+                <w:sz w:val="24"/>
+                <w:szCs w:val="24"/>
+                <w:lang w:val="en-US"/>
+              </w:rPr>
+            </w:pPr>
+            <w:r>
+              <w:rPr>
+                <w:sz w:val="24"/>
+                <w:szCs w:val="24"/>
+              </w:rPr>
+              <w:t xml:space="preserve">Profile, </w:t>
+            </w:r>
+            <w:proofErr w:type="spellStart"/>
+            <w:r>
+              <w:rPr>
+                <w:sz w:val="24"/>
+                <w:szCs w:val="24"/>
+              </w:rPr>
+              <w:t>double</w:t>
+            </w:r>
+            <w:proofErr w:type="spellEnd"/>
+            <w:r>
+              <w:rPr>
+                <w:sz w:val="24"/>
+                <w:szCs w:val="24"/>
+              </w:rPr>
+              <w:t xml:space="preserve">, </w:t>
+            </w:r>
+            <w:proofErr w:type="spellStart"/>
+            <w:r>
+              <w:rPr>
+                <w:sz w:val="24"/>
+                <w:szCs w:val="24"/>
+              </w:rPr>
+              <w:t>PartFeature</w:t>
+            </w:r>
+            <w:proofErr w:type="spellEnd"/>
+          </w:p>
+          <w:p>
+            <w:pPr>
+              <w:tabs>
+                <w:tab w:val="left" w:pos="0"/>
+              </w:tabs>
+              <w:jc w:val="center"/>
+              <w:rPr>
+                <w:sz w:val="24"/>
+                <w:szCs w:val="24"/>
+                <w:lang w:val="en-US"/>
+              </w:rPr>
+            </w:pPr>
+            <w:proofErr w:type="spellStart"/>
+            <w:r>
+              <w:rPr>
+                <w:sz w:val="24"/>
+                <w:szCs w:val="24"/>
+              </w:rPr>
+              <w:t>ExtentDirection</w:t>
+            </w:r>
+            <w:proofErr w:type="spellEnd"/>
+          </w:p>
+          <w:p>
+            <w:pPr>
+              <w:tabs>
+                <w:tab w:val="left" w:pos="0"/>
+              </w:tabs>
+              <w:jc w:val="center"/>
+              <w:rPr>
+                <w:sz w:val="24"/>
+                <w:szCs w:val="24"/>
+                <w:lang w:val="en-US"/>
+              </w:rPr>
+            </w:pPr>
+            <w:proofErr w:type="spellStart"/>
+            <w:r>
+              <w:rPr>
+                <w:sz w:val="24"/>
+                <w:szCs w:val="24"/>
+              </w:rPr>
+              <w:t>Enum</w:t>
+            </w:r>
+            <w:proofErr w:type="spellEnd"/>
+          </w:p>
+        </w:tc>
+        <w:tc>
+          <w:tcPr>
+            <w:tcW w:w="987" w:type="pct"/>
+          </w:tcPr>
+          <w:p>
+            <w:pPr>
+              <w:tabs>
+                <w:tab w:val="left" w:pos="0"/>
+              </w:tabs>
+              <w:jc w:val="center"/>
+              <w:rPr>
+                <w:sz w:val="24"/>
+                <w:szCs w:val="24"/>
+              </w:rPr>
+            </w:pPr>
+            <w:proofErr w:type="spellStart"/>
             <w:r>
               <w:rPr>
                 <w:sz w:val="24"/>
@@ -4153,11 +4957,12 @@
               </w:rPr>
               <w:t>ExtrudeFeature</w:t>
             </w:r>
-          </w:p>
-        </w:tc>
-        <w:tc>
-          <w:tcPr>
-            <w:tcW w:w="1243" w:type="pct"/>
+            <w:proofErr w:type="spellEnd"/>
+          </w:p>
+        </w:tc>
+        <w:tc>
+          <w:tcPr>
+            <w:tcW w:w="1590" w:type="pct"/>
           </w:tcPr>
           <w:p>
             <w:pPr>
@@ -4181,40 +4986,23 @@
         </w:tc>
       </w:tr>
     </w:tbl>
-    <w:p>
-      <w:pPr>
-        <w:spacing w:line="360" w:lineRule="auto"/>
-        <w:rPr>
-          <w:sz w:val="28"/>
-          <w:szCs w:val="28"/>
-        </w:rPr>
-      </w:pPr>
-    </w:p>
     <w:p>
       <w:pPr>
         <w:widowControl/>
         <w:autoSpaceDE/>
         <w:autoSpaceDN/>
-        <w:spacing w:after="160" w:line="278" w:lineRule="auto"/>
+        <w:spacing w:after="160" w:line="360" w:lineRule="auto"/>
         <w:rPr>
           <w:rFonts w:eastAsiaTheme="majorEastAsia"/>
           <w:b/>
           <w:bCs/>
           <w:sz w:val="28"/>
           <w:szCs w:val="28"/>
+          <w:lang w:val="en-US"/>
         </w:rPr>
       </w:pPr>
-      <w:bookmarkStart w:id="8" w:name="_Toc240922647"/>
-      <w:bookmarkStart w:id="9" w:name="_Toc241000338"/>
-      <w:r>
-        <w:rPr>
-          <w:b/>
-          <w:bCs/>
-          <w:sz w:val="28"/>
-          <w:szCs w:val="28"/>
-        </w:rPr>
-        <w:br w:type="page"/>
-      </w:r>
+      <w:bookmarkStart w:id="9" w:name="_Toc240922647"/>
+      <w:bookmarkStart w:id="10" w:name="_Toc241000338"/>
     </w:p>
     <w:p>
       <w:pPr>
@@ -4239,11 +5027,10 @@
           <w:sz w:val="28"/>
           <w:szCs w:val="28"/>
         </w:rPr>
-        <w:lastRenderedPageBreak/>
         <w:t>1.3 Обзор аналогов плагина</w:t>
       </w:r>
-      <w:bookmarkEnd w:id="8"/>
       <w:bookmarkEnd w:id="9"/>
+      <w:bookmarkEnd w:id="10"/>
     </w:p>
     <w:p/>
     <w:p>
@@ -4273,7 +5060,7 @@
         </w:rPr>
         <w:t xml:space="preserve">освенным </w:t>
       </w:r>
-      <w:commentRangeStart w:id="10"/>
+      <w:commentRangeStart w:id="11"/>
       <w:r>
         <w:rPr>
           <w:sz w:val="28"/>
@@ -4288,14 +5075,14 @@
         </w:rPr>
         <w:t xml:space="preserve"> </w:t>
       </w:r>
-      <w:commentRangeEnd w:id="10"/>
+      <w:commentRangeEnd w:id="11"/>
       <w:r>
         <w:rPr>
           <w:rStyle w:val="af2"/>
           <w:sz w:val="28"/>
           <w:szCs w:val="28"/>
         </w:rPr>
-        <w:commentReference w:id="10"/>
+        <w:commentReference w:id="11"/>
       </w:r>
       <w:r>
         <w:rPr>
@@ -4427,8 +5214,9 @@
           <w:sz w:val="28"/>
           <w:szCs w:val="28"/>
         </w:rPr>
+        <w:lastRenderedPageBreak/>
         <w:drawing>
-          <wp:inline distT="0" distB="0" distL="0" distR="0" wp14:anchorId="10E3E2C3" wp14:editId="0E6E3E8A">
+          <wp:inline distT="0" distB="0" distL="0" distR="0" wp14:anchorId="10E3E2C3" wp14:editId="7A478CEC">
             <wp:extent cx="5512573" cy="4949825"/>
             <wp:effectExtent l="19050" t="19050" r="12065" b="22225"/>
             <wp:docPr id="1036276978" name="Рисунок 1"/>
@@ -4451,7 +5239,7 @@
                   <pic:spPr>
                     <a:xfrm>
                       <a:off x="0" y="0"/>
-                      <a:ext cx="5521799" cy="4958109"/>
+                      <a:ext cx="5512573" cy="4949825"/>
                     </a:xfrm>
                     <a:prstGeom prst="rect">
                       <a:avLst/>
@@ -4474,38 +5262,6 @@
         <w:widowControl/>
         <w:autoSpaceDE/>
         <w:autoSpaceDN/>
-        <w:jc w:val="center"/>
-        <w:rPr>
-          <w:sz w:val="28"/>
-          <w:szCs w:val="28"/>
-        </w:rPr>
-      </w:pPr>
-      <w:r>
-        <w:rPr>
-          <w:sz w:val="28"/>
-          <w:szCs w:val="28"/>
-        </w:rPr>
-        <w:t xml:space="preserve">Рисунок 1.1 </w:t>
-      </w:r>
-      <w:r>
-        <w:rPr>
-          <w:sz w:val="28"/>
-        </w:rPr>
-        <w:t>–</w:t>
-      </w:r>
-      <w:r>
-        <w:rPr>
-          <w:sz w:val="28"/>
-          <w:szCs w:val="28"/>
-        </w:rPr>
-        <w:t xml:space="preserve"> Онлайн-конструктор багетной мастерской «Арт мастер» </w:t>
-      </w:r>
-    </w:p>
-    <w:p>
-      <w:pPr>
-        <w:widowControl/>
-        <w:autoSpaceDE/>
-        <w:autoSpaceDN/>
         <w:spacing w:line="360" w:lineRule="auto"/>
         <w:jc w:val="center"/>
         <w:rPr>
@@ -4513,6 +5269,26 @@
           <w:szCs w:val="28"/>
         </w:rPr>
       </w:pPr>
+      <w:r>
+        <w:rPr>
+          <w:sz w:val="28"/>
+          <w:szCs w:val="28"/>
+        </w:rPr>
+        <w:t xml:space="preserve">Рисунок 1.1 </w:t>
+      </w:r>
+      <w:r>
+        <w:rPr>
+          <w:sz w:val="28"/>
+        </w:rPr>
+        <w:t>–</w:t>
+      </w:r>
+      <w:r>
+        <w:rPr>
+          <w:sz w:val="28"/>
+          <w:szCs w:val="28"/>
+        </w:rPr>
+        <w:t xml:space="preserve"> Онлайн-конструктор багетной мастерской «Арт мастер» </w:t>
+      </w:r>
     </w:p>
     <w:p>
       <w:pPr>
@@ -4524,34 +5300,9 @@
         <w:rPr>
           <w:sz w:val="28"/>
           <w:szCs w:val="28"/>
+          <w:lang w:val="en-US"/>
         </w:rPr>
       </w:pPr>
-      <w:r>
-        <w:rPr>
-          <w:sz w:val="28"/>
-          <w:szCs w:val="28"/>
-        </w:rPr>
-        <w:tab/>
-      </w:r>
-    </w:p>
-    <w:p>
-      <w:pPr>
-        <w:widowControl/>
-        <w:autoSpaceDE/>
-        <w:autoSpaceDN/>
-        <w:spacing w:after="160" w:line="278" w:lineRule="auto"/>
-        <w:rPr>
-          <w:sz w:val="28"/>
-          <w:szCs w:val="28"/>
-        </w:rPr>
-      </w:pPr>
-      <w:r>
-        <w:rPr>
-          <w:sz w:val="28"/>
-          <w:szCs w:val="28"/>
-        </w:rPr>
-        <w:br w:type="page"/>
-      </w:r>
     </w:p>
     <w:p>
       <w:pPr>
@@ -4571,7 +5322,6 @@
           <w:sz w:val="28"/>
           <w:szCs w:val="28"/>
         </w:rPr>
-        <w:lastRenderedPageBreak/>
         <w:t>Вторым косвенным аналогом является программа для 3</w:t>
       </w:r>
       <w:r>
@@ -4699,6 +5449,7 @@
         <w:rPr>
           <w:noProof/>
         </w:rPr>
+        <w:lastRenderedPageBreak/>
         <w:drawing>
           <wp:inline distT="0" distB="0" distL="0" distR="0" wp14:anchorId="103164EE" wp14:editId="0FD01556">
             <wp:extent cx="5940425" cy="4958715"/>
@@ -4797,8 +5548,8 @@
           <w:szCs w:val="28"/>
         </w:rPr>
       </w:pPr>
-      <w:bookmarkStart w:id="11" w:name="_Toc240922648"/>
-      <w:bookmarkStart w:id="12" w:name="_Toc241000339"/>
+      <w:bookmarkStart w:id="12" w:name="_Toc240922648"/>
+      <w:bookmarkStart w:id="13" w:name="_Toc241000339"/>
       <w:r>
         <w:rPr>
           <w:rFonts w:ascii="Times New Roman" w:hAnsi="Times New Roman" w:cs="Times New Roman"/>
@@ -4811,8 +5562,8 @@
         <w:lastRenderedPageBreak/>
         <w:t>2 ОПИСАНИЕ ПРЕДМЕТА ПРОЕКТИРОВАНИЯ</w:t>
       </w:r>
-      <w:bookmarkEnd w:id="11"/>
       <w:bookmarkEnd w:id="12"/>
+      <w:bookmarkEnd w:id="13"/>
     </w:p>
     <w:p>
       <w:pPr>
@@ -6358,8 +7109,8 @@
           <w:szCs w:val="28"/>
         </w:rPr>
       </w:pPr>
-      <w:bookmarkStart w:id="13" w:name="_Toc240922649"/>
-      <w:bookmarkStart w:id="14" w:name="_Toc241000340"/>
+      <w:bookmarkStart w:id="14" w:name="_Toc240922649"/>
+      <w:bookmarkStart w:id="15" w:name="_Toc241000340"/>
       <w:r>
         <w:rPr>
           <w:rFonts w:ascii="Times New Roman" w:hAnsi="Times New Roman" w:cs="Times New Roman"/>
@@ -6372,8 +7123,8 @@
         <w:lastRenderedPageBreak/>
         <w:t>3 ПРОЕКТ СИСТЕМЫ</w:t>
       </w:r>
-      <w:bookmarkEnd w:id="13"/>
       <w:bookmarkEnd w:id="14"/>
+      <w:bookmarkEnd w:id="15"/>
     </w:p>
     <w:p>
       <w:pPr>
@@ -6401,8 +7152,8 @@
           <w:szCs w:val="28"/>
         </w:rPr>
       </w:pPr>
-      <w:bookmarkStart w:id="15" w:name="_Toc240922650"/>
-      <w:bookmarkStart w:id="16" w:name="_Toc241000341"/>
+      <w:bookmarkStart w:id="16" w:name="_Toc240922650"/>
+      <w:bookmarkStart w:id="17" w:name="_Toc241000341"/>
       <w:r>
         <w:rPr>
           <w:rFonts w:ascii="Times New Roman" w:hAnsi="Times New Roman" w:cs="Times New Roman"/>
@@ -6414,8 +7165,8 @@
         </w:rPr>
         <w:t>3.1 Диаграмма классов</w:t>
       </w:r>
-      <w:bookmarkEnd w:id="15"/>
       <w:bookmarkEnd w:id="16"/>
+      <w:bookmarkEnd w:id="17"/>
     </w:p>
     <w:p>
       <w:pPr>
@@ -6506,7 +7257,7 @@
           <w:szCs w:val="28"/>
         </w:rPr>
       </w:pPr>
-      <w:commentRangeStart w:id="17"/>
+      <w:commentRangeStart w:id="18"/>
       <w:r>
         <w:rPr>
           <w:noProof/>
@@ -6554,14 +7305,14 @@
           </wp:inline>
         </w:drawing>
       </w:r>
-      <w:commentRangeEnd w:id="17"/>
+      <w:commentRangeEnd w:id="18"/>
       <w:r>
         <w:rPr>
           <w:rStyle w:val="af2"/>
           <w:sz w:val="28"/>
           <w:szCs w:val="28"/>
         </w:rPr>
-        <w:commentReference w:id="17"/>
+        <w:commentReference w:id="18"/>
       </w:r>
     </w:p>
     <w:p>
@@ -6650,7 +7401,21 @@
         <w:rPr>
           <w:sz w:val="28"/>
         </w:rPr>
-        <w:t>– MainForm – главное окно пользовательского интерфейса, предназначенное для отображения элементов управления, ввода параметров модели, первичной валидации полей и вывода предупреждений об ошибках;</w:t>
+        <w:t xml:space="preserve">– </w:t>
+      </w:r>
+      <w:proofErr w:type="spellStart"/>
+      <w:r>
+        <w:rPr>
+          <w:sz w:val="28"/>
+        </w:rPr>
+        <w:t>MainForm</w:t>
+      </w:r>
+      <w:proofErr w:type="spellEnd"/>
+      <w:r>
+        <w:rPr>
+          <w:sz w:val="28"/>
+        </w:rPr>
+        <w:t xml:space="preserve"> – главное окно пользовательского интерфейса, предназначенное для отображения элементов управления, ввода параметров модели, первичной валидации полей и вывода предупреждений об ошибках;</w:t>
       </w:r>
     </w:p>
     <w:p>
@@ -6670,7 +7435,21 @@
           <w:sz w:val="28"/>
         </w:rPr>
         <w:lastRenderedPageBreak/>
-        <w:t>– Parameters – класс, содержащий геометрические параметры рамки для фотографии</w:t>
+        <w:t xml:space="preserve">– </w:t>
+      </w:r>
+      <w:proofErr w:type="spellStart"/>
+      <w:r>
+        <w:rPr>
+          <w:sz w:val="28"/>
+        </w:rPr>
+        <w:t>Parameters</w:t>
+      </w:r>
+      <w:proofErr w:type="spellEnd"/>
+      <w:r>
+        <w:rPr>
+          <w:sz w:val="28"/>
+        </w:rPr>
+        <w:t xml:space="preserve"> – класс, содержащий геометрические параметры рамки для фотографии</w:t>
       </w:r>
       <w:r>
         <w:rPr>
@@ -6713,7 +7492,21 @@
         <w:rPr>
           <w:sz w:val="28"/>
         </w:rPr>
-        <w:t>– Builder – класс, отвечающий за последовательное построение трехмерной модели рамки для фотографии на основе заданных параметров;</w:t>
+        <w:t xml:space="preserve">– </w:t>
+      </w:r>
+      <w:proofErr w:type="spellStart"/>
+      <w:r>
+        <w:rPr>
+          <w:sz w:val="28"/>
+        </w:rPr>
+        <w:t>Builder</w:t>
+      </w:r>
+      <w:proofErr w:type="spellEnd"/>
+      <w:r>
+        <w:rPr>
+          <w:sz w:val="28"/>
+        </w:rPr>
+        <w:t xml:space="preserve"> – класс, отвечающий за последовательное построение трехмерной модели рамки для фотографии на основе заданных параметров;</w:t>
       </w:r>
     </w:p>
     <w:p>
@@ -6732,7 +7525,35 @@
         <w:rPr>
           <w:sz w:val="28"/>
         </w:rPr>
-        <w:t xml:space="preserve">– Wrapper – класс-обертка над API Autodesk Inventor, предоставляющий методы для запуска САПР, создания документа детали, 2D-эскизов, геометрических примитивов и операций твердотельного выдавливания.   </w:t>
+        <w:t xml:space="preserve">– </w:t>
+      </w:r>
+      <w:proofErr w:type="spellStart"/>
+      <w:r>
+        <w:rPr>
+          <w:sz w:val="28"/>
+        </w:rPr>
+        <w:t>Wrapper</w:t>
+      </w:r>
+      <w:proofErr w:type="spellEnd"/>
+      <w:r>
+        <w:rPr>
+          <w:sz w:val="28"/>
+        </w:rPr>
+        <w:t xml:space="preserve"> – класс-обертка над API Autodesk </w:t>
+      </w:r>
+      <w:proofErr w:type="spellStart"/>
+      <w:r>
+        <w:rPr>
+          <w:sz w:val="28"/>
+        </w:rPr>
+        <w:t>Inventor</w:t>
+      </w:r>
+      <w:proofErr w:type="spellEnd"/>
+      <w:r>
+        <w:rPr>
+          <w:sz w:val="28"/>
+        </w:rPr>
+        <w:t xml:space="preserve">, предоставляющий методы для запуска САПР, создания документа детали, 2D-эскизов, геометрических примитивов и операций твердотельного выдавливания.   </w:t>
       </w:r>
     </w:p>
     <w:p>
@@ -6751,7 +7572,91 @@
         <w:rPr>
           <w:sz w:val="28"/>
         </w:rPr>
-        <w:t xml:space="preserve">Класс MainForm связан отношением композиции с классами Parameters и Builder, так как хранит их экземпляры в своих полях и управляет временем их жизни. Главное окно получает введенные пользователем значения, проверяет корректность ввода и передает параметры в класс Parameters. После успешной проверки всех ограничений MainForm вызывает метод построения модели у класса Builder.   </w:t>
+        <w:t xml:space="preserve">Класс </w:t>
+      </w:r>
+      <w:proofErr w:type="spellStart"/>
+      <w:r>
+        <w:rPr>
+          <w:sz w:val="28"/>
+        </w:rPr>
+        <w:t>MainForm</w:t>
+      </w:r>
+      <w:proofErr w:type="spellEnd"/>
+      <w:r>
+        <w:rPr>
+          <w:sz w:val="28"/>
+        </w:rPr>
+        <w:t xml:space="preserve"> связан отношением композиции с классами </w:t>
+      </w:r>
+      <w:proofErr w:type="spellStart"/>
+      <w:r>
+        <w:rPr>
+          <w:sz w:val="28"/>
+        </w:rPr>
+        <w:t>Parameters</w:t>
+      </w:r>
+      <w:proofErr w:type="spellEnd"/>
+      <w:r>
+        <w:rPr>
+          <w:sz w:val="28"/>
+        </w:rPr>
+        <w:t xml:space="preserve"> и </w:t>
+      </w:r>
+      <w:proofErr w:type="spellStart"/>
+      <w:r>
+        <w:rPr>
+          <w:sz w:val="28"/>
+        </w:rPr>
+        <w:t>Builder</w:t>
+      </w:r>
+      <w:proofErr w:type="spellEnd"/>
+      <w:r>
+        <w:rPr>
+          <w:sz w:val="28"/>
+        </w:rPr>
+        <w:t xml:space="preserve">, так как хранит их экземпляры в своих полях и управляет временем их жизни. Главное окно получает введенные пользователем значения, проверяет корректность ввода и передает параметры в класс </w:t>
+      </w:r>
+      <w:proofErr w:type="spellStart"/>
+      <w:r>
+        <w:rPr>
+          <w:sz w:val="28"/>
+        </w:rPr>
+        <w:t>Parameters</w:t>
+      </w:r>
+      <w:proofErr w:type="spellEnd"/>
+      <w:r>
+        <w:rPr>
+          <w:sz w:val="28"/>
+        </w:rPr>
+        <w:t xml:space="preserve">. После успешной проверки всех ограничений </w:t>
+      </w:r>
+      <w:proofErr w:type="spellStart"/>
+      <w:r>
+        <w:rPr>
+          <w:sz w:val="28"/>
+        </w:rPr>
+        <w:t>MainForm</w:t>
+      </w:r>
+      <w:proofErr w:type="spellEnd"/>
+      <w:r>
+        <w:rPr>
+          <w:sz w:val="28"/>
+        </w:rPr>
+        <w:t xml:space="preserve"> вызывает метод построения модели у класса </w:t>
+      </w:r>
+      <w:proofErr w:type="spellStart"/>
+      <w:r>
+        <w:rPr>
+          <w:sz w:val="28"/>
+        </w:rPr>
+        <w:t>Builder</w:t>
+      </w:r>
+      <w:proofErr w:type="spellEnd"/>
+      <w:r>
+        <w:rPr>
+          <w:sz w:val="28"/>
+        </w:rPr>
+        <w:t xml:space="preserve">.   </w:t>
       </w:r>
     </w:p>
     <w:p>
@@ -6770,7 +7675,49 @@
         <w:rPr>
           <w:sz w:val="28"/>
         </w:rPr>
-        <w:t xml:space="preserve">Класс Builder связан отношением композиции с классом Wrapper и использует его методы для выполнения операций трехмерного построения модели средствами API Autodesk Inventor.   </w:t>
+        <w:t xml:space="preserve">Класс </w:t>
+      </w:r>
+      <w:proofErr w:type="spellStart"/>
+      <w:r>
+        <w:rPr>
+          <w:sz w:val="28"/>
+        </w:rPr>
+        <w:t>Builder</w:t>
+      </w:r>
+      <w:proofErr w:type="spellEnd"/>
+      <w:r>
+        <w:rPr>
+          <w:sz w:val="28"/>
+        </w:rPr>
+        <w:t xml:space="preserve"> связан отношением композиции с классом </w:t>
+      </w:r>
+      <w:proofErr w:type="spellStart"/>
+      <w:r>
+        <w:rPr>
+          <w:sz w:val="28"/>
+        </w:rPr>
+        <w:t>Wrapper</w:t>
+      </w:r>
+      <w:proofErr w:type="spellEnd"/>
+      <w:r>
+        <w:rPr>
+          <w:sz w:val="28"/>
+        </w:rPr>
+        <w:t xml:space="preserve"> и использует его методы для выполнения операций трехмерного построения модели средствами API Autodesk </w:t>
+      </w:r>
+      <w:proofErr w:type="spellStart"/>
+      <w:r>
+        <w:rPr>
+          <w:sz w:val="28"/>
+        </w:rPr>
+        <w:t>Inventor</w:t>
+      </w:r>
+      <w:proofErr w:type="spellEnd"/>
+      <w:r>
+        <w:rPr>
+          <w:sz w:val="28"/>
+        </w:rPr>
+        <w:t xml:space="preserve">.   </w:t>
       </w:r>
     </w:p>
     <w:p>
@@ -6789,7 +7736,63 @@
         <w:rPr>
           <w:sz w:val="28"/>
         </w:rPr>
-        <w:t xml:space="preserve">Между классами Builder и Parameters установлена связь использования, поскольку Builder получает объект Parameters в качестве входного параметра в методах построения для доступа к актуальным значениям размеров рамки и угла наклона подставки. </w:t>
+        <w:t xml:space="preserve">Между классами </w:t>
+      </w:r>
+      <w:proofErr w:type="spellStart"/>
+      <w:r>
+        <w:rPr>
+          <w:sz w:val="28"/>
+        </w:rPr>
+        <w:t>Builder</w:t>
+      </w:r>
+      <w:proofErr w:type="spellEnd"/>
+      <w:r>
+        <w:rPr>
+          <w:sz w:val="28"/>
+        </w:rPr>
+        <w:t xml:space="preserve"> и </w:t>
+      </w:r>
+      <w:proofErr w:type="spellStart"/>
+      <w:r>
+        <w:rPr>
+          <w:sz w:val="28"/>
+        </w:rPr>
+        <w:t>Parameters</w:t>
+      </w:r>
+      <w:proofErr w:type="spellEnd"/>
+      <w:r>
+        <w:rPr>
+          <w:sz w:val="28"/>
+        </w:rPr>
+        <w:t xml:space="preserve"> установлена связь использования, поскольку </w:t>
+      </w:r>
+      <w:proofErr w:type="spellStart"/>
+      <w:r>
+        <w:rPr>
+          <w:sz w:val="28"/>
+        </w:rPr>
+        <w:t>Builder</w:t>
+      </w:r>
+      <w:proofErr w:type="spellEnd"/>
+      <w:r>
+        <w:rPr>
+          <w:sz w:val="28"/>
+        </w:rPr>
+        <w:t xml:space="preserve"> получает объект </w:t>
+      </w:r>
+      <w:proofErr w:type="spellStart"/>
+      <w:r>
+        <w:rPr>
+          <w:sz w:val="28"/>
+        </w:rPr>
+        <w:t>Parameters</w:t>
+      </w:r>
+      <w:proofErr w:type="spellEnd"/>
+      <w:r>
+        <w:rPr>
+          <w:sz w:val="28"/>
+        </w:rPr>
+        <w:t xml:space="preserve"> в качестве входного параметра в методах построения для доступа к актуальным значениям размеров рамки и угла наклона подставки. </w:t>
       </w:r>
     </w:p>
     <w:p>
@@ -6893,6 +7896,7 @@
         </w:rPr>
         <w:t xml:space="preserve"> Свойства класса </w:t>
       </w:r>
+      <w:proofErr w:type="spellStart"/>
       <w:r>
         <w:rPr>
           <w:sz w:val="28"/>
@@ -6900,6 +7904,7 @@
         </w:rPr>
         <w:t>MainForm</w:t>
       </w:r>
+      <w:proofErr w:type="spellEnd"/>
     </w:p>
     <w:tbl>
       <w:tblPr>
@@ -7085,8 +8090,17 @@
                 <w:sz w:val="24"/>
                 <w:szCs w:val="24"/>
               </w:rPr>
-              <w:t>_parameters</w:t>
-            </w:r>
+              <w:t>_</w:t>
+            </w:r>
+            <w:proofErr w:type="spellStart"/>
+            <w:r>
+              <w:rPr>
+                <w:sz w:val="24"/>
+                <w:szCs w:val="24"/>
+              </w:rPr>
+              <w:t>parameters</w:t>
+            </w:r>
+            <w:proofErr w:type="spellEnd"/>
           </w:p>
         </w:tc>
         <w:tc>
@@ -7197,6 +8211,7 @@
         </w:rPr>
         <w:t xml:space="preserve">класса </w:t>
       </w:r>
+      <w:proofErr w:type="spellStart"/>
       <w:r>
         <w:rPr>
           <w:sz w:val="28"/>
@@ -7204,6 +8219,7 @@
         </w:rPr>
         <w:t>MainForm</w:t>
       </w:r>
+      <w:proofErr w:type="spellEnd"/>
     </w:p>
     <w:tbl>
       <w:tblPr>
@@ -7347,6 +8363,8 @@
                 <w:szCs w:val="24"/>
               </w:rPr>
             </w:pPr>
+            <w:proofErr w:type="spellStart"/>
+            <w:proofErr w:type="gramStart"/>
             <w:r>
               <w:rPr>
                 <w:sz w:val="24"/>
@@ -7355,12 +8373,21 @@
               </w:rPr>
               <w:t>BuildModel</w:t>
             </w:r>
-            <w:r>
-              <w:rPr>
-                <w:sz w:val="24"/>
-                <w:szCs w:val="24"/>
-              </w:rPr>
-              <w:t>()</w:t>
+            <w:proofErr w:type="spellEnd"/>
+            <w:r>
+              <w:rPr>
+                <w:sz w:val="24"/>
+                <w:szCs w:val="24"/>
+              </w:rPr>
+              <w:t>(</w:t>
+            </w:r>
+            <w:proofErr w:type="gramEnd"/>
+            <w:r>
+              <w:rPr>
+                <w:sz w:val="24"/>
+                <w:szCs w:val="24"/>
+              </w:rPr>
+              <w:t>)</w:t>
             </w:r>
           </w:p>
         </w:tc>
@@ -7458,6 +8485,8 @@
                 <w:szCs w:val="24"/>
               </w:rPr>
             </w:pPr>
+            <w:proofErr w:type="spellStart"/>
+            <w:proofErr w:type="gramStart"/>
             <w:r>
               <w:rPr>
                 <w:sz w:val="24"/>
@@ -7466,12 +8495,21 @@
               </w:rPr>
               <w:t>FirstValidate</w:t>
             </w:r>
-            <w:r>
-              <w:rPr>
-                <w:sz w:val="24"/>
-                <w:szCs w:val="24"/>
-              </w:rPr>
-              <w:t>()</w:t>
+            <w:proofErr w:type="spellEnd"/>
+            <w:r>
+              <w:rPr>
+                <w:sz w:val="24"/>
+                <w:szCs w:val="24"/>
+              </w:rPr>
+              <w:t>(</w:t>
+            </w:r>
+            <w:proofErr w:type="gramEnd"/>
+            <w:r>
+              <w:rPr>
+                <w:sz w:val="24"/>
+                <w:szCs w:val="24"/>
+              </w:rPr>
+              <w:t>)</w:t>
             </w:r>
           </w:p>
         </w:tc>
@@ -7570,13 +8608,41 @@
                 <w:lang w:val="en-US"/>
               </w:rPr>
             </w:pPr>
-            <w:r>
-              <w:rPr>
-                <w:sz w:val="24"/>
-                <w:szCs w:val="24"/>
-                <w:lang w:val="en-US"/>
-              </w:rPr>
-              <w:t>TextBox_FrameWidth_Leave()</w:t>
+            <w:proofErr w:type="spellStart"/>
+            <w:r>
+              <w:rPr>
+                <w:sz w:val="24"/>
+                <w:szCs w:val="24"/>
+                <w:lang w:val="en-US"/>
+              </w:rPr>
+              <w:t>TextBox_FrameWidth_</w:t>
+            </w:r>
+            <w:proofErr w:type="gramStart"/>
+            <w:r>
+              <w:rPr>
+                <w:sz w:val="24"/>
+                <w:szCs w:val="24"/>
+                <w:lang w:val="en-US"/>
+              </w:rPr>
+              <w:t>Leave</w:t>
+            </w:r>
+            <w:proofErr w:type="spellEnd"/>
+            <w:r>
+              <w:rPr>
+                <w:sz w:val="24"/>
+                <w:szCs w:val="24"/>
+                <w:lang w:val="en-US"/>
+              </w:rPr>
+              <w:t>(</w:t>
+            </w:r>
+            <w:proofErr w:type="gramEnd"/>
+            <w:r>
+              <w:rPr>
+                <w:sz w:val="24"/>
+                <w:szCs w:val="24"/>
+                <w:lang w:val="en-US"/>
+              </w:rPr>
+              <w:t>)</w:t>
             </w:r>
           </w:p>
         </w:tc>
@@ -7596,13 +8662,31 @@
                 <w:lang w:val="en-US"/>
               </w:rPr>
             </w:pPr>
-            <w:r>
-              <w:rPr>
-                <w:sz w:val="24"/>
-                <w:szCs w:val="24"/>
-              </w:rPr>
-              <w:t>object, EventArgs</w:t>
-            </w:r>
+            <w:proofErr w:type="spellStart"/>
+            <w:r>
+              <w:rPr>
+                <w:sz w:val="24"/>
+                <w:szCs w:val="24"/>
+              </w:rPr>
+              <w:t>object</w:t>
+            </w:r>
+            <w:proofErr w:type="spellEnd"/>
+            <w:r>
+              <w:rPr>
+                <w:sz w:val="24"/>
+                <w:szCs w:val="24"/>
+              </w:rPr>
+              <w:t xml:space="preserve">, </w:t>
+            </w:r>
+            <w:proofErr w:type="spellStart"/>
+            <w:r>
+              <w:rPr>
+                <w:sz w:val="24"/>
+                <w:szCs w:val="24"/>
+              </w:rPr>
+              <w:t>EventArgs</w:t>
+            </w:r>
+            <w:proofErr w:type="spellEnd"/>
           </w:p>
         </w:tc>
         <w:tc>
@@ -7676,13 +8760,41 @@
                 <w:lang w:val="en-US"/>
               </w:rPr>
             </w:pPr>
-            <w:r>
-              <w:rPr>
-                <w:sz w:val="24"/>
-                <w:szCs w:val="24"/>
-                <w:lang w:val="en-US"/>
-              </w:rPr>
-              <w:t>TextBox_FrameHeight_Leave()</w:t>
+            <w:proofErr w:type="spellStart"/>
+            <w:r>
+              <w:rPr>
+                <w:sz w:val="24"/>
+                <w:szCs w:val="24"/>
+                <w:lang w:val="en-US"/>
+              </w:rPr>
+              <w:t>TextBox_FrameHeight_</w:t>
+            </w:r>
+            <w:proofErr w:type="gramStart"/>
+            <w:r>
+              <w:rPr>
+                <w:sz w:val="24"/>
+                <w:szCs w:val="24"/>
+                <w:lang w:val="en-US"/>
+              </w:rPr>
+              <w:t>Leave</w:t>
+            </w:r>
+            <w:proofErr w:type="spellEnd"/>
+            <w:r>
+              <w:rPr>
+                <w:sz w:val="24"/>
+                <w:szCs w:val="24"/>
+                <w:lang w:val="en-US"/>
+              </w:rPr>
+              <w:t>(</w:t>
+            </w:r>
+            <w:proofErr w:type="gramEnd"/>
+            <w:r>
+              <w:rPr>
+                <w:sz w:val="24"/>
+                <w:szCs w:val="24"/>
+                <w:lang w:val="en-US"/>
+              </w:rPr>
+              <w:t>)</w:t>
             </w:r>
           </w:p>
         </w:tc>
@@ -7702,13 +8814,31 @@
                 <w:lang w:val="en-US"/>
               </w:rPr>
             </w:pPr>
-            <w:r>
-              <w:rPr>
-                <w:sz w:val="24"/>
-                <w:szCs w:val="24"/>
-              </w:rPr>
-              <w:t>object, EventArgs</w:t>
-            </w:r>
+            <w:proofErr w:type="spellStart"/>
+            <w:r>
+              <w:rPr>
+                <w:sz w:val="24"/>
+                <w:szCs w:val="24"/>
+              </w:rPr>
+              <w:t>object</w:t>
+            </w:r>
+            <w:proofErr w:type="spellEnd"/>
+            <w:r>
+              <w:rPr>
+                <w:sz w:val="24"/>
+                <w:szCs w:val="24"/>
+              </w:rPr>
+              <w:t xml:space="preserve">, </w:t>
+            </w:r>
+            <w:proofErr w:type="spellStart"/>
+            <w:r>
+              <w:rPr>
+                <w:sz w:val="24"/>
+                <w:szCs w:val="24"/>
+              </w:rPr>
+              <w:t>EventArgs</w:t>
+            </w:r>
+            <w:proofErr w:type="spellEnd"/>
           </w:p>
         </w:tc>
         <w:tc>
@@ -7782,13 +8912,41 @@
                 <w:lang w:val="en-US"/>
               </w:rPr>
             </w:pPr>
-            <w:r>
-              <w:rPr>
-                <w:sz w:val="24"/>
-                <w:szCs w:val="24"/>
-                <w:lang w:val="en-US"/>
-              </w:rPr>
-              <w:t>TextBox_BorderWidth_Leave()</w:t>
+            <w:proofErr w:type="spellStart"/>
+            <w:r>
+              <w:rPr>
+                <w:sz w:val="24"/>
+                <w:szCs w:val="24"/>
+                <w:lang w:val="en-US"/>
+              </w:rPr>
+              <w:t>TextBox_BorderWidth_</w:t>
+            </w:r>
+            <w:proofErr w:type="gramStart"/>
+            <w:r>
+              <w:rPr>
+                <w:sz w:val="24"/>
+                <w:szCs w:val="24"/>
+                <w:lang w:val="en-US"/>
+              </w:rPr>
+              <w:t>Leave</w:t>
+            </w:r>
+            <w:proofErr w:type="spellEnd"/>
+            <w:r>
+              <w:rPr>
+                <w:sz w:val="24"/>
+                <w:szCs w:val="24"/>
+                <w:lang w:val="en-US"/>
+              </w:rPr>
+              <w:t>(</w:t>
+            </w:r>
+            <w:proofErr w:type="gramEnd"/>
+            <w:r>
+              <w:rPr>
+                <w:sz w:val="24"/>
+                <w:szCs w:val="24"/>
+                <w:lang w:val="en-US"/>
+              </w:rPr>
+              <w:t>)</w:t>
             </w:r>
           </w:p>
         </w:tc>
@@ -7808,13 +8966,31 @@
                 <w:lang w:val="en-US"/>
               </w:rPr>
             </w:pPr>
-            <w:r>
-              <w:rPr>
-                <w:sz w:val="24"/>
-                <w:szCs w:val="24"/>
-              </w:rPr>
-              <w:t>object, EventArgs</w:t>
-            </w:r>
+            <w:proofErr w:type="spellStart"/>
+            <w:r>
+              <w:rPr>
+                <w:sz w:val="24"/>
+                <w:szCs w:val="24"/>
+              </w:rPr>
+              <w:t>object</w:t>
+            </w:r>
+            <w:proofErr w:type="spellEnd"/>
+            <w:r>
+              <w:rPr>
+                <w:sz w:val="24"/>
+                <w:szCs w:val="24"/>
+              </w:rPr>
+              <w:t xml:space="preserve">, </w:t>
+            </w:r>
+            <w:proofErr w:type="spellStart"/>
+            <w:r>
+              <w:rPr>
+                <w:sz w:val="24"/>
+                <w:szCs w:val="24"/>
+              </w:rPr>
+              <w:t>EventArgs</w:t>
+            </w:r>
+            <w:proofErr w:type="spellEnd"/>
           </w:p>
         </w:tc>
         <w:tc>
@@ -7888,13 +9064,41 @@
                 <w:lang w:val="en-US"/>
               </w:rPr>
             </w:pPr>
-            <w:r>
-              <w:rPr>
-                <w:sz w:val="24"/>
-                <w:szCs w:val="24"/>
-                <w:lang w:val="en-US"/>
-              </w:rPr>
-              <w:t>TextBox_FrameThickness_Leave()</w:t>
+            <w:proofErr w:type="spellStart"/>
+            <w:r>
+              <w:rPr>
+                <w:sz w:val="24"/>
+                <w:szCs w:val="24"/>
+                <w:lang w:val="en-US"/>
+              </w:rPr>
+              <w:t>TextBox_FrameThickness_</w:t>
+            </w:r>
+            <w:proofErr w:type="gramStart"/>
+            <w:r>
+              <w:rPr>
+                <w:sz w:val="24"/>
+                <w:szCs w:val="24"/>
+                <w:lang w:val="en-US"/>
+              </w:rPr>
+              <w:t>Leave</w:t>
+            </w:r>
+            <w:proofErr w:type="spellEnd"/>
+            <w:r>
+              <w:rPr>
+                <w:sz w:val="24"/>
+                <w:szCs w:val="24"/>
+                <w:lang w:val="en-US"/>
+              </w:rPr>
+              <w:t>(</w:t>
+            </w:r>
+            <w:proofErr w:type="gramEnd"/>
+            <w:r>
+              <w:rPr>
+                <w:sz w:val="24"/>
+                <w:szCs w:val="24"/>
+                <w:lang w:val="en-US"/>
+              </w:rPr>
+              <w:t>)</w:t>
             </w:r>
           </w:p>
         </w:tc>
@@ -7914,13 +9118,31 @@
                 <w:lang w:val="en-US"/>
               </w:rPr>
             </w:pPr>
-            <w:r>
-              <w:rPr>
-                <w:sz w:val="24"/>
-                <w:szCs w:val="24"/>
-              </w:rPr>
-              <w:t>object, EventArgs</w:t>
-            </w:r>
+            <w:proofErr w:type="spellStart"/>
+            <w:r>
+              <w:rPr>
+                <w:sz w:val="24"/>
+                <w:szCs w:val="24"/>
+              </w:rPr>
+              <w:t>object</w:t>
+            </w:r>
+            <w:proofErr w:type="spellEnd"/>
+            <w:r>
+              <w:rPr>
+                <w:sz w:val="24"/>
+                <w:szCs w:val="24"/>
+              </w:rPr>
+              <w:t xml:space="preserve">, </w:t>
+            </w:r>
+            <w:proofErr w:type="spellStart"/>
+            <w:r>
+              <w:rPr>
+                <w:sz w:val="24"/>
+                <w:szCs w:val="24"/>
+              </w:rPr>
+              <w:t>EventArgs</w:t>
+            </w:r>
+            <w:proofErr w:type="spellEnd"/>
           </w:p>
         </w:tc>
         <w:tc>
@@ -7994,13 +9216,41 @@
                 <w:lang w:val="en-US"/>
               </w:rPr>
             </w:pPr>
-            <w:r>
-              <w:rPr>
-                <w:sz w:val="24"/>
-                <w:szCs w:val="24"/>
-                <w:lang w:val="en-US"/>
-              </w:rPr>
-              <w:t>TextBox_StandAngle_Leave()</w:t>
+            <w:proofErr w:type="spellStart"/>
+            <w:r>
+              <w:rPr>
+                <w:sz w:val="24"/>
+                <w:szCs w:val="24"/>
+                <w:lang w:val="en-US"/>
+              </w:rPr>
+              <w:t>TextBox_StandAngle_</w:t>
+            </w:r>
+            <w:proofErr w:type="gramStart"/>
+            <w:r>
+              <w:rPr>
+                <w:sz w:val="24"/>
+                <w:szCs w:val="24"/>
+                <w:lang w:val="en-US"/>
+              </w:rPr>
+              <w:t>Leave</w:t>
+            </w:r>
+            <w:proofErr w:type="spellEnd"/>
+            <w:r>
+              <w:rPr>
+                <w:sz w:val="24"/>
+                <w:szCs w:val="24"/>
+                <w:lang w:val="en-US"/>
+              </w:rPr>
+              <w:t>(</w:t>
+            </w:r>
+            <w:proofErr w:type="gramEnd"/>
+            <w:r>
+              <w:rPr>
+                <w:sz w:val="24"/>
+                <w:szCs w:val="24"/>
+                <w:lang w:val="en-US"/>
+              </w:rPr>
+              <w:t>)</w:t>
             </w:r>
           </w:p>
         </w:tc>
@@ -8020,13 +9270,31 @@
                 <w:lang w:val="en-US"/>
               </w:rPr>
             </w:pPr>
-            <w:r>
-              <w:rPr>
-                <w:sz w:val="24"/>
-                <w:szCs w:val="24"/>
-              </w:rPr>
-              <w:t>object, EventArgs</w:t>
-            </w:r>
+            <w:proofErr w:type="spellStart"/>
+            <w:r>
+              <w:rPr>
+                <w:sz w:val="24"/>
+                <w:szCs w:val="24"/>
+              </w:rPr>
+              <w:t>object</w:t>
+            </w:r>
+            <w:proofErr w:type="spellEnd"/>
+            <w:r>
+              <w:rPr>
+                <w:sz w:val="24"/>
+                <w:szCs w:val="24"/>
+              </w:rPr>
+              <w:t xml:space="preserve">, </w:t>
+            </w:r>
+            <w:proofErr w:type="spellStart"/>
+            <w:r>
+              <w:rPr>
+                <w:sz w:val="24"/>
+                <w:szCs w:val="24"/>
+              </w:rPr>
+              <w:t>EventArgs</w:t>
+            </w:r>
+            <w:proofErr w:type="spellEnd"/>
           </w:p>
         </w:tc>
         <w:tc>
@@ -8100,12 +9368,37 @@
                 <w:lang w:val="en-US"/>
               </w:rPr>
             </w:pPr>
-            <w:r>
-              <w:rPr>
-                <w:sz w:val="24"/>
-                <w:szCs w:val="24"/>
-              </w:rPr>
-              <w:t>TextBox_OnlyDigitKeyPress()</w:t>
+            <w:proofErr w:type="spellStart"/>
+            <w:r>
+              <w:rPr>
+                <w:sz w:val="24"/>
+                <w:szCs w:val="24"/>
+              </w:rPr>
+              <w:t>TextBox_</w:t>
+            </w:r>
+            <w:proofErr w:type="gramStart"/>
+            <w:r>
+              <w:rPr>
+                <w:sz w:val="24"/>
+                <w:szCs w:val="24"/>
+              </w:rPr>
+              <w:t>OnlyDigitKeyPress</w:t>
+            </w:r>
+            <w:proofErr w:type="spellEnd"/>
+            <w:r>
+              <w:rPr>
+                <w:sz w:val="24"/>
+                <w:szCs w:val="24"/>
+              </w:rPr>
+              <w:t>(</w:t>
+            </w:r>
+            <w:proofErr w:type="gramEnd"/>
+            <w:r>
+              <w:rPr>
+                <w:sz w:val="24"/>
+                <w:szCs w:val="24"/>
+              </w:rPr>
+              <w:t>)</w:t>
             </w:r>
           </w:p>
         </w:tc>
@@ -8125,13 +9418,31 @@
                 <w:lang w:val="en-US"/>
               </w:rPr>
             </w:pPr>
-            <w:r>
-              <w:rPr>
-                <w:sz w:val="24"/>
-                <w:szCs w:val="24"/>
-              </w:rPr>
-              <w:t>object, KeyPressEventArgs</w:t>
-            </w:r>
+            <w:proofErr w:type="spellStart"/>
+            <w:r>
+              <w:rPr>
+                <w:sz w:val="24"/>
+                <w:szCs w:val="24"/>
+              </w:rPr>
+              <w:t>object</w:t>
+            </w:r>
+            <w:proofErr w:type="spellEnd"/>
+            <w:r>
+              <w:rPr>
+                <w:sz w:val="24"/>
+                <w:szCs w:val="24"/>
+              </w:rPr>
+              <w:t xml:space="preserve">, </w:t>
+            </w:r>
+            <w:proofErr w:type="spellStart"/>
+            <w:r>
+              <w:rPr>
+                <w:sz w:val="24"/>
+                <w:szCs w:val="24"/>
+              </w:rPr>
+              <w:t>KeyPressEventArgs</w:t>
+            </w:r>
+            <w:proofErr w:type="spellEnd"/>
           </w:p>
         </w:tc>
         <w:tc>
@@ -8204,6 +9515,8 @@
                 <w:szCs w:val="24"/>
               </w:rPr>
             </w:pPr>
+            <w:proofErr w:type="spellStart"/>
+            <w:proofErr w:type="gramStart"/>
             <w:r>
               <w:rPr>
                 <w:sz w:val="24"/>
@@ -8212,12 +9525,21 @@
               </w:rPr>
               <w:t>SetColors</w:t>
             </w:r>
-            <w:r>
-              <w:rPr>
-                <w:sz w:val="24"/>
-                <w:szCs w:val="24"/>
-              </w:rPr>
-              <w:t>()</w:t>
+            <w:proofErr w:type="spellEnd"/>
+            <w:r>
+              <w:rPr>
+                <w:sz w:val="24"/>
+                <w:szCs w:val="24"/>
+              </w:rPr>
+              <w:t>(</w:t>
+            </w:r>
+            <w:proofErr w:type="gramEnd"/>
+            <w:r>
+              <w:rPr>
+                <w:sz w:val="24"/>
+                <w:szCs w:val="24"/>
+              </w:rPr>
+              <w:t>)</w:t>
             </w:r>
           </w:p>
         </w:tc>
@@ -8728,6 +10050,7 @@
                 <w:szCs w:val="24"/>
               </w:rPr>
             </w:pPr>
+            <w:proofErr w:type="gramStart"/>
             <w:r>
               <w:rPr>
                 <w:sz w:val="24"/>
@@ -8741,7 +10064,15 @@
                 <w:sz w:val="24"/>
                 <w:szCs w:val="24"/>
               </w:rPr>
-              <w:t>()</w:t>
+              <w:t>(</w:t>
+            </w:r>
+            <w:proofErr w:type="gramEnd"/>
+            <w:r>
+              <w:rPr>
+                <w:sz w:val="24"/>
+                <w:szCs w:val="24"/>
+              </w:rPr>
+              <w:t>)</w:t>
             </w:r>
           </w:p>
         </w:tc>
@@ -8839,6 +10170,8 @@
                 <w:lang w:val="en-US"/>
               </w:rPr>
             </w:pPr>
+            <w:proofErr w:type="spellStart"/>
+            <w:proofErr w:type="gramStart"/>
             <w:r>
               <w:rPr>
                 <w:sz w:val="24"/>
@@ -8846,12 +10179,21 @@
               </w:rPr>
               <w:t>BuildBackWall</w:t>
             </w:r>
-            <w:r>
-              <w:rPr>
-                <w:sz w:val="24"/>
-                <w:szCs w:val="24"/>
-              </w:rPr>
-              <w:t>()</w:t>
+            <w:proofErr w:type="spellEnd"/>
+            <w:r>
+              <w:rPr>
+                <w:sz w:val="24"/>
+                <w:szCs w:val="24"/>
+              </w:rPr>
+              <w:t>(</w:t>
+            </w:r>
+            <w:proofErr w:type="gramEnd"/>
+            <w:r>
+              <w:rPr>
+                <w:sz w:val="24"/>
+                <w:szCs w:val="24"/>
+              </w:rPr>
+              <w:t>)</w:t>
             </w:r>
           </w:p>
         </w:tc>
@@ -8870,6 +10212,7 @@
                 <w:szCs w:val="24"/>
               </w:rPr>
             </w:pPr>
+            <w:proofErr w:type="spellStart"/>
             <w:r>
               <w:rPr>
                 <w:sz w:val="24"/>
@@ -8877,6 +10220,7 @@
               </w:rPr>
               <w:t>Parameters</w:t>
             </w:r>
+            <w:proofErr w:type="spellEnd"/>
           </w:p>
         </w:tc>
         <w:tc>
@@ -8946,6 +10290,8 @@
                 <w:szCs w:val="24"/>
               </w:rPr>
             </w:pPr>
+            <w:proofErr w:type="spellStart"/>
+            <w:proofErr w:type="gramStart"/>
             <w:r>
               <w:rPr>
                 <w:sz w:val="24"/>
@@ -8954,12 +10300,21 @@
               </w:rPr>
               <w:t>BuildFrame</w:t>
             </w:r>
-            <w:r>
-              <w:rPr>
-                <w:sz w:val="24"/>
-                <w:szCs w:val="24"/>
-              </w:rPr>
-              <w:t>()</w:t>
+            <w:proofErr w:type="spellEnd"/>
+            <w:r>
+              <w:rPr>
+                <w:sz w:val="24"/>
+                <w:szCs w:val="24"/>
+              </w:rPr>
+              <w:t>(</w:t>
+            </w:r>
+            <w:proofErr w:type="gramEnd"/>
+            <w:r>
+              <w:rPr>
+                <w:sz w:val="24"/>
+                <w:szCs w:val="24"/>
+              </w:rPr>
+              <w:t>)</w:t>
             </w:r>
           </w:p>
         </w:tc>
@@ -8979,6 +10334,7 @@
                 <w:lang w:val="en-US"/>
               </w:rPr>
             </w:pPr>
+            <w:proofErr w:type="spellStart"/>
             <w:r>
               <w:rPr>
                 <w:sz w:val="24"/>
@@ -8986,6 +10342,7 @@
               </w:rPr>
               <w:t>Parameters</w:t>
             </w:r>
+            <w:proofErr w:type="spellEnd"/>
           </w:p>
         </w:tc>
         <w:tc>
@@ -9062,6 +10419,8 @@
                 <w:szCs w:val="24"/>
               </w:rPr>
             </w:pPr>
+            <w:proofErr w:type="spellStart"/>
+            <w:proofErr w:type="gramStart"/>
             <w:r>
               <w:rPr>
                 <w:sz w:val="24"/>
@@ -9070,12 +10429,21 @@
               </w:rPr>
               <w:t>BuildStand</w:t>
             </w:r>
-            <w:r>
-              <w:rPr>
-                <w:sz w:val="24"/>
-                <w:szCs w:val="24"/>
-              </w:rPr>
-              <w:t>()</w:t>
+            <w:proofErr w:type="spellEnd"/>
+            <w:r>
+              <w:rPr>
+                <w:sz w:val="24"/>
+                <w:szCs w:val="24"/>
+              </w:rPr>
+              <w:t>(</w:t>
+            </w:r>
+            <w:proofErr w:type="gramEnd"/>
+            <w:r>
+              <w:rPr>
+                <w:sz w:val="24"/>
+                <w:szCs w:val="24"/>
+              </w:rPr>
+              <w:t>)</w:t>
             </w:r>
           </w:p>
         </w:tc>
@@ -9095,6 +10463,7 @@
                 <w:lang w:val="en-US"/>
               </w:rPr>
             </w:pPr>
+            <w:proofErr w:type="spellStart"/>
             <w:r>
               <w:rPr>
                 <w:sz w:val="24"/>
@@ -9102,6 +10471,7 @@
               </w:rPr>
               <w:t>Parameters</w:t>
             </w:r>
+            <w:proofErr w:type="spellEnd"/>
           </w:p>
         </w:tc>
         <w:tc>
@@ -9348,6 +10718,8 @@
                 <w:szCs w:val="24"/>
               </w:rPr>
             </w:pPr>
+            <w:proofErr w:type="spellStart"/>
+            <w:proofErr w:type="gramStart"/>
             <w:r>
               <w:rPr>
                 <w:sz w:val="24"/>
@@ -9356,12 +10728,21 @@
               </w:rPr>
               <w:t>CreateRectangle</w:t>
             </w:r>
-            <w:r>
-              <w:rPr>
-                <w:sz w:val="24"/>
-                <w:szCs w:val="24"/>
-              </w:rPr>
-              <w:t>()</w:t>
+            <w:proofErr w:type="spellEnd"/>
+            <w:r>
+              <w:rPr>
+                <w:sz w:val="24"/>
+                <w:szCs w:val="24"/>
+              </w:rPr>
+              <w:t>(</w:t>
+            </w:r>
+            <w:proofErr w:type="gramEnd"/>
+            <w:r>
+              <w:rPr>
+                <w:sz w:val="24"/>
+                <w:szCs w:val="24"/>
+              </w:rPr>
+              <w:t>)</w:t>
             </w:r>
           </w:p>
         </w:tc>
@@ -9490,6 +10871,8 @@
                 <w:szCs w:val="24"/>
               </w:rPr>
             </w:pPr>
+            <w:proofErr w:type="spellStart"/>
+            <w:proofErr w:type="gramStart"/>
             <w:r>
               <w:rPr>
                 <w:sz w:val="24"/>
@@ -9498,12 +10881,21 @@
               </w:rPr>
               <w:t>CreateLine</w:t>
             </w:r>
-            <w:r>
-              <w:rPr>
-                <w:sz w:val="24"/>
-                <w:szCs w:val="24"/>
-              </w:rPr>
-              <w:t>()</w:t>
+            <w:proofErr w:type="spellEnd"/>
+            <w:r>
+              <w:rPr>
+                <w:sz w:val="24"/>
+                <w:szCs w:val="24"/>
+              </w:rPr>
+              <w:t>(</w:t>
+            </w:r>
+            <w:proofErr w:type="gramEnd"/>
+            <w:r>
+              <w:rPr>
+                <w:sz w:val="24"/>
+                <w:szCs w:val="24"/>
+              </w:rPr>
+              <w:t>)</w:t>
             </w:r>
           </w:p>
         </w:tc>
@@ -9632,6 +11024,8 @@
                 <w:szCs w:val="24"/>
               </w:rPr>
             </w:pPr>
+            <w:proofErr w:type="spellStart"/>
+            <w:proofErr w:type="gramStart"/>
             <w:r>
               <w:rPr>
                 <w:sz w:val="24"/>
@@ -9640,12 +11034,21 @@
               </w:rPr>
               <w:t>ExtrudeSketch</w:t>
             </w:r>
-            <w:r>
-              <w:rPr>
-                <w:sz w:val="24"/>
-                <w:szCs w:val="24"/>
-              </w:rPr>
-              <w:t>()</w:t>
+            <w:proofErr w:type="spellEnd"/>
+            <w:r>
+              <w:rPr>
+                <w:sz w:val="24"/>
+                <w:szCs w:val="24"/>
+              </w:rPr>
+              <w:t>(</w:t>
+            </w:r>
+            <w:proofErr w:type="gramEnd"/>
+            <w:r>
+              <w:rPr>
+                <w:sz w:val="24"/>
+                <w:szCs w:val="24"/>
+              </w:rPr>
+              <w:t>)</w:t>
             </w:r>
           </w:p>
         </w:tc>
@@ -9702,6 +11105,7 @@
                 <w:lang w:val="en-US"/>
               </w:rPr>
             </w:pPr>
+            <w:proofErr w:type="spellStart"/>
             <w:r>
               <w:rPr>
                 <w:sz w:val="24"/>
@@ -9709,19 +11113,21 @@
               </w:rPr>
               <w:t>PartFeature</w:t>
             </w:r>
-          </w:p>
-          <w:p>
-            <w:pPr>
-              <w:tabs>
-                <w:tab w:val="left" w:pos="0"/>
-              </w:tabs>
-              <w:jc w:val="center"/>
-              <w:rPr>
-                <w:sz w:val="24"/>
-                <w:szCs w:val="24"/>
-                <w:lang w:val="en-US"/>
-              </w:rPr>
-            </w:pPr>
+            <w:proofErr w:type="spellEnd"/>
+          </w:p>
+          <w:p>
+            <w:pPr>
+              <w:tabs>
+                <w:tab w:val="left" w:pos="0"/>
+              </w:tabs>
+              <w:jc w:val="center"/>
+              <w:rPr>
+                <w:sz w:val="24"/>
+                <w:szCs w:val="24"/>
+                <w:lang w:val="en-US"/>
+              </w:rPr>
+            </w:pPr>
+            <w:proofErr w:type="spellStart"/>
             <w:r>
               <w:rPr>
                 <w:sz w:val="24"/>
@@ -9729,6 +11135,7 @@
               </w:rPr>
               <w:t>ExtentDirectionEnum</w:t>
             </w:r>
+            <w:proofErr w:type="spellEnd"/>
           </w:p>
         </w:tc>
         <w:tc>
@@ -9805,6 +11212,8 @@
                 <w:szCs w:val="24"/>
               </w:rPr>
             </w:pPr>
+            <w:proofErr w:type="spellStart"/>
+            <w:proofErr w:type="gramStart"/>
             <w:r>
               <w:rPr>
                 <w:sz w:val="24"/>
@@ -9813,12 +11222,21 @@
               </w:rPr>
               <w:t>CreateSketch</w:t>
             </w:r>
-            <w:r>
-              <w:rPr>
-                <w:sz w:val="24"/>
-                <w:szCs w:val="24"/>
-              </w:rPr>
-              <w:t>()</w:t>
+            <w:proofErr w:type="spellEnd"/>
+            <w:r>
+              <w:rPr>
+                <w:sz w:val="24"/>
+                <w:szCs w:val="24"/>
+              </w:rPr>
+              <w:t>(</w:t>
+            </w:r>
+            <w:proofErr w:type="gramEnd"/>
+            <w:r>
+              <w:rPr>
+                <w:sz w:val="24"/>
+                <w:szCs w:val="24"/>
+              </w:rPr>
+              <w:t>)</w:t>
             </w:r>
           </w:p>
         </w:tc>
@@ -9838,6 +11256,7 @@
                 <w:lang w:val="en-US"/>
               </w:rPr>
             </w:pPr>
+            <w:proofErr w:type="spellStart"/>
             <w:r>
               <w:rPr>
                 <w:sz w:val="24"/>
@@ -9845,6 +11264,7 @@
               </w:rPr>
               <w:t>WorkPlane</w:t>
             </w:r>
+            <w:proofErr w:type="spellEnd"/>
           </w:p>
         </w:tc>
         <w:tc>
@@ -9863,6 +11283,7 @@
                 <w:lang w:val="en-US"/>
               </w:rPr>
             </w:pPr>
+            <w:proofErr w:type="spellStart"/>
             <w:r>
               <w:rPr>
                 <w:sz w:val="24"/>
@@ -9870,6 +11291,7 @@
               </w:rPr>
               <w:t>PlanarSketch</w:t>
             </w:r>
+            <w:proofErr w:type="spellEnd"/>
           </w:p>
         </w:tc>
         <w:tc>
@@ -9913,6 +11335,8 @@
                 <w:szCs w:val="24"/>
               </w:rPr>
             </w:pPr>
+            <w:proofErr w:type="spellStart"/>
+            <w:proofErr w:type="gramStart"/>
             <w:r>
               <w:rPr>
                 <w:sz w:val="24"/>
@@ -9921,12 +11345,21 @@
               </w:rPr>
               <w:t>OpenCAD</w:t>
             </w:r>
-            <w:r>
-              <w:rPr>
-                <w:sz w:val="24"/>
-                <w:szCs w:val="24"/>
-              </w:rPr>
-              <w:t>()</w:t>
+            <w:proofErr w:type="spellEnd"/>
+            <w:r>
+              <w:rPr>
+                <w:sz w:val="24"/>
+                <w:szCs w:val="24"/>
+              </w:rPr>
+              <w:t>(</w:t>
+            </w:r>
+            <w:proofErr w:type="gramEnd"/>
+            <w:r>
+              <w:rPr>
+                <w:sz w:val="24"/>
+                <w:szCs w:val="24"/>
+              </w:rPr>
+              <w:t>)</w:t>
             </w:r>
           </w:p>
         </w:tc>
@@ -10008,8 +11441,17 @@
                 <w:sz w:val="24"/>
                 <w:szCs w:val="24"/>
               </w:rPr>
-              <w:t>Открытие процесса Autodesk Inventor</w:t>
-            </w:r>
+              <w:t xml:space="preserve">Открытие процесса Autodesk </w:t>
+            </w:r>
+            <w:proofErr w:type="spellStart"/>
+            <w:r>
+              <w:rPr>
+                <w:sz w:val="24"/>
+                <w:szCs w:val="24"/>
+              </w:rPr>
+              <w:t>Inventor</w:t>
+            </w:r>
+            <w:proofErr w:type="spellEnd"/>
           </w:p>
         </w:tc>
       </w:tr>
@@ -10175,8 +11617,18 @@
                 <w:szCs w:val="24"/>
                 <w:lang w:val="en-US"/>
               </w:rPr>
-              <w:t>_frameWidth</w:t>
-            </w:r>
+              <w:t>_</w:t>
+            </w:r>
+            <w:proofErr w:type="spellStart"/>
+            <w:r>
+              <w:rPr>
+                <w:sz w:val="24"/>
+                <w:szCs w:val="24"/>
+                <w:lang w:val="en-US"/>
+              </w:rPr>
+              <w:t>frameWidth</w:t>
+            </w:r>
+            <w:proofErr w:type="spellEnd"/>
           </w:p>
         </w:tc>
         <w:tc>
@@ -10254,8 +11706,18 @@
                 <w:szCs w:val="24"/>
                 <w:lang w:val="en-US"/>
               </w:rPr>
-              <w:t>_frameHeight</w:t>
-            </w:r>
+              <w:t>_</w:t>
+            </w:r>
+            <w:proofErr w:type="spellStart"/>
+            <w:r>
+              <w:rPr>
+                <w:sz w:val="24"/>
+                <w:szCs w:val="24"/>
+                <w:lang w:val="en-US"/>
+              </w:rPr>
+              <w:t>frameHeight</w:t>
+            </w:r>
+            <w:proofErr w:type="spellEnd"/>
           </w:p>
         </w:tc>
         <w:tc>
@@ -10331,8 +11793,17 @@
                 <w:sz w:val="24"/>
                 <w:szCs w:val="24"/>
               </w:rPr>
-              <w:t>_borderWidth</w:t>
-            </w:r>
+              <w:t>_</w:t>
+            </w:r>
+            <w:proofErr w:type="spellStart"/>
+            <w:r>
+              <w:rPr>
+                <w:sz w:val="24"/>
+                <w:szCs w:val="24"/>
+              </w:rPr>
+              <w:t>borderWidth</w:t>
+            </w:r>
+            <w:proofErr w:type="spellEnd"/>
           </w:p>
         </w:tc>
         <w:tc>
@@ -10408,8 +11879,17 @@
                 <w:sz w:val="24"/>
                 <w:szCs w:val="24"/>
               </w:rPr>
-              <w:t>_frameThickness</w:t>
-            </w:r>
+              <w:t>_</w:t>
+            </w:r>
+            <w:proofErr w:type="spellStart"/>
+            <w:r>
+              <w:rPr>
+                <w:sz w:val="24"/>
+                <w:szCs w:val="24"/>
+              </w:rPr>
+              <w:t>frameThickness</w:t>
+            </w:r>
+            <w:proofErr w:type="spellEnd"/>
           </w:p>
         </w:tc>
         <w:tc>
@@ -10485,8 +11965,17 @@
                 <w:sz w:val="24"/>
                 <w:szCs w:val="24"/>
               </w:rPr>
-              <w:t>_standAngle</w:t>
-            </w:r>
+              <w:t>_</w:t>
+            </w:r>
+            <w:proofErr w:type="spellStart"/>
+            <w:r>
+              <w:rPr>
+                <w:sz w:val="24"/>
+                <w:szCs w:val="24"/>
+              </w:rPr>
+              <w:t>standAngle</w:t>
+            </w:r>
+            <w:proofErr w:type="spellEnd"/>
           </w:p>
         </w:tc>
         <w:tc>
@@ -10556,6 +12045,7 @@
                 <w:szCs w:val="24"/>
               </w:rPr>
             </w:pPr>
+            <w:proofErr w:type="spellStart"/>
             <w:r>
               <w:rPr>
                 <w:sz w:val="24"/>
@@ -10563,6 +12053,7 @@
               </w:rPr>
               <w:t>FrameWidth</w:t>
             </w:r>
+            <w:proofErr w:type="spellEnd"/>
           </w:p>
         </w:tc>
         <w:tc>
@@ -10581,6 +12072,7 @@
                 <w:lang w:val="en-US"/>
               </w:rPr>
             </w:pPr>
+            <w:proofErr w:type="spellStart"/>
             <w:r>
               <w:rPr>
                 <w:sz w:val="24"/>
@@ -10588,6 +12080,7 @@
               </w:rPr>
               <w:t>double</w:t>
             </w:r>
+            <w:proofErr w:type="spellEnd"/>
           </w:p>
         </w:tc>
         <w:tc>
@@ -10631,6 +12124,7 @@
                 <w:szCs w:val="24"/>
               </w:rPr>
             </w:pPr>
+            <w:proofErr w:type="spellStart"/>
             <w:r>
               <w:rPr>
                 <w:sz w:val="24"/>
@@ -10638,6 +12132,7 @@
               </w:rPr>
               <w:t>FrameHeight</w:t>
             </w:r>
+            <w:proofErr w:type="spellEnd"/>
           </w:p>
         </w:tc>
         <w:tc>
@@ -10656,6 +12151,7 @@
                 <w:lang w:val="en-US"/>
               </w:rPr>
             </w:pPr>
+            <w:proofErr w:type="spellStart"/>
             <w:r>
               <w:rPr>
                 <w:sz w:val="24"/>
@@ -10663,6 +12159,7 @@
               </w:rPr>
               <w:t>double</w:t>
             </w:r>
+            <w:proofErr w:type="spellEnd"/>
           </w:p>
         </w:tc>
         <w:tc>
@@ -10706,6 +12203,7 @@
                 <w:szCs w:val="24"/>
               </w:rPr>
             </w:pPr>
+            <w:proofErr w:type="spellStart"/>
             <w:r>
               <w:rPr>
                 <w:sz w:val="24"/>
@@ -10713,6 +12211,7 @@
               </w:rPr>
               <w:t>BorderWidth</w:t>
             </w:r>
+            <w:proofErr w:type="spellEnd"/>
           </w:p>
         </w:tc>
         <w:tc>
@@ -10731,6 +12230,7 @@
                 <w:lang w:val="en-US"/>
               </w:rPr>
             </w:pPr>
+            <w:proofErr w:type="spellStart"/>
             <w:r>
               <w:rPr>
                 <w:sz w:val="24"/>
@@ -10738,6 +12238,7 @@
               </w:rPr>
               <w:t>double</w:t>
             </w:r>
+            <w:proofErr w:type="spellEnd"/>
           </w:p>
         </w:tc>
         <w:tc>
@@ -10781,6 +12282,7 @@
                 <w:szCs w:val="24"/>
               </w:rPr>
             </w:pPr>
+            <w:proofErr w:type="spellStart"/>
             <w:r>
               <w:rPr>
                 <w:sz w:val="24"/>
@@ -10788,6 +12290,7 @@
               </w:rPr>
               <w:t>FrameThickness</w:t>
             </w:r>
+            <w:proofErr w:type="spellEnd"/>
           </w:p>
         </w:tc>
         <w:tc>
@@ -10806,6 +12309,7 @@
                 <w:lang w:val="en-US"/>
               </w:rPr>
             </w:pPr>
+            <w:proofErr w:type="spellStart"/>
             <w:r>
               <w:rPr>
                 <w:sz w:val="24"/>
@@ -10813,6 +12317,7 @@
               </w:rPr>
               <w:t>double</w:t>
             </w:r>
+            <w:proofErr w:type="spellEnd"/>
           </w:p>
         </w:tc>
         <w:tc>
@@ -10856,6 +12361,7 @@
                 <w:szCs w:val="24"/>
               </w:rPr>
             </w:pPr>
+            <w:proofErr w:type="spellStart"/>
             <w:r>
               <w:rPr>
                 <w:sz w:val="24"/>
@@ -10863,6 +12369,7 @@
               </w:rPr>
               <w:t>StandAngle</w:t>
             </w:r>
+            <w:proofErr w:type="spellEnd"/>
           </w:p>
         </w:tc>
         <w:tc>
@@ -10881,6 +12388,7 @@
                 <w:lang w:val="en-US"/>
               </w:rPr>
             </w:pPr>
+            <w:proofErr w:type="spellStart"/>
             <w:r>
               <w:rPr>
                 <w:sz w:val="24"/>
@@ -10888,6 +12396,7 @@
               </w:rPr>
               <w:t>double</w:t>
             </w:r>
+            <w:proofErr w:type="spellEnd"/>
           </w:p>
         </w:tc>
         <w:tc>
@@ -11101,12 +12610,30 @@
                 <w:lang w:val="en-US"/>
               </w:rPr>
             </w:pPr>
-            <w:r>
-              <w:rPr>
-                <w:sz w:val="24"/>
-                <w:szCs w:val="24"/>
-              </w:rPr>
-              <w:t>Parameters()</w:t>
+            <w:proofErr w:type="spellStart"/>
+            <w:proofErr w:type="gramStart"/>
+            <w:r>
+              <w:rPr>
+                <w:sz w:val="24"/>
+                <w:szCs w:val="24"/>
+              </w:rPr>
+              <w:t>Parameters</w:t>
+            </w:r>
+            <w:proofErr w:type="spellEnd"/>
+            <w:r>
+              <w:rPr>
+                <w:sz w:val="24"/>
+                <w:szCs w:val="24"/>
+              </w:rPr>
+              <w:t>(</w:t>
+            </w:r>
+            <w:proofErr w:type="gramEnd"/>
+            <w:r>
+              <w:rPr>
+                <w:sz w:val="24"/>
+                <w:szCs w:val="24"/>
+              </w:rPr>
+              <w:t>)</w:t>
             </w:r>
           </w:p>
         </w:tc>
@@ -11204,6 +12731,7 @@
                 <w:lang w:val="en-US"/>
               </w:rPr>
             </w:pPr>
+            <w:proofErr w:type="spellStart"/>
             <w:r>
               <w:rPr>
                 <w:sz w:val="24"/>
@@ -11212,18 +12740,21 @@
               </w:rPr>
               <w:t>CheckDependent</w:t>
             </w:r>
-          </w:p>
-          <w:p>
-            <w:pPr>
-              <w:tabs>
-                <w:tab w:val="left" w:pos="0"/>
-              </w:tabs>
-              <w:jc w:val="center"/>
-              <w:rPr>
-                <w:sz w:val="24"/>
-                <w:szCs w:val="24"/>
-              </w:rPr>
-            </w:pPr>
+            <w:proofErr w:type="spellEnd"/>
+          </w:p>
+          <w:p>
+            <w:pPr>
+              <w:tabs>
+                <w:tab w:val="left" w:pos="0"/>
+              </w:tabs>
+              <w:jc w:val="center"/>
+              <w:rPr>
+                <w:sz w:val="24"/>
+                <w:szCs w:val="24"/>
+              </w:rPr>
+            </w:pPr>
+            <w:proofErr w:type="spellStart"/>
+            <w:proofErr w:type="gramStart"/>
             <w:r>
               <w:rPr>
                 <w:sz w:val="24"/>
@@ -11232,12 +12763,21 @@
               </w:rPr>
               <w:t>ParametersValue</w:t>
             </w:r>
-            <w:r>
-              <w:rPr>
-                <w:sz w:val="24"/>
-                <w:szCs w:val="24"/>
-              </w:rPr>
-              <w:t>()</w:t>
+            <w:proofErr w:type="spellEnd"/>
+            <w:r>
+              <w:rPr>
+                <w:sz w:val="24"/>
+                <w:szCs w:val="24"/>
+              </w:rPr>
+              <w:t>(</w:t>
+            </w:r>
+            <w:proofErr w:type="gramEnd"/>
+            <w:r>
+              <w:rPr>
+                <w:sz w:val="24"/>
+                <w:szCs w:val="24"/>
+              </w:rPr>
+              <w:t>)</w:t>
             </w:r>
           </w:p>
         </w:tc>
@@ -11341,8 +12881,8 @@
           <w:szCs w:val="28"/>
         </w:rPr>
       </w:pPr>
-      <w:bookmarkStart w:id="18" w:name="_Toc240922651"/>
-      <w:bookmarkStart w:id="19" w:name="_Toc241000342"/>
+      <w:bookmarkStart w:id="19" w:name="_Toc240922651"/>
+      <w:bookmarkStart w:id="20" w:name="_Toc241000342"/>
       <w:r>
         <w:rPr>
           <w:rFonts w:ascii="Times New Roman" w:hAnsi="Times New Roman" w:cs="Times New Roman"/>
@@ -11354,8 +12894,8 @@
         </w:rPr>
         <w:t>3.2 Макет пользовательского интерфейса</w:t>
       </w:r>
-      <w:bookmarkEnd w:id="18"/>
       <w:bookmarkEnd w:id="19"/>
+      <w:bookmarkEnd w:id="20"/>
     </w:p>
     <w:p>
       <w:pPr>
@@ -11409,7 +12949,7 @@
           <w:szCs w:val="28"/>
         </w:rPr>
       </w:pPr>
-      <w:commentRangeStart w:id="20"/>
+      <w:commentRangeStart w:id="21"/>
       <w:r>
         <w:rPr>
           <w:noProof/>
@@ -11468,14 +13008,14 @@
           </wp:inline>
         </w:drawing>
       </w:r>
-      <w:commentRangeEnd w:id="20"/>
+      <w:commentRangeEnd w:id="21"/>
       <w:r>
         <w:rPr>
           <w:rStyle w:val="af2"/>
           <w:sz w:val="28"/>
           <w:szCs w:val="28"/>
         </w:rPr>
-        <w:commentReference w:id="20"/>
+        <w:commentReference w:id="21"/>
       </w:r>
     </w:p>
     <w:p>
@@ -11548,7 +13088,7 @@
           <w:szCs w:val="28"/>
         </w:rPr>
       </w:pPr>
-      <w:commentRangeStart w:id="21"/>
+      <w:commentRangeStart w:id="22"/>
       <w:r>
         <w:rPr>
           <w:noProof/>
@@ -11603,14 +13143,14 @@
           </wp:inline>
         </w:drawing>
       </w:r>
-      <w:commentRangeEnd w:id="21"/>
+      <w:commentRangeEnd w:id="22"/>
       <w:r>
         <w:rPr>
           <w:rStyle w:val="af2"/>
           <w:sz w:val="28"/>
           <w:szCs w:val="28"/>
         </w:rPr>
-        <w:commentReference w:id="21"/>
+        <w:commentReference w:id="22"/>
       </w:r>
     </w:p>
     <w:p>
@@ -11628,7 +13168,7 @@
         </w:rPr>
         <w:t xml:space="preserve">Рисунок 3.3 – Макет пользовательского интерфейса с реакцией на </w:t>
       </w:r>
-      <w:commentRangeStart w:id="22"/>
+      <w:commentRangeStart w:id="23"/>
       <w:r>
         <w:rPr>
           <w:sz w:val="28"/>
@@ -11636,14 +13176,14 @@
         </w:rPr>
         <w:t>ошибку</w:t>
       </w:r>
-      <w:commentRangeEnd w:id="22"/>
+      <w:commentRangeEnd w:id="23"/>
       <w:r>
         <w:rPr>
           <w:rStyle w:val="af2"/>
           <w:sz w:val="28"/>
           <w:szCs w:val="28"/>
         </w:rPr>
-        <w:commentReference w:id="22"/>
+        <w:commentReference w:id="23"/>
       </w:r>
     </w:p>
     <w:p>
@@ -11688,8 +13228,8 @@
           <w:szCs w:val="28"/>
         </w:rPr>
       </w:pPr>
-      <w:bookmarkStart w:id="23" w:name="_Toc240922652"/>
-      <w:bookmarkStart w:id="24" w:name="_Toc241000343"/>
+      <w:bookmarkStart w:id="24" w:name="_Toc240922652"/>
+      <w:bookmarkStart w:id="25" w:name="_Toc241000343"/>
       <w:r>
         <w:rPr>
           <w:rFonts w:ascii="Times New Roman" w:hAnsi="Times New Roman" w:cs="Times New Roman"/>
@@ -11702,8 +13242,8 @@
         <w:lastRenderedPageBreak/>
         <w:t>Список использованных источников</w:t>
       </w:r>
-      <w:bookmarkEnd w:id="23"/>
       <w:bookmarkEnd w:id="24"/>
+      <w:bookmarkEnd w:id="25"/>
     </w:p>
     <w:p>
       <w:pPr>
@@ -11851,6 +13391,7 @@
         </w:rPr>
         <w:t xml:space="preserve">– </w:t>
       </w:r>
+      <w:proofErr w:type="spellStart"/>
       <w:r>
         <w:rPr>
           <w:sz w:val="28"/>
@@ -11859,6 +13400,7 @@
         </w:rPr>
         <w:t>Uplab</w:t>
       </w:r>
+      <w:proofErr w:type="spellEnd"/>
       <w:r>
         <w:rPr>
           <w:sz w:val="28"/>
@@ -12089,7 +13631,23 @@
           <w:sz w:val="28"/>
           <w:szCs w:val="28"/>
         </w:rPr>
-        <w:t xml:space="preserve">Autodesk Inventor API. Первые шаги </w:t>
+        <w:t xml:space="preserve">Autodesk </w:t>
+      </w:r>
+      <w:proofErr w:type="spellStart"/>
+      <w:r>
+        <w:rPr>
+          <w:sz w:val="28"/>
+          <w:szCs w:val="28"/>
+        </w:rPr>
+        <w:t>Inventor</w:t>
+      </w:r>
+      <w:proofErr w:type="spellEnd"/>
+      <w:r>
+        <w:rPr>
+          <w:sz w:val="28"/>
+          <w:szCs w:val="28"/>
+        </w:rPr>
+        <w:t xml:space="preserve"> API. Первые шаги </w:t>
       </w:r>
       <w:r>
         <w:rPr>
@@ -12314,7 +13872,23 @@
           <w:sz w:val="28"/>
           <w:szCs w:val="28"/>
         </w:rPr>
-        <w:t>7. Фаулер M. UML. Основы, 3-е издание. – Пер. с англ. – СПб: СимволПлюс, 2004. – 192 с.</w:t>
+        <w:t xml:space="preserve">7. Фаулер M. UML. Основы, 3-е издание. – Пер. с англ. – СПб: </w:t>
+      </w:r>
+      <w:proofErr w:type="spellStart"/>
+      <w:r>
+        <w:rPr>
+          <w:sz w:val="28"/>
+          <w:szCs w:val="28"/>
+        </w:rPr>
+        <w:t>СимволПлюс</w:t>
+      </w:r>
+      <w:proofErr w:type="spellEnd"/>
+      <w:r>
+        <w:rPr>
+          <w:sz w:val="28"/>
+          <w:szCs w:val="28"/>
+        </w:rPr>
+        <w:t>, 2004. – 192 с.</w:t>
       </w:r>
     </w:p>
     <w:p>
@@ -12385,7 +13959,7 @@
 </file>
 
 <file path=word/comments.xml><?xml version="1.0" encoding="utf-8"?>
-<w:comments xmlns:wpc="http://schemas.microsoft.com/office/word/2010/wordprocessingCanvas" xmlns:cx="http://schemas.microsoft.com/office/drawing/2014/chartex" xmlns:cx1="http://schemas.microsoft.com/office/drawing/2015/9/8/chartex" xmlns:cx2="http://schemas.microsoft.com/office/drawing/2015/10/21/chartex" xmlns:cx3="http://schemas.microsoft.com/office/drawing/2016/5/9/chartex" xmlns:cx4="http://schemas.microsoft.com/office/drawing/2016/5/10/chartex" xmlns:cx5="http://schemas.microsoft.com/office/drawing/2016/5/11/chartex" xmlns:cx6="http://schemas.microsoft.com/office/drawing/2016/5/12/chartex" xmlns:cx7="http://schemas.microsoft.com/office/drawing/2016/5/13/chartex" xmlns:cx8="http://schemas.microsoft.com/office/drawing/2016/5/14/chartex" xmlns:mc="http://schemas.openxmlformats.org/markup-compatibility/2006" xmlns:aink="http://schemas.microsoft.com/office/drawing/2016/ink" xmlns:am3d="http://schemas.microsoft.com/office/drawing/2017/model3d" xmlns:o="urn:schemas-microsoft-com:office:office" xmlns:oel="http://schemas.microsoft.com/office/2019/extlst" xmlns:r="http://schemas.openxmlformats.org/officeDocument/2006/relationships" xmlns:m="http://schemas.openxmlformats.org/officeDocument/2006/math" xmlns:v="urn:schemas-microsoft-com:vml" xmlns:wp14="http://schemas.microsoft.com/office/word/2010/wordprocessingDrawing" xmlns:wp="http://schemas.openxmlformats.org/drawingml/2006/wordprocessingDrawing" xmlns:w10="urn:schemas-microsoft-com:office:word" xmlns:w="http://schemas.openxmlformats.org/wordprocessingml/2006/main" xmlns:w14="http://schemas.microsoft.com/office/word/2010/wordml" xmlns:w15="http://schemas.microsoft.com/office/word/2012/wordml" xmlns:w16cex="http://schemas.microsoft.com/office/word/2018/wordml/cex" xmlns:w16cid="http://schemas.microsoft.com/office/word/2016/wordml/cid" xmlns:w16="http://schemas.microsoft.com/office/word/2018/wordml" xmlns:w16du="http://schemas.microsoft.com/office/word/2023/wordml/word16du" xmlns:w16sdtdh="http://schemas.microsoft.com/office/word/2020/wordml/sdtdatahash" xmlns:w16sdtfl="http://schemas.microsoft.com/office/word/2024/wordml/sdtformatlock" xmlns:w16se="http://schemas.microsoft.com/office/word/2015/wordml/symex" xmlns:wpg="http://schemas.microsoft.com/office/word/2010/wordprocessingGroup" xmlns:wpi="http://schemas.microsoft.com/office/word/2010/wordprocessingInk" xmlns:wne="http://schemas.microsoft.com/office/word/2006/wordml" xmlns:wps="http://schemas.microsoft.com/office/word/2010/wordprocessingShape" mc:Ignorable="w14 w15 w16se w16cid w16 w16cex w16sdtdh w16sdtfl w16du wp14">
+<w:comments xmlns:wpc="http://schemas.microsoft.com/office/word/2010/wordprocessingCanvas" xmlns:cx="http://schemas.microsoft.com/office/drawing/2014/chartex" xmlns:cx1="http://schemas.microsoft.com/office/drawing/2015/9/8/chartex" xmlns:cx2="http://schemas.microsoft.com/office/drawing/2015/10/21/chartex" xmlns:cx3="http://schemas.microsoft.com/office/drawing/2016/5/9/chartex" xmlns:cx4="http://schemas.microsoft.com/office/drawing/2016/5/10/chartex" xmlns:cx5="http://schemas.microsoft.com/office/drawing/2016/5/11/chartex" xmlns:cx6="http://schemas.microsoft.com/office/drawing/2016/5/12/chartex" xmlns:cx7="http://schemas.microsoft.com/office/drawing/2016/5/13/chartex" xmlns:cx8="http://schemas.microsoft.com/office/drawing/2016/5/14/chartex" xmlns:mc="http://schemas.openxmlformats.org/markup-compatibility/2006" xmlns:aink="http://schemas.microsoft.com/office/drawing/2016/ink" xmlns:am3d="http://schemas.microsoft.com/office/drawing/2017/model3d" xmlns:o="urn:schemas-microsoft-com:office:office" xmlns:oel="http://schemas.microsoft.com/office/2019/extlst" xmlns:r="http://schemas.openxmlformats.org/officeDocument/2006/relationships" xmlns:m="http://schemas.openxmlformats.org/officeDocument/2006/math" xmlns:v="urn:schemas-microsoft-com:vml" xmlns:wp14="http://schemas.microsoft.com/office/word/2010/wordprocessingDrawing" xmlns:wp="http://schemas.openxmlformats.org/drawingml/2006/wordprocessingDrawing" xmlns:w10="urn:schemas-microsoft-com:office:word" xmlns:w="http://schemas.openxmlformats.org/wordprocessingml/2006/main" xmlns:w14="http://schemas.microsoft.com/office/word/2010/wordml" xmlns:w15="http://schemas.microsoft.com/office/word/2012/wordml" xmlns:w16cex="http://schemas.microsoft.com/office/word/2018/wordml/cex" xmlns:w16cid="http://schemas.microsoft.com/office/word/2016/wordml/cid" xmlns:w16="http://schemas.microsoft.com/office/word/2018/wordml" xmlns:w16sdtdh="http://schemas.microsoft.com/office/word/2020/wordml/sdtdatahash" xmlns:w16se="http://schemas.microsoft.com/office/word/2015/wordml/symex" xmlns:wpg="http://schemas.microsoft.com/office/word/2010/wordprocessingGroup" xmlns:wpi="http://schemas.microsoft.com/office/word/2010/wordprocessingInk" xmlns:wne="http://schemas.microsoft.com/office/word/2006/wordml" xmlns:wps="http://schemas.microsoft.com/office/word/2010/wordprocessingShape" mc:Ignorable="w14 w15 w16se w16cid w16 w16cex w16sdtdh wp14">
   <w:comment w:id="7" w:author="Kalentyev Alexey" w:date="2026-10-21T10:51:00Z" w:initials="KA">
     <w:p>
       <w:pPr>
@@ -12402,7 +13976,29 @@
       </w:r>
     </w:p>
   </w:comment>
-  <w:comment w:id="10" w:author="Роман Литвиненко" w:date="2026-09-22T19:47:00Z" w:initials="РЛ">
+  <w:comment w:id="8" w:author="Роман Литвиненко" w:date="2026-10-21T11:15:00Z" w:initials="РЛ">
+    <w:p>
+      <w:pPr>
+        <w:pStyle w:val="af3"/>
+        <w:rPr>
+          <w:lang w:val="en-US"/>
+        </w:rPr>
+      </w:pPr>
+      <w:r>
+        <w:rPr>
+          <w:rStyle w:val="af2"/>
+        </w:rPr>
+        <w:annotationRef/>
+      </w:r>
+      <w:r>
+        <w:rPr>
+          <w:lang w:val="en-US"/>
+        </w:rPr>
+        <w:t>+</w:t>
+      </w:r>
+    </w:p>
+  </w:comment>
+  <w:comment w:id="11" w:author="Роман Литвиненко" w:date="2026-09-22T19:47:00Z" w:initials="РЛ">
     <w:p>
       <w:pPr>
         <w:pStyle w:val="af3"/>
@@ -12419,18 +14015,23 @@
       <w:r>
         <w:t xml:space="preserve">- </w:t>
       </w:r>
+      <w:proofErr w:type="spellStart"/>
       <w:r>
         <w:rPr>
           <w:lang w:val="en-US"/>
         </w:rPr>
         <w:t>sketchup</w:t>
       </w:r>
+      <w:proofErr w:type="spellEnd"/>
     </w:p>
   </w:comment>
-  <w:comment w:id="17" w:author="Kalentyev Alexey" w:date="2026-10-21T10:58:00Z" w:initials="KA">
+  <w:comment w:id="18" w:author="Kalentyev Alexey" w:date="2026-10-21T10:58:00Z" w:initials="KA">
     <w:p>
       <w:pPr>
         <w:pStyle w:val="af3"/>
+        <w:rPr>
+          <w:lang w:val="en-US"/>
+        </w:rPr>
       </w:pPr>
       <w:r>
         <w:rPr>
@@ -12438,24 +14039,103 @@
         </w:rPr>
         <w:annotationRef/>
       </w:r>
-      <w:r>
-        <w:t>Доописать объекты Wrapper</w:t>
+      <w:proofErr w:type="spellStart"/>
+      <w:r>
+        <w:t>Доописать</w:t>
+      </w:r>
+      <w:proofErr w:type="spellEnd"/>
+      <w:r>
+        <w:rPr>
+          <w:lang w:val="en-US"/>
+        </w:rPr>
+        <w:t xml:space="preserve"> </w:t>
+      </w:r>
+      <w:r>
+        <w:t>объекты</w:t>
+      </w:r>
+      <w:r>
+        <w:rPr>
+          <w:lang w:val="en-US"/>
+        </w:rPr>
+        <w:t xml:space="preserve"> Wrapper</w:t>
+      </w:r>
+    </w:p>
+    <w:p>
+      <w:pPr>
+        <w:pStyle w:val="af3"/>
+        <w:rPr>
+          <w:lang w:val="en-US"/>
+        </w:rPr>
+      </w:pPr>
+      <w:proofErr w:type="spellStart"/>
+      <w:r>
+        <w:rPr>
+          <w:lang w:val="en-US"/>
+        </w:rPr>
+        <w:t>MainForm</w:t>
+      </w:r>
+      <w:proofErr w:type="spellEnd"/>
+      <w:r>
+        <w:rPr>
+          <w:lang w:val="en-US"/>
+        </w:rPr>
+        <w:t xml:space="preserve"> - </w:t>
+      </w:r>
+      <w:proofErr w:type="spellStart"/>
+      <w:r>
+        <w:rPr>
+          <w:lang w:val="en-US"/>
+        </w:rPr>
+        <w:t>FirstValidate</w:t>
+      </w:r>
+      <w:proofErr w:type="spellEnd"/>
+      <w:r>
+        <w:rPr>
+          <w:lang w:val="en-US"/>
+        </w:rPr>
+        <w:t>?</w:t>
       </w:r>
     </w:p>
     <w:p>
       <w:pPr>
         <w:pStyle w:val="af3"/>
       </w:pPr>
-      <w:r>
-        <w:t>MainForm - FirstValidate?</w:t>
+      <w:proofErr w:type="spellStart"/>
+      <w:r>
+        <w:t>Parameters</w:t>
+      </w:r>
+      <w:proofErr w:type="spellEnd"/>
+      <w:r>
+        <w:t xml:space="preserve"> - вопрос валидации</w:t>
       </w:r>
     </w:p>
     <w:p>
       <w:pPr>
         <w:pStyle w:val="af3"/>
       </w:pPr>
-      <w:r>
-        <w:t>Parameters - вопрос валидации</w:t>
+      <w:proofErr w:type="spellStart"/>
+      <w:r>
+        <w:t>Wrapper</w:t>
+      </w:r>
+      <w:proofErr w:type="spellEnd"/>
+      <w:r>
+        <w:t xml:space="preserve"> - как хранит данные об открытой сессии?</w:t>
+      </w:r>
+    </w:p>
+  </w:comment>
+  <w:comment w:id="21" w:author="Kalentyev Alexey" w:date="2026-10-21T11:02:00Z" w:initials="KA">
+    <w:p>
+      <w:pPr>
+        <w:pStyle w:val="af3"/>
+      </w:pPr>
+      <w:r>
+        <w:rPr>
+          <w:rStyle w:val="af2"/>
+        </w:rPr>
+        <w:annotationRef/>
+      </w:r>
+      <w:r>
+        <w:t>Выделенные области?</w:t>
       </w:r>
     </w:p>
     <w:p>
@@ -12463,23 +14143,7 @@
         <w:pStyle w:val="af3"/>
       </w:pPr>
       <w:r>
-        <w:t>Wrapper - как хранит данные об открытой сессии?</w:t>
-      </w:r>
-    </w:p>
-  </w:comment>
-  <w:comment w:id="20" w:author="Kalentyev Alexey" w:date="2026-10-21T11:02:00Z" w:initials="KA">
-    <w:p>
-      <w:pPr>
-        <w:pStyle w:val="af3"/>
-      </w:pPr>
-      <w:r>
-        <w:rPr>
-          <w:rStyle w:val="af2"/>
-        </w:rPr>
-        <w:annotationRef/>
-      </w:r>
-      <w:r>
-        <w:t>Выделенные области?</w:t>
+        <w:t>Макет сделать аккуратнее.</w:t>
       </w:r>
     </w:p>
     <w:p>
@@ -12487,7 +14151,7 @@
         <w:pStyle w:val="af3"/>
       </w:pPr>
       <w:r>
-        <w:t>Макет сделать аккуратнее.</w:t>
+        <w:t>Дизайн кнопки.</w:t>
       </w:r>
     </w:p>
     <w:p>
@@ -12495,35 +14159,27 @@
         <w:pStyle w:val="af3"/>
       </w:pPr>
       <w:r>
-        <w:t>Дизайн кнопки.</w:t>
+        <w:t>Зелёное предупреждение.</w:t>
       </w:r>
     </w:p>
+  </w:comment>
+  <w:comment w:id="22" w:author="Kalentyev Alexey" w:date="2026-10-21T11:05:00Z" w:initials="KA">
     <w:p>
       <w:pPr>
         <w:pStyle w:val="af3"/>
       </w:pPr>
       <w:r>
-        <w:t>Зелёное предупреждение.</w:t>
+        <w:rPr>
+          <w:rStyle w:val="af2"/>
+        </w:rPr>
+        <w:annotationRef/>
+      </w:r>
+      <w:r>
+        <w:t>Сама кнопка построить не очень соответствует эргономике формы.</w:t>
       </w:r>
     </w:p>
   </w:comment>
-  <w:comment w:id="21" w:author="Kalentyev Alexey" w:date="2026-10-21T11:05:00Z" w:initials="KA">
-    <w:p>
-      <w:pPr>
-        <w:pStyle w:val="af3"/>
-      </w:pPr>
-      <w:r>
-        <w:rPr>
-          <w:rStyle w:val="af2"/>
-        </w:rPr>
-        <w:annotationRef/>
-      </w:r>
-      <w:r>
-        <w:t>Сама кнопка построить не очень соответствует эргономике формы.</w:t>
-      </w:r>
-    </w:p>
-  </w:comment>
-  <w:comment w:id="22" w:author="Kalentyev Alexey" w:date="2026-10-21T11:06:00Z" w:initials="KA">
+  <w:comment w:id="23" w:author="Kalentyev Alexey" w:date="2026-10-21T11:06:00Z" w:initials="KA">
     <w:p>
       <w:pPr>
         <w:pStyle w:val="af3"/>
@@ -12543,8 +14199,9 @@
 </file>
 
 <file path=word/commentsExtended.xml><?xml version="1.0" encoding="utf-8"?>
-<w15:commentsEx xmlns:wpc="http://schemas.microsoft.com/office/word/2010/wordprocessingCanvas" xmlns:cx="http://schemas.microsoft.com/office/drawing/2014/chartex" xmlns:cx1="http://schemas.microsoft.com/office/drawing/2015/9/8/chartex" xmlns:cx2="http://schemas.microsoft.com/office/drawing/2015/10/21/chartex" xmlns:cx3="http://schemas.microsoft.com/office/drawing/2016/5/9/chartex" xmlns:cx4="http://schemas.microsoft.com/office/drawing/2016/5/10/chartex" xmlns:cx5="http://schemas.microsoft.com/office/drawing/2016/5/11/chartex" xmlns:cx6="http://schemas.microsoft.com/office/drawing/2016/5/12/chartex" xmlns:cx7="http://schemas.microsoft.com/office/drawing/2016/5/13/chartex" xmlns:cx8="http://schemas.microsoft.com/office/drawing/2016/5/14/chartex" xmlns:mc="http://schemas.openxmlformats.org/markup-compatibility/2006" xmlns:aink="http://schemas.microsoft.com/office/drawing/2016/ink" xmlns:am3d="http://schemas.microsoft.com/office/drawing/2017/model3d" xmlns:o="urn:schemas-microsoft-com:office:office" xmlns:oel="http://schemas.microsoft.com/office/2019/extlst" xmlns:r="http://schemas.openxmlformats.org/officeDocument/2006/relationships" xmlns:m="http://schemas.openxmlformats.org/officeDocument/2006/math" xmlns:v="urn:schemas-microsoft-com:vml" xmlns:wp14="http://schemas.microsoft.com/office/word/2010/wordprocessingDrawing" xmlns:wp="http://schemas.openxmlformats.org/drawingml/2006/wordprocessingDrawing" xmlns:w10="urn:schemas-microsoft-com:office:word" xmlns:w="http://schemas.openxmlformats.org/wordprocessingml/2006/main" xmlns:w14="http://schemas.microsoft.com/office/word/2010/wordml" xmlns:w15="http://schemas.microsoft.com/office/word/2012/wordml" xmlns:w16cex="http://schemas.microsoft.com/office/word/2018/wordml/cex" xmlns:w16cid="http://schemas.microsoft.com/office/word/2016/wordml/cid" xmlns:w16="http://schemas.microsoft.com/office/word/2018/wordml" xmlns:w16du="http://schemas.microsoft.com/office/word/2023/wordml/word16du" xmlns:w16sdtdh="http://schemas.microsoft.com/office/word/2020/wordml/sdtdatahash" xmlns:w16sdtfl="http://schemas.microsoft.com/office/word/2024/wordml/sdtformatlock" xmlns:w16se="http://schemas.microsoft.com/office/word/2015/wordml/symex" xmlns:wpg="http://schemas.microsoft.com/office/word/2010/wordprocessingGroup" xmlns:wpi="http://schemas.microsoft.com/office/word/2010/wordprocessingInk" xmlns:wne="http://schemas.microsoft.com/office/word/2006/wordml" xmlns:wps="http://schemas.microsoft.com/office/word/2010/wordprocessingShape" mc:Ignorable="w14 w15 w16se w16cid w16 w16cex w16sdtdh w16sdtfl w16du wp14">
+<w15:commentsEx xmlns:wpc="http://schemas.microsoft.com/office/word/2010/wordprocessingCanvas" xmlns:cx="http://schemas.microsoft.com/office/drawing/2014/chartex" xmlns:cx1="http://schemas.microsoft.com/office/drawing/2015/9/8/chartex" xmlns:cx2="http://schemas.microsoft.com/office/drawing/2015/10/21/chartex" xmlns:cx3="http://schemas.microsoft.com/office/drawing/2016/5/9/chartex" xmlns:cx4="http://schemas.microsoft.com/office/drawing/2016/5/10/chartex" xmlns:cx5="http://schemas.microsoft.com/office/drawing/2016/5/11/chartex" xmlns:cx6="http://schemas.microsoft.com/office/drawing/2016/5/12/chartex" xmlns:cx7="http://schemas.microsoft.com/office/drawing/2016/5/13/chartex" xmlns:cx8="http://schemas.microsoft.com/office/drawing/2016/5/14/chartex" xmlns:mc="http://schemas.openxmlformats.org/markup-compatibility/2006" xmlns:aink="http://schemas.microsoft.com/office/drawing/2016/ink" xmlns:am3d="http://schemas.microsoft.com/office/drawing/2017/model3d" xmlns:o="urn:schemas-microsoft-com:office:office" xmlns:oel="http://schemas.microsoft.com/office/2019/extlst" xmlns:r="http://schemas.openxmlformats.org/officeDocument/2006/relationships" xmlns:m="http://schemas.openxmlformats.org/officeDocument/2006/math" xmlns:v="urn:schemas-microsoft-com:vml" xmlns:wp14="http://schemas.microsoft.com/office/word/2010/wordprocessingDrawing" xmlns:wp="http://schemas.openxmlformats.org/drawingml/2006/wordprocessingDrawing" xmlns:w10="urn:schemas-microsoft-com:office:word" xmlns:w="http://schemas.openxmlformats.org/wordprocessingml/2006/main" xmlns:w14="http://schemas.microsoft.com/office/word/2010/wordml" xmlns:w15="http://schemas.microsoft.com/office/word/2012/wordml" xmlns:w16cex="http://schemas.microsoft.com/office/word/2018/wordml/cex" xmlns:w16cid="http://schemas.microsoft.com/office/word/2016/wordml/cid" xmlns:w16="http://schemas.microsoft.com/office/word/2018/wordml" xmlns:w16sdtdh="http://schemas.microsoft.com/office/word/2020/wordml/sdtdatahash" xmlns:w16se="http://schemas.microsoft.com/office/word/2015/wordml/symex" xmlns:wpg="http://schemas.microsoft.com/office/word/2010/wordprocessingGroup" xmlns:wpi="http://schemas.microsoft.com/office/word/2010/wordprocessingInk" xmlns:wne="http://schemas.microsoft.com/office/word/2006/wordml" xmlns:wps="http://schemas.microsoft.com/office/word/2010/wordprocessingShape" mc:Ignorable="w14 w15 w16se w16cid w16 w16cex w16sdtdh wp14">
   <w15:commentEx w15:paraId="0C6BC1E2" w15:done="0"/>
+  <w15:commentEx w15:paraId="3F589323" w15:paraIdParent="0C6BC1E2" w15:done="0"/>
   <w15:commentEx w15:paraId="1D3670CE" w15:done="1"/>
   <w15:commentEx w15:paraId="450D50DA" w15:done="0"/>
   <w15:commentEx w15:paraId="365F0B6B" w15:done="0"/>
@@ -12554,8 +14211,9 @@
 </file>
 
 <file path=word/commentsExtensible.xml><?xml version="1.0" encoding="utf-8"?>
-<w16cex:commentsExtensible xmlns:wpc="http://schemas.microsoft.com/office/word/2010/wordprocessingCanvas" xmlns:cx="http://schemas.microsoft.com/office/drawing/2014/chartex" xmlns:cx1="http://schemas.microsoft.com/office/drawing/2015/9/8/chartex" xmlns:cx2="http://schemas.microsoft.com/office/drawing/2015/10/21/chartex" xmlns:cx3="http://schemas.microsoft.com/office/drawing/2016/5/9/chartex" xmlns:cx4="http://schemas.microsoft.com/office/drawing/2016/5/10/chartex" xmlns:cx5="http://schemas.microsoft.com/office/drawing/2016/5/11/chartex" xmlns:cx6="http://schemas.microsoft.com/office/drawing/2016/5/12/chartex" xmlns:cx7="http://schemas.microsoft.com/office/drawing/2016/5/13/chartex" xmlns:cx8="http://schemas.microsoft.com/office/drawing/2016/5/14/chartex" xmlns:cr="http://schemas.microsoft.com/office/comments/2020/reactions" xmlns:mc="http://schemas.openxmlformats.org/markup-compatibility/2006" xmlns:aink="http://schemas.microsoft.com/office/drawing/2016/ink" xmlns:am3d="http://schemas.microsoft.com/office/drawing/2017/model3d" xmlns:o="urn:schemas-microsoft-com:office:office" xmlns:oel="http://schemas.microsoft.com/office/2019/extlst" xmlns:r="http://schemas.openxmlformats.org/officeDocument/2006/relationships" xmlns:m="http://schemas.openxmlformats.org/officeDocument/2006/math" xmlns:v="urn:schemas-microsoft-com:vml" xmlns:wp14="http://schemas.microsoft.com/office/word/2010/wordprocessingDrawing" xmlns:wp="http://schemas.openxmlformats.org/drawingml/2006/wordprocessingDrawing" xmlns:w10="urn:schemas-microsoft-com:office:word" xmlns:w="http://schemas.openxmlformats.org/wordprocessingml/2006/main" xmlns:w14="http://schemas.microsoft.com/office/word/2010/wordml" xmlns:w15="http://schemas.microsoft.com/office/word/2012/wordml" xmlns:w16cex="http://schemas.microsoft.com/office/word/2018/wordml/cex" xmlns:w16cid="http://schemas.microsoft.com/office/word/2016/wordml/cid" xmlns:w16="http://schemas.microsoft.com/office/word/2018/wordml" xmlns:w16du="http://schemas.microsoft.com/office/word/2023/wordml/word16du" xmlns:w16sdtdh="http://schemas.microsoft.com/office/word/2020/wordml/sdtdatahash" xmlns:w16sdtfl="http://schemas.microsoft.com/office/word/2024/wordml/sdtformatlock" xmlns:w16se="http://schemas.microsoft.com/office/word/2015/wordml/symex" xmlns:wpg="http://schemas.microsoft.com/office/word/2010/wordprocessingGroup" xmlns:wpi="http://schemas.microsoft.com/office/word/2010/wordprocessingInk" xmlns:wne="http://schemas.microsoft.com/office/word/2006/wordml" xmlns:wps="http://schemas.microsoft.com/office/word/2010/wordprocessingShape" mc:Ignorable="w14 w15 w16se w16cid w16 w16cex w16sdtdh w16sdtfl cr w16du wp14">
+<w16cex:commentsExtensible xmlns:wpc="http://schemas.microsoft.com/office/word/2010/wordprocessingCanvas" xmlns:cx="http://schemas.microsoft.com/office/drawing/2014/chartex" xmlns:cx1="http://schemas.microsoft.com/office/drawing/2015/9/8/chartex" xmlns:cx2="http://schemas.microsoft.com/office/drawing/2015/10/21/chartex" xmlns:cx3="http://schemas.microsoft.com/office/drawing/2016/5/9/chartex" xmlns:cx4="http://schemas.microsoft.com/office/drawing/2016/5/10/chartex" xmlns:cx5="http://schemas.microsoft.com/office/drawing/2016/5/11/chartex" xmlns:cx6="http://schemas.microsoft.com/office/drawing/2016/5/12/chartex" xmlns:cx7="http://schemas.microsoft.com/office/drawing/2016/5/13/chartex" xmlns:cx8="http://schemas.microsoft.com/office/drawing/2016/5/14/chartex" xmlns:cr="http://schemas.microsoft.com/office/comments/2020/reactions" xmlns:mc="http://schemas.openxmlformats.org/markup-compatibility/2006" xmlns:aink="http://schemas.microsoft.com/office/drawing/2016/ink" xmlns:am3d="http://schemas.microsoft.com/office/drawing/2017/model3d" xmlns:o="urn:schemas-microsoft-com:office:office" xmlns:oel="http://schemas.microsoft.com/office/2019/extlst" xmlns:r="http://schemas.openxmlformats.org/officeDocument/2006/relationships" xmlns:m="http://schemas.openxmlformats.org/officeDocument/2006/math" xmlns:v="urn:schemas-microsoft-com:vml" xmlns:wp14="http://schemas.microsoft.com/office/word/2010/wordprocessingDrawing" xmlns:wp="http://schemas.openxmlformats.org/drawingml/2006/wordprocessingDrawing" xmlns:w10="urn:schemas-microsoft-com:office:word" xmlns:w="http://schemas.openxmlformats.org/wordprocessingml/2006/main" xmlns:w14="http://schemas.microsoft.com/office/word/2010/wordml" xmlns:w15="http://schemas.microsoft.com/office/word/2012/wordml" xmlns:w16cex="http://schemas.microsoft.com/office/word/2018/wordml/cex" xmlns:w16cid="http://schemas.microsoft.com/office/word/2016/wordml/cid" xmlns:w16="http://schemas.microsoft.com/office/word/2018/wordml" xmlns:w16sdtdh="http://schemas.microsoft.com/office/word/2020/wordml/sdtdatahash" xmlns:w16se="http://schemas.microsoft.com/office/word/2015/wordml/symex" xmlns:wpg="http://schemas.microsoft.com/office/word/2010/wordprocessingGroup" xmlns:wpi="http://schemas.microsoft.com/office/word/2010/wordprocessingInk" xmlns:wne="http://schemas.microsoft.com/office/word/2006/wordml" xmlns:wps="http://schemas.microsoft.com/office/word/2010/wordprocessingShape" mc:Ignorable="w14 w15 w16se w16cid w16 w16cex w16sdtdh cr wp14">
   <w16cex:commentExtensible w16cex:durableId="44EC1FEA" w16cex:dateUtc="2026-10-21T03:51:00Z"/>
+  <w16cex:commentExtensible w16cex:durableId="042EDF81" w16cex:dateUtc="2026-10-21T04:15:00Z"/>
   <w16cex:commentExtensible w16cex:durableId="70ED1BE9" w16cex:dateUtc="2026-09-22T12:47:00Z"/>
   <w16cex:commentExtensible w16cex:durableId="46316C5D" w16cex:dateUtc="2026-10-21T03:58:00Z"/>
   <w16cex:commentExtensible w16cex:durableId="03093DFF" w16cex:dateUtc="2026-10-21T04:02:00Z"/>
@@ -12565,8 +14223,9 @@
 </file>
 
 <file path=word/commentsIds.xml><?xml version="1.0" encoding="utf-8"?>
-<w16cid:commentsIds xmlns:wpc="http://schemas.microsoft.com/office/word/2010/wordprocessingCanvas" xmlns:cx="http://schemas.microsoft.com/office/drawing/2014/chartex" xmlns:cx1="http://schemas.microsoft.com/office/drawing/2015/9/8/chartex" xmlns:cx2="http://schemas.microsoft.com/office/drawing/2015/10/21/chartex" xmlns:cx3="http://schemas.microsoft.com/office/drawing/2016/5/9/chartex" xmlns:cx4="http://schemas.microsoft.com/office/drawing/2016/5/10/chartex" xmlns:cx5="http://schemas.microsoft.com/office/drawing/2016/5/11/chartex" xmlns:cx6="http://schemas.microsoft.com/office/drawing/2016/5/12/chartex" xmlns:cx7="http://schemas.microsoft.com/office/drawing/2016/5/13/chartex" xmlns:cx8="http://schemas.microsoft.com/office/drawing/2016/5/14/chartex" xmlns:mc="http://schemas.openxmlformats.org/markup-compatibility/2006" xmlns:aink="http://schemas.microsoft.com/office/drawing/2016/ink" xmlns:am3d="http://schemas.microsoft.com/office/drawing/2017/model3d" xmlns:o="urn:schemas-microsoft-com:office:office" xmlns:oel="http://schemas.microsoft.com/office/2019/extlst" xmlns:r="http://schemas.openxmlformats.org/officeDocument/2006/relationships" xmlns:m="http://schemas.openxmlformats.org/officeDocument/2006/math" xmlns:v="urn:schemas-microsoft-com:vml" xmlns:wp14="http://schemas.microsoft.com/office/word/2010/wordprocessingDrawing" xmlns:wp="http://schemas.openxmlformats.org/drawingml/2006/wordprocessingDrawing" xmlns:w10="urn:schemas-microsoft-com:office:word" xmlns:w="http://schemas.openxmlformats.org/wordprocessingml/2006/main" xmlns:w14="http://schemas.microsoft.com/office/word/2010/wordml" xmlns:w15="http://schemas.microsoft.com/office/word/2012/wordml" xmlns:w16cex="http://schemas.microsoft.com/office/word/2018/wordml/cex" xmlns:w16cid="http://schemas.microsoft.com/office/word/2016/wordml/cid" xmlns:w16="http://schemas.microsoft.com/office/word/2018/wordml" xmlns:w16du="http://schemas.microsoft.com/office/word/2023/wordml/word16du" xmlns:w16sdtdh="http://schemas.microsoft.com/office/word/2020/wordml/sdtdatahash" xmlns:w16sdtfl="http://schemas.microsoft.com/office/word/2024/wordml/sdtformatlock" xmlns:w16se="http://schemas.microsoft.com/office/word/2015/wordml/symex" xmlns:wpg="http://schemas.microsoft.com/office/word/2010/wordprocessingGroup" xmlns:wpi="http://schemas.microsoft.com/office/word/2010/wordprocessingInk" xmlns:wne="http://schemas.microsoft.com/office/word/2006/wordml" xmlns:wps="http://schemas.microsoft.com/office/word/2010/wordprocessingShape" mc:Ignorable="w14 w15 w16se w16cid w16 w16cex w16sdtdh w16sdtfl w16du wp14">
+<w16cid:commentsIds xmlns:wpc="http://schemas.microsoft.com/office/word/2010/wordprocessingCanvas" xmlns:cx="http://schemas.microsoft.com/office/drawing/2014/chartex" xmlns:cx1="http://schemas.microsoft.com/office/drawing/2015/9/8/chartex" xmlns:cx2="http://schemas.microsoft.com/office/drawing/2015/10/21/chartex" xmlns:cx3="http://schemas.microsoft.com/office/drawing/2016/5/9/chartex" xmlns:cx4="http://schemas.microsoft.com/office/drawing/2016/5/10/chartex" xmlns:cx5="http://schemas.microsoft.com/office/drawing/2016/5/11/chartex" xmlns:cx6="http://schemas.microsoft.com/office/drawing/2016/5/12/chartex" xmlns:cx7="http://schemas.microsoft.com/office/drawing/2016/5/13/chartex" xmlns:cx8="http://schemas.microsoft.com/office/drawing/2016/5/14/chartex" xmlns:mc="http://schemas.openxmlformats.org/markup-compatibility/2006" xmlns:aink="http://schemas.microsoft.com/office/drawing/2016/ink" xmlns:am3d="http://schemas.microsoft.com/office/drawing/2017/model3d" xmlns:o="urn:schemas-microsoft-com:office:office" xmlns:oel="http://schemas.microsoft.com/office/2019/extlst" xmlns:r="http://schemas.openxmlformats.org/officeDocument/2006/relationships" xmlns:m="http://schemas.openxmlformats.org/officeDocument/2006/math" xmlns:v="urn:schemas-microsoft-com:vml" xmlns:wp14="http://schemas.microsoft.com/office/word/2010/wordprocessingDrawing" xmlns:wp="http://schemas.openxmlformats.org/drawingml/2006/wordprocessingDrawing" xmlns:w10="urn:schemas-microsoft-com:office:word" xmlns:w="http://schemas.openxmlformats.org/wordprocessingml/2006/main" xmlns:w14="http://schemas.microsoft.com/office/word/2010/wordml" xmlns:w15="http://schemas.microsoft.com/office/word/2012/wordml" xmlns:w16cex="http://schemas.microsoft.com/office/word/2018/wordml/cex" xmlns:w16cid="http://schemas.microsoft.com/office/word/2016/wordml/cid" xmlns:w16="http://schemas.microsoft.com/office/word/2018/wordml" xmlns:w16sdtdh="http://schemas.microsoft.com/office/word/2020/wordml/sdtdatahash" xmlns:w16se="http://schemas.microsoft.com/office/word/2015/wordml/symex" xmlns:wpg="http://schemas.microsoft.com/office/word/2010/wordprocessingGroup" xmlns:wpi="http://schemas.microsoft.com/office/word/2010/wordprocessingInk" xmlns:wne="http://schemas.microsoft.com/office/word/2006/wordml" xmlns:wps="http://schemas.microsoft.com/office/word/2010/wordprocessingShape" mc:Ignorable="w14 w15 w16se w16cid w16 w16cex w16sdtdh wp14">
   <w16cid:commentId w16cid:paraId="0C6BC1E2" w16cid:durableId="44EC1FEA"/>
+  <w16cid:commentId w16cid:paraId="3F589323" w16cid:durableId="042EDF81"/>
   <w16cid:commentId w16cid:paraId="1D3670CE" w16cid:durableId="70ED1BE9"/>
   <w16cid:commentId w16cid:paraId="450D50DA" w16cid:durableId="46316C5D"/>
   <w16cid:commentId w16cid:paraId="365F0B6B" w16cid:durableId="03093DFF"/>
@@ -12576,7 +14235,7 @@
 </file>
 
 <file path=word/endnotes.xml><?xml version="1.0" encoding="utf-8"?>
-<w:endnotes xmlns:wpc="http://schemas.microsoft.com/office/word/2010/wordprocessingCanvas" xmlns:cx="http://schemas.microsoft.com/office/drawing/2014/chartex" xmlns:cx1="http://schemas.microsoft.com/office/drawing/2015/9/8/chartex" xmlns:cx2="http://schemas.microsoft.com/office/drawing/2015/10/21/chartex" xmlns:cx3="http://schemas.microsoft.com/office/drawing/2016/5/9/chartex" xmlns:cx4="http://schemas.microsoft.com/office/drawing/2016/5/10/chartex" xmlns:cx5="http://schemas.microsoft.com/office/drawing/2016/5/11/chartex" xmlns:cx6="http://schemas.microsoft.com/office/drawing/2016/5/12/chartex" xmlns:cx7="http://schemas.microsoft.com/office/drawing/2016/5/13/chartex" xmlns:cx8="http://schemas.microsoft.com/office/drawing/2016/5/14/chartex" xmlns:mc="http://schemas.openxmlformats.org/markup-compatibility/2006" xmlns:aink="http://schemas.microsoft.com/office/drawing/2016/ink" xmlns:am3d="http://schemas.microsoft.com/office/drawing/2017/model3d" xmlns:o="urn:schemas-microsoft-com:office:office" xmlns:oel="http://schemas.microsoft.com/office/2019/extlst" xmlns:r="http://schemas.openxmlformats.org/officeDocument/2006/relationships" xmlns:m="http://schemas.openxmlformats.org/officeDocument/2006/math" xmlns:v="urn:schemas-microsoft-com:vml" xmlns:wp14="http://schemas.microsoft.com/office/word/2010/wordprocessingDrawing" xmlns:wp="http://schemas.openxmlformats.org/drawingml/2006/wordprocessingDrawing" xmlns:w10="urn:schemas-microsoft-com:office:word" xmlns:w="http://schemas.openxmlformats.org/wordprocessingml/2006/main" xmlns:w14="http://schemas.microsoft.com/office/word/2010/wordml" xmlns:w15="http://schemas.microsoft.com/office/word/2012/wordml" xmlns:w16cex="http://schemas.microsoft.com/office/word/2018/wordml/cex" xmlns:w16cid="http://schemas.microsoft.com/office/word/2016/wordml/cid" xmlns:w16="http://schemas.microsoft.com/office/word/2018/wordml" xmlns:w16du="http://schemas.microsoft.com/office/word/2023/wordml/word16du" xmlns:w16sdtdh="http://schemas.microsoft.com/office/word/2020/wordml/sdtdatahash" xmlns:w16sdtfl="http://schemas.microsoft.com/office/word/2024/wordml/sdtformatlock" xmlns:w16se="http://schemas.microsoft.com/office/word/2015/wordml/symex" xmlns:wpg="http://schemas.microsoft.com/office/word/2010/wordprocessingGroup" xmlns:wpi="http://schemas.microsoft.com/office/word/2010/wordprocessingInk" xmlns:wne="http://schemas.microsoft.com/office/word/2006/wordml" xmlns:wps="http://schemas.microsoft.com/office/word/2010/wordprocessingShape" mc:Ignorable="w14 w15 w16se w16cid w16 w16cex w16sdtdh w16sdtfl w16du wp14">
+<w:endnotes xmlns:wpc="http://schemas.microsoft.com/office/word/2010/wordprocessingCanvas" xmlns:cx="http://schemas.microsoft.com/office/drawing/2014/chartex" xmlns:cx1="http://schemas.microsoft.com/office/drawing/2015/9/8/chartex" xmlns:cx2="http://schemas.microsoft.com/office/drawing/2015/10/21/chartex" xmlns:cx3="http://schemas.microsoft.com/office/drawing/2016/5/9/chartex" xmlns:cx4="http://schemas.microsoft.com/office/drawing/2016/5/10/chartex" xmlns:cx5="http://schemas.microsoft.com/office/drawing/2016/5/11/chartex" xmlns:cx6="http://schemas.microsoft.com/office/drawing/2016/5/12/chartex" xmlns:cx7="http://schemas.microsoft.com/office/drawing/2016/5/13/chartex" xmlns:cx8="http://schemas.microsoft.com/office/drawing/2016/5/14/chartex" xmlns:mc="http://schemas.openxmlformats.org/markup-compatibility/2006" xmlns:aink="http://schemas.microsoft.com/office/drawing/2016/ink" xmlns:am3d="http://schemas.microsoft.com/office/drawing/2017/model3d" xmlns:o="urn:schemas-microsoft-com:office:office" xmlns:oel="http://schemas.microsoft.com/office/2019/extlst" xmlns:r="http://schemas.openxmlformats.org/officeDocument/2006/relationships" xmlns:m="http://schemas.openxmlformats.org/officeDocument/2006/math" xmlns:v="urn:schemas-microsoft-com:vml" xmlns:wp14="http://schemas.microsoft.com/office/word/2010/wordprocessingDrawing" xmlns:wp="http://schemas.openxmlformats.org/drawingml/2006/wordprocessingDrawing" xmlns:w10="urn:schemas-microsoft-com:office:word" xmlns:w="http://schemas.openxmlformats.org/wordprocessingml/2006/main" xmlns:w14="http://schemas.microsoft.com/office/word/2010/wordml" xmlns:w15="http://schemas.microsoft.com/office/word/2012/wordml" xmlns:w16cex="http://schemas.microsoft.com/office/word/2018/wordml/cex" xmlns:w16cid="http://schemas.microsoft.com/office/word/2016/wordml/cid" xmlns:w16="http://schemas.microsoft.com/office/word/2018/wordml" xmlns:w16sdtdh="http://schemas.microsoft.com/office/word/2020/wordml/sdtdatahash" xmlns:w16se="http://schemas.microsoft.com/office/word/2015/wordml/symex" xmlns:wpg="http://schemas.microsoft.com/office/word/2010/wordprocessingGroup" xmlns:wpi="http://schemas.microsoft.com/office/word/2010/wordprocessingInk" xmlns:wne="http://schemas.microsoft.com/office/word/2006/wordml" xmlns:wps="http://schemas.microsoft.com/office/word/2010/wordprocessingShape" mc:Ignorable="w14 w15 w16se w16cid w16 w16cex w16sdtdh wp14">
   <w:endnote w:type="separator" w:id="-1">
     <w:p>
       <w:r>
@@ -12595,7 +14254,7 @@
 </file>
 
 <file path=word/footer1.xml><?xml version="1.0" encoding="utf-8"?>
-<w:ftr xmlns:wpc="http://schemas.microsoft.com/office/word/2010/wordprocessingCanvas" xmlns:cx="http://schemas.microsoft.com/office/drawing/2014/chartex" xmlns:cx1="http://schemas.microsoft.com/office/drawing/2015/9/8/chartex" xmlns:cx2="http://schemas.microsoft.com/office/drawing/2015/10/21/chartex" xmlns:cx3="http://schemas.microsoft.com/office/drawing/2016/5/9/chartex" xmlns:cx4="http://schemas.microsoft.com/office/drawing/2016/5/10/chartex" xmlns:cx5="http://schemas.microsoft.com/office/drawing/2016/5/11/chartex" xmlns:cx6="http://schemas.microsoft.com/office/drawing/2016/5/12/chartex" xmlns:cx7="http://schemas.microsoft.com/office/drawing/2016/5/13/chartex" xmlns:cx8="http://schemas.microsoft.com/office/drawing/2016/5/14/chartex" xmlns:mc="http://schemas.openxmlformats.org/markup-compatibility/2006" xmlns:aink="http://schemas.microsoft.com/office/drawing/2016/ink" xmlns:am3d="http://schemas.microsoft.com/office/drawing/2017/model3d" xmlns:o="urn:schemas-microsoft-com:office:office" xmlns:oel="http://schemas.microsoft.com/office/2019/extlst" xmlns:r="http://schemas.openxmlformats.org/officeDocument/2006/relationships" xmlns:m="http://schemas.openxmlformats.org/officeDocument/2006/math" xmlns:v="urn:schemas-microsoft-com:vml" xmlns:wp14="http://schemas.microsoft.com/office/word/2010/wordprocessingDrawing" xmlns:wp="http://schemas.openxmlformats.org/drawingml/2006/wordprocessingDrawing" xmlns:w10="urn:schemas-microsoft-com:office:word" xmlns:w="http://schemas.openxmlformats.org/wordprocessingml/2006/main" xmlns:w14="http://schemas.microsoft.com/office/word/2010/wordml" xmlns:w15="http://schemas.microsoft.com/office/word/2012/wordml" xmlns:w16cex="http://schemas.microsoft.com/office/word/2018/wordml/cex" xmlns:w16cid="http://schemas.microsoft.com/office/word/2016/wordml/cid" xmlns:w16="http://schemas.microsoft.com/office/word/2018/wordml" xmlns:w16du="http://schemas.microsoft.com/office/word/2023/wordml/word16du" xmlns:w16sdtdh="http://schemas.microsoft.com/office/word/2020/wordml/sdtdatahash" xmlns:w16sdtfl="http://schemas.microsoft.com/office/word/2024/wordml/sdtformatlock" xmlns:w16se="http://schemas.microsoft.com/office/word/2015/wordml/symex" xmlns:wpg="http://schemas.microsoft.com/office/word/2010/wordprocessingGroup" xmlns:wpi="http://schemas.microsoft.com/office/word/2010/wordprocessingInk" xmlns:wne="http://schemas.microsoft.com/office/word/2006/wordml" xmlns:wps="http://schemas.microsoft.com/office/word/2010/wordprocessingShape" mc:Ignorable="w14 w15 w16se w16cid w16 w16cex w16sdtdh w16sdtfl w16du wp14">
+<w:ftr xmlns:wpc="http://schemas.microsoft.com/office/word/2010/wordprocessingCanvas" xmlns:cx="http://schemas.microsoft.com/office/drawing/2014/chartex" xmlns:cx1="http://schemas.microsoft.com/office/drawing/2015/9/8/chartex" xmlns:cx2="http://schemas.microsoft.com/office/drawing/2015/10/21/chartex" xmlns:cx3="http://schemas.microsoft.com/office/drawing/2016/5/9/chartex" xmlns:cx4="http://schemas.microsoft.com/office/drawing/2016/5/10/chartex" xmlns:cx5="http://schemas.microsoft.com/office/drawing/2016/5/11/chartex" xmlns:cx6="http://schemas.microsoft.com/office/drawing/2016/5/12/chartex" xmlns:cx7="http://schemas.microsoft.com/office/drawing/2016/5/13/chartex" xmlns:cx8="http://schemas.microsoft.com/office/drawing/2016/5/14/chartex" xmlns:mc="http://schemas.openxmlformats.org/markup-compatibility/2006" xmlns:aink="http://schemas.microsoft.com/office/drawing/2016/ink" xmlns:am3d="http://schemas.microsoft.com/office/drawing/2017/model3d" xmlns:o="urn:schemas-microsoft-com:office:office" xmlns:oel="http://schemas.microsoft.com/office/2019/extlst" xmlns:r="http://schemas.openxmlformats.org/officeDocument/2006/relationships" xmlns:m="http://schemas.openxmlformats.org/officeDocument/2006/math" xmlns:v="urn:schemas-microsoft-com:vml" xmlns:wp14="http://schemas.microsoft.com/office/word/2010/wordprocessingDrawing" xmlns:wp="http://schemas.openxmlformats.org/drawingml/2006/wordprocessingDrawing" xmlns:w10="urn:schemas-microsoft-com:office:word" xmlns:w="http://schemas.openxmlformats.org/wordprocessingml/2006/main" xmlns:w14="http://schemas.microsoft.com/office/word/2010/wordml" xmlns:w15="http://schemas.microsoft.com/office/word/2012/wordml" xmlns:w16cex="http://schemas.microsoft.com/office/word/2018/wordml/cex" xmlns:w16cid="http://schemas.microsoft.com/office/word/2016/wordml/cid" xmlns:w16="http://schemas.microsoft.com/office/word/2018/wordml" xmlns:w16sdtdh="http://schemas.microsoft.com/office/word/2020/wordml/sdtdatahash" xmlns:w16se="http://schemas.microsoft.com/office/word/2015/wordml/symex" xmlns:wpg="http://schemas.microsoft.com/office/word/2010/wordprocessingGroup" xmlns:wpi="http://schemas.microsoft.com/office/word/2010/wordprocessingInk" xmlns:wne="http://schemas.microsoft.com/office/word/2006/wordml" xmlns:wps="http://schemas.microsoft.com/office/word/2010/wordprocessingShape" mc:Ignorable="w14 w15 w16se w16cid w16 w16cex w16sdtdh wp14">
   <w:p>
     <w:pPr>
       <w:pStyle w:val="af"/>
@@ -12605,7 +14264,7 @@
 </file>
 
 <file path=word/footer2.xml><?xml version="1.0" encoding="utf-8"?>
-<w:ftr xmlns:wpc="http://schemas.microsoft.com/office/word/2010/wordprocessingCanvas" xmlns:cx="http://schemas.microsoft.com/office/drawing/2014/chartex" xmlns:cx1="http://schemas.microsoft.com/office/drawing/2015/9/8/chartex" xmlns:cx2="http://schemas.microsoft.com/office/drawing/2015/10/21/chartex" xmlns:cx3="http://schemas.microsoft.com/office/drawing/2016/5/9/chartex" xmlns:cx4="http://schemas.microsoft.com/office/drawing/2016/5/10/chartex" xmlns:cx5="http://schemas.microsoft.com/office/drawing/2016/5/11/chartex" xmlns:cx6="http://schemas.microsoft.com/office/drawing/2016/5/12/chartex" xmlns:cx7="http://schemas.microsoft.com/office/drawing/2016/5/13/chartex" xmlns:cx8="http://schemas.microsoft.com/office/drawing/2016/5/14/chartex" xmlns:mc="http://schemas.openxmlformats.org/markup-compatibility/2006" xmlns:aink="http://schemas.microsoft.com/office/drawing/2016/ink" xmlns:am3d="http://schemas.microsoft.com/office/drawing/2017/model3d" xmlns:o="urn:schemas-microsoft-com:office:office" xmlns:oel="http://schemas.microsoft.com/office/2019/extlst" xmlns:r="http://schemas.openxmlformats.org/officeDocument/2006/relationships" xmlns:m="http://schemas.openxmlformats.org/officeDocument/2006/math" xmlns:v="urn:schemas-microsoft-com:vml" xmlns:wp14="http://schemas.microsoft.com/office/word/2010/wordprocessingDrawing" xmlns:wp="http://schemas.openxmlformats.org/drawingml/2006/wordprocessingDrawing" xmlns:w10="urn:schemas-microsoft-com:office:word" xmlns:w="http://schemas.openxmlformats.org/wordprocessingml/2006/main" xmlns:w14="http://schemas.microsoft.com/office/word/2010/wordml" xmlns:w15="http://schemas.microsoft.com/office/word/2012/wordml" xmlns:w16cex="http://schemas.microsoft.com/office/word/2018/wordml/cex" xmlns:w16cid="http://schemas.microsoft.com/office/word/2016/wordml/cid" xmlns:w16="http://schemas.microsoft.com/office/word/2018/wordml" xmlns:w16du="http://schemas.microsoft.com/office/word/2023/wordml/word16du" xmlns:w16sdtdh="http://schemas.microsoft.com/office/word/2020/wordml/sdtdatahash" xmlns:w16sdtfl="http://schemas.microsoft.com/office/word/2024/wordml/sdtformatlock" xmlns:w16se="http://schemas.microsoft.com/office/word/2015/wordml/symex" xmlns:wpg="http://schemas.microsoft.com/office/word/2010/wordprocessingGroup" xmlns:wpi="http://schemas.microsoft.com/office/word/2010/wordprocessingInk" xmlns:wne="http://schemas.microsoft.com/office/word/2006/wordml" xmlns:wps="http://schemas.microsoft.com/office/word/2010/wordprocessingShape" mc:Ignorable="w14 w15 w16se w16cid w16 w16cex w16sdtdh w16sdtfl w16du wp14">
+<w:ftr xmlns:wpc="http://schemas.microsoft.com/office/word/2010/wordprocessingCanvas" xmlns:cx="http://schemas.microsoft.com/office/drawing/2014/chartex" xmlns:cx1="http://schemas.microsoft.com/office/drawing/2015/9/8/chartex" xmlns:cx2="http://schemas.microsoft.com/office/drawing/2015/10/21/chartex" xmlns:cx3="http://schemas.microsoft.com/office/drawing/2016/5/9/chartex" xmlns:cx4="http://schemas.microsoft.com/office/drawing/2016/5/10/chartex" xmlns:cx5="http://schemas.microsoft.com/office/drawing/2016/5/11/chartex" xmlns:cx6="http://schemas.microsoft.com/office/drawing/2016/5/12/chartex" xmlns:cx7="http://schemas.microsoft.com/office/drawing/2016/5/13/chartex" xmlns:cx8="http://schemas.microsoft.com/office/drawing/2016/5/14/chartex" xmlns:mc="http://schemas.openxmlformats.org/markup-compatibility/2006" xmlns:aink="http://schemas.microsoft.com/office/drawing/2016/ink" xmlns:am3d="http://schemas.microsoft.com/office/drawing/2017/model3d" xmlns:o="urn:schemas-microsoft-com:office:office" xmlns:oel="http://schemas.microsoft.com/office/2019/extlst" xmlns:r="http://schemas.openxmlformats.org/officeDocument/2006/relationships" xmlns:m="http://schemas.openxmlformats.org/officeDocument/2006/math" xmlns:v="urn:schemas-microsoft-com:vml" xmlns:wp14="http://schemas.microsoft.com/office/word/2010/wordprocessingDrawing" xmlns:wp="http://schemas.openxmlformats.org/drawingml/2006/wordprocessingDrawing" xmlns:w10="urn:schemas-microsoft-com:office:word" xmlns:w="http://schemas.openxmlformats.org/wordprocessingml/2006/main" xmlns:w14="http://schemas.microsoft.com/office/word/2010/wordml" xmlns:w15="http://schemas.microsoft.com/office/word/2012/wordml" xmlns:w16cex="http://schemas.microsoft.com/office/word/2018/wordml/cex" xmlns:w16cid="http://schemas.microsoft.com/office/word/2016/wordml/cid" xmlns:w16="http://schemas.microsoft.com/office/word/2018/wordml" xmlns:w16sdtdh="http://schemas.microsoft.com/office/word/2020/wordml/sdtdatahash" xmlns:w16se="http://schemas.microsoft.com/office/word/2015/wordml/symex" xmlns:wpg="http://schemas.microsoft.com/office/word/2010/wordprocessingGroup" xmlns:wpi="http://schemas.microsoft.com/office/word/2010/wordprocessingInk" xmlns:wne="http://schemas.microsoft.com/office/word/2006/wordml" xmlns:wps="http://schemas.microsoft.com/office/word/2010/wordprocessingShape" mc:Ignorable="w14 w15 w16se w16cid w16 w16cex w16sdtdh wp14">
   <w:sdt>
     <w:sdtPr>
       <w:rPr>
@@ -12675,7 +14334,7 @@
 </file>
 
 <file path=word/footer3.xml><?xml version="1.0" encoding="utf-8"?>
-<w:ftr xmlns:wpc="http://schemas.microsoft.com/office/word/2010/wordprocessingCanvas" xmlns:cx="http://schemas.microsoft.com/office/drawing/2014/chartex" xmlns:cx1="http://schemas.microsoft.com/office/drawing/2015/9/8/chartex" xmlns:cx2="http://schemas.microsoft.com/office/drawing/2015/10/21/chartex" xmlns:cx3="http://schemas.microsoft.com/office/drawing/2016/5/9/chartex" xmlns:cx4="http://schemas.microsoft.com/office/drawing/2016/5/10/chartex" xmlns:cx5="http://schemas.microsoft.com/office/drawing/2016/5/11/chartex" xmlns:cx6="http://schemas.microsoft.com/office/drawing/2016/5/12/chartex" xmlns:cx7="http://schemas.microsoft.com/office/drawing/2016/5/13/chartex" xmlns:cx8="http://schemas.microsoft.com/office/drawing/2016/5/14/chartex" xmlns:mc="http://schemas.openxmlformats.org/markup-compatibility/2006" xmlns:aink="http://schemas.microsoft.com/office/drawing/2016/ink" xmlns:am3d="http://schemas.microsoft.com/office/drawing/2017/model3d" xmlns:o="urn:schemas-microsoft-com:office:office" xmlns:oel="http://schemas.microsoft.com/office/2019/extlst" xmlns:r="http://schemas.openxmlformats.org/officeDocument/2006/relationships" xmlns:m="http://schemas.openxmlformats.org/officeDocument/2006/math" xmlns:v="urn:schemas-microsoft-com:vml" xmlns:wp14="http://schemas.microsoft.com/office/word/2010/wordprocessingDrawing" xmlns:wp="http://schemas.openxmlformats.org/drawingml/2006/wordprocessingDrawing" xmlns:w10="urn:schemas-microsoft-com:office:word" xmlns:w="http://schemas.openxmlformats.org/wordprocessingml/2006/main" xmlns:w14="http://schemas.microsoft.com/office/word/2010/wordml" xmlns:w15="http://schemas.microsoft.com/office/word/2012/wordml" xmlns:w16cex="http://schemas.microsoft.com/office/word/2018/wordml/cex" xmlns:w16cid="http://schemas.microsoft.com/office/word/2016/wordml/cid" xmlns:w16="http://schemas.microsoft.com/office/word/2018/wordml" xmlns:w16du="http://schemas.microsoft.com/office/word/2023/wordml/word16du" xmlns:w16sdtdh="http://schemas.microsoft.com/office/word/2020/wordml/sdtdatahash" xmlns:w16sdtfl="http://schemas.microsoft.com/office/word/2024/wordml/sdtformatlock" xmlns:w16se="http://schemas.microsoft.com/office/word/2015/wordml/symex" xmlns:wpg="http://schemas.microsoft.com/office/word/2010/wordprocessingGroup" xmlns:wpi="http://schemas.microsoft.com/office/word/2010/wordprocessingInk" xmlns:wne="http://schemas.microsoft.com/office/word/2006/wordml" xmlns:wps="http://schemas.microsoft.com/office/word/2010/wordprocessingShape" mc:Ignorable="w14 w15 w16se w16cid w16 w16cex w16sdtdh w16sdtfl w16du wp14">
+<w:ftr xmlns:wpc="http://schemas.microsoft.com/office/word/2010/wordprocessingCanvas" xmlns:cx="http://schemas.microsoft.com/office/drawing/2014/chartex" xmlns:cx1="http://schemas.microsoft.com/office/drawing/2015/9/8/chartex" xmlns:cx2="http://schemas.microsoft.com/office/drawing/2015/10/21/chartex" xmlns:cx3="http://schemas.microsoft.com/office/drawing/2016/5/9/chartex" xmlns:cx4="http://schemas.microsoft.com/office/drawing/2016/5/10/chartex" xmlns:cx5="http://schemas.microsoft.com/office/drawing/2016/5/11/chartex" xmlns:cx6="http://schemas.microsoft.com/office/drawing/2016/5/12/chartex" xmlns:cx7="http://schemas.microsoft.com/office/drawing/2016/5/13/chartex" xmlns:cx8="http://schemas.microsoft.com/office/drawing/2016/5/14/chartex" xmlns:mc="http://schemas.openxmlformats.org/markup-compatibility/2006" xmlns:aink="http://schemas.microsoft.com/office/drawing/2016/ink" xmlns:am3d="http://schemas.microsoft.com/office/drawing/2017/model3d" xmlns:o="urn:schemas-microsoft-com:office:office" xmlns:oel="http://schemas.microsoft.com/office/2019/extlst" xmlns:r="http://schemas.openxmlformats.org/officeDocument/2006/relationships" xmlns:m="http://schemas.openxmlformats.org/officeDocument/2006/math" xmlns:v="urn:schemas-microsoft-com:vml" xmlns:wp14="http://schemas.microsoft.com/office/word/2010/wordprocessingDrawing" xmlns:wp="http://schemas.openxmlformats.org/drawingml/2006/wordprocessingDrawing" xmlns:w10="urn:schemas-microsoft-com:office:word" xmlns:w="http://schemas.openxmlformats.org/wordprocessingml/2006/main" xmlns:w14="http://schemas.microsoft.com/office/word/2010/wordml" xmlns:w15="http://schemas.microsoft.com/office/word/2012/wordml" xmlns:w16cex="http://schemas.microsoft.com/office/word/2018/wordml/cex" xmlns:w16cid="http://schemas.microsoft.com/office/word/2016/wordml/cid" xmlns:w16="http://schemas.microsoft.com/office/word/2018/wordml" xmlns:w16sdtdh="http://schemas.microsoft.com/office/word/2020/wordml/sdtdatahash" xmlns:w16se="http://schemas.microsoft.com/office/word/2015/wordml/symex" xmlns:wpg="http://schemas.microsoft.com/office/word/2010/wordprocessingGroup" xmlns:wpi="http://schemas.microsoft.com/office/word/2010/wordprocessingInk" xmlns:wne="http://schemas.microsoft.com/office/word/2006/wordml" xmlns:wps="http://schemas.microsoft.com/office/word/2010/wordprocessingShape" mc:Ignorable="w14 w15 w16se w16cid w16 w16cex w16sdtdh wp14">
   <w:p>
     <w:pPr>
       <w:pStyle w:val="af"/>
@@ -12689,7 +14348,7 @@
 </file>
 
 <file path=word/footnotes.xml><?xml version="1.0" encoding="utf-8"?>
-<w:footnotes xmlns:wpc="http://schemas.microsoft.com/office/word/2010/wordprocessingCanvas" xmlns:cx="http://schemas.microsoft.com/office/drawing/2014/chartex" xmlns:cx1="http://schemas.microsoft.com/office/drawing/2015/9/8/chartex" xmlns:cx2="http://schemas.microsoft.com/office/drawing/2015/10/21/chartex" xmlns:cx3="http://schemas.microsoft.com/office/drawing/2016/5/9/chartex" xmlns:cx4="http://schemas.microsoft.com/office/drawing/2016/5/10/chartex" xmlns:cx5="http://schemas.microsoft.com/office/drawing/2016/5/11/chartex" xmlns:cx6="http://schemas.microsoft.com/office/drawing/2016/5/12/chartex" xmlns:cx7="http://schemas.microsoft.com/office/drawing/2016/5/13/chartex" xmlns:cx8="http://schemas.microsoft.com/office/drawing/2016/5/14/chartex" xmlns:mc="http://schemas.openxmlformats.org/markup-compatibility/2006" xmlns:aink="http://schemas.microsoft.com/office/drawing/2016/ink" xmlns:am3d="http://schemas.microsoft.com/office/drawing/2017/model3d" xmlns:o="urn:schemas-microsoft-com:office:office" xmlns:oel="http://schemas.microsoft.com/office/2019/extlst" xmlns:r="http://schemas.openxmlformats.org/officeDocument/2006/relationships" xmlns:m="http://schemas.openxmlformats.org/officeDocument/2006/math" xmlns:v="urn:schemas-microsoft-com:vml" xmlns:wp14="http://schemas.microsoft.com/office/word/2010/wordprocessingDrawing" xmlns:wp="http://schemas.openxmlformats.org/drawingml/2006/wordprocessingDrawing" xmlns:w10="urn:schemas-microsoft-com:office:word" xmlns:w="http://schemas.openxmlformats.org/wordprocessingml/2006/main" xmlns:w14="http://schemas.microsoft.com/office/word/2010/wordml" xmlns:w15="http://schemas.microsoft.com/office/word/2012/wordml" xmlns:w16cex="http://schemas.microsoft.com/office/word/2018/wordml/cex" xmlns:w16cid="http://schemas.microsoft.com/office/word/2016/wordml/cid" xmlns:w16="http://schemas.microsoft.com/office/word/2018/wordml" xmlns:w16du="http://schemas.microsoft.com/office/word/2023/wordml/word16du" xmlns:w16sdtdh="http://schemas.microsoft.com/office/word/2020/wordml/sdtdatahash" xmlns:w16sdtfl="http://schemas.microsoft.com/office/word/2024/wordml/sdtformatlock" xmlns:w16se="http://schemas.microsoft.com/office/word/2015/wordml/symex" xmlns:wpg="http://schemas.microsoft.com/office/word/2010/wordprocessingGroup" xmlns:wpi="http://schemas.microsoft.com/office/word/2010/wordprocessingInk" xmlns:wne="http://schemas.microsoft.com/office/word/2006/wordml" xmlns:wps="http://schemas.microsoft.com/office/word/2010/wordprocessingShape" mc:Ignorable="w14 w15 w16se w16cid w16 w16cex w16sdtdh w16sdtfl w16du wp14">
+<w:footnotes xmlns:wpc="http://schemas.microsoft.com/office/word/2010/wordprocessingCanvas" xmlns:cx="http://schemas.microsoft.com/office/drawing/2014/chartex" xmlns:cx1="http://schemas.microsoft.com/office/drawing/2015/9/8/chartex" xmlns:cx2="http://schemas.microsoft.com/office/drawing/2015/10/21/chartex" xmlns:cx3="http://schemas.microsoft.com/office/drawing/2016/5/9/chartex" xmlns:cx4="http://schemas.microsoft.com/office/drawing/2016/5/10/chartex" xmlns:cx5="http://schemas.microsoft.com/office/drawing/2016/5/11/chartex" xmlns:cx6="http://schemas.microsoft.com/office/drawing/2016/5/12/chartex" xmlns:cx7="http://schemas.microsoft.com/office/drawing/2016/5/13/chartex" xmlns:cx8="http://schemas.microsoft.com/office/drawing/2016/5/14/chartex" xmlns:mc="http://schemas.openxmlformats.org/markup-compatibility/2006" xmlns:aink="http://schemas.microsoft.com/office/drawing/2016/ink" xmlns:am3d="http://schemas.microsoft.com/office/drawing/2017/model3d" xmlns:o="urn:schemas-microsoft-com:office:office" xmlns:oel="http://schemas.microsoft.com/office/2019/extlst" xmlns:r="http://schemas.openxmlformats.org/officeDocument/2006/relationships" xmlns:m="http://schemas.openxmlformats.org/officeDocument/2006/math" xmlns:v="urn:schemas-microsoft-com:vml" xmlns:wp14="http://schemas.microsoft.com/office/word/2010/wordprocessingDrawing" xmlns:wp="http://schemas.openxmlformats.org/drawingml/2006/wordprocessingDrawing" xmlns:w10="urn:schemas-microsoft-com:office:word" xmlns:w="http://schemas.openxmlformats.org/wordprocessingml/2006/main" xmlns:w14="http://schemas.microsoft.com/office/word/2010/wordml" xmlns:w15="http://schemas.microsoft.com/office/word/2012/wordml" xmlns:w16cex="http://schemas.microsoft.com/office/word/2018/wordml/cex" xmlns:w16cid="http://schemas.microsoft.com/office/word/2016/wordml/cid" xmlns:w16="http://schemas.microsoft.com/office/word/2018/wordml" xmlns:w16sdtdh="http://schemas.microsoft.com/office/word/2020/wordml/sdtdatahash" xmlns:w16se="http://schemas.microsoft.com/office/word/2015/wordml/symex" xmlns:wpg="http://schemas.microsoft.com/office/word/2010/wordprocessingGroup" xmlns:wpi="http://schemas.microsoft.com/office/word/2010/wordprocessingInk" xmlns:wne="http://schemas.microsoft.com/office/word/2006/wordml" xmlns:wps="http://schemas.microsoft.com/office/word/2010/wordprocessingShape" mc:Ignorable="w14 w15 w16se w16cid w16 w16cex w16sdtdh wp14">
   <w:footnote w:type="separator" w:id="-1">
     <w:p>
       <w:r>
@@ -12708,7 +14367,7 @@
 </file>
 
 <file path=word/header1.xml><?xml version="1.0" encoding="utf-8"?>
-<w:hdr xmlns:wpc="http://schemas.microsoft.com/office/word/2010/wordprocessingCanvas" xmlns:cx="http://schemas.microsoft.com/office/drawing/2014/chartex" xmlns:cx1="http://schemas.microsoft.com/office/drawing/2015/9/8/chartex" xmlns:cx2="http://schemas.microsoft.com/office/drawing/2015/10/21/chartex" xmlns:cx3="http://schemas.microsoft.com/office/drawing/2016/5/9/chartex" xmlns:cx4="http://schemas.microsoft.com/office/drawing/2016/5/10/chartex" xmlns:cx5="http://schemas.microsoft.com/office/drawing/2016/5/11/chartex" xmlns:cx6="http://schemas.microsoft.com/office/drawing/2016/5/12/chartex" xmlns:cx7="http://schemas.microsoft.com/office/drawing/2016/5/13/chartex" xmlns:cx8="http://schemas.microsoft.com/office/drawing/2016/5/14/chartex" xmlns:mc="http://schemas.openxmlformats.org/markup-compatibility/2006" xmlns:aink="http://schemas.microsoft.com/office/drawing/2016/ink" xmlns:am3d="http://schemas.microsoft.com/office/drawing/2017/model3d" xmlns:o="urn:schemas-microsoft-com:office:office" xmlns:oel="http://schemas.microsoft.com/office/2019/extlst" xmlns:r="http://schemas.openxmlformats.org/officeDocument/2006/relationships" xmlns:m="http://schemas.openxmlformats.org/officeDocument/2006/math" xmlns:v="urn:schemas-microsoft-com:vml" xmlns:wp14="http://schemas.microsoft.com/office/word/2010/wordprocessingDrawing" xmlns:wp="http://schemas.openxmlformats.org/drawingml/2006/wordprocessingDrawing" xmlns:w10="urn:schemas-microsoft-com:office:word" xmlns:w="http://schemas.openxmlformats.org/wordprocessingml/2006/main" xmlns:w14="http://schemas.microsoft.com/office/word/2010/wordml" xmlns:w15="http://schemas.microsoft.com/office/word/2012/wordml" xmlns:w16cex="http://schemas.microsoft.com/office/word/2018/wordml/cex" xmlns:w16cid="http://schemas.microsoft.com/office/word/2016/wordml/cid" xmlns:w16="http://schemas.microsoft.com/office/word/2018/wordml" xmlns:w16du="http://schemas.microsoft.com/office/word/2023/wordml/word16du" xmlns:w16sdtdh="http://schemas.microsoft.com/office/word/2020/wordml/sdtdatahash" xmlns:w16sdtfl="http://schemas.microsoft.com/office/word/2024/wordml/sdtformatlock" xmlns:w16se="http://schemas.microsoft.com/office/word/2015/wordml/symex" xmlns:wpg="http://schemas.microsoft.com/office/word/2010/wordprocessingGroup" xmlns:wpi="http://schemas.microsoft.com/office/word/2010/wordprocessingInk" xmlns:wne="http://schemas.microsoft.com/office/word/2006/wordml" xmlns:wps="http://schemas.microsoft.com/office/word/2010/wordprocessingShape" mc:Ignorable="w14 w15 w16se w16cid w16 w16cex w16sdtdh w16sdtfl w16du wp14">
+<w:hdr xmlns:wpc="http://schemas.microsoft.com/office/word/2010/wordprocessingCanvas" xmlns:cx="http://schemas.microsoft.com/office/drawing/2014/chartex" xmlns:cx1="http://schemas.microsoft.com/office/drawing/2015/9/8/chartex" xmlns:cx2="http://schemas.microsoft.com/office/drawing/2015/10/21/chartex" xmlns:cx3="http://schemas.microsoft.com/office/drawing/2016/5/9/chartex" xmlns:cx4="http://schemas.microsoft.com/office/drawing/2016/5/10/chartex" xmlns:cx5="http://schemas.microsoft.com/office/drawing/2016/5/11/chartex" xmlns:cx6="http://schemas.microsoft.com/office/drawing/2016/5/12/chartex" xmlns:cx7="http://schemas.microsoft.com/office/drawing/2016/5/13/chartex" xmlns:cx8="http://schemas.microsoft.com/office/drawing/2016/5/14/chartex" xmlns:mc="http://schemas.openxmlformats.org/markup-compatibility/2006" xmlns:aink="http://schemas.microsoft.com/office/drawing/2016/ink" xmlns:am3d="http://schemas.microsoft.com/office/drawing/2017/model3d" xmlns:o="urn:schemas-microsoft-com:office:office" xmlns:oel="http://schemas.microsoft.com/office/2019/extlst" xmlns:r="http://schemas.openxmlformats.org/officeDocument/2006/relationships" xmlns:m="http://schemas.openxmlformats.org/officeDocument/2006/math" xmlns:v="urn:schemas-microsoft-com:vml" xmlns:wp14="http://schemas.microsoft.com/office/word/2010/wordprocessingDrawing" xmlns:wp="http://schemas.openxmlformats.org/drawingml/2006/wordprocessingDrawing" xmlns:w10="urn:schemas-microsoft-com:office:word" xmlns:w="http://schemas.openxmlformats.org/wordprocessingml/2006/main" xmlns:w14="http://schemas.microsoft.com/office/word/2010/wordml" xmlns:w15="http://schemas.microsoft.com/office/word/2012/wordml" xmlns:w16cex="http://schemas.microsoft.com/office/word/2018/wordml/cex" xmlns:w16cid="http://schemas.microsoft.com/office/word/2016/wordml/cid" xmlns:w16="http://schemas.microsoft.com/office/word/2018/wordml" xmlns:w16sdtdh="http://schemas.microsoft.com/office/word/2020/wordml/sdtdatahash" xmlns:w16se="http://schemas.microsoft.com/office/word/2015/wordml/symex" xmlns:wpg="http://schemas.microsoft.com/office/word/2010/wordprocessingGroup" xmlns:wpi="http://schemas.microsoft.com/office/word/2010/wordprocessingInk" xmlns:wne="http://schemas.microsoft.com/office/word/2006/wordml" xmlns:wps="http://schemas.microsoft.com/office/word/2010/wordprocessingShape" mc:Ignorable="w14 w15 w16se w16cid w16 w16cex w16sdtdh wp14">
   <w:p>
     <w:pPr>
       <w:pStyle w:val="ad"/>
@@ -12718,7 +14377,7 @@
 </file>
 
 <file path=word/header2.xml><?xml version="1.0" encoding="utf-8"?>
-<w:hdr xmlns:wpc="http://schemas.microsoft.com/office/word/2010/wordprocessingCanvas" xmlns:cx="http://schemas.microsoft.com/office/drawing/2014/chartex" xmlns:cx1="http://schemas.microsoft.com/office/drawing/2015/9/8/chartex" xmlns:cx2="http://schemas.microsoft.com/office/drawing/2015/10/21/chartex" xmlns:cx3="http://schemas.microsoft.com/office/drawing/2016/5/9/chartex" xmlns:cx4="http://schemas.microsoft.com/office/drawing/2016/5/10/chartex" xmlns:cx5="http://schemas.microsoft.com/office/drawing/2016/5/11/chartex" xmlns:cx6="http://schemas.microsoft.com/office/drawing/2016/5/12/chartex" xmlns:cx7="http://schemas.microsoft.com/office/drawing/2016/5/13/chartex" xmlns:cx8="http://schemas.microsoft.com/office/drawing/2016/5/14/chartex" xmlns:mc="http://schemas.openxmlformats.org/markup-compatibility/2006" xmlns:aink="http://schemas.microsoft.com/office/drawing/2016/ink" xmlns:am3d="http://schemas.microsoft.com/office/drawing/2017/model3d" xmlns:o="urn:schemas-microsoft-com:office:office" xmlns:oel="http://schemas.microsoft.com/office/2019/extlst" xmlns:r="http://schemas.openxmlformats.org/officeDocument/2006/relationships" xmlns:m="http://schemas.openxmlformats.org/officeDocument/2006/math" xmlns:v="urn:schemas-microsoft-com:vml" xmlns:wp14="http://schemas.microsoft.com/office/word/2010/wordprocessingDrawing" xmlns:wp="http://schemas.openxmlformats.org/drawingml/2006/wordprocessingDrawing" xmlns:w10="urn:schemas-microsoft-com:office:word" xmlns:w="http://schemas.openxmlformats.org/wordprocessingml/2006/main" xmlns:w14="http://schemas.microsoft.com/office/word/2010/wordml" xmlns:w15="http://schemas.microsoft.com/office/word/2012/wordml" xmlns:w16cex="http://schemas.microsoft.com/office/word/2018/wordml/cex" xmlns:w16cid="http://schemas.microsoft.com/office/word/2016/wordml/cid" xmlns:w16="http://schemas.microsoft.com/office/word/2018/wordml" xmlns:w16du="http://schemas.microsoft.com/office/word/2023/wordml/word16du" xmlns:w16sdtdh="http://schemas.microsoft.com/office/word/2020/wordml/sdtdatahash" xmlns:w16sdtfl="http://schemas.microsoft.com/office/word/2024/wordml/sdtformatlock" xmlns:w16se="http://schemas.microsoft.com/office/word/2015/wordml/symex" xmlns:wpg="http://schemas.microsoft.com/office/word/2010/wordprocessingGroup" xmlns:wpi="http://schemas.microsoft.com/office/word/2010/wordprocessingInk" xmlns:wne="http://schemas.microsoft.com/office/word/2006/wordml" xmlns:wps="http://schemas.microsoft.com/office/word/2010/wordprocessingShape" mc:Ignorable="w14 w15 w16se w16cid w16 w16cex w16sdtdh w16sdtfl w16du wp14">
+<w:hdr xmlns:wpc="http://schemas.microsoft.com/office/word/2010/wordprocessingCanvas" xmlns:cx="http://schemas.microsoft.com/office/drawing/2014/chartex" xmlns:cx1="http://schemas.microsoft.com/office/drawing/2015/9/8/chartex" xmlns:cx2="http://schemas.microsoft.com/office/drawing/2015/10/21/chartex" xmlns:cx3="http://schemas.microsoft.com/office/drawing/2016/5/9/chartex" xmlns:cx4="http://schemas.microsoft.com/office/drawing/2016/5/10/chartex" xmlns:cx5="http://schemas.microsoft.com/office/drawing/2016/5/11/chartex" xmlns:cx6="http://schemas.microsoft.com/office/drawing/2016/5/12/chartex" xmlns:cx7="http://schemas.microsoft.com/office/drawing/2016/5/13/chartex" xmlns:cx8="http://schemas.microsoft.com/office/drawing/2016/5/14/chartex" xmlns:mc="http://schemas.openxmlformats.org/markup-compatibility/2006" xmlns:aink="http://schemas.microsoft.com/office/drawing/2016/ink" xmlns:am3d="http://schemas.microsoft.com/office/drawing/2017/model3d" xmlns:o="urn:schemas-microsoft-com:office:office" xmlns:oel="http://schemas.microsoft.com/office/2019/extlst" xmlns:r="http://schemas.openxmlformats.org/officeDocument/2006/relationships" xmlns:m="http://schemas.openxmlformats.org/officeDocument/2006/math" xmlns:v="urn:schemas-microsoft-com:vml" xmlns:wp14="http://schemas.microsoft.com/office/word/2010/wordprocessingDrawing" xmlns:wp="http://schemas.openxmlformats.org/drawingml/2006/wordprocessingDrawing" xmlns:w10="urn:schemas-microsoft-com:office:word" xmlns:w="http://schemas.openxmlformats.org/wordprocessingml/2006/main" xmlns:w14="http://schemas.microsoft.com/office/word/2010/wordml" xmlns:w15="http://schemas.microsoft.com/office/word/2012/wordml" xmlns:w16cex="http://schemas.microsoft.com/office/word/2018/wordml/cex" xmlns:w16cid="http://schemas.microsoft.com/office/word/2016/wordml/cid" xmlns:w16="http://schemas.microsoft.com/office/word/2018/wordml" xmlns:w16sdtdh="http://schemas.microsoft.com/office/word/2020/wordml/sdtdatahash" xmlns:w16se="http://schemas.microsoft.com/office/word/2015/wordml/symex" xmlns:wpg="http://schemas.microsoft.com/office/word/2010/wordprocessingGroup" xmlns:wpi="http://schemas.microsoft.com/office/word/2010/wordprocessingInk" xmlns:wne="http://schemas.microsoft.com/office/word/2006/wordml" xmlns:wps="http://schemas.microsoft.com/office/word/2010/wordprocessingShape" mc:Ignorable="w14 w15 w16se w16cid w16 w16cex w16sdtdh wp14">
   <w:p>
     <w:pPr>
       <w:pStyle w:val="ad"/>
@@ -12728,7 +14387,7 @@
 </file>
 
 <file path=word/header3.xml><?xml version="1.0" encoding="utf-8"?>
-<w:hdr xmlns:wpc="http://schemas.microsoft.com/office/word/2010/wordprocessingCanvas" xmlns:cx="http://schemas.microsoft.com/office/drawing/2014/chartex" xmlns:cx1="http://schemas.microsoft.com/office/drawing/2015/9/8/chartex" xmlns:cx2="http://schemas.microsoft.com/office/drawing/2015/10/21/chartex" xmlns:cx3="http://schemas.microsoft.com/office/drawing/2016/5/9/chartex" xmlns:cx4="http://schemas.microsoft.com/office/drawing/2016/5/10/chartex" xmlns:cx5="http://schemas.microsoft.com/office/drawing/2016/5/11/chartex" xmlns:cx6="http://schemas.microsoft.com/office/drawing/2016/5/12/chartex" xmlns:cx7="http://schemas.microsoft.com/office/drawing/2016/5/13/chartex" xmlns:cx8="http://schemas.microsoft.com/office/drawing/2016/5/14/chartex" xmlns:mc="http://schemas.openxmlformats.org/markup-compatibility/2006" xmlns:aink="http://schemas.microsoft.com/office/drawing/2016/ink" xmlns:am3d="http://schemas.microsoft.com/office/drawing/2017/model3d" xmlns:o="urn:schemas-microsoft-com:office:office" xmlns:oel="http://schemas.microsoft.com/office/2019/extlst" xmlns:r="http://schemas.openxmlformats.org/officeDocument/2006/relationships" xmlns:m="http://schemas.openxmlformats.org/officeDocument/2006/math" xmlns:v="urn:schemas-microsoft-com:vml" xmlns:wp14="http://schemas.microsoft.com/office/word/2010/wordprocessingDrawing" xmlns:wp="http://schemas.openxmlformats.org/drawingml/2006/wordprocessingDrawing" xmlns:w10="urn:schemas-microsoft-com:office:word" xmlns:w="http://schemas.openxmlformats.org/wordprocessingml/2006/main" xmlns:w14="http://schemas.microsoft.com/office/word/2010/wordml" xmlns:w15="http://schemas.microsoft.com/office/word/2012/wordml" xmlns:w16cex="http://schemas.microsoft.com/office/word/2018/wordml/cex" xmlns:w16cid="http://schemas.microsoft.com/office/word/2016/wordml/cid" xmlns:w16="http://schemas.microsoft.com/office/word/2018/wordml" xmlns:w16du="http://schemas.microsoft.com/office/word/2023/wordml/word16du" xmlns:w16sdtdh="http://schemas.microsoft.com/office/word/2020/wordml/sdtdatahash" xmlns:w16sdtfl="http://schemas.microsoft.com/office/word/2024/wordml/sdtformatlock" xmlns:w16se="http://schemas.microsoft.com/office/word/2015/wordml/symex" xmlns:wpg="http://schemas.microsoft.com/office/word/2010/wordprocessingGroup" xmlns:wpi="http://schemas.microsoft.com/office/word/2010/wordprocessingInk" xmlns:wne="http://schemas.microsoft.com/office/word/2006/wordml" xmlns:wps="http://schemas.microsoft.com/office/word/2010/wordprocessingShape" mc:Ignorable="w14 w15 w16se w16cid w16 w16cex w16sdtdh w16sdtfl w16du wp14">
+<w:hdr xmlns:wpc="http://schemas.microsoft.com/office/word/2010/wordprocessingCanvas" xmlns:cx="http://schemas.microsoft.com/office/drawing/2014/chartex" xmlns:cx1="http://schemas.microsoft.com/office/drawing/2015/9/8/chartex" xmlns:cx2="http://schemas.microsoft.com/office/drawing/2015/10/21/chartex" xmlns:cx3="http://schemas.microsoft.com/office/drawing/2016/5/9/chartex" xmlns:cx4="http://schemas.microsoft.com/office/drawing/2016/5/10/chartex" xmlns:cx5="http://schemas.microsoft.com/office/drawing/2016/5/11/chartex" xmlns:cx6="http://schemas.microsoft.com/office/drawing/2016/5/12/chartex" xmlns:cx7="http://schemas.microsoft.com/office/drawing/2016/5/13/chartex" xmlns:cx8="http://schemas.microsoft.com/office/drawing/2016/5/14/chartex" xmlns:mc="http://schemas.openxmlformats.org/markup-compatibility/2006" xmlns:aink="http://schemas.microsoft.com/office/drawing/2016/ink" xmlns:am3d="http://schemas.microsoft.com/office/drawing/2017/model3d" xmlns:o="urn:schemas-microsoft-com:office:office" xmlns:oel="http://schemas.microsoft.com/office/2019/extlst" xmlns:r="http://schemas.openxmlformats.org/officeDocument/2006/relationships" xmlns:m="http://schemas.openxmlformats.org/officeDocument/2006/math" xmlns:v="urn:schemas-microsoft-com:vml" xmlns:wp14="http://schemas.microsoft.com/office/word/2010/wordprocessingDrawing" xmlns:wp="http://schemas.openxmlformats.org/drawingml/2006/wordprocessingDrawing" xmlns:w10="urn:schemas-microsoft-com:office:word" xmlns:w="http://schemas.openxmlformats.org/wordprocessingml/2006/main" xmlns:w14="http://schemas.microsoft.com/office/word/2010/wordml" xmlns:w15="http://schemas.microsoft.com/office/word/2012/wordml" xmlns:w16cex="http://schemas.microsoft.com/office/word/2018/wordml/cex" xmlns:w16cid="http://schemas.microsoft.com/office/word/2016/wordml/cid" xmlns:w16="http://schemas.microsoft.com/office/word/2018/wordml" xmlns:w16sdtdh="http://schemas.microsoft.com/office/word/2020/wordml/sdtdatahash" xmlns:w16se="http://schemas.microsoft.com/office/word/2015/wordml/symex" xmlns:wpg="http://schemas.microsoft.com/office/word/2010/wordprocessingGroup" xmlns:wpi="http://schemas.microsoft.com/office/word/2010/wordprocessingInk" xmlns:wne="http://schemas.microsoft.com/office/word/2006/wordml" xmlns:wps="http://schemas.microsoft.com/office/word/2010/wordprocessingShape" mc:Ignorable="w14 w15 w16se w16cid w16 w16cex w16sdtdh wp14">
   <w:p>
     <w:pPr>
       <w:pStyle w:val="ad"/>
@@ -12738,7 +14397,7 @@
 </file>
 
 <file path=word/people.xml><?xml version="1.0" encoding="utf-8"?>
-<w15:people xmlns:wpc="http://schemas.microsoft.com/office/word/2010/wordprocessingCanvas" xmlns:cx="http://schemas.microsoft.com/office/drawing/2014/chartex" xmlns:cx1="http://schemas.microsoft.com/office/drawing/2015/9/8/chartex" xmlns:cx2="http://schemas.microsoft.com/office/drawing/2015/10/21/chartex" xmlns:cx3="http://schemas.microsoft.com/office/drawing/2016/5/9/chartex" xmlns:cx4="http://schemas.microsoft.com/office/drawing/2016/5/10/chartex" xmlns:cx5="http://schemas.microsoft.com/office/drawing/2016/5/11/chartex" xmlns:cx6="http://schemas.microsoft.com/office/drawing/2016/5/12/chartex" xmlns:cx7="http://schemas.microsoft.com/office/drawing/2016/5/13/chartex" xmlns:cx8="http://schemas.microsoft.com/office/drawing/2016/5/14/chartex" xmlns:mc="http://schemas.openxmlformats.org/markup-compatibility/2006" xmlns:aink="http://schemas.microsoft.com/office/drawing/2016/ink" xmlns:am3d="http://schemas.microsoft.com/office/drawing/2017/model3d" xmlns:o="urn:schemas-microsoft-com:office:office" xmlns:oel="http://schemas.microsoft.com/office/2019/extlst" xmlns:r="http://schemas.openxmlformats.org/officeDocument/2006/relationships" xmlns:m="http://schemas.openxmlformats.org/officeDocument/2006/math" xmlns:v="urn:schemas-microsoft-com:vml" xmlns:wp14="http://schemas.microsoft.com/office/word/2010/wordprocessingDrawing" xmlns:wp="http://schemas.openxmlformats.org/drawingml/2006/wordprocessingDrawing" xmlns:w10="urn:schemas-microsoft-com:office:word" xmlns:w="http://schemas.openxmlformats.org/wordprocessingml/2006/main" xmlns:w14="http://schemas.microsoft.com/office/word/2010/wordml" xmlns:w15="http://schemas.microsoft.com/office/word/2012/wordml" xmlns:w16cex="http://schemas.microsoft.com/office/word/2018/wordml/cex" xmlns:w16cid="http://schemas.microsoft.com/office/word/2016/wordml/cid" xmlns:w16="http://schemas.microsoft.com/office/word/2018/wordml" xmlns:w16du="http://schemas.microsoft.com/office/word/2023/wordml/word16du" xmlns:w16sdtdh="http://schemas.microsoft.com/office/word/2020/wordml/sdtdatahash" xmlns:w16sdtfl="http://schemas.microsoft.com/office/word/2024/wordml/sdtformatlock" xmlns:w16se="http://schemas.microsoft.com/office/word/2015/wordml/symex" xmlns:wpg="http://schemas.microsoft.com/office/word/2010/wordprocessingGroup" xmlns:wpi="http://schemas.microsoft.com/office/word/2010/wordprocessingInk" xmlns:wne="http://schemas.microsoft.com/office/word/2006/wordml" xmlns:wps="http://schemas.microsoft.com/office/word/2010/wordprocessingShape" mc:Ignorable="w14 w15 w16se w16cid w16 w16cex w16sdtdh w16sdtfl w16du wp14">
+<w15:people xmlns:wpc="http://schemas.microsoft.com/office/word/2010/wordprocessingCanvas" xmlns:cx="http://schemas.microsoft.com/office/drawing/2014/chartex" xmlns:cx1="http://schemas.microsoft.com/office/drawing/2015/9/8/chartex" xmlns:cx2="http://schemas.microsoft.com/office/drawing/2015/10/21/chartex" xmlns:cx3="http://schemas.microsoft.com/office/drawing/2016/5/9/chartex" xmlns:cx4="http://schemas.microsoft.com/office/drawing/2016/5/10/chartex" xmlns:cx5="http://schemas.microsoft.com/office/drawing/2016/5/11/chartex" xmlns:cx6="http://schemas.microsoft.com/office/drawing/2016/5/12/chartex" xmlns:cx7="http://schemas.microsoft.com/office/drawing/2016/5/13/chartex" xmlns:cx8="http://schemas.microsoft.com/office/drawing/2016/5/14/chartex" xmlns:mc="http://schemas.openxmlformats.org/markup-compatibility/2006" xmlns:aink="http://schemas.microsoft.com/office/drawing/2016/ink" xmlns:am3d="http://schemas.microsoft.com/office/drawing/2017/model3d" xmlns:o="urn:schemas-microsoft-com:office:office" xmlns:oel="http://schemas.microsoft.com/office/2019/extlst" xmlns:r="http://schemas.openxmlformats.org/officeDocument/2006/relationships" xmlns:m="http://schemas.openxmlformats.org/officeDocument/2006/math" xmlns:v="urn:schemas-microsoft-com:vml" xmlns:wp14="http://schemas.microsoft.com/office/word/2010/wordprocessingDrawing" xmlns:wp="http://schemas.openxmlformats.org/drawingml/2006/wordprocessingDrawing" xmlns:w10="urn:schemas-microsoft-com:office:word" xmlns:w="http://schemas.openxmlformats.org/wordprocessingml/2006/main" xmlns:w14="http://schemas.microsoft.com/office/word/2010/wordml" xmlns:w15="http://schemas.microsoft.com/office/word/2012/wordml" xmlns:w16cex="http://schemas.microsoft.com/office/word/2018/wordml/cex" xmlns:w16cid="http://schemas.microsoft.com/office/word/2016/wordml/cid" xmlns:w16="http://schemas.microsoft.com/office/word/2018/wordml" xmlns:w16sdtdh="http://schemas.microsoft.com/office/word/2020/wordml/sdtdatahash" xmlns:w16se="http://schemas.microsoft.com/office/word/2015/wordml/symex" xmlns:wpg="http://schemas.microsoft.com/office/word/2010/wordprocessingGroup" xmlns:wpi="http://schemas.microsoft.com/office/word/2010/wordprocessingInk" xmlns:wne="http://schemas.microsoft.com/office/word/2006/wordml" xmlns:wps="http://schemas.microsoft.com/office/word/2010/wordprocessingShape" mc:Ignorable="w14 w15 w16se w16cid w16 w16cex w16sdtdh wp14">
   <w15:person w15:author="Kalentyev Alexey">
     <w15:presenceInfo w15:providerId="Windows Live" w15:userId="da819b8650d7d997"/>
   </w15:person>
@@ -12749,7 +14408,7 @@
 </file>
 
 <file path=word/styles.xml><?xml version="1.0" encoding="utf-8"?>
-<w:styles xmlns:mc="http://schemas.openxmlformats.org/markup-compatibility/2006" xmlns:r="http://schemas.openxmlformats.org/officeDocument/2006/relationships" xmlns:w="http://schemas.openxmlformats.org/wordprocessingml/2006/main" xmlns:w14="http://schemas.microsoft.com/office/word/2010/wordml" xmlns:w15="http://schemas.microsoft.com/office/word/2012/wordml" xmlns:w16cex="http://schemas.microsoft.com/office/word/2018/wordml/cex" xmlns:w16cid="http://schemas.microsoft.com/office/word/2016/wordml/cid" xmlns:w16="http://schemas.microsoft.com/office/word/2018/wordml" xmlns:w16du="http://schemas.microsoft.com/office/word/2023/wordml/word16du" xmlns:w16sdtdh="http://schemas.microsoft.com/office/word/2020/wordml/sdtdatahash" xmlns:w16sdtfl="http://schemas.microsoft.com/office/word/2024/wordml/sdtformatlock" xmlns:w16se="http://schemas.microsoft.com/office/word/2015/wordml/symex" mc:Ignorable="w14 w15 w16se w16cid w16 w16cex w16sdtdh w16sdtfl w16du">
+<w:styles xmlns:mc="http://schemas.openxmlformats.org/markup-compatibility/2006" xmlns:r="http://schemas.openxmlformats.org/officeDocument/2006/relationships" xmlns:w="http://schemas.openxmlformats.org/wordprocessingml/2006/main" xmlns:w14="http://schemas.microsoft.com/office/word/2010/wordml" xmlns:w15="http://schemas.microsoft.com/office/word/2012/wordml" xmlns:w16cex="http://schemas.microsoft.com/office/word/2018/wordml/cex" xmlns:w16cid="http://schemas.microsoft.com/office/word/2016/wordml/cid" xmlns:w16="http://schemas.microsoft.com/office/word/2018/wordml" xmlns:w16sdtdh="http://schemas.microsoft.com/office/word/2020/wordml/sdtdatahash" xmlns:w16se="http://schemas.microsoft.com/office/word/2015/wordml/symex" mc:Ignorable="w14 w15 w16se w16cid w16 w16cex w16sdtdh">
   <w:docDefaults>
     <w:rPrDefault>
       <w:rPr>
